--- a/docs/informe_f1_f2_grupo_5.docx
+++ b/docs/informe_f1_f2_grupo_5.docx
@@ -807,7 +807,7 @@
               </wp:inline>
             </w:drawing>
           </mc:Choice>
-          <mc:Fallback xmlns:pic="http://schemas.openxmlformats.org/drawingml/2006/picture" xmlns:a="http://schemas.openxmlformats.org/drawingml/2006/main">
+          <mc:Fallback xmlns:a="http://schemas.openxmlformats.org/drawingml/2006/main" xmlns:pic="http://schemas.openxmlformats.org/drawingml/2006/picture">
             <w:pict>
               <v:group id="Group 2" style="width:85.45pt;height:51.55pt;mso-position-horizontal-relative:char;mso-position-vertical-relative:line" coordsize="10852,6546" o:spid="_x0000_s1026" w14:anchorId="42076BD7" o:gfxdata="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">
                 <v:shape id="Graphic 3" style="position:absolute;left:122;top:167;width:2101;height:3099;visibility:visible;mso-wrap-style:square;v-text-anchor:top" coordsize="210185,309880" o:spid="_x0000_s1027" fillcolor="#c6c4c4" stroked="f" path="m209791,l188086,r,184061l181850,232548r-17516,33480l137327,285432r-34712,6261l71098,285811,45396,267038,28085,233684,21742,184061,21742,,,,,185381r8392,58937l30862,282681r32483,20806l101777,309753r41068,-6762l177287,281095r23690,-39451l209791,182219,209791,xe" o:gfxdata="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">
@@ -934,13 +934,8 @@
       <w:pPr>
         <w:jc w:val="center"/>
       </w:pPr>
-      <w:proofErr w:type="spellStart"/>
-      <w:r>
-        <w:t>Nayadeth</w:t>
-      </w:r>
-      <w:proofErr w:type="spellEnd"/>
-      <w:r>
-        <w:t xml:space="preserve"> Garrido Ibáñez</w:t>
+      <w:r>
+        <w:t>Nayadeth Garrido Ibáñez</w:t>
       </w:r>
     </w:p>
     <w:p>
@@ -1008,7 +1003,7 @@
       <w:r>
         <w:fldChar w:fldCharType="separate"/>
       </w:r>
-      <w:hyperlink w:anchor="_Toc240150900" w:history="1">
+      <w:hyperlink w:anchor="_Toc240223378" w:history="1">
         <w:r>
           <w:rPr>
             <w:rStyle w:val="Hipervnculo"/>
@@ -1035,7 +1030,7 @@
             <w:noProof/>
             <w:webHidden/>
           </w:rPr>
-          <w:instrText xml:space="preserve"> PAGEREF _Toc240150900 \h </w:instrText>
+          <w:instrText xml:space="preserve"> PAGEREF _Toc240223378 \h </w:instrText>
         </w:r>
         <w:r>
           <w:rPr>
@@ -1083,7 +1078,7 @@
           <w14:ligatures w14:val="standardContextual"/>
         </w:rPr>
       </w:pPr>
-      <w:hyperlink w:anchor="_Toc240150901" w:history="1">
+      <w:hyperlink w:anchor="_Toc240223379" w:history="1">
         <w:r>
           <w:rPr>
             <w:rStyle w:val="Hipervnculo"/>
@@ -1110,7 +1105,7 @@
             <w:noProof/>
             <w:webHidden/>
           </w:rPr>
-          <w:instrText xml:space="preserve"> PAGEREF _Toc240150901 \h </w:instrText>
+          <w:instrText xml:space="preserve"> PAGEREF _Toc240223379 \h </w:instrText>
         </w:r>
         <w:r>
           <w:rPr>
@@ -1158,7 +1153,7 @@
           <w14:ligatures w14:val="standardContextual"/>
         </w:rPr>
       </w:pPr>
-      <w:hyperlink w:anchor="_Toc240150902" w:history="1">
+      <w:hyperlink w:anchor="_Toc240223380" w:history="1">
         <w:r>
           <w:rPr>
             <w:rStyle w:val="Hipervnculo"/>
@@ -1185,7 +1180,7 @@
             <w:noProof/>
             <w:webHidden/>
           </w:rPr>
-          <w:instrText xml:space="preserve"> PAGEREF _Toc240150902 \h </w:instrText>
+          <w:instrText xml:space="preserve"> PAGEREF _Toc240223380 \h </w:instrText>
         </w:r>
         <w:r>
           <w:rPr>
@@ -1233,7 +1228,7 @@
           <w14:ligatures w14:val="standardContextual"/>
         </w:rPr>
       </w:pPr>
-      <w:hyperlink w:anchor="_Toc240150903" w:history="1">
+      <w:hyperlink w:anchor="_Toc240223381" w:history="1">
         <w:r>
           <w:rPr>
             <w:rStyle w:val="Hipervnculo"/>
@@ -1260,7 +1255,7 @@
             <w:noProof/>
             <w:webHidden/>
           </w:rPr>
-          <w:instrText xml:space="preserve"> PAGEREF _Toc240150903 \h </w:instrText>
+          <w:instrText xml:space="preserve"> PAGEREF _Toc240223381 \h </w:instrText>
         </w:r>
         <w:r>
           <w:rPr>
@@ -1308,7 +1303,7 @@
           <w14:ligatures w14:val="standardContextual"/>
         </w:rPr>
       </w:pPr>
-      <w:hyperlink w:anchor="_Toc240150904" w:history="1">
+      <w:hyperlink w:anchor="_Toc240223382" w:history="1">
         <w:r>
           <w:rPr>
             <w:rStyle w:val="Hipervnculo"/>
@@ -1335,7 +1330,7 @@
             <w:noProof/>
             <w:webHidden/>
           </w:rPr>
-          <w:instrText xml:space="preserve"> PAGEREF _Toc240150904 \h </w:instrText>
+          <w:instrText xml:space="preserve"> PAGEREF _Toc240223382 \h </w:instrText>
         </w:r>
         <w:r>
           <w:rPr>
@@ -1383,7 +1378,7 @@
           <w14:ligatures w14:val="standardContextual"/>
         </w:rPr>
       </w:pPr>
-      <w:hyperlink w:anchor="_Toc240150905" w:history="1">
+      <w:hyperlink w:anchor="_Toc240223383" w:history="1">
         <w:r>
           <w:rPr>
             <w:rStyle w:val="Hipervnculo"/>
@@ -1410,7 +1405,7 @@
             <w:noProof/>
             <w:webHidden/>
           </w:rPr>
-          <w:instrText xml:space="preserve"> PAGEREF _Toc240150905 \h </w:instrText>
+          <w:instrText xml:space="preserve"> PAGEREF _Toc240223383 \h </w:instrText>
         </w:r>
         <w:r>
           <w:rPr>
@@ -1458,7 +1453,7 @@
           <w14:ligatures w14:val="standardContextual"/>
         </w:rPr>
       </w:pPr>
-      <w:hyperlink w:anchor="_Toc240150906" w:history="1">
+      <w:hyperlink w:anchor="_Toc240223384" w:history="1">
         <w:r>
           <w:rPr>
             <w:rStyle w:val="Hipervnculo"/>
@@ -1485,7 +1480,7 @@
             <w:noProof/>
             <w:webHidden/>
           </w:rPr>
-          <w:instrText xml:space="preserve"> PAGEREF _Toc240150906 \h </w:instrText>
+          <w:instrText xml:space="preserve"> PAGEREF _Toc240223384 \h </w:instrText>
         </w:r>
         <w:r>
           <w:rPr>
@@ -1533,7 +1528,7 @@
           <w14:ligatures w14:val="standardContextual"/>
         </w:rPr>
       </w:pPr>
-      <w:hyperlink w:anchor="_Toc240150907" w:history="1">
+      <w:hyperlink w:anchor="_Toc240223385" w:history="1">
         <w:r>
           <w:rPr>
             <w:rStyle w:val="Hipervnculo"/>
@@ -1560,7 +1555,7 @@
             <w:noProof/>
             <w:webHidden/>
           </w:rPr>
-          <w:instrText xml:space="preserve"> PAGEREF _Toc240150907 \h </w:instrText>
+          <w:instrText xml:space="preserve"> PAGEREF _Toc240223385 \h </w:instrText>
         </w:r>
         <w:r>
           <w:rPr>
@@ -1608,7 +1603,7 @@
           <w14:ligatures w14:val="standardContextual"/>
         </w:rPr>
       </w:pPr>
-      <w:hyperlink w:anchor="_Toc240150908" w:history="1">
+      <w:hyperlink w:anchor="_Toc240223386" w:history="1">
         <w:r>
           <w:rPr>
             <w:rStyle w:val="Hipervnculo"/>
@@ -1635,7 +1630,7 @@
             <w:noProof/>
             <w:webHidden/>
           </w:rPr>
-          <w:instrText xml:space="preserve"> PAGEREF _Toc240150908 \h </w:instrText>
+          <w:instrText xml:space="preserve"> PAGEREF _Toc240223386 \h </w:instrText>
         </w:r>
         <w:r>
           <w:rPr>
@@ -1683,7 +1678,7 @@
           <w14:ligatures w14:val="standardContextual"/>
         </w:rPr>
       </w:pPr>
-      <w:hyperlink w:anchor="_Toc240150909" w:history="1">
+      <w:hyperlink w:anchor="_Toc240223387" w:history="1">
         <w:r>
           <w:rPr>
             <w:rStyle w:val="Hipervnculo"/>
@@ -1710,7 +1705,7 @@
             <w:noProof/>
             <w:webHidden/>
           </w:rPr>
-          <w:instrText xml:space="preserve"> PAGEREF _Toc240150909 \h </w:instrText>
+          <w:instrText xml:space="preserve"> PAGEREF _Toc240223387 \h </w:instrText>
         </w:r>
         <w:r>
           <w:rPr>
@@ -1758,7 +1753,7 @@
           <w14:ligatures w14:val="standardContextual"/>
         </w:rPr>
       </w:pPr>
-      <w:hyperlink w:anchor="_Toc240150910" w:history="1">
+      <w:hyperlink w:anchor="_Toc240223388" w:history="1">
         <w:r>
           <w:rPr>
             <w:rStyle w:val="Hipervnculo"/>
@@ -1785,7 +1780,7 @@
             <w:noProof/>
             <w:webHidden/>
           </w:rPr>
-          <w:instrText xml:space="preserve"> PAGEREF _Toc240150910 \h </w:instrText>
+          <w:instrText xml:space="preserve"> PAGEREF _Toc240223388 \h </w:instrText>
         </w:r>
         <w:r>
           <w:rPr>
@@ -1833,7 +1828,7 @@
           <w14:ligatures w14:val="standardContextual"/>
         </w:rPr>
       </w:pPr>
-      <w:hyperlink w:anchor="_Toc240150911" w:history="1">
+      <w:hyperlink w:anchor="_Toc240223389" w:history="1">
         <w:r>
           <w:rPr>
             <w:rStyle w:val="Hipervnculo"/>
@@ -1860,7 +1855,7 @@
             <w:noProof/>
             <w:webHidden/>
           </w:rPr>
-          <w:instrText xml:space="preserve"> PAGEREF _Toc240150911 \h </w:instrText>
+          <w:instrText xml:space="preserve"> PAGEREF _Toc240223389 \h </w:instrText>
         </w:r>
         <w:r>
           <w:rPr>
@@ -1908,7 +1903,7 @@
           <w14:ligatures w14:val="standardContextual"/>
         </w:rPr>
       </w:pPr>
-      <w:hyperlink w:anchor="_Toc240150912" w:history="1">
+      <w:hyperlink w:anchor="_Toc240223390" w:history="1">
         <w:r>
           <w:rPr>
             <w:rStyle w:val="Hipervnculo"/>
@@ -1935,7 +1930,7 @@
             <w:noProof/>
             <w:webHidden/>
           </w:rPr>
-          <w:instrText xml:space="preserve"> PAGEREF _Toc240150912 \h </w:instrText>
+          <w:instrText xml:space="preserve"> PAGEREF _Toc240223390 \h </w:instrText>
         </w:r>
         <w:r>
           <w:rPr>
@@ -1983,7 +1978,7 @@
           <w14:ligatures w14:val="standardContextual"/>
         </w:rPr>
       </w:pPr>
-      <w:hyperlink w:anchor="_Toc240150913" w:history="1">
+      <w:hyperlink w:anchor="_Toc240223391" w:history="1">
         <w:r>
           <w:rPr>
             <w:rStyle w:val="Hipervnculo"/>
@@ -2010,7 +2005,7 @@
             <w:noProof/>
             <w:webHidden/>
           </w:rPr>
-          <w:instrText xml:space="preserve"> PAGEREF _Toc240150913 \h </w:instrText>
+          <w:instrText xml:space="preserve"> PAGEREF _Toc240223391 \h </w:instrText>
         </w:r>
         <w:r>
           <w:rPr>
@@ -2058,7 +2053,7 @@
           <w14:ligatures w14:val="standardContextual"/>
         </w:rPr>
       </w:pPr>
-      <w:hyperlink w:anchor="_Toc240150914" w:history="1">
+      <w:hyperlink w:anchor="_Toc240223392" w:history="1">
         <w:r>
           <w:rPr>
             <w:rStyle w:val="Hipervnculo"/>
@@ -2085,7 +2080,7 @@
             <w:noProof/>
             <w:webHidden/>
           </w:rPr>
-          <w:instrText xml:space="preserve"> PAGEREF _Toc240150914 \h </w:instrText>
+          <w:instrText xml:space="preserve"> PAGEREF _Toc240223392 \h </w:instrText>
         </w:r>
         <w:r>
           <w:rPr>
@@ -2133,7 +2128,7 @@
           <w14:ligatures w14:val="standardContextual"/>
         </w:rPr>
       </w:pPr>
-      <w:hyperlink w:anchor="_Toc240150915" w:history="1">
+      <w:hyperlink w:anchor="_Toc240223393" w:history="1">
         <w:r>
           <w:rPr>
             <w:rStyle w:val="Hipervnculo"/>
@@ -2160,7 +2155,7 @@
             <w:noProof/>
             <w:webHidden/>
           </w:rPr>
-          <w:instrText xml:space="preserve"> PAGEREF _Toc240150915 \h </w:instrText>
+          <w:instrText xml:space="preserve"> PAGEREF _Toc240223393 \h </w:instrText>
         </w:r>
         <w:r>
           <w:rPr>
@@ -2208,7 +2203,7 @@
           <w14:ligatures w14:val="standardContextual"/>
         </w:rPr>
       </w:pPr>
-      <w:hyperlink w:anchor="_Toc240150916" w:history="1">
+      <w:hyperlink w:anchor="_Toc240223394" w:history="1">
         <w:r>
           <w:rPr>
             <w:rStyle w:val="Hipervnculo"/>
@@ -2235,7 +2230,7 @@
             <w:noProof/>
             <w:webHidden/>
           </w:rPr>
-          <w:instrText xml:space="preserve"> PAGEREF _Toc240150916 \h </w:instrText>
+          <w:instrText xml:space="preserve"> PAGEREF _Toc240223394 \h </w:instrText>
         </w:r>
         <w:r>
           <w:rPr>
@@ -2283,7 +2278,7 @@
           <w14:ligatures w14:val="standardContextual"/>
         </w:rPr>
       </w:pPr>
-      <w:hyperlink w:anchor="_Toc240150917" w:history="1">
+      <w:hyperlink w:anchor="_Toc240223395" w:history="1">
         <w:r>
           <w:rPr>
             <w:rStyle w:val="Hipervnculo"/>
@@ -2310,7 +2305,7 @@
             <w:noProof/>
             <w:webHidden/>
           </w:rPr>
-          <w:instrText xml:space="preserve"> PAGEREF _Toc240150917 \h </w:instrText>
+          <w:instrText xml:space="preserve"> PAGEREF _Toc240223395 \h </w:instrText>
         </w:r>
         <w:r>
           <w:rPr>
@@ -2358,7 +2353,7 @@
           <w14:ligatures w14:val="standardContextual"/>
         </w:rPr>
       </w:pPr>
-      <w:hyperlink w:anchor="_Toc240150918" w:history="1">
+      <w:hyperlink w:anchor="_Toc240223396" w:history="1">
         <w:r>
           <w:rPr>
             <w:rStyle w:val="Hipervnculo"/>
@@ -2385,7 +2380,7 @@
             <w:noProof/>
             <w:webHidden/>
           </w:rPr>
-          <w:instrText xml:space="preserve"> PAGEREF _Toc240150918 \h </w:instrText>
+          <w:instrText xml:space="preserve"> PAGEREF _Toc240223396 \h </w:instrText>
         </w:r>
         <w:r>
           <w:rPr>
@@ -2435,124 +2430,46 @@
       <w:pPr>
         <w:pStyle w:val="Ttulo11"/>
       </w:pPr>
-      <w:bookmarkStart w:id="0" w:name="_Toc240150900"/>
+      <w:bookmarkStart w:id="0" w:name="_Toc240223378"/>
       <w:r>
         <w:lastRenderedPageBreak/>
-        <w:t xml:space="preserve">I. </w:t>
-      </w:r>
-      <w:proofErr w:type="spellStart"/>
-      <w:r>
-        <w:t>Introducción</w:t>
-      </w:r>
-      <w:proofErr w:type="spellEnd"/>
-      <w:r>
-        <w:t xml:space="preserve"> y </w:t>
-      </w:r>
-      <w:proofErr w:type="spellStart"/>
-      <w:r>
-        <w:t>contextualización</w:t>
+        <w:t>I. Introducción y contextualización</w:t>
       </w:r>
       <w:bookmarkEnd w:id="0"/>
-      <w:proofErr w:type="spellEnd"/>
-    </w:p>
-    <w:p>
-      <w:r>
-        <w:t>Las compras públicas en Chile constituyen uno de los mecanismos más relevantes de asignación de recursos fiscales, donde el sector Salud representa un volumen crítico de contrataciones de insumos, equipamiento y servicios clínicos esenciales (</w:t>
-      </w:r>
-      <w:proofErr w:type="spellStart"/>
-      <w:r>
-        <w:t>ChileCompra</w:t>
-      </w:r>
-      <w:proofErr w:type="spellEnd"/>
-      <w:r>
-        <w:t>, s. f.-a). A través de la plataforma Mercado Público, gestionada por la Dirección de Compras y Contratación Pública (</w:t>
-      </w:r>
-      <w:proofErr w:type="spellStart"/>
-      <w:r>
-        <w:t>ChileCompra</w:t>
-      </w:r>
-      <w:proofErr w:type="spellEnd"/>
-      <w:r>
-        <w:t>), los organismos de salud publican sus requerimientos y reciben propuestas de múltiples proveedores bajo diversas modalidades de licitación.</w:t>
-      </w:r>
-    </w:p>
-    <w:p>
-      <w:r>
-        <w:t xml:space="preserve">El presente estudio analiza el reporte de contrataciones del sector Salud correspondiente a marzo de 2026, el cual reúne 44.226 registros y 74 columnas. Una característica estructural fundamental de este conjunto de datos, señalada por </w:t>
-      </w:r>
-      <w:proofErr w:type="spellStart"/>
-      <w:r>
-        <w:t>ChileCompra</w:t>
-      </w:r>
-      <w:proofErr w:type="spellEnd"/>
-      <w:r>
-        <w:t xml:space="preserve"> (s. f.-a), es que cada fila representa una oferta individual asociada a un ítem específico dentro de un proceso de licitación. En consecuencia, el número de observaciones no equivale a la cantidad de licitaciones únicas: un mismo proceso licitatorio (`</w:t>
-      </w:r>
-      <w:proofErr w:type="spellStart"/>
-      <w:r>
-        <w:t>NroLicitacion</w:t>
-      </w:r>
-      <w:proofErr w:type="spellEnd"/>
-      <w:r>
-        <w:t>`) puede albergar múltiples productos o líneas de cotización y recibir propuestas concurrentes de diversos oferentes.</w:t>
-      </w:r>
-    </w:p>
-    <w:p>
-      <w:r>
-        <w:t>El problema central que aborda esta investigación consiste en determinar cómo varía la proporción de ofertas ganadoras según el tipo de licitación y el tamaño del proveedor en las adquisiciones de salud. Dado el volumen de transacciones y la presencia de variables categóricas, monetarias y temporales heterogéneas, la resolución de este problema demanda un tratamiento programático riguroso sustentado en el ecosistema científico de Python (</w:t>
-      </w:r>
-      <w:proofErr w:type="spellStart"/>
-      <w:r>
-        <w:t>NumPy</w:t>
-      </w:r>
-      <w:proofErr w:type="spellEnd"/>
-      <w:r>
-        <w:t xml:space="preserve">, Pandas) y prácticas estrictas de reproducibilidad computacional (Samuel &amp; </w:t>
-      </w:r>
-      <w:proofErr w:type="spellStart"/>
-      <w:r>
-        <w:t>Mietchen</w:t>
-      </w:r>
-      <w:proofErr w:type="spellEnd"/>
-      <w:r>
-        <w:t>, 2024).</w:t>
+    </w:p>
+    <w:p>
+      <w:r>
+        <w:t>Las compras públicas en Chile constituyen uno de los mecanismos más relevantes de asignación de recursos fiscales, donde el sector Salud representa un volumen crítico de contrataciones de insumos, equipamiento y servicios clínicos esenciales (ChileCompra, s. f.-a). A través de la plataforma Mercado Público, gestionada por la Dirección de Compras y Contratación Pública (ChileCompra), los organismos de salud publican sus requerimientos y reciben propuestas de múltiples proveedores bajo diversas modalidades de</w:t>
+      </w:r>
+      <w:r>
+        <w:t xml:space="preserve"> licitación.</w:t>
+      </w:r>
+    </w:p>
+    <w:p>
+      <w:r>
+        <w:t>El presente estudio analiza el reporte de contrataciones del sector Salud correspondiente a marzo de 2026, el cual reúne 44.226 registros y 74 columnas. Una característica estructural fundamental de este conjunto de datos, señalada por ChileCompra (s. f.-a), es que cada fila representa una oferta individual asociada a un ítem específico dentro de un proceso de licitación. En consecuencia, el número de observaciones no equivale a la cantidad de licitaciones únicas: un mismo proceso licitatorio (`NroLicitacio</w:t>
+      </w:r>
+      <w:r>
+        <w:t>n`) puede albergar múltiples productos o líneas de cotización y recibir propuestas concurrentes de diversos oferentes.</w:t>
+      </w:r>
+    </w:p>
+    <w:p>
+      <w:r>
+        <w:t>El problema central que aborda esta investigación consiste en determinar cómo varía la proporción de ofertas ganadoras según el tipo de licitación y el tamaño del proveedor en las adquisiciones de salud. Dado el volumen de transacciones y la presencia de variables categóricas, monetarias y temporales heterogéneas, la resolución de este problema demanda un tratamiento programático riguroso sustentado en el ecosistema científico de Python (NumPy, Pandas) y prácticas estrictas de reproducibilidad computacional</w:t>
+      </w:r>
+      <w:r>
+        <w:t xml:space="preserve"> (Samuel &amp; Mietchen, 2024).</w:t>
       </w:r>
     </w:p>
     <w:p>
       <w:pPr>
         <w:pStyle w:val="Ttulo21"/>
       </w:pPr>
-      <w:bookmarkStart w:id="1" w:name="_Toc240150901"/>
-      <w:proofErr w:type="spellStart"/>
-      <w:r>
-        <w:t>Conexión</w:t>
-      </w:r>
-      <w:proofErr w:type="spellEnd"/>
-      <w:r>
-        <w:t xml:space="preserve"> </w:t>
-      </w:r>
-      <w:proofErr w:type="spellStart"/>
-      <w:r>
-        <w:t>explícita</w:t>
-      </w:r>
-      <w:proofErr w:type="spellEnd"/>
-      <w:r>
-        <w:t xml:space="preserve"> con las </w:t>
-      </w:r>
-      <w:proofErr w:type="spellStart"/>
-      <w:r>
-        <w:t>fases</w:t>
-      </w:r>
-      <w:proofErr w:type="spellEnd"/>
-      <w:r>
-        <w:t xml:space="preserve"> F1–F4 del </w:t>
-      </w:r>
-      <w:proofErr w:type="spellStart"/>
-      <w:r>
-        <w:t>proyecto</w:t>
+      <w:bookmarkStart w:id="1" w:name="_Toc240223379"/>
+      <w:r>
+        <w:t>Conexión explícita con las fases F1–F4 del proyecto</w:t>
       </w:r>
       <w:bookmarkEnd w:id="1"/>
-      <w:proofErr w:type="spellEnd"/>
     </w:p>
     <w:p>
       <w:r>
@@ -2564,111 +2481,7 @@
         <w:pStyle w:val="Listaconvietas1"/>
       </w:pPr>
       <w:r>
-        <w:t>Fase 1 (</w:t>
-      </w:r>
-      <w:proofErr w:type="spellStart"/>
-      <w:r>
-        <w:t>Implementada</w:t>
-      </w:r>
-      <w:proofErr w:type="spellEnd"/>
-      <w:r>
-        <w:t xml:space="preserve">): </w:t>
-      </w:r>
-      <w:proofErr w:type="spellStart"/>
-      <w:r>
-        <w:t>Delimitación</w:t>
-      </w:r>
-      <w:proofErr w:type="spellEnd"/>
-      <w:r>
-        <w:t xml:space="preserve"> de la </w:t>
-      </w:r>
-      <w:proofErr w:type="spellStart"/>
-      <w:r>
-        <w:t>problemática</w:t>
-      </w:r>
-      <w:proofErr w:type="spellEnd"/>
-      <w:r>
-        <w:t xml:space="preserve">, </w:t>
-      </w:r>
-      <w:proofErr w:type="spellStart"/>
-      <w:r>
-        <w:t>preguntas</w:t>
-      </w:r>
-      <w:proofErr w:type="spellEnd"/>
-      <w:r>
-        <w:t xml:space="preserve"> de </w:t>
-      </w:r>
-      <w:proofErr w:type="spellStart"/>
-      <w:r>
-        <w:t>análisis</w:t>
-      </w:r>
-      <w:proofErr w:type="spellEnd"/>
-      <w:r>
-        <w:t xml:space="preserve">, </w:t>
-      </w:r>
-      <w:proofErr w:type="spellStart"/>
-      <w:r>
-        <w:t>objetivos</w:t>
-      </w:r>
-      <w:proofErr w:type="spellEnd"/>
-      <w:r>
-        <w:t xml:space="preserve">, </w:t>
-      </w:r>
-      <w:proofErr w:type="spellStart"/>
-      <w:r>
-        <w:t>supuestos</w:t>
-      </w:r>
-      <w:proofErr w:type="spellEnd"/>
-      <w:r>
-        <w:t xml:space="preserve"> </w:t>
-      </w:r>
-      <w:proofErr w:type="spellStart"/>
-      <w:r>
-        <w:t>teóricos</w:t>
-      </w:r>
-      <w:proofErr w:type="spellEnd"/>
-      <w:r>
-        <w:t xml:space="preserve">, </w:t>
-      </w:r>
-      <w:proofErr w:type="spellStart"/>
-      <w:r>
-        <w:t>diseño</w:t>
-      </w:r>
-      <w:proofErr w:type="spellEnd"/>
-      <w:r>
-        <w:t xml:space="preserve"> de la </w:t>
-      </w:r>
-      <w:proofErr w:type="spellStart"/>
-      <w:r>
-        <w:t>arquitectura</w:t>
-      </w:r>
-      <w:proofErr w:type="spellEnd"/>
-      <w:r>
-        <w:t xml:space="preserve"> modular y </w:t>
-      </w:r>
-      <w:proofErr w:type="spellStart"/>
-      <w:r>
-        <w:t>configuración</w:t>
-      </w:r>
-      <w:proofErr w:type="spellEnd"/>
-      <w:r>
-        <w:t xml:space="preserve"> del </w:t>
-      </w:r>
-      <w:proofErr w:type="spellStart"/>
-      <w:r>
-        <w:t>entorno</w:t>
-      </w:r>
-      <w:proofErr w:type="spellEnd"/>
-      <w:r>
-        <w:t xml:space="preserve"> reproducible </w:t>
-      </w:r>
-      <w:proofErr w:type="spellStart"/>
-      <w:r>
-        <w:t>verificado</w:t>
-      </w:r>
-      <w:proofErr w:type="spellEnd"/>
-      <w:r>
-        <w:t>.</w:t>
+        <w:t>Fase 1 (Implementada): Delimitación de la problemática, preguntas de análisis, objetivos, supuestos teóricos, diseño de la arquitectura modular y configuración del entorno reproducible verificado.</w:t>
       </w:r>
     </w:p>
     <w:p>
@@ -2676,159 +2489,7 @@
         <w:pStyle w:val="Listaconvietas1"/>
       </w:pPr>
       <w:r>
-        <w:t>Fase 2 (</w:t>
-      </w:r>
-      <w:proofErr w:type="spellStart"/>
-      <w:r>
-        <w:t>Implementada</w:t>
-      </w:r>
-      <w:proofErr w:type="spellEnd"/>
-      <w:r>
-        <w:t xml:space="preserve">): </w:t>
-      </w:r>
-      <w:proofErr w:type="spellStart"/>
-      <w:r>
-        <w:t>Diagnóstico</w:t>
-      </w:r>
-      <w:proofErr w:type="spellEnd"/>
-      <w:r>
-        <w:t xml:space="preserve"> </w:t>
-      </w:r>
-      <w:proofErr w:type="spellStart"/>
-      <w:r>
-        <w:t>exploratorio</w:t>
-      </w:r>
-      <w:proofErr w:type="spellEnd"/>
-      <w:r>
-        <w:t xml:space="preserve"> de </w:t>
-      </w:r>
-      <w:proofErr w:type="spellStart"/>
-      <w:r>
-        <w:t>calidad</w:t>
-      </w:r>
-      <w:proofErr w:type="spellEnd"/>
-      <w:r>
-        <w:t xml:space="preserve"> de </w:t>
-      </w:r>
-      <w:proofErr w:type="spellStart"/>
-      <w:r>
-        <w:t>datos</w:t>
-      </w:r>
-      <w:proofErr w:type="spellEnd"/>
-      <w:r>
-        <w:t xml:space="preserve">, </w:t>
-      </w:r>
-      <w:proofErr w:type="spellStart"/>
-      <w:r>
-        <w:t>desarrollo</w:t>
-      </w:r>
-      <w:proofErr w:type="spellEnd"/>
-      <w:r>
-        <w:t xml:space="preserve"> del pipeline modular de </w:t>
-      </w:r>
-      <w:proofErr w:type="spellStart"/>
-      <w:r>
-        <w:t>limpieza</w:t>
-      </w:r>
-      <w:proofErr w:type="spellEnd"/>
-      <w:r>
-        <w:t xml:space="preserve"> (</w:t>
-      </w:r>
-      <w:proofErr w:type="spellStart"/>
-      <w:r>
-        <w:t>exclusión</w:t>
-      </w:r>
-      <w:proofErr w:type="spellEnd"/>
-      <w:r>
-        <w:t xml:space="preserve"> de columnas </w:t>
-      </w:r>
-      <w:proofErr w:type="spellStart"/>
-      <w:r>
-        <w:t>nulas</w:t>
-      </w:r>
-      <w:proofErr w:type="spellEnd"/>
-      <w:r>
-        <w:t xml:space="preserve"> y </w:t>
-      </w:r>
-      <w:proofErr w:type="spellStart"/>
-      <w:r>
-        <w:t>neutralización</w:t>
-      </w:r>
-      <w:proofErr w:type="spellEnd"/>
-      <w:r>
-        <w:t xml:space="preserve"> de </w:t>
-      </w:r>
-      <w:proofErr w:type="spellStart"/>
-      <w:r>
-        <w:t>fechas</w:t>
-      </w:r>
-      <w:proofErr w:type="spellEnd"/>
-      <w:r>
-        <w:t xml:space="preserve"> </w:t>
-      </w:r>
-      <w:proofErr w:type="spellStart"/>
-      <w:r>
-        <w:t>centinela</w:t>
-      </w:r>
-      <w:proofErr w:type="spellEnd"/>
-      <w:r>
-        <w:t xml:space="preserve">), </w:t>
-      </w:r>
-      <w:proofErr w:type="spellStart"/>
-      <w:r>
-        <w:t>transformaciones</w:t>
-      </w:r>
-      <w:proofErr w:type="spellEnd"/>
-      <w:r>
-        <w:t xml:space="preserve"> de </w:t>
-      </w:r>
-      <w:proofErr w:type="spellStart"/>
-      <w:r>
-        <w:t>tipos</w:t>
-      </w:r>
-      <w:proofErr w:type="spellEnd"/>
-      <w:r>
-        <w:t xml:space="preserve">, </w:t>
-      </w:r>
-      <w:proofErr w:type="spellStart"/>
-      <w:r>
-        <w:t>validación</w:t>
-      </w:r>
-      <w:proofErr w:type="spellEnd"/>
-      <w:r>
-        <w:t xml:space="preserve"> </w:t>
-      </w:r>
-      <w:proofErr w:type="spellStart"/>
-      <w:r>
-        <w:t>técnica</w:t>
-      </w:r>
-      <w:proofErr w:type="spellEnd"/>
-      <w:r>
-        <w:t xml:space="preserve"> </w:t>
-      </w:r>
-      <w:proofErr w:type="spellStart"/>
-      <w:r>
-        <w:t>automatizada</w:t>
-      </w:r>
-      <w:proofErr w:type="spellEnd"/>
-      <w:r>
-        <w:t xml:space="preserve"> y </w:t>
-      </w:r>
-      <w:proofErr w:type="spellStart"/>
-      <w:r>
-        <w:t>exportación</w:t>
-      </w:r>
-      <w:proofErr w:type="spellEnd"/>
-      <w:r>
-        <w:t xml:space="preserve"> del dataset </w:t>
-      </w:r>
-      <w:proofErr w:type="spellStart"/>
-      <w:r>
-        <w:t>preprocesado</w:t>
-      </w:r>
-      <w:proofErr w:type="spellEnd"/>
-      <w:r>
-        <w:t xml:space="preserve"> a data/processed/.</w:t>
+        <w:t>Fase 2 (Implementada): Diagnóstico exploratorio de calidad de datos, desarrollo del pipeline modular de limpieza (exclusión de columnas nulas y neutralización de fechas centinela), transformaciones de tipos, validación técnica automatizada y exportación del dataset preprocesado a data/processed/.</w:t>
       </w:r>
     </w:p>
     <w:p>
@@ -2836,119 +2497,7 @@
         <w:pStyle w:val="Listaconvietas1"/>
       </w:pPr>
       <w:r>
-        <w:t>Fase 3 (</w:t>
-      </w:r>
-      <w:proofErr w:type="spellStart"/>
-      <w:r>
-        <w:t>Proyectada</w:t>
-      </w:r>
-      <w:proofErr w:type="spellEnd"/>
-      <w:r>
-        <w:t xml:space="preserve">): </w:t>
-      </w:r>
-      <w:proofErr w:type="spellStart"/>
-      <w:r>
-        <w:t>Análisis</w:t>
-      </w:r>
-      <w:proofErr w:type="spellEnd"/>
-      <w:r>
-        <w:t xml:space="preserve"> </w:t>
-      </w:r>
-      <w:proofErr w:type="spellStart"/>
-      <w:r>
-        <w:t>exploratorio</w:t>
-      </w:r>
-      <w:proofErr w:type="spellEnd"/>
-      <w:r>
-        <w:t xml:space="preserve"> </w:t>
-      </w:r>
-      <w:proofErr w:type="spellStart"/>
-      <w:r>
-        <w:t>bivariado</w:t>
-      </w:r>
-      <w:proofErr w:type="spellEnd"/>
-      <w:r>
-        <w:t xml:space="preserve"> y </w:t>
-      </w:r>
-      <w:proofErr w:type="spellStart"/>
-      <w:r>
-        <w:t>multivariado</w:t>
-      </w:r>
-      <w:proofErr w:type="spellEnd"/>
-      <w:r>
-        <w:t xml:space="preserve">, </w:t>
-      </w:r>
-      <w:proofErr w:type="spellStart"/>
-      <w:r>
-        <w:t>modelación</w:t>
-      </w:r>
-      <w:proofErr w:type="spellEnd"/>
-      <w:r>
-        <w:t xml:space="preserve"> </w:t>
-      </w:r>
-      <w:proofErr w:type="spellStart"/>
-      <w:r>
-        <w:t>estadística</w:t>
-      </w:r>
-      <w:proofErr w:type="spellEnd"/>
-      <w:r>
-        <w:t xml:space="preserve"> de </w:t>
-      </w:r>
-      <w:proofErr w:type="spellStart"/>
-      <w:r>
-        <w:t>tasas</w:t>
-      </w:r>
-      <w:proofErr w:type="spellEnd"/>
-      <w:r>
-        <w:t xml:space="preserve"> de </w:t>
-      </w:r>
-      <w:proofErr w:type="spellStart"/>
-      <w:r>
-        <w:t>adjudicación</w:t>
-      </w:r>
-      <w:proofErr w:type="spellEnd"/>
-      <w:r>
-        <w:t xml:space="preserve"> y </w:t>
-      </w:r>
-      <w:proofErr w:type="spellStart"/>
-      <w:r>
-        <w:t>visualización</w:t>
-      </w:r>
-      <w:proofErr w:type="spellEnd"/>
-      <w:r>
-        <w:t xml:space="preserve"> </w:t>
-      </w:r>
-      <w:proofErr w:type="spellStart"/>
-      <w:r>
-        <w:t>analítica</w:t>
-      </w:r>
-      <w:proofErr w:type="spellEnd"/>
-      <w:r>
-        <w:t xml:space="preserve"> </w:t>
-      </w:r>
-      <w:proofErr w:type="spellStart"/>
-      <w:r>
-        <w:t>avanzada</w:t>
-      </w:r>
-      <w:proofErr w:type="spellEnd"/>
-      <w:r>
-        <w:t xml:space="preserve"> con </w:t>
-      </w:r>
-      <w:proofErr w:type="spellStart"/>
-      <w:r>
-        <w:t>librerías</w:t>
-      </w:r>
-      <w:proofErr w:type="spellEnd"/>
-      <w:r>
-        <w:t xml:space="preserve"> </w:t>
-      </w:r>
-      <w:proofErr w:type="spellStart"/>
-      <w:r>
-        <w:t>científicas</w:t>
-      </w:r>
-      <w:proofErr w:type="spellEnd"/>
-      <w:r>
-        <w:t xml:space="preserve"> de Python.</w:t>
+        <w:t>Fase 3 (Proyectada): Análisis exploratorio bivariado y multivariado, modelación estadística de tasas de adjudicación y visualización analítica avanzada con librerías científicas de Python.</w:t>
       </w:r>
     </w:p>
     <w:p>
@@ -2956,119 +2505,7 @@
         <w:pStyle w:val="Listaconvietas1"/>
       </w:pPr>
       <w:r>
-        <w:t>Fase 4 (</w:t>
-      </w:r>
-      <w:proofErr w:type="spellStart"/>
-      <w:r>
-        <w:t>Proyectada</w:t>
-      </w:r>
-      <w:proofErr w:type="spellEnd"/>
-      <w:r>
-        <w:t xml:space="preserve">): </w:t>
-      </w:r>
-      <w:proofErr w:type="spellStart"/>
-      <w:r>
-        <w:t>Consolidación</w:t>
-      </w:r>
-      <w:proofErr w:type="spellEnd"/>
-      <w:r>
-        <w:t xml:space="preserve"> de </w:t>
-      </w:r>
-      <w:proofErr w:type="spellStart"/>
-      <w:r>
-        <w:t>hallazgos</w:t>
-      </w:r>
-      <w:proofErr w:type="spellEnd"/>
-      <w:r>
-        <w:t xml:space="preserve">, </w:t>
-      </w:r>
-      <w:proofErr w:type="spellStart"/>
-      <w:r>
-        <w:t>evaluación</w:t>
-      </w:r>
-      <w:proofErr w:type="spellEnd"/>
-      <w:r>
-        <w:t xml:space="preserve"> del </w:t>
-      </w:r>
-      <w:proofErr w:type="spellStart"/>
-      <w:r>
-        <w:t>impacto</w:t>
-      </w:r>
-      <w:proofErr w:type="spellEnd"/>
-      <w:r>
-        <w:t xml:space="preserve"> de las </w:t>
-      </w:r>
-      <w:proofErr w:type="spellStart"/>
-      <w:r>
-        <w:t>políticas</w:t>
-      </w:r>
-      <w:proofErr w:type="spellEnd"/>
-      <w:r>
-        <w:t xml:space="preserve"> de </w:t>
-      </w:r>
-      <w:proofErr w:type="spellStart"/>
-      <w:r>
-        <w:t>compra</w:t>
-      </w:r>
-      <w:proofErr w:type="spellEnd"/>
-      <w:r>
-        <w:t xml:space="preserve"> </w:t>
-      </w:r>
-      <w:proofErr w:type="spellStart"/>
-      <w:r>
-        <w:t>pública</w:t>
-      </w:r>
-      <w:proofErr w:type="spellEnd"/>
-      <w:r>
-        <w:t xml:space="preserve"> </w:t>
-      </w:r>
-      <w:proofErr w:type="spellStart"/>
-      <w:r>
-        <w:t>en</w:t>
-      </w:r>
-      <w:proofErr w:type="spellEnd"/>
-      <w:r>
-        <w:t xml:space="preserve"> el sector </w:t>
-      </w:r>
-      <w:proofErr w:type="spellStart"/>
-      <w:r>
-        <w:t>salud</w:t>
-      </w:r>
-      <w:proofErr w:type="spellEnd"/>
-      <w:r>
-        <w:t xml:space="preserve">, </w:t>
-      </w:r>
-      <w:proofErr w:type="spellStart"/>
-      <w:r>
-        <w:t>discusión</w:t>
-      </w:r>
-      <w:proofErr w:type="spellEnd"/>
-      <w:r>
-        <w:t xml:space="preserve"> de </w:t>
-      </w:r>
-      <w:proofErr w:type="spellStart"/>
-      <w:r>
-        <w:t>limitaciones</w:t>
-      </w:r>
-      <w:proofErr w:type="spellEnd"/>
-      <w:r>
-        <w:t xml:space="preserve"> y </w:t>
-      </w:r>
-      <w:proofErr w:type="spellStart"/>
-      <w:r>
-        <w:t>formulación</w:t>
-      </w:r>
-      <w:proofErr w:type="spellEnd"/>
-      <w:r>
-        <w:t xml:space="preserve"> de </w:t>
-      </w:r>
-      <w:proofErr w:type="spellStart"/>
-      <w:r>
-        <w:t>recomendaciones</w:t>
-      </w:r>
-      <w:proofErr w:type="spellEnd"/>
-      <w:r>
-        <w:t xml:space="preserve"> finales.</w:t>
+        <w:t>Fase 4 (Proyectada): Consolidación de hallazgos, evaluación del impacto de las políticas de compra pública en el sector salud, discusión de limitaciones y formulación de recomendaciones finales.</w:t>
       </w:r>
     </w:p>
     <w:p>
@@ -3080,69 +2517,16 @@
       <w:pPr>
         <w:pStyle w:val="Ttulo11"/>
       </w:pPr>
-      <w:bookmarkStart w:id="2" w:name="_Toc240150902"/>
+      <w:bookmarkStart w:id="2" w:name="_Toc240223380"/>
       <w:r>
         <w:lastRenderedPageBreak/>
-        <w:t xml:space="preserve">II. </w:t>
-      </w:r>
-      <w:proofErr w:type="spellStart"/>
-      <w:r>
-        <w:t>Definición</w:t>
-      </w:r>
-      <w:proofErr w:type="spellEnd"/>
-      <w:r>
-        <w:t xml:space="preserve"> de la </w:t>
-      </w:r>
-      <w:proofErr w:type="spellStart"/>
-      <w:r>
-        <w:t>problemática</w:t>
-      </w:r>
-      <w:proofErr w:type="spellEnd"/>
-      <w:r>
-        <w:t xml:space="preserve"> y </w:t>
-      </w:r>
-      <w:proofErr w:type="spellStart"/>
-      <w:r>
-        <w:t>objetivos</w:t>
-      </w:r>
-      <w:proofErr w:type="spellEnd"/>
-      <w:r>
-        <w:t xml:space="preserve"> del </w:t>
-      </w:r>
-      <w:proofErr w:type="spellStart"/>
-      <w:r>
-        <w:t>proyecto</w:t>
+        <w:t>II. Definición de la problemática y objetivos del proyecto</w:t>
       </w:r>
       <w:bookmarkEnd w:id="2"/>
-      <w:proofErr w:type="spellEnd"/>
-    </w:p>
-    <w:p>
-      <w:r>
-        <w:t>La adquisición pública de bienes y servicios médicos exige maximizar la transparencia y la libre concurrencia de proveedores. No obstante, surge la interrogante de si la probabilidad de adjudicación de una oferta difiere sistemáticamente en función de la capacidad económica de la empresa oferente (</w:t>
-      </w:r>
-      <w:proofErr w:type="spellStart"/>
-      <w:r>
-        <w:t>TamanoProveedor</w:t>
-      </w:r>
-      <w:proofErr w:type="spellEnd"/>
-      <w:r>
-        <w:t xml:space="preserve">: Micro, Pequeña, Mediana, Grande o </w:t>
-      </w:r>
-      <w:proofErr w:type="spellStart"/>
-      <w:r>
-        <w:t>NoClasificado</w:t>
-      </w:r>
-      <w:proofErr w:type="spellEnd"/>
-      <w:r>
-        <w:t>) y de la envergadura del mecanismo contractual (</w:t>
-      </w:r>
-      <w:proofErr w:type="spellStart"/>
-      <w:r>
-        <w:t>TipoLicitacion</w:t>
-      </w:r>
-      <w:proofErr w:type="spellEnd"/>
-      <w:r>
-        <w:t>: pública o privada, según rangos en UTM).</w:t>
+    </w:p>
+    <w:p>
+      <w:r>
+        <w:t>La adquisición pública de bienes y servicios médicos exige maximizar la transparencia y la libre concurrencia de proveedores. No obstante, surge la interrogante de si la probabilidad de adjudicación de una oferta difiere sistemáticamente en función de la capacidad económica de la empresa oferente (TamanoProveedor: Micro, Pequeña, Mediana, Grande o NoClasificado) y de la envergadura del mecanismo contractual (TipoLicitacion: pública o privada, según rangos en UTM).</w:t>
       </w:r>
     </w:p>
     <w:p>
@@ -3154,132 +2538,18 @@
       <w:pPr>
         <w:pStyle w:val="Ttulo21"/>
       </w:pPr>
-      <w:bookmarkStart w:id="3" w:name="_Toc240150903"/>
-      <w:proofErr w:type="spellStart"/>
-      <w:r>
-        <w:t>Preguntas</w:t>
-      </w:r>
-      <w:proofErr w:type="spellEnd"/>
-      <w:r>
-        <w:t xml:space="preserve"> </w:t>
-      </w:r>
-      <w:proofErr w:type="spellStart"/>
-      <w:r>
-        <w:t>específicas</w:t>
-      </w:r>
-      <w:proofErr w:type="spellEnd"/>
-      <w:r>
-        <w:t xml:space="preserve"> del </w:t>
-      </w:r>
-      <w:proofErr w:type="spellStart"/>
-      <w:r>
-        <w:t>estudio</w:t>
+      <w:bookmarkStart w:id="3" w:name="_Toc240223381"/>
+      <w:r>
+        <w:t>Preguntas específicas del estudio</w:t>
       </w:r>
       <w:bookmarkEnd w:id="3"/>
-      <w:proofErr w:type="spellEnd"/>
     </w:p>
     <w:p>
       <w:pPr>
         <w:pStyle w:val="Listaconvietas1"/>
       </w:pPr>
       <w:r>
-        <w:t>¿</w:t>
-      </w:r>
-      <w:proofErr w:type="spellStart"/>
-      <w:r>
-        <w:t>Cuál</w:t>
-      </w:r>
-      <w:proofErr w:type="spellEnd"/>
-      <w:r>
-        <w:t xml:space="preserve"> es la </w:t>
-      </w:r>
-      <w:proofErr w:type="spellStart"/>
-      <w:r>
-        <w:t>distribución</w:t>
-      </w:r>
-      <w:proofErr w:type="spellEnd"/>
-      <w:r>
-        <w:t xml:space="preserve"> de </w:t>
-      </w:r>
-      <w:proofErr w:type="spellStart"/>
-      <w:r>
-        <w:t>ofertas</w:t>
-      </w:r>
-      <w:proofErr w:type="spellEnd"/>
-      <w:r>
-        <w:t xml:space="preserve"> e </w:t>
-      </w:r>
-      <w:proofErr w:type="spellStart"/>
-      <w:r>
-        <w:t>ítems</w:t>
-      </w:r>
-      <w:proofErr w:type="spellEnd"/>
-      <w:r>
-        <w:t xml:space="preserve"> </w:t>
-      </w:r>
-      <w:proofErr w:type="spellStart"/>
-      <w:r>
-        <w:t>licitados</w:t>
-      </w:r>
-      <w:proofErr w:type="spellEnd"/>
-      <w:r>
-        <w:t xml:space="preserve"> entre las </w:t>
-      </w:r>
-      <w:proofErr w:type="spellStart"/>
-      <w:r>
-        <w:t>diferentes</w:t>
-      </w:r>
-      <w:proofErr w:type="spellEnd"/>
-      <w:r>
-        <w:t xml:space="preserve"> </w:t>
-      </w:r>
-      <w:proofErr w:type="spellStart"/>
-      <w:r>
-        <w:t>categorías</w:t>
-      </w:r>
-      <w:proofErr w:type="spellEnd"/>
-      <w:r>
-        <w:t xml:space="preserve"> de </w:t>
-      </w:r>
-      <w:proofErr w:type="spellStart"/>
-      <w:r>
-        <w:t>tamaño</w:t>
-      </w:r>
-      <w:proofErr w:type="spellEnd"/>
-      <w:r>
-        <w:t xml:space="preserve"> de </w:t>
-      </w:r>
-      <w:proofErr w:type="spellStart"/>
-      <w:r>
-        <w:t>proveedor</w:t>
-      </w:r>
-      <w:proofErr w:type="spellEnd"/>
-      <w:r>
-        <w:t xml:space="preserve"> y </w:t>
-      </w:r>
-      <w:proofErr w:type="spellStart"/>
-      <w:r>
-        <w:t>tipos</w:t>
-      </w:r>
-      <w:proofErr w:type="spellEnd"/>
-      <w:r>
-        <w:t xml:space="preserve"> de </w:t>
-      </w:r>
-      <w:proofErr w:type="spellStart"/>
-      <w:r>
-        <w:t>licitación</w:t>
-      </w:r>
-      <w:proofErr w:type="spellEnd"/>
-      <w:r>
-        <w:t xml:space="preserve"> </w:t>
-      </w:r>
-      <w:proofErr w:type="spellStart"/>
-      <w:r>
-        <w:t>pública</w:t>
-      </w:r>
-      <w:proofErr w:type="spellEnd"/>
-      <w:r>
-        <w:t>?</w:t>
+        <w:t>¿Cuál es la distribución de ofertas e ítems licitados entre las diferentes categorías de tamaño de proveedor y tipos de licitación pública?</w:t>
       </w:r>
     </w:p>
     <w:p>
@@ -3287,159 +2557,7 @@
         <w:pStyle w:val="Listaconvietas1"/>
       </w:pPr>
       <w:r>
-        <w:t>¿</w:t>
-      </w:r>
-      <w:proofErr w:type="spellStart"/>
-      <w:r>
-        <w:t>Qué</w:t>
-      </w:r>
-      <w:proofErr w:type="spellEnd"/>
-      <w:r>
-        <w:t xml:space="preserve"> </w:t>
-      </w:r>
-      <w:proofErr w:type="spellStart"/>
-      <w:r>
-        <w:t>porcentaje</w:t>
-      </w:r>
-      <w:proofErr w:type="spellEnd"/>
-      <w:r>
-        <w:t xml:space="preserve"> de </w:t>
-      </w:r>
-      <w:proofErr w:type="spellStart"/>
-      <w:r>
-        <w:t>ofertas</w:t>
-      </w:r>
-      <w:proofErr w:type="spellEnd"/>
-      <w:r>
-        <w:t xml:space="preserve"> </w:t>
-      </w:r>
-      <w:proofErr w:type="spellStart"/>
-      <w:r>
-        <w:t>resulta</w:t>
-      </w:r>
-      <w:proofErr w:type="spellEnd"/>
-      <w:r>
-        <w:t xml:space="preserve"> </w:t>
-      </w:r>
-      <w:proofErr w:type="spellStart"/>
-      <w:r>
-        <w:t>efectivamente</w:t>
-      </w:r>
-      <w:proofErr w:type="spellEnd"/>
-      <w:r>
-        <w:t xml:space="preserve"> </w:t>
-      </w:r>
-      <w:proofErr w:type="spellStart"/>
-      <w:r>
-        <w:t>adjudicado</w:t>
-      </w:r>
-      <w:proofErr w:type="spellEnd"/>
-      <w:r>
-        <w:t xml:space="preserve"> </w:t>
-      </w:r>
-      <w:proofErr w:type="spellStart"/>
-      <w:r>
-        <w:t>dentro</w:t>
-      </w:r>
-      <w:proofErr w:type="spellEnd"/>
-      <w:r>
-        <w:t xml:space="preserve"> de </w:t>
-      </w:r>
-      <w:proofErr w:type="spellStart"/>
-      <w:r>
-        <w:t>cada</w:t>
-      </w:r>
-      <w:proofErr w:type="spellEnd"/>
-      <w:r>
-        <w:t xml:space="preserve"> </w:t>
-      </w:r>
-      <w:proofErr w:type="spellStart"/>
-      <w:r>
-        <w:t>estrato</w:t>
-      </w:r>
-      <w:proofErr w:type="spellEnd"/>
-      <w:r>
-        <w:t xml:space="preserve"> </w:t>
-      </w:r>
-      <w:proofErr w:type="spellStart"/>
-      <w:r>
-        <w:t>empresarial</w:t>
-      </w:r>
-      <w:proofErr w:type="spellEnd"/>
-      <w:r>
-        <w:t xml:space="preserve"> y </w:t>
-      </w:r>
-      <w:proofErr w:type="spellStart"/>
-      <w:r>
-        <w:t>cómo</w:t>
-      </w:r>
-      <w:proofErr w:type="spellEnd"/>
-      <w:r>
-        <w:t xml:space="preserve"> </w:t>
-      </w:r>
-      <w:proofErr w:type="spellStart"/>
-      <w:r>
-        <w:t>influye</w:t>
-      </w:r>
-      <w:proofErr w:type="spellEnd"/>
-      <w:r>
-        <w:t xml:space="preserve"> el </w:t>
-      </w:r>
-      <w:proofErr w:type="spellStart"/>
-      <w:r>
-        <w:t>estado</w:t>
-      </w:r>
-      <w:proofErr w:type="spellEnd"/>
-      <w:r>
-        <w:t xml:space="preserve"> </w:t>
-      </w:r>
-      <w:proofErr w:type="spellStart"/>
-      <w:r>
-        <w:t>administrativo</w:t>
-      </w:r>
-      <w:proofErr w:type="spellEnd"/>
-      <w:r>
-        <w:t xml:space="preserve"> del </w:t>
-      </w:r>
-      <w:proofErr w:type="spellStart"/>
-      <w:r>
-        <w:t>proceso</w:t>
-      </w:r>
-      <w:proofErr w:type="spellEnd"/>
-      <w:r>
-        <w:t xml:space="preserve"> (</w:t>
-      </w:r>
-      <w:proofErr w:type="spellStart"/>
-      <w:r>
-        <w:t>adjudicada</w:t>
-      </w:r>
-      <w:proofErr w:type="spellEnd"/>
-      <w:r>
-        <w:t xml:space="preserve"> vs. </w:t>
-      </w:r>
-      <w:proofErr w:type="spellStart"/>
-      <w:r>
-        <w:t>desierta</w:t>
-      </w:r>
-      <w:proofErr w:type="spellEnd"/>
-      <w:r>
-        <w:t xml:space="preserve">, </w:t>
-      </w:r>
-      <w:proofErr w:type="spellStart"/>
-      <w:r>
-        <w:t>revocada</w:t>
-      </w:r>
-      <w:proofErr w:type="spellEnd"/>
-      <w:r>
-        <w:t xml:space="preserve"> o </w:t>
-      </w:r>
-      <w:proofErr w:type="spellStart"/>
-      <w:r>
-        <w:t>cerrada</w:t>
-      </w:r>
-      <w:proofErr w:type="spellEnd"/>
-      <w:r>
-        <w:t>)?</w:t>
+        <w:t>¿Qué porcentaje de ofertas resulta efectivamente adjudicado dentro de cada estrato empresarial y cómo influye el estado administrativo del proceso (adjudicada vs. desierta, revocada o cerrada)?</w:t>
       </w:r>
     </w:p>
     <w:p>
@@ -3447,180 +2565,18 @@
         <w:pStyle w:val="Listaconvietas1"/>
       </w:pPr>
       <w:r>
-        <w:t>¿</w:t>
-      </w:r>
-      <w:proofErr w:type="spellStart"/>
-      <w:r>
-        <w:t>Qué</w:t>
-      </w:r>
-      <w:proofErr w:type="spellEnd"/>
-      <w:r>
-        <w:t xml:space="preserve"> </w:t>
-      </w:r>
-      <w:proofErr w:type="spellStart"/>
-      <w:r>
-        <w:t>inconsistencias</w:t>
-      </w:r>
-      <w:proofErr w:type="spellEnd"/>
-      <w:r>
-        <w:t xml:space="preserve"> </w:t>
-      </w:r>
-      <w:proofErr w:type="spellStart"/>
-      <w:r>
-        <w:t>estructurales</w:t>
-      </w:r>
-      <w:proofErr w:type="spellEnd"/>
-      <w:r>
-        <w:t xml:space="preserve">, columnas </w:t>
-      </w:r>
-      <w:proofErr w:type="spellStart"/>
-      <w:r>
-        <w:t>vacías</w:t>
-      </w:r>
-      <w:proofErr w:type="spellEnd"/>
-      <w:r>
-        <w:t xml:space="preserve"> o </w:t>
-      </w:r>
-      <w:proofErr w:type="spellStart"/>
-      <w:r>
-        <w:t>codificaciones</w:t>
-      </w:r>
-      <w:proofErr w:type="spellEnd"/>
-      <w:r>
-        <w:t xml:space="preserve"> </w:t>
-      </w:r>
-      <w:proofErr w:type="spellStart"/>
-      <w:r>
-        <w:t>anómalas</w:t>
-      </w:r>
-      <w:proofErr w:type="spellEnd"/>
-      <w:r>
-        <w:t xml:space="preserve"> (</w:t>
-      </w:r>
-      <w:proofErr w:type="spellStart"/>
-      <w:r>
-        <w:t>fechas</w:t>
-      </w:r>
-      <w:proofErr w:type="spellEnd"/>
-      <w:r>
-        <w:t xml:space="preserve"> </w:t>
-      </w:r>
-      <w:proofErr w:type="spellStart"/>
-      <w:r>
-        <w:t>en</w:t>
-      </w:r>
-      <w:proofErr w:type="spellEnd"/>
-      <w:r>
-        <w:t xml:space="preserve"> 1900, </w:t>
-      </w:r>
-      <w:proofErr w:type="spellStart"/>
-      <w:r>
-        <w:t>categorías</w:t>
-      </w:r>
-      <w:proofErr w:type="spellEnd"/>
-      <w:r>
-        <w:t xml:space="preserve"> no </w:t>
-      </w:r>
-      <w:proofErr w:type="spellStart"/>
-      <w:r>
-        <w:t>clasificadas</w:t>
-      </w:r>
-      <w:proofErr w:type="spellEnd"/>
-      <w:r>
-        <w:t xml:space="preserve">) </w:t>
-      </w:r>
-      <w:proofErr w:type="spellStart"/>
-      <w:r>
-        <w:t>condicionan</w:t>
-      </w:r>
-      <w:proofErr w:type="spellEnd"/>
-      <w:r>
-        <w:t xml:space="preserve"> la </w:t>
-      </w:r>
-      <w:proofErr w:type="spellStart"/>
-      <w:r>
-        <w:t>validez</w:t>
-      </w:r>
-      <w:proofErr w:type="spellEnd"/>
-      <w:r>
-        <w:t xml:space="preserve"> de las </w:t>
-      </w:r>
-      <w:proofErr w:type="spellStart"/>
-      <w:r>
-        <w:t>métricas</w:t>
-      </w:r>
-      <w:proofErr w:type="spellEnd"/>
-      <w:r>
-        <w:t xml:space="preserve"> de </w:t>
-      </w:r>
-      <w:proofErr w:type="spellStart"/>
-      <w:r>
-        <w:t>éxito</w:t>
-      </w:r>
-      <w:proofErr w:type="spellEnd"/>
-      <w:r>
-        <w:t xml:space="preserve"> </w:t>
-      </w:r>
-      <w:proofErr w:type="spellStart"/>
-      <w:r>
-        <w:t>en</w:t>
-      </w:r>
-      <w:proofErr w:type="spellEnd"/>
-      <w:r>
-        <w:t xml:space="preserve"> </w:t>
-      </w:r>
-      <w:proofErr w:type="spellStart"/>
-      <w:r>
-        <w:t>los</w:t>
-      </w:r>
-      <w:proofErr w:type="spellEnd"/>
-      <w:r>
-        <w:t xml:space="preserve"> </w:t>
-      </w:r>
-      <w:proofErr w:type="spellStart"/>
-      <w:r>
-        <w:t>datos</w:t>
-      </w:r>
-      <w:proofErr w:type="spellEnd"/>
-      <w:r>
-        <w:t xml:space="preserve"> de </w:t>
-      </w:r>
-      <w:proofErr w:type="spellStart"/>
-      <w:r>
-        <w:t>compras</w:t>
-      </w:r>
-      <w:proofErr w:type="spellEnd"/>
-      <w:r>
-        <w:t xml:space="preserve"> </w:t>
-      </w:r>
-      <w:proofErr w:type="spellStart"/>
-      <w:r>
-        <w:t>públicas</w:t>
-      </w:r>
-      <w:proofErr w:type="spellEnd"/>
-      <w:r>
-        <w:t>?</w:t>
+        <w:t>¿Qué inconsistencias estructurales, columnas vacías o codificaciones anómalas (fechas en 1900, categorías no clasificadas) condicionan la validez de las métricas de éxito en los datos de compras públicas?</w:t>
       </w:r>
     </w:p>
     <w:p>
       <w:pPr>
         <w:pStyle w:val="Ttulo21"/>
       </w:pPr>
-      <w:bookmarkStart w:id="4" w:name="_Toc240150904"/>
-      <w:proofErr w:type="spellStart"/>
-      <w:r>
-        <w:t>Objetivos</w:t>
-      </w:r>
-      <w:proofErr w:type="spellEnd"/>
-      <w:r>
-        <w:t xml:space="preserve"> del </w:t>
-      </w:r>
-      <w:proofErr w:type="spellStart"/>
-      <w:r>
-        <w:t>proyecto</w:t>
+      <w:bookmarkStart w:id="4" w:name="_Toc240223382"/>
+      <w:r>
+        <w:t>Objetivos del proyecto</w:t>
       </w:r>
       <w:bookmarkEnd w:id="4"/>
-      <w:proofErr w:type="spellEnd"/>
     </w:p>
     <w:p>
       <w:r>
@@ -3637,79 +2593,7 @@
         <w:pStyle w:val="Listaconvietas1"/>
       </w:pPr>
       <w:r>
-        <w:t xml:space="preserve">1. </w:t>
-      </w:r>
-      <w:proofErr w:type="spellStart"/>
-      <w:r>
-        <w:t>Delimitar</w:t>
-      </w:r>
-      <w:proofErr w:type="spellEnd"/>
-      <w:r>
-        <w:t xml:space="preserve"> </w:t>
-      </w:r>
-      <w:proofErr w:type="spellStart"/>
-      <w:r>
-        <w:t>conceptualmente</w:t>
-      </w:r>
-      <w:proofErr w:type="spellEnd"/>
-      <w:r>
-        <w:t xml:space="preserve"> la </w:t>
-      </w:r>
-      <w:proofErr w:type="spellStart"/>
-      <w:r>
-        <w:t>unidad</w:t>
-      </w:r>
-      <w:proofErr w:type="spellEnd"/>
-      <w:r>
-        <w:t xml:space="preserve"> de </w:t>
-      </w:r>
-      <w:proofErr w:type="spellStart"/>
-      <w:r>
-        <w:t>análisis</w:t>
-      </w:r>
-      <w:proofErr w:type="spellEnd"/>
-      <w:r>
-        <w:t xml:space="preserve">, variables clave, </w:t>
-      </w:r>
-      <w:proofErr w:type="spellStart"/>
-      <w:r>
-        <w:t>restricciones</w:t>
-      </w:r>
-      <w:proofErr w:type="spellEnd"/>
-      <w:r>
-        <w:t xml:space="preserve"> y </w:t>
-      </w:r>
-      <w:proofErr w:type="spellStart"/>
-      <w:r>
-        <w:t>configurar</w:t>
-      </w:r>
-      <w:proofErr w:type="spellEnd"/>
-      <w:r>
-        <w:t xml:space="preserve"> un </w:t>
-      </w:r>
-      <w:proofErr w:type="spellStart"/>
-      <w:r>
-        <w:t>entorno</w:t>
-      </w:r>
-      <w:proofErr w:type="spellEnd"/>
-      <w:r>
-        <w:t xml:space="preserve"> reproducible </w:t>
-      </w:r>
-      <w:proofErr w:type="spellStart"/>
-      <w:r>
-        <w:t>trazable</w:t>
-      </w:r>
-      <w:proofErr w:type="spellEnd"/>
-      <w:r>
-        <w:t xml:space="preserve"> bajo control de </w:t>
-      </w:r>
-      <w:proofErr w:type="spellStart"/>
-      <w:r>
-        <w:t>versiones</w:t>
-      </w:r>
-      <w:proofErr w:type="spellEnd"/>
-      <w:r>
-        <w:t xml:space="preserve"> (F1).</w:t>
+        <w:t>1. Delimitar conceptualmente la unidad de análisis, variables clave, restricciones y configurar un entorno reproducible trazable bajo control de versiones (F1).</w:t>
       </w:r>
     </w:p>
     <w:p>
@@ -3717,135 +2601,7 @@
         <w:pStyle w:val="Listaconvietas1"/>
       </w:pPr>
       <w:r>
-        <w:t xml:space="preserve">2. </w:t>
-      </w:r>
-      <w:proofErr w:type="spellStart"/>
-      <w:r>
-        <w:t>Caracterizar</w:t>
-      </w:r>
-      <w:proofErr w:type="spellEnd"/>
-      <w:r>
-        <w:t xml:space="preserve"> la </w:t>
-      </w:r>
-      <w:proofErr w:type="spellStart"/>
-      <w:r>
-        <w:t>estructura</w:t>
-      </w:r>
-      <w:proofErr w:type="spellEnd"/>
-      <w:r>
-        <w:t xml:space="preserve"> de las 74 variables, </w:t>
-      </w:r>
-      <w:proofErr w:type="spellStart"/>
-      <w:r>
-        <w:t>diseñar</w:t>
-      </w:r>
-      <w:proofErr w:type="spellEnd"/>
-      <w:r>
-        <w:t xml:space="preserve"> e </w:t>
-      </w:r>
-      <w:proofErr w:type="spellStart"/>
-      <w:r>
-        <w:t>implementar</w:t>
-      </w:r>
-      <w:proofErr w:type="spellEnd"/>
-      <w:r>
-        <w:t xml:space="preserve"> un pipeline modular de </w:t>
-      </w:r>
-      <w:proofErr w:type="spellStart"/>
-      <w:r>
-        <w:t>limpieza</w:t>
-      </w:r>
-      <w:proofErr w:type="spellEnd"/>
-      <w:r>
-        <w:t xml:space="preserve"> y </w:t>
-      </w:r>
-      <w:proofErr w:type="spellStart"/>
-      <w:r>
-        <w:t>transformación</w:t>
-      </w:r>
-      <w:proofErr w:type="spellEnd"/>
-      <w:r>
-        <w:t xml:space="preserve"> de </w:t>
-      </w:r>
-      <w:proofErr w:type="spellStart"/>
-      <w:r>
-        <w:t>datos</w:t>
-      </w:r>
-      <w:proofErr w:type="spellEnd"/>
-      <w:r>
-        <w:t xml:space="preserve">, y </w:t>
-      </w:r>
-      <w:proofErr w:type="spellStart"/>
-      <w:r>
-        <w:t>verificar</w:t>
-      </w:r>
-      <w:proofErr w:type="spellEnd"/>
-      <w:r>
-        <w:t xml:space="preserve"> </w:t>
-      </w:r>
-      <w:proofErr w:type="spellStart"/>
-      <w:r>
-        <w:t>su</w:t>
-      </w:r>
-      <w:proofErr w:type="spellEnd"/>
-      <w:r>
-        <w:t xml:space="preserve"> </w:t>
-      </w:r>
-      <w:proofErr w:type="spellStart"/>
-      <w:r>
-        <w:t>robustez</w:t>
-      </w:r>
-      <w:proofErr w:type="spellEnd"/>
-      <w:r>
-        <w:t xml:space="preserve"> </w:t>
-      </w:r>
-      <w:proofErr w:type="spellStart"/>
-      <w:r>
-        <w:t>técnica</w:t>
-      </w:r>
-      <w:proofErr w:type="spellEnd"/>
-      <w:r>
-        <w:t xml:space="preserve"> </w:t>
-      </w:r>
-      <w:proofErr w:type="spellStart"/>
-      <w:r>
-        <w:t>mediante</w:t>
-      </w:r>
-      <w:proofErr w:type="spellEnd"/>
-      <w:r>
-        <w:t xml:space="preserve"> </w:t>
-      </w:r>
-      <w:proofErr w:type="spellStart"/>
-      <w:r>
-        <w:t>pruebas</w:t>
-      </w:r>
-      <w:proofErr w:type="spellEnd"/>
-      <w:r>
-        <w:t xml:space="preserve"> de </w:t>
-      </w:r>
-      <w:proofErr w:type="spellStart"/>
-      <w:r>
-        <w:t>casos</w:t>
-      </w:r>
-      <w:proofErr w:type="spellEnd"/>
-      <w:r>
-        <w:t xml:space="preserve"> </w:t>
-      </w:r>
-      <w:proofErr w:type="spellStart"/>
-      <w:r>
-        <w:t>límite</w:t>
-      </w:r>
-      <w:proofErr w:type="spellEnd"/>
-      <w:r>
-        <w:t xml:space="preserve"> y </w:t>
-      </w:r>
-      <w:proofErr w:type="spellStart"/>
-      <w:r>
-        <w:t>excepciones</w:t>
-      </w:r>
-      <w:proofErr w:type="spellEnd"/>
-      <w:r>
-        <w:t xml:space="preserve"> (F2).</w:t>
+        <w:t>2. Caracterizar la estructura de las 74 variables, diseñar e implementar un pipeline modular de limpieza y transformación de datos, y verificar su robustez técnica mediante pruebas de casos límite y excepciones (F2).</w:t>
       </w:r>
     </w:p>
     <w:p>
@@ -3853,111 +2609,7 @@
         <w:pStyle w:val="Listaconvietas1"/>
       </w:pPr>
       <w:r>
-        <w:t xml:space="preserve">3. </w:t>
-      </w:r>
-      <w:proofErr w:type="spellStart"/>
-      <w:r>
-        <w:t>Construir</w:t>
-      </w:r>
-      <w:proofErr w:type="spellEnd"/>
-      <w:r>
-        <w:t xml:space="preserve"> </w:t>
-      </w:r>
-      <w:proofErr w:type="spellStart"/>
-      <w:r>
-        <w:t>distribuciones</w:t>
-      </w:r>
-      <w:proofErr w:type="spellEnd"/>
-      <w:r>
-        <w:t xml:space="preserve">, cruces de </w:t>
-      </w:r>
-      <w:proofErr w:type="spellStart"/>
-      <w:r>
-        <w:t>contingencia</w:t>
-      </w:r>
-      <w:proofErr w:type="spellEnd"/>
-      <w:r>
-        <w:t xml:space="preserve"> y </w:t>
-      </w:r>
-      <w:proofErr w:type="spellStart"/>
-      <w:r>
-        <w:t>visualizaciones</w:t>
-      </w:r>
-      <w:proofErr w:type="spellEnd"/>
-      <w:r>
-        <w:t xml:space="preserve"> </w:t>
-      </w:r>
-      <w:proofErr w:type="spellStart"/>
-      <w:r>
-        <w:t>efectivas</w:t>
-      </w:r>
-      <w:proofErr w:type="spellEnd"/>
-      <w:r>
-        <w:t xml:space="preserve"> </w:t>
-      </w:r>
-      <w:proofErr w:type="spellStart"/>
-      <w:r>
-        <w:t>que</w:t>
-      </w:r>
-      <w:proofErr w:type="spellEnd"/>
-      <w:r>
-        <w:t xml:space="preserve"> </w:t>
-      </w:r>
-      <w:proofErr w:type="spellStart"/>
-      <w:r>
-        <w:t>revelen</w:t>
-      </w:r>
-      <w:proofErr w:type="spellEnd"/>
-      <w:r>
-        <w:t xml:space="preserve"> la </w:t>
-      </w:r>
-      <w:proofErr w:type="spellStart"/>
-      <w:r>
-        <w:t>brecha</w:t>
-      </w:r>
-      <w:proofErr w:type="spellEnd"/>
-      <w:r>
-        <w:t xml:space="preserve"> de </w:t>
-      </w:r>
-      <w:proofErr w:type="spellStart"/>
-      <w:r>
-        <w:t>éxito</w:t>
-      </w:r>
-      <w:proofErr w:type="spellEnd"/>
-      <w:r>
-        <w:t xml:space="preserve"> entre micro, </w:t>
-      </w:r>
-      <w:proofErr w:type="spellStart"/>
-      <w:r>
-        <w:t>pequeñas</w:t>
-      </w:r>
-      <w:proofErr w:type="spellEnd"/>
-      <w:r>
-        <w:t xml:space="preserve">, </w:t>
-      </w:r>
-      <w:proofErr w:type="spellStart"/>
-      <w:r>
-        <w:t>medianas</w:t>
-      </w:r>
-      <w:proofErr w:type="spellEnd"/>
-      <w:r>
-        <w:t xml:space="preserve"> y </w:t>
-      </w:r>
-      <w:proofErr w:type="spellStart"/>
-      <w:r>
-        <w:t>grandes</w:t>
-      </w:r>
-      <w:proofErr w:type="spellEnd"/>
-      <w:r>
-        <w:t xml:space="preserve"> </w:t>
-      </w:r>
-      <w:proofErr w:type="spellStart"/>
-      <w:r>
-        <w:t>empresas</w:t>
-      </w:r>
-      <w:proofErr w:type="spellEnd"/>
-      <w:r>
-        <w:t xml:space="preserve"> (F3).</w:t>
+        <w:t>3. Construir distribuciones, cruces de contingencia y visualizaciones efectivas que revelen la brecha de éxito entre micro, pequeñas, medianas y grandes empresas (F3).</w:t>
       </w:r>
     </w:p>
     <w:p>
@@ -3965,188 +2617,18 @@
         <w:pStyle w:val="Listaconvietas1"/>
       </w:pPr>
       <w:r>
-        <w:t xml:space="preserve">4. </w:t>
-      </w:r>
-      <w:proofErr w:type="spellStart"/>
-      <w:r>
-        <w:t>Integrar</w:t>
-      </w:r>
-      <w:proofErr w:type="spellEnd"/>
-      <w:r>
-        <w:t xml:space="preserve"> </w:t>
-      </w:r>
-      <w:proofErr w:type="spellStart"/>
-      <w:r>
-        <w:t>los</w:t>
-      </w:r>
-      <w:proofErr w:type="spellEnd"/>
-      <w:r>
-        <w:t xml:space="preserve"> </w:t>
-      </w:r>
-      <w:proofErr w:type="spellStart"/>
-      <w:r>
-        <w:t>resultados</w:t>
-      </w:r>
-      <w:proofErr w:type="spellEnd"/>
-      <w:r>
-        <w:t xml:space="preserve"> </w:t>
-      </w:r>
-      <w:proofErr w:type="spellStart"/>
-      <w:r>
-        <w:t>técnicos</w:t>
-      </w:r>
-      <w:proofErr w:type="spellEnd"/>
-      <w:r>
-        <w:t xml:space="preserve">, </w:t>
-      </w:r>
-      <w:proofErr w:type="spellStart"/>
-      <w:r>
-        <w:t>evidencias</w:t>
-      </w:r>
-      <w:proofErr w:type="spellEnd"/>
-      <w:r>
-        <w:t xml:space="preserve"> de </w:t>
-      </w:r>
-      <w:proofErr w:type="spellStart"/>
-      <w:r>
-        <w:t>ejecución</w:t>
-      </w:r>
-      <w:proofErr w:type="spellEnd"/>
-      <w:r>
-        <w:t xml:space="preserve"> y </w:t>
-      </w:r>
-      <w:proofErr w:type="spellStart"/>
-      <w:r>
-        <w:t>análisis</w:t>
-      </w:r>
-      <w:proofErr w:type="spellEnd"/>
-      <w:r>
-        <w:t xml:space="preserve"> </w:t>
-      </w:r>
-      <w:proofErr w:type="spellStart"/>
-      <w:r>
-        <w:t>crítico</w:t>
-      </w:r>
-      <w:proofErr w:type="spellEnd"/>
-      <w:r>
-        <w:t xml:space="preserve"> </w:t>
-      </w:r>
-      <w:proofErr w:type="spellStart"/>
-      <w:r>
-        <w:t>en</w:t>
-      </w:r>
-      <w:proofErr w:type="spellEnd"/>
-      <w:r>
-        <w:t xml:space="preserve"> un </w:t>
-      </w:r>
-      <w:proofErr w:type="spellStart"/>
-      <w:r>
-        <w:t>reporte</w:t>
-      </w:r>
-      <w:proofErr w:type="spellEnd"/>
-      <w:r>
-        <w:t xml:space="preserve"> formal </w:t>
-      </w:r>
-      <w:proofErr w:type="spellStart"/>
-      <w:r>
-        <w:t>orientado</w:t>
-      </w:r>
-      <w:proofErr w:type="spellEnd"/>
-      <w:r>
-        <w:t xml:space="preserve"> a la </w:t>
-      </w:r>
-      <w:proofErr w:type="spellStart"/>
-      <w:r>
-        <w:t>toma</w:t>
-      </w:r>
-      <w:proofErr w:type="spellEnd"/>
-      <w:r>
-        <w:t xml:space="preserve"> de </w:t>
-      </w:r>
-      <w:proofErr w:type="spellStart"/>
-      <w:r>
-        <w:t>decisiones</w:t>
-      </w:r>
-      <w:proofErr w:type="spellEnd"/>
-      <w:r>
-        <w:t xml:space="preserve"> </w:t>
-      </w:r>
-      <w:proofErr w:type="spellStart"/>
-      <w:r>
-        <w:t>en</w:t>
-      </w:r>
-      <w:proofErr w:type="spellEnd"/>
-      <w:r>
-        <w:t xml:space="preserve"> </w:t>
-      </w:r>
-      <w:proofErr w:type="spellStart"/>
-      <w:r>
-        <w:t>políticas</w:t>
-      </w:r>
-      <w:proofErr w:type="spellEnd"/>
-      <w:r>
-        <w:t xml:space="preserve"> </w:t>
-      </w:r>
-      <w:proofErr w:type="spellStart"/>
-      <w:r>
-        <w:t>públicas</w:t>
-      </w:r>
-      <w:proofErr w:type="spellEnd"/>
-      <w:r>
-        <w:t xml:space="preserve"> de </w:t>
-      </w:r>
-      <w:proofErr w:type="spellStart"/>
-      <w:r>
-        <w:t>abastecimiento</w:t>
-      </w:r>
-      <w:proofErr w:type="spellEnd"/>
-      <w:r>
-        <w:t xml:space="preserve"> </w:t>
-      </w:r>
-      <w:proofErr w:type="spellStart"/>
-      <w:r>
-        <w:t>sanitario</w:t>
-      </w:r>
-      <w:proofErr w:type="spellEnd"/>
-      <w:r>
-        <w:t xml:space="preserve"> (F4).</w:t>
+        <w:t>4. Integrar los resultados técnicos, evidencias de ejecución y análisis crítico en un reporte formal orientado a la toma de decisiones en políticas públicas de abastecimiento sanitario (F4).</w:t>
       </w:r>
     </w:p>
     <w:p>
       <w:pPr>
         <w:pStyle w:val="Ttulo21"/>
       </w:pPr>
-      <w:bookmarkStart w:id="5" w:name="_Toc240150905"/>
-      <w:proofErr w:type="spellStart"/>
-      <w:r>
-        <w:t>Alcance</w:t>
-      </w:r>
-      <w:proofErr w:type="spellEnd"/>
-      <w:r>
-        <w:t xml:space="preserve">, </w:t>
-      </w:r>
-      <w:proofErr w:type="spellStart"/>
-      <w:r>
-        <w:t>restricciones</w:t>
-      </w:r>
-      <w:proofErr w:type="spellEnd"/>
-      <w:r>
-        <w:t xml:space="preserve"> y </w:t>
-      </w:r>
-      <w:proofErr w:type="spellStart"/>
-      <w:r>
-        <w:t>supuestos</w:t>
-      </w:r>
-      <w:proofErr w:type="spellEnd"/>
-      <w:r>
-        <w:t xml:space="preserve"> </w:t>
-      </w:r>
-      <w:proofErr w:type="spellStart"/>
-      <w:r>
-        <w:t>analíticos</w:t>
+      <w:bookmarkStart w:id="5" w:name="_Toc240223383"/>
+      <w:r>
+        <w:t>Alcance, restricciones y supuestos analíticos</w:t>
       </w:r>
       <w:bookmarkEnd w:id="5"/>
-      <w:proofErr w:type="spellEnd"/>
     </w:p>
     <w:p>
       <w:r>
@@ -4157,564 +2639,32 @@
       <w:pPr>
         <w:pStyle w:val="Listaconvietas1"/>
       </w:pPr>
-      <w:proofErr w:type="spellStart"/>
-      <w:r>
-        <w:t>Enfoque</w:t>
-      </w:r>
-      <w:proofErr w:type="spellEnd"/>
-      <w:r>
-        <w:t xml:space="preserve"> </w:t>
-      </w:r>
-      <w:proofErr w:type="spellStart"/>
-      <w:r>
-        <w:t>descriptivo</w:t>
-      </w:r>
-      <w:proofErr w:type="spellEnd"/>
-      <w:r>
-        <w:t xml:space="preserve">: Las </w:t>
-      </w:r>
-      <w:proofErr w:type="spellStart"/>
-      <w:r>
-        <w:t>asociaciones</w:t>
-      </w:r>
-      <w:proofErr w:type="spellEnd"/>
-      <w:r>
-        <w:t xml:space="preserve"> </w:t>
-      </w:r>
-      <w:proofErr w:type="spellStart"/>
-      <w:r>
-        <w:t>encontradas</w:t>
-      </w:r>
-      <w:proofErr w:type="spellEnd"/>
-      <w:r>
-        <w:t xml:space="preserve"> </w:t>
-      </w:r>
-      <w:proofErr w:type="spellStart"/>
-      <w:r>
-        <w:t>describen</w:t>
-      </w:r>
-      <w:proofErr w:type="spellEnd"/>
-      <w:r>
-        <w:t xml:space="preserve"> </w:t>
-      </w:r>
-      <w:proofErr w:type="spellStart"/>
-      <w:r>
-        <w:t>comportamientos</w:t>
-      </w:r>
-      <w:proofErr w:type="spellEnd"/>
-      <w:r>
-        <w:t xml:space="preserve"> del </w:t>
-      </w:r>
-      <w:proofErr w:type="spellStart"/>
-      <w:r>
-        <w:t>periodo</w:t>
-      </w:r>
-      <w:proofErr w:type="spellEnd"/>
-      <w:r>
-        <w:t xml:space="preserve"> </w:t>
-      </w:r>
-      <w:proofErr w:type="spellStart"/>
-      <w:r>
-        <w:t>observado</w:t>
-      </w:r>
-      <w:proofErr w:type="spellEnd"/>
-      <w:r>
-        <w:t xml:space="preserve"> y no </w:t>
-      </w:r>
-      <w:proofErr w:type="spellStart"/>
-      <w:r>
-        <w:t>implican</w:t>
-      </w:r>
-      <w:proofErr w:type="spellEnd"/>
-      <w:r>
-        <w:t xml:space="preserve"> </w:t>
-      </w:r>
-      <w:proofErr w:type="spellStart"/>
-      <w:r>
-        <w:t>causalidad</w:t>
-      </w:r>
-      <w:proofErr w:type="spellEnd"/>
-      <w:r>
-        <w:t xml:space="preserve"> </w:t>
-      </w:r>
-      <w:proofErr w:type="spellStart"/>
-      <w:r>
-        <w:t>ni</w:t>
-      </w:r>
-      <w:proofErr w:type="spellEnd"/>
-      <w:r>
-        <w:t xml:space="preserve"> </w:t>
-      </w:r>
-      <w:proofErr w:type="spellStart"/>
-      <w:r>
-        <w:t>juicio</w:t>
-      </w:r>
-      <w:proofErr w:type="spellEnd"/>
-      <w:r>
-        <w:t xml:space="preserve"> </w:t>
-      </w:r>
-      <w:proofErr w:type="spellStart"/>
-      <w:r>
-        <w:t>sobre</w:t>
-      </w:r>
-      <w:proofErr w:type="spellEnd"/>
-      <w:r>
-        <w:t xml:space="preserve"> la </w:t>
-      </w:r>
-      <w:proofErr w:type="spellStart"/>
-      <w:r>
-        <w:t>eficiencia</w:t>
-      </w:r>
-      <w:proofErr w:type="spellEnd"/>
-      <w:r>
-        <w:t xml:space="preserve"> contractual.</w:t>
+      <w:r>
+        <w:t>Enfoque descriptivo: Las asociaciones encontradas describen comportamientos del periodo observado y no implican causalidad ni juicio sobre la eficiencia contractual.</w:t>
       </w:r>
     </w:p>
     <w:p>
       <w:pPr>
         <w:pStyle w:val="Listaconvietas1"/>
       </w:pPr>
-      <w:proofErr w:type="spellStart"/>
-      <w:r>
-        <w:t>Cobertura</w:t>
-      </w:r>
-      <w:proofErr w:type="spellEnd"/>
-      <w:r>
-        <w:t xml:space="preserve"> temporal y </w:t>
-      </w:r>
-      <w:proofErr w:type="spellStart"/>
-      <w:r>
-        <w:t>geográfica</w:t>
-      </w:r>
-      <w:proofErr w:type="spellEnd"/>
-      <w:r>
-        <w:t xml:space="preserve">: El </w:t>
-      </w:r>
-      <w:proofErr w:type="spellStart"/>
-      <w:r>
-        <w:t>archivo</w:t>
-      </w:r>
-      <w:proofErr w:type="spellEnd"/>
-      <w:r>
-        <w:t xml:space="preserve"> </w:t>
-      </w:r>
-      <w:proofErr w:type="spellStart"/>
-      <w:r>
-        <w:t>comprende</w:t>
-      </w:r>
-      <w:proofErr w:type="spellEnd"/>
-      <w:r>
-        <w:t xml:space="preserve"> </w:t>
-      </w:r>
-      <w:proofErr w:type="spellStart"/>
-      <w:r>
-        <w:t>ofertas</w:t>
-      </w:r>
-      <w:proofErr w:type="spellEnd"/>
-      <w:r>
-        <w:t xml:space="preserve"> del </w:t>
-      </w:r>
-      <w:proofErr w:type="spellStart"/>
-      <w:r>
-        <w:t>reporte</w:t>
-      </w:r>
-      <w:proofErr w:type="spellEnd"/>
-      <w:r>
-        <w:t xml:space="preserve"> de </w:t>
-      </w:r>
-      <w:proofErr w:type="spellStart"/>
-      <w:r>
-        <w:t>marzo</w:t>
-      </w:r>
-      <w:proofErr w:type="spellEnd"/>
-      <w:r>
-        <w:t xml:space="preserve"> de 2026 del sector Salud chileno, con </w:t>
-      </w:r>
-      <w:proofErr w:type="spellStart"/>
-      <w:r>
-        <w:t>publicaciones</w:t>
-      </w:r>
-      <w:proofErr w:type="spellEnd"/>
-      <w:r>
-        <w:t xml:space="preserve"> </w:t>
-      </w:r>
-      <w:proofErr w:type="spellStart"/>
-      <w:r>
-        <w:t>ocurridas</w:t>
-      </w:r>
-      <w:proofErr w:type="spellEnd"/>
-      <w:r>
-        <w:t xml:space="preserve"> entre el 15 de </w:t>
-      </w:r>
-      <w:proofErr w:type="spellStart"/>
-      <w:r>
-        <w:t>enero</w:t>
-      </w:r>
-      <w:proofErr w:type="spellEnd"/>
-      <w:r>
-        <w:t xml:space="preserve"> y el 25 de </w:t>
-      </w:r>
-      <w:proofErr w:type="spellStart"/>
-      <w:r>
-        <w:t>marzo</w:t>
-      </w:r>
-      <w:proofErr w:type="spellEnd"/>
-      <w:r>
-        <w:t xml:space="preserve"> de 2026 y </w:t>
-      </w:r>
-      <w:proofErr w:type="spellStart"/>
-      <w:r>
-        <w:t>cierres</w:t>
-      </w:r>
-      <w:proofErr w:type="spellEnd"/>
-      <w:r>
-        <w:t xml:space="preserve"> </w:t>
-      </w:r>
-      <w:proofErr w:type="spellStart"/>
-      <w:r>
-        <w:t>concentrados</w:t>
-      </w:r>
-      <w:proofErr w:type="spellEnd"/>
-      <w:r>
-        <w:t xml:space="preserve"> </w:t>
-      </w:r>
-      <w:proofErr w:type="spellStart"/>
-      <w:r>
-        <w:t>en</w:t>
-      </w:r>
-      <w:proofErr w:type="spellEnd"/>
-      <w:r>
-        <w:t xml:space="preserve"> </w:t>
-      </w:r>
-      <w:proofErr w:type="spellStart"/>
-      <w:r>
-        <w:t>marzo</w:t>
-      </w:r>
-      <w:proofErr w:type="spellEnd"/>
-      <w:r>
-        <w:t xml:space="preserve"> de 2026.</w:t>
+      <w:r>
+        <w:t>Cobertura temporal y geográfica: El archivo comprende ofertas del reporte de marzo de 2026 del sector Salud chileno, con publicaciones ocurridas entre el 15 de enero y el 25 de marzo de 2026 y cierres concentrados en marzo de 2026.</w:t>
       </w:r>
     </w:p>
     <w:p>
       <w:pPr>
         <w:pStyle w:val="Listaconvietas1"/>
       </w:pPr>
-      <w:proofErr w:type="spellStart"/>
-      <w:r>
-        <w:t>Granularidad</w:t>
-      </w:r>
-      <w:proofErr w:type="spellEnd"/>
-      <w:r>
-        <w:t xml:space="preserve"> de fila: Cada </w:t>
-      </w:r>
-      <w:proofErr w:type="spellStart"/>
-      <w:r>
-        <w:t>observación</w:t>
-      </w:r>
-      <w:proofErr w:type="spellEnd"/>
-      <w:r>
-        <w:t xml:space="preserve"> </w:t>
-      </w:r>
-      <w:proofErr w:type="spellStart"/>
-      <w:r>
-        <w:t>representa</w:t>
-      </w:r>
-      <w:proofErr w:type="spellEnd"/>
-      <w:r>
-        <w:t xml:space="preserve"> </w:t>
-      </w:r>
-      <w:proofErr w:type="spellStart"/>
-      <w:r>
-        <w:t>una</w:t>
-      </w:r>
-      <w:proofErr w:type="spellEnd"/>
-      <w:r>
-        <w:t xml:space="preserve"> </w:t>
-      </w:r>
-      <w:proofErr w:type="spellStart"/>
-      <w:r>
-        <w:t>oferta</w:t>
-      </w:r>
-      <w:proofErr w:type="spellEnd"/>
-      <w:r>
-        <w:t xml:space="preserve"> para </w:t>
-      </w:r>
-      <w:proofErr w:type="spellStart"/>
-      <w:r>
-        <w:t>una</w:t>
-      </w:r>
-      <w:proofErr w:type="spellEnd"/>
-      <w:r>
-        <w:t xml:space="preserve"> </w:t>
-      </w:r>
-      <w:proofErr w:type="spellStart"/>
-      <w:r>
-        <w:t>línea</w:t>
-      </w:r>
-      <w:proofErr w:type="spellEnd"/>
-      <w:r>
-        <w:t xml:space="preserve"> de </w:t>
-      </w:r>
-      <w:proofErr w:type="spellStart"/>
-      <w:r>
-        <w:t>producto</w:t>
-      </w:r>
-      <w:proofErr w:type="spellEnd"/>
-      <w:r>
-        <w:t xml:space="preserve">; </w:t>
-      </w:r>
-      <w:proofErr w:type="spellStart"/>
-      <w:r>
-        <w:t>por</w:t>
-      </w:r>
-      <w:proofErr w:type="spellEnd"/>
-      <w:r>
-        <w:t xml:space="preserve"> </w:t>
-      </w:r>
-      <w:proofErr w:type="spellStart"/>
-      <w:r>
-        <w:t>ende</w:t>
-      </w:r>
-      <w:proofErr w:type="spellEnd"/>
-      <w:r>
-        <w:t xml:space="preserve">, </w:t>
-      </w:r>
-      <w:proofErr w:type="spellStart"/>
-      <w:r>
-        <w:t>varias</w:t>
-      </w:r>
-      <w:proofErr w:type="spellEnd"/>
-      <w:r>
-        <w:t xml:space="preserve"> </w:t>
-      </w:r>
-      <w:proofErr w:type="spellStart"/>
-      <w:r>
-        <w:t>filas</w:t>
-      </w:r>
-      <w:proofErr w:type="spellEnd"/>
-      <w:r>
-        <w:t xml:space="preserve"> </w:t>
-      </w:r>
-      <w:proofErr w:type="spellStart"/>
-      <w:r>
-        <w:t>pueden</w:t>
-      </w:r>
-      <w:proofErr w:type="spellEnd"/>
-      <w:r>
-        <w:t xml:space="preserve"> </w:t>
-      </w:r>
-      <w:proofErr w:type="spellStart"/>
-      <w:r>
-        <w:t>corresponder</w:t>
-      </w:r>
-      <w:proofErr w:type="spellEnd"/>
-      <w:r>
-        <w:t xml:space="preserve"> a </w:t>
-      </w:r>
-      <w:proofErr w:type="spellStart"/>
-      <w:r>
-        <w:t>una</w:t>
-      </w:r>
-      <w:proofErr w:type="spellEnd"/>
-      <w:r>
-        <w:t xml:space="preserve"> </w:t>
-      </w:r>
-      <w:proofErr w:type="spellStart"/>
-      <w:r>
-        <w:t>misma</w:t>
-      </w:r>
-      <w:proofErr w:type="spellEnd"/>
-      <w:r>
-        <w:t xml:space="preserve"> </w:t>
-      </w:r>
-      <w:proofErr w:type="spellStart"/>
-      <w:r>
-        <w:t>licitación</w:t>
-      </w:r>
-      <w:proofErr w:type="spellEnd"/>
-      <w:r>
-        <w:t xml:space="preserve"> y </w:t>
-      </w:r>
-      <w:proofErr w:type="spellStart"/>
-      <w:r>
-        <w:t>proveedor</w:t>
-      </w:r>
-      <w:proofErr w:type="spellEnd"/>
-      <w:r>
-        <w:t>.</w:t>
+      <w:r>
+        <w:t>Granularidad de fila: Cada observación representa una oferta para una línea de producto; por ende, varias filas pueden corresponder a una misma licitación y proveedor.</w:t>
       </w:r>
     </w:p>
     <w:p>
       <w:pPr>
         <w:pStyle w:val="Listaconvietas1"/>
       </w:pPr>
-      <w:proofErr w:type="spellStart"/>
-      <w:r>
-        <w:t>Métrica</w:t>
-      </w:r>
-      <w:proofErr w:type="spellEnd"/>
-      <w:r>
-        <w:t xml:space="preserve"> de </w:t>
-      </w:r>
-      <w:proofErr w:type="spellStart"/>
-      <w:r>
-        <w:t>adjudicación</w:t>
-      </w:r>
-      <w:proofErr w:type="spellEnd"/>
-      <w:r>
-        <w:t xml:space="preserve">: La </w:t>
-      </w:r>
-      <w:proofErr w:type="spellStart"/>
-      <w:r>
-        <w:t>proporción</w:t>
-      </w:r>
-      <w:proofErr w:type="spellEnd"/>
-      <w:r>
-        <w:t xml:space="preserve"> de </w:t>
-      </w:r>
-      <w:proofErr w:type="spellStart"/>
-      <w:r>
-        <w:t>éxito</w:t>
-      </w:r>
-      <w:proofErr w:type="spellEnd"/>
-      <w:r>
-        <w:t xml:space="preserve"> se </w:t>
-      </w:r>
-      <w:proofErr w:type="spellStart"/>
-      <w:r>
-        <w:t>calcula</w:t>
-      </w:r>
-      <w:proofErr w:type="spellEnd"/>
-      <w:r>
-        <w:t xml:space="preserve"> </w:t>
-      </w:r>
-      <w:proofErr w:type="spellStart"/>
-      <w:r>
-        <w:t>como</w:t>
-      </w:r>
-      <w:proofErr w:type="spellEnd"/>
-      <w:r>
-        <w:t xml:space="preserve"> el total de </w:t>
-      </w:r>
-      <w:proofErr w:type="spellStart"/>
-      <w:r>
-        <w:t>ofertas</w:t>
-      </w:r>
-      <w:proofErr w:type="spellEnd"/>
-      <w:r>
-        <w:t xml:space="preserve"> </w:t>
-      </w:r>
-      <w:proofErr w:type="spellStart"/>
-      <w:r>
-        <w:t>ganadoras</w:t>
-      </w:r>
-      <w:proofErr w:type="spellEnd"/>
-      <w:r>
-        <w:t xml:space="preserve"> </w:t>
-      </w:r>
-      <w:proofErr w:type="spellStart"/>
-      <w:r>
-        <w:t>dividido</w:t>
-      </w:r>
-      <w:proofErr w:type="spellEnd"/>
-      <w:r>
-        <w:t xml:space="preserve"> </w:t>
-      </w:r>
-      <w:proofErr w:type="spellStart"/>
-      <w:r>
-        <w:t>por</w:t>
-      </w:r>
-      <w:proofErr w:type="spellEnd"/>
-      <w:r>
-        <w:t xml:space="preserve"> el total de </w:t>
-      </w:r>
-      <w:proofErr w:type="spellStart"/>
-      <w:r>
-        <w:t>ofertas</w:t>
-      </w:r>
-      <w:proofErr w:type="spellEnd"/>
-      <w:r>
-        <w:t xml:space="preserve"> con </w:t>
-      </w:r>
-      <w:proofErr w:type="spellStart"/>
-      <w:r>
-        <w:t>resultado</w:t>
-      </w:r>
-      <w:proofErr w:type="spellEnd"/>
-      <w:r>
-        <w:t xml:space="preserve"> </w:t>
-      </w:r>
-      <w:proofErr w:type="spellStart"/>
-      <w:r>
-        <w:t>válido</w:t>
-      </w:r>
-      <w:proofErr w:type="spellEnd"/>
-      <w:r>
-        <w:t xml:space="preserve"> </w:t>
-      </w:r>
-      <w:proofErr w:type="spellStart"/>
-      <w:r>
-        <w:t>en</w:t>
-      </w:r>
-      <w:proofErr w:type="spellEnd"/>
-      <w:r>
-        <w:t xml:space="preserve"> </w:t>
-      </w:r>
-      <w:proofErr w:type="spellStart"/>
-      <w:r>
-        <w:t>procesos</w:t>
-      </w:r>
-      <w:proofErr w:type="spellEnd"/>
-      <w:r>
-        <w:t xml:space="preserve"> </w:t>
-      </w:r>
-      <w:proofErr w:type="spellStart"/>
-      <w:r>
-        <w:t>formalmente</w:t>
-      </w:r>
-      <w:proofErr w:type="spellEnd"/>
-      <w:r>
-        <w:t xml:space="preserve"> </w:t>
-      </w:r>
-      <w:proofErr w:type="spellStart"/>
-      <w:r>
-        <w:t>concluidos</w:t>
-      </w:r>
-      <w:proofErr w:type="spellEnd"/>
-      <w:r>
-        <w:t xml:space="preserve">, </w:t>
-      </w:r>
-      <w:proofErr w:type="spellStart"/>
-      <w:r>
-        <w:t>informando</w:t>
-      </w:r>
-      <w:proofErr w:type="spellEnd"/>
-      <w:r>
-        <w:t xml:space="preserve"> </w:t>
-      </w:r>
-      <w:proofErr w:type="spellStart"/>
-      <w:r>
-        <w:t>explícitamente</w:t>
-      </w:r>
-      <w:proofErr w:type="spellEnd"/>
-      <w:r>
-        <w:t xml:space="preserve"> </w:t>
-      </w:r>
-      <w:proofErr w:type="spellStart"/>
-      <w:r>
-        <w:t>los</w:t>
-      </w:r>
-      <w:proofErr w:type="spellEnd"/>
-      <w:r>
-        <w:t xml:space="preserve"> </w:t>
-      </w:r>
-      <w:proofErr w:type="spellStart"/>
-      <w:r>
-        <w:t>denominadores</w:t>
-      </w:r>
-      <w:proofErr w:type="spellEnd"/>
-      <w:r>
-        <w:t>.</w:t>
+      <w:r>
+        <w:t>Métrica de adjudicación: La proporción de éxito se calcula como el total de ofertas ganadoras dividido por el total de ofertas con resultado válido en procesos formalmente concluidos, informando explícitamente los denominadores.</w:t>
       </w:r>
     </w:p>
     <w:p>
@@ -4726,61 +2676,16 @@
       <w:pPr>
         <w:pStyle w:val="Ttulo11"/>
       </w:pPr>
-      <w:bookmarkStart w:id="6" w:name="_Toc240150906"/>
+      <w:bookmarkStart w:id="6" w:name="_Toc240223384"/>
       <w:r>
         <w:lastRenderedPageBreak/>
-        <w:t xml:space="preserve">III. </w:t>
-      </w:r>
-      <w:proofErr w:type="spellStart"/>
-      <w:r>
-        <w:t>Herramientas</w:t>
-      </w:r>
-      <w:proofErr w:type="spellEnd"/>
-      <w:r>
-        <w:t xml:space="preserve"> </w:t>
-      </w:r>
-      <w:proofErr w:type="spellStart"/>
-      <w:r>
-        <w:t>científicas</w:t>
-      </w:r>
-      <w:proofErr w:type="spellEnd"/>
-      <w:r>
-        <w:t xml:space="preserve">, </w:t>
-      </w:r>
-      <w:proofErr w:type="spellStart"/>
-      <w:r>
-        <w:t>reproducibilidad</w:t>
-      </w:r>
-      <w:proofErr w:type="spellEnd"/>
-      <w:r>
-        <w:t xml:space="preserve"> y control de </w:t>
-      </w:r>
-      <w:proofErr w:type="spellStart"/>
-      <w:r>
-        <w:t>versiones</w:t>
+        <w:t>III. Herramientas científicas, reproducibilidad y control de versiones</w:t>
       </w:r>
       <w:bookmarkEnd w:id="6"/>
-      <w:proofErr w:type="spellEnd"/>
-    </w:p>
-    <w:p>
-      <w:r>
-        <w:t xml:space="preserve">Para asegurar que cualquier investigador pueda replicar íntegramente los resultados en un entorno computacional independiente (Samuel &amp; </w:t>
-      </w:r>
-      <w:proofErr w:type="spellStart"/>
-      <w:r>
-        <w:t>Mietchen</w:t>
-      </w:r>
-      <w:proofErr w:type="spellEnd"/>
-      <w:r>
-        <w:t>, 2024; Universidad Andrés Bello, 2026), se configuró un entorno virtual aislado (.</w:t>
-      </w:r>
-      <w:proofErr w:type="spellStart"/>
-      <w:r>
-        <w:t>venv</w:t>
-      </w:r>
-      <w:proofErr w:type="spellEnd"/>
-      <w:r>
-        <w:t>) bajo Python 3.12.14 en arquitectura x64.</w:t>
+    </w:p>
+    <w:p>
+      <w:r>
+        <w:t>Para asegurar que cualquier investigador pueda replicar íntegramente los resultados en un entorno computacional independiente (Samuel &amp; Mietchen, 2024; Universidad Andrés Bello, 2026), se configuró un entorno virtual aislado (.venv) bajo Python 3.12.14 en arquitectura x64.</w:t>
       </w:r>
     </w:p>
     <w:tbl>
@@ -5036,21 +2941,7 @@
               <w:rPr>
                 <w:sz w:val="19"/>
               </w:rPr>
-              <w:t xml:space="preserve">Manipulación tabular, preprocesamiento, casting </w:t>
-            </w:r>
-            <w:proofErr w:type="spellStart"/>
-            <w:r>
-              <w:rPr>
-                <w:sz w:val="19"/>
-              </w:rPr>
-              <w:t>datetime</w:t>
-            </w:r>
-            <w:proofErr w:type="spellEnd"/>
-            <w:r>
-              <w:rPr>
-                <w:sz w:val="19"/>
-              </w:rPr>
-              <w:t xml:space="preserve"> y cálculo de frecuencias.</w:t>
+              <w:t>Manipulación tabular, preprocesamiento, casting datetime y cálculo de frecuencias.</w:t>
             </w:r>
           </w:p>
         </w:tc>
@@ -5076,14 +2967,12 @@
             <w:pPr>
               <w:spacing w:after="40" w:line="252" w:lineRule="auto"/>
             </w:pPr>
-            <w:proofErr w:type="spellStart"/>
             <w:r>
               <w:rPr>
                 <w:sz w:val="19"/>
               </w:rPr>
               <w:t>NumPy</w:t>
             </w:r>
-            <w:proofErr w:type="spellEnd"/>
           </w:p>
         </w:tc>
         <w:tc>
@@ -5130,21 +3019,7 @@
               <w:rPr>
                 <w:sz w:val="19"/>
               </w:rPr>
-              <w:t>Operaciones vectorizadas, manejo de valores nulos (</w:t>
-            </w:r>
-            <w:proofErr w:type="spellStart"/>
-            <w:r>
-              <w:rPr>
-                <w:sz w:val="19"/>
-              </w:rPr>
-              <w:t>np.nan</w:t>
-            </w:r>
-            <w:proofErr w:type="spellEnd"/>
-            <w:r>
-              <w:rPr>
-                <w:sz w:val="19"/>
-              </w:rPr>
-              <w:t>) y aserciones numéricas.</w:t>
+              <w:t>Operaciones vectorizadas, manejo de valores nulos (np.nan) y aserciones numéricas.</w:t>
             </w:r>
           </w:p>
         </w:tc>
@@ -5170,28 +3045,12 @@
             <w:pPr>
               <w:spacing w:after="40" w:line="252" w:lineRule="auto"/>
             </w:pPr>
-            <w:proofErr w:type="spellStart"/>
-            <w:r>
-              <w:rPr>
-                <w:sz w:val="19"/>
-              </w:rPr>
-              <w:t>JupyterLab</w:t>
-            </w:r>
-            <w:proofErr w:type="spellEnd"/>
-            <w:r>
-              <w:rPr>
-                <w:sz w:val="19"/>
-              </w:rPr>
-              <w:t xml:space="preserve"> / </w:t>
-            </w:r>
-            <w:proofErr w:type="spellStart"/>
-            <w:r>
-              <w:rPr>
-                <w:sz w:val="19"/>
-              </w:rPr>
-              <w:t>ipykernel</w:t>
-            </w:r>
-            <w:proofErr w:type="spellEnd"/>
+            <w:r>
+              <w:rPr>
+                <w:sz w:val="19"/>
+              </w:rPr>
+              <w:t>JupyterLab / ipykernel</w:t>
+            </w:r>
           </w:p>
         </w:tc>
         <w:tc>
@@ -5342,28 +3201,12 @@
             <w:pPr>
               <w:spacing w:after="40" w:line="252" w:lineRule="auto"/>
             </w:pPr>
-            <w:proofErr w:type="spellStart"/>
-            <w:r>
-              <w:rPr>
-                <w:sz w:val="19"/>
-              </w:rPr>
-              <w:t>nbclient</w:t>
-            </w:r>
-            <w:proofErr w:type="spellEnd"/>
-            <w:r>
-              <w:rPr>
-                <w:sz w:val="19"/>
-              </w:rPr>
-              <w:t xml:space="preserve"> / </w:t>
-            </w:r>
-            <w:proofErr w:type="spellStart"/>
-            <w:r>
-              <w:rPr>
-                <w:sz w:val="19"/>
-              </w:rPr>
-              <w:t>nbformat</w:t>
-            </w:r>
-            <w:proofErr w:type="spellEnd"/>
+            <w:r>
+              <w:rPr>
+                <w:sz w:val="19"/>
+              </w:rPr>
+              <w:t>nbclient / nbformat</w:t>
+            </w:r>
           </w:p>
         </w:tc>
         <w:tc>
@@ -5421,158 +3264,23 @@
       <w:pPr>
         <w:pStyle w:val="Ttulo21"/>
       </w:pPr>
-      <w:bookmarkStart w:id="7" w:name="_Toc240150907"/>
-      <w:proofErr w:type="spellStart"/>
-      <w:r>
-        <w:t>Arquitectura</w:t>
-      </w:r>
-      <w:proofErr w:type="spellEnd"/>
-      <w:r>
-        <w:t xml:space="preserve"> modular y </w:t>
-      </w:r>
-      <w:proofErr w:type="spellStart"/>
-      <w:r>
-        <w:t>estructura</w:t>
-      </w:r>
-      <w:proofErr w:type="spellEnd"/>
-      <w:r>
-        <w:t xml:space="preserve"> del </w:t>
-      </w:r>
-      <w:proofErr w:type="spellStart"/>
-      <w:r>
-        <w:t>repositorio</w:t>
+      <w:bookmarkStart w:id="7" w:name="_Toc240223385"/>
+      <w:r>
+        <w:t>Arquitectura modular y estructura del repositorio</w:t>
       </w:r>
       <w:bookmarkEnd w:id="7"/>
-      <w:proofErr w:type="spellEnd"/>
-    </w:p>
-    <w:p>
-      <w:r>
-        <w:t xml:space="preserve">El proyecto adopta el principio de separación de responsabilidades (McKinney, 2022). La lógica computacional reusable reside en el módulo </w:t>
-      </w:r>
-      <w:proofErr w:type="spellStart"/>
-      <w:r>
-        <w:t>src</w:t>
-      </w:r>
-      <w:proofErr w:type="spellEnd"/>
-      <w:r>
-        <w:t>/proyecto.py, mientras que los cuadernos interactivos F1/F1_Definición.ipynb y F2/F2_Preprocesamiento.ipynb invocan estas funciones y presentan la narrativa analítica:</w:t>
+    </w:p>
+    <w:p>
+      <w:r>
+        <w:t>El proyecto adopta el principio de separación de responsabilidades (McKinney, 2022). La lógica computacional reusable reside en el módulo src/proyecto.py, mientras que los cuadernos interactivos F1/F1_Definición.ipynb y F2/F2_Preprocesamiento.ipynb invocan estas funciones y presentan la narrativa analítica:</w:t>
       </w:r>
     </w:p>
     <w:p>
       <w:pPr>
         <w:pStyle w:val="Listaconvietas1"/>
       </w:pPr>
-      <w:proofErr w:type="spellStart"/>
-      <w:r>
-        <w:t>src</w:t>
-      </w:r>
-      <w:proofErr w:type="spellEnd"/>
-      <w:r>
-        <w:t xml:space="preserve">/proyecto.py: </w:t>
-      </w:r>
-      <w:proofErr w:type="spellStart"/>
-      <w:r>
-        <w:t>Contiene</w:t>
-      </w:r>
-      <w:proofErr w:type="spellEnd"/>
-      <w:r>
-        <w:t xml:space="preserve"> </w:t>
-      </w:r>
-      <w:proofErr w:type="spellStart"/>
-      <w:r>
-        <w:t>funciones</w:t>
-      </w:r>
-      <w:proofErr w:type="spellEnd"/>
-      <w:r>
-        <w:t xml:space="preserve"> </w:t>
-      </w:r>
-      <w:proofErr w:type="spellStart"/>
-      <w:r>
-        <w:t>puras</w:t>
-      </w:r>
-      <w:proofErr w:type="spellEnd"/>
-      <w:r>
-        <w:t xml:space="preserve"> para </w:t>
-      </w:r>
-      <w:proofErr w:type="spellStart"/>
-      <w:r>
-        <w:t>registro</w:t>
-      </w:r>
-      <w:proofErr w:type="spellEnd"/>
-      <w:r>
-        <w:t xml:space="preserve"> de </w:t>
-      </w:r>
-      <w:proofErr w:type="spellStart"/>
-      <w:r>
-        <w:t>versiones</w:t>
-      </w:r>
-      <w:proofErr w:type="spellEnd"/>
-      <w:r>
-        <w:t xml:space="preserve">, </w:t>
-      </w:r>
-      <w:proofErr w:type="spellStart"/>
-      <w:r>
-        <w:t>cálculo</w:t>
-      </w:r>
-      <w:proofErr w:type="spellEnd"/>
-      <w:r>
-        <w:t xml:space="preserve"> de </w:t>
-      </w:r>
-      <w:proofErr w:type="spellStart"/>
-      <w:r>
-        <w:t>huellas</w:t>
-      </w:r>
-      <w:proofErr w:type="spellEnd"/>
-      <w:r>
-        <w:t xml:space="preserve"> SHA-256, </w:t>
-      </w:r>
-      <w:proofErr w:type="spellStart"/>
-      <w:r>
-        <w:t>lectura</w:t>
-      </w:r>
-      <w:proofErr w:type="spellEnd"/>
-      <w:r>
-        <w:t xml:space="preserve"> con </w:t>
-      </w:r>
-      <w:proofErr w:type="spellStart"/>
-      <w:r>
-        <w:t>contrato</w:t>
-      </w:r>
-      <w:proofErr w:type="spellEnd"/>
-      <w:r>
-        <w:t xml:space="preserve"> de </w:t>
-      </w:r>
-      <w:proofErr w:type="spellStart"/>
-      <w:r>
-        <w:t>esquema</w:t>
-      </w:r>
-      <w:proofErr w:type="spellEnd"/>
-      <w:r>
-        <w:t xml:space="preserve">, </w:t>
-      </w:r>
-      <w:proofErr w:type="spellStart"/>
-      <w:r>
-        <w:t>diagnóstico</w:t>
-      </w:r>
-      <w:proofErr w:type="spellEnd"/>
-      <w:r>
-        <w:t xml:space="preserve"> EDA, pipeline de </w:t>
-      </w:r>
-      <w:proofErr w:type="spellStart"/>
-      <w:r>
-        <w:t>limpieza</w:t>
-      </w:r>
-      <w:proofErr w:type="spellEnd"/>
-      <w:r>
-        <w:t xml:space="preserve"> y suite de </w:t>
-      </w:r>
-      <w:proofErr w:type="spellStart"/>
-      <w:r>
-        <w:t>validación</w:t>
-      </w:r>
-      <w:proofErr w:type="spellEnd"/>
-      <w:r>
-        <w:t>.</w:t>
+      <w:r>
+        <w:t>src/proyecto.py: Contiene funciones puras para registro de versiones, cálculo de huellas SHA-256, lectura con contrato de esquema, diagnóstico EDA, pipeline de limpieza y suite de validación.</w:t>
       </w:r>
     </w:p>
     <w:p>
@@ -5580,23 +3288,7 @@
         <w:pStyle w:val="Listaconvietas1"/>
       </w:pPr>
       <w:r>
-        <w:t xml:space="preserve">data/raw/: </w:t>
-      </w:r>
-      <w:proofErr w:type="spellStart"/>
-      <w:r>
-        <w:t>Almacena</w:t>
-      </w:r>
-      <w:proofErr w:type="spellEnd"/>
-      <w:r>
-        <w:t xml:space="preserve"> el dataset original licitaciones_salud_marzo_2026.csv (68,96 MB) con hash </w:t>
-      </w:r>
-      <w:proofErr w:type="spellStart"/>
-      <w:r>
-        <w:t>inmutable</w:t>
-      </w:r>
-      <w:proofErr w:type="spellEnd"/>
-      <w:r>
-        <w:t xml:space="preserve"> SHA-256.</w:t>
+        <w:t>data/raw/: Almacena el dataset original licitaciones_salud_marzo_2026.csv (68,96 MB) con hash inmutable SHA-256.</w:t>
       </w:r>
     </w:p>
     <w:p>
@@ -5604,140 +3296,15 @@
         <w:pStyle w:val="Listaconvietas1"/>
       </w:pPr>
       <w:r>
-        <w:t xml:space="preserve">data/processed/: </w:t>
-      </w:r>
-      <w:proofErr w:type="spellStart"/>
-      <w:r>
-        <w:t>Aloja</w:t>
-      </w:r>
-      <w:proofErr w:type="spellEnd"/>
-      <w:r>
-        <w:t xml:space="preserve"> el </w:t>
-      </w:r>
-      <w:proofErr w:type="spellStart"/>
-      <w:r>
-        <w:t>producto</w:t>
-      </w:r>
-      <w:proofErr w:type="spellEnd"/>
-      <w:r>
-        <w:t xml:space="preserve"> </w:t>
-      </w:r>
-      <w:proofErr w:type="spellStart"/>
-      <w:r>
-        <w:t>derivado</w:t>
-      </w:r>
-      <w:proofErr w:type="spellEnd"/>
-      <w:r>
-        <w:t xml:space="preserve"> </w:t>
-      </w:r>
-      <w:proofErr w:type="spellStart"/>
-      <w:r>
-        <w:t>limpio</w:t>
-      </w:r>
-      <w:proofErr w:type="spellEnd"/>
-      <w:r>
-        <w:t xml:space="preserve"> licitaciones_salud_marzo_2026_procesado.csv </w:t>
-      </w:r>
-      <w:proofErr w:type="spellStart"/>
-      <w:r>
-        <w:t>listo</w:t>
-      </w:r>
-      <w:proofErr w:type="spellEnd"/>
-      <w:r>
-        <w:t xml:space="preserve"> para </w:t>
-      </w:r>
-      <w:proofErr w:type="spellStart"/>
-      <w:r>
-        <w:t>análisis</w:t>
-      </w:r>
-      <w:proofErr w:type="spellEnd"/>
-      <w:r>
-        <w:t xml:space="preserve"> </w:t>
-      </w:r>
-      <w:proofErr w:type="spellStart"/>
-      <w:r>
-        <w:t>analítico</w:t>
-      </w:r>
-      <w:proofErr w:type="spellEnd"/>
-      <w:r>
-        <w:t>.</w:t>
+        <w:t>data/processed/: Aloja el producto derivado limpio licitaciones_salud_marzo_2026_procesado.csv listo para análisis analítico.</w:t>
       </w:r>
     </w:p>
     <w:p>
       <w:pPr>
         <w:pStyle w:val="Listaconvietas1"/>
       </w:pPr>
-      <w:proofErr w:type="spellStart"/>
-      <w:r>
-        <w:t>evidencias</w:t>
-      </w:r>
-      <w:proofErr w:type="spellEnd"/>
-      <w:r>
-        <w:t xml:space="preserve">/: </w:t>
-      </w:r>
-      <w:proofErr w:type="spellStart"/>
-      <w:r>
-        <w:t>Conserva</w:t>
-      </w:r>
-      <w:proofErr w:type="spellEnd"/>
-      <w:r>
-        <w:t xml:space="preserve"> </w:t>
-      </w:r>
-      <w:proofErr w:type="spellStart"/>
-      <w:r>
-        <w:t>los</w:t>
-      </w:r>
-      <w:proofErr w:type="spellEnd"/>
-      <w:r>
-        <w:t xml:space="preserve"> </w:t>
-      </w:r>
-      <w:proofErr w:type="spellStart"/>
-      <w:r>
-        <w:t>registros</w:t>
-      </w:r>
-      <w:proofErr w:type="spellEnd"/>
-      <w:r>
-        <w:t xml:space="preserve"> </w:t>
-      </w:r>
-      <w:proofErr w:type="spellStart"/>
-      <w:r>
-        <w:t>estructurados</w:t>
-      </w:r>
-      <w:proofErr w:type="spellEnd"/>
-      <w:r>
-        <w:t xml:space="preserve"> JSON (F1_ejecucion.json y F2_ejecucion.json) </w:t>
-      </w:r>
-      <w:proofErr w:type="spellStart"/>
-      <w:r>
-        <w:t>emitidos</w:t>
-      </w:r>
-      <w:proofErr w:type="spellEnd"/>
-      <w:r>
-        <w:t xml:space="preserve"> </w:t>
-      </w:r>
-      <w:proofErr w:type="spellStart"/>
-      <w:r>
-        <w:t>tras</w:t>
-      </w:r>
-      <w:proofErr w:type="spellEnd"/>
-      <w:r>
-        <w:t xml:space="preserve"> </w:t>
-      </w:r>
-      <w:proofErr w:type="spellStart"/>
-      <w:r>
-        <w:t>ejecuciones</w:t>
-      </w:r>
-      <w:proofErr w:type="spellEnd"/>
-      <w:r>
-        <w:t xml:space="preserve"> </w:t>
-      </w:r>
-      <w:proofErr w:type="spellStart"/>
-      <w:r>
-        <w:t>exitosas</w:t>
-      </w:r>
-      <w:proofErr w:type="spellEnd"/>
-      <w:r>
-        <w:t>.</w:t>
+      <w:r>
+        <w:t>evidencias/: Conserva los registros estructurados JSON (F1_ejecucion.json y F2_ejecucion.json) emitidos tras ejecuciones exitosas.</w:t>
       </w:r>
     </w:p>
     <w:p>
@@ -5745,92 +3312,18 @@
         <w:pStyle w:val="Listaconvietas1"/>
       </w:pPr>
       <w:r>
-        <w:t xml:space="preserve">docs/: </w:t>
-      </w:r>
-      <w:proofErr w:type="spellStart"/>
-      <w:r>
-        <w:t>Reúne</w:t>
-      </w:r>
-      <w:proofErr w:type="spellEnd"/>
-      <w:r>
-        <w:t xml:space="preserve"> el </w:t>
-      </w:r>
-      <w:proofErr w:type="spellStart"/>
-      <w:r>
-        <w:t>informe</w:t>
-      </w:r>
-      <w:proofErr w:type="spellEnd"/>
-      <w:r>
-        <w:t xml:space="preserve"> </w:t>
-      </w:r>
-      <w:proofErr w:type="spellStart"/>
-      <w:r>
-        <w:t>integrado</w:t>
-      </w:r>
-      <w:proofErr w:type="spellEnd"/>
-      <w:r>
-        <w:t xml:space="preserve"> </w:t>
-      </w:r>
-      <w:proofErr w:type="spellStart"/>
-      <w:r>
-        <w:t>en</w:t>
-      </w:r>
-      <w:proofErr w:type="spellEnd"/>
-      <w:r>
-        <w:t xml:space="preserve"> Word/PDF y el </w:t>
-      </w:r>
-      <w:proofErr w:type="spellStart"/>
-      <w:r>
-        <w:t>modelo</w:t>
-      </w:r>
-      <w:proofErr w:type="spellEnd"/>
-      <w:r>
-        <w:t xml:space="preserve"> conceptual </w:t>
-      </w:r>
-      <w:proofErr w:type="spellStart"/>
-      <w:r>
-        <w:t>técnico</w:t>
-      </w:r>
-      <w:proofErr w:type="spellEnd"/>
-      <w:r>
-        <w:t xml:space="preserve"> editable </w:t>
-      </w:r>
-      <w:proofErr w:type="spellStart"/>
-      <w:r>
-        <w:t>en</w:t>
-      </w:r>
-      <w:proofErr w:type="spellEnd"/>
-      <w:r>
-        <w:t xml:space="preserve"> draw.io.</w:t>
+        <w:t>docs/: Reúne el informe integrado en Word/PDF y el modelo conceptual técnico editable en draw.io.</w:t>
       </w:r>
     </w:p>
     <w:p>
       <w:pPr>
         <w:pStyle w:val="Ttulo21"/>
       </w:pPr>
-      <w:bookmarkStart w:id="8" w:name="_Toc240150908"/>
-      <w:proofErr w:type="spellStart"/>
-      <w:r>
-        <w:t>Gestión</w:t>
-      </w:r>
-      <w:proofErr w:type="spellEnd"/>
-      <w:r>
-        <w:t xml:space="preserve"> </w:t>
-      </w:r>
-      <w:proofErr w:type="spellStart"/>
-      <w:r>
-        <w:t>colaborativa</w:t>
-      </w:r>
-      <w:proofErr w:type="spellEnd"/>
-      <w:r>
-        <w:t xml:space="preserve"> y control de </w:t>
-      </w:r>
-      <w:proofErr w:type="spellStart"/>
-      <w:r>
-        <w:t>versiones</w:t>
+      <w:bookmarkStart w:id="8" w:name="_Toc240223386"/>
+      <w:r>
+        <w:t>Gestión colaborativa y control de versiones</w:t>
       </w:r>
       <w:bookmarkEnd w:id="8"/>
-      <w:proofErr w:type="spellEnd"/>
     </w:p>
     <w:p>
       <w:r>
@@ -5879,7 +3372,6 @@
             <w:pPr>
               <w:spacing w:after="40" w:line="252" w:lineRule="auto"/>
             </w:pPr>
-            <w:proofErr w:type="spellStart"/>
             <w:r>
               <w:rPr>
                 <w:b/>
@@ -5887,7 +3379,6 @@
               </w:rPr>
               <w:t>Commit</w:t>
             </w:r>
-            <w:proofErr w:type="spellEnd"/>
           </w:p>
         </w:tc>
         <w:tc>
@@ -5962,6 +3453,12 @@
             <w:pPr>
               <w:spacing w:after="40" w:line="252" w:lineRule="auto"/>
             </w:pPr>
+            <w:r>
+              <w:rPr>
+                <w:sz w:val="19"/>
+              </w:rPr>
+              <w:t>56a6536</w:t>
+            </w:r>
           </w:p>
         </w:tc>
         <w:tc>
@@ -5980,6 +3477,12 @@
             <w:pPr>
               <w:spacing w:after="40" w:line="252" w:lineRule="auto"/>
             </w:pPr>
+            <w:r>
+              <w:rPr>
+                <w:sz w:val="19"/>
+              </w:rPr>
+              <w:t>Alexander Sepulveda</w:t>
+            </w:r>
           </w:p>
         </w:tc>
         <w:tc>
@@ -5998,6 +3501,12 @@
             <w:pPr>
               <w:spacing w:after="40" w:line="252" w:lineRule="auto"/>
             </w:pPr>
+            <w:r>
+              <w:rPr>
+                <w:sz w:val="19"/>
+              </w:rPr>
+              <w:t>Incorporación de metadatos y validación de cobertura institucional.</w:t>
+            </w:r>
           </w:p>
         </w:tc>
       </w:tr>
@@ -6022,6 +3531,12 @@
             <w:pPr>
               <w:spacing w:after="40" w:line="252" w:lineRule="auto"/>
             </w:pPr>
+            <w:r>
+              <w:rPr>
+                <w:sz w:val="19"/>
+              </w:rPr>
+              <w:t>9b53d5e</w:t>
+            </w:r>
           </w:p>
         </w:tc>
         <w:tc>
@@ -6040,6 +3555,12 @@
             <w:pPr>
               <w:spacing w:after="40" w:line="252" w:lineRule="auto"/>
             </w:pPr>
+            <w:r>
+              <w:rPr>
+                <w:sz w:val="19"/>
+              </w:rPr>
+              <w:t>Alexander Sepulveda</w:t>
+            </w:r>
           </w:p>
         </w:tc>
         <w:tc>
@@ -6058,6 +3579,12 @@
             <w:pPr>
               <w:spacing w:after="40" w:line="252" w:lineRule="auto"/>
             </w:pPr>
+            <w:r>
+              <w:rPr>
+                <w:sz w:val="19"/>
+              </w:rPr>
+              <w:t>Configuración de notebook validador de umbrales del curso en data/raw.</w:t>
+            </w:r>
           </w:p>
         </w:tc>
       </w:tr>
@@ -6086,6 +3613,7 @@
               <w:rPr>
                 <w:sz w:val="19"/>
               </w:rPr>
+              <w:lastRenderedPageBreak/>
               <w:t>7565825</w:t>
             </w:r>
           </w:p>
@@ -6106,19 +3634,11 @@
             <w:pPr>
               <w:spacing w:after="40" w:line="252" w:lineRule="auto"/>
             </w:pPr>
-            <w:proofErr w:type="spellStart"/>
-            <w:r>
-              <w:rPr>
-                <w:sz w:val="19"/>
-              </w:rPr>
-              <w:t>Nayadeth</w:t>
-            </w:r>
-            <w:proofErr w:type="spellEnd"/>
-            <w:r>
-              <w:rPr>
-                <w:sz w:val="19"/>
-              </w:rPr>
-              <w:t xml:space="preserve"> Garrido Ibáñez</w:t>
+            <w:r>
+              <w:rPr>
+                <w:sz w:val="19"/>
+              </w:rPr>
+              <w:t>Nayadeth Garrido Ibáñez</w:t>
             </w:r>
           </w:p>
         </w:tc>
@@ -6192,19 +3712,11 @@
             <w:pPr>
               <w:spacing w:after="40" w:line="252" w:lineRule="auto"/>
             </w:pPr>
-            <w:proofErr w:type="spellStart"/>
-            <w:r>
-              <w:rPr>
-                <w:sz w:val="19"/>
-              </w:rPr>
-              <w:t>Nayadeth</w:t>
-            </w:r>
-            <w:proofErr w:type="spellEnd"/>
-            <w:r>
-              <w:rPr>
-                <w:sz w:val="19"/>
-              </w:rPr>
-              <w:t xml:space="preserve"> Garrido Ibáñez</w:t>
+            <w:r>
+              <w:rPr>
+                <w:sz w:val="19"/>
+              </w:rPr>
+              <w:t>Nayadeth Garrido Ibáñez</w:t>
             </w:r>
           </w:p>
         </w:tc>
@@ -6306,21 +3818,7 @@
               <w:rPr>
                 <w:sz w:val="19"/>
               </w:rPr>
-              <w:t xml:space="preserve">Carga del </w:t>
-            </w:r>
-            <w:proofErr w:type="spellStart"/>
-            <w:r>
-              <w:rPr>
-                <w:sz w:val="19"/>
-              </w:rPr>
-              <w:t>dataset</w:t>
-            </w:r>
-            <w:proofErr w:type="spellEnd"/>
-            <w:r>
-              <w:rPr>
-                <w:sz w:val="19"/>
-              </w:rPr>
-              <w:t xml:space="preserve"> de salud (44.226 filas) y registro de hash SHA-256.</w:t>
+              <w:t>Carga del dataset de salud (44.226 filas) y registro de hash SHA-256.</w:t>
             </w:r>
           </w:p>
         </w:tc>
@@ -6570,50 +4068,10 @@
       <w:pPr>
         <w:pStyle w:val="Ttulo11"/>
       </w:pPr>
-      <w:bookmarkStart w:id="9" w:name="_Toc240150909"/>
+      <w:bookmarkStart w:id="9" w:name="_Toc240223387"/>
       <w:r>
         <w:lastRenderedPageBreak/>
-        <w:t xml:space="preserve">IV. </w:t>
-      </w:r>
-      <w:proofErr w:type="spellStart"/>
-      <w:r>
-        <w:t>Diseño</w:t>
-      </w:r>
-      <w:proofErr w:type="spellEnd"/>
-      <w:r>
-        <w:t xml:space="preserve"> de </w:t>
-      </w:r>
-      <w:proofErr w:type="spellStart"/>
-      <w:r>
-        <w:t>soluciones</w:t>
-      </w:r>
-      <w:proofErr w:type="spellEnd"/>
-      <w:r>
-        <w:t xml:space="preserve"> </w:t>
-      </w:r>
-      <w:proofErr w:type="spellStart"/>
-      <w:r>
-        <w:t>algorítmicas</w:t>
-      </w:r>
-      <w:proofErr w:type="spellEnd"/>
-      <w:r>
-        <w:t xml:space="preserve">, </w:t>
-      </w:r>
-      <w:proofErr w:type="spellStart"/>
-      <w:r>
-        <w:t>preprocesamiento</w:t>
-      </w:r>
-      <w:proofErr w:type="spellEnd"/>
-      <w:r>
-        <w:t xml:space="preserve"> y </w:t>
-      </w:r>
-      <w:proofErr w:type="spellStart"/>
-      <w:r>
-        <w:t>validación</w:t>
-      </w:r>
-      <w:proofErr w:type="spellEnd"/>
-      <w:r>
-        <w:t xml:space="preserve"> (F2)</w:t>
+        <w:t>IV. Diseño de soluciones algorítmicas, preprocesamiento y validación (F2)</w:t>
       </w:r>
       <w:bookmarkEnd w:id="9"/>
     </w:p>
@@ -6626,25 +4084,9 @@
       <w:pPr>
         <w:pStyle w:val="Ttulo21"/>
       </w:pPr>
-      <w:bookmarkStart w:id="10" w:name="_Toc240150910"/>
-      <w:r>
-        <w:t xml:space="preserve">A. </w:t>
-      </w:r>
-      <w:proofErr w:type="spellStart"/>
-      <w:r>
-        <w:t>Codificación</w:t>
-      </w:r>
-      <w:proofErr w:type="spellEnd"/>
-      <w:r>
-        <w:t xml:space="preserve"> </w:t>
-      </w:r>
-      <w:proofErr w:type="spellStart"/>
-      <w:r>
-        <w:t>funcional</w:t>
-      </w:r>
-      <w:proofErr w:type="spellEnd"/>
-      <w:r>
-        <w:t xml:space="preserve"> modular</w:t>
+      <w:bookmarkStart w:id="10" w:name="_Toc240223388"/>
+      <w:r>
+        <w:t>A. Codificación funcional modular</w:t>
       </w:r>
       <w:bookmarkEnd w:id="10"/>
     </w:p>
@@ -6657,85 +4099,8 @@
       <w:pPr>
         <w:pStyle w:val="Listaconvietas1"/>
       </w:pPr>
-      <w:proofErr w:type="spellStart"/>
-      <w:r>
-        <w:t>resumen_exploracion</w:t>
-      </w:r>
-      <w:proofErr w:type="spellEnd"/>
-      <w:r>
-        <w:t>(</w:t>
-      </w:r>
-      <w:proofErr w:type="spellStart"/>
-      <w:r>
-        <w:t>df</w:t>
-      </w:r>
-      <w:proofErr w:type="spellEnd"/>
-      <w:r>
-        <w:t xml:space="preserve">): </w:t>
-      </w:r>
-      <w:proofErr w:type="spellStart"/>
-      <w:r>
-        <w:t>Computa</w:t>
-      </w:r>
-      <w:proofErr w:type="spellEnd"/>
-      <w:r>
-        <w:t xml:space="preserve"> el </w:t>
-      </w:r>
-      <w:proofErr w:type="spellStart"/>
-      <w:r>
-        <w:t>inventario</w:t>
-      </w:r>
-      <w:proofErr w:type="spellEnd"/>
-      <w:r>
-        <w:t xml:space="preserve"> de </w:t>
-      </w:r>
-      <w:proofErr w:type="spellStart"/>
-      <w:r>
-        <w:t>filas</w:t>
-      </w:r>
-      <w:proofErr w:type="spellEnd"/>
-      <w:r>
-        <w:t xml:space="preserve">, columnas, variables sin </w:t>
-      </w:r>
-      <w:proofErr w:type="spellStart"/>
-      <w:r>
-        <w:t>nulos</w:t>
-      </w:r>
-      <w:proofErr w:type="spellEnd"/>
-      <w:r>
-        <w:t xml:space="preserve">, columnas con </w:t>
-      </w:r>
-      <w:proofErr w:type="spellStart"/>
-      <w:r>
-        <w:t>nulos</w:t>
-      </w:r>
-      <w:proofErr w:type="spellEnd"/>
-      <w:r>
-        <w:t xml:space="preserve"> </w:t>
-      </w:r>
-      <w:proofErr w:type="spellStart"/>
-      <w:r>
-        <w:t>parciales</w:t>
-      </w:r>
-      <w:proofErr w:type="spellEnd"/>
-      <w:r>
-        <w:t xml:space="preserve">, columnas 100% </w:t>
-      </w:r>
-      <w:proofErr w:type="spellStart"/>
-      <w:r>
-        <w:t>vacías</w:t>
-      </w:r>
-      <w:proofErr w:type="spellEnd"/>
-      <w:r>
-        <w:t xml:space="preserve"> y campos </w:t>
-      </w:r>
-      <w:proofErr w:type="spellStart"/>
-      <w:r>
-        <w:t>constantes</w:t>
-      </w:r>
-      <w:proofErr w:type="spellEnd"/>
-      <w:r>
-        <w:t>.</w:t>
+      <w:r>
+        <w:t>resumen_exploracion(df): Computa el inventario de filas, columnas, variables sin nulos, columnas con nulos parciales, columnas 100% vacías y campos constantes.</w:t>
       </w:r>
     </w:p>
     <w:p>
@@ -6743,346 +4108,32 @@
         <w:pStyle w:val="Listaconvietas1"/>
       </w:pPr>
       <w:r>
-        <w:t>limpiar_datos_f2(</w:t>
-      </w:r>
-      <w:proofErr w:type="spellStart"/>
-      <w:r>
-        <w:t>df</w:t>
-      </w:r>
-      <w:proofErr w:type="spellEnd"/>
-      <w:r>
-        <w:t xml:space="preserve">, </w:t>
-      </w:r>
-      <w:proofErr w:type="spellStart"/>
-      <w:r>
-        <w:t>excluir_vacias</w:t>
-      </w:r>
-      <w:proofErr w:type="spellEnd"/>
-      <w:r>
-        <w:t xml:space="preserve">=True, </w:t>
-      </w:r>
-      <w:proofErr w:type="spellStart"/>
-      <w:r>
-        <w:t>normalizar_texto</w:t>
-      </w:r>
-      <w:proofErr w:type="spellEnd"/>
-      <w:r>
-        <w:t xml:space="preserve">=True): </w:t>
-      </w:r>
-      <w:proofErr w:type="spellStart"/>
-      <w:r>
-        <w:t>Ejecuta</w:t>
-      </w:r>
-      <w:proofErr w:type="spellEnd"/>
-      <w:r>
-        <w:t xml:space="preserve"> las </w:t>
-      </w:r>
-      <w:proofErr w:type="spellStart"/>
-      <w:r>
-        <w:t>transformaciones</w:t>
-      </w:r>
-      <w:proofErr w:type="spellEnd"/>
-      <w:r>
-        <w:t xml:space="preserve"> de </w:t>
-      </w:r>
-      <w:proofErr w:type="spellStart"/>
-      <w:r>
-        <w:t>limpieza</w:t>
-      </w:r>
-      <w:proofErr w:type="spellEnd"/>
-      <w:r>
-        <w:t xml:space="preserve"> </w:t>
-      </w:r>
-      <w:proofErr w:type="spellStart"/>
-      <w:r>
-        <w:t>sobre</w:t>
-      </w:r>
-      <w:proofErr w:type="spellEnd"/>
-      <w:r>
-        <w:t xml:space="preserve"> </w:t>
-      </w:r>
-      <w:proofErr w:type="spellStart"/>
-      <w:r>
-        <w:t>una</w:t>
-      </w:r>
-      <w:proofErr w:type="spellEnd"/>
-      <w:r>
-        <w:t xml:space="preserve"> </w:t>
-      </w:r>
-      <w:proofErr w:type="spellStart"/>
-      <w:r>
-        <w:t>copia</w:t>
-      </w:r>
-      <w:proofErr w:type="spellEnd"/>
-      <w:r>
-        <w:t xml:space="preserve"> profunda del </w:t>
-      </w:r>
-      <w:proofErr w:type="spellStart"/>
-      <w:r>
-        <w:t>DataFrame</w:t>
-      </w:r>
-      <w:proofErr w:type="spellEnd"/>
-      <w:r>
-        <w:t xml:space="preserve">, </w:t>
-      </w:r>
-      <w:proofErr w:type="spellStart"/>
-      <w:r>
-        <w:t>asegurando</w:t>
-      </w:r>
-      <w:proofErr w:type="spellEnd"/>
-      <w:r>
-        <w:t xml:space="preserve"> la </w:t>
-      </w:r>
-      <w:proofErr w:type="spellStart"/>
-      <w:r>
-        <w:t>inmutabilidad</w:t>
-      </w:r>
-      <w:proofErr w:type="spellEnd"/>
-      <w:r>
-        <w:t xml:space="preserve"> de la entrada.</w:t>
+        <w:t>limpiar_datos_f2(df, excluir_vacias=True, normalizar_texto=True): Ejecuta las transformaciones de limpieza sobre una copia profunda del DataFrame, asegurando la inmutabilidad de la entrada.</w:t>
       </w:r>
     </w:p>
     <w:p>
       <w:pPr>
         <w:pStyle w:val="Listaconvietas1"/>
       </w:pPr>
-      <w:proofErr w:type="spellStart"/>
-      <w:r>
-        <w:t>validar_dataset_procesado</w:t>
-      </w:r>
-      <w:proofErr w:type="spellEnd"/>
-      <w:r>
-        <w:t>(</w:t>
-      </w:r>
-      <w:proofErr w:type="spellStart"/>
-      <w:r>
-        <w:t>df</w:t>
-      </w:r>
-      <w:proofErr w:type="spellEnd"/>
-      <w:r>
-        <w:t xml:space="preserve">): </w:t>
-      </w:r>
-      <w:proofErr w:type="spellStart"/>
-      <w:r>
-        <w:t>Ejecuta</w:t>
-      </w:r>
-      <w:proofErr w:type="spellEnd"/>
-      <w:r>
-        <w:t xml:space="preserve"> un conjunto de 6 </w:t>
-      </w:r>
-      <w:proofErr w:type="spellStart"/>
-      <w:r>
-        <w:t>aserciones</w:t>
-      </w:r>
-      <w:proofErr w:type="spellEnd"/>
-      <w:r>
-        <w:t xml:space="preserve"> </w:t>
-      </w:r>
-      <w:proofErr w:type="spellStart"/>
-      <w:r>
-        <w:t>lógicas</w:t>
-      </w:r>
-      <w:proofErr w:type="spellEnd"/>
-      <w:r>
-        <w:t xml:space="preserve"> </w:t>
-      </w:r>
-      <w:proofErr w:type="spellStart"/>
-      <w:r>
-        <w:t>que</w:t>
-      </w:r>
-      <w:proofErr w:type="spellEnd"/>
-      <w:r>
-        <w:t xml:space="preserve"> </w:t>
-      </w:r>
-      <w:proofErr w:type="spellStart"/>
-      <w:r>
-        <w:t>comprueban</w:t>
-      </w:r>
-      <w:proofErr w:type="spellEnd"/>
-      <w:r>
-        <w:t xml:space="preserve"> la </w:t>
-      </w:r>
-      <w:proofErr w:type="spellStart"/>
-      <w:r>
-        <w:t>ausencia</w:t>
-      </w:r>
-      <w:proofErr w:type="spellEnd"/>
-      <w:r>
-        <w:t xml:space="preserve"> de columnas </w:t>
-      </w:r>
-      <w:proofErr w:type="spellStart"/>
-      <w:r>
-        <w:t>vacías</w:t>
-      </w:r>
-      <w:proofErr w:type="spellEnd"/>
-      <w:r>
-        <w:t xml:space="preserve">, </w:t>
-      </w:r>
-      <w:proofErr w:type="spellStart"/>
-      <w:r>
-        <w:t>completitud</w:t>
-      </w:r>
-      <w:proofErr w:type="spellEnd"/>
-      <w:r>
-        <w:t xml:space="preserve"> de variables clave, </w:t>
-      </w:r>
-      <w:proofErr w:type="spellStart"/>
-      <w:r>
-        <w:t>ausencia</w:t>
-      </w:r>
-      <w:proofErr w:type="spellEnd"/>
-      <w:r>
-        <w:t xml:space="preserve"> de </w:t>
-      </w:r>
-      <w:proofErr w:type="spellStart"/>
-      <w:r>
-        <w:t>fechas</w:t>
-      </w:r>
-      <w:proofErr w:type="spellEnd"/>
-      <w:r>
-        <w:t xml:space="preserve"> de 1900 e </w:t>
-      </w:r>
-      <w:proofErr w:type="spellStart"/>
-      <w:r>
-        <w:t>integridad</w:t>
-      </w:r>
-      <w:proofErr w:type="spellEnd"/>
-      <w:r>
-        <w:t xml:space="preserve"> de </w:t>
-      </w:r>
-      <w:proofErr w:type="spellStart"/>
-      <w:r>
-        <w:t>filas</w:t>
-      </w:r>
-      <w:proofErr w:type="spellEnd"/>
-      <w:r>
-        <w:t>.</w:t>
+      <w:r>
+        <w:t>validar_dataset_procesado(df): Ejecuta un conjunto de 6 aserciones lógicas que comprueban la ausencia de columnas vacías, completitud de variables clave, ausencia de fechas de 1900 e integridad de filas.</w:t>
       </w:r>
     </w:p>
     <w:p>
       <w:pPr>
         <w:pStyle w:val="Listaconvietas1"/>
       </w:pPr>
-      <w:proofErr w:type="spellStart"/>
-      <w:r>
-        <w:t>exportar_datos_procesados</w:t>
-      </w:r>
-      <w:proofErr w:type="spellEnd"/>
-      <w:r>
-        <w:t>(</w:t>
-      </w:r>
-      <w:proofErr w:type="spellStart"/>
-      <w:r>
-        <w:t>df</w:t>
-      </w:r>
-      <w:proofErr w:type="spellEnd"/>
-      <w:r>
-        <w:t xml:space="preserve">, </w:t>
-      </w:r>
-      <w:proofErr w:type="spellStart"/>
-      <w:r>
-        <w:t>ruta_salida</w:t>
-      </w:r>
-      <w:proofErr w:type="spellEnd"/>
-      <w:r>
-        <w:t xml:space="preserve">): </w:t>
-      </w:r>
-      <w:proofErr w:type="spellStart"/>
-      <w:r>
-        <w:t>Serializa</w:t>
-      </w:r>
-      <w:proofErr w:type="spellEnd"/>
-      <w:r>
-        <w:t xml:space="preserve"> el dataset </w:t>
-      </w:r>
-      <w:proofErr w:type="spellStart"/>
-      <w:r>
-        <w:t>limpio</w:t>
-      </w:r>
-      <w:proofErr w:type="spellEnd"/>
-      <w:r>
-        <w:t xml:space="preserve"> a CSV e </w:t>
-      </w:r>
-      <w:proofErr w:type="spellStart"/>
-      <w:r>
-        <w:t>informa</w:t>
-      </w:r>
-      <w:proofErr w:type="spellEnd"/>
-      <w:r>
-        <w:t xml:space="preserve"> </w:t>
-      </w:r>
-      <w:proofErr w:type="spellStart"/>
-      <w:r>
-        <w:t>su</w:t>
-      </w:r>
-      <w:proofErr w:type="spellEnd"/>
-      <w:r>
-        <w:t xml:space="preserve"> peso </w:t>
-      </w:r>
-      <w:proofErr w:type="spellStart"/>
-      <w:r>
-        <w:t>en</w:t>
-      </w:r>
-      <w:proofErr w:type="spellEnd"/>
-      <w:r>
-        <w:t xml:space="preserve"> MB y </w:t>
-      </w:r>
-      <w:proofErr w:type="spellStart"/>
-      <w:r>
-        <w:t>su</w:t>
-      </w:r>
-      <w:proofErr w:type="spellEnd"/>
-      <w:r>
-        <w:t xml:space="preserve"> </w:t>
-      </w:r>
-      <w:proofErr w:type="spellStart"/>
-      <w:r>
-        <w:t>huella</w:t>
-      </w:r>
-      <w:proofErr w:type="spellEnd"/>
-      <w:r>
-        <w:t xml:space="preserve"> </w:t>
-      </w:r>
-      <w:proofErr w:type="spellStart"/>
-      <w:r>
-        <w:t>criptográfica</w:t>
-      </w:r>
-      <w:proofErr w:type="spellEnd"/>
-      <w:r>
-        <w:t xml:space="preserve"> SHA-256.</w:t>
+      <w:r>
+        <w:t>exportar_datos_procesados(df, ruta_salida): Serializa el dataset limpio a CSV e informa su peso en MB y su huella criptográfica SHA-256.</w:t>
       </w:r>
     </w:p>
     <w:p>
       <w:pPr>
         <w:pStyle w:val="Ttulo21"/>
       </w:pPr>
-      <w:bookmarkStart w:id="11" w:name="_Toc240150911"/>
-      <w:r>
-        <w:t xml:space="preserve">B. </w:t>
-      </w:r>
-      <w:proofErr w:type="spellStart"/>
-      <w:r>
-        <w:t>Preprocesamiento</w:t>
-      </w:r>
-      <w:proofErr w:type="spellEnd"/>
-      <w:r>
-        <w:t xml:space="preserve">, </w:t>
-      </w:r>
-      <w:proofErr w:type="spellStart"/>
-      <w:r>
-        <w:t>transformaciones</w:t>
-      </w:r>
-      <w:proofErr w:type="spellEnd"/>
-      <w:r>
-        <w:t xml:space="preserve"> y </w:t>
-      </w:r>
-      <w:proofErr w:type="spellStart"/>
-      <w:r>
-        <w:t>tratamiento</w:t>
-      </w:r>
-      <w:proofErr w:type="spellEnd"/>
-      <w:r>
-        <w:t xml:space="preserve"> de NA</w:t>
+      <w:bookmarkStart w:id="11" w:name="_Toc240223389"/>
+      <w:r>
+        <w:t>B. Preprocesamiento, transformaciones y tratamiento de NA</w:t>
       </w:r>
       <w:bookmarkEnd w:id="11"/>
     </w:p>
@@ -7240,42 +4291,12 @@
             <w:pPr>
               <w:spacing w:after="40" w:line="252" w:lineRule="auto"/>
             </w:pPr>
-            <w:proofErr w:type="spellStart"/>
-            <w:r>
-              <w:rPr>
-                <w:sz w:val="19"/>
-              </w:rPr>
-              <w:t>LicitacionBaseTipo</w:t>
-            </w:r>
-            <w:proofErr w:type="spellEnd"/>
-            <w:r>
-              <w:rPr>
-                <w:sz w:val="19"/>
-              </w:rPr>
-              <w:t xml:space="preserve">, </w:t>
-            </w:r>
-            <w:proofErr w:type="spellStart"/>
-            <w:r>
-              <w:rPr>
-                <w:sz w:val="19"/>
-              </w:rPr>
-              <w:t>ContratoRenovable</w:t>
-            </w:r>
-            <w:proofErr w:type="spellEnd"/>
-            <w:r>
-              <w:rPr>
-                <w:sz w:val="19"/>
-              </w:rPr>
-              <w:t xml:space="preserve">, </w:t>
-            </w:r>
-            <w:proofErr w:type="spellStart"/>
-            <w:r>
-              <w:rPr>
-                <w:sz w:val="19"/>
-              </w:rPr>
-              <w:t>UnidadTiempoRenovacion</w:t>
-            </w:r>
-            <w:proofErr w:type="spellEnd"/>
+            <w:r>
+              <w:rPr>
+                <w:sz w:val="19"/>
+              </w:rPr>
+              <w:t>LicitacionBaseTipo, ContratoRenovable, UnidadTiempoRenovacion</w:t>
+            </w:r>
           </w:p>
         </w:tc>
         <w:tc>
@@ -7372,14 +4393,12 @@
             <w:pPr>
               <w:spacing w:after="40" w:line="252" w:lineRule="auto"/>
             </w:pPr>
-            <w:proofErr w:type="spellStart"/>
             <w:r>
               <w:rPr>
                 <w:sz w:val="19"/>
               </w:rPr>
               <w:t>FechaEstimadaEvaluacionOfertas</w:t>
             </w:r>
-            <w:proofErr w:type="spellEnd"/>
           </w:p>
         </w:tc>
         <w:tc>
@@ -7476,42 +4495,12 @@
             <w:pPr>
               <w:spacing w:after="40" w:line="252" w:lineRule="auto"/>
             </w:pPr>
-            <w:proofErr w:type="spellStart"/>
-            <w:r>
-              <w:rPr>
-                <w:sz w:val="19"/>
-              </w:rPr>
-              <w:t>FechaPublicacion</w:t>
-            </w:r>
-            <w:proofErr w:type="spellEnd"/>
-            <w:r>
-              <w:rPr>
-                <w:sz w:val="19"/>
-              </w:rPr>
-              <w:t xml:space="preserve">, </w:t>
-            </w:r>
-            <w:proofErr w:type="spellStart"/>
-            <w:r>
-              <w:rPr>
-                <w:sz w:val="19"/>
-              </w:rPr>
-              <w:t>FechaCierre</w:t>
-            </w:r>
-            <w:proofErr w:type="spellEnd"/>
-            <w:r>
-              <w:rPr>
-                <w:sz w:val="19"/>
-              </w:rPr>
-              <w:t xml:space="preserve">, </w:t>
-            </w:r>
-            <w:proofErr w:type="spellStart"/>
-            <w:r>
-              <w:rPr>
-                <w:sz w:val="19"/>
-              </w:rPr>
-              <w:t>FechaAdjudicacion</w:t>
-            </w:r>
-            <w:proofErr w:type="spellEnd"/>
+            <w:r>
+              <w:rPr>
+                <w:sz w:val="19"/>
+              </w:rPr>
+              <w:t>FechaPublicacion, FechaCierre, FechaAdjudicacion</w:t>
+            </w:r>
           </w:p>
         </w:tc>
         <w:tc>
@@ -7534,21 +4523,7 @@
               <w:rPr>
                 <w:sz w:val="19"/>
               </w:rPr>
-              <w:t>Almacenadas como cadenas de texto (</w:t>
-            </w:r>
-            <w:proofErr w:type="spellStart"/>
-            <w:r>
-              <w:rPr>
-                <w:sz w:val="19"/>
-              </w:rPr>
-              <w:t>str</w:t>
-            </w:r>
-            <w:proofErr w:type="spellEnd"/>
-            <w:r>
-              <w:rPr>
-                <w:sz w:val="19"/>
-              </w:rPr>
-              <w:t>).</w:t>
+              <w:t>Almacenadas como cadenas de texto (str).</w:t>
             </w:r>
           </w:p>
         </w:tc>
@@ -7572,35 +4547,7 @@
               <w:rPr>
                 <w:sz w:val="19"/>
               </w:rPr>
-              <w:t>Casting a datetime64[</w:t>
-            </w:r>
-            <w:proofErr w:type="spellStart"/>
-            <w:r>
-              <w:rPr>
-                <w:sz w:val="19"/>
-              </w:rPr>
-              <w:t>ns</w:t>
-            </w:r>
-            <w:proofErr w:type="spellEnd"/>
-            <w:r>
-              <w:rPr>
-                <w:sz w:val="19"/>
-              </w:rPr>
-              <w:t xml:space="preserve">] mediante </w:t>
-            </w:r>
-            <w:proofErr w:type="spellStart"/>
-            <w:r>
-              <w:rPr>
-                <w:sz w:val="19"/>
-              </w:rPr>
-              <w:t>pd.to_datetime</w:t>
-            </w:r>
-            <w:proofErr w:type="spellEnd"/>
-            <w:r>
-              <w:rPr>
-                <w:sz w:val="19"/>
-              </w:rPr>
-              <w:t>.</w:t>
+              <w:t>Casting a datetime64[ns] mediante pd.to_datetime.</w:t>
             </w:r>
           </w:p>
         </w:tc>
@@ -7650,14 +4597,12 @@
             <w:pPr>
               <w:spacing w:after="40" w:line="252" w:lineRule="auto"/>
             </w:pPr>
-            <w:proofErr w:type="spellStart"/>
             <w:r>
               <w:rPr>
                 <w:sz w:val="19"/>
               </w:rPr>
               <w:t>TamanoProveedor</w:t>
             </w:r>
-            <w:proofErr w:type="spellEnd"/>
           </w:p>
         </w:tc>
         <w:tc>
@@ -7680,21 +4625,7 @@
               <w:rPr>
                 <w:sz w:val="19"/>
               </w:rPr>
-              <w:t xml:space="preserve">3.410 ofertas registran la etiqueta </w:t>
-            </w:r>
-            <w:proofErr w:type="spellStart"/>
-            <w:r>
-              <w:rPr>
-                <w:sz w:val="19"/>
-              </w:rPr>
-              <w:t>NoClasificado</w:t>
-            </w:r>
-            <w:proofErr w:type="spellEnd"/>
-            <w:r>
-              <w:rPr>
-                <w:sz w:val="19"/>
-              </w:rPr>
-              <w:t>.</w:t>
+              <w:t>3.410 ofertas registran la etiqueta NoClasificado.</w:t>
             </w:r>
           </w:p>
         </w:tc>
@@ -7768,28 +4699,12 @@
             <w:pPr>
               <w:spacing w:after="40" w:line="252" w:lineRule="auto"/>
             </w:pPr>
-            <w:proofErr w:type="spellStart"/>
-            <w:r>
-              <w:rPr>
-                <w:sz w:val="19"/>
-              </w:rPr>
-              <w:t>ResultadoOferta</w:t>
-            </w:r>
-            <w:proofErr w:type="spellEnd"/>
-            <w:r>
-              <w:rPr>
-                <w:sz w:val="19"/>
-              </w:rPr>
-              <w:t xml:space="preserve"> vs. </w:t>
-            </w:r>
-            <w:proofErr w:type="spellStart"/>
-            <w:r>
-              <w:rPr>
-                <w:sz w:val="19"/>
-              </w:rPr>
-              <w:t>EstadoLicitacion</w:t>
-            </w:r>
-            <w:proofErr w:type="spellEnd"/>
+            <w:r>
+              <w:rPr>
+                <w:sz w:val="19"/>
+              </w:rPr>
+              <w:t>ResultadoOferta vs. EstadoLicitacion</w:t>
+            </w:r>
           </w:p>
         </w:tc>
         <w:tc>
@@ -7836,49 +4751,7 @@
               <w:rPr>
                 <w:sz w:val="19"/>
               </w:rPr>
-              <w:t xml:space="preserve">Creación de </w:t>
-            </w:r>
-            <w:proofErr w:type="spellStart"/>
-            <w:r>
-              <w:rPr>
-                <w:sz w:val="19"/>
-              </w:rPr>
-              <w:t>flags</w:t>
-            </w:r>
-            <w:proofErr w:type="spellEnd"/>
-            <w:r>
-              <w:rPr>
-                <w:sz w:val="19"/>
-              </w:rPr>
-              <w:t xml:space="preserve"> </w:t>
-            </w:r>
-            <w:proofErr w:type="spellStart"/>
-            <w:r>
-              <w:rPr>
-                <w:sz w:val="19"/>
-              </w:rPr>
-              <w:t>licitacion_adjudicada</w:t>
-            </w:r>
-            <w:proofErr w:type="spellEnd"/>
-            <w:r>
-              <w:rPr>
-                <w:sz w:val="19"/>
-              </w:rPr>
-              <w:t xml:space="preserve"> y </w:t>
-            </w:r>
-            <w:proofErr w:type="spellStart"/>
-            <w:r>
-              <w:rPr>
-                <w:sz w:val="19"/>
-              </w:rPr>
-              <w:t>oferta_ganadora</w:t>
-            </w:r>
-            <w:proofErr w:type="spellEnd"/>
-            <w:r>
-              <w:rPr>
-                <w:sz w:val="19"/>
-              </w:rPr>
-              <w:t>.</w:t>
+              <w:t>Creación de flags licitacion_adjudicada y oferta_ganadora.</w:t>
             </w:r>
           </w:p>
         </w:tc>
@@ -7928,14 +4801,12 @@
             <w:pPr>
               <w:spacing w:after="40" w:line="252" w:lineRule="auto"/>
             </w:pPr>
-            <w:proofErr w:type="spellStart"/>
             <w:r>
               <w:rPr>
                 <w:sz w:val="19"/>
               </w:rPr>
               <w:t>plazo_cierre_dias</w:t>
             </w:r>
-            <w:proofErr w:type="spellEnd"/>
           </w:p>
         </w:tc>
         <w:tc>
@@ -7982,35 +4853,7 @@
               <w:rPr>
                 <w:sz w:val="19"/>
               </w:rPr>
-              <w:t>Cálculo de (</w:t>
-            </w:r>
-            <w:proofErr w:type="spellStart"/>
-            <w:r>
-              <w:rPr>
-                <w:sz w:val="19"/>
-              </w:rPr>
-              <w:t>FechaCierre</w:t>
-            </w:r>
-            <w:proofErr w:type="spellEnd"/>
-            <w:r>
-              <w:rPr>
-                <w:sz w:val="19"/>
-              </w:rPr>
-              <w:t xml:space="preserve"> - </w:t>
-            </w:r>
-            <w:proofErr w:type="spellStart"/>
-            <w:r>
-              <w:rPr>
-                <w:sz w:val="19"/>
-              </w:rPr>
-              <w:t>FechaPublicacion</w:t>
-            </w:r>
-            <w:proofErr w:type="spellEnd"/>
-            <w:r>
-              <w:rPr>
-                <w:sz w:val="19"/>
-              </w:rPr>
-              <w:t>) en días.</w:t>
+              <w:t>Cálculo de (FechaCierre - FechaPublicacion) en días.</w:t>
             </w:r>
           </w:p>
         </w:tc>
@@ -8045,41 +4888,12 @@
       <w:pPr>
         <w:pStyle w:val="Ttulo21"/>
       </w:pPr>
-      <w:bookmarkStart w:id="12" w:name="_Toc240150912"/>
+      <w:bookmarkStart w:id="12" w:name="_Toc240223390"/>
       <w:r>
         <w:lastRenderedPageBreak/>
-        <w:t xml:space="preserve">C. </w:t>
-      </w:r>
-      <w:proofErr w:type="spellStart"/>
-      <w:r>
-        <w:t>Validación</w:t>
-      </w:r>
-      <w:proofErr w:type="spellEnd"/>
-      <w:r>
-        <w:t xml:space="preserve"> </w:t>
-      </w:r>
-      <w:proofErr w:type="spellStart"/>
-      <w:r>
-        <w:t>técnica</w:t>
-      </w:r>
-      <w:proofErr w:type="spellEnd"/>
-      <w:r>
-        <w:t xml:space="preserve"> y </w:t>
-      </w:r>
-      <w:proofErr w:type="spellStart"/>
-      <w:r>
-        <w:t>verificación</w:t>
-      </w:r>
-      <w:proofErr w:type="spellEnd"/>
-      <w:r>
-        <w:t xml:space="preserve"> del </w:t>
-      </w:r>
-      <w:proofErr w:type="spellStart"/>
-      <w:r>
-        <w:t>código</w:t>
+        <w:t>C. Validación técnica y verificación del código</w:t>
       </w:r>
       <w:bookmarkEnd w:id="12"/>
-      <w:proofErr w:type="spellEnd"/>
     </w:p>
     <w:p>
       <w:r>
@@ -8259,19 +5073,11 @@
             <w:pPr>
               <w:spacing w:after="40" w:line="252" w:lineRule="auto"/>
             </w:pPr>
-            <w:proofErr w:type="spellStart"/>
-            <w:r>
-              <w:rPr>
-                <w:sz w:val="19"/>
-              </w:rPr>
-              <w:t>Dataset</w:t>
-            </w:r>
-            <w:proofErr w:type="spellEnd"/>
-            <w:r>
-              <w:rPr>
-                <w:sz w:val="19"/>
-              </w:rPr>
-              <w:t xml:space="preserve"> real de 44.226 filas preprocesado.</w:t>
+            <w:r>
+              <w:rPr>
+                <w:sz w:val="19"/>
+              </w:rPr>
+              <w:t>Dataset real de 44.226 filas preprocesado.</w:t>
             </w:r>
           </w:p>
         </w:tc>
@@ -8373,21 +5179,7 @@
               <w:rPr>
                 <w:sz w:val="19"/>
               </w:rPr>
-              <w:t xml:space="preserve">Registros con fechas año 1900 y categoría </w:t>
-            </w:r>
-            <w:proofErr w:type="spellStart"/>
-            <w:r>
-              <w:rPr>
-                <w:sz w:val="19"/>
-              </w:rPr>
-              <w:t>NoClasificado</w:t>
-            </w:r>
-            <w:proofErr w:type="spellEnd"/>
-            <w:r>
-              <w:rPr>
-                <w:sz w:val="19"/>
-              </w:rPr>
-              <w:t>.</w:t>
+              <w:t>Registros con fechas año 1900 y categoría NoClasificado.</w:t>
             </w:r>
           </w:p>
         </w:tc>
@@ -8485,33 +5277,11 @@
             <w:pPr>
               <w:spacing w:after="40" w:line="252" w:lineRule="auto"/>
             </w:pPr>
-            <w:proofErr w:type="spellStart"/>
-            <w:r>
-              <w:rPr>
-                <w:sz w:val="19"/>
-              </w:rPr>
-              <w:t>DataFrame</w:t>
-            </w:r>
-            <w:proofErr w:type="spellEnd"/>
-            <w:r>
-              <w:rPr>
-                <w:sz w:val="19"/>
-              </w:rPr>
-              <w:t xml:space="preserve"> sin la columna obligatoria </w:t>
-            </w:r>
-            <w:proofErr w:type="spellStart"/>
-            <w:r>
-              <w:rPr>
-                <w:sz w:val="19"/>
-              </w:rPr>
-              <w:t>ResultadoOferta</w:t>
-            </w:r>
-            <w:proofErr w:type="spellEnd"/>
-            <w:r>
-              <w:rPr>
-                <w:sz w:val="19"/>
-              </w:rPr>
-              <w:t>.</w:t>
+            <w:r>
+              <w:rPr>
+                <w:sz w:val="19"/>
+              </w:rPr>
+              <w:t>DataFrame sin la columna obligatoria ResultadoOferta.</w:t>
             </w:r>
           </w:p>
         </w:tc>
@@ -8535,21 +5305,7 @@
               <w:rPr>
                 <w:sz w:val="19"/>
               </w:rPr>
-              <w:t xml:space="preserve">Captura controlada de excepción </w:t>
-            </w:r>
-            <w:proofErr w:type="spellStart"/>
-            <w:r>
-              <w:rPr>
-                <w:sz w:val="19"/>
-              </w:rPr>
-              <w:t>KeyError</w:t>
-            </w:r>
-            <w:proofErr w:type="spellEnd"/>
-            <w:r>
-              <w:rPr>
-                <w:sz w:val="19"/>
-              </w:rPr>
-              <w:t>.</w:t>
+              <w:t>Captura controlada de excepción KeyError.</w:t>
             </w:r>
           </w:p>
         </w:tc>
@@ -8573,21 +5329,7 @@
               <w:rPr>
                 <w:sz w:val="19"/>
               </w:rPr>
-              <w:t>OK (</w:t>
-            </w:r>
-            <w:proofErr w:type="spellStart"/>
-            <w:r>
-              <w:rPr>
-                <w:sz w:val="19"/>
-              </w:rPr>
-              <w:t>KeyError</w:t>
-            </w:r>
-            <w:proofErr w:type="spellEnd"/>
-            <w:r>
-              <w:rPr>
-                <w:sz w:val="19"/>
-              </w:rPr>
-              <w:t xml:space="preserve"> capturado)</w:t>
+              <w:t>OK (KeyError capturado)</w:t>
             </w:r>
           </w:p>
         </w:tc>
@@ -8637,19 +5379,11 @@
             <w:pPr>
               <w:spacing w:after="40" w:line="252" w:lineRule="auto"/>
             </w:pPr>
-            <w:proofErr w:type="spellStart"/>
-            <w:r>
-              <w:rPr>
-                <w:sz w:val="19"/>
-              </w:rPr>
-              <w:t>DataFrame</w:t>
-            </w:r>
-            <w:proofErr w:type="spellEnd"/>
-            <w:r>
-              <w:rPr>
-                <w:sz w:val="19"/>
-              </w:rPr>
-              <w:t xml:space="preserve"> vacío (0 registros).</w:t>
+            <w:r>
+              <w:rPr>
+                <w:sz w:val="19"/>
+              </w:rPr>
+              <w:t>DataFrame vacío (0 registros).</w:t>
             </w:r>
           </w:p>
         </w:tc>
@@ -8673,21 +5407,7 @@
               <w:rPr>
                 <w:sz w:val="19"/>
               </w:rPr>
-              <w:t xml:space="preserve">Captura controlada de excepción </w:t>
-            </w:r>
-            <w:proofErr w:type="spellStart"/>
-            <w:r>
-              <w:rPr>
-                <w:sz w:val="19"/>
-              </w:rPr>
-              <w:t>ValueError</w:t>
-            </w:r>
-            <w:proofErr w:type="spellEnd"/>
-            <w:r>
-              <w:rPr>
-                <w:sz w:val="19"/>
-              </w:rPr>
-              <w:t>.</w:t>
+              <w:t>Captura controlada de excepción ValueError.</w:t>
             </w:r>
           </w:p>
         </w:tc>
@@ -8711,21 +5431,7 @@
               <w:rPr>
                 <w:sz w:val="19"/>
               </w:rPr>
-              <w:t>OK (</w:t>
-            </w:r>
-            <w:proofErr w:type="spellStart"/>
-            <w:r>
-              <w:rPr>
-                <w:sz w:val="19"/>
-              </w:rPr>
-              <w:t>ValueError</w:t>
-            </w:r>
-            <w:proofErr w:type="spellEnd"/>
-            <w:r>
-              <w:rPr>
-                <w:sz w:val="19"/>
-              </w:rPr>
-              <w:t xml:space="preserve"> capturado)</w:t>
+              <w:t>OK (ValueError capturado)</w:t>
             </w:r>
           </w:p>
         </w:tc>
@@ -8741,88 +5447,27 @@
       <w:pPr>
         <w:pStyle w:val="Ttulo11"/>
       </w:pPr>
-      <w:bookmarkStart w:id="13" w:name="_Toc240150913"/>
+      <w:bookmarkStart w:id="13" w:name="_Toc240223391"/>
       <w:r>
         <w:lastRenderedPageBreak/>
-        <w:t xml:space="preserve">V. </w:t>
-      </w:r>
-      <w:proofErr w:type="spellStart"/>
-      <w:r>
-        <w:t>Resultados</w:t>
-      </w:r>
-      <w:proofErr w:type="spellEnd"/>
-      <w:r>
-        <w:t xml:space="preserve"> </w:t>
-      </w:r>
-      <w:proofErr w:type="spellStart"/>
-      <w:r>
-        <w:t>preliminares</w:t>
-      </w:r>
-      <w:proofErr w:type="spellEnd"/>
-      <w:r>
-        <w:t xml:space="preserve"> de la </w:t>
-      </w:r>
-      <w:proofErr w:type="spellStart"/>
-      <w:r>
-        <w:t>preparación</w:t>
-      </w:r>
-      <w:proofErr w:type="spellEnd"/>
-      <w:r>
-        <w:t xml:space="preserve"> de </w:t>
-      </w:r>
-      <w:proofErr w:type="spellStart"/>
-      <w:r>
-        <w:t>datos</w:t>
-      </w:r>
-      <w:proofErr w:type="spellEnd"/>
-      <w:r>
-        <w:t xml:space="preserve"> (F1 y F2)</w:t>
+        <w:t>V. Resultados preliminares de la preparación de datos (F1 y F2)</w:t>
       </w:r>
       <w:bookmarkEnd w:id="13"/>
     </w:p>
     <w:p>
       <w:r>
-        <w:t>Tras ejecutar el pipeline sobre el conjunto completo de licitaciones del sector Salud, se obtuvieron hallazgos cuantitativos sustantivos que dan respuesta preliminar a las preguntas del proyecto y sientan las bases para la Fase 3.</w:t>
+        <w:t>Tras ejecutar el pipeline sobre el conjunto completo de licitaciones del sector Salud, se obtuvieron hallazgos cuantitativos sustantivos que validan la calidad del conjunto de datos preparado y dan respuesta sólida a las preguntas exploratorias planteadas para esta entrega.</w:t>
       </w:r>
     </w:p>
     <w:p>
       <w:pPr>
         <w:pStyle w:val="Ttulo21"/>
       </w:pPr>
-      <w:bookmarkStart w:id="14" w:name="_Toc240150914"/>
-      <w:r>
-        <w:t xml:space="preserve">Tasa de </w:t>
-      </w:r>
-      <w:proofErr w:type="spellStart"/>
-      <w:r>
-        <w:t>adjudicación</w:t>
-      </w:r>
-      <w:proofErr w:type="spellEnd"/>
-      <w:r>
-        <w:t xml:space="preserve"> </w:t>
-      </w:r>
-      <w:proofErr w:type="spellStart"/>
-      <w:r>
-        <w:t>según</w:t>
-      </w:r>
-      <w:proofErr w:type="spellEnd"/>
-      <w:r>
-        <w:t xml:space="preserve"> </w:t>
-      </w:r>
-      <w:proofErr w:type="spellStart"/>
-      <w:r>
-        <w:t>tamaño</w:t>
-      </w:r>
-      <w:proofErr w:type="spellEnd"/>
-      <w:r>
-        <w:t xml:space="preserve"> de </w:t>
-      </w:r>
-      <w:proofErr w:type="spellStart"/>
-      <w:r>
-        <w:t>proveedor</w:t>
+      <w:bookmarkStart w:id="14" w:name="_Toc240223392"/>
+      <w:r>
+        <w:t>Tasa de adjudicación según tamaño de proveedor</w:t>
       </w:r>
       <w:bookmarkEnd w:id="14"/>
-      <w:proofErr w:type="spellEnd"/>
     </w:p>
     <w:p>
       <w:r>
@@ -9256,14 +5901,12 @@
             <w:pPr>
               <w:spacing w:after="40" w:line="252" w:lineRule="auto"/>
             </w:pPr>
-            <w:proofErr w:type="spellStart"/>
             <w:r>
               <w:rPr>
                 <w:sz w:val="19"/>
               </w:rPr>
               <w:t>NoClasificado</w:t>
             </w:r>
-            <w:proofErr w:type="spellEnd"/>
           </w:p>
         </w:tc>
         <w:tc>
@@ -9752,53 +6395,11 @@
       <w:pPr>
         <w:pStyle w:val="Ttulo21"/>
       </w:pPr>
-      <w:bookmarkStart w:id="15" w:name="_Toc240150915"/>
-      <w:proofErr w:type="spellStart"/>
-      <w:r>
-        <w:t>Distribución</w:t>
-      </w:r>
-      <w:proofErr w:type="spellEnd"/>
-      <w:r>
-        <w:t xml:space="preserve"> </w:t>
-      </w:r>
-      <w:proofErr w:type="spellStart"/>
-      <w:r>
-        <w:t>por</w:t>
-      </w:r>
-      <w:proofErr w:type="spellEnd"/>
-      <w:r>
-        <w:t xml:space="preserve"> </w:t>
-      </w:r>
-      <w:proofErr w:type="spellStart"/>
-      <w:r>
-        <w:t>tipo</w:t>
-      </w:r>
-      <w:proofErr w:type="spellEnd"/>
-      <w:r>
-        <w:t xml:space="preserve"> de </w:t>
-      </w:r>
-      <w:proofErr w:type="spellStart"/>
-      <w:r>
-        <w:t>licitación</w:t>
-      </w:r>
-      <w:proofErr w:type="spellEnd"/>
-      <w:r>
-        <w:t xml:space="preserve"> y </w:t>
-      </w:r>
-      <w:proofErr w:type="spellStart"/>
-      <w:r>
-        <w:t>plazos</w:t>
-      </w:r>
-      <w:proofErr w:type="spellEnd"/>
-      <w:r>
-        <w:t xml:space="preserve"> </w:t>
-      </w:r>
-      <w:proofErr w:type="spellStart"/>
-      <w:r>
-        <w:t>administrativos</w:t>
+      <w:bookmarkStart w:id="15" w:name="_Toc240223393"/>
+      <w:r>
+        <w:t>Distribución por tipo de licitación y plazos administrativos</w:t>
       </w:r>
       <w:bookmarkEnd w:id="15"/>
-      <w:proofErr w:type="spellEnd"/>
     </w:p>
     <w:p>
       <w:r>
@@ -9814,53 +6415,16 @@
       <w:pPr>
         <w:pStyle w:val="Ttulo11"/>
       </w:pPr>
-      <w:bookmarkStart w:id="16" w:name="_Toc240150916"/>
+      <w:bookmarkStart w:id="16" w:name="_Toc240223394"/>
       <w:r>
         <w:lastRenderedPageBreak/>
-        <w:t xml:space="preserve">VI. </w:t>
-      </w:r>
-      <w:proofErr w:type="spellStart"/>
-      <w:r>
-        <w:t>Vinculación</w:t>
-      </w:r>
-      <w:proofErr w:type="spellEnd"/>
-      <w:r>
-        <w:t xml:space="preserve"> del </w:t>
-      </w:r>
-      <w:proofErr w:type="spellStart"/>
-      <w:r>
-        <w:t>mapa</w:t>
-      </w:r>
-      <w:proofErr w:type="spellEnd"/>
-      <w:r>
-        <w:t xml:space="preserve"> conceptual con el </w:t>
-      </w:r>
-      <w:proofErr w:type="spellStart"/>
-      <w:r>
-        <w:t>avance</w:t>
-      </w:r>
-      <w:proofErr w:type="spellEnd"/>
-      <w:r>
-        <w:t xml:space="preserve"> del </w:t>
-      </w:r>
-      <w:proofErr w:type="spellStart"/>
-      <w:r>
-        <w:t>proyecto</w:t>
+        <w:t>VI. Vinculación del mapa conceptual con el avance del proyecto</w:t>
       </w:r>
       <w:bookmarkEnd w:id="16"/>
-      <w:proofErr w:type="spellEnd"/>
-    </w:p>
-    <w:p>
-      <w:r>
-        <w:t xml:space="preserve">El mapa conceptual técnico elaborado en </w:t>
-      </w:r>
-      <w:proofErr w:type="spellStart"/>
-      <w:r>
-        <w:t>docs</w:t>
-      </w:r>
-      <w:proofErr w:type="spellEnd"/>
-      <w:r>
-        <w:t>/mapa_conceptual_f1_f2.drawio representa la arquitectura sistémica del proyecto. Refleja cómo la planificación conceptual se tradujo en artefactos técnicos concretos para F1 y F2, proyectando el trabajo restante hacia F3 y F4:</w:t>
+    </w:p>
+    <w:p>
+      <w:r>
+        <w:t>El mapa conceptual técnico elaborado en docs/mapa_conceptual_f1_f2.drawio representa la arquitectura sistémica del proyecto. Refleja cómo la planificación conceptual se tradujo en artefactos técnicos concretos para F1 y F2, proyectando el trabajo restante hacia F3 y F4:</w:t>
       </w:r>
     </w:p>
     <w:p>
@@ -9869,7 +6433,7 @@
           <w:noProof/>
         </w:rPr>
         <w:drawing>
-          <wp:inline distT="0" distB="0" distL="0" distR="0" wp14:anchorId="189A4B9C" wp14:editId="72534D9A">
+          <wp:inline distT="0" distB="0" distL="0" distR="0" wp14:anchorId="3638CCD1" wp14:editId="3C164179">
             <wp:extent cx="6492240" cy="2813304"/>
             <wp:effectExtent l="0" t="0" r="0" b="0"/>
             <wp:docPr id="12" name="Picture 12"/>
@@ -9909,85 +6473,8 @@
       <w:pPr>
         <w:pStyle w:val="Descripcin1"/>
       </w:pPr>
-      <w:proofErr w:type="spellStart"/>
-      <w:r>
-        <w:t>Figura</w:t>
-      </w:r>
-      <w:proofErr w:type="spellEnd"/>
-      <w:r>
-        <w:t xml:space="preserve"> 1. </w:t>
-      </w:r>
-      <w:proofErr w:type="spellStart"/>
-      <w:r>
-        <w:t>Síntesis</w:t>
-      </w:r>
-      <w:proofErr w:type="spellEnd"/>
-      <w:r>
-        <w:t xml:space="preserve"> </w:t>
-      </w:r>
-      <w:proofErr w:type="spellStart"/>
-      <w:r>
-        <w:t>gráfica</w:t>
-      </w:r>
-      <w:proofErr w:type="spellEnd"/>
-      <w:r>
-        <w:t xml:space="preserve"> del </w:t>
-      </w:r>
-      <w:proofErr w:type="spellStart"/>
-      <w:r>
-        <w:t>mapa</w:t>
-      </w:r>
-      <w:proofErr w:type="spellEnd"/>
-      <w:r>
-        <w:t xml:space="preserve"> conceptual </w:t>
-      </w:r>
-      <w:proofErr w:type="spellStart"/>
-      <w:r>
-        <w:t>técnico</w:t>
-      </w:r>
-      <w:proofErr w:type="spellEnd"/>
-      <w:r>
-        <w:t xml:space="preserve"> del </w:t>
-      </w:r>
-      <w:proofErr w:type="spellStart"/>
-      <w:r>
-        <w:t>proyecto</w:t>
-      </w:r>
-      <w:proofErr w:type="spellEnd"/>
-      <w:r>
-        <w:t xml:space="preserve"> transversal. El </w:t>
-      </w:r>
-      <w:proofErr w:type="spellStart"/>
-      <w:r>
-        <w:t>archivo</w:t>
-      </w:r>
-      <w:proofErr w:type="spellEnd"/>
-      <w:r>
-        <w:t xml:space="preserve"> editable </w:t>
-      </w:r>
-      <w:proofErr w:type="spellStart"/>
-      <w:r>
-        <w:t>completo</w:t>
-      </w:r>
-      <w:proofErr w:type="spellEnd"/>
-      <w:r>
-        <w:t xml:space="preserve"> se </w:t>
-      </w:r>
-      <w:proofErr w:type="spellStart"/>
-      <w:r>
-        <w:t>encuentra</w:t>
-      </w:r>
-      <w:proofErr w:type="spellEnd"/>
-      <w:r>
-        <w:t xml:space="preserve"> disponible </w:t>
-      </w:r>
-      <w:proofErr w:type="spellStart"/>
-      <w:r>
-        <w:t>en</w:t>
-      </w:r>
-      <w:proofErr w:type="spellEnd"/>
-      <w:r>
-        <w:t xml:space="preserve"> docs/mapa_conceptual_f1_f2.drawio.</w:t>
+      <w:r>
+        <w:t>Figura 1. Síntesis gráfica del mapa conceptual técnico del proyecto transversal. El archivo editable completo se encuentra disponible en docs/mapa_conceptual_f1_f2.drawio.</w:t>
       </w:r>
     </w:p>
     <w:tbl>
@@ -10243,21 +6730,7 @@
               <w:rPr>
                 <w:sz w:val="19"/>
               </w:rPr>
-              <w:t>requirements.txt, README.md y .</w:t>
-            </w:r>
-            <w:proofErr w:type="spellStart"/>
-            <w:r>
-              <w:rPr>
-                <w:sz w:val="19"/>
-              </w:rPr>
-              <w:t>venv</w:t>
-            </w:r>
-            <w:proofErr w:type="spellEnd"/>
-            <w:r>
-              <w:rPr>
-                <w:sz w:val="19"/>
-              </w:rPr>
-              <w:t xml:space="preserve"> verificado en Python 3.12</w:t>
+              <w:t>requirements.txt, README.md y .venv verificado en Python 3.12</w:t>
             </w:r>
           </w:p>
         </w:tc>
@@ -10335,21 +6808,7 @@
               <w:rPr>
                 <w:sz w:val="19"/>
               </w:rPr>
-              <w:t>src/proyecto.py (</w:t>
-            </w:r>
-            <w:proofErr w:type="spellStart"/>
-            <w:r>
-              <w:rPr>
-                <w:sz w:val="19"/>
-              </w:rPr>
-              <w:t>versiones_entorno</w:t>
-            </w:r>
-            <w:proofErr w:type="spellEnd"/>
-            <w:r>
-              <w:rPr>
-                <w:sz w:val="19"/>
-              </w:rPr>
-              <w:t>, sha256, leer_datos_f1, limpiar_f2)</w:t>
+              <w:t>src/proyecto.py (versiones_entorno, sha256, leer_datos_f1, limpiar_f2)</w:t>
             </w:r>
           </w:p>
         </w:tc>
@@ -10531,19 +6990,11 @@
             <w:pPr>
               <w:spacing w:after="40" w:line="252" w:lineRule="auto"/>
             </w:pPr>
-            <w:proofErr w:type="spellStart"/>
-            <w:r>
-              <w:rPr>
-                <w:sz w:val="19"/>
-              </w:rPr>
-              <w:t>Dataset</w:t>
-            </w:r>
-            <w:proofErr w:type="spellEnd"/>
-            <w:r>
-              <w:rPr>
-                <w:sz w:val="19"/>
-              </w:rPr>
-              <w:t xml:space="preserve"> procesado derivado y trazable</w:t>
+            <w:r>
+              <w:rPr>
+                <w:sz w:val="19"/>
+              </w:rPr>
+              <w:t>Dataset procesado derivado y trazable</w:t>
             </w:r>
           </w:p>
         </w:tc>
@@ -10591,21 +7042,7 @@
               <w:rPr>
                 <w:sz w:val="19"/>
               </w:rPr>
-              <w:t>data/</w:t>
-            </w:r>
-            <w:proofErr w:type="spellStart"/>
-            <w:r>
-              <w:rPr>
-                <w:sz w:val="19"/>
-              </w:rPr>
-              <w:t>processed</w:t>
-            </w:r>
-            <w:proofErr w:type="spellEnd"/>
-            <w:r>
-              <w:rPr>
-                <w:sz w:val="19"/>
-              </w:rPr>
-              <w:t>/licitaciones_salud_marzo_2026_procesado.csv</w:t>
+              <w:t>data/processed/licitaciones_salud_marzo_2026_procesado.csv</w:t>
             </w:r>
           </w:p>
         </w:tc>
@@ -10856,34 +7293,10 @@
       <w:pPr>
         <w:pStyle w:val="Ttulo11"/>
       </w:pPr>
-      <w:bookmarkStart w:id="17" w:name="_Toc240150917"/>
+      <w:bookmarkStart w:id="17" w:name="_Toc240223395"/>
       <w:r>
         <w:lastRenderedPageBreak/>
-        <w:t xml:space="preserve">VII. </w:t>
-      </w:r>
-      <w:proofErr w:type="spellStart"/>
-      <w:r>
-        <w:t>Referencias</w:t>
-      </w:r>
-      <w:proofErr w:type="spellEnd"/>
-      <w:r>
-        <w:t xml:space="preserve"> </w:t>
-      </w:r>
-      <w:proofErr w:type="spellStart"/>
-      <w:r>
-        <w:t>bibliográficas</w:t>
-      </w:r>
-      <w:proofErr w:type="spellEnd"/>
-      <w:r>
-        <w:t xml:space="preserve"> (Normas APA 7.ª </w:t>
-      </w:r>
-      <w:proofErr w:type="spellStart"/>
-      <w:r>
-        <w:t>edición</w:t>
-      </w:r>
-      <w:proofErr w:type="spellEnd"/>
-      <w:r>
-        <w:t>)</w:t>
+        <w:t>VII. Referencias bibliográficas (Normas APA 7.ª edición)</w:t>
       </w:r>
       <w:bookmarkEnd w:id="17"/>
     </w:p>
@@ -10897,13 +7310,8 @@
         <w:spacing w:after="160"/>
         <w:ind w:left="576" w:hanging="576"/>
       </w:pPr>
-      <w:proofErr w:type="spellStart"/>
-      <w:r>
-        <w:t>ChileCompra</w:t>
-      </w:r>
-      <w:proofErr w:type="spellEnd"/>
-      <w:r>
-        <w:t>. (s. f.-a). Descargas de datos abiertos del sistema de compras públicas. Dirección de Compras y Contratación Pública. https://datos-abiertos.chilecompra.cl/descargas</w:t>
+      <w:r>
+        <w:t>ChileCompra. (s. f.-a). Descargas de datos abiertos del sistema de compras públicas. Dirección de Compras y Contratación Pública. https://datos-abiertos.chilecompra.cl/descargas</w:t>
       </w:r>
     </w:p>
     <w:p>
@@ -10911,13 +7319,8 @@
         <w:spacing w:after="160"/>
         <w:ind w:left="576" w:hanging="576"/>
       </w:pPr>
-      <w:proofErr w:type="spellStart"/>
-      <w:r>
-        <w:t>ChileCompra</w:t>
-      </w:r>
-      <w:proofErr w:type="spellEnd"/>
-      <w:r>
-        <w:t>. (s. f.-b). Diccionario de datos de la API de Mercado Público: Licitaciones públicas. Dirección de Compras y Contratación Pública. https://www.chilecompra.cl/wp-content/uploads/2026/03/Documentacion-API-Mercado-Publico-Licitaciones.pdf</w:t>
+      <w:r>
+        <w:t>ChileCompra. (s. f.-b). Diccionario de datos de la API de Mercado Público: Licitaciones públicas. Dirección de Compras y Contratación Pública. https://www.chilecompra.cl/wp-content/uploads/2026/03/Documentacion-API-Mercado-Publico-Licitaciones.pdf</w:t>
       </w:r>
     </w:p>
     <w:p>
@@ -10925,13 +7328,8 @@
         <w:spacing w:after="160"/>
         <w:ind w:left="576" w:hanging="576"/>
       </w:pPr>
-      <w:proofErr w:type="spellStart"/>
-      <w:r>
-        <w:t>ChileCompra</w:t>
-      </w:r>
-      <w:proofErr w:type="spellEnd"/>
-      <w:r>
-        <w:t>. (s. f.-c). Glosario y definiciones del portal de datos abiertos. Dirección de Compras y Contratación Pública. https://datos-abiertos.chilecompra.cl/datos-abiertos/definiciones</w:t>
+      <w:r>
+        <w:t>ChileCompra. (s. f.-c). Glosario y definiciones del portal de datos abiertos. Dirección de Compras y Contratación Pública. https://datos-abiertos.chilecompra.cl/datos-abiertos/definiciones</w:t>
       </w:r>
     </w:p>
     <w:p>
@@ -10940,55 +7338,7 @@
         <w:ind w:left="576" w:hanging="576"/>
       </w:pPr>
       <w:r>
-        <w:t xml:space="preserve">McKinney, W. (2022). Python </w:t>
-      </w:r>
-      <w:proofErr w:type="spellStart"/>
-      <w:r>
-        <w:t>for</w:t>
-      </w:r>
-      <w:proofErr w:type="spellEnd"/>
-      <w:r>
-        <w:t xml:space="preserve"> data </w:t>
-      </w:r>
-      <w:proofErr w:type="spellStart"/>
-      <w:r>
-        <w:t>analysis</w:t>
-      </w:r>
-      <w:proofErr w:type="spellEnd"/>
-      <w:r>
-        <w:t xml:space="preserve">: Data </w:t>
-      </w:r>
-      <w:proofErr w:type="spellStart"/>
-      <w:r>
-        <w:t>wrangling</w:t>
-      </w:r>
-      <w:proofErr w:type="spellEnd"/>
-      <w:r>
-        <w:t xml:space="preserve"> </w:t>
-      </w:r>
-      <w:proofErr w:type="spellStart"/>
-      <w:r>
-        <w:t>with</w:t>
-      </w:r>
-      <w:proofErr w:type="spellEnd"/>
-      <w:r>
-        <w:t xml:space="preserve"> pandas, </w:t>
-      </w:r>
-      <w:proofErr w:type="spellStart"/>
-      <w:r>
-        <w:t>NumPy</w:t>
-      </w:r>
-      <w:proofErr w:type="spellEnd"/>
-      <w:r>
-        <w:t xml:space="preserve">, and </w:t>
-      </w:r>
-      <w:proofErr w:type="spellStart"/>
-      <w:r>
-        <w:t>Jupyter</w:t>
-      </w:r>
-      <w:proofErr w:type="spellEnd"/>
-      <w:r>
-        <w:t xml:space="preserve"> (3.ª ed.). O'Reilly Media.</w:t>
+        <w:t>McKinney, W. (2022). Python for data analysis: Data wrangling with pandas, NumPy, and Jupyter (3.ª ed.). O'Reilly Media.</w:t>
       </w:r>
     </w:p>
     <w:p>
@@ -10996,53 +7346,8 @@
         <w:spacing w:after="160"/>
         <w:ind w:left="576" w:hanging="576"/>
       </w:pPr>
-      <w:proofErr w:type="spellStart"/>
-      <w:r>
-        <w:t>NumPy</w:t>
-      </w:r>
-      <w:proofErr w:type="spellEnd"/>
-      <w:r>
-        <w:t xml:space="preserve"> </w:t>
-      </w:r>
-      <w:proofErr w:type="spellStart"/>
-      <w:r>
-        <w:t>Developers</w:t>
-      </w:r>
-      <w:proofErr w:type="spellEnd"/>
-      <w:r>
-        <w:t xml:space="preserve">. (s. f.). </w:t>
-      </w:r>
-      <w:proofErr w:type="spellStart"/>
-      <w:r>
-        <w:t>NumPy</w:t>
-      </w:r>
-      <w:proofErr w:type="spellEnd"/>
-      <w:r>
-        <w:t xml:space="preserve"> </w:t>
-      </w:r>
-      <w:proofErr w:type="spellStart"/>
-      <w:r>
-        <w:t>user</w:t>
-      </w:r>
-      <w:proofErr w:type="spellEnd"/>
-      <w:r>
-        <w:t xml:space="preserve"> guide and </w:t>
-      </w:r>
-      <w:proofErr w:type="spellStart"/>
-      <w:r>
-        <w:t>reference</w:t>
-      </w:r>
-      <w:proofErr w:type="spellEnd"/>
-      <w:r>
-        <w:t xml:space="preserve"> </w:t>
-      </w:r>
-      <w:proofErr w:type="spellStart"/>
-      <w:r>
-        <w:t>documentation</w:t>
-      </w:r>
-      <w:proofErr w:type="spellEnd"/>
-      <w:r>
-        <w:t xml:space="preserve"> (Versión 2.3). https://numpy.org/doc/stable/</w:t>
+      <w:r>
+        <w:t>NumPy Developers. (s. f.). NumPy user guide and reference documentation (Versión 2.3). https://numpy.org/doc/stable/</w:t>
       </w:r>
     </w:p>
     <w:p>
@@ -11051,79 +7356,7 @@
         <w:ind w:left="576" w:hanging="576"/>
       </w:pPr>
       <w:r>
-        <w:t xml:space="preserve">Samuel, S., &amp; </w:t>
-      </w:r>
-      <w:proofErr w:type="spellStart"/>
-      <w:r>
-        <w:t>Mietchen</w:t>
-      </w:r>
-      <w:proofErr w:type="spellEnd"/>
-      <w:r>
-        <w:t xml:space="preserve">, D. (2024). </w:t>
-      </w:r>
-      <w:proofErr w:type="spellStart"/>
-      <w:r>
-        <w:t>Computational</w:t>
-      </w:r>
-      <w:proofErr w:type="spellEnd"/>
-      <w:r>
-        <w:t xml:space="preserve"> </w:t>
-      </w:r>
-      <w:proofErr w:type="spellStart"/>
-      <w:r>
-        <w:t>reproducibility</w:t>
-      </w:r>
-      <w:proofErr w:type="spellEnd"/>
-      <w:r>
-        <w:t xml:space="preserve"> </w:t>
-      </w:r>
-      <w:proofErr w:type="spellStart"/>
-      <w:r>
-        <w:t>of</w:t>
-      </w:r>
-      <w:proofErr w:type="spellEnd"/>
-      <w:r>
-        <w:t xml:space="preserve"> </w:t>
-      </w:r>
-      <w:proofErr w:type="spellStart"/>
-      <w:r>
-        <w:t>Jupyter</w:t>
-      </w:r>
-      <w:proofErr w:type="spellEnd"/>
-      <w:r>
-        <w:t xml:space="preserve"> notebooks </w:t>
-      </w:r>
-      <w:proofErr w:type="spellStart"/>
-      <w:r>
-        <w:t>from</w:t>
-      </w:r>
-      <w:proofErr w:type="spellEnd"/>
-      <w:r>
-        <w:t xml:space="preserve"> </w:t>
-      </w:r>
-      <w:proofErr w:type="spellStart"/>
-      <w:r>
-        <w:t>biomedical</w:t>
-      </w:r>
-      <w:proofErr w:type="spellEnd"/>
-      <w:r>
-        <w:t xml:space="preserve"> </w:t>
-      </w:r>
-      <w:proofErr w:type="spellStart"/>
-      <w:r>
-        <w:t>publications</w:t>
-      </w:r>
-      <w:proofErr w:type="spellEnd"/>
-      <w:r>
-        <w:t xml:space="preserve">. </w:t>
-      </w:r>
-      <w:proofErr w:type="spellStart"/>
-      <w:r>
-        <w:t>GigaScience</w:t>
-      </w:r>
-      <w:proofErr w:type="spellEnd"/>
-      <w:r>
-        <w:t>, 13, giad113. https://doi.org/10.1093/gigascience/giad113</w:t>
+        <w:t>Samuel, S., &amp; Mietchen, D. (2024). Computational reproducibility of Jupyter notebooks from biomedical publications. GigaScience, 13, giad113. https://doi.org/10.1093/gigascience/giad113</w:t>
       </w:r>
     </w:p>
     <w:p>
@@ -11132,31 +7365,7 @@
         <w:ind w:left="576" w:hanging="576"/>
       </w:pPr>
       <w:r>
-        <w:t xml:space="preserve">The pandas </w:t>
-      </w:r>
-      <w:proofErr w:type="spellStart"/>
-      <w:r>
-        <w:t>development</w:t>
-      </w:r>
-      <w:proofErr w:type="spellEnd"/>
-      <w:r>
-        <w:t xml:space="preserve"> </w:t>
-      </w:r>
-      <w:proofErr w:type="spellStart"/>
-      <w:r>
-        <w:t>team</w:t>
-      </w:r>
-      <w:proofErr w:type="spellEnd"/>
-      <w:r>
-        <w:t xml:space="preserve">. (s. f.). pandas </w:t>
-      </w:r>
-      <w:proofErr w:type="spellStart"/>
-      <w:r>
-        <w:t>documentation</w:t>
-      </w:r>
-      <w:proofErr w:type="spellEnd"/>
-      <w:r>
-        <w:t xml:space="preserve"> (Versión 3.0). https://pandas.pydata.org/docs/</w:t>
+        <w:t>The pandas development team. (s. f.). pandas documentation (Versión 3.0). https://pandas.pydata.org/docs/</w:t>
       </w:r>
     </w:p>
     <w:p>
@@ -11186,41 +7395,12 @@
       <w:pPr>
         <w:pStyle w:val="Ttulo11"/>
       </w:pPr>
-      <w:bookmarkStart w:id="18" w:name="_Toc240150918"/>
+      <w:bookmarkStart w:id="18" w:name="_Toc240223396"/>
       <w:r>
         <w:lastRenderedPageBreak/>
-        <w:t xml:space="preserve">VIII. </w:t>
-      </w:r>
-      <w:proofErr w:type="spellStart"/>
-      <w:r>
-        <w:t>Anexos</w:t>
-      </w:r>
-      <w:proofErr w:type="spellEnd"/>
-      <w:r>
-        <w:t xml:space="preserve"> </w:t>
-      </w:r>
-      <w:proofErr w:type="spellStart"/>
-      <w:r>
-        <w:t>técnicos</w:t>
-      </w:r>
-      <w:proofErr w:type="spellEnd"/>
-      <w:r>
-        <w:t xml:space="preserve"> y </w:t>
-      </w:r>
-      <w:proofErr w:type="spellStart"/>
-      <w:r>
-        <w:t>trazabilidad</w:t>
-      </w:r>
-      <w:proofErr w:type="spellEnd"/>
-      <w:r>
-        <w:t xml:space="preserve"> </w:t>
-      </w:r>
-      <w:proofErr w:type="spellStart"/>
-      <w:r>
-        <w:t>criptográfica</w:t>
+        <w:t>VIII. Anexos técnicos y trazabilidad criptográfica</w:t>
       </w:r>
       <w:bookmarkEnd w:id="18"/>
-      <w:proofErr w:type="spellEnd"/>
     </w:p>
     <w:p>
       <w:r>
@@ -11376,19 +7556,11 @@
             <w:pPr>
               <w:spacing w:after="40" w:line="252" w:lineRule="auto"/>
             </w:pPr>
-            <w:proofErr w:type="spellStart"/>
-            <w:r>
-              <w:rPr>
-                <w:sz w:val="19"/>
-              </w:rPr>
-              <w:t>Dataset</w:t>
-            </w:r>
-            <w:proofErr w:type="spellEnd"/>
-            <w:r>
-              <w:rPr>
-                <w:sz w:val="19"/>
-              </w:rPr>
-              <w:t xml:space="preserve"> crudo original</w:t>
+            <w:r>
+              <w:rPr>
+                <w:sz w:val="19"/>
+              </w:rPr>
+              <w:t>Dataset crudo original</w:t>
             </w:r>
           </w:p>
         </w:tc>
@@ -11486,19 +7658,11 @@
             <w:pPr>
               <w:spacing w:after="40" w:line="252" w:lineRule="auto"/>
             </w:pPr>
-            <w:proofErr w:type="spellStart"/>
-            <w:r>
-              <w:rPr>
-                <w:sz w:val="19"/>
-              </w:rPr>
-              <w:t>Dataset</w:t>
-            </w:r>
-            <w:proofErr w:type="spellEnd"/>
-            <w:r>
-              <w:rPr>
-                <w:sz w:val="19"/>
-              </w:rPr>
-              <w:t xml:space="preserve"> preprocesado F2</w:t>
+            <w:r>
+              <w:rPr>
+                <w:sz w:val="19"/>
+              </w:rPr>
+              <w:t>Dataset preprocesado F2</w:t>
             </w:r>
           </w:p>
         </w:tc>
@@ -11522,21 +7686,7 @@
               <w:rPr>
                 <w:sz w:val="19"/>
               </w:rPr>
-              <w:t>data/</w:t>
-            </w:r>
-            <w:proofErr w:type="spellStart"/>
-            <w:r>
-              <w:rPr>
-                <w:sz w:val="19"/>
-              </w:rPr>
-              <w:t>processed</w:t>
-            </w:r>
-            <w:proofErr w:type="spellEnd"/>
-            <w:r>
-              <w:rPr>
-                <w:sz w:val="19"/>
-              </w:rPr>
-              <w:t>/licitaciones_salud_marzo_2026_procesado.csv</w:t>
+              <w:t>data/processed/licitaciones_salud_marzo_2026_procesado.csv</w:t>
             </w:r>
           </w:p>
         </w:tc>
@@ -11788,7 +7938,7 @@
               <w:rPr>
                 <w:sz w:val="19"/>
               </w:rPr>
-              <w:t>6cade67b43e6f0712a82478fd0d503d5d6fa05a4acb3a893bb4be7b034469c24</w:t>
+              <w:t>6d0c58564a2d1bd2a0175a1fc2017574f1fb77bbde0c5b9819aaf5bd0ae26c02</w:t>
             </w:r>
           </w:p>
         </w:tc>
@@ -11992,21 +8142,7 @@
               <w:rPr>
                 <w:sz w:val="19"/>
               </w:rPr>
-              <w:t xml:space="preserve">4 celdas ejecutadas, 0 errores, </w:t>
-            </w:r>
-            <w:proofErr w:type="spellStart"/>
-            <w:r>
-              <w:rPr>
-                <w:sz w:val="19"/>
-              </w:rPr>
-              <w:t>kernel</w:t>
-            </w:r>
-            <w:proofErr w:type="spellEnd"/>
-            <w:r>
-              <w:rPr>
-                <w:sz w:val="19"/>
-              </w:rPr>
-              <w:t xml:space="preserve"> Python 3.12</w:t>
+              <w:t>4 celdas ejecutadas, 0 errores, kernel Python 3.12</w:t>
             </w:r>
           </w:p>
         </w:tc>
@@ -12108,21 +8244,7 @@
               <w:rPr>
                 <w:sz w:val="19"/>
               </w:rPr>
-              <w:t xml:space="preserve">9 celdas ejecutadas, 0 errores, </w:t>
-            </w:r>
-            <w:proofErr w:type="spellStart"/>
-            <w:r>
-              <w:rPr>
-                <w:sz w:val="19"/>
-              </w:rPr>
-              <w:t>kernel</w:t>
-            </w:r>
-            <w:proofErr w:type="spellEnd"/>
-            <w:r>
-              <w:rPr>
-                <w:sz w:val="19"/>
-              </w:rPr>
-              <w:t xml:space="preserve"> Python 3.12</w:t>
+              <w:t>9 celdas ejecutadas, 0 errores, kernel Python 3.12</w:t>
             </w:r>
           </w:p>
         </w:tc>
@@ -12288,7 +8410,7 @@
             </wp:anchor>
           </w:drawing>
         </mc:Choice>
-        <mc:Fallback xmlns:pic="http://schemas.openxmlformats.org/drawingml/2006/picture" xmlns:a="http://schemas.openxmlformats.org/drawingml/2006/main">
+        <mc:Fallback xmlns:a="http://schemas.openxmlformats.org/drawingml/2006/main" xmlns:pic="http://schemas.openxmlformats.org/drawingml/2006/picture">
           <w:pict>
             <v:shape id="Graphic 17" style="position:absolute;margin-left:42.5pt;margin-top:739.9pt;width:218.15pt;height:.1pt;z-index:-15813632;visibility:visible;mso-wrap-style:square;mso-wrap-distance-left:0;mso-wrap-distance-top:0;mso-wrap-distance-right:0;mso-wrap-distance-bottom:0;mso-position-horizontal:absolute;mso-position-horizontal-relative:page;mso-position-vertical:absolute;mso-position-vertical-relative:page;v-text-anchor:top" coordsize="2770505,1270" o:spid="_x0000_s1026" filled="f" strokecolor="#1d4b63" path="m,l2770204,e" o:gfxdata="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" w14:anchorId="0747A2B0">
               <v:path arrowok="t"/>
@@ -12367,7 +8489,7 @@
             </wp:anchor>
           </w:drawing>
         </mc:Choice>
-        <mc:Fallback xmlns:pic="http://schemas.openxmlformats.org/drawingml/2006/picture" xmlns:a="http://schemas.openxmlformats.org/drawingml/2006/main">
+        <mc:Fallback xmlns:a="http://schemas.openxmlformats.org/drawingml/2006/main" xmlns:pic="http://schemas.openxmlformats.org/drawingml/2006/picture">
           <w:pict>
             <v:shape id="Graphic 18" style="position:absolute;margin-left:371.35pt;margin-top:739.9pt;width:198.15pt;height:.1pt;z-index:-15813120;visibility:visible;mso-wrap-style:square;mso-wrap-distance-left:0;mso-wrap-distance-top:0;mso-wrap-distance-right:0;mso-wrap-distance-bottom:0;mso-position-horizontal:absolute;mso-position-horizontal-relative:page;mso-position-vertical:absolute;mso-position-vertical-relative:page;v-text-anchor:top" coordsize="2516505,1270" o:spid="_x0000_s1026" filled="f" strokecolor="#1d4b63" path="m,l2516399,e" o:gfxdata="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" w14:anchorId="3C0EE5FF">
               <v:path arrowok="t"/>
@@ -12446,7 +8568,7 @@
               <wp:extent cx="6692900" cy="115570"/>
               <wp:effectExtent l="0" t="0" r="0" b="0"/>
               <wp:wrapNone/>
-              <wp:docPr id="82259632" name="Group 12"/>
+              <wp:docPr id="253043878" name="Group 12"/>
               <wp:cNvGraphicFramePr>
                 <a:graphicFrameLocks xmlns:a="http://schemas.openxmlformats.org/drawingml/2006/main"/>
               </wp:cNvGraphicFramePr>
@@ -12530,7 +8652,7 @@
             </wp:anchor>
           </w:drawing>
         </mc:Choice>
-        <mc:Fallback xmlns:pic="http://schemas.openxmlformats.org/drawingml/2006/picture" xmlns:a="http://schemas.openxmlformats.org/drawingml/2006/main">
+        <mc:Fallback xmlns:a="http://schemas.openxmlformats.org/drawingml/2006/main" xmlns:pic="http://schemas.openxmlformats.org/drawingml/2006/picture">
           <w:pict>
             <v:group id="Group 12" style="position:absolute;margin-left:42.5pt;margin-top:37.85pt;width:527pt;height:9.1pt;z-index:-15815168;mso-wrap-distance-left:0;mso-wrap-distance-right:0;mso-position-horizontal-relative:page;mso-position-vertical-relative:page" coordsize="66929,1155" o:spid="_x0000_s1026" w14:anchorId="58BDBA3A" o:gfxdata="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">
               <v:shape id="Graphic 13" style="position:absolute;left:539;top:551;width:66390;height:13;visibility:visible;mso-wrap-style:square;v-text-anchor:top" coordsize="6638925,1270" o:spid="_x0000_s1027" filled="f" strokecolor="#1d4b63" path="m,l6638404,e" o:gfxdata="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">
@@ -14110,7 +10232,7 @@
     <w:autoRedefine/>
     <w:uiPriority w:val="39"/>
     <w:unhideWhenUsed/>
-    <w:rsid w:val="00916202"/>
+    <w:rsid w:val="00E712A0"/>
     <w:pPr>
       <w:spacing w:after="100"/>
     </w:pPr>
@@ -14122,7 +10244,7 @@
     <w:autoRedefine/>
     <w:uiPriority w:val="39"/>
     <w:unhideWhenUsed/>
-    <w:rsid w:val="00916202"/>
+    <w:rsid w:val="00E712A0"/>
     <w:pPr>
       <w:spacing w:after="100"/>
       <w:ind w:left="220"/>
@@ -14133,7 +10255,7 @@
     <w:basedOn w:val="Fuentedeprrafopredeter"/>
     <w:uiPriority w:val="99"/>
     <w:unhideWhenUsed/>
-    <w:rsid w:val="00916202"/>
+    <w:rsid w:val="00E712A0"/>
     <w:rPr>
       <w:color w:val="0000FF" w:themeColor="hyperlink"/>
       <w:u w:val="single"/>
@@ -14426,10 +10548,6 @@
 </file>
 
 <file path=customXml/item1.xml><?xml version="1.0" encoding="utf-8"?>
-<b:Sources xmlns:b="http://schemas.openxmlformats.org/officeDocument/2006/bibliography" xmlns="http://schemas.openxmlformats.org/officeDocument/2006/bibliography" SelectedStyle="\APASixthEditionOfficeOnline.xsl" StyleName="APA" Version="6"/>
-</file>
-
-<file path=customXml/item2.xml><?xml version="1.0" encoding="utf-8"?>
 <?mso-contentType ?>
 <FormTemplates xmlns="http://schemas.microsoft.com/sharepoint/v3/contenttype/forms">
   <Display>DocumentLibraryForm</Display>
@@ -14438,7 +10556,40 @@
 </FormTemplates>
 </file>
 
+<file path=customXml/item2.xml><?xml version="1.0" encoding="utf-8"?>
+<b:Sources xmlns:b="http://schemas.openxmlformats.org/officeDocument/2006/bibliography" xmlns="http://schemas.openxmlformats.org/officeDocument/2006/bibliography" SelectedStyle="\APASixthEditionOfficeOnline.xsl" StyleName="APA" Version="6"/>
+</file>
+
 <file path=customXml/item3.xml><?xml version="1.0" encoding="utf-8"?>
+<p:properties xmlns:p="http://schemas.microsoft.com/office/2006/metadata/properties" xmlns:xsi="http://www.w3.org/2001/XMLSchema-instance" xmlns:pc="http://schemas.microsoft.com/office/infopath/2007/PartnerControls">
+  <documentManagement>
+    <_ApprovalAssignedTo xmlns="0a2fff00-f002-44e7-b50c-b90cb65110b9">
+      <UserInfo>
+        <DisplayName/>
+        <AccountId xsi:nil="true"/>
+        <AccountType/>
+      </UserInfo>
+    </_ApprovalAssignedTo>
+    <_ApprovalStatus xmlns="0a2fff00-f002-44e7-b50c-b90cb65110b9">0</_ApprovalStatus>
+    <_ApprovalRespondedBy xmlns="0a2fff00-f002-44e7-b50c-b90cb65110b9">
+      <UserInfo>
+        <DisplayName/>
+        <AccountId xsi:nil="true"/>
+        <AccountType/>
+      </UserInfo>
+    </_ApprovalRespondedBy>
+    <_ApprovalSentBy xmlns="0a2fff00-f002-44e7-b50c-b90cb65110b9">
+      <UserInfo>
+        <DisplayName/>
+        <AccountId xsi:nil="true"/>
+        <AccountType/>
+      </UserInfo>
+    </_ApprovalSentBy>
+  </documentManagement>
+</p:properties>
+</file>
+
+<file path=customXml/item4.xml><?xml version="1.0" encoding="utf-8"?>
 <ct:contentTypeSchema xmlns:ct="http://schemas.microsoft.com/office/2006/metadata/contentType" xmlns:ma="http://schemas.microsoft.com/office/2006/metadata/properties/metaAttributes" ct:_="" ma:_="" ma:contentTypeName="Documento" ma:contentTypeID="0x010100E4D0EA28D091FE4192BEFA8519B37564" ma:contentTypeVersion="7" ma:contentTypeDescription="Crear nuevo documento." ma:contentTypeScope="" ma:versionID="8260c90b1ed25191c73397d710d0b300">
   <xsd:schema xmlns:xsd="http://www.w3.org/2001/XMLSchema" xmlns:xs="http://www.w3.org/2001/XMLSchema" xmlns:p="http://schemas.microsoft.com/office/2006/metadata/properties" xmlns:ns2="0a2fff00-f002-44e7-b50c-b90cb65110b9" targetNamespace="http://schemas.microsoft.com/office/2006/metadata/properties" ma:root="true" ma:fieldsID="0fcc4b40ac5a1efab0a1fc825461417d" ns2:_="">
     <xsd:import namespace="0a2fff00-f002-44e7-b50c-b90cb65110b9"/>
@@ -14642,36 +10793,15 @@
 </ct:contentTypeSchema>
 </file>
 
-<file path=customXml/item4.xml><?xml version="1.0" encoding="utf-8"?>
-<p:properties xmlns:p="http://schemas.microsoft.com/office/2006/metadata/properties" xmlns:xsi="http://www.w3.org/2001/XMLSchema-instance" xmlns:pc="http://schemas.microsoft.com/office/infopath/2007/PartnerControls">
-  <documentManagement>
-    <_ApprovalAssignedTo xmlns="0a2fff00-f002-44e7-b50c-b90cb65110b9">
-      <UserInfo>
-        <DisplayName/>
-        <AccountId xsi:nil="true"/>
-        <AccountType/>
-      </UserInfo>
-    </_ApprovalAssignedTo>
-    <_ApprovalStatus xmlns="0a2fff00-f002-44e7-b50c-b90cb65110b9">0</_ApprovalStatus>
-    <_ApprovalRespondedBy xmlns="0a2fff00-f002-44e7-b50c-b90cb65110b9">
-      <UserInfo>
-        <DisplayName/>
-        <AccountId xsi:nil="true"/>
-        <AccountType/>
-      </UserInfo>
-    </_ApprovalRespondedBy>
-    <_ApprovalSentBy xmlns="0a2fff00-f002-44e7-b50c-b90cb65110b9">
-      <UserInfo>
-        <DisplayName/>
-        <AccountId xsi:nil="true"/>
-        <AccountType/>
-      </UserInfo>
-    </_ApprovalSentBy>
-  </documentManagement>
-</p:properties>
+<file path=customXml/itemProps1.xml><?xml version="1.0" encoding="utf-8"?>
+<ds:datastoreItem xmlns:ds="http://schemas.openxmlformats.org/officeDocument/2006/customXml" ds:itemID="{084C26D9-49C9-4ADB-A387-DA6079798921}">
+  <ds:schemaRefs>
+    <ds:schemaRef ds:uri="http://schemas.microsoft.com/sharepoint/v3/contenttype/forms"/>
+  </ds:schemaRefs>
+</ds:datastoreItem>
 </file>
 
-<file path=customXml/itemProps1.xml><?xml version="1.0" encoding="utf-8"?>
+<file path=customXml/itemProps2.xml><?xml version="1.0" encoding="utf-8"?>
 <ds:datastoreItem xmlns:ds="http://schemas.openxmlformats.org/officeDocument/2006/customXml" ds:itemID="{FACB83BB-458E-4CCB-91D7-35CFBA93934D}">
   <ds:schemaRefs>
     <ds:schemaRef ds:uri="http://schemas.openxmlformats.org/officeDocument/2006/bibliography"/>
@@ -14679,15 +10809,17 @@
 </ds:datastoreItem>
 </file>
 
-<file path=customXml/itemProps2.xml><?xml version="1.0" encoding="utf-8"?>
-<ds:datastoreItem xmlns:ds="http://schemas.openxmlformats.org/officeDocument/2006/customXml" ds:itemID="{084C26D9-49C9-4ADB-A387-DA6079798921}">
+<file path=customXml/itemProps3.xml><?xml version="1.0" encoding="utf-8"?>
+<ds:datastoreItem xmlns:ds="http://schemas.openxmlformats.org/officeDocument/2006/customXml" ds:itemID="{662F60C8-4BC5-4139-BE63-6954D22D77BD}">
   <ds:schemaRefs>
-    <ds:schemaRef ds:uri="http://schemas.microsoft.com/sharepoint/v3/contenttype/forms"/>
+    <ds:schemaRef ds:uri="http://schemas.microsoft.com/office/2006/metadata/properties"/>
+    <ds:schemaRef ds:uri="http://schemas.microsoft.com/office/infopath/2007/PartnerControls"/>
+    <ds:schemaRef ds:uri="0a2fff00-f002-44e7-b50c-b90cb65110b9"/>
   </ds:schemaRefs>
 </ds:datastoreItem>
 </file>
 
-<file path=customXml/itemProps3.xml><?xml version="1.0" encoding="utf-8"?>
+<file path=customXml/itemProps4.xml><?xml version="1.0" encoding="utf-8"?>
 <ds:datastoreItem xmlns:ds="http://schemas.openxmlformats.org/officeDocument/2006/customXml" ds:itemID="{CE4EBACF-5594-46F9-A2CF-C5555F399E1E}">
   <ds:schemaRefs>
     <ds:schemaRef ds:uri="http://schemas.microsoft.com/office/2006/metadata/contentType"/>
@@ -14703,14 +10835,4 @@
     <ds:schemaRef ds:uri="http://schemas.microsoft.com/internal/obd"/>
   </ds:schemaRefs>
 </ds:datastoreItem>
-</file>
-
-<file path=customXml/itemProps4.xml><?xml version="1.0" encoding="utf-8"?>
-<ds:datastoreItem xmlns:ds="http://schemas.openxmlformats.org/officeDocument/2006/customXml" ds:itemID="{662F60C8-4BC5-4139-BE63-6954D22D77BD}">
-  <ds:schemaRefs>
-    <ds:schemaRef ds:uri="http://schemas.microsoft.com/office/2006/metadata/properties"/>
-    <ds:schemaRef ds:uri="http://schemas.microsoft.com/office/infopath/2007/PartnerControls"/>
-    <ds:schemaRef ds:uri="0a2fff00-f002-44e7-b50c-b90cb65110b9"/>
-  </ds:schemaRefs>
-</ds:datastoreItem>
 </file>
--- a/docs/informe_f1_f2_grupo_5.docx
+++ b/docs/informe_f1_f2_grupo_5.docx
@@ -1003,7 +1003,7 @@
       <w:r>
         <w:fldChar w:fldCharType="separate"/>
       </w:r>
-      <w:hyperlink w:anchor="_Toc240223378" w:history="1">
+      <w:hyperlink w:anchor="_Toc240229216" w:history="1">
         <w:r>
           <w:rPr>
             <w:rStyle w:val="Hipervnculo"/>
@@ -1030,7 +1030,7 @@
             <w:noProof/>
             <w:webHidden/>
           </w:rPr>
-          <w:instrText xml:space="preserve"> PAGEREF _Toc240223378 \h </w:instrText>
+          <w:instrText xml:space="preserve"> PAGEREF _Toc240229216 \h </w:instrText>
         </w:r>
         <w:r>
           <w:rPr>
@@ -1078,7 +1078,7 @@
           <w14:ligatures w14:val="standardContextual"/>
         </w:rPr>
       </w:pPr>
-      <w:hyperlink w:anchor="_Toc240223379" w:history="1">
+      <w:hyperlink w:anchor="_Toc240229217" w:history="1">
         <w:r>
           <w:rPr>
             <w:rStyle w:val="Hipervnculo"/>
@@ -1105,7 +1105,7 @@
             <w:noProof/>
             <w:webHidden/>
           </w:rPr>
-          <w:instrText xml:space="preserve"> PAGEREF _Toc240223379 \h </w:instrText>
+          <w:instrText xml:space="preserve"> PAGEREF _Toc240229217 \h </w:instrText>
         </w:r>
         <w:r>
           <w:rPr>
@@ -1153,7 +1153,7 @@
           <w14:ligatures w14:val="standardContextual"/>
         </w:rPr>
       </w:pPr>
-      <w:hyperlink w:anchor="_Toc240223380" w:history="1">
+      <w:hyperlink w:anchor="_Toc240229218" w:history="1">
         <w:r>
           <w:rPr>
             <w:rStyle w:val="Hipervnculo"/>
@@ -1180,7 +1180,7 @@
             <w:noProof/>
             <w:webHidden/>
           </w:rPr>
-          <w:instrText xml:space="preserve"> PAGEREF _Toc240223380 \h </w:instrText>
+          <w:instrText xml:space="preserve"> PAGEREF _Toc240229218 \h </w:instrText>
         </w:r>
         <w:r>
           <w:rPr>
@@ -1228,7 +1228,7 @@
           <w14:ligatures w14:val="standardContextual"/>
         </w:rPr>
       </w:pPr>
-      <w:hyperlink w:anchor="_Toc240223381" w:history="1">
+      <w:hyperlink w:anchor="_Toc240229219" w:history="1">
         <w:r>
           <w:rPr>
             <w:rStyle w:val="Hipervnculo"/>
@@ -1255,7 +1255,7 @@
             <w:noProof/>
             <w:webHidden/>
           </w:rPr>
-          <w:instrText xml:space="preserve"> PAGEREF _Toc240223381 \h </w:instrText>
+          <w:instrText xml:space="preserve"> PAGEREF _Toc240229219 \h </w:instrText>
         </w:r>
         <w:r>
           <w:rPr>
@@ -1303,7 +1303,7 @@
           <w14:ligatures w14:val="standardContextual"/>
         </w:rPr>
       </w:pPr>
-      <w:hyperlink w:anchor="_Toc240223382" w:history="1">
+      <w:hyperlink w:anchor="_Toc240229220" w:history="1">
         <w:r>
           <w:rPr>
             <w:rStyle w:val="Hipervnculo"/>
@@ -1330,7 +1330,7 @@
             <w:noProof/>
             <w:webHidden/>
           </w:rPr>
-          <w:instrText xml:space="preserve"> PAGEREF _Toc240223382 \h </w:instrText>
+          <w:instrText xml:space="preserve"> PAGEREF _Toc240229220 \h </w:instrText>
         </w:r>
         <w:r>
           <w:rPr>
@@ -1378,7 +1378,7 @@
           <w14:ligatures w14:val="standardContextual"/>
         </w:rPr>
       </w:pPr>
-      <w:hyperlink w:anchor="_Toc240223383" w:history="1">
+      <w:hyperlink w:anchor="_Toc240229221" w:history="1">
         <w:r>
           <w:rPr>
             <w:rStyle w:val="Hipervnculo"/>
@@ -1405,7 +1405,7 @@
             <w:noProof/>
             <w:webHidden/>
           </w:rPr>
-          <w:instrText xml:space="preserve"> PAGEREF _Toc240223383 \h </w:instrText>
+          <w:instrText xml:space="preserve"> PAGEREF _Toc240229221 \h </w:instrText>
         </w:r>
         <w:r>
           <w:rPr>
@@ -1453,7 +1453,7 @@
           <w14:ligatures w14:val="standardContextual"/>
         </w:rPr>
       </w:pPr>
-      <w:hyperlink w:anchor="_Toc240223384" w:history="1">
+      <w:hyperlink w:anchor="_Toc240229222" w:history="1">
         <w:r>
           <w:rPr>
             <w:rStyle w:val="Hipervnculo"/>
@@ -1480,7 +1480,7 @@
             <w:noProof/>
             <w:webHidden/>
           </w:rPr>
-          <w:instrText xml:space="preserve"> PAGEREF _Toc240223384 \h </w:instrText>
+          <w:instrText xml:space="preserve"> PAGEREF _Toc240229222 \h </w:instrText>
         </w:r>
         <w:r>
           <w:rPr>
@@ -1528,7 +1528,7 @@
           <w14:ligatures w14:val="standardContextual"/>
         </w:rPr>
       </w:pPr>
-      <w:hyperlink w:anchor="_Toc240223385" w:history="1">
+      <w:hyperlink w:anchor="_Toc240229223" w:history="1">
         <w:r>
           <w:rPr>
             <w:rStyle w:val="Hipervnculo"/>
@@ -1555,7 +1555,7 @@
             <w:noProof/>
             <w:webHidden/>
           </w:rPr>
-          <w:instrText xml:space="preserve"> PAGEREF _Toc240223385 \h </w:instrText>
+          <w:instrText xml:space="preserve"> PAGEREF _Toc240229223 \h </w:instrText>
         </w:r>
         <w:r>
           <w:rPr>
@@ -1603,7 +1603,7 @@
           <w14:ligatures w14:val="standardContextual"/>
         </w:rPr>
       </w:pPr>
-      <w:hyperlink w:anchor="_Toc240223386" w:history="1">
+      <w:hyperlink w:anchor="_Toc240229224" w:history="1">
         <w:r>
           <w:rPr>
             <w:rStyle w:val="Hipervnculo"/>
@@ -1630,7 +1630,7 @@
             <w:noProof/>
             <w:webHidden/>
           </w:rPr>
-          <w:instrText xml:space="preserve"> PAGEREF _Toc240223386 \h </w:instrText>
+          <w:instrText xml:space="preserve"> PAGEREF _Toc240229224 \h </w:instrText>
         </w:r>
         <w:r>
           <w:rPr>
@@ -1678,7 +1678,7 @@
           <w14:ligatures w14:val="standardContextual"/>
         </w:rPr>
       </w:pPr>
-      <w:hyperlink w:anchor="_Toc240223387" w:history="1">
+      <w:hyperlink w:anchor="_Toc240229225" w:history="1">
         <w:r>
           <w:rPr>
             <w:rStyle w:val="Hipervnculo"/>
@@ -1705,7 +1705,7 @@
             <w:noProof/>
             <w:webHidden/>
           </w:rPr>
-          <w:instrText xml:space="preserve"> PAGEREF _Toc240223387 \h </w:instrText>
+          <w:instrText xml:space="preserve"> PAGEREF _Toc240229225 \h </w:instrText>
         </w:r>
         <w:r>
           <w:rPr>
@@ -1753,7 +1753,7 @@
           <w14:ligatures w14:val="standardContextual"/>
         </w:rPr>
       </w:pPr>
-      <w:hyperlink w:anchor="_Toc240223388" w:history="1">
+      <w:hyperlink w:anchor="_Toc240229226" w:history="1">
         <w:r>
           <w:rPr>
             <w:rStyle w:val="Hipervnculo"/>
@@ -1780,7 +1780,7 @@
             <w:noProof/>
             <w:webHidden/>
           </w:rPr>
-          <w:instrText xml:space="preserve"> PAGEREF _Toc240223388 \h </w:instrText>
+          <w:instrText xml:space="preserve"> PAGEREF _Toc240229226 \h </w:instrText>
         </w:r>
         <w:r>
           <w:rPr>
@@ -1828,7 +1828,7 @@
           <w14:ligatures w14:val="standardContextual"/>
         </w:rPr>
       </w:pPr>
-      <w:hyperlink w:anchor="_Toc240223389" w:history="1">
+      <w:hyperlink w:anchor="_Toc240229227" w:history="1">
         <w:r>
           <w:rPr>
             <w:rStyle w:val="Hipervnculo"/>
@@ -1855,7 +1855,7 @@
             <w:noProof/>
             <w:webHidden/>
           </w:rPr>
-          <w:instrText xml:space="preserve"> PAGEREF _Toc240223389 \h </w:instrText>
+          <w:instrText xml:space="preserve"> PAGEREF _Toc240229227 \h </w:instrText>
         </w:r>
         <w:r>
           <w:rPr>
@@ -1903,7 +1903,7 @@
           <w14:ligatures w14:val="standardContextual"/>
         </w:rPr>
       </w:pPr>
-      <w:hyperlink w:anchor="_Toc240223390" w:history="1">
+      <w:hyperlink w:anchor="_Toc240229228" w:history="1">
         <w:r>
           <w:rPr>
             <w:rStyle w:val="Hipervnculo"/>
@@ -1930,7 +1930,7 @@
             <w:noProof/>
             <w:webHidden/>
           </w:rPr>
-          <w:instrText xml:space="preserve"> PAGEREF _Toc240223390 \h </w:instrText>
+          <w:instrText xml:space="preserve"> PAGEREF _Toc240229228 \h </w:instrText>
         </w:r>
         <w:r>
           <w:rPr>
@@ -1978,7 +1978,7 @@
           <w14:ligatures w14:val="standardContextual"/>
         </w:rPr>
       </w:pPr>
-      <w:hyperlink w:anchor="_Toc240223391" w:history="1">
+      <w:hyperlink w:anchor="_Toc240229229" w:history="1">
         <w:r>
           <w:rPr>
             <w:rStyle w:val="Hipervnculo"/>
@@ -2005,7 +2005,7 @@
             <w:noProof/>
             <w:webHidden/>
           </w:rPr>
-          <w:instrText xml:space="preserve"> PAGEREF _Toc240223391 \h </w:instrText>
+          <w:instrText xml:space="preserve"> PAGEREF _Toc240229229 \h </w:instrText>
         </w:r>
         <w:r>
           <w:rPr>
@@ -2053,7 +2053,7 @@
           <w14:ligatures w14:val="standardContextual"/>
         </w:rPr>
       </w:pPr>
-      <w:hyperlink w:anchor="_Toc240223392" w:history="1">
+      <w:hyperlink w:anchor="_Toc240229230" w:history="1">
         <w:r>
           <w:rPr>
             <w:rStyle w:val="Hipervnculo"/>
@@ -2080,7 +2080,7 @@
             <w:noProof/>
             <w:webHidden/>
           </w:rPr>
-          <w:instrText xml:space="preserve"> PAGEREF _Toc240223392 \h </w:instrText>
+          <w:instrText xml:space="preserve"> PAGEREF _Toc240229230 \h </w:instrText>
         </w:r>
         <w:r>
           <w:rPr>
@@ -2128,7 +2128,7 @@
           <w14:ligatures w14:val="standardContextual"/>
         </w:rPr>
       </w:pPr>
-      <w:hyperlink w:anchor="_Toc240223393" w:history="1">
+      <w:hyperlink w:anchor="_Toc240229231" w:history="1">
         <w:r>
           <w:rPr>
             <w:rStyle w:val="Hipervnculo"/>
@@ -2155,7 +2155,7 @@
             <w:noProof/>
             <w:webHidden/>
           </w:rPr>
-          <w:instrText xml:space="preserve"> PAGEREF _Toc240223393 \h </w:instrText>
+          <w:instrText xml:space="preserve"> PAGEREF _Toc240229231 \h </w:instrText>
         </w:r>
         <w:r>
           <w:rPr>
@@ -2203,7 +2203,7 @@
           <w14:ligatures w14:val="standardContextual"/>
         </w:rPr>
       </w:pPr>
-      <w:hyperlink w:anchor="_Toc240223394" w:history="1">
+      <w:hyperlink w:anchor="_Toc240229232" w:history="1">
         <w:r>
           <w:rPr>
             <w:rStyle w:val="Hipervnculo"/>
@@ -2230,7 +2230,7 @@
             <w:noProof/>
             <w:webHidden/>
           </w:rPr>
-          <w:instrText xml:space="preserve"> PAGEREF _Toc240223394 \h </w:instrText>
+          <w:instrText xml:space="preserve"> PAGEREF _Toc240229232 \h </w:instrText>
         </w:r>
         <w:r>
           <w:rPr>
@@ -2278,7 +2278,7 @@
           <w14:ligatures w14:val="standardContextual"/>
         </w:rPr>
       </w:pPr>
-      <w:hyperlink w:anchor="_Toc240223395" w:history="1">
+      <w:hyperlink w:anchor="_Toc240229233" w:history="1">
         <w:r>
           <w:rPr>
             <w:rStyle w:val="Hipervnculo"/>
@@ -2305,7 +2305,7 @@
             <w:noProof/>
             <w:webHidden/>
           </w:rPr>
-          <w:instrText xml:space="preserve"> PAGEREF _Toc240223395 \h </w:instrText>
+          <w:instrText xml:space="preserve"> PAGEREF _Toc240229233 \h </w:instrText>
         </w:r>
         <w:r>
           <w:rPr>
@@ -2353,7 +2353,7 @@
           <w14:ligatures w14:val="standardContextual"/>
         </w:rPr>
       </w:pPr>
-      <w:hyperlink w:anchor="_Toc240223396" w:history="1">
+      <w:hyperlink w:anchor="_Toc240229234" w:history="1">
         <w:r>
           <w:rPr>
             <w:rStyle w:val="Hipervnculo"/>
@@ -2380,7 +2380,7 @@
             <w:noProof/>
             <w:webHidden/>
           </w:rPr>
-          <w:instrText xml:space="preserve"> PAGEREF _Toc240223396 \h </w:instrText>
+          <w:instrText xml:space="preserve"> PAGEREF _Toc240229234 \h </w:instrText>
         </w:r>
         <w:r>
           <w:rPr>
@@ -2430,7 +2430,7 @@
       <w:pPr>
         <w:pStyle w:val="Ttulo11"/>
       </w:pPr>
-      <w:bookmarkStart w:id="0" w:name="_Toc240223378"/>
+      <w:bookmarkStart w:id="0" w:name="_Toc240229216"/>
       <w:r>
         <w:lastRenderedPageBreak/>
         <w:t>I. Introducción y contextualización</w:t>
@@ -2465,7 +2465,7 @@
       <w:pPr>
         <w:pStyle w:val="Ttulo21"/>
       </w:pPr>
-      <w:bookmarkStart w:id="1" w:name="_Toc240223379"/>
+      <w:bookmarkStart w:id="1" w:name="_Toc240229217"/>
       <w:r>
         <w:t>Conexión explícita con las fases F1–F4 del proyecto</w:t>
       </w:r>
@@ -2489,7 +2489,7 @@
         <w:pStyle w:val="Listaconvietas1"/>
       </w:pPr>
       <w:r>
-        <w:t>Fase 2 (Implementada): Diagnóstico exploratorio de calidad de datos, desarrollo del pipeline modular de limpieza (exclusión de columnas nulas y neutralización de fechas centinela), transformaciones de tipos, validación técnica automatizada y exportación del dataset preprocesado a data/processed/.</w:t>
+        <w:t>Fase 2 (Implementada): Diagnóstico exploratorio de calidad de datos, desarrollo del pipeline modular de limpieza (exclusión de columnas nulas y neutralización de fechas anómalas año 1900), transformaciones de tipos, validación técnica automatizada y exportación del dataset preprocesado a data/processed/.</w:t>
       </w:r>
     </w:p>
     <w:p>
@@ -2517,7 +2517,7 @@
       <w:pPr>
         <w:pStyle w:val="Ttulo11"/>
       </w:pPr>
-      <w:bookmarkStart w:id="2" w:name="_Toc240223380"/>
+      <w:bookmarkStart w:id="2" w:name="_Toc240229218"/>
       <w:r>
         <w:lastRenderedPageBreak/>
         <w:t>II. Definición de la problemática y objetivos del proyecto</w:t>
@@ -2538,7 +2538,7 @@
       <w:pPr>
         <w:pStyle w:val="Ttulo21"/>
       </w:pPr>
-      <w:bookmarkStart w:id="3" w:name="_Toc240223381"/>
+      <w:bookmarkStart w:id="3" w:name="_Toc240229219"/>
       <w:r>
         <w:t>Preguntas específicas del estudio</w:t>
       </w:r>
@@ -2572,7 +2572,7 @@
       <w:pPr>
         <w:pStyle w:val="Ttulo21"/>
       </w:pPr>
-      <w:bookmarkStart w:id="4" w:name="_Toc240223382"/>
+      <w:bookmarkStart w:id="4" w:name="_Toc240229220"/>
       <w:r>
         <w:t>Objetivos del proyecto</w:t>
       </w:r>
@@ -2624,7 +2624,7 @@
       <w:pPr>
         <w:pStyle w:val="Ttulo21"/>
       </w:pPr>
-      <w:bookmarkStart w:id="5" w:name="_Toc240223383"/>
+      <w:bookmarkStart w:id="5" w:name="_Toc240229221"/>
       <w:r>
         <w:t>Alcance, restricciones y supuestos analíticos</w:t>
       </w:r>
@@ -2676,7 +2676,7 @@
       <w:pPr>
         <w:pStyle w:val="Ttulo11"/>
       </w:pPr>
-      <w:bookmarkStart w:id="6" w:name="_Toc240223384"/>
+      <w:bookmarkStart w:id="6" w:name="_Toc240229222"/>
       <w:r>
         <w:lastRenderedPageBreak/>
         <w:t>III. Herramientas científicas, reproducibilidad y control de versiones</w:t>
@@ -3264,7 +3264,7 @@
       <w:pPr>
         <w:pStyle w:val="Ttulo21"/>
       </w:pPr>
-      <w:bookmarkStart w:id="7" w:name="_Toc240223385"/>
+      <w:bookmarkStart w:id="7" w:name="_Toc240229223"/>
       <w:r>
         <w:t>Arquitectura modular y estructura del repositorio</w:t>
       </w:r>
@@ -3319,7 +3319,7 @@
       <w:pPr>
         <w:pStyle w:val="Ttulo21"/>
       </w:pPr>
-      <w:bookmarkStart w:id="8" w:name="_Toc240223386"/>
+      <w:bookmarkStart w:id="8" w:name="_Toc240229224"/>
       <w:r>
         <w:t>Gestión colaborativa y control de versiones</w:t>
       </w:r>
@@ -4068,7 +4068,7 @@
       <w:pPr>
         <w:pStyle w:val="Ttulo11"/>
       </w:pPr>
-      <w:bookmarkStart w:id="9" w:name="_Toc240223387"/>
+      <w:bookmarkStart w:id="9" w:name="_Toc240229225"/>
       <w:r>
         <w:lastRenderedPageBreak/>
         <w:t>IV. Diseño de soluciones algorítmicas, preprocesamiento y validación (F2)</w:t>
@@ -4084,7 +4084,7 @@
       <w:pPr>
         <w:pStyle w:val="Ttulo21"/>
       </w:pPr>
-      <w:bookmarkStart w:id="10" w:name="_Toc240223388"/>
+      <w:bookmarkStart w:id="10" w:name="_Toc240229226"/>
       <w:r>
         <w:t>A. Codificación funcional modular</w:t>
       </w:r>
@@ -4131,7 +4131,7 @@
       <w:pPr>
         <w:pStyle w:val="Ttulo21"/>
       </w:pPr>
-      <w:bookmarkStart w:id="11" w:name="_Toc240223389"/>
+      <w:bookmarkStart w:id="11" w:name="_Toc240229227"/>
       <w:r>
         <w:t>B. Preprocesamiento, transformaciones y tratamiento de NA</w:t>
       </w:r>
@@ -4469,7 +4469,7 @@
               <w:rPr>
                 <w:sz w:val="19"/>
               </w:rPr>
-              <w:t>Constituye un valor centinela por defecto del sistema origen; usarlo falsearía los plazos.</w:t>
+              <w:t>Son fechas anómalas por defecto del sistema origen (año 1900); utilizarlas distorsionaría el cómputo de plazos.</w:t>
             </w:r>
           </w:p>
         </w:tc>
@@ -4888,7 +4888,7 @@
       <w:pPr>
         <w:pStyle w:val="Ttulo21"/>
       </w:pPr>
-      <w:bookmarkStart w:id="12" w:name="_Toc240223390"/>
+      <w:bookmarkStart w:id="12" w:name="_Toc240229228"/>
       <w:r>
         <w:lastRenderedPageBreak/>
         <w:t>C. Validación técnica y verificación del código</w:t>
@@ -5447,7 +5447,7 @@
       <w:pPr>
         <w:pStyle w:val="Ttulo11"/>
       </w:pPr>
-      <w:bookmarkStart w:id="13" w:name="_Toc240223391"/>
+      <w:bookmarkStart w:id="13" w:name="_Toc240229229"/>
       <w:r>
         <w:lastRenderedPageBreak/>
         <w:t>V. Resultados preliminares de la preparación de datos (F1 y F2)</w:t>
@@ -5463,7 +5463,7 @@
       <w:pPr>
         <w:pStyle w:val="Ttulo21"/>
       </w:pPr>
-      <w:bookmarkStart w:id="14" w:name="_Toc240223392"/>
+      <w:bookmarkStart w:id="14" w:name="_Toc240229230"/>
       <w:r>
         <w:t>Tasa de adjudicación según tamaño de proveedor</w:t>
       </w:r>
@@ -6395,7 +6395,7 @@
       <w:pPr>
         <w:pStyle w:val="Ttulo21"/>
       </w:pPr>
-      <w:bookmarkStart w:id="15" w:name="_Toc240223393"/>
+      <w:bookmarkStart w:id="15" w:name="_Toc240229231"/>
       <w:r>
         <w:t>Distribución por tipo de licitación y plazos administrativos</w:t>
       </w:r>
@@ -6415,7 +6415,7 @@
       <w:pPr>
         <w:pStyle w:val="Ttulo11"/>
       </w:pPr>
-      <w:bookmarkStart w:id="16" w:name="_Toc240223394"/>
+      <w:bookmarkStart w:id="16" w:name="_Toc240229232"/>
       <w:r>
         <w:lastRenderedPageBreak/>
         <w:t>VI. Vinculación del mapa conceptual con el avance del proyecto</w:t>
@@ -6433,7 +6433,7 @@
           <w:noProof/>
         </w:rPr>
         <w:drawing>
-          <wp:inline distT="0" distB="0" distL="0" distR="0" wp14:anchorId="3638CCD1" wp14:editId="3C164179">
+          <wp:inline distT="0" distB="0" distL="0" distR="0" wp14:anchorId="45892221" wp14:editId="38EF35DD">
             <wp:extent cx="6492240" cy="2813304"/>
             <wp:effectExtent l="0" t="0" r="0" b="0"/>
             <wp:docPr id="12" name="Picture 12"/>
@@ -6916,7 +6916,7 @@
               <w:rPr>
                 <w:sz w:val="19"/>
               </w:rPr>
-              <w:t>Limpieza de NA, centinelas y transformaciones</w:t>
+              <w:t>Limpieza de NA, fechas anómalas y transformaciones</w:t>
             </w:r>
           </w:p>
         </w:tc>
@@ -7293,7 +7293,7 @@
       <w:pPr>
         <w:pStyle w:val="Ttulo11"/>
       </w:pPr>
-      <w:bookmarkStart w:id="17" w:name="_Toc240223395"/>
+      <w:bookmarkStart w:id="17" w:name="_Toc240229233"/>
       <w:r>
         <w:lastRenderedPageBreak/>
         <w:t>VII. Referencias bibliográficas (Normas APA 7.ª edición)</w:t>
@@ -7395,7 +7395,7 @@
       <w:pPr>
         <w:pStyle w:val="Ttulo11"/>
       </w:pPr>
-      <w:bookmarkStart w:id="18" w:name="_Toc240223396"/>
+      <w:bookmarkStart w:id="18" w:name="_Toc240229234"/>
       <w:r>
         <w:lastRenderedPageBreak/>
         <w:t>VIII. Anexos técnicos y trazabilidad criptográfica</w:t>
@@ -7836,7 +7836,7 @@
               <w:rPr>
                 <w:sz w:val="19"/>
               </w:rPr>
-              <w:t>ba06957bf296756f06b437e8516ce44b40843a7eb204f3500a22a9a732cfbf96</w:t>
+              <w:t>143a94be1a21bfb47b0a2760a2b9496cd4dc979e3be638d2a2d8fbf7bc0be80b</w:t>
             </w:r>
           </w:p>
         </w:tc>
@@ -7938,7 +7938,7 @@
               <w:rPr>
                 <w:sz w:val="19"/>
               </w:rPr>
-              <w:t>6d0c58564a2d1bd2a0175a1fc2017574f1fb77bbde0c5b9819aaf5bd0ae26c02</w:t>
+              <w:t>5ef3bb377ddba7cdf3b5c4bba6d76214c355be8a6fdb22d2433e3210879108e4</w:t>
             </w:r>
           </w:p>
         </w:tc>
@@ -8568,7 +8568,7 @@
               <wp:extent cx="6692900" cy="115570"/>
               <wp:effectExtent l="0" t="0" r="0" b="0"/>
               <wp:wrapNone/>
-              <wp:docPr id="253043878" name="Group 12"/>
+              <wp:docPr id="141863240" name="Group 12"/>
               <wp:cNvGraphicFramePr>
                 <a:graphicFrameLocks xmlns:a="http://schemas.openxmlformats.org/drawingml/2006/main"/>
               </wp:cNvGraphicFramePr>
@@ -10232,7 +10232,7 @@
     <w:autoRedefine/>
     <w:uiPriority w:val="39"/>
     <w:unhideWhenUsed/>
-    <w:rsid w:val="00E712A0"/>
+    <w:rsid w:val="00381F0F"/>
     <w:pPr>
       <w:spacing w:after="100"/>
     </w:pPr>
@@ -10244,7 +10244,7 @@
     <w:autoRedefine/>
     <w:uiPriority w:val="39"/>
     <w:unhideWhenUsed/>
-    <w:rsid w:val="00E712A0"/>
+    <w:rsid w:val="00381F0F"/>
     <w:pPr>
       <w:spacing w:after="100"/>
       <w:ind w:left="220"/>
@@ -10255,7 +10255,7 @@
     <w:basedOn w:val="Fuentedeprrafopredeter"/>
     <w:uiPriority w:val="99"/>
     <w:unhideWhenUsed/>
-    <w:rsid w:val="00E712A0"/>
+    <w:rsid w:val="00381F0F"/>
     <w:rPr>
       <w:color w:val="0000FF" w:themeColor="hyperlink"/>
       <w:u w:val="single"/>

--- a/docs/informe_f1_f2_grupo_5.docx
+++ b/docs/informe_f1_f2_grupo_5.docx
@@ -9,6 +9,14 @@
           <w:sz w:val="20"/>
         </w:rPr>
       </w:pPr>
+      <w:r>
+        <w:rPr>
+          <w:spacing w:val="63"/>
+          <w:position w:val="1"/>
+          <w:sz w:val="20"/>
+        </w:rPr>
+        <w:t xml:space="preserve"> </w:t>
+      </w:r>
       <w:r>
         <w:rPr>
           <w:noProof/>
@@ -807,13 +815,13 @@
               </wp:inline>
             </w:drawing>
           </mc:Choice>
-          <mc:Fallback xmlns:a="http://schemas.openxmlformats.org/drawingml/2006/main" xmlns:pic="http://schemas.openxmlformats.org/drawingml/2006/picture">
+          <mc:Fallback>
             <w:pict>
-              <v:group id="Group 2" style="width:85.45pt;height:51.55pt;mso-position-horizontal-relative:char;mso-position-vertical-relative:line" coordsize="10852,6546" o:spid="_x0000_s1026" w14:anchorId="42076BD7" o:gfxdata="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">
-                <v:shape id="Graphic 3" style="position:absolute;left:122;top:167;width:2101;height:3099;visibility:visible;mso-wrap-style:square;v-text-anchor:top" coordsize="210185,309880" o:spid="_x0000_s1027" fillcolor="#c6c4c4" stroked="f" path="m209791,l188086,r,184061l181850,232548r-17516,33480l137327,285432r-34712,6261l71098,285811,45396,267038,28085,233684,21742,184061,21742,,,,,185381r8392,58937l30862,282681r32483,20806l101777,309753r41068,-6762l177287,281095r23690,-39451l209791,182219,209791,xe" o:gfxdata="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">
+              <v:group w14:anchorId="3D25AC5D" id="Group 2" o:spid="_x0000_s1026" style="width:85.45pt;height:51.55pt;mso-position-horizontal-relative:char;mso-position-vertical-relative:line" coordsize="10852,6546" o:gfxdata="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">
+                <v:shape id="Graphic 3" o:spid="_x0000_s1027" style="position:absolute;left:122;top:167;width:2101;height:3099;visibility:visible;mso-wrap-style:square;v-text-anchor:top" coordsize="210185,309880" o:gfxdata="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" path="m209791,l188086,r,184061l181850,232548r-17516,33480l137327,285432r-34712,6261l71098,285811,45396,267038,28085,233684,21742,184061,21742,,,,,185381r8392,58937l30862,282681r32483,20806l101777,309753r41068,-6762l177287,281095r23690,-39451l209791,182219,209791,xe" fillcolor="#c6c4c4" stroked="f">
                   <v:path arrowok="t"/>
                 </v:shape>
-                <v:shapetype id="_x0000_t75" coordsize="21600,21600" filled="f" stroked="f" o:spt="75" o:preferrelative="t" path="m@4@5l@4@11@9@11@9@5xe">
+                <v:shapetype id="_x0000_t75" coordsize="21600,21600" o:spt="75" o:preferrelative="t" path="m@4@5l@4@11@9@11@9@5xe" filled="f" stroked="f">
                   <v:stroke joinstyle="miter"/>
                   <v:formulas>
                     <v:f eqn="if lineDrawn pixelLineWidth 0"/>
@@ -829,32 +837,32 @@
                     <v:f eqn="prod @7 21600 pixelHeight"/>
                     <v:f eqn="sum @10 21600 0"/>
                   </v:formulas>
-                  <v:path gradientshapeok="t" o:connecttype="rect" o:extrusionok="f"/>
+                  <v:path o:extrusionok="f" gradientshapeok="t" o:connecttype="rect"/>
                   <o:lock v:ext="edit" aspectratio="t"/>
                 </v:shapetype>
-                <v:shape id="Image 4" style="position:absolute;left:2681;top:994;width:1731;height:2221;visibility:visible;mso-wrap-style:square" o:spid="_x0000_s1028" type="#_x0000_t75" o:gfxdata="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">
-                  <v:imagedata o:title="" r:id="rId17"/>
+                <v:shape id="Image 4" o:spid="_x0000_s1028" type="#_x0000_t75" style="position:absolute;left:2681;top:994;width:1731;height:2221;visibility:visible;mso-wrap-style:square" o:gfxdata="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">
+                  <v:imagedata r:id="rId17" o:title=""/>
                 </v:shape>
-                <v:shape id="Image 5" style="position:absolute;left:4679;top:994;width:1574;height:2270;visibility:visible;mso-wrap-style:square" o:spid="_x0000_s1029" type="#_x0000_t75" o:gfxdata="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">
-                  <v:imagedata o:title="" r:id="rId18"/>
+                <v:shape id="Image 5" o:spid="_x0000_s1029" type="#_x0000_t75" style="position:absolute;left:4679;top:994;width:1574;height:2270;visibility:visible;mso-wrap-style:square" o:gfxdata="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">
+                  <v:imagedata r:id="rId18" o:title=""/>
                 </v:shape>
-                <v:shape id="Graphic 6" style="position:absolute;left:6646;width:1969;height:3270;visibility:visible;mso-wrap-style:square;v-text-anchor:top" coordsize="196850,327025" o:spid="_x0000_s1030" fillcolor="#c6c4c4" stroked="f" path="m41738,282625r-19615,l36555,301872r17670,13702l75301,323768r24648,2723l135065,319274r15511,-10842l96710,308432,72587,304520,51852,293436,41738,282625xem23469,l1765,r-92,283490l1444,293436r-116,4163l827,309409,,321525r19418,l21170,282625r20568,l35686,276156,25273,253657r-1347,-5411l23469,242824r,-56058l24803,180860r1384,-5397l37444,151159r5592,-5998l23469,145161,23469,xem154103,117576r-55564,l131296,125205r23974,20516l169994,175564r5012,35611l169771,250224r-15249,30782l129941,301186r-33231,7246l150576,308432r15497,-10833l188186,261426r8435,-50708l189841,165885,170822,130702,154103,117576xem104000,99491r-26639,3189l55192,111801,37536,126184,24434,145161r18602,l54414,132956,75359,121535r23180,-3959l154103,117576r-12555,-9857l104000,99491xe" o:gfxdata="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">
+                <v:shape id="Graphic 6" o:spid="_x0000_s1030" style="position:absolute;left:6646;width:1969;height:3270;visibility:visible;mso-wrap-style:square;v-text-anchor:top" coordsize="196850,327025" o:gfxdata="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" path="m41738,282625r-19615,l36555,301872r17670,13702l75301,323768r24648,2723l135065,319274r15511,-10842l96710,308432,72587,304520,51852,293436,41738,282625xem23469,l1765,r-92,283490l1444,293436r-116,4163l827,309409,,321525r19418,l21170,282625r20568,l35686,276156,25273,253657r-1347,-5411l23469,242824r,-56058l24803,180860r1384,-5397l37444,151159r5592,-5998l23469,145161,23469,xem154103,117576r-55564,l131296,125205r23974,20516l169994,175564r5012,35611l169771,250224r-15249,30782l129941,301186r-33231,7246l150576,308432r15497,-10833l188186,261426r8435,-50708l189841,165885,170822,130702,154103,117576xem104000,99491r-26639,3189l55192,111801,37536,126184,24434,145161r18602,l54414,132956,75359,121535r23180,-3959l154103,117576r-12555,-9857l104000,99491xe" fillcolor="#c6c4c4" stroked="f">
                   <v:path arrowok="t"/>
                 </v:shape>
-                <v:shape id="Graphic 7" style="position:absolute;top:3590;width:2622;height:2953;visibility:visible;mso-wrap-style:square;v-text-anchor:top" coordsize="262255,295275" o:spid="_x0000_s1031" fillcolor="#af0f1e" stroked="f" path="m132892,l91646,6225,56397,24345,28735,52464,9702,89522,605,133933,,150075r591,15743l9499,208889r18435,35819l65180,278774r36364,13822l128841,295236r13773,-607l181089,285534r32611,-19785l216872,262674r-85745,l120483,262054,84634,247719,59335,218899,45218,180565,42092,150075r105,-5397l47269,106692,63525,69405,91541,42976r39992,-9995l219551,32981r-2169,-2187l173401,5845,147044,649,132892,xem219551,32981r-88018,l142500,33609r10214,1879l186229,54538r21762,31929l218830,126145r1289,18533l220071,150075r-5073,38913l198704,226313r-27801,26404l131127,262674r85745,l246331,221751r12966,-43559l261785,144678r-581,-15920l252514,85458,234268,49741r-8005,-9991l219551,32981xe" o:gfxdata="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">
+                <v:shape id="Graphic 7" o:spid="_x0000_s1031" style="position:absolute;top:3590;width:2622;height:2953;visibility:visible;mso-wrap-style:square;v-text-anchor:top" coordsize="262255,295275" o:gfxdata="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" path="m132892,l91646,6225,56397,24345,28735,52464,9702,89522,605,133933,,150075r591,15743l9499,208889r18435,35819l65180,278774r36364,13822l128841,295236r13773,-607l181089,285534r32611,-19785l216872,262674r-85745,l120483,262054,84634,247719,59335,218899,45218,180565,42092,150075r105,-5397l47269,106692,63525,69405,91541,42976r39992,-9995l219551,32981r-2169,-2187l173401,5845,147044,649,132892,xem219551,32981r-88018,l142500,33609r10214,1879l186229,54538r21762,31929l218830,126145r1289,18533l220071,150075r-5073,38913l198704,226313r-27801,26404l131127,262674r85745,l246331,221751r12966,-43559l261785,144678r-581,-15920l252514,85458,234268,49741r-8005,-9991l219551,32981xe" fillcolor="#af0f1e" stroked="f">
                   <v:path arrowok="t"/>
                 </v:shape>
-                <v:shape id="Image 8" style="position:absolute;left:2929;top:4259;width:1881;height:2234;visibility:visible;mso-wrap-style:square" o:spid="_x0000_s1032" type="#_x0000_t75" o:gfxdata="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">
-                  <v:imagedata o:title="" r:id="rId19"/>
+                <v:shape id="Image 8" o:spid="_x0000_s1032" type="#_x0000_t75" style="position:absolute;left:2929;top:4259;width:1881;height:2234;visibility:visible;mso-wrap-style:square" o:gfxdata="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">
+                  <v:imagedata r:id="rId19" o:title=""/>
                 </v:shape>
-                <v:shape id="Graphic 9" style="position:absolute;left:5204;top:3545;width:1212;height:2953;visibility:visible;mso-wrap-style:square;v-text-anchor:top" coordsize="121285,295275" o:spid="_x0000_s1033" fillcolor="#af0f1e" stroked="f" path="m39789,l,,,294817r39789,l39789,xem121208,71894r-39789,l81419,294817r39789,l121208,71894xem121208,21717r-39789,l81419,52946r39789,l121208,21717xe" o:gfxdata="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">
+                <v:shape id="Graphic 9" o:spid="_x0000_s1033" style="position:absolute;left:5204;top:3545;width:1212;height:2953;visibility:visible;mso-wrap-style:square;v-text-anchor:top" coordsize="121285,295275" o:gfxdata="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" path="m39789,l,,,294817r39789,l39789,xem121208,71894r-39789,l81419,294817r39789,l121208,71894xem121208,21717r-39789,l81419,52946r39789,l121208,21717xe" fillcolor="#af0f1e" stroked="f">
                   <v:path arrowok="t"/>
                 </v:shape>
-                <v:shape id="Image 10" style="position:absolute;left:6805;top:4259;width:1881;height:2234;visibility:visible;mso-wrap-style:square" o:spid="_x0000_s1034" type="#_x0000_t75" o:gfxdata="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">
-                  <v:imagedata o:title="" r:id="rId20"/>
+                <v:shape id="Image 10" o:spid="_x0000_s1034" type="#_x0000_t75" style="position:absolute;left:6805;top:4259;width:1881;height:2234;visibility:visible;mso-wrap-style:square" o:gfxdata="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">
+                  <v:imagedata r:id="rId20" o:title=""/>
                 </v:shape>
-                <v:shape id="Image 11" style="position:absolute;left:8921;top:4259;width:1930;height:2279;visibility:visible;mso-wrap-style:square" o:spid="_x0000_s1035" type="#_x0000_t75" o:gfxdata="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">
-                  <v:imagedata o:title="" r:id="rId21"/>
+                <v:shape id="Image 11" o:spid="_x0000_s1035" type="#_x0000_t75" style="position:absolute;left:8921;top:4259;width:1930;height:2279;visibility:visible;mso-wrap-style:square" o:gfxdata="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">
+                  <v:imagedata r:id="rId21" o:title=""/>
                 </v:shape>
                 <w10:anchorlock/>
               </v:group>
@@ -1127,10 +1135,8 @@
         <w:tabs>
           <w:tab w:val="right" w:leader="dot" w:pos="9926"/>
         </w:tabs>
-        <w:spacing w:line="240" w:lineRule="auto"/>
-        <w:jc w:val="both"/>
-        <w:rPr>
-          <w:rFonts w:ascii="Arial" w:eastAsiaTheme="minorEastAsia" w:hAnsi="Arial"/>
+        <w:rPr>
+          <w:rFonts w:asciiTheme="minorHAnsi" w:eastAsiaTheme="minorEastAsia" w:hAnsiTheme="minorHAnsi" w:cstheme="minorBidi"/>
           <w:noProof/>
           <w:color w:val="auto"/>
           <w:kern w:val="2"/>
@@ -1164,83 +1170,69 @@
         </w:rPr>
         <w:fldChar w:fldCharType="separate"/>
       </w:r>
-      <w:hyperlink w:anchor="_Toc240229216" w:history="1">
+      <w:hyperlink w:anchor="_Toc240396954" w:history="1">
         <w:r>
           <w:rPr>
             <w:rStyle w:val="Hipervnculo"/>
             <w:rFonts w:ascii="Arial" w:hAnsi="Arial"/>
             <w:noProof/>
-            <w:sz w:val="24"/>
-            <w:szCs w:val="24"/>
           </w:rPr>
-          <w:t>I. Introducción y contextualización</w:t>
+          <w:t>I</w:t>
         </w:r>
         <w:r>
           <w:rPr>
+            <w:rStyle w:val="Hipervnculo"/>
             <w:rFonts w:ascii="Arial" w:hAnsi="Arial"/>
             <w:noProof/>
+            <w:lang w:val="es-CL"/>
+          </w:rPr>
+          <w:t>. Introducción y contextualización</w:t>
+        </w:r>
+        <w:r>
+          <w:rPr>
+            <w:noProof/>
             <w:webHidden/>
-            <w:sz w:val="24"/>
-            <w:szCs w:val="24"/>
           </w:rPr>
           <w:tab/>
         </w:r>
         <w:r>
           <w:rPr>
-            <w:rFonts w:ascii="Arial" w:hAnsi="Arial"/>
             <w:noProof/>
             <w:webHidden/>
-            <w:sz w:val="24"/>
-            <w:szCs w:val="24"/>
           </w:rPr>
           <w:fldChar w:fldCharType="begin"/>
         </w:r>
         <w:r>
           <w:rPr>
-            <w:rFonts w:ascii="Arial" w:hAnsi="Arial"/>
             <w:noProof/>
             <w:webHidden/>
-            <w:sz w:val="24"/>
-            <w:szCs w:val="24"/>
           </w:rPr>
-          <w:instrText xml:space="preserve"> PAGEREF _Toc240229216 \h </w:instrText>
+          <w:instrText xml:space="preserve"> PAGEREF _Toc240396954 \h </w:instrText>
         </w:r>
         <w:r>
           <w:rPr>
-            <w:rFonts w:ascii="Arial" w:hAnsi="Arial"/>
             <w:noProof/>
             <w:webHidden/>
-            <w:sz w:val="24"/>
-            <w:szCs w:val="24"/>
           </w:rPr>
         </w:r>
         <w:r>
           <w:rPr>
-            <w:rFonts w:ascii="Arial" w:hAnsi="Arial"/>
             <w:noProof/>
             <w:webHidden/>
-            <w:sz w:val="24"/>
-            <w:szCs w:val="24"/>
           </w:rPr>
           <w:fldChar w:fldCharType="separate"/>
         </w:r>
         <w:r>
           <w:rPr>
-            <w:rFonts w:ascii="Arial" w:hAnsi="Arial"/>
             <w:noProof/>
             <w:webHidden/>
-            <w:sz w:val="24"/>
-            <w:szCs w:val="24"/>
           </w:rPr>
-          <w:t>3</w:t>
+          <w:t>4</w:t>
         </w:r>
         <w:r>
           <w:rPr>
-            <w:rFonts w:ascii="Arial" w:hAnsi="Arial"/>
             <w:noProof/>
             <w:webHidden/>
-            <w:sz w:val="24"/>
-            <w:szCs w:val="24"/>
           </w:rPr>
           <w:fldChar w:fldCharType="end"/>
         </w:r>
@@ -1252,10 +1244,8 @@
         <w:tabs>
           <w:tab w:val="right" w:leader="dot" w:pos="9926"/>
         </w:tabs>
-        <w:spacing w:line="240" w:lineRule="auto"/>
-        <w:jc w:val="both"/>
-        <w:rPr>
-          <w:rFonts w:ascii="Arial" w:eastAsiaTheme="minorEastAsia" w:hAnsi="Arial"/>
+        <w:rPr>
+          <w:rFonts w:asciiTheme="minorHAnsi" w:eastAsiaTheme="minorEastAsia" w:hAnsiTheme="minorHAnsi" w:cstheme="minorBidi"/>
           <w:noProof/>
           <w:color w:val="auto"/>
           <w:kern w:val="2"/>
@@ -1265,83 +1255,60 @@
           <w14:ligatures w14:val="standardContextual"/>
         </w:rPr>
       </w:pPr>
-      <w:hyperlink w:anchor="_Toc240229217" w:history="1">
+      <w:hyperlink w:anchor="_Toc240396955" w:history="1">
         <w:r>
           <w:rPr>
             <w:rStyle w:val="Hipervnculo"/>
             <w:rFonts w:ascii="Arial" w:hAnsi="Arial"/>
             <w:noProof/>
-            <w:sz w:val="24"/>
-            <w:szCs w:val="24"/>
           </w:rPr>
           <w:t>Conexión explícita con las fases F1–F4 del proyecto</w:t>
         </w:r>
         <w:r>
           <w:rPr>
-            <w:rFonts w:ascii="Arial" w:hAnsi="Arial"/>
             <w:noProof/>
             <w:webHidden/>
-            <w:sz w:val="24"/>
-            <w:szCs w:val="24"/>
           </w:rPr>
           <w:tab/>
         </w:r>
         <w:r>
           <w:rPr>
-            <w:rFonts w:ascii="Arial" w:hAnsi="Arial"/>
             <w:noProof/>
             <w:webHidden/>
-            <w:sz w:val="24"/>
-            <w:szCs w:val="24"/>
           </w:rPr>
           <w:fldChar w:fldCharType="begin"/>
         </w:r>
         <w:r>
           <w:rPr>
-            <w:rFonts w:ascii="Arial" w:hAnsi="Arial"/>
             <w:noProof/>
             <w:webHidden/>
-            <w:sz w:val="24"/>
-            <w:szCs w:val="24"/>
           </w:rPr>
-          <w:instrText xml:space="preserve"> PAGEREF _Toc240229217 \h </w:instrText>
+          <w:instrText xml:space="preserve"> PAGEREF _Toc240396955 \h </w:instrText>
         </w:r>
         <w:r>
           <w:rPr>
-            <w:rFonts w:ascii="Arial" w:hAnsi="Arial"/>
             <w:noProof/>
             <w:webHidden/>
-            <w:sz w:val="24"/>
-            <w:szCs w:val="24"/>
           </w:rPr>
         </w:r>
         <w:r>
           <w:rPr>
-            <w:rFonts w:ascii="Arial" w:hAnsi="Arial"/>
             <w:noProof/>
             <w:webHidden/>
-            <w:sz w:val="24"/>
-            <w:szCs w:val="24"/>
           </w:rPr>
           <w:fldChar w:fldCharType="separate"/>
         </w:r>
         <w:r>
           <w:rPr>
-            <w:rFonts w:ascii="Arial" w:hAnsi="Arial"/>
             <w:noProof/>
             <w:webHidden/>
-            <w:sz w:val="24"/>
-            <w:szCs w:val="24"/>
           </w:rPr>
-          <w:t>3</w:t>
+          <w:t>4</w:t>
         </w:r>
         <w:r>
           <w:rPr>
-            <w:rFonts w:ascii="Arial" w:hAnsi="Arial"/>
             <w:noProof/>
             <w:webHidden/>
-            <w:sz w:val="24"/>
-            <w:szCs w:val="24"/>
           </w:rPr>
           <w:fldChar w:fldCharType="end"/>
         </w:r>
@@ -1353,10 +1320,8 @@
         <w:tabs>
           <w:tab w:val="right" w:leader="dot" w:pos="9926"/>
         </w:tabs>
-        <w:spacing w:line="240" w:lineRule="auto"/>
-        <w:jc w:val="both"/>
-        <w:rPr>
-          <w:rFonts w:ascii="Arial" w:eastAsiaTheme="minorEastAsia" w:hAnsi="Arial"/>
+        <w:rPr>
+          <w:rFonts w:asciiTheme="minorHAnsi" w:eastAsiaTheme="minorEastAsia" w:hAnsiTheme="minorHAnsi" w:cstheme="minorBidi"/>
           <w:noProof/>
           <w:color w:val="auto"/>
           <w:kern w:val="2"/>
@@ -1366,83 +1331,61 @@
           <w14:ligatures w14:val="standardContextual"/>
         </w:rPr>
       </w:pPr>
-      <w:hyperlink w:anchor="_Toc240229218" w:history="1">
+      <w:hyperlink w:anchor="_Toc240396956" w:history="1">
         <w:r>
           <w:rPr>
             <w:rStyle w:val="Hipervnculo"/>
             <w:rFonts w:ascii="Arial" w:hAnsi="Arial"/>
+            <w:bCs/>
             <w:noProof/>
-            <w:sz w:val="24"/>
-            <w:szCs w:val="24"/>
           </w:rPr>
-          <w:t>II. Definición de la problemática y objetivos del proyecto</w:t>
+          <w:t>II. Definición de la problemática y objetivos del Proyecto</w:t>
         </w:r>
         <w:r>
           <w:rPr>
-            <w:rFonts w:ascii="Arial" w:hAnsi="Arial"/>
             <w:noProof/>
             <w:webHidden/>
-            <w:sz w:val="24"/>
-            <w:szCs w:val="24"/>
           </w:rPr>
           <w:tab/>
         </w:r>
         <w:r>
           <w:rPr>
-            <w:rFonts w:ascii="Arial" w:hAnsi="Arial"/>
             <w:noProof/>
             <w:webHidden/>
-            <w:sz w:val="24"/>
-            <w:szCs w:val="24"/>
           </w:rPr>
           <w:fldChar w:fldCharType="begin"/>
         </w:r>
         <w:r>
           <w:rPr>
-            <w:rFonts w:ascii="Arial" w:hAnsi="Arial"/>
             <w:noProof/>
             <w:webHidden/>
-            <w:sz w:val="24"/>
-            <w:szCs w:val="24"/>
           </w:rPr>
-          <w:instrText xml:space="preserve"> PAGEREF _Toc240229218 \h </w:instrText>
+          <w:instrText xml:space="preserve"> PAGEREF _Toc240396956 \h </w:instrText>
         </w:r>
         <w:r>
           <w:rPr>
-            <w:rFonts w:ascii="Arial" w:hAnsi="Arial"/>
             <w:noProof/>
             <w:webHidden/>
-            <w:sz w:val="24"/>
-            <w:szCs w:val="24"/>
           </w:rPr>
         </w:r>
         <w:r>
           <w:rPr>
-            <w:rFonts w:ascii="Arial" w:hAnsi="Arial"/>
             <w:noProof/>
             <w:webHidden/>
-            <w:sz w:val="24"/>
-            <w:szCs w:val="24"/>
           </w:rPr>
           <w:fldChar w:fldCharType="separate"/>
         </w:r>
         <w:r>
           <w:rPr>
-            <w:rFonts w:ascii="Arial" w:hAnsi="Arial"/>
             <w:noProof/>
             <w:webHidden/>
-            <w:sz w:val="24"/>
-            <w:szCs w:val="24"/>
           </w:rPr>
-          <w:t>4</w:t>
+          <w:t>6</w:t>
         </w:r>
         <w:r>
           <w:rPr>
-            <w:rFonts w:ascii="Arial" w:hAnsi="Arial"/>
             <w:noProof/>
             <w:webHidden/>
-            <w:sz w:val="24"/>
-            <w:szCs w:val="24"/>
           </w:rPr>
           <w:fldChar w:fldCharType="end"/>
         </w:r>
@@ -1454,10 +1397,8 @@
         <w:tabs>
           <w:tab w:val="right" w:leader="dot" w:pos="9926"/>
         </w:tabs>
-        <w:spacing w:line="240" w:lineRule="auto"/>
-        <w:jc w:val="both"/>
-        <w:rPr>
-          <w:rFonts w:ascii="Arial" w:eastAsiaTheme="minorEastAsia" w:hAnsi="Arial"/>
+        <w:rPr>
+          <w:rFonts w:asciiTheme="minorHAnsi" w:eastAsiaTheme="minorEastAsia" w:hAnsiTheme="minorHAnsi" w:cstheme="minorBidi"/>
           <w:noProof/>
           <w:color w:val="auto"/>
           <w:kern w:val="2"/>
@@ -1467,83 +1408,61 @@
           <w14:ligatures w14:val="standardContextual"/>
         </w:rPr>
       </w:pPr>
-      <w:hyperlink w:anchor="_Toc240229219" w:history="1">
+      <w:hyperlink w:anchor="_Toc240396957" w:history="1">
         <w:r>
           <w:rPr>
             <w:rStyle w:val="Hipervnculo"/>
             <w:rFonts w:ascii="Arial" w:hAnsi="Arial"/>
+            <w:bCs/>
             <w:noProof/>
-            <w:sz w:val="24"/>
-            <w:szCs w:val="24"/>
           </w:rPr>
-          <w:t>Preguntas específicas del estudio</w:t>
+          <w:t>Preguntas específicas del studio</w:t>
         </w:r>
         <w:r>
           <w:rPr>
-            <w:rFonts w:ascii="Arial" w:hAnsi="Arial"/>
             <w:noProof/>
             <w:webHidden/>
-            <w:sz w:val="24"/>
-            <w:szCs w:val="24"/>
           </w:rPr>
           <w:tab/>
         </w:r>
         <w:r>
           <w:rPr>
-            <w:rFonts w:ascii="Arial" w:hAnsi="Arial"/>
             <w:noProof/>
             <w:webHidden/>
-            <w:sz w:val="24"/>
-            <w:szCs w:val="24"/>
           </w:rPr>
           <w:fldChar w:fldCharType="begin"/>
         </w:r>
         <w:r>
           <w:rPr>
-            <w:rFonts w:ascii="Arial" w:hAnsi="Arial"/>
             <w:noProof/>
             <w:webHidden/>
-            <w:sz w:val="24"/>
-            <w:szCs w:val="24"/>
           </w:rPr>
-          <w:instrText xml:space="preserve"> PAGEREF _Toc240229219 \h </w:instrText>
+          <w:instrText xml:space="preserve"> PAGEREF _Toc240396957 \h </w:instrText>
         </w:r>
         <w:r>
           <w:rPr>
-            <w:rFonts w:ascii="Arial" w:hAnsi="Arial"/>
             <w:noProof/>
             <w:webHidden/>
-            <w:sz w:val="24"/>
-            <w:szCs w:val="24"/>
           </w:rPr>
         </w:r>
         <w:r>
           <w:rPr>
-            <w:rFonts w:ascii="Arial" w:hAnsi="Arial"/>
             <w:noProof/>
             <w:webHidden/>
-            <w:sz w:val="24"/>
-            <w:szCs w:val="24"/>
           </w:rPr>
           <w:fldChar w:fldCharType="separate"/>
         </w:r>
         <w:r>
           <w:rPr>
-            <w:rFonts w:ascii="Arial" w:hAnsi="Arial"/>
             <w:noProof/>
             <w:webHidden/>
-            <w:sz w:val="24"/>
-            <w:szCs w:val="24"/>
           </w:rPr>
-          <w:t>4</w:t>
+          <w:t>6</w:t>
         </w:r>
         <w:r>
           <w:rPr>
-            <w:rFonts w:ascii="Arial" w:hAnsi="Arial"/>
             <w:noProof/>
             <w:webHidden/>
-            <w:sz w:val="24"/>
-            <w:szCs w:val="24"/>
           </w:rPr>
           <w:fldChar w:fldCharType="end"/>
         </w:r>
@@ -1555,10 +1474,8 @@
         <w:tabs>
           <w:tab w:val="right" w:leader="dot" w:pos="9926"/>
         </w:tabs>
-        <w:spacing w:line="240" w:lineRule="auto"/>
-        <w:jc w:val="both"/>
-        <w:rPr>
-          <w:rFonts w:ascii="Arial" w:eastAsiaTheme="minorEastAsia" w:hAnsi="Arial"/>
+        <w:rPr>
+          <w:rFonts w:asciiTheme="minorHAnsi" w:eastAsiaTheme="minorEastAsia" w:hAnsiTheme="minorHAnsi" w:cstheme="minorBidi"/>
           <w:noProof/>
           <w:color w:val="auto"/>
           <w:kern w:val="2"/>
@@ -1568,83 +1485,60 @@
           <w14:ligatures w14:val="standardContextual"/>
         </w:rPr>
       </w:pPr>
-      <w:hyperlink w:anchor="_Toc240229220" w:history="1">
+      <w:hyperlink w:anchor="_Toc240396958" w:history="1">
         <w:r>
           <w:rPr>
             <w:rStyle w:val="Hipervnculo"/>
             <w:rFonts w:ascii="Arial" w:hAnsi="Arial"/>
             <w:noProof/>
-            <w:sz w:val="24"/>
-            <w:szCs w:val="24"/>
           </w:rPr>
           <w:t>Objetivos del proyecto</w:t>
         </w:r>
         <w:r>
           <w:rPr>
-            <w:rFonts w:ascii="Arial" w:hAnsi="Arial"/>
             <w:noProof/>
             <w:webHidden/>
-            <w:sz w:val="24"/>
-            <w:szCs w:val="24"/>
           </w:rPr>
           <w:tab/>
         </w:r>
         <w:r>
           <w:rPr>
-            <w:rFonts w:ascii="Arial" w:hAnsi="Arial"/>
             <w:noProof/>
             <w:webHidden/>
-            <w:sz w:val="24"/>
-            <w:szCs w:val="24"/>
           </w:rPr>
           <w:fldChar w:fldCharType="begin"/>
         </w:r>
         <w:r>
           <w:rPr>
-            <w:rFonts w:ascii="Arial" w:hAnsi="Arial"/>
             <w:noProof/>
             <w:webHidden/>
-            <w:sz w:val="24"/>
-            <w:szCs w:val="24"/>
           </w:rPr>
-          <w:instrText xml:space="preserve"> PAGEREF _Toc240229220 \h </w:instrText>
+          <w:instrText xml:space="preserve"> PAGEREF _Toc240396958 \h </w:instrText>
         </w:r>
         <w:r>
           <w:rPr>
-            <w:rFonts w:ascii="Arial" w:hAnsi="Arial"/>
             <w:noProof/>
             <w:webHidden/>
-            <w:sz w:val="24"/>
-            <w:szCs w:val="24"/>
           </w:rPr>
         </w:r>
         <w:r>
           <w:rPr>
-            <w:rFonts w:ascii="Arial" w:hAnsi="Arial"/>
             <w:noProof/>
             <w:webHidden/>
-            <w:sz w:val="24"/>
-            <w:szCs w:val="24"/>
           </w:rPr>
           <w:fldChar w:fldCharType="separate"/>
         </w:r>
         <w:r>
           <w:rPr>
-            <w:rFonts w:ascii="Arial" w:hAnsi="Arial"/>
             <w:noProof/>
             <w:webHidden/>
-            <w:sz w:val="24"/>
-            <w:szCs w:val="24"/>
           </w:rPr>
-          <w:t>4</w:t>
+          <w:t>6</w:t>
         </w:r>
         <w:r>
           <w:rPr>
-            <w:rFonts w:ascii="Arial" w:hAnsi="Arial"/>
             <w:noProof/>
             <w:webHidden/>
-            <w:sz w:val="24"/>
-            <w:szCs w:val="24"/>
           </w:rPr>
           <w:fldChar w:fldCharType="end"/>
         </w:r>
@@ -1656,10 +1550,8 @@
         <w:tabs>
           <w:tab w:val="right" w:leader="dot" w:pos="9926"/>
         </w:tabs>
-        <w:spacing w:line="240" w:lineRule="auto"/>
-        <w:jc w:val="both"/>
-        <w:rPr>
-          <w:rFonts w:ascii="Arial" w:eastAsiaTheme="minorEastAsia" w:hAnsi="Arial"/>
+        <w:rPr>
+          <w:rFonts w:asciiTheme="minorHAnsi" w:eastAsiaTheme="minorEastAsia" w:hAnsiTheme="minorHAnsi" w:cstheme="minorBidi"/>
           <w:noProof/>
           <w:color w:val="auto"/>
           <w:kern w:val="2"/>
@@ -1669,83 +1561,60 @@
           <w14:ligatures w14:val="standardContextual"/>
         </w:rPr>
       </w:pPr>
-      <w:hyperlink w:anchor="_Toc240229221" w:history="1">
+      <w:hyperlink w:anchor="_Toc240396959" w:history="1">
         <w:r>
           <w:rPr>
             <w:rStyle w:val="Hipervnculo"/>
             <w:rFonts w:ascii="Arial" w:hAnsi="Arial"/>
             <w:noProof/>
-            <w:sz w:val="24"/>
-            <w:szCs w:val="24"/>
           </w:rPr>
           <w:t>Alcance, restricciones y supuestos analíticos</w:t>
         </w:r>
         <w:r>
           <w:rPr>
-            <w:rFonts w:ascii="Arial" w:hAnsi="Arial"/>
             <w:noProof/>
             <w:webHidden/>
-            <w:sz w:val="24"/>
-            <w:szCs w:val="24"/>
           </w:rPr>
           <w:tab/>
         </w:r>
         <w:r>
           <w:rPr>
-            <w:rFonts w:ascii="Arial" w:hAnsi="Arial"/>
             <w:noProof/>
             <w:webHidden/>
-            <w:sz w:val="24"/>
-            <w:szCs w:val="24"/>
           </w:rPr>
           <w:fldChar w:fldCharType="begin"/>
         </w:r>
         <w:r>
           <w:rPr>
-            <w:rFonts w:ascii="Arial" w:hAnsi="Arial"/>
             <w:noProof/>
             <w:webHidden/>
-            <w:sz w:val="24"/>
-            <w:szCs w:val="24"/>
           </w:rPr>
-          <w:instrText xml:space="preserve"> PAGEREF _Toc240229221 \h </w:instrText>
+          <w:instrText xml:space="preserve"> PAGEREF _Toc240396959 \h </w:instrText>
         </w:r>
         <w:r>
           <w:rPr>
-            <w:rFonts w:ascii="Arial" w:hAnsi="Arial"/>
             <w:noProof/>
             <w:webHidden/>
-            <w:sz w:val="24"/>
-            <w:szCs w:val="24"/>
           </w:rPr>
         </w:r>
         <w:r>
           <w:rPr>
-            <w:rFonts w:ascii="Arial" w:hAnsi="Arial"/>
             <w:noProof/>
             <w:webHidden/>
-            <w:sz w:val="24"/>
-            <w:szCs w:val="24"/>
           </w:rPr>
           <w:fldChar w:fldCharType="separate"/>
         </w:r>
         <w:r>
           <w:rPr>
-            <w:rFonts w:ascii="Arial" w:hAnsi="Arial"/>
             <w:noProof/>
             <w:webHidden/>
-            <w:sz w:val="24"/>
-            <w:szCs w:val="24"/>
           </w:rPr>
-          <w:t>4</w:t>
+          <w:t>6</w:t>
         </w:r>
         <w:r>
           <w:rPr>
-            <w:rFonts w:ascii="Arial" w:hAnsi="Arial"/>
             <w:noProof/>
             <w:webHidden/>
-            <w:sz w:val="24"/>
-            <w:szCs w:val="24"/>
           </w:rPr>
           <w:fldChar w:fldCharType="end"/>
         </w:r>
@@ -1757,10 +1626,8 @@
         <w:tabs>
           <w:tab w:val="right" w:leader="dot" w:pos="9926"/>
         </w:tabs>
-        <w:spacing w:line="240" w:lineRule="auto"/>
-        <w:jc w:val="both"/>
-        <w:rPr>
-          <w:rFonts w:ascii="Arial" w:eastAsiaTheme="minorEastAsia" w:hAnsi="Arial"/>
+        <w:rPr>
+          <w:rFonts w:asciiTheme="minorHAnsi" w:eastAsiaTheme="minorEastAsia" w:hAnsiTheme="minorHAnsi" w:cstheme="minorBidi"/>
           <w:noProof/>
           <w:color w:val="auto"/>
           <w:kern w:val="2"/>
@@ -1770,83 +1637,60 @@
           <w14:ligatures w14:val="standardContextual"/>
         </w:rPr>
       </w:pPr>
-      <w:hyperlink w:anchor="_Toc240229222" w:history="1">
+      <w:hyperlink w:anchor="_Toc240396960" w:history="1">
         <w:r>
           <w:rPr>
             <w:rStyle w:val="Hipervnculo"/>
             <w:rFonts w:ascii="Arial" w:hAnsi="Arial"/>
             <w:noProof/>
-            <w:sz w:val="24"/>
-            <w:szCs w:val="24"/>
           </w:rPr>
           <w:t>III. Herramientas científicas, reproducibilidad y control de versiones</w:t>
         </w:r>
         <w:r>
           <w:rPr>
-            <w:rFonts w:ascii="Arial" w:hAnsi="Arial"/>
             <w:noProof/>
             <w:webHidden/>
-            <w:sz w:val="24"/>
-            <w:szCs w:val="24"/>
           </w:rPr>
           <w:tab/>
         </w:r>
         <w:r>
           <w:rPr>
-            <w:rFonts w:ascii="Arial" w:hAnsi="Arial"/>
             <w:noProof/>
             <w:webHidden/>
-            <w:sz w:val="24"/>
-            <w:szCs w:val="24"/>
           </w:rPr>
           <w:fldChar w:fldCharType="begin"/>
         </w:r>
         <w:r>
           <w:rPr>
-            <w:rFonts w:ascii="Arial" w:hAnsi="Arial"/>
             <w:noProof/>
             <w:webHidden/>
-            <w:sz w:val="24"/>
-            <w:szCs w:val="24"/>
           </w:rPr>
-          <w:instrText xml:space="preserve"> PAGEREF _Toc240229222 \h </w:instrText>
+          <w:instrText xml:space="preserve"> PAGEREF _Toc240396960 \h </w:instrText>
         </w:r>
         <w:r>
           <w:rPr>
-            <w:rFonts w:ascii="Arial" w:hAnsi="Arial"/>
             <w:noProof/>
             <w:webHidden/>
-            <w:sz w:val="24"/>
-            <w:szCs w:val="24"/>
           </w:rPr>
         </w:r>
         <w:r>
           <w:rPr>
-            <w:rFonts w:ascii="Arial" w:hAnsi="Arial"/>
             <w:noProof/>
             <w:webHidden/>
-            <w:sz w:val="24"/>
-            <w:szCs w:val="24"/>
           </w:rPr>
           <w:fldChar w:fldCharType="separate"/>
         </w:r>
         <w:r>
           <w:rPr>
-            <w:rFonts w:ascii="Arial" w:hAnsi="Arial"/>
             <w:noProof/>
             <w:webHidden/>
-            <w:sz w:val="24"/>
-            <w:szCs w:val="24"/>
           </w:rPr>
-          <w:t>5</w:t>
+          <w:t>8</w:t>
         </w:r>
         <w:r>
           <w:rPr>
-            <w:rFonts w:ascii="Arial" w:hAnsi="Arial"/>
             <w:noProof/>
             <w:webHidden/>
-            <w:sz w:val="24"/>
-            <w:szCs w:val="24"/>
           </w:rPr>
           <w:fldChar w:fldCharType="end"/>
         </w:r>
@@ -1858,10 +1702,8 @@
         <w:tabs>
           <w:tab w:val="right" w:leader="dot" w:pos="9926"/>
         </w:tabs>
-        <w:spacing w:line="240" w:lineRule="auto"/>
-        <w:jc w:val="both"/>
-        <w:rPr>
-          <w:rFonts w:ascii="Arial" w:eastAsiaTheme="minorEastAsia" w:hAnsi="Arial"/>
+        <w:rPr>
+          <w:rFonts w:asciiTheme="minorHAnsi" w:eastAsiaTheme="minorEastAsia" w:hAnsiTheme="minorHAnsi" w:cstheme="minorBidi"/>
           <w:noProof/>
           <w:color w:val="auto"/>
           <w:kern w:val="2"/>
@@ -1871,83 +1713,60 @@
           <w14:ligatures w14:val="standardContextual"/>
         </w:rPr>
       </w:pPr>
-      <w:hyperlink w:anchor="_Toc240229223" w:history="1">
+      <w:hyperlink w:anchor="_Toc240396961" w:history="1">
         <w:r>
           <w:rPr>
             <w:rStyle w:val="Hipervnculo"/>
             <w:rFonts w:ascii="Arial" w:hAnsi="Arial"/>
             <w:noProof/>
-            <w:sz w:val="24"/>
-            <w:szCs w:val="24"/>
           </w:rPr>
           <w:t>Arquitectura modular y estructura del repositorio</w:t>
         </w:r>
         <w:r>
           <w:rPr>
-            <w:rFonts w:ascii="Arial" w:hAnsi="Arial"/>
             <w:noProof/>
             <w:webHidden/>
-            <w:sz w:val="24"/>
-            <w:szCs w:val="24"/>
           </w:rPr>
           <w:tab/>
         </w:r>
         <w:r>
           <w:rPr>
-            <w:rFonts w:ascii="Arial" w:hAnsi="Arial"/>
             <w:noProof/>
             <w:webHidden/>
-            <w:sz w:val="24"/>
-            <w:szCs w:val="24"/>
           </w:rPr>
           <w:fldChar w:fldCharType="begin"/>
         </w:r>
         <w:r>
           <w:rPr>
-            <w:rFonts w:ascii="Arial" w:hAnsi="Arial"/>
             <w:noProof/>
             <w:webHidden/>
-            <w:sz w:val="24"/>
-            <w:szCs w:val="24"/>
           </w:rPr>
-          <w:instrText xml:space="preserve"> PAGEREF _Toc240229223 \h </w:instrText>
+          <w:instrText xml:space="preserve"> PAGEREF _Toc240396961 \h </w:instrText>
         </w:r>
         <w:r>
           <w:rPr>
-            <w:rFonts w:ascii="Arial" w:hAnsi="Arial"/>
             <w:noProof/>
             <w:webHidden/>
-            <w:sz w:val="24"/>
-            <w:szCs w:val="24"/>
           </w:rPr>
         </w:r>
         <w:r>
           <w:rPr>
-            <w:rFonts w:ascii="Arial" w:hAnsi="Arial"/>
             <w:noProof/>
             <w:webHidden/>
-            <w:sz w:val="24"/>
-            <w:szCs w:val="24"/>
           </w:rPr>
           <w:fldChar w:fldCharType="separate"/>
         </w:r>
         <w:r>
           <w:rPr>
-            <w:rFonts w:ascii="Arial" w:hAnsi="Arial"/>
             <w:noProof/>
             <w:webHidden/>
-            <w:sz w:val="24"/>
-            <w:szCs w:val="24"/>
           </w:rPr>
-          <w:t>5</w:t>
+          <w:t>8</w:t>
         </w:r>
         <w:r>
           <w:rPr>
-            <w:rFonts w:ascii="Arial" w:hAnsi="Arial"/>
             <w:noProof/>
             <w:webHidden/>
-            <w:sz w:val="24"/>
-            <w:szCs w:val="24"/>
           </w:rPr>
           <w:fldChar w:fldCharType="end"/>
         </w:r>
@@ -1959,10 +1778,8 @@
         <w:tabs>
           <w:tab w:val="right" w:leader="dot" w:pos="9926"/>
         </w:tabs>
-        <w:spacing w:line="240" w:lineRule="auto"/>
-        <w:jc w:val="both"/>
-        <w:rPr>
-          <w:rFonts w:ascii="Arial" w:eastAsiaTheme="minorEastAsia" w:hAnsi="Arial"/>
+        <w:rPr>
+          <w:rFonts w:asciiTheme="minorHAnsi" w:eastAsiaTheme="minorEastAsia" w:hAnsiTheme="minorHAnsi" w:cstheme="minorBidi"/>
           <w:noProof/>
           <w:color w:val="auto"/>
           <w:kern w:val="2"/>
@@ -1972,83 +1789,60 @@
           <w14:ligatures w14:val="standardContextual"/>
         </w:rPr>
       </w:pPr>
-      <w:hyperlink w:anchor="_Toc240229224" w:history="1">
+      <w:hyperlink w:anchor="_Toc240396962" w:history="1">
         <w:r>
           <w:rPr>
             <w:rStyle w:val="Hipervnculo"/>
             <w:rFonts w:ascii="Arial" w:hAnsi="Arial"/>
             <w:noProof/>
-            <w:sz w:val="24"/>
-            <w:szCs w:val="24"/>
           </w:rPr>
           <w:t>Gestión colaborativa y control de versiones</w:t>
         </w:r>
         <w:r>
           <w:rPr>
-            <w:rFonts w:ascii="Arial" w:hAnsi="Arial"/>
             <w:noProof/>
             <w:webHidden/>
-            <w:sz w:val="24"/>
-            <w:szCs w:val="24"/>
           </w:rPr>
           <w:tab/>
         </w:r>
         <w:r>
           <w:rPr>
-            <w:rFonts w:ascii="Arial" w:hAnsi="Arial"/>
             <w:noProof/>
             <w:webHidden/>
-            <w:sz w:val="24"/>
-            <w:szCs w:val="24"/>
           </w:rPr>
           <w:fldChar w:fldCharType="begin"/>
         </w:r>
         <w:r>
           <w:rPr>
-            <w:rFonts w:ascii="Arial" w:hAnsi="Arial"/>
             <w:noProof/>
             <w:webHidden/>
-            <w:sz w:val="24"/>
-            <w:szCs w:val="24"/>
           </w:rPr>
-          <w:instrText xml:space="preserve"> PAGEREF _Toc240229224 \h </w:instrText>
+          <w:instrText xml:space="preserve"> PAGEREF _Toc240396962 \h </w:instrText>
         </w:r>
         <w:r>
           <w:rPr>
-            <w:rFonts w:ascii="Arial" w:hAnsi="Arial"/>
             <w:noProof/>
             <w:webHidden/>
-            <w:sz w:val="24"/>
-            <w:szCs w:val="24"/>
           </w:rPr>
         </w:r>
         <w:r>
           <w:rPr>
-            <w:rFonts w:ascii="Arial" w:hAnsi="Arial"/>
             <w:noProof/>
             <w:webHidden/>
-            <w:sz w:val="24"/>
-            <w:szCs w:val="24"/>
           </w:rPr>
           <w:fldChar w:fldCharType="separate"/>
         </w:r>
         <w:r>
           <w:rPr>
-            <w:rFonts w:ascii="Arial" w:hAnsi="Arial"/>
             <w:noProof/>
             <w:webHidden/>
-            <w:sz w:val="24"/>
-            <w:szCs w:val="24"/>
           </w:rPr>
-          <w:t>5</w:t>
+          <w:t>8</w:t>
         </w:r>
         <w:r>
           <w:rPr>
-            <w:rFonts w:ascii="Arial" w:hAnsi="Arial"/>
             <w:noProof/>
             <w:webHidden/>
-            <w:sz w:val="24"/>
-            <w:szCs w:val="24"/>
           </w:rPr>
           <w:fldChar w:fldCharType="end"/>
         </w:r>
@@ -2060,10 +1854,8 @@
         <w:tabs>
           <w:tab w:val="right" w:leader="dot" w:pos="9926"/>
         </w:tabs>
-        <w:spacing w:line="240" w:lineRule="auto"/>
-        <w:jc w:val="both"/>
-        <w:rPr>
-          <w:rFonts w:ascii="Arial" w:eastAsiaTheme="minorEastAsia" w:hAnsi="Arial"/>
+        <w:rPr>
+          <w:rFonts w:asciiTheme="minorHAnsi" w:eastAsiaTheme="minorEastAsia" w:hAnsiTheme="minorHAnsi" w:cstheme="minorBidi"/>
           <w:noProof/>
           <w:color w:val="auto"/>
           <w:kern w:val="2"/>
@@ -2073,83 +1865,60 @@
           <w14:ligatures w14:val="standardContextual"/>
         </w:rPr>
       </w:pPr>
-      <w:hyperlink w:anchor="_Toc240229225" w:history="1">
+      <w:hyperlink w:anchor="_Toc240396963" w:history="1">
         <w:r>
           <w:rPr>
             <w:rStyle w:val="Hipervnculo"/>
             <w:rFonts w:ascii="Arial" w:hAnsi="Arial"/>
             <w:noProof/>
-            <w:sz w:val="24"/>
-            <w:szCs w:val="24"/>
           </w:rPr>
           <w:t>IV. Diseño de soluciones algorítmicas, preprocesamiento y validación (F2)</w:t>
         </w:r>
         <w:r>
           <w:rPr>
-            <w:rFonts w:ascii="Arial" w:hAnsi="Arial"/>
             <w:noProof/>
             <w:webHidden/>
-            <w:sz w:val="24"/>
-            <w:szCs w:val="24"/>
           </w:rPr>
           <w:tab/>
         </w:r>
         <w:r>
           <w:rPr>
-            <w:rFonts w:ascii="Arial" w:hAnsi="Arial"/>
             <w:noProof/>
             <w:webHidden/>
-            <w:sz w:val="24"/>
-            <w:szCs w:val="24"/>
           </w:rPr>
           <w:fldChar w:fldCharType="begin"/>
         </w:r>
         <w:r>
           <w:rPr>
-            <w:rFonts w:ascii="Arial" w:hAnsi="Arial"/>
             <w:noProof/>
             <w:webHidden/>
-            <w:sz w:val="24"/>
-            <w:szCs w:val="24"/>
           </w:rPr>
-          <w:instrText xml:space="preserve"> PAGEREF _Toc240229225 \h </w:instrText>
+          <w:instrText xml:space="preserve"> PAGEREF _Toc240396963 \h </w:instrText>
         </w:r>
         <w:r>
           <w:rPr>
-            <w:rFonts w:ascii="Arial" w:hAnsi="Arial"/>
             <w:noProof/>
             <w:webHidden/>
-            <w:sz w:val="24"/>
-            <w:szCs w:val="24"/>
           </w:rPr>
         </w:r>
         <w:r>
           <w:rPr>
-            <w:rFonts w:ascii="Arial" w:hAnsi="Arial"/>
             <w:noProof/>
             <w:webHidden/>
-            <w:sz w:val="24"/>
-            <w:szCs w:val="24"/>
           </w:rPr>
           <w:fldChar w:fldCharType="separate"/>
         </w:r>
         <w:r>
           <w:rPr>
-            <w:rFonts w:ascii="Arial" w:hAnsi="Arial"/>
             <w:noProof/>
             <w:webHidden/>
-            <w:sz w:val="24"/>
-            <w:szCs w:val="24"/>
           </w:rPr>
-          <w:t>7</w:t>
+          <w:t>10</w:t>
         </w:r>
         <w:r>
           <w:rPr>
-            <w:rFonts w:ascii="Arial" w:hAnsi="Arial"/>
             <w:noProof/>
             <w:webHidden/>
-            <w:sz w:val="24"/>
-            <w:szCs w:val="24"/>
           </w:rPr>
           <w:fldChar w:fldCharType="end"/>
         </w:r>
@@ -2161,10 +1930,8 @@
         <w:tabs>
           <w:tab w:val="right" w:leader="dot" w:pos="9926"/>
         </w:tabs>
-        <w:spacing w:line="240" w:lineRule="auto"/>
-        <w:jc w:val="both"/>
-        <w:rPr>
-          <w:rFonts w:ascii="Arial" w:eastAsiaTheme="minorEastAsia" w:hAnsi="Arial"/>
+        <w:rPr>
+          <w:rFonts w:asciiTheme="minorHAnsi" w:eastAsiaTheme="minorEastAsia" w:hAnsiTheme="minorHAnsi" w:cstheme="minorBidi"/>
           <w:noProof/>
           <w:color w:val="auto"/>
           <w:kern w:val="2"/>
@@ -2174,83 +1941,60 @@
           <w14:ligatures w14:val="standardContextual"/>
         </w:rPr>
       </w:pPr>
-      <w:hyperlink w:anchor="_Toc240229226" w:history="1">
+      <w:hyperlink w:anchor="_Toc240396964" w:history="1">
         <w:r>
           <w:rPr>
             <w:rStyle w:val="Hipervnculo"/>
             <w:rFonts w:ascii="Arial" w:hAnsi="Arial"/>
             <w:noProof/>
-            <w:sz w:val="24"/>
-            <w:szCs w:val="24"/>
           </w:rPr>
           <w:t>A. Codificación funcional modular</w:t>
         </w:r>
         <w:r>
           <w:rPr>
-            <w:rFonts w:ascii="Arial" w:hAnsi="Arial"/>
             <w:noProof/>
             <w:webHidden/>
-            <w:sz w:val="24"/>
-            <w:szCs w:val="24"/>
           </w:rPr>
           <w:tab/>
         </w:r>
         <w:r>
           <w:rPr>
-            <w:rFonts w:ascii="Arial" w:hAnsi="Arial"/>
             <w:noProof/>
             <w:webHidden/>
-            <w:sz w:val="24"/>
-            <w:szCs w:val="24"/>
           </w:rPr>
           <w:fldChar w:fldCharType="begin"/>
         </w:r>
         <w:r>
           <w:rPr>
-            <w:rFonts w:ascii="Arial" w:hAnsi="Arial"/>
             <w:noProof/>
             <w:webHidden/>
-            <w:sz w:val="24"/>
-            <w:szCs w:val="24"/>
           </w:rPr>
-          <w:instrText xml:space="preserve"> PAGEREF _Toc240229226 \h </w:instrText>
+          <w:instrText xml:space="preserve"> PAGEREF _Toc240396964 \h </w:instrText>
         </w:r>
         <w:r>
           <w:rPr>
-            <w:rFonts w:ascii="Arial" w:hAnsi="Arial"/>
             <w:noProof/>
             <w:webHidden/>
-            <w:sz w:val="24"/>
-            <w:szCs w:val="24"/>
           </w:rPr>
         </w:r>
         <w:r>
           <w:rPr>
-            <w:rFonts w:ascii="Arial" w:hAnsi="Arial"/>
             <w:noProof/>
             <w:webHidden/>
-            <w:sz w:val="24"/>
-            <w:szCs w:val="24"/>
           </w:rPr>
           <w:fldChar w:fldCharType="separate"/>
         </w:r>
         <w:r>
           <w:rPr>
-            <w:rFonts w:ascii="Arial" w:hAnsi="Arial"/>
             <w:noProof/>
             <w:webHidden/>
-            <w:sz w:val="24"/>
-            <w:szCs w:val="24"/>
           </w:rPr>
-          <w:t>7</w:t>
+          <w:t>10</w:t>
         </w:r>
         <w:r>
           <w:rPr>
-            <w:rFonts w:ascii="Arial" w:hAnsi="Arial"/>
             <w:noProof/>
             <w:webHidden/>
-            <w:sz w:val="24"/>
-            <w:szCs w:val="24"/>
           </w:rPr>
           <w:fldChar w:fldCharType="end"/>
         </w:r>
@@ -2262,10 +2006,8 @@
         <w:tabs>
           <w:tab w:val="right" w:leader="dot" w:pos="9926"/>
         </w:tabs>
-        <w:spacing w:line="240" w:lineRule="auto"/>
-        <w:jc w:val="both"/>
-        <w:rPr>
-          <w:rFonts w:ascii="Arial" w:eastAsiaTheme="minorEastAsia" w:hAnsi="Arial"/>
+        <w:rPr>
+          <w:rFonts w:asciiTheme="minorHAnsi" w:eastAsiaTheme="minorEastAsia" w:hAnsiTheme="minorHAnsi" w:cstheme="minorBidi"/>
           <w:noProof/>
           <w:color w:val="auto"/>
           <w:kern w:val="2"/>
@@ -2275,83 +2017,60 @@
           <w14:ligatures w14:val="standardContextual"/>
         </w:rPr>
       </w:pPr>
-      <w:hyperlink w:anchor="_Toc240229227" w:history="1">
+      <w:hyperlink w:anchor="_Toc240396965" w:history="1">
         <w:r>
           <w:rPr>
             <w:rStyle w:val="Hipervnculo"/>
             <w:rFonts w:ascii="Arial" w:hAnsi="Arial"/>
             <w:noProof/>
-            <w:sz w:val="24"/>
-            <w:szCs w:val="24"/>
           </w:rPr>
           <w:t>B. Preprocesamiento, transformaciones y tratamiento de NA</w:t>
         </w:r>
         <w:r>
           <w:rPr>
-            <w:rFonts w:ascii="Arial" w:hAnsi="Arial"/>
             <w:noProof/>
             <w:webHidden/>
-            <w:sz w:val="24"/>
-            <w:szCs w:val="24"/>
           </w:rPr>
           <w:tab/>
         </w:r>
         <w:r>
           <w:rPr>
-            <w:rFonts w:ascii="Arial" w:hAnsi="Arial"/>
             <w:noProof/>
             <w:webHidden/>
-            <w:sz w:val="24"/>
-            <w:szCs w:val="24"/>
           </w:rPr>
           <w:fldChar w:fldCharType="begin"/>
         </w:r>
         <w:r>
           <w:rPr>
-            <w:rFonts w:ascii="Arial" w:hAnsi="Arial"/>
             <w:noProof/>
             <w:webHidden/>
-            <w:sz w:val="24"/>
-            <w:szCs w:val="24"/>
           </w:rPr>
-          <w:instrText xml:space="preserve"> PAGEREF _Toc240229227 \h </w:instrText>
+          <w:instrText xml:space="preserve"> PAGEREF _Toc240396965 \h </w:instrText>
         </w:r>
         <w:r>
           <w:rPr>
-            <w:rFonts w:ascii="Arial" w:hAnsi="Arial"/>
             <w:noProof/>
             <w:webHidden/>
-            <w:sz w:val="24"/>
-            <w:szCs w:val="24"/>
           </w:rPr>
         </w:r>
         <w:r>
           <w:rPr>
-            <w:rFonts w:ascii="Arial" w:hAnsi="Arial"/>
             <w:noProof/>
             <w:webHidden/>
-            <w:sz w:val="24"/>
-            <w:szCs w:val="24"/>
           </w:rPr>
           <w:fldChar w:fldCharType="separate"/>
         </w:r>
         <w:r>
           <w:rPr>
-            <w:rFonts w:ascii="Arial" w:hAnsi="Arial"/>
             <w:noProof/>
             <w:webHidden/>
-            <w:sz w:val="24"/>
-            <w:szCs w:val="24"/>
           </w:rPr>
-          <w:t>7</w:t>
+          <w:t>10</w:t>
         </w:r>
         <w:r>
           <w:rPr>
-            <w:rFonts w:ascii="Arial" w:hAnsi="Arial"/>
             <w:noProof/>
             <w:webHidden/>
-            <w:sz w:val="24"/>
-            <w:szCs w:val="24"/>
           </w:rPr>
           <w:fldChar w:fldCharType="end"/>
         </w:r>
@@ -2363,10 +2082,8 @@
         <w:tabs>
           <w:tab w:val="right" w:leader="dot" w:pos="9926"/>
         </w:tabs>
-        <w:spacing w:line="240" w:lineRule="auto"/>
-        <w:jc w:val="both"/>
-        <w:rPr>
-          <w:rFonts w:ascii="Arial" w:eastAsiaTheme="minorEastAsia" w:hAnsi="Arial"/>
+        <w:rPr>
+          <w:rFonts w:asciiTheme="minorHAnsi" w:eastAsiaTheme="minorEastAsia" w:hAnsiTheme="minorHAnsi" w:cstheme="minorBidi"/>
           <w:noProof/>
           <w:color w:val="auto"/>
           <w:kern w:val="2"/>
@@ -2376,83 +2093,60 @@
           <w14:ligatures w14:val="standardContextual"/>
         </w:rPr>
       </w:pPr>
-      <w:hyperlink w:anchor="_Toc240229228" w:history="1">
+      <w:hyperlink w:anchor="_Toc240396966" w:history="1">
         <w:r>
           <w:rPr>
             <w:rStyle w:val="Hipervnculo"/>
             <w:rFonts w:ascii="Arial" w:hAnsi="Arial"/>
             <w:noProof/>
-            <w:sz w:val="24"/>
-            <w:szCs w:val="24"/>
           </w:rPr>
           <w:t>C. Validación técnica y verificación del código</w:t>
         </w:r>
         <w:r>
           <w:rPr>
-            <w:rFonts w:ascii="Arial" w:hAnsi="Arial"/>
             <w:noProof/>
             <w:webHidden/>
-            <w:sz w:val="24"/>
-            <w:szCs w:val="24"/>
           </w:rPr>
           <w:tab/>
         </w:r>
         <w:r>
           <w:rPr>
-            <w:rFonts w:ascii="Arial" w:hAnsi="Arial"/>
             <w:noProof/>
             <w:webHidden/>
-            <w:sz w:val="24"/>
-            <w:szCs w:val="24"/>
           </w:rPr>
           <w:fldChar w:fldCharType="begin"/>
         </w:r>
         <w:r>
           <w:rPr>
-            <w:rFonts w:ascii="Arial" w:hAnsi="Arial"/>
             <w:noProof/>
             <w:webHidden/>
-            <w:sz w:val="24"/>
-            <w:szCs w:val="24"/>
           </w:rPr>
-          <w:instrText xml:space="preserve"> PAGEREF _Toc240229228 \h </w:instrText>
+          <w:instrText xml:space="preserve"> PAGEREF _Toc240396966 \h </w:instrText>
         </w:r>
         <w:r>
           <w:rPr>
-            <w:rFonts w:ascii="Arial" w:hAnsi="Arial"/>
             <w:noProof/>
             <w:webHidden/>
-            <w:sz w:val="24"/>
-            <w:szCs w:val="24"/>
           </w:rPr>
         </w:r>
         <w:r>
           <w:rPr>
-            <w:rFonts w:ascii="Arial" w:hAnsi="Arial"/>
             <w:noProof/>
             <w:webHidden/>
-            <w:sz w:val="24"/>
-            <w:szCs w:val="24"/>
           </w:rPr>
           <w:fldChar w:fldCharType="separate"/>
         </w:r>
         <w:r>
           <w:rPr>
-            <w:rFonts w:ascii="Arial" w:hAnsi="Arial"/>
             <w:noProof/>
             <w:webHidden/>
-            <w:sz w:val="24"/>
-            <w:szCs w:val="24"/>
           </w:rPr>
-          <w:t>8</w:t>
+          <w:t>11</w:t>
         </w:r>
         <w:r>
           <w:rPr>
-            <w:rFonts w:ascii="Arial" w:hAnsi="Arial"/>
             <w:noProof/>
             <w:webHidden/>
-            <w:sz w:val="24"/>
-            <w:szCs w:val="24"/>
           </w:rPr>
           <w:fldChar w:fldCharType="end"/>
         </w:r>
@@ -2464,10 +2158,8 @@
         <w:tabs>
           <w:tab w:val="right" w:leader="dot" w:pos="9926"/>
         </w:tabs>
-        <w:spacing w:line="240" w:lineRule="auto"/>
-        <w:jc w:val="both"/>
-        <w:rPr>
-          <w:rFonts w:ascii="Arial" w:eastAsiaTheme="minorEastAsia" w:hAnsi="Arial"/>
+        <w:rPr>
+          <w:rFonts w:asciiTheme="minorHAnsi" w:eastAsiaTheme="minorEastAsia" w:hAnsiTheme="minorHAnsi" w:cstheme="minorBidi"/>
           <w:noProof/>
           <w:color w:val="auto"/>
           <w:kern w:val="2"/>
@@ -2477,83 +2169,60 @@
           <w14:ligatures w14:val="standardContextual"/>
         </w:rPr>
       </w:pPr>
-      <w:hyperlink w:anchor="_Toc240229229" w:history="1">
+      <w:hyperlink w:anchor="_Toc240396967" w:history="1">
         <w:r>
           <w:rPr>
             <w:rStyle w:val="Hipervnculo"/>
             <w:rFonts w:ascii="Arial" w:hAnsi="Arial"/>
             <w:noProof/>
-            <w:sz w:val="24"/>
-            <w:szCs w:val="24"/>
           </w:rPr>
           <w:t>V. Resultados preliminares de la preparación de datos (F1 y F2)</w:t>
         </w:r>
         <w:r>
           <w:rPr>
-            <w:rFonts w:ascii="Arial" w:hAnsi="Arial"/>
             <w:noProof/>
             <w:webHidden/>
-            <w:sz w:val="24"/>
-            <w:szCs w:val="24"/>
           </w:rPr>
           <w:tab/>
         </w:r>
         <w:r>
           <w:rPr>
-            <w:rFonts w:ascii="Arial" w:hAnsi="Arial"/>
             <w:noProof/>
             <w:webHidden/>
-            <w:sz w:val="24"/>
-            <w:szCs w:val="24"/>
           </w:rPr>
           <w:fldChar w:fldCharType="begin"/>
         </w:r>
         <w:r>
           <w:rPr>
-            <w:rFonts w:ascii="Arial" w:hAnsi="Arial"/>
             <w:noProof/>
             <w:webHidden/>
-            <w:sz w:val="24"/>
-            <w:szCs w:val="24"/>
           </w:rPr>
-          <w:instrText xml:space="preserve"> PAGEREF _Toc240229229 \h </w:instrText>
+          <w:instrText xml:space="preserve"> PAGEREF _Toc240396967 \h </w:instrText>
         </w:r>
         <w:r>
           <w:rPr>
-            <w:rFonts w:ascii="Arial" w:hAnsi="Arial"/>
             <w:noProof/>
             <w:webHidden/>
-            <w:sz w:val="24"/>
-            <w:szCs w:val="24"/>
           </w:rPr>
         </w:r>
         <w:r>
           <w:rPr>
-            <w:rFonts w:ascii="Arial" w:hAnsi="Arial"/>
             <w:noProof/>
             <w:webHidden/>
-            <w:sz w:val="24"/>
-            <w:szCs w:val="24"/>
           </w:rPr>
           <w:fldChar w:fldCharType="separate"/>
         </w:r>
         <w:r>
           <w:rPr>
-            <w:rFonts w:ascii="Arial" w:hAnsi="Arial"/>
             <w:noProof/>
             <w:webHidden/>
-            <w:sz w:val="24"/>
-            <w:szCs w:val="24"/>
           </w:rPr>
-          <w:t>9</w:t>
+          <w:t>13</w:t>
         </w:r>
         <w:r>
           <w:rPr>
-            <w:rFonts w:ascii="Arial" w:hAnsi="Arial"/>
             <w:noProof/>
             <w:webHidden/>
-            <w:sz w:val="24"/>
-            <w:szCs w:val="24"/>
           </w:rPr>
           <w:fldChar w:fldCharType="end"/>
         </w:r>
@@ -2565,10 +2234,8 @@
         <w:tabs>
           <w:tab w:val="right" w:leader="dot" w:pos="9926"/>
         </w:tabs>
-        <w:spacing w:line="240" w:lineRule="auto"/>
-        <w:jc w:val="both"/>
-        <w:rPr>
-          <w:rFonts w:ascii="Arial" w:eastAsiaTheme="minorEastAsia" w:hAnsi="Arial"/>
+        <w:rPr>
+          <w:rFonts w:asciiTheme="minorHAnsi" w:eastAsiaTheme="minorEastAsia" w:hAnsiTheme="minorHAnsi" w:cstheme="minorBidi"/>
           <w:noProof/>
           <w:color w:val="auto"/>
           <w:kern w:val="2"/>
@@ -2578,83 +2245,60 @@
           <w14:ligatures w14:val="standardContextual"/>
         </w:rPr>
       </w:pPr>
-      <w:hyperlink w:anchor="_Toc240229230" w:history="1">
+      <w:hyperlink w:anchor="_Toc240396968" w:history="1">
         <w:r>
           <w:rPr>
             <w:rStyle w:val="Hipervnculo"/>
             <w:rFonts w:ascii="Arial" w:hAnsi="Arial"/>
             <w:noProof/>
-            <w:sz w:val="24"/>
-            <w:szCs w:val="24"/>
           </w:rPr>
           <w:t>Tasa de adjudicación según tamaño de proveedor</w:t>
         </w:r>
         <w:r>
           <w:rPr>
-            <w:rFonts w:ascii="Arial" w:hAnsi="Arial"/>
             <w:noProof/>
             <w:webHidden/>
-            <w:sz w:val="24"/>
-            <w:szCs w:val="24"/>
           </w:rPr>
           <w:tab/>
         </w:r>
         <w:r>
           <w:rPr>
-            <w:rFonts w:ascii="Arial" w:hAnsi="Arial"/>
             <w:noProof/>
             <w:webHidden/>
-            <w:sz w:val="24"/>
-            <w:szCs w:val="24"/>
           </w:rPr>
           <w:fldChar w:fldCharType="begin"/>
         </w:r>
         <w:r>
           <w:rPr>
-            <w:rFonts w:ascii="Arial" w:hAnsi="Arial"/>
             <w:noProof/>
             <w:webHidden/>
-            <w:sz w:val="24"/>
-            <w:szCs w:val="24"/>
           </w:rPr>
-          <w:instrText xml:space="preserve"> PAGEREF _Toc240229230 \h </w:instrText>
+          <w:instrText xml:space="preserve"> PAGEREF _Toc240396968 \h </w:instrText>
         </w:r>
         <w:r>
           <w:rPr>
-            <w:rFonts w:ascii="Arial" w:hAnsi="Arial"/>
             <w:noProof/>
             <w:webHidden/>
-            <w:sz w:val="24"/>
-            <w:szCs w:val="24"/>
           </w:rPr>
         </w:r>
         <w:r>
           <w:rPr>
-            <w:rFonts w:ascii="Arial" w:hAnsi="Arial"/>
             <w:noProof/>
             <w:webHidden/>
-            <w:sz w:val="24"/>
-            <w:szCs w:val="24"/>
           </w:rPr>
           <w:fldChar w:fldCharType="separate"/>
         </w:r>
         <w:r>
           <w:rPr>
-            <w:rFonts w:ascii="Arial" w:hAnsi="Arial"/>
             <w:noProof/>
             <w:webHidden/>
-            <w:sz w:val="24"/>
-            <w:szCs w:val="24"/>
           </w:rPr>
-          <w:t>9</w:t>
+          <w:t>13</w:t>
         </w:r>
         <w:r>
           <w:rPr>
-            <w:rFonts w:ascii="Arial" w:hAnsi="Arial"/>
             <w:noProof/>
             <w:webHidden/>
-            <w:sz w:val="24"/>
-            <w:szCs w:val="24"/>
           </w:rPr>
           <w:fldChar w:fldCharType="end"/>
         </w:r>
@@ -2666,10 +2310,8 @@
         <w:tabs>
           <w:tab w:val="right" w:leader="dot" w:pos="9926"/>
         </w:tabs>
-        <w:spacing w:line="240" w:lineRule="auto"/>
-        <w:jc w:val="both"/>
-        <w:rPr>
-          <w:rFonts w:ascii="Arial" w:eastAsiaTheme="minorEastAsia" w:hAnsi="Arial"/>
+        <w:rPr>
+          <w:rFonts w:asciiTheme="minorHAnsi" w:eastAsiaTheme="minorEastAsia" w:hAnsiTheme="minorHAnsi" w:cstheme="minorBidi"/>
           <w:noProof/>
           <w:color w:val="auto"/>
           <w:kern w:val="2"/>
@@ -2679,83 +2321,60 @@
           <w14:ligatures w14:val="standardContextual"/>
         </w:rPr>
       </w:pPr>
-      <w:hyperlink w:anchor="_Toc240229231" w:history="1">
+      <w:hyperlink w:anchor="_Toc240396969" w:history="1">
         <w:r>
           <w:rPr>
             <w:rStyle w:val="Hipervnculo"/>
             <w:rFonts w:ascii="Arial" w:hAnsi="Arial"/>
             <w:noProof/>
-            <w:sz w:val="24"/>
-            <w:szCs w:val="24"/>
           </w:rPr>
           <w:t>Distribución por tipo de licitación y plazos administrativos</w:t>
         </w:r>
         <w:r>
           <w:rPr>
-            <w:rFonts w:ascii="Arial" w:hAnsi="Arial"/>
             <w:noProof/>
             <w:webHidden/>
-            <w:sz w:val="24"/>
-            <w:szCs w:val="24"/>
           </w:rPr>
           <w:tab/>
         </w:r>
         <w:r>
           <w:rPr>
-            <w:rFonts w:ascii="Arial" w:hAnsi="Arial"/>
             <w:noProof/>
             <w:webHidden/>
-            <w:sz w:val="24"/>
-            <w:szCs w:val="24"/>
           </w:rPr>
           <w:fldChar w:fldCharType="begin"/>
         </w:r>
         <w:r>
           <w:rPr>
-            <w:rFonts w:ascii="Arial" w:hAnsi="Arial"/>
             <w:noProof/>
             <w:webHidden/>
-            <w:sz w:val="24"/>
-            <w:szCs w:val="24"/>
           </w:rPr>
-          <w:instrText xml:space="preserve"> PAGEREF _Toc240229231 \h </w:instrText>
+          <w:instrText xml:space="preserve"> PAGEREF _Toc240396969 \h </w:instrText>
         </w:r>
         <w:r>
           <w:rPr>
-            <w:rFonts w:ascii="Arial" w:hAnsi="Arial"/>
             <w:noProof/>
             <w:webHidden/>
-            <w:sz w:val="24"/>
-            <w:szCs w:val="24"/>
           </w:rPr>
         </w:r>
         <w:r>
           <w:rPr>
-            <w:rFonts w:ascii="Arial" w:hAnsi="Arial"/>
             <w:noProof/>
             <w:webHidden/>
-            <w:sz w:val="24"/>
-            <w:szCs w:val="24"/>
           </w:rPr>
           <w:fldChar w:fldCharType="separate"/>
         </w:r>
         <w:r>
           <w:rPr>
-            <w:rFonts w:ascii="Arial" w:hAnsi="Arial"/>
             <w:noProof/>
             <w:webHidden/>
-            <w:sz w:val="24"/>
-            <w:szCs w:val="24"/>
           </w:rPr>
-          <w:t>9</w:t>
+          <w:t>13</w:t>
         </w:r>
         <w:r>
           <w:rPr>
-            <w:rFonts w:ascii="Arial" w:hAnsi="Arial"/>
             <w:noProof/>
             <w:webHidden/>
-            <w:sz w:val="24"/>
-            <w:szCs w:val="24"/>
           </w:rPr>
           <w:fldChar w:fldCharType="end"/>
         </w:r>
@@ -2767,10 +2386,8 @@
         <w:tabs>
           <w:tab w:val="right" w:leader="dot" w:pos="9926"/>
         </w:tabs>
-        <w:spacing w:line="240" w:lineRule="auto"/>
-        <w:jc w:val="both"/>
-        <w:rPr>
-          <w:rFonts w:ascii="Arial" w:eastAsiaTheme="minorEastAsia" w:hAnsi="Arial"/>
+        <w:rPr>
+          <w:rFonts w:asciiTheme="minorHAnsi" w:eastAsiaTheme="minorEastAsia" w:hAnsiTheme="minorHAnsi" w:cstheme="minorBidi"/>
           <w:noProof/>
           <w:color w:val="auto"/>
           <w:kern w:val="2"/>
@@ -2780,83 +2397,60 @@
           <w14:ligatures w14:val="standardContextual"/>
         </w:rPr>
       </w:pPr>
-      <w:hyperlink w:anchor="_Toc240229232" w:history="1">
+      <w:hyperlink w:anchor="_Toc240396970" w:history="1">
         <w:r>
           <w:rPr>
             <w:rStyle w:val="Hipervnculo"/>
             <w:rFonts w:ascii="Arial" w:hAnsi="Arial"/>
             <w:noProof/>
-            <w:sz w:val="24"/>
-            <w:szCs w:val="24"/>
           </w:rPr>
           <w:t>VI. Vinculación del mapa conceptual con el avance del proyecto</w:t>
         </w:r>
         <w:r>
           <w:rPr>
-            <w:rFonts w:ascii="Arial" w:hAnsi="Arial"/>
             <w:noProof/>
             <w:webHidden/>
-            <w:sz w:val="24"/>
-            <w:szCs w:val="24"/>
           </w:rPr>
           <w:tab/>
         </w:r>
         <w:r>
           <w:rPr>
-            <w:rFonts w:ascii="Arial" w:hAnsi="Arial"/>
             <w:noProof/>
             <w:webHidden/>
-            <w:sz w:val="24"/>
-            <w:szCs w:val="24"/>
           </w:rPr>
           <w:fldChar w:fldCharType="begin"/>
         </w:r>
         <w:r>
           <w:rPr>
-            <w:rFonts w:ascii="Arial" w:hAnsi="Arial"/>
             <w:noProof/>
             <w:webHidden/>
-            <w:sz w:val="24"/>
-            <w:szCs w:val="24"/>
           </w:rPr>
-          <w:instrText xml:space="preserve"> PAGEREF _Toc240229232 \h </w:instrText>
+          <w:instrText xml:space="preserve"> PAGEREF _Toc240396970 \h </w:instrText>
         </w:r>
         <w:r>
           <w:rPr>
-            <w:rFonts w:ascii="Arial" w:hAnsi="Arial"/>
             <w:noProof/>
             <w:webHidden/>
-            <w:sz w:val="24"/>
-            <w:szCs w:val="24"/>
           </w:rPr>
         </w:r>
         <w:r>
           <w:rPr>
-            <w:rFonts w:ascii="Arial" w:hAnsi="Arial"/>
             <w:noProof/>
             <w:webHidden/>
-            <w:sz w:val="24"/>
-            <w:szCs w:val="24"/>
           </w:rPr>
           <w:fldChar w:fldCharType="separate"/>
         </w:r>
         <w:r>
           <w:rPr>
-            <w:rFonts w:ascii="Arial" w:hAnsi="Arial"/>
             <w:noProof/>
             <w:webHidden/>
-            <w:sz w:val="24"/>
-            <w:szCs w:val="24"/>
           </w:rPr>
-          <w:t>10</w:t>
+          <w:t>14</w:t>
         </w:r>
         <w:r>
           <w:rPr>
-            <w:rFonts w:ascii="Arial" w:hAnsi="Arial"/>
             <w:noProof/>
             <w:webHidden/>
-            <w:sz w:val="24"/>
-            <w:szCs w:val="24"/>
           </w:rPr>
           <w:fldChar w:fldCharType="end"/>
         </w:r>
@@ -2868,10 +2462,8 @@
         <w:tabs>
           <w:tab w:val="right" w:leader="dot" w:pos="9926"/>
         </w:tabs>
-        <w:spacing w:line="240" w:lineRule="auto"/>
-        <w:jc w:val="both"/>
-        <w:rPr>
-          <w:rFonts w:ascii="Arial" w:eastAsiaTheme="minorEastAsia" w:hAnsi="Arial"/>
+        <w:rPr>
+          <w:rFonts w:asciiTheme="minorHAnsi" w:eastAsiaTheme="minorEastAsia" w:hAnsiTheme="minorHAnsi" w:cstheme="minorBidi"/>
           <w:noProof/>
           <w:color w:val="auto"/>
           <w:kern w:val="2"/>
@@ -2881,83 +2473,60 @@
           <w14:ligatures w14:val="standardContextual"/>
         </w:rPr>
       </w:pPr>
-      <w:hyperlink w:anchor="_Toc240229233" w:history="1">
+      <w:hyperlink w:anchor="_Toc240396971" w:history="1">
         <w:r>
           <w:rPr>
             <w:rStyle w:val="Hipervnculo"/>
             <w:rFonts w:ascii="Arial" w:hAnsi="Arial"/>
             <w:noProof/>
-            <w:sz w:val="24"/>
-            <w:szCs w:val="24"/>
           </w:rPr>
           <w:t>VII. Referencias bibliográficas (Normas APA 7.ª edición)</w:t>
         </w:r>
         <w:r>
           <w:rPr>
-            <w:rFonts w:ascii="Arial" w:hAnsi="Arial"/>
             <w:noProof/>
             <w:webHidden/>
-            <w:sz w:val="24"/>
-            <w:szCs w:val="24"/>
           </w:rPr>
           <w:tab/>
         </w:r>
         <w:r>
           <w:rPr>
-            <w:rFonts w:ascii="Arial" w:hAnsi="Arial"/>
             <w:noProof/>
             <w:webHidden/>
-            <w:sz w:val="24"/>
-            <w:szCs w:val="24"/>
           </w:rPr>
           <w:fldChar w:fldCharType="begin"/>
         </w:r>
         <w:r>
           <w:rPr>
-            <w:rFonts w:ascii="Arial" w:hAnsi="Arial"/>
             <w:noProof/>
             <w:webHidden/>
-            <w:sz w:val="24"/>
-            <w:szCs w:val="24"/>
           </w:rPr>
-          <w:instrText xml:space="preserve"> PAGEREF _Toc240229233 \h </w:instrText>
+          <w:instrText xml:space="preserve"> PAGEREF _Toc240396971 \h </w:instrText>
         </w:r>
         <w:r>
           <w:rPr>
-            <w:rFonts w:ascii="Arial" w:hAnsi="Arial"/>
             <w:noProof/>
             <w:webHidden/>
-            <w:sz w:val="24"/>
-            <w:szCs w:val="24"/>
           </w:rPr>
         </w:r>
         <w:r>
           <w:rPr>
-            <w:rFonts w:ascii="Arial" w:hAnsi="Arial"/>
             <w:noProof/>
             <w:webHidden/>
-            <w:sz w:val="24"/>
-            <w:szCs w:val="24"/>
           </w:rPr>
           <w:fldChar w:fldCharType="separate"/>
         </w:r>
         <w:r>
           <w:rPr>
-            <w:rFonts w:ascii="Arial" w:hAnsi="Arial"/>
             <w:noProof/>
             <w:webHidden/>
-            <w:sz w:val="24"/>
-            <w:szCs w:val="24"/>
           </w:rPr>
-          <w:t>12</w:t>
+          <w:t>16</w:t>
         </w:r>
         <w:r>
           <w:rPr>
-            <w:rFonts w:ascii="Arial" w:hAnsi="Arial"/>
             <w:noProof/>
             <w:webHidden/>
-            <w:sz w:val="24"/>
-            <w:szCs w:val="24"/>
           </w:rPr>
           <w:fldChar w:fldCharType="end"/>
         </w:r>
@@ -2969,10 +2538,8 @@
         <w:tabs>
           <w:tab w:val="right" w:leader="dot" w:pos="9926"/>
         </w:tabs>
-        <w:spacing w:line="240" w:lineRule="auto"/>
-        <w:jc w:val="both"/>
-        <w:rPr>
-          <w:rFonts w:ascii="Arial" w:eastAsiaTheme="minorEastAsia" w:hAnsi="Arial"/>
+        <w:rPr>
+          <w:rFonts w:asciiTheme="minorHAnsi" w:eastAsiaTheme="minorEastAsia" w:hAnsiTheme="minorHAnsi" w:cstheme="minorBidi"/>
           <w:noProof/>
           <w:color w:val="auto"/>
           <w:kern w:val="2"/>
@@ -2982,83 +2549,60 @@
           <w14:ligatures w14:val="standardContextual"/>
         </w:rPr>
       </w:pPr>
-      <w:hyperlink w:anchor="_Toc240229234" w:history="1">
+      <w:hyperlink w:anchor="_Toc240396972" w:history="1">
         <w:r>
           <w:rPr>
             <w:rStyle w:val="Hipervnculo"/>
             <w:rFonts w:ascii="Arial" w:hAnsi="Arial"/>
             <w:noProof/>
-            <w:sz w:val="24"/>
-            <w:szCs w:val="24"/>
           </w:rPr>
           <w:t>VIII. Anexos técnicos y trazabilidad criptográfica</w:t>
         </w:r>
         <w:r>
           <w:rPr>
-            <w:rFonts w:ascii="Arial" w:hAnsi="Arial"/>
             <w:noProof/>
             <w:webHidden/>
-            <w:sz w:val="24"/>
-            <w:szCs w:val="24"/>
           </w:rPr>
           <w:tab/>
         </w:r>
         <w:r>
           <w:rPr>
-            <w:rFonts w:ascii="Arial" w:hAnsi="Arial"/>
             <w:noProof/>
             <w:webHidden/>
-            <w:sz w:val="24"/>
-            <w:szCs w:val="24"/>
           </w:rPr>
           <w:fldChar w:fldCharType="begin"/>
         </w:r>
         <w:r>
           <w:rPr>
-            <w:rFonts w:ascii="Arial" w:hAnsi="Arial"/>
             <w:noProof/>
             <w:webHidden/>
-            <w:sz w:val="24"/>
-            <w:szCs w:val="24"/>
           </w:rPr>
-          <w:instrText xml:space="preserve"> PAGEREF _Toc240229234 \h </w:instrText>
+          <w:instrText xml:space="preserve"> PAGEREF _Toc240396972 \h </w:instrText>
         </w:r>
         <w:r>
           <w:rPr>
-            <w:rFonts w:ascii="Arial" w:hAnsi="Arial"/>
             <w:noProof/>
             <w:webHidden/>
-            <w:sz w:val="24"/>
-            <w:szCs w:val="24"/>
           </w:rPr>
         </w:r>
         <w:r>
           <w:rPr>
-            <w:rFonts w:ascii="Arial" w:hAnsi="Arial"/>
             <w:noProof/>
             <w:webHidden/>
-            <w:sz w:val="24"/>
-            <w:szCs w:val="24"/>
           </w:rPr>
           <w:fldChar w:fldCharType="separate"/>
         </w:r>
         <w:r>
           <w:rPr>
-            <w:rFonts w:ascii="Arial" w:hAnsi="Arial"/>
             <w:noProof/>
             <w:webHidden/>
-            <w:sz w:val="24"/>
-            <w:szCs w:val="24"/>
           </w:rPr>
-          <w:t>13</w:t>
+          <w:t>17</w:t>
         </w:r>
         <w:r>
           <w:rPr>
-            <w:rFonts w:ascii="Arial" w:hAnsi="Arial"/>
             <w:noProof/>
             <w:webHidden/>
-            <w:sz w:val="24"/>
-            <w:szCs w:val="24"/>
           </w:rPr>
           <w:fldChar w:fldCharType="end"/>
         </w:r>
@@ -3214,33 +2758,1175 @@
           <w:szCs w:val="24"/>
         </w:rPr>
       </w:pPr>
+      <w:r>
+        <w:rPr>
+          <w:rFonts w:ascii="Arial" w:hAnsi="Arial"/>
+          <w:sz w:val="24"/>
+          <w:szCs w:val="24"/>
+        </w:rPr>
+        <w:br w:type="page"/>
+      </w:r>
     </w:p>
     <w:p>
       <w:pPr>
+        <w:pStyle w:val="Ttulo11"/>
+        <w:jc w:val="both"/>
+        <w:rPr>
+          <w:rFonts w:ascii="Arial" w:hAnsi="Arial" w:cs="Arial"/>
+          <w:color w:val="auto"/>
+          <w:sz w:val="24"/>
+          <w:szCs w:val="24"/>
+          <w:lang w:val="es-CL"/>
+        </w:rPr>
+      </w:pPr>
+      <w:bookmarkStart w:id="0" w:name="_Toc240396954"/>
+      <w:r>
+        <w:rPr>
+          <w:rFonts w:ascii="Arial" w:hAnsi="Arial" w:cs="Arial"/>
+          <w:sz w:val="24"/>
+          <w:szCs w:val="24"/>
+        </w:rPr>
+        <w:lastRenderedPageBreak/>
+        <w:t>I</w:t>
+      </w:r>
+      <w:r>
+        <w:rPr>
+          <w:rFonts w:ascii="Arial" w:hAnsi="Arial" w:cs="Arial"/>
+          <w:sz w:val="24"/>
+          <w:szCs w:val="24"/>
+          <w:lang w:val="es-CL"/>
+        </w:rPr>
+        <w:t xml:space="preserve">. </w:t>
+      </w:r>
+      <w:r>
+        <w:rPr>
+          <w:rFonts w:ascii="Arial" w:hAnsi="Arial" w:cs="Arial"/>
+          <w:color w:val="auto"/>
+          <w:sz w:val="24"/>
+          <w:szCs w:val="24"/>
+          <w:lang w:val="es-CL"/>
+        </w:rPr>
+        <w:t>Introducción y contextualización</w:t>
+      </w:r>
+      <w:bookmarkEnd w:id="0"/>
+    </w:p>
+    <w:p>
+      <w:pPr>
+        <w:jc w:val="both"/>
+        <w:rPr>
+          <w:rFonts w:ascii="Arial" w:hAnsi="Arial"/>
+          <w:sz w:val="24"/>
+          <w:szCs w:val="24"/>
+          <w:lang w:val="es-CL"/>
+        </w:rPr>
+      </w:pPr>
+      <w:r>
+        <w:rPr>
+          <w:rFonts w:ascii="Arial" w:hAnsi="Arial"/>
+          <w:sz w:val="24"/>
+          <w:szCs w:val="24"/>
+          <w:lang w:val="es-CL"/>
+        </w:rPr>
+        <w:t>Las compras públicas en Chile constituyen uno de los mecanismos más relevantes de asignación de recursos fiscales, donde el sector Salud representa un volumen crítico de contrataciones de insumos, equipamiento y servicios clínicos esenciales (</w:t>
+      </w:r>
+      <w:proofErr w:type="spellStart"/>
+      <w:r>
+        <w:rPr>
+          <w:rFonts w:ascii="Arial" w:hAnsi="Arial"/>
+          <w:sz w:val="24"/>
+          <w:szCs w:val="24"/>
+          <w:lang w:val="es-CL"/>
+        </w:rPr>
+        <w:t>ChileCompra</w:t>
+      </w:r>
+      <w:proofErr w:type="spellEnd"/>
+      <w:r>
+        <w:rPr>
+          <w:rFonts w:ascii="Arial" w:hAnsi="Arial"/>
+          <w:sz w:val="24"/>
+          <w:szCs w:val="24"/>
+          <w:lang w:val="es-CL"/>
+        </w:rPr>
+        <w:t>, s. f.-a). A través de la plataforma Mercado Público, gestionada por la Dirección de Compras y Contratación Pública (</w:t>
+      </w:r>
+      <w:proofErr w:type="spellStart"/>
+      <w:r>
+        <w:rPr>
+          <w:rFonts w:ascii="Arial" w:hAnsi="Arial"/>
+          <w:sz w:val="24"/>
+          <w:szCs w:val="24"/>
+          <w:lang w:val="es-CL"/>
+        </w:rPr>
+        <w:t>ChileCompra</w:t>
+      </w:r>
+      <w:proofErr w:type="spellEnd"/>
+      <w:r>
+        <w:rPr>
+          <w:rFonts w:ascii="Arial" w:hAnsi="Arial"/>
+          <w:sz w:val="24"/>
+          <w:szCs w:val="24"/>
+          <w:lang w:val="es-CL"/>
+        </w:rPr>
+        <w:t>), los organismos de salud publican sus requerimientos y reciben propuestas de múltiples proveedores bajo diversas modalidades de licitación.</w:t>
+      </w:r>
+    </w:p>
+    <w:p>
+      <w:pPr>
+        <w:jc w:val="both"/>
+        <w:rPr>
+          <w:rFonts w:ascii="Arial" w:hAnsi="Arial"/>
+          <w:sz w:val="24"/>
+          <w:szCs w:val="24"/>
+          <w:lang w:val="es-CL"/>
+        </w:rPr>
+      </w:pPr>
+      <w:r>
+        <w:rPr>
+          <w:rFonts w:ascii="Arial" w:hAnsi="Arial"/>
+          <w:sz w:val="24"/>
+          <w:szCs w:val="24"/>
+          <w:lang w:val="es-CL"/>
+        </w:rPr>
+        <w:t xml:space="preserve">El presente estudio analiza el reporte de contrataciones del sector Salud correspondiente a marzo de 2026, el cual reúne 44.226 registros y 74 columnas. Una característica estructural fundamental de este conjunto de datos, señalada por </w:t>
+      </w:r>
+      <w:proofErr w:type="spellStart"/>
+      <w:r>
+        <w:rPr>
+          <w:rFonts w:ascii="Arial" w:hAnsi="Arial"/>
+          <w:sz w:val="24"/>
+          <w:szCs w:val="24"/>
+          <w:lang w:val="es-CL"/>
+        </w:rPr>
+        <w:t>ChileCompra</w:t>
+      </w:r>
+      <w:proofErr w:type="spellEnd"/>
+      <w:r>
+        <w:rPr>
+          <w:rFonts w:ascii="Arial" w:hAnsi="Arial"/>
+          <w:sz w:val="24"/>
+          <w:szCs w:val="24"/>
+          <w:lang w:val="es-CL"/>
+        </w:rPr>
+        <w:t xml:space="preserve"> (s. f.-a), es que cada fila representa una oferta individual asociada a un ítem específico dentro de un proceso de licitación. En consecuencia, el número de observaciones no equivale a la cantidad de licitaciones únicas: un mismo proceso licitatorio (`</w:t>
+      </w:r>
+      <w:proofErr w:type="spellStart"/>
+      <w:r>
+        <w:rPr>
+          <w:rFonts w:ascii="Arial" w:hAnsi="Arial"/>
+          <w:sz w:val="24"/>
+          <w:szCs w:val="24"/>
+          <w:lang w:val="es-CL"/>
+        </w:rPr>
+        <w:t>NroLicitacion</w:t>
+      </w:r>
+      <w:proofErr w:type="spellEnd"/>
+      <w:r>
+        <w:rPr>
+          <w:rFonts w:ascii="Arial" w:hAnsi="Arial"/>
+          <w:sz w:val="24"/>
+          <w:szCs w:val="24"/>
+          <w:lang w:val="es-CL"/>
+        </w:rPr>
+        <w:t>`) puede albergar múltiples productos o líneas de cotización y recibir propuestas concurrentes de diversos oferentes.</w:t>
+      </w:r>
+    </w:p>
+    <w:p>
+      <w:pPr>
+        <w:jc w:val="both"/>
+        <w:rPr>
+          <w:rFonts w:ascii="Arial" w:hAnsi="Arial"/>
+          <w:sz w:val="24"/>
+          <w:szCs w:val="24"/>
+          <w:lang w:val="es-CL"/>
+        </w:rPr>
+      </w:pPr>
+      <w:r>
+        <w:rPr>
+          <w:rFonts w:ascii="Arial" w:hAnsi="Arial"/>
+          <w:sz w:val="24"/>
+          <w:szCs w:val="24"/>
+          <w:lang w:val="es-CL"/>
+        </w:rPr>
+        <w:t xml:space="preserve">El problema central que aborda esta investigación consiste en determinar cómo varía la proporción de ofertas ganadoras según el tipo de licitación y el tamaño del proveedor en las adquisiciones de salud. Dado el volumen de transacciones y la presencia de variables categóricas, monetarias y </w:t>
+      </w:r>
+      <w:r>
+        <w:rPr>
+          <w:rFonts w:ascii="Arial" w:hAnsi="Arial"/>
+          <w:sz w:val="24"/>
+          <w:szCs w:val="24"/>
+          <w:lang w:val="es-CL"/>
+        </w:rPr>
+        <w:t>temporales heterogéneos</w:t>
+      </w:r>
+      <w:r>
+        <w:rPr>
+          <w:rFonts w:ascii="Arial" w:hAnsi="Arial"/>
+          <w:sz w:val="24"/>
+          <w:szCs w:val="24"/>
+          <w:lang w:val="es-CL"/>
+        </w:rPr>
+        <w:t>, la resolución de este problema demanda un tratamiento programático riguroso sustentado en el ecosistema científico de Python (</w:t>
+      </w:r>
+      <w:proofErr w:type="spellStart"/>
+      <w:r>
+        <w:rPr>
+          <w:rFonts w:ascii="Arial" w:hAnsi="Arial"/>
+          <w:sz w:val="24"/>
+          <w:szCs w:val="24"/>
+          <w:lang w:val="es-CL"/>
+        </w:rPr>
+        <w:t>NumPy</w:t>
+      </w:r>
+      <w:proofErr w:type="spellEnd"/>
+      <w:r>
+        <w:rPr>
+          <w:rFonts w:ascii="Arial" w:hAnsi="Arial"/>
+          <w:sz w:val="24"/>
+          <w:szCs w:val="24"/>
+          <w:lang w:val="es-CL"/>
+        </w:rPr>
+        <w:t xml:space="preserve">, Pandas) y prácticas estrictas de reproducibilidad computacional (Samuel &amp; </w:t>
+      </w:r>
+      <w:proofErr w:type="spellStart"/>
+      <w:r>
+        <w:rPr>
+          <w:rFonts w:ascii="Arial" w:hAnsi="Arial"/>
+          <w:sz w:val="24"/>
+          <w:szCs w:val="24"/>
+          <w:lang w:val="es-CL"/>
+        </w:rPr>
+        <w:t>Mietchen</w:t>
+      </w:r>
+      <w:proofErr w:type="spellEnd"/>
+      <w:r>
+        <w:rPr>
+          <w:rFonts w:ascii="Arial" w:hAnsi="Arial"/>
+          <w:sz w:val="24"/>
+          <w:szCs w:val="24"/>
+          <w:lang w:val="es-CL"/>
+        </w:rPr>
+        <w:t>, 2024).</w:t>
+      </w:r>
+    </w:p>
+    <w:p>
+      <w:pPr>
+        <w:jc w:val="both"/>
+        <w:rPr>
+          <w:rFonts w:ascii="Arial" w:hAnsi="Arial"/>
+          <w:sz w:val="24"/>
+          <w:szCs w:val="24"/>
+          <w:lang w:val="es-CL"/>
+        </w:rPr>
+      </w:pPr>
+      <w:r>
+        <w:rPr>
+          <w:rFonts w:ascii="Arial" w:hAnsi="Arial"/>
+          <w:sz w:val="24"/>
+          <w:szCs w:val="24"/>
+          <w:lang w:val="es-CL"/>
+        </w:rPr>
+        <w:t xml:space="preserve">En este contexto, el </w:t>
+      </w:r>
+      <w:r>
+        <w:rPr>
+          <w:rFonts w:ascii="Arial" w:hAnsi="Arial"/>
+          <w:b/>
+          <w:bCs/>
+          <w:sz w:val="24"/>
+          <w:szCs w:val="24"/>
+          <w:lang w:val="es-CL"/>
+        </w:rPr>
+        <w:t>objetivo general del proyecto</w:t>
+      </w:r>
+      <w:r>
+        <w:rPr>
+          <w:rFonts w:ascii="Arial" w:hAnsi="Arial"/>
+          <w:sz w:val="24"/>
+          <w:szCs w:val="24"/>
+          <w:lang w:val="es-CL"/>
+        </w:rPr>
+        <w:t xml:space="preserve"> es analizar descriptivamente las diferencias en la proporción de ofertas ganadoras según el tipo de licitación y el tamaño del proveedor en el sector Salud durante marzo de 2026, mediante un flujo de programación científica, preparación de datos y análisis reproducible. En cuanto al </w:t>
+      </w:r>
+      <w:r>
+        <w:rPr>
+          <w:rFonts w:ascii="Arial" w:hAnsi="Arial"/>
+          <w:b/>
+          <w:bCs/>
+          <w:sz w:val="24"/>
+          <w:szCs w:val="24"/>
+          <w:lang w:val="es-CL"/>
+        </w:rPr>
+        <w:t>alcance de esta entrega</w:t>
+      </w:r>
+      <w:r>
+        <w:rPr>
+          <w:rFonts w:ascii="Arial" w:hAnsi="Arial"/>
+          <w:sz w:val="24"/>
+          <w:szCs w:val="24"/>
+          <w:lang w:val="es-CL"/>
+        </w:rPr>
+        <w:t xml:space="preserve">, el trabajo se concentra en las Fases 1 y 2 del proyecto, abordando la definición de la problemática y sus objetivos, la configuración del entorno reproducible, la exploración inicial del conjunto de datos, la identificación y tratamiento de problemas de calidad, la transformación de variables y la validación técnica del </w:t>
+      </w:r>
+      <w:proofErr w:type="spellStart"/>
+      <w:r>
+        <w:rPr>
+          <w:rFonts w:ascii="Arial" w:hAnsi="Arial"/>
+          <w:sz w:val="24"/>
+          <w:szCs w:val="24"/>
+          <w:lang w:val="es-CL"/>
+        </w:rPr>
+        <w:t>dataset</w:t>
+      </w:r>
+      <w:proofErr w:type="spellEnd"/>
+      <w:r>
+        <w:rPr>
+          <w:rFonts w:ascii="Arial" w:hAnsi="Arial"/>
+          <w:sz w:val="24"/>
+          <w:szCs w:val="24"/>
+          <w:lang w:val="es-CL"/>
+        </w:rPr>
+        <w:t xml:space="preserve"> resultante. Los análisis estadísticos bivariados y multivariados, las visualizaciones analíticas avanzadas y la integración de </w:t>
+      </w:r>
+      <w:proofErr w:type="gramStart"/>
+      <w:r>
+        <w:rPr>
+          <w:rFonts w:ascii="Arial" w:hAnsi="Arial"/>
+          <w:sz w:val="24"/>
+          <w:szCs w:val="24"/>
+          <w:lang w:val="es-CL"/>
+        </w:rPr>
+        <w:t>conclusiones finales</w:t>
+      </w:r>
+      <w:proofErr w:type="gramEnd"/>
+      <w:r>
+        <w:rPr>
+          <w:rFonts w:ascii="Arial" w:hAnsi="Arial"/>
+          <w:sz w:val="24"/>
+          <w:szCs w:val="24"/>
+          <w:lang w:val="es-CL"/>
+        </w:rPr>
+        <w:t xml:space="preserve"> quedan proyectados para las Fases 3 y 4.</w:t>
+      </w:r>
+    </w:p>
+    <w:p>
+      <w:pPr>
+        <w:jc w:val="both"/>
+        <w:rPr>
+          <w:rFonts w:ascii="Arial" w:hAnsi="Arial"/>
+          <w:sz w:val="24"/>
+          <w:szCs w:val="24"/>
+        </w:rPr>
+      </w:pPr>
+    </w:p>
+    <w:p>
+      <w:pPr>
+        <w:pStyle w:val="Ttulo21"/>
+        <w:jc w:val="both"/>
+        <w:rPr>
+          <w:rFonts w:ascii="Arial" w:hAnsi="Arial" w:cs="Arial"/>
+          <w:color w:val="auto"/>
+          <w:szCs w:val="24"/>
+        </w:rPr>
+      </w:pPr>
+      <w:bookmarkStart w:id="1" w:name="_Toc240396955"/>
+      <w:proofErr w:type="spellStart"/>
+      <w:r>
+        <w:rPr>
+          <w:rFonts w:ascii="Arial" w:hAnsi="Arial" w:cs="Arial"/>
+          <w:color w:val="auto"/>
+          <w:szCs w:val="24"/>
+        </w:rPr>
+        <w:t>Conexión</w:t>
+      </w:r>
+      <w:proofErr w:type="spellEnd"/>
+      <w:r>
+        <w:rPr>
+          <w:rFonts w:ascii="Arial" w:hAnsi="Arial" w:cs="Arial"/>
+          <w:color w:val="auto"/>
+          <w:szCs w:val="24"/>
+        </w:rPr>
+        <w:t xml:space="preserve"> </w:t>
+      </w:r>
+      <w:proofErr w:type="spellStart"/>
+      <w:r>
+        <w:rPr>
+          <w:rFonts w:ascii="Arial" w:hAnsi="Arial" w:cs="Arial"/>
+          <w:color w:val="auto"/>
+          <w:szCs w:val="24"/>
+        </w:rPr>
+        <w:t>explícita</w:t>
+      </w:r>
+      <w:proofErr w:type="spellEnd"/>
+      <w:r>
+        <w:rPr>
+          <w:rFonts w:ascii="Arial" w:hAnsi="Arial" w:cs="Arial"/>
+          <w:color w:val="auto"/>
+          <w:szCs w:val="24"/>
+        </w:rPr>
+        <w:t xml:space="preserve"> con las </w:t>
+      </w:r>
+      <w:proofErr w:type="spellStart"/>
+      <w:r>
+        <w:rPr>
+          <w:rFonts w:ascii="Arial" w:hAnsi="Arial" w:cs="Arial"/>
+          <w:color w:val="auto"/>
+          <w:szCs w:val="24"/>
+        </w:rPr>
+        <w:t>fases</w:t>
+      </w:r>
+      <w:proofErr w:type="spellEnd"/>
+      <w:r>
+        <w:rPr>
+          <w:rFonts w:ascii="Arial" w:hAnsi="Arial" w:cs="Arial"/>
+          <w:color w:val="auto"/>
+          <w:szCs w:val="24"/>
+        </w:rPr>
+        <w:t xml:space="preserve"> F1–F4 del </w:t>
+      </w:r>
+      <w:proofErr w:type="spellStart"/>
+      <w:r>
+        <w:rPr>
+          <w:rFonts w:ascii="Arial" w:hAnsi="Arial" w:cs="Arial"/>
+          <w:color w:val="auto"/>
+          <w:szCs w:val="24"/>
+        </w:rPr>
+        <w:t>proyecto</w:t>
+      </w:r>
+      <w:bookmarkEnd w:id="1"/>
+      <w:proofErr w:type="spellEnd"/>
+    </w:p>
+    <w:p>
+      <w:pPr>
+        <w:jc w:val="both"/>
+        <w:rPr>
+          <w:rFonts w:ascii="Arial" w:hAnsi="Arial"/>
+          <w:sz w:val="24"/>
+          <w:szCs w:val="24"/>
+        </w:rPr>
+      </w:pPr>
+      <w:r>
+        <w:rPr>
+          <w:rFonts w:ascii="Arial" w:hAnsi="Arial"/>
+          <w:sz w:val="24"/>
+          <w:szCs w:val="24"/>
+        </w:rPr>
+        <w:t>El proyecto se articula en una progresión metodológica de cuatro fases interdependientes:</w:t>
+      </w:r>
+    </w:p>
+    <w:p>
+      <w:pPr>
+        <w:pStyle w:val="Listaconvietas1"/>
+        <w:spacing w:line="276" w:lineRule="auto"/>
+        <w:jc w:val="both"/>
+        <w:rPr>
+          <w:rFonts w:ascii="Arial" w:hAnsi="Arial" w:cs="Arial"/>
+          <w:sz w:val="24"/>
+          <w:szCs w:val="24"/>
+          <w:lang w:val="es-CL"/>
+        </w:rPr>
+      </w:pPr>
+      <w:r>
+        <w:rPr>
+          <w:rFonts w:ascii="Arial" w:hAnsi="Arial" w:cs="Arial"/>
+          <w:sz w:val="24"/>
+          <w:szCs w:val="24"/>
+          <w:lang w:val="es-CL"/>
+        </w:rPr>
+        <w:t>Fase 1 (Implementada): Delimitación de la problemática, preguntas de análisis, objetivos, supuestos teóricos, diseño de la arquitectura modular y configuración del entorno reproducible verificado.</w:t>
+      </w:r>
+    </w:p>
+    <w:p>
+      <w:pPr>
+        <w:pStyle w:val="Listaconvietas1"/>
+        <w:spacing w:line="276" w:lineRule="auto"/>
+        <w:jc w:val="both"/>
+        <w:rPr>
+          <w:rFonts w:ascii="Arial" w:hAnsi="Arial" w:cs="Arial"/>
+          <w:sz w:val="24"/>
+          <w:szCs w:val="24"/>
+          <w:lang w:val="es-CL"/>
+        </w:rPr>
+      </w:pPr>
+      <w:r>
+        <w:rPr>
+          <w:rFonts w:ascii="Arial" w:hAnsi="Arial" w:cs="Arial"/>
+          <w:sz w:val="24"/>
+          <w:szCs w:val="24"/>
+          <w:lang w:val="es-CL"/>
+        </w:rPr>
+        <w:t xml:space="preserve">Fase 2 (Implementada): Diagnóstico exploratorio de calidad de datos, desarrollo del pipeline modular de limpieza (exclusión de columnas nulas y neutralización de fechas anómalas año </w:t>
+      </w:r>
+      <w:r>
+        <w:rPr>
+          <w:rFonts w:ascii="Arial" w:hAnsi="Arial" w:cs="Arial"/>
+          <w:sz w:val="24"/>
+          <w:szCs w:val="24"/>
+          <w:lang w:val="es-CL"/>
+        </w:rPr>
+        <w:lastRenderedPageBreak/>
+        <w:t xml:space="preserve">1900), transformaciones de tipos, validación técnica automatizada y exportación del </w:t>
+      </w:r>
+      <w:proofErr w:type="spellStart"/>
+      <w:r>
+        <w:rPr>
+          <w:rFonts w:ascii="Arial" w:hAnsi="Arial" w:cs="Arial"/>
+          <w:sz w:val="24"/>
+          <w:szCs w:val="24"/>
+          <w:lang w:val="es-CL"/>
+        </w:rPr>
+        <w:t>dataset</w:t>
+      </w:r>
+      <w:proofErr w:type="spellEnd"/>
+      <w:r>
+        <w:rPr>
+          <w:rFonts w:ascii="Arial" w:hAnsi="Arial" w:cs="Arial"/>
+          <w:sz w:val="24"/>
+          <w:szCs w:val="24"/>
+          <w:lang w:val="es-CL"/>
+        </w:rPr>
+        <w:t xml:space="preserve"> preprocesado a data/</w:t>
+      </w:r>
+      <w:proofErr w:type="spellStart"/>
+      <w:r>
+        <w:rPr>
+          <w:rFonts w:ascii="Arial" w:hAnsi="Arial" w:cs="Arial"/>
+          <w:sz w:val="24"/>
+          <w:szCs w:val="24"/>
+          <w:lang w:val="es-CL"/>
+        </w:rPr>
+        <w:t>processed</w:t>
+      </w:r>
+      <w:proofErr w:type="spellEnd"/>
+      <w:r>
+        <w:rPr>
+          <w:rFonts w:ascii="Arial" w:hAnsi="Arial" w:cs="Arial"/>
+          <w:sz w:val="24"/>
+          <w:szCs w:val="24"/>
+          <w:lang w:val="es-CL"/>
+        </w:rPr>
+        <w:t>/.</w:t>
+      </w:r>
+    </w:p>
+    <w:p>
+      <w:pPr>
+        <w:pStyle w:val="Listaconvietas1"/>
+        <w:spacing w:line="276" w:lineRule="auto"/>
+        <w:jc w:val="both"/>
+        <w:rPr>
+          <w:rFonts w:ascii="Arial" w:hAnsi="Arial" w:cs="Arial"/>
+          <w:sz w:val="24"/>
+          <w:szCs w:val="24"/>
+          <w:lang w:val="es-CL"/>
+        </w:rPr>
+      </w:pPr>
+      <w:r>
+        <w:rPr>
+          <w:rFonts w:ascii="Arial" w:hAnsi="Arial" w:cs="Arial"/>
+          <w:sz w:val="24"/>
+          <w:szCs w:val="24"/>
+          <w:lang w:val="es-CL"/>
+        </w:rPr>
+        <w:t>Fase 3 (Proyectada): Análisis exploratorio bivariado y multivariado, modelación estadística de tasas de adjudicación y visualización analítica avanzada con librerías científicas de Python.</w:t>
+      </w:r>
+    </w:p>
+    <w:p>
+      <w:pPr>
+        <w:pStyle w:val="Listaconvietas1"/>
+        <w:spacing w:line="276" w:lineRule="auto"/>
+        <w:jc w:val="both"/>
+        <w:rPr>
+          <w:rFonts w:ascii="Arial" w:hAnsi="Arial" w:cs="Arial"/>
+          <w:sz w:val="24"/>
+          <w:szCs w:val="24"/>
+          <w:lang w:val="es-CL"/>
+        </w:rPr>
+      </w:pPr>
+      <w:r>
+        <w:rPr>
+          <w:rFonts w:ascii="Arial" w:hAnsi="Arial" w:cs="Arial"/>
+          <w:sz w:val="24"/>
+          <w:szCs w:val="24"/>
+          <w:lang w:val="es-CL"/>
+        </w:rPr>
+        <w:t>Fase 4 (Proyectada): Consolidación de hallazgos, evaluación del impacto de las políticas de compra pública en el sector salud, discusión de limitaciones y formulación de recomendaciones finales.</w:t>
+      </w:r>
+    </w:p>
+    <w:p>
+      <w:pPr>
+        <w:jc w:val="both"/>
+        <w:rPr>
+          <w:rFonts w:ascii="Arial" w:hAnsi="Arial"/>
+          <w:sz w:val="24"/>
+          <w:szCs w:val="24"/>
+          <w:lang w:val="es-CL"/>
+        </w:rPr>
+      </w:pPr>
+      <w:r>
+        <w:rPr>
+          <w:rFonts w:ascii="Arial" w:hAnsi="Arial"/>
+          <w:sz w:val="24"/>
+          <w:szCs w:val="24"/>
+          <w:lang w:val="es-CL"/>
+        </w:rPr>
+        <w:br w:type="page"/>
+      </w:r>
+    </w:p>
+    <w:p>
+      <w:pPr>
+        <w:pStyle w:val="Ttulo11"/>
+        <w:jc w:val="both"/>
+        <w:rPr>
+          <w:rFonts w:ascii="Arial" w:hAnsi="Arial" w:cs="Arial"/>
+          <w:b w:val="0"/>
+          <w:bCs/>
+          <w:sz w:val="24"/>
+          <w:szCs w:val="24"/>
+          <w:lang w:val="es-CL"/>
+        </w:rPr>
+      </w:pPr>
+      <w:bookmarkStart w:id="2" w:name="_Toc240396956"/>
+      <w:r>
+        <w:rPr>
+          <w:rFonts w:ascii="Arial" w:hAnsi="Arial" w:cs="Arial"/>
+          <w:b w:val="0"/>
+          <w:bCs/>
+          <w:color w:val="auto"/>
+          <w:sz w:val="24"/>
+          <w:szCs w:val="24"/>
+        </w:rPr>
+        <w:lastRenderedPageBreak/>
+        <w:t>II</w:t>
+      </w:r>
+      <w:r>
+        <w:rPr>
+          <w:rFonts w:ascii="Arial" w:hAnsi="Arial" w:cs="Arial"/>
+          <w:b w:val="0"/>
+          <w:bCs/>
+          <w:color w:val="auto"/>
+          <w:sz w:val="24"/>
+          <w:szCs w:val="24"/>
+          <w:lang w:val="es-CL"/>
+        </w:rPr>
+        <w:t xml:space="preserve">. Definición de la problemática y objetivos del </w:t>
+      </w:r>
+      <w:r>
+        <w:rPr>
+          <w:rFonts w:ascii="Arial" w:hAnsi="Arial" w:cs="Arial"/>
+          <w:b w:val="0"/>
+          <w:bCs/>
+          <w:color w:val="auto"/>
+          <w:sz w:val="24"/>
+          <w:szCs w:val="24"/>
+          <w:lang w:val="es-CL"/>
+        </w:rPr>
+        <w:t>Proyecto</w:t>
+      </w:r>
+      <w:bookmarkEnd w:id="2"/>
+    </w:p>
+    <w:p>
+      <w:pPr>
+        <w:jc w:val="both"/>
+        <w:rPr>
+          <w:rFonts w:ascii="Arial" w:hAnsi="Arial"/>
+          <w:sz w:val="24"/>
+          <w:szCs w:val="24"/>
+          <w:lang w:val="es-CL"/>
+        </w:rPr>
+      </w:pPr>
+      <w:r>
+        <w:rPr>
+          <w:rFonts w:ascii="Arial" w:hAnsi="Arial"/>
+          <w:sz w:val="24"/>
+          <w:szCs w:val="24"/>
+          <w:lang w:val="es-CL"/>
+        </w:rPr>
+        <w:t>La adquisición pública de bienes y servicios médicos exige maximizar la transparencia y la libre concurrencia de proveedores. No obstante, surge la interrogante de si la probabilidad de adjudicación de una oferta difiere sistemáticamente en función de la capacidad económica de la empresa oferente (</w:t>
+      </w:r>
+      <w:proofErr w:type="spellStart"/>
+      <w:r>
+        <w:rPr>
+          <w:rFonts w:ascii="Arial" w:hAnsi="Arial"/>
+          <w:sz w:val="24"/>
+          <w:szCs w:val="24"/>
+          <w:lang w:val="es-CL"/>
+        </w:rPr>
+        <w:t>TamanoProveedor</w:t>
+      </w:r>
+      <w:proofErr w:type="spellEnd"/>
+      <w:r>
+        <w:rPr>
+          <w:rFonts w:ascii="Arial" w:hAnsi="Arial"/>
+          <w:sz w:val="24"/>
+          <w:szCs w:val="24"/>
+          <w:lang w:val="es-CL"/>
+        </w:rPr>
+        <w:t xml:space="preserve">: Micro, Pequeña, Mediana, Grande o </w:t>
+      </w:r>
+      <w:proofErr w:type="spellStart"/>
+      <w:r>
+        <w:rPr>
+          <w:rFonts w:ascii="Arial" w:hAnsi="Arial"/>
+          <w:sz w:val="24"/>
+          <w:szCs w:val="24"/>
+          <w:lang w:val="es-CL"/>
+        </w:rPr>
+        <w:t>NoClasificado</w:t>
+      </w:r>
+      <w:proofErr w:type="spellEnd"/>
+      <w:r>
+        <w:rPr>
+          <w:rFonts w:ascii="Arial" w:hAnsi="Arial"/>
+          <w:sz w:val="24"/>
+          <w:szCs w:val="24"/>
+          <w:lang w:val="es-CL"/>
+        </w:rPr>
+        <w:t>) y de la envergadura del mecanismo contractual (</w:t>
+      </w:r>
+      <w:proofErr w:type="spellStart"/>
+      <w:r>
+        <w:rPr>
+          <w:rFonts w:ascii="Arial" w:hAnsi="Arial"/>
+          <w:sz w:val="24"/>
+          <w:szCs w:val="24"/>
+          <w:lang w:val="es-CL"/>
+        </w:rPr>
+        <w:t>TipoLicitacion</w:t>
+      </w:r>
+      <w:proofErr w:type="spellEnd"/>
+      <w:r>
+        <w:rPr>
+          <w:rFonts w:ascii="Arial" w:hAnsi="Arial"/>
+          <w:sz w:val="24"/>
+          <w:szCs w:val="24"/>
+          <w:lang w:val="es-CL"/>
+        </w:rPr>
+        <w:t>: pública o privada, según rangos en UTM).</w:t>
+      </w:r>
+    </w:p>
+    <w:p>
+      <w:pPr>
+        <w:jc w:val="both"/>
+        <w:rPr>
+          <w:rFonts w:ascii="Arial" w:hAnsi="Arial"/>
+          <w:sz w:val="24"/>
+          <w:szCs w:val="24"/>
+          <w:lang w:val="es-CL"/>
+        </w:rPr>
+      </w:pPr>
+      <w:r>
+        <w:rPr>
+          <w:rFonts w:ascii="Arial" w:hAnsi="Arial"/>
+          <w:sz w:val="24"/>
+          <w:szCs w:val="24"/>
+          <w:lang w:val="es-CL"/>
+        </w:rPr>
+        <w:t>Pregunta central de investigación: ¿Cómo varía la proporción de ofertas registradas como ganadoras según el tipo de licitación y el tamaño del proveedor en el reporte del sector Salud de marzo de 2026?</w:t>
+      </w:r>
+    </w:p>
+    <w:p>
+      <w:pPr>
+        <w:pStyle w:val="Ttulo21"/>
+        <w:jc w:val="both"/>
+        <w:rPr>
+          <w:rFonts w:ascii="Arial" w:hAnsi="Arial" w:cs="Arial"/>
+          <w:b w:val="0"/>
+          <w:bCs/>
+          <w:color w:val="auto"/>
+          <w:szCs w:val="24"/>
+          <w:lang w:val="es-CL"/>
+        </w:rPr>
+      </w:pPr>
+      <w:bookmarkStart w:id="3" w:name="_Toc240396957"/>
+      <w:r>
+        <w:rPr>
+          <w:rFonts w:ascii="Arial" w:hAnsi="Arial" w:cs="Arial"/>
+          <w:b w:val="0"/>
+          <w:bCs/>
+          <w:color w:val="auto"/>
+          <w:szCs w:val="24"/>
+          <w:lang w:val="es-CL"/>
+        </w:rPr>
+        <w:t xml:space="preserve">Preguntas específicas del </w:t>
+      </w:r>
+      <w:proofErr w:type="spellStart"/>
+      <w:r>
+        <w:rPr>
+          <w:rFonts w:ascii="Arial" w:hAnsi="Arial" w:cs="Arial"/>
+          <w:b w:val="0"/>
+          <w:bCs/>
+          <w:color w:val="auto"/>
+          <w:szCs w:val="24"/>
+          <w:lang w:val="es-CL"/>
+        </w:rPr>
+        <w:t>studio</w:t>
+      </w:r>
+      <w:bookmarkEnd w:id="3"/>
+      <w:proofErr w:type="spellEnd"/>
+    </w:p>
+    <w:p>
+      <w:pPr>
+        <w:pStyle w:val="Listaconvietas1"/>
+        <w:spacing w:line="276" w:lineRule="auto"/>
+        <w:jc w:val="both"/>
+        <w:rPr>
+          <w:rFonts w:ascii="Arial" w:hAnsi="Arial" w:cs="Arial"/>
+          <w:sz w:val="24"/>
+          <w:szCs w:val="24"/>
+          <w:lang w:val="es-CL"/>
+        </w:rPr>
+      </w:pPr>
+      <w:r>
+        <w:rPr>
+          <w:rFonts w:ascii="Arial" w:hAnsi="Arial" w:cs="Arial"/>
+          <w:sz w:val="24"/>
+          <w:szCs w:val="24"/>
+          <w:lang w:val="es-CL"/>
+        </w:rPr>
+        <w:t>¿Cuál es la distribución de ofertas e ítems licitados entre las diferentes categorías de tamaño de proveedor y tipos de licitación pública?</w:t>
+      </w:r>
+    </w:p>
+    <w:p>
+      <w:pPr>
+        <w:pStyle w:val="Listaconvietas1"/>
+        <w:spacing w:line="276" w:lineRule="auto"/>
+        <w:jc w:val="both"/>
+        <w:rPr>
+          <w:rFonts w:ascii="Arial" w:hAnsi="Arial" w:cs="Arial"/>
+          <w:sz w:val="24"/>
+          <w:szCs w:val="24"/>
+          <w:lang w:val="es-CL"/>
+        </w:rPr>
+      </w:pPr>
+      <w:r>
+        <w:rPr>
+          <w:rFonts w:ascii="Arial" w:hAnsi="Arial" w:cs="Arial"/>
+          <w:sz w:val="24"/>
+          <w:szCs w:val="24"/>
+          <w:lang w:val="es-CL"/>
+        </w:rPr>
+        <w:t>¿Qué porcentaje de ofertas resulta efectivamente adjudicado dentro de cada estrato empresarial y cómo influye el estado administrativo del proceso (adjudicada vs. desierta, revocada o cerrada)?</w:t>
+      </w:r>
+    </w:p>
+    <w:p>
+      <w:pPr>
+        <w:pStyle w:val="Listaconvietas1"/>
+        <w:spacing w:line="276" w:lineRule="auto"/>
+        <w:jc w:val="both"/>
+        <w:rPr>
+          <w:rFonts w:ascii="Arial" w:hAnsi="Arial" w:cs="Arial"/>
+          <w:sz w:val="24"/>
+          <w:szCs w:val="24"/>
+          <w:lang w:val="es-CL"/>
+        </w:rPr>
+      </w:pPr>
+      <w:r>
+        <w:rPr>
+          <w:rFonts w:ascii="Arial" w:hAnsi="Arial" w:cs="Arial"/>
+          <w:sz w:val="24"/>
+          <w:szCs w:val="24"/>
+          <w:lang w:val="es-CL"/>
+        </w:rPr>
+        <w:t>¿Qué inconsistencias estructurales, columnas vacías o codificaciones anómalas (fechas en 1900, categorías no clasificadas) condicionan la validez de las métricas de éxito en los datos de compras públicas?</w:t>
+      </w:r>
+    </w:p>
+    <w:p>
+      <w:pPr>
+        <w:pStyle w:val="Ttulo21"/>
+        <w:jc w:val="both"/>
+        <w:rPr>
+          <w:rFonts w:ascii="Arial" w:hAnsi="Arial" w:cs="Arial"/>
+          <w:color w:val="auto"/>
+          <w:szCs w:val="24"/>
+          <w:lang w:val="es-CL"/>
+        </w:rPr>
+      </w:pPr>
+      <w:bookmarkStart w:id="4" w:name="_Toc240396958"/>
+      <w:r>
+        <w:rPr>
+          <w:rFonts w:ascii="Arial" w:hAnsi="Arial" w:cs="Arial"/>
+          <w:color w:val="auto"/>
+          <w:szCs w:val="24"/>
+          <w:lang w:val="es-CL"/>
+        </w:rPr>
+        <w:t>Objetivos del proyecto</w:t>
+      </w:r>
+      <w:bookmarkEnd w:id="4"/>
+    </w:p>
+    <w:p>
+      <w:pPr>
+        <w:jc w:val="both"/>
+        <w:rPr>
+          <w:rFonts w:ascii="Arial" w:hAnsi="Arial"/>
+          <w:sz w:val="24"/>
+          <w:szCs w:val="24"/>
+          <w:lang w:val="es-CL"/>
+        </w:rPr>
+      </w:pPr>
+      <w:r>
+        <w:rPr>
+          <w:rFonts w:ascii="Arial" w:hAnsi="Arial"/>
+          <w:sz w:val="24"/>
+          <w:szCs w:val="24"/>
+          <w:lang w:val="es-CL"/>
+        </w:rPr>
+        <w:t>Objetivo General: Analizar descriptivamente las diferencias en la proporción de ofertas ganadoras según el tipo de licitación y el tamaño del proveedor en el sector Salud durante marzo de 2026, mediante un flujo de ingeniería de datos y programación científica completamente reproducible y validado.</w:t>
+      </w:r>
+    </w:p>
+    <w:p>
+      <w:pPr>
+        <w:jc w:val="both"/>
+        <w:rPr>
+          <w:rFonts w:ascii="Arial" w:hAnsi="Arial"/>
+          <w:sz w:val="24"/>
+          <w:szCs w:val="24"/>
+          <w:lang w:val="es-CL"/>
+        </w:rPr>
+      </w:pPr>
+      <w:r>
+        <w:rPr>
+          <w:rFonts w:ascii="Arial" w:hAnsi="Arial"/>
+          <w:sz w:val="24"/>
+          <w:szCs w:val="24"/>
+          <w:lang w:val="es-CL"/>
+        </w:rPr>
+        <w:t>Objetivos Específicos:</w:t>
+      </w:r>
+    </w:p>
+    <w:p>
+      <w:pPr>
+        <w:pStyle w:val="Listaconvietas1"/>
+        <w:spacing w:line="276" w:lineRule="auto"/>
+        <w:jc w:val="both"/>
+        <w:rPr>
+          <w:rFonts w:ascii="Arial" w:hAnsi="Arial" w:cs="Arial"/>
+          <w:sz w:val="24"/>
+          <w:szCs w:val="24"/>
+          <w:lang w:val="es-CL"/>
+        </w:rPr>
+      </w:pPr>
+      <w:r>
+        <w:rPr>
+          <w:rFonts w:ascii="Arial" w:hAnsi="Arial" w:cs="Arial"/>
+          <w:sz w:val="24"/>
+          <w:szCs w:val="24"/>
+          <w:lang w:val="es-CL"/>
+        </w:rPr>
+        <w:t>1. Delimitar conceptualmente la unidad de análisis, variables clave, restricciones y configurar un entorno reproducible trazable bajo control de versiones (F1).</w:t>
+      </w:r>
+    </w:p>
+    <w:p>
+      <w:pPr>
+        <w:pStyle w:val="Listaconvietas1"/>
+        <w:spacing w:line="276" w:lineRule="auto"/>
+        <w:jc w:val="both"/>
+        <w:rPr>
+          <w:rFonts w:ascii="Arial" w:hAnsi="Arial" w:cs="Arial"/>
+          <w:sz w:val="24"/>
+          <w:szCs w:val="24"/>
+          <w:lang w:val="es-CL"/>
+        </w:rPr>
+      </w:pPr>
+      <w:r>
+        <w:rPr>
+          <w:rFonts w:ascii="Arial" w:hAnsi="Arial" w:cs="Arial"/>
+          <w:sz w:val="24"/>
+          <w:szCs w:val="24"/>
+          <w:lang w:val="es-CL"/>
+        </w:rPr>
+        <w:t>2. Caracterizar la estructura de las 74 variables, diseñar e implementar un pipeline modular de limpieza y transformación de datos, y verificar su robustez técnica mediante pruebas de casos límite y excepciones (F2).</w:t>
+      </w:r>
+    </w:p>
+    <w:p>
+      <w:pPr>
+        <w:pStyle w:val="Listaconvietas1"/>
+        <w:spacing w:line="276" w:lineRule="auto"/>
+        <w:jc w:val="both"/>
+        <w:rPr>
+          <w:rFonts w:ascii="Arial" w:hAnsi="Arial" w:cs="Arial"/>
+          <w:sz w:val="24"/>
+          <w:szCs w:val="24"/>
+          <w:lang w:val="es-CL"/>
+        </w:rPr>
+      </w:pPr>
+      <w:r>
+        <w:rPr>
+          <w:rFonts w:ascii="Arial" w:hAnsi="Arial" w:cs="Arial"/>
+          <w:sz w:val="24"/>
+          <w:szCs w:val="24"/>
+          <w:lang w:val="es-CL"/>
+        </w:rPr>
+        <w:t>3. Construir distribuciones, cruces de contingencia y visualizaciones efectivas que revelen la brecha de éxito entre micro, pequeñas, medianas y grandes empresas (F3).</w:t>
+      </w:r>
+    </w:p>
+    <w:p>
+      <w:pPr>
+        <w:pStyle w:val="Listaconvietas1"/>
+        <w:spacing w:line="276" w:lineRule="auto"/>
+        <w:jc w:val="both"/>
+        <w:rPr>
+          <w:rFonts w:ascii="Arial" w:hAnsi="Arial" w:cs="Arial"/>
+          <w:sz w:val="24"/>
+          <w:szCs w:val="24"/>
+          <w:lang w:val="es-CL"/>
+        </w:rPr>
+      </w:pPr>
+      <w:r>
+        <w:rPr>
+          <w:rFonts w:ascii="Arial" w:hAnsi="Arial" w:cs="Arial"/>
+          <w:sz w:val="24"/>
+          <w:szCs w:val="24"/>
+          <w:lang w:val="es-CL"/>
+        </w:rPr>
+        <w:t>4. Integrar los resultados técnicos, evidencias de ejecución y análisis crítico en un reporte formal orientado a la toma de decisiones en políticas públicas de abastecimiento sanitario (F4).</w:t>
+      </w:r>
+    </w:p>
+    <w:p>
+      <w:pPr>
+        <w:pStyle w:val="Ttulo21"/>
+        <w:jc w:val="both"/>
+        <w:rPr>
+          <w:rFonts w:ascii="Arial" w:hAnsi="Arial" w:cs="Arial"/>
+          <w:szCs w:val="24"/>
+          <w:lang w:val="es-CL"/>
+        </w:rPr>
+      </w:pPr>
+      <w:bookmarkStart w:id="5" w:name="_Toc240396959"/>
+      <w:r>
+        <w:rPr>
+          <w:rFonts w:ascii="Arial" w:hAnsi="Arial" w:cs="Arial"/>
+          <w:szCs w:val="24"/>
+          <w:lang w:val="es-CL"/>
+        </w:rPr>
+        <w:t>Alcance, restricciones y supuestos analíticos</w:t>
+      </w:r>
+      <w:bookmarkEnd w:id="5"/>
+    </w:p>
+    <w:p>
+      <w:pPr>
+        <w:jc w:val="both"/>
+        <w:rPr>
+          <w:rFonts w:ascii="Arial" w:hAnsi="Arial"/>
+          <w:sz w:val="24"/>
+          <w:szCs w:val="24"/>
+          <w:lang w:val="es-CL"/>
+        </w:rPr>
+      </w:pPr>
+      <w:r>
+        <w:rPr>
+          <w:rFonts w:ascii="Arial" w:hAnsi="Arial"/>
+          <w:sz w:val="24"/>
+          <w:szCs w:val="24"/>
+          <w:lang w:val="es-CL"/>
+        </w:rPr>
+        <w:t>El análisis se define bajo los siguientes supuestos y límites metodológicos:</w:t>
+      </w:r>
+    </w:p>
+    <w:p>
+      <w:pPr>
+        <w:pStyle w:val="Listaconvietas1"/>
+        <w:spacing w:line="276" w:lineRule="auto"/>
+        <w:jc w:val="both"/>
+        <w:rPr>
+          <w:rFonts w:ascii="Arial" w:hAnsi="Arial" w:cs="Arial"/>
+          <w:sz w:val="24"/>
+          <w:szCs w:val="24"/>
+          <w:lang w:val="es-CL"/>
+        </w:rPr>
+      </w:pPr>
+      <w:r>
+        <w:rPr>
+          <w:rFonts w:ascii="Arial" w:hAnsi="Arial" w:cs="Arial"/>
+          <w:sz w:val="24"/>
+          <w:szCs w:val="24"/>
+          <w:lang w:val="es-CL"/>
+        </w:rPr>
+        <w:t>Enfoque descriptivo: Las asociaciones encontradas describen comportamientos del periodo observado y no implican causalidad ni juicio sobre la eficiencia contractual.</w:t>
+      </w:r>
+    </w:p>
+    <w:p>
+      <w:pPr>
+        <w:pStyle w:val="Listaconvietas1"/>
+        <w:spacing w:line="276" w:lineRule="auto"/>
+        <w:jc w:val="both"/>
+        <w:rPr>
+          <w:rFonts w:ascii="Arial" w:hAnsi="Arial" w:cs="Arial"/>
+          <w:sz w:val="24"/>
+          <w:szCs w:val="24"/>
+          <w:lang w:val="es-CL"/>
+        </w:rPr>
+      </w:pPr>
+      <w:r>
+        <w:rPr>
+          <w:rFonts w:ascii="Arial" w:hAnsi="Arial" w:cs="Arial"/>
+          <w:sz w:val="24"/>
+          <w:szCs w:val="24"/>
+          <w:lang w:val="es-CL"/>
+        </w:rPr>
+        <w:lastRenderedPageBreak/>
+        <w:t>Cobertura temporal y geográfica: El archivo comprende ofertas del reporte de marzo de 2026 del sector Salud chileno, con publicaciones ocurridas entre el 15 de enero y el 25 de marzo de 2026 y cierres concentrados en marzo de 2026.</w:t>
+      </w:r>
+    </w:p>
+    <w:p>
+      <w:pPr>
+        <w:pStyle w:val="Listaconvietas1"/>
+        <w:spacing w:line="276" w:lineRule="auto"/>
+        <w:jc w:val="both"/>
+        <w:rPr>
+          <w:rFonts w:ascii="Arial" w:hAnsi="Arial" w:cs="Arial"/>
+          <w:sz w:val="24"/>
+          <w:szCs w:val="24"/>
+          <w:lang w:val="es-CL"/>
+        </w:rPr>
+      </w:pPr>
+      <w:r>
+        <w:rPr>
+          <w:rFonts w:ascii="Arial" w:hAnsi="Arial" w:cs="Arial"/>
+          <w:sz w:val="24"/>
+          <w:szCs w:val="24"/>
+          <w:lang w:val="es-CL"/>
+        </w:rPr>
+        <w:t>Granularidad de fila: Cada observación representa una oferta para una línea de producto; por ende, varias filas pueden corresponder a una misma licitación y proveedor.</w:t>
+      </w:r>
+    </w:p>
+    <w:p>
+      <w:pPr>
+        <w:pStyle w:val="Listaconvietas1"/>
+        <w:spacing w:line="276" w:lineRule="auto"/>
+        <w:jc w:val="both"/>
+        <w:rPr>
+          <w:rFonts w:ascii="Arial" w:hAnsi="Arial" w:cs="Arial"/>
+          <w:sz w:val="24"/>
+          <w:szCs w:val="24"/>
+          <w:lang w:val="es-CL"/>
+        </w:rPr>
+      </w:pPr>
+      <w:r>
+        <w:rPr>
+          <w:rFonts w:ascii="Arial" w:hAnsi="Arial" w:cs="Arial"/>
+          <w:sz w:val="24"/>
+          <w:szCs w:val="24"/>
+          <w:lang w:val="es-CL"/>
+        </w:rPr>
+        <w:t>Métrica de adjudicación: La proporción de éxito se calcula como el total de ofertas ganadoras dividido por el total de ofertas con resultado válido en procesos formalmente concluidos, informando explícitamente los denominadores.</w:t>
+      </w:r>
+    </w:p>
+    <w:p>
+      <w:pPr>
         <w:spacing w:line="240" w:lineRule="auto"/>
         <w:jc w:val="both"/>
         <w:rPr>
           <w:rFonts w:ascii="Arial" w:hAnsi="Arial"/>
           <w:sz w:val="24"/>
           <w:szCs w:val="24"/>
-        </w:rPr>
-      </w:pPr>
-    </w:p>
-    <w:p>
-      <w:pPr>
-        <w:spacing w:line="240" w:lineRule="auto"/>
-        <w:jc w:val="both"/>
-        <w:rPr>
-          <w:rFonts w:ascii="Arial" w:hAnsi="Arial"/>
-          <w:sz w:val="24"/>
-          <w:szCs w:val="24"/>
-        </w:rPr>
-      </w:pPr>
-      <w:r>
-        <w:rPr>
-          <w:rFonts w:ascii="Arial" w:hAnsi="Arial"/>
-          <w:sz w:val="24"/>
-          <w:szCs w:val="24"/>
+          <w:lang w:val="es-CL"/>
+        </w:rPr>
+      </w:pPr>
+      <w:r>
+        <w:rPr>
+          <w:rFonts w:ascii="Arial" w:hAnsi="Arial"/>
+          <w:sz w:val="24"/>
+          <w:szCs w:val="24"/>
+          <w:lang w:val="es-CL"/>
         </w:rPr>
         <w:br w:type="page"/>
       </w:r>
@@ -3256,5295 +3942,7 @@
           <w:szCs w:val="24"/>
         </w:rPr>
       </w:pPr>
-      <w:bookmarkStart w:id="0" w:name="_Toc240229216"/>
-      <w:r>
-        <w:rPr>
-          <w:rFonts w:ascii="Arial" w:hAnsi="Arial" w:cs="Arial"/>
-          <w:sz w:val="24"/>
-          <w:szCs w:val="24"/>
-        </w:rPr>
-        <w:lastRenderedPageBreak/>
-        <w:t xml:space="preserve">I. </w:t>
-      </w:r>
-      <w:proofErr w:type="spellStart"/>
-      <w:r>
-        <w:rPr>
-          <w:rFonts w:ascii="Arial" w:hAnsi="Arial" w:cs="Arial"/>
-          <w:sz w:val="24"/>
-          <w:szCs w:val="24"/>
-        </w:rPr>
-        <w:t>Introducción</w:t>
-      </w:r>
-      <w:proofErr w:type="spellEnd"/>
-      <w:r>
-        <w:rPr>
-          <w:rFonts w:ascii="Arial" w:hAnsi="Arial" w:cs="Arial"/>
-          <w:sz w:val="24"/>
-          <w:szCs w:val="24"/>
-        </w:rPr>
-        <w:t xml:space="preserve"> y </w:t>
-      </w:r>
-      <w:proofErr w:type="spellStart"/>
-      <w:r>
-        <w:rPr>
-          <w:rFonts w:ascii="Arial" w:hAnsi="Arial" w:cs="Arial"/>
-          <w:sz w:val="24"/>
-          <w:szCs w:val="24"/>
-        </w:rPr>
-        <w:t>contextualización</w:t>
-      </w:r>
-      <w:bookmarkEnd w:id="0"/>
-      <w:proofErr w:type="spellEnd"/>
-    </w:p>
-    <w:p>
-      <w:pPr>
-        <w:spacing w:line="240" w:lineRule="auto"/>
-        <w:jc w:val="both"/>
-        <w:rPr>
-          <w:rFonts w:ascii="Arial" w:hAnsi="Arial"/>
-          <w:sz w:val="24"/>
-          <w:szCs w:val="24"/>
-        </w:rPr>
-      </w:pPr>
-      <w:r>
-        <w:rPr>
-          <w:rFonts w:ascii="Arial" w:hAnsi="Arial"/>
-          <w:sz w:val="24"/>
-          <w:szCs w:val="24"/>
-        </w:rPr>
-        <w:t>Las compras públicas en Chile constituyen uno de los mecanismos más relevantes de asignación de recursos fiscales, donde el sector Salud representa un volumen crítico de contrataciones de insumos, equipamiento y servicios clínicos esenciales (</w:t>
-      </w:r>
-      <w:proofErr w:type="spellStart"/>
-      <w:r>
-        <w:rPr>
-          <w:rFonts w:ascii="Arial" w:hAnsi="Arial"/>
-          <w:sz w:val="24"/>
-          <w:szCs w:val="24"/>
-        </w:rPr>
-        <w:t>ChileCompra</w:t>
-      </w:r>
-      <w:proofErr w:type="spellEnd"/>
-      <w:r>
-        <w:rPr>
-          <w:rFonts w:ascii="Arial" w:hAnsi="Arial"/>
-          <w:sz w:val="24"/>
-          <w:szCs w:val="24"/>
-        </w:rPr>
-        <w:t>, s. f.-a). A través de la plataforma Mercado Público, gestionada por la Dirección de Compras y Contratación Pública (</w:t>
-      </w:r>
-      <w:proofErr w:type="spellStart"/>
-      <w:r>
-        <w:rPr>
-          <w:rFonts w:ascii="Arial" w:hAnsi="Arial"/>
-          <w:sz w:val="24"/>
-          <w:szCs w:val="24"/>
-        </w:rPr>
-        <w:t>ChileCompra</w:t>
-      </w:r>
-      <w:proofErr w:type="spellEnd"/>
-      <w:r>
-        <w:rPr>
-          <w:rFonts w:ascii="Arial" w:hAnsi="Arial"/>
-          <w:sz w:val="24"/>
-          <w:szCs w:val="24"/>
-        </w:rPr>
-        <w:t>), los organismos de salud publican sus requerimientos y reciben propuestas de múltiples proveedores bajo diversas modalidades de licitación.</w:t>
-      </w:r>
-    </w:p>
-    <w:p>
-      <w:pPr>
-        <w:spacing w:line="240" w:lineRule="auto"/>
-        <w:jc w:val="both"/>
-        <w:rPr>
-          <w:rFonts w:ascii="Arial" w:hAnsi="Arial"/>
-          <w:sz w:val="24"/>
-          <w:szCs w:val="24"/>
-        </w:rPr>
-      </w:pPr>
-      <w:r>
-        <w:rPr>
-          <w:rFonts w:ascii="Arial" w:hAnsi="Arial"/>
-          <w:sz w:val="24"/>
-          <w:szCs w:val="24"/>
-        </w:rPr>
-        <w:t xml:space="preserve">El presente estudio analiza el reporte de contrataciones del sector Salud correspondiente a marzo de 2026, el cual reúne 44.226 registros y 74 columnas. Una característica estructural fundamental de este conjunto de datos, señalada por </w:t>
-      </w:r>
-      <w:proofErr w:type="spellStart"/>
-      <w:r>
-        <w:rPr>
-          <w:rFonts w:ascii="Arial" w:hAnsi="Arial"/>
-          <w:sz w:val="24"/>
-          <w:szCs w:val="24"/>
-        </w:rPr>
-        <w:t>ChileCompra</w:t>
-      </w:r>
-      <w:proofErr w:type="spellEnd"/>
-      <w:r>
-        <w:rPr>
-          <w:rFonts w:ascii="Arial" w:hAnsi="Arial"/>
-          <w:sz w:val="24"/>
-          <w:szCs w:val="24"/>
-        </w:rPr>
-        <w:t xml:space="preserve"> (s. f.-a), es que cada fila representa una oferta individual asociada a un ítem específico dentro de un proceso de licitación. En consecuencia, el número de observaciones no equivale a la cantidad de licitaciones únicas: un mismo proceso licitatorio (`</w:t>
-      </w:r>
-      <w:proofErr w:type="spellStart"/>
-      <w:r>
-        <w:rPr>
-          <w:rFonts w:ascii="Arial" w:hAnsi="Arial"/>
-          <w:sz w:val="24"/>
-          <w:szCs w:val="24"/>
-        </w:rPr>
-        <w:t>NroLicitacion</w:t>
-      </w:r>
-      <w:proofErr w:type="spellEnd"/>
-      <w:r>
-        <w:rPr>
-          <w:rFonts w:ascii="Arial" w:hAnsi="Arial"/>
-          <w:sz w:val="24"/>
-          <w:szCs w:val="24"/>
-        </w:rPr>
-        <w:t>`) puede albergar múltiples productos o líneas de cotización y recibir propuestas concurrentes de diversos oferentes.</w:t>
-      </w:r>
-    </w:p>
-    <w:p>
-      <w:pPr>
-        <w:spacing w:line="240" w:lineRule="auto"/>
-        <w:jc w:val="both"/>
-        <w:rPr>
-          <w:rFonts w:ascii="Arial" w:hAnsi="Arial"/>
-          <w:sz w:val="24"/>
-          <w:szCs w:val="24"/>
-        </w:rPr>
-      </w:pPr>
-      <w:r>
-        <w:rPr>
-          <w:rFonts w:ascii="Arial" w:hAnsi="Arial"/>
-          <w:sz w:val="24"/>
-          <w:szCs w:val="24"/>
-        </w:rPr>
-        <w:t>El problema central que aborda esta investigación consiste en determinar cómo varía la proporción de ofertas ganadoras según el tipo de licitación y el tamaño del proveedor en las adquisiciones de salud. Dado el volumen de transacciones y la presencia de variables categóricas, monetarias y temporales heterogéneas, la resolución de este problema demanda un tratamiento programático riguroso sustentado en el ecosistema científico de Python (</w:t>
-      </w:r>
-      <w:proofErr w:type="spellStart"/>
-      <w:r>
-        <w:rPr>
-          <w:rFonts w:ascii="Arial" w:hAnsi="Arial"/>
-          <w:sz w:val="24"/>
-          <w:szCs w:val="24"/>
-        </w:rPr>
-        <w:t>NumPy</w:t>
-      </w:r>
-      <w:proofErr w:type="spellEnd"/>
-      <w:r>
-        <w:rPr>
-          <w:rFonts w:ascii="Arial" w:hAnsi="Arial"/>
-          <w:sz w:val="24"/>
-          <w:szCs w:val="24"/>
-        </w:rPr>
-        <w:t xml:space="preserve">, Pandas) y prácticas estrictas de reproducibilidad computacional (Samuel &amp; </w:t>
-      </w:r>
-      <w:proofErr w:type="spellStart"/>
-      <w:r>
-        <w:rPr>
-          <w:rFonts w:ascii="Arial" w:hAnsi="Arial"/>
-          <w:sz w:val="24"/>
-          <w:szCs w:val="24"/>
-        </w:rPr>
-        <w:t>Mietchen</w:t>
-      </w:r>
-      <w:proofErr w:type="spellEnd"/>
-      <w:r>
-        <w:rPr>
-          <w:rFonts w:ascii="Arial" w:hAnsi="Arial"/>
-          <w:sz w:val="24"/>
-          <w:szCs w:val="24"/>
-        </w:rPr>
-        <w:t>, 2024).</w:t>
-      </w:r>
-    </w:p>
-    <w:p>
-      <w:pPr>
-        <w:pStyle w:val="Ttulo21"/>
-        <w:spacing w:line="240" w:lineRule="auto"/>
-        <w:jc w:val="both"/>
-        <w:rPr>
-          <w:rFonts w:ascii="Arial" w:hAnsi="Arial" w:cs="Arial"/>
-          <w:szCs w:val="24"/>
-        </w:rPr>
-      </w:pPr>
-      <w:bookmarkStart w:id="1" w:name="_Toc240229217"/>
-      <w:proofErr w:type="spellStart"/>
-      <w:r>
-        <w:rPr>
-          <w:rFonts w:ascii="Arial" w:hAnsi="Arial" w:cs="Arial"/>
-          <w:szCs w:val="24"/>
-        </w:rPr>
-        <w:t>Conexión</w:t>
-      </w:r>
-      <w:proofErr w:type="spellEnd"/>
-      <w:r>
-        <w:rPr>
-          <w:rFonts w:ascii="Arial" w:hAnsi="Arial" w:cs="Arial"/>
-          <w:szCs w:val="24"/>
-        </w:rPr>
-        <w:t xml:space="preserve"> </w:t>
-      </w:r>
-      <w:proofErr w:type="spellStart"/>
-      <w:r>
-        <w:rPr>
-          <w:rFonts w:ascii="Arial" w:hAnsi="Arial" w:cs="Arial"/>
-          <w:szCs w:val="24"/>
-        </w:rPr>
-        <w:t>explícita</w:t>
-      </w:r>
-      <w:proofErr w:type="spellEnd"/>
-      <w:r>
-        <w:rPr>
-          <w:rFonts w:ascii="Arial" w:hAnsi="Arial" w:cs="Arial"/>
-          <w:szCs w:val="24"/>
-        </w:rPr>
-        <w:t xml:space="preserve"> con las </w:t>
-      </w:r>
-      <w:proofErr w:type="spellStart"/>
-      <w:r>
-        <w:rPr>
-          <w:rFonts w:ascii="Arial" w:hAnsi="Arial" w:cs="Arial"/>
-          <w:szCs w:val="24"/>
-        </w:rPr>
-        <w:t>fases</w:t>
-      </w:r>
-      <w:proofErr w:type="spellEnd"/>
-      <w:r>
-        <w:rPr>
-          <w:rFonts w:ascii="Arial" w:hAnsi="Arial" w:cs="Arial"/>
-          <w:szCs w:val="24"/>
-        </w:rPr>
-        <w:t xml:space="preserve"> F1–F4 del </w:t>
-      </w:r>
-      <w:proofErr w:type="spellStart"/>
-      <w:r>
-        <w:rPr>
-          <w:rFonts w:ascii="Arial" w:hAnsi="Arial" w:cs="Arial"/>
-          <w:szCs w:val="24"/>
-        </w:rPr>
-        <w:t>proyecto</w:t>
-      </w:r>
-      <w:bookmarkEnd w:id="1"/>
-      <w:proofErr w:type="spellEnd"/>
-    </w:p>
-    <w:p>
-      <w:pPr>
-        <w:spacing w:line="240" w:lineRule="auto"/>
-        <w:jc w:val="both"/>
-        <w:rPr>
-          <w:rFonts w:ascii="Arial" w:hAnsi="Arial"/>
-          <w:sz w:val="24"/>
-          <w:szCs w:val="24"/>
-        </w:rPr>
-      </w:pPr>
-      <w:r>
-        <w:rPr>
-          <w:rFonts w:ascii="Arial" w:hAnsi="Arial"/>
-          <w:sz w:val="24"/>
-          <w:szCs w:val="24"/>
-        </w:rPr>
-        <w:t>El proyecto se articula en una progresión metodológica de cuatro fases interdependientes:</w:t>
-      </w:r>
-    </w:p>
-    <w:p>
-      <w:pPr>
-        <w:pStyle w:val="Listaconvietas1"/>
-        <w:jc w:val="both"/>
-        <w:rPr>
-          <w:rFonts w:ascii="Arial" w:hAnsi="Arial" w:cs="Arial"/>
-          <w:sz w:val="24"/>
-          <w:szCs w:val="24"/>
-        </w:rPr>
-      </w:pPr>
-      <w:r>
-        <w:rPr>
-          <w:rFonts w:ascii="Arial" w:hAnsi="Arial" w:cs="Arial"/>
-          <w:sz w:val="24"/>
-          <w:szCs w:val="24"/>
-        </w:rPr>
-        <w:t>Fase 1 (</w:t>
-      </w:r>
-      <w:proofErr w:type="spellStart"/>
-      <w:r>
-        <w:rPr>
-          <w:rFonts w:ascii="Arial" w:hAnsi="Arial" w:cs="Arial"/>
-          <w:sz w:val="24"/>
-          <w:szCs w:val="24"/>
-        </w:rPr>
-        <w:t>Implementada</w:t>
-      </w:r>
-      <w:proofErr w:type="spellEnd"/>
-      <w:r>
-        <w:rPr>
-          <w:rFonts w:ascii="Arial" w:hAnsi="Arial" w:cs="Arial"/>
-          <w:sz w:val="24"/>
-          <w:szCs w:val="24"/>
-        </w:rPr>
-        <w:t xml:space="preserve">): </w:t>
-      </w:r>
-      <w:proofErr w:type="spellStart"/>
-      <w:r>
-        <w:rPr>
-          <w:rFonts w:ascii="Arial" w:hAnsi="Arial" w:cs="Arial"/>
-          <w:sz w:val="24"/>
-          <w:szCs w:val="24"/>
-        </w:rPr>
-        <w:t>Delimitación</w:t>
-      </w:r>
-      <w:proofErr w:type="spellEnd"/>
-      <w:r>
-        <w:rPr>
-          <w:rFonts w:ascii="Arial" w:hAnsi="Arial" w:cs="Arial"/>
-          <w:sz w:val="24"/>
-          <w:szCs w:val="24"/>
-        </w:rPr>
-        <w:t xml:space="preserve"> de la </w:t>
-      </w:r>
-      <w:proofErr w:type="spellStart"/>
-      <w:r>
-        <w:rPr>
-          <w:rFonts w:ascii="Arial" w:hAnsi="Arial" w:cs="Arial"/>
-          <w:sz w:val="24"/>
-          <w:szCs w:val="24"/>
-        </w:rPr>
-        <w:t>problemática</w:t>
-      </w:r>
-      <w:proofErr w:type="spellEnd"/>
-      <w:r>
-        <w:rPr>
-          <w:rFonts w:ascii="Arial" w:hAnsi="Arial" w:cs="Arial"/>
-          <w:sz w:val="24"/>
-          <w:szCs w:val="24"/>
-        </w:rPr>
-        <w:t xml:space="preserve">, </w:t>
-      </w:r>
-      <w:proofErr w:type="spellStart"/>
-      <w:r>
-        <w:rPr>
-          <w:rFonts w:ascii="Arial" w:hAnsi="Arial" w:cs="Arial"/>
-          <w:sz w:val="24"/>
-          <w:szCs w:val="24"/>
-        </w:rPr>
-        <w:t>preguntas</w:t>
-      </w:r>
-      <w:proofErr w:type="spellEnd"/>
-      <w:r>
-        <w:rPr>
-          <w:rFonts w:ascii="Arial" w:hAnsi="Arial" w:cs="Arial"/>
-          <w:sz w:val="24"/>
-          <w:szCs w:val="24"/>
-        </w:rPr>
-        <w:t xml:space="preserve"> de </w:t>
-      </w:r>
-      <w:proofErr w:type="spellStart"/>
-      <w:r>
-        <w:rPr>
-          <w:rFonts w:ascii="Arial" w:hAnsi="Arial" w:cs="Arial"/>
-          <w:sz w:val="24"/>
-          <w:szCs w:val="24"/>
-        </w:rPr>
-        <w:t>análisis</w:t>
-      </w:r>
-      <w:proofErr w:type="spellEnd"/>
-      <w:r>
-        <w:rPr>
-          <w:rFonts w:ascii="Arial" w:hAnsi="Arial" w:cs="Arial"/>
-          <w:sz w:val="24"/>
-          <w:szCs w:val="24"/>
-        </w:rPr>
-        <w:t xml:space="preserve">, </w:t>
-      </w:r>
-      <w:proofErr w:type="spellStart"/>
-      <w:r>
-        <w:rPr>
-          <w:rFonts w:ascii="Arial" w:hAnsi="Arial" w:cs="Arial"/>
-          <w:sz w:val="24"/>
-          <w:szCs w:val="24"/>
-        </w:rPr>
-        <w:t>objetivos</w:t>
-      </w:r>
-      <w:proofErr w:type="spellEnd"/>
-      <w:r>
-        <w:rPr>
-          <w:rFonts w:ascii="Arial" w:hAnsi="Arial" w:cs="Arial"/>
-          <w:sz w:val="24"/>
-          <w:szCs w:val="24"/>
-        </w:rPr>
-        <w:t xml:space="preserve">, </w:t>
-      </w:r>
-      <w:proofErr w:type="spellStart"/>
-      <w:r>
-        <w:rPr>
-          <w:rFonts w:ascii="Arial" w:hAnsi="Arial" w:cs="Arial"/>
-          <w:sz w:val="24"/>
-          <w:szCs w:val="24"/>
-        </w:rPr>
-        <w:t>supuestos</w:t>
-      </w:r>
-      <w:proofErr w:type="spellEnd"/>
-      <w:r>
-        <w:rPr>
-          <w:rFonts w:ascii="Arial" w:hAnsi="Arial" w:cs="Arial"/>
-          <w:sz w:val="24"/>
-          <w:szCs w:val="24"/>
-        </w:rPr>
-        <w:t xml:space="preserve"> </w:t>
-      </w:r>
-      <w:proofErr w:type="spellStart"/>
-      <w:r>
-        <w:rPr>
-          <w:rFonts w:ascii="Arial" w:hAnsi="Arial" w:cs="Arial"/>
-          <w:sz w:val="24"/>
-          <w:szCs w:val="24"/>
-        </w:rPr>
-        <w:t>teóricos</w:t>
-      </w:r>
-      <w:proofErr w:type="spellEnd"/>
-      <w:r>
-        <w:rPr>
-          <w:rFonts w:ascii="Arial" w:hAnsi="Arial" w:cs="Arial"/>
-          <w:sz w:val="24"/>
-          <w:szCs w:val="24"/>
-        </w:rPr>
-        <w:t xml:space="preserve">, </w:t>
-      </w:r>
-      <w:proofErr w:type="spellStart"/>
-      <w:r>
-        <w:rPr>
-          <w:rFonts w:ascii="Arial" w:hAnsi="Arial" w:cs="Arial"/>
-          <w:sz w:val="24"/>
-          <w:szCs w:val="24"/>
-        </w:rPr>
-        <w:t>diseño</w:t>
-      </w:r>
-      <w:proofErr w:type="spellEnd"/>
-      <w:r>
-        <w:rPr>
-          <w:rFonts w:ascii="Arial" w:hAnsi="Arial" w:cs="Arial"/>
-          <w:sz w:val="24"/>
-          <w:szCs w:val="24"/>
-        </w:rPr>
-        <w:t xml:space="preserve"> de la </w:t>
-      </w:r>
-      <w:proofErr w:type="spellStart"/>
-      <w:r>
-        <w:rPr>
-          <w:rFonts w:ascii="Arial" w:hAnsi="Arial" w:cs="Arial"/>
-          <w:sz w:val="24"/>
-          <w:szCs w:val="24"/>
-        </w:rPr>
-        <w:t>arquitectura</w:t>
-      </w:r>
-      <w:proofErr w:type="spellEnd"/>
-      <w:r>
-        <w:rPr>
-          <w:rFonts w:ascii="Arial" w:hAnsi="Arial" w:cs="Arial"/>
-          <w:sz w:val="24"/>
-          <w:szCs w:val="24"/>
-        </w:rPr>
-        <w:t xml:space="preserve"> modular y </w:t>
-      </w:r>
-      <w:proofErr w:type="spellStart"/>
-      <w:r>
-        <w:rPr>
-          <w:rFonts w:ascii="Arial" w:hAnsi="Arial" w:cs="Arial"/>
-          <w:sz w:val="24"/>
-          <w:szCs w:val="24"/>
-        </w:rPr>
-        <w:t>configuración</w:t>
-      </w:r>
-      <w:proofErr w:type="spellEnd"/>
-      <w:r>
-        <w:rPr>
-          <w:rFonts w:ascii="Arial" w:hAnsi="Arial" w:cs="Arial"/>
-          <w:sz w:val="24"/>
-          <w:szCs w:val="24"/>
-        </w:rPr>
-        <w:t xml:space="preserve"> del </w:t>
-      </w:r>
-      <w:proofErr w:type="spellStart"/>
-      <w:r>
-        <w:rPr>
-          <w:rFonts w:ascii="Arial" w:hAnsi="Arial" w:cs="Arial"/>
-          <w:sz w:val="24"/>
-          <w:szCs w:val="24"/>
-        </w:rPr>
-        <w:t>entorno</w:t>
-      </w:r>
-      <w:proofErr w:type="spellEnd"/>
-      <w:r>
-        <w:rPr>
-          <w:rFonts w:ascii="Arial" w:hAnsi="Arial" w:cs="Arial"/>
-          <w:sz w:val="24"/>
-          <w:szCs w:val="24"/>
-        </w:rPr>
-        <w:t xml:space="preserve"> reproducible </w:t>
-      </w:r>
-      <w:proofErr w:type="spellStart"/>
-      <w:r>
-        <w:rPr>
-          <w:rFonts w:ascii="Arial" w:hAnsi="Arial" w:cs="Arial"/>
-          <w:sz w:val="24"/>
-          <w:szCs w:val="24"/>
-        </w:rPr>
-        <w:t>verificado</w:t>
-      </w:r>
-      <w:proofErr w:type="spellEnd"/>
-      <w:r>
-        <w:rPr>
-          <w:rFonts w:ascii="Arial" w:hAnsi="Arial" w:cs="Arial"/>
-          <w:sz w:val="24"/>
-          <w:szCs w:val="24"/>
-        </w:rPr>
-        <w:t>.</w:t>
-      </w:r>
-    </w:p>
-    <w:p>
-      <w:pPr>
-        <w:pStyle w:val="Listaconvietas1"/>
-        <w:jc w:val="both"/>
-        <w:rPr>
-          <w:rFonts w:ascii="Arial" w:hAnsi="Arial" w:cs="Arial"/>
-          <w:sz w:val="24"/>
-          <w:szCs w:val="24"/>
-        </w:rPr>
-      </w:pPr>
-      <w:r>
-        <w:rPr>
-          <w:rFonts w:ascii="Arial" w:hAnsi="Arial" w:cs="Arial"/>
-          <w:sz w:val="24"/>
-          <w:szCs w:val="24"/>
-        </w:rPr>
-        <w:t>Fase 2 (</w:t>
-      </w:r>
-      <w:proofErr w:type="spellStart"/>
-      <w:r>
-        <w:rPr>
-          <w:rFonts w:ascii="Arial" w:hAnsi="Arial" w:cs="Arial"/>
-          <w:sz w:val="24"/>
-          <w:szCs w:val="24"/>
-        </w:rPr>
-        <w:t>Implementada</w:t>
-      </w:r>
-      <w:proofErr w:type="spellEnd"/>
-      <w:r>
-        <w:rPr>
-          <w:rFonts w:ascii="Arial" w:hAnsi="Arial" w:cs="Arial"/>
-          <w:sz w:val="24"/>
-          <w:szCs w:val="24"/>
-        </w:rPr>
-        <w:t xml:space="preserve">): </w:t>
-      </w:r>
-      <w:proofErr w:type="spellStart"/>
-      <w:r>
-        <w:rPr>
-          <w:rFonts w:ascii="Arial" w:hAnsi="Arial" w:cs="Arial"/>
-          <w:sz w:val="24"/>
-          <w:szCs w:val="24"/>
-        </w:rPr>
-        <w:t>Diagnóstico</w:t>
-      </w:r>
-      <w:proofErr w:type="spellEnd"/>
-      <w:r>
-        <w:rPr>
-          <w:rFonts w:ascii="Arial" w:hAnsi="Arial" w:cs="Arial"/>
-          <w:sz w:val="24"/>
-          <w:szCs w:val="24"/>
-        </w:rPr>
-        <w:t xml:space="preserve"> </w:t>
-      </w:r>
-      <w:proofErr w:type="spellStart"/>
-      <w:r>
-        <w:rPr>
-          <w:rFonts w:ascii="Arial" w:hAnsi="Arial" w:cs="Arial"/>
-          <w:sz w:val="24"/>
-          <w:szCs w:val="24"/>
-        </w:rPr>
-        <w:t>exploratorio</w:t>
-      </w:r>
-      <w:proofErr w:type="spellEnd"/>
-      <w:r>
-        <w:rPr>
-          <w:rFonts w:ascii="Arial" w:hAnsi="Arial" w:cs="Arial"/>
-          <w:sz w:val="24"/>
-          <w:szCs w:val="24"/>
-        </w:rPr>
-        <w:t xml:space="preserve"> de </w:t>
-      </w:r>
-      <w:proofErr w:type="spellStart"/>
-      <w:r>
-        <w:rPr>
-          <w:rFonts w:ascii="Arial" w:hAnsi="Arial" w:cs="Arial"/>
-          <w:sz w:val="24"/>
-          <w:szCs w:val="24"/>
-        </w:rPr>
-        <w:t>calidad</w:t>
-      </w:r>
-      <w:proofErr w:type="spellEnd"/>
-      <w:r>
-        <w:rPr>
-          <w:rFonts w:ascii="Arial" w:hAnsi="Arial" w:cs="Arial"/>
-          <w:sz w:val="24"/>
-          <w:szCs w:val="24"/>
-        </w:rPr>
-        <w:t xml:space="preserve"> de </w:t>
-      </w:r>
-      <w:proofErr w:type="spellStart"/>
-      <w:r>
-        <w:rPr>
-          <w:rFonts w:ascii="Arial" w:hAnsi="Arial" w:cs="Arial"/>
-          <w:sz w:val="24"/>
-          <w:szCs w:val="24"/>
-        </w:rPr>
-        <w:t>datos</w:t>
-      </w:r>
-      <w:proofErr w:type="spellEnd"/>
-      <w:r>
-        <w:rPr>
-          <w:rFonts w:ascii="Arial" w:hAnsi="Arial" w:cs="Arial"/>
-          <w:sz w:val="24"/>
-          <w:szCs w:val="24"/>
-        </w:rPr>
-        <w:t xml:space="preserve">, </w:t>
-      </w:r>
-      <w:proofErr w:type="spellStart"/>
-      <w:r>
-        <w:rPr>
-          <w:rFonts w:ascii="Arial" w:hAnsi="Arial" w:cs="Arial"/>
-          <w:sz w:val="24"/>
-          <w:szCs w:val="24"/>
-        </w:rPr>
-        <w:t>desarrollo</w:t>
-      </w:r>
-      <w:proofErr w:type="spellEnd"/>
-      <w:r>
-        <w:rPr>
-          <w:rFonts w:ascii="Arial" w:hAnsi="Arial" w:cs="Arial"/>
-          <w:sz w:val="24"/>
-          <w:szCs w:val="24"/>
-        </w:rPr>
-        <w:t xml:space="preserve"> del pipeline modular de </w:t>
-      </w:r>
-      <w:proofErr w:type="spellStart"/>
-      <w:r>
-        <w:rPr>
-          <w:rFonts w:ascii="Arial" w:hAnsi="Arial" w:cs="Arial"/>
-          <w:sz w:val="24"/>
-          <w:szCs w:val="24"/>
-        </w:rPr>
-        <w:t>limpieza</w:t>
-      </w:r>
-      <w:proofErr w:type="spellEnd"/>
-      <w:r>
-        <w:rPr>
-          <w:rFonts w:ascii="Arial" w:hAnsi="Arial" w:cs="Arial"/>
-          <w:sz w:val="24"/>
-          <w:szCs w:val="24"/>
-        </w:rPr>
-        <w:t xml:space="preserve"> (</w:t>
-      </w:r>
-      <w:proofErr w:type="spellStart"/>
-      <w:r>
-        <w:rPr>
-          <w:rFonts w:ascii="Arial" w:hAnsi="Arial" w:cs="Arial"/>
-          <w:sz w:val="24"/>
-          <w:szCs w:val="24"/>
-        </w:rPr>
-        <w:t>exclusión</w:t>
-      </w:r>
-      <w:proofErr w:type="spellEnd"/>
-      <w:r>
-        <w:rPr>
-          <w:rFonts w:ascii="Arial" w:hAnsi="Arial" w:cs="Arial"/>
-          <w:sz w:val="24"/>
-          <w:szCs w:val="24"/>
-        </w:rPr>
-        <w:t xml:space="preserve"> de columnas </w:t>
-      </w:r>
-      <w:proofErr w:type="spellStart"/>
-      <w:r>
-        <w:rPr>
-          <w:rFonts w:ascii="Arial" w:hAnsi="Arial" w:cs="Arial"/>
-          <w:sz w:val="24"/>
-          <w:szCs w:val="24"/>
-        </w:rPr>
-        <w:t>nulas</w:t>
-      </w:r>
-      <w:proofErr w:type="spellEnd"/>
-      <w:r>
-        <w:rPr>
-          <w:rFonts w:ascii="Arial" w:hAnsi="Arial" w:cs="Arial"/>
-          <w:sz w:val="24"/>
-          <w:szCs w:val="24"/>
-        </w:rPr>
-        <w:t xml:space="preserve"> y </w:t>
-      </w:r>
-      <w:proofErr w:type="spellStart"/>
-      <w:r>
-        <w:rPr>
-          <w:rFonts w:ascii="Arial" w:hAnsi="Arial" w:cs="Arial"/>
-          <w:sz w:val="24"/>
-          <w:szCs w:val="24"/>
-        </w:rPr>
-        <w:t>neutralización</w:t>
-      </w:r>
-      <w:proofErr w:type="spellEnd"/>
-      <w:r>
-        <w:rPr>
-          <w:rFonts w:ascii="Arial" w:hAnsi="Arial" w:cs="Arial"/>
-          <w:sz w:val="24"/>
-          <w:szCs w:val="24"/>
-        </w:rPr>
-        <w:t xml:space="preserve"> de </w:t>
-      </w:r>
-      <w:proofErr w:type="spellStart"/>
-      <w:r>
-        <w:rPr>
-          <w:rFonts w:ascii="Arial" w:hAnsi="Arial" w:cs="Arial"/>
-          <w:sz w:val="24"/>
-          <w:szCs w:val="24"/>
-        </w:rPr>
-        <w:t>fechas</w:t>
-      </w:r>
-      <w:proofErr w:type="spellEnd"/>
-      <w:r>
-        <w:rPr>
-          <w:rFonts w:ascii="Arial" w:hAnsi="Arial" w:cs="Arial"/>
-          <w:sz w:val="24"/>
-          <w:szCs w:val="24"/>
-        </w:rPr>
-        <w:t xml:space="preserve"> </w:t>
-      </w:r>
-      <w:proofErr w:type="spellStart"/>
-      <w:r>
-        <w:rPr>
-          <w:rFonts w:ascii="Arial" w:hAnsi="Arial" w:cs="Arial"/>
-          <w:sz w:val="24"/>
-          <w:szCs w:val="24"/>
-        </w:rPr>
-        <w:t>anómalas</w:t>
-      </w:r>
-      <w:proofErr w:type="spellEnd"/>
-      <w:r>
-        <w:rPr>
-          <w:rFonts w:ascii="Arial" w:hAnsi="Arial" w:cs="Arial"/>
-          <w:sz w:val="24"/>
-          <w:szCs w:val="24"/>
-        </w:rPr>
-        <w:t xml:space="preserve"> </w:t>
-      </w:r>
-      <w:proofErr w:type="spellStart"/>
-      <w:r>
-        <w:rPr>
-          <w:rFonts w:ascii="Arial" w:hAnsi="Arial" w:cs="Arial"/>
-          <w:sz w:val="24"/>
-          <w:szCs w:val="24"/>
-        </w:rPr>
-        <w:t>año</w:t>
-      </w:r>
-      <w:proofErr w:type="spellEnd"/>
-      <w:r>
-        <w:rPr>
-          <w:rFonts w:ascii="Arial" w:hAnsi="Arial" w:cs="Arial"/>
-          <w:sz w:val="24"/>
-          <w:szCs w:val="24"/>
-        </w:rPr>
-        <w:t xml:space="preserve"> 1900), </w:t>
-      </w:r>
-      <w:proofErr w:type="spellStart"/>
-      <w:r>
-        <w:rPr>
-          <w:rFonts w:ascii="Arial" w:hAnsi="Arial" w:cs="Arial"/>
-          <w:sz w:val="24"/>
-          <w:szCs w:val="24"/>
-        </w:rPr>
-        <w:t>transformaciones</w:t>
-      </w:r>
-      <w:proofErr w:type="spellEnd"/>
-      <w:r>
-        <w:rPr>
-          <w:rFonts w:ascii="Arial" w:hAnsi="Arial" w:cs="Arial"/>
-          <w:sz w:val="24"/>
-          <w:szCs w:val="24"/>
-        </w:rPr>
-        <w:t xml:space="preserve"> de </w:t>
-      </w:r>
-      <w:proofErr w:type="spellStart"/>
-      <w:r>
-        <w:rPr>
-          <w:rFonts w:ascii="Arial" w:hAnsi="Arial" w:cs="Arial"/>
-          <w:sz w:val="24"/>
-          <w:szCs w:val="24"/>
-        </w:rPr>
-        <w:t>tipos</w:t>
-      </w:r>
-      <w:proofErr w:type="spellEnd"/>
-      <w:r>
-        <w:rPr>
-          <w:rFonts w:ascii="Arial" w:hAnsi="Arial" w:cs="Arial"/>
-          <w:sz w:val="24"/>
-          <w:szCs w:val="24"/>
-        </w:rPr>
-        <w:t xml:space="preserve">, </w:t>
-      </w:r>
-      <w:proofErr w:type="spellStart"/>
-      <w:r>
-        <w:rPr>
-          <w:rFonts w:ascii="Arial" w:hAnsi="Arial" w:cs="Arial"/>
-          <w:sz w:val="24"/>
-          <w:szCs w:val="24"/>
-        </w:rPr>
-        <w:t>validación</w:t>
-      </w:r>
-      <w:proofErr w:type="spellEnd"/>
-      <w:r>
-        <w:rPr>
-          <w:rFonts w:ascii="Arial" w:hAnsi="Arial" w:cs="Arial"/>
-          <w:sz w:val="24"/>
-          <w:szCs w:val="24"/>
-        </w:rPr>
-        <w:t xml:space="preserve"> </w:t>
-      </w:r>
-      <w:proofErr w:type="spellStart"/>
-      <w:r>
-        <w:rPr>
-          <w:rFonts w:ascii="Arial" w:hAnsi="Arial" w:cs="Arial"/>
-          <w:sz w:val="24"/>
-          <w:szCs w:val="24"/>
-        </w:rPr>
-        <w:t>técnica</w:t>
-      </w:r>
-      <w:proofErr w:type="spellEnd"/>
-      <w:r>
-        <w:rPr>
-          <w:rFonts w:ascii="Arial" w:hAnsi="Arial" w:cs="Arial"/>
-          <w:sz w:val="24"/>
-          <w:szCs w:val="24"/>
-        </w:rPr>
-        <w:t xml:space="preserve"> </w:t>
-      </w:r>
-      <w:proofErr w:type="spellStart"/>
-      <w:r>
-        <w:rPr>
-          <w:rFonts w:ascii="Arial" w:hAnsi="Arial" w:cs="Arial"/>
-          <w:sz w:val="24"/>
-          <w:szCs w:val="24"/>
-        </w:rPr>
-        <w:t>automatizada</w:t>
-      </w:r>
-      <w:proofErr w:type="spellEnd"/>
-      <w:r>
-        <w:rPr>
-          <w:rFonts w:ascii="Arial" w:hAnsi="Arial" w:cs="Arial"/>
-          <w:sz w:val="24"/>
-          <w:szCs w:val="24"/>
-        </w:rPr>
-        <w:t xml:space="preserve"> y </w:t>
-      </w:r>
-      <w:proofErr w:type="spellStart"/>
-      <w:r>
-        <w:rPr>
-          <w:rFonts w:ascii="Arial" w:hAnsi="Arial" w:cs="Arial"/>
-          <w:sz w:val="24"/>
-          <w:szCs w:val="24"/>
-        </w:rPr>
-        <w:t>exportación</w:t>
-      </w:r>
-      <w:proofErr w:type="spellEnd"/>
-      <w:r>
-        <w:rPr>
-          <w:rFonts w:ascii="Arial" w:hAnsi="Arial" w:cs="Arial"/>
-          <w:sz w:val="24"/>
-          <w:szCs w:val="24"/>
-        </w:rPr>
-        <w:t xml:space="preserve"> del dataset </w:t>
-      </w:r>
-      <w:proofErr w:type="spellStart"/>
-      <w:r>
-        <w:rPr>
-          <w:rFonts w:ascii="Arial" w:hAnsi="Arial" w:cs="Arial"/>
-          <w:sz w:val="24"/>
-          <w:szCs w:val="24"/>
-        </w:rPr>
-        <w:t>preprocesado</w:t>
-      </w:r>
-      <w:proofErr w:type="spellEnd"/>
-      <w:r>
-        <w:rPr>
-          <w:rFonts w:ascii="Arial" w:hAnsi="Arial" w:cs="Arial"/>
-          <w:sz w:val="24"/>
-          <w:szCs w:val="24"/>
-        </w:rPr>
-        <w:t xml:space="preserve"> a data/processed/.</w:t>
-      </w:r>
-    </w:p>
-    <w:p>
-      <w:pPr>
-        <w:pStyle w:val="Listaconvietas1"/>
-        <w:jc w:val="both"/>
-        <w:rPr>
-          <w:rFonts w:ascii="Arial" w:hAnsi="Arial" w:cs="Arial"/>
-          <w:sz w:val="24"/>
-          <w:szCs w:val="24"/>
-        </w:rPr>
-      </w:pPr>
-      <w:r>
-        <w:rPr>
-          <w:rFonts w:ascii="Arial" w:hAnsi="Arial" w:cs="Arial"/>
-          <w:sz w:val="24"/>
-          <w:szCs w:val="24"/>
-        </w:rPr>
-        <w:t>Fase 3 (</w:t>
-      </w:r>
-      <w:proofErr w:type="spellStart"/>
-      <w:r>
-        <w:rPr>
-          <w:rFonts w:ascii="Arial" w:hAnsi="Arial" w:cs="Arial"/>
-          <w:sz w:val="24"/>
-          <w:szCs w:val="24"/>
-        </w:rPr>
-        <w:t>Proyectada</w:t>
-      </w:r>
-      <w:proofErr w:type="spellEnd"/>
-      <w:r>
-        <w:rPr>
-          <w:rFonts w:ascii="Arial" w:hAnsi="Arial" w:cs="Arial"/>
-          <w:sz w:val="24"/>
-          <w:szCs w:val="24"/>
-        </w:rPr>
-        <w:t xml:space="preserve">): </w:t>
-      </w:r>
-      <w:proofErr w:type="spellStart"/>
-      <w:r>
-        <w:rPr>
-          <w:rFonts w:ascii="Arial" w:hAnsi="Arial" w:cs="Arial"/>
-          <w:sz w:val="24"/>
-          <w:szCs w:val="24"/>
-        </w:rPr>
-        <w:t>Análisis</w:t>
-      </w:r>
-      <w:proofErr w:type="spellEnd"/>
-      <w:r>
-        <w:rPr>
-          <w:rFonts w:ascii="Arial" w:hAnsi="Arial" w:cs="Arial"/>
-          <w:sz w:val="24"/>
-          <w:szCs w:val="24"/>
-        </w:rPr>
-        <w:t xml:space="preserve"> </w:t>
-      </w:r>
-      <w:proofErr w:type="spellStart"/>
-      <w:r>
-        <w:rPr>
-          <w:rFonts w:ascii="Arial" w:hAnsi="Arial" w:cs="Arial"/>
-          <w:sz w:val="24"/>
-          <w:szCs w:val="24"/>
-        </w:rPr>
-        <w:t>exploratorio</w:t>
-      </w:r>
-      <w:proofErr w:type="spellEnd"/>
-      <w:r>
-        <w:rPr>
-          <w:rFonts w:ascii="Arial" w:hAnsi="Arial" w:cs="Arial"/>
-          <w:sz w:val="24"/>
-          <w:szCs w:val="24"/>
-        </w:rPr>
-        <w:t xml:space="preserve"> </w:t>
-      </w:r>
-      <w:proofErr w:type="spellStart"/>
-      <w:r>
-        <w:rPr>
-          <w:rFonts w:ascii="Arial" w:hAnsi="Arial" w:cs="Arial"/>
-          <w:sz w:val="24"/>
-          <w:szCs w:val="24"/>
-        </w:rPr>
-        <w:t>bivariado</w:t>
-      </w:r>
-      <w:proofErr w:type="spellEnd"/>
-      <w:r>
-        <w:rPr>
-          <w:rFonts w:ascii="Arial" w:hAnsi="Arial" w:cs="Arial"/>
-          <w:sz w:val="24"/>
-          <w:szCs w:val="24"/>
-        </w:rPr>
-        <w:t xml:space="preserve"> y </w:t>
-      </w:r>
-      <w:proofErr w:type="spellStart"/>
-      <w:r>
-        <w:rPr>
-          <w:rFonts w:ascii="Arial" w:hAnsi="Arial" w:cs="Arial"/>
-          <w:sz w:val="24"/>
-          <w:szCs w:val="24"/>
-        </w:rPr>
-        <w:t>multivariado</w:t>
-      </w:r>
-      <w:proofErr w:type="spellEnd"/>
-      <w:r>
-        <w:rPr>
-          <w:rFonts w:ascii="Arial" w:hAnsi="Arial" w:cs="Arial"/>
-          <w:sz w:val="24"/>
-          <w:szCs w:val="24"/>
-        </w:rPr>
-        <w:t xml:space="preserve">, </w:t>
-      </w:r>
-      <w:proofErr w:type="spellStart"/>
-      <w:r>
-        <w:rPr>
-          <w:rFonts w:ascii="Arial" w:hAnsi="Arial" w:cs="Arial"/>
-          <w:sz w:val="24"/>
-          <w:szCs w:val="24"/>
-        </w:rPr>
-        <w:t>modelación</w:t>
-      </w:r>
-      <w:proofErr w:type="spellEnd"/>
-      <w:r>
-        <w:rPr>
-          <w:rFonts w:ascii="Arial" w:hAnsi="Arial" w:cs="Arial"/>
-          <w:sz w:val="24"/>
-          <w:szCs w:val="24"/>
-        </w:rPr>
-        <w:t xml:space="preserve"> </w:t>
-      </w:r>
-      <w:proofErr w:type="spellStart"/>
-      <w:r>
-        <w:rPr>
-          <w:rFonts w:ascii="Arial" w:hAnsi="Arial" w:cs="Arial"/>
-          <w:sz w:val="24"/>
-          <w:szCs w:val="24"/>
-        </w:rPr>
-        <w:t>estadística</w:t>
-      </w:r>
-      <w:proofErr w:type="spellEnd"/>
-      <w:r>
-        <w:rPr>
-          <w:rFonts w:ascii="Arial" w:hAnsi="Arial" w:cs="Arial"/>
-          <w:sz w:val="24"/>
-          <w:szCs w:val="24"/>
-        </w:rPr>
-        <w:t xml:space="preserve"> de </w:t>
-      </w:r>
-      <w:proofErr w:type="spellStart"/>
-      <w:r>
-        <w:rPr>
-          <w:rFonts w:ascii="Arial" w:hAnsi="Arial" w:cs="Arial"/>
-          <w:sz w:val="24"/>
-          <w:szCs w:val="24"/>
-        </w:rPr>
-        <w:t>tasas</w:t>
-      </w:r>
-      <w:proofErr w:type="spellEnd"/>
-      <w:r>
-        <w:rPr>
-          <w:rFonts w:ascii="Arial" w:hAnsi="Arial" w:cs="Arial"/>
-          <w:sz w:val="24"/>
-          <w:szCs w:val="24"/>
-        </w:rPr>
-        <w:t xml:space="preserve"> de </w:t>
-      </w:r>
-      <w:proofErr w:type="spellStart"/>
-      <w:r>
-        <w:rPr>
-          <w:rFonts w:ascii="Arial" w:hAnsi="Arial" w:cs="Arial"/>
-          <w:sz w:val="24"/>
-          <w:szCs w:val="24"/>
-        </w:rPr>
-        <w:t>adjudicación</w:t>
-      </w:r>
-      <w:proofErr w:type="spellEnd"/>
-      <w:r>
-        <w:rPr>
-          <w:rFonts w:ascii="Arial" w:hAnsi="Arial" w:cs="Arial"/>
-          <w:sz w:val="24"/>
-          <w:szCs w:val="24"/>
-        </w:rPr>
-        <w:t xml:space="preserve"> y </w:t>
-      </w:r>
-      <w:proofErr w:type="spellStart"/>
-      <w:r>
-        <w:rPr>
-          <w:rFonts w:ascii="Arial" w:hAnsi="Arial" w:cs="Arial"/>
-          <w:sz w:val="24"/>
-          <w:szCs w:val="24"/>
-        </w:rPr>
-        <w:t>visualización</w:t>
-      </w:r>
-      <w:proofErr w:type="spellEnd"/>
-      <w:r>
-        <w:rPr>
-          <w:rFonts w:ascii="Arial" w:hAnsi="Arial" w:cs="Arial"/>
-          <w:sz w:val="24"/>
-          <w:szCs w:val="24"/>
-        </w:rPr>
-        <w:t xml:space="preserve"> </w:t>
-      </w:r>
-      <w:proofErr w:type="spellStart"/>
-      <w:r>
-        <w:rPr>
-          <w:rFonts w:ascii="Arial" w:hAnsi="Arial" w:cs="Arial"/>
-          <w:sz w:val="24"/>
-          <w:szCs w:val="24"/>
-        </w:rPr>
-        <w:t>analítica</w:t>
-      </w:r>
-      <w:proofErr w:type="spellEnd"/>
-      <w:r>
-        <w:rPr>
-          <w:rFonts w:ascii="Arial" w:hAnsi="Arial" w:cs="Arial"/>
-          <w:sz w:val="24"/>
-          <w:szCs w:val="24"/>
-        </w:rPr>
-        <w:t xml:space="preserve"> </w:t>
-      </w:r>
-      <w:proofErr w:type="spellStart"/>
-      <w:r>
-        <w:rPr>
-          <w:rFonts w:ascii="Arial" w:hAnsi="Arial" w:cs="Arial"/>
-          <w:sz w:val="24"/>
-          <w:szCs w:val="24"/>
-        </w:rPr>
-        <w:t>avanzada</w:t>
-      </w:r>
-      <w:proofErr w:type="spellEnd"/>
-      <w:r>
-        <w:rPr>
-          <w:rFonts w:ascii="Arial" w:hAnsi="Arial" w:cs="Arial"/>
-          <w:sz w:val="24"/>
-          <w:szCs w:val="24"/>
-        </w:rPr>
-        <w:t xml:space="preserve"> con </w:t>
-      </w:r>
-      <w:proofErr w:type="spellStart"/>
-      <w:r>
-        <w:rPr>
-          <w:rFonts w:ascii="Arial" w:hAnsi="Arial" w:cs="Arial"/>
-          <w:sz w:val="24"/>
-          <w:szCs w:val="24"/>
-        </w:rPr>
-        <w:t>librerías</w:t>
-      </w:r>
-      <w:proofErr w:type="spellEnd"/>
-      <w:r>
-        <w:rPr>
-          <w:rFonts w:ascii="Arial" w:hAnsi="Arial" w:cs="Arial"/>
-          <w:sz w:val="24"/>
-          <w:szCs w:val="24"/>
-        </w:rPr>
-        <w:t xml:space="preserve"> </w:t>
-      </w:r>
-      <w:proofErr w:type="spellStart"/>
-      <w:r>
-        <w:rPr>
-          <w:rFonts w:ascii="Arial" w:hAnsi="Arial" w:cs="Arial"/>
-          <w:sz w:val="24"/>
-          <w:szCs w:val="24"/>
-        </w:rPr>
-        <w:t>científicas</w:t>
-      </w:r>
-      <w:proofErr w:type="spellEnd"/>
-      <w:r>
-        <w:rPr>
-          <w:rFonts w:ascii="Arial" w:hAnsi="Arial" w:cs="Arial"/>
-          <w:sz w:val="24"/>
-          <w:szCs w:val="24"/>
-        </w:rPr>
-        <w:t xml:space="preserve"> de Python.</w:t>
-      </w:r>
-    </w:p>
-    <w:p>
-      <w:pPr>
-        <w:pStyle w:val="Listaconvietas1"/>
-        <w:jc w:val="both"/>
-        <w:rPr>
-          <w:rFonts w:ascii="Arial" w:hAnsi="Arial" w:cs="Arial"/>
-          <w:sz w:val="24"/>
-          <w:szCs w:val="24"/>
-        </w:rPr>
-      </w:pPr>
-      <w:r>
-        <w:rPr>
-          <w:rFonts w:ascii="Arial" w:hAnsi="Arial" w:cs="Arial"/>
-          <w:sz w:val="24"/>
-          <w:szCs w:val="24"/>
-        </w:rPr>
-        <w:t>Fase 4 (</w:t>
-      </w:r>
-      <w:proofErr w:type="spellStart"/>
-      <w:r>
-        <w:rPr>
-          <w:rFonts w:ascii="Arial" w:hAnsi="Arial" w:cs="Arial"/>
-          <w:sz w:val="24"/>
-          <w:szCs w:val="24"/>
-        </w:rPr>
-        <w:t>Proyectada</w:t>
-      </w:r>
-      <w:proofErr w:type="spellEnd"/>
-      <w:r>
-        <w:rPr>
-          <w:rFonts w:ascii="Arial" w:hAnsi="Arial" w:cs="Arial"/>
-          <w:sz w:val="24"/>
-          <w:szCs w:val="24"/>
-        </w:rPr>
-        <w:t xml:space="preserve">): </w:t>
-      </w:r>
-      <w:proofErr w:type="spellStart"/>
-      <w:r>
-        <w:rPr>
-          <w:rFonts w:ascii="Arial" w:hAnsi="Arial" w:cs="Arial"/>
-          <w:sz w:val="24"/>
-          <w:szCs w:val="24"/>
-        </w:rPr>
-        <w:t>Consolidación</w:t>
-      </w:r>
-      <w:proofErr w:type="spellEnd"/>
-      <w:r>
-        <w:rPr>
-          <w:rFonts w:ascii="Arial" w:hAnsi="Arial" w:cs="Arial"/>
-          <w:sz w:val="24"/>
-          <w:szCs w:val="24"/>
-        </w:rPr>
-        <w:t xml:space="preserve"> de </w:t>
-      </w:r>
-      <w:proofErr w:type="spellStart"/>
-      <w:r>
-        <w:rPr>
-          <w:rFonts w:ascii="Arial" w:hAnsi="Arial" w:cs="Arial"/>
-          <w:sz w:val="24"/>
-          <w:szCs w:val="24"/>
-        </w:rPr>
-        <w:t>hallazgos</w:t>
-      </w:r>
-      <w:proofErr w:type="spellEnd"/>
-      <w:r>
-        <w:rPr>
-          <w:rFonts w:ascii="Arial" w:hAnsi="Arial" w:cs="Arial"/>
-          <w:sz w:val="24"/>
-          <w:szCs w:val="24"/>
-        </w:rPr>
-        <w:t xml:space="preserve">, </w:t>
-      </w:r>
-      <w:proofErr w:type="spellStart"/>
-      <w:r>
-        <w:rPr>
-          <w:rFonts w:ascii="Arial" w:hAnsi="Arial" w:cs="Arial"/>
-          <w:sz w:val="24"/>
-          <w:szCs w:val="24"/>
-        </w:rPr>
-        <w:t>evaluación</w:t>
-      </w:r>
-      <w:proofErr w:type="spellEnd"/>
-      <w:r>
-        <w:rPr>
-          <w:rFonts w:ascii="Arial" w:hAnsi="Arial" w:cs="Arial"/>
-          <w:sz w:val="24"/>
-          <w:szCs w:val="24"/>
-        </w:rPr>
-        <w:t xml:space="preserve"> del </w:t>
-      </w:r>
-      <w:proofErr w:type="spellStart"/>
-      <w:r>
-        <w:rPr>
-          <w:rFonts w:ascii="Arial" w:hAnsi="Arial" w:cs="Arial"/>
-          <w:sz w:val="24"/>
-          <w:szCs w:val="24"/>
-        </w:rPr>
-        <w:t>impacto</w:t>
-      </w:r>
-      <w:proofErr w:type="spellEnd"/>
-      <w:r>
-        <w:rPr>
-          <w:rFonts w:ascii="Arial" w:hAnsi="Arial" w:cs="Arial"/>
-          <w:sz w:val="24"/>
-          <w:szCs w:val="24"/>
-        </w:rPr>
-        <w:t xml:space="preserve"> de las </w:t>
-      </w:r>
-      <w:proofErr w:type="spellStart"/>
-      <w:r>
-        <w:rPr>
-          <w:rFonts w:ascii="Arial" w:hAnsi="Arial" w:cs="Arial"/>
-          <w:sz w:val="24"/>
-          <w:szCs w:val="24"/>
-        </w:rPr>
-        <w:t>políticas</w:t>
-      </w:r>
-      <w:proofErr w:type="spellEnd"/>
-      <w:r>
-        <w:rPr>
-          <w:rFonts w:ascii="Arial" w:hAnsi="Arial" w:cs="Arial"/>
-          <w:sz w:val="24"/>
-          <w:szCs w:val="24"/>
-        </w:rPr>
-        <w:t xml:space="preserve"> de </w:t>
-      </w:r>
-      <w:proofErr w:type="spellStart"/>
-      <w:r>
-        <w:rPr>
-          <w:rFonts w:ascii="Arial" w:hAnsi="Arial" w:cs="Arial"/>
-          <w:sz w:val="24"/>
-          <w:szCs w:val="24"/>
-        </w:rPr>
-        <w:t>compra</w:t>
-      </w:r>
-      <w:proofErr w:type="spellEnd"/>
-      <w:r>
-        <w:rPr>
-          <w:rFonts w:ascii="Arial" w:hAnsi="Arial" w:cs="Arial"/>
-          <w:sz w:val="24"/>
-          <w:szCs w:val="24"/>
-        </w:rPr>
-        <w:t xml:space="preserve"> </w:t>
-      </w:r>
-      <w:proofErr w:type="spellStart"/>
-      <w:r>
-        <w:rPr>
-          <w:rFonts w:ascii="Arial" w:hAnsi="Arial" w:cs="Arial"/>
-          <w:sz w:val="24"/>
-          <w:szCs w:val="24"/>
-        </w:rPr>
-        <w:t>pública</w:t>
-      </w:r>
-      <w:proofErr w:type="spellEnd"/>
-      <w:r>
-        <w:rPr>
-          <w:rFonts w:ascii="Arial" w:hAnsi="Arial" w:cs="Arial"/>
-          <w:sz w:val="24"/>
-          <w:szCs w:val="24"/>
-        </w:rPr>
-        <w:t xml:space="preserve"> </w:t>
-      </w:r>
-      <w:proofErr w:type="spellStart"/>
-      <w:r>
-        <w:rPr>
-          <w:rFonts w:ascii="Arial" w:hAnsi="Arial" w:cs="Arial"/>
-          <w:sz w:val="24"/>
-          <w:szCs w:val="24"/>
-        </w:rPr>
-        <w:t>en</w:t>
-      </w:r>
-      <w:proofErr w:type="spellEnd"/>
-      <w:r>
-        <w:rPr>
-          <w:rFonts w:ascii="Arial" w:hAnsi="Arial" w:cs="Arial"/>
-          <w:sz w:val="24"/>
-          <w:szCs w:val="24"/>
-        </w:rPr>
-        <w:t xml:space="preserve"> el sector </w:t>
-      </w:r>
-      <w:proofErr w:type="spellStart"/>
-      <w:r>
-        <w:rPr>
-          <w:rFonts w:ascii="Arial" w:hAnsi="Arial" w:cs="Arial"/>
-          <w:sz w:val="24"/>
-          <w:szCs w:val="24"/>
-        </w:rPr>
-        <w:t>salud</w:t>
-      </w:r>
-      <w:proofErr w:type="spellEnd"/>
-      <w:r>
-        <w:rPr>
-          <w:rFonts w:ascii="Arial" w:hAnsi="Arial" w:cs="Arial"/>
-          <w:sz w:val="24"/>
-          <w:szCs w:val="24"/>
-        </w:rPr>
-        <w:t xml:space="preserve">, </w:t>
-      </w:r>
-      <w:proofErr w:type="spellStart"/>
-      <w:r>
-        <w:rPr>
-          <w:rFonts w:ascii="Arial" w:hAnsi="Arial" w:cs="Arial"/>
-          <w:sz w:val="24"/>
-          <w:szCs w:val="24"/>
-        </w:rPr>
-        <w:t>discusión</w:t>
-      </w:r>
-      <w:proofErr w:type="spellEnd"/>
-      <w:r>
-        <w:rPr>
-          <w:rFonts w:ascii="Arial" w:hAnsi="Arial" w:cs="Arial"/>
-          <w:sz w:val="24"/>
-          <w:szCs w:val="24"/>
-        </w:rPr>
-        <w:t xml:space="preserve"> de </w:t>
-      </w:r>
-      <w:proofErr w:type="spellStart"/>
-      <w:r>
-        <w:rPr>
-          <w:rFonts w:ascii="Arial" w:hAnsi="Arial" w:cs="Arial"/>
-          <w:sz w:val="24"/>
-          <w:szCs w:val="24"/>
-        </w:rPr>
-        <w:t>limitaciones</w:t>
-      </w:r>
-      <w:proofErr w:type="spellEnd"/>
-      <w:r>
-        <w:rPr>
-          <w:rFonts w:ascii="Arial" w:hAnsi="Arial" w:cs="Arial"/>
-          <w:sz w:val="24"/>
-          <w:szCs w:val="24"/>
-        </w:rPr>
-        <w:t xml:space="preserve"> y </w:t>
-      </w:r>
-      <w:proofErr w:type="spellStart"/>
-      <w:r>
-        <w:rPr>
-          <w:rFonts w:ascii="Arial" w:hAnsi="Arial" w:cs="Arial"/>
-          <w:sz w:val="24"/>
-          <w:szCs w:val="24"/>
-        </w:rPr>
-        <w:t>formulación</w:t>
-      </w:r>
-      <w:proofErr w:type="spellEnd"/>
-      <w:r>
-        <w:rPr>
-          <w:rFonts w:ascii="Arial" w:hAnsi="Arial" w:cs="Arial"/>
-          <w:sz w:val="24"/>
-          <w:szCs w:val="24"/>
-        </w:rPr>
-        <w:t xml:space="preserve"> de </w:t>
-      </w:r>
-      <w:proofErr w:type="spellStart"/>
-      <w:r>
-        <w:rPr>
-          <w:rFonts w:ascii="Arial" w:hAnsi="Arial" w:cs="Arial"/>
-          <w:sz w:val="24"/>
-          <w:szCs w:val="24"/>
-        </w:rPr>
-        <w:t>recomendaciones</w:t>
-      </w:r>
-      <w:proofErr w:type="spellEnd"/>
-      <w:r>
-        <w:rPr>
-          <w:rFonts w:ascii="Arial" w:hAnsi="Arial" w:cs="Arial"/>
-          <w:sz w:val="24"/>
-          <w:szCs w:val="24"/>
-        </w:rPr>
-        <w:t xml:space="preserve"> finales.</w:t>
-      </w:r>
-    </w:p>
-    <w:p>
-      <w:pPr>
-        <w:spacing w:line="240" w:lineRule="auto"/>
-        <w:jc w:val="both"/>
-        <w:rPr>
-          <w:rFonts w:ascii="Arial" w:hAnsi="Arial"/>
-          <w:sz w:val="24"/>
-          <w:szCs w:val="24"/>
-        </w:rPr>
-      </w:pPr>
-      <w:r>
-        <w:rPr>
-          <w:rFonts w:ascii="Arial" w:hAnsi="Arial"/>
-          <w:sz w:val="24"/>
-          <w:szCs w:val="24"/>
-        </w:rPr>
-        <w:br w:type="page"/>
-      </w:r>
-    </w:p>
-    <w:p>
-      <w:pPr>
-        <w:pStyle w:val="Ttulo11"/>
-        <w:spacing w:line="240" w:lineRule="auto"/>
-        <w:jc w:val="both"/>
-        <w:rPr>
-          <w:rFonts w:ascii="Arial" w:hAnsi="Arial" w:cs="Arial"/>
-          <w:b w:val="0"/>
-          <w:bCs/>
-          <w:sz w:val="24"/>
-          <w:szCs w:val="24"/>
-        </w:rPr>
-      </w:pPr>
-      <w:bookmarkStart w:id="2" w:name="_Toc240229218"/>
-      <w:r>
-        <w:rPr>
-          <w:rFonts w:ascii="Arial" w:hAnsi="Arial" w:cs="Arial"/>
-          <w:b w:val="0"/>
-          <w:bCs/>
-          <w:color w:val="auto"/>
-          <w:sz w:val="24"/>
-          <w:szCs w:val="24"/>
-        </w:rPr>
-        <w:lastRenderedPageBreak/>
-        <w:t xml:space="preserve">II. </w:t>
-      </w:r>
-      <w:proofErr w:type="spellStart"/>
-      <w:r>
-        <w:rPr>
-          <w:rFonts w:ascii="Arial" w:hAnsi="Arial" w:cs="Arial"/>
-          <w:b w:val="0"/>
-          <w:bCs/>
-          <w:color w:val="auto"/>
-          <w:sz w:val="24"/>
-          <w:szCs w:val="24"/>
-        </w:rPr>
-        <w:t>Definición</w:t>
-      </w:r>
-      <w:proofErr w:type="spellEnd"/>
-      <w:r>
-        <w:rPr>
-          <w:rFonts w:ascii="Arial" w:hAnsi="Arial" w:cs="Arial"/>
-          <w:b w:val="0"/>
-          <w:bCs/>
-          <w:color w:val="auto"/>
-          <w:sz w:val="24"/>
-          <w:szCs w:val="24"/>
-        </w:rPr>
-        <w:t xml:space="preserve"> de la </w:t>
-      </w:r>
-      <w:proofErr w:type="spellStart"/>
-      <w:r>
-        <w:rPr>
-          <w:rFonts w:ascii="Arial" w:hAnsi="Arial" w:cs="Arial"/>
-          <w:b w:val="0"/>
-          <w:bCs/>
-          <w:color w:val="auto"/>
-          <w:sz w:val="24"/>
-          <w:szCs w:val="24"/>
-        </w:rPr>
-        <w:t>problemática</w:t>
-      </w:r>
-      <w:proofErr w:type="spellEnd"/>
-      <w:r>
-        <w:rPr>
-          <w:rFonts w:ascii="Arial" w:hAnsi="Arial" w:cs="Arial"/>
-          <w:b w:val="0"/>
-          <w:bCs/>
-          <w:color w:val="auto"/>
-          <w:sz w:val="24"/>
-          <w:szCs w:val="24"/>
-        </w:rPr>
-        <w:t xml:space="preserve"> y </w:t>
-      </w:r>
-      <w:proofErr w:type="spellStart"/>
-      <w:r>
-        <w:rPr>
-          <w:rFonts w:ascii="Arial" w:hAnsi="Arial" w:cs="Arial"/>
-          <w:b w:val="0"/>
-          <w:bCs/>
-          <w:color w:val="auto"/>
-          <w:sz w:val="24"/>
-          <w:szCs w:val="24"/>
-        </w:rPr>
-        <w:t>objetivos</w:t>
-      </w:r>
-      <w:proofErr w:type="spellEnd"/>
-      <w:r>
-        <w:rPr>
-          <w:rFonts w:ascii="Arial" w:hAnsi="Arial" w:cs="Arial"/>
-          <w:b w:val="0"/>
-          <w:bCs/>
-          <w:color w:val="auto"/>
-          <w:sz w:val="24"/>
-          <w:szCs w:val="24"/>
-        </w:rPr>
-        <w:t xml:space="preserve"> del </w:t>
-      </w:r>
-      <w:r>
-        <w:rPr>
-          <w:rFonts w:ascii="Arial" w:hAnsi="Arial" w:cs="Arial"/>
-          <w:b w:val="0"/>
-          <w:bCs/>
-          <w:color w:val="auto"/>
-          <w:sz w:val="24"/>
-          <w:szCs w:val="24"/>
-        </w:rPr>
-        <w:t>Proyecto</w:t>
-      </w:r>
-      <w:bookmarkEnd w:id="2"/>
-    </w:p>
-    <w:p>
-      <w:pPr>
-        <w:pStyle w:val="Ttulo11"/>
-        <w:spacing w:line="240" w:lineRule="auto"/>
-        <w:jc w:val="both"/>
-        <w:rPr>
-          <w:rFonts w:ascii="Arial" w:hAnsi="Arial" w:cs="Arial"/>
-          <w:sz w:val="24"/>
-          <w:szCs w:val="24"/>
-        </w:rPr>
-      </w:pPr>
-    </w:p>
-    <w:p>
-      <w:pPr>
-        <w:spacing w:line="240" w:lineRule="auto"/>
-        <w:jc w:val="both"/>
-        <w:rPr>
-          <w:rFonts w:ascii="Arial" w:hAnsi="Arial"/>
-          <w:sz w:val="24"/>
-          <w:szCs w:val="24"/>
-        </w:rPr>
-      </w:pPr>
-      <w:r>
-        <w:rPr>
-          <w:rFonts w:ascii="Arial" w:hAnsi="Arial"/>
-          <w:sz w:val="24"/>
-          <w:szCs w:val="24"/>
-        </w:rPr>
-        <w:t>La adquisición pública de bienes y servicios médicos exige maximizar la transparencia y la libre concurrencia de proveedores. No obstante, surge la interrogante de si la probabilidad de adjudicación de una oferta difiere sistemáticamente en función de la capacidad económica de la empresa oferente (</w:t>
-      </w:r>
-      <w:proofErr w:type="spellStart"/>
-      <w:r>
-        <w:rPr>
-          <w:rFonts w:ascii="Arial" w:hAnsi="Arial"/>
-          <w:sz w:val="24"/>
-          <w:szCs w:val="24"/>
-        </w:rPr>
-        <w:t>TamanoProveedor</w:t>
-      </w:r>
-      <w:proofErr w:type="spellEnd"/>
-      <w:r>
-        <w:rPr>
-          <w:rFonts w:ascii="Arial" w:hAnsi="Arial"/>
-          <w:sz w:val="24"/>
-          <w:szCs w:val="24"/>
-        </w:rPr>
-        <w:t xml:space="preserve">: Micro, Pequeña, Mediana, Grande o </w:t>
-      </w:r>
-      <w:proofErr w:type="spellStart"/>
-      <w:r>
-        <w:rPr>
-          <w:rFonts w:ascii="Arial" w:hAnsi="Arial"/>
-          <w:sz w:val="24"/>
-          <w:szCs w:val="24"/>
-        </w:rPr>
-        <w:t>NoClasificado</w:t>
-      </w:r>
-      <w:proofErr w:type="spellEnd"/>
-      <w:r>
-        <w:rPr>
-          <w:rFonts w:ascii="Arial" w:hAnsi="Arial"/>
-          <w:sz w:val="24"/>
-          <w:szCs w:val="24"/>
-        </w:rPr>
-        <w:t>) y de la envergadura del mecanismo contractual (</w:t>
-      </w:r>
-      <w:proofErr w:type="spellStart"/>
-      <w:r>
-        <w:rPr>
-          <w:rFonts w:ascii="Arial" w:hAnsi="Arial"/>
-          <w:sz w:val="24"/>
-          <w:szCs w:val="24"/>
-        </w:rPr>
-        <w:t>TipoLicitacion</w:t>
-      </w:r>
-      <w:proofErr w:type="spellEnd"/>
-      <w:r>
-        <w:rPr>
-          <w:rFonts w:ascii="Arial" w:hAnsi="Arial"/>
-          <w:sz w:val="24"/>
-          <w:szCs w:val="24"/>
-        </w:rPr>
-        <w:t>: pública o privada, según rangos en UTM).</w:t>
-      </w:r>
-    </w:p>
-    <w:p>
-      <w:pPr>
-        <w:spacing w:line="240" w:lineRule="auto"/>
-        <w:jc w:val="both"/>
-        <w:rPr>
-          <w:rFonts w:ascii="Arial" w:hAnsi="Arial"/>
-          <w:sz w:val="24"/>
-          <w:szCs w:val="24"/>
-        </w:rPr>
-      </w:pPr>
-      <w:r>
-        <w:rPr>
-          <w:rFonts w:ascii="Arial" w:hAnsi="Arial"/>
-          <w:sz w:val="24"/>
-          <w:szCs w:val="24"/>
-        </w:rPr>
-        <w:t>Pregunta central de investigación: ¿Cómo varía la proporción de ofertas registradas como ganadoras según el tipo de licitación y el tamaño del proveedor en el reporte del sector Salud de marzo de 2026?</w:t>
-      </w:r>
-    </w:p>
-    <w:p>
-      <w:pPr>
-        <w:pStyle w:val="Ttulo21"/>
-        <w:spacing w:line="240" w:lineRule="auto"/>
-        <w:jc w:val="both"/>
-        <w:rPr>
-          <w:rFonts w:ascii="Arial" w:hAnsi="Arial" w:cs="Arial"/>
-          <w:b w:val="0"/>
-          <w:bCs/>
-          <w:color w:val="auto"/>
-          <w:szCs w:val="24"/>
-        </w:rPr>
-      </w:pPr>
-      <w:bookmarkStart w:id="3" w:name="_Toc240229219"/>
-      <w:proofErr w:type="spellStart"/>
-      <w:r>
-        <w:rPr>
-          <w:rFonts w:ascii="Arial" w:hAnsi="Arial" w:cs="Arial"/>
-          <w:b w:val="0"/>
-          <w:bCs/>
-          <w:color w:val="auto"/>
-          <w:szCs w:val="24"/>
-        </w:rPr>
-        <w:t>Preguntas</w:t>
-      </w:r>
-      <w:proofErr w:type="spellEnd"/>
-      <w:r>
-        <w:rPr>
-          <w:rFonts w:ascii="Arial" w:hAnsi="Arial" w:cs="Arial"/>
-          <w:b w:val="0"/>
-          <w:bCs/>
-          <w:color w:val="auto"/>
-          <w:szCs w:val="24"/>
-        </w:rPr>
-        <w:t xml:space="preserve"> </w:t>
-      </w:r>
-      <w:proofErr w:type="spellStart"/>
-      <w:r>
-        <w:rPr>
-          <w:rFonts w:ascii="Arial" w:hAnsi="Arial" w:cs="Arial"/>
-          <w:b w:val="0"/>
-          <w:bCs/>
-          <w:color w:val="auto"/>
-          <w:szCs w:val="24"/>
-        </w:rPr>
-        <w:t>específicas</w:t>
-      </w:r>
-      <w:proofErr w:type="spellEnd"/>
-      <w:r>
-        <w:rPr>
-          <w:rFonts w:ascii="Arial" w:hAnsi="Arial" w:cs="Arial"/>
-          <w:b w:val="0"/>
-          <w:bCs/>
-          <w:color w:val="auto"/>
-          <w:szCs w:val="24"/>
-        </w:rPr>
-        <w:t xml:space="preserve"> del </w:t>
-      </w:r>
-      <w:r>
-        <w:rPr>
-          <w:rFonts w:ascii="Arial" w:hAnsi="Arial" w:cs="Arial"/>
-          <w:b w:val="0"/>
-          <w:bCs/>
-          <w:color w:val="auto"/>
-          <w:szCs w:val="24"/>
-        </w:rPr>
-        <w:t>studio</w:t>
-      </w:r>
-      <w:bookmarkEnd w:id="3"/>
-    </w:p>
-    <w:p>
-      <w:pPr>
-        <w:pStyle w:val="Ttulo21"/>
-        <w:spacing w:line="240" w:lineRule="auto"/>
-        <w:jc w:val="both"/>
-        <w:rPr>
-          <w:rFonts w:ascii="Arial" w:hAnsi="Arial" w:cs="Arial"/>
-          <w:szCs w:val="24"/>
-        </w:rPr>
-      </w:pPr>
-    </w:p>
-    <w:p>
-      <w:pPr>
-        <w:pStyle w:val="Listaconvietas1"/>
-        <w:jc w:val="both"/>
-        <w:rPr>
-          <w:rFonts w:ascii="Arial" w:hAnsi="Arial" w:cs="Arial"/>
-          <w:sz w:val="24"/>
-          <w:szCs w:val="24"/>
-        </w:rPr>
-      </w:pPr>
-      <w:r>
-        <w:rPr>
-          <w:rFonts w:ascii="Arial" w:hAnsi="Arial" w:cs="Arial"/>
-          <w:sz w:val="24"/>
-          <w:szCs w:val="24"/>
-        </w:rPr>
-        <w:t>¿</w:t>
-      </w:r>
-      <w:proofErr w:type="spellStart"/>
-      <w:r>
-        <w:rPr>
-          <w:rFonts w:ascii="Arial" w:hAnsi="Arial" w:cs="Arial"/>
-          <w:sz w:val="24"/>
-          <w:szCs w:val="24"/>
-        </w:rPr>
-        <w:t>Cuál</w:t>
-      </w:r>
-      <w:proofErr w:type="spellEnd"/>
-      <w:r>
-        <w:rPr>
-          <w:rFonts w:ascii="Arial" w:hAnsi="Arial" w:cs="Arial"/>
-          <w:sz w:val="24"/>
-          <w:szCs w:val="24"/>
-        </w:rPr>
-        <w:t xml:space="preserve"> es la </w:t>
-      </w:r>
-      <w:proofErr w:type="spellStart"/>
-      <w:r>
-        <w:rPr>
-          <w:rFonts w:ascii="Arial" w:hAnsi="Arial" w:cs="Arial"/>
-          <w:sz w:val="24"/>
-          <w:szCs w:val="24"/>
-        </w:rPr>
-        <w:t>distribución</w:t>
-      </w:r>
-      <w:proofErr w:type="spellEnd"/>
-      <w:r>
-        <w:rPr>
-          <w:rFonts w:ascii="Arial" w:hAnsi="Arial" w:cs="Arial"/>
-          <w:sz w:val="24"/>
-          <w:szCs w:val="24"/>
-        </w:rPr>
-        <w:t xml:space="preserve"> de </w:t>
-      </w:r>
-      <w:proofErr w:type="spellStart"/>
-      <w:r>
-        <w:rPr>
-          <w:rFonts w:ascii="Arial" w:hAnsi="Arial" w:cs="Arial"/>
-          <w:sz w:val="24"/>
-          <w:szCs w:val="24"/>
-        </w:rPr>
-        <w:t>ofertas</w:t>
-      </w:r>
-      <w:proofErr w:type="spellEnd"/>
-      <w:r>
-        <w:rPr>
-          <w:rFonts w:ascii="Arial" w:hAnsi="Arial" w:cs="Arial"/>
-          <w:sz w:val="24"/>
-          <w:szCs w:val="24"/>
-        </w:rPr>
-        <w:t xml:space="preserve"> e </w:t>
-      </w:r>
-      <w:proofErr w:type="spellStart"/>
-      <w:r>
-        <w:rPr>
-          <w:rFonts w:ascii="Arial" w:hAnsi="Arial" w:cs="Arial"/>
-          <w:sz w:val="24"/>
-          <w:szCs w:val="24"/>
-        </w:rPr>
-        <w:t>ítems</w:t>
-      </w:r>
-      <w:proofErr w:type="spellEnd"/>
-      <w:r>
-        <w:rPr>
-          <w:rFonts w:ascii="Arial" w:hAnsi="Arial" w:cs="Arial"/>
-          <w:sz w:val="24"/>
-          <w:szCs w:val="24"/>
-        </w:rPr>
-        <w:t xml:space="preserve"> </w:t>
-      </w:r>
-      <w:proofErr w:type="spellStart"/>
-      <w:r>
-        <w:rPr>
-          <w:rFonts w:ascii="Arial" w:hAnsi="Arial" w:cs="Arial"/>
-          <w:sz w:val="24"/>
-          <w:szCs w:val="24"/>
-        </w:rPr>
-        <w:t>licitados</w:t>
-      </w:r>
-      <w:proofErr w:type="spellEnd"/>
-      <w:r>
-        <w:rPr>
-          <w:rFonts w:ascii="Arial" w:hAnsi="Arial" w:cs="Arial"/>
-          <w:sz w:val="24"/>
-          <w:szCs w:val="24"/>
-        </w:rPr>
-        <w:t xml:space="preserve"> entre las </w:t>
-      </w:r>
-      <w:proofErr w:type="spellStart"/>
-      <w:r>
-        <w:rPr>
-          <w:rFonts w:ascii="Arial" w:hAnsi="Arial" w:cs="Arial"/>
-          <w:sz w:val="24"/>
-          <w:szCs w:val="24"/>
-        </w:rPr>
-        <w:t>diferentes</w:t>
-      </w:r>
-      <w:proofErr w:type="spellEnd"/>
-      <w:r>
-        <w:rPr>
-          <w:rFonts w:ascii="Arial" w:hAnsi="Arial" w:cs="Arial"/>
-          <w:sz w:val="24"/>
-          <w:szCs w:val="24"/>
-        </w:rPr>
-        <w:t xml:space="preserve"> </w:t>
-      </w:r>
-      <w:proofErr w:type="spellStart"/>
-      <w:r>
-        <w:rPr>
-          <w:rFonts w:ascii="Arial" w:hAnsi="Arial" w:cs="Arial"/>
-          <w:sz w:val="24"/>
-          <w:szCs w:val="24"/>
-        </w:rPr>
-        <w:t>categorías</w:t>
-      </w:r>
-      <w:proofErr w:type="spellEnd"/>
-      <w:r>
-        <w:rPr>
-          <w:rFonts w:ascii="Arial" w:hAnsi="Arial" w:cs="Arial"/>
-          <w:sz w:val="24"/>
-          <w:szCs w:val="24"/>
-        </w:rPr>
-        <w:t xml:space="preserve"> de </w:t>
-      </w:r>
-      <w:proofErr w:type="spellStart"/>
-      <w:r>
-        <w:rPr>
-          <w:rFonts w:ascii="Arial" w:hAnsi="Arial" w:cs="Arial"/>
-          <w:sz w:val="24"/>
-          <w:szCs w:val="24"/>
-        </w:rPr>
-        <w:t>tamaño</w:t>
-      </w:r>
-      <w:proofErr w:type="spellEnd"/>
-      <w:r>
-        <w:rPr>
-          <w:rFonts w:ascii="Arial" w:hAnsi="Arial" w:cs="Arial"/>
-          <w:sz w:val="24"/>
-          <w:szCs w:val="24"/>
-        </w:rPr>
-        <w:t xml:space="preserve"> de </w:t>
-      </w:r>
-      <w:proofErr w:type="spellStart"/>
-      <w:r>
-        <w:rPr>
-          <w:rFonts w:ascii="Arial" w:hAnsi="Arial" w:cs="Arial"/>
-          <w:sz w:val="24"/>
-          <w:szCs w:val="24"/>
-        </w:rPr>
-        <w:t>proveedor</w:t>
-      </w:r>
-      <w:proofErr w:type="spellEnd"/>
-      <w:r>
-        <w:rPr>
-          <w:rFonts w:ascii="Arial" w:hAnsi="Arial" w:cs="Arial"/>
-          <w:sz w:val="24"/>
-          <w:szCs w:val="24"/>
-        </w:rPr>
-        <w:t xml:space="preserve"> y </w:t>
-      </w:r>
-      <w:proofErr w:type="spellStart"/>
-      <w:r>
-        <w:rPr>
-          <w:rFonts w:ascii="Arial" w:hAnsi="Arial" w:cs="Arial"/>
-          <w:sz w:val="24"/>
-          <w:szCs w:val="24"/>
-        </w:rPr>
-        <w:t>tipos</w:t>
-      </w:r>
-      <w:proofErr w:type="spellEnd"/>
-      <w:r>
-        <w:rPr>
-          <w:rFonts w:ascii="Arial" w:hAnsi="Arial" w:cs="Arial"/>
-          <w:sz w:val="24"/>
-          <w:szCs w:val="24"/>
-        </w:rPr>
-        <w:t xml:space="preserve"> de </w:t>
-      </w:r>
-      <w:proofErr w:type="spellStart"/>
-      <w:r>
-        <w:rPr>
-          <w:rFonts w:ascii="Arial" w:hAnsi="Arial" w:cs="Arial"/>
-          <w:sz w:val="24"/>
-          <w:szCs w:val="24"/>
-        </w:rPr>
-        <w:t>licitación</w:t>
-      </w:r>
-      <w:proofErr w:type="spellEnd"/>
-      <w:r>
-        <w:rPr>
-          <w:rFonts w:ascii="Arial" w:hAnsi="Arial" w:cs="Arial"/>
-          <w:sz w:val="24"/>
-          <w:szCs w:val="24"/>
-        </w:rPr>
-        <w:t xml:space="preserve"> </w:t>
-      </w:r>
-      <w:proofErr w:type="spellStart"/>
-      <w:r>
-        <w:rPr>
-          <w:rFonts w:ascii="Arial" w:hAnsi="Arial" w:cs="Arial"/>
-          <w:sz w:val="24"/>
-          <w:szCs w:val="24"/>
-        </w:rPr>
-        <w:t>pública</w:t>
-      </w:r>
-      <w:proofErr w:type="spellEnd"/>
-      <w:r>
-        <w:rPr>
-          <w:rFonts w:ascii="Arial" w:hAnsi="Arial" w:cs="Arial"/>
-          <w:sz w:val="24"/>
-          <w:szCs w:val="24"/>
-        </w:rPr>
-        <w:t>?</w:t>
-      </w:r>
-    </w:p>
-    <w:p>
-      <w:pPr>
-        <w:pStyle w:val="Listaconvietas1"/>
-        <w:jc w:val="both"/>
-        <w:rPr>
-          <w:rFonts w:ascii="Arial" w:hAnsi="Arial" w:cs="Arial"/>
-          <w:sz w:val="24"/>
-          <w:szCs w:val="24"/>
-        </w:rPr>
-      </w:pPr>
-      <w:r>
-        <w:rPr>
-          <w:rFonts w:ascii="Arial" w:hAnsi="Arial" w:cs="Arial"/>
-          <w:sz w:val="24"/>
-          <w:szCs w:val="24"/>
-        </w:rPr>
-        <w:t>¿</w:t>
-      </w:r>
-      <w:proofErr w:type="spellStart"/>
-      <w:r>
-        <w:rPr>
-          <w:rFonts w:ascii="Arial" w:hAnsi="Arial" w:cs="Arial"/>
-          <w:sz w:val="24"/>
-          <w:szCs w:val="24"/>
-        </w:rPr>
-        <w:t>Qué</w:t>
-      </w:r>
-      <w:proofErr w:type="spellEnd"/>
-      <w:r>
-        <w:rPr>
-          <w:rFonts w:ascii="Arial" w:hAnsi="Arial" w:cs="Arial"/>
-          <w:sz w:val="24"/>
-          <w:szCs w:val="24"/>
-        </w:rPr>
-        <w:t xml:space="preserve"> </w:t>
-      </w:r>
-      <w:proofErr w:type="spellStart"/>
-      <w:r>
-        <w:rPr>
-          <w:rFonts w:ascii="Arial" w:hAnsi="Arial" w:cs="Arial"/>
-          <w:sz w:val="24"/>
-          <w:szCs w:val="24"/>
-        </w:rPr>
-        <w:t>porcentaje</w:t>
-      </w:r>
-      <w:proofErr w:type="spellEnd"/>
-      <w:r>
-        <w:rPr>
-          <w:rFonts w:ascii="Arial" w:hAnsi="Arial" w:cs="Arial"/>
-          <w:sz w:val="24"/>
-          <w:szCs w:val="24"/>
-        </w:rPr>
-        <w:t xml:space="preserve"> de </w:t>
-      </w:r>
-      <w:proofErr w:type="spellStart"/>
-      <w:r>
-        <w:rPr>
-          <w:rFonts w:ascii="Arial" w:hAnsi="Arial" w:cs="Arial"/>
-          <w:sz w:val="24"/>
-          <w:szCs w:val="24"/>
-        </w:rPr>
-        <w:t>ofertas</w:t>
-      </w:r>
-      <w:proofErr w:type="spellEnd"/>
-      <w:r>
-        <w:rPr>
-          <w:rFonts w:ascii="Arial" w:hAnsi="Arial" w:cs="Arial"/>
-          <w:sz w:val="24"/>
-          <w:szCs w:val="24"/>
-        </w:rPr>
-        <w:t xml:space="preserve"> </w:t>
-      </w:r>
-      <w:proofErr w:type="spellStart"/>
-      <w:r>
-        <w:rPr>
-          <w:rFonts w:ascii="Arial" w:hAnsi="Arial" w:cs="Arial"/>
-          <w:sz w:val="24"/>
-          <w:szCs w:val="24"/>
-        </w:rPr>
-        <w:t>resulta</w:t>
-      </w:r>
-      <w:proofErr w:type="spellEnd"/>
-      <w:r>
-        <w:rPr>
-          <w:rFonts w:ascii="Arial" w:hAnsi="Arial" w:cs="Arial"/>
-          <w:sz w:val="24"/>
-          <w:szCs w:val="24"/>
-        </w:rPr>
-        <w:t xml:space="preserve"> </w:t>
-      </w:r>
-      <w:proofErr w:type="spellStart"/>
-      <w:r>
-        <w:rPr>
-          <w:rFonts w:ascii="Arial" w:hAnsi="Arial" w:cs="Arial"/>
-          <w:sz w:val="24"/>
-          <w:szCs w:val="24"/>
-        </w:rPr>
-        <w:t>efectivamente</w:t>
-      </w:r>
-      <w:proofErr w:type="spellEnd"/>
-      <w:r>
-        <w:rPr>
-          <w:rFonts w:ascii="Arial" w:hAnsi="Arial" w:cs="Arial"/>
-          <w:sz w:val="24"/>
-          <w:szCs w:val="24"/>
-        </w:rPr>
-        <w:t xml:space="preserve"> </w:t>
-      </w:r>
-      <w:proofErr w:type="spellStart"/>
-      <w:r>
-        <w:rPr>
-          <w:rFonts w:ascii="Arial" w:hAnsi="Arial" w:cs="Arial"/>
-          <w:sz w:val="24"/>
-          <w:szCs w:val="24"/>
-        </w:rPr>
-        <w:t>adjudicado</w:t>
-      </w:r>
-      <w:proofErr w:type="spellEnd"/>
-      <w:r>
-        <w:rPr>
-          <w:rFonts w:ascii="Arial" w:hAnsi="Arial" w:cs="Arial"/>
-          <w:sz w:val="24"/>
-          <w:szCs w:val="24"/>
-        </w:rPr>
-        <w:t xml:space="preserve"> </w:t>
-      </w:r>
-      <w:proofErr w:type="spellStart"/>
-      <w:r>
-        <w:rPr>
-          <w:rFonts w:ascii="Arial" w:hAnsi="Arial" w:cs="Arial"/>
-          <w:sz w:val="24"/>
-          <w:szCs w:val="24"/>
-        </w:rPr>
-        <w:t>dentro</w:t>
-      </w:r>
-      <w:proofErr w:type="spellEnd"/>
-      <w:r>
-        <w:rPr>
-          <w:rFonts w:ascii="Arial" w:hAnsi="Arial" w:cs="Arial"/>
-          <w:sz w:val="24"/>
-          <w:szCs w:val="24"/>
-        </w:rPr>
-        <w:t xml:space="preserve"> de </w:t>
-      </w:r>
-      <w:proofErr w:type="spellStart"/>
-      <w:r>
-        <w:rPr>
-          <w:rFonts w:ascii="Arial" w:hAnsi="Arial" w:cs="Arial"/>
-          <w:sz w:val="24"/>
-          <w:szCs w:val="24"/>
-        </w:rPr>
-        <w:t>cada</w:t>
-      </w:r>
-      <w:proofErr w:type="spellEnd"/>
-      <w:r>
-        <w:rPr>
-          <w:rFonts w:ascii="Arial" w:hAnsi="Arial" w:cs="Arial"/>
-          <w:sz w:val="24"/>
-          <w:szCs w:val="24"/>
-        </w:rPr>
-        <w:t xml:space="preserve"> </w:t>
-      </w:r>
-      <w:proofErr w:type="spellStart"/>
-      <w:r>
-        <w:rPr>
-          <w:rFonts w:ascii="Arial" w:hAnsi="Arial" w:cs="Arial"/>
-          <w:sz w:val="24"/>
-          <w:szCs w:val="24"/>
-        </w:rPr>
-        <w:t>estrato</w:t>
-      </w:r>
-      <w:proofErr w:type="spellEnd"/>
-      <w:r>
-        <w:rPr>
-          <w:rFonts w:ascii="Arial" w:hAnsi="Arial" w:cs="Arial"/>
-          <w:sz w:val="24"/>
-          <w:szCs w:val="24"/>
-        </w:rPr>
-        <w:t xml:space="preserve"> </w:t>
-      </w:r>
-      <w:proofErr w:type="spellStart"/>
-      <w:r>
-        <w:rPr>
-          <w:rFonts w:ascii="Arial" w:hAnsi="Arial" w:cs="Arial"/>
-          <w:sz w:val="24"/>
-          <w:szCs w:val="24"/>
-        </w:rPr>
-        <w:t>empresarial</w:t>
-      </w:r>
-      <w:proofErr w:type="spellEnd"/>
-      <w:r>
-        <w:rPr>
-          <w:rFonts w:ascii="Arial" w:hAnsi="Arial" w:cs="Arial"/>
-          <w:sz w:val="24"/>
-          <w:szCs w:val="24"/>
-        </w:rPr>
-        <w:t xml:space="preserve"> y </w:t>
-      </w:r>
-      <w:proofErr w:type="spellStart"/>
-      <w:r>
-        <w:rPr>
-          <w:rFonts w:ascii="Arial" w:hAnsi="Arial" w:cs="Arial"/>
-          <w:sz w:val="24"/>
-          <w:szCs w:val="24"/>
-        </w:rPr>
-        <w:t>cómo</w:t>
-      </w:r>
-      <w:proofErr w:type="spellEnd"/>
-      <w:r>
-        <w:rPr>
-          <w:rFonts w:ascii="Arial" w:hAnsi="Arial" w:cs="Arial"/>
-          <w:sz w:val="24"/>
-          <w:szCs w:val="24"/>
-        </w:rPr>
-        <w:t xml:space="preserve"> </w:t>
-      </w:r>
-      <w:proofErr w:type="spellStart"/>
-      <w:r>
-        <w:rPr>
-          <w:rFonts w:ascii="Arial" w:hAnsi="Arial" w:cs="Arial"/>
-          <w:sz w:val="24"/>
-          <w:szCs w:val="24"/>
-        </w:rPr>
-        <w:t>influye</w:t>
-      </w:r>
-      <w:proofErr w:type="spellEnd"/>
-      <w:r>
-        <w:rPr>
-          <w:rFonts w:ascii="Arial" w:hAnsi="Arial" w:cs="Arial"/>
-          <w:sz w:val="24"/>
-          <w:szCs w:val="24"/>
-        </w:rPr>
-        <w:t xml:space="preserve"> el </w:t>
-      </w:r>
-      <w:proofErr w:type="spellStart"/>
-      <w:r>
-        <w:rPr>
-          <w:rFonts w:ascii="Arial" w:hAnsi="Arial" w:cs="Arial"/>
-          <w:sz w:val="24"/>
-          <w:szCs w:val="24"/>
-        </w:rPr>
-        <w:t>estado</w:t>
-      </w:r>
-      <w:proofErr w:type="spellEnd"/>
-      <w:r>
-        <w:rPr>
-          <w:rFonts w:ascii="Arial" w:hAnsi="Arial" w:cs="Arial"/>
-          <w:sz w:val="24"/>
-          <w:szCs w:val="24"/>
-        </w:rPr>
-        <w:t xml:space="preserve"> </w:t>
-      </w:r>
-      <w:proofErr w:type="spellStart"/>
-      <w:r>
-        <w:rPr>
-          <w:rFonts w:ascii="Arial" w:hAnsi="Arial" w:cs="Arial"/>
-          <w:sz w:val="24"/>
-          <w:szCs w:val="24"/>
-        </w:rPr>
-        <w:t>administrativo</w:t>
-      </w:r>
-      <w:proofErr w:type="spellEnd"/>
-      <w:r>
-        <w:rPr>
-          <w:rFonts w:ascii="Arial" w:hAnsi="Arial" w:cs="Arial"/>
-          <w:sz w:val="24"/>
-          <w:szCs w:val="24"/>
-        </w:rPr>
-        <w:t xml:space="preserve"> del </w:t>
-      </w:r>
-      <w:proofErr w:type="spellStart"/>
-      <w:r>
-        <w:rPr>
-          <w:rFonts w:ascii="Arial" w:hAnsi="Arial" w:cs="Arial"/>
-          <w:sz w:val="24"/>
-          <w:szCs w:val="24"/>
-        </w:rPr>
-        <w:t>proceso</w:t>
-      </w:r>
-      <w:proofErr w:type="spellEnd"/>
-      <w:r>
-        <w:rPr>
-          <w:rFonts w:ascii="Arial" w:hAnsi="Arial" w:cs="Arial"/>
-          <w:sz w:val="24"/>
-          <w:szCs w:val="24"/>
-        </w:rPr>
-        <w:t xml:space="preserve"> (</w:t>
-      </w:r>
-      <w:proofErr w:type="spellStart"/>
-      <w:r>
-        <w:rPr>
-          <w:rFonts w:ascii="Arial" w:hAnsi="Arial" w:cs="Arial"/>
-          <w:sz w:val="24"/>
-          <w:szCs w:val="24"/>
-        </w:rPr>
-        <w:t>adjudicada</w:t>
-      </w:r>
-      <w:proofErr w:type="spellEnd"/>
-      <w:r>
-        <w:rPr>
-          <w:rFonts w:ascii="Arial" w:hAnsi="Arial" w:cs="Arial"/>
-          <w:sz w:val="24"/>
-          <w:szCs w:val="24"/>
-        </w:rPr>
-        <w:t xml:space="preserve"> vs. </w:t>
-      </w:r>
-      <w:proofErr w:type="spellStart"/>
-      <w:r>
-        <w:rPr>
-          <w:rFonts w:ascii="Arial" w:hAnsi="Arial" w:cs="Arial"/>
-          <w:sz w:val="24"/>
-          <w:szCs w:val="24"/>
-        </w:rPr>
-        <w:t>desierta</w:t>
-      </w:r>
-      <w:proofErr w:type="spellEnd"/>
-      <w:r>
-        <w:rPr>
-          <w:rFonts w:ascii="Arial" w:hAnsi="Arial" w:cs="Arial"/>
-          <w:sz w:val="24"/>
-          <w:szCs w:val="24"/>
-        </w:rPr>
-        <w:t xml:space="preserve">, </w:t>
-      </w:r>
-      <w:proofErr w:type="spellStart"/>
-      <w:r>
-        <w:rPr>
-          <w:rFonts w:ascii="Arial" w:hAnsi="Arial" w:cs="Arial"/>
-          <w:sz w:val="24"/>
-          <w:szCs w:val="24"/>
-        </w:rPr>
-        <w:t>revocada</w:t>
-      </w:r>
-      <w:proofErr w:type="spellEnd"/>
-      <w:r>
-        <w:rPr>
-          <w:rFonts w:ascii="Arial" w:hAnsi="Arial" w:cs="Arial"/>
-          <w:sz w:val="24"/>
-          <w:szCs w:val="24"/>
-        </w:rPr>
-        <w:t xml:space="preserve"> o </w:t>
-      </w:r>
-      <w:proofErr w:type="spellStart"/>
-      <w:r>
-        <w:rPr>
-          <w:rFonts w:ascii="Arial" w:hAnsi="Arial" w:cs="Arial"/>
-          <w:sz w:val="24"/>
-          <w:szCs w:val="24"/>
-        </w:rPr>
-        <w:t>cerrada</w:t>
-      </w:r>
-      <w:proofErr w:type="spellEnd"/>
-      <w:r>
-        <w:rPr>
-          <w:rFonts w:ascii="Arial" w:hAnsi="Arial" w:cs="Arial"/>
-          <w:sz w:val="24"/>
-          <w:szCs w:val="24"/>
-        </w:rPr>
-        <w:t>)?</w:t>
-      </w:r>
-    </w:p>
-    <w:p>
-      <w:pPr>
-        <w:pStyle w:val="Listaconvietas1"/>
-        <w:jc w:val="both"/>
-        <w:rPr>
-          <w:rFonts w:ascii="Arial" w:hAnsi="Arial" w:cs="Arial"/>
-          <w:sz w:val="24"/>
-          <w:szCs w:val="24"/>
-        </w:rPr>
-      </w:pPr>
-      <w:r>
-        <w:rPr>
-          <w:rFonts w:ascii="Arial" w:hAnsi="Arial" w:cs="Arial"/>
-          <w:sz w:val="24"/>
-          <w:szCs w:val="24"/>
-        </w:rPr>
-        <w:t>¿</w:t>
-      </w:r>
-      <w:proofErr w:type="spellStart"/>
-      <w:r>
-        <w:rPr>
-          <w:rFonts w:ascii="Arial" w:hAnsi="Arial" w:cs="Arial"/>
-          <w:sz w:val="24"/>
-          <w:szCs w:val="24"/>
-        </w:rPr>
-        <w:t>Qué</w:t>
-      </w:r>
-      <w:proofErr w:type="spellEnd"/>
-      <w:r>
-        <w:rPr>
-          <w:rFonts w:ascii="Arial" w:hAnsi="Arial" w:cs="Arial"/>
-          <w:sz w:val="24"/>
-          <w:szCs w:val="24"/>
-        </w:rPr>
-        <w:t xml:space="preserve"> </w:t>
-      </w:r>
-      <w:proofErr w:type="spellStart"/>
-      <w:r>
-        <w:rPr>
-          <w:rFonts w:ascii="Arial" w:hAnsi="Arial" w:cs="Arial"/>
-          <w:sz w:val="24"/>
-          <w:szCs w:val="24"/>
-        </w:rPr>
-        <w:t>inconsistencias</w:t>
-      </w:r>
-      <w:proofErr w:type="spellEnd"/>
-      <w:r>
-        <w:rPr>
-          <w:rFonts w:ascii="Arial" w:hAnsi="Arial" w:cs="Arial"/>
-          <w:sz w:val="24"/>
-          <w:szCs w:val="24"/>
-        </w:rPr>
-        <w:t xml:space="preserve"> </w:t>
-      </w:r>
-      <w:proofErr w:type="spellStart"/>
-      <w:r>
-        <w:rPr>
-          <w:rFonts w:ascii="Arial" w:hAnsi="Arial" w:cs="Arial"/>
-          <w:sz w:val="24"/>
-          <w:szCs w:val="24"/>
-        </w:rPr>
-        <w:t>estructurales</w:t>
-      </w:r>
-      <w:proofErr w:type="spellEnd"/>
-      <w:r>
-        <w:rPr>
-          <w:rFonts w:ascii="Arial" w:hAnsi="Arial" w:cs="Arial"/>
-          <w:sz w:val="24"/>
-          <w:szCs w:val="24"/>
-        </w:rPr>
-        <w:t xml:space="preserve">, columnas </w:t>
-      </w:r>
-      <w:proofErr w:type="spellStart"/>
-      <w:r>
-        <w:rPr>
-          <w:rFonts w:ascii="Arial" w:hAnsi="Arial" w:cs="Arial"/>
-          <w:sz w:val="24"/>
-          <w:szCs w:val="24"/>
-        </w:rPr>
-        <w:t>vacías</w:t>
-      </w:r>
-      <w:proofErr w:type="spellEnd"/>
-      <w:r>
-        <w:rPr>
-          <w:rFonts w:ascii="Arial" w:hAnsi="Arial" w:cs="Arial"/>
-          <w:sz w:val="24"/>
-          <w:szCs w:val="24"/>
-        </w:rPr>
-        <w:t xml:space="preserve"> o </w:t>
-      </w:r>
-      <w:proofErr w:type="spellStart"/>
-      <w:r>
-        <w:rPr>
-          <w:rFonts w:ascii="Arial" w:hAnsi="Arial" w:cs="Arial"/>
-          <w:sz w:val="24"/>
-          <w:szCs w:val="24"/>
-        </w:rPr>
-        <w:t>codificaciones</w:t>
-      </w:r>
-      <w:proofErr w:type="spellEnd"/>
-      <w:r>
-        <w:rPr>
-          <w:rFonts w:ascii="Arial" w:hAnsi="Arial" w:cs="Arial"/>
-          <w:sz w:val="24"/>
-          <w:szCs w:val="24"/>
-        </w:rPr>
-        <w:t xml:space="preserve"> </w:t>
-      </w:r>
-      <w:proofErr w:type="spellStart"/>
-      <w:r>
-        <w:rPr>
-          <w:rFonts w:ascii="Arial" w:hAnsi="Arial" w:cs="Arial"/>
-          <w:sz w:val="24"/>
-          <w:szCs w:val="24"/>
-        </w:rPr>
-        <w:t>anómalas</w:t>
-      </w:r>
-      <w:proofErr w:type="spellEnd"/>
-      <w:r>
-        <w:rPr>
-          <w:rFonts w:ascii="Arial" w:hAnsi="Arial" w:cs="Arial"/>
-          <w:sz w:val="24"/>
-          <w:szCs w:val="24"/>
-        </w:rPr>
-        <w:t xml:space="preserve"> (</w:t>
-      </w:r>
-      <w:proofErr w:type="spellStart"/>
-      <w:r>
-        <w:rPr>
-          <w:rFonts w:ascii="Arial" w:hAnsi="Arial" w:cs="Arial"/>
-          <w:sz w:val="24"/>
-          <w:szCs w:val="24"/>
-        </w:rPr>
-        <w:t>fechas</w:t>
-      </w:r>
-      <w:proofErr w:type="spellEnd"/>
-      <w:r>
-        <w:rPr>
-          <w:rFonts w:ascii="Arial" w:hAnsi="Arial" w:cs="Arial"/>
-          <w:sz w:val="24"/>
-          <w:szCs w:val="24"/>
-        </w:rPr>
-        <w:t xml:space="preserve"> </w:t>
-      </w:r>
-      <w:proofErr w:type="spellStart"/>
-      <w:r>
-        <w:rPr>
-          <w:rFonts w:ascii="Arial" w:hAnsi="Arial" w:cs="Arial"/>
-          <w:sz w:val="24"/>
-          <w:szCs w:val="24"/>
-        </w:rPr>
-        <w:t>en</w:t>
-      </w:r>
-      <w:proofErr w:type="spellEnd"/>
-      <w:r>
-        <w:rPr>
-          <w:rFonts w:ascii="Arial" w:hAnsi="Arial" w:cs="Arial"/>
-          <w:sz w:val="24"/>
-          <w:szCs w:val="24"/>
-        </w:rPr>
-        <w:t xml:space="preserve"> 1900, </w:t>
-      </w:r>
-      <w:proofErr w:type="spellStart"/>
-      <w:r>
-        <w:rPr>
-          <w:rFonts w:ascii="Arial" w:hAnsi="Arial" w:cs="Arial"/>
-          <w:sz w:val="24"/>
-          <w:szCs w:val="24"/>
-        </w:rPr>
-        <w:t>categorías</w:t>
-      </w:r>
-      <w:proofErr w:type="spellEnd"/>
-      <w:r>
-        <w:rPr>
-          <w:rFonts w:ascii="Arial" w:hAnsi="Arial" w:cs="Arial"/>
-          <w:sz w:val="24"/>
-          <w:szCs w:val="24"/>
-        </w:rPr>
-        <w:t xml:space="preserve"> no </w:t>
-      </w:r>
-      <w:proofErr w:type="spellStart"/>
-      <w:r>
-        <w:rPr>
-          <w:rFonts w:ascii="Arial" w:hAnsi="Arial" w:cs="Arial"/>
-          <w:sz w:val="24"/>
-          <w:szCs w:val="24"/>
-        </w:rPr>
-        <w:t>clasificadas</w:t>
-      </w:r>
-      <w:proofErr w:type="spellEnd"/>
-      <w:r>
-        <w:rPr>
-          <w:rFonts w:ascii="Arial" w:hAnsi="Arial" w:cs="Arial"/>
-          <w:sz w:val="24"/>
-          <w:szCs w:val="24"/>
-        </w:rPr>
-        <w:t xml:space="preserve">) </w:t>
-      </w:r>
-      <w:proofErr w:type="spellStart"/>
-      <w:r>
-        <w:rPr>
-          <w:rFonts w:ascii="Arial" w:hAnsi="Arial" w:cs="Arial"/>
-          <w:sz w:val="24"/>
-          <w:szCs w:val="24"/>
-        </w:rPr>
-        <w:t>condicionan</w:t>
-      </w:r>
-      <w:proofErr w:type="spellEnd"/>
-      <w:r>
-        <w:rPr>
-          <w:rFonts w:ascii="Arial" w:hAnsi="Arial" w:cs="Arial"/>
-          <w:sz w:val="24"/>
-          <w:szCs w:val="24"/>
-        </w:rPr>
-        <w:t xml:space="preserve"> la </w:t>
-      </w:r>
-      <w:proofErr w:type="spellStart"/>
-      <w:r>
-        <w:rPr>
-          <w:rFonts w:ascii="Arial" w:hAnsi="Arial" w:cs="Arial"/>
-          <w:sz w:val="24"/>
-          <w:szCs w:val="24"/>
-        </w:rPr>
-        <w:t>validez</w:t>
-      </w:r>
-      <w:proofErr w:type="spellEnd"/>
-      <w:r>
-        <w:rPr>
-          <w:rFonts w:ascii="Arial" w:hAnsi="Arial" w:cs="Arial"/>
-          <w:sz w:val="24"/>
-          <w:szCs w:val="24"/>
-        </w:rPr>
-        <w:t xml:space="preserve"> de las </w:t>
-      </w:r>
-      <w:proofErr w:type="spellStart"/>
-      <w:r>
-        <w:rPr>
-          <w:rFonts w:ascii="Arial" w:hAnsi="Arial" w:cs="Arial"/>
-          <w:sz w:val="24"/>
-          <w:szCs w:val="24"/>
-        </w:rPr>
-        <w:t>métricas</w:t>
-      </w:r>
-      <w:proofErr w:type="spellEnd"/>
-      <w:r>
-        <w:rPr>
-          <w:rFonts w:ascii="Arial" w:hAnsi="Arial" w:cs="Arial"/>
-          <w:sz w:val="24"/>
-          <w:szCs w:val="24"/>
-        </w:rPr>
-        <w:t xml:space="preserve"> de </w:t>
-      </w:r>
-      <w:proofErr w:type="spellStart"/>
-      <w:r>
-        <w:rPr>
-          <w:rFonts w:ascii="Arial" w:hAnsi="Arial" w:cs="Arial"/>
-          <w:sz w:val="24"/>
-          <w:szCs w:val="24"/>
-        </w:rPr>
-        <w:t>éxito</w:t>
-      </w:r>
-      <w:proofErr w:type="spellEnd"/>
-      <w:r>
-        <w:rPr>
-          <w:rFonts w:ascii="Arial" w:hAnsi="Arial" w:cs="Arial"/>
-          <w:sz w:val="24"/>
-          <w:szCs w:val="24"/>
-        </w:rPr>
-        <w:t xml:space="preserve"> </w:t>
-      </w:r>
-      <w:proofErr w:type="spellStart"/>
-      <w:r>
-        <w:rPr>
-          <w:rFonts w:ascii="Arial" w:hAnsi="Arial" w:cs="Arial"/>
-          <w:sz w:val="24"/>
-          <w:szCs w:val="24"/>
-        </w:rPr>
-        <w:t>en</w:t>
-      </w:r>
-      <w:proofErr w:type="spellEnd"/>
-      <w:r>
-        <w:rPr>
-          <w:rFonts w:ascii="Arial" w:hAnsi="Arial" w:cs="Arial"/>
-          <w:sz w:val="24"/>
-          <w:szCs w:val="24"/>
-        </w:rPr>
-        <w:t xml:space="preserve"> </w:t>
-      </w:r>
-      <w:proofErr w:type="spellStart"/>
-      <w:r>
-        <w:rPr>
-          <w:rFonts w:ascii="Arial" w:hAnsi="Arial" w:cs="Arial"/>
-          <w:sz w:val="24"/>
-          <w:szCs w:val="24"/>
-        </w:rPr>
-        <w:t>los</w:t>
-      </w:r>
-      <w:proofErr w:type="spellEnd"/>
-      <w:r>
-        <w:rPr>
-          <w:rFonts w:ascii="Arial" w:hAnsi="Arial" w:cs="Arial"/>
-          <w:sz w:val="24"/>
-          <w:szCs w:val="24"/>
-        </w:rPr>
-        <w:t xml:space="preserve"> </w:t>
-      </w:r>
-      <w:proofErr w:type="spellStart"/>
-      <w:r>
-        <w:rPr>
-          <w:rFonts w:ascii="Arial" w:hAnsi="Arial" w:cs="Arial"/>
-          <w:sz w:val="24"/>
-          <w:szCs w:val="24"/>
-        </w:rPr>
-        <w:t>datos</w:t>
-      </w:r>
-      <w:proofErr w:type="spellEnd"/>
-      <w:r>
-        <w:rPr>
-          <w:rFonts w:ascii="Arial" w:hAnsi="Arial" w:cs="Arial"/>
-          <w:sz w:val="24"/>
-          <w:szCs w:val="24"/>
-        </w:rPr>
-        <w:t xml:space="preserve"> de </w:t>
-      </w:r>
-      <w:proofErr w:type="spellStart"/>
-      <w:r>
-        <w:rPr>
-          <w:rFonts w:ascii="Arial" w:hAnsi="Arial" w:cs="Arial"/>
-          <w:sz w:val="24"/>
-          <w:szCs w:val="24"/>
-        </w:rPr>
-        <w:t>compras</w:t>
-      </w:r>
-      <w:proofErr w:type="spellEnd"/>
-      <w:r>
-        <w:rPr>
-          <w:rFonts w:ascii="Arial" w:hAnsi="Arial" w:cs="Arial"/>
-          <w:sz w:val="24"/>
-          <w:szCs w:val="24"/>
-        </w:rPr>
-        <w:t xml:space="preserve"> </w:t>
-      </w:r>
-      <w:proofErr w:type="spellStart"/>
-      <w:r>
-        <w:rPr>
-          <w:rFonts w:ascii="Arial" w:hAnsi="Arial" w:cs="Arial"/>
-          <w:sz w:val="24"/>
-          <w:szCs w:val="24"/>
-        </w:rPr>
-        <w:t>públicas</w:t>
-      </w:r>
-      <w:proofErr w:type="spellEnd"/>
-      <w:r>
-        <w:rPr>
-          <w:rFonts w:ascii="Arial" w:hAnsi="Arial" w:cs="Arial"/>
-          <w:sz w:val="24"/>
-          <w:szCs w:val="24"/>
-        </w:rPr>
-        <w:t>?</w:t>
-      </w:r>
-    </w:p>
-    <w:p>
-      <w:pPr>
-        <w:pStyle w:val="Ttulo21"/>
-        <w:spacing w:line="240" w:lineRule="auto"/>
-        <w:jc w:val="both"/>
-        <w:rPr>
-          <w:rFonts w:ascii="Arial" w:hAnsi="Arial" w:cs="Arial"/>
-          <w:szCs w:val="24"/>
-        </w:rPr>
-      </w:pPr>
-      <w:bookmarkStart w:id="4" w:name="_Toc240229220"/>
-      <w:proofErr w:type="spellStart"/>
-      <w:r>
-        <w:rPr>
-          <w:rFonts w:ascii="Arial" w:hAnsi="Arial" w:cs="Arial"/>
-          <w:szCs w:val="24"/>
-        </w:rPr>
-        <w:t>Objetivos</w:t>
-      </w:r>
-      <w:proofErr w:type="spellEnd"/>
-      <w:r>
-        <w:rPr>
-          <w:rFonts w:ascii="Arial" w:hAnsi="Arial" w:cs="Arial"/>
-          <w:szCs w:val="24"/>
-        </w:rPr>
-        <w:t xml:space="preserve"> del </w:t>
-      </w:r>
-      <w:proofErr w:type="spellStart"/>
-      <w:r>
-        <w:rPr>
-          <w:rFonts w:ascii="Arial" w:hAnsi="Arial" w:cs="Arial"/>
-          <w:szCs w:val="24"/>
-        </w:rPr>
-        <w:t>proyecto</w:t>
-      </w:r>
-      <w:bookmarkEnd w:id="4"/>
-      <w:proofErr w:type="spellEnd"/>
-    </w:p>
-    <w:p>
-      <w:pPr>
-        <w:spacing w:line="240" w:lineRule="auto"/>
-        <w:jc w:val="both"/>
-        <w:rPr>
-          <w:rFonts w:ascii="Arial" w:hAnsi="Arial"/>
-          <w:sz w:val="24"/>
-          <w:szCs w:val="24"/>
-        </w:rPr>
-      </w:pPr>
-      <w:r>
-        <w:rPr>
-          <w:rFonts w:ascii="Arial" w:hAnsi="Arial"/>
-          <w:sz w:val="24"/>
-          <w:szCs w:val="24"/>
-        </w:rPr>
-        <w:t>Objetivo General: Analizar descriptivamente las diferencias en la proporción de ofertas ganadoras según el tipo de licitación y el tamaño del proveedor en el sector Salud durante marzo de 2026, mediante un flujo de ingeniería de datos y programación científica completamente reproducible y validado.</w:t>
-      </w:r>
-    </w:p>
-    <w:p>
-      <w:pPr>
-        <w:spacing w:line="240" w:lineRule="auto"/>
-        <w:jc w:val="both"/>
-        <w:rPr>
-          <w:rFonts w:ascii="Arial" w:hAnsi="Arial"/>
-          <w:sz w:val="24"/>
-          <w:szCs w:val="24"/>
-        </w:rPr>
-      </w:pPr>
-      <w:r>
-        <w:rPr>
-          <w:rFonts w:ascii="Arial" w:hAnsi="Arial"/>
-          <w:sz w:val="24"/>
-          <w:szCs w:val="24"/>
-        </w:rPr>
-        <w:t>Objetivos Específicos:</w:t>
-      </w:r>
-    </w:p>
-    <w:p>
-      <w:pPr>
-        <w:pStyle w:val="Listaconvietas1"/>
-        <w:jc w:val="both"/>
-        <w:rPr>
-          <w:rFonts w:ascii="Arial" w:hAnsi="Arial" w:cs="Arial"/>
-          <w:sz w:val="24"/>
-          <w:szCs w:val="24"/>
-        </w:rPr>
-      </w:pPr>
-      <w:r>
-        <w:rPr>
-          <w:rFonts w:ascii="Arial" w:hAnsi="Arial" w:cs="Arial"/>
-          <w:sz w:val="24"/>
-          <w:szCs w:val="24"/>
-        </w:rPr>
-        <w:t xml:space="preserve">1. </w:t>
-      </w:r>
-      <w:proofErr w:type="spellStart"/>
-      <w:r>
-        <w:rPr>
-          <w:rFonts w:ascii="Arial" w:hAnsi="Arial" w:cs="Arial"/>
-          <w:sz w:val="24"/>
-          <w:szCs w:val="24"/>
-        </w:rPr>
-        <w:t>Delimitar</w:t>
-      </w:r>
-      <w:proofErr w:type="spellEnd"/>
-      <w:r>
-        <w:rPr>
-          <w:rFonts w:ascii="Arial" w:hAnsi="Arial" w:cs="Arial"/>
-          <w:sz w:val="24"/>
-          <w:szCs w:val="24"/>
-        </w:rPr>
-        <w:t xml:space="preserve"> </w:t>
-      </w:r>
-      <w:proofErr w:type="spellStart"/>
-      <w:r>
-        <w:rPr>
-          <w:rFonts w:ascii="Arial" w:hAnsi="Arial" w:cs="Arial"/>
-          <w:sz w:val="24"/>
-          <w:szCs w:val="24"/>
-        </w:rPr>
-        <w:t>conceptualmente</w:t>
-      </w:r>
-      <w:proofErr w:type="spellEnd"/>
-      <w:r>
-        <w:rPr>
-          <w:rFonts w:ascii="Arial" w:hAnsi="Arial" w:cs="Arial"/>
-          <w:sz w:val="24"/>
-          <w:szCs w:val="24"/>
-        </w:rPr>
-        <w:t xml:space="preserve"> la </w:t>
-      </w:r>
-      <w:proofErr w:type="spellStart"/>
-      <w:r>
-        <w:rPr>
-          <w:rFonts w:ascii="Arial" w:hAnsi="Arial" w:cs="Arial"/>
-          <w:sz w:val="24"/>
-          <w:szCs w:val="24"/>
-        </w:rPr>
-        <w:t>unidad</w:t>
-      </w:r>
-      <w:proofErr w:type="spellEnd"/>
-      <w:r>
-        <w:rPr>
-          <w:rFonts w:ascii="Arial" w:hAnsi="Arial" w:cs="Arial"/>
-          <w:sz w:val="24"/>
-          <w:szCs w:val="24"/>
-        </w:rPr>
-        <w:t xml:space="preserve"> de </w:t>
-      </w:r>
-      <w:proofErr w:type="spellStart"/>
-      <w:r>
-        <w:rPr>
-          <w:rFonts w:ascii="Arial" w:hAnsi="Arial" w:cs="Arial"/>
-          <w:sz w:val="24"/>
-          <w:szCs w:val="24"/>
-        </w:rPr>
-        <w:t>análisis</w:t>
-      </w:r>
-      <w:proofErr w:type="spellEnd"/>
-      <w:r>
-        <w:rPr>
-          <w:rFonts w:ascii="Arial" w:hAnsi="Arial" w:cs="Arial"/>
-          <w:sz w:val="24"/>
-          <w:szCs w:val="24"/>
-        </w:rPr>
-        <w:t xml:space="preserve">, variables clave, </w:t>
-      </w:r>
-      <w:proofErr w:type="spellStart"/>
-      <w:r>
-        <w:rPr>
-          <w:rFonts w:ascii="Arial" w:hAnsi="Arial" w:cs="Arial"/>
-          <w:sz w:val="24"/>
-          <w:szCs w:val="24"/>
-        </w:rPr>
-        <w:t>restricciones</w:t>
-      </w:r>
-      <w:proofErr w:type="spellEnd"/>
-      <w:r>
-        <w:rPr>
-          <w:rFonts w:ascii="Arial" w:hAnsi="Arial" w:cs="Arial"/>
-          <w:sz w:val="24"/>
-          <w:szCs w:val="24"/>
-        </w:rPr>
-        <w:t xml:space="preserve"> y </w:t>
-      </w:r>
-      <w:proofErr w:type="spellStart"/>
-      <w:r>
-        <w:rPr>
-          <w:rFonts w:ascii="Arial" w:hAnsi="Arial" w:cs="Arial"/>
-          <w:sz w:val="24"/>
-          <w:szCs w:val="24"/>
-        </w:rPr>
-        <w:t>configurar</w:t>
-      </w:r>
-      <w:proofErr w:type="spellEnd"/>
-      <w:r>
-        <w:rPr>
-          <w:rFonts w:ascii="Arial" w:hAnsi="Arial" w:cs="Arial"/>
-          <w:sz w:val="24"/>
-          <w:szCs w:val="24"/>
-        </w:rPr>
-        <w:t xml:space="preserve"> un </w:t>
-      </w:r>
-      <w:proofErr w:type="spellStart"/>
-      <w:r>
-        <w:rPr>
-          <w:rFonts w:ascii="Arial" w:hAnsi="Arial" w:cs="Arial"/>
-          <w:sz w:val="24"/>
-          <w:szCs w:val="24"/>
-        </w:rPr>
-        <w:t>entorno</w:t>
-      </w:r>
-      <w:proofErr w:type="spellEnd"/>
-      <w:r>
-        <w:rPr>
-          <w:rFonts w:ascii="Arial" w:hAnsi="Arial" w:cs="Arial"/>
-          <w:sz w:val="24"/>
-          <w:szCs w:val="24"/>
-        </w:rPr>
-        <w:t xml:space="preserve"> reproducible </w:t>
-      </w:r>
-      <w:proofErr w:type="spellStart"/>
-      <w:r>
-        <w:rPr>
-          <w:rFonts w:ascii="Arial" w:hAnsi="Arial" w:cs="Arial"/>
-          <w:sz w:val="24"/>
-          <w:szCs w:val="24"/>
-        </w:rPr>
-        <w:t>trazable</w:t>
-      </w:r>
-      <w:proofErr w:type="spellEnd"/>
-      <w:r>
-        <w:rPr>
-          <w:rFonts w:ascii="Arial" w:hAnsi="Arial" w:cs="Arial"/>
-          <w:sz w:val="24"/>
-          <w:szCs w:val="24"/>
-        </w:rPr>
-        <w:t xml:space="preserve"> bajo control de </w:t>
-      </w:r>
-      <w:proofErr w:type="spellStart"/>
-      <w:r>
-        <w:rPr>
-          <w:rFonts w:ascii="Arial" w:hAnsi="Arial" w:cs="Arial"/>
-          <w:sz w:val="24"/>
-          <w:szCs w:val="24"/>
-        </w:rPr>
-        <w:t>versiones</w:t>
-      </w:r>
-      <w:proofErr w:type="spellEnd"/>
-      <w:r>
-        <w:rPr>
-          <w:rFonts w:ascii="Arial" w:hAnsi="Arial" w:cs="Arial"/>
-          <w:sz w:val="24"/>
-          <w:szCs w:val="24"/>
-        </w:rPr>
-        <w:t xml:space="preserve"> (F1).</w:t>
-      </w:r>
-    </w:p>
-    <w:p>
-      <w:pPr>
-        <w:pStyle w:val="Listaconvietas1"/>
-        <w:jc w:val="both"/>
-        <w:rPr>
-          <w:rFonts w:ascii="Arial" w:hAnsi="Arial" w:cs="Arial"/>
-          <w:sz w:val="24"/>
-          <w:szCs w:val="24"/>
-        </w:rPr>
-      </w:pPr>
-      <w:r>
-        <w:rPr>
-          <w:rFonts w:ascii="Arial" w:hAnsi="Arial" w:cs="Arial"/>
-          <w:sz w:val="24"/>
-          <w:szCs w:val="24"/>
-        </w:rPr>
-        <w:t xml:space="preserve">2. </w:t>
-      </w:r>
-      <w:proofErr w:type="spellStart"/>
-      <w:r>
-        <w:rPr>
-          <w:rFonts w:ascii="Arial" w:hAnsi="Arial" w:cs="Arial"/>
-          <w:sz w:val="24"/>
-          <w:szCs w:val="24"/>
-        </w:rPr>
-        <w:t>Caracterizar</w:t>
-      </w:r>
-      <w:proofErr w:type="spellEnd"/>
-      <w:r>
-        <w:rPr>
-          <w:rFonts w:ascii="Arial" w:hAnsi="Arial" w:cs="Arial"/>
-          <w:sz w:val="24"/>
-          <w:szCs w:val="24"/>
-        </w:rPr>
-        <w:t xml:space="preserve"> la </w:t>
-      </w:r>
-      <w:proofErr w:type="spellStart"/>
-      <w:r>
-        <w:rPr>
-          <w:rFonts w:ascii="Arial" w:hAnsi="Arial" w:cs="Arial"/>
-          <w:sz w:val="24"/>
-          <w:szCs w:val="24"/>
-        </w:rPr>
-        <w:t>estructura</w:t>
-      </w:r>
-      <w:proofErr w:type="spellEnd"/>
-      <w:r>
-        <w:rPr>
-          <w:rFonts w:ascii="Arial" w:hAnsi="Arial" w:cs="Arial"/>
-          <w:sz w:val="24"/>
-          <w:szCs w:val="24"/>
-        </w:rPr>
-        <w:t xml:space="preserve"> de las 74 variables, </w:t>
-      </w:r>
-      <w:proofErr w:type="spellStart"/>
-      <w:r>
-        <w:rPr>
-          <w:rFonts w:ascii="Arial" w:hAnsi="Arial" w:cs="Arial"/>
-          <w:sz w:val="24"/>
-          <w:szCs w:val="24"/>
-        </w:rPr>
-        <w:t>diseñar</w:t>
-      </w:r>
-      <w:proofErr w:type="spellEnd"/>
-      <w:r>
-        <w:rPr>
-          <w:rFonts w:ascii="Arial" w:hAnsi="Arial" w:cs="Arial"/>
-          <w:sz w:val="24"/>
-          <w:szCs w:val="24"/>
-        </w:rPr>
-        <w:t xml:space="preserve"> e </w:t>
-      </w:r>
-      <w:proofErr w:type="spellStart"/>
-      <w:r>
-        <w:rPr>
-          <w:rFonts w:ascii="Arial" w:hAnsi="Arial" w:cs="Arial"/>
-          <w:sz w:val="24"/>
-          <w:szCs w:val="24"/>
-        </w:rPr>
-        <w:t>implementar</w:t>
-      </w:r>
-      <w:proofErr w:type="spellEnd"/>
-      <w:r>
-        <w:rPr>
-          <w:rFonts w:ascii="Arial" w:hAnsi="Arial" w:cs="Arial"/>
-          <w:sz w:val="24"/>
-          <w:szCs w:val="24"/>
-        </w:rPr>
-        <w:t xml:space="preserve"> un pipeline modular de </w:t>
-      </w:r>
-      <w:proofErr w:type="spellStart"/>
-      <w:r>
-        <w:rPr>
-          <w:rFonts w:ascii="Arial" w:hAnsi="Arial" w:cs="Arial"/>
-          <w:sz w:val="24"/>
-          <w:szCs w:val="24"/>
-        </w:rPr>
-        <w:t>limpieza</w:t>
-      </w:r>
-      <w:proofErr w:type="spellEnd"/>
-      <w:r>
-        <w:rPr>
-          <w:rFonts w:ascii="Arial" w:hAnsi="Arial" w:cs="Arial"/>
-          <w:sz w:val="24"/>
-          <w:szCs w:val="24"/>
-        </w:rPr>
-        <w:t xml:space="preserve"> y </w:t>
-      </w:r>
-      <w:proofErr w:type="spellStart"/>
-      <w:r>
-        <w:rPr>
-          <w:rFonts w:ascii="Arial" w:hAnsi="Arial" w:cs="Arial"/>
-          <w:sz w:val="24"/>
-          <w:szCs w:val="24"/>
-        </w:rPr>
-        <w:t>transformación</w:t>
-      </w:r>
-      <w:proofErr w:type="spellEnd"/>
-      <w:r>
-        <w:rPr>
-          <w:rFonts w:ascii="Arial" w:hAnsi="Arial" w:cs="Arial"/>
-          <w:sz w:val="24"/>
-          <w:szCs w:val="24"/>
-        </w:rPr>
-        <w:t xml:space="preserve"> de </w:t>
-      </w:r>
-      <w:proofErr w:type="spellStart"/>
-      <w:r>
-        <w:rPr>
-          <w:rFonts w:ascii="Arial" w:hAnsi="Arial" w:cs="Arial"/>
-          <w:sz w:val="24"/>
-          <w:szCs w:val="24"/>
-        </w:rPr>
-        <w:t>datos</w:t>
-      </w:r>
-      <w:proofErr w:type="spellEnd"/>
-      <w:r>
-        <w:rPr>
-          <w:rFonts w:ascii="Arial" w:hAnsi="Arial" w:cs="Arial"/>
-          <w:sz w:val="24"/>
-          <w:szCs w:val="24"/>
-        </w:rPr>
-        <w:t xml:space="preserve">, y </w:t>
-      </w:r>
-      <w:proofErr w:type="spellStart"/>
-      <w:r>
-        <w:rPr>
-          <w:rFonts w:ascii="Arial" w:hAnsi="Arial" w:cs="Arial"/>
-          <w:sz w:val="24"/>
-          <w:szCs w:val="24"/>
-        </w:rPr>
-        <w:t>verificar</w:t>
-      </w:r>
-      <w:proofErr w:type="spellEnd"/>
-      <w:r>
-        <w:rPr>
-          <w:rFonts w:ascii="Arial" w:hAnsi="Arial" w:cs="Arial"/>
-          <w:sz w:val="24"/>
-          <w:szCs w:val="24"/>
-        </w:rPr>
-        <w:t xml:space="preserve"> </w:t>
-      </w:r>
-      <w:proofErr w:type="spellStart"/>
-      <w:r>
-        <w:rPr>
-          <w:rFonts w:ascii="Arial" w:hAnsi="Arial" w:cs="Arial"/>
-          <w:sz w:val="24"/>
-          <w:szCs w:val="24"/>
-        </w:rPr>
-        <w:t>su</w:t>
-      </w:r>
-      <w:proofErr w:type="spellEnd"/>
-      <w:r>
-        <w:rPr>
-          <w:rFonts w:ascii="Arial" w:hAnsi="Arial" w:cs="Arial"/>
-          <w:sz w:val="24"/>
-          <w:szCs w:val="24"/>
-        </w:rPr>
-        <w:t xml:space="preserve"> </w:t>
-      </w:r>
-      <w:proofErr w:type="spellStart"/>
-      <w:r>
-        <w:rPr>
-          <w:rFonts w:ascii="Arial" w:hAnsi="Arial" w:cs="Arial"/>
-          <w:sz w:val="24"/>
-          <w:szCs w:val="24"/>
-        </w:rPr>
-        <w:t>robustez</w:t>
-      </w:r>
-      <w:proofErr w:type="spellEnd"/>
-      <w:r>
-        <w:rPr>
-          <w:rFonts w:ascii="Arial" w:hAnsi="Arial" w:cs="Arial"/>
-          <w:sz w:val="24"/>
-          <w:szCs w:val="24"/>
-        </w:rPr>
-        <w:t xml:space="preserve"> </w:t>
-      </w:r>
-      <w:proofErr w:type="spellStart"/>
-      <w:r>
-        <w:rPr>
-          <w:rFonts w:ascii="Arial" w:hAnsi="Arial" w:cs="Arial"/>
-          <w:sz w:val="24"/>
-          <w:szCs w:val="24"/>
-        </w:rPr>
-        <w:t>técnica</w:t>
-      </w:r>
-      <w:proofErr w:type="spellEnd"/>
-      <w:r>
-        <w:rPr>
-          <w:rFonts w:ascii="Arial" w:hAnsi="Arial" w:cs="Arial"/>
-          <w:sz w:val="24"/>
-          <w:szCs w:val="24"/>
-        </w:rPr>
-        <w:t xml:space="preserve"> </w:t>
-      </w:r>
-      <w:proofErr w:type="spellStart"/>
-      <w:r>
-        <w:rPr>
-          <w:rFonts w:ascii="Arial" w:hAnsi="Arial" w:cs="Arial"/>
-          <w:sz w:val="24"/>
-          <w:szCs w:val="24"/>
-        </w:rPr>
-        <w:t>mediante</w:t>
-      </w:r>
-      <w:proofErr w:type="spellEnd"/>
-      <w:r>
-        <w:rPr>
-          <w:rFonts w:ascii="Arial" w:hAnsi="Arial" w:cs="Arial"/>
-          <w:sz w:val="24"/>
-          <w:szCs w:val="24"/>
-        </w:rPr>
-        <w:t xml:space="preserve"> </w:t>
-      </w:r>
-      <w:proofErr w:type="spellStart"/>
-      <w:r>
-        <w:rPr>
-          <w:rFonts w:ascii="Arial" w:hAnsi="Arial" w:cs="Arial"/>
-          <w:sz w:val="24"/>
-          <w:szCs w:val="24"/>
-        </w:rPr>
-        <w:t>pruebas</w:t>
-      </w:r>
-      <w:proofErr w:type="spellEnd"/>
-      <w:r>
-        <w:rPr>
-          <w:rFonts w:ascii="Arial" w:hAnsi="Arial" w:cs="Arial"/>
-          <w:sz w:val="24"/>
-          <w:szCs w:val="24"/>
-        </w:rPr>
-        <w:t xml:space="preserve"> de </w:t>
-      </w:r>
-      <w:proofErr w:type="spellStart"/>
-      <w:r>
-        <w:rPr>
-          <w:rFonts w:ascii="Arial" w:hAnsi="Arial" w:cs="Arial"/>
-          <w:sz w:val="24"/>
-          <w:szCs w:val="24"/>
-        </w:rPr>
-        <w:t>casos</w:t>
-      </w:r>
-      <w:proofErr w:type="spellEnd"/>
-      <w:r>
-        <w:rPr>
-          <w:rFonts w:ascii="Arial" w:hAnsi="Arial" w:cs="Arial"/>
-          <w:sz w:val="24"/>
-          <w:szCs w:val="24"/>
-        </w:rPr>
-        <w:t xml:space="preserve"> </w:t>
-      </w:r>
-      <w:proofErr w:type="spellStart"/>
-      <w:r>
-        <w:rPr>
-          <w:rFonts w:ascii="Arial" w:hAnsi="Arial" w:cs="Arial"/>
-          <w:sz w:val="24"/>
-          <w:szCs w:val="24"/>
-        </w:rPr>
-        <w:t>límite</w:t>
-      </w:r>
-      <w:proofErr w:type="spellEnd"/>
-      <w:r>
-        <w:rPr>
-          <w:rFonts w:ascii="Arial" w:hAnsi="Arial" w:cs="Arial"/>
-          <w:sz w:val="24"/>
-          <w:szCs w:val="24"/>
-        </w:rPr>
-        <w:t xml:space="preserve"> y </w:t>
-      </w:r>
-      <w:proofErr w:type="spellStart"/>
-      <w:r>
-        <w:rPr>
-          <w:rFonts w:ascii="Arial" w:hAnsi="Arial" w:cs="Arial"/>
-          <w:sz w:val="24"/>
-          <w:szCs w:val="24"/>
-        </w:rPr>
-        <w:t>excepciones</w:t>
-      </w:r>
-      <w:proofErr w:type="spellEnd"/>
-      <w:r>
-        <w:rPr>
-          <w:rFonts w:ascii="Arial" w:hAnsi="Arial" w:cs="Arial"/>
-          <w:sz w:val="24"/>
-          <w:szCs w:val="24"/>
-        </w:rPr>
-        <w:t xml:space="preserve"> (F2).</w:t>
-      </w:r>
-    </w:p>
-    <w:p>
-      <w:pPr>
-        <w:pStyle w:val="Listaconvietas1"/>
-        <w:jc w:val="both"/>
-        <w:rPr>
-          <w:rFonts w:ascii="Arial" w:hAnsi="Arial" w:cs="Arial"/>
-          <w:sz w:val="24"/>
-          <w:szCs w:val="24"/>
-        </w:rPr>
-      </w:pPr>
-      <w:r>
-        <w:rPr>
-          <w:rFonts w:ascii="Arial" w:hAnsi="Arial" w:cs="Arial"/>
-          <w:sz w:val="24"/>
-          <w:szCs w:val="24"/>
-        </w:rPr>
-        <w:t xml:space="preserve">3. </w:t>
-      </w:r>
-      <w:proofErr w:type="spellStart"/>
-      <w:r>
-        <w:rPr>
-          <w:rFonts w:ascii="Arial" w:hAnsi="Arial" w:cs="Arial"/>
-          <w:sz w:val="24"/>
-          <w:szCs w:val="24"/>
-        </w:rPr>
-        <w:t>Construir</w:t>
-      </w:r>
-      <w:proofErr w:type="spellEnd"/>
-      <w:r>
-        <w:rPr>
-          <w:rFonts w:ascii="Arial" w:hAnsi="Arial" w:cs="Arial"/>
-          <w:sz w:val="24"/>
-          <w:szCs w:val="24"/>
-        </w:rPr>
-        <w:t xml:space="preserve"> </w:t>
-      </w:r>
-      <w:proofErr w:type="spellStart"/>
-      <w:r>
-        <w:rPr>
-          <w:rFonts w:ascii="Arial" w:hAnsi="Arial" w:cs="Arial"/>
-          <w:sz w:val="24"/>
-          <w:szCs w:val="24"/>
-        </w:rPr>
-        <w:t>distribuciones</w:t>
-      </w:r>
-      <w:proofErr w:type="spellEnd"/>
-      <w:r>
-        <w:rPr>
-          <w:rFonts w:ascii="Arial" w:hAnsi="Arial" w:cs="Arial"/>
-          <w:sz w:val="24"/>
-          <w:szCs w:val="24"/>
-        </w:rPr>
-        <w:t xml:space="preserve">, cruces de </w:t>
-      </w:r>
-      <w:proofErr w:type="spellStart"/>
-      <w:r>
-        <w:rPr>
-          <w:rFonts w:ascii="Arial" w:hAnsi="Arial" w:cs="Arial"/>
-          <w:sz w:val="24"/>
-          <w:szCs w:val="24"/>
-        </w:rPr>
-        <w:t>contingencia</w:t>
-      </w:r>
-      <w:proofErr w:type="spellEnd"/>
-      <w:r>
-        <w:rPr>
-          <w:rFonts w:ascii="Arial" w:hAnsi="Arial" w:cs="Arial"/>
-          <w:sz w:val="24"/>
-          <w:szCs w:val="24"/>
-        </w:rPr>
-        <w:t xml:space="preserve"> y </w:t>
-      </w:r>
-      <w:proofErr w:type="spellStart"/>
-      <w:r>
-        <w:rPr>
-          <w:rFonts w:ascii="Arial" w:hAnsi="Arial" w:cs="Arial"/>
-          <w:sz w:val="24"/>
-          <w:szCs w:val="24"/>
-        </w:rPr>
-        <w:t>visualizaciones</w:t>
-      </w:r>
-      <w:proofErr w:type="spellEnd"/>
-      <w:r>
-        <w:rPr>
-          <w:rFonts w:ascii="Arial" w:hAnsi="Arial" w:cs="Arial"/>
-          <w:sz w:val="24"/>
-          <w:szCs w:val="24"/>
-        </w:rPr>
-        <w:t xml:space="preserve"> </w:t>
-      </w:r>
-      <w:proofErr w:type="spellStart"/>
-      <w:r>
-        <w:rPr>
-          <w:rFonts w:ascii="Arial" w:hAnsi="Arial" w:cs="Arial"/>
-          <w:sz w:val="24"/>
-          <w:szCs w:val="24"/>
-        </w:rPr>
-        <w:t>efectivas</w:t>
-      </w:r>
-      <w:proofErr w:type="spellEnd"/>
-      <w:r>
-        <w:rPr>
-          <w:rFonts w:ascii="Arial" w:hAnsi="Arial" w:cs="Arial"/>
-          <w:sz w:val="24"/>
-          <w:szCs w:val="24"/>
-        </w:rPr>
-        <w:t xml:space="preserve"> </w:t>
-      </w:r>
-      <w:proofErr w:type="spellStart"/>
-      <w:r>
-        <w:rPr>
-          <w:rFonts w:ascii="Arial" w:hAnsi="Arial" w:cs="Arial"/>
-          <w:sz w:val="24"/>
-          <w:szCs w:val="24"/>
-        </w:rPr>
-        <w:t>que</w:t>
-      </w:r>
-      <w:proofErr w:type="spellEnd"/>
-      <w:r>
-        <w:rPr>
-          <w:rFonts w:ascii="Arial" w:hAnsi="Arial" w:cs="Arial"/>
-          <w:sz w:val="24"/>
-          <w:szCs w:val="24"/>
-        </w:rPr>
-        <w:t xml:space="preserve"> </w:t>
-      </w:r>
-      <w:proofErr w:type="spellStart"/>
-      <w:r>
-        <w:rPr>
-          <w:rFonts w:ascii="Arial" w:hAnsi="Arial" w:cs="Arial"/>
-          <w:sz w:val="24"/>
-          <w:szCs w:val="24"/>
-        </w:rPr>
-        <w:t>revelen</w:t>
-      </w:r>
-      <w:proofErr w:type="spellEnd"/>
-      <w:r>
-        <w:rPr>
-          <w:rFonts w:ascii="Arial" w:hAnsi="Arial" w:cs="Arial"/>
-          <w:sz w:val="24"/>
-          <w:szCs w:val="24"/>
-        </w:rPr>
-        <w:t xml:space="preserve"> la </w:t>
-      </w:r>
-      <w:proofErr w:type="spellStart"/>
-      <w:r>
-        <w:rPr>
-          <w:rFonts w:ascii="Arial" w:hAnsi="Arial" w:cs="Arial"/>
-          <w:sz w:val="24"/>
-          <w:szCs w:val="24"/>
-        </w:rPr>
-        <w:t>brecha</w:t>
-      </w:r>
-      <w:proofErr w:type="spellEnd"/>
-      <w:r>
-        <w:rPr>
-          <w:rFonts w:ascii="Arial" w:hAnsi="Arial" w:cs="Arial"/>
-          <w:sz w:val="24"/>
-          <w:szCs w:val="24"/>
-        </w:rPr>
-        <w:t xml:space="preserve"> de </w:t>
-      </w:r>
-      <w:proofErr w:type="spellStart"/>
-      <w:r>
-        <w:rPr>
-          <w:rFonts w:ascii="Arial" w:hAnsi="Arial" w:cs="Arial"/>
-          <w:sz w:val="24"/>
-          <w:szCs w:val="24"/>
-        </w:rPr>
-        <w:t>éxito</w:t>
-      </w:r>
-      <w:proofErr w:type="spellEnd"/>
-      <w:r>
-        <w:rPr>
-          <w:rFonts w:ascii="Arial" w:hAnsi="Arial" w:cs="Arial"/>
-          <w:sz w:val="24"/>
-          <w:szCs w:val="24"/>
-        </w:rPr>
-        <w:t xml:space="preserve"> entre micro, </w:t>
-      </w:r>
-      <w:proofErr w:type="spellStart"/>
-      <w:r>
-        <w:rPr>
-          <w:rFonts w:ascii="Arial" w:hAnsi="Arial" w:cs="Arial"/>
-          <w:sz w:val="24"/>
-          <w:szCs w:val="24"/>
-        </w:rPr>
-        <w:t>pequeñas</w:t>
-      </w:r>
-      <w:proofErr w:type="spellEnd"/>
-      <w:r>
-        <w:rPr>
-          <w:rFonts w:ascii="Arial" w:hAnsi="Arial" w:cs="Arial"/>
-          <w:sz w:val="24"/>
-          <w:szCs w:val="24"/>
-        </w:rPr>
-        <w:t xml:space="preserve">, </w:t>
-      </w:r>
-      <w:proofErr w:type="spellStart"/>
-      <w:r>
-        <w:rPr>
-          <w:rFonts w:ascii="Arial" w:hAnsi="Arial" w:cs="Arial"/>
-          <w:sz w:val="24"/>
-          <w:szCs w:val="24"/>
-        </w:rPr>
-        <w:t>medianas</w:t>
-      </w:r>
-      <w:proofErr w:type="spellEnd"/>
-      <w:r>
-        <w:rPr>
-          <w:rFonts w:ascii="Arial" w:hAnsi="Arial" w:cs="Arial"/>
-          <w:sz w:val="24"/>
-          <w:szCs w:val="24"/>
-        </w:rPr>
-        <w:t xml:space="preserve"> y </w:t>
-      </w:r>
-      <w:proofErr w:type="spellStart"/>
-      <w:r>
-        <w:rPr>
-          <w:rFonts w:ascii="Arial" w:hAnsi="Arial" w:cs="Arial"/>
-          <w:sz w:val="24"/>
-          <w:szCs w:val="24"/>
-        </w:rPr>
-        <w:t>grandes</w:t>
-      </w:r>
-      <w:proofErr w:type="spellEnd"/>
-      <w:r>
-        <w:rPr>
-          <w:rFonts w:ascii="Arial" w:hAnsi="Arial" w:cs="Arial"/>
-          <w:sz w:val="24"/>
-          <w:szCs w:val="24"/>
-        </w:rPr>
-        <w:t xml:space="preserve"> </w:t>
-      </w:r>
-      <w:proofErr w:type="spellStart"/>
-      <w:r>
-        <w:rPr>
-          <w:rFonts w:ascii="Arial" w:hAnsi="Arial" w:cs="Arial"/>
-          <w:sz w:val="24"/>
-          <w:szCs w:val="24"/>
-        </w:rPr>
-        <w:t>empresas</w:t>
-      </w:r>
-      <w:proofErr w:type="spellEnd"/>
-      <w:r>
-        <w:rPr>
-          <w:rFonts w:ascii="Arial" w:hAnsi="Arial" w:cs="Arial"/>
-          <w:sz w:val="24"/>
-          <w:szCs w:val="24"/>
-        </w:rPr>
-        <w:t xml:space="preserve"> (F3).</w:t>
-      </w:r>
-    </w:p>
-    <w:p>
-      <w:pPr>
-        <w:pStyle w:val="Listaconvietas1"/>
-        <w:jc w:val="both"/>
-        <w:rPr>
-          <w:rFonts w:ascii="Arial" w:hAnsi="Arial" w:cs="Arial"/>
-          <w:sz w:val="24"/>
-          <w:szCs w:val="24"/>
-        </w:rPr>
-      </w:pPr>
-      <w:r>
-        <w:rPr>
-          <w:rFonts w:ascii="Arial" w:hAnsi="Arial" w:cs="Arial"/>
-          <w:sz w:val="24"/>
-          <w:szCs w:val="24"/>
-        </w:rPr>
-        <w:t xml:space="preserve">4. </w:t>
-      </w:r>
-      <w:proofErr w:type="spellStart"/>
-      <w:r>
-        <w:rPr>
-          <w:rFonts w:ascii="Arial" w:hAnsi="Arial" w:cs="Arial"/>
-          <w:sz w:val="24"/>
-          <w:szCs w:val="24"/>
-        </w:rPr>
-        <w:t>Integrar</w:t>
-      </w:r>
-      <w:proofErr w:type="spellEnd"/>
-      <w:r>
-        <w:rPr>
-          <w:rFonts w:ascii="Arial" w:hAnsi="Arial" w:cs="Arial"/>
-          <w:sz w:val="24"/>
-          <w:szCs w:val="24"/>
-        </w:rPr>
-        <w:t xml:space="preserve"> </w:t>
-      </w:r>
-      <w:proofErr w:type="spellStart"/>
-      <w:r>
-        <w:rPr>
-          <w:rFonts w:ascii="Arial" w:hAnsi="Arial" w:cs="Arial"/>
-          <w:sz w:val="24"/>
-          <w:szCs w:val="24"/>
-        </w:rPr>
-        <w:t>los</w:t>
-      </w:r>
-      <w:proofErr w:type="spellEnd"/>
-      <w:r>
-        <w:rPr>
-          <w:rFonts w:ascii="Arial" w:hAnsi="Arial" w:cs="Arial"/>
-          <w:sz w:val="24"/>
-          <w:szCs w:val="24"/>
-        </w:rPr>
-        <w:t xml:space="preserve"> </w:t>
-      </w:r>
-      <w:proofErr w:type="spellStart"/>
-      <w:r>
-        <w:rPr>
-          <w:rFonts w:ascii="Arial" w:hAnsi="Arial" w:cs="Arial"/>
-          <w:sz w:val="24"/>
-          <w:szCs w:val="24"/>
-        </w:rPr>
-        <w:t>resultados</w:t>
-      </w:r>
-      <w:proofErr w:type="spellEnd"/>
-      <w:r>
-        <w:rPr>
-          <w:rFonts w:ascii="Arial" w:hAnsi="Arial" w:cs="Arial"/>
-          <w:sz w:val="24"/>
-          <w:szCs w:val="24"/>
-        </w:rPr>
-        <w:t xml:space="preserve"> </w:t>
-      </w:r>
-      <w:proofErr w:type="spellStart"/>
-      <w:r>
-        <w:rPr>
-          <w:rFonts w:ascii="Arial" w:hAnsi="Arial" w:cs="Arial"/>
-          <w:sz w:val="24"/>
-          <w:szCs w:val="24"/>
-        </w:rPr>
-        <w:t>técnicos</w:t>
-      </w:r>
-      <w:proofErr w:type="spellEnd"/>
-      <w:r>
-        <w:rPr>
-          <w:rFonts w:ascii="Arial" w:hAnsi="Arial" w:cs="Arial"/>
-          <w:sz w:val="24"/>
-          <w:szCs w:val="24"/>
-        </w:rPr>
-        <w:t xml:space="preserve">, </w:t>
-      </w:r>
-      <w:proofErr w:type="spellStart"/>
-      <w:r>
-        <w:rPr>
-          <w:rFonts w:ascii="Arial" w:hAnsi="Arial" w:cs="Arial"/>
-          <w:sz w:val="24"/>
-          <w:szCs w:val="24"/>
-        </w:rPr>
-        <w:t>evidencias</w:t>
-      </w:r>
-      <w:proofErr w:type="spellEnd"/>
-      <w:r>
-        <w:rPr>
-          <w:rFonts w:ascii="Arial" w:hAnsi="Arial" w:cs="Arial"/>
-          <w:sz w:val="24"/>
-          <w:szCs w:val="24"/>
-        </w:rPr>
-        <w:t xml:space="preserve"> de </w:t>
-      </w:r>
-      <w:proofErr w:type="spellStart"/>
-      <w:r>
-        <w:rPr>
-          <w:rFonts w:ascii="Arial" w:hAnsi="Arial" w:cs="Arial"/>
-          <w:sz w:val="24"/>
-          <w:szCs w:val="24"/>
-        </w:rPr>
-        <w:t>ejecución</w:t>
-      </w:r>
-      <w:proofErr w:type="spellEnd"/>
-      <w:r>
-        <w:rPr>
-          <w:rFonts w:ascii="Arial" w:hAnsi="Arial" w:cs="Arial"/>
-          <w:sz w:val="24"/>
-          <w:szCs w:val="24"/>
-        </w:rPr>
-        <w:t xml:space="preserve"> y </w:t>
-      </w:r>
-      <w:proofErr w:type="spellStart"/>
-      <w:r>
-        <w:rPr>
-          <w:rFonts w:ascii="Arial" w:hAnsi="Arial" w:cs="Arial"/>
-          <w:sz w:val="24"/>
-          <w:szCs w:val="24"/>
-        </w:rPr>
-        <w:t>análisis</w:t>
-      </w:r>
-      <w:proofErr w:type="spellEnd"/>
-      <w:r>
-        <w:rPr>
-          <w:rFonts w:ascii="Arial" w:hAnsi="Arial" w:cs="Arial"/>
-          <w:sz w:val="24"/>
-          <w:szCs w:val="24"/>
-        </w:rPr>
-        <w:t xml:space="preserve"> </w:t>
-      </w:r>
-      <w:proofErr w:type="spellStart"/>
-      <w:r>
-        <w:rPr>
-          <w:rFonts w:ascii="Arial" w:hAnsi="Arial" w:cs="Arial"/>
-          <w:sz w:val="24"/>
-          <w:szCs w:val="24"/>
-        </w:rPr>
-        <w:t>crítico</w:t>
-      </w:r>
-      <w:proofErr w:type="spellEnd"/>
-      <w:r>
-        <w:rPr>
-          <w:rFonts w:ascii="Arial" w:hAnsi="Arial" w:cs="Arial"/>
-          <w:sz w:val="24"/>
-          <w:szCs w:val="24"/>
-        </w:rPr>
-        <w:t xml:space="preserve"> </w:t>
-      </w:r>
-      <w:proofErr w:type="spellStart"/>
-      <w:r>
-        <w:rPr>
-          <w:rFonts w:ascii="Arial" w:hAnsi="Arial" w:cs="Arial"/>
-          <w:sz w:val="24"/>
-          <w:szCs w:val="24"/>
-        </w:rPr>
-        <w:t>en</w:t>
-      </w:r>
-      <w:proofErr w:type="spellEnd"/>
-      <w:r>
-        <w:rPr>
-          <w:rFonts w:ascii="Arial" w:hAnsi="Arial" w:cs="Arial"/>
-          <w:sz w:val="24"/>
-          <w:szCs w:val="24"/>
-        </w:rPr>
-        <w:t xml:space="preserve"> un </w:t>
-      </w:r>
-      <w:proofErr w:type="spellStart"/>
-      <w:r>
-        <w:rPr>
-          <w:rFonts w:ascii="Arial" w:hAnsi="Arial" w:cs="Arial"/>
-          <w:sz w:val="24"/>
-          <w:szCs w:val="24"/>
-        </w:rPr>
-        <w:t>reporte</w:t>
-      </w:r>
-      <w:proofErr w:type="spellEnd"/>
-      <w:r>
-        <w:rPr>
-          <w:rFonts w:ascii="Arial" w:hAnsi="Arial" w:cs="Arial"/>
-          <w:sz w:val="24"/>
-          <w:szCs w:val="24"/>
-        </w:rPr>
-        <w:t xml:space="preserve"> formal </w:t>
-      </w:r>
-      <w:proofErr w:type="spellStart"/>
-      <w:r>
-        <w:rPr>
-          <w:rFonts w:ascii="Arial" w:hAnsi="Arial" w:cs="Arial"/>
-          <w:sz w:val="24"/>
-          <w:szCs w:val="24"/>
-        </w:rPr>
-        <w:t>orientado</w:t>
-      </w:r>
-      <w:proofErr w:type="spellEnd"/>
-      <w:r>
-        <w:rPr>
-          <w:rFonts w:ascii="Arial" w:hAnsi="Arial" w:cs="Arial"/>
-          <w:sz w:val="24"/>
-          <w:szCs w:val="24"/>
-        </w:rPr>
-        <w:t xml:space="preserve"> a la </w:t>
-      </w:r>
-      <w:proofErr w:type="spellStart"/>
-      <w:r>
-        <w:rPr>
-          <w:rFonts w:ascii="Arial" w:hAnsi="Arial" w:cs="Arial"/>
-          <w:sz w:val="24"/>
-          <w:szCs w:val="24"/>
-        </w:rPr>
-        <w:t>toma</w:t>
-      </w:r>
-      <w:proofErr w:type="spellEnd"/>
-      <w:r>
-        <w:rPr>
-          <w:rFonts w:ascii="Arial" w:hAnsi="Arial" w:cs="Arial"/>
-          <w:sz w:val="24"/>
-          <w:szCs w:val="24"/>
-        </w:rPr>
-        <w:t xml:space="preserve"> de </w:t>
-      </w:r>
-      <w:proofErr w:type="spellStart"/>
-      <w:r>
-        <w:rPr>
-          <w:rFonts w:ascii="Arial" w:hAnsi="Arial" w:cs="Arial"/>
-          <w:sz w:val="24"/>
-          <w:szCs w:val="24"/>
-        </w:rPr>
-        <w:t>decisiones</w:t>
-      </w:r>
-      <w:proofErr w:type="spellEnd"/>
-      <w:r>
-        <w:rPr>
-          <w:rFonts w:ascii="Arial" w:hAnsi="Arial" w:cs="Arial"/>
-          <w:sz w:val="24"/>
-          <w:szCs w:val="24"/>
-        </w:rPr>
-        <w:t xml:space="preserve"> </w:t>
-      </w:r>
-      <w:proofErr w:type="spellStart"/>
-      <w:r>
-        <w:rPr>
-          <w:rFonts w:ascii="Arial" w:hAnsi="Arial" w:cs="Arial"/>
-          <w:sz w:val="24"/>
-          <w:szCs w:val="24"/>
-        </w:rPr>
-        <w:t>en</w:t>
-      </w:r>
-      <w:proofErr w:type="spellEnd"/>
-      <w:r>
-        <w:rPr>
-          <w:rFonts w:ascii="Arial" w:hAnsi="Arial" w:cs="Arial"/>
-          <w:sz w:val="24"/>
-          <w:szCs w:val="24"/>
-        </w:rPr>
-        <w:t xml:space="preserve"> </w:t>
-      </w:r>
-      <w:proofErr w:type="spellStart"/>
-      <w:r>
-        <w:rPr>
-          <w:rFonts w:ascii="Arial" w:hAnsi="Arial" w:cs="Arial"/>
-          <w:sz w:val="24"/>
-          <w:szCs w:val="24"/>
-        </w:rPr>
-        <w:t>políticas</w:t>
-      </w:r>
-      <w:proofErr w:type="spellEnd"/>
-      <w:r>
-        <w:rPr>
-          <w:rFonts w:ascii="Arial" w:hAnsi="Arial" w:cs="Arial"/>
-          <w:sz w:val="24"/>
-          <w:szCs w:val="24"/>
-        </w:rPr>
-        <w:t xml:space="preserve"> </w:t>
-      </w:r>
-      <w:proofErr w:type="spellStart"/>
-      <w:r>
-        <w:rPr>
-          <w:rFonts w:ascii="Arial" w:hAnsi="Arial" w:cs="Arial"/>
-          <w:sz w:val="24"/>
-          <w:szCs w:val="24"/>
-        </w:rPr>
-        <w:t>públicas</w:t>
-      </w:r>
-      <w:proofErr w:type="spellEnd"/>
-      <w:r>
-        <w:rPr>
-          <w:rFonts w:ascii="Arial" w:hAnsi="Arial" w:cs="Arial"/>
-          <w:sz w:val="24"/>
-          <w:szCs w:val="24"/>
-        </w:rPr>
-        <w:t xml:space="preserve"> de </w:t>
-      </w:r>
-      <w:proofErr w:type="spellStart"/>
-      <w:r>
-        <w:rPr>
-          <w:rFonts w:ascii="Arial" w:hAnsi="Arial" w:cs="Arial"/>
-          <w:sz w:val="24"/>
-          <w:szCs w:val="24"/>
-        </w:rPr>
-        <w:t>abastecimiento</w:t>
-      </w:r>
-      <w:proofErr w:type="spellEnd"/>
-      <w:r>
-        <w:rPr>
-          <w:rFonts w:ascii="Arial" w:hAnsi="Arial" w:cs="Arial"/>
-          <w:sz w:val="24"/>
-          <w:szCs w:val="24"/>
-        </w:rPr>
-        <w:t xml:space="preserve"> </w:t>
-      </w:r>
-      <w:proofErr w:type="spellStart"/>
-      <w:r>
-        <w:rPr>
-          <w:rFonts w:ascii="Arial" w:hAnsi="Arial" w:cs="Arial"/>
-          <w:sz w:val="24"/>
-          <w:szCs w:val="24"/>
-        </w:rPr>
-        <w:t>sanitario</w:t>
-      </w:r>
-      <w:proofErr w:type="spellEnd"/>
-      <w:r>
-        <w:rPr>
-          <w:rFonts w:ascii="Arial" w:hAnsi="Arial" w:cs="Arial"/>
-          <w:sz w:val="24"/>
-          <w:szCs w:val="24"/>
-        </w:rPr>
-        <w:t xml:space="preserve"> (F4).</w:t>
-      </w:r>
-    </w:p>
-    <w:p>
-      <w:pPr>
-        <w:pStyle w:val="Ttulo21"/>
-        <w:spacing w:line="240" w:lineRule="auto"/>
-        <w:jc w:val="both"/>
-        <w:rPr>
-          <w:rFonts w:ascii="Arial" w:hAnsi="Arial" w:cs="Arial"/>
-          <w:szCs w:val="24"/>
-        </w:rPr>
-      </w:pPr>
-      <w:bookmarkStart w:id="5" w:name="_Toc240229221"/>
-      <w:proofErr w:type="spellStart"/>
-      <w:r>
-        <w:rPr>
-          <w:rFonts w:ascii="Arial" w:hAnsi="Arial" w:cs="Arial"/>
-          <w:szCs w:val="24"/>
-        </w:rPr>
-        <w:t>Alcance</w:t>
-      </w:r>
-      <w:proofErr w:type="spellEnd"/>
-      <w:r>
-        <w:rPr>
-          <w:rFonts w:ascii="Arial" w:hAnsi="Arial" w:cs="Arial"/>
-          <w:szCs w:val="24"/>
-        </w:rPr>
-        <w:t xml:space="preserve">, </w:t>
-      </w:r>
-      <w:proofErr w:type="spellStart"/>
-      <w:r>
-        <w:rPr>
-          <w:rFonts w:ascii="Arial" w:hAnsi="Arial" w:cs="Arial"/>
-          <w:szCs w:val="24"/>
-        </w:rPr>
-        <w:t>restricciones</w:t>
-      </w:r>
-      <w:proofErr w:type="spellEnd"/>
-      <w:r>
-        <w:rPr>
-          <w:rFonts w:ascii="Arial" w:hAnsi="Arial" w:cs="Arial"/>
-          <w:szCs w:val="24"/>
-        </w:rPr>
-        <w:t xml:space="preserve"> y </w:t>
-      </w:r>
-      <w:proofErr w:type="spellStart"/>
-      <w:r>
-        <w:rPr>
-          <w:rFonts w:ascii="Arial" w:hAnsi="Arial" w:cs="Arial"/>
-          <w:szCs w:val="24"/>
-        </w:rPr>
-        <w:t>supuestos</w:t>
-      </w:r>
-      <w:proofErr w:type="spellEnd"/>
-      <w:r>
-        <w:rPr>
-          <w:rFonts w:ascii="Arial" w:hAnsi="Arial" w:cs="Arial"/>
-          <w:szCs w:val="24"/>
-        </w:rPr>
-        <w:t xml:space="preserve"> </w:t>
-      </w:r>
-      <w:proofErr w:type="spellStart"/>
-      <w:r>
-        <w:rPr>
-          <w:rFonts w:ascii="Arial" w:hAnsi="Arial" w:cs="Arial"/>
-          <w:szCs w:val="24"/>
-        </w:rPr>
-        <w:t>analíticos</w:t>
-      </w:r>
-      <w:bookmarkEnd w:id="5"/>
-      <w:proofErr w:type="spellEnd"/>
-    </w:p>
-    <w:p>
-      <w:pPr>
-        <w:spacing w:line="240" w:lineRule="auto"/>
-        <w:jc w:val="both"/>
-        <w:rPr>
-          <w:rFonts w:ascii="Arial" w:hAnsi="Arial"/>
-          <w:sz w:val="24"/>
-          <w:szCs w:val="24"/>
-        </w:rPr>
-      </w:pPr>
-      <w:r>
-        <w:rPr>
-          <w:rFonts w:ascii="Arial" w:hAnsi="Arial"/>
-          <w:sz w:val="24"/>
-          <w:szCs w:val="24"/>
-        </w:rPr>
-        <w:t>El análisis se define bajo los siguientes supuestos y límites metodológicos:</w:t>
-      </w:r>
-    </w:p>
-    <w:p>
-      <w:pPr>
-        <w:pStyle w:val="Listaconvietas1"/>
-        <w:jc w:val="both"/>
-        <w:rPr>
-          <w:rFonts w:ascii="Arial" w:hAnsi="Arial" w:cs="Arial"/>
-          <w:sz w:val="24"/>
-          <w:szCs w:val="24"/>
-        </w:rPr>
-      </w:pPr>
-      <w:proofErr w:type="spellStart"/>
-      <w:r>
-        <w:rPr>
-          <w:rFonts w:ascii="Arial" w:hAnsi="Arial" w:cs="Arial"/>
-          <w:sz w:val="24"/>
-          <w:szCs w:val="24"/>
-        </w:rPr>
-        <w:t>Enfoque</w:t>
-      </w:r>
-      <w:proofErr w:type="spellEnd"/>
-      <w:r>
-        <w:rPr>
-          <w:rFonts w:ascii="Arial" w:hAnsi="Arial" w:cs="Arial"/>
-          <w:sz w:val="24"/>
-          <w:szCs w:val="24"/>
-        </w:rPr>
-        <w:t xml:space="preserve"> </w:t>
-      </w:r>
-      <w:proofErr w:type="spellStart"/>
-      <w:r>
-        <w:rPr>
-          <w:rFonts w:ascii="Arial" w:hAnsi="Arial" w:cs="Arial"/>
-          <w:sz w:val="24"/>
-          <w:szCs w:val="24"/>
-        </w:rPr>
-        <w:t>descriptivo</w:t>
-      </w:r>
-      <w:proofErr w:type="spellEnd"/>
-      <w:r>
-        <w:rPr>
-          <w:rFonts w:ascii="Arial" w:hAnsi="Arial" w:cs="Arial"/>
-          <w:sz w:val="24"/>
-          <w:szCs w:val="24"/>
-        </w:rPr>
-        <w:t xml:space="preserve">: Las </w:t>
-      </w:r>
-      <w:proofErr w:type="spellStart"/>
-      <w:r>
-        <w:rPr>
-          <w:rFonts w:ascii="Arial" w:hAnsi="Arial" w:cs="Arial"/>
-          <w:sz w:val="24"/>
-          <w:szCs w:val="24"/>
-        </w:rPr>
-        <w:t>asociaciones</w:t>
-      </w:r>
-      <w:proofErr w:type="spellEnd"/>
-      <w:r>
-        <w:rPr>
-          <w:rFonts w:ascii="Arial" w:hAnsi="Arial" w:cs="Arial"/>
-          <w:sz w:val="24"/>
-          <w:szCs w:val="24"/>
-        </w:rPr>
-        <w:t xml:space="preserve"> </w:t>
-      </w:r>
-      <w:proofErr w:type="spellStart"/>
-      <w:r>
-        <w:rPr>
-          <w:rFonts w:ascii="Arial" w:hAnsi="Arial" w:cs="Arial"/>
-          <w:sz w:val="24"/>
-          <w:szCs w:val="24"/>
-        </w:rPr>
-        <w:t>encontradas</w:t>
-      </w:r>
-      <w:proofErr w:type="spellEnd"/>
-      <w:r>
-        <w:rPr>
-          <w:rFonts w:ascii="Arial" w:hAnsi="Arial" w:cs="Arial"/>
-          <w:sz w:val="24"/>
-          <w:szCs w:val="24"/>
-        </w:rPr>
-        <w:t xml:space="preserve"> </w:t>
-      </w:r>
-      <w:proofErr w:type="spellStart"/>
-      <w:r>
-        <w:rPr>
-          <w:rFonts w:ascii="Arial" w:hAnsi="Arial" w:cs="Arial"/>
-          <w:sz w:val="24"/>
-          <w:szCs w:val="24"/>
-        </w:rPr>
-        <w:t>describen</w:t>
-      </w:r>
-      <w:proofErr w:type="spellEnd"/>
-      <w:r>
-        <w:rPr>
-          <w:rFonts w:ascii="Arial" w:hAnsi="Arial" w:cs="Arial"/>
-          <w:sz w:val="24"/>
-          <w:szCs w:val="24"/>
-        </w:rPr>
-        <w:t xml:space="preserve"> </w:t>
-      </w:r>
-      <w:proofErr w:type="spellStart"/>
-      <w:r>
-        <w:rPr>
-          <w:rFonts w:ascii="Arial" w:hAnsi="Arial" w:cs="Arial"/>
-          <w:sz w:val="24"/>
-          <w:szCs w:val="24"/>
-        </w:rPr>
-        <w:t>comportamientos</w:t>
-      </w:r>
-      <w:proofErr w:type="spellEnd"/>
-      <w:r>
-        <w:rPr>
-          <w:rFonts w:ascii="Arial" w:hAnsi="Arial" w:cs="Arial"/>
-          <w:sz w:val="24"/>
-          <w:szCs w:val="24"/>
-        </w:rPr>
-        <w:t xml:space="preserve"> del </w:t>
-      </w:r>
-      <w:proofErr w:type="spellStart"/>
-      <w:r>
-        <w:rPr>
-          <w:rFonts w:ascii="Arial" w:hAnsi="Arial" w:cs="Arial"/>
-          <w:sz w:val="24"/>
-          <w:szCs w:val="24"/>
-        </w:rPr>
-        <w:t>periodo</w:t>
-      </w:r>
-      <w:proofErr w:type="spellEnd"/>
-      <w:r>
-        <w:rPr>
-          <w:rFonts w:ascii="Arial" w:hAnsi="Arial" w:cs="Arial"/>
-          <w:sz w:val="24"/>
-          <w:szCs w:val="24"/>
-        </w:rPr>
-        <w:t xml:space="preserve"> </w:t>
-      </w:r>
-      <w:proofErr w:type="spellStart"/>
-      <w:r>
-        <w:rPr>
-          <w:rFonts w:ascii="Arial" w:hAnsi="Arial" w:cs="Arial"/>
-          <w:sz w:val="24"/>
-          <w:szCs w:val="24"/>
-        </w:rPr>
-        <w:t>observado</w:t>
-      </w:r>
-      <w:proofErr w:type="spellEnd"/>
-      <w:r>
-        <w:rPr>
-          <w:rFonts w:ascii="Arial" w:hAnsi="Arial" w:cs="Arial"/>
-          <w:sz w:val="24"/>
-          <w:szCs w:val="24"/>
-        </w:rPr>
-        <w:t xml:space="preserve"> y no </w:t>
-      </w:r>
-      <w:proofErr w:type="spellStart"/>
-      <w:r>
-        <w:rPr>
-          <w:rFonts w:ascii="Arial" w:hAnsi="Arial" w:cs="Arial"/>
-          <w:sz w:val="24"/>
-          <w:szCs w:val="24"/>
-        </w:rPr>
-        <w:t>implican</w:t>
-      </w:r>
-      <w:proofErr w:type="spellEnd"/>
-      <w:r>
-        <w:rPr>
-          <w:rFonts w:ascii="Arial" w:hAnsi="Arial" w:cs="Arial"/>
-          <w:sz w:val="24"/>
-          <w:szCs w:val="24"/>
-        </w:rPr>
-        <w:t xml:space="preserve"> </w:t>
-      </w:r>
-      <w:proofErr w:type="spellStart"/>
-      <w:r>
-        <w:rPr>
-          <w:rFonts w:ascii="Arial" w:hAnsi="Arial" w:cs="Arial"/>
-          <w:sz w:val="24"/>
-          <w:szCs w:val="24"/>
-        </w:rPr>
-        <w:t>causalidad</w:t>
-      </w:r>
-      <w:proofErr w:type="spellEnd"/>
-      <w:r>
-        <w:rPr>
-          <w:rFonts w:ascii="Arial" w:hAnsi="Arial" w:cs="Arial"/>
-          <w:sz w:val="24"/>
-          <w:szCs w:val="24"/>
-        </w:rPr>
-        <w:t xml:space="preserve"> </w:t>
-      </w:r>
-      <w:proofErr w:type="spellStart"/>
-      <w:r>
-        <w:rPr>
-          <w:rFonts w:ascii="Arial" w:hAnsi="Arial" w:cs="Arial"/>
-          <w:sz w:val="24"/>
-          <w:szCs w:val="24"/>
-        </w:rPr>
-        <w:t>ni</w:t>
-      </w:r>
-      <w:proofErr w:type="spellEnd"/>
-      <w:r>
-        <w:rPr>
-          <w:rFonts w:ascii="Arial" w:hAnsi="Arial" w:cs="Arial"/>
-          <w:sz w:val="24"/>
-          <w:szCs w:val="24"/>
-        </w:rPr>
-        <w:t xml:space="preserve"> </w:t>
-      </w:r>
-      <w:proofErr w:type="spellStart"/>
-      <w:r>
-        <w:rPr>
-          <w:rFonts w:ascii="Arial" w:hAnsi="Arial" w:cs="Arial"/>
-          <w:sz w:val="24"/>
-          <w:szCs w:val="24"/>
-        </w:rPr>
-        <w:t>juicio</w:t>
-      </w:r>
-      <w:proofErr w:type="spellEnd"/>
-      <w:r>
-        <w:rPr>
-          <w:rFonts w:ascii="Arial" w:hAnsi="Arial" w:cs="Arial"/>
-          <w:sz w:val="24"/>
-          <w:szCs w:val="24"/>
-        </w:rPr>
-        <w:t xml:space="preserve"> </w:t>
-      </w:r>
-      <w:proofErr w:type="spellStart"/>
-      <w:r>
-        <w:rPr>
-          <w:rFonts w:ascii="Arial" w:hAnsi="Arial" w:cs="Arial"/>
-          <w:sz w:val="24"/>
-          <w:szCs w:val="24"/>
-        </w:rPr>
-        <w:t>sobre</w:t>
-      </w:r>
-      <w:proofErr w:type="spellEnd"/>
-      <w:r>
-        <w:rPr>
-          <w:rFonts w:ascii="Arial" w:hAnsi="Arial" w:cs="Arial"/>
-          <w:sz w:val="24"/>
-          <w:szCs w:val="24"/>
-        </w:rPr>
-        <w:t xml:space="preserve"> la </w:t>
-      </w:r>
-      <w:proofErr w:type="spellStart"/>
-      <w:r>
-        <w:rPr>
-          <w:rFonts w:ascii="Arial" w:hAnsi="Arial" w:cs="Arial"/>
-          <w:sz w:val="24"/>
-          <w:szCs w:val="24"/>
-        </w:rPr>
-        <w:t>eficiencia</w:t>
-      </w:r>
-      <w:proofErr w:type="spellEnd"/>
-      <w:r>
-        <w:rPr>
-          <w:rFonts w:ascii="Arial" w:hAnsi="Arial" w:cs="Arial"/>
-          <w:sz w:val="24"/>
-          <w:szCs w:val="24"/>
-        </w:rPr>
-        <w:t xml:space="preserve"> contractual.</w:t>
-      </w:r>
-    </w:p>
-    <w:p>
-      <w:pPr>
-        <w:pStyle w:val="Listaconvietas1"/>
-        <w:jc w:val="both"/>
-        <w:rPr>
-          <w:rFonts w:ascii="Arial" w:hAnsi="Arial" w:cs="Arial"/>
-          <w:sz w:val="24"/>
-          <w:szCs w:val="24"/>
-        </w:rPr>
-      </w:pPr>
-      <w:proofErr w:type="spellStart"/>
-      <w:r>
-        <w:rPr>
-          <w:rFonts w:ascii="Arial" w:hAnsi="Arial" w:cs="Arial"/>
-          <w:sz w:val="24"/>
-          <w:szCs w:val="24"/>
-        </w:rPr>
-        <w:t>Cobertura</w:t>
-      </w:r>
-      <w:proofErr w:type="spellEnd"/>
-      <w:r>
-        <w:rPr>
-          <w:rFonts w:ascii="Arial" w:hAnsi="Arial" w:cs="Arial"/>
-          <w:sz w:val="24"/>
-          <w:szCs w:val="24"/>
-        </w:rPr>
-        <w:t xml:space="preserve"> temporal y </w:t>
-      </w:r>
-      <w:proofErr w:type="spellStart"/>
-      <w:r>
-        <w:rPr>
-          <w:rFonts w:ascii="Arial" w:hAnsi="Arial" w:cs="Arial"/>
-          <w:sz w:val="24"/>
-          <w:szCs w:val="24"/>
-        </w:rPr>
-        <w:t>geográfica</w:t>
-      </w:r>
-      <w:proofErr w:type="spellEnd"/>
-      <w:r>
-        <w:rPr>
-          <w:rFonts w:ascii="Arial" w:hAnsi="Arial" w:cs="Arial"/>
-          <w:sz w:val="24"/>
-          <w:szCs w:val="24"/>
-        </w:rPr>
-        <w:t xml:space="preserve">: El </w:t>
-      </w:r>
-      <w:proofErr w:type="spellStart"/>
-      <w:r>
-        <w:rPr>
-          <w:rFonts w:ascii="Arial" w:hAnsi="Arial" w:cs="Arial"/>
-          <w:sz w:val="24"/>
-          <w:szCs w:val="24"/>
-        </w:rPr>
-        <w:t>archivo</w:t>
-      </w:r>
-      <w:proofErr w:type="spellEnd"/>
-      <w:r>
-        <w:rPr>
-          <w:rFonts w:ascii="Arial" w:hAnsi="Arial" w:cs="Arial"/>
-          <w:sz w:val="24"/>
-          <w:szCs w:val="24"/>
-        </w:rPr>
-        <w:t xml:space="preserve"> </w:t>
-      </w:r>
-      <w:proofErr w:type="spellStart"/>
-      <w:r>
-        <w:rPr>
-          <w:rFonts w:ascii="Arial" w:hAnsi="Arial" w:cs="Arial"/>
-          <w:sz w:val="24"/>
-          <w:szCs w:val="24"/>
-        </w:rPr>
-        <w:t>comprende</w:t>
-      </w:r>
-      <w:proofErr w:type="spellEnd"/>
-      <w:r>
-        <w:rPr>
-          <w:rFonts w:ascii="Arial" w:hAnsi="Arial" w:cs="Arial"/>
-          <w:sz w:val="24"/>
-          <w:szCs w:val="24"/>
-        </w:rPr>
-        <w:t xml:space="preserve"> </w:t>
-      </w:r>
-      <w:proofErr w:type="spellStart"/>
-      <w:r>
-        <w:rPr>
-          <w:rFonts w:ascii="Arial" w:hAnsi="Arial" w:cs="Arial"/>
-          <w:sz w:val="24"/>
-          <w:szCs w:val="24"/>
-        </w:rPr>
-        <w:t>ofertas</w:t>
-      </w:r>
-      <w:proofErr w:type="spellEnd"/>
-      <w:r>
-        <w:rPr>
-          <w:rFonts w:ascii="Arial" w:hAnsi="Arial" w:cs="Arial"/>
-          <w:sz w:val="24"/>
-          <w:szCs w:val="24"/>
-        </w:rPr>
-        <w:t xml:space="preserve"> del </w:t>
-      </w:r>
-      <w:proofErr w:type="spellStart"/>
-      <w:r>
-        <w:rPr>
-          <w:rFonts w:ascii="Arial" w:hAnsi="Arial" w:cs="Arial"/>
-          <w:sz w:val="24"/>
-          <w:szCs w:val="24"/>
-        </w:rPr>
-        <w:t>reporte</w:t>
-      </w:r>
-      <w:proofErr w:type="spellEnd"/>
-      <w:r>
-        <w:rPr>
-          <w:rFonts w:ascii="Arial" w:hAnsi="Arial" w:cs="Arial"/>
-          <w:sz w:val="24"/>
-          <w:szCs w:val="24"/>
-        </w:rPr>
-        <w:t xml:space="preserve"> de </w:t>
-      </w:r>
-      <w:proofErr w:type="spellStart"/>
-      <w:r>
-        <w:rPr>
-          <w:rFonts w:ascii="Arial" w:hAnsi="Arial" w:cs="Arial"/>
-          <w:sz w:val="24"/>
-          <w:szCs w:val="24"/>
-        </w:rPr>
-        <w:t>marzo</w:t>
-      </w:r>
-      <w:proofErr w:type="spellEnd"/>
-      <w:r>
-        <w:rPr>
-          <w:rFonts w:ascii="Arial" w:hAnsi="Arial" w:cs="Arial"/>
-          <w:sz w:val="24"/>
-          <w:szCs w:val="24"/>
-        </w:rPr>
-        <w:t xml:space="preserve"> de 2026 del sector Salud chileno, con </w:t>
-      </w:r>
-      <w:proofErr w:type="spellStart"/>
-      <w:r>
-        <w:rPr>
-          <w:rFonts w:ascii="Arial" w:hAnsi="Arial" w:cs="Arial"/>
-          <w:sz w:val="24"/>
-          <w:szCs w:val="24"/>
-        </w:rPr>
-        <w:t>publicaciones</w:t>
-      </w:r>
-      <w:proofErr w:type="spellEnd"/>
-      <w:r>
-        <w:rPr>
-          <w:rFonts w:ascii="Arial" w:hAnsi="Arial" w:cs="Arial"/>
-          <w:sz w:val="24"/>
-          <w:szCs w:val="24"/>
-        </w:rPr>
-        <w:t xml:space="preserve"> </w:t>
-      </w:r>
-      <w:proofErr w:type="spellStart"/>
-      <w:r>
-        <w:rPr>
-          <w:rFonts w:ascii="Arial" w:hAnsi="Arial" w:cs="Arial"/>
-          <w:sz w:val="24"/>
-          <w:szCs w:val="24"/>
-        </w:rPr>
-        <w:t>ocurridas</w:t>
-      </w:r>
-      <w:proofErr w:type="spellEnd"/>
-      <w:r>
-        <w:rPr>
-          <w:rFonts w:ascii="Arial" w:hAnsi="Arial" w:cs="Arial"/>
-          <w:sz w:val="24"/>
-          <w:szCs w:val="24"/>
-        </w:rPr>
-        <w:t xml:space="preserve"> entre el 15 de </w:t>
-      </w:r>
-      <w:proofErr w:type="spellStart"/>
-      <w:r>
-        <w:rPr>
-          <w:rFonts w:ascii="Arial" w:hAnsi="Arial" w:cs="Arial"/>
-          <w:sz w:val="24"/>
-          <w:szCs w:val="24"/>
-        </w:rPr>
-        <w:t>enero</w:t>
-      </w:r>
-      <w:proofErr w:type="spellEnd"/>
-      <w:r>
-        <w:rPr>
-          <w:rFonts w:ascii="Arial" w:hAnsi="Arial" w:cs="Arial"/>
-          <w:sz w:val="24"/>
-          <w:szCs w:val="24"/>
-        </w:rPr>
-        <w:t xml:space="preserve"> y el 25 de </w:t>
-      </w:r>
-      <w:proofErr w:type="spellStart"/>
-      <w:r>
-        <w:rPr>
-          <w:rFonts w:ascii="Arial" w:hAnsi="Arial" w:cs="Arial"/>
-          <w:sz w:val="24"/>
-          <w:szCs w:val="24"/>
-        </w:rPr>
-        <w:t>marzo</w:t>
-      </w:r>
-      <w:proofErr w:type="spellEnd"/>
-      <w:r>
-        <w:rPr>
-          <w:rFonts w:ascii="Arial" w:hAnsi="Arial" w:cs="Arial"/>
-          <w:sz w:val="24"/>
-          <w:szCs w:val="24"/>
-        </w:rPr>
-        <w:t xml:space="preserve"> de 2026 y </w:t>
-      </w:r>
-      <w:proofErr w:type="spellStart"/>
-      <w:r>
-        <w:rPr>
-          <w:rFonts w:ascii="Arial" w:hAnsi="Arial" w:cs="Arial"/>
-          <w:sz w:val="24"/>
-          <w:szCs w:val="24"/>
-        </w:rPr>
-        <w:t>cierres</w:t>
-      </w:r>
-      <w:proofErr w:type="spellEnd"/>
-      <w:r>
-        <w:rPr>
-          <w:rFonts w:ascii="Arial" w:hAnsi="Arial" w:cs="Arial"/>
-          <w:sz w:val="24"/>
-          <w:szCs w:val="24"/>
-        </w:rPr>
-        <w:t xml:space="preserve"> </w:t>
-      </w:r>
-      <w:proofErr w:type="spellStart"/>
-      <w:r>
-        <w:rPr>
-          <w:rFonts w:ascii="Arial" w:hAnsi="Arial" w:cs="Arial"/>
-          <w:sz w:val="24"/>
-          <w:szCs w:val="24"/>
-        </w:rPr>
-        <w:t>concentrados</w:t>
-      </w:r>
-      <w:proofErr w:type="spellEnd"/>
-      <w:r>
-        <w:rPr>
-          <w:rFonts w:ascii="Arial" w:hAnsi="Arial" w:cs="Arial"/>
-          <w:sz w:val="24"/>
-          <w:szCs w:val="24"/>
-        </w:rPr>
-        <w:t xml:space="preserve"> </w:t>
-      </w:r>
-      <w:proofErr w:type="spellStart"/>
-      <w:r>
-        <w:rPr>
-          <w:rFonts w:ascii="Arial" w:hAnsi="Arial" w:cs="Arial"/>
-          <w:sz w:val="24"/>
-          <w:szCs w:val="24"/>
-        </w:rPr>
-        <w:t>en</w:t>
-      </w:r>
-      <w:proofErr w:type="spellEnd"/>
-      <w:r>
-        <w:rPr>
-          <w:rFonts w:ascii="Arial" w:hAnsi="Arial" w:cs="Arial"/>
-          <w:sz w:val="24"/>
-          <w:szCs w:val="24"/>
-        </w:rPr>
-        <w:t xml:space="preserve"> </w:t>
-      </w:r>
-      <w:proofErr w:type="spellStart"/>
-      <w:r>
-        <w:rPr>
-          <w:rFonts w:ascii="Arial" w:hAnsi="Arial" w:cs="Arial"/>
-          <w:sz w:val="24"/>
-          <w:szCs w:val="24"/>
-        </w:rPr>
-        <w:t>marzo</w:t>
-      </w:r>
-      <w:proofErr w:type="spellEnd"/>
-      <w:r>
-        <w:rPr>
-          <w:rFonts w:ascii="Arial" w:hAnsi="Arial" w:cs="Arial"/>
-          <w:sz w:val="24"/>
-          <w:szCs w:val="24"/>
-        </w:rPr>
-        <w:t xml:space="preserve"> de 2026.</w:t>
-      </w:r>
-    </w:p>
-    <w:p>
-      <w:pPr>
-        <w:pStyle w:val="Listaconvietas1"/>
-        <w:jc w:val="both"/>
-        <w:rPr>
-          <w:rFonts w:ascii="Arial" w:hAnsi="Arial" w:cs="Arial"/>
-          <w:sz w:val="24"/>
-          <w:szCs w:val="24"/>
-        </w:rPr>
-      </w:pPr>
-      <w:proofErr w:type="spellStart"/>
-      <w:r>
-        <w:rPr>
-          <w:rFonts w:ascii="Arial" w:hAnsi="Arial" w:cs="Arial"/>
-          <w:sz w:val="24"/>
-          <w:szCs w:val="24"/>
-        </w:rPr>
-        <w:lastRenderedPageBreak/>
-        <w:t>Granularidad</w:t>
-      </w:r>
-      <w:proofErr w:type="spellEnd"/>
-      <w:r>
-        <w:rPr>
-          <w:rFonts w:ascii="Arial" w:hAnsi="Arial" w:cs="Arial"/>
-          <w:sz w:val="24"/>
-          <w:szCs w:val="24"/>
-        </w:rPr>
-        <w:t xml:space="preserve"> de fila: Cada </w:t>
-      </w:r>
-      <w:proofErr w:type="spellStart"/>
-      <w:r>
-        <w:rPr>
-          <w:rFonts w:ascii="Arial" w:hAnsi="Arial" w:cs="Arial"/>
-          <w:sz w:val="24"/>
-          <w:szCs w:val="24"/>
-        </w:rPr>
-        <w:t>observación</w:t>
-      </w:r>
-      <w:proofErr w:type="spellEnd"/>
-      <w:r>
-        <w:rPr>
-          <w:rFonts w:ascii="Arial" w:hAnsi="Arial" w:cs="Arial"/>
-          <w:sz w:val="24"/>
-          <w:szCs w:val="24"/>
-        </w:rPr>
-        <w:t xml:space="preserve"> </w:t>
-      </w:r>
-      <w:proofErr w:type="spellStart"/>
-      <w:r>
-        <w:rPr>
-          <w:rFonts w:ascii="Arial" w:hAnsi="Arial" w:cs="Arial"/>
-          <w:sz w:val="24"/>
-          <w:szCs w:val="24"/>
-        </w:rPr>
-        <w:t>representa</w:t>
-      </w:r>
-      <w:proofErr w:type="spellEnd"/>
-      <w:r>
-        <w:rPr>
-          <w:rFonts w:ascii="Arial" w:hAnsi="Arial" w:cs="Arial"/>
-          <w:sz w:val="24"/>
-          <w:szCs w:val="24"/>
-        </w:rPr>
-        <w:t xml:space="preserve"> </w:t>
-      </w:r>
-      <w:proofErr w:type="spellStart"/>
-      <w:r>
-        <w:rPr>
-          <w:rFonts w:ascii="Arial" w:hAnsi="Arial" w:cs="Arial"/>
-          <w:sz w:val="24"/>
-          <w:szCs w:val="24"/>
-        </w:rPr>
-        <w:t>una</w:t>
-      </w:r>
-      <w:proofErr w:type="spellEnd"/>
-      <w:r>
-        <w:rPr>
-          <w:rFonts w:ascii="Arial" w:hAnsi="Arial" w:cs="Arial"/>
-          <w:sz w:val="24"/>
-          <w:szCs w:val="24"/>
-        </w:rPr>
-        <w:t xml:space="preserve"> </w:t>
-      </w:r>
-      <w:proofErr w:type="spellStart"/>
-      <w:r>
-        <w:rPr>
-          <w:rFonts w:ascii="Arial" w:hAnsi="Arial" w:cs="Arial"/>
-          <w:sz w:val="24"/>
-          <w:szCs w:val="24"/>
-        </w:rPr>
-        <w:t>oferta</w:t>
-      </w:r>
-      <w:proofErr w:type="spellEnd"/>
-      <w:r>
-        <w:rPr>
-          <w:rFonts w:ascii="Arial" w:hAnsi="Arial" w:cs="Arial"/>
-          <w:sz w:val="24"/>
-          <w:szCs w:val="24"/>
-        </w:rPr>
-        <w:t xml:space="preserve"> para </w:t>
-      </w:r>
-      <w:proofErr w:type="spellStart"/>
-      <w:r>
-        <w:rPr>
-          <w:rFonts w:ascii="Arial" w:hAnsi="Arial" w:cs="Arial"/>
-          <w:sz w:val="24"/>
-          <w:szCs w:val="24"/>
-        </w:rPr>
-        <w:t>una</w:t>
-      </w:r>
-      <w:proofErr w:type="spellEnd"/>
-      <w:r>
-        <w:rPr>
-          <w:rFonts w:ascii="Arial" w:hAnsi="Arial" w:cs="Arial"/>
-          <w:sz w:val="24"/>
-          <w:szCs w:val="24"/>
-        </w:rPr>
-        <w:t xml:space="preserve"> </w:t>
-      </w:r>
-      <w:proofErr w:type="spellStart"/>
-      <w:r>
-        <w:rPr>
-          <w:rFonts w:ascii="Arial" w:hAnsi="Arial" w:cs="Arial"/>
-          <w:sz w:val="24"/>
-          <w:szCs w:val="24"/>
-        </w:rPr>
-        <w:t>línea</w:t>
-      </w:r>
-      <w:proofErr w:type="spellEnd"/>
-      <w:r>
-        <w:rPr>
-          <w:rFonts w:ascii="Arial" w:hAnsi="Arial" w:cs="Arial"/>
-          <w:sz w:val="24"/>
-          <w:szCs w:val="24"/>
-        </w:rPr>
-        <w:t xml:space="preserve"> de </w:t>
-      </w:r>
-      <w:proofErr w:type="spellStart"/>
-      <w:r>
-        <w:rPr>
-          <w:rFonts w:ascii="Arial" w:hAnsi="Arial" w:cs="Arial"/>
-          <w:sz w:val="24"/>
-          <w:szCs w:val="24"/>
-        </w:rPr>
-        <w:t>producto</w:t>
-      </w:r>
-      <w:proofErr w:type="spellEnd"/>
-      <w:r>
-        <w:rPr>
-          <w:rFonts w:ascii="Arial" w:hAnsi="Arial" w:cs="Arial"/>
-          <w:sz w:val="24"/>
-          <w:szCs w:val="24"/>
-        </w:rPr>
-        <w:t xml:space="preserve">; </w:t>
-      </w:r>
-      <w:proofErr w:type="spellStart"/>
-      <w:r>
-        <w:rPr>
-          <w:rFonts w:ascii="Arial" w:hAnsi="Arial" w:cs="Arial"/>
-          <w:sz w:val="24"/>
-          <w:szCs w:val="24"/>
-        </w:rPr>
-        <w:t>por</w:t>
-      </w:r>
-      <w:proofErr w:type="spellEnd"/>
-      <w:r>
-        <w:rPr>
-          <w:rFonts w:ascii="Arial" w:hAnsi="Arial" w:cs="Arial"/>
-          <w:sz w:val="24"/>
-          <w:szCs w:val="24"/>
-        </w:rPr>
-        <w:t xml:space="preserve"> </w:t>
-      </w:r>
-      <w:proofErr w:type="spellStart"/>
-      <w:r>
-        <w:rPr>
-          <w:rFonts w:ascii="Arial" w:hAnsi="Arial" w:cs="Arial"/>
-          <w:sz w:val="24"/>
-          <w:szCs w:val="24"/>
-        </w:rPr>
-        <w:t>ende</w:t>
-      </w:r>
-      <w:proofErr w:type="spellEnd"/>
-      <w:r>
-        <w:rPr>
-          <w:rFonts w:ascii="Arial" w:hAnsi="Arial" w:cs="Arial"/>
-          <w:sz w:val="24"/>
-          <w:szCs w:val="24"/>
-        </w:rPr>
-        <w:t xml:space="preserve">, </w:t>
-      </w:r>
-      <w:proofErr w:type="spellStart"/>
-      <w:r>
-        <w:rPr>
-          <w:rFonts w:ascii="Arial" w:hAnsi="Arial" w:cs="Arial"/>
-          <w:sz w:val="24"/>
-          <w:szCs w:val="24"/>
-        </w:rPr>
-        <w:t>varias</w:t>
-      </w:r>
-      <w:proofErr w:type="spellEnd"/>
-      <w:r>
-        <w:rPr>
-          <w:rFonts w:ascii="Arial" w:hAnsi="Arial" w:cs="Arial"/>
-          <w:sz w:val="24"/>
-          <w:szCs w:val="24"/>
-        </w:rPr>
-        <w:t xml:space="preserve"> </w:t>
-      </w:r>
-      <w:proofErr w:type="spellStart"/>
-      <w:r>
-        <w:rPr>
-          <w:rFonts w:ascii="Arial" w:hAnsi="Arial" w:cs="Arial"/>
-          <w:sz w:val="24"/>
-          <w:szCs w:val="24"/>
-        </w:rPr>
-        <w:t>filas</w:t>
-      </w:r>
-      <w:proofErr w:type="spellEnd"/>
-      <w:r>
-        <w:rPr>
-          <w:rFonts w:ascii="Arial" w:hAnsi="Arial" w:cs="Arial"/>
-          <w:sz w:val="24"/>
-          <w:szCs w:val="24"/>
-        </w:rPr>
-        <w:t xml:space="preserve"> </w:t>
-      </w:r>
-      <w:proofErr w:type="spellStart"/>
-      <w:r>
-        <w:rPr>
-          <w:rFonts w:ascii="Arial" w:hAnsi="Arial" w:cs="Arial"/>
-          <w:sz w:val="24"/>
-          <w:szCs w:val="24"/>
-        </w:rPr>
-        <w:t>pueden</w:t>
-      </w:r>
-      <w:proofErr w:type="spellEnd"/>
-      <w:r>
-        <w:rPr>
-          <w:rFonts w:ascii="Arial" w:hAnsi="Arial" w:cs="Arial"/>
-          <w:sz w:val="24"/>
-          <w:szCs w:val="24"/>
-        </w:rPr>
-        <w:t xml:space="preserve"> </w:t>
-      </w:r>
-      <w:proofErr w:type="spellStart"/>
-      <w:r>
-        <w:rPr>
-          <w:rFonts w:ascii="Arial" w:hAnsi="Arial" w:cs="Arial"/>
-          <w:sz w:val="24"/>
-          <w:szCs w:val="24"/>
-        </w:rPr>
-        <w:t>corresponder</w:t>
-      </w:r>
-      <w:proofErr w:type="spellEnd"/>
-      <w:r>
-        <w:rPr>
-          <w:rFonts w:ascii="Arial" w:hAnsi="Arial" w:cs="Arial"/>
-          <w:sz w:val="24"/>
-          <w:szCs w:val="24"/>
-        </w:rPr>
-        <w:t xml:space="preserve"> a </w:t>
-      </w:r>
-      <w:proofErr w:type="spellStart"/>
-      <w:r>
-        <w:rPr>
-          <w:rFonts w:ascii="Arial" w:hAnsi="Arial" w:cs="Arial"/>
-          <w:sz w:val="24"/>
-          <w:szCs w:val="24"/>
-        </w:rPr>
-        <w:t>una</w:t>
-      </w:r>
-      <w:proofErr w:type="spellEnd"/>
-      <w:r>
-        <w:rPr>
-          <w:rFonts w:ascii="Arial" w:hAnsi="Arial" w:cs="Arial"/>
-          <w:sz w:val="24"/>
-          <w:szCs w:val="24"/>
-        </w:rPr>
-        <w:t xml:space="preserve"> </w:t>
-      </w:r>
-      <w:proofErr w:type="spellStart"/>
-      <w:r>
-        <w:rPr>
-          <w:rFonts w:ascii="Arial" w:hAnsi="Arial" w:cs="Arial"/>
-          <w:sz w:val="24"/>
-          <w:szCs w:val="24"/>
-        </w:rPr>
-        <w:t>misma</w:t>
-      </w:r>
-      <w:proofErr w:type="spellEnd"/>
-      <w:r>
-        <w:rPr>
-          <w:rFonts w:ascii="Arial" w:hAnsi="Arial" w:cs="Arial"/>
-          <w:sz w:val="24"/>
-          <w:szCs w:val="24"/>
-        </w:rPr>
-        <w:t xml:space="preserve"> </w:t>
-      </w:r>
-      <w:proofErr w:type="spellStart"/>
-      <w:r>
-        <w:rPr>
-          <w:rFonts w:ascii="Arial" w:hAnsi="Arial" w:cs="Arial"/>
-          <w:sz w:val="24"/>
-          <w:szCs w:val="24"/>
-        </w:rPr>
-        <w:t>licitación</w:t>
-      </w:r>
-      <w:proofErr w:type="spellEnd"/>
-      <w:r>
-        <w:rPr>
-          <w:rFonts w:ascii="Arial" w:hAnsi="Arial" w:cs="Arial"/>
-          <w:sz w:val="24"/>
-          <w:szCs w:val="24"/>
-        </w:rPr>
-        <w:t xml:space="preserve"> y </w:t>
-      </w:r>
-      <w:proofErr w:type="spellStart"/>
-      <w:r>
-        <w:rPr>
-          <w:rFonts w:ascii="Arial" w:hAnsi="Arial" w:cs="Arial"/>
-          <w:sz w:val="24"/>
-          <w:szCs w:val="24"/>
-        </w:rPr>
-        <w:t>proveedor</w:t>
-      </w:r>
-      <w:proofErr w:type="spellEnd"/>
-      <w:r>
-        <w:rPr>
-          <w:rFonts w:ascii="Arial" w:hAnsi="Arial" w:cs="Arial"/>
-          <w:sz w:val="24"/>
-          <w:szCs w:val="24"/>
-        </w:rPr>
-        <w:t>.</w:t>
-      </w:r>
-    </w:p>
-    <w:p>
-      <w:pPr>
-        <w:pStyle w:val="Listaconvietas1"/>
-        <w:jc w:val="both"/>
-        <w:rPr>
-          <w:rFonts w:ascii="Arial" w:hAnsi="Arial" w:cs="Arial"/>
-          <w:sz w:val="24"/>
-          <w:szCs w:val="24"/>
-        </w:rPr>
-      </w:pPr>
-      <w:proofErr w:type="spellStart"/>
-      <w:r>
-        <w:rPr>
-          <w:rFonts w:ascii="Arial" w:hAnsi="Arial" w:cs="Arial"/>
-          <w:sz w:val="24"/>
-          <w:szCs w:val="24"/>
-        </w:rPr>
-        <w:t>Métrica</w:t>
-      </w:r>
-      <w:proofErr w:type="spellEnd"/>
-      <w:r>
-        <w:rPr>
-          <w:rFonts w:ascii="Arial" w:hAnsi="Arial" w:cs="Arial"/>
-          <w:sz w:val="24"/>
-          <w:szCs w:val="24"/>
-        </w:rPr>
-        <w:t xml:space="preserve"> de </w:t>
-      </w:r>
-      <w:proofErr w:type="spellStart"/>
-      <w:r>
-        <w:rPr>
-          <w:rFonts w:ascii="Arial" w:hAnsi="Arial" w:cs="Arial"/>
-          <w:sz w:val="24"/>
-          <w:szCs w:val="24"/>
-        </w:rPr>
-        <w:t>adjudicación</w:t>
-      </w:r>
-      <w:proofErr w:type="spellEnd"/>
-      <w:r>
-        <w:rPr>
-          <w:rFonts w:ascii="Arial" w:hAnsi="Arial" w:cs="Arial"/>
-          <w:sz w:val="24"/>
-          <w:szCs w:val="24"/>
-        </w:rPr>
-        <w:t xml:space="preserve">: La </w:t>
-      </w:r>
-      <w:proofErr w:type="spellStart"/>
-      <w:r>
-        <w:rPr>
-          <w:rFonts w:ascii="Arial" w:hAnsi="Arial" w:cs="Arial"/>
-          <w:sz w:val="24"/>
-          <w:szCs w:val="24"/>
-        </w:rPr>
-        <w:t>proporción</w:t>
-      </w:r>
-      <w:proofErr w:type="spellEnd"/>
-      <w:r>
-        <w:rPr>
-          <w:rFonts w:ascii="Arial" w:hAnsi="Arial" w:cs="Arial"/>
-          <w:sz w:val="24"/>
-          <w:szCs w:val="24"/>
-        </w:rPr>
-        <w:t xml:space="preserve"> de </w:t>
-      </w:r>
-      <w:proofErr w:type="spellStart"/>
-      <w:r>
-        <w:rPr>
-          <w:rFonts w:ascii="Arial" w:hAnsi="Arial" w:cs="Arial"/>
-          <w:sz w:val="24"/>
-          <w:szCs w:val="24"/>
-        </w:rPr>
-        <w:t>éxito</w:t>
-      </w:r>
-      <w:proofErr w:type="spellEnd"/>
-      <w:r>
-        <w:rPr>
-          <w:rFonts w:ascii="Arial" w:hAnsi="Arial" w:cs="Arial"/>
-          <w:sz w:val="24"/>
-          <w:szCs w:val="24"/>
-        </w:rPr>
-        <w:t xml:space="preserve"> se </w:t>
-      </w:r>
-      <w:proofErr w:type="spellStart"/>
-      <w:r>
-        <w:rPr>
-          <w:rFonts w:ascii="Arial" w:hAnsi="Arial" w:cs="Arial"/>
-          <w:sz w:val="24"/>
-          <w:szCs w:val="24"/>
-        </w:rPr>
-        <w:t>calcula</w:t>
-      </w:r>
-      <w:proofErr w:type="spellEnd"/>
-      <w:r>
-        <w:rPr>
-          <w:rFonts w:ascii="Arial" w:hAnsi="Arial" w:cs="Arial"/>
-          <w:sz w:val="24"/>
-          <w:szCs w:val="24"/>
-        </w:rPr>
-        <w:t xml:space="preserve"> </w:t>
-      </w:r>
-      <w:proofErr w:type="spellStart"/>
-      <w:r>
-        <w:rPr>
-          <w:rFonts w:ascii="Arial" w:hAnsi="Arial" w:cs="Arial"/>
-          <w:sz w:val="24"/>
-          <w:szCs w:val="24"/>
-        </w:rPr>
-        <w:t>como</w:t>
-      </w:r>
-      <w:proofErr w:type="spellEnd"/>
-      <w:r>
-        <w:rPr>
-          <w:rFonts w:ascii="Arial" w:hAnsi="Arial" w:cs="Arial"/>
-          <w:sz w:val="24"/>
-          <w:szCs w:val="24"/>
-        </w:rPr>
-        <w:t xml:space="preserve"> el total de </w:t>
-      </w:r>
-      <w:proofErr w:type="spellStart"/>
-      <w:r>
-        <w:rPr>
-          <w:rFonts w:ascii="Arial" w:hAnsi="Arial" w:cs="Arial"/>
-          <w:sz w:val="24"/>
-          <w:szCs w:val="24"/>
-        </w:rPr>
-        <w:t>ofertas</w:t>
-      </w:r>
-      <w:proofErr w:type="spellEnd"/>
-      <w:r>
-        <w:rPr>
-          <w:rFonts w:ascii="Arial" w:hAnsi="Arial" w:cs="Arial"/>
-          <w:sz w:val="24"/>
-          <w:szCs w:val="24"/>
-        </w:rPr>
-        <w:t xml:space="preserve"> </w:t>
-      </w:r>
-      <w:proofErr w:type="spellStart"/>
-      <w:r>
-        <w:rPr>
-          <w:rFonts w:ascii="Arial" w:hAnsi="Arial" w:cs="Arial"/>
-          <w:sz w:val="24"/>
-          <w:szCs w:val="24"/>
-        </w:rPr>
-        <w:t>ganadoras</w:t>
-      </w:r>
-      <w:proofErr w:type="spellEnd"/>
-      <w:r>
-        <w:rPr>
-          <w:rFonts w:ascii="Arial" w:hAnsi="Arial" w:cs="Arial"/>
-          <w:sz w:val="24"/>
-          <w:szCs w:val="24"/>
-        </w:rPr>
-        <w:t xml:space="preserve"> </w:t>
-      </w:r>
-      <w:proofErr w:type="spellStart"/>
-      <w:r>
-        <w:rPr>
-          <w:rFonts w:ascii="Arial" w:hAnsi="Arial" w:cs="Arial"/>
-          <w:sz w:val="24"/>
-          <w:szCs w:val="24"/>
-        </w:rPr>
-        <w:t>dividido</w:t>
-      </w:r>
-      <w:proofErr w:type="spellEnd"/>
-      <w:r>
-        <w:rPr>
-          <w:rFonts w:ascii="Arial" w:hAnsi="Arial" w:cs="Arial"/>
-          <w:sz w:val="24"/>
-          <w:szCs w:val="24"/>
-        </w:rPr>
-        <w:t xml:space="preserve"> </w:t>
-      </w:r>
-      <w:proofErr w:type="spellStart"/>
-      <w:r>
-        <w:rPr>
-          <w:rFonts w:ascii="Arial" w:hAnsi="Arial" w:cs="Arial"/>
-          <w:sz w:val="24"/>
-          <w:szCs w:val="24"/>
-        </w:rPr>
-        <w:t>por</w:t>
-      </w:r>
-      <w:proofErr w:type="spellEnd"/>
-      <w:r>
-        <w:rPr>
-          <w:rFonts w:ascii="Arial" w:hAnsi="Arial" w:cs="Arial"/>
-          <w:sz w:val="24"/>
-          <w:szCs w:val="24"/>
-        </w:rPr>
-        <w:t xml:space="preserve"> el total de </w:t>
-      </w:r>
-      <w:proofErr w:type="spellStart"/>
-      <w:r>
-        <w:rPr>
-          <w:rFonts w:ascii="Arial" w:hAnsi="Arial" w:cs="Arial"/>
-          <w:sz w:val="24"/>
-          <w:szCs w:val="24"/>
-        </w:rPr>
-        <w:t>ofertas</w:t>
-      </w:r>
-      <w:proofErr w:type="spellEnd"/>
-      <w:r>
-        <w:rPr>
-          <w:rFonts w:ascii="Arial" w:hAnsi="Arial" w:cs="Arial"/>
-          <w:sz w:val="24"/>
-          <w:szCs w:val="24"/>
-        </w:rPr>
-        <w:t xml:space="preserve"> con </w:t>
-      </w:r>
-      <w:proofErr w:type="spellStart"/>
-      <w:r>
-        <w:rPr>
-          <w:rFonts w:ascii="Arial" w:hAnsi="Arial" w:cs="Arial"/>
-          <w:sz w:val="24"/>
-          <w:szCs w:val="24"/>
-        </w:rPr>
-        <w:t>resultado</w:t>
-      </w:r>
-      <w:proofErr w:type="spellEnd"/>
-      <w:r>
-        <w:rPr>
-          <w:rFonts w:ascii="Arial" w:hAnsi="Arial" w:cs="Arial"/>
-          <w:sz w:val="24"/>
-          <w:szCs w:val="24"/>
-        </w:rPr>
-        <w:t xml:space="preserve"> </w:t>
-      </w:r>
-      <w:proofErr w:type="spellStart"/>
-      <w:r>
-        <w:rPr>
-          <w:rFonts w:ascii="Arial" w:hAnsi="Arial" w:cs="Arial"/>
-          <w:sz w:val="24"/>
-          <w:szCs w:val="24"/>
-        </w:rPr>
-        <w:t>válido</w:t>
-      </w:r>
-      <w:proofErr w:type="spellEnd"/>
-      <w:r>
-        <w:rPr>
-          <w:rFonts w:ascii="Arial" w:hAnsi="Arial" w:cs="Arial"/>
-          <w:sz w:val="24"/>
-          <w:szCs w:val="24"/>
-        </w:rPr>
-        <w:t xml:space="preserve"> </w:t>
-      </w:r>
-      <w:proofErr w:type="spellStart"/>
-      <w:r>
-        <w:rPr>
-          <w:rFonts w:ascii="Arial" w:hAnsi="Arial" w:cs="Arial"/>
-          <w:sz w:val="24"/>
-          <w:szCs w:val="24"/>
-        </w:rPr>
-        <w:t>en</w:t>
-      </w:r>
-      <w:proofErr w:type="spellEnd"/>
-      <w:r>
-        <w:rPr>
-          <w:rFonts w:ascii="Arial" w:hAnsi="Arial" w:cs="Arial"/>
-          <w:sz w:val="24"/>
-          <w:szCs w:val="24"/>
-        </w:rPr>
-        <w:t xml:space="preserve"> </w:t>
-      </w:r>
-      <w:proofErr w:type="spellStart"/>
-      <w:r>
-        <w:rPr>
-          <w:rFonts w:ascii="Arial" w:hAnsi="Arial" w:cs="Arial"/>
-          <w:sz w:val="24"/>
-          <w:szCs w:val="24"/>
-        </w:rPr>
-        <w:t>procesos</w:t>
-      </w:r>
-      <w:proofErr w:type="spellEnd"/>
-      <w:r>
-        <w:rPr>
-          <w:rFonts w:ascii="Arial" w:hAnsi="Arial" w:cs="Arial"/>
-          <w:sz w:val="24"/>
-          <w:szCs w:val="24"/>
-        </w:rPr>
-        <w:t xml:space="preserve"> </w:t>
-      </w:r>
-      <w:proofErr w:type="spellStart"/>
-      <w:r>
-        <w:rPr>
-          <w:rFonts w:ascii="Arial" w:hAnsi="Arial" w:cs="Arial"/>
-          <w:sz w:val="24"/>
-          <w:szCs w:val="24"/>
-        </w:rPr>
-        <w:t>formalmente</w:t>
-      </w:r>
-      <w:proofErr w:type="spellEnd"/>
-      <w:r>
-        <w:rPr>
-          <w:rFonts w:ascii="Arial" w:hAnsi="Arial" w:cs="Arial"/>
-          <w:sz w:val="24"/>
-          <w:szCs w:val="24"/>
-        </w:rPr>
-        <w:t xml:space="preserve"> </w:t>
-      </w:r>
-      <w:proofErr w:type="spellStart"/>
-      <w:r>
-        <w:rPr>
-          <w:rFonts w:ascii="Arial" w:hAnsi="Arial" w:cs="Arial"/>
-          <w:sz w:val="24"/>
-          <w:szCs w:val="24"/>
-        </w:rPr>
-        <w:t>concluidos</w:t>
-      </w:r>
-      <w:proofErr w:type="spellEnd"/>
-      <w:r>
-        <w:rPr>
-          <w:rFonts w:ascii="Arial" w:hAnsi="Arial" w:cs="Arial"/>
-          <w:sz w:val="24"/>
-          <w:szCs w:val="24"/>
-        </w:rPr>
-        <w:t xml:space="preserve">, </w:t>
-      </w:r>
-      <w:proofErr w:type="spellStart"/>
-      <w:r>
-        <w:rPr>
-          <w:rFonts w:ascii="Arial" w:hAnsi="Arial" w:cs="Arial"/>
-          <w:sz w:val="24"/>
-          <w:szCs w:val="24"/>
-        </w:rPr>
-        <w:t>informando</w:t>
-      </w:r>
-      <w:proofErr w:type="spellEnd"/>
-      <w:r>
-        <w:rPr>
-          <w:rFonts w:ascii="Arial" w:hAnsi="Arial" w:cs="Arial"/>
-          <w:sz w:val="24"/>
-          <w:szCs w:val="24"/>
-        </w:rPr>
-        <w:t xml:space="preserve"> </w:t>
-      </w:r>
-      <w:proofErr w:type="spellStart"/>
-      <w:r>
-        <w:rPr>
-          <w:rFonts w:ascii="Arial" w:hAnsi="Arial" w:cs="Arial"/>
-          <w:sz w:val="24"/>
-          <w:szCs w:val="24"/>
-        </w:rPr>
-        <w:t>explícitamente</w:t>
-      </w:r>
-      <w:proofErr w:type="spellEnd"/>
-      <w:r>
-        <w:rPr>
-          <w:rFonts w:ascii="Arial" w:hAnsi="Arial" w:cs="Arial"/>
-          <w:sz w:val="24"/>
-          <w:szCs w:val="24"/>
-        </w:rPr>
-        <w:t xml:space="preserve"> </w:t>
-      </w:r>
-      <w:proofErr w:type="spellStart"/>
-      <w:r>
-        <w:rPr>
-          <w:rFonts w:ascii="Arial" w:hAnsi="Arial" w:cs="Arial"/>
-          <w:sz w:val="24"/>
-          <w:szCs w:val="24"/>
-        </w:rPr>
-        <w:t>los</w:t>
-      </w:r>
-      <w:proofErr w:type="spellEnd"/>
-      <w:r>
-        <w:rPr>
-          <w:rFonts w:ascii="Arial" w:hAnsi="Arial" w:cs="Arial"/>
-          <w:sz w:val="24"/>
-          <w:szCs w:val="24"/>
-        </w:rPr>
-        <w:t xml:space="preserve"> </w:t>
-      </w:r>
-      <w:proofErr w:type="spellStart"/>
-      <w:r>
-        <w:rPr>
-          <w:rFonts w:ascii="Arial" w:hAnsi="Arial" w:cs="Arial"/>
-          <w:sz w:val="24"/>
-          <w:szCs w:val="24"/>
-        </w:rPr>
-        <w:t>denominadores</w:t>
-      </w:r>
-      <w:proofErr w:type="spellEnd"/>
-      <w:r>
-        <w:rPr>
-          <w:rFonts w:ascii="Arial" w:hAnsi="Arial" w:cs="Arial"/>
-          <w:sz w:val="24"/>
-          <w:szCs w:val="24"/>
-        </w:rPr>
-        <w:t>.</w:t>
-      </w:r>
-    </w:p>
-    <w:p>
-      <w:pPr>
-        <w:spacing w:line="240" w:lineRule="auto"/>
-        <w:jc w:val="both"/>
-        <w:rPr>
-          <w:rFonts w:ascii="Arial" w:hAnsi="Arial"/>
-          <w:sz w:val="24"/>
-          <w:szCs w:val="24"/>
-        </w:rPr>
-      </w:pPr>
-      <w:r>
-        <w:rPr>
-          <w:rFonts w:ascii="Arial" w:hAnsi="Arial"/>
-          <w:sz w:val="24"/>
-          <w:szCs w:val="24"/>
-        </w:rPr>
-        <w:br w:type="page"/>
-      </w:r>
-    </w:p>
-    <w:p>
-      <w:pPr>
-        <w:pStyle w:val="Ttulo11"/>
-        <w:spacing w:line="240" w:lineRule="auto"/>
-        <w:jc w:val="both"/>
-        <w:rPr>
-          <w:rFonts w:ascii="Arial" w:hAnsi="Arial" w:cs="Arial"/>
-          <w:sz w:val="24"/>
-          <w:szCs w:val="24"/>
-        </w:rPr>
-      </w:pPr>
-      <w:bookmarkStart w:id="6" w:name="_Toc240229222"/>
+      <w:bookmarkStart w:id="6" w:name="_Toc240396960"/>
       <w:r>
         <w:rPr>
           <w:rFonts w:ascii="Arial" w:hAnsi="Arial" w:cs="Arial"/>
@@ -9513,7 +4911,7 @@
           <w:szCs w:val="24"/>
         </w:rPr>
       </w:pPr>
-      <w:bookmarkStart w:id="7" w:name="_Toc240229223"/>
+      <w:bookmarkStart w:id="7" w:name="_Toc240396961"/>
       <w:proofErr w:type="spellStart"/>
       <w:r>
         <w:rPr>
@@ -10155,7 +5553,43 @@
           <w:sz w:val="24"/>
           <w:szCs w:val="24"/>
         </w:rPr>
-        <w:t xml:space="preserve"> JSON (F1_ejecucion.json y F2_ejecucion.json) </w:t>
+        <w:t xml:space="preserve"> JSON (F1_</w:t>
+      </w:r>
+      <w:proofErr w:type="gramStart"/>
+      <w:r>
+        <w:rPr>
+          <w:rFonts w:ascii="Arial" w:hAnsi="Arial" w:cs="Arial"/>
+          <w:sz w:val="24"/>
+          <w:szCs w:val="24"/>
+        </w:rPr>
+        <w:t>ejecucion.json</w:t>
+      </w:r>
+      <w:proofErr w:type="gramEnd"/>
+      <w:r>
+        <w:rPr>
+          <w:rFonts w:ascii="Arial" w:hAnsi="Arial" w:cs="Arial"/>
+          <w:sz w:val="24"/>
+          <w:szCs w:val="24"/>
+        </w:rPr>
+        <w:t xml:space="preserve"> y F2_</w:t>
+      </w:r>
+      <w:proofErr w:type="gramStart"/>
+      <w:r>
+        <w:rPr>
+          <w:rFonts w:ascii="Arial" w:hAnsi="Arial" w:cs="Arial"/>
+          <w:sz w:val="24"/>
+          <w:szCs w:val="24"/>
+        </w:rPr>
+        <w:t>ejecucion.json</w:t>
+      </w:r>
+      <w:proofErr w:type="gramEnd"/>
+      <w:r>
+        <w:rPr>
+          <w:rFonts w:ascii="Arial" w:hAnsi="Arial" w:cs="Arial"/>
+          <w:sz w:val="24"/>
+          <w:szCs w:val="24"/>
+        </w:rPr>
+        <w:t xml:space="preserve">) </w:t>
       </w:r>
       <w:proofErr w:type="spellStart"/>
       <w:r>
@@ -10385,7 +5819,7 @@
           <w:szCs w:val="24"/>
         </w:rPr>
       </w:pPr>
-      <w:bookmarkStart w:id="8" w:name="_Toc240229224"/>
+      <w:bookmarkStart w:id="8" w:name="_Toc240396962"/>
       <w:proofErr w:type="spellStart"/>
       <w:r>
         <w:rPr>
@@ -11249,7 +6683,7 @@
           <w:szCs w:val="24"/>
         </w:rPr>
       </w:pPr>
-      <w:bookmarkStart w:id="9" w:name="_Toc240229225"/>
+      <w:bookmarkStart w:id="9" w:name="_Toc240396963"/>
       <w:r>
         <w:rPr>
           <w:rFonts w:ascii="Arial" w:hAnsi="Arial" w:cs="Arial"/>
@@ -11380,7 +6814,7 @@
           <w:szCs w:val="24"/>
         </w:rPr>
       </w:pPr>
-      <w:bookmarkStart w:id="10" w:name="_Toc240229226"/>
+      <w:bookmarkStart w:id="10" w:name="_Toc240396964"/>
       <w:r>
         <w:rPr>
           <w:rFonts w:ascii="Arial" w:hAnsi="Arial" w:cs="Arial"/>
@@ -12147,7 +7581,16 @@
           <w:sz w:val="24"/>
           <w:szCs w:val="24"/>
         </w:rPr>
-        <w:t>exportar_datos_procesados</w:t>
+        <w:t>exportar_datos_</w:t>
+      </w:r>
+      <w:proofErr w:type="gramStart"/>
+      <w:r>
+        <w:rPr>
+          <w:rFonts w:ascii="Arial" w:hAnsi="Arial" w:cs="Arial"/>
+          <w:sz w:val="24"/>
+          <w:szCs w:val="24"/>
+        </w:rPr>
+        <w:t>procesados</w:t>
       </w:r>
       <w:proofErr w:type="spellEnd"/>
       <w:r>
@@ -12159,6 +7602,7 @@
         <w:t>(</w:t>
       </w:r>
       <w:proofErr w:type="spellStart"/>
+      <w:proofErr w:type="gramEnd"/>
       <w:r>
         <w:rPr>
           <w:rFonts w:ascii="Arial" w:hAnsi="Arial" w:cs="Arial"/>
@@ -12348,7 +7792,7 @@
           <w:szCs w:val="24"/>
         </w:rPr>
       </w:pPr>
-      <w:bookmarkStart w:id="11" w:name="_Toc240229227"/>
+      <w:bookmarkStart w:id="11" w:name="_Toc240396965"/>
       <w:r>
         <w:rPr>
           <w:rFonts w:ascii="Arial" w:hAnsi="Arial" w:cs="Arial"/>
@@ -13673,7 +9117,7 @@
           <w:szCs w:val="24"/>
         </w:rPr>
       </w:pPr>
-      <w:bookmarkStart w:id="12" w:name="_Toc240229228"/>
+      <w:bookmarkStart w:id="12" w:name="_Toc240396966"/>
       <w:r>
         <w:rPr>
           <w:rFonts w:ascii="Arial" w:hAnsi="Arial" w:cs="Arial"/>
@@ -14632,7 +10076,7 @@
           <w:szCs w:val="24"/>
         </w:rPr>
       </w:pPr>
-      <w:bookmarkStart w:id="13" w:name="_Toc240229229"/>
+      <w:bookmarkStart w:id="13" w:name="_Toc240396967"/>
       <w:r>
         <w:rPr>
           <w:rFonts w:ascii="Arial" w:hAnsi="Arial" w:cs="Arial"/>
@@ -14743,7 +10187,7 @@
           <w:szCs w:val="24"/>
         </w:rPr>
       </w:pPr>
-      <w:bookmarkStart w:id="14" w:name="_Toc240229230"/>
+      <w:bookmarkStart w:id="14" w:name="_Toc240396968"/>
       <w:r>
         <w:rPr>
           <w:rFonts w:ascii="Arial" w:hAnsi="Arial" w:cs="Arial"/>
@@ -14977,6 +10421,7 @@
                 <w:szCs w:val="24"/>
               </w:rPr>
             </w:pPr>
+            <w:proofErr w:type="gramStart"/>
             <w:r>
               <w:rPr>
                 <w:rFonts w:ascii="Arial" w:hAnsi="Arial"/>
@@ -14984,7 +10429,17 @@
                 <w:sz w:val="24"/>
                 <w:szCs w:val="24"/>
               </w:rPr>
-              <w:t>Total Ofertas</w:t>
+              <w:t>Total</w:t>
+            </w:r>
+            <w:proofErr w:type="gramEnd"/>
+            <w:r>
+              <w:rPr>
+                <w:rFonts w:ascii="Arial" w:hAnsi="Arial"/>
+                <w:b/>
+                <w:sz w:val="24"/>
+                <w:szCs w:val="24"/>
+              </w:rPr>
+              <w:t xml:space="preserve"> Ofertas</w:t>
             </w:r>
           </w:p>
         </w:tc>
@@ -15881,13 +11336,23 @@
                 <w:szCs w:val="24"/>
               </w:rPr>
             </w:pPr>
-            <w:r>
-              <w:rPr>
-                <w:rFonts w:ascii="Arial" w:hAnsi="Arial"/>
-                <w:sz w:val="24"/>
-                <w:szCs w:val="24"/>
-              </w:rPr>
-              <w:t>Total Adjudicadas</w:t>
+            <w:proofErr w:type="gramStart"/>
+            <w:r>
+              <w:rPr>
+                <w:rFonts w:ascii="Arial" w:hAnsi="Arial"/>
+                <w:sz w:val="24"/>
+                <w:szCs w:val="24"/>
+              </w:rPr>
+              <w:t>Total</w:t>
+            </w:r>
+            <w:proofErr w:type="gramEnd"/>
+            <w:r>
+              <w:rPr>
+                <w:rFonts w:ascii="Arial" w:hAnsi="Arial"/>
+                <w:sz w:val="24"/>
+                <w:szCs w:val="24"/>
+              </w:rPr>
+              <w:t xml:space="preserve"> Adjudicadas</w:t>
             </w:r>
           </w:p>
         </w:tc>
@@ -16058,7 +11523,7 @@
           <w:szCs w:val="24"/>
         </w:rPr>
       </w:pPr>
-      <w:bookmarkStart w:id="15" w:name="_Toc240229231"/>
+      <w:bookmarkStart w:id="15" w:name="_Toc240396969"/>
       <w:proofErr w:type="spellStart"/>
       <w:r>
         <w:rPr>
@@ -16196,7 +11661,7 @@
           <w:szCs w:val="24"/>
         </w:rPr>
       </w:pPr>
-      <w:bookmarkStart w:id="16" w:name="_Toc240229232"/>
+      <w:bookmarkStart w:id="16" w:name="_Toc240396970"/>
       <w:r>
         <w:rPr>
           <w:rFonts w:ascii="Arial" w:hAnsi="Arial" w:cs="Arial"/>
@@ -16877,7 +12342,16 @@
                 <w:sz w:val="24"/>
                 <w:szCs w:val="24"/>
               </w:rPr>
-              <w:t>requirements.txt, README.md y .</w:t>
+              <w:t xml:space="preserve">requirements.txt, README.md </w:t>
+            </w:r>
+            <w:proofErr w:type="gramStart"/>
+            <w:r>
+              <w:rPr>
+                <w:rFonts w:ascii="Arial" w:hAnsi="Arial"/>
+                <w:sz w:val="24"/>
+                <w:szCs w:val="24"/>
+              </w:rPr>
+              <w:t>y .</w:t>
             </w:r>
             <w:proofErr w:type="spellStart"/>
             <w:r>
@@ -16889,6 +12363,7 @@
               <w:t>venv</w:t>
             </w:r>
             <w:proofErr w:type="spellEnd"/>
+            <w:proofErr w:type="gramEnd"/>
             <w:r>
               <w:rPr>
                 <w:rFonts w:ascii="Arial" w:hAnsi="Arial"/>
@@ -17592,8 +13067,18 @@
                 <w:sz w:val="24"/>
                 <w:szCs w:val="24"/>
               </w:rPr>
-              <w:t>Modelación integrada y conclusiones finales</w:t>
-            </w:r>
+              <w:t xml:space="preserve">Modelación integrada y </w:t>
+            </w:r>
+            <w:proofErr w:type="gramStart"/>
+            <w:r>
+              <w:rPr>
+                <w:rFonts w:ascii="Arial" w:hAnsi="Arial"/>
+                <w:sz w:val="24"/>
+                <w:szCs w:val="24"/>
+              </w:rPr>
+              <w:t>conclusiones finales</w:t>
+            </w:r>
+            <w:proofErr w:type="gramEnd"/>
           </w:p>
         </w:tc>
         <w:tc>
@@ -17700,7 +13185,7 @@
           <w:szCs w:val="24"/>
         </w:rPr>
       </w:pPr>
-      <w:bookmarkStart w:id="17" w:name="_Toc240229233"/>
+      <w:bookmarkStart w:id="17" w:name="_Toc240396971"/>
       <w:r>
         <w:rPr>
           <w:rFonts w:ascii="Arial" w:hAnsi="Arial" w:cs="Arial"/>
@@ -18446,7 +13931,7 @@
           <w:szCs w:val="24"/>
         </w:rPr>
       </w:pPr>
-      <w:bookmarkStart w:id="18" w:name="_Toc240229234"/>
+      <w:bookmarkStart w:id="18" w:name="_Toc240396972"/>
       <w:r>
         <w:rPr>
           <w:rFonts w:ascii="Arial" w:hAnsi="Arial" w:cs="Arial"/>
@@ -18537,7 +14022,25 @@
           <w:sz w:val="24"/>
           <w:szCs w:val="24"/>
         </w:rPr>
-        <w:t>A continuación se resumen las características de los artefactos clave del repositorio que respaldan la reproducibilidad y verosimilitud de la entrega:</w:t>
+        <w:t xml:space="preserve">A </w:t>
+      </w:r>
+      <w:proofErr w:type="gramStart"/>
+      <w:r>
+        <w:rPr>
+          <w:rFonts w:ascii="Arial" w:hAnsi="Arial"/>
+          <w:sz w:val="24"/>
+          <w:szCs w:val="24"/>
+        </w:rPr>
+        <w:t>continuación</w:t>
+      </w:r>
+      <w:proofErr w:type="gramEnd"/>
+      <w:r>
+        <w:rPr>
+          <w:rFonts w:ascii="Arial" w:hAnsi="Arial"/>
+          <w:sz w:val="24"/>
+          <w:szCs w:val="24"/>
+        </w:rPr>
+        <w:t xml:space="preserve"> se resumen las características de los artefactos clave del repositorio que respaldan la reproducibilidad y verosimilitud de la entrega:</w:t>
       </w:r>
     </w:p>
     <w:tbl>
@@ -19873,9 +15376,9 @@
             </wp:anchor>
           </w:drawing>
         </mc:Choice>
-        <mc:Fallback xmlns:a="http://schemas.openxmlformats.org/drawingml/2006/main" xmlns:pic="http://schemas.openxmlformats.org/drawingml/2006/picture">
+        <mc:Fallback>
           <w:pict>
-            <v:shape id="Graphic 17" style="position:absolute;margin-left:42.5pt;margin-top:739.9pt;width:218.15pt;height:.1pt;z-index:-15813632;visibility:visible;mso-wrap-style:square;mso-wrap-distance-left:0;mso-wrap-distance-top:0;mso-wrap-distance-right:0;mso-wrap-distance-bottom:0;mso-position-horizontal:absolute;mso-position-horizontal-relative:page;mso-position-vertical:absolute;mso-position-vertical-relative:page;v-text-anchor:top" coordsize="2770505,1270" o:spid="_x0000_s1026" filled="f" strokecolor="#1d4b63" path="m,l2770204,e" o:gfxdata="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" w14:anchorId="0747A2B0">
+            <v:shape w14:anchorId="48D331B4" id="Graphic 17" o:spid="_x0000_s1026" style="position:absolute;margin-left:42.5pt;margin-top:739.9pt;width:218.15pt;height:.1pt;z-index:-15813632;visibility:visible;mso-wrap-style:square;mso-wrap-distance-left:0;mso-wrap-distance-top:0;mso-wrap-distance-right:0;mso-wrap-distance-bottom:0;mso-position-horizontal:absolute;mso-position-horizontal-relative:page;mso-position-vertical:absolute;mso-position-vertical-relative:page;v-text-anchor:top" coordsize="2770505,1270" o:gfxdata="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" path="m,l2770204,e" filled="f" strokecolor="#1d4b63">
               <v:path arrowok="t"/>
               <w10:wrap anchorx="page" anchory="page"/>
             </v:shape>
@@ -19952,9 +15455,9 @@
             </wp:anchor>
           </w:drawing>
         </mc:Choice>
-        <mc:Fallback xmlns:a="http://schemas.openxmlformats.org/drawingml/2006/main" xmlns:pic="http://schemas.openxmlformats.org/drawingml/2006/picture">
+        <mc:Fallback>
           <w:pict>
-            <v:shape id="Graphic 18" style="position:absolute;margin-left:371.35pt;margin-top:739.9pt;width:198.15pt;height:.1pt;z-index:-15813120;visibility:visible;mso-wrap-style:square;mso-wrap-distance-left:0;mso-wrap-distance-top:0;mso-wrap-distance-right:0;mso-wrap-distance-bottom:0;mso-position-horizontal:absolute;mso-position-horizontal-relative:page;mso-position-vertical:absolute;mso-position-vertical-relative:page;v-text-anchor:top" coordsize="2516505,1270" o:spid="_x0000_s1026" filled="f" strokecolor="#1d4b63" path="m,l2516399,e" o:gfxdata="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" w14:anchorId="3C0EE5FF">
+            <v:shape w14:anchorId="30B53B58" id="Graphic 18" o:spid="_x0000_s1026" style="position:absolute;margin-left:371.35pt;margin-top:739.9pt;width:198.15pt;height:.1pt;z-index:-15813120;visibility:visible;mso-wrap-style:square;mso-wrap-distance-left:0;mso-wrap-distance-top:0;mso-wrap-distance-right:0;mso-wrap-distance-bottom:0;mso-position-horizontal:absolute;mso-position-horizontal-relative:page;mso-position-vertical:absolute;mso-position-vertical-relative:page;v-text-anchor:top" coordsize="2516505,1270" o:gfxdata="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" path="m,l2516399,e" filled="f" strokecolor="#1d4b63">
               <v:path arrowok="t"/>
               <w10:wrap anchorx="page" anchory="page"/>
             </v:shape>
@@ -20115,13 +15618,13 @@
             </wp:anchor>
           </w:drawing>
         </mc:Choice>
-        <mc:Fallback xmlns:a="http://schemas.openxmlformats.org/drawingml/2006/main" xmlns:pic="http://schemas.openxmlformats.org/drawingml/2006/picture">
+        <mc:Fallback>
           <w:pict>
-            <v:group id="Group 12" style="position:absolute;margin-left:42.5pt;margin-top:37.85pt;width:527pt;height:9.1pt;z-index:-15815168;mso-wrap-distance-left:0;mso-wrap-distance-right:0;mso-position-horizontal-relative:page;mso-position-vertical-relative:page" coordsize="66929,1155" o:spid="_x0000_s1026" w14:anchorId="58BDBA3A" o:gfxdata="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">
-              <v:shape id="Graphic 13" style="position:absolute;left:539;top:551;width:66390;height:13;visibility:visible;mso-wrap-style:square;v-text-anchor:top" coordsize="6638925,1270" o:spid="_x0000_s1027" filled="f" strokecolor="#1d4b63" path="m,l6638404,e" o:gfxdata="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">
+            <v:group w14:anchorId="5B49F7C3" id="Group 12" o:spid="_x0000_s1026" style="position:absolute;margin-left:42.5pt;margin-top:37.85pt;width:527pt;height:9.1pt;z-index:-15815168;mso-wrap-distance-left:0;mso-wrap-distance-right:0;mso-position-horizontal-relative:page;mso-position-vertical-relative:page" coordsize="66929,1155" o:gfxdata="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">
+              <v:shape id="Graphic 13" o:spid="_x0000_s1027" style="position:absolute;left:539;top:551;width:66390;height:13;visibility:visible;mso-wrap-style:square;v-text-anchor:top" coordsize="6638925,1270" o:gfxdata="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" path="m,l6638404,e" filled="f" strokecolor="#1d4b63">
                 <v:path arrowok="t"/>
               </v:shape>
-              <v:shapetype id="_x0000_t75" coordsize="21600,21600" filled="f" stroked="f" o:spt="75" o:preferrelative="t" path="m@4@5l@4@11@9@11@9@5xe">
+              <v:shapetype id="_x0000_t75" coordsize="21600,21600" o:spt="75" o:preferrelative="t" path="m@4@5l@4@11@9@11@9@5xe" filled="f" stroked="f">
                 <v:stroke joinstyle="miter"/>
                 <v:formulas>
                   <v:f eqn="if lineDrawn pixelLineWidth 0"/>
@@ -20137,11 +15640,11 @@
                   <v:f eqn="prod @7 21600 pixelHeight"/>
                   <v:f eqn="sum @10 21600 0"/>
                 </v:formulas>
-                <v:path gradientshapeok="t" o:connecttype="rect" o:extrusionok="f"/>
+                <v:path o:extrusionok="f" gradientshapeok="t" o:connecttype="rect"/>
                 <o:lock v:ext="edit" aspectratio="t"/>
               </v:shapetype>
-              <v:shape id="Image 14" style="position:absolute;width:1151;height:1152;visibility:visible;mso-wrap-style:square" o:spid="_x0000_s1028" type="#_x0000_t75" o:gfxdata="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">
-                <v:imagedata o:title="" r:id="rId2"/>
+              <v:shape id="Image 14" o:spid="_x0000_s1028" type="#_x0000_t75" style="position:absolute;width:1151;height:1152;visibility:visible;mso-wrap-style:square" o:gfxdata="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">
+                <v:imagedata r:id="rId2" o:title=""/>
               </v:shape>
               <w10:wrap anchorx="page" anchory="page"/>
             </v:group>
@@ -21490,7 +16993,6 @@
   <w:style w:type="character" w:default="1" w:styleId="Fuentedeprrafopredeter">
     <w:name w:val="Default Paragraph Font"/>
     <w:uiPriority w:val="1"/>
-    <w:semiHidden/>
     <w:unhideWhenUsed/>
   </w:style>
   <w:style w:type="table" w:default="1" w:styleId="Tablanormal">
@@ -21768,49 +17270,15 @@
         <a:srgbClr val="800080"/>
       </a:folHlink>
     </a:clrScheme>
-    <a:fontScheme name="Office">
+    <a:fontScheme name="Arial">
       <a:majorFont>
-        <a:latin typeface="Cambria"/>
+        <a:latin typeface="Arial" panose="020B0604020202020204"/>
         <a:ea typeface=""/>
         <a:cs typeface=""/>
-        <a:font script="Jpan" typeface="ＭＳ ゴシック"/>
-        <a:font script="Hang" typeface="맑은 고딕"/>
-        <a:font script="Hans" typeface="宋体"/>
-        <a:font script="Hant" typeface="新細明體"/>
-        <a:font script="Arab" typeface="Times New Roman"/>
-        <a:font script="Hebr" typeface="Times New Roman"/>
-        <a:font script="Thai" typeface="Angsana New"/>
-        <a:font script="Ethi" typeface="Nyala"/>
-        <a:font script="Beng" typeface="Vrinda"/>
-        <a:font script="Gujr" typeface="Shruti"/>
-        <a:font script="Khmr" typeface="MoolBoran"/>
-        <a:font script="Knda" typeface="Tunga"/>
-        <a:font script="Guru" typeface="Raavi"/>
-        <a:font script="Cans" typeface="Euphemia"/>
-        <a:font script="Cher" typeface="Plantagenet Cherokee"/>
-        <a:font script="Yiii" typeface="Microsoft Yi Baiti"/>
-        <a:font script="Tibt" typeface="Microsoft Himalaya"/>
-        <a:font script="Thaa" typeface="MV Boli"/>
-        <a:font script="Deva" typeface="Mangal"/>
-        <a:font script="Telu" typeface="Gautami"/>
-        <a:font script="Taml" typeface="Latha"/>
-        <a:font script="Syrc" typeface="Estrangelo Edessa"/>
-        <a:font script="Orya" typeface="Kalinga"/>
-        <a:font script="Mlym" typeface="Kartika"/>
-        <a:font script="Laoo" typeface="DokChampa"/>
-        <a:font script="Sinh" typeface="Iskoola Pota"/>
-        <a:font script="Mong" typeface="Mongolian Baiti"/>
-        <a:font script="Viet" typeface="Times New Roman"/>
-        <a:font script="Uigh" typeface="Microsoft Uighur"/>
-      </a:majorFont>
-      <a:minorFont>
-        <a:latin typeface="Calibri"/>
-        <a:ea typeface=""/>
-        <a:cs typeface=""/>
-        <a:font script="Jpan" typeface="ＭＳ 明朝"/>
-        <a:font script="Hang" typeface="맑은 고딕"/>
-        <a:font script="Hans" typeface="宋体"/>
-        <a:font script="Hant" typeface="新細明體"/>
+        <a:font script="Jpan" typeface="ＭＳ Ｐゴシック"/>
+        <a:font script="Hang" typeface="굴림"/>
+        <a:font script="Hans" typeface="黑体"/>
+        <a:font script="Hant" typeface="微軟正黑體"/>
         <a:font script="Arab" typeface="Arial"/>
         <a:font script="Hebr" typeface="Arial"/>
         <a:font script="Thai" typeface="Cordia New"/>
@@ -21836,6 +17304,42 @@
         <a:font script="Mong" typeface="Mongolian Baiti"/>
         <a:font script="Viet" typeface="Arial"/>
         <a:font script="Uigh" typeface="Microsoft Uighur"/>
+        <a:font script="Geor" typeface="Sylfaen"/>
+      </a:majorFont>
+      <a:minorFont>
+        <a:latin typeface="Arial" panose="020B0604020202020204"/>
+        <a:ea typeface=""/>
+        <a:cs typeface=""/>
+        <a:font script="Jpan" typeface="ＭＳ Ｐゴシック"/>
+        <a:font script="Hang" typeface="굴림"/>
+        <a:font script="Hans" typeface="黑体"/>
+        <a:font script="Hant" typeface="微軟正黑體"/>
+        <a:font script="Arab" typeface="Arial"/>
+        <a:font script="Hebr" typeface="Arial"/>
+        <a:font script="Thai" typeface="Cordia New"/>
+        <a:font script="Ethi" typeface="Nyala"/>
+        <a:font script="Beng" typeface="Vrinda"/>
+        <a:font script="Gujr" typeface="Shruti"/>
+        <a:font script="Khmr" typeface="DaunPenh"/>
+        <a:font script="Knda" typeface="Tunga"/>
+        <a:font script="Guru" typeface="Raavi"/>
+        <a:font script="Cans" typeface="Euphemia"/>
+        <a:font script="Cher" typeface="Plantagenet Cherokee"/>
+        <a:font script="Yiii" typeface="Microsoft Yi Baiti"/>
+        <a:font script="Tibt" typeface="Microsoft Himalaya"/>
+        <a:font script="Thaa" typeface="MV Boli"/>
+        <a:font script="Deva" typeface="Mangal"/>
+        <a:font script="Telu" typeface="Gautami"/>
+        <a:font script="Taml" typeface="Latha"/>
+        <a:font script="Syrc" typeface="Estrangelo Edessa"/>
+        <a:font script="Orya" typeface="Kalinga"/>
+        <a:font script="Mlym" typeface="Kartika"/>
+        <a:font script="Laoo" typeface="DokChampa"/>
+        <a:font script="Sinh" typeface="Iskoola Pota"/>
+        <a:font script="Mong" typeface="Mongolian Baiti"/>
+        <a:font script="Viet" typeface="Arial"/>
+        <a:font script="Uigh" typeface="Microsoft Uighur"/>
+        <a:font script="Geor" typeface="Sylfaen"/>
       </a:minorFont>
     </a:fontScheme>
     <a:fmtScheme name="Office">
@@ -22011,6 +17515,10 @@
 </file>
 
 <file path=customXml/item1.xml><?xml version="1.0" encoding="utf-8"?>
+<b:Sources xmlns:b="http://schemas.openxmlformats.org/officeDocument/2006/bibliography" xmlns="http://schemas.openxmlformats.org/officeDocument/2006/bibliography" SelectedStyle="\APASixthEditionOfficeOnline.xsl" StyleName="APA" Version="6"/>
+</file>
+
+<file path=customXml/item2.xml><?xml version="1.0" encoding="utf-8"?>
 <?mso-contentType ?>
 <FormTemplates xmlns="http://schemas.microsoft.com/sharepoint/v3/contenttype/forms">
   <Display>DocumentLibraryForm</Display>
@@ -22019,40 +17527,7 @@
 </FormTemplates>
 </file>
 
-<file path=customXml/item2.xml><?xml version="1.0" encoding="utf-8"?>
-<b:Sources xmlns:b="http://schemas.openxmlformats.org/officeDocument/2006/bibliography" xmlns="http://schemas.openxmlformats.org/officeDocument/2006/bibliography" SelectedStyle="\APASixthEditionOfficeOnline.xsl" StyleName="APA" Version="6"/>
-</file>
-
 <file path=customXml/item3.xml><?xml version="1.0" encoding="utf-8"?>
-<p:properties xmlns:p="http://schemas.microsoft.com/office/2006/metadata/properties" xmlns:xsi="http://www.w3.org/2001/XMLSchema-instance" xmlns:pc="http://schemas.microsoft.com/office/infopath/2007/PartnerControls">
-  <documentManagement>
-    <_ApprovalAssignedTo xmlns="0a2fff00-f002-44e7-b50c-b90cb65110b9">
-      <UserInfo>
-        <DisplayName/>
-        <AccountId xsi:nil="true"/>
-        <AccountType/>
-      </UserInfo>
-    </_ApprovalAssignedTo>
-    <_ApprovalStatus xmlns="0a2fff00-f002-44e7-b50c-b90cb65110b9">0</_ApprovalStatus>
-    <_ApprovalRespondedBy xmlns="0a2fff00-f002-44e7-b50c-b90cb65110b9">
-      <UserInfo>
-        <DisplayName/>
-        <AccountId xsi:nil="true"/>
-        <AccountType/>
-      </UserInfo>
-    </_ApprovalRespondedBy>
-    <_ApprovalSentBy xmlns="0a2fff00-f002-44e7-b50c-b90cb65110b9">
-      <UserInfo>
-        <DisplayName/>
-        <AccountId xsi:nil="true"/>
-        <AccountType/>
-      </UserInfo>
-    </_ApprovalSentBy>
-  </documentManagement>
-</p:properties>
-</file>
-
-<file path=customXml/item4.xml><?xml version="1.0" encoding="utf-8"?>
 <ct:contentTypeSchema xmlns:ct="http://schemas.microsoft.com/office/2006/metadata/contentType" xmlns:ma="http://schemas.microsoft.com/office/2006/metadata/properties/metaAttributes" ct:_="" ma:_="" ma:contentTypeName="Documento" ma:contentTypeID="0x010100E4D0EA28D091FE4192BEFA8519B37564" ma:contentTypeVersion="7" ma:contentTypeDescription="Crear nuevo documento." ma:contentTypeScope="" ma:versionID="8260c90b1ed25191c73397d710d0b300">
   <xsd:schema xmlns:xsd="http://www.w3.org/2001/XMLSchema" xmlns:xs="http://www.w3.org/2001/XMLSchema" xmlns:p="http://schemas.microsoft.com/office/2006/metadata/properties" xmlns:ns2="0a2fff00-f002-44e7-b50c-b90cb65110b9" targetNamespace="http://schemas.microsoft.com/office/2006/metadata/properties" ma:root="true" ma:fieldsID="0fcc4b40ac5a1efab0a1fc825461417d" ns2:_="">
     <xsd:import namespace="0a2fff00-f002-44e7-b50c-b90cb65110b9"/>
@@ -22256,7 +17731,44 @@
 </ct:contentTypeSchema>
 </file>
 
+<file path=customXml/item4.xml><?xml version="1.0" encoding="utf-8"?>
+<p:properties xmlns:p="http://schemas.microsoft.com/office/2006/metadata/properties" xmlns:xsi="http://www.w3.org/2001/XMLSchema-instance" xmlns:pc="http://schemas.microsoft.com/office/infopath/2007/PartnerControls">
+  <documentManagement>
+    <_ApprovalAssignedTo xmlns="0a2fff00-f002-44e7-b50c-b90cb65110b9">
+      <UserInfo>
+        <DisplayName/>
+        <AccountId xsi:nil="true"/>
+        <AccountType/>
+      </UserInfo>
+    </_ApprovalAssignedTo>
+    <_ApprovalStatus xmlns="0a2fff00-f002-44e7-b50c-b90cb65110b9">0</_ApprovalStatus>
+    <_ApprovalRespondedBy xmlns="0a2fff00-f002-44e7-b50c-b90cb65110b9">
+      <UserInfo>
+        <DisplayName/>
+        <AccountId xsi:nil="true"/>
+        <AccountType/>
+      </UserInfo>
+    </_ApprovalRespondedBy>
+    <_ApprovalSentBy xmlns="0a2fff00-f002-44e7-b50c-b90cb65110b9">
+      <UserInfo>
+        <DisplayName/>
+        <AccountId xsi:nil="true"/>
+        <AccountType/>
+      </UserInfo>
+    </_ApprovalSentBy>
+  </documentManagement>
+</p:properties>
+</file>
+
 <file path=customXml/itemProps1.xml><?xml version="1.0" encoding="utf-8"?>
+<ds:datastoreItem xmlns:ds="http://schemas.openxmlformats.org/officeDocument/2006/customXml" ds:itemID="{FACB83BB-458E-4CCB-91D7-35CFBA93934D}">
+  <ds:schemaRefs>
+    <ds:schemaRef ds:uri="http://schemas.openxmlformats.org/officeDocument/2006/bibliography"/>
+  </ds:schemaRefs>
+</ds:datastoreItem>
+</file>
+
+<file path=customXml/itemProps2.xml><?xml version="1.0" encoding="utf-8"?>
 <ds:datastoreItem xmlns:ds="http://schemas.openxmlformats.org/officeDocument/2006/customXml" ds:itemID="{084C26D9-49C9-4ADB-A387-DA6079798921}">
   <ds:schemaRefs>
     <ds:schemaRef ds:uri="http://schemas.microsoft.com/sharepoint/v3/contenttype/forms"/>
@@ -22264,25 +17776,7 @@
 </ds:datastoreItem>
 </file>
 
-<file path=customXml/itemProps2.xml><?xml version="1.0" encoding="utf-8"?>
-<ds:datastoreItem xmlns:ds="http://schemas.openxmlformats.org/officeDocument/2006/customXml" ds:itemID="{FACB83BB-458E-4CCB-91D7-35CFBA93934D}">
-  <ds:schemaRefs>
-    <ds:schemaRef ds:uri="http://schemas.openxmlformats.org/officeDocument/2006/bibliography"/>
-  </ds:schemaRefs>
-</ds:datastoreItem>
-</file>
-
 <file path=customXml/itemProps3.xml><?xml version="1.0" encoding="utf-8"?>
-<ds:datastoreItem xmlns:ds="http://schemas.openxmlformats.org/officeDocument/2006/customXml" ds:itemID="{662F60C8-4BC5-4139-BE63-6954D22D77BD}">
-  <ds:schemaRefs>
-    <ds:schemaRef ds:uri="http://schemas.microsoft.com/office/2006/metadata/properties"/>
-    <ds:schemaRef ds:uri="http://schemas.microsoft.com/office/infopath/2007/PartnerControls"/>
-    <ds:schemaRef ds:uri="0a2fff00-f002-44e7-b50c-b90cb65110b9"/>
-  </ds:schemaRefs>
-</ds:datastoreItem>
-</file>
-
-<file path=customXml/itemProps4.xml><?xml version="1.0" encoding="utf-8"?>
 <ds:datastoreItem xmlns:ds="http://schemas.openxmlformats.org/officeDocument/2006/customXml" ds:itemID="{CE4EBACF-5594-46F9-A2CF-C5555F399E1E}">
   <ds:schemaRefs>
     <ds:schemaRef ds:uri="http://schemas.microsoft.com/office/2006/metadata/contentType"/>
@@ -22298,4 +17792,14 @@
     <ds:schemaRef ds:uri="http://schemas.microsoft.com/internal/obd"/>
   </ds:schemaRefs>
 </ds:datastoreItem>
+</file>
+
+<file path=customXml/itemProps4.xml><?xml version="1.0" encoding="utf-8"?>
+<ds:datastoreItem xmlns:ds="http://schemas.openxmlformats.org/officeDocument/2006/customXml" ds:itemID="{662F60C8-4BC5-4139-BE63-6954D22D77BD}">
+  <ds:schemaRefs>
+    <ds:schemaRef ds:uri="http://schemas.microsoft.com/office/2006/metadata/properties"/>
+    <ds:schemaRef ds:uri="http://schemas.microsoft.com/office/infopath/2007/PartnerControls"/>
+    <ds:schemaRef ds:uri="0a2fff00-f002-44e7-b50c-b90cb65110b9"/>
+  </ds:schemaRefs>
+</ds:datastoreItem>
 </file>
--- a/docs/informe_f1_f2_grupo_5.docx
+++ b/docs/informe_f1_f2_grupo_5.docx
@@ -817,7 +817,7 @@
           </mc:Choice>
           <mc:Fallback>
             <w:pict>
-              <v:group w14:anchorId="3D25AC5D" id="Group 2" o:spid="_x0000_s1026" style="width:85.45pt;height:51.55pt;mso-position-horizontal-relative:char;mso-position-vertical-relative:line" coordsize="10852,6546" o:gfxdata="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">
+              <v:group w14:anchorId="13C17CFE" id="Group 2" o:spid="_x0000_s1026" style="width:85.45pt;height:51.55pt;mso-position-horizontal-relative:char;mso-position-vertical-relative:line" coordsize="10852,6546" o:gfxdata="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">
                 <v:shape id="Graphic 3" o:spid="_x0000_s1027" style="position:absolute;left:122;top:167;width:2101;height:3099;visibility:visible;mso-wrap-style:square;v-text-anchor:top" coordsize="210185,309880" o:gfxdata="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" path="m209791,l188086,r,184061l181850,232548r-17516,33480l137327,285432r-34712,6261l71098,285811,45396,267038,28085,233684,21742,184061,21742,,,,,185381r8392,58937l30862,282681r32483,20806l101777,309753r41068,-6762l177287,281095r23690,-39451l209791,182219,209791,xe" fillcolor="#c6c4c4" stroked="f">
                   <v:path arrowok="t"/>
                 </v:shape>
@@ -1170,7 +1170,7 @@
         </w:rPr>
         <w:fldChar w:fldCharType="separate"/>
       </w:r>
-      <w:hyperlink w:anchor="_Toc240396954" w:history="1">
+      <w:hyperlink w:anchor="_Toc240400474" w:history="1">
         <w:r>
           <w:rPr>
             <w:rStyle w:val="Hipervnculo"/>
@@ -1207,7 +1207,7 @@
             <w:noProof/>
             <w:webHidden/>
           </w:rPr>
-          <w:instrText xml:space="preserve"> PAGEREF _Toc240396954 \h </w:instrText>
+          <w:instrText xml:space="preserve"> PAGEREF _Toc240400474 \h </w:instrText>
         </w:r>
         <w:r>
           <w:rPr>
@@ -1255,7 +1255,7 @@
           <w14:ligatures w14:val="standardContextual"/>
         </w:rPr>
       </w:pPr>
-      <w:hyperlink w:anchor="_Toc240396955" w:history="1">
+      <w:hyperlink w:anchor="_Toc240400475" w:history="1">
         <w:r>
           <w:rPr>
             <w:rStyle w:val="Hipervnculo"/>
@@ -1283,7 +1283,7 @@
             <w:noProof/>
             <w:webHidden/>
           </w:rPr>
-          <w:instrText xml:space="preserve"> PAGEREF _Toc240396955 \h </w:instrText>
+          <w:instrText xml:space="preserve"> PAGEREF _Toc240400475 \h </w:instrText>
         </w:r>
         <w:r>
           <w:rPr>
@@ -1331,7 +1331,7 @@
           <w14:ligatures w14:val="standardContextual"/>
         </w:rPr>
       </w:pPr>
-      <w:hyperlink w:anchor="_Toc240396956" w:history="1">
+      <w:hyperlink w:anchor="_Toc240400476" w:history="1">
         <w:r>
           <w:rPr>
             <w:rStyle w:val="Hipervnculo"/>
@@ -1339,7 +1339,17 @@
             <w:bCs/>
             <w:noProof/>
           </w:rPr>
-          <w:t>II. Definición de la problemática y objetivos del Proyecto</w:t>
+          <w:t>II</w:t>
+        </w:r>
+        <w:r>
+          <w:rPr>
+            <w:rStyle w:val="Hipervnculo"/>
+            <w:rFonts w:ascii="Arial" w:hAnsi="Arial"/>
+            <w:bCs/>
+            <w:noProof/>
+            <w:lang w:val="es-CL"/>
+          </w:rPr>
+          <w:t>. Definición de la problemática y objetivos del Proyecto</w:t>
         </w:r>
         <w:r>
           <w:rPr>
@@ -1360,7 +1370,7 @@
             <w:noProof/>
             <w:webHidden/>
           </w:rPr>
-          <w:instrText xml:space="preserve"> PAGEREF _Toc240396956 \h </w:instrText>
+          <w:instrText xml:space="preserve"> PAGEREF _Toc240400476 \h </w:instrText>
         </w:r>
         <w:r>
           <w:rPr>
@@ -1408,13 +1418,14 @@
           <w14:ligatures w14:val="standardContextual"/>
         </w:rPr>
       </w:pPr>
-      <w:hyperlink w:anchor="_Toc240396957" w:history="1">
+      <w:hyperlink w:anchor="_Toc240400477" w:history="1">
         <w:r>
           <w:rPr>
             <w:rStyle w:val="Hipervnculo"/>
             <w:rFonts w:ascii="Arial" w:hAnsi="Arial"/>
             <w:bCs/>
             <w:noProof/>
+            <w:lang w:val="es-CL"/>
           </w:rPr>
           <w:t>Preguntas específicas del studio</w:t>
         </w:r>
@@ -1437,7 +1448,7 @@
             <w:noProof/>
             <w:webHidden/>
           </w:rPr>
-          <w:instrText xml:space="preserve"> PAGEREF _Toc240396957 \h </w:instrText>
+          <w:instrText xml:space="preserve"> PAGEREF _Toc240400477 \h </w:instrText>
         </w:r>
         <w:r>
           <w:rPr>
@@ -1485,12 +1496,13 @@
           <w14:ligatures w14:val="standardContextual"/>
         </w:rPr>
       </w:pPr>
-      <w:hyperlink w:anchor="_Toc240396958" w:history="1">
+      <w:hyperlink w:anchor="_Toc240400478" w:history="1">
         <w:r>
           <w:rPr>
             <w:rStyle w:val="Hipervnculo"/>
             <w:rFonts w:ascii="Arial" w:hAnsi="Arial"/>
             <w:noProof/>
+            <w:lang w:val="es-CL"/>
           </w:rPr>
           <w:t>Objetivos del proyecto</w:t>
         </w:r>
@@ -1513,7 +1525,7 @@
             <w:noProof/>
             <w:webHidden/>
           </w:rPr>
-          <w:instrText xml:space="preserve"> PAGEREF _Toc240396958 \h </w:instrText>
+          <w:instrText xml:space="preserve"> PAGEREF _Toc240400478 \h </w:instrText>
         </w:r>
         <w:r>
           <w:rPr>
@@ -1561,12 +1573,13 @@
           <w14:ligatures w14:val="standardContextual"/>
         </w:rPr>
       </w:pPr>
-      <w:hyperlink w:anchor="_Toc240396959" w:history="1">
+      <w:hyperlink w:anchor="_Toc240400479" w:history="1">
         <w:r>
           <w:rPr>
             <w:rStyle w:val="Hipervnculo"/>
             <w:rFonts w:ascii="Arial" w:hAnsi="Arial"/>
             <w:noProof/>
+            <w:lang w:val="es-CL"/>
           </w:rPr>
           <w:t>Alcance, restricciones y supuestos analíticos</w:t>
         </w:r>
@@ -1589,7 +1602,7 @@
             <w:noProof/>
             <w:webHidden/>
           </w:rPr>
-          <w:instrText xml:space="preserve"> PAGEREF _Toc240396959 \h </w:instrText>
+          <w:instrText xml:space="preserve"> PAGEREF _Toc240400479 \h </w:instrText>
         </w:r>
         <w:r>
           <w:rPr>
@@ -1637,7 +1650,7 @@
           <w14:ligatures w14:val="standardContextual"/>
         </w:rPr>
       </w:pPr>
-      <w:hyperlink w:anchor="_Toc240396960" w:history="1">
+      <w:hyperlink w:anchor="_Toc240400480" w:history="1">
         <w:r>
           <w:rPr>
             <w:rStyle w:val="Hipervnculo"/>
@@ -1665,7 +1678,7 @@
             <w:noProof/>
             <w:webHidden/>
           </w:rPr>
-          <w:instrText xml:space="preserve"> PAGEREF _Toc240396960 \h </w:instrText>
+          <w:instrText xml:space="preserve"> PAGEREF _Toc240400480 \h </w:instrText>
         </w:r>
         <w:r>
           <w:rPr>
@@ -1713,7 +1726,7 @@
           <w14:ligatures w14:val="standardContextual"/>
         </w:rPr>
       </w:pPr>
-      <w:hyperlink w:anchor="_Toc240396961" w:history="1">
+      <w:hyperlink w:anchor="_Toc240400481" w:history="1">
         <w:r>
           <w:rPr>
             <w:rStyle w:val="Hipervnculo"/>
@@ -1741,7 +1754,7 @@
             <w:noProof/>
             <w:webHidden/>
           </w:rPr>
-          <w:instrText xml:space="preserve"> PAGEREF _Toc240396961 \h </w:instrText>
+          <w:instrText xml:space="preserve"> PAGEREF _Toc240400481 \h </w:instrText>
         </w:r>
         <w:r>
           <w:rPr>
@@ -1789,7 +1802,7 @@
           <w14:ligatures w14:val="standardContextual"/>
         </w:rPr>
       </w:pPr>
-      <w:hyperlink w:anchor="_Toc240396962" w:history="1">
+      <w:hyperlink w:anchor="_Toc240400482" w:history="1">
         <w:r>
           <w:rPr>
             <w:rStyle w:val="Hipervnculo"/>
@@ -1817,7 +1830,7 @@
             <w:noProof/>
             <w:webHidden/>
           </w:rPr>
-          <w:instrText xml:space="preserve"> PAGEREF _Toc240396962 \h </w:instrText>
+          <w:instrText xml:space="preserve"> PAGEREF _Toc240400482 \h </w:instrText>
         </w:r>
         <w:r>
           <w:rPr>
@@ -1837,7 +1850,7 @@
             <w:noProof/>
             <w:webHidden/>
           </w:rPr>
-          <w:t>8</w:t>
+          <w:t>9</w:t>
         </w:r>
         <w:r>
           <w:rPr>
@@ -1865,7 +1878,7 @@
           <w14:ligatures w14:val="standardContextual"/>
         </w:rPr>
       </w:pPr>
-      <w:hyperlink w:anchor="_Toc240396963" w:history="1">
+      <w:hyperlink w:anchor="_Toc240400483" w:history="1">
         <w:r>
           <w:rPr>
             <w:rStyle w:val="Hipervnculo"/>
@@ -1893,7 +1906,7 @@
             <w:noProof/>
             <w:webHidden/>
           </w:rPr>
-          <w:instrText xml:space="preserve"> PAGEREF _Toc240396963 \h </w:instrText>
+          <w:instrText xml:space="preserve"> PAGEREF _Toc240400483 \h </w:instrText>
         </w:r>
         <w:r>
           <w:rPr>
@@ -1941,7 +1954,7 @@
           <w14:ligatures w14:val="standardContextual"/>
         </w:rPr>
       </w:pPr>
-      <w:hyperlink w:anchor="_Toc240396964" w:history="1">
+      <w:hyperlink w:anchor="_Toc240400484" w:history="1">
         <w:r>
           <w:rPr>
             <w:rStyle w:val="Hipervnculo"/>
@@ -1969,7 +1982,7 @@
             <w:noProof/>
             <w:webHidden/>
           </w:rPr>
-          <w:instrText xml:space="preserve"> PAGEREF _Toc240396964 \h </w:instrText>
+          <w:instrText xml:space="preserve"> PAGEREF _Toc240400484 \h </w:instrText>
         </w:r>
         <w:r>
           <w:rPr>
@@ -2017,7 +2030,7 @@
           <w14:ligatures w14:val="standardContextual"/>
         </w:rPr>
       </w:pPr>
-      <w:hyperlink w:anchor="_Toc240396965" w:history="1">
+      <w:hyperlink w:anchor="_Toc240400485" w:history="1">
         <w:r>
           <w:rPr>
             <w:rStyle w:val="Hipervnculo"/>
@@ -2045,7 +2058,7 @@
             <w:noProof/>
             <w:webHidden/>
           </w:rPr>
-          <w:instrText xml:space="preserve"> PAGEREF _Toc240396965 \h </w:instrText>
+          <w:instrText xml:space="preserve"> PAGEREF _Toc240400485 \h </w:instrText>
         </w:r>
         <w:r>
           <w:rPr>
@@ -2093,7 +2106,7 @@
           <w14:ligatures w14:val="standardContextual"/>
         </w:rPr>
       </w:pPr>
-      <w:hyperlink w:anchor="_Toc240396966" w:history="1">
+      <w:hyperlink w:anchor="_Toc240400486" w:history="1">
         <w:r>
           <w:rPr>
             <w:rStyle w:val="Hipervnculo"/>
@@ -2121,7 +2134,7 @@
             <w:noProof/>
             <w:webHidden/>
           </w:rPr>
-          <w:instrText xml:space="preserve"> PAGEREF _Toc240396966 \h </w:instrText>
+          <w:instrText xml:space="preserve"> PAGEREF _Toc240400486 \h </w:instrText>
         </w:r>
         <w:r>
           <w:rPr>
@@ -2169,7 +2182,7 @@
           <w14:ligatures w14:val="standardContextual"/>
         </w:rPr>
       </w:pPr>
-      <w:hyperlink w:anchor="_Toc240396967" w:history="1">
+      <w:hyperlink w:anchor="_Toc240400487" w:history="1">
         <w:r>
           <w:rPr>
             <w:rStyle w:val="Hipervnculo"/>
@@ -2197,7 +2210,7 @@
             <w:noProof/>
             <w:webHidden/>
           </w:rPr>
-          <w:instrText xml:space="preserve"> PAGEREF _Toc240396967 \h </w:instrText>
+          <w:instrText xml:space="preserve"> PAGEREF _Toc240400487 \h </w:instrText>
         </w:r>
         <w:r>
           <w:rPr>
@@ -2245,7 +2258,7 @@
           <w14:ligatures w14:val="standardContextual"/>
         </w:rPr>
       </w:pPr>
-      <w:hyperlink w:anchor="_Toc240396968" w:history="1">
+      <w:hyperlink w:anchor="_Toc240400488" w:history="1">
         <w:r>
           <w:rPr>
             <w:rStyle w:val="Hipervnculo"/>
@@ -2273,7 +2286,7 @@
             <w:noProof/>
             <w:webHidden/>
           </w:rPr>
-          <w:instrText xml:space="preserve"> PAGEREF _Toc240396968 \h </w:instrText>
+          <w:instrText xml:space="preserve"> PAGEREF _Toc240400488 \h </w:instrText>
         </w:r>
         <w:r>
           <w:rPr>
@@ -2321,7 +2334,7 @@
           <w14:ligatures w14:val="standardContextual"/>
         </w:rPr>
       </w:pPr>
-      <w:hyperlink w:anchor="_Toc240396969" w:history="1">
+      <w:hyperlink w:anchor="_Toc240400489" w:history="1">
         <w:r>
           <w:rPr>
             <w:rStyle w:val="Hipervnculo"/>
@@ -2349,7 +2362,7 @@
             <w:noProof/>
             <w:webHidden/>
           </w:rPr>
-          <w:instrText xml:space="preserve"> PAGEREF _Toc240396969 \h </w:instrText>
+          <w:instrText xml:space="preserve"> PAGEREF _Toc240400489 \h </w:instrText>
         </w:r>
         <w:r>
           <w:rPr>
@@ -2397,14 +2410,16 @@
           <w14:ligatures w14:val="standardContextual"/>
         </w:rPr>
       </w:pPr>
-      <w:hyperlink w:anchor="_Toc240396970" w:history="1">
+      <w:hyperlink w:anchor="_Toc240400490" w:history="1">
         <w:r>
           <w:rPr>
             <w:rStyle w:val="Hipervnculo"/>
             <w:rFonts w:ascii="Arial" w:hAnsi="Arial"/>
+            <w:b/>
+            <w:bCs/>
             <w:noProof/>
           </w:rPr>
-          <w:t>VI. Vinculación del mapa conceptual con el avance del proyecto</w:t>
+          <w:t>VI. Evidencias de ejecución de las Fases 1 y 2</w:t>
         </w:r>
         <w:r>
           <w:rPr>
@@ -2425,7 +2440,160 @@
             <w:noProof/>
             <w:webHidden/>
           </w:rPr>
-          <w:instrText xml:space="preserve"> PAGEREF _Toc240396970 \h </w:instrText>
+          <w:instrText xml:space="preserve"> PAGEREF _Toc240400490 \h </w:instrText>
+        </w:r>
+        <w:r>
+          <w:rPr>
+            <w:noProof/>
+            <w:webHidden/>
+          </w:rPr>
+        </w:r>
+        <w:r>
+          <w:rPr>
+            <w:noProof/>
+            <w:webHidden/>
+          </w:rPr>
+          <w:fldChar w:fldCharType="separate"/>
+        </w:r>
+        <w:r>
+          <w:rPr>
+            <w:noProof/>
+            <w:webHidden/>
+          </w:rPr>
+          <w:t>13</w:t>
+        </w:r>
+        <w:r>
+          <w:rPr>
+            <w:noProof/>
+            <w:webHidden/>
+          </w:rPr>
+          <w:fldChar w:fldCharType="end"/>
+        </w:r>
+      </w:hyperlink>
+    </w:p>
+    <w:p>
+      <w:pPr>
+        <w:pStyle w:val="TDC2"/>
+        <w:tabs>
+          <w:tab w:val="right" w:leader="dot" w:pos="9926"/>
+        </w:tabs>
+        <w:rPr>
+          <w:rFonts w:asciiTheme="minorHAnsi" w:eastAsiaTheme="minorEastAsia" w:hAnsiTheme="minorHAnsi" w:cstheme="minorBidi"/>
+          <w:noProof/>
+          <w:color w:val="auto"/>
+          <w:kern w:val="2"/>
+          <w:sz w:val="24"/>
+          <w:szCs w:val="24"/>
+          <w:lang w:val="es-CL" w:eastAsia="es-CL"/>
+          <w14:ligatures w14:val="standardContextual"/>
+        </w:rPr>
+      </w:pPr>
+      <w:hyperlink w:anchor="_Toc240400491" w:history="1">
+        <w:r>
+          <w:rPr>
+            <w:rStyle w:val="Hipervnculo"/>
+            <w:rFonts w:ascii="Arial" w:hAnsi="Arial"/>
+            <w:noProof/>
+          </w:rPr>
+          <w:t>Evidencia del Notebook F1_Definición.ipynb</w:t>
+        </w:r>
+        <w:r>
+          <w:rPr>
+            <w:noProof/>
+            <w:webHidden/>
+          </w:rPr>
+          <w:tab/>
+        </w:r>
+        <w:r>
+          <w:rPr>
+            <w:noProof/>
+            <w:webHidden/>
+          </w:rPr>
+          <w:fldChar w:fldCharType="begin"/>
+        </w:r>
+        <w:r>
+          <w:rPr>
+            <w:noProof/>
+            <w:webHidden/>
+          </w:rPr>
+          <w:instrText xml:space="preserve"> PAGEREF _Toc240400491 \h </w:instrText>
+        </w:r>
+        <w:r>
+          <w:rPr>
+            <w:noProof/>
+            <w:webHidden/>
+          </w:rPr>
+        </w:r>
+        <w:r>
+          <w:rPr>
+            <w:noProof/>
+            <w:webHidden/>
+          </w:rPr>
+          <w:fldChar w:fldCharType="separate"/>
+        </w:r>
+        <w:r>
+          <w:rPr>
+            <w:noProof/>
+            <w:webHidden/>
+          </w:rPr>
+          <w:t>13</w:t>
+        </w:r>
+        <w:r>
+          <w:rPr>
+            <w:noProof/>
+            <w:webHidden/>
+          </w:rPr>
+          <w:fldChar w:fldCharType="end"/>
+        </w:r>
+      </w:hyperlink>
+    </w:p>
+    <w:p>
+      <w:pPr>
+        <w:pStyle w:val="TDC2"/>
+        <w:tabs>
+          <w:tab w:val="right" w:leader="dot" w:pos="9926"/>
+        </w:tabs>
+        <w:rPr>
+          <w:rFonts w:asciiTheme="minorHAnsi" w:eastAsiaTheme="minorEastAsia" w:hAnsiTheme="minorHAnsi" w:cstheme="minorBidi"/>
+          <w:noProof/>
+          <w:color w:val="auto"/>
+          <w:kern w:val="2"/>
+          <w:sz w:val="24"/>
+          <w:szCs w:val="24"/>
+          <w:lang w:val="es-CL" w:eastAsia="es-CL"/>
+          <w14:ligatures w14:val="standardContextual"/>
+        </w:rPr>
+      </w:pPr>
+      <w:hyperlink w:anchor="_Toc240400492" w:history="1">
+        <w:r>
+          <w:rPr>
+            <w:rStyle w:val="Hipervnculo"/>
+            <w:rFonts w:ascii="Arial" w:hAnsi="Arial"/>
+            <w:noProof/>
+            <w:lang w:val="es-CL"/>
+          </w:rPr>
+          <w:t>Evidencia del Notebook F2_Preprocesamiento.ipynb</w:t>
+        </w:r>
+        <w:r>
+          <w:rPr>
+            <w:noProof/>
+            <w:webHidden/>
+          </w:rPr>
+          <w:tab/>
+        </w:r>
+        <w:r>
+          <w:rPr>
+            <w:noProof/>
+            <w:webHidden/>
+          </w:rPr>
+          <w:fldChar w:fldCharType="begin"/>
+        </w:r>
+        <w:r>
+          <w:rPr>
+            <w:noProof/>
+            <w:webHidden/>
+          </w:rPr>
+          <w:instrText xml:space="preserve"> PAGEREF _Toc240400492 \h </w:instrText>
         </w:r>
         <w:r>
           <w:rPr>
@@ -2473,14 +2641,14 @@
           <w14:ligatures w14:val="standardContextual"/>
         </w:rPr>
       </w:pPr>
-      <w:hyperlink w:anchor="_Toc240396971" w:history="1">
+      <w:hyperlink w:anchor="_Toc240400493" w:history="1">
         <w:r>
           <w:rPr>
             <w:rStyle w:val="Hipervnculo"/>
             <w:rFonts w:ascii="Arial" w:hAnsi="Arial"/>
             <w:noProof/>
           </w:rPr>
-          <w:t>VII. Referencias bibliográficas (Normas APA 7.ª edición)</w:t>
+          <w:t>VII. Vinculación del mapa conceptual con el avance del proyecto</w:t>
         </w:r>
         <w:r>
           <w:rPr>
@@ -2501,7 +2669,7 @@
             <w:noProof/>
             <w:webHidden/>
           </w:rPr>
-          <w:instrText xml:space="preserve"> PAGEREF _Toc240396971 \h </w:instrText>
+          <w:instrText xml:space="preserve"> PAGEREF _Toc240400493 \h </w:instrText>
         </w:r>
         <w:r>
           <w:rPr>
@@ -2521,7 +2689,7 @@
             <w:noProof/>
             <w:webHidden/>
           </w:rPr>
-          <w:t>16</w:t>
+          <w:t>15</w:t>
         </w:r>
         <w:r>
           <w:rPr>
@@ -2549,14 +2717,14 @@
           <w14:ligatures w14:val="standardContextual"/>
         </w:rPr>
       </w:pPr>
-      <w:hyperlink w:anchor="_Toc240396972" w:history="1">
+      <w:hyperlink w:anchor="_Toc240400494" w:history="1">
         <w:r>
           <w:rPr>
             <w:rStyle w:val="Hipervnculo"/>
             <w:rFonts w:ascii="Arial" w:hAnsi="Arial"/>
             <w:noProof/>
           </w:rPr>
-          <w:t>VIII. Anexos técnicos y trazabilidad criptográfica</w:t>
+          <w:t>VIII. Referencias bibliográficas (Normas APA 7.ª edición)</w:t>
         </w:r>
         <w:r>
           <w:rPr>
@@ -2577,7 +2745,7 @@
             <w:noProof/>
             <w:webHidden/>
           </w:rPr>
-          <w:instrText xml:space="preserve"> PAGEREF _Toc240396972 \h </w:instrText>
+          <w:instrText xml:space="preserve"> PAGEREF _Toc240400494 \h </w:instrText>
         </w:r>
         <w:r>
           <w:rPr>
@@ -2610,6 +2778,82 @@
     </w:p>
     <w:p>
       <w:pPr>
+        <w:pStyle w:val="TDC1"/>
+        <w:tabs>
+          <w:tab w:val="right" w:leader="dot" w:pos="9926"/>
+        </w:tabs>
+        <w:rPr>
+          <w:rFonts w:asciiTheme="minorHAnsi" w:eastAsiaTheme="minorEastAsia" w:hAnsiTheme="minorHAnsi" w:cstheme="minorBidi"/>
+          <w:noProof/>
+          <w:color w:val="auto"/>
+          <w:kern w:val="2"/>
+          <w:sz w:val="24"/>
+          <w:szCs w:val="24"/>
+          <w:lang w:val="es-CL" w:eastAsia="es-CL"/>
+          <w14:ligatures w14:val="standardContextual"/>
+        </w:rPr>
+      </w:pPr>
+      <w:hyperlink w:anchor="_Toc240400495" w:history="1">
+        <w:r>
+          <w:rPr>
+            <w:rStyle w:val="Hipervnculo"/>
+            <w:rFonts w:ascii="Arial" w:hAnsi="Arial"/>
+            <w:noProof/>
+          </w:rPr>
+          <w:t>IX. Anexos técnicos y trazabilidad criptográfica</w:t>
+        </w:r>
+        <w:r>
+          <w:rPr>
+            <w:noProof/>
+            <w:webHidden/>
+          </w:rPr>
+          <w:tab/>
+        </w:r>
+        <w:r>
+          <w:rPr>
+            <w:noProof/>
+            <w:webHidden/>
+          </w:rPr>
+          <w:fldChar w:fldCharType="begin"/>
+        </w:r>
+        <w:r>
+          <w:rPr>
+            <w:noProof/>
+            <w:webHidden/>
+          </w:rPr>
+          <w:instrText xml:space="preserve"> PAGEREF _Toc240400495 \h </w:instrText>
+        </w:r>
+        <w:r>
+          <w:rPr>
+            <w:noProof/>
+            <w:webHidden/>
+          </w:rPr>
+        </w:r>
+        <w:r>
+          <w:rPr>
+            <w:noProof/>
+            <w:webHidden/>
+          </w:rPr>
+          <w:fldChar w:fldCharType="separate"/>
+        </w:r>
+        <w:r>
+          <w:rPr>
+            <w:noProof/>
+            <w:webHidden/>
+          </w:rPr>
+          <w:t>18</w:t>
+        </w:r>
+        <w:r>
+          <w:rPr>
+            <w:noProof/>
+            <w:webHidden/>
+          </w:rPr>
+          <w:fldChar w:fldCharType="end"/>
+        </w:r>
+      </w:hyperlink>
+    </w:p>
+    <w:p>
+      <w:pPr>
         <w:spacing w:line="240" w:lineRule="auto"/>
         <w:jc w:val="both"/>
         <w:rPr>
@@ -2739,36 +2983,6 @@
     </w:p>
     <w:p>
       <w:pPr>
-        <w:spacing w:line="240" w:lineRule="auto"/>
-        <w:jc w:val="both"/>
-        <w:rPr>
-          <w:rFonts w:ascii="Arial" w:hAnsi="Arial"/>
-          <w:sz w:val="24"/>
-          <w:szCs w:val="24"/>
-        </w:rPr>
-      </w:pPr>
-    </w:p>
-    <w:p>
-      <w:pPr>
-        <w:spacing w:line="240" w:lineRule="auto"/>
-        <w:jc w:val="both"/>
-        <w:rPr>
-          <w:rFonts w:ascii="Arial" w:hAnsi="Arial"/>
-          <w:sz w:val="24"/>
-          <w:szCs w:val="24"/>
-        </w:rPr>
-      </w:pPr>
-      <w:r>
-        <w:rPr>
-          <w:rFonts w:ascii="Arial" w:hAnsi="Arial"/>
-          <w:sz w:val="24"/>
-          <w:szCs w:val="24"/>
-        </w:rPr>
-        <w:br w:type="page"/>
-      </w:r>
-    </w:p>
-    <w:p>
-      <w:pPr>
         <w:pStyle w:val="Ttulo11"/>
         <w:jc w:val="both"/>
         <w:rPr>
@@ -2779,14 +2993,13 @@
           <w:lang w:val="es-CL"/>
         </w:rPr>
       </w:pPr>
-      <w:bookmarkStart w:id="0" w:name="_Toc240396954"/>
-      <w:r>
-        <w:rPr>
-          <w:rFonts w:ascii="Arial" w:hAnsi="Arial" w:cs="Arial"/>
-          <w:sz w:val="24"/>
-          <w:szCs w:val="24"/>
-        </w:rPr>
-        <w:lastRenderedPageBreak/>
+      <w:bookmarkStart w:id="0" w:name="_Toc240400474"/>
+      <w:r>
+        <w:rPr>
+          <w:rFonts w:ascii="Arial" w:hAnsi="Arial" w:cs="Arial"/>
+          <w:sz w:val="24"/>
+          <w:szCs w:val="24"/>
+        </w:rPr>
         <w:t>I</w:t>
       </w:r>
       <w:r>
@@ -3128,7 +3341,7 @@
           <w:szCs w:val="24"/>
         </w:rPr>
       </w:pPr>
-      <w:bookmarkStart w:id="1" w:name="_Toc240396955"/>
+      <w:bookmarkStart w:id="1" w:name="_Toc240400475"/>
       <w:proofErr w:type="spellStart"/>
       <w:r>
         <w:rPr>
@@ -3254,7 +3467,7 @@
           <w:szCs w:val="24"/>
           <w:lang w:val="es-CL"/>
         </w:rPr>
-        <w:t xml:space="preserve">Fase 2 (Implementada): Diagnóstico exploratorio de calidad de datos, desarrollo del pipeline modular de limpieza (exclusión de columnas nulas y neutralización de fechas anómalas año </w:t>
+        <w:t xml:space="preserve">Fase 2 (Implementada): Diagnóstico exploratorio de calidad de datos, desarrollo del pipeline </w:t>
       </w:r>
       <w:r>
         <w:rPr>
@@ -3264,7 +3477,7 @@
           <w:lang w:val="es-CL"/>
         </w:rPr>
         <w:lastRenderedPageBreak/>
-        <w:t xml:space="preserve">1900), transformaciones de tipos, validación técnica automatizada y exportación del </w:t>
+        <w:t xml:space="preserve">modular de limpieza (exclusión de columnas nulas y neutralización de fechas anómalas año 1900), transformaciones de tipos, validación técnica automatizada y exportación del </w:t>
       </w:r>
       <w:proofErr w:type="spellStart"/>
       <w:r>
@@ -3379,12 +3592,13 @@
           <w:rFonts w:ascii="Arial" w:hAnsi="Arial" w:cs="Arial"/>
           <w:b w:val="0"/>
           <w:bCs/>
+          <w:color w:val="auto"/>
           <w:sz w:val="24"/>
           <w:szCs w:val="24"/>
           <w:lang w:val="es-CL"/>
         </w:rPr>
       </w:pPr>
-      <w:bookmarkStart w:id="2" w:name="_Toc240396956"/>
+      <w:bookmarkStart w:id="2" w:name="_Toc240400476"/>
       <w:r>
         <w:rPr>
           <w:rFonts w:ascii="Arial" w:hAnsi="Arial" w:cs="Arial"/>
@@ -3428,6 +3642,7 @@
         <w:jc w:val="both"/>
         <w:rPr>
           <w:rFonts w:ascii="Arial" w:hAnsi="Arial"/>
+          <w:color w:val="auto"/>
           <w:sz w:val="24"/>
           <w:szCs w:val="24"/>
           <w:lang w:val="es-CL"/>
@@ -3436,6 +3651,7 @@
       <w:r>
         <w:rPr>
           <w:rFonts w:ascii="Arial" w:hAnsi="Arial"/>
+          <w:color w:val="auto"/>
           <w:sz w:val="24"/>
           <w:szCs w:val="24"/>
           <w:lang w:val="es-CL"/>
@@ -3446,6 +3662,7 @@
       <w:r>
         <w:rPr>
           <w:rFonts w:ascii="Arial" w:hAnsi="Arial"/>
+          <w:color w:val="auto"/>
           <w:sz w:val="24"/>
           <w:szCs w:val="24"/>
           <w:lang w:val="es-CL"/>
@@ -3456,6 +3673,7 @@
       <w:r>
         <w:rPr>
           <w:rFonts w:ascii="Arial" w:hAnsi="Arial"/>
+          <w:color w:val="auto"/>
           <w:sz w:val="24"/>
           <w:szCs w:val="24"/>
           <w:lang w:val="es-CL"/>
@@ -3466,6 +3684,7 @@
       <w:r>
         <w:rPr>
           <w:rFonts w:ascii="Arial" w:hAnsi="Arial"/>
+          <w:color w:val="auto"/>
           <w:sz w:val="24"/>
           <w:szCs w:val="24"/>
           <w:lang w:val="es-CL"/>
@@ -3476,6 +3695,7 @@
       <w:r>
         <w:rPr>
           <w:rFonts w:ascii="Arial" w:hAnsi="Arial"/>
+          <w:color w:val="auto"/>
           <w:sz w:val="24"/>
           <w:szCs w:val="24"/>
           <w:lang w:val="es-CL"/>
@@ -3486,6 +3706,7 @@
       <w:r>
         <w:rPr>
           <w:rFonts w:ascii="Arial" w:hAnsi="Arial"/>
+          <w:color w:val="auto"/>
           <w:sz w:val="24"/>
           <w:szCs w:val="24"/>
           <w:lang w:val="es-CL"/>
@@ -3496,6 +3717,7 @@
       <w:r>
         <w:rPr>
           <w:rFonts w:ascii="Arial" w:hAnsi="Arial"/>
+          <w:color w:val="auto"/>
           <w:sz w:val="24"/>
           <w:szCs w:val="24"/>
           <w:lang w:val="es-CL"/>
@@ -3508,6 +3730,7 @@
         <w:jc w:val="both"/>
         <w:rPr>
           <w:rFonts w:ascii="Arial" w:hAnsi="Arial"/>
+          <w:color w:val="auto"/>
           <w:sz w:val="24"/>
           <w:szCs w:val="24"/>
           <w:lang w:val="es-CL"/>
@@ -3516,6 +3739,7 @@
       <w:r>
         <w:rPr>
           <w:rFonts w:ascii="Arial" w:hAnsi="Arial"/>
+          <w:color w:val="auto"/>
           <w:sz w:val="24"/>
           <w:szCs w:val="24"/>
           <w:lang w:val="es-CL"/>
@@ -3536,7 +3760,7 @@
           <w:lang w:val="es-CL"/>
         </w:rPr>
       </w:pPr>
-      <w:bookmarkStart w:id="3" w:name="_Toc240396957"/>
+      <w:bookmarkStart w:id="3" w:name="_Toc240400477"/>
       <w:r>
         <w:rPr>
           <w:rFonts w:ascii="Arial" w:hAnsi="Arial" w:cs="Arial"/>
@@ -3640,7 +3864,7 @@
           <w:lang w:val="es-CL"/>
         </w:rPr>
       </w:pPr>
-      <w:bookmarkStart w:id="4" w:name="_Toc240396958"/>
+      <w:bookmarkStart w:id="4" w:name="_Toc240400478"/>
       <w:r>
         <w:rPr>
           <w:rFonts w:ascii="Arial" w:hAnsi="Arial" w:cs="Arial"/>
@@ -3657,6 +3881,7 @@
         <w:jc w:val="both"/>
         <w:rPr>
           <w:rFonts w:ascii="Arial" w:hAnsi="Arial"/>
+          <w:color w:val="auto"/>
           <w:sz w:val="24"/>
           <w:szCs w:val="24"/>
           <w:lang w:val="es-CL"/>
@@ -3665,6 +3890,7 @@
       <w:r>
         <w:rPr>
           <w:rFonts w:ascii="Arial" w:hAnsi="Arial"/>
+          <w:color w:val="auto"/>
           <w:sz w:val="24"/>
           <w:szCs w:val="24"/>
           <w:lang w:val="es-CL"/>
@@ -3677,6 +3903,7 @@
         <w:jc w:val="both"/>
         <w:rPr>
           <w:rFonts w:ascii="Arial" w:hAnsi="Arial"/>
+          <w:color w:val="auto"/>
           <w:sz w:val="24"/>
           <w:szCs w:val="24"/>
           <w:lang w:val="es-CL"/>
@@ -3685,6 +3912,7 @@
       <w:r>
         <w:rPr>
           <w:rFonts w:ascii="Arial" w:hAnsi="Arial"/>
+          <w:color w:val="auto"/>
           <w:sz w:val="24"/>
           <w:szCs w:val="24"/>
           <w:lang w:val="es-CL"/>
@@ -3786,14 +4014,16 @@
         <w:jc w:val="both"/>
         <w:rPr>
           <w:rFonts w:ascii="Arial" w:hAnsi="Arial" w:cs="Arial"/>
+          <w:color w:val="auto"/>
           <w:szCs w:val="24"/>
           <w:lang w:val="es-CL"/>
         </w:rPr>
       </w:pPr>
-      <w:bookmarkStart w:id="5" w:name="_Toc240396959"/>
-      <w:r>
-        <w:rPr>
-          <w:rFonts w:ascii="Arial" w:hAnsi="Arial" w:cs="Arial"/>
+      <w:bookmarkStart w:id="5" w:name="_Toc240400479"/>
+      <w:r>
+        <w:rPr>
+          <w:rFonts w:ascii="Arial" w:hAnsi="Arial" w:cs="Arial"/>
+          <w:color w:val="auto"/>
           <w:szCs w:val="24"/>
           <w:lang w:val="es-CL"/>
         </w:rPr>
@@ -3806,6 +4036,7 @@
         <w:jc w:val="both"/>
         <w:rPr>
           <w:rFonts w:ascii="Arial" w:hAnsi="Arial"/>
+          <w:color w:val="auto"/>
           <w:sz w:val="24"/>
           <w:szCs w:val="24"/>
           <w:lang w:val="es-CL"/>
@@ -3814,6 +4045,7 @@
       <w:r>
         <w:rPr>
           <w:rFonts w:ascii="Arial" w:hAnsi="Arial"/>
+          <w:color w:val="auto"/>
           <w:sz w:val="24"/>
           <w:szCs w:val="24"/>
           <w:lang w:val="es-CL"/>
@@ -3912,10 +4144,10 @@
     </w:p>
     <w:p>
       <w:pPr>
-        <w:spacing w:line="240" w:lineRule="auto"/>
         <w:jc w:val="both"/>
         <w:rPr>
           <w:rFonts w:ascii="Arial" w:hAnsi="Arial"/>
+          <w:color w:val="auto"/>
           <w:sz w:val="24"/>
           <w:szCs w:val="24"/>
           <w:lang w:val="es-CL"/>
@@ -3924,6 +4156,7 @@
       <w:r>
         <w:rPr>
           <w:rFonts w:ascii="Arial" w:hAnsi="Arial"/>
+          <w:color w:val="auto"/>
           <w:sz w:val="24"/>
           <w:szCs w:val="24"/>
           <w:lang w:val="es-CL"/>
@@ -3934,18 +4167,19 @@
     <w:p>
       <w:pPr>
         <w:pStyle w:val="Ttulo11"/>
-        <w:spacing w:line="240" w:lineRule="auto"/>
         <w:jc w:val="both"/>
         <w:rPr>
           <w:rFonts w:ascii="Arial" w:hAnsi="Arial" w:cs="Arial"/>
-          <w:sz w:val="24"/>
-          <w:szCs w:val="24"/>
-        </w:rPr>
-      </w:pPr>
-      <w:bookmarkStart w:id="6" w:name="_Toc240396960"/>
-      <w:r>
-        <w:rPr>
-          <w:rFonts w:ascii="Arial" w:hAnsi="Arial" w:cs="Arial"/>
+          <w:color w:val="auto"/>
+          <w:sz w:val="24"/>
+          <w:szCs w:val="24"/>
+        </w:rPr>
+      </w:pPr>
+      <w:bookmarkStart w:id="6" w:name="_Toc240400480"/>
+      <w:r>
+        <w:rPr>
+          <w:rFonts w:ascii="Arial" w:hAnsi="Arial" w:cs="Arial"/>
+          <w:color w:val="auto"/>
           <w:sz w:val="24"/>
           <w:szCs w:val="24"/>
         </w:rPr>
@@ -3956,6 +4190,7 @@
       <w:r>
         <w:rPr>
           <w:rFonts w:ascii="Arial" w:hAnsi="Arial" w:cs="Arial"/>
+          <w:color w:val="auto"/>
           <w:sz w:val="24"/>
           <w:szCs w:val="24"/>
         </w:rPr>
@@ -3965,6 +4200,7 @@
       <w:r>
         <w:rPr>
           <w:rFonts w:ascii="Arial" w:hAnsi="Arial" w:cs="Arial"/>
+          <w:color w:val="auto"/>
           <w:sz w:val="24"/>
           <w:szCs w:val="24"/>
         </w:rPr>
@@ -3974,6 +4210,7 @@
       <w:r>
         <w:rPr>
           <w:rFonts w:ascii="Arial" w:hAnsi="Arial" w:cs="Arial"/>
+          <w:color w:val="auto"/>
           <w:sz w:val="24"/>
           <w:szCs w:val="24"/>
         </w:rPr>
@@ -3983,6 +4220,7 @@
       <w:r>
         <w:rPr>
           <w:rFonts w:ascii="Arial" w:hAnsi="Arial" w:cs="Arial"/>
+          <w:color w:val="auto"/>
           <w:sz w:val="24"/>
           <w:szCs w:val="24"/>
         </w:rPr>
@@ -3992,6 +4230,7 @@
       <w:r>
         <w:rPr>
           <w:rFonts w:ascii="Arial" w:hAnsi="Arial" w:cs="Arial"/>
+          <w:color w:val="auto"/>
           <w:sz w:val="24"/>
           <w:szCs w:val="24"/>
         </w:rPr>
@@ -4001,6 +4240,7 @@
       <w:r>
         <w:rPr>
           <w:rFonts w:ascii="Arial" w:hAnsi="Arial" w:cs="Arial"/>
+          <w:color w:val="auto"/>
           <w:sz w:val="24"/>
           <w:szCs w:val="24"/>
         </w:rPr>
@@ -4010,6 +4250,7 @@
       <w:r>
         <w:rPr>
           <w:rFonts w:ascii="Arial" w:hAnsi="Arial" w:cs="Arial"/>
+          <w:color w:val="auto"/>
           <w:sz w:val="24"/>
           <w:szCs w:val="24"/>
         </w:rPr>
@@ -4020,17 +4261,18 @@
     </w:p>
     <w:p>
       <w:pPr>
-        <w:spacing w:line="240" w:lineRule="auto"/>
         <w:jc w:val="both"/>
         <w:rPr>
           <w:rFonts w:ascii="Arial" w:hAnsi="Arial"/>
-          <w:sz w:val="24"/>
-          <w:szCs w:val="24"/>
-        </w:rPr>
-      </w:pPr>
-      <w:r>
-        <w:rPr>
-          <w:rFonts w:ascii="Arial" w:hAnsi="Arial"/>
+          <w:color w:val="auto"/>
+          <w:sz w:val="24"/>
+          <w:szCs w:val="24"/>
+        </w:rPr>
+      </w:pPr>
+      <w:r>
+        <w:rPr>
+          <w:rFonts w:ascii="Arial" w:hAnsi="Arial"/>
+          <w:color w:val="auto"/>
           <w:sz w:val="24"/>
           <w:szCs w:val="24"/>
         </w:rPr>
@@ -4040,6 +4282,7 @@
       <w:r>
         <w:rPr>
           <w:rFonts w:ascii="Arial" w:hAnsi="Arial"/>
+          <w:color w:val="auto"/>
           <w:sz w:val="24"/>
           <w:szCs w:val="24"/>
         </w:rPr>
@@ -4049,6 +4292,7 @@
       <w:r>
         <w:rPr>
           <w:rFonts w:ascii="Arial" w:hAnsi="Arial"/>
+          <w:color w:val="auto"/>
           <w:sz w:val="24"/>
           <w:szCs w:val="24"/>
         </w:rPr>
@@ -4058,6 +4302,7 @@
       <w:r>
         <w:rPr>
           <w:rFonts w:ascii="Arial" w:hAnsi="Arial"/>
+          <w:color w:val="auto"/>
           <w:sz w:val="24"/>
           <w:szCs w:val="24"/>
         </w:rPr>
@@ -4067,6 +4312,7 @@
       <w:r>
         <w:rPr>
           <w:rFonts w:ascii="Arial" w:hAnsi="Arial"/>
+          <w:color w:val="auto"/>
           <w:sz w:val="24"/>
           <w:szCs w:val="24"/>
         </w:rPr>
@@ -4113,10 +4359,11 @@
           </w:tcPr>
           <w:p>
             <w:pPr>
-              <w:spacing w:after="40" w:line="240" w:lineRule="auto"/>
+              <w:spacing w:after="40"/>
               <w:jc w:val="both"/>
               <w:rPr>
                 <w:rFonts w:ascii="Arial" w:hAnsi="Arial"/>
+                <w:color w:val="auto"/>
                 <w:sz w:val="24"/>
                 <w:szCs w:val="24"/>
               </w:rPr>
@@ -4125,6 +4372,7 @@
               <w:rPr>
                 <w:rFonts w:ascii="Arial" w:hAnsi="Arial"/>
                 <w:b/>
+                <w:color w:val="auto"/>
                 <w:sz w:val="24"/>
                 <w:szCs w:val="24"/>
               </w:rPr>
@@ -4146,10 +4394,11 @@
           </w:tcPr>
           <w:p>
             <w:pPr>
-              <w:spacing w:after="40" w:line="240" w:lineRule="auto"/>
+              <w:spacing w:after="40"/>
               <w:jc w:val="both"/>
               <w:rPr>
                 <w:rFonts w:ascii="Arial" w:hAnsi="Arial"/>
+                <w:color w:val="auto"/>
                 <w:sz w:val="24"/>
                 <w:szCs w:val="24"/>
               </w:rPr>
@@ -4158,6 +4407,7 @@
               <w:rPr>
                 <w:rFonts w:ascii="Arial" w:hAnsi="Arial"/>
                 <w:b/>
+                <w:color w:val="auto"/>
                 <w:sz w:val="24"/>
                 <w:szCs w:val="24"/>
               </w:rPr>
@@ -4179,10 +4429,11 @@
           </w:tcPr>
           <w:p>
             <w:pPr>
-              <w:spacing w:after="40" w:line="240" w:lineRule="auto"/>
+              <w:spacing w:after="40"/>
               <w:jc w:val="both"/>
               <w:rPr>
                 <w:rFonts w:ascii="Arial" w:hAnsi="Arial"/>
+                <w:color w:val="auto"/>
                 <w:sz w:val="24"/>
                 <w:szCs w:val="24"/>
               </w:rPr>
@@ -4191,6 +4442,7 @@
               <w:rPr>
                 <w:rFonts w:ascii="Arial" w:hAnsi="Arial"/>
                 <w:b/>
+                <w:color w:val="auto"/>
                 <w:sz w:val="24"/>
                 <w:szCs w:val="24"/>
               </w:rPr>
@@ -4218,10 +4470,11 @@
           </w:tcPr>
           <w:p>
             <w:pPr>
-              <w:spacing w:after="40" w:line="240" w:lineRule="auto"/>
+              <w:spacing w:after="40"/>
               <w:jc w:val="both"/>
               <w:rPr>
                 <w:rFonts w:ascii="Arial" w:hAnsi="Arial"/>
+                <w:color w:val="auto"/>
                 <w:sz w:val="24"/>
                 <w:szCs w:val="24"/>
               </w:rPr>
@@ -4229,6 +4482,7 @@
             <w:r>
               <w:rPr>
                 <w:rFonts w:ascii="Arial" w:hAnsi="Arial"/>
+                <w:color w:val="auto"/>
                 <w:sz w:val="24"/>
                 <w:szCs w:val="24"/>
               </w:rPr>
@@ -4250,10 +4504,11 @@
           </w:tcPr>
           <w:p>
             <w:pPr>
-              <w:spacing w:after="40" w:line="240" w:lineRule="auto"/>
+              <w:spacing w:after="40"/>
               <w:jc w:val="both"/>
               <w:rPr>
                 <w:rFonts w:ascii="Arial" w:hAnsi="Arial"/>
+                <w:color w:val="auto"/>
                 <w:sz w:val="24"/>
                 <w:szCs w:val="24"/>
               </w:rPr>
@@ -4261,6 +4516,7 @@
             <w:r>
               <w:rPr>
                 <w:rFonts w:ascii="Arial" w:hAnsi="Arial"/>
+                <w:color w:val="auto"/>
                 <w:sz w:val="24"/>
                 <w:szCs w:val="24"/>
               </w:rPr>
@@ -4282,10 +4538,11 @@
           </w:tcPr>
           <w:p>
             <w:pPr>
-              <w:spacing w:after="40" w:line="240" w:lineRule="auto"/>
+              <w:spacing w:after="40"/>
               <w:jc w:val="both"/>
               <w:rPr>
                 <w:rFonts w:ascii="Arial" w:hAnsi="Arial"/>
+                <w:color w:val="auto"/>
                 <w:sz w:val="24"/>
                 <w:szCs w:val="24"/>
               </w:rPr>
@@ -4293,6 +4550,7 @@
             <w:r>
               <w:rPr>
                 <w:rFonts w:ascii="Arial" w:hAnsi="Arial"/>
+                <w:color w:val="auto"/>
                 <w:sz w:val="24"/>
                 <w:szCs w:val="24"/>
               </w:rPr>
@@ -4320,10 +4578,11 @@
           </w:tcPr>
           <w:p>
             <w:pPr>
-              <w:spacing w:after="40" w:line="240" w:lineRule="auto"/>
+              <w:spacing w:after="40"/>
               <w:jc w:val="both"/>
               <w:rPr>
                 <w:rFonts w:ascii="Arial" w:hAnsi="Arial"/>
+                <w:color w:val="auto"/>
                 <w:sz w:val="24"/>
                 <w:szCs w:val="24"/>
               </w:rPr>
@@ -4331,6 +4590,7 @@
             <w:r>
               <w:rPr>
                 <w:rFonts w:ascii="Arial" w:hAnsi="Arial"/>
+                <w:color w:val="auto"/>
                 <w:sz w:val="24"/>
                 <w:szCs w:val="24"/>
               </w:rPr>
@@ -4352,10 +4612,11 @@
           </w:tcPr>
           <w:p>
             <w:pPr>
-              <w:spacing w:after="40" w:line="240" w:lineRule="auto"/>
+              <w:spacing w:after="40"/>
               <w:jc w:val="both"/>
               <w:rPr>
                 <w:rFonts w:ascii="Arial" w:hAnsi="Arial"/>
+                <w:color w:val="auto"/>
                 <w:sz w:val="24"/>
                 <w:szCs w:val="24"/>
               </w:rPr>
@@ -4363,6 +4624,7 @@
             <w:r>
               <w:rPr>
                 <w:rFonts w:ascii="Arial" w:hAnsi="Arial"/>
+                <w:color w:val="auto"/>
                 <w:sz w:val="24"/>
                 <w:szCs w:val="24"/>
               </w:rPr>
@@ -4384,10 +4646,11 @@
           </w:tcPr>
           <w:p>
             <w:pPr>
-              <w:spacing w:after="40" w:line="240" w:lineRule="auto"/>
+              <w:spacing w:after="40"/>
               <w:jc w:val="both"/>
               <w:rPr>
                 <w:rFonts w:ascii="Arial" w:hAnsi="Arial"/>
+                <w:color w:val="auto"/>
                 <w:sz w:val="24"/>
                 <w:szCs w:val="24"/>
               </w:rPr>
@@ -4395,6 +4658,7 @@
             <w:r>
               <w:rPr>
                 <w:rFonts w:ascii="Arial" w:hAnsi="Arial"/>
+                <w:color w:val="auto"/>
                 <w:sz w:val="24"/>
                 <w:szCs w:val="24"/>
               </w:rPr>
@@ -4404,6 +4668,7 @@
             <w:r>
               <w:rPr>
                 <w:rFonts w:ascii="Arial" w:hAnsi="Arial"/>
+                <w:color w:val="auto"/>
                 <w:sz w:val="24"/>
                 <w:szCs w:val="24"/>
               </w:rPr>
@@ -4413,6 +4678,7 @@
             <w:r>
               <w:rPr>
                 <w:rFonts w:ascii="Arial" w:hAnsi="Arial"/>
+                <w:color w:val="auto"/>
                 <w:sz w:val="24"/>
                 <w:szCs w:val="24"/>
               </w:rPr>
@@ -4440,10 +4706,11 @@
           </w:tcPr>
           <w:p>
             <w:pPr>
-              <w:spacing w:after="40" w:line="240" w:lineRule="auto"/>
+              <w:spacing w:after="40"/>
               <w:jc w:val="both"/>
               <w:rPr>
                 <w:rFonts w:ascii="Arial" w:hAnsi="Arial"/>
+                <w:color w:val="auto"/>
                 <w:sz w:val="24"/>
                 <w:szCs w:val="24"/>
               </w:rPr>
@@ -4452,6 +4719,7 @@
             <w:r>
               <w:rPr>
                 <w:rFonts w:ascii="Arial" w:hAnsi="Arial"/>
+                <w:color w:val="auto"/>
                 <w:sz w:val="24"/>
                 <w:szCs w:val="24"/>
               </w:rPr>
@@ -4474,10 +4742,11 @@
           </w:tcPr>
           <w:p>
             <w:pPr>
-              <w:spacing w:after="40" w:line="240" w:lineRule="auto"/>
+              <w:spacing w:after="40"/>
               <w:jc w:val="both"/>
               <w:rPr>
                 <w:rFonts w:ascii="Arial" w:hAnsi="Arial"/>
+                <w:color w:val="auto"/>
                 <w:sz w:val="24"/>
                 <w:szCs w:val="24"/>
               </w:rPr>
@@ -4485,6 +4754,7 @@
             <w:r>
               <w:rPr>
                 <w:rFonts w:ascii="Arial" w:hAnsi="Arial"/>
+                <w:color w:val="auto"/>
                 <w:sz w:val="24"/>
                 <w:szCs w:val="24"/>
               </w:rPr>
@@ -4506,10 +4776,11 @@
           </w:tcPr>
           <w:p>
             <w:pPr>
-              <w:spacing w:after="40" w:line="240" w:lineRule="auto"/>
+              <w:spacing w:after="40"/>
               <w:jc w:val="both"/>
               <w:rPr>
                 <w:rFonts w:ascii="Arial" w:hAnsi="Arial"/>
+                <w:color w:val="auto"/>
                 <w:sz w:val="24"/>
                 <w:szCs w:val="24"/>
               </w:rPr>
@@ -4517,6 +4788,7 @@
             <w:r>
               <w:rPr>
                 <w:rFonts w:ascii="Arial" w:hAnsi="Arial"/>
+                <w:color w:val="auto"/>
                 <w:sz w:val="24"/>
                 <w:szCs w:val="24"/>
               </w:rPr>
@@ -4526,6 +4798,7 @@
             <w:r>
               <w:rPr>
                 <w:rFonts w:ascii="Arial" w:hAnsi="Arial"/>
+                <w:color w:val="auto"/>
                 <w:sz w:val="24"/>
                 <w:szCs w:val="24"/>
               </w:rPr>
@@ -4535,6 +4808,7 @@
             <w:r>
               <w:rPr>
                 <w:rFonts w:ascii="Arial" w:hAnsi="Arial"/>
+                <w:color w:val="auto"/>
                 <w:sz w:val="24"/>
                 <w:szCs w:val="24"/>
               </w:rPr>
@@ -4562,10 +4836,11 @@
           </w:tcPr>
           <w:p>
             <w:pPr>
-              <w:spacing w:after="40" w:line="240" w:lineRule="auto"/>
+              <w:spacing w:after="40"/>
               <w:jc w:val="both"/>
               <w:rPr>
                 <w:rFonts w:ascii="Arial" w:hAnsi="Arial"/>
+                <w:color w:val="auto"/>
                 <w:sz w:val="24"/>
                 <w:szCs w:val="24"/>
               </w:rPr>
@@ -4574,6 +4849,7 @@
             <w:r>
               <w:rPr>
                 <w:rFonts w:ascii="Arial" w:hAnsi="Arial"/>
+                <w:color w:val="auto"/>
                 <w:sz w:val="24"/>
                 <w:szCs w:val="24"/>
               </w:rPr>
@@ -4583,6 +4859,7 @@
             <w:r>
               <w:rPr>
                 <w:rFonts w:ascii="Arial" w:hAnsi="Arial"/>
+                <w:color w:val="auto"/>
                 <w:sz w:val="24"/>
                 <w:szCs w:val="24"/>
               </w:rPr>
@@ -4592,6 +4869,7 @@
             <w:r>
               <w:rPr>
                 <w:rFonts w:ascii="Arial" w:hAnsi="Arial"/>
+                <w:color w:val="auto"/>
                 <w:sz w:val="24"/>
                 <w:szCs w:val="24"/>
               </w:rPr>
@@ -4614,10 +4892,11 @@
           </w:tcPr>
           <w:p>
             <w:pPr>
-              <w:spacing w:after="40" w:line="240" w:lineRule="auto"/>
+              <w:spacing w:after="40"/>
               <w:jc w:val="both"/>
               <w:rPr>
                 <w:rFonts w:ascii="Arial" w:hAnsi="Arial"/>
+                <w:color w:val="auto"/>
                 <w:sz w:val="24"/>
                 <w:szCs w:val="24"/>
               </w:rPr>
@@ -4625,6 +4904,7 @@
             <w:r>
               <w:rPr>
                 <w:rFonts w:ascii="Arial" w:hAnsi="Arial"/>
+                <w:color w:val="auto"/>
                 <w:sz w:val="24"/>
                 <w:szCs w:val="24"/>
               </w:rPr>
@@ -4646,10 +4926,11 @@
           </w:tcPr>
           <w:p>
             <w:pPr>
-              <w:spacing w:after="40" w:line="240" w:lineRule="auto"/>
+              <w:spacing w:after="40"/>
               <w:jc w:val="both"/>
               <w:rPr>
                 <w:rFonts w:ascii="Arial" w:hAnsi="Arial"/>
+                <w:color w:val="auto"/>
                 <w:sz w:val="24"/>
                 <w:szCs w:val="24"/>
               </w:rPr>
@@ -4657,6 +4938,7 @@
             <w:r>
               <w:rPr>
                 <w:rFonts w:ascii="Arial" w:hAnsi="Arial"/>
+                <w:color w:val="auto"/>
                 <w:sz w:val="24"/>
                 <w:szCs w:val="24"/>
               </w:rPr>
@@ -4684,10 +4966,11 @@
           </w:tcPr>
           <w:p>
             <w:pPr>
-              <w:spacing w:after="40" w:line="240" w:lineRule="auto"/>
+              <w:spacing w:after="40"/>
               <w:jc w:val="both"/>
               <w:rPr>
                 <w:rFonts w:ascii="Arial" w:hAnsi="Arial"/>
+                <w:color w:val="auto"/>
                 <w:sz w:val="24"/>
                 <w:szCs w:val="24"/>
               </w:rPr>
@@ -4695,6 +4978,7 @@
             <w:r>
               <w:rPr>
                 <w:rFonts w:ascii="Arial" w:hAnsi="Arial"/>
+                <w:color w:val="auto"/>
                 <w:sz w:val="24"/>
                 <w:szCs w:val="24"/>
               </w:rPr>
@@ -4716,10 +5000,11 @@
           </w:tcPr>
           <w:p>
             <w:pPr>
-              <w:spacing w:after="40" w:line="240" w:lineRule="auto"/>
+              <w:spacing w:after="40"/>
               <w:jc w:val="both"/>
               <w:rPr>
                 <w:rFonts w:ascii="Arial" w:hAnsi="Arial"/>
+                <w:color w:val="auto"/>
                 <w:sz w:val="24"/>
                 <w:szCs w:val="24"/>
               </w:rPr>
@@ -4727,6 +5012,7 @@
             <w:r>
               <w:rPr>
                 <w:rFonts w:ascii="Arial" w:hAnsi="Arial"/>
+                <w:color w:val="auto"/>
                 <w:sz w:val="24"/>
                 <w:szCs w:val="24"/>
               </w:rPr>
@@ -4748,10 +5034,11 @@
           </w:tcPr>
           <w:p>
             <w:pPr>
-              <w:spacing w:after="40" w:line="240" w:lineRule="auto"/>
+              <w:spacing w:after="40"/>
               <w:jc w:val="both"/>
               <w:rPr>
                 <w:rFonts w:ascii="Arial" w:hAnsi="Arial"/>
+                <w:color w:val="auto"/>
                 <w:sz w:val="24"/>
                 <w:szCs w:val="24"/>
               </w:rPr>
@@ -4759,6 +5046,7 @@
             <w:r>
               <w:rPr>
                 <w:rFonts w:ascii="Arial" w:hAnsi="Arial"/>
+                <w:color w:val="auto"/>
                 <w:sz w:val="24"/>
                 <w:szCs w:val="24"/>
               </w:rPr>
@@ -4786,10 +5074,11 @@
           </w:tcPr>
           <w:p>
             <w:pPr>
-              <w:spacing w:after="40" w:line="240" w:lineRule="auto"/>
+              <w:spacing w:after="40"/>
               <w:jc w:val="both"/>
               <w:rPr>
                 <w:rFonts w:ascii="Arial" w:hAnsi="Arial"/>
+                <w:color w:val="auto"/>
                 <w:sz w:val="24"/>
                 <w:szCs w:val="24"/>
               </w:rPr>
@@ -4798,6 +5087,7 @@
             <w:r>
               <w:rPr>
                 <w:rFonts w:ascii="Arial" w:hAnsi="Arial"/>
+                <w:color w:val="auto"/>
                 <w:sz w:val="24"/>
                 <w:szCs w:val="24"/>
               </w:rPr>
@@ -4807,6 +5097,7 @@
             <w:r>
               <w:rPr>
                 <w:rFonts w:ascii="Arial" w:hAnsi="Arial"/>
+                <w:color w:val="auto"/>
                 <w:sz w:val="24"/>
                 <w:szCs w:val="24"/>
               </w:rPr>
@@ -4816,6 +5107,7 @@
             <w:r>
               <w:rPr>
                 <w:rFonts w:ascii="Arial" w:hAnsi="Arial"/>
+                <w:color w:val="auto"/>
                 <w:sz w:val="24"/>
                 <w:szCs w:val="24"/>
               </w:rPr>
@@ -4838,10 +5130,11 @@
           </w:tcPr>
           <w:p>
             <w:pPr>
-              <w:spacing w:after="40" w:line="240" w:lineRule="auto"/>
+              <w:spacing w:after="40"/>
               <w:jc w:val="both"/>
               <w:rPr>
                 <w:rFonts w:ascii="Arial" w:hAnsi="Arial"/>
+                <w:color w:val="auto"/>
                 <w:sz w:val="24"/>
                 <w:szCs w:val="24"/>
               </w:rPr>
@@ -4849,6 +5142,7 @@
             <w:r>
               <w:rPr>
                 <w:rFonts w:ascii="Arial" w:hAnsi="Arial"/>
+                <w:color w:val="auto"/>
                 <w:sz w:val="24"/>
                 <w:szCs w:val="24"/>
               </w:rPr>
@@ -4870,10 +5164,11 @@
           </w:tcPr>
           <w:p>
             <w:pPr>
-              <w:spacing w:after="40" w:line="240" w:lineRule="auto"/>
+              <w:spacing w:after="40"/>
               <w:jc w:val="both"/>
               <w:rPr>
                 <w:rFonts w:ascii="Arial" w:hAnsi="Arial"/>
+                <w:color w:val="auto"/>
                 <w:sz w:val="24"/>
                 <w:szCs w:val="24"/>
               </w:rPr>
@@ -4881,6 +5176,7 @@
             <w:r>
               <w:rPr>
                 <w:rFonts w:ascii="Arial" w:hAnsi="Arial"/>
+                <w:color w:val="auto"/>
                 <w:sz w:val="24"/>
                 <w:szCs w:val="24"/>
               </w:rPr>
@@ -4892,10 +5188,10 @@
     </w:tbl>
     <w:p>
       <w:pPr>
-        <w:spacing w:line="240" w:lineRule="auto"/>
         <w:jc w:val="both"/>
         <w:rPr>
           <w:rFonts w:ascii="Arial" w:hAnsi="Arial"/>
+          <w:color w:val="auto"/>
           <w:sz w:val="24"/>
           <w:szCs w:val="24"/>
         </w:rPr>
@@ -4904,18 +5200,19 @@
     <w:p>
       <w:pPr>
         <w:pStyle w:val="Ttulo21"/>
-        <w:spacing w:line="240" w:lineRule="auto"/>
         <w:jc w:val="both"/>
         <w:rPr>
           <w:rFonts w:ascii="Arial" w:hAnsi="Arial" w:cs="Arial"/>
-          <w:szCs w:val="24"/>
-        </w:rPr>
-      </w:pPr>
-      <w:bookmarkStart w:id="7" w:name="_Toc240396961"/>
-      <w:proofErr w:type="spellStart"/>
-      <w:r>
-        <w:rPr>
-          <w:rFonts w:ascii="Arial" w:hAnsi="Arial" w:cs="Arial"/>
+          <w:color w:val="auto"/>
+          <w:szCs w:val="24"/>
+        </w:rPr>
+      </w:pPr>
+      <w:bookmarkStart w:id="7" w:name="_Toc240400481"/>
+      <w:proofErr w:type="spellStart"/>
+      <w:r>
+        <w:rPr>
+          <w:rFonts w:ascii="Arial" w:hAnsi="Arial" w:cs="Arial"/>
+          <w:color w:val="auto"/>
           <w:szCs w:val="24"/>
         </w:rPr>
         <w:t>Arquitectura</w:t>
@@ -4924,6 +5221,7 @@
       <w:r>
         <w:rPr>
           <w:rFonts w:ascii="Arial" w:hAnsi="Arial" w:cs="Arial"/>
+          <w:color w:val="auto"/>
           <w:szCs w:val="24"/>
         </w:rPr>
         <w:t xml:space="preserve"> modular y </w:t>
@@ -4932,6 +5230,7 @@
       <w:r>
         <w:rPr>
           <w:rFonts w:ascii="Arial" w:hAnsi="Arial" w:cs="Arial"/>
+          <w:color w:val="auto"/>
           <w:szCs w:val="24"/>
         </w:rPr>
         <w:t>estructura</w:t>
@@ -4940,6 +5239,7 @@
       <w:r>
         <w:rPr>
           <w:rFonts w:ascii="Arial" w:hAnsi="Arial" w:cs="Arial"/>
+          <w:color w:val="auto"/>
           <w:szCs w:val="24"/>
         </w:rPr>
         <w:t xml:space="preserve"> del </w:t>
@@ -4948,6 +5248,7 @@
       <w:r>
         <w:rPr>
           <w:rFonts w:ascii="Arial" w:hAnsi="Arial" w:cs="Arial"/>
+          <w:color w:val="auto"/>
           <w:szCs w:val="24"/>
         </w:rPr>
         <w:t>repositorio</w:t>
@@ -4957,17 +5258,18 @@
     </w:p>
     <w:p>
       <w:pPr>
-        <w:spacing w:line="240" w:lineRule="auto"/>
         <w:jc w:val="both"/>
         <w:rPr>
           <w:rFonts w:ascii="Arial" w:hAnsi="Arial"/>
-          <w:sz w:val="24"/>
-          <w:szCs w:val="24"/>
-        </w:rPr>
-      </w:pPr>
-      <w:r>
-        <w:rPr>
-          <w:rFonts w:ascii="Arial" w:hAnsi="Arial"/>
+          <w:color w:val="auto"/>
+          <w:sz w:val="24"/>
+          <w:szCs w:val="24"/>
+        </w:rPr>
+      </w:pPr>
+      <w:r>
+        <w:rPr>
+          <w:rFonts w:ascii="Arial" w:hAnsi="Arial"/>
+          <w:color w:val="auto"/>
           <w:sz w:val="24"/>
           <w:szCs w:val="24"/>
         </w:rPr>
@@ -4977,6 +5279,7 @@
       <w:r>
         <w:rPr>
           <w:rFonts w:ascii="Arial" w:hAnsi="Arial"/>
+          <w:color w:val="auto"/>
           <w:sz w:val="24"/>
           <w:szCs w:val="24"/>
         </w:rPr>
@@ -4986,6 +5289,7 @@
       <w:r>
         <w:rPr>
           <w:rFonts w:ascii="Arial" w:hAnsi="Arial"/>
+          <w:color w:val="auto"/>
           <w:sz w:val="24"/>
           <w:szCs w:val="24"/>
         </w:rPr>
@@ -4995,6 +5299,7 @@
     <w:p>
       <w:pPr>
         <w:pStyle w:val="Listaconvietas1"/>
+        <w:spacing w:line="276" w:lineRule="auto"/>
         <w:jc w:val="both"/>
         <w:rPr>
           <w:rFonts w:ascii="Arial" w:hAnsi="Arial" w:cs="Arial"/>
@@ -5258,6 +5563,7 @@
     <w:p>
       <w:pPr>
         <w:pStyle w:val="Listaconvietas1"/>
+        <w:spacing w:line="276" w:lineRule="auto"/>
         <w:jc w:val="both"/>
         <w:rPr>
           <w:rFonts w:ascii="Arial" w:hAnsi="Arial" w:cs="Arial"/>
@@ -5313,6 +5619,7 @@
     <w:p>
       <w:pPr>
         <w:pStyle w:val="Listaconvietas1"/>
+        <w:spacing w:line="276" w:lineRule="auto"/>
         <w:jc w:val="both"/>
         <w:rPr>
           <w:rFonts w:ascii="Arial" w:hAnsi="Arial" w:cs="Arial"/>
@@ -5458,6 +5765,7 @@
     <w:p>
       <w:pPr>
         <w:pStyle w:val="Listaconvietas1"/>
+        <w:spacing w:line="276" w:lineRule="auto"/>
         <w:jc w:val="both"/>
         <w:rPr>
           <w:rFonts w:ascii="Arial" w:hAnsi="Arial" w:cs="Arial"/>
@@ -5667,6 +5975,7 @@
     <w:p>
       <w:pPr>
         <w:pStyle w:val="Listaconvietas1"/>
+        <w:spacing w:line="276" w:lineRule="auto"/>
         <w:jc w:val="both"/>
         <w:rPr>
           <w:rFonts w:ascii="Arial" w:hAnsi="Arial" w:cs="Arial"/>
@@ -5812,26 +6121,29 @@
     <w:p>
       <w:pPr>
         <w:pStyle w:val="Ttulo21"/>
-        <w:spacing w:line="240" w:lineRule="auto"/>
         <w:jc w:val="both"/>
         <w:rPr>
           <w:rFonts w:ascii="Arial" w:hAnsi="Arial" w:cs="Arial"/>
-          <w:szCs w:val="24"/>
-        </w:rPr>
-      </w:pPr>
-      <w:bookmarkStart w:id="8" w:name="_Toc240396962"/>
-      <w:proofErr w:type="spellStart"/>
-      <w:r>
-        <w:rPr>
-          <w:rFonts w:ascii="Arial" w:hAnsi="Arial" w:cs="Arial"/>
-          <w:szCs w:val="24"/>
-        </w:rPr>
+          <w:color w:val="auto"/>
+          <w:szCs w:val="24"/>
+        </w:rPr>
+      </w:pPr>
+      <w:bookmarkStart w:id="8" w:name="_Toc240400482"/>
+      <w:proofErr w:type="spellStart"/>
+      <w:r>
+        <w:rPr>
+          <w:rFonts w:ascii="Arial" w:hAnsi="Arial" w:cs="Arial"/>
+          <w:color w:val="auto"/>
+          <w:szCs w:val="24"/>
+        </w:rPr>
+        <w:lastRenderedPageBreak/>
         <w:t>Gestión</w:t>
       </w:r>
       <w:proofErr w:type="spellEnd"/>
       <w:r>
         <w:rPr>
           <w:rFonts w:ascii="Arial" w:hAnsi="Arial" w:cs="Arial"/>
+          <w:color w:val="auto"/>
           <w:szCs w:val="24"/>
         </w:rPr>
         <w:t xml:space="preserve"> </w:t>
@@ -5840,6 +6152,7 @@
       <w:r>
         <w:rPr>
           <w:rFonts w:ascii="Arial" w:hAnsi="Arial" w:cs="Arial"/>
+          <w:color w:val="auto"/>
           <w:szCs w:val="24"/>
         </w:rPr>
         <w:t>colaborativa</w:t>
@@ -5848,6 +6161,7 @@
       <w:r>
         <w:rPr>
           <w:rFonts w:ascii="Arial" w:hAnsi="Arial" w:cs="Arial"/>
+          <w:color w:val="auto"/>
           <w:szCs w:val="24"/>
         </w:rPr>
         <w:t xml:space="preserve"> y control de </w:t>
@@ -5856,6 +6170,7 @@
       <w:r>
         <w:rPr>
           <w:rFonts w:ascii="Arial" w:hAnsi="Arial" w:cs="Arial"/>
+          <w:color w:val="auto"/>
           <w:szCs w:val="24"/>
         </w:rPr>
         <w:t>versiones</w:t>
@@ -5865,17 +6180,18 @@
     </w:p>
     <w:p>
       <w:pPr>
-        <w:spacing w:line="240" w:lineRule="auto"/>
         <w:jc w:val="both"/>
         <w:rPr>
           <w:rFonts w:ascii="Arial" w:hAnsi="Arial"/>
-          <w:sz w:val="24"/>
-          <w:szCs w:val="24"/>
-        </w:rPr>
-      </w:pPr>
-      <w:r>
-        <w:rPr>
-          <w:rFonts w:ascii="Arial" w:hAnsi="Arial"/>
+          <w:color w:val="auto"/>
+          <w:sz w:val="24"/>
+          <w:szCs w:val="24"/>
+        </w:rPr>
+      </w:pPr>
+      <w:r>
+        <w:rPr>
+          <w:rFonts w:ascii="Arial" w:hAnsi="Arial"/>
+          <w:color w:val="auto"/>
           <w:sz w:val="24"/>
           <w:szCs w:val="24"/>
         </w:rPr>
@@ -5922,10 +6238,11 @@
           </w:tcPr>
           <w:p>
             <w:pPr>
-              <w:spacing w:after="40" w:line="240" w:lineRule="auto"/>
+              <w:spacing w:after="40"/>
               <w:jc w:val="both"/>
               <w:rPr>
                 <w:rFonts w:ascii="Arial" w:hAnsi="Arial"/>
+                <w:color w:val="auto"/>
                 <w:sz w:val="24"/>
                 <w:szCs w:val="24"/>
               </w:rPr>
@@ -5935,10 +6252,10 @@
               <w:rPr>
                 <w:rFonts w:ascii="Arial" w:hAnsi="Arial"/>
                 <w:b/>
-                <w:sz w:val="24"/>
-                <w:szCs w:val="24"/>
-              </w:rPr>
-              <w:lastRenderedPageBreak/>
+                <w:color w:val="auto"/>
+                <w:sz w:val="24"/>
+                <w:szCs w:val="24"/>
+              </w:rPr>
               <w:t>Commit</w:t>
             </w:r>
             <w:proofErr w:type="spellEnd"/>
@@ -5958,10 +6275,11 @@
           </w:tcPr>
           <w:p>
             <w:pPr>
-              <w:spacing w:after="40" w:line="240" w:lineRule="auto"/>
+              <w:spacing w:after="40"/>
               <w:jc w:val="both"/>
               <w:rPr>
                 <w:rFonts w:ascii="Arial" w:hAnsi="Arial"/>
+                <w:color w:val="auto"/>
                 <w:sz w:val="24"/>
                 <w:szCs w:val="24"/>
               </w:rPr>
@@ -5970,6 +6288,7 @@
               <w:rPr>
                 <w:rFonts w:ascii="Arial" w:hAnsi="Arial"/>
                 <w:b/>
+                <w:color w:val="auto"/>
                 <w:sz w:val="24"/>
                 <w:szCs w:val="24"/>
               </w:rPr>
@@ -5991,10 +6310,11 @@
           </w:tcPr>
           <w:p>
             <w:pPr>
-              <w:spacing w:after="40" w:line="240" w:lineRule="auto"/>
+              <w:spacing w:after="40"/>
               <w:jc w:val="both"/>
               <w:rPr>
                 <w:rFonts w:ascii="Arial" w:hAnsi="Arial"/>
+                <w:color w:val="auto"/>
                 <w:sz w:val="24"/>
                 <w:szCs w:val="24"/>
               </w:rPr>
@@ -6003,6 +6323,7 @@
               <w:rPr>
                 <w:rFonts w:ascii="Arial" w:hAnsi="Arial"/>
                 <w:b/>
+                <w:color w:val="auto"/>
                 <w:sz w:val="24"/>
                 <w:szCs w:val="24"/>
               </w:rPr>
@@ -6030,10 +6351,11 @@
           </w:tcPr>
           <w:p>
             <w:pPr>
-              <w:spacing w:after="40" w:line="240" w:lineRule="auto"/>
+              <w:spacing w:after="40"/>
               <w:jc w:val="both"/>
               <w:rPr>
                 <w:rFonts w:ascii="Arial" w:hAnsi="Arial"/>
+                <w:color w:val="auto"/>
                 <w:sz w:val="24"/>
                 <w:szCs w:val="24"/>
               </w:rPr>
@@ -6041,6 +6363,7 @@
             <w:r>
               <w:rPr>
                 <w:rFonts w:ascii="Arial" w:hAnsi="Arial"/>
+                <w:color w:val="auto"/>
                 <w:sz w:val="24"/>
                 <w:szCs w:val="24"/>
               </w:rPr>
@@ -6062,10 +6385,11 @@
           </w:tcPr>
           <w:p>
             <w:pPr>
-              <w:spacing w:after="40" w:line="240" w:lineRule="auto"/>
+              <w:spacing w:after="40"/>
               <w:jc w:val="both"/>
               <w:rPr>
                 <w:rFonts w:ascii="Arial" w:hAnsi="Arial"/>
+                <w:color w:val="auto"/>
                 <w:sz w:val="24"/>
                 <w:szCs w:val="24"/>
               </w:rPr>
@@ -6073,6 +6397,7 @@
             <w:r>
               <w:rPr>
                 <w:rFonts w:ascii="Arial" w:hAnsi="Arial"/>
+                <w:color w:val="auto"/>
                 <w:sz w:val="24"/>
                 <w:szCs w:val="24"/>
               </w:rPr>
@@ -6094,10 +6419,11 @@
           </w:tcPr>
           <w:p>
             <w:pPr>
-              <w:spacing w:after="40" w:line="240" w:lineRule="auto"/>
+              <w:spacing w:after="40"/>
               <w:jc w:val="both"/>
               <w:rPr>
                 <w:rFonts w:ascii="Arial" w:hAnsi="Arial"/>
+                <w:color w:val="auto"/>
                 <w:sz w:val="24"/>
                 <w:szCs w:val="24"/>
               </w:rPr>
@@ -6105,6 +6431,7 @@
             <w:r>
               <w:rPr>
                 <w:rFonts w:ascii="Arial" w:hAnsi="Arial"/>
+                <w:color w:val="auto"/>
                 <w:sz w:val="24"/>
                 <w:szCs w:val="24"/>
               </w:rPr>
@@ -6132,10 +6459,11 @@
           </w:tcPr>
           <w:p>
             <w:pPr>
-              <w:spacing w:after="40" w:line="240" w:lineRule="auto"/>
+              <w:spacing w:after="40"/>
               <w:jc w:val="both"/>
               <w:rPr>
                 <w:rFonts w:ascii="Arial" w:hAnsi="Arial"/>
+                <w:color w:val="auto"/>
                 <w:sz w:val="24"/>
                 <w:szCs w:val="24"/>
               </w:rPr>
@@ -6143,6 +6471,7 @@
             <w:r>
               <w:rPr>
                 <w:rFonts w:ascii="Arial" w:hAnsi="Arial"/>
+                <w:color w:val="auto"/>
                 <w:sz w:val="24"/>
                 <w:szCs w:val="24"/>
               </w:rPr>
@@ -6164,10 +6493,11 @@
           </w:tcPr>
           <w:p>
             <w:pPr>
-              <w:spacing w:after="40" w:line="240" w:lineRule="auto"/>
+              <w:spacing w:after="40"/>
               <w:jc w:val="both"/>
               <w:rPr>
                 <w:rFonts w:ascii="Arial" w:hAnsi="Arial"/>
+                <w:color w:val="auto"/>
                 <w:sz w:val="24"/>
                 <w:szCs w:val="24"/>
               </w:rPr>
@@ -6175,6 +6505,7 @@
             <w:r>
               <w:rPr>
                 <w:rFonts w:ascii="Arial" w:hAnsi="Arial"/>
+                <w:color w:val="auto"/>
                 <w:sz w:val="24"/>
                 <w:szCs w:val="24"/>
               </w:rPr>
@@ -6196,10 +6527,11 @@
           </w:tcPr>
           <w:p>
             <w:pPr>
-              <w:spacing w:after="40" w:line="240" w:lineRule="auto"/>
+              <w:spacing w:after="40"/>
               <w:jc w:val="both"/>
               <w:rPr>
                 <w:rFonts w:ascii="Arial" w:hAnsi="Arial"/>
+                <w:color w:val="auto"/>
                 <w:sz w:val="24"/>
                 <w:szCs w:val="24"/>
               </w:rPr>
@@ -6207,6 +6539,7 @@
             <w:r>
               <w:rPr>
                 <w:rFonts w:ascii="Arial" w:hAnsi="Arial"/>
+                <w:color w:val="auto"/>
                 <w:sz w:val="24"/>
                 <w:szCs w:val="24"/>
               </w:rPr>
@@ -6234,10 +6567,11 @@
           </w:tcPr>
           <w:p>
             <w:pPr>
-              <w:spacing w:after="40" w:line="240" w:lineRule="auto"/>
+              <w:spacing w:after="40"/>
               <w:jc w:val="both"/>
               <w:rPr>
                 <w:rFonts w:ascii="Arial" w:hAnsi="Arial"/>
+                <w:color w:val="auto"/>
                 <w:sz w:val="24"/>
                 <w:szCs w:val="24"/>
               </w:rPr>
@@ -6245,6 +6579,7 @@
             <w:r>
               <w:rPr>
                 <w:rFonts w:ascii="Arial" w:hAnsi="Arial"/>
+                <w:color w:val="auto"/>
                 <w:sz w:val="24"/>
                 <w:szCs w:val="24"/>
               </w:rPr>
@@ -6266,10 +6601,11 @@
           </w:tcPr>
           <w:p>
             <w:pPr>
-              <w:spacing w:after="40" w:line="240" w:lineRule="auto"/>
+              <w:spacing w:after="40"/>
               <w:jc w:val="both"/>
               <w:rPr>
                 <w:rFonts w:ascii="Arial" w:hAnsi="Arial"/>
+                <w:color w:val="auto"/>
                 <w:sz w:val="24"/>
                 <w:szCs w:val="24"/>
               </w:rPr>
@@ -6277,6 +6613,7 @@
             <w:r>
               <w:rPr>
                 <w:rFonts w:ascii="Arial" w:hAnsi="Arial"/>
+                <w:color w:val="auto"/>
                 <w:sz w:val="24"/>
                 <w:szCs w:val="24"/>
               </w:rPr>
@@ -6298,10 +6635,11 @@
           </w:tcPr>
           <w:p>
             <w:pPr>
-              <w:spacing w:after="40" w:line="240" w:lineRule="auto"/>
+              <w:spacing w:after="40"/>
               <w:jc w:val="both"/>
               <w:rPr>
                 <w:rFonts w:ascii="Arial" w:hAnsi="Arial"/>
+                <w:color w:val="auto"/>
                 <w:sz w:val="24"/>
                 <w:szCs w:val="24"/>
               </w:rPr>
@@ -6309,6 +6647,7 @@
             <w:r>
               <w:rPr>
                 <w:rFonts w:ascii="Arial" w:hAnsi="Arial"/>
+                <w:color w:val="auto"/>
                 <w:sz w:val="24"/>
                 <w:szCs w:val="24"/>
               </w:rPr>
@@ -6318,6 +6657,7 @@
             <w:r>
               <w:rPr>
                 <w:rFonts w:ascii="Arial" w:hAnsi="Arial"/>
+                <w:color w:val="auto"/>
                 <w:sz w:val="24"/>
                 <w:szCs w:val="24"/>
               </w:rPr>
@@ -6327,6 +6667,7 @@
             <w:r>
               <w:rPr>
                 <w:rFonts w:ascii="Arial" w:hAnsi="Arial"/>
+                <w:color w:val="auto"/>
                 <w:sz w:val="24"/>
                 <w:szCs w:val="24"/>
               </w:rPr>
@@ -6354,10 +6695,11 @@
           </w:tcPr>
           <w:p>
             <w:pPr>
-              <w:spacing w:after="40" w:line="240" w:lineRule="auto"/>
+              <w:spacing w:after="40"/>
               <w:jc w:val="both"/>
               <w:rPr>
                 <w:rFonts w:ascii="Arial" w:hAnsi="Arial"/>
+                <w:color w:val="auto"/>
                 <w:sz w:val="24"/>
                 <w:szCs w:val="24"/>
               </w:rPr>
@@ -6365,6 +6707,7 @@
             <w:r>
               <w:rPr>
                 <w:rFonts w:ascii="Arial" w:hAnsi="Arial"/>
+                <w:color w:val="auto"/>
                 <w:sz w:val="24"/>
                 <w:szCs w:val="24"/>
               </w:rPr>
@@ -6386,10 +6729,11 @@
           </w:tcPr>
           <w:p>
             <w:pPr>
-              <w:spacing w:after="40" w:line="240" w:lineRule="auto"/>
+              <w:spacing w:after="40"/>
               <w:jc w:val="both"/>
               <w:rPr>
                 <w:rFonts w:ascii="Arial" w:hAnsi="Arial"/>
+                <w:color w:val="auto"/>
                 <w:sz w:val="24"/>
                 <w:szCs w:val="24"/>
               </w:rPr>
@@ -6397,6 +6741,7 @@
             <w:r>
               <w:rPr>
                 <w:rFonts w:ascii="Arial" w:hAnsi="Arial"/>
+                <w:color w:val="auto"/>
                 <w:sz w:val="24"/>
                 <w:szCs w:val="24"/>
               </w:rPr>
@@ -6418,10 +6763,11 @@
           </w:tcPr>
           <w:p>
             <w:pPr>
-              <w:spacing w:after="40" w:line="240" w:lineRule="auto"/>
+              <w:spacing w:after="40"/>
               <w:jc w:val="both"/>
               <w:rPr>
                 <w:rFonts w:ascii="Arial" w:hAnsi="Arial"/>
+                <w:color w:val="auto"/>
                 <w:sz w:val="24"/>
                 <w:szCs w:val="24"/>
               </w:rPr>
@@ -6429,6 +6775,7 @@
             <w:r>
               <w:rPr>
                 <w:rFonts w:ascii="Arial" w:hAnsi="Arial"/>
+                <w:color w:val="auto"/>
                 <w:sz w:val="24"/>
                 <w:szCs w:val="24"/>
               </w:rPr>
@@ -6456,10 +6803,11 @@
           </w:tcPr>
           <w:p>
             <w:pPr>
-              <w:spacing w:after="40" w:line="240" w:lineRule="auto"/>
+              <w:spacing w:after="40"/>
               <w:jc w:val="both"/>
               <w:rPr>
                 <w:rFonts w:ascii="Arial" w:hAnsi="Arial"/>
+                <w:color w:val="auto"/>
                 <w:sz w:val="24"/>
                 <w:szCs w:val="24"/>
               </w:rPr>
@@ -6467,6 +6815,7 @@
             <w:r>
               <w:rPr>
                 <w:rFonts w:ascii="Arial" w:hAnsi="Arial"/>
+                <w:color w:val="auto"/>
                 <w:sz w:val="24"/>
                 <w:szCs w:val="24"/>
               </w:rPr>
@@ -6488,10 +6837,11 @@
           </w:tcPr>
           <w:p>
             <w:pPr>
-              <w:spacing w:after="40" w:line="240" w:lineRule="auto"/>
+              <w:spacing w:after="40"/>
               <w:jc w:val="both"/>
               <w:rPr>
                 <w:rFonts w:ascii="Arial" w:hAnsi="Arial"/>
+                <w:color w:val="auto"/>
                 <w:sz w:val="24"/>
                 <w:szCs w:val="24"/>
               </w:rPr>
@@ -6499,6 +6849,7 @@
             <w:r>
               <w:rPr>
                 <w:rFonts w:ascii="Arial" w:hAnsi="Arial"/>
+                <w:color w:val="auto"/>
                 <w:sz w:val="24"/>
                 <w:szCs w:val="24"/>
               </w:rPr>
@@ -6520,10 +6871,11 @@
           </w:tcPr>
           <w:p>
             <w:pPr>
-              <w:spacing w:after="40" w:line="240" w:lineRule="auto"/>
+              <w:spacing w:after="40"/>
               <w:jc w:val="both"/>
               <w:rPr>
                 <w:rFonts w:ascii="Arial" w:hAnsi="Arial"/>
+                <w:color w:val="auto"/>
                 <w:sz w:val="24"/>
                 <w:szCs w:val="24"/>
               </w:rPr>
@@ -6531,6 +6883,7 @@
             <w:r>
               <w:rPr>
                 <w:rFonts w:ascii="Arial" w:hAnsi="Arial"/>
+                <w:color w:val="auto"/>
                 <w:sz w:val="24"/>
                 <w:szCs w:val="24"/>
               </w:rPr>
@@ -6558,10 +6911,11 @@
           </w:tcPr>
           <w:p>
             <w:pPr>
-              <w:spacing w:after="40" w:line="240" w:lineRule="auto"/>
+              <w:spacing w:after="40"/>
               <w:jc w:val="both"/>
               <w:rPr>
                 <w:rFonts w:ascii="Arial" w:hAnsi="Arial"/>
+                <w:color w:val="auto"/>
                 <w:sz w:val="24"/>
                 <w:szCs w:val="24"/>
               </w:rPr>
@@ -6569,6 +6923,7 @@
             <w:r>
               <w:rPr>
                 <w:rFonts w:ascii="Arial" w:hAnsi="Arial"/>
+                <w:color w:val="auto"/>
                 <w:sz w:val="24"/>
                 <w:szCs w:val="24"/>
               </w:rPr>
@@ -6590,10 +6945,11 @@
           </w:tcPr>
           <w:p>
             <w:pPr>
-              <w:spacing w:after="40" w:line="240" w:lineRule="auto"/>
+              <w:spacing w:after="40"/>
               <w:jc w:val="both"/>
               <w:rPr>
                 <w:rFonts w:ascii="Arial" w:hAnsi="Arial"/>
+                <w:color w:val="auto"/>
                 <w:sz w:val="24"/>
                 <w:szCs w:val="24"/>
               </w:rPr>
@@ -6601,6 +6957,7 @@
             <w:r>
               <w:rPr>
                 <w:rFonts w:ascii="Arial" w:hAnsi="Arial"/>
+                <w:color w:val="auto"/>
                 <w:sz w:val="24"/>
                 <w:szCs w:val="24"/>
               </w:rPr>
@@ -6622,10 +6979,11 @@
           </w:tcPr>
           <w:p>
             <w:pPr>
-              <w:spacing w:after="40" w:line="240" w:lineRule="auto"/>
+              <w:spacing w:after="40"/>
               <w:jc w:val="both"/>
               <w:rPr>
                 <w:rFonts w:ascii="Arial" w:hAnsi="Arial"/>
+                <w:color w:val="auto"/>
                 <w:sz w:val="24"/>
                 <w:szCs w:val="24"/>
               </w:rPr>
@@ -6633,6 +6991,7 @@
             <w:r>
               <w:rPr>
                 <w:rFonts w:ascii="Arial" w:hAnsi="Arial"/>
+                <w:color w:val="auto"/>
                 <w:sz w:val="24"/>
                 <w:szCs w:val="24"/>
               </w:rPr>
@@ -6644,10 +7003,10 @@
     </w:tbl>
     <w:p>
       <w:pPr>
-        <w:spacing w:line="240" w:lineRule="auto"/>
         <w:jc w:val="both"/>
         <w:rPr>
           <w:rFonts w:ascii="Arial" w:hAnsi="Arial"/>
+          <w:color w:val="auto"/>
           <w:sz w:val="24"/>
           <w:szCs w:val="24"/>
         </w:rPr>
@@ -6655,17 +7014,18 @@
     </w:p>
     <w:p>
       <w:pPr>
-        <w:spacing w:line="240" w:lineRule="auto"/>
         <w:jc w:val="both"/>
         <w:rPr>
           <w:rFonts w:ascii="Arial" w:hAnsi="Arial"/>
-          <w:sz w:val="24"/>
-          <w:szCs w:val="24"/>
-        </w:rPr>
-      </w:pPr>
-      <w:r>
-        <w:rPr>
-          <w:rFonts w:ascii="Arial" w:hAnsi="Arial"/>
+          <w:color w:val="auto"/>
+          <w:sz w:val="24"/>
+          <w:szCs w:val="24"/>
+        </w:rPr>
+      </w:pPr>
+      <w:r>
+        <w:rPr>
+          <w:rFonts w:ascii="Arial" w:hAnsi="Arial"/>
+          <w:color w:val="auto"/>
           <w:sz w:val="24"/>
           <w:szCs w:val="24"/>
         </w:rPr>
@@ -6675,18 +7035,19 @@
     <w:p>
       <w:pPr>
         <w:pStyle w:val="Ttulo11"/>
-        <w:spacing w:line="240" w:lineRule="auto"/>
         <w:jc w:val="both"/>
         <w:rPr>
           <w:rFonts w:ascii="Arial" w:hAnsi="Arial" w:cs="Arial"/>
-          <w:sz w:val="24"/>
-          <w:szCs w:val="24"/>
-        </w:rPr>
-      </w:pPr>
-      <w:bookmarkStart w:id="9" w:name="_Toc240396963"/>
-      <w:r>
-        <w:rPr>
-          <w:rFonts w:ascii="Arial" w:hAnsi="Arial" w:cs="Arial"/>
+          <w:color w:val="auto"/>
+          <w:sz w:val="24"/>
+          <w:szCs w:val="24"/>
+        </w:rPr>
+      </w:pPr>
+      <w:bookmarkStart w:id="9" w:name="_Toc240400483"/>
+      <w:r>
+        <w:rPr>
+          <w:rFonts w:ascii="Arial" w:hAnsi="Arial" w:cs="Arial"/>
+          <w:color w:val="auto"/>
           <w:sz w:val="24"/>
           <w:szCs w:val="24"/>
         </w:rPr>
@@ -6697,6 +7058,7 @@
       <w:r>
         <w:rPr>
           <w:rFonts w:ascii="Arial" w:hAnsi="Arial" w:cs="Arial"/>
+          <w:color w:val="auto"/>
           <w:sz w:val="24"/>
           <w:szCs w:val="24"/>
         </w:rPr>
@@ -6706,6 +7068,7 @@
       <w:r>
         <w:rPr>
           <w:rFonts w:ascii="Arial" w:hAnsi="Arial" w:cs="Arial"/>
+          <w:color w:val="auto"/>
           <w:sz w:val="24"/>
           <w:szCs w:val="24"/>
         </w:rPr>
@@ -6715,6 +7078,7 @@
       <w:r>
         <w:rPr>
           <w:rFonts w:ascii="Arial" w:hAnsi="Arial" w:cs="Arial"/>
+          <w:color w:val="auto"/>
           <w:sz w:val="24"/>
           <w:szCs w:val="24"/>
         </w:rPr>
@@ -6724,6 +7088,7 @@
       <w:r>
         <w:rPr>
           <w:rFonts w:ascii="Arial" w:hAnsi="Arial" w:cs="Arial"/>
+          <w:color w:val="auto"/>
           <w:sz w:val="24"/>
           <w:szCs w:val="24"/>
         </w:rPr>
@@ -6733,6 +7098,7 @@
       <w:r>
         <w:rPr>
           <w:rFonts w:ascii="Arial" w:hAnsi="Arial" w:cs="Arial"/>
+          <w:color w:val="auto"/>
           <w:sz w:val="24"/>
           <w:szCs w:val="24"/>
         </w:rPr>
@@ -6742,6 +7108,7 @@
       <w:r>
         <w:rPr>
           <w:rFonts w:ascii="Arial" w:hAnsi="Arial" w:cs="Arial"/>
+          <w:color w:val="auto"/>
           <w:sz w:val="24"/>
           <w:szCs w:val="24"/>
         </w:rPr>
@@ -6751,6 +7118,7 @@
       <w:r>
         <w:rPr>
           <w:rFonts w:ascii="Arial" w:hAnsi="Arial" w:cs="Arial"/>
+          <w:color w:val="auto"/>
           <w:sz w:val="24"/>
           <w:szCs w:val="24"/>
         </w:rPr>
@@ -6760,6 +7128,7 @@
       <w:r>
         <w:rPr>
           <w:rFonts w:ascii="Arial" w:hAnsi="Arial" w:cs="Arial"/>
+          <w:color w:val="auto"/>
           <w:sz w:val="24"/>
           <w:szCs w:val="24"/>
         </w:rPr>
@@ -6769,6 +7138,7 @@
       <w:r>
         <w:rPr>
           <w:rFonts w:ascii="Arial" w:hAnsi="Arial" w:cs="Arial"/>
+          <w:color w:val="auto"/>
           <w:sz w:val="24"/>
           <w:szCs w:val="24"/>
         </w:rPr>
@@ -6778,6 +7148,7 @@
       <w:r>
         <w:rPr>
           <w:rFonts w:ascii="Arial" w:hAnsi="Arial" w:cs="Arial"/>
+          <w:color w:val="auto"/>
           <w:sz w:val="24"/>
           <w:szCs w:val="24"/>
         </w:rPr>
@@ -6787,17 +7158,18 @@
     </w:p>
     <w:p>
       <w:pPr>
-        <w:spacing w:line="240" w:lineRule="auto"/>
         <w:jc w:val="both"/>
         <w:rPr>
           <w:rFonts w:ascii="Arial" w:hAnsi="Arial"/>
-          <w:sz w:val="24"/>
-          <w:szCs w:val="24"/>
-        </w:rPr>
-      </w:pPr>
-      <w:r>
-        <w:rPr>
-          <w:rFonts w:ascii="Arial" w:hAnsi="Arial"/>
+          <w:color w:val="auto"/>
+          <w:sz w:val="24"/>
+          <w:szCs w:val="24"/>
+        </w:rPr>
+      </w:pPr>
+      <w:r>
+        <w:rPr>
+          <w:rFonts w:ascii="Arial" w:hAnsi="Arial"/>
+          <w:color w:val="auto"/>
           <w:sz w:val="24"/>
           <w:szCs w:val="24"/>
         </w:rPr>
@@ -6807,17 +7179,18 @@
     <w:p>
       <w:pPr>
         <w:pStyle w:val="Ttulo21"/>
-        <w:spacing w:line="240" w:lineRule="auto"/>
         <w:jc w:val="both"/>
         <w:rPr>
           <w:rFonts w:ascii="Arial" w:hAnsi="Arial" w:cs="Arial"/>
-          <w:szCs w:val="24"/>
-        </w:rPr>
-      </w:pPr>
-      <w:bookmarkStart w:id="10" w:name="_Toc240396964"/>
-      <w:r>
-        <w:rPr>
-          <w:rFonts w:ascii="Arial" w:hAnsi="Arial" w:cs="Arial"/>
+          <w:color w:val="auto"/>
+          <w:szCs w:val="24"/>
+        </w:rPr>
+      </w:pPr>
+      <w:bookmarkStart w:id="10" w:name="_Toc240400484"/>
+      <w:r>
+        <w:rPr>
+          <w:rFonts w:ascii="Arial" w:hAnsi="Arial" w:cs="Arial"/>
+          <w:color w:val="auto"/>
           <w:szCs w:val="24"/>
         </w:rPr>
         <w:t xml:space="preserve">A. </w:t>
@@ -6826,6 +7199,7 @@
       <w:r>
         <w:rPr>
           <w:rFonts w:ascii="Arial" w:hAnsi="Arial" w:cs="Arial"/>
+          <w:color w:val="auto"/>
           <w:szCs w:val="24"/>
         </w:rPr>
         <w:t>Codificación</w:t>
@@ -6834,6 +7208,7 @@
       <w:r>
         <w:rPr>
           <w:rFonts w:ascii="Arial" w:hAnsi="Arial" w:cs="Arial"/>
+          <w:color w:val="auto"/>
           <w:szCs w:val="24"/>
         </w:rPr>
         <w:t xml:space="preserve"> </w:t>
@@ -6842,6 +7217,7 @@
       <w:r>
         <w:rPr>
           <w:rFonts w:ascii="Arial" w:hAnsi="Arial" w:cs="Arial"/>
+          <w:color w:val="auto"/>
           <w:szCs w:val="24"/>
         </w:rPr>
         <w:t>funcional</w:t>
@@ -6850,6 +7226,7 @@
       <w:r>
         <w:rPr>
           <w:rFonts w:ascii="Arial" w:hAnsi="Arial" w:cs="Arial"/>
+          <w:color w:val="auto"/>
           <w:szCs w:val="24"/>
         </w:rPr>
         <w:t xml:space="preserve"> modular</w:t>
@@ -6858,17 +7235,18 @@
     </w:p>
     <w:p>
       <w:pPr>
-        <w:spacing w:line="240" w:lineRule="auto"/>
         <w:jc w:val="both"/>
         <w:rPr>
           <w:rFonts w:ascii="Arial" w:hAnsi="Arial"/>
-          <w:sz w:val="24"/>
-          <w:szCs w:val="24"/>
-        </w:rPr>
-      </w:pPr>
-      <w:r>
-        <w:rPr>
-          <w:rFonts w:ascii="Arial" w:hAnsi="Arial"/>
+          <w:color w:val="auto"/>
+          <w:sz w:val="24"/>
+          <w:szCs w:val="24"/>
+        </w:rPr>
+      </w:pPr>
+      <w:r>
+        <w:rPr>
+          <w:rFonts w:ascii="Arial" w:hAnsi="Arial"/>
+          <w:color w:val="auto"/>
           <w:sz w:val="24"/>
           <w:szCs w:val="24"/>
         </w:rPr>
@@ -6878,6 +7256,7 @@
     <w:p>
       <w:pPr>
         <w:pStyle w:val="Listaconvietas1"/>
+        <w:spacing w:line="276" w:lineRule="auto"/>
         <w:jc w:val="both"/>
         <w:rPr>
           <w:rFonts w:ascii="Arial" w:hAnsi="Arial" w:cs="Arial"/>
@@ -7069,6 +7448,7 @@
     <w:p>
       <w:pPr>
         <w:pStyle w:val="Listaconvietas1"/>
+        <w:spacing w:line="276" w:lineRule="auto"/>
         <w:jc w:val="both"/>
         <w:rPr>
           <w:rFonts w:ascii="Arial" w:hAnsi="Arial" w:cs="Arial"/>
@@ -7304,6 +7684,7 @@
     <w:p>
       <w:pPr>
         <w:pStyle w:val="Listaconvietas1"/>
+        <w:spacing w:line="276" w:lineRule="auto"/>
         <w:jc w:val="both"/>
         <w:rPr>
           <w:rFonts w:ascii="Arial" w:hAnsi="Arial" w:cs="Arial"/>
@@ -7567,6 +7948,7 @@
     <w:p>
       <w:pPr>
         <w:pStyle w:val="Listaconvietas1"/>
+        <w:spacing w:line="276" w:lineRule="auto"/>
         <w:jc w:val="both"/>
         <w:rPr>
           <w:rFonts w:ascii="Arial" w:hAnsi="Arial" w:cs="Arial"/>
@@ -7789,13 +8171,15 @@
         <w:jc w:val="both"/>
         <w:rPr>
           <w:rFonts w:ascii="Arial" w:hAnsi="Arial" w:cs="Arial"/>
-          <w:szCs w:val="24"/>
-        </w:rPr>
-      </w:pPr>
-      <w:bookmarkStart w:id="11" w:name="_Toc240396965"/>
-      <w:r>
-        <w:rPr>
-          <w:rFonts w:ascii="Arial" w:hAnsi="Arial" w:cs="Arial"/>
+          <w:color w:val="auto"/>
+          <w:szCs w:val="24"/>
+        </w:rPr>
+      </w:pPr>
+      <w:bookmarkStart w:id="11" w:name="_Toc240400485"/>
+      <w:r>
+        <w:rPr>
+          <w:rFonts w:ascii="Arial" w:hAnsi="Arial" w:cs="Arial"/>
+          <w:color w:val="auto"/>
           <w:szCs w:val="24"/>
         </w:rPr>
         <w:t xml:space="preserve">B. </w:t>
@@ -7804,6 +8188,7 @@
       <w:r>
         <w:rPr>
           <w:rFonts w:ascii="Arial" w:hAnsi="Arial" w:cs="Arial"/>
+          <w:color w:val="auto"/>
           <w:szCs w:val="24"/>
         </w:rPr>
         <w:t>Preprocesamiento</w:t>
@@ -7812,6 +8197,7 @@
       <w:r>
         <w:rPr>
           <w:rFonts w:ascii="Arial" w:hAnsi="Arial" w:cs="Arial"/>
+          <w:color w:val="auto"/>
           <w:szCs w:val="24"/>
         </w:rPr>
         <w:t xml:space="preserve">, </w:t>
@@ -7820,6 +8206,7 @@
       <w:r>
         <w:rPr>
           <w:rFonts w:ascii="Arial" w:hAnsi="Arial" w:cs="Arial"/>
+          <w:color w:val="auto"/>
           <w:szCs w:val="24"/>
         </w:rPr>
         <w:t>transformaciones</w:t>
@@ -7828,6 +8215,7 @@
       <w:r>
         <w:rPr>
           <w:rFonts w:ascii="Arial" w:hAnsi="Arial" w:cs="Arial"/>
+          <w:color w:val="auto"/>
           <w:szCs w:val="24"/>
         </w:rPr>
         <w:t xml:space="preserve"> y </w:t>
@@ -7836,6 +8224,7 @@
       <w:r>
         <w:rPr>
           <w:rFonts w:ascii="Arial" w:hAnsi="Arial" w:cs="Arial"/>
+          <w:color w:val="auto"/>
           <w:szCs w:val="24"/>
         </w:rPr>
         <w:t>tratamiento</w:t>
@@ -7844,6 +8233,7 @@
       <w:r>
         <w:rPr>
           <w:rFonts w:ascii="Arial" w:hAnsi="Arial" w:cs="Arial"/>
+          <w:color w:val="auto"/>
           <w:szCs w:val="24"/>
         </w:rPr>
         <w:t xml:space="preserve"> de NA</w:t>
@@ -7855,13 +8245,15 @@
         <w:jc w:val="both"/>
         <w:rPr>
           <w:rFonts w:ascii="Arial" w:hAnsi="Arial"/>
-          <w:sz w:val="24"/>
-          <w:szCs w:val="24"/>
-        </w:rPr>
-      </w:pPr>
-      <w:r>
-        <w:rPr>
-          <w:rFonts w:ascii="Arial" w:hAnsi="Arial"/>
+          <w:color w:val="auto"/>
+          <w:sz w:val="24"/>
+          <w:szCs w:val="24"/>
+        </w:rPr>
+      </w:pPr>
+      <w:r>
+        <w:rPr>
+          <w:rFonts w:ascii="Arial" w:hAnsi="Arial"/>
+          <w:color w:val="auto"/>
           <w:sz w:val="24"/>
           <w:szCs w:val="24"/>
         </w:rPr>
@@ -7870,7 +8262,7 @@
     </w:p>
     <w:tbl>
       <w:tblPr>
-        <w:tblW w:w="0" w:type="auto"/>
+        <w:tblW w:w="10080" w:type="dxa"/>
         <w:jc w:val="center"/>
         <w:tblBorders>
           <w:top w:val="single" w:sz="4" w:space="0" w:color="D1D5DB"/>
@@ -7884,10 +8276,10 @@
         <w:tblLook w:val="04A0" w:firstRow="1" w:lastRow="0" w:firstColumn="1" w:lastColumn="0" w:noHBand="0" w:noVBand="1"/>
       </w:tblPr>
       <w:tblGrid>
-        <w:gridCol w:w="2448"/>
-        <w:gridCol w:w="2448"/>
-        <w:gridCol w:w="2592"/>
-        <w:gridCol w:w="2592"/>
+        <w:gridCol w:w="2263"/>
+        <w:gridCol w:w="2633"/>
+        <w:gridCol w:w="2470"/>
+        <w:gridCol w:w="2714"/>
       </w:tblGrid>
       <w:tr>
         <w:trPr>
@@ -7897,7 +8289,7 @@
         </w:trPr>
         <w:tc>
           <w:tcPr>
-            <w:tcW w:w="2448" w:type="dxa"/>
+            <w:tcW w:w="2263" w:type="dxa"/>
             <w:shd w:val="clear" w:color="auto" w:fill="E7EEF4"/>
             <w:tcMar>
               <w:top w:w="90" w:type="dxa"/>
@@ -7909,10 +8301,11 @@
           </w:tcPr>
           <w:p>
             <w:pPr>
-              <w:spacing w:after="40" w:line="252" w:lineRule="auto"/>
+              <w:spacing w:after="40"/>
               <w:jc w:val="both"/>
               <w:rPr>
                 <w:rFonts w:ascii="Arial" w:hAnsi="Arial"/>
+                <w:color w:val="auto"/>
                 <w:sz w:val="24"/>
                 <w:szCs w:val="24"/>
               </w:rPr>
@@ -7921,6 +8314,7 @@
               <w:rPr>
                 <w:rFonts w:ascii="Arial" w:hAnsi="Arial"/>
                 <w:b/>
+                <w:color w:val="auto"/>
                 <w:sz w:val="24"/>
                 <w:szCs w:val="24"/>
               </w:rPr>
@@ -7930,7 +8324,7 @@
         </w:tc>
         <w:tc>
           <w:tcPr>
-            <w:tcW w:w="2448" w:type="dxa"/>
+            <w:tcW w:w="2633" w:type="dxa"/>
             <w:shd w:val="clear" w:color="auto" w:fill="E7EEF4"/>
             <w:tcMar>
               <w:top w:w="90" w:type="dxa"/>
@@ -7942,10 +8336,11 @@
           </w:tcPr>
           <w:p>
             <w:pPr>
-              <w:spacing w:after="40" w:line="252" w:lineRule="auto"/>
+              <w:spacing w:after="40"/>
               <w:jc w:val="both"/>
               <w:rPr>
                 <w:rFonts w:ascii="Arial" w:hAnsi="Arial"/>
+                <w:color w:val="auto"/>
                 <w:sz w:val="24"/>
                 <w:szCs w:val="24"/>
               </w:rPr>
@@ -7954,6 +8349,7 @@
               <w:rPr>
                 <w:rFonts w:ascii="Arial" w:hAnsi="Arial"/>
                 <w:b/>
+                <w:color w:val="auto"/>
                 <w:sz w:val="24"/>
                 <w:szCs w:val="24"/>
               </w:rPr>
@@ -7963,7 +8359,7 @@
         </w:tc>
         <w:tc>
           <w:tcPr>
-            <w:tcW w:w="2592" w:type="dxa"/>
+            <w:tcW w:w="2470" w:type="dxa"/>
             <w:shd w:val="clear" w:color="auto" w:fill="E7EEF4"/>
             <w:tcMar>
               <w:top w:w="90" w:type="dxa"/>
@@ -7975,10 +8371,11 @@
           </w:tcPr>
           <w:p>
             <w:pPr>
-              <w:spacing w:after="40" w:line="252" w:lineRule="auto"/>
+              <w:spacing w:after="40"/>
               <w:jc w:val="both"/>
               <w:rPr>
                 <w:rFonts w:ascii="Arial" w:hAnsi="Arial"/>
+                <w:color w:val="auto"/>
                 <w:sz w:val="24"/>
                 <w:szCs w:val="24"/>
               </w:rPr>
@@ -7987,6 +8384,7 @@
               <w:rPr>
                 <w:rFonts w:ascii="Arial" w:hAnsi="Arial"/>
                 <w:b/>
+                <w:color w:val="auto"/>
                 <w:sz w:val="24"/>
                 <w:szCs w:val="24"/>
               </w:rPr>
@@ -7996,7 +8394,7 @@
         </w:tc>
         <w:tc>
           <w:tcPr>
-            <w:tcW w:w="2592" w:type="dxa"/>
+            <w:tcW w:w="2714" w:type="dxa"/>
             <w:shd w:val="clear" w:color="auto" w:fill="E7EEF4"/>
             <w:tcMar>
               <w:top w:w="90" w:type="dxa"/>
@@ -8008,10 +8406,11 @@
           </w:tcPr>
           <w:p>
             <w:pPr>
-              <w:spacing w:after="40" w:line="252" w:lineRule="auto"/>
+              <w:spacing w:after="40"/>
               <w:jc w:val="both"/>
               <w:rPr>
                 <w:rFonts w:ascii="Arial" w:hAnsi="Arial"/>
+                <w:color w:val="auto"/>
                 <w:sz w:val="24"/>
                 <w:szCs w:val="24"/>
               </w:rPr>
@@ -8020,6 +8419,7 @@
               <w:rPr>
                 <w:rFonts w:ascii="Arial" w:hAnsi="Arial"/>
                 <w:b/>
+                <w:color w:val="auto"/>
                 <w:sz w:val="24"/>
                 <w:szCs w:val="24"/>
               </w:rPr>
@@ -8035,7 +8435,7 @@
         </w:trPr>
         <w:tc>
           <w:tcPr>
-            <w:tcW w:w="2448" w:type="dxa"/>
+            <w:tcW w:w="2263" w:type="dxa"/>
             <w:shd w:val="clear" w:color="auto" w:fill="F9FAFB"/>
             <w:tcMar>
               <w:top w:w="90" w:type="dxa"/>
@@ -8047,10 +8447,11 @@
           </w:tcPr>
           <w:p>
             <w:pPr>
-              <w:spacing w:after="40" w:line="252" w:lineRule="auto"/>
+              <w:spacing w:after="40"/>
               <w:jc w:val="both"/>
               <w:rPr>
                 <w:rFonts w:ascii="Arial" w:hAnsi="Arial"/>
+                <w:color w:val="auto"/>
                 <w:sz w:val="24"/>
                 <w:szCs w:val="24"/>
               </w:rPr>
@@ -8059,6 +8460,7 @@
             <w:r>
               <w:rPr>
                 <w:rFonts w:ascii="Arial" w:hAnsi="Arial"/>
+                <w:color w:val="auto"/>
                 <w:sz w:val="24"/>
                 <w:szCs w:val="24"/>
               </w:rPr>
@@ -8068,6 +8470,7 @@
             <w:r>
               <w:rPr>
                 <w:rFonts w:ascii="Arial" w:hAnsi="Arial"/>
+                <w:color w:val="auto"/>
                 <w:sz w:val="24"/>
                 <w:szCs w:val="24"/>
               </w:rPr>
@@ -8077,6 +8480,7 @@
             <w:r>
               <w:rPr>
                 <w:rFonts w:ascii="Arial" w:hAnsi="Arial"/>
+                <w:color w:val="auto"/>
                 <w:sz w:val="24"/>
                 <w:szCs w:val="24"/>
               </w:rPr>
@@ -8086,6 +8490,7 @@
             <w:r>
               <w:rPr>
                 <w:rFonts w:ascii="Arial" w:hAnsi="Arial"/>
+                <w:color w:val="auto"/>
                 <w:sz w:val="24"/>
                 <w:szCs w:val="24"/>
               </w:rPr>
@@ -8095,6 +8500,7 @@
             <w:r>
               <w:rPr>
                 <w:rFonts w:ascii="Arial" w:hAnsi="Arial"/>
+                <w:color w:val="auto"/>
                 <w:sz w:val="24"/>
                 <w:szCs w:val="24"/>
               </w:rPr>
@@ -8105,7 +8511,7 @@
         </w:tc>
         <w:tc>
           <w:tcPr>
-            <w:tcW w:w="2448" w:type="dxa"/>
+            <w:tcW w:w="2633" w:type="dxa"/>
             <w:shd w:val="clear" w:color="auto" w:fill="F9FAFB"/>
             <w:tcMar>
               <w:top w:w="90" w:type="dxa"/>
@@ -8117,10 +8523,11 @@
           </w:tcPr>
           <w:p>
             <w:pPr>
-              <w:spacing w:after="40" w:line="252" w:lineRule="auto"/>
+              <w:spacing w:after="40"/>
               <w:jc w:val="both"/>
               <w:rPr>
                 <w:rFonts w:ascii="Arial" w:hAnsi="Arial"/>
+                <w:color w:val="auto"/>
                 <w:sz w:val="24"/>
                 <w:szCs w:val="24"/>
               </w:rPr>
@@ -8128,6 +8535,7 @@
             <w:r>
               <w:rPr>
                 <w:rFonts w:ascii="Arial" w:hAnsi="Arial"/>
+                <w:color w:val="auto"/>
                 <w:sz w:val="24"/>
                 <w:szCs w:val="24"/>
               </w:rPr>
@@ -8137,7 +8545,7 @@
         </w:tc>
         <w:tc>
           <w:tcPr>
-            <w:tcW w:w="2592" w:type="dxa"/>
+            <w:tcW w:w="2470" w:type="dxa"/>
             <w:shd w:val="clear" w:color="auto" w:fill="F9FAFB"/>
             <w:tcMar>
               <w:top w:w="90" w:type="dxa"/>
@@ -8149,10 +8557,11 @@
           </w:tcPr>
           <w:p>
             <w:pPr>
-              <w:spacing w:after="40" w:line="252" w:lineRule="auto"/>
+              <w:spacing w:after="40"/>
               <w:jc w:val="both"/>
               <w:rPr>
                 <w:rFonts w:ascii="Arial" w:hAnsi="Arial"/>
+                <w:color w:val="auto"/>
                 <w:sz w:val="24"/>
                 <w:szCs w:val="24"/>
               </w:rPr>
@@ -8160,6 +8569,7 @@
             <w:r>
               <w:rPr>
                 <w:rFonts w:ascii="Arial" w:hAnsi="Arial"/>
+                <w:color w:val="auto"/>
                 <w:sz w:val="24"/>
                 <w:szCs w:val="24"/>
               </w:rPr>
@@ -8169,7 +8579,7 @@
         </w:tc>
         <w:tc>
           <w:tcPr>
-            <w:tcW w:w="2592" w:type="dxa"/>
+            <w:tcW w:w="2714" w:type="dxa"/>
             <w:shd w:val="clear" w:color="auto" w:fill="F9FAFB"/>
             <w:tcMar>
               <w:top w:w="90" w:type="dxa"/>
@@ -8181,10 +8591,11 @@
           </w:tcPr>
           <w:p>
             <w:pPr>
-              <w:spacing w:after="40" w:line="252" w:lineRule="auto"/>
+              <w:spacing w:after="40"/>
               <w:jc w:val="both"/>
               <w:rPr>
                 <w:rFonts w:ascii="Arial" w:hAnsi="Arial"/>
+                <w:color w:val="auto"/>
                 <w:sz w:val="24"/>
                 <w:szCs w:val="24"/>
               </w:rPr>
@@ -8192,6 +8603,7 @@
             <w:r>
               <w:rPr>
                 <w:rFonts w:ascii="Arial" w:hAnsi="Arial"/>
+                <w:color w:val="auto"/>
                 <w:sz w:val="24"/>
                 <w:szCs w:val="24"/>
               </w:rPr>
@@ -8207,7 +8619,7 @@
         </w:trPr>
         <w:tc>
           <w:tcPr>
-            <w:tcW w:w="2448" w:type="dxa"/>
+            <w:tcW w:w="2263" w:type="dxa"/>
             <w:shd w:val="clear" w:color="auto" w:fill="FFFFFF"/>
             <w:tcMar>
               <w:top w:w="90" w:type="dxa"/>
@@ -8219,10 +8631,11 @@
           </w:tcPr>
           <w:p>
             <w:pPr>
-              <w:spacing w:after="40" w:line="252" w:lineRule="auto"/>
+              <w:spacing w:after="40"/>
               <w:jc w:val="both"/>
               <w:rPr>
                 <w:rFonts w:ascii="Arial" w:hAnsi="Arial"/>
+                <w:color w:val="auto"/>
                 <w:sz w:val="24"/>
                 <w:szCs w:val="24"/>
               </w:rPr>
@@ -8231,6 +8644,7 @@
             <w:r>
               <w:rPr>
                 <w:rFonts w:ascii="Arial" w:hAnsi="Arial"/>
+                <w:color w:val="auto"/>
                 <w:sz w:val="24"/>
                 <w:szCs w:val="24"/>
               </w:rPr>
@@ -8241,7 +8655,7 @@
         </w:tc>
         <w:tc>
           <w:tcPr>
-            <w:tcW w:w="2448" w:type="dxa"/>
+            <w:tcW w:w="2633" w:type="dxa"/>
             <w:shd w:val="clear" w:color="auto" w:fill="FFFFFF"/>
             <w:tcMar>
               <w:top w:w="90" w:type="dxa"/>
@@ -8253,10 +8667,11 @@
           </w:tcPr>
           <w:p>
             <w:pPr>
-              <w:spacing w:after="40" w:line="252" w:lineRule="auto"/>
+              <w:spacing w:after="40"/>
               <w:jc w:val="both"/>
               <w:rPr>
                 <w:rFonts w:ascii="Arial" w:hAnsi="Arial"/>
+                <w:color w:val="auto"/>
                 <w:sz w:val="24"/>
                 <w:szCs w:val="24"/>
               </w:rPr>
@@ -8264,6 +8679,7 @@
             <w:r>
               <w:rPr>
                 <w:rFonts w:ascii="Arial" w:hAnsi="Arial"/>
+                <w:color w:val="auto"/>
                 <w:sz w:val="24"/>
                 <w:szCs w:val="24"/>
               </w:rPr>
@@ -8273,7 +8689,7 @@
         </w:tc>
         <w:tc>
           <w:tcPr>
-            <w:tcW w:w="2592" w:type="dxa"/>
+            <w:tcW w:w="2470" w:type="dxa"/>
             <w:shd w:val="clear" w:color="auto" w:fill="FFFFFF"/>
             <w:tcMar>
               <w:top w:w="90" w:type="dxa"/>
@@ -8285,10 +8701,11 @@
           </w:tcPr>
           <w:p>
             <w:pPr>
-              <w:spacing w:after="40" w:line="252" w:lineRule="auto"/>
+              <w:spacing w:after="40"/>
               <w:jc w:val="both"/>
               <w:rPr>
                 <w:rFonts w:ascii="Arial" w:hAnsi="Arial"/>
+                <w:color w:val="auto"/>
                 <w:sz w:val="24"/>
                 <w:szCs w:val="24"/>
               </w:rPr>
@@ -8296,6 +8713,7 @@
             <w:r>
               <w:rPr>
                 <w:rFonts w:ascii="Arial" w:hAnsi="Arial"/>
+                <w:color w:val="auto"/>
                 <w:sz w:val="24"/>
                 <w:szCs w:val="24"/>
               </w:rPr>
@@ -8305,7 +8723,7 @@
         </w:tc>
         <w:tc>
           <w:tcPr>
-            <w:tcW w:w="2592" w:type="dxa"/>
+            <w:tcW w:w="2714" w:type="dxa"/>
             <w:shd w:val="clear" w:color="auto" w:fill="FFFFFF"/>
             <w:tcMar>
               <w:top w:w="90" w:type="dxa"/>
@@ -8317,10 +8735,11 @@
           </w:tcPr>
           <w:p>
             <w:pPr>
-              <w:spacing w:after="40" w:line="252" w:lineRule="auto"/>
+              <w:spacing w:after="40"/>
               <w:jc w:val="both"/>
               <w:rPr>
                 <w:rFonts w:ascii="Arial" w:hAnsi="Arial"/>
+                <w:color w:val="auto"/>
                 <w:sz w:val="24"/>
                 <w:szCs w:val="24"/>
               </w:rPr>
@@ -8328,6 +8747,7 @@
             <w:r>
               <w:rPr>
                 <w:rFonts w:ascii="Arial" w:hAnsi="Arial"/>
+                <w:color w:val="auto"/>
                 <w:sz w:val="24"/>
                 <w:szCs w:val="24"/>
               </w:rPr>
@@ -8343,7 +8763,7 @@
         </w:trPr>
         <w:tc>
           <w:tcPr>
-            <w:tcW w:w="2448" w:type="dxa"/>
+            <w:tcW w:w="2263" w:type="dxa"/>
             <w:shd w:val="clear" w:color="auto" w:fill="F9FAFB"/>
             <w:tcMar>
               <w:top w:w="90" w:type="dxa"/>
@@ -8355,10 +8775,11 @@
           </w:tcPr>
           <w:p>
             <w:pPr>
-              <w:spacing w:after="40" w:line="252" w:lineRule="auto"/>
+              <w:spacing w:after="40"/>
               <w:jc w:val="both"/>
               <w:rPr>
                 <w:rFonts w:ascii="Arial" w:hAnsi="Arial"/>
+                <w:color w:val="auto"/>
                 <w:sz w:val="24"/>
                 <w:szCs w:val="24"/>
               </w:rPr>
@@ -8367,6 +8788,7 @@
             <w:r>
               <w:rPr>
                 <w:rFonts w:ascii="Arial" w:hAnsi="Arial"/>
+                <w:color w:val="auto"/>
                 <w:sz w:val="24"/>
                 <w:szCs w:val="24"/>
               </w:rPr>
@@ -8376,6 +8798,7 @@
             <w:r>
               <w:rPr>
                 <w:rFonts w:ascii="Arial" w:hAnsi="Arial"/>
+                <w:color w:val="auto"/>
                 <w:sz w:val="24"/>
                 <w:szCs w:val="24"/>
               </w:rPr>
@@ -8385,6 +8808,7 @@
             <w:r>
               <w:rPr>
                 <w:rFonts w:ascii="Arial" w:hAnsi="Arial"/>
+                <w:color w:val="auto"/>
                 <w:sz w:val="24"/>
                 <w:szCs w:val="24"/>
               </w:rPr>
@@ -8394,6 +8818,7 @@
             <w:r>
               <w:rPr>
                 <w:rFonts w:ascii="Arial" w:hAnsi="Arial"/>
+                <w:color w:val="auto"/>
                 <w:sz w:val="24"/>
                 <w:szCs w:val="24"/>
               </w:rPr>
@@ -8403,6 +8828,7 @@
             <w:r>
               <w:rPr>
                 <w:rFonts w:ascii="Arial" w:hAnsi="Arial"/>
+                <w:color w:val="auto"/>
                 <w:sz w:val="24"/>
                 <w:szCs w:val="24"/>
               </w:rPr>
@@ -8413,7 +8839,7 @@
         </w:tc>
         <w:tc>
           <w:tcPr>
-            <w:tcW w:w="2448" w:type="dxa"/>
+            <w:tcW w:w="2633" w:type="dxa"/>
             <w:shd w:val="clear" w:color="auto" w:fill="F9FAFB"/>
             <w:tcMar>
               <w:top w:w="90" w:type="dxa"/>
@@ -8425,10 +8851,11 @@
           </w:tcPr>
           <w:p>
             <w:pPr>
-              <w:spacing w:after="40" w:line="252" w:lineRule="auto"/>
+              <w:spacing w:after="40"/>
               <w:jc w:val="both"/>
               <w:rPr>
                 <w:rFonts w:ascii="Arial" w:hAnsi="Arial"/>
+                <w:color w:val="auto"/>
                 <w:sz w:val="24"/>
                 <w:szCs w:val="24"/>
               </w:rPr>
@@ -8436,6 +8863,7 @@
             <w:r>
               <w:rPr>
                 <w:rFonts w:ascii="Arial" w:hAnsi="Arial"/>
+                <w:color w:val="auto"/>
                 <w:sz w:val="24"/>
                 <w:szCs w:val="24"/>
               </w:rPr>
@@ -8445,6 +8873,7 @@
             <w:r>
               <w:rPr>
                 <w:rFonts w:ascii="Arial" w:hAnsi="Arial"/>
+                <w:color w:val="auto"/>
                 <w:sz w:val="24"/>
                 <w:szCs w:val="24"/>
               </w:rPr>
@@ -8454,6 +8883,7 @@
             <w:r>
               <w:rPr>
                 <w:rFonts w:ascii="Arial" w:hAnsi="Arial"/>
+                <w:color w:val="auto"/>
                 <w:sz w:val="24"/>
                 <w:szCs w:val="24"/>
               </w:rPr>
@@ -8463,7 +8893,7 @@
         </w:tc>
         <w:tc>
           <w:tcPr>
-            <w:tcW w:w="2592" w:type="dxa"/>
+            <w:tcW w:w="2470" w:type="dxa"/>
             <w:shd w:val="clear" w:color="auto" w:fill="F9FAFB"/>
             <w:tcMar>
               <w:top w:w="90" w:type="dxa"/>
@@ -8475,10 +8905,11 @@
           </w:tcPr>
           <w:p>
             <w:pPr>
-              <w:spacing w:after="40" w:line="252" w:lineRule="auto"/>
+              <w:spacing w:after="40"/>
               <w:jc w:val="both"/>
               <w:rPr>
                 <w:rFonts w:ascii="Arial" w:hAnsi="Arial"/>
+                <w:color w:val="auto"/>
                 <w:sz w:val="24"/>
                 <w:szCs w:val="24"/>
               </w:rPr>
@@ -8486,6 +8917,7 @@
             <w:r>
               <w:rPr>
                 <w:rFonts w:ascii="Arial" w:hAnsi="Arial"/>
+                <w:color w:val="auto"/>
                 <w:sz w:val="24"/>
                 <w:szCs w:val="24"/>
               </w:rPr>
@@ -8495,6 +8927,7 @@
             <w:r>
               <w:rPr>
                 <w:rFonts w:ascii="Arial" w:hAnsi="Arial"/>
+                <w:color w:val="auto"/>
                 <w:sz w:val="24"/>
                 <w:szCs w:val="24"/>
               </w:rPr>
@@ -8504,6 +8937,7 @@
             <w:r>
               <w:rPr>
                 <w:rFonts w:ascii="Arial" w:hAnsi="Arial"/>
+                <w:color w:val="auto"/>
                 <w:sz w:val="24"/>
                 <w:szCs w:val="24"/>
               </w:rPr>
@@ -8513,6 +8947,7 @@
             <w:r>
               <w:rPr>
                 <w:rFonts w:ascii="Arial" w:hAnsi="Arial"/>
+                <w:color w:val="auto"/>
                 <w:sz w:val="24"/>
                 <w:szCs w:val="24"/>
               </w:rPr>
@@ -8522,6 +8957,7 @@
             <w:r>
               <w:rPr>
                 <w:rFonts w:ascii="Arial" w:hAnsi="Arial"/>
+                <w:color w:val="auto"/>
                 <w:sz w:val="24"/>
                 <w:szCs w:val="24"/>
               </w:rPr>
@@ -8531,7 +8967,7 @@
         </w:tc>
         <w:tc>
           <w:tcPr>
-            <w:tcW w:w="2592" w:type="dxa"/>
+            <w:tcW w:w="2714" w:type="dxa"/>
             <w:shd w:val="clear" w:color="auto" w:fill="F9FAFB"/>
             <w:tcMar>
               <w:top w:w="90" w:type="dxa"/>
@@ -8543,10 +8979,11 @@
           </w:tcPr>
           <w:p>
             <w:pPr>
-              <w:spacing w:after="40" w:line="252" w:lineRule="auto"/>
+              <w:spacing w:after="40"/>
               <w:jc w:val="both"/>
               <w:rPr>
                 <w:rFonts w:ascii="Arial" w:hAnsi="Arial"/>
+                <w:color w:val="auto"/>
                 <w:sz w:val="24"/>
                 <w:szCs w:val="24"/>
               </w:rPr>
@@ -8554,6 +8991,7 @@
             <w:r>
               <w:rPr>
                 <w:rFonts w:ascii="Arial" w:hAnsi="Arial"/>
+                <w:color w:val="auto"/>
                 <w:sz w:val="24"/>
                 <w:szCs w:val="24"/>
               </w:rPr>
@@ -8569,7 +9007,7 @@
         </w:trPr>
         <w:tc>
           <w:tcPr>
-            <w:tcW w:w="2448" w:type="dxa"/>
+            <w:tcW w:w="2263" w:type="dxa"/>
             <w:shd w:val="clear" w:color="auto" w:fill="FFFFFF"/>
             <w:tcMar>
               <w:top w:w="90" w:type="dxa"/>
@@ -8581,10 +9019,11 @@
           </w:tcPr>
           <w:p>
             <w:pPr>
-              <w:spacing w:after="40" w:line="252" w:lineRule="auto"/>
+              <w:spacing w:after="40"/>
               <w:jc w:val="both"/>
               <w:rPr>
                 <w:rFonts w:ascii="Arial" w:hAnsi="Arial"/>
+                <w:color w:val="auto"/>
                 <w:sz w:val="24"/>
                 <w:szCs w:val="24"/>
               </w:rPr>
@@ -8593,6 +9032,7 @@
             <w:r>
               <w:rPr>
                 <w:rFonts w:ascii="Arial" w:hAnsi="Arial"/>
+                <w:color w:val="auto"/>
                 <w:sz w:val="24"/>
                 <w:szCs w:val="24"/>
               </w:rPr>
@@ -8604,7 +9044,7 @@
         </w:tc>
         <w:tc>
           <w:tcPr>
-            <w:tcW w:w="2448" w:type="dxa"/>
+            <w:tcW w:w="2633" w:type="dxa"/>
             <w:shd w:val="clear" w:color="auto" w:fill="FFFFFF"/>
             <w:tcMar>
               <w:top w:w="90" w:type="dxa"/>
@@ -8616,10 +9056,11 @@
           </w:tcPr>
           <w:p>
             <w:pPr>
-              <w:spacing w:after="40" w:line="252" w:lineRule="auto"/>
+              <w:spacing w:after="40"/>
               <w:jc w:val="both"/>
               <w:rPr>
                 <w:rFonts w:ascii="Arial" w:hAnsi="Arial"/>
+                <w:color w:val="auto"/>
                 <w:sz w:val="24"/>
                 <w:szCs w:val="24"/>
               </w:rPr>
@@ -8627,6 +9068,7 @@
             <w:r>
               <w:rPr>
                 <w:rFonts w:ascii="Arial" w:hAnsi="Arial"/>
+                <w:color w:val="auto"/>
                 <w:sz w:val="24"/>
                 <w:szCs w:val="24"/>
               </w:rPr>
@@ -8636,6 +9078,7 @@
             <w:r>
               <w:rPr>
                 <w:rFonts w:ascii="Arial" w:hAnsi="Arial"/>
+                <w:color w:val="auto"/>
                 <w:sz w:val="24"/>
                 <w:szCs w:val="24"/>
               </w:rPr>
@@ -8645,6 +9088,7 @@
             <w:r>
               <w:rPr>
                 <w:rFonts w:ascii="Arial" w:hAnsi="Arial"/>
+                <w:color w:val="auto"/>
                 <w:sz w:val="24"/>
                 <w:szCs w:val="24"/>
               </w:rPr>
@@ -8654,7 +9098,7 @@
         </w:tc>
         <w:tc>
           <w:tcPr>
-            <w:tcW w:w="2592" w:type="dxa"/>
+            <w:tcW w:w="2470" w:type="dxa"/>
             <w:shd w:val="clear" w:color="auto" w:fill="FFFFFF"/>
             <w:tcMar>
               <w:top w:w="90" w:type="dxa"/>
@@ -8666,10 +9110,11 @@
           </w:tcPr>
           <w:p>
             <w:pPr>
-              <w:spacing w:after="40" w:line="252" w:lineRule="auto"/>
+              <w:spacing w:after="40"/>
               <w:jc w:val="both"/>
               <w:rPr>
                 <w:rFonts w:ascii="Arial" w:hAnsi="Arial"/>
+                <w:color w:val="auto"/>
                 <w:sz w:val="24"/>
                 <w:szCs w:val="24"/>
               </w:rPr>
@@ -8677,6 +9122,7 @@
             <w:r>
               <w:rPr>
                 <w:rFonts w:ascii="Arial" w:hAnsi="Arial"/>
+                <w:color w:val="auto"/>
                 <w:sz w:val="24"/>
                 <w:szCs w:val="24"/>
               </w:rPr>
@@ -8686,7 +9132,7 @@
         </w:tc>
         <w:tc>
           <w:tcPr>
-            <w:tcW w:w="2592" w:type="dxa"/>
+            <w:tcW w:w="2714" w:type="dxa"/>
             <w:shd w:val="clear" w:color="auto" w:fill="FFFFFF"/>
             <w:tcMar>
               <w:top w:w="90" w:type="dxa"/>
@@ -8698,10 +9144,11 @@
           </w:tcPr>
           <w:p>
             <w:pPr>
-              <w:spacing w:after="40" w:line="252" w:lineRule="auto"/>
+              <w:spacing w:after="40"/>
               <w:jc w:val="both"/>
               <w:rPr>
                 <w:rFonts w:ascii="Arial" w:hAnsi="Arial"/>
+                <w:color w:val="auto"/>
                 <w:sz w:val="24"/>
                 <w:szCs w:val="24"/>
               </w:rPr>
@@ -8709,6 +9156,7 @@
             <w:r>
               <w:rPr>
                 <w:rFonts w:ascii="Arial" w:hAnsi="Arial"/>
+                <w:color w:val="auto"/>
                 <w:sz w:val="24"/>
                 <w:szCs w:val="24"/>
               </w:rPr>
@@ -8724,7 +9172,7 @@
         </w:trPr>
         <w:tc>
           <w:tcPr>
-            <w:tcW w:w="2448" w:type="dxa"/>
+            <w:tcW w:w="2263" w:type="dxa"/>
             <w:shd w:val="clear" w:color="auto" w:fill="F9FAFB"/>
             <w:tcMar>
               <w:top w:w="90" w:type="dxa"/>
@@ -8736,10 +9184,11 @@
           </w:tcPr>
           <w:p>
             <w:pPr>
-              <w:spacing w:after="40" w:line="252" w:lineRule="auto"/>
+              <w:spacing w:after="40"/>
               <w:jc w:val="both"/>
               <w:rPr>
                 <w:rFonts w:ascii="Arial" w:hAnsi="Arial"/>
+                <w:color w:val="auto"/>
                 <w:sz w:val="24"/>
                 <w:szCs w:val="24"/>
               </w:rPr>
@@ -8748,6 +9197,7 @@
             <w:r>
               <w:rPr>
                 <w:rFonts w:ascii="Arial" w:hAnsi="Arial"/>
+                <w:color w:val="auto"/>
                 <w:sz w:val="24"/>
                 <w:szCs w:val="24"/>
               </w:rPr>
@@ -8757,6 +9207,7 @@
             <w:r>
               <w:rPr>
                 <w:rFonts w:ascii="Arial" w:hAnsi="Arial"/>
+                <w:color w:val="auto"/>
                 <w:sz w:val="24"/>
                 <w:szCs w:val="24"/>
               </w:rPr>
@@ -8766,6 +9217,7 @@
             <w:r>
               <w:rPr>
                 <w:rFonts w:ascii="Arial" w:hAnsi="Arial"/>
+                <w:color w:val="auto"/>
                 <w:sz w:val="24"/>
                 <w:szCs w:val="24"/>
               </w:rPr>
@@ -8776,7 +9228,7 @@
         </w:tc>
         <w:tc>
           <w:tcPr>
-            <w:tcW w:w="2448" w:type="dxa"/>
+            <w:tcW w:w="2633" w:type="dxa"/>
             <w:shd w:val="clear" w:color="auto" w:fill="F9FAFB"/>
             <w:tcMar>
               <w:top w:w="90" w:type="dxa"/>
@@ -8788,10 +9240,11 @@
           </w:tcPr>
           <w:p>
             <w:pPr>
-              <w:spacing w:after="40" w:line="252" w:lineRule="auto"/>
+              <w:spacing w:after="40"/>
               <w:jc w:val="both"/>
               <w:rPr>
                 <w:rFonts w:ascii="Arial" w:hAnsi="Arial"/>
+                <w:color w:val="auto"/>
                 <w:sz w:val="24"/>
                 <w:szCs w:val="24"/>
               </w:rPr>
@@ -8799,6 +9252,7 @@
             <w:r>
               <w:rPr>
                 <w:rFonts w:ascii="Arial" w:hAnsi="Arial"/>
+                <w:color w:val="auto"/>
                 <w:sz w:val="24"/>
                 <w:szCs w:val="24"/>
               </w:rPr>
@@ -8808,7 +9262,7 @@
         </w:tc>
         <w:tc>
           <w:tcPr>
-            <w:tcW w:w="2592" w:type="dxa"/>
+            <w:tcW w:w="2470" w:type="dxa"/>
             <w:shd w:val="clear" w:color="auto" w:fill="F9FAFB"/>
             <w:tcMar>
               <w:top w:w="90" w:type="dxa"/>
@@ -8820,10 +9274,11 @@
           </w:tcPr>
           <w:p>
             <w:pPr>
-              <w:spacing w:after="40" w:line="252" w:lineRule="auto"/>
+              <w:spacing w:after="40"/>
               <w:jc w:val="both"/>
               <w:rPr>
                 <w:rFonts w:ascii="Arial" w:hAnsi="Arial"/>
+                <w:color w:val="auto"/>
                 <w:sz w:val="24"/>
                 <w:szCs w:val="24"/>
               </w:rPr>
@@ -8831,6 +9286,7 @@
             <w:r>
               <w:rPr>
                 <w:rFonts w:ascii="Arial" w:hAnsi="Arial"/>
+                <w:color w:val="auto"/>
                 <w:sz w:val="24"/>
                 <w:szCs w:val="24"/>
               </w:rPr>
@@ -8840,6 +9296,7 @@
             <w:r>
               <w:rPr>
                 <w:rFonts w:ascii="Arial" w:hAnsi="Arial"/>
+                <w:color w:val="auto"/>
                 <w:sz w:val="24"/>
                 <w:szCs w:val="24"/>
               </w:rPr>
@@ -8849,6 +9306,7 @@
             <w:r>
               <w:rPr>
                 <w:rFonts w:ascii="Arial" w:hAnsi="Arial"/>
+                <w:color w:val="auto"/>
                 <w:sz w:val="24"/>
                 <w:szCs w:val="24"/>
               </w:rPr>
@@ -8858,6 +9316,7 @@
             <w:r>
               <w:rPr>
                 <w:rFonts w:ascii="Arial" w:hAnsi="Arial"/>
+                <w:color w:val="auto"/>
                 <w:sz w:val="24"/>
                 <w:szCs w:val="24"/>
               </w:rPr>
@@ -8867,6 +9326,7 @@
             <w:r>
               <w:rPr>
                 <w:rFonts w:ascii="Arial" w:hAnsi="Arial"/>
+                <w:color w:val="auto"/>
                 <w:sz w:val="24"/>
                 <w:szCs w:val="24"/>
               </w:rPr>
@@ -8876,6 +9336,7 @@
             <w:r>
               <w:rPr>
                 <w:rFonts w:ascii="Arial" w:hAnsi="Arial"/>
+                <w:color w:val="auto"/>
                 <w:sz w:val="24"/>
                 <w:szCs w:val="24"/>
               </w:rPr>
@@ -8885,6 +9346,7 @@
             <w:r>
               <w:rPr>
                 <w:rFonts w:ascii="Arial" w:hAnsi="Arial"/>
+                <w:color w:val="auto"/>
                 <w:sz w:val="24"/>
                 <w:szCs w:val="24"/>
               </w:rPr>
@@ -8894,7 +9356,7 @@
         </w:tc>
         <w:tc>
           <w:tcPr>
-            <w:tcW w:w="2592" w:type="dxa"/>
+            <w:tcW w:w="2714" w:type="dxa"/>
             <w:shd w:val="clear" w:color="auto" w:fill="F9FAFB"/>
             <w:tcMar>
               <w:top w:w="90" w:type="dxa"/>
@@ -8906,10 +9368,11 @@
           </w:tcPr>
           <w:p>
             <w:pPr>
-              <w:spacing w:after="40" w:line="252" w:lineRule="auto"/>
+              <w:spacing w:after="40"/>
               <w:jc w:val="both"/>
               <w:rPr>
                 <w:rFonts w:ascii="Arial" w:hAnsi="Arial"/>
+                <w:color w:val="auto"/>
                 <w:sz w:val="24"/>
                 <w:szCs w:val="24"/>
               </w:rPr>
@@ -8917,6 +9380,7 @@
             <w:r>
               <w:rPr>
                 <w:rFonts w:ascii="Arial" w:hAnsi="Arial"/>
+                <w:color w:val="auto"/>
                 <w:sz w:val="24"/>
                 <w:szCs w:val="24"/>
               </w:rPr>
@@ -8932,7 +9396,7 @@
         </w:trPr>
         <w:tc>
           <w:tcPr>
-            <w:tcW w:w="2448" w:type="dxa"/>
+            <w:tcW w:w="2263" w:type="dxa"/>
             <w:shd w:val="clear" w:color="auto" w:fill="FFFFFF"/>
             <w:tcMar>
               <w:top w:w="90" w:type="dxa"/>
@@ -8944,10 +9408,11 @@
           </w:tcPr>
           <w:p>
             <w:pPr>
-              <w:spacing w:after="40" w:line="252" w:lineRule="auto"/>
+              <w:spacing w:after="40"/>
               <w:jc w:val="both"/>
               <w:rPr>
                 <w:rFonts w:ascii="Arial" w:hAnsi="Arial"/>
+                <w:color w:val="auto"/>
                 <w:sz w:val="24"/>
                 <w:szCs w:val="24"/>
               </w:rPr>
@@ -8956,6 +9421,7 @@
             <w:r>
               <w:rPr>
                 <w:rFonts w:ascii="Arial" w:hAnsi="Arial"/>
+                <w:color w:val="auto"/>
                 <w:sz w:val="24"/>
                 <w:szCs w:val="24"/>
               </w:rPr>
@@ -8966,7 +9432,7 @@
         </w:tc>
         <w:tc>
           <w:tcPr>
-            <w:tcW w:w="2448" w:type="dxa"/>
+            <w:tcW w:w="2633" w:type="dxa"/>
             <w:shd w:val="clear" w:color="auto" w:fill="FFFFFF"/>
             <w:tcMar>
               <w:top w:w="90" w:type="dxa"/>
@@ -8978,10 +9444,11 @@
           </w:tcPr>
           <w:p>
             <w:pPr>
-              <w:spacing w:after="40" w:line="252" w:lineRule="auto"/>
+              <w:spacing w:after="40"/>
               <w:jc w:val="both"/>
               <w:rPr>
                 <w:rFonts w:ascii="Arial" w:hAnsi="Arial"/>
+                <w:color w:val="auto"/>
                 <w:sz w:val="24"/>
                 <w:szCs w:val="24"/>
               </w:rPr>
@@ -8989,6 +9456,7 @@
             <w:r>
               <w:rPr>
                 <w:rFonts w:ascii="Arial" w:hAnsi="Arial"/>
+                <w:color w:val="auto"/>
                 <w:sz w:val="24"/>
                 <w:szCs w:val="24"/>
               </w:rPr>
@@ -8998,7 +9466,7 @@
         </w:tc>
         <w:tc>
           <w:tcPr>
-            <w:tcW w:w="2592" w:type="dxa"/>
+            <w:tcW w:w="2470" w:type="dxa"/>
             <w:shd w:val="clear" w:color="auto" w:fill="FFFFFF"/>
             <w:tcMar>
               <w:top w:w="90" w:type="dxa"/>
@@ -9010,10 +9478,11 @@
           </w:tcPr>
           <w:p>
             <w:pPr>
-              <w:spacing w:after="40" w:line="252" w:lineRule="auto"/>
+              <w:spacing w:after="40"/>
               <w:jc w:val="both"/>
               <w:rPr>
                 <w:rFonts w:ascii="Arial" w:hAnsi="Arial"/>
+                <w:color w:val="auto"/>
                 <w:sz w:val="24"/>
                 <w:szCs w:val="24"/>
               </w:rPr>
@@ -9021,6 +9490,7 @@
             <w:r>
               <w:rPr>
                 <w:rFonts w:ascii="Arial" w:hAnsi="Arial"/>
+                <w:color w:val="auto"/>
                 <w:sz w:val="24"/>
                 <w:szCs w:val="24"/>
               </w:rPr>
@@ -9030,6 +9500,7 @@
             <w:r>
               <w:rPr>
                 <w:rFonts w:ascii="Arial" w:hAnsi="Arial"/>
+                <w:color w:val="auto"/>
                 <w:sz w:val="24"/>
                 <w:szCs w:val="24"/>
               </w:rPr>
@@ -9039,6 +9510,7 @@
             <w:r>
               <w:rPr>
                 <w:rFonts w:ascii="Arial" w:hAnsi="Arial"/>
+                <w:color w:val="auto"/>
                 <w:sz w:val="24"/>
                 <w:szCs w:val="24"/>
               </w:rPr>
@@ -9048,6 +9520,7 @@
             <w:r>
               <w:rPr>
                 <w:rFonts w:ascii="Arial" w:hAnsi="Arial"/>
+                <w:color w:val="auto"/>
                 <w:sz w:val="24"/>
                 <w:szCs w:val="24"/>
               </w:rPr>
@@ -9057,6 +9530,7 @@
             <w:r>
               <w:rPr>
                 <w:rFonts w:ascii="Arial" w:hAnsi="Arial"/>
+                <w:color w:val="auto"/>
                 <w:sz w:val="24"/>
                 <w:szCs w:val="24"/>
               </w:rPr>
@@ -9066,7 +9540,7 @@
         </w:tc>
         <w:tc>
           <w:tcPr>
-            <w:tcW w:w="2592" w:type="dxa"/>
+            <w:tcW w:w="2714" w:type="dxa"/>
             <w:shd w:val="clear" w:color="auto" w:fill="FFFFFF"/>
             <w:tcMar>
               <w:top w:w="90" w:type="dxa"/>
@@ -9078,10 +9552,11 @@
           </w:tcPr>
           <w:p>
             <w:pPr>
-              <w:spacing w:after="40" w:line="252" w:lineRule="auto"/>
+              <w:spacing w:after="40"/>
               <w:jc w:val="both"/>
               <w:rPr>
                 <w:rFonts w:ascii="Arial" w:hAnsi="Arial"/>
+                <w:color w:val="auto"/>
                 <w:sz w:val="24"/>
                 <w:szCs w:val="24"/>
               </w:rPr>
@@ -9089,6 +9564,7 @@
             <w:r>
               <w:rPr>
                 <w:rFonts w:ascii="Arial" w:hAnsi="Arial"/>
+                <w:color w:val="auto"/>
                 <w:sz w:val="24"/>
                 <w:szCs w:val="24"/>
               </w:rPr>
@@ -9103,6 +9579,7 @@
         <w:jc w:val="both"/>
         <w:rPr>
           <w:rFonts w:ascii="Arial" w:hAnsi="Arial"/>
+          <w:color w:val="auto"/>
           <w:sz w:val="24"/>
           <w:szCs w:val="24"/>
         </w:rPr>
@@ -9114,13 +9591,15 @@
         <w:jc w:val="both"/>
         <w:rPr>
           <w:rFonts w:ascii="Arial" w:hAnsi="Arial" w:cs="Arial"/>
-          <w:szCs w:val="24"/>
-        </w:rPr>
-      </w:pPr>
-      <w:bookmarkStart w:id="12" w:name="_Toc240396966"/>
-      <w:r>
-        <w:rPr>
-          <w:rFonts w:ascii="Arial" w:hAnsi="Arial" w:cs="Arial"/>
+          <w:color w:val="auto"/>
+          <w:szCs w:val="24"/>
+        </w:rPr>
+      </w:pPr>
+      <w:bookmarkStart w:id="12" w:name="_Toc240400486"/>
+      <w:r>
+        <w:rPr>
+          <w:rFonts w:ascii="Arial" w:hAnsi="Arial" w:cs="Arial"/>
+          <w:color w:val="auto"/>
           <w:szCs w:val="24"/>
         </w:rPr>
         <w:t xml:space="preserve">C. </w:t>
@@ -9129,6 +9608,7 @@
       <w:r>
         <w:rPr>
           <w:rFonts w:ascii="Arial" w:hAnsi="Arial" w:cs="Arial"/>
+          <w:color w:val="auto"/>
           <w:szCs w:val="24"/>
         </w:rPr>
         <w:t>Validación</w:t>
@@ -9137,6 +9617,7 @@
       <w:r>
         <w:rPr>
           <w:rFonts w:ascii="Arial" w:hAnsi="Arial" w:cs="Arial"/>
+          <w:color w:val="auto"/>
           <w:szCs w:val="24"/>
         </w:rPr>
         <w:t xml:space="preserve"> </w:t>
@@ -9145,6 +9626,7 @@
       <w:r>
         <w:rPr>
           <w:rFonts w:ascii="Arial" w:hAnsi="Arial" w:cs="Arial"/>
+          <w:color w:val="auto"/>
           <w:szCs w:val="24"/>
         </w:rPr>
         <w:t>técnica</w:t>
@@ -9153,6 +9635,7 @@
       <w:r>
         <w:rPr>
           <w:rFonts w:ascii="Arial" w:hAnsi="Arial" w:cs="Arial"/>
+          <w:color w:val="auto"/>
           <w:szCs w:val="24"/>
         </w:rPr>
         <w:t xml:space="preserve"> y </w:t>
@@ -9161,6 +9644,7 @@
       <w:r>
         <w:rPr>
           <w:rFonts w:ascii="Arial" w:hAnsi="Arial" w:cs="Arial"/>
+          <w:color w:val="auto"/>
           <w:szCs w:val="24"/>
         </w:rPr>
         <w:t>verificación</w:t>
@@ -9169,6 +9653,7 @@
       <w:r>
         <w:rPr>
           <w:rFonts w:ascii="Arial" w:hAnsi="Arial" w:cs="Arial"/>
+          <w:color w:val="auto"/>
           <w:szCs w:val="24"/>
         </w:rPr>
         <w:t xml:space="preserve"> del </w:t>
@@ -9177,6 +9662,7 @@
       <w:r>
         <w:rPr>
           <w:rFonts w:ascii="Arial" w:hAnsi="Arial" w:cs="Arial"/>
+          <w:color w:val="auto"/>
           <w:szCs w:val="24"/>
         </w:rPr>
         <w:t>código</w:t>
@@ -9189,13 +9675,15 @@
         <w:jc w:val="both"/>
         <w:rPr>
           <w:rFonts w:ascii="Arial" w:hAnsi="Arial"/>
-          <w:sz w:val="24"/>
-          <w:szCs w:val="24"/>
-        </w:rPr>
-      </w:pPr>
-      <w:r>
-        <w:rPr>
-          <w:rFonts w:ascii="Arial" w:hAnsi="Arial"/>
+          <w:color w:val="auto"/>
+          <w:sz w:val="24"/>
+          <w:szCs w:val="24"/>
+        </w:rPr>
+      </w:pPr>
+      <w:r>
+        <w:rPr>
+          <w:rFonts w:ascii="Arial" w:hAnsi="Arial"/>
+          <w:color w:val="auto"/>
           <w:sz w:val="24"/>
           <w:szCs w:val="24"/>
         </w:rPr>
@@ -9204,7 +9692,7 @@
     </w:p>
     <w:tbl>
       <w:tblPr>
-        <w:tblW w:w="0" w:type="auto"/>
+        <w:tblW w:w="10080" w:type="dxa"/>
         <w:jc w:val="center"/>
         <w:tblBorders>
           <w:top w:val="single" w:sz="4" w:space="0" w:color="D1D5DB"/>
@@ -9220,8 +9708,8 @@
       <w:tblGrid>
         <w:gridCol w:w="2160"/>
         <w:gridCol w:w="3312"/>
-        <w:gridCol w:w="3456"/>
-        <w:gridCol w:w="1152"/>
+        <w:gridCol w:w="3028"/>
+        <w:gridCol w:w="1580"/>
       </w:tblGrid>
       <w:tr>
         <w:trPr>
@@ -9243,10 +9731,11 @@
           </w:tcPr>
           <w:p>
             <w:pPr>
-              <w:spacing w:after="40" w:line="252" w:lineRule="auto"/>
+              <w:spacing w:after="40"/>
               <w:jc w:val="both"/>
               <w:rPr>
                 <w:rFonts w:ascii="Arial" w:hAnsi="Arial"/>
+                <w:color w:val="auto"/>
                 <w:sz w:val="24"/>
                 <w:szCs w:val="24"/>
               </w:rPr>
@@ -9255,6 +9744,7 @@
               <w:rPr>
                 <w:rFonts w:ascii="Arial" w:hAnsi="Arial"/>
                 <w:b/>
+                <w:color w:val="auto"/>
                 <w:sz w:val="24"/>
                 <w:szCs w:val="24"/>
               </w:rPr>
@@ -9276,10 +9766,11 @@
           </w:tcPr>
           <w:p>
             <w:pPr>
-              <w:spacing w:after="40" w:line="252" w:lineRule="auto"/>
+              <w:spacing w:after="40"/>
               <w:jc w:val="both"/>
               <w:rPr>
                 <w:rFonts w:ascii="Arial" w:hAnsi="Arial"/>
+                <w:color w:val="auto"/>
                 <w:sz w:val="24"/>
                 <w:szCs w:val="24"/>
               </w:rPr>
@@ -9288,6 +9779,7 @@
               <w:rPr>
                 <w:rFonts w:ascii="Arial" w:hAnsi="Arial"/>
                 <w:b/>
+                <w:color w:val="auto"/>
                 <w:sz w:val="24"/>
                 <w:szCs w:val="24"/>
               </w:rPr>
@@ -9297,7 +9789,7 @@
         </w:tc>
         <w:tc>
           <w:tcPr>
-            <w:tcW w:w="3456" w:type="dxa"/>
+            <w:tcW w:w="3028" w:type="dxa"/>
             <w:shd w:val="clear" w:color="auto" w:fill="E7EEF4"/>
             <w:tcMar>
               <w:top w:w="90" w:type="dxa"/>
@@ -9309,10 +9801,11 @@
           </w:tcPr>
           <w:p>
             <w:pPr>
-              <w:spacing w:after="40" w:line="252" w:lineRule="auto"/>
+              <w:spacing w:after="40"/>
               <w:jc w:val="both"/>
               <w:rPr>
                 <w:rFonts w:ascii="Arial" w:hAnsi="Arial"/>
+                <w:color w:val="auto"/>
                 <w:sz w:val="24"/>
                 <w:szCs w:val="24"/>
               </w:rPr>
@@ -9321,6 +9814,7 @@
               <w:rPr>
                 <w:rFonts w:ascii="Arial" w:hAnsi="Arial"/>
                 <w:b/>
+                <w:color w:val="auto"/>
                 <w:sz w:val="24"/>
                 <w:szCs w:val="24"/>
               </w:rPr>
@@ -9330,7 +9824,7 @@
         </w:tc>
         <w:tc>
           <w:tcPr>
-            <w:tcW w:w="1152" w:type="dxa"/>
+            <w:tcW w:w="1580" w:type="dxa"/>
             <w:shd w:val="clear" w:color="auto" w:fill="E7EEF4"/>
             <w:tcMar>
               <w:top w:w="90" w:type="dxa"/>
@@ -9342,10 +9836,11 @@
           </w:tcPr>
           <w:p>
             <w:pPr>
-              <w:spacing w:after="40" w:line="252" w:lineRule="auto"/>
+              <w:spacing w:after="40"/>
               <w:jc w:val="both"/>
               <w:rPr>
                 <w:rFonts w:ascii="Arial" w:hAnsi="Arial"/>
+                <w:color w:val="auto"/>
                 <w:sz w:val="24"/>
                 <w:szCs w:val="24"/>
               </w:rPr>
@@ -9354,6 +9849,7 @@
               <w:rPr>
                 <w:rFonts w:ascii="Arial" w:hAnsi="Arial"/>
                 <w:b/>
+                <w:color w:val="auto"/>
                 <w:sz w:val="24"/>
                 <w:szCs w:val="24"/>
               </w:rPr>
@@ -9381,10 +9877,11 @@
           </w:tcPr>
           <w:p>
             <w:pPr>
-              <w:spacing w:after="40" w:line="252" w:lineRule="auto"/>
+              <w:spacing w:after="40"/>
               <w:jc w:val="both"/>
               <w:rPr>
                 <w:rFonts w:ascii="Arial" w:hAnsi="Arial"/>
+                <w:color w:val="auto"/>
                 <w:sz w:val="24"/>
                 <w:szCs w:val="24"/>
               </w:rPr>
@@ -9392,6 +9889,7 @@
             <w:r>
               <w:rPr>
                 <w:rFonts w:ascii="Arial" w:hAnsi="Arial"/>
+                <w:color w:val="auto"/>
                 <w:sz w:val="24"/>
                 <w:szCs w:val="24"/>
               </w:rPr>
@@ -9413,10 +9911,11 @@
           </w:tcPr>
           <w:p>
             <w:pPr>
-              <w:spacing w:after="40" w:line="252" w:lineRule="auto"/>
+              <w:spacing w:after="40"/>
               <w:jc w:val="both"/>
               <w:rPr>
                 <w:rFonts w:ascii="Arial" w:hAnsi="Arial"/>
+                <w:color w:val="auto"/>
                 <w:sz w:val="24"/>
                 <w:szCs w:val="24"/>
               </w:rPr>
@@ -9425,6 +9924,7 @@
             <w:r>
               <w:rPr>
                 <w:rFonts w:ascii="Arial" w:hAnsi="Arial"/>
+                <w:color w:val="auto"/>
                 <w:sz w:val="24"/>
                 <w:szCs w:val="24"/>
               </w:rPr>
@@ -9434,6 +9934,7 @@
             <w:r>
               <w:rPr>
                 <w:rFonts w:ascii="Arial" w:hAnsi="Arial"/>
+                <w:color w:val="auto"/>
                 <w:sz w:val="24"/>
                 <w:szCs w:val="24"/>
               </w:rPr>
@@ -9443,7 +9944,7 @@
         </w:tc>
         <w:tc>
           <w:tcPr>
-            <w:tcW w:w="3456" w:type="dxa"/>
+            <w:tcW w:w="3028" w:type="dxa"/>
             <w:shd w:val="clear" w:color="auto" w:fill="F9FAFB"/>
             <w:tcMar>
               <w:top w:w="90" w:type="dxa"/>
@@ -9455,10 +9956,11 @@
           </w:tcPr>
           <w:p>
             <w:pPr>
-              <w:spacing w:after="40" w:line="252" w:lineRule="auto"/>
+              <w:spacing w:after="40"/>
               <w:jc w:val="both"/>
               <w:rPr>
                 <w:rFonts w:ascii="Arial" w:hAnsi="Arial"/>
+                <w:color w:val="auto"/>
                 <w:sz w:val="24"/>
                 <w:szCs w:val="24"/>
               </w:rPr>
@@ -9466,6 +9968,7 @@
             <w:r>
               <w:rPr>
                 <w:rFonts w:ascii="Arial" w:hAnsi="Arial"/>
+                <w:color w:val="auto"/>
                 <w:sz w:val="24"/>
                 <w:szCs w:val="24"/>
               </w:rPr>
@@ -9475,7 +9978,7 @@
         </w:tc>
         <w:tc>
           <w:tcPr>
-            <w:tcW w:w="1152" w:type="dxa"/>
+            <w:tcW w:w="1580" w:type="dxa"/>
             <w:shd w:val="clear" w:color="auto" w:fill="F9FAFB"/>
             <w:tcMar>
               <w:top w:w="90" w:type="dxa"/>
@@ -9487,10 +9990,11 @@
           </w:tcPr>
           <w:p>
             <w:pPr>
-              <w:spacing w:after="40" w:line="252" w:lineRule="auto"/>
+              <w:spacing w:after="40"/>
               <w:jc w:val="both"/>
               <w:rPr>
                 <w:rFonts w:ascii="Arial" w:hAnsi="Arial"/>
+                <w:color w:val="auto"/>
                 <w:sz w:val="24"/>
                 <w:szCs w:val="24"/>
               </w:rPr>
@@ -9498,6 +10002,7 @@
             <w:r>
               <w:rPr>
                 <w:rFonts w:ascii="Arial" w:hAnsi="Arial"/>
+                <w:color w:val="auto"/>
                 <w:sz w:val="24"/>
                 <w:szCs w:val="24"/>
               </w:rPr>
@@ -9525,10 +10030,11 @@
           </w:tcPr>
           <w:p>
             <w:pPr>
-              <w:spacing w:after="40" w:line="252" w:lineRule="auto"/>
+              <w:spacing w:after="40"/>
               <w:jc w:val="both"/>
               <w:rPr>
                 <w:rFonts w:ascii="Arial" w:hAnsi="Arial"/>
+                <w:color w:val="auto"/>
                 <w:sz w:val="24"/>
                 <w:szCs w:val="24"/>
               </w:rPr>
@@ -9536,6 +10042,7 @@
             <w:r>
               <w:rPr>
                 <w:rFonts w:ascii="Arial" w:hAnsi="Arial"/>
+                <w:color w:val="auto"/>
                 <w:sz w:val="24"/>
                 <w:szCs w:val="24"/>
               </w:rPr>
@@ -9557,10 +10064,11 @@
           </w:tcPr>
           <w:p>
             <w:pPr>
-              <w:spacing w:after="40" w:line="252" w:lineRule="auto"/>
+              <w:spacing w:after="40"/>
               <w:jc w:val="both"/>
               <w:rPr>
                 <w:rFonts w:ascii="Arial" w:hAnsi="Arial"/>
+                <w:color w:val="auto"/>
                 <w:sz w:val="24"/>
                 <w:szCs w:val="24"/>
               </w:rPr>
@@ -9568,6 +10076,7 @@
             <w:r>
               <w:rPr>
                 <w:rFonts w:ascii="Arial" w:hAnsi="Arial"/>
+                <w:color w:val="auto"/>
                 <w:sz w:val="24"/>
                 <w:szCs w:val="24"/>
               </w:rPr>
@@ -9577,6 +10086,7 @@
             <w:r>
               <w:rPr>
                 <w:rFonts w:ascii="Arial" w:hAnsi="Arial"/>
+                <w:color w:val="auto"/>
                 <w:sz w:val="24"/>
                 <w:szCs w:val="24"/>
               </w:rPr>
@@ -9586,6 +10096,7 @@
             <w:r>
               <w:rPr>
                 <w:rFonts w:ascii="Arial" w:hAnsi="Arial"/>
+                <w:color w:val="auto"/>
                 <w:sz w:val="24"/>
                 <w:szCs w:val="24"/>
               </w:rPr>
@@ -9595,7 +10106,7 @@
         </w:tc>
         <w:tc>
           <w:tcPr>
-            <w:tcW w:w="3456" w:type="dxa"/>
+            <w:tcW w:w="3028" w:type="dxa"/>
             <w:shd w:val="clear" w:color="auto" w:fill="FFFFFF"/>
             <w:tcMar>
               <w:top w:w="90" w:type="dxa"/>
@@ -9607,10 +10118,11 @@
           </w:tcPr>
           <w:p>
             <w:pPr>
-              <w:spacing w:after="40" w:line="252" w:lineRule="auto"/>
+              <w:spacing w:after="40"/>
               <w:jc w:val="both"/>
               <w:rPr>
                 <w:rFonts w:ascii="Arial" w:hAnsi="Arial"/>
+                <w:color w:val="auto"/>
                 <w:sz w:val="24"/>
                 <w:szCs w:val="24"/>
               </w:rPr>
@@ -9618,6 +10130,7 @@
             <w:r>
               <w:rPr>
                 <w:rFonts w:ascii="Arial" w:hAnsi="Arial"/>
+                <w:color w:val="auto"/>
                 <w:sz w:val="24"/>
                 <w:szCs w:val="24"/>
               </w:rPr>
@@ -9627,7 +10140,7 @@
         </w:tc>
         <w:tc>
           <w:tcPr>
-            <w:tcW w:w="1152" w:type="dxa"/>
+            <w:tcW w:w="1580" w:type="dxa"/>
             <w:shd w:val="clear" w:color="auto" w:fill="FFFFFF"/>
             <w:tcMar>
               <w:top w:w="90" w:type="dxa"/>
@@ -9639,10 +10152,11 @@
           </w:tcPr>
           <w:p>
             <w:pPr>
-              <w:spacing w:after="40" w:line="252" w:lineRule="auto"/>
+              <w:spacing w:after="40"/>
               <w:jc w:val="both"/>
               <w:rPr>
                 <w:rFonts w:ascii="Arial" w:hAnsi="Arial"/>
+                <w:color w:val="auto"/>
                 <w:sz w:val="24"/>
                 <w:szCs w:val="24"/>
               </w:rPr>
@@ -9650,6 +10164,7 @@
             <w:r>
               <w:rPr>
                 <w:rFonts w:ascii="Arial" w:hAnsi="Arial"/>
+                <w:color w:val="auto"/>
                 <w:sz w:val="24"/>
                 <w:szCs w:val="24"/>
               </w:rPr>
@@ -9677,10 +10192,11 @@
           </w:tcPr>
           <w:p>
             <w:pPr>
-              <w:spacing w:after="40" w:line="252" w:lineRule="auto"/>
+              <w:spacing w:after="40"/>
               <w:jc w:val="both"/>
               <w:rPr>
                 <w:rFonts w:ascii="Arial" w:hAnsi="Arial"/>
+                <w:color w:val="auto"/>
                 <w:sz w:val="24"/>
                 <w:szCs w:val="24"/>
               </w:rPr>
@@ -9688,6 +10204,7 @@
             <w:r>
               <w:rPr>
                 <w:rFonts w:ascii="Arial" w:hAnsi="Arial"/>
+                <w:color w:val="auto"/>
                 <w:sz w:val="24"/>
                 <w:szCs w:val="24"/>
               </w:rPr>
@@ -9709,10 +10226,11 @@
           </w:tcPr>
           <w:p>
             <w:pPr>
-              <w:spacing w:after="40" w:line="252" w:lineRule="auto"/>
+              <w:spacing w:after="40"/>
               <w:jc w:val="both"/>
               <w:rPr>
                 <w:rFonts w:ascii="Arial" w:hAnsi="Arial"/>
+                <w:color w:val="auto"/>
                 <w:sz w:val="24"/>
                 <w:szCs w:val="24"/>
               </w:rPr>
@@ -9721,6 +10239,7 @@
             <w:r>
               <w:rPr>
                 <w:rFonts w:ascii="Arial" w:hAnsi="Arial"/>
+                <w:color w:val="auto"/>
                 <w:sz w:val="24"/>
                 <w:szCs w:val="24"/>
               </w:rPr>
@@ -9730,6 +10249,7 @@
             <w:r>
               <w:rPr>
                 <w:rFonts w:ascii="Arial" w:hAnsi="Arial"/>
+                <w:color w:val="auto"/>
                 <w:sz w:val="24"/>
                 <w:szCs w:val="24"/>
               </w:rPr>
@@ -9739,6 +10259,7 @@
             <w:r>
               <w:rPr>
                 <w:rFonts w:ascii="Arial" w:hAnsi="Arial"/>
+                <w:color w:val="auto"/>
                 <w:sz w:val="24"/>
                 <w:szCs w:val="24"/>
               </w:rPr>
@@ -9748,6 +10269,7 @@
             <w:r>
               <w:rPr>
                 <w:rFonts w:ascii="Arial" w:hAnsi="Arial"/>
+                <w:color w:val="auto"/>
                 <w:sz w:val="24"/>
                 <w:szCs w:val="24"/>
               </w:rPr>
@@ -9757,7 +10279,7 @@
         </w:tc>
         <w:tc>
           <w:tcPr>
-            <w:tcW w:w="3456" w:type="dxa"/>
+            <w:tcW w:w="3028" w:type="dxa"/>
             <w:shd w:val="clear" w:color="auto" w:fill="F9FAFB"/>
             <w:tcMar>
               <w:top w:w="90" w:type="dxa"/>
@@ -9769,10 +10291,11 @@
           </w:tcPr>
           <w:p>
             <w:pPr>
-              <w:spacing w:after="40" w:line="252" w:lineRule="auto"/>
+              <w:spacing w:after="40"/>
               <w:jc w:val="both"/>
               <w:rPr>
                 <w:rFonts w:ascii="Arial" w:hAnsi="Arial"/>
+                <w:color w:val="auto"/>
                 <w:sz w:val="24"/>
                 <w:szCs w:val="24"/>
               </w:rPr>
@@ -9780,6 +10303,7 @@
             <w:r>
               <w:rPr>
                 <w:rFonts w:ascii="Arial" w:hAnsi="Arial"/>
+                <w:color w:val="auto"/>
                 <w:sz w:val="24"/>
                 <w:szCs w:val="24"/>
               </w:rPr>
@@ -9789,6 +10313,7 @@
             <w:r>
               <w:rPr>
                 <w:rFonts w:ascii="Arial" w:hAnsi="Arial"/>
+                <w:color w:val="auto"/>
                 <w:sz w:val="24"/>
                 <w:szCs w:val="24"/>
               </w:rPr>
@@ -9798,6 +10323,7 @@
             <w:r>
               <w:rPr>
                 <w:rFonts w:ascii="Arial" w:hAnsi="Arial"/>
+                <w:color w:val="auto"/>
                 <w:sz w:val="24"/>
                 <w:szCs w:val="24"/>
               </w:rPr>
@@ -9807,7 +10333,7 @@
         </w:tc>
         <w:tc>
           <w:tcPr>
-            <w:tcW w:w="1152" w:type="dxa"/>
+            <w:tcW w:w="1580" w:type="dxa"/>
             <w:shd w:val="clear" w:color="auto" w:fill="F9FAFB"/>
             <w:tcMar>
               <w:top w:w="90" w:type="dxa"/>
@@ -9819,10 +10345,11 @@
           </w:tcPr>
           <w:p>
             <w:pPr>
-              <w:spacing w:after="40" w:line="252" w:lineRule="auto"/>
+              <w:spacing w:after="40"/>
               <w:jc w:val="both"/>
               <w:rPr>
                 <w:rFonts w:ascii="Arial" w:hAnsi="Arial"/>
+                <w:color w:val="auto"/>
                 <w:sz w:val="24"/>
                 <w:szCs w:val="24"/>
               </w:rPr>
@@ -9830,6 +10357,7 @@
             <w:r>
               <w:rPr>
                 <w:rFonts w:ascii="Arial" w:hAnsi="Arial"/>
+                <w:color w:val="auto"/>
                 <w:sz w:val="24"/>
                 <w:szCs w:val="24"/>
               </w:rPr>
@@ -9839,6 +10367,7 @@
             <w:r>
               <w:rPr>
                 <w:rFonts w:ascii="Arial" w:hAnsi="Arial"/>
+                <w:color w:val="auto"/>
                 <w:sz w:val="24"/>
                 <w:szCs w:val="24"/>
               </w:rPr>
@@ -9848,6 +10377,7 @@
             <w:r>
               <w:rPr>
                 <w:rFonts w:ascii="Arial" w:hAnsi="Arial"/>
+                <w:color w:val="auto"/>
                 <w:sz w:val="24"/>
                 <w:szCs w:val="24"/>
               </w:rPr>
@@ -9875,10 +10405,11 @@
           </w:tcPr>
           <w:p>
             <w:pPr>
-              <w:spacing w:after="40" w:line="252" w:lineRule="auto"/>
+              <w:spacing w:after="40"/>
               <w:jc w:val="both"/>
               <w:rPr>
                 <w:rFonts w:ascii="Arial" w:hAnsi="Arial"/>
+                <w:color w:val="auto"/>
                 <w:sz w:val="24"/>
                 <w:szCs w:val="24"/>
               </w:rPr>
@@ -9886,10 +10417,10 @@
             <w:r>
               <w:rPr>
                 <w:rFonts w:ascii="Arial" w:hAnsi="Arial"/>
-                <w:sz w:val="24"/>
-                <w:szCs w:val="24"/>
-              </w:rPr>
-              <w:lastRenderedPageBreak/>
+                <w:color w:val="auto"/>
+                <w:sz w:val="24"/>
+                <w:szCs w:val="24"/>
+              </w:rPr>
               <w:t>Caso Excepción 2</w:t>
             </w:r>
           </w:p>
@@ -9908,10 +10439,11 @@
           </w:tcPr>
           <w:p>
             <w:pPr>
-              <w:spacing w:after="40" w:line="252" w:lineRule="auto"/>
+              <w:spacing w:after="40"/>
               <w:jc w:val="both"/>
               <w:rPr>
                 <w:rFonts w:ascii="Arial" w:hAnsi="Arial"/>
+                <w:color w:val="auto"/>
                 <w:sz w:val="24"/>
                 <w:szCs w:val="24"/>
               </w:rPr>
@@ -9920,6 +10452,7 @@
             <w:r>
               <w:rPr>
                 <w:rFonts w:ascii="Arial" w:hAnsi="Arial"/>
+                <w:color w:val="auto"/>
                 <w:sz w:val="24"/>
                 <w:szCs w:val="24"/>
               </w:rPr>
@@ -9929,6 +10462,7 @@
             <w:r>
               <w:rPr>
                 <w:rFonts w:ascii="Arial" w:hAnsi="Arial"/>
+                <w:color w:val="auto"/>
                 <w:sz w:val="24"/>
                 <w:szCs w:val="24"/>
               </w:rPr>
@@ -9938,7 +10472,7 @@
         </w:tc>
         <w:tc>
           <w:tcPr>
-            <w:tcW w:w="3456" w:type="dxa"/>
+            <w:tcW w:w="3028" w:type="dxa"/>
             <w:shd w:val="clear" w:color="auto" w:fill="FFFFFF"/>
             <w:tcMar>
               <w:top w:w="90" w:type="dxa"/>
@@ -9950,10 +10484,11 @@
           </w:tcPr>
           <w:p>
             <w:pPr>
-              <w:spacing w:after="40" w:line="252" w:lineRule="auto"/>
+              <w:spacing w:after="40"/>
               <w:jc w:val="both"/>
               <w:rPr>
                 <w:rFonts w:ascii="Arial" w:hAnsi="Arial"/>
+                <w:color w:val="auto"/>
                 <w:sz w:val="24"/>
                 <w:szCs w:val="24"/>
               </w:rPr>
@@ -9961,6 +10496,7 @@
             <w:r>
               <w:rPr>
                 <w:rFonts w:ascii="Arial" w:hAnsi="Arial"/>
+                <w:color w:val="auto"/>
                 <w:sz w:val="24"/>
                 <w:szCs w:val="24"/>
               </w:rPr>
@@ -9970,6 +10506,7 @@
             <w:r>
               <w:rPr>
                 <w:rFonts w:ascii="Arial" w:hAnsi="Arial"/>
+                <w:color w:val="auto"/>
                 <w:sz w:val="24"/>
                 <w:szCs w:val="24"/>
               </w:rPr>
@@ -9979,6 +10516,7 @@
             <w:r>
               <w:rPr>
                 <w:rFonts w:ascii="Arial" w:hAnsi="Arial"/>
+                <w:color w:val="auto"/>
                 <w:sz w:val="24"/>
                 <w:szCs w:val="24"/>
               </w:rPr>
@@ -9988,7 +10526,7 @@
         </w:tc>
         <w:tc>
           <w:tcPr>
-            <w:tcW w:w="1152" w:type="dxa"/>
+            <w:tcW w:w="1580" w:type="dxa"/>
             <w:shd w:val="clear" w:color="auto" w:fill="FFFFFF"/>
             <w:tcMar>
               <w:top w:w="90" w:type="dxa"/>
@@ -10000,10 +10538,11 @@
           </w:tcPr>
           <w:p>
             <w:pPr>
-              <w:spacing w:after="40" w:line="252" w:lineRule="auto"/>
+              <w:spacing w:after="40"/>
               <w:jc w:val="both"/>
               <w:rPr>
                 <w:rFonts w:ascii="Arial" w:hAnsi="Arial"/>
+                <w:color w:val="auto"/>
                 <w:sz w:val="24"/>
                 <w:szCs w:val="24"/>
               </w:rPr>
@@ -10011,6 +10550,7 @@
             <w:r>
               <w:rPr>
                 <w:rFonts w:ascii="Arial" w:hAnsi="Arial"/>
+                <w:color w:val="auto"/>
                 <w:sz w:val="24"/>
                 <w:szCs w:val="24"/>
               </w:rPr>
@@ -10020,6 +10560,7 @@
             <w:r>
               <w:rPr>
                 <w:rFonts w:ascii="Arial" w:hAnsi="Arial"/>
+                <w:color w:val="auto"/>
                 <w:sz w:val="24"/>
                 <w:szCs w:val="24"/>
               </w:rPr>
@@ -10029,6 +10570,7 @@
             <w:r>
               <w:rPr>
                 <w:rFonts w:ascii="Arial" w:hAnsi="Arial"/>
+                <w:color w:val="auto"/>
                 <w:sz w:val="24"/>
                 <w:szCs w:val="24"/>
               </w:rPr>
@@ -10043,6 +10585,7 @@
         <w:jc w:val="both"/>
         <w:rPr>
           <w:rFonts w:ascii="Arial" w:hAnsi="Arial"/>
+          <w:color w:val="auto"/>
           <w:sz w:val="24"/>
           <w:szCs w:val="24"/>
         </w:rPr>
@@ -10050,36 +10593,20 @@
     </w:p>
     <w:p>
       <w:pPr>
-        <w:jc w:val="both"/>
-        <w:rPr>
-          <w:rFonts w:ascii="Arial" w:hAnsi="Arial"/>
-          <w:sz w:val="24"/>
-          <w:szCs w:val="24"/>
-        </w:rPr>
-      </w:pPr>
-      <w:r>
-        <w:rPr>
-          <w:rFonts w:ascii="Arial" w:hAnsi="Arial"/>
-          <w:sz w:val="24"/>
-          <w:szCs w:val="24"/>
-        </w:rPr>
-        <w:br w:type="page"/>
-      </w:r>
-    </w:p>
-    <w:p>
-      <w:pPr>
         <w:pStyle w:val="Ttulo11"/>
         <w:jc w:val="both"/>
         <w:rPr>
           <w:rFonts w:ascii="Arial" w:hAnsi="Arial" w:cs="Arial"/>
-          <w:sz w:val="24"/>
-          <w:szCs w:val="24"/>
-        </w:rPr>
-      </w:pPr>
-      <w:bookmarkStart w:id="13" w:name="_Toc240396967"/>
-      <w:r>
-        <w:rPr>
-          <w:rFonts w:ascii="Arial" w:hAnsi="Arial" w:cs="Arial"/>
+          <w:color w:val="auto"/>
+          <w:sz w:val="24"/>
+          <w:szCs w:val="24"/>
+        </w:rPr>
+      </w:pPr>
+      <w:bookmarkStart w:id="13" w:name="_Toc240400487"/>
+      <w:r>
+        <w:rPr>
+          <w:rFonts w:ascii="Arial" w:hAnsi="Arial" w:cs="Arial"/>
+          <w:color w:val="auto"/>
           <w:sz w:val="24"/>
           <w:szCs w:val="24"/>
         </w:rPr>
@@ -10090,6 +10617,7 @@
       <w:r>
         <w:rPr>
           <w:rFonts w:ascii="Arial" w:hAnsi="Arial" w:cs="Arial"/>
+          <w:color w:val="auto"/>
           <w:sz w:val="24"/>
           <w:szCs w:val="24"/>
         </w:rPr>
@@ -10099,6 +10627,7 @@
       <w:r>
         <w:rPr>
           <w:rFonts w:ascii="Arial" w:hAnsi="Arial" w:cs="Arial"/>
+          <w:color w:val="auto"/>
           <w:sz w:val="24"/>
           <w:szCs w:val="24"/>
         </w:rPr>
@@ -10108,6 +10637,7 @@
       <w:r>
         <w:rPr>
           <w:rFonts w:ascii="Arial" w:hAnsi="Arial" w:cs="Arial"/>
+          <w:color w:val="auto"/>
           <w:sz w:val="24"/>
           <w:szCs w:val="24"/>
         </w:rPr>
@@ -10117,6 +10647,7 @@
       <w:r>
         <w:rPr>
           <w:rFonts w:ascii="Arial" w:hAnsi="Arial" w:cs="Arial"/>
+          <w:color w:val="auto"/>
           <w:sz w:val="24"/>
           <w:szCs w:val="24"/>
         </w:rPr>
@@ -10126,6 +10657,7 @@
       <w:r>
         <w:rPr>
           <w:rFonts w:ascii="Arial" w:hAnsi="Arial" w:cs="Arial"/>
+          <w:color w:val="auto"/>
           <w:sz w:val="24"/>
           <w:szCs w:val="24"/>
         </w:rPr>
@@ -10135,6 +10667,7 @@
       <w:r>
         <w:rPr>
           <w:rFonts w:ascii="Arial" w:hAnsi="Arial" w:cs="Arial"/>
+          <w:color w:val="auto"/>
           <w:sz w:val="24"/>
           <w:szCs w:val="24"/>
         </w:rPr>
@@ -10144,6 +10677,7 @@
       <w:r>
         <w:rPr>
           <w:rFonts w:ascii="Arial" w:hAnsi="Arial" w:cs="Arial"/>
+          <w:color w:val="auto"/>
           <w:sz w:val="24"/>
           <w:szCs w:val="24"/>
         </w:rPr>
@@ -10153,6 +10687,7 @@
       <w:r>
         <w:rPr>
           <w:rFonts w:ascii="Arial" w:hAnsi="Arial" w:cs="Arial"/>
+          <w:color w:val="auto"/>
           <w:sz w:val="24"/>
           <w:szCs w:val="24"/>
         </w:rPr>
@@ -10165,13 +10700,15 @@
         <w:jc w:val="both"/>
         <w:rPr>
           <w:rFonts w:ascii="Arial" w:hAnsi="Arial"/>
-          <w:sz w:val="24"/>
-          <w:szCs w:val="24"/>
-        </w:rPr>
-      </w:pPr>
-      <w:r>
-        <w:rPr>
-          <w:rFonts w:ascii="Arial" w:hAnsi="Arial"/>
+          <w:color w:val="auto"/>
+          <w:sz w:val="24"/>
+          <w:szCs w:val="24"/>
+        </w:rPr>
+      </w:pPr>
+      <w:r>
+        <w:rPr>
+          <w:rFonts w:ascii="Arial" w:hAnsi="Arial"/>
+          <w:color w:val="auto"/>
           <w:sz w:val="24"/>
           <w:szCs w:val="24"/>
         </w:rPr>
@@ -10184,13 +10721,15 @@
         <w:jc w:val="both"/>
         <w:rPr>
           <w:rFonts w:ascii="Arial" w:hAnsi="Arial" w:cs="Arial"/>
-          <w:szCs w:val="24"/>
-        </w:rPr>
-      </w:pPr>
-      <w:bookmarkStart w:id="14" w:name="_Toc240396968"/>
-      <w:r>
-        <w:rPr>
-          <w:rFonts w:ascii="Arial" w:hAnsi="Arial" w:cs="Arial"/>
+          <w:color w:val="auto"/>
+          <w:szCs w:val="24"/>
+        </w:rPr>
+      </w:pPr>
+      <w:bookmarkStart w:id="14" w:name="_Toc240400488"/>
+      <w:r>
+        <w:rPr>
+          <w:rFonts w:ascii="Arial" w:hAnsi="Arial" w:cs="Arial"/>
+          <w:color w:val="auto"/>
           <w:szCs w:val="24"/>
         </w:rPr>
         <w:t xml:space="preserve">Tasa de </w:t>
@@ -10199,6 +10738,7 @@
       <w:r>
         <w:rPr>
           <w:rFonts w:ascii="Arial" w:hAnsi="Arial" w:cs="Arial"/>
+          <w:color w:val="auto"/>
           <w:szCs w:val="24"/>
         </w:rPr>
         <w:t>adjudicación</w:t>
@@ -10207,6 +10747,7 @@
       <w:r>
         <w:rPr>
           <w:rFonts w:ascii="Arial" w:hAnsi="Arial" w:cs="Arial"/>
+          <w:color w:val="auto"/>
           <w:szCs w:val="24"/>
         </w:rPr>
         <w:t xml:space="preserve"> </w:t>
@@ -10215,6 +10756,7 @@
       <w:r>
         <w:rPr>
           <w:rFonts w:ascii="Arial" w:hAnsi="Arial" w:cs="Arial"/>
+          <w:color w:val="auto"/>
           <w:szCs w:val="24"/>
         </w:rPr>
         <w:t>según</w:t>
@@ -10223,6 +10765,7 @@
       <w:r>
         <w:rPr>
           <w:rFonts w:ascii="Arial" w:hAnsi="Arial" w:cs="Arial"/>
+          <w:color w:val="auto"/>
           <w:szCs w:val="24"/>
         </w:rPr>
         <w:t xml:space="preserve"> </w:t>
@@ -10231,6 +10774,7 @@
       <w:r>
         <w:rPr>
           <w:rFonts w:ascii="Arial" w:hAnsi="Arial" w:cs="Arial"/>
+          <w:color w:val="auto"/>
           <w:szCs w:val="24"/>
         </w:rPr>
         <w:t>tamaño</w:t>
@@ -10239,6 +10783,7 @@
       <w:r>
         <w:rPr>
           <w:rFonts w:ascii="Arial" w:hAnsi="Arial" w:cs="Arial"/>
+          <w:color w:val="auto"/>
           <w:szCs w:val="24"/>
         </w:rPr>
         <w:t xml:space="preserve"> de </w:t>
@@ -10247,6 +10792,7 @@
       <w:r>
         <w:rPr>
           <w:rFonts w:ascii="Arial" w:hAnsi="Arial" w:cs="Arial"/>
+          <w:color w:val="auto"/>
           <w:szCs w:val="24"/>
         </w:rPr>
         <w:t>proveedor</w:t>
@@ -10259,13 +10805,15 @@
         <w:jc w:val="both"/>
         <w:rPr>
           <w:rFonts w:ascii="Arial" w:hAnsi="Arial"/>
-          <w:sz w:val="24"/>
-          <w:szCs w:val="24"/>
-        </w:rPr>
-      </w:pPr>
-      <w:r>
-        <w:rPr>
-          <w:rFonts w:ascii="Arial" w:hAnsi="Arial"/>
+          <w:color w:val="auto"/>
+          <w:sz w:val="24"/>
+          <w:szCs w:val="24"/>
+        </w:rPr>
+      </w:pPr>
+      <w:r>
+        <w:rPr>
+          <w:rFonts w:ascii="Arial" w:hAnsi="Arial"/>
+          <w:color w:val="auto"/>
           <w:sz w:val="24"/>
           <w:szCs w:val="24"/>
         </w:rPr>
@@ -10314,10 +10862,11 @@
           </w:tcPr>
           <w:p>
             <w:pPr>
-              <w:spacing w:after="40" w:line="252" w:lineRule="auto"/>
+              <w:spacing w:after="40"/>
               <w:jc w:val="both"/>
               <w:rPr>
                 <w:rFonts w:ascii="Arial" w:hAnsi="Arial"/>
+                <w:color w:val="auto"/>
                 <w:sz w:val="24"/>
                 <w:szCs w:val="24"/>
               </w:rPr>
@@ -10326,6 +10875,7 @@
               <w:rPr>
                 <w:rFonts w:ascii="Arial" w:hAnsi="Arial"/>
                 <w:b/>
+                <w:color w:val="auto"/>
                 <w:sz w:val="24"/>
                 <w:szCs w:val="24"/>
               </w:rPr>
@@ -10347,10 +10897,11 @@
           </w:tcPr>
           <w:p>
             <w:pPr>
-              <w:spacing w:after="40" w:line="252" w:lineRule="auto"/>
+              <w:spacing w:after="40"/>
               <w:jc w:val="both"/>
               <w:rPr>
                 <w:rFonts w:ascii="Arial" w:hAnsi="Arial"/>
+                <w:color w:val="auto"/>
                 <w:sz w:val="24"/>
                 <w:szCs w:val="24"/>
               </w:rPr>
@@ -10359,6 +10910,7 @@
               <w:rPr>
                 <w:rFonts w:ascii="Arial" w:hAnsi="Arial"/>
                 <w:b/>
+                <w:color w:val="auto"/>
                 <w:sz w:val="24"/>
                 <w:szCs w:val="24"/>
               </w:rPr>
@@ -10380,10 +10932,11 @@
           </w:tcPr>
           <w:p>
             <w:pPr>
-              <w:spacing w:after="40" w:line="252" w:lineRule="auto"/>
+              <w:spacing w:after="40"/>
               <w:jc w:val="both"/>
               <w:rPr>
                 <w:rFonts w:ascii="Arial" w:hAnsi="Arial"/>
+                <w:color w:val="auto"/>
                 <w:sz w:val="24"/>
                 <w:szCs w:val="24"/>
               </w:rPr>
@@ -10392,6 +10945,7 @@
               <w:rPr>
                 <w:rFonts w:ascii="Arial" w:hAnsi="Arial"/>
                 <w:b/>
+                <w:color w:val="auto"/>
                 <w:sz w:val="24"/>
                 <w:szCs w:val="24"/>
               </w:rPr>
@@ -10413,10 +10967,11 @@
           </w:tcPr>
           <w:p>
             <w:pPr>
-              <w:spacing w:after="40" w:line="252" w:lineRule="auto"/>
+              <w:spacing w:after="40"/>
               <w:jc w:val="both"/>
               <w:rPr>
                 <w:rFonts w:ascii="Arial" w:hAnsi="Arial"/>
+                <w:color w:val="auto"/>
                 <w:sz w:val="24"/>
                 <w:szCs w:val="24"/>
               </w:rPr>
@@ -10426,6 +10981,7 @@
               <w:rPr>
                 <w:rFonts w:ascii="Arial" w:hAnsi="Arial"/>
                 <w:b/>
+                <w:color w:val="auto"/>
                 <w:sz w:val="24"/>
                 <w:szCs w:val="24"/>
               </w:rPr>
@@ -10436,6 +10992,7 @@
               <w:rPr>
                 <w:rFonts w:ascii="Arial" w:hAnsi="Arial"/>
                 <w:b/>
+                <w:color w:val="auto"/>
                 <w:sz w:val="24"/>
                 <w:szCs w:val="24"/>
               </w:rPr>
@@ -10457,10 +11014,11 @@
           </w:tcPr>
           <w:p>
             <w:pPr>
-              <w:spacing w:after="40" w:line="252" w:lineRule="auto"/>
+              <w:spacing w:after="40"/>
               <w:jc w:val="both"/>
               <w:rPr>
                 <w:rFonts w:ascii="Arial" w:hAnsi="Arial"/>
+                <w:color w:val="auto"/>
                 <w:sz w:val="24"/>
                 <w:szCs w:val="24"/>
               </w:rPr>
@@ -10469,6 +11027,7 @@
               <w:rPr>
                 <w:rFonts w:ascii="Arial" w:hAnsi="Arial"/>
                 <w:b/>
+                <w:color w:val="auto"/>
                 <w:sz w:val="24"/>
                 <w:szCs w:val="24"/>
               </w:rPr>
@@ -10496,10 +11055,11 @@
           </w:tcPr>
           <w:p>
             <w:pPr>
-              <w:spacing w:after="40" w:line="252" w:lineRule="auto"/>
+              <w:spacing w:after="40"/>
               <w:jc w:val="both"/>
               <w:rPr>
                 <w:rFonts w:ascii="Arial" w:hAnsi="Arial"/>
+                <w:color w:val="auto"/>
                 <w:sz w:val="24"/>
                 <w:szCs w:val="24"/>
               </w:rPr>
@@ -10507,6 +11067,7 @@
             <w:r>
               <w:rPr>
                 <w:rFonts w:ascii="Arial" w:hAnsi="Arial"/>
+                <w:color w:val="auto"/>
                 <w:sz w:val="24"/>
                 <w:szCs w:val="24"/>
               </w:rPr>
@@ -10528,10 +11089,11 @@
           </w:tcPr>
           <w:p>
             <w:pPr>
-              <w:spacing w:after="40" w:line="252" w:lineRule="auto"/>
+              <w:spacing w:after="40"/>
               <w:jc w:val="both"/>
               <w:rPr>
                 <w:rFonts w:ascii="Arial" w:hAnsi="Arial"/>
+                <w:color w:val="auto"/>
                 <w:sz w:val="24"/>
                 <w:szCs w:val="24"/>
               </w:rPr>
@@ -10539,6 +11101,7 @@
             <w:r>
               <w:rPr>
                 <w:rFonts w:ascii="Arial" w:hAnsi="Arial"/>
+                <w:color w:val="auto"/>
                 <w:sz w:val="24"/>
                 <w:szCs w:val="24"/>
               </w:rPr>
@@ -10560,10 +11123,11 @@
           </w:tcPr>
           <w:p>
             <w:pPr>
-              <w:spacing w:after="40" w:line="252" w:lineRule="auto"/>
+              <w:spacing w:after="40"/>
               <w:jc w:val="both"/>
               <w:rPr>
                 <w:rFonts w:ascii="Arial" w:hAnsi="Arial"/>
+                <w:color w:val="auto"/>
                 <w:sz w:val="24"/>
                 <w:szCs w:val="24"/>
               </w:rPr>
@@ -10571,6 +11135,7 @@
             <w:r>
               <w:rPr>
                 <w:rFonts w:ascii="Arial" w:hAnsi="Arial"/>
+                <w:color w:val="auto"/>
                 <w:sz w:val="24"/>
                 <w:szCs w:val="24"/>
               </w:rPr>
@@ -10592,10 +11157,11 @@
           </w:tcPr>
           <w:p>
             <w:pPr>
-              <w:spacing w:after="40" w:line="252" w:lineRule="auto"/>
+              <w:spacing w:after="40"/>
               <w:jc w:val="both"/>
               <w:rPr>
                 <w:rFonts w:ascii="Arial" w:hAnsi="Arial"/>
+                <w:color w:val="auto"/>
                 <w:sz w:val="24"/>
                 <w:szCs w:val="24"/>
               </w:rPr>
@@ -10603,6 +11169,7 @@
             <w:r>
               <w:rPr>
                 <w:rFonts w:ascii="Arial" w:hAnsi="Arial"/>
+                <w:color w:val="auto"/>
                 <w:sz w:val="24"/>
                 <w:szCs w:val="24"/>
               </w:rPr>
@@ -10624,10 +11191,11 @@
           </w:tcPr>
           <w:p>
             <w:pPr>
-              <w:spacing w:after="40" w:line="252" w:lineRule="auto"/>
+              <w:spacing w:after="40"/>
               <w:jc w:val="both"/>
               <w:rPr>
                 <w:rFonts w:ascii="Arial" w:hAnsi="Arial"/>
+                <w:color w:val="auto"/>
                 <w:sz w:val="24"/>
                 <w:szCs w:val="24"/>
               </w:rPr>
@@ -10635,6 +11203,7 @@
             <w:r>
               <w:rPr>
                 <w:rFonts w:ascii="Arial" w:hAnsi="Arial"/>
+                <w:color w:val="auto"/>
                 <w:sz w:val="24"/>
                 <w:szCs w:val="24"/>
               </w:rPr>
@@ -10662,10 +11231,11 @@
           </w:tcPr>
           <w:p>
             <w:pPr>
-              <w:spacing w:after="40" w:line="252" w:lineRule="auto"/>
+              <w:spacing w:after="40"/>
               <w:jc w:val="both"/>
               <w:rPr>
                 <w:rFonts w:ascii="Arial" w:hAnsi="Arial"/>
+                <w:color w:val="auto"/>
                 <w:sz w:val="24"/>
                 <w:szCs w:val="24"/>
               </w:rPr>
@@ -10673,6 +11243,7 @@
             <w:r>
               <w:rPr>
                 <w:rFonts w:ascii="Arial" w:hAnsi="Arial"/>
+                <w:color w:val="auto"/>
                 <w:sz w:val="24"/>
                 <w:szCs w:val="24"/>
               </w:rPr>
@@ -10694,10 +11265,11 @@
           </w:tcPr>
           <w:p>
             <w:pPr>
-              <w:spacing w:after="40" w:line="252" w:lineRule="auto"/>
+              <w:spacing w:after="40"/>
               <w:jc w:val="both"/>
               <w:rPr>
                 <w:rFonts w:ascii="Arial" w:hAnsi="Arial"/>
+                <w:color w:val="auto"/>
                 <w:sz w:val="24"/>
                 <w:szCs w:val="24"/>
               </w:rPr>
@@ -10705,6 +11277,7 @@
             <w:r>
               <w:rPr>
                 <w:rFonts w:ascii="Arial" w:hAnsi="Arial"/>
+                <w:color w:val="auto"/>
                 <w:sz w:val="24"/>
                 <w:szCs w:val="24"/>
               </w:rPr>
@@ -10726,10 +11299,11 @@
           </w:tcPr>
           <w:p>
             <w:pPr>
-              <w:spacing w:after="40" w:line="252" w:lineRule="auto"/>
+              <w:spacing w:after="40"/>
               <w:jc w:val="both"/>
               <w:rPr>
                 <w:rFonts w:ascii="Arial" w:hAnsi="Arial"/>
+                <w:color w:val="auto"/>
                 <w:sz w:val="24"/>
                 <w:szCs w:val="24"/>
               </w:rPr>
@@ -10737,6 +11311,7 @@
             <w:r>
               <w:rPr>
                 <w:rFonts w:ascii="Arial" w:hAnsi="Arial"/>
+                <w:color w:val="auto"/>
                 <w:sz w:val="24"/>
                 <w:szCs w:val="24"/>
               </w:rPr>
@@ -10758,10 +11333,11 @@
           </w:tcPr>
           <w:p>
             <w:pPr>
-              <w:spacing w:after="40" w:line="252" w:lineRule="auto"/>
+              <w:spacing w:after="40"/>
               <w:jc w:val="both"/>
               <w:rPr>
                 <w:rFonts w:ascii="Arial" w:hAnsi="Arial"/>
+                <w:color w:val="auto"/>
                 <w:sz w:val="24"/>
                 <w:szCs w:val="24"/>
               </w:rPr>
@@ -10769,6 +11345,7 @@
             <w:r>
               <w:rPr>
                 <w:rFonts w:ascii="Arial" w:hAnsi="Arial"/>
+                <w:color w:val="auto"/>
                 <w:sz w:val="24"/>
                 <w:szCs w:val="24"/>
               </w:rPr>
@@ -10790,10 +11367,11 @@
           </w:tcPr>
           <w:p>
             <w:pPr>
-              <w:spacing w:after="40" w:line="252" w:lineRule="auto"/>
+              <w:spacing w:after="40"/>
               <w:jc w:val="both"/>
               <w:rPr>
                 <w:rFonts w:ascii="Arial" w:hAnsi="Arial"/>
+                <w:color w:val="auto"/>
                 <w:sz w:val="24"/>
                 <w:szCs w:val="24"/>
               </w:rPr>
@@ -10801,6 +11379,7 @@
             <w:r>
               <w:rPr>
                 <w:rFonts w:ascii="Arial" w:hAnsi="Arial"/>
+                <w:color w:val="auto"/>
                 <w:sz w:val="24"/>
                 <w:szCs w:val="24"/>
               </w:rPr>
@@ -10828,10 +11407,11 @@
           </w:tcPr>
           <w:p>
             <w:pPr>
-              <w:spacing w:after="40" w:line="252" w:lineRule="auto"/>
+              <w:spacing w:after="40"/>
               <w:jc w:val="both"/>
               <w:rPr>
                 <w:rFonts w:ascii="Arial" w:hAnsi="Arial"/>
+                <w:color w:val="auto"/>
                 <w:sz w:val="24"/>
                 <w:szCs w:val="24"/>
               </w:rPr>
@@ -10840,6 +11420,7 @@
             <w:r>
               <w:rPr>
                 <w:rFonts w:ascii="Arial" w:hAnsi="Arial"/>
+                <w:color w:val="auto"/>
                 <w:sz w:val="24"/>
                 <w:szCs w:val="24"/>
               </w:rPr>
@@ -10862,10 +11443,11 @@
           </w:tcPr>
           <w:p>
             <w:pPr>
-              <w:spacing w:after="40" w:line="252" w:lineRule="auto"/>
+              <w:spacing w:after="40"/>
               <w:jc w:val="both"/>
               <w:rPr>
                 <w:rFonts w:ascii="Arial" w:hAnsi="Arial"/>
+                <w:color w:val="auto"/>
                 <w:sz w:val="24"/>
                 <w:szCs w:val="24"/>
               </w:rPr>
@@ -10873,6 +11455,7 @@
             <w:r>
               <w:rPr>
                 <w:rFonts w:ascii="Arial" w:hAnsi="Arial"/>
+                <w:color w:val="auto"/>
                 <w:sz w:val="24"/>
                 <w:szCs w:val="24"/>
               </w:rPr>
@@ -10894,10 +11477,11 @@
           </w:tcPr>
           <w:p>
             <w:pPr>
-              <w:spacing w:after="40" w:line="252" w:lineRule="auto"/>
+              <w:spacing w:after="40"/>
               <w:jc w:val="both"/>
               <w:rPr>
                 <w:rFonts w:ascii="Arial" w:hAnsi="Arial"/>
+                <w:color w:val="auto"/>
                 <w:sz w:val="24"/>
                 <w:szCs w:val="24"/>
               </w:rPr>
@@ -10905,6 +11489,7 @@
             <w:r>
               <w:rPr>
                 <w:rFonts w:ascii="Arial" w:hAnsi="Arial"/>
+                <w:color w:val="auto"/>
                 <w:sz w:val="24"/>
                 <w:szCs w:val="24"/>
               </w:rPr>
@@ -10926,10 +11511,11 @@
           </w:tcPr>
           <w:p>
             <w:pPr>
-              <w:spacing w:after="40" w:line="252" w:lineRule="auto"/>
+              <w:spacing w:after="40"/>
               <w:jc w:val="both"/>
               <w:rPr>
                 <w:rFonts w:ascii="Arial" w:hAnsi="Arial"/>
+                <w:color w:val="auto"/>
                 <w:sz w:val="24"/>
                 <w:szCs w:val="24"/>
               </w:rPr>
@@ -10937,6 +11523,7 @@
             <w:r>
               <w:rPr>
                 <w:rFonts w:ascii="Arial" w:hAnsi="Arial"/>
+                <w:color w:val="auto"/>
                 <w:sz w:val="24"/>
                 <w:szCs w:val="24"/>
               </w:rPr>
@@ -10958,10 +11545,11 @@
           </w:tcPr>
           <w:p>
             <w:pPr>
-              <w:spacing w:after="40" w:line="252" w:lineRule="auto"/>
+              <w:spacing w:after="40"/>
               <w:jc w:val="both"/>
               <w:rPr>
                 <w:rFonts w:ascii="Arial" w:hAnsi="Arial"/>
+                <w:color w:val="auto"/>
                 <w:sz w:val="24"/>
                 <w:szCs w:val="24"/>
               </w:rPr>
@@ -10969,6 +11557,7 @@
             <w:r>
               <w:rPr>
                 <w:rFonts w:ascii="Arial" w:hAnsi="Arial"/>
+                <w:color w:val="auto"/>
                 <w:sz w:val="24"/>
                 <w:szCs w:val="24"/>
               </w:rPr>
@@ -10996,10 +11585,11 @@
           </w:tcPr>
           <w:p>
             <w:pPr>
-              <w:spacing w:after="40" w:line="252" w:lineRule="auto"/>
+              <w:spacing w:after="40"/>
               <w:jc w:val="both"/>
               <w:rPr>
                 <w:rFonts w:ascii="Arial" w:hAnsi="Arial"/>
+                <w:color w:val="auto"/>
                 <w:sz w:val="24"/>
                 <w:szCs w:val="24"/>
               </w:rPr>
@@ -11007,6 +11597,7 @@
             <w:r>
               <w:rPr>
                 <w:rFonts w:ascii="Arial" w:hAnsi="Arial"/>
+                <w:color w:val="auto"/>
                 <w:sz w:val="24"/>
                 <w:szCs w:val="24"/>
               </w:rPr>
@@ -11028,10 +11619,11 @@
           </w:tcPr>
           <w:p>
             <w:pPr>
-              <w:spacing w:after="40" w:line="252" w:lineRule="auto"/>
+              <w:spacing w:after="40"/>
               <w:jc w:val="both"/>
               <w:rPr>
                 <w:rFonts w:ascii="Arial" w:hAnsi="Arial"/>
+                <w:color w:val="auto"/>
                 <w:sz w:val="24"/>
                 <w:szCs w:val="24"/>
               </w:rPr>
@@ -11039,6 +11631,7 @@
             <w:r>
               <w:rPr>
                 <w:rFonts w:ascii="Arial" w:hAnsi="Arial"/>
+                <w:color w:val="auto"/>
                 <w:sz w:val="24"/>
                 <w:szCs w:val="24"/>
               </w:rPr>
@@ -11060,10 +11653,11 @@
           </w:tcPr>
           <w:p>
             <w:pPr>
-              <w:spacing w:after="40" w:line="252" w:lineRule="auto"/>
+              <w:spacing w:after="40"/>
               <w:jc w:val="both"/>
               <w:rPr>
                 <w:rFonts w:ascii="Arial" w:hAnsi="Arial"/>
+                <w:color w:val="auto"/>
                 <w:sz w:val="24"/>
                 <w:szCs w:val="24"/>
               </w:rPr>
@@ -11071,6 +11665,7 @@
             <w:r>
               <w:rPr>
                 <w:rFonts w:ascii="Arial" w:hAnsi="Arial"/>
+                <w:color w:val="auto"/>
                 <w:sz w:val="24"/>
                 <w:szCs w:val="24"/>
               </w:rPr>
@@ -11092,10 +11687,11 @@
           </w:tcPr>
           <w:p>
             <w:pPr>
-              <w:spacing w:after="40" w:line="252" w:lineRule="auto"/>
+              <w:spacing w:after="40"/>
               <w:jc w:val="both"/>
               <w:rPr>
                 <w:rFonts w:ascii="Arial" w:hAnsi="Arial"/>
+                <w:color w:val="auto"/>
                 <w:sz w:val="24"/>
                 <w:szCs w:val="24"/>
               </w:rPr>
@@ -11103,6 +11699,7 @@
             <w:r>
               <w:rPr>
                 <w:rFonts w:ascii="Arial" w:hAnsi="Arial"/>
+                <w:color w:val="auto"/>
                 <w:sz w:val="24"/>
                 <w:szCs w:val="24"/>
               </w:rPr>
@@ -11124,10 +11721,11 @@
           </w:tcPr>
           <w:p>
             <w:pPr>
-              <w:spacing w:after="40" w:line="252" w:lineRule="auto"/>
+              <w:spacing w:after="40"/>
               <w:jc w:val="both"/>
               <w:rPr>
                 <w:rFonts w:ascii="Arial" w:hAnsi="Arial"/>
+                <w:color w:val="auto"/>
                 <w:sz w:val="24"/>
                 <w:szCs w:val="24"/>
               </w:rPr>
@@ -11135,6 +11733,7 @@
             <w:r>
               <w:rPr>
                 <w:rFonts w:ascii="Arial" w:hAnsi="Arial"/>
+                <w:color w:val="auto"/>
                 <w:sz w:val="24"/>
                 <w:szCs w:val="24"/>
               </w:rPr>
@@ -11162,10 +11761,11 @@
           </w:tcPr>
           <w:p>
             <w:pPr>
-              <w:spacing w:after="40" w:line="252" w:lineRule="auto"/>
+              <w:spacing w:after="40"/>
               <w:jc w:val="both"/>
               <w:rPr>
                 <w:rFonts w:ascii="Arial" w:hAnsi="Arial"/>
+                <w:color w:val="auto"/>
                 <w:sz w:val="24"/>
                 <w:szCs w:val="24"/>
               </w:rPr>
@@ -11173,6 +11773,7 @@
             <w:r>
               <w:rPr>
                 <w:rFonts w:ascii="Arial" w:hAnsi="Arial"/>
+                <w:color w:val="auto"/>
                 <w:sz w:val="24"/>
                 <w:szCs w:val="24"/>
               </w:rPr>
@@ -11194,10 +11795,11 @@
           </w:tcPr>
           <w:p>
             <w:pPr>
-              <w:spacing w:after="40" w:line="252" w:lineRule="auto"/>
+              <w:spacing w:after="40"/>
               <w:jc w:val="both"/>
               <w:rPr>
                 <w:rFonts w:ascii="Arial" w:hAnsi="Arial"/>
+                <w:color w:val="auto"/>
                 <w:sz w:val="24"/>
                 <w:szCs w:val="24"/>
               </w:rPr>
@@ -11205,6 +11807,7 @@
             <w:r>
               <w:rPr>
                 <w:rFonts w:ascii="Arial" w:hAnsi="Arial"/>
+                <w:color w:val="auto"/>
                 <w:sz w:val="24"/>
                 <w:szCs w:val="24"/>
               </w:rPr>
@@ -11226,10 +11829,11 @@
           </w:tcPr>
           <w:p>
             <w:pPr>
-              <w:spacing w:after="40" w:line="252" w:lineRule="auto"/>
+              <w:spacing w:after="40"/>
               <w:jc w:val="both"/>
               <w:rPr>
                 <w:rFonts w:ascii="Arial" w:hAnsi="Arial"/>
+                <w:color w:val="auto"/>
                 <w:sz w:val="24"/>
                 <w:szCs w:val="24"/>
               </w:rPr>
@@ -11237,6 +11841,7 @@
             <w:r>
               <w:rPr>
                 <w:rFonts w:ascii="Arial" w:hAnsi="Arial"/>
+                <w:color w:val="auto"/>
                 <w:sz w:val="24"/>
                 <w:szCs w:val="24"/>
               </w:rPr>
@@ -11258,10 +11863,11 @@
           </w:tcPr>
           <w:p>
             <w:pPr>
-              <w:spacing w:after="40" w:line="252" w:lineRule="auto"/>
+              <w:spacing w:after="40"/>
               <w:jc w:val="both"/>
               <w:rPr>
                 <w:rFonts w:ascii="Arial" w:hAnsi="Arial"/>
+                <w:color w:val="auto"/>
                 <w:sz w:val="24"/>
                 <w:szCs w:val="24"/>
               </w:rPr>
@@ -11269,6 +11875,7 @@
             <w:r>
               <w:rPr>
                 <w:rFonts w:ascii="Arial" w:hAnsi="Arial"/>
+                <w:color w:val="auto"/>
                 <w:sz w:val="24"/>
                 <w:szCs w:val="24"/>
               </w:rPr>
@@ -11290,10 +11897,11 @@
           </w:tcPr>
           <w:p>
             <w:pPr>
-              <w:spacing w:after="40" w:line="252" w:lineRule="auto"/>
+              <w:spacing w:after="40"/>
               <w:jc w:val="both"/>
               <w:rPr>
                 <w:rFonts w:ascii="Arial" w:hAnsi="Arial"/>
+                <w:color w:val="auto"/>
                 <w:sz w:val="24"/>
                 <w:szCs w:val="24"/>
               </w:rPr>
@@ -11301,6 +11909,7 @@
             <w:r>
               <w:rPr>
                 <w:rFonts w:ascii="Arial" w:hAnsi="Arial"/>
+                <w:color w:val="auto"/>
                 <w:sz w:val="24"/>
                 <w:szCs w:val="24"/>
               </w:rPr>
@@ -11328,10 +11937,11 @@
           </w:tcPr>
           <w:p>
             <w:pPr>
-              <w:spacing w:after="40" w:line="252" w:lineRule="auto"/>
+              <w:spacing w:after="40"/>
               <w:jc w:val="both"/>
               <w:rPr>
                 <w:rFonts w:ascii="Arial" w:hAnsi="Arial"/>
+                <w:color w:val="auto"/>
                 <w:sz w:val="24"/>
                 <w:szCs w:val="24"/>
               </w:rPr>
@@ -11340,6 +11950,7 @@
             <w:r>
               <w:rPr>
                 <w:rFonts w:ascii="Arial" w:hAnsi="Arial"/>
+                <w:color w:val="auto"/>
                 <w:sz w:val="24"/>
                 <w:szCs w:val="24"/>
               </w:rPr>
@@ -11349,6 +11960,7 @@
             <w:r>
               <w:rPr>
                 <w:rFonts w:ascii="Arial" w:hAnsi="Arial"/>
+                <w:color w:val="auto"/>
                 <w:sz w:val="24"/>
                 <w:szCs w:val="24"/>
               </w:rPr>
@@ -11370,10 +11982,11 @@
           </w:tcPr>
           <w:p>
             <w:pPr>
-              <w:spacing w:after="40" w:line="252" w:lineRule="auto"/>
+              <w:spacing w:after="40"/>
               <w:jc w:val="both"/>
               <w:rPr>
                 <w:rFonts w:ascii="Arial" w:hAnsi="Arial"/>
+                <w:color w:val="auto"/>
                 <w:sz w:val="24"/>
                 <w:szCs w:val="24"/>
               </w:rPr>
@@ -11381,6 +11994,7 @@
             <w:r>
               <w:rPr>
                 <w:rFonts w:ascii="Arial" w:hAnsi="Arial"/>
+                <w:color w:val="auto"/>
                 <w:sz w:val="24"/>
                 <w:szCs w:val="24"/>
               </w:rPr>
@@ -11402,10 +12016,11 @@
           </w:tcPr>
           <w:p>
             <w:pPr>
-              <w:spacing w:after="40" w:line="252" w:lineRule="auto"/>
+              <w:spacing w:after="40"/>
               <w:jc w:val="both"/>
               <w:rPr>
                 <w:rFonts w:ascii="Arial" w:hAnsi="Arial"/>
+                <w:color w:val="auto"/>
                 <w:sz w:val="24"/>
                 <w:szCs w:val="24"/>
               </w:rPr>
@@ -11413,6 +12028,7 @@
             <w:r>
               <w:rPr>
                 <w:rFonts w:ascii="Arial" w:hAnsi="Arial"/>
+                <w:color w:val="auto"/>
                 <w:sz w:val="24"/>
                 <w:szCs w:val="24"/>
               </w:rPr>
@@ -11434,10 +12050,11 @@
           </w:tcPr>
           <w:p>
             <w:pPr>
-              <w:spacing w:after="40" w:line="252" w:lineRule="auto"/>
+              <w:spacing w:after="40"/>
               <w:jc w:val="both"/>
               <w:rPr>
                 <w:rFonts w:ascii="Arial" w:hAnsi="Arial"/>
+                <w:color w:val="auto"/>
                 <w:sz w:val="24"/>
                 <w:szCs w:val="24"/>
               </w:rPr>
@@ -11445,6 +12062,7 @@
             <w:r>
               <w:rPr>
                 <w:rFonts w:ascii="Arial" w:hAnsi="Arial"/>
+                <w:color w:val="auto"/>
                 <w:sz w:val="24"/>
                 <w:szCs w:val="24"/>
               </w:rPr>
@@ -11466,10 +12084,11 @@
           </w:tcPr>
           <w:p>
             <w:pPr>
-              <w:spacing w:after="40" w:line="252" w:lineRule="auto"/>
+              <w:spacing w:after="40"/>
               <w:jc w:val="both"/>
               <w:rPr>
                 <w:rFonts w:ascii="Arial" w:hAnsi="Arial"/>
+                <w:color w:val="auto"/>
                 <w:sz w:val="24"/>
                 <w:szCs w:val="24"/>
               </w:rPr>
@@ -11477,6 +12096,7 @@
             <w:r>
               <w:rPr>
                 <w:rFonts w:ascii="Arial" w:hAnsi="Arial"/>
+                <w:color w:val="auto"/>
                 <w:sz w:val="24"/>
                 <w:szCs w:val="24"/>
               </w:rPr>
@@ -11491,6 +12111,7 @@
         <w:jc w:val="both"/>
         <w:rPr>
           <w:rFonts w:ascii="Arial" w:hAnsi="Arial"/>
+          <w:color w:val="auto"/>
           <w:sz w:val="24"/>
           <w:szCs w:val="24"/>
         </w:rPr>
@@ -11501,13 +12122,15 @@
         <w:jc w:val="both"/>
         <w:rPr>
           <w:rFonts w:ascii="Arial" w:hAnsi="Arial"/>
-          <w:sz w:val="24"/>
-          <w:szCs w:val="24"/>
-        </w:rPr>
-      </w:pPr>
-      <w:r>
-        <w:rPr>
-          <w:rFonts w:ascii="Arial" w:hAnsi="Arial"/>
+          <w:color w:val="auto"/>
+          <w:sz w:val="24"/>
+          <w:szCs w:val="24"/>
+        </w:rPr>
+      </w:pPr>
+      <w:r>
+        <w:rPr>
+          <w:rFonts w:ascii="Arial" w:hAnsi="Arial"/>
+          <w:color w:val="auto"/>
           <w:sz w:val="24"/>
           <w:szCs w:val="24"/>
         </w:rPr>
@@ -11520,14 +12143,16 @@
         <w:jc w:val="both"/>
         <w:rPr>
           <w:rFonts w:ascii="Arial" w:hAnsi="Arial" w:cs="Arial"/>
-          <w:szCs w:val="24"/>
-        </w:rPr>
-      </w:pPr>
-      <w:bookmarkStart w:id="15" w:name="_Toc240396969"/>
-      <w:proofErr w:type="spellStart"/>
-      <w:r>
-        <w:rPr>
-          <w:rFonts w:ascii="Arial" w:hAnsi="Arial" w:cs="Arial"/>
+          <w:color w:val="auto"/>
+          <w:szCs w:val="24"/>
+        </w:rPr>
+      </w:pPr>
+      <w:bookmarkStart w:id="15" w:name="_Toc240400489"/>
+      <w:proofErr w:type="spellStart"/>
+      <w:r>
+        <w:rPr>
+          <w:rFonts w:ascii="Arial" w:hAnsi="Arial" w:cs="Arial"/>
+          <w:color w:val="auto"/>
           <w:szCs w:val="24"/>
         </w:rPr>
         <w:t>Distribución</w:t>
@@ -11536,6 +12161,7 @@
       <w:r>
         <w:rPr>
           <w:rFonts w:ascii="Arial" w:hAnsi="Arial" w:cs="Arial"/>
+          <w:color w:val="auto"/>
           <w:szCs w:val="24"/>
         </w:rPr>
         <w:t xml:space="preserve"> </w:t>
@@ -11544,6 +12170,7 @@
       <w:r>
         <w:rPr>
           <w:rFonts w:ascii="Arial" w:hAnsi="Arial" w:cs="Arial"/>
+          <w:color w:val="auto"/>
           <w:szCs w:val="24"/>
         </w:rPr>
         <w:t>por</w:t>
@@ -11552,6 +12179,7 @@
       <w:r>
         <w:rPr>
           <w:rFonts w:ascii="Arial" w:hAnsi="Arial" w:cs="Arial"/>
+          <w:color w:val="auto"/>
           <w:szCs w:val="24"/>
         </w:rPr>
         <w:t xml:space="preserve"> </w:t>
@@ -11560,6 +12188,7 @@
       <w:r>
         <w:rPr>
           <w:rFonts w:ascii="Arial" w:hAnsi="Arial" w:cs="Arial"/>
+          <w:color w:val="auto"/>
           <w:szCs w:val="24"/>
         </w:rPr>
         <w:t>tipo</w:t>
@@ -11568,6 +12197,7 @@
       <w:r>
         <w:rPr>
           <w:rFonts w:ascii="Arial" w:hAnsi="Arial" w:cs="Arial"/>
+          <w:color w:val="auto"/>
           <w:szCs w:val="24"/>
         </w:rPr>
         <w:t xml:space="preserve"> de </w:t>
@@ -11576,6 +12206,7 @@
       <w:r>
         <w:rPr>
           <w:rFonts w:ascii="Arial" w:hAnsi="Arial" w:cs="Arial"/>
+          <w:color w:val="auto"/>
           <w:szCs w:val="24"/>
         </w:rPr>
         <w:t>licitación</w:t>
@@ -11584,6 +12215,7 @@
       <w:r>
         <w:rPr>
           <w:rFonts w:ascii="Arial" w:hAnsi="Arial" w:cs="Arial"/>
+          <w:color w:val="auto"/>
           <w:szCs w:val="24"/>
         </w:rPr>
         <w:t xml:space="preserve"> y </w:t>
@@ -11592,6 +12224,7 @@
       <w:r>
         <w:rPr>
           <w:rFonts w:ascii="Arial" w:hAnsi="Arial" w:cs="Arial"/>
+          <w:color w:val="auto"/>
           <w:szCs w:val="24"/>
         </w:rPr>
         <w:t>plazos</w:t>
@@ -11600,6 +12233,7 @@
       <w:r>
         <w:rPr>
           <w:rFonts w:ascii="Arial" w:hAnsi="Arial" w:cs="Arial"/>
+          <w:color w:val="auto"/>
           <w:szCs w:val="24"/>
         </w:rPr>
         <w:t xml:space="preserve"> </w:t>
@@ -11608,6 +12242,7 @@
       <w:r>
         <w:rPr>
           <w:rFonts w:ascii="Arial" w:hAnsi="Arial" w:cs="Arial"/>
+          <w:color w:val="auto"/>
           <w:szCs w:val="24"/>
         </w:rPr>
         <w:t>administrativos</w:t>
@@ -11620,13 +12255,15 @@
         <w:jc w:val="both"/>
         <w:rPr>
           <w:rFonts w:ascii="Arial" w:hAnsi="Arial"/>
-          <w:sz w:val="24"/>
-          <w:szCs w:val="24"/>
-        </w:rPr>
-      </w:pPr>
-      <w:r>
-        <w:rPr>
-          <w:rFonts w:ascii="Arial" w:hAnsi="Arial"/>
+          <w:color w:val="auto"/>
+          <w:sz w:val="24"/>
+          <w:szCs w:val="24"/>
+        </w:rPr>
+      </w:pPr>
+      <w:r>
+        <w:rPr>
+          <w:rFonts w:ascii="Arial" w:hAnsi="Arial"/>
+          <w:color w:val="auto"/>
           <w:sz w:val="24"/>
           <w:szCs w:val="24"/>
         </w:rPr>
@@ -11635,46 +12272,466 @@
     </w:p>
     <w:p>
       <w:pPr>
-        <w:jc w:val="both"/>
-        <w:rPr>
-          <w:rFonts w:ascii="Arial" w:hAnsi="Arial"/>
-          <w:sz w:val="24"/>
-          <w:szCs w:val="24"/>
-        </w:rPr>
-      </w:pPr>
-      <w:r>
-        <w:rPr>
-          <w:rFonts w:ascii="Arial" w:hAnsi="Arial"/>
-          <w:sz w:val="24"/>
-          <w:szCs w:val="24"/>
-        </w:rPr>
-        <w:br w:type="page"/>
-      </w:r>
+        <w:pStyle w:val="Ttulo1"/>
+        <w:rPr>
+          <w:rFonts w:ascii="Arial" w:hAnsi="Arial" w:cs="Arial"/>
+          <w:b/>
+          <w:bCs/>
+          <w:color w:val="auto"/>
+          <w:sz w:val="24"/>
+          <w:szCs w:val="24"/>
+        </w:rPr>
+      </w:pPr>
+      <w:bookmarkStart w:id="16" w:name="_Toc240400490"/>
+      <w:r>
+        <w:rPr>
+          <w:rFonts w:ascii="Arial" w:hAnsi="Arial" w:cs="Arial"/>
+          <w:b/>
+          <w:bCs/>
+          <w:color w:val="auto"/>
+          <w:sz w:val="24"/>
+          <w:szCs w:val="24"/>
+        </w:rPr>
+        <w:t>VI. Evidencias de ejecución de las Fases 1 y 2</w:t>
+      </w:r>
+      <w:bookmarkEnd w:id="16"/>
     </w:p>
     <w:p>
       <w:pPr>
+        <w:rPr>
+          <w:rFonts w:ascii="Arial" w:hAnsi="Arial"/>
+          <w:sz w:val="24"/>
+          <w:szCs w:val="24"/>
+        </w:rPr>
+      </w:pPr>
+    </w:p>
+    <w:p>
+      <w:pPr>
+        <w:pStyle w:val="Ttulo2"/>
+        <w:rPr>
+          <w:rFonts w:ascii="Arial" w:hAnsi="Arial" w:cs="Arial"/>
+          <w:color w:val="auto"/>
+          <w:sz w:val="24"/>
+          <w:szCs w:val="24"/>
+        </w:rPr>
+      </w:pPr>
+      <w:bookmarkStart w:id="17" w:name="_Toc240400491"/>
+      <w:r>
+        <w:rPr>
+          <w:rFonts w:ascii="Arial" w:hAnsi="Arial" w:cs="Arial"/>
+          <w:color w:val="auto"/>
+          <w:sz w:val="24"/>
+          <w:szCs w:val="24"/>
+        </w:rPr>
+        <w:t>Evidencia del Notebook F1_Definición.ipynb</w:t>
+      </w:r>
+      <w:bookmarkEnd w:id="17"/>
+    </w:p>
+    <w:p>
+      <w:pPr>
+        <w:rPr>
+          <w:rFonts w:ascii="Arial" w:hAnsi="Arial"/>
+          <w:sz w:val="24"/>
+          <w:szCs w:val="24"/>
+        </w:rPr>
+      </w:pPr>
+    </w:p>
+    <w:p>
+      <w:pPr>
+        <w:rPr>
+          <w:rFonts w:ascii="Arial" w:hAnsi="Arial"/>
+          <w:sz w:val="24"/>
+          <w:szCs w:val="24"/>
+        </w:rPr>
+      </w:pPr>
+      <w:r>
+        <w:rPr>
+          <w:rFonts w:ascii="Arial" w:hAnsi="Arial"/>
+          <w:sz w:val="24"/>
+          <w:szCs w:val="24"/>
+        </w:rPr>
+        <w:t xml:space="preserve">El notebook F1/F1_Definición.ipynb documenta e implementa la Fase 1 del proyecto, incorporando la problemática, los objetivos, la definición de la unidad de análisis y la configuración inicial del entorno reproducible. El cuaderno utiliza las funciones reutilizables </w:t>
+      </w:r>
+      <w:r>
+        <w:rPr>
+          <w:rFonts w:ascii="Arial" w:hAnsi="Arial"/>
+          <w:sz w:val="24"/>
+          <w:szCs w:val="24"/>
+        </w:rPr>
+        <w:lastRenderedPageBreak/>
+        <w:t>definidas en src/proyecto.py y mantiene correspondencia con la planificación establecida en el mapa conceptual técnico. Su ejecución fue verificada bajo Python 3.12, registrándose 4 celdas ejecutadas y 0 errores, según la evidencia almacenada en</w:t>
+      </w:r>
+      <w:r>
+        <w:rPr>
+          <w:rFonts w:ascii="Arial" w:hAnsi="Arial"/>
+          <w:sz w:val="24"/>
+          <w:szCs w:val="24"/>
+        </w:rPr>
+        <w:t xml:space="preserve"> </w:t>
+      </w:r>
+      <w:r>
+        <w:rPr>
+          <w:rFonts w:ascii="Arial" w:hAnsi="Arial"/>
+          <w:sz w:val="24"/>
+          <w:szCs w:val="24"/>
+        </w:rPr>
+        <w:t>evidencias/F1_ejecucion.json.</w:t>
+      </w:r>
+    </w:p>
+    <w:p>
+      <w:pPr>
+        <w:rPr>
+          <w:rFonts w:ascii="Arial" w:hAnsi="Arial"/>
+          <w:sz w:val="24"/>
+          <w:szCs w:val="24"/>
+        </w:rPr>
+      </w:pPr>
+    </w:p>
+    <w:p>
+      <w:pPr>
+        <w:rPr>
+          <w:rFonts w:ascii="Arial" w:hAnsi="Arial"/>
+          <w:sz w:val="24"/>
+          <w:szCs w:val="24"/>
+        </w:rPr>
+      </w:pPr>
+      <w:r>
+        <w:rPr>
+          <w:rFonts w:ascii="Arial" w:hAnsi="Arial"/>
+          <w:sz w:val="24"/>
+          <w:szCs w:val="24"/>
+        </w:rPr>
+        <w:drawing>
+          <wp:inline distT="0" distB="0" distL="0" distR="0" wp14:anchorId="0869EFEF" wp14:editId="5D874346">
+            <wp:extent cx="6309360" cy="2696210"/>
+            <wp:effectExtent l="0" t="0" r="0" b="8890"/>
+            <wp:docPr id="819935293" name="Imagen 1"/>
+            <wp:cNvGraphicFramePr>
+              <a:graphicFrameLocks xmlns:a="http://schemas.openxmlformats.org/drawingml/2006/main" noChangeAspect="1"/>
+            </wp:cNvGraphicFramePr>
+            <a:graphic xmlns:a="http://schemas.openxmlformats.org/drawingml/2006/main">
+              <a:graphicData uri="http://schemas.openxmlformats.org/drawingml/2006/picture">
+                <pic:pic xmlns:pic="http://schemas.openxmlformats.org/drawingml/2006/picture">
+                  <pic:nvPicPr>
+                    <pic:cNvPr id="819935293" name=""/>
+                    <pic:cNvPicPr/>
+                  </pic:nvPicPr>
+                  <pic:blipFill>
+                    <a:blip r:embed="rId22"/>
+                    <a:stretch>
+                      <a:fillRect/>
+                    </a:stretch>
+                  </pic:blipFill>
+                  <pic:spPr>
+                    <a:xfrm>
+                      <a:off x="0" y="0"/>
+                      <a:ext cx="6309360" cy="2696210"/>
+                    </a:xfrm>
+                    <a:prstGeom prst="rect">
+                      <a:avLst/>
+                    </a:prstGeom>
+                  </pic:spPr>
+                </pic:pic>
+              </a:graphicData>
+            </a:graphic>
+          </wp:inline>
+        </w:drawing>
+      </w:r>
+    </w:p>
+    <w:p>
+      <w:pPr>
+        <w:rPr>
+          <w:rFonts w:ascii="Arial" w:hAnsi="Arial"/>
+          <w:sz w:val="24"/>
+          <w:szCs w:val="24"/>
+        </w:rPr>
+      </w:pPr>
+      <w:r>
+        <w:rPr>
+          <w:rFonts w:ascii="Arial" w:hAnsi="Arial"/>
+          <w:sz w:val="24"/>
+          <w:szCs w:val="24"/>
+        </w:rPr>
+        <w:drawing>
+          <wp:inline distT="0" distB="0" distL="0" distR="0" wp14:anchorId="0E89A5DC" wp14:editId="3993AAFD">
+            <wp:extent cx="6309360" cy="2588895"/>
+            <wp:effectExtent l="0" t="0" r="0" b="1905"/>
+            <wp:docPr id="311669802" name="Imagen 1"/>
+            <wp:cNvGraphicFramePr>
+              <a:graphicFrameLocks xmlns:a="http://schemas.openxmlformats.org/drawingml/2006/main" noChangeAspect="1"/>
+            </wp:cNvGraphicFramePr>
+            <a:graphic xmlns:a="http://schemas.openxmlformats.org/drawingml/2006/main">
+              <a:graphicData uri="http://schemas.openxmlformats.org/drawingml/2006/picture">
+                <pic:pic xmlns:pic="http://schemas.openxmlformats.org/drawingml/2006/picture">
+                  <pic:nvPicPr>
+                    <pic:cNvPr id="311669802" name=""/>
+                    <pic:cNvPicPr/>
+                  </pic:nvPicPr>
+                  <pic:blipFill>
+                    <a:blip r:embed="rId23"/>
+                    <a:stretch>
+                      <a:fillRect/>
+                    </a:stretch>
+                  </pic:blipFill>
+                  <pic:spPr>
+                    <a:xfrm>
+                      <a:off x="0" y="0"/>
+                      <a:ext cx="6309360" cy="2588895"/>
+                    </a:xfrm>
+                    <a:prstGeom prst="rect">
+                      <a:avLst/>
+                    </a:prstGeom>
+                  </pic:spPr>
+                </pic:pic>
+              </a:graphicData>
+            </a:graphic>
+          </wp:inline>
+        </w:drawing>
+      </w:r>
+    </w:p>
+    <w:p>
+      <w:pPr>
+        <w:rPr>
+          <w:rFonts w:ascii="Arial" w:hAnsi="Arial"/>
+          <w:sz w:val="24"/>
+          <w:szCs w:val="24"/>
+        </w:rPr>
+      </w:pPr>
+    </w:p>
+    <w:p>
+      <w:pPr>
+        <w:pStyle w:val="Ttulo2"/>
+        <w:rPr>
+          <w:rFonts w:ascii="Arial" w:hAnsi="Arial" w:cs="Arial"/>
+          <w:color w:val="auto"/>
+          <w:sz w:val="24"/>
+          <w:szCs w:val="24"/>
+          <w:lang w:val="es-CL"/>
+        </w:rPr>
+      </w:pPr>
+      <w:bookmarkStart w:id="18" w:name="_Toc240400492"/>
+      <w:r>
+        <w:rPr>
+          <w:rFonts w:ascii="Arial" w:hAnsi="Arial" w:cs="Arial"/>
+          <w:color w:val="auto"/>
+          <w:sz w:val="24"/>
+          <w:szCs w:val="24"/>
+          <w:lang w:val="es-CL"/>
+        </w:rPr>
+        <w:t>Evidencia del Notebook F2_Preprocesamiento.ipynb</w:t>
+      </w:r>
+      <w:bookmarkEnd w:id="18"/>
+    </w:p>
+    <w:p>
+      <w:pPr>
+        <w:rPr>
+          <w:rFonts w:ascii="Arial" w:hAnsi="Arial"/>
+          <w:sz w:val="24"/>
+          <w:szCs w:val="24"/>
+          <w:lang w:val="es-CL"/>
+        </w:rPr>
+      </w:pPr>
+    </w:p>
+    <w:p>
+      <w:pPr>
+        <w:rPr>
+          <w:rFonts w:ascii="Arial" w:hAnsi="Arial"/>
+          <w:sz w:val="24"/>
+          <w:szCs w:val="24"/>
+          <w:lang w:val="es-CL"/>
+        </w:rPr>
+      </w:pPr>
+      <w:r>
+        <w:rPr>
+          <w:rFonts w:ascii="Arial" w:hAnsi="Arial"/>
+          <w:sz w:val="24"/>
+          <w:szCs w:val="24"/>
+          <w:lang w:val="es-CL"/>
+        </w:rPr>
+        <w:t xml:space="preserve">El notebook F2/F2_Preprocesamiento.ipynb implementa el flujo técnico correspondiente a la Fase 2, incluyendo exploración inicial, diagnóstico de calidad, limpieza, tratamiento de valores nulos, transformación de variables, generación de atributos derivados y validación del </w:t>
+      </w:r>
+      <w:proofErr w:type="spellStart"/>
+      <w:r>
+        <w:rPr>
+          <w:rFonts w:ascii="Arial" w:hAnsi="Arial"/>
+          <w:sz w:val="24"/>
+          <w:szCs w:val="24"/>
+          <w:lang w:val="es-CL"/>
+        </w:rPr>
+        <w:t>dataset</w:t>
+      </w:r>
+      <w:proofErr w:type="spellEnd"/>
+      <w:r>
+        <w:rPr>
+          <w:rFonts w:ascii="Arial" w:hAnsi="Arial"/>
+          <w:sz w:val="24"/>
+          <w:szCs w:val="24"/>
+          <w:lang w:val="es-CL"/>
+        </w:rPr>
+        <w:t xml:space="preserve"> resultante. Cada etapa se encuentra documentada mediante celdas narrativas y resultados verificables, manteniendo trazabilidad con las funciones implementadas en </w:t>
+      </w:r>
+      <w:r>
+        <w:rPr>
+          <w:rFonts w:ascii="Arial" w:hAnsi="Arial"/>
+          <w:sz w:val="24"/>
+          <w:szCs w:val="24"/>
+          <w:lang w:val="es-CL"/>
+        </w:rPr>
+        <w:lastRenderedPageBreak/>
+        <w:t>src/proyecto.py y con el conjunto de datos procesado generado en data/</w:t>
+      </w:r>
+      <w:proofErr w:type="spellStart"/>
+      <w:r>
+        <w:rPr>
+          <w:rFonts w:ascii="Arial" w:hAnsi="Arial"/>
+          <w:sz w:val="24"/>
+          <w:szCs w:val="24"/>
+          <w:lang w:val="es-CL"/>
+        </w:rPr>
+        <w:t>processed</w:t>
+      </w:r>
+      <w:proofErr w:type="spellEnd"/>
+      <w:r>
+        <w:rPr>
+          <w:rFonts w:ascii="Arial" w:hAnsi="Arial"/>
+          <w:sz w:val="24"/>
+          <w:szCs w:val="24"/>
+          <w:lang w:val="es-CL"/>
+        </w:rPr>
+        <w:t>/. Su ejecución fue verificada bajo Python 3.12, registrándose 9 celdas ejecutadas y 0 errores, de acuerdo con evidencias/F2_ejecucion.json.</w:t>
+      </w:r>
+    </w:p>
+    <w:p>
+      <w:pPr>
+        <w:rPr>
+          <w:rFonts w:ascii="Arial" w:hAnsi="Arial"/>
+          <w:sz w:val="24"/>
+          <w:szCs w:val="24"/>
+        </w:rPr>
+      </w:pPr>
+    </w:p>
+    <w:p>
+      <w:pPr>
+        <w:rPr>
+          <w:rFonts w:ascii="Arial" w:hAnsi="Arial"/>
+          <w:sz w:val="24"/>
+          <w:szCs w:val="24"/>
+        </w:rPr>
+      </w:pPr>
+      <w:r>
+        <w:rPr>
+          <w:rFonts w:ascii="Arial" w:hAnsi="Arial"/>
+          <w:sz w:val="24"/>
+          <w:szCs w:val="24"/>
+        </w:rPr>
+        <w:drawing>
+          <wp:inline distT="0" distB="0" distL="0" distR="0" wp14:anchorId="227A1648" wp14:editId="3BF68065">
+            <wp:extent cx="6309360" cy="2339340"/>
+            <wp:effectExtent l="0" t="0" r="0" b="3810"/>
+            <wp:docPr id="2108932311" name="Imagen 1"/>
+            <wp:cNvGraphicFramePr>
+              <a:graphicFrameLocks xmlns:a="http://schemas.openxmlformats.org/drawingml/2006/main" noChangeAspect="1"/>
+            </wp:cNvGraphicFramePr>
+            <a:graphic xmlns:a="http://schemas.openxmlformats.org/drawingml/2006/main">
+              <a:graphicData uri="http://schemas.openxmlformats.org/drawingml/2006/picture">
+                <pic:pic xmlns:pic="http://schemas.openxmlformats.org/drawingml/2006/picture">
+                  <pic:nvPicPr>
+                    <pic:cNvPr id="2108932311" name=""/>
+                    <pic:cNvPicPr/>
+                  </pic:nvPicPr>
+                  <pic:blipFill>
+                    <a:blip r:embed="rId24"/>
+                    <a:stretch>
+                      <a:fillRect/>
+                    </a:stretch>
+                  </pic:blipFill>
+                  <pic:spPr>
+                    <a:xfrm>
+                      <a:off x="0" y="0"/>
+                      <a:ext cx="6309360" cy="2339340"/>
+                    </a:xfrm>
+                    <a:prstGeom prst="rect">
+                      <a:avLst/>
+                    </a:prstGeom>
+                  </pic:spPr>
+                </pic:pic>
+              </a:graphicData>
+            </a:graphic>
+          </wp:inline>
+        </w:drawing>
+      </w:r>
+    </w:p>
+    <w:p>
+      <w:pPr>
+        <w:rPr>
+          <w:rFonts w:ascii="Arial" w:hAnsi="Arial"/>
+          <w:sz w:val="24"/>
+          <w:szCs w:val="24"/>
+        </w:rPr>
+      </w:pPr>
+    </w:p>
+    <w:p>
+      <w:pPr>
+        <w:rPr>
+          <w:rFonts w:ascii="Arial" w:hAnsi="Arial"/>
+          <w:sz w:val="24"/>
+          <w:szCs w:val="24"/>
+        </w:rPr>
+      </w:pPr>
+    </w:p>
+    <w:p>
+      <w:pPr>
+        <w:rPr>
+          <w:rFonts w:ascii="Arial" w:hAnsi="Arial"/>
+          <w:sz w:val="24"/>
+          <w:szCs w:val="24"/>
+        </w:rPr>
+      </w:pPr>
+    </w:p>
+    <w:p>
+      <w:pPr>
         <w:pStyle w:val="Ttulo11"/>
         <w:jc w:val="both"/>
         <w:rPr>
           <w:rFonts w:ascii="Arial" w:hAnsi="Arial" w:cs="Arial"/>
-          <w:sz w:val="24"/>
-          <w:szCs w:val="24"/>
-        </w:rPr>
-      </w:pPr>
-      <w:bookmarkStart w:id="16" w:name="_Toc240396970"/>
-      <w:r>
-        <w:rPr>
-          <w:rFonts w:ascii="Arial" w:hAnsi="Arial" w:cs="Arial"/>
-          <w:sz w:val="24"/>
-          <w:szCs w:val="24"/>
-        </w:rPr>
-        <w:lastRenderedPageBreak/>
-        <w:t xml:space="preserve">VI. </w:t>
-      </w:r>
-      <w:proofErr w:type="spellStart"/>
-      <w:r>
-        <w:rPr>
-          <w:rFonts w:ascii="Arial" w:hAnsi="Arial" w:cs="Arial"/>
+          <w:color w:val="auto"/>
+          <w:sz w:val="24"/>
+          <w:szCs w:val="24"/>
+        </w:rPr>
+      </w:pPr>
+      <w:bookmarkStart w:id="19" w:name="_Toc240400493"/>
+      <w:r>
+        <w:rPr>
+          <w:rFonts w:ascii="Arial" w:hAnsi="Arial" w:cs="Arial"/>
+          <w:color w:val="auto"/>
+          <w:sz w:val="24"/>
+          <w:szCs w:val="24"/>
+        </w:rPr>
+        <w:t>VI</w:t>
+      </w:r>
+      <w:r>
+        <w:rPr>
+          <w:rFonts w:ascii="Arial" w:hAnsi="Arial" w:cs="Arial"/>
+          <w:color w:val="auto"/>
+          <w:sz w:val="24"/>
+          <w:szCs w:val="24"/>
+        </w:rPr>
+        <w:t>I</w:t>
+      </w:r>
+      <w:r>
+        <w:rPr>
+          <w:rFonts w:ascii="Arial" w:hAnsi="Arial" w:cs="Arial"/>
+          <w:color w:val="auto"/>
+          <w:sz w:val="24"/>
+          <w:szCs w:val="24"/>
+        </w:rPr>
+        <w:t xml:space="preserve">. </w:t>
+      </w:r>
+      <w:proofErr w:type="spellStart"/>
+      <w:r>
+        <w:rPr>
+          <w:rFonts w:ascii="Arial" w:hAnsi="Arial" w:cs="Arial"/>
+          <w:color w:val="auto"/>
           <w:sz w:val="24"/>
           <w:szCs w:val="24"/>
         </w:rPr>
@@ -11684,6 +12741,7 @@
       <w:r>
         <w:rPr>
           <w:rFonts w:ascii="Arial" w:hAnsi="Arial" w:cs="Arial"/>
+          <w:color w:val="auto"/>
           <w:sz w:val="24"/>
           <w:szCs w:val="24"/>
         </w:rPr>
@@ -11693,6 +12751,7 @@
       <w:r>
         <w:rPr>
           <w:rFonts w:ascii="Arial" w:hAnsi="Arial" w:cs="Arial"/>
+          <w:color w:val="auto"/>
           <w:sz w:val="24"/>
           <w:szCs w:val="24"/>
         </w:rPr>
@@ -11702,6 +12761,7 @@
       <w:r>
         <w:rPr>
           <w:rFonts w:ascii="Arial" w:hAnsi="Arial" w:cs="Arial"/>
+          <w:color w:val="auto"/>
           <w:sz w:val="24"/>
           <w:szCs w:val="24"/>
         </w:rPr>
@@ -11711,6 +12771,7 @@
       <w:r>
         <w:rPr>
           <w:rFonts w:ascii="Arial" w:hAnsi="Arial" w:cs="Arial"/>
+          <w:color w:val="auto"/>
           <w:sz w:val="24"/>
           <w:szCs w:val="24"/>
         </w:rPr>
@@ -11720,6 +12781,7 @@
       <w:r>
         <w:rPr>
           <w:rFonts w:ascii="Arial" w:hAnsi="Arial" w:cs="Arial"/>
+          <w:color w:val="auto"/>
           <w:sz w:val="24"/>
           <w:szCs w:val="24"/>
         </w:rPr>
@@ -11729,12 +12791,13 @@
       <w:r>
         <w:rPr>
           <w:rFonts w:ascii="Arial" w:hAnsi="Arial" w:cs="Arial"/>
+          <w:color w:val="auto"/>
           <w:sz w:val="24"/>
           <w:szCs w:val="24"/>
         </w:rPr>
         <w:t>proyecto</w:t>
       </w:r>
-      <w:bookmarkEnd w:id="16"/>
+      <w:bookmarkEnd w:id="19"/>
       <w:proofErr w:type="spellEnd"/>
     </w:p>
     <w:p>
@@ -11742,13 +12805,15 @@
         <w:jc w:val="both"/>
         <w:rPr>
           <w:rFonts w:ascii="Arial" w:hAnsi="Arial"/>
-          <w:sz w:val="24"/>
-          <w:szCs w:val="24"/>
-        </w:rPr>
-      </w:pPr>
-      <w:r>
-        <w:rPr>
-          <w:rFonts w:ascii="Arial" w:hAnsi="Arial"/>
+          <w:color w:val="auto"/>
+          <w:sz w:val="24"/>
+          <w:szCs w:val="24"/>
+        </w:rPr>
+      </w:pPr>
+      <w:r>
+        <w:rPr>
+          <w:rFonts w:ascii="Arial" w:hAnsi="Arial"/>
+          <w:color w:val="auto"/>
           <w:sz w:val="24"/>
           <w:szCs w:val="24"/>
         </w:rPr>
@@ -11758,6 +12823,7 @@
       <w:r>
         <w:rPr>
           <w:rFonts w:ascii="Arial" w:hAnsi="Arial"/>
+          <w:color w:val="auto"/>
           <w:sz w:val="24"/>
           <w:szCs w:val="24"/>
         </w:rPr>
@@ -11767,6 +12833,7 @@
       <w:r>
         <w:rPr>
           <w:rFonts w:ascii="Arial" w:hAnsi="Arial"/>
+          <w:color w:val="auto"/>
           <w:sz w:val="24"/>
           <w:szCs w:val="24"/>
         </w:rPr>
@@ -11778,6 +12845,7 @@
         <w:jc w:val="both"/>
         <w:rPr>
           <w:rFonts w:ascii="Arial" w:hAnsi="Arial"/>
+          <w:color w:val="auto"/>
           <w:sz w:val="24"/>
           <w:szCs w:val="24"/>
         </w:rPr>
@@ -11786,6 +12854,7 @@
         <w:rPr>
           <w:rFonts w:ascii="Arial" w:hAnsi="Arial"/>
           <w:noProof/>
+          <w:color w:val="auto"/>
           <w:sz w:val="24"/>
           <w:szCs w:val="24"/>
         </w:rPr>
@@ -11805,7 +12874,7 @@
                     <pic:cNvPicPr/>
                   </pic:nvPicPr>
                   <pic:blipFill>
-                    <a:blip r:embed="rId22"/>
+                    <a:blip r:embed="rId25"/>
                     <a:stretch>
                       <a:fillRect/>
                     </a:stretch>
@@ -11832,14 +12901,16 @@
         <w:jc w:val="both"/>
         <w:rPr>
           <w:rFonts w:ascii="Arial" w:hAnsi="Arial" w:cs="Arial"/>
-          <w:sz w:val="24"/>
-          <w:szCs w:val="24"/>
-        </w:rPr>
-      </w:pPr>
-      <w:proofErr w:type="spellStart"/>
-      <w:r>
-        <w:rPr>
-          <w:rFonts w:ascii="Arial" w:hAnsi="Arial" w:cs="Arial"/>
+          <w:color w:val="auto"/>
+          <w:sz w:val="24"/>
+          <w:szCs w:val="24"/>
+        </w:rPr>
+      </w:pPr>
+      <w:proofErr w:type="spellStart"/>
+      <w:r>
+        <w:rPr>
+          <w:rFonts w:ascii="Arial" w:hAnsi="Arial" w:cs="Arial"/>
+          <w:color w:val="auto"/>
           <w:sz w:val="24"/>
           <w:szCs w:val="24"/>
         </w:rPr>
@@ -11849,6 +12920,7 @@
       <w:r>
         <w:rPr>
           <w:rFonts w:ascii="Arial" w:hAnsi="Arial" w:cs="Arial"/>
+          <w:color w:val="auto"/>
           <w:sz w:val="24"/>
           <w:szCs w:val="24"/>
         </w:rPr>
@@ -11858,6 +12930,7 @@
       <w:r>
         <w:rPr>
           <w:rFonts w:ascii="Arial" w:hAnsi="Arial" w:cs="Arial"/>
+          <w:color w:val="auto"/>
           <w:sz w:val="24"/>
           <w:szCs w:val="24"/>
         </w:rPr>
@@ -11867,6 +12940,7 @@
       <w:r>
         <w:rPr>
           <w:rFonts w:ascii="Arial" w:hAnsi="Arial" w:cs="Arial"/>
+          <w:color w:val="auto"/>
           <w:sz w:val="24"/>
           <w:szCs w:val="24"/>
         </w:rPr>
@@ -11876,6 +12950,7 @@
       <w:r>
         <w:rPr>
           <w:rFonts w:ascii="Arial" w:hAnsi="Arial" w:cs="Arial"/>
+          <w:color w:val="auto"/>
           <w:sz w:val="24"/>
           <w:szCs w:val="24"/>
         </w:rPr>
@@ -11885,6 +12960,7 @@
       <w:r>
         <w:rPr>
           <w:rFonts w:ascii="Arial" w:hAnsi="Arial" w:cs="Arial"/>
+          <w:color w:val="auto"/>
           <w:sz w:val="24"/>
           <w:szCs w:val="24"/>
         </w:rPr>
@@ -11894,6 +12970,7 @@
       <w:r>
         <w:rPr>
           <w:rFonts w:ascii="Arial" w:hAnsi="Arial" w:cs="Arial"/>
+          <w:color w:val="auto"/>
           <w:sz w:val="24"/>
           <w:szCs w:val="24"/>
         </w:rPr>
@@ -11903,6 +12980,7 @@
       <w:r>
         <w:rPr>
           <w:rFonts w:ascii="Arial" w:hAnsi="Arial" w:cs="Arial"/>
+          <w:color w:val="auto"/>
           <w:sz w:val="24"/>
           <w:szCs w:val="24"/>
         </w:rPr>
@@ -11912,6 +12990,7 @@
       <w:r>
         <w:rPr>
           <w:rFonts w:ascii="Arial" w:hAnsi="Arial" w:cs="Arial"/>
+          <w:color w:val="auto"/>
           <w:sz w:val="24"/>
           <w:szCs w:val="24"/>
         </w:rPr>
@@ -11921,6 +13000,7 @@
       <w:r>
         <w:rPr>
           <w:rFonts w:ascii="Arial" w:hAnsi="Arial" w:cs="Arial"/>
+          <w:color w:val="auto"/>
           <w:sz w:val="24"/>
           <w:szCs w:val="24"/>
         </w:rPr>
@@ -11930,6 +13010,7 @@
       <w:r>
         <w:rPr>
           <w:rFonts w:ascii="Arial" w:hAnsi="Arial" w:cs="Arial"/>
+          <w:color w:val="auto"/>
           <w:sz w:val="24"/>
           <w:szCs w:val="24"/>
         </w:rPr>
@@ -11939,6 +13020,7 @@
       <w:r>
         <w:rPr>
           <w:rFonts w:ascii="Arial" w:hAnsi="Arial" w:cs="Arial"/>
+          <w:color w:val="auto"/>
           <w:sz w:val="24"/>
           <w:szCs w:val="24"/>
         </w:rPr>
@@ -11948,6 +13030,7 @@
       <w:r>
         <w:rPr>
           <w:rFonts w:ascii="Arial" w:hAnsi="Arial" w:cs="Arial"/>
+          <w:color w:val="auto"/>
           <w:sz w:val="24"/>
           <w:szCs w:val="24"/>
         </w:rPr>
@@ -11957,6 +13040,7 @@
       <w:r>
         <w:rPr>
           <w:rFonts w:ascii="Arial" w:hAnsi="Arial" w:cs="Arial"/>
+          <w:color w:val="auto"/>
           <w:sz w:val="24"/>
           <w:szCs w:val="24"/>
         </w:rPr>
@@ -11966,6 +13050,7 @@
       <w:r>
         <w:rPr>
           <w:rFonts w:ascii="Arial" w:hAnsi="Arial" w:cs="Arial"/>
+          <w:color w:val="auto"/>
           <w:sz w:val="24"/>
           <w:szCs w:val="24"/>
         </w:rPr>
@@ -11975,6 +13060,7 @@
       <w:r>
         <w:rPr>
           <w:rFonts w:ascii="Arial" w:hAnsi="Arial" w:cs="Arial"/>
+          <w:color w:val="auto"/>
           <w:sz w:val="24"/>
           <w:szCs w:val="24"/>
         </w:rPr>
@@ -11984,6 +13070,7 @@
       <w:r>
         <w:rPr>
           <w:rFonts w:ascii="Arial" w:hAnsi="Arial" w:cs="Arial"/>
+          <w:color w:val="auto"/>
           <w:sz w:val="24"/>
           <w:szCs w:val="24"/>
         </w:rPr>
@@ -11993,6 +13080,7 @@
       <w:r>
         <w:rPr>
           <w:rFonts w:ascii="Arial" w:hAnsi="Arial" w:cs="Arial"/>
+          <w:color w:val="auto"/>
           <w:sz w:val="24"/>
           <w:szCs w:val="24"/>
         </w:rPr>
@@ -12002,6 +13090,7 @@
       <w:r>
         <w:rPr>
           <w:rFonts w:ascii="Arial" w:hAnsi="Arial" w:cs="Arial"/>
+          <w:color w:val="auto"/>
           <w:sz w:val="24"/>
           <w:szCs w:val="24"/>
         </w:rPr>
@@ -12011,6 +13100,7 @@
       <w:r>
         <w:rPr>
           <w:rFonts w:ascii="Arial" w:hAnsi="Arial" w:cs="Arial"/>
+          <w:color w:val="auto"/>
           <w:sz w:val="24"/>
           <w:szCs w:val="24"/>
         </w:rPr>
@@ -12057,10 +13147,11 @@
           </w:tcPr>
           <w:p>
             <w:pPr>
-              <w:spacing w:after="40" w:line="252" w:lineRule="auto"/>
+              <w:spacing w:after="40"/>
               <w:jc w:val="both"/>
               <w:rPr>
                 <w:rFonts w:ascii="Arial" w:hAnsi="Arial"/>
+                <w:color w:val="auto"/>
                 <w:sz w:val="24"/>
                 <w:szCs w:val="24"/>
               </w:rPr>
@@ -12069,9 +13160,11 @@
               <w:rPr>
                 <w:rFonts w:ascii="Arial" w:hAnsi="Arial"/>
                 <w:b/>
-                <w:sz w:val="24"/>
-                <w:szCs w:val="24"/>
-              </w:rPr>
+                <w:color w:val="auto"/>
+                <w:sz w:val="24"/>
+                <w:szCs w:val="24"/>
+              </w:rPr>
+              <w:lastRenderedPageBreak/>
               <w:t>Componente del Mapa Conceptual</w:t>
             </w:r>
           </w:p>
@@ -12090,10 +13183,11 @@
           </w:tcPr>
           <w:p>
             <w:pPr>
-              <w:spacing w:after="40" w:line="252" w:lineRule="auto"/>
+              <w:spacing w:after="40"/>
               <w:jc w:val="both"/>
               <w:rPr>
                 <w:rFonts w:ascii="Arial" w:hAnsi="Arial"/>
+                <w:color w:val="auto"/>
                 <w:sz w:val="24"/>
                 <w:szCs w:val="24"/>
               </w:rPr>
@@ -12102,6 +13196,7 @@
               <w:rPr>
                 <w:rFonts w:ascii="Arial" w:hAnsi="Arial"/>
                 <w:b/>
+                <w:color w:val="auto"/>
                 <w:sz w:val="24"/>
                 <w:szCs w:val="24"/>
               </w:rPr>
@@ -12123,10 +13218,11 @@
           </w:tcPr>
           <w:p>
             <w:pPr>
-              <w:spacing w:after="40" w:line="252" w:lineRule="auto"/>
+              <w:spacing w:after="40"/>
               <w:jc w:val="both"/>
               <w:rPr>
                 <w:rFonts w:ascii="Arial" w:hAnsi="Arial"/>
+                <w:color w:val="auto"/>
                 <w:sz w:val="24"/>
                 <w:szCs w:val="24"/>
               </w:rPr>
@@ -12135,6 +13231,7 @@
               <w:rPr>
                 <w:rFonts w:ascii="Arial" w:hAnsi="Arial"/>
                 <w:b/>
+                <w:color w:val="auto"/>
                 <w:sz w:val="24"/>
                 <w:szCs w:val="24"/>
               </w:rPr>
@@ -12162,10 +13259,11 @@
           </w:tcPr>
           <w:p>
             <w:pPr>
-              <w:spacing w:after="40" w:line="252" w:lineRule="auto"/>
+              <w:spacing w:after="40"/>
               <w:jc w:val="both"/>
               <w:rPr>
                 <w:rFonts w:ascii="Arial" w:hAnsi="Arial"/>
+                <w:color w:val="auto"/>
                 <w:sz w:val="24"/>
                 <w:szCs w:val="24"/>
               </w:rPr>
@@ -12173,6 +13271,7 @@
             <w:r>
               <w:rPr>
                 <w:rFonts w:ascii="Arial" w:hAnsi="Arial"/>
+                <w:color w:val="auto"/>
                 <w:sz w:val="24"/>
                 <w:szCs w:val="24"/>
               </w:rPr>
@@ -12194,10 +13293,11 @@
           </w:tcPr>
           <w:p>
             <w:pPr>
-              <w:spacing w:after="40" w:line="252" w:lineRule="auto"/>
+              <w:spacing w:after="40"/>
               <w:jc w:val="both"/>
               <w:rPr>
                 <w:rFonts w:ascii="Arial" w:hAnsi="Arial"/>
+                <w:color w:val="auto"/>
                 <w:sz w:val="24"/>
                 <w:szCs w:val="24"/>
               </w:rPr>
@@ -12205,6 +13305,7 @@
             <w:r>
               <w:rPr>
                 <w:rFonts w:ascii="Arial" w:hAnsi="Arial"/>
+                <w:color w:val="auto"/>
                 <w:sz w:val="24"/>
                 <w:szCs w:val="24"/>
               </w:rPr>
@@ -12226,10 +13327,11 @@
           </w:tcPr>
           <w:p>
             <w:pPr>
-              <w:spacing w:after="40" w:line="252" w:lineRule="auto"/>
+              <w:spacing w:after="40"/>
               <w:jc w:val="both"/>
               <w:rPr>
                 <w:rFonts w:ascii="Arial" w:hAnsi="Arial"/>
+                <w:color w:val="auto"/>
                 <w:sz w:val="24"/>
                 <w:szCs w:val="24"/>
               </w:rPr>
@@ -12237,6 +13339,7 @@
             <w:r>
               <w:rPr>
                 <w:rFonts w:ascii="Arial" w:hAnsi="Arial"/>
+                <w:color w:val="auto"/>
                 <w:sz w:val="24"/>
                 <w:szCs w:val="24"/>
               </w:rPr>
@@ -12264,10 +13367,11 @@
           </w:tcPr>
           <w:p>
             <w:pPr>
-              <w:spacing w:after="40" w:line="252" w:lineRule="auto"/>
+              <w:spacing w:after="40"/>
               <w:jc w:val="both"/>
               <w:rPr>
                 <w:rFonts w:ascii="Arial" w:hAnsi="Arial"/>
+                <w:color w:val="auto"/>
                 <w:sz w:val="24"/>
                 <w:szCs w:val="24"/>
               </w:rPr>
@@ -12275,6 +13379,7 @@
             <w:r>
               <w:rPr>
                 <w:rFonts w:ascii="Arial" w:hAnsi="Arial"/>
+                <w:color w:val="auto"/>
                 <w:sz w:val="24"/>
                 <w:szCs w:val="24"/>
               </w:rPr>
@@ -12296,10 +13401,11 @@
           </w:tcPr>
           <w:p>
             <w:pPr>
-              <w:spacing w:after="40" w:line="252" w:lineRule="auto"/>
+              <w:spacing w:after="40"/>
               <w:jc w:val="both"/>
               <w:rPr>
                 <w:rFonts w:ascii="Arial" w:hAnsi="Arial"/>
+                <w:color w:val="auto"/>
                 <w:sz w:val="24"/>
                 <w:szCs w:val="24"/>
               </w:rPr>
@@ -12307,6 +13413,7 @@
             <w:r>
               <w:rPr>
                 <w:rFonts w:ascii="Arial" w:hAnsi="Arial"/>
+                <w:color w:val="auto"/>
                 <w:sz w:val="24"/>
                 <w:szCs w:val="24"/>
               </w:rPr>
@@ -12328,10 +13435,11 @@
           </w:tcPr>
           <w:p>
             <w:pPr>
-              <w:spacing w:after="40" w:line="252" w:lineRule="auto"/>
+              <w:spacing w:after="40"/>
               <w:jc w:val="both"/>
               <w:rPr>
                 <w:rFonts w:ascii="Arial" w:hAnsi="Arial"/>
+                <w:color w:val="auto"/>
                 <w:sz w:val="24"/>
                 <w:szCs w:val="24"/>
               </w:rPr>
@@ -12339,6 +13447,7 @@
             <w:r>
               <w:rPr>
                 <w:rFonts w:ascii="Arial" w:hAnsi="Arial"/>
+                <w:color w:val="auto"/>
                 <w:sz w:val="24"/>
                 <w:szCs w:val="24"/>
               </w:rPr>
@@ -12348,6 +13457,7 @@
             <w:r>
               <w:rPr>
                 <w:rFonts w:ascii="Arial" w:hAnsi="Arial"/>
+                <w:color w:val="auto"/>
                 <w:sz w:val="24"/>
                 <w:szCs w:val="24"/>
               </w:rPr>
@@ -12357,6 +13467,7 @@
             <w:r>
               <w:rPr>
                 <w:rFonts w:ascii="Arial" w:hAnsi="Arial"/>
+                <w:color w:val="auto"/>
                 <w:sz w:val="24"/>
                 <w:szCs w:val="24"/>
               </w:rPr>
@@ -12367,6 +13478,7 @@
             <w:r>
               <w:rPr>
                 <w:rFonts w:ascii="Arial" w:hAnsi="Arial"/>
+                <w:color w:val="auto"/>
                 <w:sz w:val="24"/>
                 <w:szCs w:val="24"/>
               </w:rPr>
@@ -12394,10 +13506,11 @@
           </w:tcPr>
           <w:p>
             <w:pPr>
-              <w:spacing w:after="40" w:line="252" w:lineRule="auto"/>
+              <w:spacing w:after="40"/>
               <w:jc w:val="both"/>
               <w:rPr>
                 <w:rFonts w:ascii="Arial" w:hAnsi="Arial"/>
+                <w:color w:val="auto"/>
                 <w:sz w:val="24"/>
                 <w:szCs w:val="24"/>
               </w:rPr>
@@ -12405,6 +13518,7 @@
             <w:r>
               <w:rPr>
                 <w:rFonts w:ascii="Arial" w:hAnsi="Arial"/>
+                <w:color w:val="auto"/>
                 <w:sz w:val="24"/>
                 <w:szCs w:val="24"/>
               </w:rPr>
@@ -12426,10 +13540,11 @@
           </w:tcPr>
           <w:p>
             <w:pPr>
-              <w:spacing w:after="40" w:line="252" w:lineRule="auto"/>
+              <w:spacing w:after="40"/>
               <w:jc w:val="both"/>
               <w:rPr>
                 <w:rFonts w:ascii="Arial" w:hAnsi="Arial"/>
+                <w:color w:val="auto"/>
                 <w:sz w:val="24"/>
                 <w:szCs w:val="24"/>
               </w:rPr>
@@ -12437,6 +13552,7 @@
             <w:r>
               <w:rPr>
                 <w:rFonts w:ascii="Arial" w:hAnsi="Arial"/>
+                <w:color w:val="auto"/>
                 <w:sz w:val="24"/>
                 <w:szCs w:val="24"/>
               </w:rPr>
@@ -12458,10 +13574,11 @@
           </w:tcPr>
           <w:p>
             <w:pPr>
-              <w:spacing w:after="40" w:line="252" w:lineRule="auto"/>
+              <w:spacing w:after="40"/>
               <w:jc w:val="both"/>
               <w:rPr>
                 <w:rFonts w:ascii="Arial" w:hAnsi="Arial"/>
+                <w:color w:val="auto"/>
                 <w:sz w:val="24"/>
                 <w:szCs w:val="24"/>
               </w:rPr>
@@ -12469,6 +13586,7 @@
             <w:r>
               <w:rPr>
                 <w:rFonts w:ascii="Arial" w:hAnsi="Arial"/>
+                <w:color w:val="auto"/>
                 <w:sz w:val="24"/>
                 <w:szCs w:val="24"/>
               </w:rPr>
@@ -12478,6 +13596,7 @@
             <w:r>
               <w:rPr>
                 <w:rFonts w:ascii="Arial" w:hAnsi="Arial"/>
+                <w:color w:val="auto"/>
                 <w:sz w:val="24"/>
                 <w:szCs w:val="24"/>
               </w:rPr>
@@ -12487,6 +13606,7 @@
             <w:r>
               <w:rPr>
                 <w:rFonts w:ascii="Arial" w:hAnsi="Arial"/>
+                <w:color w:val="auto"/>
                 <w:sz w:val="24"/>
                 <w:szCs w:val="24"/>
               </w:rPr>
@@ -12514,10 +13634,11 @@
           </w:tcPr>
           <w:p>
             <w:pPr>
-              <w:spacing w:after="40" w:line="252" w:lineRule="auto"/>
+              <w:spacing w:after="40"/>
               <w:jc w:val="both"/>
               <w:rPr>
                 <w:rFonts w:ascii="Arial" w:hAnsi="Arial"/>
+                <w:color w:val="auto"/>
                 <w:sz w:val="24"/>
                 <w:szCs w:val="24"/>
               </w:rPr>
@@ -12525,6 +13646,7 @@
             <w:r>
               <w:rPr>
                 <w:rFonts w:ascii="Arial" w:hAnsi="Arial"/>
+                <w:color w:val="auto"/>
                 <w:sz w:val="24"/>
                 <w:szCs w:val="24"/>
               </w:rPr>
@@ -12546,10 +13668,11 @@
           </w:tcPr>
           <w:p>
             <w:pPr>
-              <w:spacing w:after="40" w:line="252" w:lineRule="auto"/>
+              <w:spacing w:after="40"/>
               <w:jc w:val="both"/>
               <w:rPr>
                 <w:rFonts w:ascii="Arial" w:hAnsi="Arial"/>
+                <w:color w:val="auto"/>
                 <w:sz w:val="24"/>
                 <w:szCs w:val="24"/>
               </w:rPr>
@@ -12557,6 +13680,7 @@
             <w:r>
               <w:rPr>
                 <w:rFonts w:ascii="Arial" w:hAnsi="Arial"/>
+                <w:color w:val="auto"/>
                 <w:sz w:val="24"/>
                 <w:szCs w:val="24"/>
               </w:rPr>
@@ -12578,10 +13702,11 @@
           </w:tcPr>
           <w:p>
             <w:pPr>
-              <w:spacing w:after="40" w:line="252" w:lineRule="auto"/>
+              <w:spacing w:after="40"/>
               <w:jc w:val="both"/>
               <w:rPr>
                 <w:rFonts w:ascii="Arial" w:hAnsi="Arial"/>
+                <w:color w:val="auto"/>
                 <w:sz w:val="24"/>
                 <w:szCs w:val="24"/>
               </w:rPr>
@@ -12589,6 +13714,7 @@
             <w:r>
               <w:rPr>
                 <w:rFonts w:ascii="Arial" w:hAnsi="Arial"/>
+                <w:color w:val="auto"/>
                 <w:sz w:val="24"/>
                 <w:szCs w:val="24"/>
               </w:rPr>
@@ -12616,10 +13742,11 @@
           </w:tcPr>
           <w:p>
             <w:pPr>
-              <w:spacing w:after="40" w:line="252" w:lineRule="auto"/>
+              <w:spacing w:after="40"/>
               <w:jc w:val="both"/>
               <w:rPr>
                 <w:rFonts w:ascii="Arial" w:hAnsi="Arial"/>
+                <w:color w:val="auto"/>
                 <w:sz w:val="24"/>
                 <w:szCs w:val="24"/>
               </w:rPr>
@@ -12627,6 +13754,7 @@
             <w:r>
               <w:rPr>
                 <w:rFonts w:ascii="Arial" w:hAnsi="Arial"/>
+                <w:color w:val="auto"/>
                 <w:sz w:val="24"/>
                 <w:szCs w:val="24"/>
               </w:rPr>
@@ -12648,10 +13776,11 @@
           </w:tcPr>
           <w:p>
             <w:pPr>
-              <w:spacing w:after="40" w:line="252" w:lineRule="auto"/>
+              <w:spacing w:after="40"/>
               <w:jc w:val="both"/>
               <w:rPr>
                 <w:rFonts w:ascii="Arial" w:hAnsi="Arial"/>
+                <w:color w:val="auto"/>
                 <w:sz w:val="24"/>
                 <w:szCs w:val="24"/>
               </w:rPr>
@@ -12659,6 +13788,7 @@
             <w:r>
               <w:rPr>
                 <w:rFonts w:ascii="Arial" w:hAnsi="Arial"/>
+                <w:color w:val="auto"/>
                 <w:sz w:val="24"/>
                 <w:szCs w:val="24"/>
               </w:rPr>
@@ -12680,10 +13810,11 @@
           </w:tcPr>
           <w:p>
             <w:pPr>
-              <w:spacing w:after="40" w:line="252" w:lineRule="auto"/>
+              <w:spacing w:after="40"/>
               <w:jc w:val="both"/>
               <w:rPr>
                 <w:rFonts w:ascii="Arial" w:hAnsi="Arial"/>
+                <w:color w:val="auto"/>
                 <w:sz w:val="24"/>
                 <w:szCs w:val="24"/>
               </w:rPr>
@@ -12691,6 +13822,7 @@
             <w:r>
               <w:rPr>
                 <w:rFonts w:ascii="Arial" w:hAnsi="Arial"/>
+                <w:color w:val="auto"/>
                 <w:sz w:val="24"/>
                 <w:szCs w:val="24"/>
               </w:rPr>
@@ -12718,10 +13850,11 @@
           </w:tcPr>
           <w:p>
             <w:pPr>
-              <w:spacing w:after="40" w:line="252" w:lineRule="auto"/>
+              <w:spacing w:after="40"/>
               <w:jc w:val="both"/>
               <w:rPr>
                 <w:rFonts w:ascii="Arial" w:hAnsi="Arial"/>
+                <w:color w:val="auto"/>
                 <w:sz w:val="24"/>
                 <w:szCs w:val="24"/>
               </w:rPr>
@@ -12730,6 +13863,7 @@
             <w:r>
               <w:rPr>
                 <w:rFonts w:ascii="Arial" w:hAnsi="Arial"/>
+                <w:color w:val="auto"/>
                 <w:sz w:val="24"/>
                 <w:szCs w:val="24"/>
               </w:rPr>
@@ -12739,6 +13873,7 @@
             <w:r>
               <w:rPr>
                 <w:rFonts w:ascii="Arial" w:hAnsi="Arial"/>
+                <w:color w:val="auto"/>
                 <w:sz w:val="24"/>
                 <w:szCs w:val="24"/>
               </w:rPr>
@@ -12760,10 +13895,11 @@
           </w:tcPr>
           <w:p>
             <w:pPr>
-              <w:spacing w:after="40" w:line="252" w:lineRule="auto"/>
+              <w:spacing w:after="40"/>
               <w:jc w:val="both"/>
               <w:rPr>
                 <w:rFonts w:ascii="Arial" w:hAnsi="Arial"/>
+                <w:color w:val="auto"/>
                 <w:sz w:val="24"/>
                 <w:szCs w:val="24"/>
               </w:rPr>
@@ -12771,6 +13907,7 @@
             <w:r>
               <w:rPr>
                 <w:rFonts w:ascii="Arial" w:hAnsi="Arial"/>
+                <w:color w:val="auto"/>
                 <w:sz w:val="24"/>
                 <w:szCs w:val="24"/>
               </w:rPr>
@@ -12792,10 +13929,11 @@
           </w:tcPr>
           <w:p>
             <w:pPr>
-              <w:spacing w:after="40" w:line="252" w:lineRule="auto"/>
+              <w:spacing w:after="40"/>
               <w:jc w:val="both"/>
               <w:rPr>
                 <w:rFonts w:ascii="Arial" w:hAnsi="Arial"/>
+                <w:color w:val="auto"/>
                 <w:sz w:val="24"/>
                 <w:szCs w:val="24"/>
               </w:rPr>
@@ -12803,6 +13941,7 @@
             <w:r>
               <w:rPr>
                 <w:rFonts w:ascii="Arial" w:hAnsi="Arial"/>
+                <w:color w:val="auto"/>
                 <w:sz w:val="24"/>
                 <w:szCs w:val="24"/>
               </w:rPr>
@@ -12812,6 +13951,7 @@
             <w:r>
               <w:rPr>
                 <w:rFonts w:ascii="Arial" w:hAnsi="Arial"/>
+                <w:color w:val="auto"/>
                 <w:sz w:val="24"/>
                 <w:szCs w:val="24"/>
               </w:rPr>
@@ -12821,6 +13961,7 @@
             <w:r>
               <w:rPr>
                 <w:rFonts w:ascii="Arial" w:hAnsi="Arial"/>
+                <w:color w:val="auto"/>
                 <w:sz w:val="24"/>
                 <w:szCs w:val="24"/>
               </w:rPr>
@@ -12848,10 +13989,11 @@
           </w:tcPr>
           <w:p>
             <w:pPr>
-              <w:spacing w:after="40" w:line="252" w:lineRule="auto"/>
+              <w:spacing w:after="40"/>
               <w:jc w:val="both"/>
               <w:rPr>
                 <w:rFonts w:ascii="Arial" w:hAnsi="Arial"/>
+                <w:color w:val="auto"/>
                 <w:sz w:val="24"/>
                 <w:szCs w:val="24"/>
               </w:rPr>
@@ -12859,10 +14001,10 @@
             <w:r>
               <w:rPr>
                 <w:rFonts w:ascii="Arial" w:hAnsi="Arial"/>
-                <w:sz w:val="24"/>
-                <w:szCs w:val="24"/>
-              </w:rPr>
-              <w:lastRenderedPageBreak/>
+                <w:color w:val="auto"/>
+                <w:sz w:val="24"/>
+                <w:szCs w:val="24"/>
+              </w:rPr>
               <w:t>Evidencias de ejecución sin errores</w:t>
             </w:r>
           </w:p>
@@ -12881,10 +14023,11 @@
           </w:tcPr>
           <w:p>
             <w:pPr>
-              <w:spacing w:after="40" w:line="252" w:lineRule="auto"/>
+              <w:spacing w:after="40"/>
               <w:jc w:val="both"/>
               <w:rPr>
                 <w:rFonts w:ascii="Arial" w:hAnsi="Arial"/>
+                <w:color w:val="auto"/>
                 <w:sz w:val="24"/>
                 <w:szCs w:val="24"/>
               </w:rPr>
@@ -12892,6 +14035,7 @@
             <w:r>
               <w:rPr>
                 <w:rFonts w:ascii="Arial" w:hAnsi="Arial"/>
+                <w:color w:val="auto"/>
                 <w:sz w:val="24"/>
                 <w:szCs w:val="24"/>
               </w:rPr>
@@ -12913,10 +14057,11 @@
           </w:tcPr>
           <w:p>
             <w:pPr>
-              <w:spacing w:after="40" w:line="252" w:lineRule="auto"/>
+              <w:spacing w:after="40"/>
               <w:jc w:val="both"/>
               <w:rPr>
                 <w:rFonts w:ascii="Arial" w:hAnsi="Arial"/>
+                <w:color w:val="auto"/>
                 <w:sz w:val="24"/>
                 <w:szCs w:val="24"/>
               </w:rPr>
@@ -12924,6 +14069,7 @@
             <w:r>
               <w:rPr>
                 <w:rFonts w:ascii="Arial" w:hAnsi="Arial"/>
+                <w:color w:val="auto"/>
                 <w:sz w:val="24"/>
                 <w:szCs w:val="24"/>
               </w:rPr>
@@ -12951,10 +14097,11 @@
           </w:tcPr>
           <w:p>
             <w:pPr>
-              <w:spacing w:after="40" w:line="252" w:lineRule="auto"/>
+              <w:spacing w:after="40"/>
               <w:jc w:val="both"/>
               <w:rPr>
                 <w:rFonts w:ascii="Arial" w:hAnsi="Arial"/>
+                <w:color w:val="auto"/>
                 <w:sz w:val="24"/>
                 <w:szCs w:val="24"/>
               </w:rPr>
@@ -12962,6 +14109,7 @@
             <w:r>
               <w:rPr>
                 <w:rFonts w:ascii="Arial" w:hAnsi="Arial"/>
+                <w:color w:val="auto"/>
                 <w:sz w:val="24"/>
                 <w:szCs w:val="24"/>
               </w:rPr>
@@ -12983,10 +14131,11 @@
           </w:tcPr>
           <w:p>
             <w:pPr>
-              <w:spacing w:after="40" w:line="252" w:lineRule="auto"/>
+              <w:spacing w:after="40"/>
               <w:jc w:val="both"/>
               <w:rPr>
                 <w:rFonts w:ascii="Arial" w:hAnsi="Arial"/>
+                <w:color w:val="auto"/>
                 <w:sz w:val="24"/>
                 <w:szCs w:val="24"/>
               </w:rPr>
@@ -12994,6 +14143,7 @@
             <w:r>
               <w:rPr>
                 <w:rFonts w:ascii="Arial" w:hAnsi="Arial"/>
+                <w:color w:val="auto"/>
                 <w:sz w:val="24"/>
                 <w:szCs w:val="24"/>
               </w:rPr>
@@ -13015,10 +14165,11 @@
           </w:tcPr>
           <w:p>
             <w:pPr>
-              <w:spacing w:after="40" w:line="252" w:lineRule="auto"/>
+              <w:spacing w:after="40"/>
               <w:jc w:val="both"/>
               <w:rPr>
                 <w:rFonts w:ascii="Arial" w:hAnsi="Arial"/>
+                <w:color w:val="auto"/>
                 <w:sz w:val="24"/>
                 <w:szCs w:val="24"/>
               </w:rPr>
@@ -13026,6 +14177,7 @@
             <w:r>
               <w:rPr>
                 <w:rFonts w:ascii="Arial" w:hAnsi="Arial"/>
+                <w:color w:val="auto"/>
                 <w:sz w:val="24"/>
                 <w:szCs w:val="24"/>
               </w:rPr>
@@ -13053,10 +14205,11 @@
           </w:tcPr>
           <w:p>
             <w:pPr>
-              <w:spacing w:after="40" w:line="252" w:lineRule="auto"/>
+              <w:spacing w:after="40"/>
               <w:jc w:val="both"/>
               <w:rPr>
                 <w:rFonts w:ascii="Arial" w:hAnsi="Arial"/>
+                <w:color w:val="auto"/>
                 <w:sz w:val="24"/>
                 <w:szCs w:val="24"/>
               </w:rPr>
@@ -13064,6 +14217,7 @@
             <w:r>
               <w:rPr>
                 <w:rFonts w:ascii="Arial" w:hAnsi="Arial"/>
+                <w:color w:val="auto"/>
                 <w:sz w:val="24"/>
                 <w:szCs w:val="24"/>
               </w:rPr>
@@ -13073,6 +14227,7 @@
             <w:r>
               <w:rPr>
                 <w:rFonts w:ascii="Arial" w:hAnsi="Arial"/>
+                <w:color w:val="auto"/>
                 <w:sz w:val="24"/>
                 <w:szCs w:val="24"/>
               </w:rPr>
@@ -13095,10 +14250,11 @@
           </w:tcPr>
           <w:p>
             <w:pPr>
-              <w:spacing w:after="40" w:line="252" w:lineRule="auto"/>
+              <w:spacing w:after="40"/>
               <w:jc w:val="both"/>
               <w:rPr>
                 <w:rFonts w:ascii="Arial" w:hAnsi="Arial"/>
+                <w:color w:val="auto"/>
                 <w:sz w:val="24"/>
                 <w:szCs w:val="24"/>
               </w:rPr>
@@ -13106,6 +14262,7 @@
             <w:r>
               <w:rPr>
                 <w:rFonts w:ascii="Arial" w:hAnsi="Arial"/>
+                <w:color w:val="auto"/>
                 <w:sz w:val="24"/>
                 <w:szCs w:val="24"/>
               </w:rPr>
@@ -13127,10 +14284,11 @@
           </w:tcPr>
           <w:p>
             <w:pPr>
-              <w:spacing w:after="40" w:line="252" w:lineRule="auto"/>
+              <w:spacing w:after="40"/>
               <w:jc w:val="both"/>
               <w:rPr>
                 <w:rFonts w:ascii="Arial" w:hAnsi="Arial"/>
+                <w:color w:val="auto"/>
                 <w:sz w:val="24"/>
                 <w:szCs w:val="24"/>
               </w:rPr>
@@ -13138,6 +14296,7 @@
             <w:r>
               <w:rPr>
                 <w:rFonts w:ascii="Arial" w:hAnsi="Arial"/>
+                <w:color w:val="auto"/>
                 <w:sz w:val="24"/>
                 <w:szCs w:val="24"/>
               </w:rPr>
@@ -13152,6 +14311,7 @@
         <w:jc w:val="both"/>
         <w:rPr>
           <w:rFonts w:ascii="Arial" w:hAnsi="Arial"/>
+          <w:color w:val="auto"/>
           <w:sz w:val="24"/>
           <w:szCs w:val="24"/>
         </w:rPr>
@@ -13162,13 +14322,15 @@
         <w:jc w:val="both"/>
         <w:rPr>
           <w:rFonts w:ascii="Arial" w:hAnsi="Arial"/>
-          <w:sz w:val="24"/>
-          <w:szCs w:val="24"/>
-        </w:rPr>
-      </w:pPr>
-      <w:r>
-        <w:rPr>
-          <w:rFonts w:ascii="Arial" w:hAnsi="Arial"/>
+          <w:color w:val="auto"/>
+          <w:sz w:val="24"/>
+          <w:szCs w:val="24"/>
+        </w:rPr>
+      </w:pPr>
+      <w:r>
+        <w:rPr>
+          <w:rFonts w:ascii="Arial" w:hAnsi="Arial"/>
+          <w:color w:val="auto"/>
           <w:sz w:val="24"/>
           <w:szCs w:val="24"/>
         </w:rPr>
@@ -13181,24 +14343,45 @@
         <w:jc w:val="both"/>
         <w:rPr>
           <w:rFonts w:ascii="Arial" w:hAnsi="Arial" w:cs="Arial"/>
-          <w:sz w:val="24"/>
-          <w:szCs w:val="24"/>
-        </w:rPr>
-      </w:pPr>
-      <w:bookmarkStart w:id="17" w:name="_Toc240396971"/>
-      <w:r>
-        <w:rPr>
-          <w:rFonts w:ascii="Arial" w:hAnsi="Arial" w:cs="Arial"/>
+          <w:color w:val="auto"/>
+          <w:sz w:val="24"/>
+          <w:szCs w:val="24"/>
+        </w:rPr>
+      </w:pPr>
+      <w:bookmarkStart w:id="20" w:name="_Toc240400494"/>
+      <w:r>
+        <w:rPr>
+          <w:rFonts w:ascii="Arial" w:hAnsi="Arial" w:cs="Arial"/>
+          <w:color w:val="auto"/>
           <w:sz w:val="24"/>
           <w:szCs w:val="24"/>
         </w:rPr>
         <w:lastRenderedPageBreak/>
-        <w:t xml:space="preserve">VII. </w:t>
-      </w:r>
-      <w:proofErr w:type="spellStart"/>
-      <w:r>
-        <w:rPr>
-          <w:rFonts w:ascii="Arial" w:hAnsi="Arial" w:cs="Arial"/>
+        <w:t>VII</w:t>
+      </w:r>
+      <w:r>
+        <w:rPr>
+          <w:rFonts w:ascii="Arial" w:hAnsi="Arial" w:cs="Arial"/>
+          <w:color w:val="auto"/>
+          <w:sz w:val="24"/>
+          <w:szCs w:val="24"/>
+        </w:rPr>
+        <w:t>I</w:t>
+      </w:r>
+      <w:r>
+        <w:rPr>
+          <w:rFonts w:ascii="Arial" w:hAnsi="Arial" w:cs="Arial"/>
+          <w:color w:val="auto"/>
+          <w:sz w:val="24"/>
+          <w:szCs w:val="24"/>
+        </w:rPr>
+        <w:t xml:space="preserve">. </w:t>
+      </w:r>
+      <w:proofErr w:type="spellStart"/>
+      <w:r>
+        <w:rPr>
+          <w:rFonts w:ascii="Arial" w:hAnsi="Arial" w:cs="Arial"/>
+          <w:color w:val="auto"/>
           <w:sz w:val="24"/>
           <w:szCs w:val="24"/>
         </w:rPr>
@@ -13208,6 +14391,7 @@
       <w:r>
         <w:rPr>
           <w:rFonts w:ascii="Arial" w:hAnsi="Arial" w:cs="Arial"/>
+          <w:color w:val="auto"/>
           <w:sz w:val="24"/>
           <w:szCs w:val="24"/>
         </w:rPr>
@@ -13217,6 +14401,7 @@
       <w:r>
         <w:rPr>
           <w:rFonts w:ascii="Arial" w:hAnsi="Arial" w:cs="Arial"/>
+          <w:color w:val="auto"/>
           <w:sz w:val="24"/>
           <w:szCs w:val="24"/>
         </w:rPr>
@@ -13226,6 +14411,7 @@
       <w:r>
         <w:rPr>
           <w:rFonts w:ascii="Arial" w:hAnsi="Arial" w:cs="Arial"/>
+          <w:color w:val="auto"/>
           <w:sz w:val="24"/>
           <w:szCs w:val="24"/>
         </w:rPr>
@@ -13235,6 +14421,7 @@
       <w:r>
         <w:rPr>
           <w:rFonts w:ascii="Arial" w:hAnsi="Arial" w:cs="Arial"/>
+          <w:color w:val="auto"/>
           <w:sz w:val="24"/>
           <w:szCs w:val="24"/>
         </w:rPr>
@@ -13244,25 +14431,28 @@
       <w:r>
         <w:rPr>
           <w:rFonts w:ascii="Arial" w:hAnsi="Arial" w:cs="Arial"/>
+          <w:color w:val="auto"/>
           <w:sz w:val="24"/>
           <w:szCs w:val="24"/>
         </w:rPr>
         <w:t>)</w:t>
       </w:r>
-      <w:bookmarkEnd w:id="17"/>
+      <w:bookmarkEnd w:id="20"/>
     </w:p>
     <w:p>
       <w:pPr>
         <w:jc w:val="both"/>
         <w:rPr>
           <w:rFonts w:ascii="Arial" w:hAnsi="Arial"/>
-          <w:sz w:val="24"/>
-          <w:szCs w:val="24"/>
-        </w:rPr>
-      </w:pPr>
-      <w:r>
-        <w:rPr>
-          <w:rFonts w:ascii="Arial" w:hAnsi="Arial"/>
+          <w:color w:val="auto"/>
+          <w:sz w:val="24"/>
+          <w:szCs w:val="24"/>
+        </w:rPr>
+      </w:pPr>
+      <w:r>
+        <w:rPr>
+          <w:rFonts w:ascii="Arial" w:hAnsi="Arial"/>
+          <w:color w:val="auto"/>
           <w:sz w:val="24"/>
           <w:szCs w:val="24"/>
         </w:rPr>
@@ -13276,14 +14466,16 @@
         <w:jc w:val="both"/>
         <w:rPr>
           <w:rFonts w:ascii="Arial" w:hAnsi="Arial"/>
-          <w:sz w:val="24"/>
-          <w:szCs w:val="24"/>
-        </w:rPr>
-      </w:pPr>
-      <w:proofErr w:type="spellStart"/>
-      <w:r>
-        <w:rPr>
-          <w:rFonts w:ascii="Arial" w:hAnsi="Arial"/>
+          <w:color w:val="auto"/>
+          <w:sz w:val="24"/>
+          <w:szCs w:val="24"/>
+        </w:rPr>
+      </w:pPr>
+      <w:proofErr w:type="spellStart"/>
+      <w:r>
+        <w:rPr>
+          <w:rFonts w:ascii="Arial" w:hAnsi="Arial"/>
+          <w:color w:val="auto"/>
           <w:sz w:val="24"/>
           <w:szCs w:val="24"/>
         </w:rPr>
@@ -13293,6 +14485,7 @@
       <w:r>
         <w:rPr>
           <w:rFonts w:ascii="Arial" w:hAnsi="Arial"/>
+          <w:color w:val="auto"/>
           <w:sz w:val="24"/>
           <w:szCs w:val="24"/>
         </w:rPr>
@@ -13306,14 +14499,16 @@
         <w:jc w:val="both"/>
         <w:rPr>
           <w:rFonts w:ascii="Arial" w:hAnsi="Arial"/>
-          <w:sz w:val="24"/>
-          <w:szCs w:val="24"/>
-        </w:rPr>
-      </w:pPr>
-      <w:proofErr w:type="spellStart"/>
-      <w:r>
-        <w:rPr>
-          <w:rFonts w:ascii="Arial" w:hAnsi="Arial"/>
+          <w:color w:val="auto"/>
+          <w:sz w:val="24"/>
+          <w:szCs w:val="24"/>
+        </w:rPr>
+      </w:pPr>
+      <w:proofErr w:type="spellStart"/>
+      <w:r>
+        <w:rPr>
+          <w:rFonts w:ascii="Arial" w:hAnsi="Arial"/>
+          <w:color w:val="auto"/>
           <w:sz w:val="24"/>
           <w:szCs w:val="24"/>
         </w:rPr>
@@ -13323,6 +14518,7 @@
       <w:r>
         <w:rPr>
           <w:rFonts w:ascii="Arial" w:hAnsi="Arial"/>
+          <w:color w:val="auto"/>
           <w:sz w:val="24"/>
           <w:szCs w:val="24"/>
         </w:rPr>
@@ -13336,14 +14532,16 @@
         <w:jc w:val="both"/>
         <w:rPr>
           <w:rFonts w:ascii="Arial" w:hAnsi="Arial"/>
-          <w:sz w:val="24"/>
-          <w:szCs w:val="24"/>
-        </w:rPr>
-      </w:pPr>
-      <w:proofErr w:type="spellStart"/>
-      <w:r>
-        <w:rPr>
-          <w:rFonts w:ascii="Arial" w:hAnsi="Arial"/>
+          <w:color w:val="auto"/>
+          <w:sz w:val="24"/>
+          <w:szCs w:val="24"/>
+        </w:rPr>
+      </w:pPr>
+      <w:proofErr w:type="spellStart"/>
+      <w:r>
+        <w:rPr>
+          <w:rFonts w:ascii="Arial" w:hAnsi="Arial"/>
+          <w:color w:val="auto"/>
           <w:sz w:val="24"/>
           <w:szCs w:val="24"/>
         </w:rPr>
@@ -13353,6 +14551,7 @@
       <w:r>
         <w:rPr>
           <w:rFonts w:ascii="Arial" w:hAnsi="Arial"/>
+          <w:color w:val="auto"/>
           <w:sz w:val="24"/>
           <w:szCs w:val="24"/>
         </w:rPr>
@@ -13366,13 +14565,15 @@
         <w:jc w:val="both"/>
         <w:rPr>
           <w:rFonts w:ascii="Arial" w:hAnsi="Arial"/>
-          <w:sz w:val="24"/>
-          <w:szCs w:val="24"/>
-        </w:rPr>
-      </w:pPr>
-      <w:r>
-        <w:rPr>
-          <w:rFonts w:ascii="Arial" w:hAnsi="Arial"/>
+          <w:color w:val="auto"/>
+          <w:sz w:val="24"/>
+          <w:szCs w:val="24"/>
+        </w:rPr>
+      </w:pPr>
+      <w:r>
+        <w:rPr>
+          <w:rFonts w:ascii="Arial" w:hAnsi="Arial"/>
+          <w:color w:val="auto"/>
           <w:sz w:val="24"/>
           <w:szCs w:val="24"/>
         </w:rPr>
@@ -13382,6 +14583,7 @@
       <w:r>
         <w:rPr>
           <w:rFonts w:ascii="Arial" w:hAnsi="Arial"/>
+          <w:color w:val="auto"/>
           <w:sz w:val="24"/>
           <w:szCs w:val="24"/>
         </w:rPr>
@@ -13391,6 +14593,7 @@
       <w:r>
         <w:rPr>
           <w:rFonts w:ascii="Arial" w:hAnsi="Arial"/>
+          <w:color w:val="auto"/>
           <w:sz w:val="24"/>
           <w:szCs w:val="24"/>
         </w:rPr>
@@ -13400,6 +14603,7 @@
       <w:r>
         <w:rPr>
           <w:rFonts w:ascii="Arial" w:hAnsi="Arial"/>
+          <w:color w:val="auto"/>
           <w:sz w:val="24"/>
           <w:szCs w:val="24"/>
         </w:rPr>
@@ -13409,6 +14613,7 @@
       <w:r>
         <w:rPr>
           <w:rFonts w:ascii="Arial" w:hAnsi="Arial"/>
+          <w:color w:val="auto"/>
           <w:sz w:val="24"/>
           <w:szCs w:val="24"/>
         </w:rPr>
@@ -13418,6 +14623,7 @@
       <w:r>
         <w:rPr>
           <w:rFonts w:ascii="Arial" w:hAnsi="Arial"/>
+          <w:color w:val="auto"/>
           <w:sz w:val="24"/>
           <w:szCs w:val="24"/>
         </w:rPr>
@@ -13427,6 +14633,7 @@
       <w:r>
         <w:rPr>
           <w:rFonts w:ascii="Arial" w:hAnsi="Arial"/>
+          <w:color w:val="auto"/>
           <w:sz w:val="24"/>
           <w:szCs w:val="24"/>
         </w:rPr>
@@ -13436,6 +14643,7 @@
       <w:r>
         <w:rPr>
           <w:rFonts w:ascii="Arial" w:hAnsi="Arial"/>
+          <w:color w:val="auto"/>
           <w:sz w:val="24"/>
           <w:szCs w:val="24"/>
         </w:rPr>
@@ -13445,6 +14653,7 @@
       <w:r>
         <w:rPr>
           <w:rFonts w:ascii="Arial" w:hAnsi="Arial"/>
+          <w:color w:val="auto"/>
           <w:sz w:val="24"/>
           <w:szCs w:val="24"/>
         </w:rPr>
@@ -13454,6 +14663,7 @@
       <w:r>
         <w:rPr>
           <w:rFonts w:ascii="Arial" w:hAnsi="Arial"/>
+          <w:color w:val="auto"/>
           <w:sz w:val="24"/>
           <w:szCs w:val="24"/>
         </w:rPr>
@@ -13463,6 +14673,7 @@
       <w:r>
         <w:rPr>
           <w:rFonts w:ascii="Arial" w:hAnsi="Arial"/>
+          <w:color w:val="auto"/>
           <w:sz w:val="24"/>
           <w:szCs w:val="24"/>
         </w:rPr>
@@ -13472,6 +14683,7 @@
       <w:r>
         <w:rPr>
           <w:rFonts w:ascii="Arial" w:hAnsi="Arial"/>
+          <w:color w:val="auto"/>
           <w:sz w:val="24"/>
           <w:szCs w:val="24"/>
         </w:rPr>
@@ -13481,6 +14693,7 @@
       <w:r>
         <w:rPr>
           <w:rFonts w:ascii="Arial" w:hAnsi="Arial"/>
+          <w:color w:val="auto"/>
           <w:sz w:val="24"/>
           <w:szCs w:val="24"/>
         </w:rPr>
@@ -13494,14 +14707,16 @@
         <w:jc w:val="both"/>
         <w:rPr>
           <w:rFonts w:ascii="Arial" w:hAnsi="Arial"/>
-          <w:sz w:val="24"/>
-          <w:szCs w:val="24"/>
-        </w:rPr>
-      </w:pPr>
-      <w:proofErr w:type="spellStart"/>
-      <w:r>
-        <w:rPr>
-          <w:rFonts w:ascii="Arial" w:hAnsi="Arial"/>
+          <w:color w:val="auto"/>
+          <w:sz w:val="24"/>
+          <w:szCs w:val="24"/>
+        </w:rPr>
+      </w:pPr>
+      <w:proofErr w:type="spellStart"/>
+      <w:r>
+        <w:rPr>
+          <w:rFonts w:ascii="Arial" w:hAnsi="Arial"/>
+          <w:color w:val="auto"/>
           <w:sz w:val="24"/>
           <w:szCs w:val="24"/>
         </w:rPr>
@@ -13511,6 +14726,7 @@
       <w:r>
         <w:rPr>
           <w:rFonts w:ascii="Arial" w:hAnsi="Arial"/>
+          <w:color w:val="auto"/>
           <w:sz w:val="24"/>
           <w:szCs w:val="24"/>
         </w:rPr>
@@ -13520,6 +14736,7 @@
       <w:r>
         <w:rPr>
           <w:rFonts w:ascii="Arial" w:hAnsi="Arial"/>
+          <w:color w:val="auto"/>
           <w:sz w:val="24"/>
           <w:szCs w:val="24"/>
         </w:rPr>
@@ -13529,6 +14746,7 @@
       <w:r>
         <w:rPr>
           <w:rFonts w:ascii="Arial" w:hAnsi="Arial"/>
+          <w:color w:val="auto"/>
           <w:sz w:val="24"/>
           <w:szCs w:val="24"/>
         </w:rPr>
@@ -13538,6 +14756,7 @@
       <w:r>
         <w:rPr>
           <w:rFonts w:ascii="Arial" w:hAnsi="Arial"/>
+          <w:color w:val="auto"/>
           <w:sz w:val="24"/>
           <w:szCs w:val="24"/>
         </w:rPr>
@@ -13547,6 +14766,7 @@
       <w:r>
         <w:rPr>
           <w:rFonts w:ascii="Arial" w:hAnsi="Arial"/>
+          <w:color w:val="auto"/>
           <w:sz w:val="24"/>
           <w:szCs w:val="24"/>
         </w:rPr>
@@ -13556,6 +14776,7 @@
       <w:r>
         <w:rPr>
           <w:rFonts w:ascii="Arial" w:hAnsi="Arial"/>
+          <w:color w:val="auto"/>
           <w:sz w:val="24"/>
           <w:szCs w:val="24"/>
         </w:rPr>
@@ -13565,6 +14786,7 @@
       <w:r>
         <w:rPr>
           <w:rFonts w:ascii="Arial" w:hAnsi="Arial"/>
+          <w:color w:val="auto"/>
           <w:sz w:val="24"/>
           <w:szCs w:val="24"/>
         </w:rPr>
@@ -13574,6 +14796,7 @@
       <w:r>
         <w:rPr>
           <w:rFonts w:ascii="Arial" w:hAnsi="Arial"/>
+          <w:color w:val="auto"/>
           <w:sz w:val="24"/>
           <w:szCs w:val="24"/>
         </w:rPr>
@@ -13583,6 +14806,7 @@
       <w:r>
         <w:rPr>
           <w:rFonts w:ascii="Arial" w:hAnsi="Arial"/>
+          <w:color w:val="auto"/>
           <w:sz w:val="24"/>
           <w:szCs w:val="24"/>
         </w:rPr>
@@ -13592,6 +14816,7 @@
       <w:r>
         <w:rPr>
           <w:rFonts w:ascii="Arial" w:hAnsi="Arial"/>
+          <w:color w:val="auto"/>
           <w:sz w:val="24"/>
           <w:szCs w:val="24"/>
         </w:rPr>
@@ -13601,6 +14826,7 @@
       <w:r>
         <w:rPr>
           <w:rFonts w:ascii="Arial" w:hAnsi="Arial"/>
+          <w:color w:val="auto"/>
           <w:sz w:val="24"/>
           <w:szCs w:val="24"/>
         </w:rPr>
@@ -13614,13 +14840,15 @@
         <w:jc w:val="both"/>
         <w:rPr>
           <w:rFonts w:ascii="Arial" w:hAnsi="Arial"/>
-          <w:sz w:val="24"/>
-          <w:szCs w:val="24"/>
-        </w:rPr>
-      </w:pPr>
-      <w:r>
-        <w:rPr>
-          <w:rFonts w:ascii="Arial" w:hAnsi="Arial"/>
+          <w:color w:val="auto"/>
+          <w:sz w:val="24"/>
+          <w:szCs w:val="24"/>
+        </w:rPr>
+      </w:pPr>
+      <w:r>
+        <w:rPr>
+          <w:rFonts w:ascii="Arial" w:hAnsi="Arial"/>
+          <w:color w:val="auto"/>
           <w:sz w:val="24"/>
           <w:szCs w:val="24"/>
         </w:rPr>
@@ -13630,6 +14858,7 @@
       <w:r>
         <w:rPr>
           <w:rFonts w:ascii="Arial" w:hAnsi="Arial"/>
+          <w:color w:val="auto"/>
           <w:sz w:val="24"/>
           <w:szCs w:val="24"/>
         </w:rPr>
@@ -13639,6 +14868,7 @@
       <w:r>
         <w:rPr>
           <w:rFonts w:ascii="Arial" w:hAnsi="Arial"/>
+          <w:color w:val="auto"/>
           <w:sz w:val="24"/>
           <w:szCs w:val="24"/>
         </w:rPr>
@@ -13648,6 +14878,7 @@
       <w:r>
         <w:rPr>
           <w:rFonts w:ascii="Arial" w:hAnsi="Arial"/>
+          <w:color w:val="auto"/>
           <w:sz w:val="24"/>
           <w:szCs w:val="24"/>
         </w:rPr>
@@ -13657,6 +14888,7 @@
       <w:r>
         <w:rPr>
           <w:rFonts w:ascii="Arial" w:hAnsi="Arial"/>
+          <w:color w:val="auto"/>
           <w:sz w:val="24"/>
           <w:szCs w:val="24"/>
         </w:rPr>
@@ -13666,6 +14898,7 @@
       <w:r>
         <w:rPr>
           <w:rFonts w:ascii="Arial" w:hAnsi="Arial"/>
+          <w:color w:val="auto"/>
           <w:sz w:val="24"/>
           <w:szCs w:val="24"/>
         </w:rPr>
@@ -13675,6 +14908,7 @@
       <w:r>
         <w:rPr>
           <w:rFonts w:ascii="Arial" w:hAnsi="Arial"/>
+          <w:color w:val="auto"/>
           <w:sz w:val="24"/>
           <w:szCs w:val="24"/>
         </w:rPr>
@@ -13684,6 +14918,7 @@
       <w:r>
         <w:rPr>
           <w:rFonts w:ascii="Arial" w:hAnsi="Arial"/>
+          <w:color w:val="auto"/>
           <w:sz w:val="24"/>
           <w:szCs w:val="24"/>
         </w:rPr>
@@ -13693,6 +14928,7 @@
       <w:r>
         <w:rPr>
           <w:rFonts w:ascii="Arial" w:hAnsi="Arial"/>
+          <w:color w:val="auto"/>
           <w:sz w:val="24"/>
           <w:szCs w:val="24"/>
         </w:rPr>
@@ -13702,6 +14938,7 @@
       <w:r>
         <w:rPr>
           <w:rFonts w:ascii="Arial" w:hAnsi="Arial"/>
+          <w:color w:val="auto"/>
           <w:sz w:val="24"/>
           <w:szCs w:val="24"/>
         </w:rPr>
@@ -13711,6 +14948,7 @@
       <w:r>
         <w:rPr>
           <w:rFonts w:ascii="Arial" w:hAnsi="Arial"/>
+          <w:color w:val="auto"/>
           <w:sz w:val="24"/>
           <w:szCs w:val="24"/>
         </w:rPr>
@@ -13720,6 +14958,7 @@
       <w:r>
         <w:rPr>
           <w:rFonts w:ascii="Arial" w:hAnsi="Arial"/>
+          <w:color w:val="auto"/>
           <w:sz w:val="24"/>
           <w:szCs w:val="24"/>
         </w:rPr>
@@ -13729,6 +14968,7 @@
       <w:r>
         <w:rPr>
           <w:rFonts w:ascii="Arial" w:hAnsi="Arial"/>
+          <w:color w:val="auto"/>
           <w:sz w:val="24"/>
           <w:szCs w:val="24"/>
         </w:rPr>
@@ -13738,6 +14978,7 @@
       <w:r>
         <w:rPr>
           <w:rFonts w:ascii="Arial" w:hAnsi="Arial"/>
+          <w:color w:val="auto"/>
           <w:sz w:val="24"/>
           <w:szCs w:val="24"/>
         </w:rPr>
@@ -13747,6 +14988,7 @@
       <w:r>
         <w:rPr>
           <w:rFonts w:ascii="Arial" w:hAnsi="Arial"/>
+          <w:color w:val="auto"/>
           <w:sz w:val="24"/>
           <w:szCs w:val="24"/>
         </w:rPr>
@@ -13756,6 +14998,7 @@
       <w:r>
         <w:rPr>
           <w:rFonts w:ascii="Arial" w:hAnsi="Arial"/>
+          <w:color w:val="auto"/>
           <w:sz w:val="24"/>
           <w:szCs w:val="24"/>
         </w:rPr>
@@ -13765,6 +15008,7 @@
       <w:r>
         <w:rPr>
           <w:rFonts w:ascii="Arial" w:hAnsi="Arial"/>
+          <w:color w:val="auto"/>
           <w:sz w:val="24"/>
           <w:szCs w:val="24"/>
         </w:rPr>
@@ -13774,6 +15018,7 @@
       <w:r>
         <w:rPr>
           <w:rFonts w:ascii="Arial" w:hAnsi="Arial"/>
+          <w:color w:val="auto"/>
           <w:sz w:val="24"/>
           <w:szCs w:val="24"/>
         </w:rPr>
@@ -13783,6 +15028,7 @@
       <w:r>
         <w:rPr>
           <w:rFonts w:ascii="Arial" w:hAnsi="Arial"/>
+          <w:color w:val="auto"/>
           <w:sz w:val="24"/>
           <w:szCs w:val="24"/>
         </w:rPr>
@@ -13796,13 +15042,15 @@
         <w:jc w:val="both"/>
         <w:rPr>
           <w:rFonts w:ascii="Arial" w:hAnsi="Arial"/>
-          <w:sz w:val="24"/>
-          <w:szCs w:val="24"/>
-        </w:rPr>
-      </w:pPr>
-      <w:r>
-        <w:rPr>
-          <w:rFonts w:ascii="Arial" w:hAnsi="Arial"/>
+          <w:color w:val="auto"/>
+          <w:sz w:val="24"/>
+          <w:szCs w:val="24"/>
+        </w:rPr>
+      </w:pPr>
+      <w:r>
+        <w:rPr>
+          <w:rFonts w:ascii="Arial" w:hAnsi="Arial"/>
+          <w:color w:val="auto"/>
           <w:sz w:val="24"/>
           <w:szCs w:val="24"/>
         </w:rPr>
@@ -13812,6 +15060,7 @@
       <w:r>
         <w:rPr>
           <w:rFonts w:ascii="Arial" w:hAnsi="Arial"/>
+          <w:color w:val="auto"/>
           <w:sz w:val="24"/>
           <w:szCs w:val="24"/>
         </w:rPr>
@@ -13821,6 +15070,7 @@
       <w:r>
         <w:rPr>
           <w:rFonts w:ascii="Arial" w:hAnsi="Arial"/>
+          <w:color w:val="auto"/>
           <w:sz w:val="24"/>
           <w:szCs w:val="24"/>
         </w:rPr>
@@ -13830,6 +15080,7 @@
       <w:r>
         <w:rPr>
           <w:rFonts w:ascii="Arial" w:hAnsi="Arial"/>
+          <w:color w:val="auto"/>
           <w:sz w:val="24"/>
           <w:szCs w:val="24"/>
         </w:rPr>
@@ -13839,6 +15090,7 @@
       <w:r>
         <w:rPr>
           <w:rFonts w:ascii="Arial" w:hAnsi="Arial"/>
+          <w:color w:val="auto"/>
           <w:sz w:val="24"/>
           <w:szCs w:val="24"/>
         </w:rPr>
@@ -13848,6 +15100,7 @@
       <w:r>
         <w:rPr>
           <w:rFonts w:ascii="Arial" w:hAnsi="Arial"/>
+          <w:color w:val="auto"/>
           <w:sz w:val="24"/>
           <w:szCs w:val="24"/>
         </w:rPr>
@@ -13857,6 +15110,7 @@
       <w:r>
         <w:rPr>
           <w:rFonts w:ascii="Arial" w:hAnsi="Arial"/>
+          <w:color w:val="auto"/>
           <w:sz w:val="24"/>
           <w:szCs w:val="24"/>
         </w:rPr>
@@ -13870,13 +15124,15 @@
         <w:jc w:val="both"/>
         <w:rPr>
           <w:rFonts w:ascii="Arial" w:hAnsi="Arial"/>
-          <w:sz w:val="24"/>
-          <w:szCs w:val="24"/>
-        </w:rPr>
-      </w:pPr>
-      <w:r>
-        <w:rPr>
-          <w:rFonts w:ascii="Arial" w:hAnsi="Arial"/>
+          <w:color w:val="auto"/>
+          <w:sz w:val="24"/>
+          <w:szCs w:val="24"/>
+        </w:rPr>
+      </w:pPr>
+      <w:r>
+        <w:rPr>
+          <w:rFonts w:ascii="Arial" w:hAnsi="Arial"/>
+          <w:color w:val="auto"/>
           <w:sz w:val="24"/>
           <w:szCs w:val="24"/>
         </w:rPr>
@@ -13890,13 +15146,15 @@
         <w:jc w:val="both"/>
         <w:rPr>
           <w:rFonts w:ascii="Arial" w:hAnsi="Arial"/>
-          <w:sz w:val="24"/>
-          <w:szCs w:val="24"/>
-        </w:rPr>
-      </w:pPr>
-      <w:r>
-        <w:rPr>
-          <w:rFonts w:ascii="Arial" w:hAnsi="Arial"/>
+          <w:color w:val="auto"/>
+          <w:sz w:val="24"/>
+          <w:szCs w:val="24"/>
+        </w:rPr>
+      </w:pPr>
+      <w:r>
+        <w:rPr>
+          <w:rFonts w:ascii="Arial" w:hAnsi="Arial"/>
+          <w:color w:val="auto"/>
           <w:sz w:val="24"/>
           <w:szCs w:val="24"/>
         </w:rPr>
@@ -13908,13 +15166,15 @@
         <w:jc w:val="both"/>
         <w:rPr>
           <w:rFonts w:ascii="Arial" w:hAnsi="Arial"/>
-          <w:sz w:val="24"/>
-          <w:szCs w:val="24"/>
-        </w:rPr>
-      </w:pPr>
-      <w:r>
-        <w:rPr>
-          <w:rFonts w:ascii="Arial" w:hAnsi="Arial"/>
+          <w:color w:val="auto"/>
+          <w:sz w:val="24"/>
+          <w:szCs w:val="24"/>
+        </w:rPr>
+      </w:pPr>
+      <w:r>
+        <w:rPr>
+          <w:rFonts w:ascii="Arial" w:hAnsi="Arial"/>
+          <w:color w:val="auto"/>
           <w:sz w:val="24"/>
           <w:szCs w:val="24"/>
         </w:rPr>
@@ -13927,24 +15187,36 @@
         <w:jc w:val="both"/>
         <w:rPr>
           <w:rFonts w:ascii="Arial" w:hAnsi="Arial" w:cs="Arial"/>
-          <w:sz w:val="24"/>
-          <w:szCs w:val="24"/>
-        </w:rPr>
-      </w:pPr>
-      <w:bookmarkStart w:id="18" w:name="_Toc240396972"/>
-      <w:r>
-        <w:rPr>
-          <w:rFonts w:ascii="Arial" w:hAnsi="Arial" w:cs="Arial"/>
+          <w:color w:val="auto"/>
+          <w:sz w:val="24"/>
+          <w:szCs w:val="24"/>
+        </w:rPr>
+      </w:pPr>
+      <w:bookmarkStart w:id="21" w:name="_Toc240400495"/>
+      <w:r>
+        <w:rPr>
+          <w:rFonts w:ascii="Arial" w:hAnsi="Arial" w:cs="Arial"/>
+          <w:color w:val="auto"/>
           <w:sz w:val="24"/>
           <w:szCs w:val="24"/>
         </w:rPr>
         <w:lastRenderedPageBreak/>
-        <w:t xml:space="preserve">VIII. </w:t>
-      </w:r>
-      <w:proofErr w:type="spellStart"/>
-      <w:r>
-        <w:rPr>
-          <w:rFonts w:ascii="Arial" w:hAnsi="Arial" w:cs="Arial"/>
+        <w:t>IX</w:t>
+      </w:r>
+      <w:r>
+        <w:rPr>
+          <w:rFonts w:ascii="Arial" w:hAnsi="Arial" w:cs="Arial"/>
+          <w:color w:val="auto"/>
+          <w:sz w:val="24"/>
+          <w:szCs w:val="24"/>
+        </w:rPr>
+        <w:t xml:space="preserve">. </w:t>
+      </w:r>
+      <w:proofErr w:type="spellStart"/>
+      <w:r>
+        <w:rPr>
+          <w:rFonts w:ascii="Arial" w:hAnsi="Arial" w:cs="Arial"/>
+          <w:color w:val="auto"/>
           <w:sz w:val="24"/>
           <w:szCs w:val="24"/>
         </w:rPr>
@@ -13954,6 +15226,7 @@
       <w:r>
         <w:rPr>
           <w:rFonts w:ascii="Arial" w:hAnsi="Arial" w:cs="Arial"/>
+          <w:color w:val="auto"/>
           <w:sz w:val="24"/>
           <w:szCs w:val="24"/>
         </w:rPr>
@@ -13963,6 +15236,7 @@
       <w:r>
         <w:rPr>
           <w:rFonts w:ascii="Arial" w:hAnsi="Arial" w:cs="Arial"/>
+          <w:color w:val="auto"/>
           <w:sz w:val="24"/>
           <w:szCs w:val="24"/>
         </w:rPr>
@@ -13972,6 +15246,7 @@
       <w:r>
         <w:rPr>
           <w:rFonts w:ascii="Arial" w:hAnsi="Arial" w:cs="Arial"/>
+          <w:color w:val="auto"/>
           <w:sz w:val="24"/>
           <w:szCs w:val="24"/>
         </w:rPr>
@@ -13981,6 +15256,7 @@
       <w:r>
         <w:rPr>
           <w:rFonts w:ascii="Arial" w:hAnsi="Arial" w:cs="Arial"/>
+          <w:color w:val="auto"/>
           <w:sz w:val="24"/>
           <w:szCs w:val="24"/>
         </w:rPr>
@@ -13990,6 +15266,7 @@
       <w:r>
         <w:rPr>
           <w:rFonts w:ascii="Arial" w:hAnsi="Arial" w:cs="Arial"/>
+          <w:color w:val="auto"/>
           <w:sz w:val="24"/>
           <w:szCs w:val="24"/>
         </w:rPr>
@@ -13999,12 +15276,13 @@
       <w:r>
         <w:rPr>
           <w:rFonts w:ascii="Arial" w:hAnsi="Arial" w:cs="Arial"/>
+          <w:color w:val="auto"/>
           <w:sz w:val="24"/>
           <w:szCs w:val="24"/>
         </w:rPr>
         <w:t>criptográfica</w:t>
       </w:r>
-      <w:bookmarkEnd w:id="18"/>
+      <w:bookmarkEnd w:id="21"/>
       <w:proofErr w:type="spellEnd"/>
     </w:p>
     <w:p>
@@ -14012,13 +15290,15 @@
         <w:jc w:val="both"/>
         <w:rPr>
           <w:rFonts w:ascii="Arial" w:hAnsi="Arial"/>
-          <w:sz w:val="24"/>
-          <w:szCs w:val="24"/>
-        </w:rPr>
-      </w:pPr>
-      <w:r>
-        <w:rPr>
-          <w:rFonts w:ascii="Arial" w:hAnsi="Arial"/>
+          <w:color w:val="auto"/>
+          <w:sz w:val="24"/>
+          <w:szCs w:val="24"/>
+        </w:rPr>
+      </w:pPr>
+      <w:r>
+        <w:rPr>
+          <w:rFonts w:ascii="Arial" w:hAnsi="Arial"/>
+          <w:color w:val="auto"/>
           <w:sz w:val="24"/>
           <w:szCs w:val="24"/>
         </w:rPr>
@@ -14028,6 +15308,7 @@
       <w:r>
         <w:rPr>
           <w:rFonts w:ascii="Arial" w:hAnsi="Arial"/>
+          <w:color w:val="auto"/>
           <w:sz w:val="24"/>
           <w:szCs w:val="24"/>
         </w:rPr>
@@ -14037,6 +15318,7 @@
       <w:r>
         <w:rPr>
           <w:rFonts w:ascii="Arial" w:hAnsi="Arial"/>
+          <w:color w:val="auto"/>
           <w:sz w:val="24"/>
           <w:szCs w:val="24"/>
         </w:rPr>
@@ -14084,10 +15366,11 @@
           </w:tcPr>
           <w:p>
             <w:pPr>
-              <w:spacing w:after="40" w:line="252" w:lineRule="auto"/>
+              <w:spacing w:after="40"/>
               <w:jc w:val="both"/>
               <w:rPr>
                 <w:rFonts w:ascii="Arial" w:hAnsi="Arial"/>
+                <w:color w:val="auto"/>
                 <w:sz w:val="24"/>
                 <w:szCs w:val="24"/>
               </w:rPr>
@@ -14096,6 +15379,7 @@
               <w:rPr>
                 <w:rFonts w:ascii="Arial" w:hAnsi="Arial"/>
                 <w:b/>
+                <w:color w:val="auto"/>
                 <w:sz w:val="24"/>
                 <w:szCs w:val="24"/>
               </w:rPr>
@@ -14117,10 +15401,11 @@
           </w:tcPr>
           <w:p>
             <w:pPr>
-              <w:spacing w:after="40" w:line="252" w:lineRule="auto"/>
+              <w:spacing w:after="40"/>
               <w:jc w:val="both"/>
               <w:rPr>
                 <w:rFonts w:ascii="Arial" w:hAnsi="Arial"/>
+                <w:color w:val="auto"/>
                 <w:sz w:val="24"/>
                 <w:szCs w:val="24"/>
               </w:rPr>
@@ -14129,6 +15414,7 @@
               <w:rPr>
                 <w:rFonts w:ascii="Arial" w:hAnsi="Arial"/>
                 <w:b/>
+                <w:color w:val="auto"/>
                 <w:sz w:val="24"/>
                 <w:szCs w:val="24"/>
               </w:rPr>
@@ -14150,10 +15436,11 @@
           </w:tcPr>
           <w:p>
             <w:pPr>
-              <w:spacing w:after="40" w:line="252" w:lineRule="auto"/>
+              <w:spacing w:after="40"/>
               <w:jc w:val="both"/>
               <w:rPr>
                 <w:rFonts w:ascii="Arial" w:hAnsi="Arial"/>
+                <w:color w:val="auto"/>
                 <w:sz w:val="24"/>
                 <w:szCs w:val="24"/>
               </w:rPr>
@@ -14162,6 +15449,7 @@
               <w:rPr>
                 <w:rFonts w:ascii="Arial" w:hAnsi="Arial"/>
                 <w:b/>
+                <w:color w:val="auto"/>
                 <w:sz w:val="24"/>
                 <w:szCs w:val="24"/>
               </w:rPr>
@@ -14183,10 +15471,11 @@
           </w:tcPr>
           <w:p>
             <w:pPr>
-              <w:spacing w:after="40" w:line="252" w:lineRule="auto"/>
+              <w:spacing w:after="40"/>
               <w:jc w:val="both"/>
               <w:rPr>
                 <w:rFonts w:ascii="Arial" w:hAnsi="Arial"/>
+                <w:color w:val="auto"/>
                 <w:sz w:val="24"/>
                 <w:szCs w:val="24"/>
               </w:rPr>
@@ -14195,6 +15484,7 @@
               <w:rPr>
                 <w:rFonts w:ascii="Arial" w:hAnsi="Arial"/>
                 <w:b/>
+                <w:color w:val="auto"/>
                 <w:sz w:val="24"/>
                 <w:szCs w:val="24"/>
               </w:rPr>
@@ -14222,10 +15512,11 @@
           </w:tcPr>
           <w:p>
             <w:pPr>
-              <w:spacing w:after="40" w:line="252" w:lineRule="auto"/>
+              <w:spacing w:after="40"/>
               <w:jc w:val="both"/>
               <w:rPr>
                 <w:rFonts w:ascii="Arial" w:hAnsi="Arial"/>
+                <w:color w:val="auto"/>
                 <w:sz w:val="24"/>
                 <w:szCs w:val="24"/>
               </w:rPr>
@@ -14234,6 +15525,7 @@
             <w:r>
               <w:rPr>
                 <w:rFonts w:ascii="Arial" w:hAnsi="Arial"/>
+                <w:color w:val="auto"/>
                 <w:sz w:val="24"/>
                 <w:szCs w:val="24"/>
               </w:rPr>
@@ -14243,6 +15535,7 @@
             <w:r>
               <w:rPr>
                 <w:rFonts w:ascii="Arial" w:hAnsi="Arial"/>
+                <w:color w:val="auto"/>
                 <w:sz w:val="24"/>
                 <w:szCs w:val="24"/>
               </w:rPr>
@@ -14264,10 +15557,11 @@
           </w:tcPr>
           <w:p>
             <w:pPr>
-              <w:spacing w:after="40" w:line="252" w:lineRule="auto"/>
+              <w:spacing w:after="40"/>
               <w:jc w:val="both"/>
               <w:rPr>
                 <w:rFonts w:ascii="Arial" w:hAnsi="Arial"/>
+                <w:color w:val="auto"/>
                 <w:sz w:val="24"/>
                 <w:szCs w:val="24"/>
               </w:rPr>
@@ -14275,6 +15569,7 @@
             <w:r>
               <w:rPr>
                 <w:rFonts w:ascii="Arial" w:hAnsi="Arial"/>
+                <w:color w:val="auto"/>
                 <w:sz w:val="24"/>
                 <w:szCs w:val="24"/>
               </w:rPr>
@@ -14296,10 +15591,11 @@
           </w:tcPr>
           <w:p>
             <w:pPr>
-              <w:spacing w:after="40" w:line="252" w:lineRule="auto"/>
+              <w:spacing w:after="40"/>
               <w:jc w:val="both"/>
               <w:rPr>
                 <w:rFonts w:ascii="Arial" w:hAnsi="Arial"/>
+                <w:color w:val="auto"/>
                 <w:sz w:val="24"/>
                 <w:szCs w:val="24"/>
               </w:rPr>
@@ -14307,6 +15603,7 @@
             <w:r>
               <w:rPr>
                 <w:rFonts w:ascii="Arial" w:hAnsi="Arial"/>
+                <w:color w:val="auto"/>
                 <w:sz w:val="24"/>
                 <w:szCs w:val="24"/>
               </w:rPr>
@@ -14328,10 +15625,11 @@
           </w:tcPr>
           <w:p>
             <w:pPr>
-              <w:spacing w:after="40" w:line="252" w:lineRule="auto"/>
+              <w:spacing w:after="40"/>
               <w:jc w:val="both"/>
               <w:rPr>
                 <w:rFonts w:ascii="Arial" w:hAnsi="Arial"/>
+                <w:color w:val="auto"/>
                 <w:sz w:val="24"/>
                 <w:szCs w:val="24"/>
               </w:rPr>
@@ -14339,6 +15637,7 @@
             <w:r>
               <w:rPr>
                 <w:rFonts w:ascii="Arial" w:hAnsi="Arial"/>
+                <w:color w:val="auto"/>
                 <w:sz w:val="24"/>
                 <w:szCs w:val="24"/>
               </w:rPr>
@@ -14366,10 +15665,11 @@
           </w:tcPr>
           <w:p>
             <w:pPr>
-              <w:spacing w:after="40" w:line="252" w:lineRule="auto"/>
+              <w:spacing w:after="40"/>
               <w:jc w:val="both"/>
               <w:rPr>
                 <w:rFonts w:ascii="Arial" w:hAnsi="Arial"/>
+                <w:color w:val="auto"/>
                 <w:sz w:val="24"/>
                 <w:szCs w:val="24"/>
               </w:rPr>
@@ -14378,6 +15678,7 @@
             <w:r>
               <w:rPr>
                 <w:rFonts w:ascii="Arial" w:hAnsi="Arial"/>
+                <w:color w:val="auto"/>
                 <w:sz w:val="24"/>
                 <w:szCs w:val="24"/>
               </w:rPr>
@@ -14387,6 +15688,7 @@
             <w:r>
               <w:rPr>
                 <w:rFonts w:ascii="Arial" w:hAnsi="Arial"/>
+                <w:color w:val="auto"/>
                 <w:sz w:val="24"/>
                 <w:szCs w:val="24"/>
               </w:rPr>
@@ -14408,10 +15710,11 @@
           </w:tcPr>
           <w:p>
             <w:pPr>
-              <w:spacing w:after="40" w:line="252" w:lineRule="auto"/>
+              <w:spacing w:after="40"/>
               <w:jc w:val="both"/>
               <w:rPr>
                 <w:rFonts w:ascii="Arial" w:hAnsi="Arial"/>
+                <w:color w:val="auto"/>
                 <w:sz w:val="24"/>
                 <w:szCs w:val="24"/>
               </w:rPr>
@@ -14419,6 +15722,7 @@
             <w:r>
               <w:rPr>
                 <w:rFonts w:ascii="Arial" w:hAnsi="Arial"/>
+                <w:color w:val="auto"/>
                 <w:sz w:val="24"/>
                 <w:szCs w:val="24"/>
               </w:rPr>
@@ -14428,6 +15732,7 @@
             <w:r>
               <w:rPr>
                 <w:rFonts w:ascii="Arial" w:hAnsi="Arial"/>
+                <w:color w:val="auto"/>
                 <w:sz w:val="24"/>
                 <w:szCs w:val="24"/>
               </w:rPr>
@@ -14437,6 +15742,7 @@
             <w:r>
               <w:rPr>
                 <w:rFonts w:ascii="Arial" w:hAnsi="Arial"/>
+                <w:color w:val="auto"/>
                 <w:sz w:val="24"/>
                 <w:szCs w:val="24"/>
               </w:rPr>
@@ -14458,10 +15764,11 @@
           </w:tcPr>
           <w:p>
             <w:pPr>
-              <w:spacing w:after="40" w:line="252" w:lineRule="auto"/>
+              <w:spacing w:after="40"/>
               <w:jc w:val="both"/>
               <w:rPr>
                 <w:rFonts w:ascii="Arial" w:hAnsi="Arial"/>
+                <w:color w:val="auto"/>
                 <w:sz w:val="24"/>
                 <w:szCs w:val="24"/>
               </w:rPr>
@@ -14469,6 +15776,7 @@
             <w:r>
               <w:rPr>
                 <w:rFonts w:ascii="Arial" w:hAnsi="Arial"/>
+                <w:color w:val="auto"/>
                 <w:sz w:val="24"/>
                 <w:szCs w:val="24"/>
               </w:rPr>
@@ -14490,10 +15798,11 @@
           </w:tcPr>
           <w:p>
             <w:pPr>
-              <w:spacing w:after="40" w:line="252" w:lineRule="auto"/>
+              <w:spacing w:after="40"/>
               <w:jc w:val="both"/>
               <w:rPr>
                 <w:rFonts w:ascii="Arial" w:hAnsi="Arial"/>
+                <w:color w:val="auto"/>
                 <w:sz w:val="24"/>
                 <w:szCs w:val="24"/>
               </w:rPr>
@@ -14501,6 +15810,7 @@
             <w:r>
               <w:rPr>
                 <w:rFonts w:ascii="Arial" w:hAnsi="Arial"/>
+                <w:color w:val="auto"/>
                 <w:sz w:val="24"/>
                 <w:szCs w:val="24"/>
               </w:rPr>
@@ -14528,10 +15838,11 @@
           </w:tcPr>
           <w:p>
             <w:pPr>
-              <w:spacing w:after="40" w:line="252" w:lineRule="auto"/>
+              <w:spacing w:after="40"/>
               <w:jc w:val="both"/>
               <w:rPr>
                 <w:rFonts w:ascii="Arial" w:hAnsi="Arial"/>
+                <w:color w:val="auto"/>
                 <w:sz w:val="24"/>
                 <w:szCs w:val="24"/>
               </w:rPr>
@@ -14539,6 +15850,7 @@
             <w:r>
               <w:rPr>
                 <w:rFonts w:ascii="Arial" w:hAnsi="Arial"/>
+                <w:color w:val="auto"/>
                 <w:sz w:val="24"/>
                 <w:szCs w:val="24"/>
               </w:rPr>
@@ -14560,10 +15872,11 @@
           </w:tcPr>
           <w:p>
             <w:pPr>
-              <w:spacing w:after="40" w:line="252" w:lineRule="auto"/>
+              <w:spacing w:after="40"/>
               <w:jc w:val="both"/>
               <w:rPr>
                 <w:rFonts w:ascii="Arial" w:hAnsi="Arial"/>
+                <w:color w:val="auto"/>
                 <w:sz w:val="24"/>
                 <w:szCs w:val="24"/>
               </w:rPr>
@@ -14571,6 +15884,7 @@
             <w:r>
               <w:rPr>
                 <w:rFonts w:ascii="Arial" w:hAnsi="Arial"/>
+                <w:color w:val="auto"/>
                 <w:sz w:val="24"/>
                 <w:szCs w:val="24"/>
               </w:rPr>
@@ -14592,10 +15906,11 @@
           </w:tcPr>
           <w:p>
             <w:pPr>
-              <w:spacing w:after="40" w:line="252" w:lineRule="auto"/>
+              <w:spacing w:after="40"/>
               <w:jc w:val="both"/>
               <w:rPr>
                 <w:rFonts w:ascii="Arial" w:hAnsi="Arial"/>
+                <w:color w:val="auto"/>
                 <w:sz w:val="24"/>
                 <w:szCs w:val="24"/>
               </w:rPr>
@@ -14603,6 +15918,7 @@
             <w:r>
               <w:rPr>
                 <w:rFonts w:ascii="Arial" w:hAnsi="Arial"/>
+                <w:color w:val="auto"/>
                 <w:sz w:val="24"/>
                 <w:szCs w:val="24"/>
               </w:rPr>
@@ -14624,10 +15940,11 @@
           </w:tcPr>
           <w:p>
             <w:pPr>
-              <w:spacing w:after="40" w:line="252" w:lineRule="auto"/>
+              <w:spacing w:after="40"/>
               <w:jc w:val="both"/>
               <w:rPr>
                 <w:rFonts w:ascii="Arial" w:hAnsi="Arial"/>
+                <w:color w:val="auto"/>
                 <w:sz w:val="24"/>
                 <w:szCs w:val="24"/>
               </w:rPr>
@@ -14635,6 +15952,7 @@
             <w:r>
               <w:rPr>
                 <w:rFonts w:ascii="Arial" w:hAnsi="Arial"/>
+                <w:color w:val="auto"/>
                 <w:sz w:val="24"/>
                 <w:szCs w:val="24"/>
               </w:rPr>
@@ -14662,10 +15980,11 @@
           </w:tcPr>
           <w:p>
             <w:pPr>
-              <w:spacing w:after="40" w:line="252" w:lineRule="auto"/>
+              <w:spacing w:after="40"/>
               <w:jc w:val="both"/>
               <w:rPr>
                 <w:rFonts w:ascii="Arial" w:hAnsi="Arial"/>
+                <w:color w:val="auto"/>
                 <w:sz w:val="24"/>
                 <w:szCs w:val="24"/>
               </w:rPr>
@@ -14673,6 +15992,7 @@
             <w:r>
               <w:rPr>
                 <w:rFonts w:ascii="Arial" w:hAnsi="Arial"/>
+                <w:color w:val="auto"/>
                 <w:sz w:val="24"/>
                 <w:szCs w:val="24"/>
               </w:rPr>
@@ -14694,10 +16014,11 @@
           </w:tcPr>
           <w:p>
             <w:pPr>
-              <w:spacing w:after="40" w:line="252" w:lineRule="auto"/>
+              <w:spacing w:after="40"/>
               <w:jc w:val="both"/>
               <w:rPr>
                 <w:rFonts w:ascii="Arial" w:hAnsi="Arial"/>
+                <w:color w:val="auto"/>
                 <w:sz w:val="24"/>
                 <w:szCs w:val="24"/>
               </w:rPr>
@@ -14705,6 +16026,7 @@
             <w:r>
               <w:rPr>
                 <w:rFonts w:ascii="Arial" w:hAnsi="Arial"/>
+                <w:color w:val="auto"/>
                 <w:sz w:val="24"/>
                 <w:szCs w:val="24"/>
               </w:rPr>
@@ -14726,10 +16048,11 @@
           </w:tcPr>
           <w:p>
             <w:pPr>
-              <w:spacing w:after="40" w:line="252" w:lineRule="auto"/>
+              <w:spacing w:after="40"/>
               <w:jc w:val="both"/>
               <w:rPr>
                 <w:rFonts w:ascii="Arial" w:hAnsi="Arial"/>
+                <w:color w:val="auto"/>
                 <w:sz w:val="24"/>
                 <w:szCs w:val="24"/>
               </w:rPr>
@@ -14737,6 +16060,7 @@
             <w:r>
               <w:rPr>
                 <w:rFonts w:ascii="Arial" w:hAnsi="Arial"/>
+                <w:color w:val="auto"/>
                 <w:sz w:val="24"/>
                 <w:szCs w:val="24"/>
               </w:rPr>
@@ -14758,10 +16082,11 @@
           </w:tcPr>
           <w:p>
             <w:pPr>
-              <w:spacing w:after="40" w:line="252" w:lineRule="auto"/>
+              <w:spacing w:after="40"/>
               <w:jc w:val="both"/>
               <w:rPr>
                 <w:rFonts w:ascii="Arial" w:hAnsi="Arial"/>
+                <w:color w:val="auto"/>
                 <w:sz w:val="24"/>
                 <w:szCs w:val="24"/>
               </w:rPr>
@@ -14769,6 +16094,7 @@
             <w:r>
               <w:rPr>
                 <w:rFonts w:ascii="Arial" w:hAnsi="Arial"/>
+                <w:color w:val="auto"/>
                 <w:sz w:val="24"/>
                 <w:szCs w:val="24"/>
               </w:rPr>
@@ -14796,10 +16122,11 @@
           </w:tcPr>
           <w:p>
             <w:pPr>
-              <w:spacing w:after="40" w:line="252" w:lineRule="auto"/>
+              <w:spacing w:after="40"/>
               <w:jc w:val="both"/>
               <w:rPr>
                 <w:rFonts w:ascii="Arial" w:hAnsi="Arial"/>
+                <w:color w:val="auto"/>
                 <w:sz w:val="24"/>
                 <w:szCs w:val="24"/>
               </w:rPr>
@@ -14807,6 +16134,7 @@
             <w:r>
               <w:rPr>
                 <w:rFonts w:ascii="Arial" w:hAnsi="Arial"/>
+                <w:color w:val="auto"/>
                 <w:sz w:val="24"/>
                 <w:szCs w:val="24"/>
               </w:rPr>
@@ -14828,10 +16156,11 @@
           </w:tcPr>
           <w:p>
             <w:pPr>
-              <w:spacing w:after="40" w:line="252" w:lineRule="auto"/>
+              <w:spacing w:after="40"/>
               <w:jc w:val="both"/>
               <w:rPr>
                 <w:rFonts w:ascii="Arial" w:hAnsi="Arial"/>
+                <w:color w:val="auto"/>
                 <w:sz w:val="24"/>
                 <w:szCs w:val="24"/>
               </w:rPr>
@@ -14839,6 +16168,7 @@
             <w:r>
               <w:rPr>
                 <w:rFonts w:ascii="Arial" w:hAnsi="Arial"/>
+                <w:color w:val="auto"/>
                 <w:sz w:val="24"/>
                 <w:szCs w:val="24"/>
               </w:rPr>
@@ -14860,10 +16190,11 @@
           </w:tcPr>
           <w:p>
             <w:pPr>
-              <w:spacing w:after="40" w:line="252" w:lineRule="auto"/>
+              <w:spacing w:after="40"/>
               <w:jc w:val="both"/>
               <w:rPr>
                 <w:rFonts w:ascii="Arial" w:hAnsi="Arial"/>
+                <w:color w:val="auto"/>
                 <w:sz w:val="24"/>
                 <w:szCs w:val="24"/>
               </w:rPr>
@@ -14871,6 +16202,7 @@
             <w:r>
               <w:rPr>
                 <w:rFonts w:ascii="Arial" w:hAnsi="Arial"/>
+                <w:color w:val="auto"/>
                 <w:sz w:val="24"/>
                 <w:szCs w:val="24"/>
               </w:rPr>
@@ -14892,10 +16224,11 @@
           </w:tcPr>
           <w:p>
             <w:pPr>
-              <w:spacing w:after="40" w:line="252" w:lineRule="auto"/>
+              <w:spacing w:after="40"/>
               <w:jc w:val="both"/>
               <w:rPr>
                 <w:rFonts w:ascii="Arial" w:hAnsi="Arial"/>
+                <w:color w:val="auto"/>
                 <w:sz w:val="24"/>
                 <w:szCs w:val="24"/>
               </w:rPr>
@@ -14903,6 +16236,7 @@
             <w:r>
               <w:rPr>
                 <w:rFonts w:ascii="Arial" w:hAnsi="Arial"/>
+                <w:color w:val="auto"/>
                 <w:sz w:val="24"/>
                 <w:szCs w:val="24"/>
               </w:rPr>
@@ -14930,10 +16264,11 @@
           </w:tcPr>
           <w:p>
             <w:pPr>
-              <w:spacing w:after="40" w:line="252" w:lineRule="auto"/>
+              <w:spacing w:after="40"/>
               <w:jc w:val="both"/>
               <w:rPr>
                 <w:rFonts w:ascii="Arial" w:hAnsi="Arial"/>
+                <w:color w:val="auto"/>
                 <w:sz w:val="24"/>
                 <w:szCs w:val="24"/>
               </w:rPr>
@@ -14941,6 +16276,7 @@
             <w:r>
               <w:rPr>
                 <w:rFonts w:ascii="Arial" w:hAnsi="Arial"/>
+                <w:color w:val="auto"/>
                 <w:sz w:val="24"/>
                 <w:szCs w:val="24"/>
               </w:rPr>
@@ -14962,10 +16298,11 @@
           </w:tcPr>
           <w:p>
             <w:pPr>
-              <w:spacing w:after="40" w:line="252" w:lineRule="auto"/>
+              <w:spacing w:after="40"/>
               <w:jc w:val="both"/>
               <w:rPr>
                 <w:rFonts w:ascii="Arial" w:hAnsi="Arial"/>
+                <w:color w:val="auto"/>
                 <w:sz w:val="24"/>
                 <w:szCs w:val="24"/>
               </w:rPr>
@@ -14973,6 +16310,7 @@
             <w:r>
               <w:rPr>
                 <w:rFonts w:ascii="Arial" w:hAnsi="Arial"/>
+                <w:color w:val="auto"/>
                 <w:sz w:val="24"/>
                 <w:szCs w:val="24"/>
               </w:rPr>
@@ -14994,10 +16332,11 @@
           </w:tcPr>
           <w:p>
             <w:pPr>
-              <w:spacing w:after="40" w:line="252" w:lineRule="auto"/>
+              <w:spacing w:after="40"/>
               <w:jc w:val="both"/>
               <w:rPr>
                 <w:rFonts w:ascii="Arial" w:hAnsi="Arial"/>
+                <w:color w:val="auto"/>
                 <w:sz w:val="24"/>
                 <w:szCs w:val="24"/>
               </w:rPr>
@@ -15005,6 +16344,7 @@
             <w:r>
               <w:rPr>
                 <w:rFonts w:ascii="Arial" w:hAnsi="Arial"/>
+                <w:color w:val="auto"/>
                 <w:sz w:val="24"/>
                 <w:szCs w:val="24"/>
               </w:rPr>
@@ -15026,10 +16366,11 @@
           </w:tcPr>
           <w:p>
             <w:pPr>
-              <w:spacing w:after="40" w:line="252" w:lineRule="auto"/>
+              <w:spacing w:after="40"/>
               <w:jc w:val="both"/>
               <w:rPr>
                 <w:rFonts w:ascii="Arial" w:hAnsi="Arial"/>
+                <w:color w:val="auto"/>
                 <w:sz w:val="24"/>
                 <w:szCs w:val="24"/>
               </w:rPr>
@@ -15037,6 +16378,7 @@
             <w:r>
               <w:rPr>
                 <w:rFonts w:ascii="Arial" w:hAnsi="Arial"/>
+                <w:color w:val="auto"/>
                 <w:sz w:val="24"/>
                 <w:szCs w:val="24"/>
               </w:rPr>
@@ -15046,6 +16388,7 @@
             <w:r>
               <w:rPr>
                 <w:rFonts w:ascii="Arial" w:hAnsi="Arial"/>
+                <w:color w:val="auto"/>
                 <w:sz w:val="24"/>
                 <w:szCs w:val="24"/>
               </w:rPr>
@@ -15055,6 +16398,7 @@
             <w:r>
               <w:rPr>
                 <w:rFonts w:ascii="Arial" w:hAnsi="Arial"/>
+                <w:color w:val="auto"/>
                 <w:sz w:val="24"/>
                 <w:szCs w:val="24"/>
               </w:rPr>
@@ -15082,10 +16426,11 @@
           </w:tcPr>
           <w:p>
             <w:pPr>
-              <w:spacing w:after="40" w:line="252" w:lineRule="auto"/>
+              <w:spacing w:after="40"/>
               <w:jc w:val="both"/>
               <w:rPr>
                 <w:rFonts w:ascii="Arial" w:hAnsi="Arial"/>
+                <w:color w:val="auto"/>
                 <w:sz w:val="24"/>
                 <w:szCs w:val="24"/>
               </w:rPr>
@@ -15093,6 +16438,7 @@
             <w:r>
               <w:rPr>
                 <w:rFonts w:ascii="Arial" w:hAnsi="Arial"/>
+                <w:color w:val="auto"/>
                 <w:sz w:val="24"/>
                 <w:szCs w:val="24"/>
               </w:rPr>
@@ -15114,10 +16460,11 @@
           </w:tcPr>
           <w:p>
             <w:pPr>
-              <w:spacing w:after="40" w:line="252" w:lineRule="auto"/>
+              <w:spacing w:after="40"/>
               <w:jc w:val="both"/>
               <w:rPr>
                 <w:rFonts w:ascii="Arial" w:hAnsi="Arial"/>
+                <w:color w:val="auto"/>
                 <w:sz w:val="24"/>
                 <w:szCs w:val="24"/>
               </w:rPr>
@@ -15125,6 +16472,7 @@
             <w:r>
               <w:rPr>
                 <w:rFonts w:ascii="Arial" w:hAnsi="Arial"/>
+                <w:color w:val="auto"/>
                 <w:sz w:val="24"/>
                 <w:szCs w:val="24"/>
               </w:rPr>
@@ -15146,10 +16494,11 @@
           </w:tcPr>
           <w:p>
             <w:pPr>
-              <w:spacing w:after="40" w:line="252" w:lineRule="auto"/>
+              <w:spacing w:after="40"/>
               <w:jc w:val="both"/>
               <w:rPr>
                 <w:rFonts w:ascii="Arial" w:hAnsi="Arial"/>
+                <w:color w:val="auto"/>
                 <w:sz w:val="24"/>
                 <w:szCs w:val="24"/>
               </w:rPr>
@@ -15157,6 +16506,7 @@
             <w:r>
               <w:rPr>
                 <w:rFonts w:ascii="Arial" w:hAnsi="Arial"/>
+                <w:color w:val="auto"/>
                 <w:sz w:val="24"/>
                 <w:szCs w:val="24"/>
               </w:rPr>
@@ -15178,10 +16528,11 @@
           </w:tcPr>
           <w:p>
             <w:pPr>
-              <w:spacing w:after="40" w:line="252" w:lineRule="auto"/>
+              <w:spacing w:after="40"/>
               <w:jc w:val="both"/>
               <w:rPr>
                 <w:rFonts w:ascii="Arial" w:hAnsi="Arial"/>
+                <w:color w:val="auto"/>
                 <w:sz w:val="24"/>
                 <w:szCs w:val="24"/>
               </w:rPr>
@@ -15189,6 +16540,7 @@
             <w:r>
               <w:rPr>
                 <w:rFonts w:ascii="Arial" w:hAnsi="Arial"/>
+                <w:color w:val="auto"/>
                 <w:sz w:val="24"/>
                 <w:szCs w:val="24"/>
               </w:rPr>
@@ -15198,6 +16550,7 @@
             <w:r>
               <w:rPr>
                 <w:rFonts w:ascii="Arial" w:hAnsi="Arial"/>
+                <w:color w:val="auto"/>
                 <w:sz w:val="24"/>
                 <w:szCs w:val="24"/>
               </w:rPr>
@@ -15207,6 +16560,7 @@
             <w:r>
               <w:rPr>
                 <w:rFonts w:ascii="Arial" w:hAnsi="Arial"/>
+                <w:color w:val="auto"/>
                 <w:sz w:val="24"/>
                 <w:szCs w:val="24"/>
               </w:rPr>
@@ -15216,10 +16570,19 @@
         </w:tc>
       </w:tr>
     </w:tbl>
-    <w:p/>
+    <w:p>
+      <w:pPr>
+        <w:rPr>
+          <w:rFonts w:ascii="Arial" w:hAnsi="Arial"/>
+          <w:color w:val="auto"/>
+          <w:sz w:val="24"/>
+          <w:szCs w:val="24"/>
+        </w:rPr>
+      </w:pPr>
+    </w:p>
     <w:sectPr>
-      <w:headerReference w:type="default" r:id="rId23"/>
-      <w:footerReference w:type="default" r:id="rId24"/>
+      <w:headerReference w:type="default" r:id="rId26"/>
+      <w:footerReference w:type="default" r:id="rId27"/>
       <w:pgSz w:w="12240" w:h="15840"/>
       <w:pgMar w:top="1152" w:right="1152" w:bottom="1296" w:left="1152" w:header="432" w:footer="576" w:gutter="0"/>
       <w:cols w:space="720"/>
@@ -15378,7 +16741,7 @@
         </mc:Choice>
         <mc:Fallback>
           <w:pict>
-            <v:shape w14:anchorId="48D331B4" id="Graphic 17" o:spid="_x0000_s1026" style="position:absolute;margin-left:42.5pt;margin-top:739.9pt;width:218.15pt;height:.1pt;z-index:-15813632;visibility:visible;mso-wrap-style:square;mso-wrap-distance-left:0;mso-wrap-distance-top:0;mso-wrap-distance-right:0;mso-wrap-distance-bottom:0;mso-position-horizontal:absolute;mso-position-horizontal-relative:page;mso-position-vertical:absolute;mso-position-vertical-relative:page;v-text-anchor:top" coordsize="2770505,1270" o:gfxdata="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" path="m,l2770204,e" filled="f" strokecolor="#1d4b63">
+            <v:shape w14:anchorId="100BB4DC" id="Graphic 17" o:spid="_x0000_s1026" style="position:absolute;margin-left:42.5pt;margin-top:739.9pt;width:218.15pt;height:.1pt;z-index:-15813632;visibility:visible;mso-wrap-style:square;mso-wrap-distance-left:0;mso-wrap-distance-top:0;mso-wrap-distance-right:0;mso-wrap-distance-bottom:0;mso-position-horizontal:absolute;mso-position-horizontal-relative:page;mso-position-vertical:absolute;mso-position-vertical-relative:page;v-text-anchor:top" coordsize="2770505,1270" o:gfxdata="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" path="m,l2770204,e" filled="f" strokecolor="#1d4b63">
               <v:path arrowok="t"/>
               <w10:wrap anchorx="page" anchory="page"/>
             </v:shape>
@@ -15457,7 +16820,7 @@
         </mc:Choice>
         <mc:Fallback>
           <w:pict>
-            <v:shape w14:anchorId="30B53B58" id="Graphic 18" o:spid="_x0000_s1026" style="position:absolute;margin-left:371.35pt;margin-top:739.9pt;width:198.15pt;height:.1pt;z-index:-15813120;visibility:visible;mso-wrap-style:square;mso-wrap-distance-left:0;mso-wrap-distance-top:0;mso-wrap-distance-right:0;mso-wrap-distance-bottom:0;mso-position-horizontal:absolute;mso-position-horizontal-relative:page;mso-position-vertical:absolute;mso-position-vertical-relative:page;v-text-anchor:top" coordsize="2516505,1270" o:gfxdata="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" path="m,l2516399,e" filled="f" strokecolor="#1d4b63">
+            <v:shape w14:anchorId="17BE47DA" id="Graphic 18" o:spid="_x0000_s1026" style="position:absolute;margin-left:371.35pt;margin-top:739.9pt;width:198.15pt;height:.1pt;z-index:-15813120;visibility:visible;mso-wrap-style:square;mso-wrap-distance-left:0;mso-wrap-distance-top:0;mso-wrap-distance-right:0;mso-wrap-distance-bottom:0;mso-position-horizontal:absolute;mso-position-horizontal-relative:page;mso-position-vertical:absolute;mso-position-vertical-relative:page;v-text-anchor:top" coordsize="2516505,1270" o:gfxdata="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" path="m,l2516399,e" filled="f" strokecolor="#1d4b63">
               <v:path arrowok="t"/>
               <w10:wrap anchorx="page" anchory="page"/>
             </v:shape>
@@ -15620,7 +16983,7 @@
         </mc:Choice>
         <mc:Fallback>
           <w:pict>
-            <v:group w14:anchorId="5B49F7C3" id="Group 12" o:spid="_x0000_s1026" style="position:absolute;margin-left:42.5pt;margin-top:37.85pt;width:527pt;height:9.1pt;z-index:-15815168;mso-wrap-distance-left:0;mso-wrap-distance-right:0;mso-position-horizontal-relative:page;mso-position-vertical-relative:page" coordsize="66929,1155" o:gfxdata="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">
+            <v:group w14:anchorId="71F37FDF" id="Group 12" o:spid="_x0000_s1026" style="position:absolute;margin-left:42.5pt;margin-top:37.85pt;width:527pt;height:9.1pt;z-index:-15815168;mso-wrap-distance-left:0;mso-wrap-distance-right:0;mso-position-horizontal-relative:page;mso-position-vertical-relative:page" coordsize="66929,1155" o:gfxdata="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">
               <v:shape id="Graphic 13" o:spid="_x0000_s1027" style="position:absolute;left:539;top:551;width:66390;height:13;visibility:visible;mso-wrap-style:square;v-text-anchor:top" coordsize="6638925,1270" o:gfxdata="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" path="m,l6638404,e" filled="f" strokecolor="#1d4b63">
                 <v:path arrowok="t"/>
               </v:shape>
@@ -16990,6 +18353,50 @@
       <w:lang w:val="es-ES"/>
     </w:rPr>
   </w:style>
+  <w:style w:type="paragraph" w:styleId="Ttulo1">
+    <w:name w:val="heading 1"/>
+    <w:basedOn w:val="Normal"/>
+    <w:next w:val="Normal"/>
+    <w:link w:val="Ttulo1Car"/>
+    <w:uiPriority w:val="9"/>
+    <w:qFormat/>
+    <w:rsid w:val="002D371B"/>
+    <w:pPr>
+      <w:keepNext/>
+      <w:keepLines/>
+      <w:spacing w:before="240" w:after="0"/>
+      <w:outlineLvl w:val="0"/>
+    </w:pPr>
+    <w:rPr>
+      <w:rFonts w:asciiTheme="majorHAnsi" w:eastAsiaTheme="majorEastAsia" w:hAnsiTheme="majorHAnsi" w:cstheme="majorBidi"/>
+      <w:color w:val="365F91" w:themeColor="accent1" w:themeShade="BF"/>
+      <w:sz w:val="32"/>
+      <w:szCs w:val="32"/>
+    </w:rPr>
+  </w:style>
+  <w:style w:type="paragraph" w:styleId="Ttulo2">
+    <w:name w:val="heading 2"/>
+    <w:basedOn w:val="Normal"/>
+    <w:next w:val="Normal"/>
+    <w:link w:val="Ttulo2Car"/>
+    <w:uiPriority w:val="9"/>
+    <w:semiHidden/>
+    <w:unhideWhenUsed/>
+    <w:qFormat/>
+    <w:rsid w:val="00A212A6"/>
+    <w:pPr>
+      <w:keepNext/>
+      <w:keepLines/>
+      <w:spacing w:before="40" w:after="0"/>
+      <w:outlineLvl w:val="1"/>
+    </w:pPr>
+    <w:rPr>
+      <w:rFonts w:asciiTheme="majorHAnsi" w:eastAsiaTheme="majorEastAsia" w:hAnsiTheme="majorHAnsi" w:cstheme="majorBidi"/>
+      <w:color w:val="365F91" w:themeColor="accent1" w:themeShade="BF"/>
+      <w:sz w:val="26"/>
+      <w:szCs w:val="26"/>
+    </w:rPr>
+  </w:style>
   <w:style w:type="character" w:default="1" w:styleId="Fuentedeprrafopredeter">
     <w:name w:val="Default Paragraph Font"/>
     <w:uiPriority w:val="1"/>
@@ -17224,6 +18631,35 @@
     <w:rPr>
       <w:color w:val="0000FF" w:themeColor="hyperlink"/>
       <w:u w:val="single"/>
+    </w:rPr>
+  </w:style>
+  <w:style w:type="character" w:customStyle="1" w:styleId="Ttulo1Car">
+    <w:name w:val="Título 1 Car"/>
+    <w:basedOn w:val="Fuentedeprrafopredeter"/>
+    <w:link w:val="Ttulo1"/>
+    <w:uiPriority w:val="9"/>
+    <w:rsid w:val="002D371B"/>
+    <w:rPr>
+      <w:rFonts w:asciiTheme="majorHAnsi" w:eastAsiaTheme="majorEastAsia" w:hAnsiTheme="majorHAnsi" w:cstheme="majorBidi"/>
+      <w:color w:val="365F91" w:themeColor="accent1" w:themeShade="BF"/>
+      <w:sz w:val="32"/>
+      <w:szCs w:val="32"/>
+      <w:lang w:val="es-ES"/>
+    </w:rPr>
+  </w:style>
+  <w:style w:type="character" w:customStyle="1" w:styleId="Ttulo2Car">
+    <w:name w:val="Título 2 Car"/>
+    <w:basedOn w:val="Fuentedeprrafopredeter"/>
+    <w:link w:val="Ttulo2"/>
+    <w:uiPriority w:val="9"/>
+    <w:semiHidden/>
+    <w:rsid w:val="00A212A6"/>
+    <w:rPr>
+      <w:rFonts w:asciiTheme="majorHAnsi" w:eastAsiaTheme="majorEastAsia" w:hAnsiTheme="majorHAnsi" w:cstheme="majorBidi"/>
+      <w:color w:val="365F91" w:themeColor="accent1" w:themeShade="BF"/>
+      <w:sz w:val="26"/>
+      <w:szCs w:val="26"/>
+      <w:lang w:val="es-ES"/>
     </w:rPr>
   </w:style>
 </w:styles>

--- a/docs/informe_f1_f2_grupo_5.docx
+++ b/docs/informe_f1_f2_grupo_5.docx
@@ -12359,23 +12359,7 @@
           <w:szCs w:val="24"/>
         </w:rPr>
         <w:lastRenderedPageBreak/>
-        <w:t>definidas en src/proyecto.py y mantiene correspondencia con la planificación establecida en el mapa conceptual técnico. Su ejecución fue verificada bajo Python 3.12, registrándose 4 celdas ejecutadas y 0 errores, según la evidencia almacenada en</w:t>
-      </w:r>
-      <w:r>
-        <w:rPr>
-          <w:rFonts w:ascii="Arial" w:hAnsi="Arial"/>
-          <w:sz w:val="24"/>
-          <w:szCs w:val="24"/>
-        </w:rPr>
-        <w:t xml:space="preserve"> </w:t>
-      </w:r>
-      <w:r>
-        <w:rPr>
-          <w:rFonts w:ascii="Arial" w:hAnsi="Arial"/>
-          <w:sz w:val="24"/>
-          <w:szCs w:val="24"/>
-        </w:rPr>
-        <w:t>evidencias/F1_ejecucion.json.</w:t>
+        <w:t>definidas en src/proyecto.py y mantiene correspondencia con la planificación establecida en el mapa conceptual técnico. Su ejecución fue verificada bajo Python 3.12, registrándose 4 celdas ejecutadas y 0 errores, según la evidencia almacenada en evidencias/F1_ejecucion.json.</w:t>
       </w:r>
     </w:p>
     <w:p>
@@ -12398,6 +12382,7 @@
       <w:r>
         <w:rPr>
           <w:rFonts w:ascii="Arial" w:hAnsi="Arial"/>
+          <w:noProof/>
           <w:sz w:val="24"/>
           <w:szCs w:val="24"/>
         </w:rPr>
@@ -12449,6 +12434,7 @@
       <w:r>
         <w:rPr>
           <w:rFonts w:ascii="Arial" w:hAnsi="Arial"/>
+          <w:noProof/>
           <w:sz w:val="24"/>
           <w:szCs w:val="24"/>
         </w:rPr>
@@ -12500,132 +12486,22 @@
     </w:p>
     <w:p>
       <w:pPr>
-        <w:pStyle w:val="Ttulo2"/>
-        <w:rPr>
-          <w:rFonts w:ascii="Arial" w:hAnsi="Arial" w:cs="Arial"/>
-          <w:color w:val="auto"/>
-          <w:sz w:val="24"/>
-          <w:szCs w:val="24"/>
-          <w:lang w:val="es-CL"/>
-        </w:rPr>
-      </w:pPr>
-      <w:bookmarkStart w:id="18" w:name="_Toc240400492"/>
-      <w:r>
-        <w:rPr>
-          <w:rFonts w:ascii="Arial" w:hAnsi="Arial" w:cs="Arial"/>
-          <w:color w:val="auto"/>
-          <w:sz w:val="24"/>
-          <w:szCs w:val="24"/>
-          <w:lang w:val="es-CL"/>
-        </w:rPr>
-        <w:t>Evidencia del Notebook F2_Preprocesamiento.ipynb</w:t>
-      </w:r>
-      <w:bookmarkEnd w:id="18"/>
-    </w:p>
-    <w:p>
-      <w:pPr>
-        <w:rPr>
-          <w:rFonts w:ascii="Arial" w:hAnsi="Arial"/>
-          <w:sz w:val="24"/>
-          <w:szCs w:val="24"/>
-          <w:lang w:val="es-CL"/>
-        </w:rPr>
-      </w:pPr>
-    </w:p>
-    <w:p>
-      <w:pPr>
-        <w:rPr>
-          <w:rFonts w:ascii="Arial" w:hAnsi="Arial"/>
-          <w:sz w:val="24"/>
-          <w:szCs w:val="24"/>
-          <w:lang w:val="es-CL"/>
-        </w:rPr>
-      </w:pPr>
-      <w:r>
-        <w:rPr>
-          <w:rFonts w:ascii="Arial" w:hAnsi="Arial"/>
-          <w:sz w:val="24"/>
-          <w:szCs w:val="24"/>
-          <w:lang w:val="es-CL"/>
-        </w:rPr>
-        <w:t xml:space="preserve">El notebook F2/F2_Preprocesamiento.ipynb implementa el flujo técnico correspondiente a la Fase 2, incluyendo exploración inicial, diagnóstico de calidad, limpieza, tratamiento de valores nulos, transformación de variables, generación de atributos derivados y validación del </w:t>
-      </w:r>
-      <w:proofErr w:type="spellStart"/>
-      <w:r>
-        <w:rPr>
-          <w:rFonts w:ascii="Arial" w:hAnsi="Arial"/>
-          <w:sz w:val="24"/>
-          <w:szCs w:val="24"/>
-          <w:lang w:val="es-CL"/>
-        </w:rPr>
-        <w:t>dataset</w:t>
-      </w:r>
-      <w:proofErr w:type="spellEnd"/>
-      <w:r>
-        <w:rPr>
-          <w:rFonts w:ascii="Arial" w:hAnsi="Arial"/>
-          <w:sz w:val="24"/>
-          <w:szCs w:val="24"/>
-          <w:lang w:val="es-CL"/>
-        </w:rPr>
-        <w:t xml:space="preserve"> resultante. Cada etapa se encuentra documentada mediante celdas narrativas y resultados verificables, manteniendo trazabilidad con las funciones implementadas en </w:t>
-      </w:r>
-      <w:r>
-        <w:rPr>
-          <w:rFonts w:ascii="Arial" w:hAnsi="Arial"/>
-          <w:sz w:val="24"/>
-          <w:szCs w:val="24"/>
-          <w:lang w:val="es-CL"/>
+        <w:rPr>
+          <w:rFonts w:ascii="Arial" w:hAnsi="Arial"/>
+          <w:sz w:val="24"/>
+          <w:szCs w:val="24"/>
+        </w:rPr>
+      </w:pPr>
+      <w:r>
+        <w:rPr>
+          <w:rFonts w:ascii="Arial" w:hAnsi="Arial"/>
+          <w:noProof/>
+          <w:sz w:val="24"/>
+          <w:szCs w:val="24"/>
         </w:rPr>
         <w:lastRenderedPageBreak/>
-        <w:t>src/proyecto.py y con el conjunto de datos procesado generado en data/</w:t>
-      </w:r>
-      <w:proofErr w:type="spellStart"/>
-      <w:r>
-        <w:rPr>
-          <w:rFonts w:ascii="Arial" w:hAnsi="Arial"/>
-          <w:sz w:val="24"/>
-          <w:szCs w:val="24"/>
-          <w:lang w:val="es-CL"/>
-        </w:rPr>
-        <w:t>processed</w:t>
-      </w:r>
-      <w:proofErr w:type="spellEnd"/>
-      <w:r>
-        <w:rPr>
-          <w:rFonts w:ascii="Arial" w:hAnsi="Arial"/>
-          <w:sz w:val="24"/>
-          <w:szCs w:val="24"/>
-          <w:lang w:val="es-CL"/>
-        </w:rPr>
-        <w:t>/. Su ejecución fue verificada bajo Python 3.12, registrándose 9 celdas ejecutadas y 0 errores, de acuerdo con evidencias/F2_ejecucion.json.</w:t>
-      </w:r>
-    </w:p>
-    <w:p>
-      <w:pPr>
-        <w:rPr>
-          <w:rFonts w:ascii="Arial" w:hAnsi="Arial"/>
-          <w:sz w:val="24"/>
-          <w:szCs w:val="24"/>
-        </w:rPr>
-      </w:pPr>
-    </w:p>
-    <w:p>
-      <w:pPr>
-        <w:rPr>
-          <w:rFonts w:ascii="Arial" w:hAnsi="Arial"/>
-          <w:sz w:val="24"/>
-          <w:szCs w:val="24"/>
-        </w:rPr>
-      </w:pPr>
-      <w:r>
-        <w:rPr>
-          <w:rFonts w:ascii="Arial" w:hAnsi="Arial"/>
-          <w:sz w:val="24"/>
-          <w:szCs w:val="24"/>
-        </w:rPr>
         <w:drawing>
-          <wp:inline distT="0" distB="0" distL="0" distR="0" wp14:anchorId="227A1648" wp14:editId="3BF68065">
+          <wp:inline distT="0" distB="0" distL="0" distR="0" wp14:anchorId="18A27287" wp14:editId="6D77F462">
             <wp:extent cx="6309360" cy="2339340"/>
             <wp:effectExtent l="0" t="0" r="0" b="3810"/>
             <wp:docPr id="2108932311" name="Imagen 1"/>
@@ -12672,6 +12548,459 @@
     </w:p>
     <w:p>
       <w:pPr>
+        <w:pStyle w:val="Ttulo2"/>
+        <w:rPr>
+          <w:rFonts w:ascii="Arial" w:hAnsi="Arial" w:cs="Arial"/>
+          <w:color w:val="auto"/>
+          <w:sz w:val="24"/>
+          <w:szCs w:val="24"/>
+          <w:lang w:val="es-CL"/>
+        </w:rPr>
+      </w:pPr>
+      <w:bookmarkStart w:id="18" w:name="_Toc240400492"/>
+      <w:r>
+        <w:rPr>
+          <w:rFonts w:ascii="Arial" w:hAnsi="Arial" w:cs="Arial"/>
+          <w:color w:val="auto"/>
+          <w:sz w:val="24"/>
+          <w:szCs w:val="24"/>
+          <w:lang w:val="es-CL"/>
+        </w:rPr>
+        <w:t>Evidencia del Notebook F2_Preprocesamiento.ipynb</w:t>
+      </w:r>
+      <w:bookmarkEnd w:id="18"/>
+    </w:p>
+    <w:p>
+      <w:pPr>
+        <w:rPr>
+          <w:rFonts w:ascii="Arial" w:hAnsi="Arial"/>
+          <w:sz w:val="24"/>
+          <w:szCs w:val="24"/>
+          <w:lang w:val="es-CL"/>
+        </w:rPr>
+      </w:pPr>
+    </w:p>
+    <w:p>
+      <w:pPr>
+        <w:rPr>
+          <w:rFonts w:ascii="Arial" w:hAnsi="Arial"/>
+          <w:sz w:val="24"/>
+          <w:szCs w:val="24"/>
+          <w:lang w:val="es-CL"/>
+        </w:rPr>
+      </w:pPr>
+      <w:r>
+        <w:rPr>
+          <w:rFonts w:ascii="Arial" w:hAnsi="Arial"/>
+          <w:sz w:val="24"/>
+          <w:szCs w:val="24"/>
+          <w:lang w:val="es-CL"/>
+        </w:rPr>
+        <w:t xml:space="preserve">El notebook F2/F2_Preprocesamiento.ipynb implementa el flujo técnico correspondiente a la Fase 2, incluyendo exploración inicial, diagnóstico de calidad, limpieza, tratamiento de valores nulos, transformación de variables, generación de atributos derivados y validación del </w:t>
+      </w:r>
+      <w:proofErr w:type="spellStart"/>
+      <w:r>
+        <w:rPr>
+          <w:rFonts w:ascii="Arial" w:hAnsi="Arial"/>
+          <w:sz w:val="24"/>
+          <w:szCs w:val="24"/>
+          <w:lang w:val="es-CL"/>
+        </w:rPr>
+        <w:t>dataset</w:t>
+      </w:r>
+      <w:proofErr w:type="spellEnd"/>
+      <w:r>
+        <w:rPr>
+          <w:rFonts w:ascii="Arial" w:hAnsi="Arial"/>
+          <w:sz w:val="24"/>
+          <w:szCs w:val="24"/>
+          <w:lang w:val="es-CL"/>
+        </w:rPr>
+        <w:t xml:space="preserve"> resultante. Cada etapa se encuentra documentada mediante celdas narrativas y resultados verificables, manteniendo trazabilidad con las funciones implementadas en src/proyecto.py y con el conjunto de datos procesado generado en data/</w:t>
+      </w:r>
+      <w:proofErr w:type="spellStart"/>
+      <w:r>
+        <w:rPr>
+          <w:rFonts w:ascii="Arial" w:hAnsi="Arial"/>
+          <w:sz w:val="24"/>
+          <w:szCs w:val="24"/>
+          <w:lang w:val="es-CL"/>
+        </w:rPr>
+        <w:t>processed</w:t>
+      </w:r>
+      <w:proofErr w:type="spellEnd"/>
+      <w:r>
+        <w:rPr>
+          <w:rFonts w:ascii="Arial" w:hAnsi="Arial"/>
+          <w:sz w:val="24"/>
+          <w:szCs w:val="24"/>
+          <w:lang w:val="es-CL"/>
+        </w:rPr>
+        <w:t>/. Su ejecución fue verificada bajo Python 3.12, registrándose 9 celdas ejecutadas y 0 errores, de acuerdo con evidencias/F2_ejecucion.json.</w:t>
+      </w:r>
+    </w:p>
+    <w:p>
+      <w:pPr>
+        <w:rPr>
+          <w:rFonts w:ascii="Arial" w:hAnsi="Arial"/>
+          <w:sz w:val="24"/>
+          <w:szCs w:val="24"/>
+        </w:rPr>
+      </w:pPr>
+      <w:r>
+        <w:rPr>
+          <w:rFonts w:ascii="Arial" w:hAnsi="Arial"/>
+          <w:sz w:val="24"/>
+          <w:szCs w:val="24"/>
+        </w:rPr>
+        <w:drawing>
+          <wp:inline distT="0" distB="0" distL="0" distR="0" wp14:anchorId="4A0CC96F" wp14:editId="466DBFEC">
+            <wp:extent cx="6309360" cy="2024380"/>
+            <wp:effectExtent l="0" t="0" r="0" b="0"/>
+            <wp:docPr id="46181128" name="Imagen 1"/>
+            <wp:cNvGraphicFramePr>
+              <a:graphicFrameLocks xmlns:a="http://schemas.openxmlformats.org/drawingml/2006/main" noChangeAspect="1"/>
+            </wp:cNvGraphicFramePr>
+            <a:graphic xmlns:a="http://schemas.openxmlformats.org/drawingml/2006/main">
+              <a:graphicData uri="http://schemas.openxmlformats.org/drawingml/2006/picture">
+                <pic:pic xmlns:pic="http://schemas.openxmlformats.org/drawingml/2006/picture">
+                  <pic:nvPicPr>
+                    <pic:cNvPr id="46181128" name=""/>
+                    <pic:cNvPicPr/>
+                  </pic:nvPicPr>
+                  <pic:blipFill>
+                    <a:blip r:embed="rId25"/>
+                    <a:stretch>
+                      <a:fillRect/>
+                    </a:stretch>
+                  </pic:blipFill>
+                  <pic:spPr>
+                    <a:xfrm>
+                      <a:off x="0" y="0"/>
+                      <a:ext cx="6309360" cy="2024380"/>
+                    </a:xfrm>
+                    <a:prstGeom prst="rect">
+                      <a:avLst/>
+                    </a:prstGeom>
+                  </pic:spPr>
+                </pic:pic>
+              </a:graphicData>
+            </a:graphic>
+          </wp:inline>
+        </w:drawing>
+      </w:r>
+    </w:p>
+    <w:p>
+      <w:pPr>
+        <w:rPr>
+          <w:rFonts w:ascii="Arial" w:hAnsi="Arial"/>
+          <w:sz w:val="24"/>
+          <w:szCs w:val="24"/>
+        </w:rPr>
+      </w:pPr>
+      <w:r>
+        <w:rPr>
+          <w:rFonts w:ascii="Arial" w:hAnsi="Arial"/>
+          <w:sz w:val="24"/>
+          <w:szCs w:val="24"/>
+        </w:rPr>
+        <w:lastRenderedPageBreak/>
+        <w:drawing>
+          <wp:inline distT="0" distB="0" distL="0" distR="0" wp14:anchorId="15F6FF1B" wp14:editId="1B1ADAD9">
+            <wp:extent cx="6309360" cy="2760980"/>
+            <wp:effectExtent l="0" t="0" r="0" b="1270"/>
+            <wp:docPr id="1419282775" name="Imagen 1"/>
+            <wp:cNvGraphicFramePr>
+              <a:graphicFrameLocks xmlns:a="http://schemas.openxmlformats.org/drawingml/2006/main" noChangeAspect="1"/>
+            </wp:cNvGraphicFramePr>
+            <a:graphic xmlns:a="http://schemas.openxmlformats.org/drawingml/2006/main">
+              <a:graphicData uri="http://schemas.openxmlformats.org/drawingml/2006/picture">
+                <pic:pic xmlns:pic="http://schemas.openxmlformats.org/drawingml/2006/picture">
+                  <pic:nvPicPr>
+                    <pic:cNvPr id="1419282775" name=""/>
+                    <pic:cNvPicPr/>
+                  </pic:nvPicPr>
+                  <pic:blipFill>
+                    <a:blip r:embed="rId26"/>
+                    <a:stretch>
+                      <a:fillRect/>
+                    </a:stretch>
+                  </pic:blipFill>
+                  <pic:spPr>
+                    <a:xfrm>
+                      <a:off x="0" y="0"/>
+                      <a:ext cx="6309360" cy="2760980"/>
+                    </a:xfrm>
+                    <a:prstGeom prst="rect">
+                      <a:avLst/>
+                    </a:prstGeom>
+                  </pic:spPr>
+                </pic:pic>
+              </a:graphicData>
+            </a:graphic>
+          </wp:inline>
+        </w:drawing>
+      </w:r>
+    </w:p>
+    <w:p>
+      <w:pPr>
+        <w:rPr>
+          <w:rFonts w:ascii="Arial" w:hAnsi="Arial"/>
+          <w:sz w:val="24"/>
+          <w:szCs w:val="24"/>
+        </w:rPr>
+      </w:pPr>
+      <w:r>
+        <w:rPr>
+          <w:rFonts w:ascii="Arial" w:hAnsi="Arial"/>
+          <w:sz w:val="24"/>
+          <w:szCs w:val="24"/>
+        </w:rPr>
+        <w:drawing>
+          <wp:inline distT="0" distB="0" distL="0" distR="0" wp14:anchorId="4B98867A" wp14:editId="5FB4A300">
+            <wp:extent cx="6309360" cy="2735580"/>
+            <wp:effectExtent l="0" t="0" r="0" b="7620"/>
+            <wp:docPr id="1618014674" name="Imagen 1"/>
+            <wp:cNvGraphicFramePr>
+              <a:graphicFrameLocks xmlns:a="http://schemas.openxmlformats.org/drawingml/2006/main" noChangeAspect="1"/>
+            </wp:cNvGraphicFramePr>
+            <a:graphic xmlns:a="http://schemas.openxmlformats.org/drawingml/2006/main">
+              <a:graphicData uri="http://schemas.openxmlformats.org/drawingml/2006/picture">
+                <pic:pic xmlns:pic="http://schemas.openxmlformats.org/drawingml/2006/picture">
+                  <pic:nvPicPr>
+                    <pic:cNvPr id="1618014674" name=""/>
+                    <pic:cNvPicPr/>
+                  </pic:nvPicPr>
+                  <pic:blipFill>
+                    <a:blip r:embed="rId27"/>
+                    <a:stretch>
+                      <a:fillRect/>
+                    </a:stretch>
+                  </pic:blipFill>
+                  <pic:spPr>
+                    <a:xfrm>
+                      <a:off x="0" y="0"/>
+                      <a:ext cx="6309360" cy="2735580"/>
+                    </a:xfrm>
+                    <a:prstGeom prst="rect">
+                      <a:avLst/>
+                    </a:prstGeom>
+                  </pic:spPr>
+                </pic:pic>
+              </a:graphicData>
+            </a:graphic>
+          </wp:inline>
+        </w:drawing>
+      </w:r>
+    </w:p>
+    <w:p>
+      <w:pPr>
+        <w:rPr>
+          <w:rFonts w:ascii="Arial" w:hAnsi="Arial"/>
+          <w:sz w:val="24"/>
+          <w:szCs w:val="24"/>
+        </w:rPr>
+      </w:pPr>
+      <w:r>
+        <w:rPr>
+          <w:rFonts w:ascii="Arial" w:hAnsi="Arial"/>
+          <w:sz w:val="24"/>
+          <w:szCs w:val="24"/>
+        </w:rPr>
+        <w:drawing>
+          <wp:inline distT="0" distB="0" distL="0" distR="0" wp14:anchorId="1CAB12DD" wp14:editId="690A3979">
+            <wp:extent cx="6309360" cy="2755265"/>
+            <wp:effectExtent l="0" t="0" r="0" b="6985"/>
+            <wp:docPr id="1769231923" name="Imagen 1"/>
+            <wp:cNvGraphicFramePr>
+              <a:graphicFrameLocks xmlns:a="http://schemas.openxmlformats.org/drawingml/2006/main" noChangeAspect="1"/>
+            </wp:cNvGraphicFramePr>
+            <a:graphic xmlns:a="http://schemas.openxmlformats.org/drawingml/2006/main">
+              <a:graphicData uri="http://schemas.openxmlformats.org/drawingml/2006/picture">
+                <pic:pic xmlns:pic="http://schemas.openxmlformats.org/drawingml/2006/picture">
+                  <pic:nvPicPr>
+                    <pic:cNvPr id="1769231923" name=""/>
+                    <pic:cNvPicPr/>
+                  </pic:nvPicPr>
+                  <pic:blipFill>
+                    <a:blip r:embed="rId28"/>
+                    <a:stretch>
+                      <a:fillRect/>
+                    </a:stretch>
+                  </pic:blipFill>
+                  <pic:spPr>
+                    <a:xfrm>
+                      <a:off x="0" y="0"/>
+                      <a:ext cx="6309360" cy="2755265"/>
+                    </a:xfrm>
+                    <a:prstGeom prst="rect">
+                      <a:avLst/>
+                    </a:prstGeom>
+                  </pic:spPr>
+                </pic:pic>
+              </a:graphicData>
+            </a:graphic>
+          </wp:inline>
+        </w:drawing>
+      </w:r>
+    </w:p>
+    <w:p>
+      <w:pPr>
+        <w:rPr>
+          <w:rFonts w:ascii="Arial" w:hAnsi="Arial"/>
+          <w:sz w:val="24"/>
+          <w:szCs w:val="24"/>
+        </w:rPr>
+      </w:pPr>
+      <w:r>
+        <w:rPr>
+          <w:rFonts w:ascii="Arial" w:hAnsi="Arial"/>
+          <w:sz w:val="24"/>
+          <w:szCs w:val="24"/>
+        </w:rPr>
+        <w:lastRenderedPageBreak/>
+        <w:drawing>
+          <wp:inline distT="0" distB="0" distL="0" distR="0" wp14:anchorId="679D6332" wp14:editId="6B36F531">
+            <wp:extent cx="6309360" cy="2324100"/>
+            <wp:effectExtent l="0" t="0" r="0" b="0"/>
+            <wp:docPr id="439249247" name="Imagen 1"/>
+            <wp:cNvGraphicFramePr>
+              <a:graphicFrameLocks xmlns:a="http://schemas.openxmlformats.org/drawingml/2006/main" noChangeAspect="1"/>
+            </wp:cNvGraphicFramePr>
+            <a:graphic xmlns:a="http://schemas.openxmlformats.org/drawingml/2006/main">
+              <a:graphicData uri="http://schemas.openxmlformats.org/drawingml/2006/picture">
+                <pic:pic xmlns:pic="http://schemas.openxmlformats.org/drawingml/2006/picture">
+                  <pic:nvPicPr>
+                    <pic:cNvPr id="439249247" name=""/>
+                    <pic:cNvPicPr/>
+                  </pic:nvPicPr>
+                  <pic:blipFill>
+                    <a:blip r:embed="rId29"/>
+                    <a:stretch>
+                      <a:fillRect/>
+                    </a:stretch>
+                  </pic:blipFill>
+                  <pic:spPr>
+                    <a:xfrm>
+                      <a:off x="0" y="0"/>
+                      <a:ext cx="6309360" cy="2324100"/>
+                    </a:xfrm>
+                    <a:prstGeom prst="rect">
+                      <a:avLst/>
+                    </a:prstGeom>
+                  </pic:spPr>
+                </pic:pic>
+              </a:graphicData>
+            </a:graphic>
+          </wp:inline>
+        </w:drawing>
+      </w:r>
+    </w:p>
+    <w:p>
+      <w:pPr>
+        <w:rPr>
+          <w:rFonts w:ascii="Arial" w:hAnsi="Arial"/>
+          <w:sz w:val="24"/>
+          <w:szCs w:val="24"/>
+        </w:rPr>
+      </w:pPr>
+      <w:r>
+        <w:rPr>
+          <w:rFonts w:ascii="Arial" w:hAnsi="Arial"/>
+          <w:sz w:val="24"/>
+          <w:szCs w:val="24"/>
+        </w:rPr>
+        <w:drawing>
+          <wp:inline distT="0" distB="0" distL="0" distR="0" wp14:anchorId="1227C221" wp14:editId="1C5F40E6">
+            <wp:extent cx="6309360" cy="3020695"/>
+            <wp:effectExtent l="0" t="0" r="0" b="8255"/>
+            <wp:docPr id="720305394" name="Imagen 1"/>
+            <wp:cNvGraphicFramePr>
+              <a:graphicFrameLocks xmlns:a="http://schemas.openxmlformats.org/drawingml/2006/main" noChangeAspect="1"/>
+            </wp:cNvGraphicFramePr>
+            <a:graphic xmlns:a="http://schemas.openxmlformats.org/drawingml/2006/main">
+              <a:graphicData uri="http://schemas.openxmlformats.org/drawingml/2006/picture">
+                <pic:pic xmlns:pic="http://schemas.openxmlformats.org/drawingml/2006/picture">
+                  <pic:nvPicPr>
+                    <pic:cNvPr id="720305394" name=""/>
+                    <pic:cNvPicPr/>
+                  </pic:nvPicPr>
+                  <pic:blipFill>
+                    <a:blip r:embed="rId30"/>
+                    <a:stretch>
+                      <a:fillRect/>
+                    </a:stretch>
+                  </pic:blipFill>
+                  <pic:spPr>
+                    <a:xfrm>
+                      <a:off x="0" y="0"/>
+                      <a:ext cx="6309360" cy="3020695"/>
+                    </a:xfrm>
+                    <a:prstGeom prst="rect">
+                      <a:avLst/>
+                    </a:prstGeom>
+                  </pic:spPr>
+                </pic:pic>
+              </a:graphicData>
+            </a:graphic>
+          </wp:inline>
+        </w:drawing>
+      </w:r>
+    </w:p>
+    <w:p>
+      <w:pPr>
+        <w:rPr>
+          <w:rFonts w:ascii="Arial" w:hAnsi="Arial"/>
+          <w:sz w:val="24"/>
+          <w:szCs w:val="24"/>
+        </w:rPr>
+      </w:pPr>
+      <w:r>
+        <w:rPr>
+          <w:rFonts w:ascii="Arial" w:hAnsi="Arial"/>
+          <w:sz w:val="24"/>
+          <w:szCs w:val="24"/>
+        </w:rPr>
+        <w:lastRenderedPageBreak/>
+        <w:drawing>
+          <wp:inline distT="0" distB="0" distL="0" distR="0" wp14:anchorId="74D7C827" wp14:editId="4C299B76">
+            <wp:extent cx="6309360" cy="5414010"/>
+            <wp:effectExtent l="0" t="0" r="0" b="0"/>
+            <wp:docPr id="544759959" name="Imagen 1"/>
+            <wp:cNvGraphicFramePr>
+              <a:graphicFrameLocks xmlns:a="http://schemas.openxmlformats.org/drawingml/2006/main" noChangeAspect="1"/>
+            </wp:cNvGraphicFramePr>
+            <a:graphic xmlns:a="http://schemas.openxmlformats.org/drawingml/2006/main">
+              <a:graphicData uri="http://schemas.openxmlformats.org/drawingml/2006/picture">
+                <pic:pic xmlns:pic="http://schemas.openxmlformats.org/drawingml/2006/picture">
+                  <pic:nvPicPr>
+                    <pic:cNvPr id="544759959" name=""/>
+                    <pic:cNvPicPr/>
+                  </pic:nvPicPr>
+                  <pic:blipFill>
+                    <a:blip r:embed="rId31"/>
+                    <a:stretch>
+                      <a:fillRect/>
+                    </a:stretch>
+                  </pic:blipFill>
+                  <pic:spPr>
+                    <a:xfrm>
+                      <a:off x="0" y="0"/>
+                      <a:ext cx="6309360" cy="5414010"/>
+                    </a:xfrm>
+                    <a:prstGeom prst="rect">
+                      <a:avLst/>
+                    </a:prstGeom>
+                  </pic:spPr>
+                </pic:pic>
+              </a:graphicData>
+            </a:graphic>
+          </wp:inline>
+        </w:drawing>
+      </w:r>
+    </w:p>
+    <w:p>
+      <w:pPr>
         <w:rPr>
           <w:rFonts w:ascii="Arial" w:hAnsi="Arial"/>
           <w:sz w:val="24"/>
@@ -12858,6 +13187,7 @@
           <w:sz w:val="24"/>
           <w:szCs w:val="24"/>
         </w:rPr>
+        <w:lastRenderedPageBreak/>
         <w:drawing>
           <wp:inline distT="0" distB="0" distL="0" distR="0" wp14:anchorId="45892221" wp14:editId="38EF35DD">
             <wp:extent cx="6492240" cy="2813304"/>
@@ -12874,7 +13204,7 @@
                     <pic:cNvPicPr/>
                   </pic:nvPicPr>
                   <pic:blipFill>
-                    <a:blip r:embed="rId25"/>
+                    <a:blip r:embed="rId32"/>
                     <a:stretch>
                       <a:fillRect/>
                     </a:stretch>
@@ -12906,6 +13236,18 @@
           <w:szCs w:val="24"/>
         </w:rPr>
       </w:pPr>
+    </w:p>
+    <w:p>
+      <w:pPr>
+        <w:pStyle w:val="Descripcin1"/>
+        <w:jc w:val="both"/>
+        <w:rPr>
+          <w:rFonts w:ascii="Arial" w:hAnsi="Arial" w:cs="Arial"/>
+          <w:color w:val="auto"/>
+          <w:sz w:val="24"/>
+          <w:szCs w:val="24"/>
+        </w:rPr>
+      </w:pPr>
       <w:proofErr w:type="spellStart"/>
       <w:r>
         <w:rPr>
@@ -13106,6 +13448,18 @@
         </w:rPr>
         <w:t xml:space="preserve"> docs/mapa_conceptual_f1_f2.drawio.</w:t>
       </w:r>
+    </w:p>
+    <w:p>
+      <w:pPr>
+        <w:pStyle w:val="Descripcin1"/>
+        <w:jc w:val="both"/>
+        <w:rPr>
+          <w:rFonts w:ascii="Arial" w:hAnsi="Arial" w:cs="Arial"/>
+          <w:color w:val="auto"/>
+          <w:sz w:val="24"/>
+          <w:szCs w:val="24"/>
+        </w:rPr>
+      </w:pPr>
     </w:p>
     <w:tbl>
       <w:tblPr>
@@ -13164,7 +13518,6 @@
                 <w:sz w:val="24"/>
                 <w:szCs w:val="24"/>
               </w:rPr>
-              <w:lastRenderedPageBreak/>
               <w:t>Componente del Mapa Conceptual</w:t>
             </w:r>
           </w:p>
@@ -14005,6 +14358,7 @@
                 <w:sz w:val="24"/>
                 <w:szCs w:val="24"/>
               </w:rPr>
+              <w:lastRenderedPageBreak/>
               <w:t>Evidencias de ejecución sin errores</w:t>
             </w:r>
           </w:p>
@@ -16581,8 +16935,8 @@
       </w:pPr>
     </w:p>
     <w:sectPr>
-      <w:headerReference w:type="default" r:id="rId26"/>
-      <w:footerReference w:type="default" r:id="rId27"/>
+      <w:headerReference w:type="default" r:id="rId33"/>
+      <w:footerReference w:type="default" r:id="rId34"/>
       <w:pgSz w:w="12240" w:h="15840"/>
       <w:pgMar w:top="1152" w:right="1152" w:bottom="1296" w:left="1152" w:header="432" w:footer="576" w:gutter="0"/>
       <w:cols w:space="720"/>
@@ -18400,6 +18754,7 @@
   <w:style w:type="character" w:default="1" w:styleId="Fuentedeprrafopredeter">
     <w:name w:val="Default Paragraph Font"/>
     <w:uiPriority w:val="1"/>
+    <w:semiHidden/>
     <w:unhideWhenUsed/>
   </w:style>
   <w:style w:type="table" w:default="1" w:styleId="Tablanormal">
@@ -18951,10 +19306,6 @@
 </file>
 
 <file path=customXml/item1.xml><?xml version="1.0" encoding="utf-8"?>
-<b:Sources xmlns:b="http://schemas.openxmlformats.org/officeDocument/2006/bibliography" xmlns="http://schemas.openxmlformats.org/officeDocument/2006/bibliography" SelectedStyle="\APASixthEditionOfficeOnline.xsl" StyleName="APA" Version="6"/>
-</file>
-
-<file path=customXml/item2.xml><?xml version="1.0" encoding="utf-8"?>
 <?mso-contentType ?>
 <FormTemplates xmlns="http://schemas.microsoft.com/sharepoint/v3/contenttype/forms">
   <Display>DocumentLibraryForm</Display>
@@ -18963,7 +19314,40 @@
 </FormTemplates>
 </file>
 
+<file path=customXml/item2.xml><?xml version="1.0" encoding="utf-8"?>
+<b:Sources xmlns:b="http://schemas.openxmlformats.org/officeDocument/2006/bibliography" xmlns="http://schemas.openxmlformats.org/officeDocument/2006/bibliography" SelectedStyle="\APASixthEditionOfficeOnline.xsl" StyleName="APA" Version="6"/>
+</file>
+
 <file path=customXml/item3.xml><?xml version="1.0" encoding="utf-8"?>
+<p:properties xmlns:p="http://schemas.microsoft.com/office/2006/metadata/properties" xmlns:xsi="http://www.w3.org/2001/XMLSchema-instance" xmlns:pc="http://schemas.microsoft.com/office/infopath/2007/PartnerControls">
+  <documentManagement>
+    <_ApprovalAssignedTo xmlns="0a2fff00-f002-44e7-b50c-b90cb65110b9">
+      <UserInfo>
+        <DisplayName/>
+        <AccountId xsi:nil="true"/>
+        <AccountType/>
+      </UserInfo>
+    </_ApprovalAssignedTo>
+    <_ApprovalStatus xmlns="0a2fff00-f002-44e7-b50c-b90cb65110b9">0</_ApprovalStatus>
+    <_ApprovalRespondedBy xmlns="0a2fff00-f002-44e7-b50c-b90cb65110b9">
+      <UserInfo>
+        <DisplayName/>
+        <AccountId xsi:nil="true"/>
+        <AccountType/>
+      </UserInfo>
+    </_ApprovalRespondedBy>
+    <_ApprovalSentBy xmlns="0a2fff00-f002-44e7-b50c-b90cb65110b9">
+      <UserInfo>
+        <DisplayName/>
+        <AccountId xsi:nil="true"/>
+        <AccountType/>
+      </UserInfo>
+    </_ApprovalSentBy>
+  </documentManagement>
+</p:properties>
+</file>
+
+<file path=customXml/item4.xml><?xml version="1.0" encoding="utf-8"?>
 <ct:contentTypeSchema xmlns:ct="http://schemas.microsoft.com/office/2006/metadata/contentType" xmlns:ma="http://schemas.microsoft.com/office/2006/metadata/properties/metaAttributes" ct:_="" ma:_="" ma:contentTypeName="Documento" ma:contentTypeID="0x010100E4D0EA28D091FE4192BEFA8519B37564" ma:contentTypeVersion="7" ma:contentTypeDescription="Crear nuevo documento." ma:contentTypeScope="" ma:versionID="8260c90b1ed25191c73397d710d0b300">
   <xsd:schema xmlns:xsd="http://www.w3.org/2001/XMLSchema" xmlns:xs="http://www.w3.org/2001/XMLSchema" xmlns:p="http://schemas.microsoft.com/office/2006/metadata/properties" xmlns:ns2="0a2fff00-f002-44e7-b50c-b90cb65110b9" targetNamespace="http://schemas.microsoft.com/office/2006/metadata/properties" ma:root="true" ma:fieldsID="0fcc4b40ac5a1efab0a1fc825461417d" ns2:_="">
     <xsd:import namespace="0a2fff00-f002-44e7-b50c-b90cb65110b9"/>
@@ -19167,36 +19551,15 @@
 </ct:contentTypeSchema>
 </file>
 
-<file path=customXml/item4.xml><?xml version="1.0" encoding="utf-8"?>
-<p:properties xmlns:p="http://schemas.microsoft.com/office/2006/metadata/properties" xmlns:xsi="http://www.w3.org/2001/XMLSchema-instance" xmlns:pc="http://schemas.microsoft.com/office/infopath/2007/PartnerControls">
-  <documentManagement>
-    <_ApprovalAssignedTo xmlns="0a2fff00-f002-44e7-b50c-b90cb65110b9">
-      <UserInfo>
-        <DisplayName/>
-        <AccountId xsi:nil="true"/>
-        <AccountType/>
-      </UserInfo>
-    </_ApprovalAssignedTo>
-    <_ApprovalStatus xmlns="0a2fff00-f002-44e7-b50c-b90cb65110b9">0</_ApprovalStatus>
-    <_ApprovalRespondedBy xmlns="0a2fff00-f002-44e7-b50c-b90cb65110b9">
-      <UserInfo>
-        <DisplayName/>
-        <AccountId xsi:nil="true"/>
-        <AccountType/>
-      </UserInfo>
-    </_ApprovalRespondedBy>
-    <_ApprovalSentBy xmlns="0a2fff00-f002-44e7-b50c-b90cb65110b9">
-      <UserInfo>
-        <DisplayName/>
-        <AccountId xsi:nil="true"/>
-        <AccountType/>
-      </UserInfo>
-    </_ApprovalSentBy>
-  </documentManagement>
-</p:properties>
+<file path=customXml/itemProps1.xml><?xml version="1.0" encoding="utf-8"?>
+<ds:datastoreItem xmlns:ds="http://schemas.openxmlformats.org/officeDocument/2006/customXml" ds:itemID="{084C26D9-49C9-4ADB-A387-DA6079798921}">
+  <ds:schemaRefs>
+    <ds:schemaRef ds:uri="http://schemas.microsoft.com/sharepoint/v3/contenttype/forms"/>
+  </ds:schemaRefs>
+</ds:datastoreItem>
 </file>
 
-<file path=customXml/itemProps1.xml><?xml version="1.0" encoding="utf-8"?>
+<file path=customXml/itemProps2.xml><?xml version="1.0" encoding="utf-8"?>
 <ds:datastoreItem xmlns:ds="http://schemas.openxmlformats.org/officeDocument/2006/customXml" ds:itemID="{FACB83BB-458E-4CCB-91D7-35CFBA93934D}">
   <ds:schemaRefs>
     <ds:schemaRef ds:uri="http://schemas.openxmlformats.org/officeDocument/2006/bibliography"/>
@@ -19204,15 +19567,17 @@
 </ds:datastoreItem>
 </file>
 
-<file path=customXml/itemProps2.xml><?xml version="1.0" encoding="utf-8"?>
-<ds:datastoreItem xmlns:ds="http://schemas.openxmlformats.org/officeDocument/2006/customXml" ds:itemID="{084C26D9-49C9-4ADB-A387-DA6079798921}">
+<file path=customXml/itemProps3.xml><?xml version="1.0" encoding="utf-8"?>
+<ds:datastoreItem xmlns:ds="http://schemas.openxmlformats.org/officeDocument/2006/customXml" ds:itemID="{662F60C8-4BC5-4139-BE63-6954D22D77BD}">
   <ds:schemaRefs>
-    <ds:schemaRef ds:uri="http://schemas.microsoft.com/sharepoint/v3/contenttype/forms"/>
+    <ds:schemaRef ds:uri="http://schemas.microsoft.com/office/2006/metadata/properties"/>
+    <ds:schemaRef ds:uri="http://schemas.microsoft.com/office/infopath/2007/PartnerControls"/>
+    <ds:schemaRef ds:uri="0a2fff00-f002-44e7-b50c-b90cb65110b9"/>
   </ds:schemaRefs>
 </ds:datastoreItem>
 </file>
 
-<file path=customXml/itemProps3.xml><?xml version="1.0" encoding="utf-8"?>
+<file path=customXml/itemProps4.xml><?xml version="1.0" encoding="utf-8"?>
 <ds:datastoreItem xmlns:ds="http://schemas.openxmlformats.org/officeDocument/2006/customXml" ds:itemID="{CE4EBACF-5594-46F9-A2CF-C5555F399E1E}">
   <ds:schemaRefs>
     <ds:schemaRef ds:uri="http://schemas.microsoft.com/office/2006/metadata/contentType"/>
@@ -19228,14 +19593,4 @@
     <ds:schemaRef ds:uri="http://schemas.microsoft.com/internal/obd"/>
   </ds:schemaRefs>
 </ds:datastoreItem>
-</file>
-
-<file path=customXml/itemProps4.xml><?xml version="1.0" encoding="utf-8"?>
-<ds:datastoreItem xmlns:ds="http://schemas.openxmlformats.org/officeDocument/2006/customXml" ds:itemID="{662F60C8-4BC5-4139-BE63-6954D22D77BD}">
-  <ds:schemaRefs>
-    <ds:schemaRef ds:uri="http://schemas.microsoft.com/office/2006/metadata/properties"/>
-    <ds:schemaRef ds:uri="http://schemas.microsoft.com/office/infopath/2007/PartnerControls"/>
-    <ds:schemaRef ds:uri="0a2fff00-f002-44e7-b50c-b90cb65110b9"/>
-  </ds:schemaRefs>
-</ds:datastoreItem>
 </file>
--- a/docs/informe_f1_f2_grupo_5.docx
+++ b/docs/informe_f1_f2_grupo_5.docx
@@ -12650,6 +12650,7 @@
       <w:r>
         <w:rPr>
           <w:rFonts w:ascii="Arial" w:hAnsi="Arial"/>
+          <w:noProof/>
           <w:sz w:val="24"/>
           <w:szCs w:val="24"/>
         </w:rPr>
@@ -12701,6 +12702,7 @@
       <w:r>
         <w:rPr>
           <w:rFonts w:ascii="Arial" w:hAnsi="Arial"/>
+          <w:noProof/>
           <w:sz w:val="24"/>
           <w:szCs w:val="24"/>
         </w:rPr>
@@ -12753,6 +12755,7 @@
       <w:r>
         <w:rPr>
           <w:rFonts w:ascii="Arial" w:hAnsi="Arial"/>
+          <w:noProof/>
           <w:sz w:val="24"/>
           <w:szCs w:val="24"/>
         </w:rPr>
@@ -12804,6 +12807,7 @@
       <w:r>
         <w:rPr>
           <w:rFonts w:ascii="Arial" w:hAnsi="Arial"/>
+          <w:noProof/>
           <w:sz w:val="24"/>
           <w:szCs w:val="24"/>
         </w:rPr>
@@ -12855,6 +12859,7 @@
       <w:r>
         <w:rPr>
           <w:rFonts w:ascii="Arial" w:hAnsi="Arial"/>
+          <w:noProof/>
           <w:sz w:val="24"/>
           <w:szCs w:val="24"/>
         </w:rPr>
@@ -12907,6 +12912,7 @@
       <w:r>
         <w:rPr>
           <w:rFonts w:ascii="Arial" w:hAnsi="Arial"/>
+          <w:noProof/>
           <w:sz w:val="24"/>
           <w:szCs w:val="24"/>
         </w:rPr>
@@ -12958,6 +12964,7 @@
       <w:r>
         <w:rPr>
           <w:rFonts w:ascii="Arial" w:hAnsi="Arial"/>
+          <w:noProof/>
           <w:sz w:val="24"/>
           <w:szCs w:val="24"/>
         </w:rPr>
@@ -13146,27 +13153,27 @@
           <w:sz w:val="24"/>
           <w:szCs w:val="24"/>
         </w:rPr>
-        <w:t xml:space="preserve">El mapa conceptual técnico elaborado en </w:t>
-      </w:r>
-      <w:proofErr w:type="spellStart"/>
-      <w:r>
-        <w:rPr>
-          <w:rFonts w:ascii="Arial" w:hAnsi="Arial"/>
-          <w:color w:val="auto"/>
-          <w:sz w:val="24"/>
-          <w:szCs w:val="24"/>
-        </w:rPr>
-        <w:t>docs</w:t>
-      </w:r>
-      <w:proofErr w:type="spellEnd"/>
-      <w:r>
-        <w:rPr>
-          <w:rFonts w:ascii="Arial" w:hAnsi="Arial"/>
-          <w:color w:val="auto"/>
-          <w:sz w:val="24"/>
-          <w:szCs w:val="24"/>
-        </w:rPr>
-        <w:t>/mapa_conceptual_f1_f2.drawio representa la arquitectura sistémica del proyecto. Refleja cómo la planificación conceptual se tradujo en artefactos técnicos concretos para F1 y F2, proyectando el trabajo restante hacia F3 y F4:</w:t>
+        <w:t xml:space="preserve">El mapa conceptual se utilizó como guía para organizar el inicio del proyecto. A partir del problema y del conjunto de datos se definieron tres componentes principales: el entorno reproducible, el uso de </w:t>
+      </w:r>
+      <w:proofErr w:type="spellStart"/>
+      <w:r>
+        <w:rPr>
+          <w:rFonts w:ascii="Arial" w:hAnsi="Arial"/>
+          <w:color w:val="auto"/>
+          <w:sz w:val="24"/>
+          <w:szCs w:val="24"/>
+        </w:rPr>
+        <w:t>Jupyter</w:t>
+      </w:r>
+      <w:proofErr w:type="spellEnd"/>
+      <w:r>
+        <w:rPr>
+          <w:rFonts w:ascii="Arial" w:hAnsi="Arial"/>
+          <w:color w:val="auto"/>
+          <w:sz w:val="24"/>
+          <w:szCs w:val="24"/>
+        </w:rPr>
+        <w:t xml:space="preserve"> Notebook y el trabajo colaborativo mediante Git y GitHub. Estos componentes orientaron la estructura del repositorio, la documentación del proceso y la coordinación de los cambios realizados por el equipo. En esta entrega se implementaron las actividades correspondientes a F1 y F2, mientras que el análisis, las visualizaciones y las conclusiones generales continuarán en F3 y F4.</w:t>
       </w:r>
     </w:p>
     <w:p>
@@ -13174,25 +13181,74 @@
         <w:jc w:val="both"/>
         <w:rPr>
           <w:rFonts w:ascii="Arial" w:hAnsi="Arial"/>
-          <w:color w:val="auto"/>
-          <w:sz w:val="24"/>
-          <w:szCs w:val="24"/>
-        </w:rPr>
-      </w:pPr>
-      <w:r>
-        <w:rPr>
-          <w:rFonts w:ascii="Arial" w:hAnsi="Arial"/>
-          <w:noProof/>
-          <w:color w:val="auto"/>
-          <w:sz w:val="24"/>
-          <w:szCs w:val="24"/>
+          <w:b/>
+          <w:bCs/>
+          <w:color w:val="auto"/>
+          <w:sz w:val="24"/>
+          <w:szCs w:val="24"/>
+        </w:rPr>
+      </w:pPr>
+      <w:r>
+        <w:rPr>
+          <w:rFonts w:ascii="Arial" w:hAnsi="Arial"/>
+          <w:b/>
+          <w:bCs/>
+          <w:color w:val="auto"/>
+          <w:sz w:val="24"/>
+          <w:szCs w:val="24"/>
+        </w:rPr>
+        <w:t>Figura 1</w:t>
+      </w:r>
+    </w:p>
+    <w:p>
+      <w:pPr>
+        <w:jc w:val="both"/>
+        <w:rPr>
+          <w:rFonts w:ascii="Arial" w:hAnsi="Arial"/>
+          <w:i/>
+          <w:iCs/>
+          <w:color w:val="auto"/>
+          <w:sz w:val="24"/>
+          <w:szCs w:val="24"/>
+        </w:rPr>
+      </w:pPr>
+      <w:r>
+        <w:rPr>
+          <w:rFonts w:ascii="Arial" w:hAnsi="Arial"/>
+          <w:i/>
+          <w:iCs/>
+          <w:color w:val="auto"/>
+          <w:sz w:val="24"/>
+          <w:szCs w:val="24"/>
+        </w:rPr>
+        <w:t>Mapa conceptual del flujo reproducible inicial del proyecto</w:t>
+      </w:r>
+    </w:p>
+    <w:p>
+      <w:pPr>
+        <w:jc w:val="both"/>
+        <w:rPr>
+          <w:rFonts w:ascii="Arial" w:hAnsi="Arial"/>
+          <w:color w:val="auto"/>
+          <w:sz w:val="24"/>
+          <w:szCs w:val="24"/>
+          <w:lang w:val="es-CL"/>
+        </w:rPr>
+      </w:pPr>
+      <w:r>
+        <w:rPr>
+          <w:rFonts w:ascii="Arial" w:hAnsi="Arial"/>
+          <w:color w:val="auto"/>
+          <w:sz w:val="24"/>
+          <w:szCs w:val="24"/>
+          <w:lang w:val="es-CL"/>
         </w:rPr>
         <w:lastRenderedPageBreak/>
         <w:drawing>
-          <wp:inline distT="0" distB="0" distL="0" distR="0" wp14:anchorId="45892221" wp14:editId="38EF35DD">
-            <wp:extent cx="6492240" cy="2813304"/>
+          <wp:inline distT="0" distB="0" distL="0" distR="0" wp14:anchorId="20B8AA07" wp14:editId="3A2D58F5">
+            <wp:extent cx="6309360" cy="4973320"/>
             <wp:effectExtent l="0" t="0" r="0" b="0"/>
-            <wp:docPr id="12" name="Picture 12"/>
+            <wp:docPr id="147322147" name="Imagen 10"/>
             <wp:cNvGraphicFramePr>
               <a:graphicFrameLocks xmlns:a="http://schemas.openxmlformats.org/drawingml/2006/main" noChangeAspect="1"/>
             </wp:cNvGraphicFramePr>
@@ -13200,23 +13256,36 @@
               <a:graphicData uri="http://schemas.openxmlformats.org/drawingml/2006/picture">
                 <pic:pic xmlns:pic="http://schemas.openxmlformats.org/drawingml/2006/picture">
                   <pic:nvPicPr>
-                    <pic:cNvPr id="0" name="mapa_sintesis.png"/>
-                    <pic:cNvPicPr/>
+                    <pic:cNvPr id="0" name="Picture 6"/>
+                    <pic:cNvPicPr>
+                      <a:picLocks noChangeAspect="1" noChangeArrowheads="1"/>
+                    </pic:cNvPicPr>
                   </pic:nvPicPr>
                   <pic:blipFill>
-                    <a:blip r:embed="rId32"/>
+                    <a:blip r:embed="rId32">
+                      <a:extLst>
+                        <a:ext uri="{28A0092B-C50C-407E-A947-70E740481C1C}">
+                          <a14:useLocalDpi xmlns:a14="http://schemas.microsoft.com/office/drawing/2010/main" val="0"/>
+                        </a:ext>
+                      </a:extLst>
+                    </a:blip>
+                    <a:srcRect/>
                     <a:stretch>
                       <a:fillRect/>
                     </a:stretch>
                   </pic:blipFill>
-                  <pic:spPr>
+                  <pic:spPr bwMode="auto">
                     <a:xfrm>
                       <a:off x="0" y="0"/>
-                      <a:ext cx="6492240" cy="2813304"/>
+                      <a:ext cx="6309360" cy="4973320"/>
                     </a:xfrm>
                     <a:prstGeom prst="rect">
                       <a:avLst/>
                     </a:prstGeom>
+                    <a:noFill/>
+                    <a:ln>
+                      <a:noFill/>
+                    </a:ln>
                   </pic:spPr>
                 </pic:pic>
               </a:graphicData>
@@ -13227,6 +13296,18 @@
     </w:p>
     <w:p>
       <w:pPr>
+        <w:jc w:val="both"/>
+        <w:rPr>
+          <w:rFonts w:ascii="Arial" w:hAnsi="Arial"/>
+          <w:color w:val="auto"/>
+          <w:sz w:val="24"/>
+          <w:szCs w:val="24"/>
+          <w:lang w:val="es-CL"/>
+        </w:rPr>
+      </w:pPr>
+    </w:p>
+    <w:p>
+      <w:pPr>
         <w:pStyle w:val="Descripcin1"/>
         <w:jc w:val="both"/>
         <w:rPr>
@@ -13236,6 +13317,166 @@
           <w:szCs w:val="24"/>
         </w:rPr>
       </w:pPr>
+      <w:r>
+        <w:rPr>
+          <w:rFonts w:ascii="Arial" w:hAnsi="Arial" w:cs="Arial"/>
+          <w:i/>
+          <w:iCs/>
+          <w:color w:val="auto"/>
+          <w:sz w:val="24"/>
+          <w:szCs w:val="24"/>
+        </w:rPr>
+        <w:t>Nota</w:t>
+      </w:r>
+      <w:r>
+        <w:rPr>
+          <w:rFonts w:ascii="Arial" w:hAnsi="Arial" w:cs="Arial"/>
+          <w:color w:val="auto"/>
+          <w:sz w:val="24"/>
+          <w:szCs w:val="24"/>
+        </w:rPr>
+        <w:t xml:space="preserve">. </w:t>
+      </w:r>
+      <w:proofErr w:type="spellStart"/>
+      <w:r>
+        <w:rPr>
+          <w:rFonts w:ascii="Arial" w:hAnsi="Arial" w:cs="Arial"/>
+          <w:color w:val="auto"/>
+          <w:sz w:val="24"/>
+          <w:szCs w:val="24"/>
+        </w:rPr>
+        <w:t>Elaboración</w:t>
+      </w:r>
+      <w:proofErr w:type="spellEnd"/>
+      <w:r>
+        <w:rPr>
+          <w:rFonts w:ascii="Arial" w:hAnsi="Arial" w:cs="Arial"/>
+          <w:color w:val="auto"/>
+          <w:sz w:val="24"/>
+          <w:szCs w:val="24"/>
+        </w:rPr>
+        <w:t xml:space="preserve"> </w:t>
+      </w:r>
+      <w:proofErr w:type="spellStart"/>
+      <w:r>
+        <w:rPr>
+          <w:rFonts w:ascii="Arial" w:hAnsi="Arial" w:cs="Arial"/>
+          <w:color w:val="auto"/>
+          <w:sz w:val="24"/>
+          <w:szCs w:val="24"/>
+        </w:rPr>
+        <w:t>propia</w:t>
+      </w:r>
+      <w:proofErr w:type="spellEnd"/>
+      <w:r>
+        <w:rPr>
+          <w:rFonts w:ascii="Arial" w:hAnsi="Arial" w:cs="Arial"/>
+          <w:color w:val="auto"/>
+          <w:sz w:val="24"/>
+          <w:szCs w:val="24"/>
+        </w:rPr>
+        <w:t xml:space="preserve">. La </w:t>
+      </w:r>
+      <w:proofErr w:type="spellStart"/>
+      <w:r>
+        <w:rPr>
+          <w:rFonts w:ascii="Arial" w:hAnsi="Arial" w:cs="Arial"/>
+          <w:color w:val="auto"/>
+          <w:sz w:val="24"/>
+          <w:szCs w:val="24"/>
+        </w:rPr>
+        <w:t>versión</w:t>
+      </w:r>
+      <w:proofErr w:type="spellEnd"/>
+      <w:r>
+        <w:rPr>
+          <w:rFonts w:ascii="Arial" w:hAnsi="Arial" w:cs="Arial"/>
+          <w:color w:val="auto"/>
+          <w:sz w:val="24"/>
+          <w:szCs w:val="24"/>
+        </w:rPr>
+        <w:t xml:space="preserve"> editable se </w:t>
+      </w:r>
+      <w:proofErr w:type="spellStart"/>
+      <w:r>
+        <w:rPr>
+          <w:rFonts w:ascii="Arial" w:hAnsi="Arial" w:cs="Arial"/>
+          <w:color w:val="auto"/>
+          <w:sz w:val="24"/>
+          <w:szCs w:val="24"/>
+        </w:rPr>
+        <w:t>encuentra</w:t>
+      </w:r>
+      <w:proofErr w:type="spellEnd"/>
+      <w:r>
+        <w:rPr>
+          <w:rFonts w:ascii="Arial" w:hAnsi="Arial" w:cs="Arial"/>
+          <w:color w:val="auto"/>
+          <w:sz w:val="24"/>
+          <w:szCs w:val="24"/>
+        </w:rPr>
+        <w:t xml:space="preserve"> </w:t>
+      </w:r>
+      <w:proofErr w:type="spellStart"/>
+      <w:r>
+        <w:rPr>
+          <w:rFonts w:ascii="Arial" w:hAnsi="Arial" w:cs="Arial"/>
+          <w:color w:val="auto"/>
+          <w:sz w:val="24"/>
+          <w:szCs w:val="24"/>
+        </w:rPr>
+        <w:t>en</w:t>
+      </w:r>
+      <w:proofErr w:type="spellEnd"/>
+      <w:r>
+        <w:rPr>
+          <w:rFonts w:ascii="Arial" w:hAnsi="Arial" w:cs="Arial"/>
+          <w:color w:val="auto"/>
+          <w:sz w:val="24"/>
+          <w:szCs w:val="24"/>
+        </w:rPr>
+        <w:t xml:space="preserve"> docs/mcdi500_s1_grupo5.drawio y la </w:t>
+      </w:r>
+      <w:proofErr w:type="spellStart"/>
+      <w:r>
+        <w:rPr>
+          <w:rFonts w:ascii="Arial" w:hAnsi="Arial" w:cs="Arial"/>
+          <w:color w:val="auto"/>
+          <w:sz w:val="24"/>
+          <w:szCs w:val="24"/>
+        </w:rPr>
+        <w:t>versión</w:t>
+      </w:r>
+      <w:proofErr w:type="spellEnd"/>
+      <w:r>
+        <w:rPr>
+          <w:rFonts w:ascii="Arial" w:hAnsi="Arial" w:cs="Arial"/>
+          <w:color w:val="auto"/>
+          <w:sz w:val="24"/>
+          <w:szCs w:val="24"/>
+        </w:rPr>
+        <w:t xml:space="preserve"> final </w:t>
+      </w:r>
+      <w:proofErr w:type="spellStart"/>
+      <w:r>
+        <w:rPr>
+          <w:rFonts w:ascii="Arial" w:hAnsi="Arial" w:cs="Arial"/>
+          <w:color w:val="auto"/>
+          <w:sz w:val="24"/>
+          <w:szCs w:val="24"/>
+        </w:rPr>
+        <w:t>en</w:t>
+      </w:r>
+      <w:proofErr w:type="spellEnd"/>
+      <w:r>
+        <w:rPr>
+          <w:rFonts w:ascii="Arial" w:hAnsi="Arial" w:cs="Arial"/>
+          <w:color w:val="auto"/>
+          <w:sz w:val="24"/>
+          <w:szCs w:val="24"/>
+        </w:rPr>
+        <w:t xml:space="preserve"> docs/mcdi500_s1_grupo5.pdf.</w:t>
+      </w:r>
     </w:p>
     <w:p>
       <w:pPr>
@@ -13243,210 +13484,36 @@
         <w:jc w:val="both"/>
         <w:rPr>
           <w:rFonts w:ascii="Arial" w:hAnsi="Arial" w:cs="Arial"/>
-          <w:color w:val="auto"/>
-          <w:sz w:val="24"/>
-          <w:szCs w:val="24"/>
-        </w:rPr>
-      </w:pPr>
-      <w:proofErr w:type="spellStart"/>
-      <w:r>
-        <w:rPr>
-          <w:rFonts w:ascii="Arial" w:hAnsi="Arial" w:cs="Arial"/>
-          <w:color w:val="auto"/>
-          <w:sz w:val="24"/>
-          <w:szCs w:val="24"/>
-        </w:rPr>
-        <w:t>Figura</w:t>
-      </w:r>
-      <w:proofErr w:type="spellEnd"/>
-      <w:r>
-        <w:rPr>
-          <w:rFonts w:ascii="Arial" w:hAnsi="Arial" w:cs="Arial"/>
-          <w:color w:val="auto"/>
-          <w:sz w:val="24"/>
-          <w:szCs w:val="24"/>
-        </w:rPr>
-        <w:t xml:space="preserve"> 1. </w:t>
-      </w:r>
-      <w:proofErr w:type="spellStart"/>
-      <w:r>
-        <w:rPr>
-          <w:rFonts w:ascii="Arial" w:hAnsi="Arial" w:cs="Arial"/>
-          <w:color w:val="auto"/>
-          <w:sz w:val="24"/>
-          <w:szCs w:val="24"/>
-        </w:rPr>
-        <w:t>Síntesis</w:t>
-      </w:r>
-      <w:proofErr w:type="spellEnd"/>
-      <w:r>
-        <w:rPr>
-          <w:rFonts w:ascii="Arial" w:hAnsi="Arial" w:cs="Arial"/>
-          <w:color w:val="auto"/>
-          <w:sz w:val="24"/>
-          <w:szCs w:val="24"/>
-        </w:rPr>
-        <w:t xml:space="preserve"> </w:t>
-      </w:r>
-      <w:proofErr w:type="spellStart"/>
-      <w:r>
-        <w:rPr>
-          <w:rFonts w:ascii="Arial" w:hAnsi="Arial" w:cs="Arial"/>
-          <w:color w:val="auto"/>
-          <w:sz w:val="24"/>
-          <w:szCs w:val="24"/>
-        </w:rPr>
-        <w:t>gráfica</w:t>
-      </w:r>
-      <w:proofErr w:type="spellEnd"/>
-      <w:r>
-        <w:rPr>
-          <w:rFonts w:ascii="Arial" w:hAnsi="Arial" w:cs="Arial"/>
-          <w:color w:val="auto"/>
-          <w:sz w:val="24"/>
-          <w:szCs w:val="24"/>
-        </w:rPr>
-        <w:t xml:space="preserve"> del </w:t>
-      </w:r>
-      <w:proofErr w:type="spellStart"/>
-      <w:r>
-        <w:rPr>
-          <w:rFonts w:ascii="Arial" w:hAnsi="Arial" w:cs="Arial"/>
-          <w:color w:val="auto"/>
-          <w:sz w:val="24"/>
-          <w:szCs w:val="24"/>
-        </w:rPr>
-        <w:t>mapa</w:t>
-      </w:r>
-      <w:proofErr w:type="spellEnd"/>
-      <w:r>
-        <w:rPr>
-          <w:rFonts w:ascii="Arial" w:hAnsi="Arial" w:cs="Arial"/>
-          <w:color w:val="auto"/>
-          <w:sz w:val="24"/>
-          <w:szCs w:val="24"/>
-        </w:rPr>
-        <w:t xml:space="preserve"> conceptual </w:t>
-      </w:r>
-      <w:proofErr w:type="spellStart"/>
-      <w:r>
-        <w:rPr>
-          <w:rFonts w:ascii="Arial" w:hAnsi="Arial" w:cs="Arial"/>
-          <w:color w:val="auto"/>
-          <w:sz w:val="24"/>
-          <w:szCs w:val="24"/>
-        </w:rPr>
-        <w:t>técnico</w:t>
-      </w:r>
-      <w:proofErr w:type="spellEnd"/>
-      <w:r>
-        <w:rPr>
-          <w:rFonts w:ascii="Arial" w:hAnsi="Arial" w:cs="Arial"/>
-          <w:color w:val="auto"/>
-          <w:sz w:val="24"/>
-          <w:szCs w:val="24"/>
-        </w:rPr>
-        <w:t xml:space="preserve"> del </w:t>
-      </w:r>
-      <w:proofErr w:type="spellStart"/>
-      <w:r>
-        <w:rPr>
-          <w:rFonts w:ascii="Arial" w:hAnsi="Arial" w:cs="Arial"/>
-          <w:color w:val="auto"/>
-          <w:sz w:val="24"/>
-          <w:szCs w:val="24"/>
-        </w:rPr>
-        <w:t>proyecto</w:t>
-      </w:r>
-      <w:proofErr w:type="spellEnd"/>
-      <w:r>
-        <w:rPr>
-          <w:rFonts w:ascii="Arial" w:hAnsi="Arial" w:cs="Arial"/>
-          <w:color w:val="auto"/>
-          <w:sz w:val="24"/>
-          <w:szCs w:val="24"/>
-        </w:rPr>
-        <w:t xml:space="preserve"> transversal. El </w:t>
-      </w:r>
-      <w:proofErr w:type="spellStart"/>
-      <w:r>
-        <w:rPr>
-          <w:rFonts w:ascii="Arial" w:hAnsi="Arial" w:cs="Arial"/>
-          <w:color w:val="auto"/>
-          <w:sz w:val="24"/>
-          <w:szCs w:val="24"/>
-        </w:rPr>
-        <w:t>archivo</w:t>
-      </w:r>
-      <w:proofErr w:type="spellEnd"/>
-      <w:r>
-        <w:rPr>
-          <w:rFonts w:ascii="Arial" w:hAnsi="Arial" w:cs="Arial"/>
-          <w:color w:val="auto"/>
-          <w:sz w:val="24"/>
-          <w:szCs w:val="24"/>
-        </w:rPr>
-        <w:t xml:space="preserve"> editable </w:t>
-      </w:r>
-      <w:proofErr w:type="spellStart"/>
-      <w:r>
-        <w:rPr>
-          <w:rFonts w:ascii="Arial" w:hAnsi="Arial" w:cs="Arial"/>
-          <w:color w:val="auto"/>
-          <w:sz w:val="24"/>
-          <w:szCs w:val="24"/>
-        </w:rPr>
-        <w:t>completo</w:t>
-      </w:r>
-      <w:proofErr w:type="spellEnd"/>
-      <w:r>
-        <w:rPr>
-          <w:rFonts w:ascii="Arial" w:hAnsi="Arial" w:cs="Arial"/>
-          <w:color w:val="auto"/>
-          <w:sz w:val="24"/>
-          <w:szCs w:val="24"/>
-        </w:rPr>
-        <w:t xml:space="preserve"> se </w:t>
-      </w:r>
-      <w:proofErr w:type="spellStart"/>
-      <w:r>
-        <w:rPr>
-          <w:rFonts w:ascii="Arial" w:hAnsi="Arial" w:cs="Arial"/>
-          <w:color w:val="auto"/>
-          <w:sz w:val="24"/>
-          <w:szCs w:val="24"/>
-        </w:rPr>
-        <w:t>encuentra</w:t>
-      </w:r>
-      <w:proofErr w:type="spellEnd"/>
-      <w:r>
-        <w:rPr>
-          <w:rFonts w:ascii="Arial" w:hAnsi="Arial" w:cs="Arial"/>
-          <w:color w:val="auto"/>
-          <w:sz w:val="24"/>
-          <w:szCs w:val="24"/>
-        </w:rPr>
-        <w:t xml:space="preserve"> disponible </w:t>
-      </w:r>
-      <w:proofErr w:type="spellStart"/>
-      <w:r>
-        <w:rPr>
-          <w:rFonts w:ascii="Arial" w:hAnsi="Arial" w:cs="Arial"/>
-          <w:color w:val="auto"/>
-          <w:sz w:val="24"/>
-          <w:szCs w:val="24"/>
-        </w:rPr>
-        <w:t>en</w:t>
-      </w:r>
-      <w:proofErr w:type="spellEnd"/>
-      <w:r>
-        <w:rPr>
-          <w:rFonts w:ascii="Arial" w:hAnsi="Arial" w:cs="Arial"/>
-          <w:color w:val="auto"/>
-          <w:sz w:val="24"/>
-          <w:szCs w:val="24"/>
-        </w:rPr>
-        <w:t xml:space="preserve"> docs/mapa_conceptual_f1_f2.drawio.</w:t>
+          <w:b/>
+          <w:bCs/>
+          <w:color w:val="auto"/>
+          <w:sz w:val="24"/>
+          <w:szCs w:val="24"/>
+        </w:rPr>
+      </w:pPr>
+      <w:proofErr w:type="spellStart"/>
+      <w:r>
+        <w:rPr>
+          <w:rFonts w:ascii="Arial" w:hAnsi="Arial" w:cs="Arial"/>
+          <w:b/>
+          <w:bCs/>
+          <w:color w:val="auto"/>
+          <w:sz w:val="24"/>
+          <w:szCs w:val="24"/>
+        </w:rPr>
+        <w:t>Tabla</w:t>
+      </w:r>
+      <w:proofErr w:type="spellEnd"/>
+      <w:r>
+        <w:rPr>
+          <w:rFonts w:ascii="Arial" w:hAnsi="Arial" w:cs="Arial"/>
+          <w:b/>
+          <w:bCs/>
+          <w:color w:val="auto"/>
+          <w:sz w:val="24"/>
+          <w:szCs w:val="24"/>
+        </w:rPr>
+        <w:t xml:space="preserve"> 6</w:t>
       </w:r>
     </w:p>
     <w:p>
@@ -13460,165 +13527,247 @@
           <w:szCs w:val="24"/>
         </w:rPr>
       </w:pPr>
+      <w:proofErr w:type="spellStart"/>
+      <w:r>
+        <w:rPr>
+          <w:rFonts w:ascii="Arial" w:hAnsi="Arial" w:cs="Arial"/>
+          <w:color w:val="auto"/>
+          <w:sz w:val="24"/>
+          <w:szCs w:val="24"/>
+        </w:rPr>
+        <w:t>Correspondencia</w:t>
+      </w:r>
+      <w:proofErr w:type="spellEnd"/>
+      <w:r>
+        <w:rPr>
+          <w:rFonts w:ascii="Arial" w:hAnsi="Arial" w:cs="Arial"/>
+          <w:color w:val="auto"/>
+          <w:sz w:val="24"/>
+          <w:szCs w:val="24"/>
+        </w:rPr>
+        <w:t xml:space="preserve"> entre el </w:t>
+      </w:r>
+      <w:proofErr w:type="spellStart"/>
+      <w:r>
+        <w:rPr>
+          <w:rFonts w:ascii="Arial" w:hAnsi="Arial" w:cs="Arial"/>
+          <w:color w:val="auto"/>
+          <w:sz w:val="24"/>
+          <w:szCs w:val="24"/>
+        </w:rPr>
+        <w:t>mapa</w:t>
+      </w:r>
+      <w:proofErr w:type="spellEnd"/>
+      <w:r>
+        <w:rPr>
+          <w:rFonts w:ascii="Arial" w:hAnsi="Arial" w:cs="Arial"/>
+          <w:color w:val="auto"/>
+          <w:sz w:val="24"/>
+          <w:szCs w:val="24"/>
+        </w:rPr>
+        <w:t xml:space="preserve"> conceptual y </w:t>
+      </w:r>
+      <w:proofErr w:type="spellStart"/>
+      <w:r>
+        <w:rPr>
+          <w:rFonts w:ascii="Arial" w:hAnsi="Arial" w:cs="Arial"/>
+          <w:color w:val="auto"/>
+          <w:sz w:val="24"/>
+          <w:szCs w:val="24"/>
+        </w:rPr>
+        <w:t>los</w:t>
+      </w:r>
+      <w:proofErr w:type="spellEnd"/>
+      <w:r>
+        <w:rPr>
+          <w:rFonts w:ascii="Arial" w:hAnsi="Arial" w:cs="Arial"/>
+          <w:color w:val="auto"/>
+          <w:sz w:val="24"/>
+          <w:szCs w:val="24"/>
+        </w:rPr>
+        <w:t xml:space="preserve"> </w:t>
+      </w:r>
+      <w:proofErr w:type="spellStart"/>
+      <w:r>
+        <w:rPr>
+          <w:rFonts w:ascii="Arial" w:hAnsi="Arial" w:cs="Arial"/>
+          <w:color w:val="auto"/>
+          <w:sz w:val="24"/>
+          <w:szCs w:val="24"/>
+        </w:rPr>
+        <w:t>productos</w:t>
+      </w:r>
+      <w:proofErr w:type="spellEnd"/>
+      <w:r>
+        <w:rPr>
+          <w:rFonts w:ascii="Arial" w:hAnsi="Arial" w:cs="Arial"/>
+          <w:color w:val="auto"/>
+          <w:sz w:val="24"/>
+          <w:szCs w:val="24"/>
+        </w:rPr>
+        <w:t xml:space="preserve"> </w:t>
+      </w:r>
+      <w:proofErr w:type="spellStart"/>
+      <w:r>
+        <w:rPr>
+          <w:rFonts w:ascii="Arial" w:hAnsi="Arial" w:cs="Arial"/>
+          <w:color w:val="auto"/>
+          <w:sz w:val="24"/>
+          <w:szCs w:val="24"/>
+        </w:rPr>
+        <w:t>desarrollados</w:t>
+      </w:r>
+      <w:proofErr w:type="spellEnd"/>
     </w:p>
     <w:tbl>
       <w:tblPr>
         <w:tblW w:w="0" w:type="auto"/>
-        <w:jc w:val="center"/>
+        <w:tblCellSpacing w:w="15" w:type="dxa"/>
         <w:tblBorders>
-          <w:top w:val="single" w:sz="4" w:space="0" w:color="D1D5DB"/>
-          <w:left w:val="single" w:sz="4" w:space="0" w:color="D1D5DB"/>
-          <w:bottom w:val="single" w:sz="4" w:space="0" w:color="D1D5DB"/>
-          <w:right w:val="single" w:sz="4" w:space="0" w:color="D1D5DB"/>
-          <w:insideH w:val="single" w:sz="4" w:space="0" w:color="D1D5DB"/>
-          <w:insideV w:val="single" w:sz="4" w:space="0" w:color="D1D5DB"/>
+          <w:top w:val="single" w:sz="4" w:space="0" w:color="auto"/>
+          <w:left w:val="single" w:sz="4" w:space="0" w:color="auto"/>
+          <w:bottom w:val="single" w:sz="4" w:space="0" w:color="auto"/>
+          <w:right w:val="single" w:sz="4" w:space="0" w:color="auto"/>
+          <w:insideH w:val="single" w:sz="4" w:space="0" w:color="auto"/>
+          <w:insideV w:val="single" w:sz="4" w:space="0" w:color="auto"/>
         </w:tblBorders>
-        <w:tblLayout w:type="fixed"/>
+        <w:tblCellMar>
+          <w:top w:w="15" w:type="dxa"/>
+          <w:left w:w="15" w:type="dxa"/>
+          <w:bottom w:w="15" w:type="dxa"/>
+          <w:right w:w="15" w:type="dxa"/>
+        </w:tblCellMar>
         <w:tblLook w:val="04A0" w:firstRow="1" w:lastRow="0" w:firstColumn="1" w:lastColumn="0" w:noHBand="0" w:noVBand="1"/>
       </w:tblPr>
       <w:tblGrid>
-        <w:gridCol w:w="3168"/>
-        <w:gridCol w:w="2160"/>
-        <w:gridCol w:w="4752"/>
+        <w:gridCol w:w="2360"/>
+        <w:gridCol w:w="4205"/>
+        <w:gridCol w:w="3361"/>
       </w:tblGrid>
       <w:tr>
         <w:trPr>
-          <w:cantSplit/>
           <w:tblHeader/>
-          <w:jc w:val="center"/>
+          <w:tblCellSpacing w:w="15" w:type="dxa"/>
         </w:trPr>
         <w:tc>
           <w:tcPr>
-            <w:tcW w:w="3168" w:type="dxa"/>
-            <w:shd w:val="clear" w:color="auto" w:fill="E7EEF4"/>
-            <w:tcMar>
-              <w:top w:w="90" w:type="dxa"/>
-              <w:left w:w="90" w:type="dxa"/>
-              <w:bottom w:w="90" w:type="dxa"/>
-              <w:right w:w="90" w:type="dxa"/>
-            </w:tcMar>
+            <w:tcW w:w="0" w:type="auto"/>
             <w:vAlign w:val="center"/>
+            <w:hideMark/>
           </w:tcPr>
           <w:p>
             <w:pPr>
-              <w:spacing w:after="40"/>
               <w:jc w:val="both"/>
               <w:rPr>
                 <w:rFonts w:ascii="Arial" w:hAnsi="Arial"/>
-                <w:color w:val="auto"/>
-                <w:sz w:val="24"/>
-                <w:szCs w:val="24"/>
+                <w:b/>
+                <w:bCs/>
+                <w:color w:val="auto"/>
+                <w:sz w:val="24"/>
+                <w:szCs w:val="24"/>
+                <w:lang w:val="es-CL"/>
               </w:rPr>
             </w:pPr>
             <w:r>
               <w:rPr>
                 <w:rFonts w:ascii="Arial" w:hAnsi="Arial"/>
                 <w:b/>
-                <w:color w:val="auto"/>
-                <w:sz w:val="24"/>
-                <w:szCs w:val="24"/>
-              </w:rPr>
-              <w:t>Componente del Mapa Conceptual</w:t>
+                <w:bCs/>
+                <w:color w:val="auto"/>
+                <w:sz w:val="24"/>
+                <w:szCs w:val="24"/>
+                <w:lang w:val="es-CL"/>
+              </w:rPr>
+              <w:t>Componente del mapa</w:t>
             </w:r>
           </w:p>
         </w:tc>
         <w:tc>
           <w:tcPr>
-            <w:tcW w:w="2160" w:type="dxa"/>
-            <w:shd w:val="clear" w:color="auto" w:fill="E7EEF4"/>
-            <w:tcMar>
-              <w:top w:w="90" w:type="dxa"/>
-              <w:left w:w="90" w:type="dxa"/>
-              <w:bottom w:w="90" w:type="dxa"/>
-              <w:right w:w="90" w:type="dxa"/>
-            </w:tcMar>
+            <w:tcW w:w="0" w:type="auto"/>
             <w:vAlign w:val="center"/>
+            <w:hideMark/>
           </w:tcPr>
           <w:p>
             <w:pPr>
-              <w:spacing w:after="40"/>
               <w:jc w:val="both"/>
               <w:rPr>
                 <w:rFonts w:ascii="Arial" w:hAnsi="Arial"/>
-                <w:color w:val="auto"/>
-                <w:sz w:val="24"/>
-                <w:szCs w:val="24"/>
+                <w:b/>
+                <w:bCs/>
+                <w:color w:val="auto"/>
+                <w:sz w:val="24"/>
+                <w:szCs w:val="24"/>
+                <w:lang w:val="es-CL"/>
               </w:rPr>
             </w:pPr>
             <w:r>
               <w:rPr>
                 <w:rFonts w:ascii="Arial" w:hAnsi="Arial"/>
                 <w:b/>
-                <w:color w:val="auto"/>
-                <w:sz w:val="24"/>
-                <w:szCs w:val="24"/>
-              </w:rPr>
-              <w:t>Estado en el Proyecto</w:t>
+                <w:bCs/>
+                <w:color w:val="auto"/>
+                <w:sz w:val="24"/>
+                <w:szCs w:val="24"/>
+                <w:lang w:val="es-CL"/>
+              </w:rPr>
+              <w:t>Aplicación en el proyecto</w:t>
             </w:r>
           </w:p>
         </w:tc>
         <w:tc>
           <w:tcPr>
-            <w:tcW w:w="4752" w:type="dxa"/>
-            <w:shd w:val="clear" w:color="auto" w:fill="E7EEF4"/>
-            <w:tcMar>
-              <w:top w:w="90" w:type="dxa"/>
-              <w:left w:w="90" w:type="dxa"/>
-              <w:bottom w:w="90" w:type="dxa"/>
-              <w:right w:w="90" w:type="dxa"/>
-            </w:tcMar>
+            <w:tcW w:w="0" w:type="auto"/>
             <w:vAlign w:val="center"/>
+            <w:hideMark/>
           </w:tcPr>
           <w:p>
             <w:pPr>
-              <w:spacing w:after="40"/>
               <w:jc w:val="both"/>
               <w:rPr>
                 <w:rFonts w:ascii="Arial" w:hAnsi="Arial"/>
-                <w:color w:val="auto"/>
-                <w:sz w:val="24"/>
-                <w:szCs w:val="24"/>
+                <w:b/>
+                <w:bCs/>
+                <w:color w:val="auto"/>
+                <w:sz w:val="24"/>
+                <w:szCs w:val="24"/>
+                <w:lang w:val="es-CL"/>
               </w:rPr>
             </w:pPr>
             <w:r>
               <w:rPr>
                 <w:rFonts w:ascii="Arial" w:hAnsi="Arial"/>
                 <w:b/>
-                <w:color w:val="auto"/>
-                <w:sz w:val="24"/>
-                <w:szCs w:val="24"/>
-              </w:rPr>
-              <w:t>Artefacto / Archivo de Respaldo en Repositorio</w:t>
+                <w:bCs/>
+                <w:color w:val="auto"/>
+                <w:sz w:val="24"/>
+                <w:szCs w:val="24"/>
+                <w:lang w:val="es-CL"/>
+              </w:rPr>
+              <w:t>Evidencia</w:t>
             </w:r>
           </w:p>
         </w:tc>
       </w:tr>
       <w:tr>
         <w:trPr>
-          <w:cantSplit/>
-          <w:jc w:val="center"/>
+          <w:tblCellSpacing w:w="15" w:type="dxa"/>
         </w:trPr>
         <w:tc>
           <w:tcPr>
-            <w:tcW w:w="3168" w:type="dxa"/>
-            <w:shd w:val="clear" w:color="auto" w:fill="F9FAFB"/>
-            <w:tcMar>
-              <w:top w:w="90" w:type="dxa"/>
-              <w:left w:w="90" w:type="dxa"/>
-              <w:bottom w:w="90" w:type="dxa"/>
-              <w:right w:w="90" w:type="dxa"/>
-            </w:tcMar>
+            <w:tcW w:w="0" w:type="auto"/>
             <w:vAlign w:val="center"/>
+            <w:hideMark/>
           </w:tcPr>
           <w:p>
             <w:pPr>
-              <w:spacing w:after="40"/>
               <w:jc w:val="both"/>
               <w:rPr>
                 <w:rFonts w:ascii="Arial" w:hAnsi="Arial"/>
                 <w:color w:val="auto"/>
                 <w:sz w:val="24"/>
                 <w:szCs w:val="24"/>
+                <w:lang w:val="es-CL"/>
               </w:rPr>
             </w:pPr>
             <w:r>
@@ -13627,32 +13776,27 @@
                 <w:color w:val="auto"/>
                 <w:sz w:val="24"/>
                 <w:szCs w:val="24"/>
-              </w:rPr>
-              <w:t>Problema, unidad de análisis y objetivos</w:t>
+                <w:lang w:val="es-CL"/>
+              </w:rPr>
+              <w:t>Problema y datos</w:t>
             </w:r>
           </w:p>
         </w:tc>
         <w:tc>
           <w:tcPr>
-            <w:tcW w:w="2160" w:type="dxa"/>
-            <w:shd w:val="clear" w:color="auto" w:fill="F9FAFB"/>
-            <w:tcMar>
-              <w:top w:w="90" w:type="dxa"/>
-              <w:left w:w="90" w:type="dxa"/>
-              <w:bottom w:w="90" w:type="dxa"/>
-              <w:right w:w="90" w:type="dxa"/>
-            </w:tcMar>
+            <w:tcW w:w="0" w:type="auto"/>
             <w:vAlign w:val="center"/>
+            <w:hideMark/>
           </w:tcPr>
           <w:p>
             <w:pPr>
-              <w:spacing w:after="40"/>
               <w:jc w:val="both"/>
               <w:rPr>
                 <w:rFonts w:ascii="Arial" w:hAnsi="Arial"/>
                 <w:color w:val="auto"/>
                 <w:sz w:val="24"/>
                 <w:szCs w:val="24"/>
+                <w:lang w:val="es-CL"/>
               </w:rPr>
             </w:pPr>
             <w:r>
@@ -13661,32 +13805,27 @@
                 <w:color w:val="auto"/>
                 <w:sz w:val="24"/>
                 <w:szCs w:val="24"/>
-              </w:rPr>
-              <w:t>Implementado (F1)</w:t>
+                <w:lang w:val="es-CL"/>
+              </w:rPr>
+              <w:t>Se definió la pregunta de análisis, la unidad de trabajo y el alcance descriptivo</w:t>
             </w:r>
           </w:p>
         </w:tc>
         <w:tc>
           <w:tcPr>
-            <w:tcW w:w="4752" w:type="dxa"/>
-            <w:shd w:val="clear" w:color="auto" w:fill="F9FAFB"/>
-            <w:tcMar>
-              <w:top w:w="90" w:type="dxa"/>
-              <w:left w:w="90" w:type="dxa"/>
-              <w:bottom w:w="90" w:type="dxa"/>
-              <w:right w:w="90" w:type="dxa"/>
-            </w:tcMar>
+            <w:tcW w:w="0" w:type="auto"/>
             <w:vAlign w:val="center"/>
+            <w:hideMark/>
           </w:tcPr>
           <w:p>
             <w:pPr>
-              <w:spacing w:after="40"/>
               <w:jc w:val="both"/>
               <w:rPr>
                 <w:rFonts w:ascii="Arial" w:hAnsi="Arial"/>
                 <w:color w:val="auto"/>
                 <w:sz w:val="24"/>
                 <w:szCs w:val="24"/>
+                <w:lang w:val="es-CL"/>
               </w:rPr>
             </w:pPr>
             <w:r>
@@ -13695,38 +13834,32 @@
                 <w:color w:val="auto"/>
                 <w:sz w:val="24"/>
                 <w:szCs w:val="24"/>
-              </w:rPr>
-              <w:t>F1/F1_Definición.ipynb (secciones 1–4) y data/README.md</w:t>
+                <w:lang w:val="es-CL"/>
+              </w:rPr>
+              <w:t>F1/F1_Definición.ipynb y data/README.md</w:t>
             </w:r>
           </w:p>
         </w:tc>
       </w:tr>
       <w:tr>
         <w:trPr>
-          <w:cantSplit/>
-          <w:jc w:val="center"/>
+          <w:tblCellSpacing w:w="15" w:type="dxa"/>
         </w:trPr>
         <w:tc>
           <w:tcPr>
-            <w:tcW w:w="3168" w:type="dxa"/>
-            <w:shd w:val="clear" w:color="auto" w:fill="FFFFFF"/>
-            <w:tcMar>
-              <w:top w:w="90" w:type="dxa"/>
-              <w:left w:w="90" w:type="dxa"/>
-              <w:bottom w:w="90" w:type="dxa"/>
-              <w:right w:w="90" w:type="dxa"/>
-            </w:tcMar>
+            <w:tcW w:w="0" w:type="auto"/>
             <w:vAlign w:val="center"/>
+            <w:hideMark/>
           </w:tcPr>
           <w:p>
             <w:pPr>
-              <w:spacing w:after="40"/>
               <w:jc w:val="both"/>
               <w:rPr>
                 <w:rFonts w:ascii="Arial" w:hAnsi="Arial"/>
                 <w:color w:val="auto"/>
                 <w:sz w:val="24"/>
                 <w:szCs w:val="24"/>
+                <w:lang w:val="es-CL"/>
               </w:rPr>
             </w:pPr>
             <w:r>
@@ -13735,32 +13868,27 @@
                 <w:color w:val="auto"/>
                 <w:sz w:val="24"/>
                 <w:szCs w:val="24"/>
-              </w:rPr>
-              <w:t>Entorno reproducible y dependencias</w:t>
+                <w:lang w:val="es-CL"/>
+              </w:rPr>
+              <w:t>Entorno reproducible</w:t>
             </w:r>
           </w:p>
         </w:tc>
         <w:tc>
           <w:tcPr>
-            <w:tcW w:w="2160" w:type="dxa"/>
-            <w:shd w:val="clear" w:color="auto" w:fill="FFFFFF"/>
-            <w:tcMar>
-              <w:top w:w="90" w:type="dxa"/>
-              <w:left w:w="90" w:type="dxa"/>
-              <w:bottom w:w="90" w:type="dxa"/>
-              <w:right w:w="90" w:type="dxa"/>
-            </w:tcMar>
+            <w:tcW w:w="0" w:type="auto"/>
             <w:vAlign w:val="center"/>
+            <w:hideMark/>
           </w:tcPr>
           <w:p>
             <w:pPr>
-              <w:spacing w:after="40"/>
               <w:jc w:val="both"/>
               <w:rPr>
                 <w:rFonts w:ascii="Arial" w:hAnsi="Arial"/>
                 <w:color w:val="auto"/>
                 <w:sz w:val="24"/>
                 <w:szCs w:val="24"/>
+                <w:lang w:val="es-CL"/>
               </w:rPr>
             </w:pPr>
             <w:r>
@@ -13769,32 +13897,27 @@
                 <w:color w:val="auto"/>
                 <w:sz w:val="24"/>
                 <w:szCs w:val="24"/>
-              </w:rPr>
-              <w:t>Implementado (F1)</w:t>
+                <w:lang w:val="es-CL"/>
+              </w:rPr>
+              <w:t>Se configuraron Python, el entorno virtual y las dependencias</w:t>
             </w:r>
           </w:p>
         </w:tc>
         <w:tc>
           <w:tcPr>
-            <w:tcW w:w="4752" w:type="dxa"/>
-            <w:shd w:val="clear" w:color="auto" w:fill="FFFFFF"/>
-            <w:tcMar>
-              <w:top w:w="90" w:type="dxa"/>
-              <w:left w:w="90" w:type="dxa"/>
-              <w:bottom w:w="90" w:type="dxa"/>
-              <w:right w:w="90" w:type="dxa"/>
-            </w:tcMar>
+            <w:tcW w:w="0" w:type="auto"/>
             <w:vAlign w:val="center"/>
+            <w:hideMark/>
           </w:tcPr>
           <w:p>
             <w:pPr>
-              <w:spacing w:after="40"/>
               <w:jc w:val="both"/>
               <w:rPr>
                 <w:rFonts w:ascii="Arial" w:hAnsi="Arial"/>
                 <w:color w:val="auto"/>
                 <w:sz w:val="24"/>
                 <w:szCs w:val="24"/>
+                <w:lang w:val="es-CL"/>
               </w:rPr>
             </w:pPr>
             <w:r>
@@ -13803,103 +13926,74 @@
                 <w:color w:val="auto"/>
                 <w:sz w:val="24"/>
                 <w:szCs w:val="24"/>
-              </w:rPr>
-              <w:t xml:space="preserve">requirements.txt, README.md </w:t>
-            </w:r>
-            <w:proofErr w:type="gramStart"/>
-            <w:r>
-              <w:rPr>
-                <w:rFonts w:ascii="Arial" w:hAnsi="Arial"/>
-                <w:color w:val="auto"/>
-                <w:sz w:val="24"/>
-                <w:szCs w:val="24"/>
-              </w:rPr>
-              <w:t>y .</w:t>
-            </w:r>
-            <w:proofErr w:type="spellStart"/>
-            <w:r>
-              <w:rPr>
-                <w:rFonts w:ascii="Arial" w:hAnsi="Arial"/>
-                <w:color w:val="auto"/>
-                <w:sz w:val="24"/>
-                <w:szCs w:val="24"/>
-              </w:rPr>
-              <w:t>venv</w:t>
-            </w:r>
-            <w:proofErr w:type="spellEnd"/>
-            <w:proofErr w:type="gramEnd"/>
-            <w:r>
-              <w:rPr>
-                <w:rFonts w:ascii="Arial" w:hAnsi="Arial"/>
-                <w:color w:val="auto"/>
-                <w:sz w:val="24"/>
-                <w:szCs w:val="24"/>
-              </w:rPr>
-              <w:t xml:space="preserve"> verificado en Python 3.12</w:t>
+                <w:lang w:val="es-CL"/>
+              </w:rPr>
+              <w:t>requirements.txt y README.md</w:t>
             </w:r>
           </w:p>
         </w:tc>
       </w:tr>
       <w:tr>
         <w:trPr>
-          <w:cantSplit/>
-          <w:jc w:val="center"/>
+          <w:tblCellSpacing w:w="15" w:type="dxa"/>
         </w:trPr>
         <w:tc>
           <w:tcPr>
-            <w:tcW w:w="3168" w:type="dxa"/>
-            <w:shd w:val="clear" w:color="auto" w:fill="F9FAFB"/>
-            <w:tcMar>
-              <w:top w:w="90" w:type="dxa"/>
-              <w:left w:w="90" w:type="dxa"/>
-              <w:bottom w:w="90" w:type="dxa"/>
-              <w:right w:w="90" w:type="dxa"/>
-            </w:tcMar>
+            <w:tcW w:w="0" w:type="auto"/>
             <w:vAlign w:val="center"/>
+            <w:hideMark/>
           </w:tcPr>
           <w:p>
             <w:pPr>
-              <w:spacing w:after="40"/>
               <w:jc w:val="both"/>
               <w:rPr>
                 <w:rFonts w:ascii="Arial" w:hAnsi="Arial"/>
                 <w:color w:val="auto"/>
                 <w:sz w:val="24"/>
                 <w:szCs w:val="24"/>
+                <w:lang w:val="es-CL"/>
               </w:rPr>
             </w:pPr>
-            <w:r>
-              <w:rPr>
-                <w:rFonts w:ascii="Arial" w:hAnsi="Arial"/>
-                <w:color w:val="auto"/>
-                <w:sz w:val="24"/>
-                <w:szCs w:val="24"/>
-              </w:rPr>
-              <w:t>Código modular y contrato de entrada</w:t>
+            <w:proofErr w:type="spellStart"/>
+            <w:r>
+              <w:rPr>
+                <w:rFonts w:ascii="Arial" w:hAnsi="Arial"/>
+                <w:color w:val="auto"/>
+                <w:sz w:val="24"/>
+                <w:szCs w:val="24"/>
+                <w:lang w:val="es-CL"/>
+              </w:rPr>
+              <w:lastRenderedPageBreak/>
+              <w:t>Jupyter</w:t>
+            </w:r>
+            <w:proofErr w:type="spellEnd"/>
+            <w:r>
+              <w:rPr>
+                <w:rFonts w:ascii="Arial" w:hAnsi="Arial"/>
+                <w:color w:val="auto"/>
+                <w:sz w:val="24"/>
+                <w:szCs w:val="24"/>
+                <w:lang w:val="es-CL"/>
+              </w:rPr>
+              <w:t xml:space="preserve"> Notebook</w:t>
             </w:r>
           </w:p>
         </w:tc>
         <w:tc>
           <w:tcPr>
-            <w:tcW w:w="2160" w:type="dxa"/>
-            <w:shd w:val="clear" w:color="auto" w:fill="F9FAFB"/>
-            <w:tcMar>
-              <w:top w:w="90" w:type="dxa"/>
-              <w:left w:w="90" w:type="dxa"/>
-              <w:bottom w:w="90" w:type="dxa"/>
-              <w:right w:w="90" w:type="dxa"/>
-            </w:tcMar>
+            <w:tcW w:w="0" w:type="auto"/>
             <w:vAlign w:val="center"/>
+            <w:hideMark/>
           </w:tcPr>
           <w:p>
             <w:pPr>
-              <w:spacing w:after="40"/>
               <w:jc w:val="both"/>
               <w:rPr>
                 <w:rFonts w:ascii="Arial" w:hAnsi="Arial"/>
                 <w:color w:val="auto"/>
                 <w:sz w:val="24"/>
                 <w:szCs w:val="24"/>
+                <w:lang w:val="es-CL"/>
               </w:rPr>
             </w:pPr>
             <w:r>
@@ -13908,32 +14002,27 @@
                 <w:color w:val="auto"/>
                 <w:sz w:val="24"/>
                 <w:szCs w:val="24"/>
-              </w:rPr>
-              <w:t>Implementado (F1/F2)</w:t>
+                <w:lang w:val="es-CL"/>
+              </w:rPr>
+              <w:t>Se integraron explicaciones, código, resultados y pruebas</w:t>
             </w:r>
           </w:p>
         </w:tc>
         <w:tc>
           <w:tcPr>
-            <w:tcW w:w="4752" w:type="dxa"/>
-            <w:shd w:val="clear" w:color="auto" w:fill="F9FAFB"/>
-            <w:tcMar>
-              <w:top w:w="90" w:type="dxa"/>
-              <w:left w:w="90" w:type="dxa"/>
-              <w:bottom w:w="90" w:type="dxa"/>
-              <w:right w:w="90" w:type="dxa"/>
-            </w:tcMar>
+            <w:tcW w:w="0" w:type="auto"/>
             <w:vAlign w:val="center"/>
+            <w:hideMark/>
           </w:tcPr>
           <w:p>
             <w:pPr>
-              <w:spacing w:after="40"/>
               <w:jc w:val="both"/>
               <w:rPr>
                 <w:rFonts w:ascii="Arial" w:hAnsi="Arial"/>
                 <w:color w:val="auto"/>
                 <w:sz w:val="24"/>
                 <w:szCs w:val="24"/>
+                <w:lang w:val="es-CL"/>
               </w:rPr>
             </w:pPr>
             <w:r>
@@ -13942,58 +14031,32 @@
                 <w:color w:val="auto"/>
                 <w:sz w:val="24"/>
                 <w:szCs w:val="24"/>
-              </w:rPr>
-              <w:t>src/proyecto.py (</w:t>
-            </w:r>
-            <w:proofErr w:type="spellStart"/>
-            <w:r>
-              <w:rPr>
-                <w:rFonts w:ascii="Arial" w:hAnsi="Arial"/>
-                <w:color w:val="auto"/>
-                <w:sz w:val="24"/>
-                <w:szCs w:val="24"/>
-              </w:rPr>
-              <w:t>versiones_entorno</w:t>
-            </w:r>
-            <w:proofErr w:type="spellEnd"/>
-            <w:r>
-              <w:rPr>
-                <w:rFonts w:ascii="Arial" w:hAnsi="Arial"/>
-                <w:color w:val="auto"/>
-                <w:sz w:val="24"/>
-                <w:szCs w:val="24"/>
-              </w:rPr>
-              <w:t>, sha256, leer_datos_f1, limpiar_f2)</w:t>
+                <w:lang w:val="es-CL"/>
+              </w:rPr>
+              <w:t>Notebooks de F1 y F2</w:t>
             </w:r>
           </w:p>
         </w:tc>
       </w:tr>
       <w:tr>
         <w:trPr>
-          <w:cantSplit/>
-          <w:jc w:val="center"/>
+          <w:tblCellSpacing w:w="15" w:type="dxa"/>
         </w:trPr>
         <w:tc>
           <w:tcPr>
-            <w:tcW w:w="3168" w:type="dxa"/>
-            <w:shd w:val="clear" w:color="auto" w:fill="FFFFFF"/>
-            <w:tcMar>
-              <w:top w:w="90" w:type="dxa"/>
-              <w:left w:w="90" w:type="dxa"/>
-              <w:bottom w:w="90" w:type="dxa"/>
-              <w:right w:w="90" w:type="dxa"/>
-            </w:tcMar>
+            <w:tcW w:w="0" w:type="auto"/>
             <w:vAlign w:val="center"/>
+            <w:hideMark/>
           </w:tcPr>
           <w:p>
             <w:pPr>
-              <w:spacing w:after="40"/>
               <w:jc w:val="both"/>
               <w:rPr>
                 <w:rFonts w:ascii="Arial" w:hAnsi="Arial"/>
                 <w:color w:val="auto"/>
                 <w:sz w:val="24"/>
                 <w:szCs w:val="24"/>
+                <w:lang w:val="es-CL"/>
               </w:rPr>
             </w:pPr>
             <w:r>
@@ -14002,32 +14065,27 @@
                 <w:color w:val="auto"/>
                 <w:sz w:val="24"/>
                 <w:szCs w:val="24"/>
-              </w:rPr>
-              <w:t>Exploración, diagnóstico y diccionario</w:t>
+                <w:lang w:val="es-CL"/>
+              </w:rPr>
+              <w:t>Git y GitHub</w:t>
             </w:r>
           </w:p>
         </w:tc>
         <w:tc>
           <w:tcPr>
-            <w:tcW w:w="2160" w:type="dxa"/>
-            <w:shd w:val="clear" w:color="auto" w:fill="FFFFFF"/>
-            <w:tcMar>
-              <w:top w:w="90" w:type="dxa"/>
-              <w:left w:w="90" w:type="dxa"/>
-              <w:bottom w:w="90" w:type="dxa"/>
-              <w:right w:w="90" w:type="dxa"/>
-            </w:tcMar>
+            <w:tcW w:w="0" w:type="auto"/>
             <w:vAlign w:val="center"/>
+            <w:hideMark/>
           </w:tcPr>
           <w:p>
             <w:pPr>
-              <w:spacing w:after="40"/>
               <w:jc w:val="both"/>
               <w:rPr>
                 <w:rFonts w:ascii="Arial" w:hAnsi="Arial"/>
                 <w:color w:val="auto"/>
                 <w:sz w:val="24"/>
                 <w:szCs w:val="24"/>
+                <w:lang w:val="es-CL"/>
               </w:rPr>
             </w:pPr>
             <w:r>
@@ -14036,32 +14094,27 @@
                 <w:color w:val="auto"/>
                 <w:sz w:val="24"/>
                 <w:szCs w:val="24"/>
-              </w:rPr>
-              <w:t>Implementado (F2)</w:t>
+                <w:lang w:val="es-CL"/>
+              </w:rPr>
+              <w:t>Cada integrante trabaja en su rama y los cambios se integran mediante PR</w:t>
             </w:r>
           </w:p>
         </w:tc>
         <w:tc>
           <w:tcPr>
-            <w:tcW w:w="4752" w:type="dxa"/>
-            <w:shd w:val="clear" w:color="auto" w:fill="FFFFFF"/>
-            <w:tcMar>
-              <w:top w:w="90" w:type="dxa"/>
-              <w:left w:w="90" w:type="dxa"/>
-              <w:bottom w:w="90" w:type="dxa"/>
-              <w:right w:w="90" w:type="dxa"/>
-            </w:tcMar>
+            <w:tcW w:w="0" w:type="auto"/>
             <w:vAlign w:val="center"/>
+            <w:hideMark/>
           </w:tcPr>
           <w:p>
             <w:pPr>
-              <w:spacing w:after="40"/>
               <w:jc w:val="both"/>
               <w:rPr>
                 <w:rFonts w:ascii="Arial" w:hAnsi="Arial"/>
                 <w:color w:val="auto"/>
                 <w:sz w:val="24"/>
                 <w:szCs w:val="24"/>
+                <w:lang w:val="es-CL"/>
               </w:rPr>
             </w:pPr>
             <w:r>
@@ -14070,38 +14123,32 @@
                 <w:color w:val="auto"/>
                 <w:sz w:val="24"/>
                 <w:szCs w:val="24"/>
-              </w:rPr>
-              <w:t>data/DICCIONARIO_VARIABLES.md y F2/F2_Preprocesamiento.ipynb</w:t>
+                <w:lang w:val="es-CL"/>
+              </w:rPr>
+              <w:t>Repositorio e historial de GitHub</w:t>
             </w:r>
           </w:p>
         </w:tc>
       </w:tr>
       <w:tr>
         <w:trPr>
-          <w:cantSplit/>
-          <w:jc w:val="center"/>
+          <w:tblCellSpacing w:w="15" w:type="dxa"/>
         </w:trPr>
         <w:tc>
           <w:tcPr>
-            <w:tcW w:w="3168" w:type="dxa"/>
-            <w:shd w:val="clear" w:color="auto" w:fill="F9FAFB"/>
-            <w:tcMar>
-              <w:top w:w="90" w:type="dxa"/>
-              <w:left w:w="90" w:type="dxa"/>
-              <w:bottom w:w="90" w:type="dxa"/>
-              <w:right w:w="90" w:type="dxa"/>
-            </w:tcMar>
+            <w:tcW w:w="0" w:type="auto"/>
             <w:vAlign w:val="center"/>
+            <w:hideMark/>
           </w:tcPr>
           <w:p>
             <w:pPr>
-              <w:spacing w:after="40"/>
               <w:jc w:val="both"/>
               <w:rPr>
                 <w:rFonts w:ascii="Arial" w:hAnsi="Arial"/>
                 <w:color w:val="auto"/>
                 <w:sz w:val="24"/>
                 <w:szCs w:val="24"/>
+                <w:lang w:val="es-CL"/>
               </w:rPr>
             </w:pPr>
             <w:r>
@@ -14110,32 +14157,27 @@
                 <w:color w:val="auto"/>
                 <w:sz w:val="24"/>
                 <w:szCs w:val="24"/>
-              </w:rPr>
-              <w:t>Limpieza de NA, fechas anómalas y transformaciones</w:t>
+                <w:lang w:val="es-CL"/>
+              </w:rPr>
+              <w:t>Estructura y trazabilidad</w:t>
             </w:r>
           </w:p>
         </w:tc>
         <w:tc>
           <w:tcPr>
-            <w:tcW w:w="2160" w:type="dxa"/>
-            <w:shd w:val="clear" w:color="auto" w:fill="F9FAFB"/>
-            <w:tcMar>
-              <w:top w:w="90" w:type="dxa"/>
-              <w:left w:w="90" w:type="dxa"/>
-              <w:bottom w:w="90" w:type="dxa"/>
-              <w:right w:w="90" w:type="dxa"/>
-            </w:tcMar>
+            <w:tcW w:w="0" w:type="auto"/>
             <w:vAlign w:val="center"/>
+            <w:hideMark/>
           </w:tcPr>
           <w:p>
             <w:pPr>
-              <w:spacing w:after="40"/>
               <w:jc w:val="both"/>
               <w:rPr>
                 <w:rFonts w:ascii="Arial" w:hAnsi="Arial"/>
                 <w:color w:val="auto"/>
                 <w:sz w:val="24"/>
                 <w:szCs w:val="24"/>
+                <w:lang w:val="es-CL"/>
               </w:rPr>
             </w:pPr>
             <w:r>
@@ -14144,32 +14186,27 @@
                 <w:color w:val="auto"/>
                 <w:sz w:val="24"/>
                 <w:szCs w:val="24"/>
-              </w:rPr>
-              <w:t>Implementado (F2)</w:t>
+                <w:lang w:val="es-CL"/>
+              </w:rPr>
+              <w:t>Se organizaron datos originales, datos procesados, código y evidencias</w:t>
             </w:r>
           </w:p>
         </w:tc>
         <w:tc>
           <w:tcPr>
-            <w:tcW w:w="4752" w:type="dxa"/>
-            <w:shd w:val="clear" w:color="auto" w:fill="F9FAFB"/>
-            <w:tcMar>
-              <w:top w:w="90" w:type="dxa"/>
-              <w:left w:w="90" w:type="dxa"/>
-              <w:bottom w:w="90" w:type="dxa"/>
-              <w:right w:w="90" w:type="dxa"/>
-            </w:tcMar>
+            <w:tcW w:w="0" w:type="auto"/>
             <w:vAlign w:val="center"/>
+            <w:hideMark/>
           </w:tcPr>
           <w:p>
             <w:pPr>
-              <w:spacing w:after="40"/>
               <w:jc w:val="both"/>
               <w:rPr>
                 <w:rFonts w:ascii="Arial" w:hAnsi="Arial"/>
                 <w:color w:val="auto"/>
                 <w:sz w:val="24"/>
                 <w:szCs w:val="24"/>
+                <w:lang w:val="es-CL"/>
               </w:rPr>
             </w:pPr>
             <w:r>
@@ -14178,83 +14215,105 @@
                 <w:color w:val="auto"/>
                 <w:sz w:val="24"/>
                 <w:szCs w:val="24"/>
-              </w:rPr>
-              <w:t>src/proyecto.py (limpiar_datos_f2) y F2_Preprocesamiento.ipynb</w:t>
+                <w:lang w:val="es-CL"/>
+              </w:rPr>
+              <w:t xml:space="preserve">data/, </w:t>
+            </w:r>
+            <w:proofErr w:type="spellStart"/>
+            <w:r>
+              <w:rPr>
+                <w:rFonts w:ascii="Arial" w:hAnsi="Arial"/>
+                <w:color w:val="auto"/>
+                <w:sz w:val="24"/>
+                <w:szCs w:val="24"/>
+                <w:lang w:val="es-CL"/>
+              </w:rPr>
+              <w:t>src</w:t>
+            </w:r>
+            <w:proofErr w:type="spellEnd"/>
+            <w:r>
+              <w:rPr>
+                <w:rFonts w:ascii="Arial" w:hAnsi="Arial"/>
+                <w:color w:val="auto"/>
+                <w:sz w:val="24"/>
+                <w:szCs w:val="24"/>
+                <w:lang w:val="es-CL"/>
+              </w:rPr>
+              <w:t xml:space="preserve">/, </w:t>
+            </w:r>
+            <w:proofErr w:type="spellStart"/>
+            <w:r>
+              <w:rPr>
+                <w:rFonts w:ascii="Arial" w:hAnsi="Arial"/>
+                <w:color w:val="auto"/>
+                <w:sz w:val="24"/>
+                <w:szCs w:val="24"/>
+                <w:lang w:val="es-CL"/>
+              </w:rPr>
+              <w:t>docs</w:t>
+            </w:r>
+            <w:proofErr w:type="spellEnd"/>
+            <w:r>
+              <w:rPr>
+                <w:rFonts w:ascii="Arial" w:hAnsi="Arial"/>
+                <w:color w:val="auto"/>
+                <w:sz w:val="24"/>
+                <w:szCs w:val="24"/>
+                <w:lang w:val="es-CL"/>
+              </w:rPr>
+              <w:t>/ y evidencias/</w:t>
             </w:r>
           </w:p>
         </w:tc>
       </w:tr>
       <w:tr>
         <w:trPr>
-          <w:cantSplit/>
-          <w:jc w:val="center"/>
+          <w:tblCellSpacing w:w="15" w:type="dxa"/>
         </w:trPr>
         <w:tc>
           <w:tcPr>
-            <w:tcW w:w="3168" w:type="dxa"/>
-            <w:shd w:val="clear" w:color="auto" w:fill="FFFFFF"/>
-            <w:tcMar>
-              <w:top w:w="90" w:type="dxa"/>
-              <w:left w:w="90" w:type="dxa"/>
-              <w:bottom w:w="90" w:type="dxa"/>
-              <w:right w:w="90" w:type="dxa"/>
-            </w:tcMar>
+            <w:tcW w:w="0" w:type="auto"/>
             <w:vAlign w:val="center"/>
+            <w:hideMark/>
           </w:tcPr>
           <w:p>
             <w:pPr>
-              <w:spacing w:after="40"/>
               <w:jc w:val="both"/>
               <w:rPr>
                 <w:rFonts w:ascii="Arial" w:hAnsi="Arial"/>
                 <w:color w:val="auto"/>
                 <w:sz w:val="24"/>
                 <w:szCs w:val="24"/>
+                <w:lang w:val="es-CL"/>
               </w:rPr>
             </w:pPr>
-            <w:proofErr w:type="spellStart"/>
-            <w:r>
-              <w:rPr>
-                <w:rFonts w:ascii="Arial" w:hAnsi="Arial"/>
-                <w:color w:val="auto"/>
-                <w:sz w:val="24"/>
-                <w:szCs w:val="24"/>
-              </w:rPr>
-              <w:t>Dataset</w:t>
-            </w:r>
-            <w:proofErr w:type="spellEnd"/>
-            <w:r>
-              <w:rPr>
-                <w:rFonts w:ascii="Arial" w:hAnsi="Arial"/>
-                <w:color w:val="auto"/>
-                <w:sz w:val="24"/>
-                <w:szCs w:val="24"/>
-              </w:rPr>
-              <w:t xml:space="preserve"> procesado derivado y trazable</w:t>
+            <w:r>
+              <w:rPr>
+                <w:rFonts w:ascii="Arial" w:hAnsi="Arial"/>
+                <w:color w:val="auto"/>
+                <w:sz w:val="24"/>
+                <w:szCs w:val="24"/>
+                <w:lang w:val="es-CL"/>
+              </w:rPr>
+              <w:t>Documentación científica</w:t>
             </w:r>
           </w:p>
         </w:tc>
         <w:tc>
           <w:tcPr>
-            <w:tcW w:w="2160" w:type="dxa"/>
-            <w:shd w:val="clear" w:color="auto" w:fill="FFFFFF"/>
-            <w:tcMar>
-              <w:top w:w="90" w:type="dxa"/>
-              <w:left w:w="90" w:type="dxa"/>
-              <w:bottom w:w="90" w:type="dxa"/>
-              <w:right w:w="90" w:type="dxa"/>
-            </w:tcMar>
+            <w:tcW w:w="0" w:type="auto"/>
             <w:vAlign w:val="center"/>
+            <w:hideMark/>
           </w:tcPr>
           <w:p>
             <w:pPr>
-              <w:spacing w:after="40"/>
               <w:jc w:val="both"/>
               <w:rPr>
                 <w:rFonts w:ascii="Arial" w:hAnsi="Arial"/>
                 <w:color w:val="auto"/>
                 <w:sz w:val="24"/>
                 <w:szCs w:val="24"/>
+                <w:lang w:val="es-CL"/>
               </w:rPr>
             </w:pPr>
             <w:r>
@@ -14263,32 +14322,27 @@
                 <w:color w:val="auto"/>
                 <w:sz w:val="24"/>
                 <w:szCs w:val="24"/>
-              </w:rPr>
-              <w:t>Implementado (F2)</w:t>
+                <w:lang w:val="es-CL"/>
+              </w:rPr>
+              <w:t>Se documentaron decisiones, procedimientos, limitaciones y fuentes</w:t>
             </w:r>
           </w:p>
         </w:tc>
         <w:tc>
           <w:tcPr>
-            <w:tcW w:w="4752" w:type="dxa"/>
-            <w:shd w:val="clear" w:color="auto" w:fill="FFFFFF"/>
-            <w:tcMar>
-              <w:top w:w="90" w:type="dxa"/>
-              <w:left w:w="90" w:type="dxa"/>
-              <w:bottom w:w="90" w:type="dxa"/>
-              <w:right w:w="90" w:type="dxa"/>
-            </w:tcMar>
+            <w:tcW w:w="0" w:type="auto"/>
             <w:vAlign w:val="center"/>
+            <w:hideMark/>
           </w:tcPr>
           <w:p>
             <w:pPr>
-              <w:spacing w:after="40"/>
               <w:jc w:val="both"/>
               <w:rPr>
                 <w:rFonts w:ascii="Arial" w:hAnsi="Arial"/>
                 <w:color w:val="auto"/>
                 <w:sz w:val="24"/>
                 <w:szCs w:val="24"/>
+                <w:lang w:val="es-CL"/>
               </w:rPr>
             </w:pPr>
             <w:r>
@@ -14297,8 +14351,9 @@
                 <w:color w:val="auto"/>
                 <w:sz w:val="24"/>
                 <w:szCs w:val="24"/>
-              </w:rPr>
-              <w:t>data/</w:t>
+                <w:lang w:val="es-CL"/>
+              </w:rPr>
+              <w:t xml:space="preserve">Celdas </w:t>
             </w:r>
             <w:proofErr w:type="spellStart"/>
             <w:r>
@@ -14307,8 +14362,9 @@
                 <w:color w:val="auto"/>
                 <w:sz w:val="24"/>
                 <w:szCs w:val="24"/>
-              </w:rPr>
-              <w:t>processed</w:t>
+                <w:lang w:val="es-CL"/>
+              </w:rPr>
+              <w:t>Markdown</w:t>
             </w:r>
             <w:proofErr w:type="spellEnd"/>
             <w:r>
@@ -14317,38 +14373,32 @@
                 <w:color w:val="auto"/>
                 <w:sz w:val="24"/>
                 <w:szCs w:val="24"/>
-              </w:rPr>
-              <w:t>/licitaciones_salud_marzo_2026_procesado.csv</w:t>
+                <w:lang w:val="es-CL"/>
+              </w:rPr>
+              <w:t>, README e informe</w:t>
             </w:r>
           </w:p>
         </w:tc>
       </w:tr>
       <w:tr>
         <w:trPr>
-          <w:cantSplit/>
-          <w:jc w:val="center"/>
+          <w:tblCellSpacing w:w="15" w:type="dxa"/>
         </w:trPr>
         <w:tc>
           <w:tcPr>
-            <w:tcW w:w="3168" w:type="dxa"/>
-            <w:shd w:val="clear" w:color="auto" w:fill="F9FAFB"/>
-            <w:tcMar>
-              <w:top w:w="90" w:type="dxa"/>
-              <w:left w:w="90" w:type="dxa"/>
-              <w:bottom w:w="90" w:type="dxa"/>
-              <w:right w:w="90" w:type="dxa"/>
-            </w:tcMar>
+            <w:tcW w:w="0" w:type="auto"/>
             <w:vAlign w:val="center"/>
+            <w:hideMark/>
           </w:tcPr>
           <w:p>
             <w:pPr>
-              <w:spacing w:after="40"/>
               <w:jc w:val="both"/>
               <w:rPr>
                 <w:rFonts w:ascii="Arial" w:hAnsi="Arial"/>
                 <w:color w:val="auto"/>
                 <w:sz w:val="24"/>
                 <w:szCs w:val="24"/>
+                <w:lang w:val="es-CL"/>
               </w:rPr>
             </w:pPr>
             <w:r>
@@ -14357,33 +14407,27 @@
                 <w:color w:val="auto"/>
                 <w:sz w:val="24"/>
                 <w:szCs w:val="24"/>
-              </w:rPr>
-              <w:lastRenderedPageBreak/>
-              <w:t>Evidencias de ejecución sin errores</w:t>
+                <w:lang w:val="es-CL"/>
+              </w:rPr>
+              <w:t>Trabajo en equipo y protección</w:t>
             </w:r>
           </w:p>
         </w:tc>
         <w:tc>
           <w:tcPr>
-            <w:tcW w:w="2160" w:type="dxa"/>
-            <w:shd w:val="clear" w:color="auto" w:fill="F9FAFB"/>
-            <w:tcMar>
-              <w:top w:w="90" w:type="dxa"/>
-              <w:left w:w="90" w:type="dxa"/>
-              <w:bottom w:w="90" w:type="dxa"/>
-              <w:right w:w="90" w:type="dxa"/>
-            </w:tcMar>
+            <w:tcW w:w="0" w:type="auto"/>
             <w:vAlign w:val="center"/>
+            <w:hideMark/>
           </w:tcPr>
           <w:p>
             <w:pPr>
-              <w:spacing w:after="40"/>
               <w:jc w:val="both"/>
               <w:rPr>
                 <w:rFonts w:ascii="Arial" w:hAnsi="Arial"/>
                 <w:color w:val="auto"/>
                 <w:sz w:val="24"/>
                 <w:szCs w:val="24"/>
+                <w:lang w:val="es-CL"/>
               </w:rPr>
             </w:pPr>
             <w:r>
@@ -14392,32 +14436,39 @@
                 <w:color w:val="auto"/>
                 <w:sz w:val="24"/>
                 <w:szCs w:val="24"/>
-              </w:rPr>
-              <w:t>Implementado (F1/F2)</w:t>
-            </w:r>
+                <w:lang w:val="es-CL"/>
+              </w:rPr>
+              <w:t xml:space="preserve">Se definió el flujo rama individual → desarrollo → </w:t>
+            </w:r>
+            <w:proofErr w:type="spellStart"/>
+            <w:r>
+              <w:rPr>
+                <w:rFonts w:ascii="Arial" w:hAnsi="Arial"/>
+                <w:color w:val="auto"/>
+                <w:sz w:val="24"/>
+                <w:szCs w:val="24"/>
+                <w:lang w:val="es-CL"/>
+              </w:rPr>
+              <w:t>main</w:t>
+            </w:r>
+            <w:proofErr w:type="spellEnd"/>
           </w:p>
         </w:tc>
         <w:tc>
           <w:tcPr>
-            <w:tcW w:w="4752" w:type="dxa"/>
-            <w:shd w:val="clear" w:color="auto" w:fill="F9FAFB"/>
-            <w:tcMar>
-              <w:top w:w="90" w:type="dxa"/>
-              <w:left w:w="90" w:type="dxa"/>
-              <w:bottom w:w="90" w:type="dxa"/>
-              <w:right w:w="90" w:type="dxa"/>
-            </w:tcMar>
+            <w:tcW w:w="0" w:type="auto"/>
             <w:vAlign w:val="center"/>
+            <w:hideMark/>
           </w:tcPr>
           <w:p>
             <w:pPr>
-              <w:spacing w:after="40"/>
               <w:jc w:val="both"/>
               <w:rPr>
                 <w:rFonts w:ascii="Arial" w:hAnsi="Arial"/>
                 <w:color w:val="auto"/>
                 <w:sz w:val="24"/>
                 <w:szCs w:val="24"/>
+                <w:lang w:val="es-CL"/>
               </w:rPr>
             </w:pPr>
             <w:r>
@@ -14426,38 +14477,66 @@
                 <w:color w:val="auto"/>
                 <w:sz w:val="24"/>
                 <w:szCs w:val="24"/>
-              </w:rPr>
-              <w:t>evidencias/F1_ejecucion.json y evidencias/F2_ejecucion.json</w:t>
-            </w:r>
+                <w:lang w:val="es-CL"/>
+              </w:rPr>
+              <w:t xml:space="preserve">Políticas de ramas y </w:t>
+            </w:r>
+            <w:proofErr w:type="spellStart"/>
+            <w:r>
+              <w:rPr>
+                <w:rFonts w:ascii="Arial" w:hAnsi="Arial"/>
+                <w:color w:val="auto"/>
+                <w:sz w:val="24"/>
+                <w:szCs w:val="24"/>
+                <w:lang w:val="es-CL"/>
+              </w:rPr>
+              <w:t>pull</w:t>
+            </w:r>
+            <w:proofErr w:type="spellEnd"/>
+            <w:r>
+              <w:rPr>
+                <w:rFonts w:ascii="Arial" w:hAnsi="Arial"/>
+                <w:color w:val="auto"/>
+                <w:sz w:val="24"/>
+                <w:szCs w:val="24"/>
+                <w:lang w:val="es-CL"/>
+              </w:rPr>
+              <w:t xml:space="preserve"> </w:t>
+            </w:r>
+            <w:proofErr w:type="spellStart"/>
+            <w:r>
+              <w:rPr>
+                <w:rFonts w:ascii="Arial" w:hAnsi="Arial"/>
+                <w:color w:val="auto"/>
+                <w:sz w:val="24"/>
+                <w:szCs w:val="24"/>
+                <w:lang w:val="es-CL"/>
+              </w:rPr>
+              <w:t>requests</w:t>
+            </w:r>
+            <w:proofErr w:type="spellEnd"/>
           </w:p>
         </w:tc>
       </w:tr>
       <w:tr>
         <w:trPr>
-          <w:cantSplit/>
-          <w:jc w:val="center"/>
+          <w:tblCellSpacing w:w="15" w:type="dxa"/>
         </w:trPr>
         <w:tc>
           <w:tcPr>
-            <w:tcW w:w="3168" w:type="dxa"/>
-            <w:shd w:val="clear" w:color="auto" w:fill="FFFFFF"/>
-            <w:tcMar>
-              <w:top w:w="90" w:type="dxa"/>
-              <w:left w:w="90" w:type="dxa"/>
-              <w:bottom w:w="90" w:type="dxa"/>
-              <w:right w:w="90" w:type="dxa"/>
-            </w:tcMar>
+            <w:tcW w:w="0" w:type="auto"/>
             <w:vAlign w:val="center"/>
+            <w:hideMark/>
           </w:tcPr>
           <w:p>
             <w:pPr>
-              <w:spacing w:after="40"/>
               <w:jc w:val="both"/>
               <w:rPr>
                 <w:rFonts w:ascii="Arial" w:hAnsi="Arial"/>
                 <w:color w:val="auto"/>
                 <w:sz w:val="24"/>
                 <w:szCs w:val="24"/>
+                <w:lang w:val="es-CL"/>
               </w:rPr>
             </w:pPr>
             <w:r>
@@ -14466,32 +14545,27 @@
                 <w:color w:val="auto"/>
                 <w:sz w:val="24"/>
                 <w:szCs w:val="24"/>
-              </w:rPr>
-              <w:t>Análisis estadístico bivariado y visualización</w:t>
+                <w:lang w:val="es-CL"/>
+              </w:rPr>
+              <w:t>Continuidad del proyecto</w:t>
             </w:r>
           </w:p>
         </w:tc>
         <w:tc>
           <w:tcPr>
-            <w:tcW w:w="2160" w:type="dxa"/>
-            <w:shd w:val="clear" w:color="auto" w:fill="FFFFFF"/>
-            <w:tcMar>
-              <w:top w:w="90" w:type="dxa"/>
-              <w:left w:w="90" w:type="dxa"/>
-              <w:bottom w:w="90" w:type="dxa"/>
-              <w:right w:w="90" w:type="dxa"/>
-            </w:tcMar>
+            <w:tcW w:w="0" w:type="auto"/>
             <w:vAlign w:val="center"/>
+            <w:hideMark/>
           </w:tcPr>
           <w:p>
             <w:pPr>
-              <w:spacing w:after="40"/>
               <w:jc w:val="both"/>
               <w:rPr>
                 <w:rFonts w:ascii="Arial" w:hAnsi="Arial"/>
                 <w:color w:val="auto"/>
                 <w:sz w:val="24"/>
                 <w:szCs w:val="24"/>
+                <w:lang w:val="es-CL"/>
               </w:rPr>
             </w:pPr>
             <w:r>
@@ -14500,32 +14574,27 @@
                 <w:color w:val="auto"/>
                 <w:sz w:val="24"/>
                 <w:szCs w:val="24"/>
-              </w:rPr>
-              <w:t>Proyectado (F3)</w:t>
+                <w:lang w:val="es-CL"/>
+              </w:rPr>
+              <w:t>F2 prepara y valida los datos; F3 y F4 quedan proyectadas</w:t>
             </w:r>
           </w:p>
         </w:tc>
         <w:tc>
           <w:tcPr>
-            <w:tcW w:w="4752" w:type="dxa"/>
-            <w:shd w:val="clear" w:color="auto" w:fill="FFFFFF"/>
-            <w:tcMar>
-              <w:top w:w="90" w:type="dxa"/>
-              <w:left w:w="90" w:type="dxa"/>
-              <w:bottom w:w="90" w:type="dxa"/>
-              <w:right w:w="90" w:type="dxa"/>
-            </w:tcMar>
+            <w:tcW w:w="0" w:type="auto"/>
             <w:vAlign w:val="center"/>
+            <w:hideMark/>
           </w:tcPr>
           <w:p>
             <w:pPr>
-              <w:spacing w:after="40"/>
               <w:jc w:val="both"/>
               <w:rPr>
                 <w:rFonts w:ascii="Arial" w:hAnsi="Arial"/>
                 <w:color w:val="auto"/>
                 <w:sz w:val="24"/>
                 <w:szCs w:val="24"/>
+                <w:lang w:val="es-CL"/>
               </w:rPr>
             </w:pPr>
             <w:r>
@@ -14534,127 +14603,9 @@
                 <w:color w:val="auto"/>
                 <w:sz w:val="24"/>
                 <w:szCs w:val="24"/>
-              </w:rPr>
-              <w:t>Planificado para desarrollo en semana 2 según pauta de Fase 3</w:t>
-            </w:r>
-          </w:p>
-        </w:tc>
-      </w:tr>
-      <w:tr>
-        <w:trPr>
-          <w:cantSplit/>
-          <w:jc w:val="center"/>
-        </w:trPr>
-        <w:tc>
-          <w:tcPr>
-            <w:tcW w:w="3168" w:type="dxa"/>
-            <w:shd w:val="clear" w:color="auto" w:fill="F9FAFB"/>
-            <w:tcMar>
-              <w:top w:w="90" w:type="dxa"/>
-              <w:left w:w="90" w:type="dxa"/>
-              <w:bottom w:w="90" w:type="dxa"/>
-              <w:right w:w="90" w:type="dxa"/>
-            </w:tcMar>
-            <w:vAlign w:val="center"/>
-          </w:tcPr>
-          <w:p>
-            <w:pPr>
-              <w:spacing w:after="40"/>
-              <w:jc w:val="both"/>
-              <w:rPr>
-                <w:rFonts w:ascii="Arial" w:hAnsi="Arial"/>
-                <w:color w:val="auto"/>
-                <w:sz w:val="24"/>
-                <w:szCs w:val="24"/>
-              </w:rPr>
-            </w:pPr>
-            <w:r>
-              <w:rPr>
-                <w:rFonts w:ascii="Arial" w:hAnsi="Arial"/>
-                <w:color w:val="auto"/>
-                <w:sz w:val="24"/>
-                <w:szCs w:val="24"/>
-              </w:rPr>
-              <w:t xml:space="preserve">Modelación integrada y </w:t>
-            </w:r>
-            <w:proofErr w:type="gramStart"/>
-            <w:r>
-              <w:rPr>
-                <w:rFonts w:ascii="Arial" w:hAnsi="Arial"/>
-                <w:color w:val="auto"/>
-                <w:sz w:val="24"/>
-                <w:szCs w:val="24"/>
-              </w:rPr>
-              <w:t>conclusiones finales</w:t>
-            </w:r>
-            <w:proofErr w:type="gramEnd"/>
-          </w:p>
-        </w:tc>
-        <w:tc>
-          <w:tcPr>
-            <w:tcW w:w="2160" w:type="dxa"/>
-            <w:shd w:val="clear" w:color="auto" w:fill="F9FAFB"/>
-            <w:tcMar>
-              <w:top w:w="90" w:type="dxa"/>
-              <w:left w:w="90" w:type="dxa"/>
-              <w:bottom w:w="90" w:type="dxa"/>
-              <w:right w:w="90" w:type="dxa"/>
-            </w:tcMar>
-            <w:vAlign w:val="center"/>
-          </w:tcPr>
-          <w:p>
-            <w:pPr>
-              <w:spacing w:after="40"/>
-              <w:jc w:val="both"/>
-              <w:rPr>
-                <w:rFonts w:ascii="Arial" w:hAnsi="Arial"/>
-                <w:color w:val="auto"/>
-                <w:sz w:val="24"/>
-                <w:szCs w:val="24"/>
-              </w:rPr>
-            </w:pPr>
-            <w:r>
-              <w:rPr>
-                <w:rFonts w:ascii="Arial" w:hAnsi="Arial"/>
-                <w:color w:val="auto"/>
-                <w:sz w:val="24"/>
-                <w:szCs w:val="24"/>
-              </w:rPr>
-              <w:t>Proyectado (F4)</w:t>
-            </w:r>
-          </w:p>
-        </w:tc>
-        <w:tc>
-          <w:tcPr>
-            <w:tcW w:w="4752" w:type="dxa"/>
-            <w:shd w:val="clear" w:color="auto" w:fill="F9FAFB"/>
-            <w:tcMar>
-              <w:top w:w="90" w:type="dxa"/>
-              <w:left w:w="90" w:type="dxa"/>
-              <w:bottom w:w="90" w:type="dxa"/>
-              <w:right w:w="90" w:type="dxa"/>
-            </w:tcMar>
-            <w:vAlign w:val="center"/>
-          </w:tcPr>
-          <w:p>
-            <w:pPr>
-              <w:spacing w:after="40"/>
-              <w:jc w:val="both"/>
-              <w:rPr>
-                <w:rFonts w:ascii="Arial" w:hAnsi="Arial"/>
-                <w:color w:val="auto"/>
-                <w:sz w:val="24"/>
-                <w:szCs w:val="24"/>
-              </w:rPr>
-            </w:pPr>
-            <w:r>
-              <w:rPr>
-                <w:rFonts w:ascii="Arial" w:hAnsi="Arial"/>
-                <w:color w:val="auto"/>
-                <w:sz w:val="24"/>
-                <w:szCs w:val="24"/>
-              </w:rPr>
-              <w:t>Planificado para desarrollo en semana 3 según pauta de Fase 4</w:t>
+                <w:lang w:val="es-CL"/>
+              </w:rPr>
+              <w:t>Notebook F2 y planificación del proyecto</w:t>
             </w:r>
           </w:p>
         </w:tc>
@@ -18754,7 +18705,6 @@
   <w:style w:type="character" w:default="1" w:styleId="Fuentedeprrafopredeter">
     <w:name w:val="Default Paragraph Font"/>
     <w:uiPriority w:val="1"/>
-    <w:semiHidden/>
     <w:unhideWhenUsed/>
   </w:style>
   <w:style w:type="table" w:default="1" w:styleId="Tablanormal">
@@ -19306,6 +19256,10 @@
 </file>
 
 <file path=customXml/item1.xml><?xml version="1.0" encoding="utf-8"?>
+<b:Sources xmlns:b="http://schemas.openxmlformats.org/officeDocument/2006/bibliography" xmlns="http://schemas.openxmlformats.org/officeDocument/2006/bibliography" SelectedStyle="\APASixthEditionOfficeOnline.xsl" StyleName="APA" Version="6"/>
+</file>
+
+<file path=customXml/item2.xml><?xml version="1.0" encoding="utf-8"?>
 <?mso-contentType ?>
 <FormTemplates xmlns="http://schemas.microsoft.com/sharepoint/v3/contenttype/forms">
   <Display>DocumentLibraryForm</Display>
@@ -19314,40 +19268,7 @@
 </FormTemplates>
 </file>
 
-<file path=customXml/item2.xml><?xml version="1.0" encoding="utf-8"?>
-<b:Sources xmlns:b="http://schemas.openxmlformats.org/officeDocument/2006/bibliography" xmlns="http://schemas.openxmlformats.org/officeDocument/2006/bibliography" SelectedStyle="\APASixthEditionOfficeOnline.xsl" StyleName="APA" Version="6"/>
-</file>
-
 <file path=customXml/item3.xml><?xml version="1.0" encoding="utf-8"?>
-<p:properties xmlns:p="http://schemas.microsoft.com/office/2006/metadata/properties" xmlns:xsi="http://www.w3.org/2001/XMLSchema-instance" xmlns:pc="http://schemas.microsoft.com/office/infopath/2007/PartnerControls">
-  <documentManagement>
-    <_ApprovalAssignedTo xmlns="0a2fff00-f002-44e7-b50c-b90cb65110b9">
-      <UserInfo>
-        <DisplayName/>
-        <AccountId xsi:nil="true"/>
-        <AccountType/>
-      </UserInfo>
-    </_ApprovalAssignedTo>
-    <_ApprovalStatus xmlns="0a2fff00-f002-44e7-b50c-b90cb65110b9">0</_ApprovalStatus>
-    <_ApprovalRespondedBy xmlns="0a2fff00-f002-44e7-b50c-b90cb65110b9">
-      <UserInfo>
-        <DisplayName/>
-        <AccountId xsi:nil="true"/>
-        <AccountType/>
-      </UserInfo>
-    </_ApprovalRespondedBy>
-    <_ApprovalSentBy xmlns="0a2fff00-f002-44e7-b50c-b90cb65110b9">
-      <UserInfo>
-        <DisplayName/>
-        <AccountId xsi:nil="true"/>
-        <AccountType/>
-      </UserInfo>
-    </_ApprovalSentBy>
-  </documentManagement>
-</p:properties>
-</file>
-
-<file path=customXml/item4.xml><?xml version="1.0" encoding="utf-8"?>
 <ct:contentTypeSchema xmlns:ct="http://schemas.microsoft.com/office/2006/metadata/contentType" xmlns:ma="http://schemas.microsoft.com/office/2006/metadata/properties/metaAttributes" ct:_="" ma:_="" ma:contentTypeName="Documento" ma:contentTypeID="0x010100E4D0EA28D091FE4192BEFA8519B37564" ma:contentTypeVersion="7" ma:contentTypeDescription="Crear nuevo documento." ma:contentTypeScope="" ma:versionID="8260c90b1ed25191c73397d710d0b300">
   <xsd:schema xmlns:xsd="http://www.w3.org/2001/XMLSchema" xmlns:xs="http://www.w3.org/2001/XMLSchema" xmlns:p="http://schemas.microsoft.com/office/2006/metadata/properties" xmlns:ns2="0a2fff00-f002-44e7-b50c-b90cb65110b9" targetNamespace="http://schemas.microsoft.com/office/2006/metadata/properties" ma:root="true" ma:fieldsID="0fcc4b40ac5a1efab0a1fc825461417d" ns2:_="">
     <xsd:import namespace="0a2fff00-f002-44e7-b50c-b90cb65110b9"/>
@@ -19551,7 +19472,44 @@
 </ct:contentTypeSchema>
 </file>
 
+<file path=customXml/item4.xml><?xml version="1.0" encoding="utf-8"?>
+<p:properties xmlns:p="http://schemas.microsoft.com/office/2006/metadata/properties" xmlns:xsi="http://www.w3.org/2001/XMLSchema-instance" xmlns:pc="http://schemas.microsoft.com/office/infopath/2007/PartnerControls">
+  <documentManagement>
+    <_ApprovalAssignedTo xmlns="0a2fff00-f002-44e7-b50c-b90cb65110b9">
+      <UserInfo>
+        <DisplayName/>
+        <AccountId xsi:nil="true"/>
+        <AccountType/>
+      </UserInfo>
+    </_ApprovalAssignedTo>
+    <_ApprovalStatus xmlns="0a2fff00-f002-44e7-b50c-b90cb65110b9">0</_ApprovalStatus>
+    <_ApprovalRespondedBy xmlns="0a2fff00-f002-44e7-b50c-b90cb65110b9">
+      <UserInfo>
+        <DisplayName/>
+        <AccountId xsi:nil="true"/>
+        <AccountType/>
+      </UserInfo>
+    </_ApprovalRespondedBy>
+    <_ApprovalSentBy xmlns="0a2fff00-f002-44e7-b50c-b90cb65110b9">
+      <UserInfo>
+        <DisplayName/>
+        <AccountId xsi:nil="true"/>
+        <AccountType/>
+      </UserInfo>
+    </_ApprovalSentBy>
+  </documentManagement>
+</p:properties>
+</file>
+
 <file path=customXml/itemProps1.xml><?xml version="1.0" encoding="utf-8"?>
+<ds:datastoreItem xmlns:ds="http://schemas.openxmlformats.org/officeDocument/2006/customXml" ds:itemID="{FACB83BB-458E-4CCB-91D7-35CFBA93934D}">
+  <ds:schemaRefs>
+    <ds:schemaRef ds:uri="http://schemas.openxmlformats.org/officeDocument/2006/bibliography"/>
+  </ds:schemaRefs>
+</ds:datastoreItem>
+</file>
+
+<file path=customXml/itemProps2.xml><?xml version="1.0" encoding="utf-8"?>
 <ds:datastoreItem xmlns:ds="http://schemas.openxmlformats.org/officeDocument/2006/customXml" ds:itemID="{084C26D9-49C9-4ADB-A387-DA6079798921}">
   <ds:schemaRefs>
     <ds:schemaRef ds:uri="http://schemas.microsoft.com/sharepoint/v3/contenttype/forms"/>
@@ -19559,25 +19517,7 @@
 </ds:datastoreItem>
 </file>
 
-<file path=customXml/itemProps2.xml><?xml version="1.0" encoding="utf-8"?>
-<ds:datastoreItem xmlns:ds="http://schemas.openxmlformats.org/officeDocument/2006/customXml" ds:itemID="{FACB83BB-458E-4CCB-91D7-35CFBA93934D}">
-  <ds:schemaRefs>
-    <ds:schemaRef ds:uri="http://schemas.openxmlformats.org/officeDocument/2006/bibliography"/>
-  </ds:schemaRefs>
-</ds:datastoreItem>
-</file>
-
 <file path=customXml/itemProps3.xml><?xml version="1.0" encoding="utf-8"?>
-<ds:datastoreItem xmlns:ds="http://schemas.openxmlformats.org/officeDocument/2006/customXml" ds:itemID="{662F60C8-4BC5-4139-BE63-6954D22D77BD}">
-  <ds:schemaRefs>
-    <ds:schemaRef ds:uri="http://schemas.microsoft.com/office/2006/metadata/properties"/>
-    <ds:schemaRef ds:uri="http://schemas.microsoft.com/office/infopath/2007/PartnerControls"/>
-    <ds:schemaRef ds:uri="0a2fff00-f002-44e7-b50c-b90cb65110b9"/>
-  </ds:schemaRefs>
-</ds:datastoreItem>
-</file>
-
-<file path=customXml/itemProps4.xml><?xml version="1.0" encoding="utf-8"?>
 <ds:datastoreItem xmlns:ds="http://schemas.openxmlformats.org/officeDocument/2006/customXml" ds:itemID="{CE4EBACF-5594-46F9-A2CF-C5555F399E1E}">
   <ds:schemaRefs>
     <ds:schemaRef ds:uri="http://schemas.microsoft.com/office/2006/metadata/contentType"/>
@@ -19593,4 +19533,14 @@
     <ds:schemaRef ds:uri="http://schemas.microsoft.com/internal/obd"/>
   </ds:schemaRefs>
 </ds:datastoreItem>
+</file>
+
+<file path=customXml/itemProps4.xml><?xml version="1.0" encoding="utf-8"?>
+<ds:datastoreItem xmlns:ds="http://schemas.openxmlformats.org/officeDocument/2006/customXml" ds:itemID="{662F60C8-4BC5-4139-BE63-6954D22D77BD}">
+  <ds:schemaRefs>
+    <ds:schemaRef ds:uri="http://schemas.microsoft.com/office/2006/metadata/properties"/>
+    <ds:schemaRef ds:uri="http://schemas.microsoft.com/office/infopath/2007/PartnerControls"/>
+    <ds:schemaRef ds:uri="0a2fff00-f002-44e7-b50c-b90cb65110b9"/>
+  </ds:schemaRefs>
+</ds:datastoreItem>
 </file>
--- a/docs/informe_f1_f2_grupo_5.docx
+++ b/docs/informe_f1_f2_grupo_5.docx
@@ -1125,7 +1125,6 @@
           <w:sz w:val="24"/>
           <w:szCs w:val="24"/>
         </w:rPr>
-        <w:lastRenderedPageBreak/>
         <w:t>Índice de contenidos</w:t>
       </w:r>
     </w:p>
@@ -1137,7 +1136,7 @@
           <w:tab w:val="right" w:leader="dot" w:pos="9926"/>
         </w:tabs>
         <w:rPr>
-          <w:rFonts w:ascii="Arial" w:eastAsiaTheme="minorEastAsia" w:hAnsi="Arial"/>
+          <w:rFonts w:asciiTheme="minorHAnsi" w:eastAsiaTheme="minorEastAsia" w:hAnsiTheme="minorHAnsi" w:cstheme="minorBidi"/>
           <w:noProof/>
           <w:color w:val="auto"/>
           <w:kern w:val="2"/>
@@ -1171,21 +1170,19 @@
         </w:rPr>
         <w:fldChar w:fldCharType="separate"/>
       </w:r>
-      <w:hyperlink w:anchor="_Toc240403222" w:history="1">
+      <w:hyperlink w:anchor="_Toc240405089" w:history="1">
         <w:r>
           <w:rPr>
             <w:rStyle w:val="Hipervnculo"/>
             <w:rFonts w:ascii="Arial" w:hAnsi="Arial"/>
             <w:noProof/>
-            <w:sz w:val="24"/>
-            <w:szCs w:val="24"/>
             <w:lang w:val="es-CL"/>
           </w:rPr>
           <w:t>I.</w:t>
         </w:r>
         <w:r>
           <w:rPr>
-            <w:rFonts w:ascii="Arial" w:eastAsiaTheme="minorEastAsia" w:hAnsi="Arial"/>
+            <w:rFonts w:asciiTheme="minorHAnsi" w:eastAsiaTheme="minorEastAsia" w:hAnsiTheme="minorHAnsi" w:cstheme="minorBidi"/>
             <w:noProof/>
             <w:color w:val="auto"/>
             <w:kern w:val="2"/>
@@ -1199,80 +1196,55 @@
         <w:r>
           <w:rPr>
             <w:rStyle w:val="Hipervnculo"/>
-            <w:rFonts w:ascii="Arial" w:hAnsi="Arial"/>
-            <w:noProof/>
-            <w:sz w:val="24"/>
-            <w:szCs w:val="24"/>
-            <w:lang w:val="es-CL"/>
+            <w:noProof/>
           </w:rPr>
           <w:t>Introducción y contextualización</w:t>
         </w:r>
         <w:r>
           <w:rPr>
-            <w:rFonts w:ascii="Arial" w:hAnsi="Arial"/>
-            <w:noProof/>
-            <w:webHidden/>
-            <w:sz w:val="24"/>
-            <w:szCs w:val="24"/>
+            <w:noProof/>
+            <w:webHidden/>
           </w:rPr>
           <w:tab/>
         </w:r>
         <w:r>
           <w:rPr>
-            <w:rFonts w:ascii="Arial" w:hAnsi="Arial"/>
-            <w:noProof/>
-            <w:webHidden/>
-            <w:sz w:val="24"/>
-            <w:szCs w:val="24"/>
+            <w:noProof/>
+            <w:webHidden/>
           </w:rPr>
           <w:fldChar w:fldCharType="begin"/>
         </w:r>
         <w:r>
           <w:rPr>
-            <w:rFonts w:ascii="Arial" w:hAnsi="Arial"/>
-            <w:noProof/>
-            <w:webHidden/>
-            <w:sz w:val="24"/>
-            <w:szCs w:val="24"/>
-          </w:rPr>
-          <w:instrText xml:space="preserve"> PAGEREF _Toc240403222 \h </w:instrText>
-        </w:r>
-        <w:r>
-          <w:rPr>
-            <w:rFonts w:ascii="Arial" w:hAnsi="Arial"/>
-            <w:noProof/>
-            <w:webHidden/>
-            <w:sz w:val="24"/>
-            <w:szCs w:val="24"/>
-          </w:rPr>
-        </w:r>
-        <w:r>
-          <w:rPr>
-            <w:rFonts w:ascii="Arial" w:hAnsi="Arial"/>
-            <w:noProof/>
-            <w:webHidden/>
-            <w:sz w:val="24"/>
-            <w:szCs w:val="24"/>
+            <w:noProof/>
+            <w:webHidden/>
+          </w:rPr>
+          <w:instrText xml:space="preserve"> PAGEREF _Toc240405089 \h </w:instrText>
+        </w:r>
+        <w:r>
+          <w:rPr>
+            <w:noProof/>
+            <w:webHidden/>
+          </w:rPr>
+        </w:r>
+        <w:r>
+          <w:rPr>
+            <w:noProof/>
+            <w:webHidden/>
           </w:rPr>
           <w:fldChar w:fldCharType="separate"/>
         </w:r>
         <w:r>
           <w:rPr>
-            <w:rFonts w:ascii="Arial" w:hAnsi="Arial"/>
-            <w:noProof/>
-            <w:webHidden/>
-            <w:sz w:val="24"/>
-            <w:szCs w:val="24"/>
+            <w:noProof/>
+            <w:webHidden/>
           </w:rPr>
           <w:t>3</w:t>
         </w:r>
         <w:r>
           <w:rPr>
-            <w:rFonts w:ascii="Arial" w:hAnsi="Arial"/>
-            <w:noProof/>
-            <w:webHidden/>
-            <w:sz w:val="24"/>
-            <w:szCs w:val="24"/>
+            <w:noProof/>
+            <w:webHidden/>
           </w:rPr>
           <w:fldChar w:fldCharType="end"/>
         </w:r>
@@ -1285,7 +1257,7 @@
           <w:tab w:val="right" w:leader="dot" w:pos="9926"/>
         </w:tabs>
         <w:rPr>
-          <w:rFonts w:ascii="Arial" w:eastAsiaTheme="minorEastAsia" w:hAnsi="Arial"/>
+          <w:rFonts w:asciiTheme="minorHAnsi" w:eastAsiaTheme="minorEastAsia" w:hAnsiTheme="minorHAnsi" w:cstheme="minorBidi"/>
           <w:noProof/>
           <w:color w:val="auto"/>
           <w:kern w:val="2"/>
@@ -1295,83 +1267,59 @@
           <w14:ligatures w14:val="standardContextual"/>
         </w:rPr>
       </w:pPr>
-      <w:hyperlink w:anchor="_Toc240403223" w:history="1">
+      <w:hyperlink w:anchor="_Toc240405090" w:history="1">
         <w:r>
           <w:rPr>
             <w:rStyle w:val="Hipervnculo"/>
-            <w:rFonts w:ascii="Arial" w:hAnsi="Arial"/>
-            <w:noProof/>
-            <w:sz w:val="24"/>
-            <w:szCs w:val="24"/>
-          </w:rPr>
-          <w:t>Conexión explícita con las fases F1–F4 del Proyecto</w:t>
-        </w:r>
-        <w:r>
-          <w:rPr>
-            <w:rFonts w:ascii="Arial" w:hAnsi="Arial"/>
-            <w:noProof/>
-            <w:webHidden/>
-            <w:sz w:val="24"/>
-            <w:szCs w:val="24"/>
+            <w:noProof/>
+          </w:rPr>
+          <w:t>Conexión explícita con las fases F1–F4 del proyecto</w:t>
+        </w:r>
+        <w:r>
+          <w:rPr>
+            <w:noProof/>
+            <w:webHidden/>
           </w:rPr>
           <w:tab/>
         </w:r>
         <w:r>
           <w:rPr>
-            <w:rFonts w:ascii="Arial" w:hAnsi="Arial"/>
-            <w:noProof/>
-            <w:webHidden/>
-            <w:sz w:val="24"/>
-            <w:szCs w:val="24"/>
+            <w:noProof/>
+            <w:webHidden/>
           </w:rPr>
           <w:fldChar w:fldCharType="begin"/>
         </w:r>
         <w:r>
           <w:rPr>
-            <w:rFonts w:ascii="Arial" w:hAnsi="Arial"/>
-            <w:noProof/>
-            <w:webHidden/>
-            <w:sz w:val="24"/>
-            <w:szCs w:val="24"/>
-          </w:rPr>
-          <w:instrText xml:space="preserve"> PAGEREF _Toc240403223 \h </w:instrText>
-        </w:r>
-        <w:r>
-          <w:rPr>
-            <w:rFonts w:ascii="Arial" w:hAnsi="Arial"/>
-            <w:noProof/>
-            <w:webHidden/>
-            <w:sz w:val="24"/>
-            <w:szCs w:val="24"/>
-          </w:rPr>
-        </w:r>
-        <w:r>
-          <w:rPr>
-            <w:rFonts w:ascii="Arial" w:hAnsi="Arial"/>
-            <w:noProof/>
-            <w:webHidden/>
-            <w:sz w:val="24"/>
-            <w:szCs w:val="24"/>
+            <w:noProof/>
+            <w:webHidden/>
+          </w:rPr>
+          <w:instrText xml:space="preserve"> PAGEREF _Toc240405090 \h </w:instrText>
+        </w:r>
+        <w:r>
+          <w:rPr>
+            <w:noProof/>
+            <w:webHidden/>
+          </w:rPr>
+        </w:r>
+        <w:r>
+          <w:rPr>
+            <w:noProof/>
+            <w:webHidden/>
           </w:rPr>
           <w:fldChar w:fldCharType="separate"/>
         </w:r>
         <w:r>
           <w:rPr>
-            <w:rFonts w:ascii="Arial" w:hAnsi="Arial"/>
-            <w:noProof/>
-            <w:webHidden/>
-            <w:sz w:val="24"/>
-            <w:szCs w:val="24"/>
-          </w:rPr>
-          <w:t>3</w:t>
-        </w:r>
-        <w:r>
-          <w:rPr>
-            <w:rFonts w:ascii="Arial" w:hAnsi="Arial"/>
-            <w:noProof/>
-            <w:webHidden/>
-            <w:sz w:val="24"/>
-            <w:szCs w:val="24"/>
+            <w:noProof/>
+            <w:webHidden/>
+          </w:rPr>
+          <w:t>4</w:t>
+        </w:r>
+        <w:r>
+          <w:rPr>
+            <w:noProof/>
+            <w:webHidden/>
           </w:rPr>
           <w:fldChar w:fldCharType="end"/>
         </w:r>
@@ -1384,7 +1332,7 @@
           <w:tab w:val="right" w:leader="dot" w:pos="9926"/>
         </w:tabs>
         <w:rPr>
-          <w:rFonts w:ascii="Arial" w:eastAsiaTheme="minorEastAsia" w:hAnsi="Arial"/>
+          <w:rFonts w:asciiTheme="minorHAnsi" w:eastAsiaTheme="minorEastAsia" w:hAnsiTheme="minorHAnsi" w:cstheme="minorBidi"/>
           <w:noProof/>
           <w:color w:val="auto"/>
           <w:kern w:val="2"/>
@@ -1394,94 +1342,59 @@
           <w14:ligatures w14:val="standardContextual"/>
         </w:rPr>
       </w:pPr>
-      <w:hyperlink w:anchor="_Toc240403224" w:history="1">
+      <w:hyperlink w:anchor="_Toc240405091" w:history="1">
         <w:r>
           <w:rPr>
             <w:rStyle w:val="Hipervnculo"/>
-            <w:rFonts w:ascii="Arial" w:hAnsi="Arial"/>
-            <w:noProof/>
-            <w:sz w:val="24"/>
-            <w:szCs w:val="24"/>
-          </w:rPr>
-          <w:t>II</w:t>
-        </w:r>
-        <w:r>
-          <w:rPr>
-            <w:rStyle w:val="Hipervnculo"/>
-            <w:rFonts w:ascii="Arial" w:hAnsi="Arial"/>
-            <w:noProof/>
-            <w:sz w:val="24"/>
-            <w:szCs w:val="24"/>
-            <w:lang w:val="es-CL"/>
-          </w:rPr>
-          <w:t>. Definición de la problemática y objetivos del Proyecto</w:t>
-        </w:r>
-        <w:r>
-          <w:rPr>
-            <w:rFonts w:ascii="Arial" w:hAnsi="Arial"/>
-            <w:noProof/>
-            <w:webHidden/>
-            <w:sz w:val="24"/>
-            <w:szCs w:val="24"/>
+            <w:noProof/>
+          </w:rPr>
+          <w:t>II. Definición de la problemática y objetivos del proyecto</w:t>
+        </w:r>
+        <w:r>
+          <w:rPr>
+            <w:noProof/>
+            <w:webHidden/>
           </w:rPr>
           <w:tab/>
         </w:r>
         <w:r>
           <w:rPr>
-            <w:rFonts w:ascii="Arial" w:hAnsi="Arial"/>
-            <w:noProof/>
-            <w:webHidden/>
-            <w:sz w:val="24"/>
-            <w:szCs w:val="24"/>
+            <w:noProof/>
+            <w:webHidden/>
           </w:rPr>
           <w:fldChar w:fldCharType="begin"/>
         </w:r>
         <w:r>
           <w:rPr>
-            <w:rFonts w:ascii="Arial" w:hAnsi="Arial"/>
-            <w:noProof/>
-            <w:webHidden/>
-            <w:sz w:val="24"/>
-            <w:szCs w:val="24"/>
-          </w:rPr>
-          <w:instrText xml:space="preserve"> PAGEREF _Toc240403224 \h </w:instrText>
-        </w:r>
-        <w:r>
-          <w:rPr>
-            <w:rFonts w:ascii="Arial" w:hAnsi="Arial"/>
-            <w:noProof/>
-            <w:webHidden/>
-            <w:sz w:val="24"/>
-            <w:szCs w:val="24"/>
-          </w:rPr>
-        </w:r>
-        <w:r>
-          <w:rPr>
-            <w:rFonts w:ascii="Arial" w:hAnsi="Arial"/>
-            <w:noProof/>
-            <w:webHidden/>
-            <w:sz w:val="24"/>
-            <w:szCs w:val="24"/>
+            <w:noProof/>
+            <w:webHidden/>
+          </w:rPr>
+          <w:instrText xml:space="preserve"> PAGEREF _Toc240405091 \h </w:instrText>
+        </w:r>
+        <w:r>
+          <w:rPr>
+            <w:noProof/>
+            <w:webHidden/>
+          </w:rPr>
+        </w:r>
+        <w:r>
+          <w:rPr>
+            <w:noProof/>
+            <w:webHidden/>
           </w:rPr>
           <w:fldChar w:fldCharType="separate"/>
         </w:r>
         <w:r>
           <w:rPr>
-            <w:rFonts w:ascii="Arial" w:hAnsi="Arial"/>
-            <w:noProof/>
-            <w:webHidden/>
-            <w:sz w:val="24"/>
-            <w:szCs w:val="24"/>
+            <w:noProof/>
+            <w:webHidden/>
           </w:rPr>
           <w:t>5</w:t>
         </w:r>
         <w:r>
           <w:rPr>
-            <w:rFonts w:ascii="Arial" w:hAnsi="Arial"/>
-            <w:noProof/>
-            <w:webHidden/>
-            <w:sz w:val="24"/>
-            <w:szCs w:val="24"/>
+            <w:noProof/>
+            <w:webHidden/>
           </w:rPr>
           <w:fldChar w:fldCharType="end"/>
         </w:r>
@@ -1494,7 +1407,7 @@
           <w:tab w:val="right" w:leader="dot" w:pos="9926"/>
         </w:tabs>
         <w:rPr>
-          <w:rFonts w:ascii="Arial" w:eastAsiaTheme="minorEastAsia" w:hAnsi="Arial"/>
+          <w:rFonts w:asciiTheme="minorHAnsi" w:eastAsiaTheme="minorEastAsia" w:hAnsiTheme="minorHAnsi" w:cstheme="minorBidi"/>
           <w:noProof/>
           <w:color w:val="auto"/>
           <w:kern w:val="2"/>
@@ -1504,85 +1417,62 @@
           <w14:ligatures w14:val="standardContextual"/>
         </w:rPr>
       </w:pPr>
-      <w:hyperlink w:anchor="_Toc240403225" w:history="1">
+      <w:hyperlink w:anchor="_Toc240405092" w:history="1">
         <w:r>
           <w:rPr>
             <w:rStyle w:val="Hipervnculo"/>
             <w:rFonts w:ascii="Arial" w:hAnsi="Arial"/>
             <w:bCs/>
             <w:noProof/>
-            <w:sz w:val="24"/>
-            <w:szCs w:val="24"/>
             <w:lang w:val="es-CL"/>
           </w:rPr>
           <w:t>Preguntas específicas del estudio</w:t>
         </w:r>
         <w:r>
           <w:rPr>
-            <w:rFonts w:ascii="Arial" w:hAnsi="Arial"/>
-            <w:noProof/>
-            <w:webHidden/>
-            <w:sz w:val="24"/>
-            <w:szCs w:val="24"/>
+            <w:noProof/>
+            <w:webHidden/>
           </w:rPr>
           <w:tab/>
         </w:r>
         <w:r>
           <w:rPr>
-            <w:rFonts w:ascii="Arial" w:hAnsi="Arial"/>
-            <w:noProof/>
-            <w:webHidden/>
-            <w:sz w:val="24"/>
-            <w:szCs w:val="24"/>
+            <w:noProof/>
+            <w:webHidden/>
           </w:rPr>
           <w:fldChar w:fldCharType="begin"/>
         </w:r>
         <w:r>
           <w:rPr>
-            <w:rFonts w:ascii="Arial" w:hAnsi="Arial"/>
-            <w:noProof/>
-            <w:webHidden/>
-            <w:sz w:val="24"/>
-            <w:szCs w:val="24"/>
-          </w:rPr>
-          <w:instrText xml:space="preserve"> PAGEREF _Toc240403225 \h </w:instrText>
-        </w:r>
-        <w:r>
-          <w:rPr>
-            <w:rFonts w:ascii="Arial" w:hAnsi="Arial"/>
-            <w:noProof/>
-            <w:webHidden/>
-            <w:sz w:val="24"/>
-            <w:szCs w:val="24"/>
-          </w:rPr>
-        </w:r>
-        <w:r>
-          <w:rPr>
-            <w:rFonts w:ascii="Arial" w:hAnsi="Arial"/>
-            <w:noProof/>
-            <w:webHidden/>
-            <w:sz w:val="24"/>
-            <w:szCs w:val="24"/>
+            <w:noProof/>
+            <w:webHidden/>
+          </w:rPr>
+          <w:instrText xml:space="preserve"> PAGEREF _Toc240405092 \h </w:instrText>
+        </w:r>
+        <w:r>
+          <w:rPr>
+            <w:noProof/>
+            <w:webHidden/>
+          </w:rPr>
+        </w:r>
+        <w:r>
+          <w:rPr>
+            <w:noProof/>
+            <w:webHidden/>
           </w:rPr>
           <w:fldChar w:fldCharType="separate"/>
         </w:r>
         <w:r>
           <w:rPr>
-            <w:rFonts w:ascii="Arial" w:hAnsi="Arial"/>
-            <w:noProof/>
-            <w:webHidden/>
-            <w:sz w:val="24"/>
-            <w:szCs w:val="24"/>
+            <w:noProof/>
+            <w:webHidden/>
           </w:rPr>
           <w:t>5</w:t>
         </w:r>
         <w:r>
           <w:rPr>
-            <w:rFonts w:ascii="Arial" w:hAnsi="Arial"/>
-            <w:noProof/>
-            <w:webHidden/>
-            <w:sz w:val="24"/>
-            <w:szCs w:val="24"/>
+            <w:noProof/>
+            <w:webHidden/>
           </w:rPr>
           <w:fldChar w:fldCharType="end"/>
         </w:r>
@@ -1595,7 +1485,7 @@
           <w:tab w:val="right" w:leader="dot" w:pos="9926"/>
         </w:tabs>
         <w:rPr>
-          <w:rFonts w:ascii="Arial" w:eastAsiaTheme="minorEastAsia" w:hAnsi="Arial"/>
+          <w:rFonts w:asciiTheme="minorHAnsi" w:eastAsiaTheme="minorEastAsia" w:hAnsiTheme="minorHAnsi" w:cstheme="minorBidi"/>
           <w:noProof/>
           <w:color w:val="auto"/>
           <w:kern w:val="2"/>
@@ -1605,84 +1495,61 @@
           <w14:ligatures w14:val="standardContextual"/>
         </w:rPr>
       </w:pPr>
-      <w:hyperlink w:anchor="_Toc240403226" w:history="1">
+      <w:hyperlink w:anchor="_Toc240405093" w:history="1">
         <w:r>
           <w:rPr>
             <w:rStyle w:val="Hipervnculo"/>
             <w:rFonts w:ascii="Arial" w:hAnsi="Arial"/>
             <w:noProof/>
-            <w:sz w:val="24"/>
-            <w:szCs w:val="24"/>
             <w:lang w:val="es-CL"/>
           </w:rPr>
           <w:t>Objetivos del proyecto</w:t>
         </w:r>
         <w:r>
           <w:rPr>
-            <w:rFonts w:ascii="Arial" w:hAnsi="Arial"/>
-            <w:noProof/>
-            <w:webHidden/>
-            <w:sz w:val="24"/>
-            <w:szCs w:val="24"/>
+            <w:noProof/>
+            <w:webHidden/>
           </w:rPr>
           <w:tab/>
         </w:r>
         <w:r>
           <w:rPr>
-            <w:rFonts w:ascii="Arial" w:hAnsi="Arial"/>
-            <w:noProof/>
-            <w:webHidden/>
-            <w:sz w:val="24"/>
-            <w:szCs w:val="24"/>
+            <w:noProof/>
+            <w:webHidden/>
           </w:rPr>
           <w:fldChar w:fldCharType="begin"/>
         </w:r>
         <w:r>
           <w:rPr>
-            <w:rFonts w:ascii="Arial" w:hAnsi="Arial"/>
-            <w:noProof/>
-            <w:webHidden/>
-            <w:sz w:val="24"/>
-            <w:szCs w:val="24"/>
-          </w:rPr>
-          <w:instrText xml:space="preserve"> PAGEREF _Toc240403226 \h </w:instrText>
-        </w:r>
-        <w:r>
-          <w:rPr>
-            <w:rFonts w:ascii="Arial" w:hAnsi="Arial"/>
-            <w:noProof/>
-            <w:webHidden/>
-            <w:sz w:val="24"/>
-            <w:szCs w:val="24"/>
-          </w:rPr>
-        </w:r>
-        <w:r>
-          <w:rPr>
-            <w:rFonts w:ascii="Arial" w:hAnsi="Arial"/>
-            <w:noProof/>
-            <w:webHidden/>
-            <w:sz w:val="24"/>
-            <w:szCs w:val="24"/>
+            <w:noProof/>
+            <w:webHidden/>
+          </w:rPr>
+          <w:instrText xml:space="preserve"> PAGEREF _Toc240405093 \h </w:instrText>
+        </w:r>
+        <w:r>
+          <w:rPr>
+            <w:noProof/>
+            <w:webHidden/>
+          </w:rPr>
+        </w:r>
+        <w:r>
+          <w:rPr>
+            <w:noProof/>
+            <w:webHidden/>
           </w:rPr>
           <w:fldChar w:fldCharType="separate"/>
         </w:r>
         <w:r>
           <w:rPr>
-            <w:rFonts w:ascii="Arial" w:hAnsi="Arial"/>
-            <w:noProof/>
-            <w:webHidden/>
-            <w:sz w:val="24"/>
-            <w:szCs w:val="24"/>
+            <w:noProof/>
+            <w:webHidden/>
           </w:rPr>
           <w:t>5</w:t>
         </w:r>
         <w:r>
           <w:rPr>
-            <w:rFonts w:ascii="Arial" w:hAnsi="Arial"/>
-            <w:noProof/>
-            <w:webHidden/>
-            <w:sz w:val="24"/>
-            <w:szCs w:val="24"/>
+            <w:noProof/>
+            <w:webHidden/>
           </w:rPr>
           <w:fldChar w:fldCharType="end"/>
         </w:r>
@@ -1695,7 +1562,7 @@
           <w:tab w:val="right" w:leader="dot" w:pos="9926"/>
         </w:tabs>
         <w:rPr>
-          <w:rFonts w:ascii="Arial" w:eastAsiaTheme="minorEastAsia" w:hAnsi="Arial"/>
+          <w:rFonts w:asciiTheme="minorHAnsi" w:eastAsiaTheme="minorEastAsia" w:hAnsiTheme="minorHAnsi" w:cstheme="minorBidi"/>
           <w:noProof/>
           <w:color w:val="auto"/>
           <w:kern w:val="2"/>
@@ -1705,84 +1572,61 @@
           <w14:ligatures w14:val="standardContextual"/>
         </w:rPr>
       </w:pPr>
-      <w:hyperlink w:anchor="_Toc240403227" w:history="1">
+      <w:hyperlink w:anchor="_Toc240405094" w:history="1">
         <w:r>
           <w:rPr>
             <w:rStyle w:val="Hipervnculo"/>
             <w:rFonts w:ascii="Arial" w:hAnsi="Arial"/>
             <w:noProof/>
-            <w:sz w:val="24"/>
-            <w:szCs w:val="24"/>
             <w:lang w:val="es-CL"/>
           </w:rPr>
           <w:t>Alcance, restricciones y supuestos analíticos</w:t>
         </w:r>
         <w:r>
           <w:rPr>
-            <w:rFonts w:ascii="Arial" w:hAnsi="Arial"/>
-            <w:noProof/>
-            <w:webHidden/>
-            <w:sz w:val="24"/>
-            <w:szCs w:val="24"/>
+            <w:noProof/>
+            <w:webHidden/>
           </w:rPr>
           <w:tab/>
         </w:r>
         <w:r>
           <w:rPr>
-            <w:rFonts w:ascii="Arial" w:hAnsi="Arial"/>
-            <w:noProof/>
-            <w:webHidden/>
-            <w:sz w:val="24"/>
-            <w:szCs w:val="24"/>
+            <w:noProof/>
+            <w:webHidden/>
           </w:rPr>
           <w:fldChar w:fldCharType="begin"/>
         </w:r>
         <w:r>
           <w:rPr>
-            <w:rFonts w:ascii="Arial" w:hAnsi="Arial"/>
-            <w:noProof/>
-            <w:webHidden/>
-            <w:sz w:val="24"/>
-            <w:szCs w:val="24"/>
-          </w:rPr>
-          <w:instrText xml:space="preserve"> PAGEREF _Toc240403227 \h </w:instrText>
-        </w:r>
-        <w:r>
-          <w:rPr>
-            <w:rFonts w:ascii="Arial" w:hAnsi="Arial"/>
-            <w:noProof/>
-            <w:webHidden/>
-            <w:sz w:val="24"/>
-            <w:szCs w:val="24"/>
-          </w:rPr>
-        </w:r>
-        <w:r>
-          <w:rPr>
-            <w:rFonts w:ascii="Arial" w:hAnsi="Arial"/>
-            <w:noProof/>
-            <w:webHidden/>
-            <w:sz w:val="24"/>
-            <w:szCs w:val="24"/>
+            <w:noProof/>
+            <w:webHidden/>
+          </w:rPr>
+          <w:instrText xml:space="preserve"> PAGEREF _Toc240405094 \h </w:instrText>
+        </w:r>
+        <w:r>
+          <w:rPr>
+            <w:noProof/>
+            <w:webHidden/>
+          </w:rPr>
+        </w:r>
+        <w:r>
+          <w:rPr>
+            <w:noProof/>
+            <w:webHidden/>
           </w:rPr>
           <w:fldChar w:fldCharType="separate"/>
         </w:r>
         <w:r>
           <w:rPr>
-            <w:rFonts w:ascii="Arial" w:hAnsi="Arial"/>
-            <w:noProof/>
-            <w:webHidden/>
-            <w:sz w:val="24"/>
-            <w:szCs w:val="24"/>
+            <w:noProof/>
+            <w:webHidden/>
           </w:rPr>
           <w:t>5</w:t>
         </w:r>
         <w:r>
           <w:rPr>
-            <w:rFonts w:ascii="Arial" w:hAnsi="Arial"/>
-            <w:noProof/>
-            <w:webHidden/>
-            <w:sz w:val="24"/>
-            <w:szCs w:val="24"/>
+            <w:noProof/>
+            <w:webHidden/>
           </w:rPr>
           <w:fldChar w:fldCharType="end"/>
         </w:r>
@@ -1795,7 +1639,7 @@
           <w:tab w:val="right" w:leader="dot" w:pos="9926"/>
         </w:tabs>
         <w:rPr>
-          <w:rFonts w:ascii="Arial" w:eastAsiaTheme="minorEastAsia" w:hAnsi="Arial"/>
+          <w:rFonts w:asciiTheme="minorHAnsi" w:eastAsiaTheme="minorEastAsia" w:hAnsiTheme="minorHAnsi" w:cstheme="minorBidi"/>
           <w:noProof/>
           <w:color w:val="auto"/>
           <w:kern w:val="2"/>
@@ -1805,83 +1649,59 @@
           <w14:ligatures w14:val="standardContextual"/>
         </w:rPr>
       </w:pPr>
-      <w:hyperlink w:anchor="_Toc240403228" w:history="1">
+      <w:hyperlink w:anchor="_Toc240405095" w:history="1">
         <w:r>
           <w:rPr>
             <w:rStyle w:val="Hipervnculo"/>
-            <w:rFonts w:ascii="Arial" w:hAnsi="Arial"/>
-            <w:noProof/>
-            <w:sz w:val="24"/>
-            <w:szCs w:val="24"/>
-          </w:rPr>
-          <w:t>III. Herramientas científicas, reproducibilidad y control de versions</w:t>
-        </w:r>
-        <w:r>
-          <w:rPr>
-            <w:rFonts w:ascii="Arial" w:hAnsi="Arial"/>
-            <w:noProof/>
-            <w:webHidden/>
-            <w:sz w:val="24"/>
-            <w:szCs w:val="24"/>
+            <w:noProof/>
+          </w:rPr>
+          <w:t>III. Herramientas científicas, reproducibilidad y control de versiones</w:t>
+        </w:r>
+        <w:r>
+          <w:rPr>
+            <w:noProof/>
+            <w:webHidden/>
           </w:rPr>
           <w:tab/>
         </w:r>
         <w:r>
           <w:rPr>
-            <w:rFonts w:ascii="Arial" w:hAnsi="Arial"/>
-            <w:noProof/>
-            <w:webHidden/>
-            <w:sz w:val="24"/>
-            <w:szCs w:val="24"/>
+            <w:noProof/>
+            <w:webHidden/>
           </w:rPr>
           <w:fldChar w:fldCharType="begin"/>
         </w:r>
         <w:r>
           <w:rPr>
-            <w:rFonts w:ascii="Arial" w:hAnsi="Arial"/>
-            <w:noProof/>
-            <w:webHidden/>
-            <w:sz w:val="24"/>
-            <w:szCs w:val="24"/>
-          </w:rPr>
-          <w:instrText xml:space="preserve"> PAGEREF _Toc240403228 \h </w:instrText>
-        </w:r>
-        <w:r>
-          <w:rPr>
-            <w:rFonts w:ascii="Arial" w:hAnsi="Arial"/>
-            <w:noProof/>
-            <w:webHidden/>
-            <w:sz w:val="24"/>
-            <w:szCs w:val="24"/>
-          </w:rPr>
-        </w:r>
-        <w:r>
-          <w:rPr>
-            <w:rFonts w:ascii="Arial" w:hAnsi="Arial"/>
-            <w:noProof/>
-            <w:webHidden/>
-            <w:sz w:val="24"/>
-            <w:szCs w:val="24"/>
+            <w:noProof/>
+            <w:webHidden/>
+          </w:rPr>
+          <w:instrText xml:space="preserve"> PAGEREF _Toc240405095 \h </w:instrText>
+        </w:r>
+        <w:r>
+          <w:rPr>
+            <w:noProof/>
+            <w:webHidden/>
+          </w:rPr>
+        </w:r>
+        <w:r>
+          <w:rPr>
+            <w:noProof/>
+            <w:webHidden/>
           </w:rPr>
           <w:fldChar w:fldCharType="separate"/>
         </w:r>
         <w:r>
           <w:rPr>
-            <w:rFonts w:ascii="Arial" w:hAnsi="Arial"/>
-            <w:noProof/>
-            <w:webHidden/>
-            <w:sz w:val="24"/>
-            <w:szCs w:val="24"/>
+            <w:noProof/>
+            <w:webHidden/>
           </w:rPr>
           <w:t>7</w:t>
         </w:r>
         <w:r>
           <w:rPr>
-            <w:rFonts w:ascii="Arial" w:hAnsi="Arial"/>
-            <w:noProof/>
-            <w:webHidden/>
-            <w:sz w:val="24"/>
-            <w:szCs w:val="24"/>
+            <w:noProof/>
+            <w:webHidden/>
           </w:rPr>
           <w:fldChar w:fldCharType="end"/>
         </w:r>
@@ -1894,7 +1714,7 @@
           <w:tab w:val="right" w:leader="dot" w:pos="9926"/>
         </w:tabs>
         <w:rPr>
-          <w:rFonts w:ascii="Arial" w:eastAsiaTheme="minorEastAsia" w:hAnsi="Arial"/>
+          <w:rFonts w:asciiTheme="minorHAnsi" w:eastAsiaTheme="minorEastAsia" w:hAnsiTheme="minorHAnsi" w:cstheme="minorBidi"/>
           <w:noProof/>
           <w:color w:val="auto"/>
           <w:kern w:val="2"/>
@@ -1904,83 +1724,60 @@
           <w14:ligatures w14:val="standardContextual"/>
         </w:rPr>
       </w:pPr>
-      <w:hyperlink w:anchor="_Toc240403229" w:history="1">
+      <w:hyperlink w:anchor="_Toc240405096" w:history="1">
         <w:r>
           <w:rPr>
             <w:rStyle w:val="Hipervnculo"/>
             <w:rFonts w:ascii="Arial" w:hAnsi="Arial"/>
             <w:noProof/>
-            <w:sz w:val="24"/>
-            <w:szCs w:val="24"/>
           </w:rPr>
           <w:t>Arquitectura modular y estructura del repositorio</w:t>
         </w:r>
         <w:r>
           <w:rPr>
-            <w:rFonts w:ascii="Arial" w:hAnsi="Arial"/>
-            <w:noProof/>
-            <w:webHidden/>
-            <w:sz w:val="24"/>
-            <w:szCs w:val="24"/>
+            <w:noProof/>
+            <w:webHidden/>
           </w:rPr>
           <w:tab/>
         </w:r>
         <w:r>
           <w:rPr>
-            <w:rFonts w:ascii="Arial" w:hAnsi="Arial"/>
-            <w:noProof/>
-            <w:webHidden/>
-            <w:sz w:val="24"/>
-            <w:szCs w:val="24"/>
+            <w:noProof/>
+            <w:webHidden/>
           </w:rPr>
           <w:fldChar w:fldCharType="begin"/>
         </w:r>
         <w:r>
           <w:rPr>
-            <w:rFonts w:ascii="Arial" w:hAnsi="Arial"/>
-            <w:noProof/>
-            <w:webHidden/>
-            <w:sz w:val="24"/>
-            <w:szCs w:val="24"/>
-          </w:rPr>
-          <w:instrText xml:space="preserve"> PAGEREF _Toc240403229 \h </w:instrText>
-        </w:r>
-        <w:r>
-          <w:rPr>
-            <w:rFonts w:ascii="Arial" w:hAnsi="Arial"/>
-            <w:noProof/>
-            <w:webHidden/>
-            <w:sz w:val="24"/>
-            <w:szCs w:val="24"/>
-          </w:rPr>
-        </w:r>
-        <w:r>
-          <w:rPr>
-            <w:rFonts w:ascii="Arial" w:hAnsi="Arial"/>
-            <w:noProof/>
-            <w:webHidden/>
-            <w:sz w:val="24"/>
-            <w:szCs w:val="24"/>
+            <w:noProof/>
+            <w:webHidden/>
+          </w:rPr>
+          <w:instrText xml:space="preserve"> PAGEREF _Toc240405096 \h </w:instrText>
+        </w:r>
+        <w:r>
+          <w:rPr>
+            <w:noProof/>
+            <w:webHidden/>
+          </w:rPr>
+        </w:r>
+        <w:r>
+          <w:rPr>
+            <w:noProof/>
+            <w:webHidden/>
           </w:rPr>
           <w:fldChar w:fldCharType="separate"/>
         </w:r>
         <w:r>
           <w:rPr>
-            <w:rFonts w:ascii="Arial" w:hAnsi="Arial"/>
-            <w:noProof/>
-            <w:webHidden/>
-            <w:sz w:val="24"/>
-            <w:szCs w:val="24"/>
+            <w:noProof/>
+            <w:webHidden/>
           </w:rPr>
           <w:t>7</w:t>
         </w:r>
         <w:r>
           <w:rPr>
-            <w:rFonts w:ascii="Arial" w:hAnsi="Arial"/>
-            <w:noProof/>
-            <w:webHidden/>
-            <w:sz w:val="24"/>
-            <w:szCs w:val="24"/>
+            <w:noProof/>
+            <w:webHidden/>
           </w:rPr>
           <w:fldChar w:fldCharType="end"/>
         </w:r>
@@ -1993,7 +1790,7 @@
           <w:tab w:val="right" w:leader="dot" w:pos="9926"/>
         </w:tabs>
         <w:rPr>
-          <w:rFonts w:ascii="Arial" w:eastAsiaTheme="minorEastAsia" w:hAnsi="Arial"/>
+          <w:rFonts w:asciiTheme="minorHAnsi" w:eastAsiaTheme="minorEastAsia" w:hAnsiTheme="minorHAnsi" w:cstheme="minorBidi"/>
           <w:noProof/>
           <w:color w:val="auto"/>
           <w:kern w:val="2"/>
@@ -2003,83 +1800,60 @@
           <w14:ligatures w14:val="standardContextual"/>
         </w:rPr>
       </w:pPr>
-      <w:hyperlink w:anchor="_Toc240403230" w:history="1">
+      <w:hyperlink w:anchor="_Toc240405097" w:history="1">
         <w:r>
           <w:rPr>
             <w:rStyle w:val="Hipervnculo"/>
             <w:rFonts w:ascii="Arial" w:hAnsi="Arial"/>
             <w:noProof/>
-            <w:sz w:val="24"/>
-            <w:szCs w:val="24"/>
           </w:rPr>
           <w:t>Gestión colaborativa y control de versiones</w:t>
         </w:r>
         <w:r>
           <w:rPr>
-            <w:rFonts w:ascii="Arial" w:hAnsi="Arial"/>
-            <w:noProof/>
-            <w:webHidden/>
-            <w:sz w:val="24"/>
-            <w:szCs w:val="24"/>
+            <w:noProof/>
+            <w:webHidden/>
           </w:rPr>
           <w:tab/>
         </w:r>
         <w:r>
           <w:rPr>
-            <w:rFonts w:ascii="Arial" w:hAnsi="Arial"/>
-            <w:noProof/>
-            <w:webHidden/>
-            <w:sz w:val="24"/>
-            <w:szCs w:val="24"/>
+            <w:noProof/>
+            <w:webHidden/>
           </w:rPr>
           <w:fldChar w:fldCharType="begin"/>
         </w:r>
         <w:r>
           <w:rPr>
-            <w:rFonts w:ascii="Arial" w:hAnsi="Arial"/>
-            <w:noProof/>
-            <w:webHidden/>
-            <w:sz w:val="24"/>
-            <w:szCs w:val="24"/>
-          </w:rPr>
-          <w:instrText xml:space="preserve"> PAGEREF _Toc240403230 \h </w:instrText>
-        </w:r>
-        <w:r>
-          <w:rPr>
-            <w:rFonts w:ascii="Arial" w:hAnsi="Arial"/>
-            <w:noProof/>
-            <w:webHidden/>
-            <w:sz w:val="24"/>
-            <w:szCs w:val="24"/>
-          </w:rPr>
-        </w:r>
-        <w:r>
-          <w:rPr>
-            <w:rFonts w:ascii="Arial" w:hAnsi="Arial"/>
-            <w:noProof/>
-            <w:webHidden/>
-            <w:sz w:val="24"/>
-            <w:szCs w:val="24"/>
+            <w:noProof/>
+            <w:webHidden/>
+          </w:rPr>
+          <w:instrText xml:space="preserve"> PAGEREF _Toc240405097 \h </w:instrText>
+        </w:r>
+        <w:r>
+          <w:rPr>
+            <w:noProof/>
+            <w:webHidden/>
+          </w:rPr>
+        </w:r>
+        <w:r>
+          <w:rPr>
+            <w:noProof/>
+            <w:webHidden/>
           </w:rPr>
           <w:fldChar w:fldCharType="separate"/>
         </w:r>
         <w:r>
           <w:rPr>
-            <w:rFonts w:ascii="Arial" w:hAnsi="Arial"/>
-            <w:noProof/>
-            <w:webHidden/>
-            <w:sz w:val="24"/>
-            <w:szCs w:val="24"/>
+            <w:noProof/>
+            <w:webHidden/>
           </w:rPr>
           <w:t>8</w:t>
         </w:r>
         <w:r>
           <w:rPr>
-            <w:rFonts w:ascii="Arial" w:hAnsi="Arial"/>
-            <w:noProof/>
-            <w:webHidden/>
-            <w:sz w:val="24"/>
-            <w:szCs w:val="24"/>
+            <w:noProof/>
+            <w:webHidden/>
           </w:rPr>
           <w:fldChar w:fldCharType="end"/>
         </w:r>
@@ -2092,7 +1866,7 @@
           <w:tab w:val="right" w:leader="dot" w:pos="9926"/>
         </w:tabs>
         <w:rPr>
-          <w:rFonts w:ascii="Arial" w:eastAsiaTheme="minorEastAsia" w:hAnsi="Arial"/>
+          <w:rFonts w:asciiTheme="minorHAnsi" w:eastAsiaTheme="minorEastAsia" w:hAnsiTheme="minorHAnsi" w:cstheme="minorBidi"/>
           <w:noProof/>
           <w:color w:val="auto"/>
           <w:kern w:val="2"/>
@@ -2102,83 +1876,60 @@
           <w14:ligatures w14:val="standardContextual"/>
         </w:rPr>
       </w:pPr>
-      <w:hyperlink w:anchor="_Toc240403231" w:history="1">
+      <w:hyperlink w:anchor="_Toc240405098" w:history="1">
         <w:r>
           <w:rPr>
             <w:rStyle w:val="Hipervnculo"/>
             <w:rFonts w:ascii="Arial" w:hAnsi="Arial"/>
             <w:noProof/>
-            <w:sz w:val="24"/>
-            <w:szCs w:val="24"/>
           </w:rPr>
           <w:t>IV. Diseño de soluciones algorítmicas, preprocesamiento y validación (F2)</w:t>
         </w:r>
         <w:r>
           <w:rPr>
-            <w:rFonts w:ascii="Arial" w:hAnsi="Arial"/>
-            <w:noProof/>
-            <w:webHidden/>
-            <w:sz w:val="24"/>
-            <w:szCs w:val="24"/>
+            <w:noProof/>
+            <w:webHidden/>
           </w:rPr>
           <w:tab/>
         </w:r>
         <w:r>
           <w:rPr>
-            <w:rFonts w:ascii="Arial" w:hAnsi="Arial"/>
-            <w:noProof/>
-            <w:webHidden/>
-            <w:sz w:val="24"/>
-            <w:szCs w:val="24"/>
+            <w:noProof/>
+            <w:webHidden/>
           </w:rPr>
           <w:fldChar w:fldCharType="begin"/>
         </w:r>
         <w:r>
           <w:rPr>
-            <w:rFonts w:ascii="Arial" w:hAnsi="Arial"/>
-            <w:noProof/>
-            <w:webHidden/>
-            <w:sz w:val="24"/>
-            <w:szCs w:val="24"/>
-          </w:rPr>
-          <w:instrText xml:space="preserve"> PAGEREF _Toc240403231 \h </w:instrText>
-        </w:r>
-        <w:r>
-          <w:rPr>
-            <w:rFonts w:ascii="Arial" w:hAnsi="Arial"/>
-            <w:noProof/>
-            <w:webHidden/>
-            <w:sz w:val="24"/>
-            <w:szCs w:val="24"/>
-          </w:rPr>
-        </w:r>
-        <w:r>
-          <w:rPr>
-            <w:rFonts w:ascii="Arial" w:hAnsi="Arial"/>
-            <w:noProof/>
-            <w:webHidden/>
-            <w:sz w:val="24"/>
-            <w:szCs w:val="24"/>
+            <w:noProof/>
+            <w:webHidden/>
+          </w:rPr>
+          <w:instrText xml:space="preserve"> PAGEREF _Toc240405098 \h </w:instrText>
+        </w:r>
+        <w:r>
+          <w:rPr>
+            <w:noProof/>
+            <w:webHidden/>
+          </w:rPr>
+        </w:r>
+        <w:r>
+          <w:rPr>
+            <w:noProof/>
+            <w:webHidden/>
           </w:rPr>
           <w:fldChar w:fldCharType="separate"/>
         </w:r>
         <w:r>
           <w:rPr>
-            <w:rFonts w:ascii="Arial" w:hAnsi="Arial"/>
-            <w:noProof/>
-            <w:webHidden/>
-            <w:sz w:val="24"/>
-            <w:szCs w:val="24"/>
+            <w:noProof/>
+            <w:webHidden/>
           </w:rPr>
           <w:t>9</w:t>
         </w:r>
         <w:r>
           <w:rPr>
-            <w:rFonts w:ascii="Arial" w:hAnsi="Arial"/>
-            <w:noProof/>
-            <w:webHidden/>
-            <w:sz w:val="24"/>
-            <w:szCs w:val="24"/>
+            <w:noProof/>
+            <w:webHidden/>
           </w:rPr>
           <w:fldChar w:fldCharType="end"/>
         </w:r>
@@ -2191,7 +1942,7 @@
           <w:tab w:val="right" w:leader="dot" w:pos="9926"/>
         </w:tabs>
         <w:rPr>
-          <w:rFonts w:ascii="Arial" w:eastAsiaTheme="minorEastAsia" w:hAnsi="Arial"/>
+          <w:rFonts w:asciiTheme="minorHAnsi" w:eastAsiaTheme="minorEastAsia" w:hAnsiTheme="minorHAnsi" w:cstheme="minorBidi"/>
           <w:noProof/>
           <w:color w:val="auto"/>
           <w:kern w:val="2"/>
@@ -2201,84 +1952,61 @@
           <w14:ligatures w14:val="standardContextual"/>
         </w:rPr>
       </w:pPr>
-      <w:hyperlink w:anchor="_Toc240403232" w:history="1">
+      <w:hyperlink w:anchor="_Toc240405099" w:history="1">
         <w:r>
           <w:rPr>
             <w:rStyle w:val="Hipervnculo"/>
             <w:rFonts w:ascii="Arial" w:hAnsi="Arial"/>
             <w:noProof/>
-            <w:sz w:val="24"/>
-            <w:szCs w:val="24"/>
             <w:lang w:val="es-CL"/>
           </w:rPr>
           <w:t>A. Codificación funcional modular</w:t>
         </w:r>
         <w:r>
           <w:rPr>
-            <w:rFonts w:ascii="Arial" w:hAnsi="Arial"/>
-            <w:noProof/>
-            <w:webHidden/>
-            <w:sz w:val="24"/>
-            <w:szCs w:val="24"/>
+            <w:noProof/>
+            <w:webHidden/>
           </w:rPr>
           <w:tab/>
         </w:r>
         <w:r>
           <w:rPr>
-            <w:rFonts w:ascii="Arial" w:hAnsi="Arial"/>
-            <w:noProof/>
-            <w:webHidden/>
-            <w:sz w:val="24"/>
-            <w:szCs w:val="24"/>
+            <w:noProof/>
+            <w:webHidden/>
           </w:rPr>
           <w:fldChar w:fldCharType="begin"/>
         </w:r>
         <w:r>
           <w:rPr>
-            <w:rFonts w:ascii="Arial" w:hAnsi="Arial"/>
-            <w:noProof/>
-            <w:webHidden/>
-            <w:sz w:val="24"/>
-            <w:szCs w:val="24"/>
-          </w:rPr>
-          <w:instrText xml:space="preserve"> PAGEREF _Toc240403232 \h </w:instrText>
-        </w:r>
-        <w:r>
-          <w:rPr>
-            <w:rFonts w:ascii="Arial" w:hAnsi="Arial"/>
-            <w:noProof/>
-            <w:webHidden/>
-            <w:sz w:val="24"/>
-            <w:szCs w:val="24"/>
-          </w:rPr>
-        </w:r>
-        <w:r>
-          <w:rPr>
-            <w:rFonts w:ascii="Arial" w:hAnsi="Arial"/>
-            <w:noProof/>
-            <w:webHidden/>
-            <w:sz w:val="24"/>
-            <w:szCs w:val="24"/>
+            <w:noProof/>
+            <w:webHidden/>
+          </w:rPr>
+          <w:instrText xml:space="preserve"> PAGEREF _Toc240405099 \h </w:instrText>
+        </w:r>
+        <w:r>
+          <w:rPr>
+            <w:noProof/>
+            <w:webHidden/>
+          </w:rPr>
+        </w:r>
+        <w:r>
+          <w:rPr>
+            <w:noProof/>
+            <w:webHidden/>
           </w:rPr>
           <w:fldChar w:fldCharType="separate"/>
         </w:r>
         <w:r>
           <w:rPr>
-            <w:rFonts w:ascii="Arial" w:hAnsi="Arial"/>
-            <w:noProof/>
-            <w:webHidden/>
-            <w:sz w:val="24"/>
-            <w:szCs w:val="24"/>
+            <w:noProof/>
+            <w:webHidden/>
           </w:rPr>
           <w:t>9</w:t>
         </w:r>
         <w:r>
           <w:rPr>
-            <w:rFonts w:ascii="Arial" w:hAnsi="Arial"/>
-            <w:noProof/>
-            <w:webHidden/>
-            <w:sz w:val="24"/>
-            <w:szCs w:val="24"/>
+            <w:noProof/>
+            <w:webHidden/>
           </w:rPr>
           <w:fldChar w:fldCharType="end"/>
         </w:r>
@@ -2291,7 +2019,7 @@
           <w:tab w:val="right" w:leader="dot" w:pos="9926"/>
         </w:tabs>
         <w:rPr>
-          <w:rFonts w:ascii="Arial" w:eastAsiaTheme="minorEastAsia" w:hAnsi="Arial"/>
+          <w:rFonts w:asciiTheme="minorHAnsi" w:eastAsiaTheme="minorEastAsia" w:hAnsiTheme="minorHAnsi" w:cstheme="minorBidi"/>
           <w:noProof/>
           <w:color w:val="auto"/>
           <w:kern w:val="2"/>
@@ -2301,84 +2029,61 @@
           <w14:ligatures w14:val="standardContextual"/>
         </w:rPr>
       </w:pPr>
-      <w:hyperlink w:anchor="_Toc240403233" w:history="1">
+      <w:hyperlink w:anchor="_Toc240405100" w:history="1">
         <w:r>
           <w:rPr>
             <w:rStyle w:val="Hipervnculo"/>
             <w:rFonts w:ascii="Arial" w:hAnsi="Arial"/>
             <w:noProof/>
-            <w:sz w:val="24"/>
-            <w:szCs w:val="24"/>
             <w:lang w:val="es-CL"/>
           </w:rPr>
           <w:t>B. Preprocesamiento, transformaciones y tratamiento de NA</w:t>
         </w:r>
         <w:r>
           <w:rPr>
-            <w:rFonts w:ascii="Arial" w:hAnsi="Arial"/>
-            <w:noProof/>
-            <w:webHidden/>
-            <w:sz w:val="24"/>
-            <w:szCs w:val="24"/>
+            <w:noProof/>
+            <w:webHidden/>
           </w:rPr>
           <w:tab/>
         </w:r>
         <w:r>
           <w:rPr>
-            <w:rFonts w:ascii="Arial" w:hAnsi="Arial"/>
-            <w:noProof/>
-            <w:webHidden/>
-            <w:sz w:val="24"/>
-            <w:szCs w:val="24"/>
+            <w:noProof/>
+            <w:webHidden/>
           </w:rPr>
           <w:fldChar w:fldCharType="begin"/>
         </w:r>
         <w:r>
           <w:rPr>
-            <w:rFonts w:ascii="Arial" w:hAnsi="Arial"/>
-            <w:noProof/>
-            <w:webHidden/>
-            <w:sz w:val="24"/>
-            <w:szCs w:val="24"/>
-          </w:rPr>
-          <w:instrText xml:space="preserve"> PAGEREF _Toc240403233 \h </w:instrText>
-        </w:r>
-        <w:r>
-          <w:rPr>
-            <w:rFonts w:ascii="Arial" w:hAnsi="Arial"/>
-            <w:noProof/>
-            <w:webHidden/>
-            <w:sz w:val="24"/>
-            <w:szCs w:val="24"/>
-          </w:rPr>
-        </w:r>
-        <w:r>
-          <w:rPr>
-            <w:rFonts w:ascii="Arial" w:hAnsi="Arial"/>
-            <w:noProof/>
-            <w:webHidden/>
-            <w:sz w:val="24"/>
-            <w:szCs w:val="24"/>
+            <w:noProof/>
+            <w:webHidden/>
+          </w:rPr>
+          <w:instrText xml:space="preserve"> PAGEREF _Toc240405100 \h </w:instrText>
+        </w:r>
+        <w:r>
+          <w:rPr>
+            <w:noProof/>
+            <w:webHidden/>
+          </w:rPr>
+        </w:r>
+        <w:r>
+          <w:rPr>
+            <w:noProof/>
+            <w:webHidden/>
           </w:rPr>
           <w:fldChar w:fldCharType="separate"/>
         </w:r>
         <w:r>
           <w:rPr>
-            <w:rFonts w:ascii="Arial" w:hAnsi="Arial"/>
-            <w:noProof/>
-            <w:webHidden/>
-            <w:sz w:val="24"/>
-            <w:szCs w:val="24"/>
+            <w:noProof/>
+            <w:webHidden/>
           </w:rPr>
           <w:t>9</w:t>
         </w:r>
         <w:r>
           <w:rPr>
-            <w:rFonts w:ascii="Arial" w:hAnsi="Arial"/>
-            <w:noProof/>
-            <w:webHidden/>
-            <w:sz w:val="24"/>
-            <w:szCs w:val="24"/>
+            <w:noProof/>
+            <w:webHidden/>
           </w:rPr>
           <w:fldChar w:fldCharType="end"/>
         </w:r>
@@ -2391,7 +2096,7 @@
           <w:tab w:val="right" w:leader="dot" w:pos="9926"/>
         </w:tabs>
         <w:rPr>
-          <w:rFonts w:ascii="Arial" w:eastAsiaTheme="minorEastAsia" w:hAnsi="Arial"/>
+          <w:rFonts w:asciiTheme="minorHAnsi" w:eastAsiaTheme="minorEastAsia" w:hAnsiTheme="minorHAnsi" w:cstheme="minorBidi"/>
           <w:noProof/>
           <w:color w:val="auto"/>
           <w:kern w:val="2"/>
@@ -2401,83 +2106,59 @@
           <w14:ligatures w14:val="standardContextual"/>
         </w:rPr>
       </w:pPr>
-      <w:hyperlink w:anchor="_Toc240403234" w:history="1">
+      <w:hyperlink w:anchor="_Toc240405101" w:history="1">
         <w:r>
           <w:rPr>
             <w:rStyle w:val="Hipervnculo"/>
-            <w:rFonts w:ascii="Arial" w:hAnsi="Arial"/>
-            <w:noProof/>
-            <w:sz w:val="24"/>
-            <w:szCs w:val="24"/>
-          </w:rPr>
-          <w:t>C. Validación técnica y verificación del Código</w:t>
-        </w:r>
-        <w:r>
-          <w:rPr>
-            <w:rFonts w:ascii="Arial" w:hAnsi="Arial"/>
-            <w:noProof/>
-            <w:webHidden/>
-            <w:sz w:val="24"/>
-            <w:szCs w:val="24"/>
+            <w:noProof/>
+          </w:rPr>
+          <w:t>C. Validación técnica y verificación del código</w:t>
+        </w:r>
+        <w:r>
+          <w:rPr>
+            <w:noProof/>
+            <w:webHidden/>
           </w:rPr>
           <w:tab/>
         </w:r>
         <w:r>
           <w:rPr>
-            <w:rFonts w:ascii="Arial" w:hAnsi="Arial"/>
-            <w:noProof/>
-            <w:webHidden/>
-            <w:sz w:val="24"/>
-            <w:szCs w:val="24"/>
+            <w:noProof/>
+            <w:webHidden/>
           </w:rPr>
           <w:fldChar w:fldCharType="begin"/>
         </w:r>
         <w:r>
           <w:rPr>
-            <w:rFonts w:ascii="Arial" w:hAnsi="Arial"/>
-            <w:noProof/>
-            <w:webHidden/>
-            <w:sz w:val="24"/>
-            <w:szCs w:val="24"/>
-          </w:rPr>
-          <w:instrText xml:space="preserve"> PAGEREF _Toc240403234 \h </w:instrText>
-        </w:r>
-        <w:r>
-          <w:rPr>
-            <w:rFonts w:ascii="Arial" w:hAnsi="Arial"/>
-            <w:noProof/>
-            <w:webHidden/>
-            <w:sz w:val="24"/>
-            <w:szCs w:val="24"/>
-          </w:rPr>
-        </w:r>
-        <w:r>
-          <w:rPr>
-            <w:rFonts w:ascii="Arial" w:hAnsi="Arial"/>
-            <w:noProof/>
-            <w:webHidden/>
-            <w:sz w:val="24"/>
-            <w:szCs w:val="24"/>
+            <w:noProof/>
+            <w:webHidden/>
+          </w:rPr>
+          <w:instrText xml:space="preserve"> PAGEREF _Toc240405101 \h </w:instrText>
+        </w:r>
+        <w:r>
+          <w:rPr>
+            <w:noProof/>
+            <w:webHidden/>
+          </w:rPr>
+        </w:r>
+        <w:r>
+          <w:rPr>
+            <w:noProof/>
+            <w:webHidden/>
           </w:rPr>
           <w:fldChar w:fldCharType="separate"/>
         </w:r>
         <w:r>
           <w:rPr>
-            <w:rFonts w:ascii="Arial" w:hAnsi="Arial"/>
-            <w:noProof/>
-            <w:webHidden/>
-            <w:sz w:val="24"/>
-            <w:szCs w:val="24"/>
-          </w:rPr>
-          <w:t>10</w:t>
-        </w:r>
-        <w:r>
-          <w:rPr>
-            <w:rFonts w:ascii="Arial" w:hAnsi="Arial"/>
-            <w:noProof/>
-            <w:webHidden/>
-            <w:sz w:val="24"/>
-            <w:szCs w:val="24"/>
+            <w:noProof/>
+            <w:webHidden/>
+          </w:rPr>
+          <w:t>11</w:t>
+        </w:r>
+        <w:r>
+          <w:rPr>
+            <w:noProof/>
+            <w:webHidden/>
           </w:rPr>
           <w:fldChar w:fldCharType="end"/>
         </w:r>
@@ -2490,7 +2171,7 @@
           <w:tab w:val="right" w:leader="dot" w:pos="9926"/>
         </w:tabs>
         <w:rPr>
-          <w:rFonts w:ascii="Arial" w:eastAsiaTheme="minorEastAsia" w:hAnsi="Arial"/>
+          <w:rFonts w:asciiTheme="minorHAnsi" w:eastAsiaTheme="minorEastAsia" w:hAnsiTheme="minorHAnsi" w:cstheme="minorBidi"/>
           <w:noProof/>
           <w:color w:val="auto"/>
           <w:kern w:val="2"/>
@@ -2500,83 +2181,60 @@
           <w14:ligatures w14:val="standardContextual"/>
         </w:rPr>
       </w:pPr>
-      <w:hyperlink w:anchor="_Toc240403235" w:history="1">
+      <w:hyperlink w:anchor="_Toc240405102" w:history="1">
         <w:r>
           <w:rPr>
             <w:rStyle w:val="Hipervnculo"/>
             <w:rFonts w:ascii="Arial" w:hAnsi="Arial"/>
             <w:noProof/>
-            <w:sz w:val="24"/>
-            <w:szCs w:val="24"/>
           </w:rPr>
           <w:t>V. Resultados preliminares de la preparación de datos (F1 y F2)</w:t>
         </w:r>
         <w:r>
           <w:rPr>
-            <w:rFonts w:ascii="Arial" w:hAnsi="Arial"/>
-            <w:noProof/>
-            <w:webHidden/>
-            <w:sz w:val="24"/>
-            <w:szCs w:val="24"/>
+            <w:noProof/>
+            <w:webHidden/>
           </w:rPr>
           <w:tab/>
         </w:r>
         <w:r>
           <w:rPr>
-            <w:rFonts w:ascii="Arial" w:hAnsi="Arial"/>
-            <w:noProof/>
-            <w:webHidden/>
-            <w:sz w:val="24"/>
-            <w:szCs w:val="24"/>
+            <w:noProof/>
+            <w:webHidden/>
           </w:rPr>
           <w:fldChar w:fldCharType="begin"/>
         </w:r>
         <w:r>
           <w:rPr>
-            <w:rFonts w:ascii="Arial" w:hAnsi="Arial"/>
-            <w:noProof/>
-            <w:webHidden/>
-            <w:sz w:val="24"/>
-            <w:szCs w:val="24"/>
-          </w:rPr>
-          <w:instrText xml:space="preserve"> PAGEREF _Toc240403235 \h </w:instrText>
-        </w:r>
-        <w:r>
-          <w:rPr>
-            <w:rFonts w:ascii="Arial" w:hAnsi="Arial"/>
-            <w:noProof/>
-            <w:webHidden/>
-            <w:sz w:val="24"/>
-            <w:szCs w:val="24"/>
-          </w:rPr>
-        </w:r>
-        <w:r>
-          <w:rPr>
-            <w:rFonts w:ascii="Arial" w:hAnsi="Arial"/>
-            <w:noProof/>
-            <w:webHidden/>
-            <w:sz w:val="24"/>
-            <w:szCs w:val="24"/>
+            <w:noProof/>
+            <w:webHidden/>
+          </w:rPr>
+          <w:instrText xml:space="preserve"> PAGEREF _Toc240405102 \h </w:instrText>
+        </w:r>
+        <w:r>
+          <w:rPr>
+            <w:noProof/>
+            <w:webHidden/>
+          </w:rPr>
+        </w:r>
+        <w:r>
+          <w:rPr>
+            <w:noProof/>
+            <w:webHidden/>
           </w:rPr>
           <w:fldChar w:fldCharType="separate"/>
         </w:r>
         <w:r>
           <w:rPr>
-            <w:rFonts w:ascii="Arial" w:hAnsi="Arial"/>
-            <w:noProof/>
-            <w:webHidden/>
-            <w:sz w:val="24"/>
-            <w:szCs w:val="24"/>
+            <w:noProof/>
+            <w:webHidden/>
           </w:rPr>
           <w:t>11</w:t>
         </w:r>
         <w:r>
           <w:rPr>
-            <w:rFonts w:ascii="Arial" w:hAnsi="Arial"/>
-            <w:noProof/>
-            <w:webHidden/>
-            <w:sz w:val="24"/>
-            <w:szCs w:val="24"/>
+            <w:noProof/>
+            <w:webHidden/>
           </w:rPr>
           <w:fldChar w:fldCharType="end"/>
         </w:r>
@@ -2589,7 +2247,7 @@
           <w:tab w:val="right" w:leader="dot" w:pos="9926"/>
         </w:tabs>
         <w:rPr>
-          <w:rFonts w:ascii="Arial" w:eastAsiaTheme="minorEastAsia" w:hAnsi="Arial"/>
+          <w:rFonts w:asciiTheme="minorHAnsi" w:eastAsiaTheme="minorEastAsia" w:hAnsiTheme="minorHAnsi" w:cstheme="minorBidi"/>
           <w:noProof/>
           <w:color w:val="auto"/>
           <w:kern w:val="2"/>
@@ -2599,83 +2257,60 @@
           <w14:ligatures w14:val="standardContextual"/>
         </w:rPr>
       </w:pPr>
-      <w:hyperlink w:anchor="_Toc240403236" w:history="1">
+      <w:hyperlink w:anchor="_Toc240405103" w:history="1">
         <w:r>
           <w:rPr>
             <w:rStyle w:val="Hipervnculo"/>
             <w:rFonts w:ascii="Arial" w:hAnsi="Arial"/>
             <w:noProof/>
-            <w:sz w:val="24"/>
-            <w:szCs w:val="24"/>
           </w:rPr>
           <w:t>Tasa de adjudicación según tamaño de proveedor</w:t>
         </w:r>
         <w:r>
           <w:rPr>
-            <w:rFonts w:ascii="Arial" w:hAnsi="Arial"/>
-            <w:noProof/>
-            <w:webHidden/>
-            <w:sz w:val="24"/>
-            <w:szCs w:val="24"/>
+            <w:noProof/>
+            <w:webHidden/>
           </w:rPr>
           <w:tab/>
         </w:r>
         <w:r>
           <w:rPr>
-            <w:rFonts w:ascii="Arial" w:hAnsi="Arial"/>
-            <w:noProof/>
-            <w:webHidden/>
-            <w:sz w:val="24"/>
-            <w:szCs w:val="24"/>
+            <w:noProof/>
+            <w:webHidden/>
           </w:rPr>
           <w:fldChar w:fldCharType="begin"/>
         </w:r>
         <w:r>
           <w:rPr>
-            <w:rFonts w:ascii="Arial" w:hAnsi="Arial"/>
-            <w:noProof/>
-            <w:webHidden/>
-            <w:sz w:val="24"/>
-            <w:szCs w:val="24"/>
-          </w:rPr>
-          <w:instrText xml:space="preserve"> PAGEREF _Toc240403236 \h </w:instrText>
-        </w:r>
-        <w:r>
-          <w:rPr>
-            <w:rFonts w:ascii="Arial" w:hAnsi="Arial"/>
-            <w:noProof/>
-            <w:webHidden/>
-            <w:sz w:val="24"/>
-            <w:szCs w:val="24"/>
-          </w:rPr>
-        </w:r>
-        <w:r>
-          <w:rPr>
-            <w:rFonts w:ascii="Arial" w:hAnsi="Arial"/>
-            <w:noProof/>
-            <w:webHidden/>
-            <w:sz w:val="24"/>
-            <w:szCs w:val="24"/>
+            <w:noProof/>
+            <w:webHidden/>
+          </w:rPr>
+          <w:instrText xml:space="preserve"> PAGEREF _Toc240405103 \h </w:instrText>
+        </w:r>
+        <w:r>
+          <w:rPr>
+            <w:noProof/>
+            <w:webHidden/>
+          </w:rPr>
+        </w:r>
+        <w:r>
+          <w:rPr>
+            <w:noProof/>
+            <w:webHidden/>
           </w:rPr>
           <w:fldChar w:fldCharType="separate"/>
         </w:r>
         <w:r>
           <w:rPr>
-            <w:rFonts w:ascii="Arial" w:hAnsi="Arial"/>
-            <w:noProof/>
-            <w:webHidden/>
-            <w:sz w:val="24"/>
-            <w:szCs w:val="24"/>
+            <w:noProof/>
+            <w:webHidden/>
           </w:rPr>
           <w:t>11</w:t>
         </w:r>
         <w:r>
           <w:rPr>
-            <w:rFonts w:ascii="Arial" w:hAnsi="Arial"/>
-            <w:noProof/>
-            <w:webHidden/>
-            <w:sz w:val="24"/>
-            <w:szCs w:val="24"/>
+            <w:noProof/>
+            <w:webHidden/>
           </w:rPr>
           <w:fldChar w:fldCharType="end"/>
         </w:r>
@@ -2688,7 +2323,7 @@
           <w:tab w:val="right" w:leader="dot" w:pos="9926"/>
         </w:tabs>
         <w:rPr>
-          <w:rFonts w:ascii="Arial" w:eastAsiaTheme="minorEastAsia" w:hAnsi="Arial"/>
+          <w:rFonts w:asciiTheme="minorHAnsi" w:eastAsiaTheme="minorEastAsia" w:hAnsiTheme="minorHAnsi" w:cstheme="minorBidi"/>
           <w:noProof/>
           <w:color w:val="auto"/>
           <w:kern w:val="2"/>
@@ -2698,83 +2333,60 @@
           <w14:ligatures w14:val="standardContextual"/>
         </w:rPr>
       </w:pPr>
-      <w:hyperlink w:anchor="_Toc240403237" w:history="1">
+      <w:hyperlink w:anchor="_Toc240405104" w:history="1">
         <w:r>
           <w:rPr>
             <w:rStyle w:val="Hipervnculo"/>
             <w:rFonts w:ascii="Arial" w:hAnsi="Arial"/>
             <w:noProof/>
-            <w:sz w:val="24"/>
-            <w:szCs w:val="24"/>
           </w:rPr>
           <w:t>Distribución por tipo de licitación y plazos administrativos</w:t>
         </w:r>
         <w:r>
           <w:rPr>
-            <w:rFonts w:ascii="Arial" w:hAnsi="Arial"/>
-            <w:noProof/>
-            <w:webHidden/>
-            <w:sz w:val="24"/>
-            <w:szCs w:val="24"/>
+            <w:noProof/>
+            <w:webHidden/>
           </w:rPr>
           <w:tab/>
         </w:r>
         <w:r>
           <w:rPr>
-            <w:rFonts w:ascii="Arial" w:hAnsi="Arial"/>
-            <w:noProof/>
-            <w:webHidden/>
-            <w:sz w:val="24"/>
-            <w:szCs w:val="24"/>
+            <w:noProof/>
+            <w:webHidden/>
           </w:rPr>
           <w:fldChar w:fldCharType="begin"/>
         </w:r>
         <w:r>
           <w:rPr>
-            <w:rFonts w:ascii="Arial" w:hAnsi="Arial"/>
-            <w:noProof/>
-            <w:webHidden/>
-            <w:sz w:val="24"/>
-            <w:szCs w:val="24"/>
-          </w:rPr>
-          <w:instrText xml:space="preserve"> PAGEREF _Toc240403237 \h </w:instrText>
-        </w:r>
-        <w:r>
-          <w:rPr>
-            <w:rFonts w:ascii="Arial" w:hAnsi="Arial"/>
-            <w:noProof/>
-            <w:webHidden/>
-            <w:sz w:val="24"/>
-            <w:szCs w:val="24"/>
-          </w:rPr>
-        </w:r>
-        <w:r>
-          <w:rPr>
-            <w:rFonts w:ascii="Arial" w:hAnsi="Arial"/>
-            <w:noProof/>
-            <w:webHidden/>
-            <w:sz w:val="24"/>
-            <w:szCs w:val="24"/>
+            <w:noProof/>
+            <w:webHidden/>
+          </w:rPr>
+          <w:instrText xml:space="preserve"> PAGEREF _Toc240405104 \h </w:instrText>
+        </w:r>
+        <w:r>
+          <w:rPr>
+            <w:noProof/>
+            <w:webHidden/>
+          </w:rPr>
+        </w:r>
+        <w:r>
+          <w:rPr>
+            <w:noProof/>
+            <w:webHidden/>
           </w:rPr>
           <w:fldChar w:fldCharType="separate"/>
         </w:r>
         <w:r>
           <w:rPr>
-            <w:rFonts w:ascii="Arial" w:hAnsi="Arial"/>
-            <w:noProof/>
-            <w:webHidden/>
-            <w:sz w:val="24"/>
-            <w:szCs w:val="24"/>
-          </w:rPr>
-          <w:t>11</w:t>
-        </w:r>
-        <w:r>
-          <w:rPr>
-            <w:rFonts w:ascii="Arial" w:hAnsi="Arial"/>
-            <w:noProof/>
-            <w:webHidden/>
-            <w:sz w:val="24"/>
-            <w:szCs w:val="24"/>
+            <w:noProof/>
+            <w:webHidden/>
+          </w:rPr>
+          <w:t>12</w:t>
+        </w:r>
+        <w:r>
+          <w:rPr>
+            <w:noProof/>
+            <w:webHidden/>
           </w:rPr>
           <w:fldChar w:fldCharType="end"/>
         </w:r>
@@ -2787,7 +2399,7 @@
           <w:tab w:val="right" w:leader="dot" w:pos="9926"/>
         </w:tabs>
         <w:rPr>
-          <w:rFonts w:ascii="Arial" w:eastAsiaTheme="minorEastAsia" w:hAnsi="Arial"/>
+          <w:rFonts w:asciiTheme="minorHAnsi" w:eastAsiaTheme="minorEastAsia" w:hAnsiTheme="minorHAnsi" w:cstheme="minorBidi"/>
           <w:noProof/>
           <w:color w:val="auto"/>
           <w:kern w:val="2"/>
@@ -2797,85 +2409,60 @@
           <w14:ligatures w14:val="standardContextual"/>
         </w:rPr>
       </w:pPr>
-      <w:hyperlink w:anchor="_Toc240403238" w:history="1">
+      <w:hyperlink w:anchor="_Toc240405105" w:history="1">
         <w:r>
           <w:rPr>
             <w:rStyle w:val="Hipervnculo"/>
             <w:rFonts w:ascii="Arial" w:hAnsi="Arial"/>
-            <w:b/>
-            <w:bCs/>
-            <w:noProof/>
-            <w:sz w:val="24"/>
-            <w:szCs w:val="24"/>
+            <w:noProof/>
           </w:rPr>
           <w:t>VI. Evidencias de ejecución de las Fases 1 y 2</w:t>
         </w:r>
         <w:r>
           <w:rPr>
-            <w:rFonts w:ascii="Arial" w:hAnsi="Arial"/>
-            <w:noProof/>
-            <w:webHidden/>
-            <w:sz w:val="24"/>
-            <w:szCs w:val="24"/>
+            <w:noProof/>
+            <w:webHidden/>
           </w:rPr>
           <w:tab/>
         </w:r>
         <w:r>
           <w:rPr>
-            <w:rFonts w:ascii="Arial" w:hAnsi="Arial"/>
-            <w:noProof/>
-            <w:webHidden/>
-            <w:sz w:val="24"/>
-            <w:szCs w:val="24"/>
+            <w:noProof/>
+            <w:webHidden/>
           </w:rPr>
           <w:fldChar w:fldCharType="begin"/>
         </w:r>
         <w:r>
           <w:rPr>
-            <w:rFonts w:ascii="Arial" w:hAnsi="Arial"/>
-            <w:noProof/>
-            <w:webHidden/>
-            <w:sz w:val="24"/>
-            <w:szCs w:val="24"/>
-          </w:rPr>
-          <w:instrText xml:space="preserve"> PAGEREF _Toc240403238 \h </w:instrText>
-        </w:r>
-        <w:r>
-          <w:rPr>
-            <w:rFonts w:ascii="Arial" w:hAnsi="Arial"/>
-            <w:noProof/>
-            <w:webHidden/>
-            <w:sz w:val="24"/>
-            <w:szCs w:val="24"/>
-          </w:rPr>
-        </w:r>
-        <w:r>
-          <w:rPr>
-            <w:rFonts w:ascii="Arial" w:hAnsi="Arial"/>
-            <w:noProof/>
-            <w:webHidden/>
-            <w:sz w:val="24"/>
-            <w:szCs w:val="24"/>
+            <w:noProof/>
+            <w:webHidden/>
+          </w:rPr>
+          <w:instrText xml:space="preserve"> PAGEREF _Toc240405105 \h </w:instrText>
+        </w:r>
+        <w:r>
+          <w:rPr>
+            <w:noProof/>
+            <w:webHidden/>
+          </w:rPr>
+        </w:r>
+        <w:r>
+          <w:rPr>
+            <w:noProof/>
+            <w:webHidden/>
           </w:rPr>
           <w:fldChar w:fldCharType="separate"/>
         </w:r>
         <w:r>
           <w:rPr>
-            <w:rFonts w:ascii="Arial" w:hAnsi="Arial"/>
-            <w:noProof/>
-            <w:webHidden/>
-            <w:sz w:val="24"/>
-            <w:szCs w:val="24"/>
+            <w:noProof/>
+            <w:webHidden/>
           </w:rPr>
           <w:t>12</w:t>
         </w:r>
         <w:r>
           <w:rPr>
-            <w:rFonts w:ascii="Arial" w:hAnsi="Arial"/>
-            <w:noProof/>
-            <w:webHidden/>
-            <w:sz w:val="24"/>
-            <w:szCs w:val="24"/>
+            <w:noProof/>
+            <w:webHidden/>
           </w:rPr>
           <w:fldChar w:fldCharType="end"/>
         </w:r>
@@ -2888,7 +2475,7 @@
           <w:tab w:val="right" w:leader="dot" w:pos="9926"/>
         </w:tabs>
         <w:rPr>
-          <w:rFonts w:ascii="Arial" w:eastAsiaTheme="minorEastAsia" w:hAnsi="Arial"/>
+          <w:rFonts w:asciiTheme="minorHAnsi" w:eastAsiaTheme="minorEastAsia" w:hAnsiTheme="minorHAnsi" w:cstheme="minorBidi"/>
           <w:noProof/>
           <w:color w:val="auto"/>
           <w:kern w:val="2"/>
@@ -2898,85 +2485,60 @@
           <w14:ligatures w14:val="standardContextual"/>
         </w:rPr>
       </w:pPr>
-      <w:hyperlink w:anchor="_Toc240403239" w:history="1">
+      <w:hyperlink w:anchor="_Toc240405106" w:history="1">
         <w:r>
           <w:rPr>
             <w:rStyle w:val="Hipervnculo"/>
             <w:rFonts w:ascii="Arial" w:hAnsi="Arial"/>
-            <w:b/>
-            <w:bCs/>
-            <w:noProof/>
-            <w:sz w:val="24"/>
-            <w:szCs w:val="24"/>
+            <w:noProof/>
           </w:rPr>
           <w:t>Evidencia del Notebook F1_Definición.ipynb</w:t>
         </w:r>
         <w:r>
           <w:rPr>
-            <w:rFonts w:ascii="Arial" w:hAnsi="Arial"/>
-            <w:noProof/>
-            <w:webHidden/>
-            <w:sz w:val="24"/>
-            <w:szCs w:val="24"/>
+            <w:noProof/>
+            <w:webHidden/>
           </w:rPr>
           <w:tab/>
         </w:r>
         <w:r>
           <w:rPr>
-            <w:rFonts w:ascii="Arial" w:hAnsi="Arial"/>
-            <w:noProof/>
-            <w:webHidden/>
-            <w:sz w:val="24"/>
-            <w:szCs w:val="24"/>
+            <w:noProof/>
+            <w:webHidden/>
           </w:rPr>
           <w:fldChar w:fldCharType="begin"/>
         </w:r>
         <w:r>
           <w:rPr>
-            <w:rFonts w:ascii="Arial" w:hAnsi="Arial"/>
-            <w:noProof/>
-            <w:webHidden/>
-            <w:sz w:val="24"/>
-            <w:szCs w:val="24"/>
-          </w:rPr>
-          <w:instrText xml:space="preserve"> PAGEREF _Toc240403239 \h </w:instrText>
-        </w:r>
-        <w:r>
-          <w:rPr>
-            <w:rFonts w:ascii="Arial" w:hAnsi="Arial"/>
-            <w:noProof/>
-            <w:webHidden/>
-            <w:sz w:val="24"/>
-            <w:szCs w:val="24"/>
-          </w:rPr>
-        </w:r>
-        <w:r>
-          <w:rPr>
-            <w:rFonts w:ascii="Arial" w:hAnsi="Arial"/>
-            <w:noProof/>
-            <w:webHidden/>
-            <w:sz w:val="24"/>
-            <w:szCs w:val="24"/>
+            <w:noProof/>
+            <w:webHidden/>
+          </w:rPr>
+          <w:instrText xml:space="preserve"> PAGEREF _Toc240405106 \h </w:instrText>
+        </w:r>
+        <w:r>
+          <w:rPr>
+            <w:noProof/>
+            <w:webHidden/>
+          </w:rPr>
+        </w:r>
+        <w:r>
+          <w:rPr>
+            <w:noProof/>
+            <w:webHidden/>
           </w:rPr>
           <w:fldChar w:fldCharType="separate"/>
         </w:r>
         <w:r>
           <w:rPr>
-            <w:rFonts w:ascii="Arial" w:hAnsi="Arial"/>
-            <w:noProof/>
-            <w:webHidden/>
-            <w:sz w:val="24"/>
-            <w:szCs w:val="24"/>
+            <w:noProof/>
+            <w:webHidden/>
           </w:rPr>
           <w:t>12</w:t>
         </w:r>
         <w:r>
           <w:rPr>
-            <w:rFonts w:ascii="Arial" w:hAnsi="Arial"/>
-            <w:noProof/>
-            <w:webHidden/>
-            <w:sz w:val="24"/>
-            <w:szCs w:val="24"/>
+            <w:noProof/>
+            <w:webHidden/>
           </w:rPr>
           <w:fldChar w:fldCharType="end"/>
         </w:r>
@@ -2989,7 +2551,7 @@
           <w:tab w:val="right" w:leader="dot" w:pos="9926"/>
         </w:tabs>
         <w:rPr>
-          <w:rFonts w:ascii="Arial" w:eastAsiaTheme="minorEastAsia" w:hAnsi="Arial"/>
+          <w:rFonts w:asciiTheme="minorHAnsi" w:eastAsiaTheme="minorEastAsia" w:hAnsiTheme="minorHAnsi" w:cstheme="minorBidi"/>
           <w:noProof/>
           <w:color w:val="auto"/>
           <w:kern w:val="2"/>
@@ -2999,86 +2561,61 @@
           <w14:ligatures w14:val="standardContextual"/>
         </w:rPr>
       </w:pPr>
-      <w:hyperlink w:anchor="_Toc240403240" w:history="1">
+      <w:hyperlink w:anchor="_Toc240405107" w:history="1">
         <w:r>
           <w:rPr>
             <w:rStyle w:val="Hipervnculo"/>
             <w:rFonts w:ascii="Arial" w:hAnsi="Arial"/>
-            <w:b/>
-            <w:bCs/>
-            <w:noProof/>
-            <w:sz w:val="24"/>
-            <w:szCs w:val="24"/>
+            <w:noProof/>
             <w:lang w:val="es-CL"/>
           </w:rPr>
           <w:t>Evidencia del Notebook F2_Preprocesamiento.ipynb</w:t>
         </w:r>
         <w:r>
           <w:rPr>
-            <w:rFonts w:ascii="Arial" w:hAnsi="Arial"/>
-            <w:noProof/>
-            <w:webHidden/>
-            <w:sz w:val="24"/>
-            <w:szCs w:val="24"/>
+            <w:noProof/>
+            <w:webHidden/>
           </w:rPr>
           <w:tab/>
         </w:r>
         <w:r>
           <w:rPr>
-            <w:rFonts w:ascii="Arial" w:hAnsi="Arial"/>
-            <w:noProof/>
-            <w:webHidden/>
-            <w:sz w:val="24"/>
-            <w:szCs w:val="24"/>
+            <w:noProof/>
+            <w:webHidden/>
           </w:rPr>
           <w:fldChar w:fldCharType="begin"/>
         </w:r>
         <w:r>
           <w:rPr>
-            <w:rFonts w:ascii="Arial" w:hAnsi="Arial"/>
-            <w:noProof/>
-            <w:webHidden/>
-            <w:sz w:val="24"/>
-            <w:szCs w:val="24"/>
-          </w:rPr>
-          <w:instrText xml:space="preserve"> PAGEREF _Toc240403240 \h </w:instrText>
-        </w:r>
-        <w:r>
-          <w:rPr>
-            <w:rFonts w:ascii="Arial" w:hAnsi="Arial"/>
-            <w:noProof/>
-            <w:webHidden/>
-            <w:sz w:val="24"/>
-            <w:szCs w:val="24"/>
-          </w:rPr>
-        </w:r>
-        <w:r>
-          <w:rPr>
-            <w:rFonts w:ascii="Arial" w:hAnsi="Arial"/>
-            <w:noProof/>
-            <w:webHidden/>
-            <w:sz w:val="24"/>
-            <w:szCs w:val="24"/>
+            <w:noProof/>
+            <w:webHidden/>
+          </w:rPr>
+          <w:instrText xml:space="preserve"> PAGEREF _Toc240405107 \h </w:instrText>
+        </w:r>
+        <w:r>
+          <w:rPr>
+            <w:noProof/>
+            <w:webHidden/>
+          </w:rPr>
+        </w:r>
+        <w:r>
+          <w:rPr>
+            <w:noProof/>
+            <w:webHidden/>
           </w:rPr>
           <w:fldChar w:fldCharType="separate"/>
         </w:r>
         <w:r>
           <w:rPr>
-            <w:rFonts w:ascii="Arial" w:hAnsi="Arial"/>
-            <w:noProof/>
-            <w:webHidden/>
-            <w:sz w:val="24"/>
-            <w:szCs w:val="24"/>
-          </w:rPr>
-          <w:t>13</w:t>
-        </w:r>
-        <w:r>
-          <w:rPr>
-            <w:rFonts w:ascii="Arial" w:hAnsi="Arial"/>
-            <w:noProof/>
-            <w:webHidden/>
-            <w:sz w:val="24"/>
-            <w:szCs w:val="24"/>
+            <w:noProof/>
+            <w:webHidden/>
+          </w:rPr>
+          <w:t>14</w:t>
+        </w:r>
+        <w:r>
+          <w:rPr>
+            <w:noProof/>
+            <w:webHidden/>
           </w:rPr>
           <w:fldChar w:fldCharType="end"/>
         </w:r>
@@ -3091,7 +2628,7 @@
           <w:tab w:val="right" w:leader="dot" w:pos="9926"/>
         </w:tabs>
         <w:rPr>
-          <w:rFonts w:ascii="Arial" w:eastAsiaTheme="minorEastAsia" w:hAnsi="Arial"/>
+          <w:rFonts w:asciiTheme="minorHAnsi" w:eastAsiaTheme="minorEastAsia" w:hAnsiTheme="minorHAnsi" w:cstheme="minorBidi"/>
           <w:noProof/>
           <w:color w:val="auto"/>
           <w:kern w:val="2"/>
@@ -3101,83 +2638,59 @@
           <w14:ligatures w14:val="standardContextual"/>
         </w:rPr>
       </w:pPr>
-      <w:hyperlink w:anchor="_Toc240403241" w:history="1">
+      <w:hyperlink w:anchor="_Toc240405108" w:history="1">
         <w:r>
           <w:rPr>
             <w:rStyle w:val="Hipervnculo"/>
-            <w:rFonts w:ascii="Arial" w:hAnsi="Arial"/>
-            <w:noProof/>
-            <w:sz w:val="24"/>
-            <w:szCs w:val="24"/>
-          </w:rPr>
-          <w:t>VII. Vinculación del mapa conceptual con el avance del Proyecto</w:t>
-        </w:r>
-        <w:r>
-          <w:rPr>
-            <w:rFonts w:ascii="Arial" w:hAnsi="Arial"/>
-            <w:noProof/>
-            <w:webHidden/>
-            <w:sz w:val="24"/>
-            <w:szCs w:val="24"/>
+            <w:noProof/>
+          </w:rPr>
+          <w:t>VII. Vinculación del mapa conceptual con el avance del proyecto</w:t>
+        </w:r>
+        <w:r>
+          <w:rPr>
+            <w:noProof/>
+            <w:webHidden/>
           </w:rPr>
           <w:tab/>
         </w:r>
         <w:r>
           <w:rPr>
-            <w:rFonts w:ascii="Arial" w:hAnsi="Arial"/>
-            <w:noProof/>
-            <w:webHidden/>
-            <w:sz w:val="24"/>
-            <w:szCs w:val="24"/>
+            <w:noProof/>
+            <w:webHidden/>
           </w:rPr>
           <w:fldChar w:fldCharType="begin"/>
         </w:r>
         <w:r>
           <w:rPr>
-            <w:rFonts w:ascii="Arial" w:hAnsi="Arial"/>
-            <w:noProof/>
-            <w:webHidden/>
-            <w:sz w:val="24"/>
-            <w:szCs w:val="24"/>
-          </w:rPr>
-          <w:instrText xml:space="preserve"> PAGEREF _Toc240403241 \h </w:instrText>
-        </w:r>
-        <w:r>
-          <w:rPr>
-            <w:rFonts w:ascii="Arial" w:hAnsi="Arial"/>
-            <w:noProof/>
-            <w:webHidden/>
-            <w:sz w:val="24"/>
-            <w:szCs w:val="24"/>
-          </w:rPr>
-        </w:r>
-        <w:r>
-          <w:rPr>
-            <w:rFonts w:ascii="Arial" w:hAnsi="Arial"/>
-            <w:noProof/>
-            <w:webHidden/>
-            <w:sz w:val="24"/>
-            <w:szCs w:val="24"/>
+            <w:noProof/>
+            <w:webHidden/>
+          </w:rPr>
+          <w:instrText xml:space="preserve"> PAGEREF _Toc240405108 \h </w:instrText>
+        </w:r>
+        <w:r>
+          <w:rPr>
+            <w:noProof/>
+            <w:webHidden/>
+          </w:rPr>
+        </w:r>
+        <w:r>
+          <w:rPr>
+            <w:noProof/>
+            <w:webHidden/>
           </w:rPr>
           <w:fldChar w:fldCharType="separate"/>
         </w:r>
         <w:r>
           <w:rPr>
-            <w:rFonts w:ascii="Arial" w:hAnsi="Arial"/>
-            <w:noProof/>
-            <w:webHidden/>
-            <w:sz w:val="24"/>
-            <w:szCs w:val="24"/>
-          </w:rPr>
-          <w:t>17</w:t>
-        </w:r>
-        <w:r>
-          <w:rPr>
-            <w:rFonts w:ascii="Arial" w:hAnsi="Arial"/>
-            <w:noProof/>
-            <w:webHidden/>
-            <w:sz w:val="24"/>
-            <w:szCs w:val="24"/>
+            <w:noProof/>
+            <w:webHidden/>
+          </w:rPr>
+          <w:t>18</w:t>
+        </w:r>
+        <w:r>
+          <w:rPr>
+            <w:noProof/>
+            <w:webHidden/>
           </w:rPr>
           <w:fldChar w:fldCharType="end"/>
         </w:r>
@@ -3190,7 +2703,7 @@
           <w:tab w:val="right" w:leader="dot" w:pos="9926"/>
         </w:tabs>
         <w:rPr>
-          <w:rFonts w:ascii="Arial" w:eastAsiaTheme="minorEastAsia" w:hAnsi="Arial"/>
+          <w:rFonts w:asciiTheme="minorHAnsi" w:eastAsiaTheme="minorEastAsia" w:hAnsiTheme="minorHAnsi" w:cstheme="minorBidi"/>
           <w:noProof/>
           <w:color w:val="auto"/>
           <w:kern w:val="2"/>
@@ -3200,83 +2713,60 @@
           <w14:ligatures w14:val="standardContextual"/>
         </w:rPr>
       </w:pPr>
-      <w:hyperlink w:anchor="_Toc240403242" w:history="1">
+      <w:hyperlink w:anchor="_Toc240405109" w:history="1">
         <w:r>
           <w:rPr>
             <w:rStyle w:val="Hipervnculo"/>
             <w:rFonts w:ascii="Arial" w:hAnsi="Arial"/>
             <w:noProof/>
-            <w:sz w:val="24"/>
-            <w:szCs w:val="24"/>
           </w:rPr>
           <w:t>VIII. Referencias bibliográficas (Normas APA 7.ª edición)</w:t>
         </w:r>
         <w:r>
           <w:rPr>
-            <w:rFonts w:ascii="Arial" w:hAnsi="Arial"/>
-            <w:noProof/>
-            <w:webHidden/>
-            <w:sz w:val="24"/>
-            <w:szCs w:val="24"/>
+            <w:noProof/>
+            <w:webHidden/>
           </w:rPr>
           <w:tab/>
         </w:r>
         <w:r>
           <w:rPr>
-            <w:rFonts w:ascii="Arial" w:hAnsi="Arial"/>
-            <w:noProof/>
-            <w:webHidden/>
-            <w:sz w:val="24"/>
-            <w:szCs w:val="24"/>
+            <w:noProof/>
+            <w:webHidden/>
           </w:rPr>
           <w:fldChar w:fldCharType="begin"/>
         </w:r>
         <w:r>
           <w:rPr>
-            <w:rFonts w:ascii="Arial" w:hAnsi="Arial"/>
-            <w:noProof/>
-            <w:webHidden/>
-            <w:sz w:val="24"/>
-            <w:szCs w:val="24"/>
-          </w:rPr>
-          <w:instrText xml:space="preserve"> PAGEREF _Toc240403242 \h </w:instrText>
-        </w:r>
-        <w:r>
-          <w:rPr>
-            <w:rFonts w:ascii="Arial" w:hAnsi="Arial"/>
-            <w:noProof/>
-            <w:webHidden/>
-            <w:sz w:val="24"/>
-            <w:szCs w:val="24"/>
-          </w:rPr>
-        </w:r>
-        <w:r>
-          <w:rPr>
-            <w:rFonts w:ascii="Arial" w:hAnsi="Arial"/>
-            <w:noProof/>
-            <w:webHidden/>
-            <w:sz w:val="24"/>
-            <w:szCs w:val="24"/>
+            <w:noProof/>
+            <w:webHidden/>
+          </w:rPr>
+          <w:instrText xml:space="preserve"> PAGEREF _Toc240405109 \h </w:instrText>
+        </w:r>
+        <w:r>
+          <w:rPr>
+            <w:noProof/>
+            <w:webHidden/>
+          </w:rPr>
+        </w:r>
+        <w:r>
+          <w:rPr>
+            <w:noProof/>
+            <w:webHidden/>
           </w:rPr>
           <w:fldChar w:fldCharType="separate"/>
         </w:r>
         <w:r>
           <w:rPr>
-            <w:rFonts w:ascii="Arial" w:hAnsi="Arial"/>
-            <w:noProof/>
-            <w:webHidden/>
-            <w:sz w:val="24"/>
-            <w:szCs w:val="24"/>
-          </w:rPr>
-          <w:t>19</w:t>
-        </w:r>
-        <w:r>
-          <w:rPr>
-            <w:rFonts w:ascii="Arial" w:hAnsi="Arial"/>
-            <w:noProof/>
-            <w:webHidden/>
-            <w:sz w:val="24"/>
-            <w:szCs w:val="24"/>
+            <w:noProof/>
+            <w:webHidden/>
+          </w:rPr>
+          <w:t>20</w:t>
+        </w:r>
+        <w:r>
+          <w:rPr>
+            <w:noProof/>
+            <w:webHidden/>
           </w:rPr>
           <w:fldChar w:fldCharType="end"/>
         </w:r>
@@ -3289,7 +2779,7 @@
           <w:tab w:val="right" w:leader="dot" w:pos="9926"/>
         </w:tabs>
         <w:rPr>
-          <w:rFonts w:ascii="Arial" w:eastAsiaTheme="minorEastAsia" w:hAnsi="Arial"/>
+          <w:rFonts w:asciiTheme="minorHAnsi" w:eastAsiaTheme="minorEastAsia" w:hAnsiTheme="minorHAnsi" w:cstheme="minorBidi"/>
           <w:noProof/>
           <w:color w:val="auto"/>
           <w:kern w:val="2"/>
@@ -3299,83 +2789,59 @@
           <w14:ligatures w14:val="standardContextual"/>
         </w:rPr>
       </w:pPr>
-      <w:hyperlink w:anchor="_Toc240403243" w:history="1">
+      <w:hyperlink w:anchor="_Toc240405110" w:history="1">
         <w:r>
           <w:rPr>
             <w:rStyle w:val="Hipervnculo"/>
-            <w:rFonts w:ascii="Arial" w:hAnsi="Arial"/>
-            <w:noProof/>
-            <w:sz w:val="24"/>
-            <w:szCs w:val="24"/>
-          </w:rPr>
-          <w:t>IX. Anexos técnicos y trazabilidad criptográfica</w:t>
-        </w:r>
-        <w:r>
-          <w:rPr>
-            <w:rFonts w:ascii="Arial" w:hAnsi="Arial"/>
-            <w:noProof/>
-            <w:webHidden/>
-            <w:sz w:val="24"/>
-            <w:szCs w:val="24"/>
+            <w:noProof/>
+          </w:rPr>
+          <w:t>IX. Anexos técnicos y trazabilidad</w:t>
+        </w:r>
+        <w:r>
+          <w:rPr>
+            <w:noProof/>
+            <w:webHidden/>
           </w:rPr>
           <w:tab/>
         </w:r>
         <w:r>
           <w:rPr>
-            <w:rFonts w:ascii="Arial" w:hAnsi="Arial"/>
-            <w:noProof/>
-            <w:webHidden/>
-            <w:sz w:val="24"/>
-            <w:szCs w:val="24"/>
+            <w:noProof/>
+            <w:webHidden/>
           </w:rPr>
           <w:fldChar w:fldCharType="begin"/>
         </w:r>
         <w:r>
           <w:rPr>
-            <w:rFonts w:ascii="Arial" w:hAnsi="Arial"/>
-            <w:noProof/>
-            <w:webHidden/>
-            <w:sz w:val="24"/>
-            <w:szCs w:val="24"/>
-          </w:rPr>
-          <w:instrText xml:space="preserve"> PAGEREF _Toc240403243 \h </w:instrText>
-        </w:r>
-        <w:r>
-          <w:rPr>
-            <w:rFonts w:ascii="Arial" w:hAnsi="Arial"/>
-            <w:noProof/>
-            <w:webHidden/>
-            <w:sz w:val="24"/>
-            <w:szCs w:val="24"/>
-          </w:rPr>
-        </w:r>
-        <w:r>
-          <w:rPr>
-            <w:rFonts w:ascii="Arial" w:hAnsi="Arial"/>
-            <w:noProof/>
-            <w:webHidden/>
-            <w:sz w:val="24"/>
-            <w:szCs w:val="24"/>
+            <w:noProof/>
+            <w:webHidden/>
+          </w:rPr>
+          <w:instrText xml:space="preserve"> PAGEREF _Toc240405110 \h </w:instrText>
+        </w:r>
+        <w:r>
+          <w:rPr>
+            <w:noProof/>
+            <w:webHidden/>
+          </w:rPr>
+        </w:r>
+        <w:r>
+          <w:rPr>
+            <w:noProof/>
+            <w:webHidden/>
           </w:rPr>
           <w:fldChar w:fldCharType="separate"/>
         </w:r>
         <w:r>
           <w:rPr>
-            <w:rFonts w:ascii="Arial" w:hAnsi="Arial"/>
-            <w:noProof/>
-            <w:webHidden/>
-            <w:sz w:val="24"/>
-            <w:szCs w:val="24"/>
-          </w:rPr>
-          <w:t>20</w:t>
-        </w:r>
-        <w:r>
-          <w:rPr>
-            <w:rFonts w:ascii="Arial" w:hAnsi="Arial"/>
-            <w:noProof/>
-            <w:webHidden/>
-            <w:sz w:val="24"/>
-            <w:szCs w:val="24"/>
+            <w:noProof/>
+            <w:webHidden/>
+          </w:rPr>
+          <w:t>21</w:t>
+        </w:r>
+        <w:r>
+          <w:rPr>
+            <w:noProof/>
+            <w:webHidden/>
           </w:rPr>
           <w:fldChar w:fldCharType="end"/>
         </w:r>
@@ -3516,15 +2982,8 @@
           <w:lang w:val="es-CL"/>
         </w:rPr>
       </w:pPr>
-      <w:bookmarkStart w:id="0" w:name="_Toc240403222"/>
-      <w:r>
-        <w:rPr>
-          <w:rFonts w:ascii="Arial" w:hAnsi="Arial" w:cs="Arial"/>
-          <w:color w:val="000000" w:themeColor="text1"/>
-          <w:sz w:val="24"/>
-          <w:szCs w:val="24"/>
-          <w:lang w:val="es-CL"/>
-        </w:rPr>
+      <w:bookmarkStart w:id="0" w:name="_Toc240405089"/>
+      <w:r>
         <w:t>Introducción y contextualización</w:t>
       </w:r>
       <w:bookmarkEnd w:id="0"/>
@@ -3562,10 +3021,12 @@
           <w:szCs w:val="24"/>
           <w:lang w:val="es-CL"/>
         </w:rPr>
-        <w:t>Las compras públicas en Chile constituyen uno de los mecanismos más relevantes de asignación de recursos fiscales, donde el sector Salud representa un volumen crítico de contrataciones de insumos, equipamiento y servicios clínicos esenciales (</w:t>
-      </w:r>
-      <w:proofErr w:type="spellStart"/>
-      <w:r>
+        <w:t>Las compras públicas en Chile constituyen uno de los mecanismos más relevantes de asignación de recursos fiscales, donde el sector Salud representa un volumen crítico de contrataciones de insumos, equipamiento y servicios clínicos esenciales (ChileCompra, s. f.-a). A través de la plataforma Mercado Público, gestionada por la Dirección de Compras y Contratación Pública (ChileCompra), los organismos de salud publican sus requerimientos y reciben propuestas de múltiples proveedores bajo diversas modalidades de licitación.</w:t>
+      </w:r>
+    </w:p>
+    <w:p>
+      <w:pPr>
+        <w:jc w:val="both"/>
         <w:rPr>
           <w:rFonts w:ascii="Arial" w:hAnsi="Arial"/>
           <w:color w:val="000000" w:themeColor="text1"/>
@@ -3573,9 +3034,7 @@
           <w:szCs w:val="24"/>
           <w:lang w:val="es-CL"/>
         </w:rPr>
-        <w:t>ChileCompra</w:t>
-      </w:r>
-      <w:proofErr w:type="spellEnd"/>
+      </w:pPr>
       <w:r>
         <w:rPr>
           <w:rFonts w:ascii="Arial" w:hAnsi="Arial"/>
@@ -3584,10 +3043,15 @@
           <w:szCs w:val="24"/>
           <w:lang w:val="es-CL"/>
         </w:rPr>
-        <w:t>, s. f.-a). A través de la plataforma Mercado Público, gestionada por la Dirección de Compras y Contratación Pública (</w:t>
-      </w:r>
-      <w:proofErr w:type="spellStart"/>
-      <w:r>
+        <w:t>El presente estudio analiza el reporte de contrataciones del sector Salud correspondiente a marzo de 2026, el cual reúne 44.226 registros y 74 columnas. Una característica estructural fundamental de este conjunto de datos, señalada por ChileCompra (s. f.-a), es que cada fila representa una oferta individual asociada a un ítem específico dentro de un proceso de licitación. En consecuencia, el número de observaciones no equivale a la cantidad de licitaciones únicas: un mismo proceso licitatorio (`NroLicitacion`) puede albergar múltiples productos o líneas de cotización y recibir propuestas concurrentes de diversos oferentes.</w:t>
+      </w:r>
+      <w:r>
+        <w:t xml:space="preserve"> La interpretación inicial de los campos se apoyó también en el diccionario de la API y en el glosario de datos abiertos de ChileCompra, considerando que estas fuentes no reproducen exactamente el esquema del reporte analizado (ChileCompra, s. f.-b, s. f.-c).</w:t>
+      </w:r>
+    </w:p>
+    <w:p>
+      <w:pPr>
+        <w:jc w:val="both"/>
         <w:rPr>
           <w:rFonts w:ascii="Arial" w:hAnsi="Arial"/>
           <w:color w:val="000000" w:themeColor="text1"/>
@@ -3595,9 +3059,7 @@
           <w:szCs w:val="24"/>
           <w:lang w:val="es-CL"/>
         </w:rPr>
-        <w:t>ChileCompra</w:t>
-      </w:r>
-      <w:proofErr w:type="spellEnd"/>
+      </w:pPr>
       <w:r>
         <w:rPr>
           <w:rFonts w:ascii="Arial" w:hAnsi="Arial"/>
@@ -3606,12 +3068,9 @@
           <w:szCs w:val="24"/>
           <w:lang w:val="es-CL"/>
         </w:rPr>
-        <w:t>), los organismos de salud publican sus requerimientos y reciben propuestas de múltiples proveedores bajo diversas modalidades de licitación.</w:t>
-      </w:r>
-    </w:p>
-    <w:p>
-      <w:pPr>
-        <w:jc w:val="both"/>
+        <w:t xml:space="preserve">El problema central que aborda esta investigación consiste en determinar cómo varía la proporción de ofertas ganadoras según el tipo de licitación y el tamaño del proveedor en las adquisiciones de salud. Dado el volumen de transacciones y la presencia de variables categóricas, monetarias y </w:t>
+      </w:r>
+      <w:r>
         <w:rPr>
           <w:rFonts w:ascii="Arial" w:hAnsi="Arial"/>
           <w:color w:val="000000" w:themeColor="text1"/>
@@ -3619,7 +3078,8 @@
           <w:szCs w:val="24"/>
           <w:lang w:val="es-CL"/>
         </w:rPr>
-      </w:pPr>
+        <w:t>temporales heterogéneos</w:t>
+      </w:r>
       <w:r>
         <w:rPr>
           <w:rFonts w:ascii="Arial" w:hAnsi="Arial"/>
@@ -3628,137 +3088,7 @@
           <w:szCs w:val="24"/>
           <w:lang w:val="es-CL"/>
         </w:rPr>
-        <w:t xml:space="preserve">El presente estudio analiza el reporte de contrataciones del sector Salud correspondiente a marzo de 2026, el cual reúne 44.226 registros y 74 columnas. Una característica estructural fundamental de este conjunto de datos, señalada por </w:t>
-      </w:r>
-      <w:proofErr w:type="spellStart"/>
-      <w:r>
-        <w:rPr>
-          <w:rFonts w:ascii="Arial" w:hAnsi="Arial"/>
-          <w:color w:val="000000" w:themeColor="text1"/>
-          <w:sz w:val="24"/>
-          <w:szCs w:val="24"/>
-          <w:lang w:val="es-CL"/>
-        </w:rPr>
-        <w:t>ChileCompra</w:t>
-      </w:r>
-      <w:proofErr w:type="spellEnd"/>
-      <w:r>
-        <w:rPr>
-          <w:rFonts w:ascii="Arial" w:hAnsi="Arial"/>
-          <w:color w:val="000000" w:themeColor="text1"/>
-          <w:sz w:val="24"/>
-          <w:szCs w:val="24"/>
-          <w:lang w:val="es-CL"/>
-        </w:rPr>
-        <w:t xml:space="preserve"> (s. f.-a), es que cada fila representa una oferta individual asociada a un ítem específico dentro de un proceso de licitación. En consecuencia, el número de observaciones no equivale a la cantidad de licitaciones únicas: un mismo proceso licitatorio (`</w:t>
-      </w:r>
-      <w:proofErr w:type="spellStart"/>
-      <w:r>
-        <w:rPr>
-          <w:rFonts w:ascii="Arial" w:hAnsi="Arial"/>
-          <w:color w:val="000000" w:themeColor="text1"/>
-          <w:sz w:val="24"/>
-          <w:szCs w:val="24"/>
-          <w:lang w:val="es-CL"/>
-        </w:rPr>
-        <w:t>NroLicitacion</w:t>
-      </w:r>
-      <w:proofErr w:type="spellEnd"/>
-      <w:r>
-        <w:rPr>
-          <w:rFonts w:ascii="Arial" w:hAnsi="Arial"/>
-          <w:color w:val="000000" w:themeColor="text1"/>
-          <w:sz w:val="24"/>
-          <w:szCs w:val="24"/>
-          <w:lang w:val="es-CL"/>
-        </w:rPr>
-        <w:t>`) puede albergar múltiples productos o líneas de cotización y recibir propuestas concurrentes de diversos oferentes.</w:t>
-      </w:r>
-    </w:p>
-    <w:p>
-      <w:pPr>
-        <w:jc w:val="both"/>
-        <w:rPr>
-          <w:rFonts w:ascii="Arial" w:hAnsi="Arial"/>
-          <w:color w:val="000000" w:themeColor="text1"/>
-          <w:sz w:val="24"/>
-          <w:szCs w:val="24"/>
-          <w:lang w:val="es-CL"/>
-        </w:rPr>
-      </w:pPr>
-      <w:r>
-        <w:rPr>
-          <w:rFonts w:ascii="Arial" w:hAnsi="Arial"/>
-          <w:color w:val="000000" w:themeColor="text1"/>
-          <w:sz w:val="24"/>
-          <w:szCs w:val="24"/>
-          <w:lang w:val="es-CL"/>
-        </w:rPr>
-        <w:t xml:space="preserve">El problema central que aborda esta investigación consiste en determinar cómo varía la proporción de ofertas ganadoras según el tipo de licitación y el tamaño del proveedor en las adquisiciones de salud. Dado el volumen de transacciones y la presencia de variables categóricas, monetarias y </w:t>
-      </w:r>
-      <w:r>
-        <w:rPr>
-          <w:rFonts w:ascii="Arial" w:hAnsi="Arial"/>
-          <w:color w:val="000000" w:themeColor="text1"/>
-          <w:sz w:val="24"/>
-          <w:szCs w:val="24"/>
-          <w:lang w:val="es-CL"/>
-        </w:rPr>
-        <w:t>temporales heterogéneos</w:t>
-      </w:r>
-      <w:r>
-        <w:rPr>
-          <w:rFonts w:ascii="Arial" w:hAnsi="Arial"/>
-          <w:color w:val="000000" w:themeColor="text1"/>
-          <w:sz w:val="24"/>
-          <w:szCs w:val="24"/>
-          <w:lang w:val="es-CL"/>
-        </w:rPr>
-        <w:t>, la resolución de este problema demanda un tratamiento programático riguroso sustentado en el ecosistema científico de Python (</w:t>
-      </w:r>
-      <w:proofErr w:type="spellStart"/>
-      <w:r>
-        <w:rPr>
-          <w:rFonts w:ascii="Arial" w:hAnsi="Arial"/>
-          <w:color w:val="000000" w:themeColor="text1"/>
-          <w:sz w:val="24"/>
-          <w:szCs w:val="24"/>
-          <w:lang w:val="es-CL"/>
-        </w:rPr>
-        <w:t>NumPy</w:t>
-      </w:r>
-      <w:proofErr w:type="spellEnd"/>
-      <w:r>
-        <w:rPr>
-          <w:rFonts w:ascii="Arial" w:hAnsi="Arial"/>
-          <w:color w:val="000000" w:themeColor="text1"/>
-          <w:sz w:val="24"/>
-          <w:szCs w:val="24"/>
-          <w:lang w:val="es-CL"/>
-        </w:rPr>
-        <w:t xml:space="preserve">, Pandas) y prácticas estrictas de reproducibilidad computacional (Samuel &amp; </w:t>
-      </w:r>
-      <w:proofErr w:type="spellStart"/>
-      <w:r>
-        <w:rPr>
-          <w:rFonts w:ascii="Arial" w:hAnsi="Arial"/>
-          <w:color w:val="000000" w:themeColor="text1"/>
-          <w:sz w:val="24"/>
-          <w:szCs w:val="24"/>
-          <w:lang w:val="es-CL"/>
-        </w:rPr>
-        <w:t>Mietchen</w:t>
-      </w:r>
-      <w:proofErr w:type="spellEnd"/>
-      <w:r>
-        <w:rPr>
-          <w:rFonts w:ascii="Arial" w:hAnsi="Arial"/>
-          <w:color w:val="000000" w:themeColor="text1"/>
-          <w:sz w:val="24"/>
-          <w:szCs w:val="24"/>
-          <w:lang w:val="es-CL"/>
-        </w:rPr>
-        <w:t>, 2024).</w:t>
+        <w:t>, la resolución de este problema demanda un tratamiento programático riguroso sustentado en el ecosistema científico de Python (NumPy, Pandas) y prácticas estrictas de reproducibilidad computacional (Samuel &amp; Mietchen, 2024).</w:t>
       </w:r>
     </w:p>
     <w:p>
@@ -3824,29 +3154,7 @@
           <w:szCs w:val="24"/>
           <w:lang w:val="es-CL"/>
         </w:rPr>
-        <w:t xml:space="preserve">, el trabajo se concentra en las Fases 1 y 2 del proyecto, abordando la definición de la problemática y sus objetivos, la configuración del entorno reproducible, la exploración inicial del conjunto de datos, la identificación y tratamiento de problemas de calidad, la transformación de variables y la validación técnica del </w:t>
-      </w:r>
-      <w:proofErr w:type="spellStart"/>
-      <w:r>
-        <w:rPr>
-          <w:rFonts w:ascii="Arial" w:hAnsi="Arial"/>
-          <w:color w:val="000000" w:themeColor="text1"/>
-          <w:sz w:val="24"/>
-          <w:szCs w:val="24"/>
-          <w:lang w:val="es-CL"/>
-        </w:rPr>
-        <w:t>dataset</w:t>
-      </w:r>
-      <w:proofErr w:type="spellEnd"/>
-      <w:r>
-        <w:rPr>
-          <w:rFonts w:ascii="Arial" w:hAnsi="Arial"/>
-          <w:color w:val="000000" w:themeColor="text1"/>
-          <w:sz w:val="24"/>
-          <w:szCs w:val="24"/>
-          <w:lang w:val="es-CL"/>
-        </w:rPr>
-        <w:t xml:space="preserve"> resultante. Los análisis estadísticos bivariados y multivariados, las visualizaciones analíticas avanzadas y la integración de conclusiones finales quedan proyectados para las Fases 3 y 4.</w:t>
+        <w:t>, el trabajo se concentra en las Fases 1 y 2 del proyecto, abordando la definición de la problemática y sus objetivos, la configuración del entorno reproducible, la exploración inicial del conjunto de datos, la identificación y tratamiento de problemas de calidad, la transformación de variables y la validación técnica del dataset resultante. Los análisis estadísticos bivariados y multivariados, las visualizaciones analíticas avanzadas y la integración de conclusiones finales quedan proyectados para las Fases 3 y 4.</w:t>
       </w:r>
     </w:p>
     <w:p>
@@ -3869,68 +3177,9 @@
           <w:szCs w:val="24"/>
         </w:rPr>
       </w:pPr>
-      <w:bookmarkStart w:id="1" w:name="_Toc240403223"/>
-      <w:proofErr w:type="spellStart"/>
-      <w:r>
-        <w:rPr>
-          <w:rFonts w:ascii="Arial" w:hAnsi="Arial" w:cs="Arial"/>
-          <w:color w:val="auto"/>
-          <w:szCs w:val="24"/>
-        </w:rPr>
-        <w:t>Conexión</w:t>
-      </w:r>
-      <w:proofErr w:type="spellEnd"/>
-      <w:r>
-        <w:rPr>
-          <w:rFonts w:ascii="Arial" w:hAnsi="Arial" w:cs="Arial"/>
-          <w:color w:val="auto"/>
-          <w:szCs w:val="24"/>
-        </w:rPr>
-        <w:t xml:space="preserve"> </w:t>
-      </w:r>
-      <w:proofErr w:type="spellStart"/>
-      <w:r>
-        <w:rPr>
-          <w:rFonts w:ascii="Arial" w:hAnsi="Arial" w:cs="Arial"/>
-          <w:color w:val="auto"/>
-          <w:szCs w:val="24"/>
-        </w:rPr>
-        <w:t>explícita</w:t>
-      </w:r>
-      <w:proofErr w:type="spellEnd"/>
-      <w:r>
-        <w:rPr>
-          <w:rFonts w:ascii="Arial" w:hAnsi="Arial" w:cs="Arial"/>
-          <w:color w:val="auto"/>
-          <w:szCs w:val="24"/>
-        </w:rPr>
-        <w:t xml:space="preserve"> con las </w:t>
-      </w:r>
-      <w:proofErr w:type="spellStart"/>
-      <w:r>
-        <w:rPr>
-          <w:rFonts w:ascii="Arial" w:hAnsi="Arial" w:cs="Arial"/>
-          <w:color w:val="auto"/>
-          <w:szCs w:val="24"/>
-        </w:rPr>
-        <w:t>fases</w:t>
-      </w:r>
-      <w:proofErr w:type="spellEnd"/>
-      <w:r>
-        <w:rPr>
-          <w:rFonts w:ascii="Arial" w:hAnsi="Arial" w:cs="Arial"/>
-          <w:color w:val="auto"/>
-          <w:szCs w:val="24"/>
-        </w:rPr>
-        <w:t xml:space="preserve"> F1–F4 del </w:t>
-      </w:r>
-      <w:r>
-        <w:rPr>
-          <w:rFonts w:ascii="Arial" w:hAnsi="Arial" w:cs="Arial"/>
-          <w:color w:val="auto"/>
-          <w:szCs w:val="24"/>
-        </w:rPr>
-        <w:t>Proyecto</w:t>
+      <w:bookmarkStart w:id="1" w:name="_Toc240405090"/>
+      <w:r>
+        <w:t>Conexión explícita con las fases F1–F4 del proyecto</w:t>
       </w:r>
       <w:bookmarkEnd w:id="1"/>
     </w:p>
@@ -3982,17 +3231,7 @@
           <w:szCs w:val="24"/>
           <w:lang w:val="es-CL"/>
         </w:rPr>
-        <w:t xml:space="preserve">Fase 1 (Implementada): Delimitación de la problemática, preguntas de análisis, objetivos, </w:t>
-      </w:r>
-      <w:r>
-        <w:rPr>
-          <w:rFonts w:ascii="Arial" w:hAnsi="Arial" w:cs="Arial"/>
-          <w:sz w:val="24"/>
-          <w:szCs w:val="24"/>
-          <w:lang w:val="es-CL"/>
-        </w:rPr>
-        <w:lastRenderedPageBreak/>
-        <w:t>supuestos teóricos, diseño de la arquitectura modular y configuración del entorno reproducible verificado.</w:t>
+        <w:t>Fase 1 (Implementada): Delimitación de la problemática, preguntas de análisis, objetivos, supuestos teóricos, diseño de la arquitectura modular y configuración del entorno reproducible verificado.</w:t>
       </w:r>
     </w:p>
     <w:p>
@@ -4014,47 +3253,7 @@
           <w:szCs w:val="24"/>
           <w:lang w:val="es-CL"/>
         </w:rPr>
-        <w:t xml:space="preserve">Fase 2 (Implementada): Diagnóstico exploratorio de calidad de datos, desarrollo del pipeline modular de limpieza (exclusión de columnas nulas y neutralización de fechas anómalas año 1900), transformaciones de tipos, validación técnica automatizada y exportación del </w:t>
-      </w:r>
-      <w:proofErr w:type="spellStart"/>
-      <w:r>
-        <w:rPr>
-          <w:rFonts w:ascii="Arial" w:hAnsi="Arial" w:cs="Arial"/>
-          <w:sz w:val="24"/>
-          <w:szCs w:val="24"/>
-          <w:lang w:val="es-CL"/>
-        </w:rPr>
-        <w:t>dataset</w:t>
-      </w:r>
-      <w:proofErr w:type="spellEnd"/>
-      <w:r>
-        <w:rPr>
-          <w:rFonts w:ascii="Arial" w:hAnsi="Arial" w:cs="Arial"/>
-          <w:sz w:val="24"/>
-          <w:szCs w:val="24"/>
-          <w:lang w:val="es-CL"/>
-        </w:rPr>
-        <w:t xml:space="preserve"> preprocesado a data/</w:t>
-      </w:r>
-      <w:proofErr w:type="spellStart"/>
-      <w:r>
-        <w:rPr>
-          <w:rFonts w:ascii="Arial" w:hAnsi="Arial" w:cs="Arial"/>
-          <w:sz w:val="24"/>
-          <w:szCs w:val="24"/>
-          <w:lang w:val="es-CL"/>
-        </w:rPr>
-        <w:t>processed</w:t>
-      </w:r>
-      <w:proofErr w:type="spellEnd"/>
-      <w:r>
-        <w:rPr>
-          <w:rFonts w:ascii="Arial" w:hAnsi="Arial" w:cs="Arial"/>
-          <w:sz w:val="24"/>
-          <w:szCs w:val="24"/>
-          <w:lang w:val="es-CL"/>
-        </w:rPr>
-        <w:t>/.</w:t>
+        <w:t>Fase 2 (Implementada): Diagnóstico exploratorio de calidad de datos, desarrollo del pipeline modular de limpieza (exclusión de columnas nulas y neutralización de fechas anómalas año 1900), transformaciones de tipos, validación técnica automatizada y exportación del dataset preprocesado a data/processed/.</w:t>
       </w:r>
     </w:p>
     <w:p>
@@ -4133,36 +3332,9 @@
           <w:lang w:val="es-CL"/>
         </w:rPr>
       </w:pPr>
-      <w:bookmarkStart w:id="2" w:name="_Toc240403224"/>
-      <w:r>
-        <w:rPr>
-          <w:rFonts w:ascii="Arial" w:hAnsi="Arial" w:cs="Arial"/>
-          <w:color w:val="auto"/>
-          <w:sz w:val="24"/>
-          <w:szCs w:val="24"/>
-        </w:rPr>
-        <w:lastRenderedPageBreak/>
-        <w:t>II</w:t>
-      </w:r>
-      <w:r>
-        <w:rPr>
-          <w:rFonts w:ascii="Arial" w:hAnsi="Arial" w:cs="Arial"/>
-          <w:color w:val="auto"/>
-          <w:sz w:val="24"/>
-          <w:szCs w:val="24"/>
-          <w:lang w:val="es-CL"/>
-        </w:rPr>
-        <w:t xml:space="preserve">. Definición de la problemática y objetivos del </w:t>
-      </w:r>
-      <w:r>
-        <w:rPr>
-          <w:rFonts w:ascii="Arial" w:hAnsi="Arial" w:cs="Arial"/>
-          <w:color w:val="auto"/>
-          <w:sz w:val="24"/>
-          <w:szCs w:val="24"/>
-          <w:lang w:val="es-CL"/>
-        </w:rPr>
-        <w:t>Proyecto</w:t>
+      <w:bookmarkStart w:id="2" w:name="_Toc240405091"/>
+      <w:r>
+        <w:t>II. Definición de la problemática y objetivos del proyecto</w:t>
       </w:r>
       <w:bookmarkEnd w:id="2"/>
     </w:p>
@@ -4193,80 +3365,7 @@
         </w:rPr>
       </w:pPr>
       <w:r>
-        <w:rPr>
-          <w:rFonts w:ascii="Arial" w:hAnsi="Arial"/>
-          <w:color w:val="auto"/>
-          <w:sz w:val="24"/>
-          <w:szCs w:val="24"/>
-          <w:lang w:val="es-CL"/>
-        </w:rPr>
-        <w:t>La adquisición pública de bienes y servicios médicos exige maximizar la transparencia y la libre concurrencia de proveedores. No obstante, surge la interrogante de si la probabilidad de adjudicación de una oferta difiere sistemáticamente en función de la capacidad económica de la empresa oferente (</w:t>
-      </w:r>
-      <w:proofErr w:type="spellStart"/>
-      <w:r>
-        <w:rPr>
-          <w:rFonts w:ascii="Arial" w:hAnsi="Arial"/>
-          <w:color w:val="auto"/>
-          <w:sz w:val="24"/>
-          <w:szCs w:val="24"/>
-          <w:lang w:val="es-CL"/>
-        </w:rPr>
-        <w:t>TamanoProveedor</w:t>
-      </w:r>
-      <w:proofErr w:type="spellEnd"/>
-      <w:r>
-        <w:rPr>
-          <w:rFonts w:ascii="Arial" w:hAnsi="Arial"/>
-          <w:color w:val="auto"/>
-          <w:sz w:val="24"/>
-          <w:szCs w:val="24"/>
-          <w:lang w:val="es-CL"/>
-        </w:rPr>
-        <w:t xml:space="preserve">: Micro, Pequeña, Mediana, Grande o </w:t>
-      </w:r>
-      <w:proofErr w:type="spellStart"/>
-      <w:r>
-        <w:rPr>
-          <w:rFonts w:ascii="Arial" w:hAnsi="Arial"/>
-          <w:color w:val="auto"/>
-          <w:sz w:val="24"/>
-          <w:szCs w:val="24"/>
-          <w:lang w:val="es-CL"/>
-        </w:rPr>
-        <w:t>NoClasificado</w:t>
-      </w:r>
-      <w:proofErr w:type="spellEnd"/>
-      <w:r>
-        <w:rPr>
-          <w:rFonts w:ascii="Arial" w:hAnsi="Arial"/>
-          <w:color w:val="auto"/>
-          <w:sz w:val="24"/>
-          <w:szCs w:val="24"/>
-          <w:lang w:val="es-CL"/>
-        </w:rPr>
-        <w:t>) y de la envergadura del mecanismo contractual (</w:t>
-      </w:r>
-      <w:proofErr w:type="spellStart"/>
-      <w:r>
-        <w:rPr>
-          <w:rFonts w:ascii="Arial" w:hAnsi="Arial"/>
-          <w:color w:val="auto"/>
-          <w:sz w:val="24"/>
-          <w:szCs w:val="24"/>
-          <w:lang w:val="es-CL"/>
-        </w:rPr>
-        <w:t>TipoLicitacion</w:t>
-      </w:r>
-      <w:proofErr w:type="spellEnd"/>
-      <w:r>
-        <w:rPr>
-          <w:rFonts w:ascii="Arial" w:hAnsi="Arial"/>
-          <w:color w:val="auto"/>
-          <w:sz w:val="24"/>
-          <w:szCs w:val="24"/>
-          <w:lang w:val="es-CL"/>
-        </w:rPr>
-        <w:t>: pública o privada, según rangos en UTM).</w:t>
+        <w:t>La adquisición pública de bienes y servicios médicos exige maximizar la transparencia y la libre concurrencia de proveedores. En este contexto, interesa describir si la proporción de ofertas ganadoras cambia según el tamaño de la empresa oferente (TamanoProveedor: Micro, Pequeña, Mediana, Grande o NoClasificado) y el tipo de licitación registrado en el conjunto de datos.</w:t>
       </w:r>
     </w:p>
     <w:p>
@@ -4304,7 +3403,7 @@
           <w:lang w:val="es-CL"/>
         </w:rPr>
       </w:pPr>
-      <w:bookmarkStart w:id="3" w:name="_Toc240403225"/>
+      <w:bookmarkStart w:id="3" w:name="_Toc240405092"/>
       <w:r>
         <w:rPr>
           <w:rFonts w:ascii="Arial" w:hAnsi="Arial" w:cs="Arial"/>
@@ -4406,7 +3505,7 @@
           <w:lang w:val="es-CL"/>
         </w:rPr>
       </w:pPr>
-      <w:bookmarkStart w:id="4" w:name="_Toc240403226"/>
+      <w:bookmarkStart w:id="4" w:name="_Toc240405093"/>
       <w:r>
         <w:rPr>
           <w:rFonts w:ascii="Arial" w:hAnsi="Arial" w:cs="Arial"/>
@@ -4561,7 +3660,7 @@
           <w:lang w:val="es-CL"/>
         </w:rPr>
       </w:pPr>
-      <w:bookmarkStart w:id="5" w:name="_Toc240403227"/>
+      <w:bookmarkStart w:id="5" w:name="_Toc240405094"/>
       <w:r>
         <w:rPr>
           <w:rFonts w:ascii="Arial" w:hAnsi="Arial" w:cs="Arial"/>
@@ -4614,17 +3713,7 @@
           <w:szCs w:val="24"/>
           <w:lang w:val="es-CL"/>
         </w:rPr>
-        <w:t xml:space="preserve">Enfoque descriptivo: Las asociaciones encontradas describen comportamientos del periodo </w:t>
-      </w:r>
-      <w:r>
-        <w:rPr>
-          <w:rFonts w:ascii="Arial" w:hAnsi="Arial" w:cs="Arial"/>
-          <w:sz w:val="24"/>
-          <w:szCs w:val="24"/>
-          <w:lang w:val="es-CL"/>
-        </w:rPr>
-        <w:lastRenderedPageBreak/>
-        <w:t>observado y no implican causalidad ni juicio sobre la eficiencia contractual.</w:t>
+        <w:t>Enfoque descriptivo: Las asociaciones encontradas describen comportamientos del periodo observado y no implican causalidad ni juicio sobre la eficiencia contractual.</w:t>
       </w:r>
     </w:p>
     <w:p>
@@ -4726,85 +3815,9 @@
           <w:szCs w:val="24"/>
         </w:rPr>
       </w:pPr>
-      <w:bookmarkStart w:id="6" w:name="_Toc240403228"/>
-      <w:r>
-        <w:rPr>
-          <w:rFonts w:ascii="Arial" w:hAnsi="Arial" w:cs="Arial"/>
-          <w:color w:val="auto"/>
-          <w:sz w:val="24"/>
-          <w:szCs w:val="24"/>
-        </w:rPr>
-        <w:lastRenderedPageBreak/>
-        <w:t xml:space="preserve">III. </w:t>
-      </w:r>
-      <w:proofErr w:type="spellStart"/>
-      <w:r>
-        <w:rPr>
-          <w:rFonts w:ascii="Arial" w:hAnsi="Arial" w:cs="Arial"/>
-          <w:color w:val="auto"/>
-          <w:sz w:val="24"/>
-          <w:szCs w:val="24"/>
-        </w:rPr>
-        <w:t>Herramientas</w:t>
-      </w:r>
-      <w:proofErr w:type="spellEnd"/>
-      <w:r>
-        <w:rPr>
-          <w:rFonts w:ascii="Arial" w:hAnsi="Arial" w:cs="Arial"/>
-          <w:color w:val="auto"/>
-          <w:sz w:val="24"/>
-          <w:szCs w:val="24"/>
-        </w:rPr>
-        <w:t xml:space="preserve"> </w:t>
-      </w:r>
-      <w:proofErr w:type="spellStart"/>
-      <w:r>
-        <w:rPr>
-          <w:rFonts w:ascii="Arial" w:hAnsi="Arial" w:cs="Arial"/>
-          <w:color w:val="auto"/>
-          <w:sz w:val="24"/>
-          <w:szCs w:val="24"/>
-        </w:rPr>
-        <w:t>científicas</w:t>
-      </w:r>
-      <w:proofErr w:type="spellEnd"/>
-      <w:r>
-        <w:rPr>
-          <w:rFonts w:ascii="Arial" w:hAnsi="Arial" w:cs="Arial"/>
-          <w:color w:val="auto"/>
-          <w:sz w:val="24"/>
-          <w:szCs w:val="24"/>
-        </w:rPr>
-        <w:t xml:space="preserve">, </w:t>
-      </w:r>
-      <w:proofErr w:type="spellStart"/>
-      <w:r>
-        <w:rPr>
-          <w:rFonts w:ascii="Arial" w:hAnsi="Arial" w:cs="Arial"/>
-          <w:color w:val="auto"/>
-          <w:sz w:val="24"/>
-          <w:szCs w:val="24"/>
-        </w:rPr>
-        <w:t>reproducibilidad</w:t>
-      </w:r>
-      <w:proofErr w:type="spellEnd"/>
-      <w:r>
-        <w:rPr>
-          <w:rFonts w:ascii="Arial" w:hAnsi="Arial" w:cs="Arial"/>
-          <w:color w:val="auto"/>
-          <w:sz w:val="24"/>
-          <w:szCs w:val="24"/>
-        </w:rPr>
-        <w:t xml:space="preserve"> y control de </w:t>
-      </w:r>
-      <w:r>
-        <w:rPr>
-          <w:rFonts w:ascii="Arial" w:hAnsi="Arial" w:cs="Arial"/>
-          <w:color w:val="auto"/>
-          <w:sz w:val="24"/>
-          <w:szCs w:val="24"/>
-        </w:rPr>
-        <w:t>versions</w:t>
+      <w:bookmarkStart w:id="6" w:name="_Toc240405095"/>
+      <w:r>
+        <w:t>III. Herramientas científicas, reproducibilidad y control de versiones</w:t>
       </w:r>
       <w:bookmarkEnd w:id="6"/>
     </w:p>
@@ -4837,47 +3850,25 @@
           <w:sz w:val="24"/>
           <w:szCs w:val="24"/>
         </w:rPr>
-        <w:t xml:space="preserve">Para asegurar que cualquier investigador pueda replicar íntegramente los resultados en un entorno computacional independiente (Samuel &amp; </w:t>
-      </w:r>
-      <w:proofErr w:type="spellStart"/>
-      <w:r>
-        <w:rPr>
-          <w:rFonts w:ascii="Arial" w:hAnsi="Arial"/>
-          <w:color w:val="auto"/>
-          <w:sz w:val="24"/>
-          <w:szCs w:val="24"/>
-        </w:rPr>
-        <w:t>Mietchen</w:t>
-      </w:r>
-      <w:proofErr w:type="spellEnd"/>
-      <w:r>
-        <w:rPr>
-          <w:rFonts w:ascii="Arial" w:hAnsi="Arial"/>
-          <w:color w:val="auto"/>
-          <w:sz w:val="24"/>
-          <w:szCs w:val="24"/>
-        </w:rPr>
-        <w:t>, 2024; Universidad Andrés Bello, 2026), se configuró un entorno virtual aislado (.</w:t>
-      </w:r>
-      <w:proofErr w:type="spellStart"/>
-      <w:r>
-        <w:rPr>
-          <w:rFonts w:ascii="Arial" w:hAnsi="Arial"/>
-          <w:color w:val="auto"/>
-          <w:sz w:val="24"/>
-          <w:szCs w:val="24"/>
-        </w:rPr>
-        <w:t>venv</w:t>
-      </w:r>
-      <w:proofErr w:type="spellEnd"/>
-      <w:r>
-        <w:rPr>
-          <w:rFonts w:ascii="Arial" w:hAnsi="Arial"/>
-          <w:color w:val="auto"/>
-          <w:sz w:val="24"/>
-          <w:szCs w:val="24"/>
-        </w:rPr>
-        <w:t>) bajo Python 3.12.14 en arquitectura x64.</w:t>
+        <w:t>Para asegurar que cualquier investigador pueda replicar íntegramente los resultados en un entorno computacional independiente (Samuel &amp; Mietchen, 2024; Universidad Andrés Bello, 2026</w:t>
+      </w:r>
+      <w:r>
+        <w:rPr>
+          <w:rFonts w:ascii="Arial" w:hAnsi="Arial"/>
+          <w:color w:val="auto"/>
+          <w:sz w:val="24"/>
+          <w:szCs w:val="24"/>
+        </w:rPr>
+        <w:t>b</w:t>
+      </w:r>
+      <w:r>
+        <w:rPr>
+          <w:rFonts w:ascii="Arial" w:hAnsi="Arial"/>
+          <w:color w:val="auto"/>
+          <w:sz w:val="24"/>
+          <w:szCs w:val="24"/>
+        </w:rPr>
+        <w:t>), se configuró un entorno virtual aislado (.venv) bajo Python 3.12.14 en arquitectura x64.</w:t>
       </w:r>
     </w:p>
     <w:tbl>
@@ -4895,6 +3886,7 @@
       <w:tr>
         <w:trPr>
           <w:cnfStyle w:val="100000000000" w:firstRow="1" w:lastRow="0" w:firstColumn="0" w:lastColumn="0" w:oddVBand="0" w:evenVBand="0" w:oddHBand="0" w:evenHBand="0" w:firstRowFirstColumn="0" w:firstRowLastColumn="0" w:lastRowFirstColumn="0" w:lastRowLastColumn="0"/>
+          <w:tblHeader/>
         </w:trPr>
         <w:tc>
           <w:tcPr>
@@ -5142,27 +4134,7 @@
                 <w:sz w:val="24"/>
                 <w:szCs w:val="24"/>
               </w:rPr>
-              <w:t xml:space="preserve">Manipulación tabular, preprocesamiento, casting </w:t>
-            </w:r>
-            <w:proofErr w:type="spellStart"/>
-            <w:r>
-              <w:rPr>
-                <w:rFonts w:ascii="Arial" w:hAnsi="Arial"/>
-                <w:color w:val="auto"/>
-                <w:sz w:val="24"/>
-                <w:szCs w:val="24"/>
-              </w:rPr>
-              <w:t>datetime</w:t>
-            </w:r>
-            <w:proofErr w:type="spellEnd"/>
-            <w:r>
-              <w:rPr>
-                <w:rFonts w:ascii="Arial" w:hAnsi="Arial"/>
-                <w:color w:val="auto"/>
-                <w:sz w:val="24"/>
-                <w:szCs w:val="24"/>
-              </w:rPr>
-              <w:t xml:space="preserve"> y cálculo de frecuencias.</w:t>
+              <w:t>Manipulación tabular, preprocesamiento, casting datetime y cálculo de frecuencias.</w:t>
             </w:r>
           </w:p>
         </w:tc>
@@ -5184,7 +4156,6 @@
                 <w:szCs w:val="24"/>
               </w:rPr>
             </w:pPr>
-            <w:proofErr w:type="spellStart"/>
             <w:r>
               <w:rPr>
                 <w:rFonts w:ascii="Arial" w:hAnsi="Arial"/>
@@ -5194,7 +4165,6 @@
               </w:rPr>
               <w:t>NumPy</w:t>
             </w:r>
-            <w:proofErr w:type="spellEnd"/>
           </w:p>
         </w:tc>
         <w:tc>
@@ -5247,27 +4217,7 @@
                 <w:sz w:val="24"/>
                 <w:szCs w:val="24"/>
               </w:rPr>
-              <w:t>Operaciones vectorizadas, manejo de valores nulos (</w:t>
-            </w:r>
-            <w:proofErr w:type="spellStart"/>
-            <w:r>
-              <w:rPr>
-                <w:rFonts w:ascii="Arial" w:hAnsi="Arial"/>
-                <w:color w:val="auto"/>
-                <w:sz w:val="24"/>
-                <w:szCs w:val="24"/>
-              </w:rPr>
-              <w:t>np.nan</w:t>
-            </w:r>
-            <w:proofErr w:type="spellEnd"/>
-            <w:r>
-              <w:rPr>
-                <w:rFonts w:ascii="Arial" w:hAnsi="Arial"/>
-                <w:color w:val="auto"/>
-                <w:sz w:val="24"/>
-                <w:szCs w:val="24"/>
-              </w:rPr>
-              <w:t>) y aserciones numéricas.</w:t>
+              <w:t>Operaciones vectorizadas, manejo de valores nulos (np.nan) y aserciones numéricas.</w:t>
             </w:r>
           </w:p>
         </w:tc>
@@ -5289,37 +4239,15 @@
                 <w:szCs w:val="24"/>
               </w:rPr>
             </w:pPr>
-            <w:proofErr w:type="spellStart"/>
-            <w:r>
-              <w:rPr>
-                <w:rFonts w:ascii="Arial" w:hAnsi="Arial"/>
-                <w:color w:val="auto"/>
-                <w:sz w:val="24"/>
-                <w:szCs w:val="24"/>
-              </w:rPr>
-              <w:t>JupyterLab</w:t>
-            </w:r>
-            <w:proofErr w:type="spellEnd"/>
-            <w:r>
-              <w:rPr>
-                <w:rFonts w:ascii="Arial" w:hAnsi="Arial"/>
-                <w:color w:val="auto"/>
-                <w:sz w:val="24"/>
-                <w:szCs w:val="24"/>
-              </w:rPr>
-              <w:t xml:space="preserve"> / </w:t>
-            </w:r>
-            <w:proofErr w:type="spellStart"/>
-            <w:r>
-              <w:rPr>
-                <w:rFonts w:ascii="Arial" w:hAnsi="Arial"/>
-                <w:color w:val="auto"/>
-                <w:sz w:val="24"/>
-                <w:szCs w:val="24"/>
-              </w:rPr>
-              <w:t>ipykernel</w:t>
-            </w:r>
-            <w:proofErr w:type="spellEnd"/>
+            <w:r>
+              <w:rPr>
+                <w:rFonts w:ascii="Arial" w:hAnsi="Arial"/>
+                <w:color w:val="auto"/>
+                <w:sz w:val="24"/>
+                <w:szCs w:val="24"/>
+              </w:rPr>
+              <w:t>JupyterLab / ipykernel</w:t>
+            </w:r>
           </w:p>
         </w:tc>
         <w:tc>
@@ -5477,37 +4405,15 @@
                 <w:szCs w:val="24"/>
               </w:rPr>
             </w:pPr>
-            <w:proofErr w:type="spellStart"/>
-            <w:r>
-              <w:rPr>
-                <w:rFonts w:ascii="Arial" w:hAnsi="Arial"/>
-                <w:color w:val="auto"/>
-                <w:sz w:val="24"/>
-                <w:szCs w:val="24"/>
-              </w:rPr>
-              <w:t>nbclient</w:t>
-            </w:r>
-            <w:proofErr w:type="spellEnd"/>
-            <w:r>
-              <w:rPr>
-                <w:rFonts w:ascii="Arial" w:hAnsi="Arial"/>
-                <w:color w:val="auto"/>
-                <w:sz w:val="24"/>
-                <w:szCs w:val="24"/>
-              </w:rPr>
-              <w:t xml:space="preserve"> / </w:t>
-            </w:r>
-            <w:proofErr w:type="spellStart"/>
-            <w:r>
-              <w:rPr>
-                <w:rFonts w:ascii="Arial" w:hAnsi="Arial"/>
-                <w:color w:val="auto"/>
-                <w:sz w:val="24"/>
-                <w:szCs w:val="24"/>
-              </w:rPr>
-              <w:t>nbformat</w:t>
-            </w:r>
-            <w:proofErr w:type="spellEnd"/>
+            <w:r>
+              <w:rPr>
+                <w:rFonts w:ascii="Arial" w:hAnsi="Arial"/>
+                <w:color w:val="auto"/>
+                <w:sz w:val="24"/>
+                <w:szCs w:val="24"/>
+              </w:rPr>
+              <w:t>nbclient / nbformat</w:t>
+            </w:r>
           </w:p>
         </w:tc>
         <w:tc>
@@ -5587,54 +4493,16 @@
           <w:szCs w:val="24"/>
         </w:rPr>
       </w:pPr>
-      <w:bookmarkStart w:id="7" w:name="_Toc240403229"/>
-      <w:proofErr w:type="spellStart"/>
+      <w:bookmarkStart w:id="7" w:name="_Toc240405096"/>
       <w:r>
         <w:rPr>
           <w:rFonts w:ascii="Arial" w:hAnsi="Arial" w:cs="Arial"/>
           <w:color w:val="auto"/>
           <w:szCs w:val="24"/>
         </w:rPr>
-        <w:t>Arquitectura</w:t>
-      </w:r>
-      <w:proofErr w:type="spellEnd"/>
-      <w:r>
-        <w:rPr>
-          <w:rFonts w:ascii="Arial" w:hAnsi="Arial" w:cs="Arial"/>
-          <w:color w:val="auto"/>
-          <w:szCs w:val="24"/>
-        </w:rPr>
-        <w:t xml:space="preserve"> modular y </w:t>
-      </w:r>
-      <w:proofErr w:type="spellStart"/>
-      <w:r>
-        <w:rPr>
-          <w:rFonts w:ascii="Arial" w:hAnsi="Arial" w:cs="Arial"/>
-          <w:color w:val="auto"/>
-          <w:szCs w:val="24"/>
-        </w:rPr>
-        <w:t>estructura</w:t>
-      </w:r>
-      <w:proofErr w:type="spellEnd"/>
-      <w:r>
-        <w:rPr>
-          <w:rFonts w:ascii="Arial" w:hAnsi="Arial" w:cs="Arial"/>
-          <w:color w:val="auto"/>
-          <w:szCs w:val="24"/>
-        </w:rPr>
-        <w:t xml:space="preserve"> del </w:t>
-      </w:r>
-      <w:proofErr w:type="spellStart"/>
-      <w:r>
-        <w:rPr>
-          <w:rFonts w:ascii="Arial" w:hAnsi="Arial" w:cs="Arial"/>
-          <w:color w:val="auto"/>
-          <w:szCs w:val="24"/>
-        </w:rPr>
-        <w:t>repositorio</w:t>
+        <w:t>Arquitectura modular y estructura del repositorio</w:t>
       </w:r>
       <w:bookmarkEnd w:id="7"/>
-      <w:proofErr w:type="spellEnd"/>
     </w:p>
     <w:p>
       <w:pPr>
@@ -5659,36 +4527,7 @@
         </w:rPr>
       </w:pPr>
       <w:r>
-        <w:rPr>
-          <w:rFonts w:ascii="Arial" w:hAnsi="Arial"/>
-          <w:color w:val="auto"/>
-          <w:sz w:val="24"/>
-          <w:szCs w:val="24"/>
-          <w:lang w:val="es-CL"/>
-        </w:rPr>
-        <w:t xml:space="preserve">El proyecto adopta el principio de separación de responsabilidades (McKinney, 2022). La lógica computacional reusable reside en el módulo </w:t>
-      </w:r>
-      <w:proofErr w:type="spellStart"/>
-      <w:r>
-        <w:rPr>
-          <w:rFonts w:ascii="Arial" w:hAnsi="Arial"/>
-          <w:color w:val="auto"/>
-          <w:sz w:val="24"/>
-          <w:szCs w:val="24"/>
-          <w:lang w:val="es-CL"/>
-        </w:rPr>
-        <w:t>src</w:t>
-      </w:r>
-      <w:proofErr w:type="spellEnd"/>
-      <w:r>
-        <w:rPr>
-          <w:rFonts w:ascii="Arial" w:hAnsi="Arial"/>
-          <w:color w:val="auto"/>
-          <w:sz w:val="24"/>
-          <w:szCs w:val="24"/>
-          <w:lang w:val="es-CL"/>
-        </w:rPr>
-        <w:t>/proyecto.py, mientras que los cuadernos interactivos F1/F1_Definición.ipynb y F2/F2_Preprocesamiento.ipynb invocan estas funciones y presentan la narrativa analítica:</w:t>
+        <w:t>El proyecto adopta el principio de separación de responsabilidades (McKinney, 2022). La lógica computacional reutilizable reside en el módulo src/proyecto.py, mientras que los cuadernos interactivos F1/F1_Definición.ipynb y F2/F2_Preprocesamiento.ipynb invocan estas funciones y presentan la narrativa analítica:</w:t>
       </w:r>
     </w:p>
     <w:p>
@@ -5703,25 +4542,8 @@
           <w:lang w:val="es-CL"/>
         </w:rPr>
       </w:pPr>
-      <w:proofErr w:type="spellStart"/>
-      <w:r>
-        <w:rPr>
-          <w:rFonts w:ascii="Arial" w:hAnsi="Arial" w:cs="Arial"/>
-          <w:sz w:val="24"/>
-          <w:szCs w:val="24"/>
-          <w:lang w:val="es-CL"/>
-        </w:rPr>
-        <w:t>src</w:t>
-      </w:r>
-      <w:proofErr w:type="spellEnd"/>
-      <w:r>
-        <w:rPr>
-          <w:rFonts w:ascii="Arial" w:hAnsi="Arial" w:cs="Arial"/>
-          <w:sz w:val="24"/>
-          <w:szCs w:val="24"/>
-          <w:lang w:val="es-CL"/>
-        </w:rPr>
-        <w:t>/proyecto.py: Contiene funciones puras para registro de versiones, cálculo de huellas SHA-256, lectura con contrato de esquema, diagnóstico EDA, pipeline de limpieza y suite de validación.</w:t>
+      <w:r>
+        <w:t>src/proyecto.py: Contiene funciones reutilizables para registrar versiones, calcular huellas SHA-256, leer datos con un contrato de esquema, diagnosticar su calidad, ejecutar el pipeline de limpieza, codificar variables nominales y validar los resultados.</w:t>
       </w:r>
     </w:p>
     <w:p>
@@ -5743,27 +4565,7 @@
           <w:szCs w:val="24"/>
           <w:lang w:val="es-CL"/>
         </w:rPr>
-        <w:t xml:space="preserve">data/raw/: Almacena el </w:t>
-      </w:r>
-      <w:proofErr w:type="spellStart"/>
-      <w:r>
-        <w:rPr>
-          <w:rFonts w:ascii="Arial" w:hAnsi="Arial" w:cs="Arial"/>
-          <w:sz w:val="24"/>
-          <w:szCs w:val="24"/>
-          <w:lang w:val="es-CL"/>
-        </w:rPr>
-        <w:t>dataset</w:t>
-      </w:r>
-      <w:proofErr w:type="spellEnd"/>
-      <w:r>
-        <w:rPr>
-          <w:rFonts w:ascii="Arial" w:hAnsi="Arial" w:cs="Arial"/>
-          <w:sz w:val="24"/>
-          <w:szCs w:val="24"/>
-          <w:lang w:val="es-CL"/>
-        </w:rPr>
-        <w:t xml:space="preserve"> original licitaciones_salud_marzo_2026.csv (68,96 MB) con hash inmutable SHA-256.</w:t>
+        <w:t>data/raw/: Almacena el dataset original licitaciones_salud_marzo_2026.csv (68,96 MB) con hash inmutable SHA-256.</w:t>
       </w:r>
     </w:p>
     <w:p>
@@ -5785,27 +4587,7 @@
           <w:szCs w:val="24"/>
           <w:lang w:val="es-CL"/>
         </w:rPr>
-        <w:t>data/</w:t>
-      </w:r>
-      <w:proofErr w:type="spellStart"/>
-      <w:r>
-        <w:rPr>
-          <w:rFonts w:ascii="Arial" w:hAnsi="Arial" w:cs="Arial"/>
-          <w:sz w:val="24"/>
-          <w:szCs w:val="24"/>
-          <w:lang w:val="es-CL"/>
-        </w:rPr>
-        <w:t>processed</w:t>
-      </w:r>
-      <w:proofErr w:type="spellEnd"/>
-      <w:r>
-        <w:rPr>
-          <w:rFonts w:ascii="Arial" w:hAnsi="Arial" w:cs="Arial"/>
-          <w:sz w:val="24"/>
-          <w:szCs w:val="24"/>
-          <w:lang w:val="es-CL"/>
-        </w:rPr>
-        <w:t>/: Aloja el producto derivado limpio licitaciones_salud_marzo_2026_procesado.csv listo para análisis analítico.</w:t>
+        <w:t>data/processed/: Aloja el producto derivado limpio licitaciones_salud_marzo_2026_procesado.csv listo para análisis analítico.</w:t>
       </w:r>
     </w:p>
     <w:p>
@@ -5847,133 +4629,7 @@
           <w:sz w:val="24"/>
           <w:szCs w:val="24"/>
         </w:rPr>
-        <w:t xml:space="preserve">docs/: </w:t>
-      </w:r>
-      <w:proofErr w:type="spellStart"/>
-      <w:r>
-        <w:rPr>
-          <w:rFonts w:ascii="Arial" w:hAnsi="Arial" w:cs="Arial"/>
-          <w:sz w:val="24"/>
-          <w:szCs w:val="24"/>
-        </w:rPr>
-        <w:t>Reúne</w:t>
-      </w:r>
-      <w:proofErr w:type="spellEnd"/>
-      <w:r>
-        <w:rPr>
-          <w:rFonts w:ascii="Arial" w:hAnsi="Arial" w:cs="Arial"/>
-          <w:sz w:val="24"/>
-          <w:szCs w:val="24"/>
-        </w:rPr>
-        <w:t xml:space="preserve"> el </w:t>
-      </w:r>
-      <w:proofErr w:type="spellStart"/>
-      <w:r>
-        <w:rPr>
-          <w:rFonts w:ascii="Arial" w:hAnsi="Arial" w:cs="Arial"/>
-          <w:sz w:val="24"/>
-          <w:szCs w:val="24"/>
-        </w:rPr>
-        <w:t>informe</w:t>
-      </w:r>
-      <w:proofErr w:type="spellEnd"/>
-      <w:r>
-        <w:rPr>
-          <w:rFonts w:ascii="Arial" w:hAnsi="Arial" w:cs="Arial"/>
-          <w:sz w:val="24"/>
-          <w:szCs w:val="24"/>
-        </w:rPr>
-        <w:t xml:space="preserve"> </w:t>
-      </w:r>
-      <w:proofErr w:type="spellStart"/>
-      <w:r>
-        <w:rPr>
-          <w:rFonts w:ascii="Arial" w:hAnsi="Arial" w:cs="Arial"/>
-          <w:sz w:val="24"/>
-          <w:szCs w:val="24"/>
-        </w:rPr>
-        <w:t>integrado</w:t>
-      </w:r>
-      <w:proofErr w:type="spellEnd"/>
-      <w:r>
-        <w:rPr>
-          <w:rFonts w:ascii="Arial" w:hAnsi="Arial" w:cs="Arial"/>
-          <w:sz w:val="24"/>
-          <w:szCs w:val="24"/>
-        </w:rPr>
-        <w:t xml:space="preserve"> </w:t>
-      </w:r>
-      <w:proofErr w:type="spellStart"/>
-      <w:r>
-        <w:rPr>
-          <w:rFonts w:ascii="Arial" w:hAnsi="Arial" w:cs="Arial"/>
-          <w:sz w:val="24"/>
-          <w:szCs w:val="24"/>
-        </w:rPr>
-        <w:t>en</w:t>
-      </w:r>
-      <w:proofErr w:type="spellEnd"/>
-      <w:r>
-        <w:rPr>
-          <w:rFonts w:ascii="Arial" w:hAnsi="Arial" w:cs="Arial"/>
-          <w:sz w:val="24"/>
-          <w:szCs w:val="24"/>
-        </w:rPr>
-        <w:t xml:space="preserve"> Word/PDF y el </w:t>
-      </w:r>
-      <w:proofErr w:type="spellStart"/>
-      <w:r>
-        <w:rPr>
-          <w:rFonts w:ascii="Arial" w:hAnsi="Arial" w:cs="Arial"/>
-          <w:sz w:val="24"/>
-          <w:szCs w:val="24"/>
-        </w:rPr>
-        <w:t>modelo</w:t>
-      </w:r>
-      <w:proofErr w:type="spellEnd"/>
-      <w:r>
-        <w:rPr>
-          <w:rFonts w:ascii="Arial" w:hAnsi="Arial" w:cs="Arial"/>
-          <w:sz w:val="24"/>
-          <w:szCs w:val="24"/>
-        </w:rPr>
-        <w:t xml:space="preserve"> conceptual </w:t>
-      </w:r>
-      <w:proofErr w:type="spellStart"/>
-      <w:r>
-        <w:rPr>
-          <w:rFonts w:ascii="Arial" w:hAnsi="Arial" w:cs="Arial"/>
-          <w:sz w:val="24"/>
-          <w:szCs w:val="24"/>
-        </w:rPr>
-        <w:t>técnico</w:t>
-      </w:r>
-      <w:proofErr w:type="spellEnd"/>
-      <w:r>
-        <w:rPr>
-          <w:rFonts w:ascii="Arial" w:hAnsi="Arial" w:cs="Arial"/>
-          <w:sz w:val="24"/>
-          <w:szCs w:val="24"/>
-        </w:rPr>
-        <w:t xml:space="preserve"> editable </w:t>
-      </w:r>
-      <w:proofErr w:type="spellStart"/>
-      <w:r>
-        <w:rPr>
-          <w:rFonts w:ascii="Arial" w:hAnsi="Arial" w:cs="Arial"/>
-          <w:sz w:val="24"/>
-          <w:szCs w:val="24"/>
-        </w:rPr>
-        <w:t>en</w:t>
-      </w:r>
-      <w:proofErr w:type="spellEnd"/>
-      <w:r>
-        <w:rPr>
-          <w:rFonts w:ascii="Arial" w:hAnsi="Arial" w:cs="Arial"/>
-          <w:sz w:val="24"/>
-          <w:szCs w:val="24"/>
-        </w:rPr>
-        <w:t xml:space="preserve"> draw.io.</w:t>
+        <w:t>docs/: Reúne el informe integrado en Word/PDF y el modelo conceptual técnico editable en draw.io.</w:t>
       </w:r>
     </w:p>
     <w:p>
@@ -5998,55 +4654,16 @@
           <w:szCs w:val="24"/>
         </w:rPr>
       </w:pPr>
-      <w:bookmarkStart w:id="8" w:name="_Toc240403230"/>
-      <w:proofErr w:type="spellStart"/>
+      <w:bookmarkStart w:id="8" w:name="_Toc240405097"/>
       <w:r>
         <w:rPr>
           <w:rFonts w:ascii="Arial" w:hAnsi="Arial" w:cs="Arial"/>
           <w:color w:val="auto"/>
           <w:szCs w:val="24"/>
         </w:rPr>
-        <w:lastRenderedPageBreak/>
-        <w:t>Gestión</w:t>
-      </w:r>
-      <w:proofErr w:type="spellEnd"/>
-      <w:r>
-        <w:rPr>
-          <w:rFonts w:ascii="Arial" w:hAnsi="Arial" w:cs="Arial"/>
-          <w:color w:val="auto"/>
-          <w:szCs w:val="24"/>
-        </w:rPr>
-        <w:t xml:space="preserve"> </w:t>
-      </w:r>
-      <w:proofErr w:type="spellStart"/>
-      <w:r>
-        <w:rPr>
-          <w:rFonts w:ascii="Arial" w:hAnsi="Arial" w:cs="Arial"/>
-          <w:color w:val="auto"/>
-          <w:szCs w:val="24"/>
-        </w:rPr>
-        <w:t>colaborativa</w:t>
-      </w:r>
-      <w:proofErr w:type="spellEnd"/>
-      <w:r>
-        <w:rPr>
-          <w:rFonts w:ascii="Arial" w:hAnsi="Arial" w:cs="Arial"/>
-          <w:color w:val="auto"/>
-          <w:szCs w:val="24"/>
-        </w:rPr>
-        <w:t xml:space="preserve"> y control de </w:t>
-      </w:r>
-      <w:proofErr w:type="spellStart"/>
-      <w:r>
-        <w:rPr>
-          <w:rFonts w:ascii="Arial" w:hAnsi="Arial" w:cs="Arial"/>
-          <w:color w:val="auto"/>
-          <w:szCs w:val="24"/>
-        </w:rPr>
-        <w:t>versiones</w:t>
+        <w:t>Gestión colaborativa y control de versiones</w:t>
       </w:r>
       <w:bookmarkEnd w:id="8"/>
-      <w:proofErr w:type="spellEnd"/>
     </w:p>
     <w:p>
       <w:pPr>
@@ -6102,6 +4719,7 @@
       <w:tr>
         <w:trPr>
           <w:cnfStyle w:val="100000000000" w:firstRow="1" w:lastRow="0" w:firstColumn="0" w:lastColumn="0" w:oddVBand="0" w:evenVBand="0" w:oddHBand="0" w:evenHBand="0" w:firstRowFirstColumn="0" w:firstRowLastColumn="0" w:lastRowFirstColumn="0" w:lastRowLastColumn="0"/>
+          <w:tblHeader/>
         </w:trPr>
         <w:tc>
           <w:tcPr>
@@ -6121,7 +4739,6 @@
                 <w:szCs w:val="24"/>
               </w:rPr>
             </w:pPr>
-            <w:proofErr w:type="spellStart"/>
             <w:r>
               <w:rPr>
                 <w:rFonts w:ascii="Arial" w:hAnsi="Arial"/>
@@ -6131,7 +4748,6 @@
               </w:rPr>
               <w:t>Commit</w:t>
             </w:r>
-            <w:proofErr w:type="spellEnd"/>
           </w:p>
         </w:tc>
         <w:tc>
@@ -6293,26 +4909,8 @@
             <w:hideMark/>
           </w:tcPr>
           <w:p>
-            <w:pPr>
-              <w:spacing w:after="40"/>
-              <w:jc w:val="both"/>
-              <w:rPr>
-                <w:rFonts w:ascii="Arial" w:hAnsi="Arial"/>
-                <w:bCs w:val="0"/>
-                <w:color w:val="auto"/>
-                <w:sz w:val="24"/>
-                <w:szCs w:val="24"/>
-              </w:rPr>
-            </w:pPr>
-            <w:r>
-              <w:rPr>
-                <w:rFonts w:ascii="Arial" w:hAnsi="Arial"/>
-                <w:bCs w:val="0"/>
-                <w:color w:val="auto"/>
-                <w:sz w:val="24"/>
-                <w:szCs w:val="24"/>
-              </w:rPr>
-              <w:t>57cca6</w:t>
+            <w:r>
+              <w:t>57ccca6</w:t>
             </w:r>
           </w:p>
         </w:tc>
@@ -6372,51 +4970,7 @@
                 <w:sz w:val="24"/>
                 <w:szCs w:val="24"/>
               </w:rPr>
-              <w:t>Implementación de one-</w:t>
-            </w:r>
-            <w:proofErr w:type="spellStart"/>
-            <w:r>
-              <w:rPr>
-                <w:rFonts w:ascii="Arial" w:hAnsi="Arial"/>
-                <w:bCs/>
-                <w:color w:val="auto"/>
-                <w:sz w:val="24"/>
-                <w:szCs w:val="24"/>
-              </w:rPr>
-              <w:t>hot</w:t>
-            </w:r>
-            <w:proofErr w:type="spellEnd"/>
-            <w:r>
-              <w:rPr>
-                <w:rFonts w:ascii="Arial" w:hAnsi="Arial"/>
-                <w:bCs/>
-                <w:color w:val="auto"/>
-                <w:sz w:val="24"/>
-                <w:szCs w:val="24"/>
-              </w:rPr>
-              <w:t xml:space="preserve"> </w:t>
-            </w:r>
-            <w:proofErr w:type="spellStart"/>
-            <w:r>
-              <w:rPr>
-                <w:rFonts w:ascii="Arial" w:hAnsi="Arial"/>
-                <w:bCs/>
-                <w:color w:val="auto"/>
-                <w:sz w:val="24"/>
-                <w:szCs w:val="24"/>
-              </w:rPr>
-              <w:t>encoding</w:t>
-            </w:r>
-            <w:proofErr w:type="spellEnd"/>
-            <w:r>
-              <w:rPr>
-                <w:rFonts w:ascii="Arial" w:hAnsi="Arial"/>
-                <w:bCs/>
-                <w:color w:val="auto"/>
-                <w:sz w:val="24"/>
-                <w:szCs w:val="24"/>
-              </w:rPr>
-              <w:t>, refactorización de métodos bajo principio DRY y mejoras de documentación.</w:t>
+              <w:t>Implementación de one-hot encoding, refactorización de métodos bajo principio DRY y mejoras de documentación.</w:t>
             </w:r>
           </w:p>
         </w:tc>
@@ -6521,26 +5075,8 @@
             <w:hideMark/>
           </w:tcPr>
           <w:p>
-            <w:pPr>
-              <w:spacing w:after="40"/>
-              <w:jc w:val="both"/>
-              <w:rPr>
-                <w:rFonts w:ascii="Arial" w:hAnsi="Arial"/>
-                <w:bCs w:val="0"/>
-                <w:color w:val="auto"/>
-                <w:sz w:val="24"/>
-                <w:szCs w:val="24"/>
-              </w:rPr>
-            </w:pPr>
-            <w:r>
-              <w:rPr>
-                <w:rFonts w:ascii="Arial" w:hAnsi="Arial"/>
-                <w:bCs w:val="0"/>
-                <w:color w:val="auto"/>
-                <w:sz w:val="24"/>
-                <w:szCs w:val="24"/>
-              </w:rPr>
-              <w:t>ecd6aa2</w:t>
+            <w:r>
+              <w:t>ecd66a2</w:t>
             </w:r>
           </w:p>
         </w:tc>
@@ -7152,29 +5688,7 @@
                 <w:sz w:val="24"/>
                 <w:szCs w:val="24"/>
               </w:rPr>
-              <w:t xml:space="preserve">Mejoramiento del informe e incorporación de evidencia de ejecución de </w:t>
-            </w:r>
-            <w:proofErr w:type="spellStart"/>
-            <w:r>
-              <w:rPr>
-                <w:rFonts w:ascii="Arial" w:hAnsi="Arial"/>
-                <w:bCs/>
-                <w:color w:val="auto"/>
-                <w:sz w:val="24"/>
-                <w:szCs w:val="24"/>
-              </w:rPr>
-              <w:t>Jupyter</w:t>
-            </w:r>
-            <w:proofErr w:type="spellEnd"/>
-            <w:r>
-              <w:rPr>
-                <w:rFonts w:ascii="Arial" w:hAnsi="Arial"/>
-                <w:bCs/>
-                <w:color w:val="auto"/>
-                <w:sz w:val="24"/>
-                <w:szCs w:val="24"/>
-              </w:rPr>
-              <w:t xml:space="preserve"> Notebook.</w:t>
+              <w:t>Mejoramiento del informe e incorporación de evidencia de ejecución de Jupyter Notebook.</w:t>
             </w:r>
           </w:p>
         </w:tc>
@@ -7236,29 +5750,7 @@
                 <w:sz w:val="24"/>
                 <w:szCs w:val="24"/>
               </w:rPr>
-              <w:t>Nayadeth Garrido (</w:t>
-            </w:r>
-            <w:proofErr w:type="spellStart"/>
-            <w:r>
-              <w:rPr>
-                <w:rFonts w:ascii="Arial" w:hAnsi="Arial"/>
-                <w:bCs/>
-                <w:color w:val="auto"/>
-                <w:sz w:val="24"/>
-                <w:szCs w:val="24"/>
-              </w:rPr>
-              <w:t>garridonayadeth</w:t>
-            </w:r>
-            <w:proofErr w:type="spellEnd"/>
-            <w:r>
-              <w:rPr>
-                <w:rFonts w:ascii="Arial" w:hAnsi="Arial"/>
-                <w:bCs/>
-                <w:color w:val="auto"/>
-                <w:sz w:val="24"/>
-                <w:szCs w:val="24"/>
-              </w:rPr>
-              <w:t>-byte)</w:t>
+              <w:t>Nayadeth Garrido (garridonayadeth-byte)</w:t>
             </w:r>
           </w:p>
         </w:tc>
@@ -7288,29 +5780,7 @@
                 <w:sz w:val="24"/>
                 <w:szCs w:val="24"/>
               </w:rPr>
-              <w:t xml:space="preserve">Integración mediante Pull </w:t>
-            </w:r>
-            <w:proofErr w:type="spellStart"/>
-            <w:r>
-              <w:rPr>
-                <w:rFonts w:ascii="Arial" w:hAnsi="Arial"/>
-                <w:bCs/>
-                <w:color w:val="auto"/>
-                <w:sz w:val="24"/>
-                <w:szCs w:val="24"/>
-              </w:rPr>
-              <w:t>Request</w:t>
-            </w:r>
-            <w:proofErr w:type="spellEnd"/>
-            <w:r>
-              <w:rPr>
-                <w:rFonts w:ascii="Arial" w:hAnsi="Arial"/>
-                <w:bCs/>
-                <w:color w:val="auto"/>
-                <w:sz w:val="24"/>
-                <w:szCs w:val="24"/>
-              </w:rPr>
-              <w:t xml:space="preserve"> #6 de los cambios desarrollados en la rama informe.</w:t>
+              <w:t>Integración mediante Pull Request #6 de los cambios desarrollados en la rama informe.</w:t>
             </w:r>
           </w:p>
         </w:tc>
@@ -7464,29 +5934,7 @@
                 <w:sz w:val="24"/>
                 <w:szCs w:val="24"/>
               </w:rPr>
-              <w:t>Nayadeth Garrido (</w:t>
-            </w:r>
-            <w:proofErr w:type="spellStart"/>
-            <w:r>
-              <w:rPr>
-                <w:rFonts w:ascii="Arial" w:hAnsi="Arial"/>
-                <w:bCs/>
-                <w:color w:val="auto"/>
-                <w:sz w:val="24"/>
-                <w:szCs w:val="24"/>
-              </w:rPr>
-              <w:t>garridonayadeth</w:t>
-            </w:r>
-            <w:proofErr w:type="spellEnd"/>
-            <w:r>
-              <w:rPr>
-                <w:rFonts w:ascii="Arial" w:hAnsi="Arial"/>
-                <w:bCs/>
-                <w:color w:val="auto"/>
-                <w:sz w:val="24"/>
-                <w:szCs w:val="24"/>
-              </w:rPr>
-              <w:t>-byte)</w:t>
+              <w:t>Nayadeth Garrido (garridonayadeth-byte)</w:t>
             </w:r>
           </w:p>
         </w:tc>
@@ -7516,29 +5964,85 @@
                 <w:sz w:val="24"/>
                 <w:szCs w:val="24"/>
               </w:rPr>
-              <w:t xml:space="preserve">Integración mediante Pull </w:t>
-            </w:r>
-            <w:proofErr w:type="spellStart"/>
-            <w:r>
-              <w:rPr>
-                <w:rFonts w:ascii="Arial" w:hAnsi="Arial"/>
-                <w:bCs/>
-                <w:color w:val="auto"/>
-                <w:sz w:val="24"/>
-                <w:szCs w:val="24"/>
-              </w:rPr>
-              <w:t>Request</w:t>
-            </w:r>
-            <w:proofErr w:type="spellEnd"/>
-            <w:r>
-              <w:rPr>
-                <w:rFonts w:ascii="Arial" w:hAnsi="Arial"/>
-                <w:bCs/>
-                <w:color w:val="auto"/>
-                <w:sz w:val="24"/>
-                <w:szCs w:val="24"/>
-              </w:rPr>
-              <w:t xml:space="preserve"> #7 de nuevas modificaciones realizadas en la rama informe.</w:t>
+              <w:t>Integración mediante Pull Request #7 de nuevas modificaciones realizadas en la rama informe.</w:t>
+            </w:r>
+          </w:p>
+        </w:tc>
+      </w:tr>
+      <w:tr>
+        <w:tc>
+          <w:tcPr>
+            <w:cnfStyle w:val="001000000000" w:firstRow="0" w:lastRow="0" w:firstColumn="1" w:lastColumn="0" w:oddVBand="0" w:evenVBand="0" w:oddHBand="0" w:evenHBand="0" w:firstRowFirstColumn="0" w:firstRowLastColumn="0" w:lastRowFirstColumn="0" w:lastRowLastColumn="0"/>
+            <w:tcW w:w="1177" w:type="dxa"/>
+          </w:tcPr>
+          <w:p>
+            <w:r>
+              <w:t>60b4846</w:t>
+            </w:r>
+          </w:p>
+        </w:tc>
+        <w:tc>
+          <w:tcPr>
+            <w:tcW w:w="2463" w:type="dxa"/>
+          </w:tcPr>
+          <w:p>
+            <w:pPr>
+              <w:cnfStyle w:val="000000000000" w:firstRow="0" w:lastRow="0" w:firstColumn="0" w:lastColumn="0" w:oddVBand="0" w:evenVBand="0" w:oddHBand="0" w:evenHBand="0" w:firstRowFirstColumn="0" w:firstRowLastColumn="0" w:lastRowFirstColumn="0" w:lastRowLastColumn="0"/>
+            </w:pPr>
+            <w:r>
+              <w:t>Víctor Bravo Barrera (vbravo29)</w:t>
+            </w:r>
+          </w:p>
+        </w:tc>
+        <w:tc>
+          <w:tcPr>
+            <w:tcW w:w="6286" w:type="dxa"/>
+          </w:tcPr>
+          <w:p>
+            <w:pPr>
+              <w:cnfStyle w:val="000000000000" w:firstRow="0" w:lastRow="0" w:firstColumn="0" w:lastColumn="0" w:oddVBand="0" w:evenVBand="0" w:oddHBand="0" w:evenHBand="0" w:firstRowFirstColumn="0" w:firstRowLastColumn="0" w:lastRowFirstColumn="0" w:lastRowLastColumn="0"/>
+            </w:pPr>
+            <w:r>
+              <w:t>Actualización del informe con la versión vigente del mapa conceptual.</w:t>
+            </w:r>
+          </w:p>
+        </w:tc>
+      </w:tr>
+      <w:tr>
+        <w:tc>
+          <w:tcPr>
+            <w:cnfStyle w:val="001000000000" w:firstRow="0" w:lastRow="0" w:firstColumn="1" w:lastColumn="0" w:oddVBand="0" w:evenVBand="0" w:oddHBand="0" w:evenHBand="0" w:firstRowFirstColumn="0" w:firstRowLastColumn="0" w:lastRowFirstColumn="0" w:lastRowLastColumn="0"/>
+            <w:tcW w:w="1177" w:type="dxa"/>
+          </w:tcPr>
+          <w:p>
+            <w:r>
+              <w:t>6fc31fe</w:t>
+            </w:r>
+          </w:p>
+        </w:tc>
+        <w:tc>
+          <w:tcPr>
+            <w:tcW w:w="2463" w:type="dxa"/>
+          </w:tcPr>
+          <w:p>
+            <w:pPr>
+              <w:cnfStyle w:val="000000000000" w:firstRow="0" w:lastRow="0" w:firstColumn="0" w:lastColumn="0" w:oddVBand="0" w:evenVBand="0" w:oddHBand="0" w:evenHBand="0" w:firstRowFirstColumn="0" w:firstRowLastColumn="0" w:lastRowFirstColumn="0" w:lastRowLastColumn="0"/>
+            </w:pPr>
+            <w:r>
+              <w:t>Nayadeth Garrido Ibáñez</w:t>
+            </w:r>
+          </w:p>
+        </w:tc>
+        <w:tc>
+          <w:tcPr>
+            <w:tcW w:w="6286" w:type="dxa"/>
+          </w:tcPr>
+          <w:p>
+            <w:pPr>
+              <w:cnfStyle w:val="000000000000" w:firstRow="0" w:lastRow="0" w:firstColumn="0" w:lastColumn="0" w:oddVBand="0" w:evenVBand="0" w:oddHBand="0" w:evenHBand="0" w:firstRowFirstColumn="0" w:firstRowLastColumn="0" w:lastRowFirstColumn="0" w:lastRowLastColumn="0"/>
+            </w:pPr>
+            <w:r>
+              <w:t>Actualización de la evidencia del historial de commits en el informe.</w:t>
             </w:r>
           </w:p>
         </w:tc>
@@ -7577,7 +6081,7 @@
           <w:szCs w:val="24"/>
         </w:rPr>
       </w:pPr>
-      <w:bookmarkStart w:id="9" w:name="_Toc240403231"/>
+      <w:bookmarkStart w:id="9" w:name="_Toc240405098"/>
       <w:r>
         <w:rPr>
           <w:rFonts w:ascii="Arial" w:hAnsi="Arial" w:cs="Arial"/>
@@ -7585,108 +6089,7 @@
           <w:sz w:val="24"/>
           <w:szCs w:val="24"/>
         </w:rPr>
-        <w:lastRenderedPageBreak/>
-        <w:t xml:space="preserve">IV. </w:t>
-      </w:r>
-      <w:proofErr w:type="spellStart"/>
-      <w:r>
-        <w:rPr>
-          <w:rFonts w:ascii="Arial" w:hAnsi="Arial" w:cs="Arial"/>
-          <w:color w:val="auto"/>
-          <w:sz w:val="24"/>
-          <w:szCs w:val="24"/>
-        </w:rPr>
-        <w:t>Diseño</w:t>
-      </w:r>
-      <w:proofErr w:type="spellEnd"/>
-      <w:r>
-        <w:rPr>
-          <w:rFonts w:ascii="Arial" w:hAnsi="Arial" w:cs="Arial"/>
-          <w:color w:val="auto"/>
-          <w:sz w:val="24"/>
-          <w:szCs w:val="24"/>
-        </w:rPr>
-        <w:t xml:space="preserve"> de </w:t>
-      </w:r>
-      <w:proofErr w:type="spellStart"/>
-      <w:r>
-        <w:rPr>
-          <w:rFonts w:ascii="Arial" w:hAnsi="Arial" w:cs="Arial"/>
-          <w:color w:val="auto"/>
-          <w:sz w:val="24"/>
-          <w:szCs w:val="24"/>
-        </w:rPr>
-        <w:t>soluciones</w:t>
-      </w:r>
-      <w:proofErr w:type="spellEnd"/>
-      <w:r>
-        <w:rPr>
-          <w:rFonts w:ascii="Arial" w:hAnsi="Arial" w:cs="Arial"/>
-          <w:color w:val="auto"/>
-          <w:sz w:val="24"/>
-          <w:szCs w:val="24"/>
-        </w:rPr>
-        <w:t xml:space="preserve"> </w:t>
-      </w:r>
-      <w:proofErr w:type="spellStart"/>
-      <w:r>
-        <w:rPr>
-          <w:rFonts w:ascii="Arial" w:hAnsi="Arial" w:cs="Arial"/>
-          <w:color w:val="auto"/>
-          <w:sz w:val="24"/>
-          <w:szCs w:val="24"/>
-        </w:rPr>
-        <w:t>algorítmicas</w:t>
-      </w:r>
-      <w:proofErr w:type="spellEnd"/>
-      <w:r>
-        <w:rPr>
-          <w:rFonts w:ascii="Arial" w:hAnsi="Arial" w:cs="Arial"/>
-          <w:color w:val="auto"/>
-          <w:sz w:val="24"/>
-          <w:szCs w:val="24"/>
-        </w:rPr>
-        <w:t xml:space="preserve">, </w:t>
-      </w:r>
-      <w:proofErr w:type="spellStart"/>
-      <w:r>
-        <w:rPr>
-          <w:rFonts w:ascii="Arial" w:hAnsi="Arial" w:cs="Arial"/>
-          <w:color w:val="auto"/>
-          <w:sz w:val="24"/>
-          <w:szCs w:val="24"/>
-        </w:rPr>
-        <w:t>preprocesamiento</w:t>
-      </w:r>
-      <w:proofErr w:type="spellEnd"/>
-      <w:r>
-        <w:rPr>
-          <w:rFonts w:ascii="Arial" w:hAnsi="Arial" w:cs="Arial"/>
-          <w:color w:val="auto"/>
-          <w:sz w:val="24"/>
-          <w:szCs w:val="24"/>
-        </w:rPr>
-        <w:t xml:space="preserve"> y </w:t>
-      </w:r>
-      <w:proofErr w:type="spellStart"/>
-      <w:r>
-        <w:rPr>
-          <w:rFonts w:ascii="Arial" w:hAnsi="Arial" w:cs="Arial"/>
-          <w:color w:val="auto"/>
-          <w:sz w:val="24"/>
-          <w:szCs w:val="24"/>
-        </w:rPr>
-        <w:t>validación</w:t>
-      </w:r>
-      <w:proofErr w:type="spellEnd"/>
-      <w:r>
-        <w:rPr>
-          <w:rFonts w:ascii="Arial" w:hAnsi="Arial" w:cs="Arial"/>
-          <w:color w:val="auto"/>
-          <w:sz w:val="24"/>
-          <w:szCs w:val="24"/>
-        </w:rPr>
-        <w:t xml:space="preserve"> (F2)</w:t>
+        <w:t>IV. Diseño de soluciones algorítmicas, preprocesamiento y validación (F2)</w:t>
       </w:r>
       <w:bookmarkEnd w:id="9"/>
     </w:p>
@@ -7735,7 +6138,7 @@
           <w:lang w:val="es-CL"/>
         </w:rPr>
       </w:pPr>
-      <w:bookmarkStart w:id="10" w:name="_Toc240403232"/>
+      <w:bookmarkStart w:id="10" w:name="_Toc240405099"/>
       <w:r>
         <w:rPr>
           <w:rFonts w:ascii="Arial" w:hAnsi="Arial" w:cs="Arial"/>
@@ -7781,7 +6184,6 @@
           <w:lang w:val="es-CL"/>
         </w:rPr>
       </w:pPr>
-      <w:proofErr w:type="spellStart"/>
       <w:r>
         <w:rPr>
           <w:rFonts w:ascii="Arial" w:hAnsi="Arial" w:cs="Arial"/>
@@ -7789,37 +6191,7 @@
           <w:szCs w:val="24"/>
           <w:lang w:val="es-CL"/>
         </w:rPr>
-        <w:t>resumen_exploracion</w:t>
-      </w:r>
-      <w:proofErr w:type="spellEnd"/>
-      <w:r>
-        <w:rPr>
-          <w:rFonts w:ascii="Arial" w:hAnsi="Arial" w:cs="Arial"/>
-          <w:sz w:val="24"/>
-          <w:szCs w:val="24"/>
-          <w:lang w:val="es-CL"/>
-        </w:rPr>
-        <w:t>(</w:t>
-      </w:r>
-      <w:proofErr w:type="spellStart"/>
-      <w:r>
-        <w:rPr>
-          <w:rFonts w:ascii="Arial" w:hAnsi="Arial" w:cs="Arial"/>
-          <w:sz w:val="24"/>
-          <w:szCs w:val="24"/>
-          <w:lang w:val="es-CL"/>
-        </w:rPr>
-        <w:t>df</w:t>
-      </w:r>
-      <w:proofErr w:type="spellEnd"/>
-      <w:r>
-        <w:rPr>
-          <w:rFonts w:ascii="Arial" w:hAnsi="Arial" w:cs="Arial"/>
-          <w:sz w:val="24"/>
-          <w:szCs w:val="24"/>
-          <w:lang w:val="es-CL"/>
-        </w:rPr>
-        <w:t>): Computa el inventario de filas, columnas, variables sin nulos, columnas con nulos parciales, columnas 100% vacías y campos constantes.</w:t>
+        <w:t>resumen_exploracion(df): Computa el inventario de filas, columnas, variables sin nulos, columnas con nulos parciales, columnas 100% vacías y campos constantes.</w:t>
       </w:r>
     </w:p>
     <w:p>
@@ -7841,87 +6213,7 @@
           <w:szCs w:val="24"/>
           <w:lang w:val="es-CL"/>
         </w:rPr>
-        <w:t>limpiar_datos_f2(</w:t>
-      </w:r>
-      <w:proofErr w:type="spellStart"/>
-      <w:r>
-        <w:rPr>
-          <w:rFonts w:ascii="Arial" w:hAnsi="Arial" w:cs="Arial"/>
-          <w:sz w:val="24"/>
-          <w:szCs w:val="24"/>
-          <w:lang w:val="es-CL"/>
-        </w:rPr>
-        <w:t>df</w:t>
-      </w:r>
-      <w:proofErr w:type="spellEnd"/>
-      <w:r>
-        <w:rPr>
-          <w:rFonts w:ascii="Arial" w:hAnsi="Arial" w:cs="Arial"/>
-          <w:sz w:val="24"/>
-          <w:szCs w:val="24"/>
-          <w:lang w:val="es-CL"/>
-        </w:rPr>
-        <w:t xml:space="preserve">, </w:t>
-      </w:r>
-      <w:proofErr w:type="spellStart"/>
-      <w:r>
-        <w:rPr>
-          <w:rFonts w:ascii="Arial" w:hAnsi="Arial" w:cs="Arial"/>
-          <w:sz w:val="24"/>
-          <w:szCs w:val="24"/>
-          <w:lang w:val="es-CL"/>
-        </w:rPr>
-        <w:t>excluir_vacias</w:t>
-      </w:r>
-      <w:proofErr w:type="spellEnd"/>
-      <w:r>
-        <w:rPr>
-          <w:rFonts w:ascii="Arial" w:hAnsi="Arial" w:cs="Arial"/>
-          <w:sz w:val="24"/>
-          <w:szCs w:val="24"/>
-          <w:lang w:val="es-CL"/>
-        </w:rPr>
-        <w:t xml:space="preserve">=True, </w:t>
-      </w:r>
-      <w:proofErr w:type="spellStart"/>
-      <w:r>
-        <w:rPr>
-          <w:rFonts w:ascii="Arial" w:hAnsi="Arial" w:cs="Arial"/>
-          <w:sz w:val="24"/>
-          <w:szCs w:val="24"/>
-          <w:lang w:val="es-CL"/>
-        </w:rPr>
-        <w:t>normalizar_texto</w:t>
-      </w:r>
-      <w:proofErr w:type="spellEnd"/>
-      <w:r>
-        <w:rPr>
-          <w:rFonts w:ascii="Arial" w:hAnsi="Arial" w:cs="Arial"/>
-          <w:sz w:val="24"/>
-          <w:szCs w:val="24"/>
-          <w:lang w:val="es-CL"/>
-        </w:rPr>
-        <w:t xml:space="preserve">=True): Ejecuta las transformaciones de limpieza sobre una copia profunda del </w:t>
-      </w:r>
-      <w:proofErr w:type="spellStart"/>
-      <w:r>
-        <w:rPr>
-          <w:rFonts w:ascii="Arial" w:hAnsi="Arial" w:cs="Arial"/>
-          <w:sz w:val="24"/>
-          <w:szCs w:val="24"/>
-          <w:lang w:val="es-CL"/>
-        </w:rPr>
-        <w:t>DataFrame</w:t>
-      </w:r>
-      <w:proofErr w:type="spellEnd"/>
-      <w:r>
-        <w:rPr>
-          <w:rFonts w:ascii="Arial" w:hAnsi="Arial" w:cs="Arial"/>
-          <w:sz w:val="24"/>
-          <w:szCs w:val="24"/>
-          <w:lang w:val="es-CL"/>
-        </w:rPr>
-        <w:t>, asegurando la inmutabilidad de la entrada.</w:t>
+        <w:t>limpiar_datos_f2(df, excluir_vacias=True, normalizar_texto=True): Ejecuta las transformaciones de limpieza sobre una copia profunda del DataFrame, asegurando la inmutabilidad de la entrada.</w:t>
       </w:r>
     </w:p>
     <w:p>
@@ -7936,45 +6228,8 @@
           <w:lang w:val="es-CL"/>
         </w:rPr>
       </w:pPr>
-      <w:proofErr w:type="spellStart"/>
-      <w:r>
-        <w:rPr>
-          <w:rFonts w:ascii="Arial" w:hAnsi="Arial" w:cs="Arial"/>
-          <w:sz w:val="24"/>
-          <w:szCs w:val="24"/>
-          <w:lang w:val="es-CL"/>
-        </w:rPr>
-        <w:t>validar_dataset_procesado</w:t>
-      </w:r>
-      <w:proofErr w:type="spellEnd"/>
-      <w:r>
-        <w:rPr>
-          <w:rFonts w:ascii="Arial" w:hAnsi="Arial" w:cs="Arial"/>
-          <w:sz w:val="24"/>
-          <w:szCs w:val="24"/>
-          <w:lang w:val="es-CL"/>
-        </w:rPr>
-        <w:t>(</w:t>
-      </w:r>
-      <w:proofErr w:type="spellStart"/>
-      <w:r>
-        <w:rPr>
-          <w:rFonts w:ascii="Arial" w:hAnsi="Arial" w:cs="Arial"/>
-          <w:sz w:val="24"/>
-          <w:szCs w:val="24"/>
-          <w:lang w:val="es-CL"/>
-        </w:rPr>
-        <w:t>df</w:t>
-      </w:r>
-      <w:proofErr w:type="spellEnd"/>
-      <w:r>
-        <w:rPr>
-          <w:rFonts w:ascii="Arial" w:hAnsi="Arial" w:cs="Arial"/>
-          <w:sz w:val="24"/>
-          <w:szCs w:val="24"/>
-          <w:lang w:val="es-CL"/>
-        </w:rPr>
-        <w:t>): Ejecuta un conjunto de 6 aserciones lógicas que comprueban la ausencia de columnas vacías, completitud de variables clave, ausencia de fechas de 1900 e integridad de filas.</w:t>
+      <w:r>
+        <w:t>validar_dataset_procesado(df, filas_esperadas): Ejecuta seis grupos de comprobaciones sobre columnas vacías, cantidad de filas, variables obligatorias, resultados válidos, fechas anómalas y columnas derivadas.</w:t>
       </w:r>
     </w:p>
     <w:p>
@@ -7989,7 +6244,6 @@
           <w:lang w:val="es-CL"/>
         </w:rPr>
       </w:pPr>
-      <w:proofErr w:type="spellStart"/>
       <w:r>
         <w:rPr>
           <w:rFonts w:ascii="Arial" w:hAnsi="Arial" w:cs="Arial"/>
@@ -7997,77 +6251,15 @@
           <w:szCs w:val="24"/>
           <w:lang w:val="es-CL"/>
         </w:rPr>
-        <w:t>exportar_datos_procesados</w:t>
-      </w:r>
-      <w:proofErr w:type="spellEnd"/>
-      <w:r>
-        <w:rPr>
-          <w:rFonts w:ascii="Arial" w:hAnsi="Arial" w:cs="Arial"/>
-          <w:sz w:val="24"/>
-          <w:szCs w:val="24"/>
-          <w:lang w:val="es-CL"/>
-        </w:rPr>
-        <w:t>(</w:t>
-      </w:r>
-      <w:proofErr w:type="spellStart"/>
-      <w:r>
-        <w:rPr>
-          <w:rFonts w:ascii="Arial" w:hAnsi="Arial" w:cs="Arial"/>
-          <w:sz w:val="24"/>
-          <w:szCs w:val="24"/>
-          <w:lang w:val="es-CL"/>
-        </w:rPr>
-        <w:t>df</w:t>
-      </w:r>
-      <w:proofErr w:type="spellEnd"/>
-      <w:r>
-        <w:rPr>
-          <w:rFonts w:ascii="Arial" w:hAnsi="Arial" w:cs="Arial"/>
-          <w:sz w:val="24"/>
-          <w:szCs w:val="24"/>
-          <w:lang w:val="es-CL"/>
-        </w:rPr>
-        <w:t xml:space="preserve">, </w:t>
-      </w:r>
-      <w:proofErr w:type="spellStart"/>
-      <w:r>
-        <w:rPr>
-          <w:rFonts w:ascii="Arial" w:hAnsi="Arial" w:cs="Arial"/>
-          <w:sz w:val="24"/>
-          <w:szCs w:val="24"/>
-          <w:lang w:val="es-CL"/>
-        </w:rPr>
-        <w:t>ruta_salida</w:t>
-      </w:r>
-      <w:proofErr w:type="spellEnd"/>
-      <w:r>
-        <w:rPr>
-          <w:rFonts w:ascii="Arial" w:hAnsi="Arial" w:cs="Arial"/>
-          <w:sz w:val="24"/>
-          <w:szCs w:val="24"/>
-          <w:lang w:val="es-CL"/>
-        </w:rPr>
-        <w:t xml:space="preserve">): Serializa el </w:t>
-      </w:r>
-      <w:proofErr w:type="spellStart"/>
-      <w:r>
-        <w:rPr>
-          <w:rFonts w:ascii="Arial" w:hAnsi="Arial" w:cs="Arial"/>
-          <w:sz w:val="24"/>
-          <w:szCs w:val="24"/>
-          <w:lang w:val="es-CL"/>
-        </w:rPr>
-        <w:t>dataset</w:t>
-      </w:r>
-      <w:proofErr w:type="spellEnd"/>
-      <w:r>
-        <w:rPr>
-          <w:rFonts w:ascii="Arial" w:hAnsi="Arial" w:cs="Arial"/>
-          <w:sz w:val="24"/>
-          <w:szCs w:val="24"/>
-          <w:lang w:val="es-CL"/>
-        </w:rPr>
-        <w:t xml:space="preserve"> limpio a CSV e informa su peso en MB y su huella criptográfica SHA-256.</w:t>
+        <w:t>exportar_datos_procesados(df, ruta_salida): Serializa el dataset limpio a CSV e informa su peso en MB y su huella criptográfica SHA-256.</w:t>
+      </w:r>
+    </w:p>
+    <w:p>
+      <w:pPr>
+        <w:pStyle w:val="Listaconvietas1"/>
+      </w:pPr>
+      <w:r>
+        <w:t>codificar_nominales(df, columnas) y validar_codificacion(original, codificado, columnas): Generan indicadores binarios para las variables nominales y comprueban la correspondencia entre categorías, filas y columnas resultantes.</w:t>
       </w:r>
     </w:p>
     <w:p>
@@ -8094,7 +6286,7 @@
           <w:lang w:val="es-CL"/>
         </w:rPr>
       </w:pPr>
-      <w:bookmarkStart w:id="11" w:name="_Toc240403233"/>
+      <w:bookmarkStart w:id="11" w:name="_Toc240405100"/>
       <w:r>
         <w:rPr>
           <w:rFonts w:ascii="Arial" w:hAnsi="Arial" w:cs="Arial"/>
@@ -8336,57 +6528,15 @@
                 <w:szCs w:val="24"/>
               </w:rPr>
             </w:pPr>
-            <w:proofErr w:type="spellStart"/>
-            <w:r>
-              <w:rPr>
-                <w:rFonts w:ascii="Arial" w:hAnsi="Arial"/>
-                <w:color w:val="auto"/>
-                <w:sz w:val="24"/>
-                <w:szCs w:val="24"/>
-              </w:rPr>
-              <w:t>LicitacionBaseTipo</w:t>
-            </w:r>
-            <w:proofErr w:type="spellEnd"/>
-            <w:r>
-              <w:rPr>
-                <w:rFonts w:ascii="Arial" w:hAnsi="Arial"/>
-                <w:color w:val="auto"/>
-                <w:sz w:val="24"/>
-                <w:szCs w:val="24"/>
-              </w:rPr>
-              <w:t xml:space="preserve">, </w:t>
-            </w:r>
-            <w:proofErr w:type="spellStart"/>
-            <w:r>
-              <w:rPr>
-                <w:rFonts w:ascii="Arial" w:hAnsi="Arial"/>
-                <w:color w:val="auto"/>
-                <w:sz w:val="24"/>
-                <w:szCs w:val="24"/>
-              </w:rPr>
-              <w:t>ContratoRenovable</w:t>
-            </w:r>
-            <w:proofErr w:type="spellEnd"/>
-            <w:r>
-              <w:rPr>
-                <w:rFonts w:ascii="Arial" w:hAnsi="Arial"/>
-                <w:color w:val="auto"/>
-                <w:sz w:val="24"/>
-                <w:szCs w:val="24"/>
-              </w:rPr>
-              <w:t xml:space="preserve">, </w:t>
-            </w:r>
-            <w:proofErr w:type="spellStart"/>
-            <w:r>
-              <w:rPr>
-                <w:rFonts w:ascii="Arial" w:hAnsi="Arial"/>
-                <w:color w:val="auto"/>
-                <w:sz w:val="24"/>
-                <w:szCs w:val="24"/>
-              </w:rPr>
-              <w:t>UnidadTiempoRenovacion</w:t>
-            </w:r>
-            <w:proofErr w:type="spellEnd"/>
+            <w:r>
+              <w:rPr>
+                <w:rFonts w:ascii="Arial" w:hAnsi="Arial"/>
+                <w:color w:val="auto"/>
+                <w:sz w:val="24"/>
+                <w:szCs w:val="24"/>
+              </w:rPr>
+              <w:t>LicitacionBaseTipo, ContratoRenovable, UnidadTiempoRenovacion</w:t>
+            </w:r>
           </w:p>
         </w:tc>
         <w:tc>
@@ -8520,7 +6670,6 @@
                 <w:szCs w:val="24"/>
               </w:rPr>
             </w:pPr>
-            <w:proofErr w:type="spellStart"/>
             <w:r>
               <w:rPr>
                 <w:rFonts w:ascii="Arial" w:hAnsi="Arial"/>
@@ -8530,7 +6679,6 @@
               </w:rPr>
               <w:t>FechaEstimadaEvaluacionOfertas</w:t>
             </w:r>
-            <w:proofErr w:type="spellEnd"/>
           </w:p>
         </w:tc>
         <w:tc>
@@ -8614,24 +6762,8 @@
             <w:vAlign w:val="center"/>
           </w:tcPr>
           <w:p>
-            <w:pPr>
-              <w:spacing w:after="40"/>
-              <w:jc w:val="both"/>
-              <w:rPr>
-                <w:rFonts w:ascii="Arial" w:hAnsi="Arial"/>
-                <w:color w:val="auto"/>
-                <w:sz w:val="24"/>
-                <w:szCs w:val="24"/>
-              </w:rPr>
-            </w:pPr>
-            <w:r>
-              <w:rPr>
-                <w:rFonts w:ascii="Arial" w:hAnsi="Arial"/>
-                <w:color w:val="auto"/>
-                <w:sz w:val="24"/>
-                <w:szCs w:val="24"/>
-              </w:rPr>
-              <w:t>Son fechas anómalas por defecto del sistema origen (año 1900); utilizarlas distorsionaría el cómputo de plazos.</w:t>
+            <w:r>
+              <w:t>Las fechas del año 1900 no son coherentes con el período del reporte; conservarlas distorsionaría el cálculo de plazos.</w:t>
             </w:r>
           </w:p>
         </w:tc>
@@ -8664,58 +6796,15 @@
                 <w:szCs w:val="24"/>
               </w:rPr>
             </w:pPr>
-            <w:proofErr w:type="spellStart"/>
-            <w:r>
-              <w:rPr>
-                <w:rFonts w:ascii="Arial" w:hAnsi="Arial"/>
-                <w:color w:val="auto"/>
-                <w:sz w:val="24"/>
-                <w:szCs w:val="24"/>
-              </w:rPr>
-              <w:lastRenderedPageBreak/>
-              <w:t>FechaPublicacion</w:t>
-            </w:r>
-            <w:proofErr w:type="spellEnd"/>
-            <w:r>
-              <w:rPr>
-                <w:rFonts w:ascii="Arial" w:hAnsi="Arial"/>
-                <w:color w:val="auto"/>
-                <w:sz w:val="24"/>
-                <w:szCs w:val="24"/>
-              </w:rPr>
-              <w:t xml:space="preserve">, </w:t>
-            </w:r>
-            <w:proofErr w:type="spellStart"/>
-            <w:r>
-              <w:rPr>
-                <w:rFonts w:ascii="Arial" w:hAnsi="Arial"/>
-                <w:color w:val="auto"/>
-                <w:sz w:val="24"/>
-                <w:szCs w:val="24"/>
-              </w:rPr>
-              <w:t>FechaCierre</w:t>
-            </w:r>
-            <w:proofErr w:type="spellEnd"/>
-            <w:r>
-              <w:rPr>
-                <w:rFonts w:ascii="Arial" w:hAnsi="Arial"/>
-                <w:color w:val="auto"/>
-                <w:sz w:val="24"/>
-                <w:szCs w:val="24"/>
-              </w:rPr>
-              <w:t xml:space="preserve">, </w:t>
-            </w:r>
-            <w:proofErr w:type="spellStart"/>
-            <w:r>
-              <w:rPr>
-                <w:rFonts w:ascii="Arial" w:hAnsi="Arial"/>
-                <w:color w:val="auto"/>
-                <w:sz w:val="24"/>
-                <w:szCs w:val="24"/>
-              </w:rPr>
-              <w:t>FechaAdjudicacion</w:t>
-            </w:r>
-            <w:proofErr w:type="spellEnd"/>
+            <w:r>
+              <w:rPr>
+                <w:rFonts w:ascii="Arial" w:hAnsi="Arial"/>
+                <w:color w:val="auto"/>
+                <w:sz w:val="24"/>
+                <w:szCs w:val="24"/>
+              </w:rPr>
+              <w:t>FechaPublicacion, FechaCierre, FechaAdjudicacion</w:t>
+            </w:r>
           </w:p>
         </w:tc>
         <w:tc>
@@ -8748,27 +6837,7 @@
                 <w:sz w:val="24"/>
                 <w:szCs w:val="24"/>
               </w:rPr>
-              <w:t>Almacenadas como cadenas de texto (</w:t>
-            </w:r>
-            <w:proofErr w:type="spellStart"/>
-            <w:r>
-              <w:rPr>
-                <w:rFonts w:ascii="Arial" w:hAnsi="Arial"/>
-                <w:color w:val="auto"/>
-                <w:sz w:val="24"/>
-                <w:szCs w:val="24"/>
-              </w:rPr>
-              <w:t>str</w:t>
-            </w:r>
-            <w:proofErr w:type="spellEnd"/>
-            <w:r>
-              <w:rPr>
-                <w:rFonts w:ascii="Arial" w:hAnsi="Arial"/>
-                <w:color w:val="auto"/>
-                <w:sz w:val="24"/>
-                <w:szCs w:val="24"/>
-              </w:rPr>
-              <w:t>).</w:t>
+              <w:t>Almacenadas como cadenas de texto (str).</w:t>
             </w:r>
           </w:p>
         </w:tc>
@@ -8802,47 +6871,7 @@
                 <w:sz w:val="24"/>
                 <w:szCs w:val="24"/>
               </w:rPr>
-              <w:t>Casting a datetime64[</w:t>
-            </w:r>
-            <w:proofErr w:type="spellStart"/>
-            <w:r>
-              <w:rPr>
-                <w:rFonts w:ascii="Arial" w:hAnsi="Arial"/>
-                <w:color w:val="auto"/>
-                <w:sz w:val="24"/>
-                <w:szCs w:val="24"/>
-              </w:rPr>
-              <w:t>ns</w:t>
-            </w:r>
-            <w:proofErr w:type="spellEnd"/>
-            <w:r>
-              <w:rPr>
-                <w:rFonts w:ascii="Arial" w:hAnsi="Arial"/>
-                <w:color w:val="auto"/>
-                <w:sz w:val="24"/>
-                <w:szCs w:val="24"/>
-              </w:rPr>
-              <w:t xml:space="preserve">] mediante </w:t>
-            </w:r>
-            <w:proofErr w:type="spellStart"/>
-            <w:r>
-              <w:rPr>
-                <w:rFonts w:ascii="Arial" w:hAnsi="Arial"/>
-                <w:color w:val="auto"/>
-                <w:sz w:val="24"/>
-                <w:szCs w:val="24"/>
-              </w:rPr>
-              <w:t>pd.to_datetime</w:t>
-            </w:r>
-            <w:proofErr w:type="spellEnd"/>
-            <w:r>
-              <w:rPr>
-                <w:rFonts w:ascii="Arial" w:hAnsi="Arial"/>
-                <w:color w:val="auto"/>
-                <w:sz w:val="24"/>
-                <w:szCs w:val="24"/>
-              </w:rPr>
-              <w:t>.</w:t>
+              <w:t>Casting a datetime64[ns] mediante pd.to_datetime.</w:t>
             </w:r>
           </w:p>
         </w:tc>
@@ -8909,7 +6938,6 @@
                 <w:szCs w:val="24"/>
               </w:rPr>
             </w:pPr>
-            <w:proofErr w:type="spellStart"/>
             <w:r>
               <w:rPr>
                 <w:rFonts w:ascii="Arial" w:hAnsi="Arial"/>
@@ -8919,7 +6947,6 @@
               </w:rPr>
               <w:t>TamanoProveedor</w:t>
             </w:r>
-            <w:proofErr w:type="spellEnd"/>
           </w:p>
         </w:tc>
         <w:tc>
@@ -8952,27 +6979,7 @@
                 <w:sz w:val="24"/>
                 <w:szCs w:val="24"/>
               </w:rPr>
-              <w:t xml:space="preserve">3.410 ofertas registran la etiqueta </w:t>
-            </w:r>
-            <w:proofErr w:type="spellStart"/>
-            <w:r>
-              <w:rPr>
-                <w:rFonts w:ascii="Arial" w:hAnsi="Arial"/>
-                <w:color w:val="auto"/>
-                <w:sz w:val="24"/>
-                <w:szCs w:val="24"/>
-              </w:rPr>
-              <w:t>NoClasificado</w:t>
-            </w:r>
-            <w:proofErr w:type="spellEnd"/>
-            <w:r>
-              <w:rPr>
-                <w:rFonts w:ascii="Arial" w:hAnsi="Arial"/>
-                <w:color w:val="auto"/>
-                <w:sz w:val="24"/>
-                <w:szCs w:val="24"/>
-              </w:rPr>
-              <w:t>.</w:t>
+              <w:t>3.410 ofertas registran la etiqueta NoClasificado.</w:t>
             </w:r>
           </w:p>
         </w:tc>
@@ -9073,37 +7080,15 @@
                 <w:szCs w:val="24"/>
               </w:rPr>
             </w:pPr>
-            <w:proofErr w:type="spellStart"/>
-            <w:r>
-              <w:rPr>
-                <w:rFonts w:ascii="Arial" w:hAnsi="Arial"/>
-                <w:color w:val="auto"/>
-                <w:sz w:val="24"/>
-                <w:szCs w:val="24"/>
-              </w:rPr>
-              <w:t>ResultadoOferta</w:t>
-            </w:r>
-            <w:proofErr w:type="spellEnd"/>
-            <w:r>
-              <w:rPr>
-                <w:rFonts w:ascii="Arial" w:hAnsi="Arial"/>
-                <w:color w:val="auto"/>
-                <w:sz w:val="24"/>
-                <w:szCs w:val="24"/>
-              </w:rPr>
-              <w:t xml:space="preserve"> vs. </w:t>
-            </w:r>
-            <w:proofErr w:type="spellStart"/>
-            <w:r>
-              <w:rPr>
-                <w:rFonts w:ascii="Arial" w:hAnsi="Arial"/>
-                <w:color w:val="auto"/>
-                <w:sz w:val="24"/>
-                <w:szCs w:val="24"/>
-              </w:rPr>
-              <w:t>EstadoLicitacion</w:t>
-            </w:r>
-            <w:proofErr w:type="spellEnd"/>
+            <w:r>
+              <w:rPr>
+                <w:rFonts w:ascii="Arial" w:hAnsi="Arial"/>
+                <w:color w:val="auto"/>
+                <w:sz w:val="24"/>
+                <w:szCs w:val="24"/>
+              </w:rPr>
+              <w:t>ResultadoOferta vs. EstadoLicitacion</w:t>
+            </w:r>
           </w:p>
         </w:tc>
         <w:tc>
@@ -9170,67 +7155,7 @@
                 <w:sz w:val="24"/>
                 <w:szCs w:val="24"/>
               </w:rPr>
-              <w:t xml:space="preserve">Creación de </w:t>
-            </w:r>
-            <w:proofErr w:type="spellStart"/>
-            <w:r>
-              <w:rPr>
-                <w:rFonts w:ascii="Arial" w:hAnsi="Arial"/>
-                <w:color w:val="auto"/>
-                <w:sz w:val="24"/>
-                <w:szCs w:val="24"/>
-              </w:rPr>
-              <w:t>flags</w:t>
-            </w:r>
-            <w:proofErr w:type="spellEnd"/>
-            <w:r>
-              <w:rPr>
-                <w:rFonts w:ascii="Arial" w:hAnsi="Arial"/>
-                <w:color w:val="auto"/>
-                <w:sz w:val="24"/>
-                <w:szCs w:val="24"/>
-              </w:rPr>
-              <w:t xml:space="preserve"> </w:t>
-            </w:r>
-            <w:proofErr w:type="spellStart"/>
-            <w:r>
-              <w:rPr>
-                <w:rFonts w:ascii="Arial" w:hAnsi="Arial"/>
-                <w:color w:val="auto"/>
-                <w:sz w:val="24"/>
-                <w:szCs w:val="24"/>
-              </w:rPr>
-              <w:t>licitacion_adjudicada</w:t>
-            </w:r>
-            <w:proofErr w:type="spellEnd"/>
-            <w:r>
-              <w:rPr>
-                <w:rFonts w:ascii="Arial" w:hAnsi="Arial"/>
-                <w:color w:val="auto"/>
-                <w:sz w:val="24"/>
-                <w:szCs w:val="24"/>
-              </w:rPr>
-              <w:t xml:space="preserve"> y </w:t>
-            </w:r>
-            <w:proofErr w:type="spellStart"/>
-            <w:r>
-              <w:rPr>
-                <w:rFonts w:ascii="Arial" w:hAnsi="Arial"/>
-                <w:color w:val="auto"/>
-                <w:sz w:val="24"/>
-                <w:szCs w:val="24"/>
-              </w:rPr>
-              <w:t>oferta_ganadora</w:t>
-            </w:r>
-            <w:proofErr w:type="spellEnd"/>
-            <w:r>
-              <w:rPr>
-                <w:rFonts w:ascii="Arial" w:hAnsi="Arial"/>
-                <w:color w:val="auto"/>
-                <w:sz w:val="24"/>
-                <w:szCs w:val="24"/>
-              </w:rPr>
-              <w:t>.</w:t>
+              <w:t>Creación de flags licitacion_adjudicada y oferta_ganadora.</w:t>
             </w:r>
           </w:p>
         </w:tc>
@@ -9247,24 +7172,8 @@
             <w:vAlign w:val="center"/>
           </w:tcPr>
           <w:p>
-            <w:pPr>
-              <w:spacing w:after="40"/>
-              <w:jc w:val="both"/>
-              <w:rPr>
-                <w:rFonts w:ascii="Arial" w:hAnsi="Arial"/>
-                <w:color w:val="auto"/>
-                <w:sz w:val="24"/>
-                <w:szCs w:val="24"/>
-              </w:rPr>
-            </w:pPr>
-            <w:r>
-              <w:rPr>
-                <w:rFonts w:ascii="Arial" w:hAnsi="Arial"/>
-                <w:color w:val="auto"/>
-                <w:sz w:val="24"/>
-                <w:szCs w:val="24"/>
-              </w:rPr>
-              <w:t>Permite aislar procesos adjudicados y calcular tasas de éxito reales sin sesgos.</w:t>
+            <w:r>
+              <w:t>Permite calcular proporciones de ofertas ganadoras únicamente dentro de procesos adjudicados.</w:t>
             </w:r>
           </w:p>
         </w:tc>
@@ -9297,7 +7206,6 @@
                 <w:szCs w:val="24"/>
               </w:rPr>
             </w:pPr>
-            <w:proofErr w:type="spellStart"/>
             <w:r>
               <w:rPr>
                 <w:rFonts w:ascii="Arial" w:hAnsi="Arial"/>
@@ -9307,7 +7215,6 @@
               </w:rPr>
               <w:t>plazo_cierre_dias</w:t>
             </w:r>
-            <w:proofErr w:type="spellEnd"/>
           </w:p>
         </w:tc>
         <w:tc>
@@ -9374,47 +7281,7 @@
                 <w:sz w:val="24"/>
                 <w:szCs w:val="24"/>
               </w:rPr>
-              <w:t>Cálculo de (</w:t>
-            </w:r>
-            <w:proofErr w:type="spellStart"/>
-            <w:r>
-              <w:rPr>
-                <w:rFonts w:ascii="Arial" w:hAnsi="Arial"/>
-                <w:color w:val="auto"/>
-                <w:sz w:val="24"/>
-                <w:szCs w:val="24"/>
-              </w:rPr>
-              <w:t>FechaCierre</w:t>
-            </w:r>
-            <w:proofErr w:type="spellEnd"/>
-            <w:r>
-              <w:rPr>
-                <w:rFonts w:ascii="Arial" w:hAnsi="Arial"/>
-                <w:color w:val="auto"/>
-                <w:sz w:val="24"/>
-                <w:szCs w:val="24"/>
-              </w:rPr>
-              <w:t xml:space="preserve"> - </w:t>
-            </w:r>
-            <w:proofErr w:type="spellStart"/>
-            <w:r>
-              <w:rPr>
-                <w:rFonts w:ascii="Arial" w:hAnsi="Arial"/>
-                <w:color w:val="auto"/>
-                <w:sz w:val="24"/>
-                <w:szCs w:val="24"/>
-              </w:rPr>
-              <w:t>FechaPublicacion</w:t>
-            </w:r>
-            <w:proofErr w:type="spellEnd"/>
-            <w:r>
-              <w:rPr>
-                <w:rFonts w:ascii="Arial" w:hAnsi="Arial"/>
-                <w:color w:val="auto"/>
-                <w:sz w:val="24"/>
-                <w:szCs w:val="24"/>
-              </w:rPr>
-              <w:t>) en días.</w:t>
+              <w:t>Cálculo de (FechaCierre - FechaPublicacion) en días.</w:t>
             </w:r>
           </w:p>
         </w:tc>
@@ -9431,30 +7298,67 @@
             <w:vAlign w:val="center"/>
           </w:tcPr>
           <w:p>
-            <w:pPr>
-              <w:spacing w:after="40"/>
-              <w:jc w:val="both"/>
-              <w:rPr>
-                <w:rFonts w:ascii="Arial" w:hAnsi="Arial"/>
-                <w:color w:val="auto"/>
-                <w:sz w:val="24"/>
-                <w:szCs w:val="24"/>
-              </w:rPr>
-            </w:pPr>
-            <w:r>
-              <w:rPr>
-                <w:rFonts w:ascii="Arial" w:hAnsi="Arial"/>
-                <w:color w:val="auto"/>
-                <w:sz w:val="24"/>
-                <w:szCs w:val="24"/>
-              </w:rPr>
-              <w:t>Métrica cuantitativa clave para caracterizar la urgencia o envergadura de las compras.</w:t>
+            <w:r>
+              <w:t>Permite describir el tiempo registrado entre la publicación y el cierre de recepción de ofertas.</w:t>
+            </w:r>
+          </w:p>
+        </w:tc>
+      </w:tr>
+      <w:tr>
+        <w:trPr>
+          <w:jc w:val="center"/>
+        </w:trPr>
+        <w:tc>
+          <w:tcPr>
+            <w:tcW w:w="2263" w:type="dxa"/>
+          </w:tcPr>
+          <w:p>
+            <w:r>
+              <w:t>TipoLicitacion y TamanoProveedor</w:t>
+            </w:r>
+          </w:p>
+        </w:tc>
+        <w:tc>
+          <w:tcPr>
+            <w:tcW w:w="2633" w:type="dxa"/>
+          </w:tcPr>
+          <w:p>
+            <w:r>
+              <w:t>Variables nominales con categorías textuales.</w:t>
+            </w:r>
+          </w:p>
+        </w:tc>
+        <w:tc>
+          <w:tcPr>
+            <w:tcW w:w="2470" w:type="dxa"/>
+          </w:tcPr>
+          <w:p>
+            <w:r>
+              <w:t>Codificación one-hot en un dataset adicional, conservando las variables originales.</w:t>
+            </w:r>
+          </w:p>
+        </w:tc>
+        <w:tc>
+          <w:tcPr>
+            <w:tcW w:w="2714" w:type="dxa"/>
+          </w:tcPr>
+          <w:p>
+            <w:r>
+              <w:t>Genera indicadores 0/1 sin imponer un orden numérico artificial entre categorías.</w:t>
             </w:r>
           </w:p>
         </w:tc>
       </w:tr>
     </w:tbl>
     <w:p>
+      <w:r>
+        <w:t>No se aplicó imputación estadística a los valores faltantes. Las columnas completamente vacías fueron excluidas, mientras que los valores faltantes parciales se conservaron para evitar introducir información artificial. La categoría NoClasificado se mantuvo como una categoría explícita. Para preparar las variables nominales se aplicó codificación one-hot a TipoLicitacion y TamanoProveedor, generando indicadores binarios sin asignar un orden numérico artificial a sus categorías. Las variables originales se c</w:t>
+      </w:r>
+      <w:r>
+        <w:t>onservaron y el resultado codificado se exportó en un archivo separado.</w:t>
+      </w:r>
+    </w:p>
+    <w:p>
       <w:pPr>
         <w:jc w:val="both"/>
         <w:rPr>
@@ -9475,76 +7379,9 @@
           <w:szCs w:val="24"/>
         </w:rPr>
       </w:pPr>
-      <w:bookmarkStart w:id="12" w:name="_Toc240403234"/>
-      <w:r>
-        <w:rPr>
-          <w:rFonts w:ascii="Arial" w:hAnsi="Arial" w:cs="Arial"/>
-          <w:color w:val="auto"/>
-          <w:szCs w:val="24"/>
-        </w:rPr>
-        <w:t xml:space="preserve">C. </w:t>
-      </w:r>
-      <w:proofErr w:type="spellStart"/>
-      <w:r>
-        <w:rPr>
-          <w:rFonts w:ascii="Arial" w:hAnsi="Arial" w:cs="Arial"/>
-          <w:color w:val="auto"/>
-          <w:szCs w:val="24"/>
-        </w:rPr>
-        <w:t>Validación</w:t>
-      </w:r>
-      <w:proofErr w:type="spellEnd"/>
-      <w:r>
-        <w:rPr>
-          <w:rFonts w:ascii="Arial" w:hAnsi="Arial" w:cs="Arial"/>
-          <w:color w:val="auto"/>
-          <w:szCs w:val="24"/>
-        </w:rPr>
-        <w:t xml:space="preserve"> </w:t>
-      </w:r>
-      <w:proofErr w:type="spellStart"/>
-      <w:r>
-        <w:rPr>
-          <w:rFonts w:ascii="Arial" w:hAnsi="Arial" w:cs="Arial"/>
-          <w:color w:val="auto"/>
-          <w:szCs w:val="24"/>
-        </w:rPr>
-        <w:t>técnica</w:t>
-      </w:r>
-      <w:proofErr w:type="spellEnd"/>
-      <w:r>
-        <w:rPr>
-          <w:rFonts w:ascii="Arial" w:hAnsi="Arial" w:cs="Arial"/>
-          <w:color w:val="auto"/>
-          <w:szCs w:val="24"/>
-        </w:rPr>
-        <w:t xml:space="preserve"> y </w:t>
-      </w:r>
-      <w:proofErr w:type="spellStart"/>
-      <w:r>
-        <w:rPr>
-          <w:rFonts w:ascii="Arial" w:hAnsi="Arial" w:cs="Arial"/>
-          <w:color w:val="auto"/>
-          <w:szCs w:val="24"/>
-        </w:rPr>
-        <w:t>verificación</w:t>
-      </w:r>
-      <w:proofErr w:type="spellEnd"/>
-      <w:r>
-        <w:rPr>
-          <w:rFonts w:ascii="Arial" w:hAnsi="Arial" w:cs="Arial"/>
-          <w:color w:val="auto"/>
-          <w:szCs w:val="24"/>
-        </w:rPr>
-        <w:t xml:space="preserve"> del </w:t>
-      </w:r>
-      <w:r>
-        <w:rPr>
-          <w:rFonts w:ascii="Arial" w:hAnsi="Arial" w:cs="Arial"/>
-          <w:color w:val="auto"/>
-          <w:szCs w:val="24"/>
-        </w:rPr>
-        <w:t>Código</w:t>
+      <w:bookmarkStart w:id="12" w:name="_Toc240405101"/>
+      <w:r>
+        <w:t>C. Validación técnica y verificación del código</w:t>
       </w:r>
       <w:bookmarkEnd w:id="12"/>
     </w:p>
@@ -9584,6 +7421,7 @@
       <w:tr>
         <w:trPr>
           <w:cnfStyle w:val="100000000000" w:firstRow="1" w:lastRow="0" w:firstColumn="0" w:lastColumn="0" w:oddVBand="0" w:evenVBand="0" w:oddHBand="0" w:evenHBand="0" w:firstRowFirstColumn="0" w:firstRowLastColumn="0" w:lastRowFirstColumn="0" w:lastRowLastColumn="0"/>
+          <w:tblHeader/>
         </w:trPr>
         <w:tc>
           <w:tcPr>
@@ -9742,25 +7580,14 @@
                 <w:szCs w:val="24"/>
               </w:rPr>
             </w:pPr>
-            <w:proofErr w:type="spellStart"/>
-            <w:r>
-              <w:rPr>
-                <w:rFonts w:ascii="Arial" w:hAnsi="Arial"/>
-                <w:color w:val="auto"/>
-                <w:sz w:val="24"/>
-                <w:szCs w:val="24"/>
-              </w:rPr>
-              <w:t>Dataset</w:t>
-            </w:r>
-            <w:proofErr w:type="spellEnd"/>
-            <w:r>
-              <w:rPr>
-                <w:rFonts w:ascii="Arial" w:hAnsi="Arial"/>
-                <w:color w:val="auto"/>
-                <w:sz w:val="24"/>
-                <w:szCs w:val="24"/>
-              </w:rPr>
-              <w:t xml:space="preserve"> real de 44.226 filas preprocesado.</w:t>
+            <w:r>
+              <w:rPr>
+                <w:rFonts w:ascii="Arial" w:hAnsi="Arial"/>
+                <w:color w:val="auto"/>
+                <w:sz w:val="24"/>
+                <w:szCs w:val="24"/>
+              </w:rPr>
+              <w:t>Dataset real de 44.226 filas preprocesado.</w:t>
             </w:r>
           </w:p>
         </w:tc>
@@ -9826,35 +7653,19 @@
             <w:tcW w:w="1838" w:type="dxa"/>
           </w:tcPr>
           <w:p>
+            <w:r>
+              <w:t>Caso límite</w:t>
+            </w:r>
+          </w:p>
+        </w:tc>
+        <w:tc>
+          <w:tcPr>
+            <w:tcW w:w="3402" w:type="dxa"/>
+          </w:tcPr>
+          <w:p>
             <w:pPr>
               <w:spacing w:after="40"/>
               <w:jc w:val="both"/>
-              <w:rPr>
-                <w:rFonts w:ascii="Arial" w:hAnsi="Arial"/>
-                <w:color w:val="auto"/>
-                <w:sz w:val="24"/>
-                <w:szCs w:val="24"/>
-              </w:rPr>
-            </w:pPr>
-            <w:r>
-              <w:rPr>
-                <w:rFonts w:ascii="Arial" w:hAnsi="Arial"/>
-                <w:color w:val="auto"/>
-                <w:sz w:val="24"/>
-                <w:szCs w:val="24"/>
-              </w:rPr>
-              <w:t>Caso Límite (Edge Case)</w:t>
-            </w:r>
-          </w:p>
-        </w:tc>
-        <w:tc>
-          <w:tcPr>
-            <w:tcW w:w="3402" w:type="dxa"/>
-          </w:tcPr>
-          <w:p>
-            <w:pPr>
-              <w:spacing w:after="40"/>
-              <w:jc w:val="both"/>
               <w:cnfStyle w:val="000000000000" w:firstRow="0" w:lastRow="0" w:firstColumn="0" w:lastColumn="0" w:oddVBand="0" w:evenVBand="0" w:oddHBand="0" w:evenHBand="0" w:firstRowFirstColumn="0" w:firstRowLastColumn="0" w:lastRowFirstColumn="0" w:lastRowLastColumn="0"/>
               <w:rPr>
                 <w:rFonts w:ascii="Arial" w:hAnsi="Arial"/>
@@ -9870,27 +7681,7 @@
                 <w:sz w:val="24"/>
                 <w:szCs w:val="24"/>
               </w:rPr>
-              <w:t xml:space="preserve">Registros con fechas año 1900 y categoría </w:t>
-            </w:r>
-            <w:proofErr w:type="spellStart"/>
-            <w:r>
-              <w:rPr>
-                <w:rFonts w:ascii="Arial" w:hAnsi="Arial"/>
-                <w:color w:val="auto"/>
-                <w:sz w:val="24"/>
-                <w:szCs w:val="24"/>
-              </w:rPr>
-              <w:t>NoClasificado</w:t>
-            </w:r>
-            <w:proofErr w:type="spellEnd"/>
-            <w:r>
-              <w:rPr>
-                <w:rFonts w:ascii="Arial" w:hAnsi="Arial"/>
-                <w:color w:val="auto"/>
-                <w:sz w:val="24"/>
-                <w:szCs w:val="24"/>
-              </w:rPr>
-              <w:t>.</w:t>
+              <w:t>Registros con fechas año 1900 y categoría NoClasificado.</w:t>
             </w:r>
           </w:p>
         </w:tc>
@@ -9993,45 +7784,14 @@
                 <w:szCs w:val="24"/>
               </w:rPr>
             </w:pPr>
-            <w:proofErr w:type="spellStart"/>
-            <w:r>
-              <w:rPr>
-                <w:rFonts w:ascii="Arial" w:hAnsi="Arial"/>
-                <w:color w:val="auto"/>
-                <w:sz w:val="24"/>
-                <w:szCs w:val="24"/>
-              </w:rPr>
-              <w:t>DataFrame</w:t>
-            </w:r>
-            <w:proofErr w:type="spellEnd"/>
-            <w:r>
-              <w:rPr>
-                <w:rFonts w:ascii="Arial" w:hAnsi="Arial"/>
-                <w:color w:val="auto"/>
-                <w:sz w:val="24"/>
-                <w:szCs w:val="24"/>
-              </w:rPr>
-              <w:t xml:space="preserve"> sin la columna obligatoria </w:t>
-            </w:r>
-            <w:proofErr w:type="spellStart"/>
-            <w:r>
-              <w:rPr>
-                <w:rFonts w:ascii="Arial" w:hAnsi="Arial"/>
-                <w:color w:val="auto"/>
-                <w:sz w:val="24"/>
-                <w:szCs w:val="24"/>
-              </w:rPr>
-              <w:t>ResultadoOferta</w:t>
-            </w:r>
-            <w:proofErr w:type="spellEnd"/>
-            <w:r>
-              <w:rPr>
-                <w:rFonts w:ascii="Arial" w:hAnsi="Arial"/>
-                <w:color w:val="auto"/>
-                <w:sz w:val="24"/>
-                <w:szCs w:val="24"/>
-              </w:rPr>
-              <w:t>.</w:t>
+            <w:r>
+              <w:rPr>
+                <w:rFonts w:ascii="Arial" w:hAnsi="Arial"/>
+                <w:color w:val="auto"/>
+                <w:sz w:val="24"/>
+                <w:szCs w:val="24"/>
+              </w:rPr>
+              <w:t>DataFrame sin la columna obligatoria ResultadoOferta.</w:t>
             </w:r>
           </w:p>
         </w:tc>
@@ -10058,27 +7818,7 @@
                 <w:sz w:val="24"/>
                 <w:szCs w:val="24"/>
               </w:rPr>
-              <w:t xml:space="preserve">Captura controlada de excepción </w:t>
-            </w:r>
-            <w:proofErr w:type="spellStart"/>
-            <w:r>
-              <w:rPr>
-                <w:rFonts w:ascii="Arial" w:hAnsi="Arial"/>
-                <w:color w:val="auto"/>
-                <w:sz w:val="24"/>
-                <w:szCs w:val="24"/>
-              </w:rPr>
-              <w:t>KeyError</w:t>
-            </w:r>
-            <w:proofErr w:type="spellEnd"/>
-            <w:r>
-              <w:rPr>
-                <w:rFonts w:ascii="Arial" w:hAnsi="Arial"/>
-                <w:color w:val="auto"/>
-                <w:sz w:val="24"/>
-                <w:szCs w:val="24"/>
-              </w:rPr>
-              <w:t>.</w:t>
+              <w:t>Captura controlada de excepción KeyError.</w:t>
             </w:r>
           </w:p>
         </w:tc>
@@ -10105,27 +7845,7 @@
                 <w:sz w:val="24"/>
                 <w:szCs w:val="24"/>
               </w:rPr>
-              <w:t>OK (</w:t>
-            </w:r>
-            <w:proofErr w:type="spellStart"/>
-            <w:r>
-              <w:rPr>
-                <w:rFonts w:ascii="Arial" w:hAnsi="Arial"/>
-                <w:color w:val="auto"/>
-                <w:sz w:val="24"/>
-                <w:szCs w:val="24"/>
-              </w:rPr>
-              <w:t>KeyError</w:t>
-            </w:r>
-            <w:proofErr w:type="spellEnd"/>
-            <w:r>
-              <w:rPr>
-                <w:rFonts w:ascii="Arial" w:hAnsi="Arial"/>
-                <w:color w:val="auto"/>
-                <w:sz w:val="24"/>
-                <w:szCs w:val="24"/>
-              </w:rPr>
-              <w:t xml:space="preserve"> capturado)</w:t>
+              <w:t>OK (KeyError capturado)</w:t>
             </w:r>
           </w:p>
         </w:tc>
@@ -10174,25 +7894,14 @@
                 <w:szCs w:val="24"/>
               </w:rPr>
             </w:pPr>
-            <w:proofErr w:type="spellStart"/>
-            <w:r>
-              <w:rPr>
-                <w:rFonts w:ascii="Arial" w:hAnsi="Arial"/>
-                <w:color w:val="auto"/>
-                <w:sz w:val="24"/>
-                <w:szCs w:val="24"/>
-              </w:rPr>
-              <w:t>DataFrame</w:t>
-            </w:r>
-            <w:proofErr w:type="spellEnd"/>
-            <w:r>
-              <w:rPr>
-                <w:rFonts w:ascii="Arial" w:hAnsi="Arial"/>
-                <w:color w:val="auto"/>
-                <w:sz w:val="24"/>
-                <w:szCs w:val="24"/>
-              </w:rPr>
-              <w:t xml:space="preserve"> vacío (0 registros).</w:t>
+            <w:r>
+              <w:rPr>
+                <w:rFonts w:ascii="Arial" w:hAnsi="Arial"/>
+                <w:color w:val="auto"/>
+                <w:sz w:val="24"/>
+                <w:szCs w:val="24"/>
+              </w:rPr>
+              <w:t>DataFrame vacío (0 registros).</w:t>
             </w:r>
           </w:p>
         </w:tc>
@@ -10219,27 +7928,7 @@
                 <w:sz w:val="24"/>
                 <w:szCs w:val="24"/>
               </w:rPr>
-              <w:t xml:space="preserve">Captura controlada de excepción </w:t>
-            </w:r>
-            <w:proofErr w:type="spellStart"/>
-            <w:r>
-              <w:rPr>
-                <w:rFonts w:ascii="Arial" w:hAnsi="Arial"/>
-                <w:color w:val="auto"/>
-                <w:sz w:val="24"/>
-                <w:szCs w:val="24"/>
-              </w:rPr>
-              <w:t>ValueError</w:t>
-            </w:r>
-            <w:proofErr w:type="spellEnd"/>
-            <w:r>
-              <w:rPr>
-                <w:rFonts w:ascii="Arial" w:hAnsi="Arial"/>
-                <w:color w:val="auto"/>
-                <w:sz w:val="24"/>
-                <w:szCs w:val="24"/>
-              </w:rPr>
-              <w:t>.</w:t>
+              <w:t>Captura controlada de excepción ValueError.</w:t>
             </w:r>
           </w:p>
         </w:tc>
@@ -10266,27 +7955,7 @@
                 <w:sz w:val="24"/>
                 <w:szCs w:val="24"/>
               </w:rPr>
-              <w:t>OK (</w:t>
-            </w:r>
-            <w:proofErr w:type="spellStart"/>
-            <w:r>
-              <w:rPr>
-                <w:rFonts w:ascii="Arial" w:hAnsi="Arial"/>
-                <w:color w:val="auto"/>
-                <w:sz w:val="24"/>
-                <w:szCs w:val="24"/>
-              </w:rPr>
-              <w:t>ValueError</w:t>
-            </w:r>
-            <w:proofErr w:type="spellEnd"/>
-            <w:r>
-              <w:rPr>
-                <w:rFonts w:ascii="Arial" w:hAnsi="Arial"/>
-                <w:color w:val="auto"/>
-                <w:sz w:val="24"/>
-                <w:szCs w:val="24"/>
-              </w:rPr>
-              <w:t xml:space="preserve"> capturado)</w:t>
+              <w:t>OK (ValueError capturado)</w:t>
             </w:r>
           </w:p>
         </w:tc>
@@ -10314,7 +7983,7 @@
           <w:szCs w:val="24"/>
         </w:rPr>
       </w:pPr>
-      <w:bookmarkStart w:id="13" w:name="_Toc240403235"/>
+      <w:bookmarkStart w:id="13" w:name="_Toc240405102"/>
       <w:r>
         <w:rPr>
           <w:rFonts w:ascii="Arial" w:hAnsi="Arial" w:cs="Arial"/>
@@ -10322,87 +7991,7 @@
           <w:sz w:val="24"/>
           <w:szCs w:val="24"/>
         </w:rPr>
-        <w:t xml:space="preserve">V. </w:t>
-      </w:r>
-      <w:proofErr w:type="spellStart"/>
-      <w:r>
-        <w:rPr>
-          <w:rFonts w:ascii="Arial" w:hAnsi="Arial" w:cs="Arial"/>
-          <w:color w:val="auto"/>
-          <w:sz w:val="24"/>
-          <w:szCs w:val="24"/>
-        </w:rPr>
-        <w:t>Resultados</w:t>
-      </w:r>
-      <w:proofErr w:type="spellEnd"/>
-      <w:r>
-        <w:rPr>
-          <w:rFonts w:ascii="Arial" w:hAnsi="Arial" w:cs="Arial"/>
-          <w:color w:val="auto"/>
-          <w:sz w:val="24"/>
-          <w:szCs w:val="24"/>
-        </w:rPr>
-        <w:t xml:space="preserve"> </w:t>
-      </w:r>
-      <w:proofErr w:type="spellStart"/>
-      <w:r>
-        <w:rPr>
-          <w:rFonts w:ascii="Arial" w:hAnsi="Arial" w:cs="Arial"/>
-          <w:color w:val="auto"/>
-          <w:sz w:val="24"/>
-          <w:szCs w:val="24"/>
-        </w:rPr>
-        <w:t>preliminares</w:t>
-      </w:r>
-      <w:proofErr w:type="spellEnd"/>
-      <w:r>
-        <w:rPr>
-          <w:rFonts w:ascii="Arial" w:hAnsi="Arial" w:cs="Arial"/>
-          <w:color w:val="auto"/>
-          <w:sz w:val="24"/>
-          <w:szCs w:val="24"/>
-        </w:rPr>
-        <w:t xml:space="preserve"> de la </w:t>
-      </w:r>
-      <w:proofErr w:type="spellStart"/>
-      <w:r>
-        <w:rPr>
-          <w:rFonts w:ascii="Arial" w:hAnsi="Arial" w:cs="Arial"/>
-          <w:color w:val="auto"/>
-          <w:sz w:val="24"/>
-          <w:szCs w:val="24"/>
-        </w:rPr>
-        <w:t>preparación</w:t>
-      </w:r>
-      <w:proofErr w:type="spellEnd"/>
-      <w:r>
-        <w:rPr>
-          <w:rFonts w:ascii="Arial" w:hAnsi="Arial" w:cs="Arial"/>
-          <w:color w:val="auto"/>
-          <w:sz w:val="24"/>
-          <w:szCs w:val="24"/>
-        </w:rPr>
-        <w:t xml:space="preserve"> de </w:t>
-      </w:r>
-      <w:proofErr w:type="spellStart"/>
-      <w:r>
-        <w:rPr>
-          <w:rFonts w:ascii="Arial" w:hAnsi="Arial" w:cs="Arial"/>
-          <w:color w:val="auto"/>
-          <w:sz w:val="24"/>
-          <w:szCs w:val="24"/>
-        </w:rPr>
-        <w:t>datos</w:t>
-      </w:r>
-      <w:proofErr w:type="spellEnd"/>
-      <w:r>
-        <w:rPr>
-          <w:rFonts w:ascii="Arial" w:hAnsi="Arial" w:cs="Arial"/>
-          <w:color w:val="auto"/>
-          <w:sz w:val="24"/>
-          <w:szCs w:val="24"/>
-        </w:rPr>
-        <w:t xml:space="preserve"> (F1 y F2)</w:t>
+        <w:t>V. Resultados preliminares de la preparación de datos (F1 y F2)</w:t>
       </w:r>
       <w:bookmarkEnd w:id="13"/>
     </w:p>
@@ -10429,13 +8018,7 @@
         </w:rPr>
       </w:pPr>
       <w:r>
-        <w:rPr>
-          <w:rFonts w:ascii="Arial" w:hAnsi="Arial"/>
-          <w:color w:val="auto"/>
-          <w:sz w:val="24"/>
-          <w:szCs w:val="24"/>
-        </w:rPr>
-        <w:t>Tras ejecutar el pipeline sobre el conjunto completo de licitaciones del sector Salud, se obtuvieron hallazgos cuantitativos sustantivos que validan la calidad del conjunto de datos preparado y dan respuesta sólida a las preguntas exploratorias planteadas para esta entrega.</w:t>
+        <w:t>Tras ejecutar el pipeline sobre el conjunto completo de licitaciones del sector Salud, se obtuvieron resultados descriptivos que permiten comprobar la preparación del dataset y orientar los análisis de las fases posteriores.</w:t>
       </w:r>
     </w:p>
     <w:p>
@@ -10459,80 +8042,16 @@
           <w:szCs w:val="24"/>
         </w:rPr>
       </w:pPr>
-      <w:bookmarkStart w:id="14" w:name="_Toc240403236"/>
+      <w:bookmarkStart w:id="14" w:name="_Toc240405103"/>
       <w:r>
         <w:rPr>
           <w:rFonts w:ascii="Arial" w:hAnsi="Arial" w:cs="Arial"/>
           <w:color w:val="auto"/>
           <w:szCs w:val="24"/>
         </w:rPr>
-        <w:t xml:space="preserve">Tasa de </w:t>
-      </w:r>
-      <w:proofErr w:type="spellStart"/>
-      <w:r>
-        <w:rPr>
-          <w:rFonts w:ascii="Arial" w:hAnsi="Arial" w:cs="Arial"/>
-          <w:color w:val="auto"/>
-          <w:szCs w:val="24"/>
-        </w:rPr>
-        <w:t>adjudicación</w:t>
-      </w:r>
-      <w:proofErr w:type="spellEnd"/>
-      <w:r>
-        <w:rPr>
-          <w:rFonts w:ascii="Arial" w:hAnsi="Arial" w:cs="Arial"/>
-          <w:color w:val="auto"/>
-          <w:szCs w:val="24"/>
-        </w:rPr>
-        <w:t xml:space="preserve"> </w:t>
-      </w:r>
-      <w:proofErr w:type="spellStart"/>
-      <w:r>
-        <w:rPr>
-          <w:rFonts w:ascii="Arial" w:hAnsi="Arial" w:cs="Arial"/>
-          <w:color w:val="auto"/>
-          <w:szCs w:val="24"/>
-        </w:rPr>
-        <w:t>según</w:t>
-      </w:r>
-      <w:proofErr w:type="spellEnd"/>
-      <w:r>
-        <w:rPr>
-          <w:rFonts w:ascii="Arial" w:hAnsi="Arial" w:cs="Arial"/>
-          <w:color w:val="auto"/>
-          <w:szCs w:val="24"/>
-        </w:rPr>
-        <w:t xml:space="preserve"> </w:t>
-      </w:r>
-      <w:proofErr w:type="spellStart"/>
-      <w:r>
-        <w:rPr>
-          <w:rFonts w:ascii="Arial" w:hAnsi="Arial" w:cs="Arial"/>
-          <w:color w:val="auto"/>
-          <w:szCs w:val="24"/>
-        </w:rPr>
-        <w:t>tamaño</w:t>
-      </w:r>
-      <w:proofErr w:type="spellEnd"/>
-      <w:r>
-        <w:rPr>
-          <w:rFonts w:ascii="Arial" w:hAnsi="Arial" w:cs="Arial"/>
-          <w:color w:val="auto"/>
-          <w:szCs w:val="24"/>
-        </w:rPr>
-        <w:t xml:space="preserve"> de </w:t>
-      </w:r>
-      <w:proofErr w:type="spellStart"/>
-      <w:r>
-        <w:rPr>
-          <w:rFonts w:ascii="Arial" w:hAnsi="Arial" w:cs="Arial"/>
-          <w:color w:val="auto"/>
-          <w:szCs w:val="24"/>
-        </w:rPr>
-        <w:t>proveedor</w:t>
+        <w:t>Tasa de adjudicación según tamaño de proveedor</w:t>
       </w:r>
       <w:bookmarkEnd w:id="14"/>
-      <w:proofErr w:type="spellEnd"/>
     </w:p>
     <w:p>
       <w:pPr>
@@ -10545,13 +8064,7 @@
         </w:rPr>
       </w:pPr>
       <w:r>
-        <w:rPr>
-          <w:rFonts w:ascii="Arial" w:hAnsi="Arial"/>
-          <w:color w:val="auto"/>
-          <w:sz w:val="24"/>
-          <w:szCs w:val="24"/>
-        </w:rPr>
-        <w:t>Al restringir el análisis a licitaciones adjudicadas (44.025 ofertas), se observa una correlación directa entre el tamaño del oferente y su probabilidad de éxito comercial:</w:t>
+        <w:t>Al restringir el análisis a licitaciones adjudicadas (44.025 ofertas), se observan diferencias descriptivas en la proporción de ofertas ganadoras según el tamaño del proveedor:</w:t>
       </w:r>
     </w:p>
     <w:p>
@@ -10582,6 +8095,7 @@
       <w:tr>
         <w:trPr>
           <w:cnfStyle w:val="100000000000" w:firstRow="1" w:lastRow="0" w:firstColumn="0" w:lastColumn="0" w:oddVBand="0" w:evenVBand="0" w:oddHBand="0" w:evenHBand="0" w:firstRowFirstColumn="0" w:firstRowLastColumn="0" w:lastRowFirstColumn="0" w:lastRowLastColumn="0"/>
+          <w:tblHeader/>
         </w:trPr>
         <w:tc>
           <w:tcPr>
@@ -11015,7 +8529,6 @@
                 <w:szCs w:val="24"/>
               </w:rPr>
             </w:pPr>
-            <w:proofErr w:type="spellStart"/>
             <w:r>
               <w:rPr>
                 <w:rFonts w:ascii="Arial" w:hAnsi="Arial"/>
@@ -11025,7 +8538,6 @@
               </w:rPr>
               <w:t>NoClasificado</w:t>
             </w:r>
-            <w:proofErr w:type="spellEnd"/>
           </w:p>
         </w:tc>
         <w:tc>
@@ -11571,13 +9083,7 @@
         </w:rPr>
       </w:pPr>
       <w:r>
-        <w:rPr>
-          <w:rFonts w:ascii="Arial" w:hAnsi="Arial"/>
-          <w:color w:val="auto"/>
-          <w:sz w:val="24"/>
-          <w:szCs w:val="24"/>
-        </w:rPr>
-        <w:t>Las empresas de tamaño Grande logran una tasa de éxito de 66,78 %, superando en casi 15 puntos porcentuales a las Microempresas (51,95 %) y Pequeñas empresas (52,32 %). Este resultado cuantitativo fundamenta la pertinencia de las hipótesis formuladas en la Fase 1.</w:t>
+        <w:t>Las empresas de tamaño Grande presentan una proporción de ofertas ganadoras de 66,78 %, superior en 14,83 puntos porcentuales a las Microempresas (51,95 %) y en 14,46 puntos porcentuales a las Pequeñas empresas (52,32 %). Estas diferencias describen los registros del período y no establecen causalidad. Su interpretación se profundizará en las fases posteriores.</w:t>
       </w:r>
     </w:p>
     <w:p>
@@ -11590,227 +9096,120 @@
           <w:szCs w:val="24"/>
         </w:rPr>
       </w:pPr>
-      <w:bookmarkStart w:id="15" w:name="_Toc240403237"/>
-      <w:proofErr w:type="spellStart"/>
+      <w:bookmarkStart w:id="15" w:name="_Toc240405104"/>
       <w:r>
         <w:rPr>
           <w:rFonts w:ascii="Arial" w:hAnsi="Arial" w:cs="Arial"/>
           <w:color w:val="auto"/>
           <w:szCs w:val="24"/>
         </w:rPr>
-        <w:t>Distribución</w:t>
-      </w:r>
-      <w:proofErr w:type="spellEnd"/>
-      <w:r>
+        <w:t>Distribución por tipo de licitación y plazos administrativos</w:t>
+      </w:r>
+      <w:bookmarkEnd w:id="15"/>
+    </w:p>
+    <w:p>
+      <w:pPr>
+        <w:jc w:val="both"/>
+        <w:rPr>
+          <w:rFonts w:ascii="Arial" w:hAnsi="Arial"/>
+          <w:color w:val="auto"/>
+          <w:sz w:val="24"/>
+          <w:szCs w:val="24"/>
+        </w:rPr>
+      </w:pPr>
+      <w:r>
+        <w:t>El tipo de licitación más frecuente corresponde a Licitación Pública Entre 100 y 1000 UTM (LE), con 23.708 ofertas, seguida de Licitación Pública Mayor 1000 UTM (LP), con 14.448 ofertas. El plazo promedio registrado entre la publicación y el cierre de recepción fue de 14,38 días (desviación estándar de 6,86 días), con un mínimo de 4,92 y un máximo de 61,03 días. Estos valores describen el conjunto de datos y no permiten concluir por sí solos el cumplimiento normativo, ya que los plazos aplicables dependen del tipo de licitación, el monto y las condiciones particulares de cada proceso.</w:t>
+      </w:r>
+    </w:p>
+    <w:p>
+      <w:pPr>
+        <w:jc w:val="both"/>
+        <w:rPr>
+          <w:rFonts w:ascii="Arial" w:hAnsi="Arial"/>
+          <w:color w:val="auto"/>
+          <w:sz w:val="24"/>
+          <w:szCs w:val="24"/>
+        </w:rPr>
+      </w:pPr>
+    </w:p>
+    <w:p>
+      <w:pPr>
+        <w:jc w:val="both"/>
+        <w:rPr>
+          <w:rFonts w:ascii="Arial" w:hAnsi="Arial"/>
+          <w:color w:val="auto"/>
+          <w:sz w:val="24"/>
+          <w:szCs w:val="24"/>
+        </w:rPr>
+      </w:pPr>
+    </w:p>
+    <w:p>
+      <w:pPr>
+        <w:jc w:val="both"/>
+        <w:rPr>
+          <w:rFonts w:ascii="Arial" w:hAnsi="Arial"/>
+          <w:color w:val="auto"/>
+          <w:sz w:val="24"/>
+          <w:szCs w:val="24"/>
+        </w:rPr>
+      </w:pPr>
+    </w:p>
+    <w:p>
+      <w:pPr>
+        <w:jc w:val="both"/>
+        <w:rPr>
+          <w:rFonts w:ascii="Arial" w:hAnsi="Arial"/>
+          <w:color w:val="auto"/>
+          <w:sz w:val="24"/>
+          <w:szCs w:val="24"/>
+        </w:rPr>
+      </w:pPr>
+    </w:p>
+    <w:p>
+      <w:pPr>
+        <w:pStyle w:val="Ttulo1"/>
         <w:rPr>
           <w:rFonts w:ascii="Arial" w:hAnsi="Arial" w:cs="Arial"/>
           <w:color w:val="auto"/>
-          <w:szCs w:val="24"/>
-        </w:rPr>
-        <w:t xml:space="preserve"> </w:t>
-      </w:r>
-      <w:proofErr w:type="spellStart"/>
+          <w:sz w:val="24"/>
+          <w:szCs w:val="24"/>
+        </w:rPr>
+      </w:pPr>
+      <w:bookmarkStart w:id="16" w:name="_Toc240405105"/>
       <w:r>
         <w:rPr>
           <w:rFonts w:ascii="Arial" w:hAnsi="Arial" w:cs="Arial"/>
           <w:color w:val="auto"/>
-          <w:szCs w:val="24"/>
-        </w:rPr>
-        <w:t>por</w:t>
-      </w:r>
-      <w:proofErr w:type="spellEnd"/>
-      <w:r>
+          <w:sz w:val="24"/>
+          <w:szCs w:val="24"/>
+        </w:rPr>
+        <w:t>VI. Evidencias de ejecución de las Fases 1 y 2</w:t>
+      </w:r>
+      <w:bookmarkEnd w:id="16"/>
+    </w:p>
+    <w:p>
+      <w:pPr>
+        <w:rPr>
+          <w:rFonts w:ascii="Arial" w:hAnsi="Arial"/>
+          <w:sz w:val="24"/>
+          <w:szCs w:val="24"/>
+        </w:rPr>
+      </w:pPr>
+    </w:p>
+    <w:p>
+      <w:pPr>
+        <w:pStyle w:val="Ttulo2"/>
         <w:rPr>
           <w:rFonts w:ascii="Arial" w:hAnsi="Arial" w:cs="Arial"/>
           <w:color w:val="auto"/>
-          <w:szCs w:val="24"/>
-        </w:rPr>
-        <w:t xml:space="preserve"> </w:t>
-      </w:r>
-      <w:proofErr w:type="spellStart"/>
+          <w:sz w:val="24"/>
+          <w:szCs w:val="24"/>
+        </w:rPr>
+      </w:pPr>
+      <w:bookmarkStart w:id="17" w:name="_Toc240405106"/>
       <w:r>
         <w:rPr>
           <w:rFonts w:ascii="Arial" w:hAnsi="Arial" w:cs="Arial"/>
-          <w:color w:val="auto"/>
-          <w:szCs w:val="24"/>
-        </w:rPr>
-        <w:t>tipo</w:t>
-      </w:r>
-      <w:proofErr w:type="spellEnd"/>
-      <w:r>
-        <w:rPr>
-          <w:rFonts w:ascii="Arial" w:hAnsi="Arial" w:cs="Arial"/>
-          <w:color w:val="auto"/>
-          <w:szCs w:val="24"/>
-        </w:rPr>
-        <w:t xml:space="preserve"> de </w:t>
-      </w:r>
-      <w:proofErr w:type="spellStart"/>
-      <w:r>
-        <w:rPr>
-          <w:rFonts w:ascii="Arial" w:hAnsi="Arial" w:cs="Arial"/>
-          <w:color w:val="auto"/>
-          <w:szCs w:val="24"/>
-        </w:rPr>
-        <w:t>licitación</w:t>
-      </w:r>
-      <w:proofErr w:type="spellEnd"/>
-      <w:r>
-        <w:rPr>
-          <w:rFonts w:ascii="Arial" w:hAnsi="Arial" w:cs="Arial"/>
-          <w:color w:val="auto"/>
-          <w:szCs w:val="24"/>
-        </w:rPr>
-        <w:t xml:space="preserve"> y </w:t>
-      </w:r>
-      <w:proofErr w:type="spellStart"/>
-      <w:r>
-        <w:rPr>
-          <w:rFonts w:ascii="Arial" w:hAnsi="Arial" w:cs="Arial"/>
-          <w:color w:val="auto"/>
-          <w:szCs w:val="24"/>
-        </w:rPr>
-        <w:t>plazos</w:t>
-      </w:r>
-      <w:proofErr w:type="spellEnd"/>
-      <w:r>
-        <w:rPr>
-          <w:rFonts w:ascii="Arial" w:hAnsi="Arial" w:cs="Arial"/>
-          <w:color w:val="auto"/>
-          <w:szCs w:val="24"/>
-        </w:rPr>
-        <w:t xml:space="preserve"> </w:t>
-      </w:r>
-      <w:proofErr w:type="spellStart"/>
-      <w:r>
-        <w:rPr>
-          <w:rFonts w:ascii="Arial" w:hAnsi="Arial" w:cs="Arial"/>
-          <w:color w:val="auto"/>
-          <w:szCs w:val="24"/>
-        </w:rPr>
-        <w:t>administrativos</w:t>
-      </w:r>
-      <w:bookmarkEnd w:id="15"/>
-      <w:proofErr w:type="spellEnd"/>
-    </w:p>
-    <w:p>
-      <w:pPr>
-        <w:jc w:val="both"/>
-        <w:rPr>
-          <w:rFonts w:ascii="Arial" w:hAnsi="Arial"/>
-          <w:color w:val="auto"/>
-          <w:sz w:val="24"/>
-          <w:szCs w:val="24"/>
-        </w:rPr>
-      </w:pPr>
-      <w:r>
-        <w:rPr>
-          <w:rFonts w:ascii="Arial" w:hAnsi="Arial"/>
-          <w:color w:val="auto"/>
-          <w:sz w:val="24"/>
-          <w:szCs w:val="24"/>
-        </w:rPr>
-        <w:t>El tipo de licitación más frecuente corresponde a Licitación Pública Entre 100 y 1000 UTM (LE) con 23.708 ofertas, seguida de Licitación Pública Mayor 1000 UTM (LP) con 14.448 ofertas. El plazo promedio concedido a los proveedores entre la publicación de las bases y el cierre de recepción de propuestas fue de 14,38 días (desviación estándar de 6,86 días), con un mínimo de 4,92 días y un máximo de 61,03 días, ajustándose a los umbrales de la Ley N.º 19.886 de compras públicas.</w:t>
-      </w:r>
-    </w:p>
-    <w:p>
-      <w:pPr>
-        <w:jc w:val="both"/>
-        <w:rPr>
-          <w:rFonts w:ascii="Arial" w:hAnsi="Arial"/>
-          <w:color w:val="auto"/>
-          <w:sz w:val="24"/>
-          <w:szCs w:val="24"/>
-        </w:rPr>
-      </w:pPr>
-    </w:p>
-    <w:p>
-      <w:pPr>
-        <w:jc w:val="both"/>
-        <w:rPr>
-          <w:rFonts w:ascii="Arial" w:hAnsi="Arial"/>
-          <w:color w:val="auto"/>
-          <w:sz w:val="24"/>
-          <w:szCs w:val="24"/>
-        </w:rPr>
-      </w:pPr>
-    </w:p>
-    <w:p>
-      <w:pPr>
-        <w:jc w:val="both"/>
-        <w:rPr>
-          <w:rFonts w:ascii="Arial" w:hAnsi="Arial"/>
-          <w:color w:val="auto"/>
-          <w:sz w:val="24"/>
-          <w:szCs w:val="24"/>
-        </w:rPr>
-      </w:pPr>
-    </w:p>
-    <w:p>
-      <w:pPr>
-        <w:jc w:val="both"/>
-        <w:rPr>
-          <w:rFonts w:ascii="Arial" w:hAnsi="Arial"/>
-          <w:color w:val="auto"/>
-          <w:sz w:val="24"/>
-          <w:szCs w:val="24"/>
-        </w:rPr>
-      </w:pPr>
-    </w:p>
-    <w:p>
-      <w:pPr>
-        <w:pStyle w:val="Ttulo1"/>
-        <w:rPr>
-          <w:rFonts w:ascii="Arial" w:hAnsi="Arial" w:cs="Arial"/>
-          <w:b/>
-          <w:bCs/>
-          <w:color w:val="auto"/>
-          <w:sz w:val="24"/>
-          <w:szCs w:val="24"/>
-        </w:rPr>
-      </w:pPr>
-      <w:bookmarkStart w:id="16" w:name="_Toc240403238"/>
-      <w:r>
-        <w:rPr>
-          <w:rFonts w:ascii="Arial" w:hAnsi="Arial" w:cs="Arial"/>
-          <w:b/>
-          <w:bCs/>
-          <w:color w:val="auto"/>
-          <w:sz w:val="24"/>
-          <w:szCs w:val="24"/>
-        </w:rPr>
-        <w:lastRenderedPageBreak/>
-        <w:t>VI. Evidencias de ejecución de las Fases 1 y 2</w:t>
-      </w:r>
-      <w:bookmarkEnd w:id="16"/>
-    </w:p>
-    <w:p>
-      <w:pPr>
-        <w:rPr>
-          <w:rFonts w:ascii="Arial" w:hAnsi="Arial"/>
-          <w:sz w:val="24"/>
-          <w:szCs w:val="24"/>
-        </w:rPr>
-      </w:pPr>
-    </w:p>
-    <w:p>
-      <w:pPr>
-        <w:pStyle w:val="Ttulo2"/>
-        <w:rPr>
-          <w:rFonts w:ascii="Arial" w:hAnsi="Arial" w:cs="Arial"/>
-          <w:b/>
-          <w:bCs/>
-          <w:color w:val="auto"/>
-          <w:sz w:val="24"/>
-          <w:szCs w:val="24"/>
-        </w:rPr>
-      </w:pPr>
-      <w:bookmarkStart w:id="17" w:name="_Toc240403239"/>
-      <w:r>
-        <w:rPr>
-          <w:rFonts w:ascii="Arial" w:hAnsi="Arial" w:cs="Arial"/>
-          <w:b/>
-          <w:bCs/>
           <w:color w:val="auto"/>
           <w:sz w:val="24"/>
           <w:szCs w:val="24"/>
@@ -11983,7 +9382,6 @@
           <w:sz w:val="24"/>
           <w:szCs w:val="24"/>
         </w:rPr>
-        <w:lastRenderedPageBreak/>
         <w:drawing>
           <wp:inline distT="0" distB="0" distL="0" distR="0" wp14:anchorId="18A27287" wp14:editId="6D77F462">
             <wp:extent cx="6309360" cy="2339340"/>
@@ -12035,20 +9433,16 @@
         <w:pStyle w:val="Ttulo2"/>
         <w:rPr>
           <w:rFonts w:ascii="Arial" w:hAnsi="Arial" w:cs="Arial"/>
-          <w:b/>
-          <w:bCs/>
           <w:color w:val="auto"/>
           <w:sz w:val="24"/>
           <w:szCs w:val="24"/>
           <w:lang w:val="es-CL"/>
         </w:rPr>
       </w:pPr>
-      <w:bookmarkStart w:id="18" w:name="_Toc240403240"/>
+      <w:bookmarkStart w:id="18" w:name="_Toc240405107"/>
       <w:r>
         <w:rPr>
           <w:rFonts w:ascii="Arial" w:hAnsi="Arial" w:cs="Arial"/>
-          <w:b/>
-          <w:bCs/>
           <w:color w:val="auto"/>
           <w:sz w:val="24"/>
           <w:szCs w:val="24"/>
@@ -12078,53 +9472,7 @@
         </w:rPr>
       </w:pPr>
       <w:r>
-        <w:rPr>
-          <w:rFonts w:ascii="Arial" w:hAnsi="Arial"/>
-          <w:sz w:val="24"/>
-          <w:szCs w:val="24"/>
-          <w:lang w:val="es-CL"/>
-        </w:rPr>
-        <w:t xml:space="preserve">El notebook F2/F2_Preprocesamiento.ipynb implementa el flujo técnico correspondiente a la Fase 2, incluyendo exploración inicial, diagnóstico de calidad, limpieza, tratamiento de valores nulos, transformación de variables, generación de atributos derivados y validación del </w:t>
-      </w:r>
-      <w:proofErr w:type="spellStart"/>
-      <w:r>
-        <w:rPr>
-          <w:rFonts w:ascii="Arial" w:hAnsi="Arial"/>
-          <w:sz w:val="24"/>
-          <w:szCs w:val="24"/>
-          <w:lang w:val="es-CL"/>
-        </w:rPr>
-        <w:t>dataset</w:t>
-      </w:r>
-      <w:proofErr w:type="spellEnd"/>
-      <w:r>
-        <w:rPr>
-          <w:rFonts w:ascii="Arial" w:hAnsi="Arial"/>
-          <w:sz w:val="24"/>
-          <w:szCs w:val="24"/>
-          <w:lang w:val="es-CL"/>
-        </w:rPr>
-        <w:t xml:space="preserve"> resultante. Cada etapa se encuentra documentada mediante celdas narrativas y resultados verificables, manteniendo trazabilidad con las funciones implementadas en src/proyecto.py y con el conjunto de datos procesado generado en data/</w:t>
-      </w:r>
-      <w:proofErr w:type="spellStart"/>
-      <w:r>
-        <w:rPr>
-          <w:rFonts w:ascii="Arial" w:hAnsi="Arial"/>
-          <w:sz w:val="24"/>
-          <w:szCs w:val="24"/>
-          <w:lang w:val="es-CL"/>
-        </w:rPr>
-        <w:t>processed</w:t>
-      </w:r>
-      <w:proofErr w:type="spellEnd"/>
-      <w:r>
-        <w:rPr>
-          <w:rFonts w:ascii="Arial" w:hAnsi="Arial"/>
-          <w:sz w:val="24"/>
-          <w:szCs w:val="24"/>
-          <w:lang w:val="es-CL"/>
-        </w:rPr>
-        <w:t>/. Su ejecución fue verificada bajo Python 3.12, registrándose 9 celdas ejecutadas y 0 errores, de acuerdo con evidencias/F2_ejecucion.json.</w:t>
+        <w:t>El notebook F2/F2_Preprocesamiento.ipynb implementa el flujo técnico correspondiente a la Fase 2, incluyendo exploración inicial, diagnóstico de calidad, limpieza, tratamiento de valores nulos, transformación de variables, generación de atributos derivados y validación del dataset resultante. Cada etapa se encuentra documentada mediante celdas narrativas y resultados verificables, manteniendo trazabilidad con las funciones implementadas en src/proyecto.py y con el conjunto de datos procesado generado en data/processed/. Su ejecución fue verificada bajo Python 3.12, registrándose 10 celdas ejecutadas y 0 errores, de acuerdo con evidencias/F2_ejecucion.json.</w:t>
       </w:r>
     </w:p>
     <w:p>
@@ -12194,7 +9542,6 @@
           <w:sz w:val="24"/>
           <w:szCs w:val="24"/>
         </w:rPr>
-        <w:lastRenderedPageBreak/>
         <w:drawing>
           <wp:inline distT="0" distB="0" distL="0" distR="0" wp14:anchorId="15F6FF1B" wp14:editId="1B1ADAD9">
             <wp:extent cx="6309360" cy="2760980"/>
@@ -12351,7 +9698,6 @@
           <w:sz w:val="24"/>
           <w:szCs w:val="24"/>
         </w:rPr>
-        <w:lastRenderedPageBreak/>
         <w:drawing>
           <wp:inline distT="0" distB="0" distL="0" distR="0" wp14:anchorId="679D6332" wp14:editId="6B36F531">
             <wp:extent cx="6309360" cy="2324100"/>
@@ -12456,7 +9802,6 @@
           <w:sz w:val="24"/>
           <w:szCs w:val="24"/>
         </w:rPr>
-        <w:lastRenderedPageBreak/>
         <w:drawing>
           <wp:inline distT="0" distB="0" distL="0" distR="0" wp14:anchorId="74D7C827" wp14:editId="4C299B76">
             <wp:extent cx="6309360" cy="5414010"/>
@@ -12595,103 +9940,9 @@
           <w:szCs w:val="24"/>
         </w:rPr>
       </w:pPr>
-      <w:bookmarkStart w:id="19" w:name="_Toc240403241"/>
-      <w:r>
-        <w:rPr>
-          <w:rFonts w:ascii="Arial" w:hAnsi="Arial" w:cs="Arial"/>
-          <w:color w:val="auto"/>
-          <w:sz w:val="24"/>
-          <w:szCs w:val="24"/>
-        </w:rPr>
-        <w:lastRenderedPageBreak/>
-        <w:t>VI</w:t>
-      </w:r>
-      <w:r>
-        <w:rPr>
-          <w:rFonts w:ascii="Arial" w:hAnsi="Arial" w:cs="Arial"/>
-          <w:color w:val="auto"/>
-          <w:sz w:val="24"/>
-          <w:szCs w:val="24"/>
-        </w:rPr>
-        <w:t>I</w:t>
-      </w:r>
-      <w:r>
-        <w:rPr>
-          <w:rFonts w:ascii="Arial" w:hAnsi="Arial" w:cs="Arial"/>
-          <w:color w:val="auto"/>
-          <w:sz w:val="24"/>
-          <w:szCs w:val="24"/>
-        </w:rPr>
-        <w:t xml:space="preserve">. </w:t>
-      </w:r>
-      <w:proofErr w:type="spellStart"/>
-      <w:r>
-        <w:rPr>
-          <w:rFonts w:ascii="Arial" w:hAnsi="Arial" w:cs="Arial"/>
-          <w:color w:val="auto"/>
-          <w:sz w:val="24"/>
-          <w:szCs w:val="24"/>
-        </w:rPr>
-        <w:t>Vinculación</w:t>
-      </w:r>
-      <w:proofErr w:type="spellEnd"/>
-      <w:r>
-        <w:rPr>
-          <w:rFonts w:ascii="Arial" w:hAnsi="Arial" w:cs="Arial"/>
-          <w:color w:val="auto"/>
-          <w:sz w:val="24"/>
-          <w:szCs w:val="24"/>
-        </w:rPr>
-        <w:t xml:space="preserve"> del </w:t>
-      </w:r>
-      <w:proofErr w:type="spellStart"/>
-      <w:r>
-        <w:rPr>
-          <w:rFonts w:ascii="Arial" w:hAnsi="Arial" w:cs="Arial"/>
-          <w:color w:val="auto"/>
-          <w:sz w:val="24"/>
-          <w:szCs w:val="24"/>
-        </w:rPr>
-        <w:t>mapa</w:t>
-      </w:r>
-      <w:proofErr w:type="spellEnd"/>
-      <w:r>
-        <w:rPr>
-          <w:rFonts w:ascii="Arial" w:hAnsi="Arial" w:cs="Arial"/>
-          <w:color w:val="auto"/>
-          <w:sz w:val="24"/>
-          <w:szCs w:val="24"/>
-        </w:rPr>
-        <w:t xml:space="preserve"> conceptual con el </w:t>
-      </w:r>
-      <w:proofErr w:type="spellStart"/>
-      <w:r>
-        <w:rPr>
-          <w:rFonts w:ascii="Arial" w:hAnsi="Arial" w:cs="Arial"/>
-          <w:color w:val="auto"/>
-          <w:sz w:val="24"/>
-          <w:szCs w:val="24"/>
-        </w:rPr>
-        <w:t>avance</w:t>
-      </w:r>
-      <w:proofErr w:type="spellEnd"/>
-      <w:r>
-        <w:rPr>
-          <w:rFonts w:ascii="Arial" w:hAnsi="Arial" w:cs="Arial"/>
-          <w:color w:val="auto"/>
-          <w:sz w:val="24"/>
-          <w:szCs w:val="24"/>
-        </w:rPr>
-        <w:t xml:space="preserve"> del </w:t>
-      </w:r>
-      <w:r>
-        <w:rPr>
-          <w:rFonts w:ascii="Arial" w:hAnsi="Arial" w:cs="Arial"/>
-          <w:color w:val="auto"/>
-          <w:sz w:val="24"/>
-          <w:szCs w:val="24"/>
-        </w:rPr>
-        <w:t>Proyecto</w:t>
+      <w:bookmarkStart w:id="19" w:name="_Toc240405108"/>
+      <w:r>
+        <w:t>VII. Vinculación del mapa conceptual con el avance del proyecto</w:t>
       </w:r>
       <w:bookmarkEnd w:id="19"/>
     </w:p>
@@ -12724,27 +9975,16 @@
           <w:sz w:val="24"/>
           <w:szCs w:val="24"/>
         </w:rPr>
-        <w:t xml:space="preserve">El mapa conceptual se utilizó como guía para organizar el inicio del proyecto. A partir del problema y del conjunto de datos se definieron tres componentes principales: el entorno reproducible, el uso de </w:t>
-      </w:r>
-      <w:proofErr w:type="spellStart"/>
-      <w:r>
-        <w:rPr>
-          <w:rFonts w:ascii="Arial" w:hAnsi="Arial"/>
-          <w:color w:val="auto"/>
-          <w:sz w:val="24"/>
-          <w:szCs w:val="24"/>
-        </w:rPr>
-        <w:t>Jupyter</w:t>
-      </w:r>
-      <w:proofErr w:type="spellEnd"/>
-      <w:r>
-        <w:rPr>
-          <w:rFonts w:ascii="Arial" w:hAnsi="Arial"/>
-          <w:color w:val="auto"/>
-          <w:sz w:val="24"/>
-          <w:szCs w:val="24"/>
-        </w:rPr>
-        <w:t xml:space="preserve"> Notebook y el trabajo colaborativo mediante Git y GitHub. Estos componentes orientaron la estructura del repositorio, la documentación del proceso y la coordinación de los cambios realizados por el equipo. En esta entrega se implementaron las actividades correspondientes a F1 y F2, mientras que el análisis, las visualizaciones y las conclusiones generales continuarán en F3 y F4.</w:t>
+        <w:t>El mapa conceptual se utilizó como guía para organizar el inicio del proyecto, siguiendo las orientaciones de la Evaluación Formativa 1 (Universidad Andrés Bello, 2026a)</w:t>
+      </w:r>
+      <w:r>
+        <w:rPr>
+          <w:rFonts w:ascii="Arial" w:hAnsi="Arial"/>
+          <w:color w:val="auto"/>
+          <w:sz w:val="24"/>
+          <w:szCs w:val="24"/>
+        </w:rPr>
+        <w:t>. A partir del problema y del conjunto de datos se definieron tres componentes principales: el entorno reproducible, el uso de Jupyter Notebook y el trabajo colaborativo mediante Git y GitHub. Estos componentes orientaron la estructura del repositorio, la documentación del proceso y la coordinación de los cambios realizados por el equipo. En esta entrega se implementaron las actividades correspondientes a F1 y F2, mientras que el análisis, las visualizaciones y las conclusiones generales continuarán en F3 y F4.</w:t>
       </w:r>
     </w:p>
     <w:p>
@@ -12880,7 +10120,7 @@
     <w:p>
       <w:pPr>
         <w:pStyle w:val="Descripcin1"/>
-        <w:jc w:val="both"/>
+        <w:keepLines/>
         <w:rPr>
           <w:rFonts w:ascii="Arial" w:hAnsi="Arial" w:cs="Arial"/>
           <w:color w:val="auto"/>
@@ -12906,147 +10146,7 @@
           <w:sz w:val="24"/>
           <w:szCs w:val="24"/>
         </w:rPr>
-        <w:t xml:space="preserve">. </w:t>
-      </w:r>
-      <w:proofErr w:type="spellStart"/>
-      <w:r>
-        <w:rPr>
-          <w:rFonts w:ascii="Arial" w:hAnsi="Arial" w:cs="Arial"/>
-          <w:color w:val="auto"/>
-          <w:sz w:val="24"/>
-          <w:szCs w:val="24"/>
-        </w:rPr>
-        <w:t>Elaboración</w:t>
-      </w:r>
-      <w:proofErr w:type="spellEnd"/>
-      <w:r>
-        <w:rPr>
-          <w:rFonts w:ascii="Arial" w:hAnsi="Arial" w:cs="Arial"/>
-          <w:color w:val="auto"/>
-          <w:sz w:val="24"/>
-          <w:szCs w:val="24"/>
-        </w:rPr>
-        <w:t xml:space="preserve"> </w:t>
-      </w:r>
-      <w:proofErr w:type="spellStart"/>
-      <w:r>
-        <w:rPr>
-          <w:rFonts w:ascii="Arial" w:hAnsi="Arial" w:cs="Arial"/>
-          <w:color w:val="auto"/>
-          <w:sz w:val="24"/>
-          <w:szCs w:val="24"/>
-        </w:rPr>
-        <w:t>propia</w:t>
-      </w:r>
-      <w:proofErr w:type="spellEnd"/>
-      <w:r>
-        <w:rPr>
-          <w:rFonts w:ascii="Arial" w:hAnsi="Arial" w:cs="Arial"/>
-          <w:color w:val="auto"/>
-          <w:sz w:val="24"/>
-          <w:szCs w:val="24"/>
-        </w:rPr>
-        <w:t xml:space="preserve">. La </w:t>
-      </w:r>
-      <w:proofErr w:type="spellStart"/>
-      <w:r>
-        <w:rPr>
-          <w:rFonts w:ascii="Arial" w:hAnsi="Arial" w:cs="Arial"/>
-          <w:color w:val="auto"/>
-          <w:sz w:val="24"/>
-          <w:szCs w:val="24"/>
-        </w:rPr>
-        <w:t>versión</w:t>
-      </w:r>
-      <w:proofErr w:type="spellEnd"/>
-      <w:r>
-        <w:rPr>
-          <w:rFonts w:ascii="Arial" w:hAnsi="Arial" w:cs="Arial"/>
-          <w:color w:val="auto"/>
-          <w:sz w:val="24"/>
-          <w:szCs w:val="24"/>
-        </w:rPr>
-        <w:t xml:space="preserve"> editable se </w:t>
-      </w:r>
-      <w:proofErr w:type="spellStart"/>
-      <w:r>
-        <w:rPr>
-          <w:rFonts w:ascii="Arial" w:hAnsi="Arial" w:cs="Arial"/>
-          <w:color w:val="auto"/>
-          <w:sz w:val="24"/>
-          <w:szCs w:val="24"/>
-        </w:rPr>
-        <w:t>encuentra</w:t>
-      </w:r>
-      <w:proofErr w:type="spellEnd"/>
-      <w:r>
-        <w:rPr>
-          <w:rFonts w:ascii="Arial" w:hAnsi="Arial" w:cs="Arial"/>
-          <w:color w:val="auto"/>
-          <w:sz w:val="24"/>
-          <w:szCs w:val="24"/>
-        </w:rPr>
-        <w:t xml:space="preserve"> </w:t>
-      </w:r>
-      <w:proofErr w:type="spellStart"/>
-      <w:r>
-        <w:rPr>
-          <w:rFonts w:ascii="Arial" w:hAnsi="Arial" w:cs="Arial"/>
-          <w:color w:val="auto"/>
-          <w:sz w:val="24"/>
-          <w:szCs w:val="24"/>
-        </w:rPr>
-        <w:t>en</w:t>
-      </w:r>
-      <w:proofErr w:type="spellEnd"/>
-      <w:r>
-        <w:rPr>
-          <w:rFonts w:ascii="Arial" w:hAnsi="Arial" w:cs="Arial"/>
-          <w:color w:val="auto"/>
-          <w:sz w:val="24"/>
-          <w:szCs w:val="24"/>
-        </w:rPr>
-        <w:t xml:space="preserve"> docs/mcdi500_s1_grupo5.drawio y la </w:t>
-      </w:r>
-      <w:proofErr w:type="spellStart"/>
-      <w:r>
-        <w:rPr>
-          <w:rFonts w:ascii="Arial" w:hAnsi="Arial" w:cs="Arial"/>
-          <w:color w:val="auto"/>
-          <w:sz w:val="24"/>
-          <w:szCs w:val="24"/>
-        </w:rPr>
-        <w:t>versión</w:t>
-      </w:r>
-      <w:proofErr w:type="spellEnd"/>
-      <w:r>
-        <w:rPr>
-          <w:rFonts w:ascii="Arial" w:hAnsi="Arial" w:cs="Arial"/>
-          <w:color w:val="auto"/>
-          <w:sz w:val="24"/>
-          <w:szCs w:val="24"/>
-        </w:rPr>
-        <w:t xml:space="preserve"> final </w:t>
-      </w:r>
-      <w:proofErr w:type="spellStart"/>
-      <w:r>
-        <w:rPr>
-          <w:rFonts w:ascii="Arial" w:hAnsi="Arial" w:cs="Arial"/>
-          <w:color w:val="auto"/>
-          <w:sz w:val="24"/>
-          <w:szCs w:val="24"/>
-        </w:rPr>
-        <w:t>en</w:t>
-      </w:r>
-      <w:proofErr w:type="spellEnd"/>
-      <w:r>
-        <w:rPr>
-          <w:rFonts w:ascii="Arial" w:hAnsi="Arial" w:cs="Arial"/>
-          <w:color w:val="auto"/>
-          <w:sz w:val="24"/>
-          <w:szCs w:val="24"/>
-        </w:rPr>
-        <w:t xml:space="preserve"> docs/mcdi500_s1_grupo5.pdf.</w:t>
+        <w:t>. Elaboración propia. La versión editable se encuentra en docs/mcdi500_s1_grupo5.drawio y la versión final en docs/mcdi500_s1_grupo5.pdf.</w:t>
       </w:r>
     </w:p>
     <w:p>
@@ -13062,7 +10162,6 @@
           <w:szCs w:val="24"/>
         </w:rPr>
       </w:pPr>
-      <w:proofErr w:type="spellStart"/>
       <w:r>
         <w:rPr>
           <w:rFonts w:ascii="Arial" w:hAnsi="Arial" w:cs="Arial"/>
@@ -13072,20 +10171,7 @@
           <w:sz w:val="24"/>
           <w:szCs w:val="24"/>
         </w:rPr>
-        <w:lastRenderedPageBreak/>
-        <w:t>Tabla</w:t>
-      </w:r>
-      <w:proofErr w:type="spellEnd"/>
-      <w:r>
-        <w:rPr>
-          <w:rFonts w:ascii="Arial" w:hAnsi="Arial" w:cs="Arial"/>
-          <w:b/>
-          <w:bCs/>
-          <w:color w:val="auto"/>
-          <w:sz w:val="24"/>
-          <w:szCs w:val="24"/>
-        </w:rPr>
-        <w:t xml:space="preserve"> 6</w:t>
+        <w:t>Tabla 6</w:t>
       </w:r>
     </w:p>
     <w:p>
@@ -13103,6 +10189,7 @@
       <w:r>
         <w:rPr>
           <w:rFonts w:ascii="Arial" w:hAnsi="Arial" w:cs="Arial"/>
+          <w:i/>
           <w:color w:val="auto"/>
           <w:sz w:val="24"/>
           <w:szCs w:val="24"/>
@@ -13125,6 +10212,7 @@
       <w:tr>
         <w:trPr>
           <w:cnfStyle w:val="100000000000" w:firstRow="1" w:lastRow="0" w:firstColumn="0" w:lastColumn="0" w:oddVBand="0" w:evenVBand="0" w:oddHBand="0" w:evenHBand="0" w:firstRowFirstColumn="0" w:firstRowLastColumn="0" w:lastRowFirstColumn="0" w:lastRowLastColumn="0"/>
+          <w:tblHeader/>
         </w:trPr>
         <w:tc>
           <w:tcPr>
@@ -13419,7 +10507,6 @@
                 <w:lang w:val="es-CL"/>
               </w:rPr>
             </w:pPr>
-            <w:proofErr w:type="spellStart"/>
             <w:r>
               <w:rPr>
                 <w:rFonts w:ascii="Arial" w:hAnsi="Arial"/>
@@ -13428,18 +10515,7 @@
                 <w:szCs w:val="24"/>
                 <w:lang w:val="es-CL"/>
               </w:rPr>
-              <w:t>Jupyter</w:t>
-            </w:r>
-            <w:proofErr w:type="spellEnd"/>
-            <w:r>
-              <w:rPr>
-                <w:rFonts w:ascii="Arial" w:hAnsi="Arial"/>
-                <w:color w:val="auto"/>
-                <w:sz w:val="24"/>
-                <w:szCs w:val="24"/>
-                <w:lang w:val="es-CL"/>
-              </w:rPr>
-              <w:t xml:space="preserve"> Notebook</w:t>
+              <w:t>Jupyter Notebook</w:t>
             </w:r>
           </w:p>
         </w:tc>
@@ -13675,51 +10751,7 @@
                 <w:szCs w:val="24"/>
                 <w:lang w:val="es-CL"/>
               </w:rPr>
-              <w:t xml:space="preserve">data/, </w:t>
-            </w:r>
-            <w:proofErr w:type="spellStart"/>
-            <w:r>
-              <w:rPr>
-                <w:rFonts w:ascii="Arial" w:hAnsi="Arial"/>
-                <w:color w:val="auto"/>
-                <w:sz w:val="24"/>
-                <w:szCs w:val="24"/>
-                <w:lang w:val="es-CL"/>
-              </w:rPr>
-              <w:t>src</w:t>
-            </w:r>
-            <w:proofErr w:type="spellEnd"/>
-            <w:r>
-              <w:rPr>
-                <w:rFonts w:ascii="Arial" w:hAnsi="Arial"/>
-                <w:color w:val="auto"/>
-                <w:sz w:val="24"/>
-                <w:szCs w:val="24"/>
-                <w:lang w:val="es-CL"/>
-              </w:rPr>
-              <w:t xml:space="preserve">/, </w:t>
-            </w:r>
-            <w:proofErr w:type="spellStart"/>
-            <w:r>
-              <w:rPr>
-                <w:rFonts w:ascii="Arial" w:hAnsi="Arial"/>
-                <w:color w:val="auto"/>
-                <w:sz w:val="24"/>
-                <w:szCs w:val="24"/>
-                <w:lang w:val="es-CL"/>
-              </w:rPr>
-              <w:t>docs</w:t>
-            </w:r>
-            <w:proofErr w:type="spellEnd"/>
-            <w:r>
-              <w:rPr>
-                <w:rFonts w:ascii="Arial" w:hAnsi="Arial"/>
-                <w:color w:val="auto"/>
-                <w:sz w:val="24"/>
-                <w:szCs w:val="24"/>
-                <w:lang w:val="es-CL"/>
-              </w:rPr>
-              <w:t>/ y evidencias/</w:t>
+              <w:t>data/, src/, docs/ y evidencias/</w:t>
             </w:r>
           </w:p>
         </w:tc>
@@ -13808,29 +10840,7 @@
                 <w:szCs w:val="24"/>
                 <w:lang w:val="es-CL"/>
               </w:rPr>
-              <w:t xml:space="preserve">Celdas </w:t>
-            </w:r>
-            <w:proofErr w:type="spellStart"/>
-            <w:r>
-              <w:rPr>
-                <w:rFonts w:ascii="Arial" w:hAnsi="Arial"/>
-                <w:color w:val="auto"/>
-                <w:sz w:val="24"/>
-                <w:szCs w:val="24"/>
-                <w:lang w:val="es-CL"/>
-              </w:rPr>
-              <w:t>Markdown</w:t>
-            </w:r>
-            <w:proofErr w:type="spellEnd"/>
-            <w:r>
-              <w:rPr>
-                <w:rFonts w:ascii="Arial" w:hAnsi="Arial"/>
-                <w:color w:val="auto"/>
-                <w:sz w:val="24"/>
-                <w:szCs w:val="24"/>
-                <w:lang w:val="es-CL"/>
-              </w:rPr>
-              <w:t>, README e informe</w:t>
+              <w:t>Celdas Markdown, README e informe</w:t>
             </w:r>
           </w:p>
         </w:tc>
@@ -13890,20 +10900,8 @@
                 <w:szCs w:val="24"/>
                 <w:lang w:val="es-CL"/>
               </w:rPr>
-              <w:t xml:space="preserve">Se definió el flujo rama individual → desarrollo → </w:t>
-            </w:r>
-            <w:proofErr w:type="spellStart"/>
-            <w:r>
-              <w:rPr>
-                <w:rFonts w:ascii="Arial" w:hAnsi="Arial"/>
-                <w:color w:val="auto"/>
-                <w:sz w:val="24"/>
-                <w:szCs w:val="24"/>
-                <w:lang w:val="es-CL"/>
-              </w:rPr>
-              <w:t>main</w:t>
-            </w:r>
-            <w:proofErr w:type="spellEnd"/>
+              <w:t>Se definió el flujo rama individual → desarrollo → main</w:t>
+            </w:r>
           </w:p>
         </w:tc>
         <w:tc>
@@ -13931,42 +10929,8 @@
                 <w:szCs w:val="24"/>
                 <w:lang w:val="es-CL"/>
               </w:rPr>
-              <w:t xml:space="preserve">Políticas de ramas y </w:t>
-            </w:r>
-            <w:proofErr w:type="spellStart"/>
-            <w:r>
-              <w:rPr>
-                <w:rFonts w:ascii="Arial" w:hAnsi="Arial"/>
-                <w:color w:val="auto"/>
-                <w:sz w:val="24"/>
-                <w:szCs w:val="24"/>
-                <w:lang w:val="es-CL"/>
-              </w:rPr>
-              <w:t>pull</w:t>
-            </w:r>
-            <w:proofErr w:type="spellEnd"/>
-            <w:r>
-              <w:rPr>
-                <w:rFonts w:ascii="Arial" w:hAnsi="Arial"/>
-                <w:color w:val="auto"/>
-                <w:sz w:val="24"/>
-                <w:szCs w:val="24"/>
-                <w:lang w:val="es-CL"/>
-              </w:rPr>
-              <w:t xml:space="preserve"> </w:t>
-            </w:r>
-            <w:proofErr w:type="spellStart"/>
-            <w:r>
-              <w:rPr>
-                <w:rFonts w:ascii="Arial" w:hAnsi="Arial"/>
-                <w:color w:val="auto"/>
-                <w:sz w:val="24"/>
-                <w:szCs w:val="24"/>
-                <w:lang w:val="es-CL"/>
-              </w:rPr>
-              <w:t>requests</w:t>
-            </w:r>
-            <w:proofErr w:type="spellEnd"/>
+              <w:t>Políticas de ramas y pull requests</w:t>
+            </w:r>
           </w:p>
         </w:tc>
       </w:tr>
@@ -14102,7 +11066,7 @@
           <w:szCs w:val="24"/>
         </w:rPr>
       </w:pPr>
-      <w:bookmarkStart w:id="20" w:name="_Toc240403242"/>
+      <w:bookmarkStart w:id="20" w:name="_Toc240405109"/>
       <w:r>
         <w:rPr>
           <w:rFonts w:ascii="Arial" w:hAnsi="Arial" w:cs="Arial"/>
@@ -14110,7 +11074,6 @@
           <w:sz w:val="24"/>
           <w:szCs w:val="24"/>
         </w:rPr>
-        <w:lastRenderedPageBreak/>
         <w:t>VII</w:t>
       </w:r>
       <w:r>
@@ -14129,67 +11092,7 @@
           <w:sz w:val="24"/>
           <w:szCs w:val="24"/>
         </w:rPr>
-        <w:t xml:space="preserve">. </w:t>
-      </w:r>
-      <w:proofErr w:type="spellStart"/>
-      <w:r>
-        <w:rPr>
-          <w:rFonts w:ascii="Arial" w:hAnsi="Arial" w:cs="Arial"/>
-          <w:color w:val="auto"/>
-          <w:sz w:val="24"/>
-          <w:szCs w:val="24"/>
-        </w:rPr>
-        <w:t>Referencias</w:t>
-      </w:r>
-      <w:proofErr w:type="spellEnd"/>
-      <w:r>
-        <w:rPr>
-          <w:rFonts w:ascii="Arial" w:hAnsi="Arial" w:cs="Arial"/>
-          <w:color w:val="auto"/>
-          <w:sz w:val="24"/>
-          <w:szCs w:val="24"/>
-        </w:rPr>
-        <w:t xml:space="preserve"> </w:t>
-      </w:r>
-      <w:proofErr w:type="spellStart"/>
-      <w:r>
-        <w:rPr>
-          <w:rFonts w:ascii="Arial" w:hAnsi="Arial" w:cs="Arial"/>
-          <w:color w:val="auto"/>
-          <w:sz w:val="24"/>
-          <w:szCs w:val="24"/>
-        </w:rPr>
-        <w:t>bibliográficas</w:t>
-      </w:r>
-      <w:proofErr w:type="spellEnd"/>
-      <w:r>
-        <w:rPr>
-          <w:rFonts w:ascii="Arial" w:hAnsi="Arial" w:cs="Arial"/>
-          <w:color w:val="auto"/>
-          <w:sz w:val="24"/>
-          <w:szCs w:val="24"/>
-        </w:rPr>
-        <w:t xml:space="preserve"> (Normas APA 7.ª </w:t>
-      </w:r>
-      <w:proofErr w:type="spellStart"/>
-      <w:r>
-        <w:rPr>
-          <w:rFonts w:ascii="Arial" w:hAnsi="Arial" w:cs="Arial"/>
-          <w:color w:val="auto"/>
-          <w:sz w:val="24"/>
-          <w:szCs w:val="24"/>
-        </w:rPr>
-        <w:t>edición</w:t>
-      </w:r>
-      <w:proofErr w:type="spellEnd"/>
-      <w:r>
-        <w:rPr>
-          <w:rFonts w:ascii="Arial" w:hAnsi="Arial" w:cs="Arial"/>
-          <w:color w:val="auto"/>
-          <w:sz w:val="24"/>
-          <w:szCs w:val="24"/>
-        </w:rPr>
-        <w:t>)</w:t>
+        <w:t>. Referencias bibliográficas (Normas APA 7.ª edición)</w:t>
       </w:r>
       <w:bookmarkEnd w:id="20"/>
     </w:p>
@@ -14204,13 +11107,7 @@
         </w:rPr>
       </w:pPr>
       <w:r>
-        <w:rPr>
-          <w:rFonts w:ascii="Arial" w:hAnsi="Arial"/>
-          <w:color w:val="auto"/>
-          <w:sz w:val="24"/>
-          <w:szCs w:val="24"/>
-        </w:rPr>
-        <w:t>En estricto cumplimiento de los criterios institucionales de diversidad, actualidad y tipología de fuentes, se incorporan las referencias técnicas, académicas y docentes que respaldan este informe y los notebooks ejecutados:</w:t>
+        <w:t>Las siguientes fuentes técnicas, académicas y docentes respaldan las decisiones descritas en el informe y en los notebooks ejecutados:</w:t>
       </w:r>
     </w:p>
     <w:p>
@@ -14225,25 +11122,17 @@
           <w:szCs w:val="24"/>
         </w:rPr>
       </w:pPr>
-      <w:proofErr w:type="spellStart"/>
-      <w:r>
-        <w:rPr>
-          <w:rFonts w:ascii="Arial" w:hAnsi="Arial"/>
-          <w:color w:val="auto"/>
-          <w:sz w:val="24"/>
-          <w:szCs w:val="24"/>
-        </w:rPr>
-        <w:t>ChileCompra</w:t>
-      </w:r>
-      <w:proofErr w:type="spellEnd"/>
-      <w:r>
-        <w:rPr>
-          <w:rFonts w:ascii="Arial" w:hAnsi="Arial"/>
-          <w:color w:val="auto"/>
-          <w:sz w:val="24"/>
-          <w:szCs w:val="24"/>
-        </w:rPr>
-        <w:t>. (s. f.-a). Descargas de datos abiertos del sistema de compras públicas. Dirección de Compras y Contratación Pública. https://datos-abiertos.chilecompra.cl/descargas</w:t>
+      <w:r>
+        <w:t xml:space="preserve">ChileCompra. (s. f.-a). </w:t>
+      </w:r>
+      <w:r>
+        <w:rPr>
+          <w:i/>
+        </w:rPr>
+        <w:t>Descargas de datos abiertos del sistema de compras públicas</w:t>
+      </w:r>
+      <w:r>
+        <w:t>. Dirección de Compras y Contratación Pública. https://datos-abiertos.chilecompra.cl/descargas</w:t>
       </w:r>
     </w:p>
     <w:p>
@@ -14258,25 +11147,17 @@
           <w:szCs w:val="24"/>
         </w:rPr>
       </w:pPr>
-      <w:proofErr w:type="spellStart"/>
-      <w:r>
-        <w:rPr>
-          <w:rFonts w:ascii="Arial" w:hAnsi="Arial"/>
-          <w:color w:val="auto"/>
-          <w:sz w:val="24"/>
-          <w:szCs w:val="24"/>
-        </w:rPr>
-        <w:t>ChileCompra</w:t>
-      </w:r>
-      <w:proofErr w:type="spellEnd"/>
-      <w:r>
-        <w:rPr>
-          <w:rFonts w:ascii="Arial" w:hAnsi="Arial"/>
-          <w:color w:val="auto"/>
-          <w:sz w:val="24"/>
-          <w:szCs w:val="24"/>
-        </w:rPr>
-        <w:t>. (s. f.-b). Diccionario de datos de la API de Mercado Público: Licitaciones públicas. Dirección de Compras y Contratación Pública. https://www.chilecompra.cl/wp-content/uploads/2026/03/Documentacion-API-Mercado-Publico-Licitaciones.pdf</w:t>
+      <w:r>
+        <w:t xml:space="preserve">ChileCompra. (s. f.-b). </w:t>
+      </w:r>
+      <w:r>
+        <w:rPr>
+          <w:i/>
+        </w:rPr>
+        <w:t>Diccionario de datos de la API de Mercado Público: Licitaciones públicas</w:t>
+      </w:r>
+      <w:r>
+        <w:t>. Dirección de Compras y Contratación Pública. https://www.chilecompra.cl/wp-content/uploads/2026/03/Documentacion-API-Mercado-Publico-Licitaciones.pdf</w:t>
       </w:r>
     </w:p>
     <w:p>
@@ -14291,25 +11172,17 @@
           <w:szCs w:val="24"/>
         </w:rPr>
       </w:pPr>
-      <w:proofErr w:type="spellStart"/>
-      <w:r>
-        <w:rPr>
-          <w:rFonts w:ascii="Arial" w:hAnsi="Arial"/>
-          <w:color w:val="auto"/>
-          <w:sz w:val="24"/>
-          <w:szCs w:val="24"/>
-        </w:rPr>
-        <w:t>ChileCompra</w:t>
-      </w:r>
-      <w:proofErr w:type="spellEnd"/>
-      <w:r>
-        <w:rPr>
-          <w:rFonts w:ascii="Arial" w:hAnsi="Arial"/>
-          <w:color w:val="auto"/>
-          <w:sz w:val="24"/>
-          <w:szCs w:val="24"/>
-        </w:rPr>
-        <w:t>. (s. f.-c). Glosario y definiciones del portal de datos abiertos. Dirección de Compras y Contratación Pública. https://datos-abiertos.chilecompra.cl/datos-abiertos/definiciones</w:t>
+      <w:r>
+        <w:t xml:space="preserve">ChileCompra. (s. f.-c). </w:t>
+      </w:r>
+      <w:r>
+        <w:rPr>
+          <w:i/>
+        </w:rPr>
+        <w:t>Glosario y definiciones del portal de datos abiertos</w:t>
+      </w:r>
+      <w:r>
+        <w:t>. Dirección de Compras y Contratación Pública. https://datos-abiertos.chilecompra.cl/datos-abiertos/definiciones</w:t>
       </w:r>
     </w:p>
     <w:p>
@@ -14325,132 +11198,15 @@
         </w:rPr>
       </w:pPr>
       <w:r>
-        <w:rPr>
-          <w:rFonts w:ascii="Arial" w:hAnsi="Arial"/>
-          <w:color w:val="auto"/>
-          <w:sz w:val="24"/>
-          <w:szCs w:val="24"/>
-        </w:rPr>
-        <w:t xml:space="preserve">McKinney, W. (2022). Python </w:t>
-      </w:r>
-      <w:proofErr w:type="spellStart"/>
-      <w:r>
-        <w:rPr>
-          <w:rFonts w:ascii="Arial" w:hAnsi="Arial"/>
-          <w:color w:val="auto"/>
-          <w:sz w:val="24"/>
-          <w:szCs w:val="24"/>
-        </w:rPr>
-        <w:t>for</w:t>
-      </w:r>
-      <w:proofErr w:type="spellEnd"/>
-      <w:r>
-        <w:rPr>
-          <w:rFonts w:ascii="Arial" w:hAnsi="Arial"/>
-          <w:color w:val="auto"/>
-          <w:sz w:val="24"/>
-          <w:szCs w:val="24"/>
-        </w:rPr>
-        <w:t xml:space="preserve"> data </w:t>
-      </w:r>
-      <w:proofErr w:type="spellStart"/>
-      <w:r>
-        <w:rPr>
-          <w:rFonts w:ascii="Arial" w:hAnsi="Arial"/>
-          <w:color w:val="auto"/>
-          <w:sz w:val="24"/>
-          <w:szCs w:val="24"/>
-        </w:rPr>
-        <w:t>analysis</w:t>
-      </w:r>
-      <w:proofErr w:type="spellEnd"/>
-      <w:r>
-        <w:rPr>
-          <w:rFonts w:ascii="Arial" w:hAnsi="Arial"/>
-          <w:color w:val="auto"/>
-          <w:sz w:val="24"/>
-          <w:szCs w:val="24"/>
-        </w:rPr>
-        <w:t xml:space="preserve">: Data </w:t>
-      </w:r>
-      <w:proofErr w:type="spellStart"/>
-      <w:r>
-        <w:rPr>
-          <w:rFonts w:ascii="Arial" w:hAnsi="Arial"/>
-          <w:color w:val="auto"/>
-          <w:sz w:val="24"/>
-          <w:szCs w:val="24"/>
-        </w:rPr>
-        <w:t>wrangling</w:t>
-      </w:r>
-      <w:proofErr w:type="spellEnd"/>
-      <w:r>
-        <w:rPr>
-          <w:rFonts w:ascii="Arial" w:hAnsi="Arial"/>
-          <w:color w:val="auto"/>
-          <w:sz w:val="24"/>
-          <w:szCs w:val="24"/>
-        </w:rPr>
-        <w:t xml:space="preserve"> </w:t>
-      </w:r>
-      <w:proofErr w:type="spellStart"/>
-      <w:r>
-        <w:rPr>
-          <w:rFonts w:ascii="Arial" w:hAnsi="Arial"/>
-          <w:color w:val="auto"/>
-          <w:sz w:val="24"/>
-          <w:szCs w:val="24"/>
-        </w:rPr>
-        <w:t>with</w:t>
-      </w:r>
-      <w:proofErr w:type="spellEnd"/>
-      <w:r>
-        <w:rPr>
-          <w:rFonts w:ascii="Arial" w:hAnsi="Arial"/>
-          <w:color w:val="auto"/>
-          <w:sz w:val="24"/>
-          <w:szCs w:val="24"/>
-        </w:rPr>
-        <w:t xml:space="preserve"> pandas, </w:t>
-      </w:r>
-      <w:proofErr w:type="spellStart"/>
-      <w:r>
-        <w:rPr>
-          <w:rFonts w:ascii="Arial" w:hAnsi="Arial"/>
-          <w:color w:val="auto"/>
-          <w:sz w:val="24"/>
-          <w:szCs w:val="24"/>
-        </w:rPr>
-        <w:t>NumPy</w:t>
-      </w:r>
-      <w:proofErr w:type="spellEnd"/>
-      <w:r>
-        <w:rPr>
-          <w:rFonts w:ascii="Arial" w:hAnsi="Arial"/>
-          <w:color w:val="auto"/>
-          <w:sz w:val="24"/>
-          <w:szCs w:val="24"/>
-        </w:rPr>
-        <w:t xml:space="preserve">, and </w:t>
-      </w:r>
-      <w:proofErr w:type="spellStart"/>
-      <w:r>
-        <w:rPr>
-          <w:rFonts w:ascii="Arial" w:hAnsi="Arial"/>
-          <w:color w:val="auto"/>
-          <w:sz w:val="24"/>
-          <w:szCs w:val="24"/>
-        </w:rPr>
-        <w:t>Jupyter</w:t>
-      </w:r>
-      <w:proofErr w:type="spellEnd"/>
-      <w:r>
-        <w:rPr>
-          <w:rFonts w:ascii="Arial" w:hAnsi="Arial"/>
-          <w:color w:val="auto"/>
-          <w:sz w:val="24"/>
-          <w:szCs w:val="24"/>
-        </w:rPr>
+        <w:t xml:space="preserve">McKinney, W. (2022). </w:t>
+      </w:r>
+      <w:r>
+        <w:rPr>
+          <w:i/>
+        </w:rPr>
+        <w:t>Python for data analysis: Data wrangling with pandas, NumPy, and Jupyter</w:t>
+      </w:r>
+      <w:r>
         <w:t xml:space="preserve"> (3.ª ed.). O'Reilly Media.</w:t>
       </w:r>
     </w:p>
@@ -14466,124 +11222,16 @@
           <w:szCs w:val="24"/>
         </w:rPr>
       </w:pPr>
-      <w:proofErr w:type="spellStart"/>
-      <w:r>
-        <w:rPr>
-          <w:rFonts w:ascii="Arial" w:hAnsi="Arial"/>
-          <w:color w:val="auto"/>
-          <w:sz w:val="24"/>
-          <w:szCs w:val="24"/>
-        </w:rPr>
-        <w:t>NumPy</w:t>
-      </w:r>
-      <w:proofErr w:type="spellEnd"/>
-      <w:r>
-        <w:rPr>
-          <w:rFonts w:ascii="Arial" w:hAnsi="Arial"/>
-          <w:color w:val="auto"/>
-          <w:sz w:val="24"/>
-          <w:szCs w:val="24"/>
-        </w:rPr>
-        <w:t xml:space="preserve"> </w:t>
-      </w:r>
-      <w:proofErr w:type="spellStart"/>
-      <w:r>
-        <w:rPr>
-          <w:rFonts w:ascii="Arial" w:hAnsi="Arial"/>
-          <w:color w:val="auto"/>
-          <w:sz w:val="24"/>
-          <w:szCs w:val="24"/>
-        </w:rPr>
-        <w:t>Developers</w:t>
-      </w:r>
-      <w:proofErr w:type="spellEnd"/>
-      <w:r>
-        <w:rPr>
-          <w:rFonts w:ascii="Arial" w:hAnsi="Arial"/>
-          <w:color w:val="auto"/>
-          <w:sz w:val="24"/>
-          <w:szCs w:val="24"/>
-        </w:rPr>
-        <w:t xml:space="preserve">. (s. f.). </w:t>
-      </w:r>
-      <w:proofErr w:type="spellStart"/>
-      <w:r>
-        <w:rPr>
-          <w:rFonts w:ascii="Arial" w:hAnsi="Arial"/>
-          <w:color w:val="auto"/>
-          <w:sz w:val="24"/>
-          <w:szCs w:val="24"/>
-        </w:rPr>
-        <w:t>NumPy</w:t>
-      </w:r>
-      <w:proofErr w:type="spellEnd"/>
-      <w:r>
-        <w:rPr>
-          <w:rFonts w:ascii="Arial" w:hAnsi="Arial"/>
-          <w:color w:val="auto"/>
-          <w:sz w:val="24"/>
-          <w:szCs w:val="24"/>
-        </w:rPr>
-        <w:t xml:space="preserve"> </w:t>
-      </w:r>
-      <w:proofErr w:type="spellStart"/>
-      <w:r>
-        <w:rPr>
-          <w:rFonts w:ascii="Arial" w:hAnsi="Arial"/>
-          <w:color w:val="auto"/>
-          <w:sz w:val="24"/>
-          <w:szCs w:val="24"/>
-        </w:rPr>
-        <w:t>user</w:t>
-      </w:r>
-      <w:proofErr w:type="spellEnd"/>
-      <w:r>
-        <w:rPr>
-          <w:rFonts w:ascii="Arial" w:hAnsi="Arial"/>
-          <w:color w:val="auto"/>
-          <w:sz w:val="24"/>
-          <w:szCs w:val="24"/>
-        </w:rPr>
-        <w:t xml:space="preserve"> guide and </w:t>
-      </w:r>
-      <w:proofErr w:type="spellStart"/>
-      <w:r>
-        <w:rPr>
-          <w:rFonts w:ascii="Arial" w:hAnsi="Arial"/>
-          <w:color w:val="auto"/>
-          <w:sz w:val="24"/>
-          <w:szCs w:val="24"/>
-        </w:rPr>
-        <w:t>reference</w:t>
-      </w:r>
-      <w:proofErr w:type="spellEnd"/>
-      <w:r>
-        <w:rPr>
-          <w:rFonts w:ascii="Arial" w:hAnsi="Arial"/>
-          <w:color w:val="auto"/>
-          <w:sz w:val="24"/>
-          <w:szCs w:val="24"/>
-        </w:rPr>
-        <w:t xml:space="preserve"> </w:t>
-      </w:r>
-      <w:proofErr w:type="spellStart"/>
-      <w:r>
-        <w:rPr>
-          <w:rFonts w:ascii="Arial" w:hAnsi="Arial"/>
-          <w:color w:val="auto"/>
-          <w:sz w:val="24"/>
-          <w:szCs w:val="24"/>
-        </w:rPr>
-        <w:t>documentation</w:t>
-      </w:r>
-      <w:proofErr w:type="spellEnd"/>
-      <w:r>
-        <w:rPr>
-          <w:rFonts w:ascii="Arial" w:hAnsi="Arial"/>
-          <w:color w:val="auto"/>
-          <w:sz w:val="24"/>
-          <w:szCs w:val="24"/>
-        </w:rPr>
+      <w:r>
+        <w:t xml:space="preserve">NumPy Developers. (s. f.). </w:t>
+      </w:r>
+      <w:r>
+        <w:rPr>
+          <w:i/>
+        </w:rPr>
+        <w:t>NumPy user guide and reference documentation</w:t>
+      </w:r>
+      <w:r>
         <w:t xml:space="preserve"> (Versión 2.3). https://numpy.org/doc/stable/</w:t>
       </w:r>
     </w:p>
@@ -14600,193 +11248,16 @@
         </w:rPr>
       </w:pPr>
       <w:r>
-        <w:rPr>
-          <w:rFonts w:ascii="Arial" w:hAnsi="Arial"/>
-          <w:color w:val="auto"/>
-          <w:sz w:val="24"/>
-          <w:szCs w:val="24"/>
-        </w:rPr>
-        <w:t xml:space="preserve">Samuel, S., &amp; </w:t>
-      </w:r>
-      <w:proofErr w:type="spellStart"/>
-      <w:r>
-        <w:rPr>
-          <w:rFonts w:ascii="Arial" w:hAnsi="Arial"/>
-          <w:color w:val="auto"/>
-          <w:sz w:val="24"/>
-          <w:szCs w:val="24"/>
-        </w:rPr>
-        <w:t>Mietchen</w:t>
-      </w:r>
-      <w:proofErr w:type="spellEnd"/>
-      <w:r>
-        <w:rPr>
-          <w:rFonts w:ascii="Arial" w:hAnsi="Arial"/>
-          <w:color w:val="auto"/>
-          <w:sz w:val="24"/>
-          <w:szCs w:val="24"/>
-        </w:rPr>
-        <w:t xml:space="preserve">, D. (2024). </w:t>
-      </w:r>
-      <w:proofErr w:type="spellStart"/>
-      <w:r>
-        <w:rPr>
-          <w:rFonts w:ascii="Arial" w:hAnsi="Arial"/>
-          <w:color w:val="auto"/>
-          <w:sz w:val="24"/>
-          <w:szCs w:val="24"/>
-        </w:rPr>
-        <w:t>Computational</w:t>
-      </w:r>
-      <w:proofErr w:type="spellEnd"/>
-      <w:r>
-        <w:rPr>
-          <w:rFonts w:ascii="Arial" w:hAnsi="Arial"/>
-          <w:color w:val="auto"/>
-          <w:sz w:val="24"/>
-          <w:szCs w:val="24"/>
-        </w:rPr>
-        <w:t xml:space="preserve"> </w:t>
-      </w:r>
-      <w:proofErr w:type="spellStart"/>
-      <w:r>
-        <w:rPr>
-          <w:rFonts w:ascii="Arial" w:hAnsi="Arial"/>
-          <w:color w:val="auto"/>
-          <w:sz w:val="24"/>
-          <w:szCs w:val="24"/>
-        </w:rPr>
-        <w:t>reproducibility</w:t>
-      </w:r>
-      <w:proofErr w:type="spellEnd"/>
-      <w:r>
-        <w:rPr>
-          <w:rFonts w:ascii="Arial" w:hAnsi="Arial"/>
-          <w:color w:val="auto"/>
-          <w:sz w:val="24"/>
-          <w:szCs w:val="24"/>
-        </w:rPr>
-        <w:t xml:space="preserve"> </w:t>
-      </w:r>
-      <w:proofErr w:type="spellStart"/>
-      <w:r>
-        <w:rPr>
-          <w:rFonts w:ascii="Arial" w:hAnsi="Arial"/>
-          <w:color w:val="auto"/>
-          <w:sz w:val="24"/>
-          <w:szCs w:val="24"/>
-        </w:rPr>
-        <w:t>of</w:t>
-      </w:r>
-      <w:proofErr w:type="spellEnd"/>
-      <w:r>
-        <w:rPr>
-          <w:rFonts w:ascii="Arial" w:hAnsi="Arial"/>
-          <w:color w:val="auto"/>
-          <w:sz w:val="24"/>
-          <w:szCs w:val="24"/>
-        </w:rPr>
-        <w:t xml:space="preserve"> </w:t>
-      </w:r>
-      <w:proofErr w:type="spellStart"/>
-      <w:r>
-        <w:rPr>
-          <w:rFonts w:ascii="Arial" w:hAnsi="Arial"/>
-          <w:color w:val="auto"/>
-          <w:sz w:val="24"/>
-          <w:szCs w:val="24"/>
-        </w:rPr>
-        <w:t>Jupyter</w:t>
-      </w:r>
-      <w:proofErr w:type="spellEnd"/>
-      <w:r>
-        <w:rPr>
-          <w:rFonts w:ascii="Arial" w:hAnsi="Arial"/>
-          <w:color w:val="auto"/>
-          <w:sz w:val="24"/>
-          <w:szCs w:val="24"/>
-        </w:rPr>
-        <w:t xml:space="preserve"> notebooks </w:t>
-      </w:r>
-      <w:proofErr w:type="spellStart"/>
-      <w:r>
-        <w:rPr>
-          <w:rFonts w:ascii="Arial" w:hAnsi="Arial"/>
-          <w:color w:val="auto"/>
-          <w:sz w:val="24"/>
-          <w:szCs w:val="24"/>
-        </w:rPr>
-        <w:t>from</w:t>
-      </w:r>
-      <w:proofErr w:type="spellEnd"/>
-      <w:r>
-        <w:rPr>
-          <w:rFonts w:ascii="Arial" w:hAnsi="Arial"/>
-          <w:color w:val="auto"/>
-          <w:sz w:val="24"/>
-          <w:szCs w:val="24"/>
-        </w:rPr>
-        <w:t xml:space="preserve"> </w:t>
-      </w:r>
-      <w:proofErr w:type="spellStart"/>
-      <w:r>
-        <w:rPr>
-          <w:rFonts w:ascii="Arial" w:hAnsi="Arial"/>
-          <w:color w:val="auto"/>
-          <w:sz w:val="24"/>
-          <w:szCs w:val="24"/>
-        </w:rPr>
-        <w:t>biomedical</w:t>
-      </w:r>
-      <w:proofErr w:type="spellEnd"/>
-      <w:r>
-        <w:rPr>
-          <w:rFonts w:ascii="Arial" w:hAnsi="Arial"/>
-          <w:color w:val="auto"/>
-          <w:sz w:val="24"/>
-          <w:szCs w:val="24"/>
-        </w:rPr>
-        <w:t xml:space="preserve"> </w:t>
-      </w:r>
-      <w:proofErr w:type="spellStart"/>
-      <w:r>
-        <w:rPr>
-          <w:rFonts w:ascii="Arial" w:hAnsi="Arial"/>
-          <w:color w:val="auto"/>
-          <w:sz w:val="24"/>
-          <w:szCs w:val="24"/>
-        </w:rPr>
-        <w:t>publications</w:t>
-      </w:r>
-      <w:proofErr w:type="spellEnd"/>
-      <w:r>
-        <w:rPr>
-          <w:rFonts w:ascii="Arial" w:hAnsi="Arial"/>
-          <w:color w:val="auto"/>
-          <w:sz w:val="24"/>
-          <w:szCs w:val="24"/>
-        </w:rPr>
-        <w:t xml:space="preserve">. </w:t>
-      </w:r>
-      <w:proofErr w:type="spellStart"/>
-      <w:r>
-        <w:rPr>
-          <w:rFonts w:ascii="Arial" w:hAnsi="Arial"/>
-          <w:color w:val="auto"/>
-          <w:sz w:val="24"/>
-          <w:szCs w:val="24"/>
-        </w:rPr>
-        <w:t>GigaScience</w:t>
-      </w:r>
-      <w:proofErr w:type="spellEnd"/>
-      <w:r>
-        <w:rPr>
-          <w:rFonts w:ascii="Arial" w:hAnsi="Arial"/>
-          <w:color w:val="auto"/>
-          <w:sz w:val="24"/>
-          <w:szCs w:val="24"/>
-        </w:rPr>
-        <w:t>, 13, giad113. https://doi.org/10.1093/gigascience/giad113</w:t>
+        <w:t xml:space="preserve">Samuel, S., &amp; Mietchen, D. (2024). Computational reproducibility of Jupyter notebooks from biomedical publications. </w:t>
+      </w:r>
+      <w:r>
+        <w:rPr>
+          <w:i/>
+        </w:rPr>
+        <w:t>GigaScience, 13</w:t>
+      </w:r>
+      <w:r>
+        <w:t>, giad113. https://doi.org/10.1093/gigascience/giad113</w:t>
       </w:r>
     </w:p>
     <w:p>
@@ -14802,72 +11273,15 @@
         </w:rPr>
       </w:pPr>
       <w:r>
-        <w:rPr>
-          <w:rFonts w:ascii="Arial" w:hAnsi="Arial"/>
-          <w:color w:val="auto"/>
-          <w:sz w:val="24"/>
-          <w:szCs w:val="24"/>
-        </w:rPr>
-        <w:t xml:space="preserve">The pandas </w:t>
-      </w:r>
-      <w:proofErr w:type="spellStart"/>
-      <w:r>
-        <w:rPr>
-          <w:rFonts w:ascii="Arial" w:hAnsi="Arial"/>
-          <w:color w:val="auto"/>
-          <w:sz w:val="24"/>
-          <w:szCs w:val="24"/>
-        </w:rPr>
-        <w:t>development</w:t>
-      </w:r>
-      <w:proofErr w:type="spellEnd"/>
-      <w:r>
-        <w:rPr>
-          <w:rFonts w:ascii="Arial" w:hAnsi="Arial"/>
-          <w:color w:val="auto"/>
-          <w:sz w:val="24"/>
-          <w:szCs w:val="24"/>
-        </w:rPr>
-        <w:t xml:space="preserve"> </w:t>
-      </w:r>
-      <w:proofErr w:type="spellStart"/>
-      <w:r>
-        <w:rPr>
-          <w:rFonts w:ascii="Arial" w:hAnsi="Arial"/>
-          <w:color w:val="auto"/>
-          <w:sz w:val="24"/>
-          <w:szCs w:val="24"/>
-        </w:rPr>
-        <w:t>team</w:t>
-      </w:r>
-      <w:proofErr w:type="spellEnd"/>
-      <w:r>
-        <w:rPr>
-          <w:rFonts w:ascii="Arial" w:hAnsi="Arial"/>
-          <w:color w:val="auto"/>
-          <w:sz w:val="24"/>
-          <w:szCs w:val="24"/>
-        </w:rPr>
-        <w:t xml:space="preserve">. (s. f.). pandas </w:t>
-      </w:r>
-      <w:proofErr w:type="spellStart"/>
-      <w:r>
-        <w:rPr>
-          <w:rFonts w:ascii="Arial" w:hAnsi="Arial"/>
-          <w:color w:val="auto"/>
-          <w:sz w:val="24"/>
-          <w:szCs w:val="24"/>
-        </w:rPr>
-        <w:t>documentation</w:t>
-      </w:r>
-      <w:proofErr w:type="spellEnd"/>
-      <w:r>
-        <w:rPr>
-          <w:rFonts w:ascii="Arial" w:hAnsi="Arial"/>
-          <w:color w:val="auto"/>
-          <w:sz w:val="24"/>
-          <w:szCs w:val="24"/>
-        </w:rPr>
+        <w:t xml:space="preserve">The pandas development team. (s. f.). </w:t>
+      </w:r>
+      <w:r>
+        <w:rPr>
+          <w:i/>
+        </w:rPr>
+        <w:t>pandas documentation</w:t>
+      </w:r>
+      <w:r>
         <w:t xml:space="preserve"> (Versión 3.0). https://pandas.pydata.org/docs/</w:t>
       </w:r>
     </w:p>
@@ -14890,12 +11304,31 @@
           <w:sz w:val="24"/>
           <w:szCs w:val="24"/>
         </w:rPr>
-        <w:t>Universidad Andrés Bello. (2026). Guía metodológica: Buenas prácticas de programación científica, control de versiones y reproducibilidad en Python (Material docente del curso MCDIA500: Programación para la Ciencia de Datos). Magíster en Ciencia de Datos e Inteligencia Artificial.</w:t>
-      </w:r>
-    </w:p>
-    <w:p>
-      <w:pPr>
-        <w:spacing w:after="160"/>
+        <w:t xml:space="preserve">Universidad Andrés Bello. (2026a). </w:t>
+      </w:r>
+      <w:r>
+        <w:rPr>
+          <w:rFonts w:ascii="Arial" w:hAnsi="Arial"/>
+          <w:i/>
+          <w:iCs/>
+          <w:color w:val="auto"/>
+          <w:sz w:val="24"/>
+          <w:szCs w:val="24"/>
+        </w:rPr>
+        <w:t>Evaluación Formativa 1: Mapa conceptual—Exploración guiada de herramientas colaborativas en ciencia de datos</w:t>
+      </w:r>
+      <w:r>
+        <w:rPr>
+          <w:rFonts w:ascii="Arial" w:hAnsi="Arial"/>
+          <w:color w:val="auto"/>
+          <w:sz w:val="24"/>
+          <w:szCs w:val="24"/>
+        </w:rPr>
+        <w:t xml:space="preserve"> [Instrucciones y rúbrica del curso MCDIA500: Programación para la Ciencia de Datos].</w:t>
+      </w:r>
+    </w:p>
+    <w:p>
+      <w:pPr>
         <w:ind w:left="576" w:hanging="576"/>
         <w:jc w:val="both"/>
         <w:rPr>
@@ -14912,19 +11345,28 @@
           <w:sz w:val="24"/>
           <w:szCs w:val="24"/>
         </w:rPr>
-        <w:t>Universidad Andrés Bello. (2026). Pauta técnica y rúbrica de evaluación sumativa 1: Implementación inicial del entorno reproducible y preprocesamiento de datos (Documento de cátedra MCDIA500). Magíster en Ciencia de Datos e Inteligencia Artificial.</w:t>
-      </w:r>
-    </w:p>
-    <w:p>
-      <w:pPr>
-        <w:jc w:val="both"/>
-        <w:rPr>
-          <w:rFonts w:ascii="Arial" w:hAnsi="Arial"/>
-          <w:color w:val="auto"/>
-          <w:sz w:val="24"/>
-          <w:szCs w:val="24"/>
-        </w:rPr>
-      </w:pPr>
+        <w:t xml:space="preserve">Universidad Andrés Bello. (2026b). </w:t>
+      </w:r>
+      <w:r>
+        <w:rPr>
+          <w:rFonts w:ascii="Arial" w:hAnsi="Arial"/>
+          <w:i/>
+          <w:iCs/>
+          <w:color w:val="auto"/>
+          <w:sz w:val="24"/>
+          <w:szCs w:val="24"/>
+        </w:rPr>
+        <w:t>Avance del proyecto Fase 1 y 2: Implementación inicial del entorno reproducible, exploración y procesamiento inicial de los datos del proyecto</w:t>
+      </w:r>
+      <w:r>
+        <w:rPr>
+          <w:rFonts w:ascii="Arial" w:hAnsi="Arial"/>
+          <w:color w:val="auto"/>
+          <w:sz w:val="24"/>
+          <w:szCs w:val="24"/>
+        </w:rPr>
+        <w:t xml:space="preserve"> [Pauta y rúbrica de evaluación del curso MCDIA500: Programación para la Ciencia de Datos].</w:t>
+      </w:r>
       <w:r>
         <w:rPr>
           <w:rFonts w:ascii="Arial" w:hAnsi="Arial"/>
@@ -14946,98 +11388,11 @@
           <w:szCs w:val="24"/>
         </w:rPr>
       </w:pPr>
-      <w:bookmarkStart w:id="21" w:name="_Toc240403243"/>
-      <w:r>
-        <w:rPr>
-          <w:rFonts w:ascii="Arial" w:hAnsi="Arial" w:cs="Arial"/>
-          <w:color w:val="auto"/>
-          <w:sz w:val="24"/>
-          <w:szCs w:val="24"/>
-        </w:rPr>
-        <w:lastRenderedPageBreak/>
-        <w:t>IX</w:t>
-      </w:r>
-      <w:r>
-        <w:rPr>
-          <w:rFonts w:ascii="Arial" w:hAnsi="Arial" w:cs="Arial"/>
-          <w:color w:val="auto"/>
-          <w:sz w:val="24"/>
-          <w:szCs w:val="24"/>
-        </w:rPr>
-        <w:t xml:space="preserve">. </w:t>
-      </w:r>
-      <w:proofErr w:type="spellStart"/>
-      <w:r>
-        <w:rPr>
-          <w:rFonts w:ascii="Arial" w:hAnsi="Arial" w:cs="Arial"/>
-          <w:color w:val="auto"/>
-          <w:sz w:val="24"/>
-          <w:szCs w:val="24"/>
-        </w:rPr>
-        <w:t>Anexos</w:t>
-      </w:r>
-      <w:proofErr w:type="spellEnd"/>
-      <w:r>
-        <w:rPr>
-          <w:rFonts w:ascii="Arial" w:hAnsi="Arial" w:cs="Arial"/>
-          <w:color w:val="auto"/>
-          <w:sz w:val="24"/>
-          <w:szCs w:val="24"/>
-        </w:rPr>
-        <w:t xml:space="preserve"> </w:t>
-      </w:r>
-      <w:proofErr w:type="spellStart"/>
-      <w:r>
-        <w:rPr>
-          <w:rFonts w:ascii="Arial" w:hAnsi="Arial" w:cs="Arial"/>
-          <w:color w:val="auto"/>
-          <w:sz w:val="24"/>
-          <w:szCs w:val="24"/>
-        </w:rPr>
-        <w:t>técnicos</w:t>
-      </w:r>
-      <w:proofErr w:type="spellEnd"/>
-      <w:r>
-        <w:rPr>
-          <w:rFonts w:ascii="Arial" w:hAnsi="Arial" w:cs="Arial"/>
-          <w:color w:val="auto"/>
-          <w:sz w:val="24"/>
-          <w:szCs w:val="24"/>
-        </w:rPr>
-        <w:t xml:space="preserve"> y </w:t>
-      </w:r>
-      <w:proofErr w:type="spellStart"/>
-      <w:r>
-        <w:rPr>
-          <w:rFonts w:ascii="Arial" w:hAnsi="Arial" w:cs="Arial"/>
-          <w:color w:val="auto"/>
-          <w:sz w:val="24"/>
-          <w:szCs w:val="24"/>
-        </w:rPr>
-        <w:t>trazabilidad</w:t>
-      </w:r>
-      <w:proofErr w:type="spellEnd"/>
-      <w:r>
-        <w:rPr>
-          <w:rFonts w:ascii="Arial" w:hAnsi="Arial" w:cs="Arial"/>
-          <w:color w:val="auto"/>
-          <w:sz w:val="24"/>
-          <w:szCs w:val="24"/>
-        </w:rPr>
-        <w:t xml:space="preserve"> </w:t>
-      </w:r>
-      <w:proofErr w:type="spellStart"/>
-      <w:r>
-        <w:rPr>
-          <w:rFonts w:ascii="Arial" w:hAnsi="Arial" w:cs="Arial"/>
-          <w:color w:val="auto"/>
-          <w:sz w:val="24"/>
-          <w:szCs w:val="24"/>
-        </w:rPr>
-        <w:t>criptográfica</w:t>
+      <w:bookmarkStart w:id="21" w:name="_Toc240405110"/>
+      <w:r>
+        <w:t>IX. Anexos técnicos y trazabilidad</w:t>
       </w:r>
       <w:bookmarkEnd w:id="21"/>
-      <w:proofErr w:type="spellEnd"/>
     </w:p>
     <w:p>
       <w:pPr>
@@ -15050,13 +11405,7 @@
         </w:rPr>
       </w:pPr>
       <w:r>
-        <w:rPr>
-          <w:rFonts w:ascii="Arial" w:hAnsi="Arial"/>
-          <w:color w:val="auto"/>
-          <w:sz w:val="24"/>
-          <w:szCs w:val="24"/>
-        </w:rPr>
-        <w:t>A continuación se resumen las características de los artefactos clave del repositorio que respaldan la reproducibilidad y verosimilitud de la entrega:</w:t>
+        <w:t>A continuación se resumen los artefactos principales del repositorio que respaldan la reproducibilidad de la entrega:</w:t>
       </w:r>
     </w:p>
     <w:tbl>
@@ -15075,6 +11424,7 @@
       <w:tr>
         <w:trPr>
           <w:cnfStyle w:val="100000000000" w:firstRow="1" w:lastRow="0" w:firstColumn="0" w:lastColumn="0" w:oddVBand="0" w:evenVBand="0" w:oddHBand="0" w:evenHBand="0" w:firstRowFirstColumn="0" w:firstRowLastColumn="0" w:lastRowFirstColumn="0" w:lastRowLastColumn="0"/>
+          <w:tblHeader/>
         </w:trPr>
         <w:tc>
           <w:tcPr>
@@ -15083,23 +11433,7 @@
             <w:shd w:val="clear" w:color="auto" w:fill="1F497D" w:themeFill="text2"/>
           </w:tcPr>
           <w:p>
-            <w:pPr>
-              <w:spacing w:after="40"/>
-              <w:jc w:val="both"/>
-              <w:rPr>
-                <w:rFonts w:ascii="Arial" w:hAnsi="Arial"/>
-                <w:color w:val="auto"/>
-                <w:sz w:val="24"/>
-                <w:szCs w:val="24"/>
-              </w:rPr>
-            </w:pPr>
-            <w:r>
-              <w:rPr>
-                <w:rFonts w:ascii="Arial" w:hAnsi="Arial"/>
-                <w:color w:val="auto"/>
-                <w:sz w:val="24"/>
-                <w:szCs w:val="24"/>
-              </w:rPr>
+            <w:r>
               <w:t>Artefacto / Archivo</w:t>
             </w:r>
           </w:p>
@@ -15111,23 +11445,9 @@
           </w:tcPr>
           <w:p>
             <w:pPr>
-              <w:spacing w:after="40"/>
-              <w:jc w:val="both"/>
               <w:cnfStyle w:val="100000000000" w:firstRow="1" w:lastRow="0" w:firstColumn="0" w:lastColumn="0" w:oddVBand="0" w:evenVBand="0" w:oddHBand="0" w:evenHBand="0" w:firstRowFirstColumn="0" w:firstRowLastColumn="0" w:lastRowFirstColumn="0" w:lastRowLastColumn="0"/>
-              <w:rPr>
-                <w:rFonts w:ascii="Arial" w:hAnsi="Arial"/>
-                <w:color w:val="auto"/>
-                <w:sz w:val="24"/>
-                <w:szCs w:val="24"/>
-              </w:rPr>
-            </w:pPr>
-            <w:r>
-              <w:rPr>
-                <w:rFonts w:ascii="Arial" w:hAnsi="Arial"/>
-                <w:color w:val="auto"/>
-                <w:sz w:val="24"/>
-                <w:szCs w:val="24"/>
-              </w:rPr>
+            </w:pPr>
+            <w:r>
               <w:t>Ruta en Repositorio</w:t>
             </w:r>
           </w:p>
@@ -15139,23 +11459,9 @@
           </w:tcPr>
           <w:p>
             <w:pPr>
-              <w:spacing w:after="40"/>
-              <w:jc w:val="both"/>
               <w:cnfStyle w:val="100000000000" w:firstRow="1" w:lastRow="0" w:firstColumn="0" w:lastColumn="0" w:oddVBand="0" w:evenVBand="0" w:oddHBand="0" w:evenHBand="0" w:firstRowFirstColumn="0" w:firstRowLastColumn="0" w:lastRowFirstColumn="0" w:lastRowLastColumn="0"/>
-              <w:rPr>
-                <w:rFonts w:ascii="Arial" w:hAnsi="Arial"/>
-                <w:color w:val="auto"/>
-                <w:sz w:val="24"/>
-                <w:szCs w:val="24"/>
-              </w:rPr>
-            </w:pPr>
-            <w:r>
-              <w:rPr>
-                <w:rFonts w:ascii="Arial" w:hAnsi="Arial"/>
-                <w:color w:val="auto"/>
-                <w:sz w:val="24"/>
-                <w:szCs w:val="24"/>
-              </w:rPr>
+            </w:pPr>
+            <w:r>
               <w:t>Tamaño</w:t>
             </w:r>
           </w:p>
@@ -15167,24 +11473,10 @@
           </w:tcPr>
           <w:p>
             <w:pPr>
-              <w:spacing w:after="40"/>
-              <w:jc w:val="both"/>
               <w:cnfStyle w:val="100000000000" w:firstRow="1" w:lastRow="0" w:firstColumn="0" w:lastColumn="0" w:oddVBand="0" w:evenVBand="0" w:oddHBand="0" w:evenHBand="0" w:firstRowFirstColumn="0" w:firstRowLastColumn="0" w:lastRowFirstColumn="0" w:lastRowLastColumn="0"/>
-              <w:rPr>
-                <w:rFonts w:ascii="Arial" w:hAnsi="Arial"/>
-                <w:color w:val="auto"/>
-                <w:sz w:val="24"/>
-                <w:szCs w:val="24"/>
-              </w:rPr>
-            </w:pPr>
-            <w:r>
-              <w:rPr>
-                <w:rFonts w:ascii="Arial" w:hAnsi="Arial"/>
-                <w:color w:val="auto"/>
-                <w:sz w:val="24"/>
-                <w:szCs w:val="24"/>
-              </w:rPr>
-              <w:t>Huella criptográfica SHA-256 / Identificador</w:t>
+            </w:pPr>
+            <w:r>
+              <w:t>Evidencia / Resultado</w:t>
             </w:r>
           </w:p>
         </w:tc>
@@ -15196,35 +11488,8 @@
             <w:tcW w:w="2160" w:type="dxa"/>
           </w:tcPr>
           <w:p>
-            <w:pPr>
-              <w:spacing w:after="40"/>
-              <w:jc w:val="both"/>
-              <w:rPr>
-                <w:rFonts w:ascii="Arial" w:hAnsi="Arial"/>
-                <w:color w:val="auto"/>
-                <w:sz w:val="24"/>
-                <w:szCs w:val="24"/>
-              </w:rPr>
-            </w:pPr>
-            <w:proofErr w:type="spellStart"/>
-            <w:r>
-              <w:rPr>
-                <w:rFonts w:ascii="Arial" w:hAnsi="Arial"/>
-                <w:color w:val="auto"/>
-                <w:sz w:val="24"/>
-                <w:szCs w:val="24"/>
-              </w:rPr>
-              <w:t>Dataset</w:t>
-            </w:r>
-            <w:proofErr w:type="spellEnd"/>
-            <w:r>
-              <w:rPr>
-                <w:rFonts w:ascii="Arial" w:hAnsi="Arial"/>
-                <w:color w:val="auto"/>
-                <w:sz w:val="24"/>
-                <w:szCs w:val="24"/>
-              </w:rPr>
-              <w:t xml:space="preserve"> crudo original</w:t>
+            <w:r>
+              <w:t>Dataset crudo original</w:t>
             </w:r>
           </w:p>
         </w:tc>
@@ -15234,23 +11499,9 @@
           </w:tcPr>
           <w:p>
             <w:pPr>
-              <w:spacing w:after="40"/>
-              <w:jc w:val="both"/>
               <w:cnfStyle w:val="000000000000" w:firstRow="0" w:lastRow="0" w:firstColumn="0" w:lastColumn="0" w:oddVBand="0" w:evenVBand="0" w:oddHBand="0" w:evenHBand="0" w:firstRowFirstColumn="0" w:firstRowLastColumn="0" w:lastRowFirstColumn="0" w:lastRowLastColumn="0"/>
-              <w:rPr>
-                <w:rFonts w:ascii="Arial" w:hAnsi="Arial"/>
-                <w:color w:val="auto"/>
-                <w:sz w:val="24"/>
-                <w:szCs w:val="24"/>
-              </w:rPr>
-            </w:pPr>
-            <w:r>
-              <w:rPr>
-                <w:rFonts w:ascii="Arial" w:hAnsi="Arial"/>
-                <w:color w:val="auto"/>
-                <w:sz w:val="24"/>
-                <w:szCs w:val="24"/>
-              </w:rPr>
+            </w:pPr>
+            <w:r>
               <w:t>data/raw/licitaciones_salud_marzo_2026.csv</w:t>
             </w:r>
           </w:p>
@@ -15261,23 +11512,9 @@
           </w:tcPr>
           <w:p>
             <w:pPr>
-              <w:spacing w:after="40"/>
-              <w:jc w:val="both"/>
               <w:cnfStyle w:val="000000000000" w:firstRow="0" w:lastRow="0" w:firstColumn="0" w:lastColumn="0" w:oddVBand="0" w:evenVBand="0" w:oddHBand="0" w:evenHBand="0" w:firstRowFirstColumn="0" w:firstRowLastColumn="0" w:lastRowFirstColumn="0" w:lastRowLastColumn="0"/>
-              <w:rPr>
-                <w:rFonts w:ascii="Arial" w:hAnsi="Arial"/>
-                <w:color w:val="auto"/>
-                <w:sz w:val="24"/>
-                <w:szCs w:val="24"/>
-              </w:rPr>
-            </w:pPr>
-            <w:r>
-              <w:rPr>
-                <w:rFonts w:ascii="Arial" w:hAnsi="Arial"/>
-                <w:color w:val="auto"/>
-                <w:sz w:val="24"/>
-                <w:szCs w:val="24"/>
-              </w:rPr>
+            </w:pPr>
+            <w:r>
               <w:t>68,96 MB</w:t>
             </w:r>
           </w:p>
@@ -15288,24 +11525,10 @@
           </w:tcPr>
           <w:p>
             <w:pPr>
-              <w:spacing w:after="40"/>
-              <w:jc w:val="both"/>
               <w:cnfStyle w:val="000000000000" w:firstRow="0" w:lastRow="0" w:firstColumn="0" w:lastColumn="0" w:oddVBand="0" w:evenVBand="0" w:oddHBand="0" w:evenHBand="0" w:firstRowFirstColumn="0" w:firstRowLastColumn="0" w:lastRowFirstColumn="0" w:lastRowLastColumn="0"/>
-              <w:rPr>
-                <w:rFonts w:ascii="Arial" w:hAnsi="Arial"/>
-                <w:color w:val="auto"/>
-                <w:sz w:val="24"/>
-                <w:szCs w:val="24"/>
-              </w:rPr>
-            </w:pPr>
-            <w:r>
-              <w:rPr>
-                <w:rFonts w:ascii="Arial" w:hAnsi="Arial"/>
-                <w:color w:val="auto"/>
-                <w:sz w:val="24"/>
-                <w:szCs w:val="24"/>
-              </w:rPr>
-              <w:t>490d9209a10d387011d481b72b7891f26e997974ec2cf9dfc518aa4a08552232</w:t>
+            </w:pPr>
+            <w:r>
+              <w:t>SHA-256: 490d9209a10d387011d481b72b7891f26e997974ec2cf9dfc518aa4a08552232</w:t>
             </w:r>
           </w:p>
         </w:tc>
@@ -15317,35 +11540,8 @@
             <w:tcW w:w="2160" w:type="dxa"/>
           </w:tcPr>
           <w:p>
-            <w:pPr>
-              <w:spacing w:after="40"/>
-              <w:jc w:val="both"/>
-              <w:rPr>
-                <w:rFonts w:ascii="Arial" w:hAnsi="Arial"/>
-                <w:color w:val="auto"/>
-                <w:sz w:val="24"/>
-                <w:szCs w:val="24"/>
-              </w:rPr>
-            </w:pPr>
-            <w:proofErr w:type="spellStart"/>
-            <w:r>
-              <w:rPr>
-                <w:rFonts w:ascii="Arial" w:hAnsi="Arial"/>
-                <w:color w:val="auto"/>
-                <w:sz w:val="24"/>
-                <w:szCs w:val="24"/>
-              </w:rPr>
-              <w:t>Dataset</w:t>
-            </w:r>
-            <w:proofErr w:type="spellEnd"/>
-            <w:r>
-              <w:rPr>
-                <w:rFonts w:ascii="Arial" w:hAnsi="Arial"/>
-                <w:color w:val="auto"/>
-                <w:sz w:val="24"/>
-                <w:szCs w:val="24"/>
-              </w:rPr>
-              <w:t xml:space="preserve"> preprocesado F2</w:t>
+            <w:r>
+              <w:t>Dataset preprocesado F2</w:t>
             </w:r>
           </w:p>
         </w:tc>
@@ -15355,44 +11551,10 @@
           </w:tcPr>
           <w:p>
             <w:pPr>
-              <w:spacing w:after="40"/>
-              <w:jc w:val="both"/>
               <w:cnfStyle w:val="000000000000" w:firstRow="0" w:lastRow="0" w:firstColumn="0" w:lastColumn="0" w:oddVBand="0" w:evenVBand="0" w:oddHBand="0" w:evenHBand="0" w:firstRowFirstColumn="0" w:firstRowLastColumn="0" w:lastRowFirstColumn="0" w:lastRowLastColumn="0"/>
-              <w:rPr>
-                <w:rFonts w:ascii="Arial" w:hAnsi="Arial"/>
-                <w:color w:val="auto"/>
-                <w:sz w:val="24"/>
-                <w:szCs w:val="24"/>
-              </w:rPr>
-            </w:pPr>
-            <w:r>
-              <w:rPr>
-                <w:rFonts w:ascii="Arial" w:hAnsi="Arial"/>
-                <w:color w:val="auto"/>
-                <w:sz w:val="24"/>
-                <w:szCs w:val="24"/>
-              </w:rPr>
-              <w:t>data/</w:t>
-            </w:r>
-            <w:proofErr w:type="spellStart"/>
-            <w:r>
-              <w:rPr>
-                <w:rFonts w:ascii="Arial" w:hAnsi="Arial"/>
-                <w:color w:val="auto"/>
-                <w:sz w:val="24"/>
-                <w:szCs w:val="24"/>
-              </w:rPr>
-              <w:t>processed</w:t>
-            </w:r>
-            <w:proofErr w:type="spellEnd"/>
-            <w:r>
-              <w:rPr>
-                <w:rFonts w:ascii="Arial" w:hAnsi="Arial"/>
-                <w:color w:val="auto"/>
-                <w:sz w:val="24"/>
-                <w:szCs w:val="24"/>
-              </w:rPr>
-              <w:t>/licitaciones_salud_marzo_2026_procesado.csv</w:t>
+            </w:pPr>
+            <w:r>
+              <w:t>data/processed/licitaciones_salud_marzo_2026_procesado.csv</w:t>
             </w:r>
           </w:p>
         </w:tc>
@@ -15402,23 +11564,9 @@
           </w:tcPr>
           <w:p>
             <w:pPr>
-              <w:spacing w:after="40"/>
-              <w:jc w:val="both"/>
               <w:cnfStyle w:val="000000000000" w:firstRow="0" w:lastRow="0" w:firstColumn="0" w:lastColumn="0" w:oddVBand="0" w:evenVBand="0" w:oddHBand="0" w:evenHBand="0" w:firstRowFirstColumn="0" w:firstRowLastColumn="0" w:lastRowFirstColumn="0" w:lastRowLastColumn="0"/>
-              <w:rPr>
-                <w:rFonts w:ascii="Arial" w:hAnsi="Arial"/>
-                <w:color w:val="auto"/>
-                <w:sz w:val="24"/>
-                <w:szCs w:val="24"/>
-              </w:rPr>
-            </w:pPr>
-            <w:r>
-              <w:rPr>
-                <w:rFonts w:ascii="Arial" w:hAnsi="Arial"/>
-                <w:color w:val="auto"/>
-                <w:sz w:val="24"/>
-                <w:szCs w:val="24"/>
-              </w:rPr>
+            </w:pPr>
+            <w:r>
               <w:t>68,16 MB</w:t>
             </w:r>
           </w:p>
@@ -15429,24 +11577,10 @@
           </w:tcPr>
           <w:p>
             <w:pPr>
-              <w:spacing w:after="40"/>
-              <w:jc w:val="both"/>
               <w:cnfStyle w:val="000000000000" w:firstRow="0" w:lastRow="0" w:firstColumn="0" w:lastColumn="0" w:oddVBand="0" w:evenVBand="0" w:oddHBand="0" w:evenHBand="0" w:firstRowFirstColumn="0" w:firstRowLastColumn="0" w:lastRowFirstColumn="0" w:lastRowLastColumn="0"/>
-              <w:rPr>
-                <w:rFonts w:ascii="Arial" w:hAnsi="Arial"/>
-                <w:color w:val="auto"/>
-                <w:sz w:val="24"/>
-                <w:szCs w:val="24"/>
-              </w:rPr>
-            </w:pPr>
-            <w:r>
-              <w:rPr>
-                <w:rFonts w:ascii="Arial" w:hAnsi="Arial"/>
-                <w:color w:val="auto"/>
-                <w:sz w:val="24"/>
-                <w:szCs w:val="24"/>
-              </w:rPr>
-              <w:t>7e835d6725d8c4f9aa64ad97a294dc38fcc341e71373f544c7f6b8ba2ff31dc5</w:t>
+            </w:pPr>
+            <w:r>
+              <w:t>SHA-256: 7e835d6725d8c4f9aa64ad97a294dc38fcc341e71373f544c7f6b8ba2ff31dc5</w:t>
             </w:r>
           </w:p>
         </w:tc>
@@ -15458,24 +11592,8 @@
             <w:tcW w:w="2160" w:type="dxa"/>
           </w:tcPr>
           <w:p>
-            <w:pPr>
-              <w:spacing w:after="40"/>
-              <w:jc w:val="both"/>
-              <w:rPr>
-                <w:rFonts w:ascii="Arial" w:hAnsi="Arial"/>
-                <w:color w:val="auto"/>
-                <w:sz w:val="24"/>
-                <w:szCs w:val="24"/>
-              </w:rPr>
-            </w:pPr>
-            <w:r>
-              <w:rPr>
-                <w:rFonts w:ascii="Arial" w:hAnsi="Arial"/>
-                <w:color w:val="auto"/>
-                <w:sz w:val="24"/>
-                <w:szCs w:val="24"/>
-              </w:rPr>
-              <w:t>Notebook Fase 1</w:t>
+            <w:r>
+              <w:t>Dataset codificado F2</w:t>
             </w:r>
           </w:p>
         </w:tc>
@@ -15485,24 +11603,10 @@
           </w:tcPr>
           <w:p>
             <w:pPr>
-              <w:spacing w:after="40"/>
-              <w:jc w:val="both"/>
               <w:cnfStyle w:val="000000000000" w:firstRow="0" w:lastRow="0" w:firstColumn="0" w:lastColumn="0" w:oddVBand="0" w:evenVBand="0" w:oddHBand="0" w:evenHBand="0" w:firstRowFirstColumn="0" w:firstRowLastColumn="0" w:lastRowFirstColumn="0" w:lastRowLastColumn="0"/>
-              <w:rPr>
-                <w:rFonts w:ascii="Arial" w:hAnsi="Arial"/>
-                <w:color w:val="auto"/>
-                <w:sz w:val="24"/>
-                <w:szCs w:val="24"/>
-              </w:rPr>
-            </w:pPr>
-            <w:r>
-              <w:rPr>
-                <w:rFonts w:ascii="Arial" w:hAnsi="Arial"/>
-                <w:color w:val="auto"/>
-                <w:sz w:val="24"/>
-                <w:szCs w:val="24"/>
-              </w:rPr>
-              <w:t>F1/F1_Definición.ipynb</w:t>
+            </w:pPr>
+            <w:r>
+              <w:t>data/processed/licitaciones_salud_marzo_2026_codificado.csv</w:t>
             </w:r>
           </w:p>
         </w:tc>
@@ -15512,24 +11616,10 @@
           </w:tcPr>
           <w:p>
             <w:pPr>
-              <w:spacing w:after="40"/>
-              <w:jc w:val="both"/>
               <w:cnfStyle w:val="000000000000" w:firstRow="0" w:lastRow="0" w:firstColumn="0" w:lastColumn="0" w:oddVBand="0" w:evenVBand="0" w:oddHBand="0" w:evenHBand="0" w:firstRowFirstColumn="0" w:firstRowLastColumn="0" w:lastRowFirstColumn="0" w:lastRowLastColumn="0"/>
-              <w:rPr>
-                <w:rFonts w:ascii="Arial" w:hAnsi="Arial"/>
-                <w:color w:val="auto"/>
-                <w:sz w:val="24"/>
-                <w:szCs w:val="24"/>
-              </w:rPr>
-            </w:pPr>
-            <w:r>
-              <w:rPr>
-                <w:rFonts w:ascii="Arial" w:hAnsi="Arial"/>
-                <w:color w:val="auto"/>
-                <w:sz w:val="24"/>
-                <w:szCs w:val="24"/>
-              </w:rPr>
-              <w:t>26 KB</w:t>
+            </w:pPr>
+            <w:r>
+              <w:t>69,17 MB</w:t>
             </w:r>
           </w:p>
         </w:tc>
@@ -15539,24 +11629,10 @@
           </w:tcPr>
           <w:p>
             <w:pPr>
-              <w:spacing w:after="40"/>
-              <w:jc w:val="both"/>
               <w:cnfStyle w:val="000000000000" w:firstRow="0" w:lastRow="0" w:firstColumn="0" w:lastColumn="0" w:oddVBand="0" w:evenVBand="0" w:oddHBand="0" w:evenHBand="0" w:firstRowFirstColumn="0" w:firstRowLastColumn="0" w:lastRowFirstColumn="0" w:lastRowLastColumn="0"/>
-              <w:rPr>
-                <w:rFonts w:ascii="Arial" w:hAnsi="Arial"/>
-                <w:color w:val="auto"/>
-                <w:sz w:val="24"/>
-                <w:szCs w:val="24"/>
-              </w:rPr>
-            </w:pPr>
-            <w:r>
-              <w:rPr>
-                <w:rFonts w:ascii="Arial" w:hAnsi="Arial"/>
-                <w:color w:val="auto"/>
-                <w:sz w:val="24"/>
-                <w:szCs w:val="24"/>
-              </w:rPr>
-              <w:t>143a94be1a21bfb47b0a2760a2b9496cd4dc979e3be638d2a2d8fbf7bc0be80b</w:t>
+            </w:pPr>
+            <w:r>
+              <w:t>Variables nominales codificadas mediante indicadores 0/1.</w:t>
             </w:r>
           </w:p>
         </w:tc>
@@ -15568,24 +11644,8 @@
             <w:tcW w:w="2160" w:type="dxa"/>
           </w:tcPr>
           <w:p>
-            <w:pPr>
-              <w:spacing w:after="40"/>
-              <w:jc w:val="both"/>
-              <w:rPr>
-                <w:rFonts w:ascii="Arial" w:hAnsi="Arial"/>
-                <w:color w:val="auto"/>
-                <w:sz w:val="24"/>
-                <w:szCs w:val="24"/>
-              </w:rPr>
-            </w:pPr>
-            <w:r>
-              <w:rPr>
-                <w:rFonts w:ascii="Arial" w:hAnsi="Arial"/>
-                <w:color w:val="auto"/>
-                <w:sz w:val="24"/>
-                <w:szCs w:val="24"/>
-              </w:rPr>
-              <w:t>Notebook Fase 2</w:t>
+            <w:r>
+              <w:t>Notebook Fase 1</w:t>
             </w:r>
           </w:p>
         </w:tc>
@@ -15595,24 +11655,10 @@
           </w:tcPr>
           <w:p>
             <w:pPr>
-              <w:spacing w:after="40"/>
-              <w:jc w:val="both"/>
               <w:cnfStyle w:val="000000000000" w:firstRow="0" w:lastRow="0" w:firstColumn="0" w:lastColumn="0" w:oddVBand="0" w:evenVBand="0" w:oddHBand="0" w:evenHBand="0" w:firstRowFirstColumn="0" w:firstRowLastColumn="0" w:lastRowFirstColumn="0" w:lastRowLastColumn="0"/>
-              <w:rPr>
-                <w:rFonts w:ascii="Arial" w:hAnsi="Arial"/>
-                <w:color w:val="auto"/>
-                <w:sz w:val="24"/>
-                <w:szCs w:val="24"/>
-              </w:rPr>
-            </w:pPr>
-            <w:r>
-              <w:rPr>
-                <w:rFonts w:ascii="Arial" w:hAnsi="Arial"/>
-                <w:color w:val="auto"/>
-                <w:sz w:val="24"/>
-                <w:szCs w:val="24"/>
-              </w:rPr>
-              <w:t>F2/F2_Preprocesamiento.ipynb</w:t>
+            </w:pPr>
+            <w:r>
+              <w:t>F1/F1_Definición.ipynb</w:t>
             </w:r>
           </w:p>
         </w:tc>
@@ -15622,24 +11668,10 @@
           </w:tcPr>
           <w:p>
             <w:pPr>
-              <w:spacing w:after="40"/>
-              <w:jc w:val="both"/>
               <w:cnfStyle w:val="000000000000" w:firstRow="0" w:lastRow="0" w:firstColumn="0" w:lastColumn="0" w:oddVBand="0" w:evenVBand="0" w:oddHBand="0" w:evenHBand="0" w:firstRowFirstColumn="0" w:firstRowLastColumn="0" w:lastRowFirstColumn="0" w:lastRowLastColumn="0"/>
-              <w:rPr>
-                <w:rFonts w:ascii="Arial" w:hAnsi="Arial"/>
-                <w:color w:val="auto"/>
-                <w:sz w:val="24"/>
-                <w:szCs w:val="24"/>
-              </w:rPr>
-            </w:pPr>
-            <w:r>
-              <w:rPr>
-                <w:rFonts w:ascii="Arial" w:hAnsi="Arial"/>
-                <w:color w:val="auto"/>
-                <w:sz w:val="24"/>
-                <w:szCs w:val="24"/>
-              </w:rPr>
-              <w:t>28 KB</w:t>
+            </w:pPr>
+            <w:r>
+              <w:t>26,4 KB</w:t>
             </w:r>
           </w:p>
         </w:tc>
@@ -15649,24 +11681,10 @@
           </w:tcPr>
           <w:p>
             <w:pPr>
-              <w:spacing w:after="40"/>
-              <w:jc w:val="both"/>
               <w:cnfStyle w:val="000000000000" w:firstRow="0" w:lastRow="0" w:firstColumn="0" w:lastColumn="0" w:oddVBand="0" w:evenVBand="0" w:oddHBand="0" w:evenHBand="0" w:firstRowFirstColumn="0" w:firstRowLastColumn="0" w:lastRowFirstColumn="0" w:lastRowLastColumn="0"/>
-              <w:rPr>
-                <w:rFonts w:ascii="Arial" w:hAnsi="Arial"/>
-                <w:color w:val="auto"/>
-                <w:sz w:val="24"/>
-                <w:szCs w:val="24"/>
-              </w:rPr>
-            </w:pPr>
-            <w:r>
-              <w:rPr>
-                <w:rFonts w:ascii="Arial" w:hAnsi="Arial"/>
-                <w:color w:val="auto"/>
-                <w:sz w:val="24"/>
-                <w:szCs w:val="24"/>
-              </w:rPr>
-              <w:t>5ef3bb377ddba7cdf3b5c4bba6d76214c355be8a6fdb22d2433e3210879108e4</w:t>
+            </w:pPr>
+            <w:r>
+              <w:t>4 celdas de código ejecutadas; 0 errores.</w:t>
             </w:r>
           </w:p>
         </w:tc>
@@ -15678,24 +11696,8 @@
             <w:tcW w:w="2160" w:type="dxa"/>
           </w:tcPr>
           <w:p>
-            <w:pPr>
-              <w:spacing w:after="40"/>
-              <w:jc w:val="both"/>
-              <w:rPr>
-                <w:rFonts w:ascii="Arial" w:hAnsi="Arial"/>
-                <w:color w:val="auto"/>
-                <w:sz w:val="24"/>
-                <w:szCs w:val="24"/>
-              </w:rPr>
-            </w:pPr>
-            <w:r>
-              <w:rPr>
-                <w:rFonts w:ascii="Arial" w:hAnsi="Arial"/>
-                <w:color w:val="auto"/>
-                <w:sz w:val="24"/>
-                <w:szCs w:val="24"/>
-              </w:rPr>
-              <w:t>Módulo de ingeniería</w:t>
+            <w:r>
+              <w:t>Notebook Fase 2</w:t>
             </w:r>
           </w:p>
         </w:tc>
@@ -15705,24 +11707,10 @@
           </w:tcPr>
           <w:p>
             <w:pPr>
-              <w:spacing w:after="40"/>
-              <w:jc w:val="both"/>
               <w:cnfStyle w:val="000000000000" w:firstRow="0" w:lastRow="0" w:firstColumn="0" w:lastColumn="0" w:oddVBand="0" w:evenVBand="0" w:oddHBand="0" w:evenHBand="0" w:firstRowFirstColumn="0" w:firstRowLastColumn="0" w:lastRowFirstColumn="0" w:lastRowLastColumn="0"/>
-              <w:rPr>
-                <w:rFonts w:ascii="Arial" w:hAnsi="Arial"/>
-                <w:color w:val="auto"/>
-                <w:sz w:val="24"/>
-                <w:szCs w:val="24"/>
-              </w:rPr>
-            </w:pPr>
-            <w:r>
-              <w:rPr>
-                <w:rFonts w:ascii="Arial" w:hAnsi="Arial"/>
-                <w:color w:val="auto"/>
-                <w:sz w:val="24"/>
-                <w:szCs w:val="24"/>
-              </w:rPr>
-              <w:t>src/proyecto.py</w:t>
+            </w:pPr>
+            <w:r>
+              <w:t>F2/F2_Preprocesamiento.ipynb</w:t>
             </w:r>
           </w:p>
         </w:tc>
@@ -15732,24 +11720,10 @@
           </w:tcPr>
           <w:p>
             <w:pPr>
-              <w:spacing w:after="40"/>
-              <w:jc w:val="both"/>
               <w:cnfStyle w:val="000000000000" w:firstRow="0" w:lastRow="0" w:firstColumn="0" w:lastColumn="0" w:oddVBand="0" w:evenVBand="0" w:oddHBand="0" w:evenHBand="0" w:firstRowFirstColumn="0" w:firstRowLastColumn="0" w:lastRowFirstColumn="0" w:lastRowLastColumn="0"/>
-              <w:rPr>
-                <w:rFonts w:ascii="Arial" w:hAnsi="Arial"/>
-                <w:color w:val="auto"/>
-                <w:sz w:val="24"/>
-                <w:szCs w:val="24"/>
-              </w:rPr>
-            </w:pPr>
-            <w:r>
-              <w:rPr>
-                <w:rFonts w:ascii="Arial" w:hAnsi="Arial"/>
-                <w:color w:val="auto"/>
-                <w:sz w:val="24"/>
-                <w:szCs w:val="24"/>
-              </w:rPr>
-              <w:t>5,8 KB</w:t>
+            </w:pPr>
+            <w:r>
+              <w:t>83,1 KB</w:t>
             </w:r>
           </w:p>
         </w:tc>
@@ -15759,24 +11733,10 @@
           </w:tcPr>
           <w:p>
             <w:pPr>
-              <w:spacing w:after="40"/>
-              <w:jc w:val="both"/>
               <w:cnfStyle w:val="000000000000" w:firstRow="0" w:lastRow="0" w:firstColumn="0" w:lastColumn="0" w:oddVBand="0" w:evenVBand="0" w:oddHBand="0" w:evenHBand="0" w:firstRowFirstColumn="0" w:firstRowLastColumn="0" w:lastRowFirstColumn="0" w:lastRowLastColumn="0"/>
-              <w:rPr>
-                <w:rFonts w:ascii="Arial" w:hAnsi="Arial"/>
-                <w:color w:val="auto"/>
-                <w:sz w:val="24"/>
-                <w:szCs w:val="24"/>
-              </w:rPr>
-            </w:pPr>
-            <w:r>
-              <w:rPr>
-                <w:rFonts w:ascii="Arial" w:hAnsi="Arial"/>
-                <w:color w:val="auto"/>
-                <w:sz w:val="24"/>
-                <w:szCs w:val="24"/>
-              </w:rPr>
-              <w:t>Funciones de entorno, hash, lectura, limpieza y validación</w:t>
+            </w:pPr>
+            <w:r>
+              <w:t>10 celdas de código registradas; 0 errores en la última evidencia completa.</w:t>
             </w:r>
           </w:p>
         </w:tc>
@@ -15788,24 +11748,8 @@
             <w:tcW w:w="2160" w:type="dxa"/>
           </w:tcPr>
           <w:p>
-            <w:pPr>
-              <w:spacing w:after="40"/>
-              <w:jc w:val="both"/>
-              <w:rPr>
-                <w:rFonts w:ascii="Arial" w:hAnsi="Arial"/>
-                <w:color w:val="auto"/>
-                <w:sz w:val="24"/>
-                <w:szCs w:val="24"/>
-              </w:rPr>
-            </w:pPr>
-            <w:r>
-              <w:rPr>
-                <w:rFonts w:ascii="Arial" w:hAnsi="Arial"/>
-                <w:color w:val="auto"/>
-                <w:sz w:val="24"/>
-                <w:szCs w:val="24"/>
-              </w:rPr>
-              <w:t>Evidencia Fase 1</w:t>
+            <w:r>
+              <w:t>Módulo de ingeniería</w:t>
             </w:r>
           </w:p>
         </w:tc>
@@ -15815,24 +11759,10 @@
           </w:tcPr>
           <w:p>
             <w:pPr>
-              <w:spacing w:after="40"/>
-              <w:jc w:val="both"/>
               <w:cnfStyle w:val="000000000000" w:firstRow="0" w:lastRow="0" w:firstColumn="0" w:lastColumn="0" w:oddVBand="0" w:evenVBand="0" w:oddHBand="0" w:evenHBand="0" w:firstRowFirstColumn="0" w:firstRowLastColumn="0" w:lastRowFirstColumn="0" w:lastRowLastColumn="0"/>
-              <w:rPr>
-                <w:rFonts w:ascii="Arial" w:hAnsi="Arial"/>
-                <w:color w:val="auto"/>
-                <w:sz w:val="24"/>
-                <w:szCs w:val="24"/>
-              </w:rPr>
-            </w:pPr>
-            <w:r>
-              <w:rPr>
-                <w:rFonts w:ascii="Arial" w:hAnsi="Arial"/>
-                <w:color w:val="auto"/>
-                <w:sz w:val="24"/>
-                <w:szCs w:val="24"/>
-              </w:rPr>
-              <w:t>evidencias/F1_ejecucion.json</w:t>
+            </w:pPr>
+            <w:r>
+              <w:t>src/proyecto.py</w:t>
             </w:r>
           </w:p>
         </w:tc>
@@ -15842,24 +11772,10 @@
           </w:tcPr>
           <w:p>
             <w:pPr>
-              <w:spacing w:after="40"/>
-              <w:jc w:val="both"/>
               <w:cnfStyle w:val="000000000000" w:firstRow="0" w:lastRow="0" w:firstColumn="0" w:lastColumn="0" w:oddVBand="0" w:evenVBand="0" w:oddHBand="0" w:evenHBand="0" w:firstRowFirstColumn="0" w:firstRowLastColumn="0" w:lastRowFirstColumn="0" w:lastRowLastColumn="0"/>
-              <w:rPr>
-                <w:rFonts w:ascii="Arial" w:hAnsi="Arial"/>
-                <w:color w:val="auto"/>
-                <w:sz w:val="24"/>
-                <w:szCs w:val="24"/>
-              </w:rPr>
-            </w:pPr>
-            <w:r>
-              <w:rPr>
-                <w:rFonts w:ascii="Arial" w:hAnsi="Arial"/>
-                <w:color w:val="auto"/>
-                <w:sz w:val="24"/>
-                <w:szCs w:val="24"/>
-              </w:rPr>
-              <w:t>447 B</w:t>
+            </w:pPr>
+            <w:r>
+              <w:t>14,2 KB</w:t>
             </w:r>
           </w:p>
         </w:tc>
@@ -15869,44 +11785,10 @@
           </w:tcPr>
           <w:p>
             <w:pPr>
-              <w:spacing w:after="40"/>
-              <w:jc w:val="both"/>
               <w:cnfStyle w:val="000000000000" w:firstRow="0" w:lastRow="0" w:firstColumn="0" w:lastColumn="0" w:oddVBand="0" w:evenVBand="0" w:oddHBand="0" w:evenHBand="0" w:firstRowFirstColumn="0" w:firstRowLastColumn="0" w:lastRowFirstColumn="0" w:lastRowLastColumn="0"/>
-              <w:rPr>
-                <w:rFonts w:ascii="Arial" w:hAnsi="Arial"/>
-                <w:color w:val="auto"/>
-                <w:sz w:val="24"/>
-                <w:szCs w:val="24"/>
-              </w:rPr>
-            </w:pPr>
-            <w:r>
-              <w:rPr>
-                <w:rFonts w:ascii="Arial" w:hAnsi="Arial"/>
-                <w:color w:val="auto"/>
-                <w:sz w:val="24"/>
-                <w:szCs w:val="24"/>
-              </w:rPr>
-              <w:t xml:space="preserve">4 celdas ejecutadas, 0 errores, </w:t>
-            </w:r>
-            <w:proofErr w:type="spellStart"/>
-            <w:r>
-              <w:rPr>
-                <w:rFonts w:ascii="Arial" w:hAnsi="Arial"/>
-                <w:color w:val="auto"/>
-                <w:sz w:val="24"/>
-                <w:szCs w:val="24"/>
-              </w:rPr>
-              <w:t>kernel</w:t>
-            </w:r>
-            <w:proofErr w:type="spellEnd"/>
-            <w:r>
-              <w:rPr>
-                <w:rFonts w:ascii="Arial" w:hAnsi="Arial"/>
-                <w:color w:val="auto"/>
-                <w:sz w:val="24"/>
-                <w:szCs w:val="24"/>
-              </w:rPr>
-              <w:t xml:space="preserve"> Python 3.12</w:t>
+            </w:pPr>
+            <w:r>
+              <w:t>Funciones de entorno, lectura, limpieza, codificación, exportación y validación.</w:t>
             </w:r>
           </w:p>
         </w:tc>
@@ -15918,23 +11800,59 @@
             <w:tcW w:w="2160" w:type="dxa"/>
           </w:tcPr>
           <w:p>
-            <w:pPr>
-              <w:spacing w:after="40"/>
-              <w:jc w:val="both"/>
-              <w:rPr>
-                <w:rFonts w:ascii="Arial" w:hAnsi="Arial"/>
-                <w:color w:val="auto"/>
-                <w:sz w:val="24"/>
-                <w:szCs w:val="24"/>
-              </w:rPr>
-            </w:pPr>
-            <w:r>
-              <w:rPr>
-                <w:rFonts w:ascii="Arial" w:hAnsi="Arial"/>
-                <w:color w:val="auto"/>
-                <w:sz w:val="24"/>
-                <w:szCs w:val="24"/>
-              </w:rPr>
+            <w:r>
+              <w:t>Evidencia Fase 1</w:t>
+            </w:r>
+          </w:p>
+        </w:tc>
+        <w:tc>
+          <w:tcPr>
+            <w:tcW w:w="2880" w:type="dxa"/>
+          </w:tcPr>
+          <w:p>
+            <w:pPr>
+              <w:cnfStyle w:val="000000000000" w:firstRow="0" w:lastRow="0" w:firstColumn="0" w:lastColumn="0" w:oddVBand="0" w:evenVBand="0" w:oddHBand="0" w:evenHBand="0" w:firstRowFirstColumn="0" w:firstRowLastColumn="0" w:lastRowFirstColumn="0" w:lastRowLastColumn="0"/>
+            </w:pPr>
+            <w:r>
+              <w:t>evidencias/F1_ejecucion.json</w:t>
+            </w:r>
+          </w:p>
+        </w:tc>
+        <w:tc>
+          <w:tcPr>
+            <w:tcW w:w="1152" w:type="dxa"/>
+          </w:tcPr>
+          <w:p>
+            <w:pPr>
+              <w:cnfStyle w:val="000000000000" w:firstRow="0" w:lastRow="0" w:firstColumn="0" w:lastColumn="0" w:oddVBand="0" w:evenVBand="0" w:oddHBand="0" w:evenHBand="0" w:firstRowFirstColumn="0" w:firstRowLastColumn="0" w:lastRowFirstColumn="0" w:lastRowLastColumn="0"/>
+            </w:pPr>
+            <w:r>
+              <w:t>0,42 KB</w:t>
+            </w:r>
+          </w:p>
+        </w:tc>
+        <w:tc>
+          <w:tcPr>
+            <w:tcW w:w="3888" w:type="dxa"/>
+          </w:tcPr>
+          <w:p>
+            <w:pPr>
+              <w:cnfStyle w:val="000000000000" w:firstRow="0" w:lastRow="0" w:firstColumn="0" w:lastColumn="0" w:oddVBand="0" w:evenVBand="0" w:oddHBand="0" w:evenHBand="0" w:firstRowFirstColumn="0" w:firstRowLastColumn="0" w:lastRowFirstColumn="0" w:lastRowLastColumn="0"/>
+            </w:pPr>
+            <w:r>
+              <w:t>4 celdas ejecutadas, 0 errores, kernel Python 3.12.</w:t>
+            </w:r>
+          </w:p>
+        </w:tc>
+      </w:tr>
+      <w:tr>
+        <w:tc>
+          <w:tcPr>
+            <w:cnfStyle w:val="001000000000" w:firstRow="0" w:lastRow="0" w:firstColumn="1" w:lastColumn="0" w:oddVBand="0" w:evenVBand="0" w:oddHBand="0" w:evenHBand="0" w:firstRowFirstColumn="0" w:firstRowLastColumn="0" w:lastRowFirstColumn="0" w:lastRowLastColumn="0"/>
+            <w:tcW w:w="2160" w:type="dxa"/>
+          </w:tcPr>
+          <w:p>
+            <w:r>
               <w:t>Evidencia Fase 2</w:t>
             </w:r>
           </w:p>
@@ -15945,23 +11863,9 @@
           </w:tcPr>
           <w:p>
             <w:pPr>
-              <w:spacing w:after="40"/>
-              <w:jc w:val="both"/>
               <w:cnfStyle w:val="000000000000" w:firstRow="0" w:lastRow="0" w:firstColumn="0" w:lastColumn="0" w:oddVBand="0" w:evenVBand="0" w:oddHBand="0" w:evenHBand="0" w:firstRowFirstColumn="0" w:firstRowLastColumn="0" w:lastRowFirstColumn="0" w:lastRowLastColumn="0"/>
-              <w:rPr>
-                <w:rFonts w:ascii="Arial" w:hAnsi="Arial"/>
-                <w:color w:val="auto"/>
-                <w:sz w:val="24"/>
-                <w:szCs w:val="24"/>
-              </w:rPr>
-            </w:pPr>
-            <w:r>
-              <w:rPr>
-                <w:rFonts w:ascii="Arial" w:hAnsi="Arial"/>
-                <w:color w:val="auto"/>
-                <w:sz w:val="24"/>
-                <w:szCs w:val="24"/>
-              </w:rPr>
+            </w:pPr>
+            <w:r>
               <w:t>evidencias/F2_ejecucion.json</w:t>
             </w:r>
           </w:p>
@@ -15972,24 +11876,10 @@
           </w:tcPr>
           <w:p>
             <w:pPr>
-              <w:spacing w:after="40"/>
-              <w:jc w:val="both"/>
               <w:cnfStyle w:val="000000000000" w:firstRow="0" w:lastRow="0" w:firstColumn="0" w:lastColumn="0" w:oddVBand="0" w:evenVBand="0" w:oddHBand="0" w:evenHBand="0" w:firstRowFirstColumn="0" w:firstRowLastColumn="0" w:lastRowFirstColumn="0" w:lastRowLastColumn="0"/>
-              <w:rPr>
-                <w:rFonts w:ascii="Arial" w:hAnsi="Arial"/>
-                <w:color w:val="auto"/>
-                <w:sz w:val="24"/>
-                <w:szCs w:val="24"/>
-              </w:rPr>
-            </w:pPr>
-            <w:r>
-              <w:rPr>
-                <w:rFonts w:ascii="Arial" w:hAnsi="Arial"/>
-                <w:color w:val="auto"/>
-                <w:sz w:val="24"/>
-                <w:szCs w:val="24"/>
-              </w:rPr>
-              <w:t>508 B</w:t>
+            </w:pPr>
+            <w:r>
+              <w:t>0,46 KB</w:t>
             </w:r>
           </w:p>
         </w:tc>
@@ -15999,44 +11889,10 @@
           </w:tcPr>
           <w:p>
             <w:pPr>
-              <w:spacing w:after="40"/>
-              <w:jc w:val="both"/>
               <w:cnfStyle w:val="000000000000" w:firstRow="0" w:lastRow="0" w:firstColumn="0" w:lastColumn="0" w:oddVBand="0" w:evenVBand="0" w:oddHBand="0" w:evenHBand="0" w:firstRowFirstColumn="0" w:firstRowLastColumn="0" w:lastRowFirstColumn="0" w:lastRowLastColumn="0"/>
-              <w:rPr>
-                <w:rFonts w:ascii="Arial" w:hAnsi="Arial"/>
-                <w:color w:val="auto"/>
-                <w:sz w:val="24"/>
-                <w:szCs w:val="24"/>
-              </w:rPr>
-            </w:pPr>
-            <w:r>
-              <w:rPr>
-                <w:rFonts w:ascii="Arial" w:hAnsi="Arial"/>
-                <w:color w:val="auto"/>
-                <w:sz w:val="24"/>
-                <w:szCs w:val="24"/>
-              </w:rPr>
-              <w:t xml:space="preserve">9 celdas ejecutadas, 0 errores, </w:t>
-            </w:r>
-            <w:proofErr w:type="spellStart"/>
-            <w:r>
-              <w:rPr>
-                <w:rFonts w:ascii="Arial" w:hAnsi="Arial"/>
-                <w:color w:val="auto"/>
-                <w:sz w:val="24"/>
-                <w:szCs w:val="24"/>
-              </w:rPr>
-              <w:t>kernel</w:t>
-            </w:r>
-            <w:proofErr w:type="spellEnd"/>
-            <w:r>
-              <w:rPr>
-                <w:rFonts w:ascii="Arial" w:hAnsi="Arial"/>
-                <w:color w:val="auto"/>
-                <w:sz w:val="24"/>
-                <w:szCs w:val="24"/>
-              </w:rPr>
-              <w:t xml:space="preserve"> Python 3.12</w:t>
+            </w:pPr>
+            <w:r>
+              <w:t>10 celdas ejecutadas, 0 errores, kernel Python 3.12.</w:t>
             </w:r>
           </w:p>
         </w:tc>

--- a/docs/informe_f1_f2_grupo_5.docx
+++ b/docs/informe_f1_f2_grupo_5.docx
@@ -1031,13 +1031,23 @@
           <w:szCs w:val="24"/>
         </w:rPr>
       </w:pPr>
-      <w:r>
-        <w:rPr>
-          <w:rFonts w:ascii="Arial" w:hAnsi="Arial"/>
-          <w:sz w:val="24"/>
-          <w:szCs w:val="24"/>
-        </w:rPr>
-        <w:t>Nayadeth Garrido Ibáñez</w:t>
+      <w:proofErr w:type="spellStart"/>
+      <w:r>
+        <w:rPr>
+          <w:rFonts w:ascii="Arial" w:hAnsi="Arial"/>
+          <w:sz w:val="24"/>
+          <w:szCs w:val="24"/>
+        </w:rPr>
+        <w:t>Nayadeth</w:t>
+      </w:r>
+      <w:proofErr w:type="spellEnd"/>
+      <w:r>
+        <w:rPr>
+          <w:rFonts w:ascii="Arial" w:hAnsi="Arial"/>
+          <w:sz w:val="24"/>
+          <w:szCs w:val="24"/>
+        </w:rPr>
+        <w:t xml:space="preserve"> Garrido Ibáñez</w:t>
       </w:r>
     </w:p>
     <w:p>
@@ -1125,6 +1135,7 @@
           <w:sz w:val="24"/>
           <w:szCs w:val="24"/>
         </w:rPr>
+        <w:lastRenderedPageBreak/>
         <w:t>Índice de contenidos</w:t>
       </w:r>
     </w:p>
@@ -1170,7 +1181,7 @@
         </w:rPr>
         <w:fldChar w:fldCharType="separate"/>
       </w:r>
-      <w:hyperlink w:anchor="_Toc240405089" w:history="1">
+      <w:hyperlink w:anchor="_Toc240406530" w:history="1">
         <w:r>
           <w:rPr>
             <w:rStyle w:val="Hipervnculo"/>
@@ -1219,7 +1230,7 @@
             <w:noProof/>
             <w:webHidden/>
           </w:rPr>
-          <w:instrText xml:space="preserve"> PAGEREF _Toc240405089 \h </w:instrText>
+          <w:instrText xml:space="preserve"> PAGEREF _Toc240406530 \h </w:instrText>
         </w:r>
         <w:r>
           <w:rPr>
@@ -1267,7 +1278,7 @@
           <w14:ligatures w14:val="standardContextual"/>
         </w:rPr>
       </w:pPr>
-      <w:hyperlink w:anchor="_Toc240405090" w:history="1">
+      <w:hyperlink w:anchor="_Toc240406531" w:history="1">
         <w:r>
           <w:rPr>
             <w:rStyle w:val="Hipervnculo"/>
@@ -1294,7 +1305,7 @@
             <w:noProof/>
             <w:webHidden/>
           </w:rPr>
-          <w:instrText xml:space="preserve"> PAGEREF _Toc240405090 \h </w:instrText>
+          <w:instrText xml:space="preserve"> PAGEREF _Toc240406531 \h </w:instrText>
         </w:r>
         <w:r>
           <w:rPr>
@@ -1314,7 +1325,7 @@
             <w:noProof/>
             <w:webHidden/>
           </w:rPr>
-          <w:t>4</w:t>
+          <w:t>3</w:t>
         </w:r>
         <w:r>
           <w:rPr>
@@ -1342,7 +1353,7 @@
           <w14:ligatures w14:val="standardContextual"/>
         </w:rPr>
       </w:pPr>
-      <w:hyperlink w:anchor="_Toc240405091" w:history="1">
+      <w:hyperlink w:anchor="_Toc240406532" w:history="1">
         <w:r>
           <w:rPr>
             <w:rStyle w:val="Hipervnculo"/>
@@ -1369,7 +1380,7 @@
             <w:noProof/>
             <w:webHidden/>
           </w:rPr>
-          <w:instrText xml:space="preserve"> PAGEREF _Toc240405091 \h </w:instrText>
+          <w:instrText xml:space="preserve"> PAGEREF _Toc240406532 \h </w:instrText>
         </w:r>
         <w:r>
           <w:rPr>
@@ -1417,7 +1428,7 @@
           <w14:ligatures w14:val="standardContextual"/>
         </w:rPr>
       </w:pPr>
-      <w:hyperlink w:anchor="_Toc240405092" w:history="1">
+      <w:hyperlink w:anchor="_Toc240406533" w:history="1">
         <w:r>
           <w:rPr>
             <w:rStyle w:val="Hipervnculo"/>
@@ -1447,7 +1458,7 @@
             <w:noProof/>
             <w:webHidden/>
           </w:rPr>
-          <w:instrText xml:space="preserve"> PAGEREF _Toc240405092 \h </w:instrText>
+          <w:instrText xml:space="preserve"> PAGEREF _Toc240406533 \h </w:instrText>
         </w:r>
         <w:r>
           <w:rPr>
@@ -1495,7 +1506,7 @@
           <w14:ligatures w14:val="standardContextual"/>
         </w:rPr>
       </w:pPr>
-      <w:hyperlink w:anchor="_Toc240405093" w:history="1">
+      <w:hyperlink w:anchor="_Toc240406534" w:history="1">
         <w:r>
           <w:rPr>
             <w:rStyle w:val="Hipervnculo"/>
@@ -1524,7 +1535,7 @@
             <w:noProof/>
             <w:webHidden/>
           </w:rPr>
-          <w:instrText xml:space="preserve"> PAGEREF _Toc240405093 \h </w:instrText>
+          <w:instrText xml:space="preserve"> PAGEREF _Toc240406534 \h </w:instrText>
         </w:r>
         <w:r>
           <w:rPr>
@@ -1572,7 +1583,7 @@
           <w14:ligatures w14:val="standardContextual"/>
         </w:rPr>
       </w:pPr>
-      <w:hyperlink w:anchor="_Toc240405094" w:history="1">
+      <w:hyperlink w:anchor="_Toc240406535" w:history="1">
         <w:r>
           <w:rPr>
             <w:rStyle w:val="Hipervnculo"/>
@@ -1601,7 +1612,7 @@
             <w:noProof/>
             <w:webHidden/>
           </w:rPr>
-          <w:instrText xml:space="preserve"> PAGEREF _Toc240405094 \h </w:instrText>
+          <w:instrText xml:space="preserve"> PAGEREF _Toc240406535 \h </w:instrText>
         </w:r>
         <w:r>
           <w:rPr>
@@ -1649,7 +1660,7 @@
           <w14:ligatures w14:val="standardContextual"/>
         </w:rPr>
       </w:pPr>
-      <w:hyperlink w:anchor="_Toc240405095" w:history="1">
+      <w:hyperlink w:anchor="_Toc240406536" w:history="1">
         <w:r>
           <w:rPr>
             <w:rStyle w:val="Hipervnculo"/>
@@ -1676,7 +1687,7 @@
             <w:noProof/>
             <w:webHidden/>
           </w:rPr>
-          <w:instrText xml:space="preserve"> PAGEREF _Toc240405095 \h </w:instrText>
+          <w:instrText xml:space="preserve"> PAGEREF _Toc240406536 \h </w:instrText>
         </w:r>
         <w:r>
           <w:rPr>
@@ -1724,7 +1735,7 @@
           <w14:ligatures w14:val="standardContextual"/>
         </w:rPr>
       </w:pPr>
-      <w:hyperlink w:anchor="_Toc240405096" w:history="1">
+      <w:hyperlink w:anchor="_Toc240406537" w:history="1">
         <w:r>
           <w:rPr>
             <w:rStyle w:val="Hipervnculo"/>
@@ -1752,7 +1763,7 @@
             <w:noProof/>
             <w:webHidden/>
           </w:rPr>
-          <w:instrText xml:space="preserve"> PAGEREF _Toc240405096 \h </w:instrText>
+          <w:instrText xml:space="preserve"> PAGEREF _Toc240406537 \h </w:instrText>
         </w:r>
         <w:r>
           <w:rPr>
@@ -1800,7 +1811,7 @@
           <w14:ligatures w14:val="standardContextual"/>
         </w:rPr>
       </w:pPr>
-      <w:hyperlink w:anchor="_Toc240405097" w:history="1">
+      <w:hyperlink w:anchor="_Toc240406538" w:history="1">
         <w:r>
           <w:rPr>
             <w:rStyle w:val="Hipervnculo"/>
@@ -1828,7 +1839,7 @@
             <w:noProof/>
             <w:webHidden/>
           </w:rPr>
-          <w:instrText xml:space="preserve"> PAGEREF _Toc240405097 \h </w:instrText>
+          <w:instrText xml:space="preserve"> PAGEREF _Toc240406538 \h </w:instrText>
         </w:r>
         <w:r>
           <w:rPr>
@@ -1876,7 +1887,7 @@
           <w14:ligatures w14:val="standardContextual"/>
         </w:rPr>
       </w:pPr>
-      <w:hyperlink w:anchor="_Toc240405098" w:history="1">
+      <w:hyperlink w:anchor="_Toc240406539" w:history="1">
         <w:r>
           <w:rPr>
             <w:rStyle w:val="Hipervnculo"/>
@@ -1904,7 +1915,7 @@
             <w:noProof/>
             <w:webHidden/>
           </w:rPr>
-          <w:instrText xml:space="preserve"> PAGEREF _Toc240405098 \h </w:instrText>
+          <w:instrText xml:space="preserve"> PAGEREF _Toc240406539 \h </w:instrText>
         </w:r>
         <w:r>
           <w:rPr>
@@ -1952,7 +1963,7 @@
           <w14:ligatures w14:val="standardContextual"/>
         </w:rPr>
       </w:pPr>
-      <w:hyperlink w:anchor="_Toc240405099" w:history="1">
+      <w:hyperlink w:anchor="_Toc240406540" w:history="1">
         <w:r>
           <w:rPr>
             <w:rStyle w:val="Hipervnculo"/>
@@ -1981,7 +1992,7 @@
             <w:noProof/>
             <w:webHidden/>
           </w:rPr>
-          <w:instrText xml:space="preserve"> PAGEREF _Toc240405099 \h </w:instrText>
+          <w:instrText xml:space="preserve"> PAGEREF _Toc240406540 \h </w:instrText>
         </w:r>
         <w:r>
           <w:rPr>
@@ -2029,7 +2040,7 @@
           <w14:ligatures w14:val="standardContextual"/>
         </w:rPr>
       </w:pPr>
-      <w:hyperlink w:anchor="_Toc240405100" w:history="1">
+      <w:hyperlink w:anchor="_Toc240406541" w:history="1">
         <w:r>
           <w:rPr>
             <w:rStyle w:val="Hipervnculo"/>
@@ -2058,7 +2069,7 @@
             <w:noProof/>
             <w:webHidden/>
           </w:rPr>
-          <w:instrText xml:space="preserve"> PAGEREF _Toc240405100 \h </w:instrText>
+          <w:instrText xml:space="preserve"> PAGEREF _Toc240406541 \h </w:instrText>
         </w:r>
         <w:r>
           <w:rPr>
@@ -2106,7 +2117,7 @@
           <w14:ligatures w14:val="standardContextual"/>
         </w:rPr>
       </w:pPr>
-      <w:hyperlink w:anchor="_Toc240405101" w:history="1">
+      <w:hyperlink w:anchor="_Toc240406542" w:history="1">
         <w:r>
           <w:rPr>
             <w:rStyle w:val="Hipervnculo"/>
@@ -2133,7 +2144,7 @@
             <w:noProof/>
             <w:webHidden/>
           </w:rPr>
-          <w:instrText xml:space="preserve"> PAGEREF _Toc240405101 \h </w:instrText>
+          <w:instrText xml:space="preserve"> PAGEREF _Toc240406542 \h </w:instrText>
         </w:r>
         <w:r>
           <w:rPr>
@@ -2181,7 +2192,7 @@
           <w14:ligatures w14:val="standardContextual"/>
         </w:rPr>
       </w:pPr>
-      <w:hyperlink w:anchor="_Toc240405102" w:history="1">
+      <w:hyperlink w:anchor="_Toc240406543" w:history="1">
         <w:r>
           <w:rPr>
             <w:rStyle w:val="Hipervnculo"/>
@@ -2209,7 +2220,7 @@
             <w:noProof/>
             <w:webHidden/>
           </w:rPr>
-          <w:instrText xml:space="preserve"> PAGEREF _Toc240405102 \h </w:instrText>
+          <w:instrText xml:space="preserve"> PAGEREF _Toc240406543 \h </w:instrText>
         </w:r>
         <w:r>
           <w:rPr>
@@ -2257,14 +2268,14 @@
           <w14:ligatures w14:val="standardContextual"/>
         </w:rPr>
       </w:pPr>
-      <w:hyperlink w:anchor="_Toc240405103" w:history="1">
+      <w:hyperlink w:anchor="_Toc240406544" w:history="1">
         <w:r>
           <w:rPr>
             <w:rStyle w:val="Hipervnculo"/>
             <w:rFonts w:ascii="Arial" w:hAnsi="Arial"/>
             <w:noProof/>
           </w:rPr>
-          <w:t>Tasa de adjudicación según tamaño de proveedor</w:t>
+          <w:t>Proporción de ofertas ganadoras según tamaño de proveedor</w:t>
         </w:r>
         <w:r>
           <w:rPr>
@@ -2285,7 +2296,7 @@
             <w:noProof/>
             <w:webHidden/>
           </w:rPr>
-          <w:instrText xml:space="preserve"> PAGEREF _Toc240405103 \h </w:instrText>
+          <w:instrText xml:space="preserve"> PAGEREF _Toc240406544 \h </w:instrText>
         </w:r>
         <w:r>
           <w:rPr>
@@ -2333,7 +2344,7 @@
           <w14:ligatures w14:val="standardContextual"/>
         </w:rPr>
       </w:pPr>
-      <w:hyperlink w:anchor="_Toc240405104" w:history="1">
+      <w:hyperlink w:anchor="_Toc240406545" w:history="1">
         <w:r>
           <w:rPr>
             <w:rStyle w:val="Hipervnculo"/>
@@ -2361,7 +2372,7 @@
             <w:noProof/>
             <w:webHidden/>
           </w:rPr>
-          <w:instrText xml:space="preserve"> PAGEREF _Toc240405104 \h </w:instrText>
+          <w:instrText xml:space="preserve"> PAGEREF _Toc240406545 \h </w:instrText>
         </w:r>
         <w:r>
           <w:rPr>
@@ -2409,7 +2420,7 @@
           <w14:ligatures w14:val="standardContextual"/>
         </w:rPr>
       </w:pPr>
-      <w:hyperlink w:anchor="_Toc240405105" w:history="1">
+      <w:hyperlink w:anchor="_Toc240406546" w:history="1">
         <w:r>
           <w:rPr>
             <w:rStyle w:val="Hipervnculo"/>
@@ -2437,7 +2448,7 @@
             <w:noProof/>
             <w:webHidden/>
           </w:rPr>
-          <w:instrText xml:space="preserve"> PAGEREF _Toc240405105 \h </w:instrText>
+          <w:instrText xml:space="preserve"> PAGEREF _Toc240406546 \h </w:instrText>
         </w:r>
         <w:r>
           <w:rPr>
@@ -2485,7 +2496,7 @@
           <w14:ligatures w14:val="standardContextual"/>
         </w:rPr>
       </w:pPr>
-      <w:hyperlink w:anchor="_Toc240405106" w:history="1">
+      <w:hyperlink w:anchor="_Toc240406547" w:history="1">
         <w:r>
           <w:rPr>
             <w:rStyle w:val="Hipervnculo"/>
@@ -2513,7 +2524,7 @@
             <w:noProof/>
             <w:webHidden/>
           </w:rPr>
-          <w:instrText xml:space="preserve"> PAGEREF _Toc240405106 \h </w:instrText>
+          <w:instrText xml:space="preserve"> PAGEREF _Toc240406547 \h </w:instrText>
         </w:r>
         <w:r>
           <w:rPr>
@@ -2561,7 +2572,7 @@
           <w14:ligatures w14:val="standardContextual"/>
         </w:rPr>
       </w:pPr>
-      <w:hyperlink w:anchor="_Toc240405107" w:history="1">
+      <w:hyperlink w:anchor="_Toc240406548" w:history="1">
         <w:r>
           <w:rPr>
             <w:rStyle w:val="Hipervnculo"/>
@@ -2590,7 +2601,7 @@
             <w:noProof/>
             <w:webHidden/>
           </w:rPr>
-          <w:instrText xml:space="preserve"> PAGEREF _Toc240405107 \h </w:instrText>
+          <w:instrText xml:space="preserve"> PAGEREF _Toc240406548 \h </w:instrText>
         </w:r>
         <w:r>
           <w:rPr>
@@ -2638,7 +2649,7 @@
           <w14:ligatures w14:val="standardContextual"/>
         </w:rPr>
       </w:pPr>
-      <w:hyperlink w:anchor="_Toc240405108" w:history="1">
+      <w:hyperlink w:anchor="_Toc240406549" w:history="1">
         <w:r>
           <w:rPr>
             <w:rStyle w:val="Hipervnculo"/>
@@ -2665,7 +2676,7 @@
             <w:noProof/>
             <w:webHidden/>
           </w:rPr>
-          <w:instrText xml:space="preserve"> PAGEREF _Toc240405108 \h </w:instrText>
+          <w:instrText xml:space="preserve"> PAGEREF _Toc240406549 \h </w:instrText>
         </w:r>
         <w:r>
           <w:rPr>
@@ -2713,7 +2724,7 @@
           <w14:ligatures w14:val="standardContextual"/>
         </w:rPr>
       </w:pPr>
-      <w:hyperlink w:anchor="_Toc240405109" w:history="1">
+      <w:hyperlink w:anchor="_Toc240406550" w:history="1">
         <w:r>
           <w:rPr>
             <w:rStyle w:val="Hipervnculo"/>
@@ -2741,7 +2752,7 @@
             <w:noProof/>
             <w:webHidden/>
           </w:rPr>
-          <w:instrText xml:space="preserve"> PAGEREF _Toc240405109 \h </w:instrText>
+          <w:instrText xml:space="preserve"> PAGEREF _Toc240406550 \h </w:instrText>
         </w:r>
         <w:r>
           <w:rPr>
@@ -2789,7 +2800,7 @@
           <w14:ligatures w14:val="standardContextual"/>
         </w:rPr>
       </w:pPr>
-      <w:hyperlink w:anchor="_Toc240405110" w:history="1">
+      <w:hyperlink w:anchor="_Toc240406551" w:history="1">
         <w:r>
           <w:rPr>
             <w:rStyle w:val="Hipervnculo"/>
@@ -2816,7 +2827,7 @@
             <w:noProof/>
             <w:webHidden/>
           </w:rPr>
-          <w:instrText xml:space="preserve"> PAGEREF _Toc240405110 \h </w:instrText>
+          <w:instrText xml:space="preserve"> PAGEREF _Toc240406551 \h </w:instrText>
         </w:r>
         <w:r>
           <w:rPr>
@@ -2982,11 +2993,22 @@
           <w:lang w:val="es-CL"/>
         </w:rPr>
       </w:pPr>
-      <w:bookmarkStart w:id="0" w:name="_Toc240405089"/>
-      <w:r>
-        <w:t>Introducción y contextualización</w:t>
+      <w:bookmarkStart w:id="0" w:name="_Toc240406530"/>
+      <w:proofErr w:type="spellStart"/>
+      <w:r>
+        <w:lastRenderedPageBreak/>
+        <w:t>Introducción</w:t>
+      </w:r>
+      <w:proofErr w:type="spellEnd"/>
+      <w:r>
+        <w:t xml:space="preserve"> y </w:t>
+      </w:r>
+      <w:proofErr w:type="spellStart"/>
+      <w:r>
+        <w:t>contextualización</w:t>
       </w:r>
       <w:bookmarkEnd w:id="0"/>
+      <w:proofErr w:type="spellEnd"/>
     </w:p>
     <w:p>
       <w:pPr>
@@ -3021,7 +3043,51 @@
           <w:szCs w:val="24"/>
           <w:lang w:val="es-CL"/>
         </w:rPr>
-        <w:t>Las compras públicas en Chile constituyen uno de los mecanismos más relevantes de asignación de recursos fiscales, donde el sector Salud representa un volumen crítico de contrataciones de insumos, equipamiento y servicios clínicos esenciales (ChileCompra, s. f.-a). A través de la plataforma Mercado Público, gestionada por la Dirección de Compras y Contratación Pública (ChileCompra), los organismos de salud publican sus requerimientos y reciben propuestas de múltiples proveedores bajo diversas modalidades de licitación.</w:t>
+        <w:t>Las compras públicas en Chile constituyen uno de los mecanismos más relevantes de asignación de recursos fiscales, donde el sector Salud representa un volumen crítico de contrataciones de insumos, equipamiento y servicios clínicos esenciales (</w:t>
+      </w:r>
+      <w:proofErr w:type="spellStart"/>
+      <w:r>
+        <w:rPr>
+          <w:rFonts w:ascii="Arial" w:hAnsi="Arial"/>
+          <w:color w:val="000000" w:themeColor="text1"/>
+          <w:sz w:val="24"/>
+          <w:szCs w:val="24"/>
+          <w:lang w:val="es-CL"/>
+        </w:rPr>
+        <w:t>ChileCompra</w:t>
+      </w:r>
+      <w:proofErr w:type="spellEnd"/>
+      <w:r>
+        <w:rPr>
+          <w:rFonts w:ascii="Arial" w:hAnsi="Arial"/>
+          <w:color w:val="000000" w:themeColor="text1"/>
+          <w:sz w:val="24"/>
+          <w:szCs w:val="24"/>
+          <w:lang w:val="es-CL"/>
+        </w:rPr>
+        <w:t>, s. f.-a). A través de la plataforma Mercado Público, gestionada por la Dirección de Compras y Contratación Pública (</w:t>
+      </w:r>
+      <w:proofErr w:type="spellStart"/>
+      <w:r>
+        <w:rPr>
+          <w:rFonts w:ascii="Arial" w:hAnsi="Arial"/>
+          <w:color w:val="000000" w:themeColor="text1"/>
+          <w:sz w:val="24"/>
+          <w:szCs w:val="24"/>
+          <w:lang w:val="es-CL"/>
+        </w:rPr>
+        <w:t>ChileCompra</w:t>
+      </w:r>
+      <w:proofErr w:type="spellEnd"/>
+      <w:r>
+        <w:rPr>
+          <w:rFonts w:ascii="Arial" w:hAnsi="Arial"/>
+          <w:color w:val="000000" w:themeColor="text1"/>
+          <w:sz w:val="24"/>
+          <w:szCs w:val="24"/>
+          <w:lang w:val="es-CL"/>
+        </w:rPr>
+        <w:t>), los organismos de salud publican sus requerimientos y reciben propuestas de múltiples proveedores bajo diversas modalidades de licitación.</w:t>
       </w:r>
     </w:p>
     <w:p>
@@ -3043,10 +3109,70 @@
           <w:szCs w:val="24"/>
           <w:lang w:val="es-CL"/>
         </w:rPr>
-        <w:t>El presente estudio analiza el reporte de contrataciones del sector Salud correspondiente a marzo de 2026, el cual reúne 44.226 registros y 74 columnas. Una característica estructural fundamental de este conjunto de datos, señalada por ChileCompra (s. f.-a), es que cada fila representa una oferta individual asociada a un ítem específico dentro de un proceso de licitación. En consecuencia, el número de observaciones no equivale a la cantidad de licitaciones únicas: un mismo proceso licitatorio (`NroLicitacion`) puede albergar múltiples productos o líneas de cotización y recibir propuestas concurrentes de diversos oferentes.</w:t>
-      </w:r>
-      <w:r>
-        <w:t xml:space="preserve"> La interpretación inicial de los campos se apoyó también en el diccionario de la API y en el glosario de datos abiertos de ChileCompra, considerando que estas fuentes no reproducen exactamente el esquema del reporte analizado (ChileCompra, s. f.-b, s. f.-c).</w:t>
+        <w:t xml:space="preserve">El presente estudio analiza el reporte de contrataciones del sector Salud correspondiente a marzo de 2026, el cual reúne 44.226 registros y 74 columnas. Una característica estructural fundamental de este conjunto de datos, señalada por </w:t>
+      </w:r>
+      <w:proofErr w:type="spellStart"/>
+      <w:r>
+        <w:rPr>
+          <w:rFonts w:ascii="Arial" w:hAnsi="Arial"/>
+          <w:color w:val="000000" w:themeColor="text1"/>
+          <w:sz w:val="24"/>
+          <w:szCs w:val="24"/>
+          <w:lang w:val="es-CL"/>
+        </w:rPr>
+        <w:t>ChileCompra</w:t>
+      </w:r>
+      <w:proofErr w:type="spellEnd"/>
+      <w:r>
+        <w:rPr>
+          <w:rFonts w:ascii="Arial" w:hAnsi="Arial"/>
+          <w:color w:val="000000" w:themeColor="text1"/>
+          <w:sz w:val="24"/>
+          <w:szCs w:val="24"/>
+          <w:lang w:val="es-CL"/>
+        </w:rPr>
+        <w:t xml:space="preserve"> (s. f.-a), es que cada fila representa una oferta individual asociada a un ítem específico dentro de un proceso de licitación. En consecuencia, el número de observaciones no equivale a la cantidad de licitaciones únicas: un mismo proceso licitatorio (`</w:t>
+      </w:r>
+      <w:proofErr w:type="spellStart"/>
+      <w:r>
+        <w:rPr>
+          <w:rFonts w:ascii="Arial" w:hAnsi="Arial"/>
+          <w:color w:val="000000" w:themeColor="text1"/>
+          <w:sz w:val="24"/>
+          <w:szCs w:val="24"/>
+          <w:lang w:val="es-CL"/>
+        </w:rPr>
+        <w:t>NroLicitacion</w:t>
+      </w:r>
+      <w:proofErr w:type="spellEnd"/>
+      <w:r>
+        <w:rPr>
+          <w:rFonts w:ascii="Arial" w:hAnsi="Arial"/>
+          <w:color w:val="000000" w:themeColor="text1"/>
+          <w:sz w:val="24"/>
+          <w:szCs w:val="24"/>
+          <w:lang w:val="es-CL"/>
+        </w:rPr>
+        <w:t>`) puede albergar múltiples productos o líneas de cotización y recibir propuestas concurrentes de diversos oferentes.</w:t>
+      </w:r>
+      <w:r>
+        <w:t xml:space="preserve"> La interpretación inicial de los campos se apoyó también en el diccionario de la API y en el glosario de datos abiertos de </w:t>
+      </w:r>
+      <w:proofErr w:type="spellStart"/>
+      <w:r>
+        <w:t>ChileCompra</w:t>
+      </w:r>
+      <w:proofErr w:type="spellEnd"/>
+      <w:r>
+        <w:t>, considerando que estas fuentes no reproducen exactamente el esquema del reporte analizado (</w:t>
+      </w:r>
+      <w:proofErr w:type="spellStart"/>
+      <w:r>
+        <w:t>ChileCompra</w:t>
+      </w:r>
+      <w:proofErr w:type="spellEnd"/>
+      <w:r>
+        <w:t>, s. f.-b, s. f.-c).</w:t>
       </w:r>
     </w:p>
     <w:p>
@@ -3063,32 +3189,36 @@
       <w:r>
         <w:rPr>
           <w:rFonts w:ascii="Arial" w:hAnsi="Arial"/>
-          <w:color w:val="000000" w:themeColor="text1"/>
-          <w:sz w:val="24"/>
-          <w:szCs w:val="24"/>
-          <w:lang w:val="es-CL"/>
-        </w:rPr>
-        <w:t xml:space="preserve">El problema central que aborda esta investigación consiste en determinar cómo varía la proporción de ofertas ganadoras según el tipo de licitación y el tamaño del proveedor en las adquisiciones de salud. Dado el volumen de transacciones y la presencia de variables categóricas, monetarias y </w:t>
-      </w:r>
-      <w:r>
-        <w:rPr>
-          <w:rFonts w:ascii="Arial" w:hAnsi="Arial"/>
-          <w:color w:val="000000" w:themeColor="text1"/>
-          <w:sz w:val="24"/>
-          <w:szCs w:val="24"/>
-          <w:lang w:val="es-CL"/>
-        </w:rPr>
-        <w:t>temporales heterogéneos</w:t>
-      </w:r>
-      <w:r>
-        <w:rPr>
-          <w:rFonts w:ascii="Arial" w:hAnsi="Arial"/>
-          <w:color w:val="000000" w:themeColor="text1"/>
-          <w:sz w:val="24"/>
-          <w:szCs w:val="24"/>
-          <w:lang w:val="es-CL"/>
-        </w:rPr>
-        <w:t>, la resolución de este problema demanda un tratamiento programático riguroso sustentado en el ecosistema científico de Python (NumPy, Pandas) y prácticas estrictas de reproducibilidad computacional (Samuel &amp; Mietchen, 2024).</w:t>
+        </w:rPr>
+        <w:t xml:space="preserve">El problema central consiste en describir cómo varía la proporción de ofertas ganadoras según el tipo de licitación y el tamaño del proveedor en las adquisiciones de salud. El volumen de registros y la combinación de variables categóricas, monetarias y temporales requieren un tratamiento programático con Python, </w:t>
+      </w:r>
+      <w:proofErr w:type="spellStart"/>
+      <w:r>
+        <w:rPr>
+          <w:rFonts w:ascii="Arial" w:hAnsi="Arial"/>
+        </w:rPr>
+        <w:t>NumPy</w:t>
+      </w:r>
+      <w:proofErr w:type="spellEnd"/>
+      <w:r>
+        <w:rPr>
+          <w:rFonts w:ascii="Arial" w:hAnsi="Arial"/>
+        </w:rPr>
+        <w:t xml:space="preserve"> y pandas, junto con prácticas de reproducibilidad computacional (Samuel &amp; </w:t>
+      </w:r>
+      <w:proofErr w:type="spellStart"/>
+      <w:r>
+        <w:rPr>
+          <w:rFonts w:ascii="Arial" w:hAnsi="Arial"/>
+        </w:rPr>
+        <w:t>Mietchen</w:t>
+      </w:r>
+      <w:proofErr w:type="spellEnd"/>
+      <w:r>
+        <w:rPr>
+          <w:rFonts w:ascii="Arial" w:hAnsi="Arial"/>
+        </w:rPr>
+        <w:t>, 2024).</w:t>
       </w:r>
     </w:p>
     <w:p>
@@ -3154,7 +3284,51 @@
           <w:szCs w:val="24"/>
           <w:lang w:val="es-CL"/>
         </w:rPr>
-        <w:t>, el trabajo se concentra en las Fases 1 y 2 del proyecto, abordando la definición de la problemática y sus objetivos, la configuración del entorno reproducible, la exploración inicial del conjunto de datos, la identificación y tratamiento de problemas de calidad, la transformación de variables y la validación técnica del dataset resultante. Los análisis estadísticos bivariados y multivariados, las visualizaciones analíticas avanzadas y la integración de conclusiones finales quedan proyectados para las Fases 3 y 4.</w:t>
+        <w:t xml:space="preserve">, el trabajo se concentra en las Fases 1 y 2 del proyecto, abordando la definición de la problemática y sus objetivos, la configuración del entorno reproducible, la exploración inicial del conjunto de datos, la identificación y tratamiento de problemas de calidad, la transformación de variables y la validación técnica del </w:t>
+      </w:r>
+      <w:proofErr w:type="spellStart"/>
+      <w:r>
+        <w:rPr>
+          <w:rFonts w:ascii="Arial" w:hAnsi="Arial"/>
+          <w:color w:val="000000" w:themeColor="text1"/>
+          <w:sz w:val="24"/>
+          <w:szCs w:val="24"/>
+          <w:lang w:val="es-CL"/>
+        </w:rPr>
+        <w:t>dataset</w:t>
+      </w:r>
+      <w:proofErr w:type="spellEnd"/>
+      <w:r>
+        <w:rPr>
+          <w:rFonts w:ascii="Arial" w:hAnsi="Arial"/>
+          <w:color w:val="000000" w:themeColor="text1"/>
+          <w:sz w:val="24"/>
+          <w:szCs w:val="24"/>
+          <w:lang w:val="es-CL"/>
+        </w:rPr>
+        <w:t xml:space="preserve"> resultante. Los análisis estadísticos bivariados y multivariados, las visualizaciones analíticas avanzadas y la integración de </w:t>
+      </w:r>
+      <w:proofErr w:type="gramStart"/>
+      <w:r>
+        <w:rPr>
+          <w:rFonts w:ascii="Arial" w:hAnsi="Arial"/>
+          <w:color w:val="000000" w:themeColor="text1"/>
+          <w:sz w:val="24"/>
+          <w:szCs w:val="24"/>
+          <w:lang w:val="es-CL"/>
+        </w:rPr>
+        <w:t>conclusiones finales</w:t>
+      </w:r>
+      <w:proofErr w:type="gramEnd"/>
+      <w:r>
+        <w:rPr>
+          <w:rFonts w:ascii="Arial" w:hAnsi="Arial"/>
+          <w:color w:val="000000" w:themeColor="text1"/>
+          <w:sz w:val="24"/>
+          <w:szCs w:val="24"/>
+          <w:lang w:val="es-CL"/>
+        </w:rPr>
+        <w:t xml:space="preserve"> quedan proyectados para las Fases 3 y 4.</w:t>
       </w:r>
     </w:p>
     <w:p>
@@ -3177,11 +3351,37 @@
           <w:szCs w:val="24"/>
         </w:rPr>
       </w:pPr>
-      <w:bookmarkStart w:id="1" w:name="_Toc240405090"/>
-      <w:r>
-        <w:t>Conexión explícita con las fases F1–F4 del proyecto</w:t>
+      <w:bookmarkStart w:id="1" w:name="_Toc240406531"/>
+      <w:proofErr w:type="spellStart"/>
+      <w:r>
+        <w:t>Conexión</w:t>
+      </w:r>
+      <w:proofErr w:type="spellEnd"/>
+      <w:r>
+        <w:t xml:space="preserve"> </w:t>
+      </w:r>
+      <w:proofErr w:type="spellStart"/>
+      <w:r>
+        <w:t>explícita</w:t>
+      </w:r>
+      <w:proofErr w:type="spellEnd"/>
+      <w:r>
+        <w:t xml:space="preserve"> con las </w:t>
+      </w:r>
+      <w:proofErr w:type="spellStart"/>
+      <w:r>
+        <w:t>fases</w:t>
+      </w:r>
+      <w:proofErr w:type="spellEnd"/>
+      <w:r>
+        <w:t xml:space="preserve"> F1–F4 del </w:t>
+      </w:r>
+      <w:proofErr w:type="spellStart"/>
+      <w:r>
+        <w:t>proyecto</w:t>
       </w:r>
       <w:bookmarkEnd w:id="1"/>
+      <w:proofErr w:type="spellEnd"/>
     </w:p>
     <w:p>
       <w:pPr>
@@ -3231,7 +3431,17 @@
           <w:szCs w:val="24"/>
           <w:lang w:val="es-CL"/>
         </w:rPr>
-        <w:t>Fase 1 (Implementada): Delimitación de la problemática, preguntas de análisis, objetivos, supuestos teóricos, diseño de la arquitectura modular y configuración del entorno reproducible verificado.</w:t>
+        <w:t xml:space="preserve">Fase 1 (Implementada): Delimitación de la problemática, preguntas de análisis, objetivos, </w:t>
+      </w:r>
+      <w:r>
+        <w:rPr>
+          <w:rFonts w:ascii="Arial" w:hAnsi="Arial" w:cs="Arial"/>
+          <w:sz w:val="24"/>
+          <w:szCs w:val="24"/>
+          <w:lang w:val="es-CL"/>
+        </w:rPr>
+        <w:lastRenderedPageBreak/>
+        <w:t>supuestos teóricos, diseño de la arquitectura modular y configuración del entorno reproducible verificado.</w:t>
       </w:r>
     </w:p>
     <w:p>
@@ -3253,7 +3463,47 @@
           <w:szCs w:val="24"/>
           <w:lang w:val="es-CL"/>
         </w:rPr>
-        <w:t>Fase 2 (Implementada): Diagnóstico exploratorio de calidad de datos, desarrollo del pipeline modular de limpieza (exclusión de columnas nulas y neutralización de fechas anómalas año 1900), transformaciones de tipos, validación técnica automatizada y exportación del dataset preprocesado a data/processed/.</w:t>
+        <w:t xml:space="preserve">Fase 2 (Implementada): Diagnóstico exploratorio de calidad de datos, desarrollo del pipeline modular de limpieza (exclusión de columnas nulas y neutralización de fechas anómalas año 1900), transformaciones de tipos, validación técnica automatizada y exportación del </w:t>
+      </w:r>
+      <w:proofErr w:type="spellStart"/>
+      <w:r>
+        <w:rPr>
+          <w:rFonts w:ascii="Arial" w:hAnsi="Arial" w:cs="Arial"/>
+          <w:sz w:val="24"/>
+          <w:szCs w:val="24"/>
+          <w:lang w:val="es-CL"/>
+        </w:rPr>
+        <w:t>dataset</w:t>
+      </w:r>
+      <w:proofErr w:type="spellEnd"/>
+      <w:r>
+        <w:rPr>
+          <w:rFonts w:ascii="Arial" w:hAnsi="Arial" w:cs="Arial"/>
+          <w:sz w:val="24"/>
+          <w:szCs w:val="24"/>
+          <w:lang w:val="es-CL"/>
+        </w:rPr>
+        <w:t xml:space="preserve"> preprocesado a data/</w:t>
+      </w:r>
+      <w:proofErr w:type="spellStart"/>
+      <w:r>
+        <w:rPr>
+          <w:rFonts w:ascii="Arial" w:hAnsi="Arial" w:cs="Arial"/>
+          <w:sz w:val="24"/>
+          <w:szCs w:val="24"/>
+          <w:lang w:val="es-CL"/>
+        </w:rPr>
+        <w:t>processed</w:t>
+      </w:r>
+      <w:proofErr w:type="spellEnd"/>
+      <w:r>
+        <w:rPr>
+          <w:rFonts w:ascii="Arial" w:hAnsi="Arial" w:cs="Arial"/>
+          <w:sz w:val="24"/>
+          <w:szCs w:val="24"/>
+          <w:lang w:val="es-CL"/>
+        </w:rPr>
+        <w:t>/.</w:t>
       </w:r>
     </w:p>
     <w:p>
@@ -3332,11 +3582,41 @@
           <w:lang w:val="es-CL"/>
         </w:rPr>
       </w:pPr>
-      <w:bookmarkStart w:id="2" w:name="_Toc240405091"/>
-      <w:r>
-        <w:t>II. Definición de la problemática y objetivos del proyecto</w:t>
+      <w:bookmarkStart w:id="2" w:name="_Toc240406532"/>
+      <w:r>
+        <w:lastRenderedPageBreak/>
+        <w:t xml:space="preserve">II. </w:t>
+      </w:r>
+      <w:proofErr w:type="spellStart"/>
+      <w:r>
+        <w:t>Definición</w:t>
+      </w:r>
+      <w:proofErr w:type="spellEnd"/>
+      <w:r>
+        <w:t xml:space="preserve"> de la </w:t>
+      </w:r>
+      <w:proofErr w:type="spellStart"/>
+      <w:r>
+        <w:t>problemática</w:t>
+      </w:r>
+      <w:proofErr w:type="spellEnd"/>
+      <w:r>
+        <w:t xml:space="preserve"> y </w:t>
+      </w:r>
+      <w:proofErr w:type="spellStart"/>
+      <w:r>
+        <w:t>objetivos</w:t>
+      </w:r>
+      <w:proofErr w:type="spellEnd"/>
+      <w:r>
+        <w:t xml:space="preserve"> del </w:t>
+      </w:r>
+      <w:proofErr w:type="spellStart"/>
+      <w:r>
+        <w:t>proyecto</w:t>
       </w:r>
       <w:bookmarkEnd w:id="2"/>
+      <w:proofErr w:type="spellEnd"/>
     </w:p>
     <w:p>
       <w:pPr>
@@ -3365,7 +3645,23 @@
         </w:rPr>
       </w:pPr>
       <w:r>
-        <w:t>La adquisición pública de bienes y servicios médicos exige maximizar la transparencia y la libre concurrencia de proveedores. En este contexto, interesa describir si la proporción de ofertas ganadoras cambia según el tamaño de la empresa oferente (TamanoProveedor: Micro, Pequeña, Mediana, Grande o NoClasificado) y el tipo de licitación registrado en el conjunto de datos.</w:t>
+        <w:t>La adquisición pública de bienes y servicios médicos exige maximizar la transparencia y la libre concurrencia de proveedores. En este contexto, interesa describir si la proporción de ofertas ganadoras cambia según el tamaño de la empresa oferente (</w:t>
+      </w:r>
+      <w:proofErr w:type="spellStart"/>
+      <w:r>
+        <w:t>TamanoProveedor</w:t>
+      </w:r>
+      <w:proofErr w:type="spellEnd"/>
+      <w:r>
+        <w:t xml:space="preserve">: Micro, Pequeña, Mediana, Grande o </w:t>
+      </w:r>
+      <w:proofErr w:type="spellStart"/>
+      <w:r>
+        <w:t>NoClasificado</w:t>
+      </w:r>
+      <w:proofErr w:type="spellEnd"/>
+      <w:r>
+        <w:t>) y el tipo de licitación registrado en el conjunto de datos.</w:t>
       </w:r>
     </w:p>
     <w:p>
@@ -3403,7 +3699,7 @@
           <w:lang w:val="es-CL"/>
         </w:rPr>
       </w:pPr>
-      <w:bookmarkStart w:id="3" w:name="_Toc240405092"/>
+      <w:bookmarkStart w:id="3" w:name="_Toc240406533"/>
       <w:r>
         <w:rPr>
           <w:rFonts w:ascii="Arial" w:hAnsi="Arial" w:cs="Arial"/>
@@ -3505,7 +3801,7 @@
           <w:lang w:val="es-CL"/>
         </w:rPr>
       </w:pPr>
-      <w:bookmarkStart w:id="4" w:name="_Toc240405093"/>
+      <w:bookmarkStart w:id="4" w:name="_Toc240406534"/>
       <w:r>
         <w:rPr>
           <w:rFonts w:ascii="Arial" w:hAnsi="Arial" w:cs="Arial"/>
@@ -3531,12 +3827,8 @@
       <w:r>
         <w:rPr>
           <w:rFonts w:ascii="Arial" w:hAnsi="Arial"/>
-          <w:color w:val="auto"/>
-          <w:sz w:val="24"/>
-          <w:szCs w:val="24"/>
-          <w:lang w:val="es-CL"/>
-        </w:rPr>
-        <w:t>Objetivo General: Analizar descriptivamente las diferencias en la proporción de ofertas ganadoras según el tipo de licitación y el tamaño del proveedor en el sector Salud durante marzo de 2026, mediante un flujo de ingeniería de datos y programación científica completamente reproducible y validado.</w:t>
+        </w:rPr>
+        <w:t>Objetivo general: Analizar descriptivamente las diferencias en la proporción de ofertas ganadoras según el tipo de licitación y el tamaño del proveedor en el sector Salud durante marzo de 2026, mediante un flujo reproducible de preparación y validación de datos.</w:t>
       </w:r>
     </w:p>
     <w:p>
@@ -3660,7 +3952,7 @@
           <w:lang w:val="es-CL"/>
         </w:rPr>
       </w:pPr>
-      <w:bookmarkStart w:id="5" w:name="_Toc240405094"/>
+      <w:bookmarkStart w:id="5" w:name="_Toc240406535"/>
       <w:r>
         <w:rPr>
           <w:rFonts w:ascii="Arial" w:hAnsi="Arial" w:cs="Arial"/>
@@ -3735,7 +4027,17 @@
           <w:szCs w:val="24"/>
           <w:lang w:val="es-CL"/>
         </w:rPr>
-        <w:t>Cobertura temporal y geográfica: El archivo comprende ofertas del reporte de marzo de 2026 del sector Salud chileno, con publicaciones ocurridas entre el 15 de enero y el 25 de marzo de 2026 y cierres concentrados en marzo de 2026.</w:t>
+        <w:t xml:space="preserve">Cobertura temporal y geográfica: El archivo comprende ofertas del reporte de marzo de 2026 del sector Salud chileno, con publicaciones ocurridas entre el 15 de enero y el 25 de marzo de </w:t>
+      </w:r>
+      <w:r>
+        <w:rPr>
+          <w:rFonts w:ascii="Arial" w:hAnsi="Arial" w:cs="Arial"/>
+          <w:sz w:val="24"/>
+          <w:szCs w:val="24"/>
+          <w:lang w:val="es-CL"/>
+        </w:rPr>
+        <w:lastRenderedPageBreak/>
+        <w:t>2026 y cierres concentrados en marzo de 2026.</w:t>
       </w:r>
     </w:p>
     <w:p>
@@ -3772,14 +4074,299 @@
           <w:lang w:val="es-CL"/>
         </w:rPr>
       </w:pPr>
-      <w:r>
-        <w:rPr>
-          <w:rFonts w:ascii="Arial" w:hAnsi="Arial" w:cs="Arial"/>
-          <w:sz w:val="24"/>
-          <w:szCs w:val="24"/>
-          <w:lang w:val="es-CL"/>
-        </w:rPr>
-        <w:t>Métrica de adjudicación: La proporción de éxito se calcula como el total de ofertas ganadoras dividido por el total de ofertas con resultado válido en procesos formalmente concluidos, informando explícitamente los denominadores.</w:t>
+      <w:proofErr w:type="spellStart"/>
+      <w:r>
+        <w:rPr>
+          <w:rFonts w:ascii="Arial" w:hAnsi="Arial"/>
+        </w:rPr>
+        <w:t>Proporción</w:t>
+      </w:r>
+      <w:proofErr w:type="spellEnd"/>
+      <w:r>
+        <w:rPr>
+          <w:rFonts w:ascii="Arial" w:hAnsi="Arial"/>
+        </w:rPr>
+        <w:t xml:space="preserve"> de </w:t>
+      </w:r>
+      <w:proofErr w:type="spellStart"/>
+      <w:r>
+        <w:rPr>
+          <w:rFonts w:ascii="Arial" w:hAnsi="Arial"/>
+        </w:rPr>
+        <w:t>ofertas</w:t>
+      </w:r>
+      <w:proofErr w:type="spellEnd"/>
+      <w:r>
+        <w:rPr>
+          <w:rFonts w:ascii="Arial" w:hAnsi="Arial"/>
+        </w:rPr>
+        <w:t xml:space="preserve"> </w:t>
+      </w:r>
+      <w:proofErr w:type="spellStart"/>
+      <w:r>
+        <w:rPr>
+          <w:rFonts w:ascii="Arial" w:hAnsi="Arial"/>
+        </w:rPr>
+        <w:t>ganadoras</w:t>
+      </w:r>
+      <w:proofErr w:type="spellEnd"/>
+      <w:r>
+        <w:rPr>
+          <w:rFonts w:ascii="Arial" w:hAnsi="Arial"/>
+        </w:rPr>
+        <w:t xml:space="preserve">: se </w:t>
+      </w:r>
+      <w:proofErr w:type="spellStart"/>
+      <w:r>
+        <w:rPr>
+          <w:rFonts w:ascii="Arial" w:hAnsi="Arial"/>
+        </w:rPr>
+        <w:t>calcula</w:t>
+      </w:r>
+      <w:proofErr w:type="spellEnd"/>
+      <w:r>
+        <w:rPr>
+          <w:rFonts w:ascii="Arial" w:hAnsi="Arial"/>
+        </w:rPr>
+        <w:t xml:space="preserve"> </w:t>
+      </w:r>
+      <w:proofErr w:type="spellStart"/>
+      <w:r>
+        <w:rPr>
+          <w:rFonts w:ascii="Arial" w:hAnsi="Arial"/>
+        </w:rPr>
+        <w:t>como</w:t>
+      </w:r>
+      <w:proofErr w:type="spellEnd"/>
+      <w:r>
+        <w:rPr>
+          <w:rFonts w:ascii="Arial" w:hAnsi="Arial"/>
+        </w:rPr>
+        <w:t xml:space="preserve"> el </w:t>
+      </w:r>
+      <w:proofErr w:type="spellStart"/>
+      <w:r>
+        <w:rPr>
+          <w:rFonts w:ascii="Arial" w:hAnsi="Arial"/>
+        </w:rPr>
+        <w:t>número</w:t>
+      </w:r>
+      <w:proofErr w:type="spellEnd"/>
+      <w:r>
+        <w:rPr>
+          <w:rFonts w:ascii="Arial" w:hAnsi="Arial"/>
+        </w:rPr>
+        <w:t xml:space="preserve"> de </w:t>
+      </w:r>
+      <w:proofErr w:type="spellStart"/>
+      <w:r>
+        <w:rPr>
+          <w:rFonts w:ascii="Arial" w:hAnsi="Arial"/>
+        </w:rPr>
+        <w:t>ofertas</w:t>
+      </w:r>
+      <w:proofErr w:type="spellEnd"/>
+      <w:r>
+        <w:rPr>
+          <w:rFonts w:ascii="Arial" w:hAnsi="Arial"/>
+        </w:rPr>
+        <w:t xml:space="preserve"> </w:t>
+      </w:r>
+      <w:proofErr w:type="spellStart"/>
+      <w:r>
+        <w:rPr>
+          <w:rFonts w:ascii="Arial" w:hAnsi="Arial"/>
+        </w:rPr>
+        <w:t>ganadoras</w:t>
+      </w:r>
+      <w:proofErr w:type="spellEnd"/>
+      <w:r>
+        <w:rPr>
+          <w:rFonts w:ascii="Arial" w:hAnsi="Arial"/>
+        </w:rPr>
+        <w:t xml:space="preserve"> </w:t>
+      </w:r>
+      <w:proofErr w:type="spellStart"/>
+      <w:r>
+        <w:rPr>
+          <w:rFonts w:ascii="Arial" w:hAnsi="Arial"/>
+        </w:rPr>
+        <w:t>dividido</w:t>
+      </w:r>
+      <w:proofErr w:type="spellEnd"/>
+      <w:r>
+        <w:rPr>
+          <w:rFonts w:ascii="Arial" w:hAnsi="Arial"/>
+        </w:rPr>
+        <w:t xml:space="preserve"> </w:t>
+      </w:r>
+      <w:proofErr w:type="spellStart"/>
+      <w:r>
+        <w:rPr>
+          <w:rFonts w:ascii="Arial" w:hAnsi="Arial"/>
+        </w:rPr>
+        <w:t>por</w:t>
+      </w:r>
+      <w:proofErr w:type="spellEnd"/>
+      <w:r>
+        <w:rPr>
+          <w:rFonts w:ascii="Arial" w:hAnsi="Arial"/>
+        </w:rPr>
+        <w:t xml:space="preserve"> el total de </w:t>
+      </w:r>
+      <w:proofErr w:type="spellStart"/>
+      <w:r>
+        <w:rPr>
+          <w:rFonts w:ascii="Arial" w:hAnsi="Arial"/>
+        </w:rPr>
+        <w:t>ofertas</w:t>
+      </w:r>
+      <w:proofErr w:type="spellEnd"/>
+      <w:r>
+        <w:rPr>
+          <w:rFonts w:ascii="Arial" w:hAnsi="Arial"/>
+        </w:rPr>
+        <w:t xml:space="preserve"> con </w:t>
+      </w:r>
+      <w:proofErr w:type="spellStart"/>
+      <w:r>
+        <w:rPr>
+          <w:rFonts w:ascii="Arial" w:hAnsi="Arial"/>
+        </w:rPr>
+        <w:t>resultado</w:t>
+      </w:r>
+      <w:proofErr w:type="spellEnd"/>
+      <w:r>
+        <w:rPr>
+          <w:rFonts w:ascii="Arial" w:hAnsi="Arial"/>
+        </w:rPr>
+        <w:t xml:space="preserve"> </w:t>
+      </w:r>
+      <w:proofErr w:type="spellStart"/>
+      <w:r>
+        <w:rPr>
+          <w:rFonts w:ascii="Arial" w:hAnsi="Arial"/>
+        </w:rPr>
+        <w:t>válido</w:t>
+      </w:r>
+      <w:proofErr w:type="spellEnd"/>
+      <w:r>
+        <w:rPr>
+          <w:rFonts w:ascii="Arial" w:hAnsi="Arial"/>
+        </w:rPr>
+        <w:t xml:space="preserve"> </w:t>
+      </w:r>
+      <w:proofErr w:type="spellStart"/>
+      <w:r>
+        <w:rPr>
+          <w:rFonts w:ascii="Arial" w:hAnsi="Arial"/>
+        </w:rPr>
+        <w:t>en</w:t>
+      </w:r>
+      <w:proofErr w:type="spellEnd"/>
+      <w:r>
+        <w:rPr>
+          <w:rFonts w:ascii="Arial" w:hAnsi="Arial"/>
+        </w:rPr>
+        <w:t xml:space="preserve"> </w:t>
+      </w:r>
+      <w:proofErr w:type="spellStart"/>
+      <w:r>
+        <w:rPr>
+          <w:rFonts w:ascii="Arial" w:hAnsi="Arial"/>
+        </w:rPr>
+        <w:t>procesos</w:t>
+      </w:r>
+      <w:proofErr w:type="spellEnd"/>
+      <w:r>
+        <w:rPr>
+          <w:rFonts w:ascii="Arial" w:hAnsi="Arial"/>
+        </w:rPr>
+        <w:t xml:space="preserve"> </w:t>
+      </w:r>
+      <w:proofErr w:type="spellStart"/>
+      <w:r>
+        <w:rPr>
+          <w:rFonts w:ascii="Arial" w:hAnsi="Arial"/>
+        </w:rPr>
+        <w:t>adjudicados</w:t>
+      </w:r>
+      <w:proofErr w:type="spellEnd"/>
+      <w:r>
+        <w:rPr>
+          <w:rFonts w:ascii="Arial" w:hAnsi="Arial"/>
+        </w:rPr>
+        <w:t xml:space="preserve">. El </w:t>
+      </w:r>
+      <w:proofErr w:type="spellStart"/>
+      <w:r>
+        <w:rPr>
+          <w:rFonts w:ascii="Arial" w:hAnsi="Arial"/>
+        </w:rPr>
+        <w:t>denominador</w:t>
+      </w:r>
+      <w:proofErr w:type="spellEnd"/>
+      <w:r>
+        <w:rPr>
+          <w:rFonts w:ascii="Arial" w:hAnsi="Arial"/>
+        </w:rPr>
+        <w:t xml:space="preserve"> se </w:t>
+      </w:r>
+      <w:proofErr w:type="spellStart"/>
+      <w:r>
+        <w:rPr>
+          <w:rFonts w:ascii="Arial" w:hAnsi="Arial"/>
+        </w:rPr>
+        <w:t>informa</w:t>
+      </w:r>
+      <w:proofErr w:type="spellEnd"/>
+      <w:r>
+        <w:rPr>
+          <w:rFonts w:ascii="Arial" w:hAnsi="Arial"/>
+        </w:rPr>
+        <w:t xml:space="preserve"> </w:t>
+      </w:r>
+      <w:proofErr w:type="spellStart"/>
+      <w:r>
+        <w:rPr>
+          <w:rFonts w:ascii="Arial" w:hAnsi="Arial"/>
+        </w:rPr>
+        <w:t>en</w:t>
+      </w:r>
+      <w:proofErr w:type="spellEnd"/>
+      <w:r>
+        <w:rPr>
+          <w:rFonts w:ascii="Arial" w:hAnsi="Arial"/>
+        </w:rPr>
+        <w:t xml:space="preserve"> </w:t>
+      </w:r>
+      <w:proofErr w:type="spellStart"/>
+      <w:r>
+        <w:rPr>
+          <w:rFonts w:ascii="Arial" w:hAnsi="Arial"/>
+        </w:rPr>
+        <w:t>cada</w:t>
+      </w:r>
+      <w:proofErr w:type="spellEnd"/>
+      <w:r>
+        <w:rPr>
+          <w:rFonts w:ascii="Arial" w:hAnsi="Arial"/>
+        </w:rPr>
+        <w:t xml:space="preserve"> </w:t>
+      </w:r>
+      <w:proofErr w:type="spellStart"/>
+      <w:r>
+        <w:rPr>
+          <w:rFonts w:ascii="Arial" w:hAnsi="Arial"/>
+        </w:rPr>
+        <w:t>comparación</w:t>
+      </w:r>
+      <w:proofErr w:type="spellEnd"/>
+      <w:r>
+        <w:rPr>
+          <w:rFonts w:ascii="Arial" w:hAnsi="Arial"/>
+        </w:rPr>
+        <w:t>.</w:t>
       </w:r>
     </w:p>
     <w:p>
@@ -3815,11 +4402,41 @@
           <w:szCs w:val="24"/>
         </w:rPr>
       </w:pPr>
-      <w:bookmarkStart w:id="6" w:name="_Toc240405095"/>
-      <w:r>
-        <w:t>III. Herramientas científicas, reproducibilidad y control de versiones</w:t>
+      <w:bookmarkStart w:id="6" w:name="_Toc240406536"/>
+      <w:r>
+        <w:lastRenderedPageBreak/>
+        <w:t xml:space="preserve">III. </w:t>
+      </w:r>
+      <w:proofErr w:type="spellStart"/>
+      <w:r>
+        <w:t>Herramientas</w:t>
+      </w:r>
+      <w:proofErr w:type="spellEnd"/>
+      <w:r>
+        <w:t xml:space="preserve"> </w:t>
+      </w:r>
+      <w:proofErr w:type="spellStart"/>
+      <w:r>
+        <w:t>científicas</w:t>
+      </w:r>
+      <w:proofErr w:type="spellEnd"/>
+      <w:r>
+        <w:t xml:space="preserve">, </w:t>
+      </w:r>
+      <w:proofErr w:type="spellStart"/>
+      <w:r>
+        <w:t>reproducibilidad</w:t>
+      </w:r>
+      <w:proofErr w:type="spellEnd"/>
+      <w:r>
+        <w:t xml:space="preserve"> y control de </w:t>
+      </w:r>
+      <w:proofErr w:type="spellStart"/>
+      <w:r>
+        <w:t>versiones</w:t>
       </w:r>
       <w:bookmarkEnd w:id="6"/>
+      <w:proofErr w:type="spellEnd"/>
     </w:p>
     <w:p>
       <w:pPr>
@@ -3846,29 +4463,36 @@
       <w:r>
         <w:rPr>
           <w:rFonts w:ascii="Arial" w:hAnsi="Arial"/>
-          <w:color w:val="auto"/>
-          <w:sz w:val="24"/>
-          <w:szCs w:val="24"/>
-        </w:rPr>
-        <w:t>Para asegurar que cualquier investigador pueda replicar íntegramente los resultados en un entorno computacional independiente (Samuel &amp; Mietchen, 2024; Universidad Andrés Bello, 2026</w:t>
-      </w:r>
-      <w:r>
-        <w:rPr>
-          <w:rFonts w:ascii="Arial" w:hAnsi="Arial"/>
-          <w:color w:val="auto"/>
-          <w:sz w:val="24"/>
-          <w:szCs w:val="24"/>
-        </w:rPr>
-        <w:t>b</w:t>
-      </w:r>
-      <w:r>
-        <w:rPr>
-          <w:rFonts w:ascii="Arial" w:hAnsi="Arial"/>
-          <w:color w:val="auto"/>
-          <w:sz w:val="24"/>
-          <w:szCs w:val="24"/>
-        </w:rPr>
-        <w:t>), se configuró un entorno virtual aislado (.venv) bajo Python 3.12.14 en arquitectura x64.</w:t>
+        </w:rPr>
+        <w:t>Para reproducir los resultados se configuró un entorno virtual (.</w:t>
+      </w:r>
+      <w:proofErr w:type="spellStart"/>
+      <w:r>
+        <w:rPr>
+          <w:rFonts w:ascii="Arial" w:hAnsi="Arial"/>
+        </w:rPr>
+        <w:t>venv</w:t>
+      </w:r>
+      <w:proofErr w:type="spellEnd"/>
+      <w:r>
+        <w:rPr>
+          <w:rFonts w:ascii="Arial" w:hAnsi="Arial"/>
+        </w:rPr>
+        <w:t xml:space="preserve">) con Python 3.12.14 en Windows x64 (Samuel &amp; </w:t>
+      </w:r>
+      <w:proofErr w:type="spellStart"/>
+      <w:r>
+        <w:rPr>
+          <w:rFonts w:ascii="Arial" w:hAnsi="Arial"/>
+        </w:rPr>
+        <w:t>Mietchen</w:t>
+      </w:r>
+      <w:proofErr w:type="spellEnd"/>
+      <w:r>
+        <w:rPr>
+          <w:rFonts w:ascii="Arial" w:hAnsi="Arial"/>
+        </w:rPr>
+        <w:t>, 2024; Universidad Andrés Bello, 2026b).</w:t>
       </w:r>
     </w:p>
     <w:tbl>
@@ -4134,7 +4758,27 @@
                 <w:sz w:val="24"/>
                 <w:szCs w:val="24"/>
               </w:rPr>
-              <w:t>Manipulación tabular, preprocesamiento, casting datetime y cálculo de frecuencias.</w:t>
+              <w:t xml:space="preserve">Manipulación tabular, preprocesamiento, casting </w:t>
+            </w:r>
+            <w:proofErr w:type="spellStart"/>
+            <w:r>
+              <w:rPr>
+                <w:rFonts w:ascii="Arial" w:hAnsi="Arial"/>
+                <w:color w:val="auto"/>
+                <w:sz w:val="24"/>
+                <w:szCs w:val="24"/>
+              </w:rPr>
+              <w:t>datetime</w:t>
+            </w:r>
+            <w:proofErr w:type="spellEnd"/>
+            <w:r>
+              <w:rPr>
+                <w:rFonts w:ascii="Arial" w:hAnsi="Arial"/>
+                <w:color w:val="auto"/>
+                <w:sz w:val="24"/>
+                <w:szCs w:val="24"/>
+              </w:rPr>
+              <w:t xml:space="preserve"> y cálculo de frecuencias.</w:t>
             </w:r>
           </w:p>
         </w:tc>
@@ -4156,6 +4800,7 @@
                 <w:szCs w:val="24"/>
               </w:rPr>
             </w:pPr>
+            <w:proofErr w:type="spellStart"/>
             <w:r>
               <w:rPr>
                 <w:rFonts w:ascii="Arial" w:hAnsi="Arial"/>
@@ -4165,6 +4810,7 @@
               </w:rPr>
               <w:t>NumPy</w:t>
             </w:r>
+            <w:proofErr w:type="spellEnd"/>
           </w:p>
         </w:tc>
         <w:tc>
@@ -4217,7 +4863,27 @@
                 <w:sz w:val="24"/>
                 <w:szCs w:val="24"/>
               </w:rPr>
-              <w:t>Operaciones vectorizadas, manejo de valores nulos (np.nan) y aserciones numéricas.</w:t>
+              <w:t>Operaciones vectorizadas, manejo de valores nulos (</w:t>
+            </w:r>
+            <w:proofErr w:type="spellStart"/>
+            <w:r>
+              <w:rPr>
+                <w:rFonts w:ascii="Arial" w:hAnsi="Arial"/>
+                <w:color w:val="auto"/>
+                <w:sz w:val="24"/>
+                <w:szCs w:val="24"/>
+              </w:rPr>
+              <w:t>np.nan</w:t>
+            </w:r>
+            <w:proofErr w:type="spellEnd"/>
+            <w:r>
+              <w:rPr>
+                <w:rFonts w:ascii="Arial" w:hAnsi="Arial"/>
+                <w:color w:val="auto"/>
+                <w:sz w:val="24"/>
+                <w:szCs w:val="24"/>
+              </w:rPr>
+              <w:t>) y aserciones numéricas.</w:t>
             </w:r>
           </w:p>
         </w:tc>
@@ -4239,15 +4905,37 @@
                 <w:szCs w:val="24"/>
               </w:rPr>
             </w:pPr>
-            <w:r>
-              <w:rPr>
-                <w:rFonts w:ascii="Arial" w:hAnsi="Arial"/>
-                <w:color w:val="auto"/>
-                <w:sz w:val="24"/>
-                <w:szCs w:val="24"/>
-              </w:rPr>
-              <w:t>JupyterLab / ipykernel</w:t>
-            </w:r>
+            <w:proofErr w:type="spellStart"/>
+            <w:r>
+              <w:rPr>
+                <w:rFonts w:ascii="Arial" w:hAnsi="Arial"/>
+                <w:color w:val="auto"/>
+                <w:sz w:val="24"/>
+                <w:szCs w:val="24"/>
+              </w:rPr>
+              <w:t>JupyterLab</w:t>
+            </w:r>
+            <w:proofErr w:type="spellEnd"/>
+            <w:r>
+              <w:rPr>
+                <w:rFonts w:ascii="Arial" w:hAnsi="Arial"/>
+                <w:color w:val="auto"/>
+                <w:sz w:val="24"/>
+                <w:szCs w:val="24"/>
+              </w:rPr>
+              <w:t xml:space="preserve"> / </w:t>
+            </w:r>
+            <w:proofErr w:type="spellStart"/>
+            <w:r>
+              <w:rPr>
+                <w:rFonts w:ascii="Arial" w:hAnsi="Arial"/>
+                <w:color w:val="auto"/>
+                <w:sz w:val="24"/>
+                <w:szCs w:val="24"/>
+              </w:rPr>
+              <w:t>ipykernel</w:t>
+            </w:r>
+            <w:proofErr w:type="spellEnd"/>
           </w:p>
         </w:tc>
         <w:tc>
@@ -4405,15 +5093,37 @@
                 <w:szCs w:val="24"/>
               </w:rPr>
             </w:pPr>
-            <w:r>
-              <w:rPr>
-                <w:rFonts w:ascii="Arial" w:hAnsi="Arial"/>
-                <w:color w:val="auto"/>
-                <w:sz w:val="24"/>
-                <w:szCs w:val="24"/>
-              </w:rPr>
-              <w:t>nbclient / nbformat</w:t>
-            </w:r>
+            <w:proofErr w:type="spellStart"/>
+            <w:r>
+              <w:rPr>
+                <w:rFonts w:ascii="Arial" w:hAnsi="Arial"/>
+                <w:color w:val="auto"/>
+                <w:sz w:val="24"/>
+                <w:szCs w:val="24"/>
+              </w:rPr>
+              <w:t>nbclient</w:t>
+            </w:r>
+            <w:proofErr w:type="spellEnd"/>
+            <w:r>
+              <w:rPr>
+                <w:rFonts w:ascii="Arial" w:hAnsi="Arial"/>
+                <w:color w:val="auto"/>
+                <w:sz w:val="24"/>
+                <w:szCs w:val="24"/>
+              </w:rPr>
+              <w:t xml:space="preserve"> / </w:t>
+            </w:r>
+            <w:proofErr w:type="spellStart"/>
+            <w:r>
+              <w:rPr>
+                <w:rFonts w:ascii="Arial" w:hAnsi="Arial"/>
+                <w:color w:val="auto"/>
+                <w:sz w:val="24"/>
+                <w:szCs w:val="24"/>
+              </w:rPr>
+              <w:t>nbformat</w:t>
+            </w:r>
+            <w:proofErr w:type="spellEnd"/>
           </w:p>
         </w:tc>
         <w:tc>
@@ -4493,16 +5203,54 @@
           <w:szCs w:val="24"/>
         </w:rPr>
       </w:pPr>
-      <w:bookmarkStart w:id="7" w:name="_Toc240405096"/>
-      <w:r>
-        <w:rPr>
-          <w:rFonts w:ascii="Arial" w:hAnsi="Arial" w:cs="Arial"/>
-          <w:color w:val="auto"/>
-          <w:szCs w:val="24"/>
-        </w:rPr>
-        <w:t>Arquitectura modular y estructura del repositorio</w:t>
+      <w:bookmarkStart w:id="7" w:name="_Toc240406537"/>
+      <w:proofErr w:type="spellStart"/>
+      <w:r>
+        <w:rPr>
+          <w:rFonts w:ascii="Arial" w:hAnsi="Arial" w:cs="Arial"/>
+          <w:color w:val="auto"/>
+          <w:szCs w:val="24"/>
+        </w:rPr>
+        <w:t>Arquitectura</w:t>
+      </w:r>
+      <w:proofErr w:type="spellEnd"/>
+      <w:r>
+        <w:rPr>
+          <w:rFonts w:ascii="Arial" w:hAnsi="Arial" w:cs="Arial"/>
+          <w:color w:val="auto"/>
+          <w:szCs w:val="24"/>
+        </w:rPr>
+        <w:t xml:space="preserve"> modular y </w:t>
+      </w:r>
+      <w:proofErr w:type="spellStart"/>
+      <w:r>
+        <w:rPr>
+          <w:rFonts w:ascii="Arial" w:hAnsi="Arial" w:cs="Arial"/>
+          <w:color w:val="auto"/>
+          <w:szCs w:val="24"/>
+        </w:rPr>
+        <w:t>estructura</w:t>
+      </w:r>
+      <w:proofErr w:type="spellEnd"/>
+      <w:r>
+        <w:rPr>
+          <w:rFonts w:ascii="Arial" w:hAnsi="Arial" w:cs="Arial"/>
+          <w:color w:val="auto"/>
+          <w:szCs w:val="24"/>
+        </w:rPr>
+        <w:t xml:space="preserve"> del </w:t>
+      </w:r>
+      <w:proofErr w:type="spellStart"/>
+      <w:r>
+        <w:rPr>
+          <w:rFonts w:ascii="Arial" w:hAnsi="Arial" w:cs="Arial"/>
+          <w:color w:val="auto"/>
+          <w:szCs w:val="24"/>
+        </w:rPr>
+        <w:t>repositorio</w:t>
       </w:r>
       <w:bookmarkEnd w:id="7"/>
+      <w:proofErr w:type="spellEnd"/>
     </w:p>
     <w:p>
       <w:pPr>
@@ -4527,7 +5275,15 @@
         </w:rPr>
       </w:pPr>
       <w:r>
-        <w:t>El proyecto adopta el principio de separación de responsabilidades (McKinney, 2022). La lógica computacional reutilizable reside en el módulo src/proyecto.py, mientras que los cuadernos interactivos F1/F1_Definición.ipynb y F2/F2_Preprocesamiento.ipynb invocan estas funciones y presentan la narrativa analítica:</w:t>
+        <w:t xml:space="preserve">El proyecto adopta el principio de separación de responsabilidades (McKinney, 2022). La lógica computacional reutilizable reside en el módulo </w:t>
+      </w:r>
+      <w:proofErr w:type="spellStart"/>
+      <w:r>
+        <w:t>src</w:t>
+      </w:r>
+      <w:proofErr w:type="spellEnd"/>
+      <w:r>
+        <w:t>/proyecto.py, mientras que los cuadernos interactivos F1/F1_Definición.ipynb y F2/F2_Preprocesamiento.ipynb invocan estas funciones y presentan la narrativa analítica:</w:t>
       </w:r>
     </w:p>
     <w:p>
@@ -4542,8 +5298,165 @@
           <w:lang w:val="es-CL"/>
         </w:rPr>
       </w:pPr>
-      <w:r>
-        <w:t>src/proyecto.py: Contiene funciones reutilizables para registrar versiones, calcular huellas SHA-256, leer datos con un contrato de esquema, diagnosticar su calidad, ejecutar el pipeline de limpieza, codificar variables nominales y validar los resultados.</w:t>
+      <w:proofErr w:type="spellStart"/>
+      <w:r>
+        <w:t>src</w:t>
+      </w:r>
+      <w:proofErr w:type="spellEnd"/>
+      <w:r>
+        <w:t xml:space="preserve">/proyecto.py: </w:t>
+      </w:r>
+      <w:proofErr w:type="spellStart"/>
+      <w:r>
+        <w:t>Contiene</w:t>
+      </w:r>
+      <w:proofErr w:type="spellEnd"/>
+      <w:r>
+        <w:t xml:space="preserve"> </w:t>
+      </w:r>
+      <w:proofErr w:type="spellStart"/>
+      <w:r>
+        <w:t>funciones</w:t>
+      </w:r>
+      <w:proofErr w:type="spellEnd"/>
+      <w:r>
+        <w:t xml:space="preserve"> </w:t>
+      </w:r>
+      <w:proofErr w:type="spellStart"/>
+      <w:r>
+        <w:t>reutilizables</w:t>
+      </w:r>
+      <w:proofErr w:type="spellEnd"/>
+      <w:r>
+        <w:t xml:space="preserve"> para registrar </w:t>
+      </w:r>
+      <w:proofErr w:type="spellStart"/>
+      <w:r>
+        <w:t>versiones</w:t>
+      </w:r>
+      <w:proofErr w:type="spellEnd"/>
+      <w:r>
+        <w:t xml:space="preserve">, </w:t>
+      </w:r>
+      <w:proofErr w:type="spellStart"/>
+      <w:r>
+        <w:t>calcular</w:t>
+      </w:r>
+      <w:proofErr w:type="spellEnd"/>
+      <w:r>
+        <w:t xml:space="preserve"> </w:t>
+      </w:r>
+      <w:proofErr w:type="spellStart"/>
+      <w:r>
+        <w:t>huellas</w:t>
+      </w:r>
+      <w:proofErr w:type="spellEnd"/>
+      <w:r>
+        <w:t xml:space="preserve"> SHA-256, leer </w:t>
+      </w:r>
+      <w:proofErr w:type="spellStart"/>
+      <w:r>
+        <w:t>datos</w:t>
+      </w:r>
+      <w:proofErr w:type="spellEnd"/>
+      <w:r>
+        <w:t xml:space="preserve"> con un </w:t>
+      </w:r>
+      <w:proofErr w:type="spellStart"/>
+      <w:r>
+        <w:t>contrato</w:t>
+      </w:r>
+      <w:proofErr w:type="spellEnd"/>
+      <w:r>
+        <w:t xml:space="preserve"> de </w:t>
+      </w:r>
+      <w:proofErr w:type="spellStart"/>
+      <w:r>
+        <w:t>esquema</w:t>
+      </w:r>
+      <w:proofErr w:type="spellEnd"/>
+      <w:r>
+        <w:t xml:space="preserve">, </w:t>
+      </w:r>
+      <w:proofErr w:type="spellStart"/>
+      <w:r>
+        <w:t>diagnosticar</w:t>
+      </w:r>
+      <w:proofErr w:type="spellEnd"/>
+      <w:r>
+        <w:t xml:space="preserve"> </w:t>
+      </w:r>
+      <w:proofErr w:type="spellStart"/>
+      <w:r>
+        <w:t>su</w:t>
+      </w:r>
+      <w:proofErr w:type="spellEnd"/>
+      <w:r>
+        <w:t xml:space="preserve"> </w:t>
+      </w:r>
+      <w:proofErr w:type="spellStart"/>
+      <w:r>
+        <w:t>calidad</w:t>
+      </w:r>
+      <w:proofErr w:type="spellEnd"/>
+      <w:r>
+        <w:t xml:space="preserve">, </w:t>
+      </w:r>
+      <w:proofErr w:type="spellStart"/>
+      <w:r>
+        <w:t>ejecutar</w:t>
+      </w:r>
+      <w:proofErr w:type="spellEnd"/>
+      <w:r>
+        <w:t xml:space="preserve"> el pipeline de </w:t>
+      </w:r>
+      <w:proofErr w:type="spellStart"/>
+      <w:r>
+        <w:t>limpieza</w:t>
+      </w:r>
+      <w:proofErr w:type="spellEnd"/>
+      <w:r>
+        <w:t xml:space="preserve">, </w:t>
+      </w:r>
+      <w:proofErr w:type="spellStart"/>
+      <w:r>
+        <w:t>codificar</w:t>
+      </w:r>
+      <w:proofErr w:type="spellEnd"/>
+      <w:r>
+        <w:t xml:space="preserve"> variables </w:t>
+      </w:r>
+      <w:proofErr w:type="spellStart"/>
+      <w:r>
+        <w:t>nominales</w:t>
+      </w:r>
+      <w:proofErr w:type="spellEnd"/>
+      <w:r>
+        <w:t xml:space="preserve"> y </w:t>
+      </w:r>
+      <w:proofErr w:type="spellStart"/>
+      <w:r>
+        <w:t>validar</w:t>
+      </w:r>
+      <w:proofErr w:type="spellEnd"/>
+      <w:r>
+        <w:t xml:space="preserve"> </w:t>
+      </w:r>
+      <w:proofErr w:type="spellStart"/>
+      <w:r>
+        <w:t>los</w:t>
+      </w:r>
+      <w:proofErr w:type="spellEnd"/>
+      <w:r>
+        <w:t xml:space="preserve"> </w:t>
+      </w:r>
+      <w:proofErr w:type="spellStart"/>
+      <w:r>
+        <w:t>resultados</w:t>
+      </w:r>
+      <w:proofErr w:type="spellEnd"/>
+      <w:r>
+        <w:t>.</w:t>
       </w:r>
     </w:p>
     <w:p>
@@ -4565,7 +5478,27 @@
           <w:szCs w:val="24"/>
           <w:lang w:val="es-CL"/>
         </w:rPr>
-        <w:t>data/raw/: Almacena el dataset original licitaciones_salud_marzo_2026.csv (68,96 MB) con hash inmutable SHA-256.</w:t>
+        <w:t xml:space="preserve">data/raw/: Almacena el </w:t>
+      </w:r>
+      <w:proofErr w:type="spellStart"/>
+      <w:r>
+        <w:rPr>
+          <w:rFonts w:ascii="Arial" w:hAnsi="Arial" w:cs="Arial"/>
+          <w:sz w:val="24"/>
+          <w:szCs w:val="24"/>
+          <w:lang w:val="es-CL"/>
+        </w:rPr>
+        <w:t>dataset</w:t>
+      </w:r>
+      <w:proofErr w:type="spellEnd"/>
+      <w:r>
+        <w:rPr>
+          <w:rFonts w:ascii="Arial" w:hAnsi="Arial" w:cs="Arial"/>
+          <w:sz w:val="24"/>
+          <w:szCs w:val="24"/>
+          <w:lang w:val="es-CL"/>
+        </w:rPr>
+        <w:t xml:space="preserve"> original licitaciones_salud_marzo_2026.csv (68,96 MB) con hash inmutable SHA-256.</w:t>
       </w:r>
     </w:p>
     <w:p>
@@ -4587,7 +5520,27 @@
           <w:szCs w:val="24"/>
           <w:lang w:val="es-CL"/>
         </w:rPr>
-        <w:t>data/processed/: Aloja el producto derivado limpio licitaciones_salud_marzo_2026_procesado.csv listo para análisis analítico.</w:t>
+        <w:t>data/</w:t>
+      </w:r>
+      <w:proofErr w:type="spellStart"/>
+      <w:r>
+        <w:rPr>
+          <w:rFonts w:ascii="Arial" w:hAnsi="Arial" w:cs="Arial"/>
+          <w:sz w:val="24"/>
+          <w:szCs w:val="24"/>
+          <w:lang w:val="es-CL"/>
+        </w:rPr>
+        <w:t>processed</w:t>
+      </w:r>
+      <w:proofErr w:type="spellEnd"/>
+      <w:r>
+        <w:rPr>
+          <w:rFonts w:ascii="Arial" w:hAnsi="Arial" w:cs="Arial"/>
+          <w:sz w:val="24"/>
+          <w:szCs w:val="24"/>
+          <w:lang w:val="es-CL"/>
+        </w:rPr>
+        <w:t>/: Aloja el producto derivado limpio licitaciones_salud_marzo_2026_procesado.csv listo para análisis analítico.</w:t>
       </w:r>
     </w:p>
     <w:p>
@@ -4609,7 +5562,47 @@
           <w:szCs w:val="24"/>
           <w:lang w:val="es-CL"/>
         </w:rPr>
-        <w:t>evidencias/: Conserva los registros estructurados JSON (F1_ejecucion.json y F2_ejecucion.json) emitidos tras ejecuciones exitosas.</w:t>
+        <w:t>evidencias/: Conserva los registros estructurados JSON (F1_</w:t>
+      </w:r>
+      <w:proofErr w:type="gramStart"/>
+      <w:r>
+        <w:rPr>
+          <w:rFonts w:ascii="Arial" w:hAnsi="Arial" w:cs="Arial"/>
+          <w:sz w:val="24"/>
+          <w:szCs w:val="24"/>
+          <w:lang w:val="es-CL"/>
+        </w:rPr>
+        <w:t>ejecucion.json</w:t>
+      </w:r>
+      <w:proofErr w:type="gramEnd"/>
+      <w:r>
+        <w:rPr>
+          <w:rFonts w:ascii="Arial" w:hAnsi="Arial" w:cs="Arial"/>
+          <w:sz w:val="24"/>
+          <w:szCs w:val="24"/>
+          <w:lang w:val="es-CL"/>
+        </w:rPr>
+        <w:t xml:space="preserve"> y F2_</w:t>
+      </w:r>
+      <w:proofErr w:type="gramStart"/>
+      <w:r>
+        <w:rPr>
+          <w:rFonts w:ascii="Arial" w:hAnsi="Arial" w:cs="Arial"/>
+          <w:sz w:val="24"/>
+          <w:szCs w:val="24"/>
+          <w:lang w:val="es-CL"/>
+        </w:rPr>
+        <w:t>ejecucion.json</w:t>
+      </w:r>
+      <w:proofErr w:type="gramEnd"/>
+      <w:r>
+        <w:rPr>
+          <w:rFonts w:ascii="Arial" w:hAnsi="Arial" w:cs="Arial"/>
+          <w:sz w:val="24"/>
+          <w:szCs w:val="24"/>
+          <w:lang w:val="es-CL"/>
+        </w:rPr>
+        <w:t>) emitidos tras ejecuciones exitosas.</w:t>
       </w:r>
     </w:p>
     <w:p>
@@ -4629,7 +5622,133 @@
           <w:sz w:val="24"/>
           <w:szCs w:val="24"/>
         </w:rPr>
-        <w:t>docs/: Reúne el informe integrado en Word/PDF y el modelo conceptual técnico editable en draw.io.</w:t>
+        <w:t xml:space="preserve">docs/: </w:t>
+      </w:r>
+      <w:proofErr w:type="spellStart"/>
+      <w:r>
+        <w:rPr>
+          <w:rFonts w:ascii="Arial" w:hAnsi="Arial" w:cs="Arial"/>
+          <w:sz w:val="24"/>
+          <w:szCs w:val="24"/>
+        </w:rPr>
+        <w:t>Reúne</w:t>
+      </w:r>
+      <w:proofErr w:type="spellEnd"/>
+      <w:r>
+        <w:rPr>
+          <w:rFonts w:ascii="Arial" w:hAnsi="Arial" w:cs="Arial"/>
+          <w:sz w:val="24"/>
+          <w:szCs w:val="24"/>
+        </w:rPr>
+        <w:t xml:space="preserve"> el </w:t>
+      </w:r>
+      <w:proofErr w:type="spellStart"/>
+      <w:r>
+        <w:rPr>
+          <w:rFonts w:ascii="Arial" w:hAnsi="Arial" w:cs="Arial"/>
+          <w:sz w:val="24"/>
+          <w:szCs w:val="24"/>
+        </w:rPr>
+        <w:t>informe</w:t>
+      </w:r>
+      <w:proofErr w:type="spellEnd"/>
+      <w:r>
+        <w:rPr>
+          <w:rFonts w:ascii="Arial" w:hAnsi="Arial" w:cs="Arial"/>
+          <w:sz w:val="24"/>
+          <w:szCs w:val="24"/>
+        </w:rPr>
+        <w:t xml:space="preserve"> </w:t>
+      </w:r>
+      <w:proofErr w:type="spellStart"/>
+      <w:r>
+        <w:rPr>
+          <w:rFonts w:ascii="Arial" w:hAnsi="Arial" w:cs="Arial"/>
+          <w:sz w:val="24"/>
+          <w:szCs w:val="24"/>
+        </w:rPr>
+        <w:t>integrado</w:t>
+      </w:r>
+      <w:proofErr w:type="spellEnd"/>
+      <w:r>
+        <w:rPr>
+          <w:rFonts w:ascii="Arial" w:hAnsi="Arial" w:cs="Arial"/>
+          <w:sz w:val="24"/>
+          <w:szCs w:val="24"/>
+        </w:rPr>
+        <w:t xml:space="preserve"> </w:t>
+      </w:r>
+      <w:proofErr w:type="spellStart"/>
+      <w:r>
+        <w:rPr>
+          <w:rFonts w:ascii="Arial" w:hAnsi="Arial" w:cs="Arial"/>
+          <w:sz w:val="24"/>
+          <w:szCs w:val="24"/>
+        </w:rPr>
+        <w:t>en</w:t>
+      </w:r>
+      <w:proofErr w:type="spellEnd"/>
+      <w:r>
+        <w:rPr>
+          <w:rFonts w:ascii="Arial" w:hAnsi="Arial" w:cs="Arial"/>
+          <w:sz w:val="24"/>
+          <w:szCs w:val="24"/>
+        </w:rPr>
+        <w:t xml:space="preserve"> Word/PDF y el </w:t>
+      </w:r>
+      <w:proofErr w:type="spellStart"/>
+      <w:r>
+        <w:rPr>
+          <w:rFonts w:ascii="Arial" w:hAnsi="Arial" w:cs="Arial"/>
+          <w:sz w:val="24"/>
+          <w:szCs w:val="24"/>
+        </w:rPr>
+        <w:t>modelo</w:t>
+      </w:r>
+      <w:proofErr w:type="spellEnd"/>
+      <w:r>
+        <w:rPr>
+          <w:rFonts w:ascii="Arial" w:hAnsi="Arial" w:cs="Arial"/>
+          <w:sz w:val="24"/>
+          <w:szCs w:val="24"/>
+        </w:rPr>
+        <w:t xml:space="preserve"> conceptual </w:t>
+      </w:r>
+      <w:proofErr w:type="spellStart"/>
+      <w:r>
+        <w:rPr>
+          <w:rFonts w:ascii="Arial" w:hAnsi="Arial" w:cs="Arial"/>
+          <w:sz w:val="24"/>
+          <w:szCs w:val="24"/>
+        </w:rPr>
+        <w:t>técnico</w:t>
+      </w:r>
+      <w:proofErr w:type="spellEnd"/>
+      <w:r>
+        <w:rPr>
+          <w:rFonts w:ascii="Arial" w:hAnsi="Arial" w:cs="Arial"/>
+          <w:sz w:val="24"/>
+          <w:szCs w:val="24"/>
+        </w:rPr>
+        <w:t xml:space="preserve"> editable </w:t>
+      </w:r>
+      <w:proofErr w:type="spellStart"/>
+      <w:r>
+        <w:rPr>
+          <w:rFonts w:ascii="Arial" w:hAnsi="Arial" w:cs="Arial"/>
+          <w:sz w:val="24"/>
+          <w:szCs w:val="24"/>
+        </w:rPr>
+        <w:t>en</w:t>
+      </w:r>
+      <w:proofErr w:type="spellEnd"/>
+      <w:r>
+        <w:rPr>
+          <w:rFonts w:ascii="Arial" w:hAnsi="Arial" w:cs="Arial"/>
+          <w:sz w:val="24"/>
+          <w:szCs w:val="24"/>
+        </w:rPr>
+        <w:t xml:space="preserve"> draw.io.</w:t>
       </w:r>
     </w:p>
     <w:p>
@@ -4654,16 +5773,55 @@
           <w:szCs w:val="24"/>
         </w:rPr>
       </w:pPr>
-      <w:bookmarkStart w:id="8" w:name="_Toc240405097"/>
-      <w:r>
-        <w:rPr>
-          <w:rFonts w:ascii="Arial" w:hAnsi="Arial" w:cs="Arial"/>
-          <w:color w:val="auto"/>
-          <w:szCs w:val="24"/>
-        </w:rPr>
-        <w:t>Gestión colaborativa y control de versiones</w:t>
+      <w:bookmarkStart w:id="8" w:name="_Toc240406538"/>
+      <w:proofErr w:type="spellStart"/>
+      <w:r>
+        <w:rPr>
+          <w:rFonts w:ascii="Arial" w:hAnsi="Arial" w:cs="Arial"/>
+          <w:color w:val="auto"/>
+          <w:szCs w:val="24"/>
+        </w:rPr>
+        <w:lastRenderedPageBreak/>
+        <w:t>Gestión</w:t>
+      </w:r>
+      <w:proofErr w:type="spellEnd"/>
+      <w:r>
+        <w:rPr>
+          <w:rFonts w:ascii="Arial" w:hAnsi="Arial" w:cs="Arial"/>
+          <w:color w:val="auto"/>
+          <w:szCs w:val="24"/>
+        </w:rPr>
+        <w:t xml:space="preserve"> </w:t>
+      </w:r>
+      <w:proofErr w:type="spellStart"/>
+      <w:r>
+        <w:rPr>
+          <w:rFonts w:ascii="Arial" w:hAnsi="Arial" w:cs="Arial"/>
+          <w:color w:val="auto"/>
+          <w:szCs w:val="24"/>
+        </w:rPr>
+        <w:t>colaborativa</w:t>
+      </w:r>
+      <w:proofErr w:type="spellEnd"/>
+      <w:r>
+        <w:rPr>
+          <w:rFonts w:ascii="Arial" w:hAnsi="Arial" w:cs="Arial"/>
+          <w:color w:val="auto"/>
+          <w:szCs w:val="24"/>
+        </w:rPr>
+        <w:t xml:space="preserve"> y control de </w:t>
+      </w:r>
+      <w:proofErr w:type="spellStart"/>
+      <w:r>
+        <w:rPr>
+          <w:rFonts w:ascii="Arial" w:hAnsi="Arial" w:cs="Arial"/>
+          <w:color w:val="auto"/>
+          <w:szCs w:val="24"/>
+        </w:rPr>
+        <w:t>versiones</w:t>
       </w:r>
       <w:bookmarkEnd w:id="8"/>
+      <w:proofErr w:type="spellEnd"/>
     </w:p>
     <w:p>
       <w:pPr>
@@ -4739,6 +5897,7 @@
                 <w:szCs w:val="24"/>
               </w:rPr>
             </w:pPr>
+            <w:proofErr w:type="spellStart"/>
             <w:r>
               <w:rPr>
                 <w:rFonts w:ascii="Arial" w:hAnsi="Arial"/>
@@ -4748,6 +5907,7 @@
               </w:rPr>
               <w:t>Commit</w:t>
             </w:r>
+            <w:proofErr w:type="spellEnd"/>
           </w:p>
         </w:tc>
         <w:tc>
@@ -4970,7 +6130,51 @@
                 <w:sz w:val="24"/>
                 <w:szCs w:val="24"/>
               </w:rPr>
-              <w:t>Implementación de one-hot encoding, refactorización de métodos bajo principio DRY y mejoras de documentación.</w:t>
+              <w:t>Implementación de one-</w:t>
+            </w:r>
+            <w:proofErr w:type="spellStart"/>
+            <w:r>
+              <w:rPr>
+                <w:rFonts w:ascii="Arial" w:hAnsi="Arial"/>
+                <w:bCs/>
+                <w:color w:val="auto"/>
+                <w:sz w:val="24"/>
+                <w:szCs w:val="24"/>
+              </w:rPr>
+              <w:t>hot</w:t>
+            </w:r>
+            <w:proofErr w:type="spellEnd"/>
+            <w:r>
+              <w:rPr>
+                <w:rFonts w:ascii="Arial" w:hAnsi="Arial"/>
+                <w:bCs/>
+                <w:color w:val="auto"/>
+                <w:sz w:val="24"/>
+                <w:szCs w:val="24"/>
+              </w:rPr>
+              <w:t xml:space="preserve"> </w:t>
+            </w:r>
+            <w:proofErr w:type="spellStart"/>
+            <w:r>
+              <w:rPr>
+                <w:rFonts w:ascii="Arial" w:hAnsi="Arial"/>
+                <w:bCs/>
+                <w:color w:val="auto"/>
+                <w:sz w:val="24"/>
+                <w:szCs w:val="24"/>
+              </w:rPr>
+              <w:t>encoding</w:t>
+            </w:r>
+            <w:proofErr w:type="spellEnd"/>
+            <w:r>
+              <w:rPr>
+                <w:rFonts w:ascii="Arial" w:hAnsi="Arial"/>
+                <w:bCs/>
+                <w:color w:val="auto"/>
+                <w:sz w:val="24"/>
+                <w:szCs w:val="24"/>
+              </w:rPr>
+              <w:t>, refactorización de métodos bajo principio DRY y mejoras de documentación.</w:t>
             </w:r>
           </w:p>
         </w:tc>
@@ -5024,6 +6228,7 @@
                 <w:szCs w:val="24"/>
               </w:rPr>
             </w:pPr>
+            <w:proofErr w:type="spellStart"/>
             <w:r>
               <w:rPr>
                 <w:rFonts w:ascii="Arial" w:hAnsi="Arial"/>
@@ -5032,7 +6237,18 @@
                 <w:sz w:val="24"/>
                 <w:szCs w:val="24"/>
               </w:rPr>
-              <w:t>Nayadeth Garrido Ibáñez</w:t>
+              <w:t>Nayadeth</w:t>
+            </w:r>
+            <w:proofErr w:type="spellEnd"/>
+            <w:r>
+              <w:rPr>
+                <w:rFonts w:ascii="Arial" w:hAnsi="Arial"/>
+                <w:bCs/>
+                <w:color w:val="auto"/>
+                <w:sz w:val="24"/>
+                <w:szCs w:val="24"/>
+              </w:rPr>
+              <w:t xml:space="preserve"> Garrido Ibáñez</w:t>
             </w:r>
           </w:p>
         </w:tc>
@@ -5282,6 +6498,7 @@
                 <w:szCs w:val="24"/>
               </w:rPr>
             </w:pPr>
+            <w:proofErr w:type="spellStart"/>
             <w:r>
               <w:rPr>
                 <w:rFonts w:ascii="Arial" w:hAnsi="Arial"/>
@@ -5290,7 +6507,18 @@
                 <w:sz w:val="24"/>
                 <w:szCs w:val="24"/>
               </w:rPr>
-              <w:t>Nayadeth Garrido Ibáñez</w:t>
+              <w:t>Nayadeth</w:t>
+            </w:r>
+            <w:proofErr w:type="spellEnd"/>
+            <w:r>
+              <w:rPr>
+                <w:rFonts w:ascii="Arial" w:hAnsi="Arial"/>
+                <w:bCs/>
+                <w:color w:val="auto"/>
+                <w:sz w:val="24"/>
+                <w:szCs w:val="24"/>
+              </w:rPr>
+              <w:t xml:space="preserve"> Garrido Ibáñez</w:t>
             </w:r>
           </w:p>
         </w:tc>
@@ -5650,6 +6878,7 @@
                 <w:szCs w:val="24"/>
               </w:rPr>
             </w:pPr>
+            <w:proofErr w:type="spellStart"/>
             <w:r>
               <w:rPr>
                 <w:rFonts w:ascii="Arial" w:hAnsi="Arial"/>
@@ -5658,7 +6887,18 @@
                 <w:sz w:val="24"/>
                 <w:szCs w:val="24"/>
               </w:rPr>
-              <w:t>Nayadeth Garrido Ibáñez</w:t>
+              <w:t>Nayadeth</w:t>
+            </w:r>
+            <w:proofErr w:type="spellEnd"/>
+            <w:r>
+              <w:rPr>
+                <w:rFonts w:ascii="Arial" w:hAnsi="Arial"/>
+                <w:bCs/>
+                <w:color w:val="auto"/>
+                <w:sz w:val="24"/>
+                <w:szCs w:val="24"/>
+              </w:rPr>
+              <w:t xml:space="preserve"> Garrido Ibáñez</w:t>
             </w:r>
           </w:p>
         </w:tc>
@@ -5688,7 +6928,29 @@
                 <w:sz w:val="24"/>
                 <w:szCs w:val="24"/>
               </w:rPr>
-              <w:t>Mejoramiento del informe e incorporación de evidencia de ejecución de Jupyter Notebook.</w:t>
+              <w:t xml:space="preserve">Mejoramiento del informe e incorporación de evidencia de ejecución de </w:t>
+            </w:r>
+            <w:proofErr w:type="spellStart"/>
+            <w:r>
+              <w:rPr>
+                <w:rFonts w:ascii="Arial" w:hAnsi="Arial"/>
+                <w:bCs/>
+                <w:color w:val="auto"/>
+                <w:sz w:val="24"/>
+                <w:szCs w:val="24"/>
+              </w:rPr>
+              <w:t>Jupyter</w:t>
+            </w:r>
+            <w:proofErr w:type="spellEnd"/>
+            <w:r>
+              <w:rPr>
+                <w:rFonts w:ascii="Arial" w:hAnsi="Arial"/>
+                <w:bCs/>
+                <w:color w:val="auto"/>
+                <w:sz w:val="24"/>
+                <w:szCs w:val="24"/>
+              </w:rPr>
+              <w:t xml:space="preserve"> Notebook.</w:t>
             </w:r>
           </w:p>
         </w:tc>
@@ -5742,6 +7004,7 @@
                 <w:szCs w:val="24"/>
               </w:rPr>
             </w:pPr>
+            <w:proofErr w:type="spellStart"/>
             <w:r>
               <w:rPr>
                 <w:rFonts w:ascii="Arial" w:hAnsi="Arial"/>
@@ -5750,7 +7013,40 @@
                 <w:sz w:val="24"/>
                 <w:szCs w:val="24"/>
               </w:rPr>
-              <w:t>Nayadeth Garrido (garridonayadeth-byte)</w:t>
+              <w:t>Nayadeth</w:t>
+            </w:r>
+            <w:proofErr w:type="spellEnd"/>
+            <w:r>
+              <w:rPr>
+                <w:rFonts w:ascii="Arial" w:hAnsi="Arial"/>
+                <w:bCs/>
+                <w:color w:val="auto"/>
+                <w:sz w:val="24"/>
+                <w:szCs w:val="24"/>
+              </w:rPr>
+              <w:t xml:space="preserve"> Garrido (</w:t>
+            </w:r>
+            <w:proofErr w:type="spellStart"/>
+            <w:r>
+              <w:rPr>
+                <w:rFonts w:ascii="Arial" w:hAnsi="Arial"/>
+                <w:bCs/>
+                <w:color w:val="auto"/>
+                <w:sz w:val="24"/>
+                <w:szCs w:val="24"/>
+              </w:rPr>
+              <w:t>garridonayadeth</w:t>
+            </w:r>
+            <w:proofErr w:type="spellEnd"/>
+            <w:r>
+              <w:rPr>
+                <w:rFonts w:ascii="Arial" w:hAnsi="Arial"/>
+                <w:bCs/>
+                <w:color w:val="auto"/>
+                <w:sz w:val="24"/>
+                <w:szCs w:val="24"/>
+              </w:rPr>
+              <w:t>-byte)</w:t>
             </w:r>
           </w:p>
         </w:tc>
@@ -5780,7 +7076,29 @@
                 <w:sz w:val="24"/>
                 <w:szCs w:val="24"/>
               </w:rPr>
-              <w:t>Integración mediante Pull Request #6 de los cambios desarrollados en la rama informe.</w:t>
+              <w:t xml:space="preserve">Integración mediante Pull </w:t>
+            </w:r>
+            <w:proofErr w:type="spellStart"/>
+            <w:r>
+              <w:rPr>
+                <w:rFonts w:ascii="Arial" w:hAnsi="Arial"/>
+                <w:bCs/>
+                <w:color w:val="auto"/>
+                <w:sz w:val="24"/>
+                <w:szCs w:val="24"/>
+              </w:rPr>
+              <w:t>Request</w:t>
+            </w:r>
+            <w:proofErr w:type="spellEnd"/>
+            <w:r>
+              <w:rPr>
+                <w:rFonts w:ascii="Arial" w:hAnsi="Arial"/>
+                <w:bCs/>
+                <w:color w:val="auto"/>
+                <w:sz w:val="24"/>
+                <w:szCs w:val="24"/>
+              </w:rPr>
+              <w:t xml:space="preserve"> #6 de los cambios desarrollados en la rama informe.</w:t>
             </w:r>
           </w:p>
         </w:tc>
@@ -5834,6 +7152,7 @@
                 <w:szCs w:val="24"/>
               </w:rPr>
             </w:pPr>
+            <w:proofErr w:type="spellStart"/>
             <w:r>
               <w:rPr>
                 <w:rFonts w:ascii="Arial" w:hAnsi="Arial"/>
@@ -5842,7 +7161,18 @@
                 <w:sz w:val="24"/>
                 <w:szCs w:val="24"/>
               </w:rPr>
-              <w:t>Nayadeth Garrido Ibáñez</w:t>
+              <w:t>Nayadeth</w:t>
+            </w:r>
+            <w:proofErr w:type="spellEnd"/>
+            <w:r>
+              <w:rPr>
+                <w:rFonts w:ascii="Arial" w:hAnsi="Arial"/>
+                <w:bCs/>
+                <w:color w:val="auto"/>
+                <w:sz w:val="24"/>
+                <w:szCs w:val="24"/>
+              </w:rPr>
+              <w:t xml:space="preserve"> Garrido Ibáñez</w:t>
             </w:r>
           </w:p>
         </w:tc>
@@ -5926,6 +7256,7 @@
                 <w:szCs w:val="24"/>
               </w:rPr>
             </w:pPr>
+            <w:proofErr w:type="spellStart"/>
             <w:r>
               <w:rPr>
                 <w:rFonts w:ascii="Arial" w:hAnsi="Arial"/>
@@ -5934,7 +7265,40 @@
                 <w:sz w:val="24"/>
                 <w:szCs w:val="24"/>
               </w:rPr>
-              <w:t>Nayadeth Garrido (garridonayadeth-byte)</w:t>
+              <w:t>Nayadeth</w:t>
+            </w:r>
+            <w:proofErr w:type="spellEnd"/>
+            <w:r>
+              <w:rPr>
+                <w:rFonts w:ascii="Arial" w:hAnsi="Arial"/>
+                <w:bCs/>
+                <w:color w:val="auto"/>
+                <w:sz w:val="24"/>
+                <w:szCs w:val="24"/>
+              </w:rPr>
+              <w:t xml:space="preserve"> Garrido (</w:t>
+            </w:r>
+            <w:proofErr w:type="spellStart"/>
+            <w:r>
+              <w:rPr>
+                <w:rFonts w:ascii="Arial" w:hAnsi="Arial"/>
+                <w:bCs/>
+                <w:color w:val="auto"/>
+                <w:sz w:val="24"/>
+                <w:szCs w:val="24"/>
+              </w:rPr>
+              <w:t>garridonayadeth</w:t>
+            </w:r>
+            <w:proofErr w:type="spellEnd"/>
+            <w:r>
+              <w:rPr>
+                <w:rFonts w:ascii="Arial" w:hAnsi="Arial"/>
+                <w:bCs/>
+                <w:color w:val="auto"/>
+                <w:sz w:val="24"/>
+                <w:szCs w:val="24"/>
+              </w:rPr>
+              <w:t>-byte)</w:t>
             </w:r>
           </w:p>
         </w:tc>
@@ -5964,7 +7328,29 @@
                 <w:sz w:val="24"/>
                 <w:szCs w:val="24"/>
               </w:rPr>
-              <w:t>Integración mediante Pull Request #7 de nuevas modificaciones realizadas en la rama informe.</w:t>
+              <w:t xml:space="preserve">Integración mediante Pull </w:t>
+            </w:r>
+            <w:proofErr w:type="spellStart"/>
+            <w:r>
+              <w:rPr>
+                <w:rFonts w:ascii="Arial" w:hAnsi="Arial"/>
+                <w:bCs/>
+                <w:color w:val="auto"/>
+                <w:sz w:val="24"/>
+                <w:szCs w:val="24"/>
+              </w:rPr>
+              <w:t>Request</w:t>
+            </w:r>
+            <w:proofErr w:type="spellEnd"/>
+            <w:r>
+              <w:rPr>
+                <w:rFonts w:ascii="Arial" w:hAnsi="Arial"/>
+                <w:bCs/>
+                <w:color w:val="auto"/>
+                <w:sz w:val="24"/>
+                <w:szCs w:val="24"/>
+              </w:rPr>
+              <w:t xml:space="preserve"> #7 de nuevas modificaciones realizadas en la rama informe.</w:t>
             </w:r>
           </w:p>
         </w:tc>
@@ -6028,8 +7414,13 @@
             <w:pPr>
               <w:cnfStyle w:val="000000000000" w:firstRow="0" w:lastRow="0" w:firstColumn="0" w:lastColumn="0" w:oddVBand="0" w:evenVBand="0" w:oddHBand="0" w:evenHBand="0" w:firstRowFirstColumn="0" w:firstRowLastColumn="0" w:lastRowFirstColumn="0" w:lastRowLastColumn="0"/>
             </w:pPr>
-            <w:r>
-              <w:t>Nayadeth Garrido Ibáñez</w:t>
+            <w:proofErr w:type="spellStart"/>
+            <w:r>
+              <w:t>Nayadeth</w:t>
+            </w:r>
+            <w:proofErr w:type="spellEnd"/>
+            <w:r>
+              <w:t xml:space="preserve"> Garrido Ibáñez</w:t>
             </w:r>
           </w:p>
         </w:tc>
@@ -6042,7 +7433,15 @@
               <w:cnfStyle w:val="000000000000" w:firstRow="0" w:lastRow="0" w:firstColumn="0" w:lastColumn="0" w:oddVBand="0" w:evenVBand="0" w:oddHBand="0" w:evenHBand="0" w:firstRowFirstColumn="0" w:firstRowLastColumn="0" w:lastRowFirstColumn="0" w:lastRowLastColumn="0"/>
             </w:pPr>
             <w:r>
-              <w:t>Actualización de la evidencia del historial de commits en el informe.</w:t>
+              <w:t xml:space="preserve">Actualización de la evidencia del historial de </w:t>
+            </w:r>
+            <w:proofErr w:type="spellStart"/>
+            <w:r>
+              <w:t>commits</w:t>
+            </w:r>
+            <w:proofErr w:type="spellEnd"/>
+            <w:r>
+              <w:t xml:space="preserve"> en el informe.</w:t>
             </w:r>
           </w:p>
         </w:tc>
@@ -6081,15 +7480,115 @@
           <w:szCs w:val="24"/>
         </w:rPr>
       </w:pPr>
-      <w:bookmarkStart w:id="9" w:name="_Toc240405098"/>
-      <w:r>
-        <w:rPr>
-          <w:rFonts w:ascii="Arial" w:hAnsi="Arial" w:cs="Arial"/>
-          <w:color w:val="auto"/>
-          <w:sz w:val="24"/>
-          <w:szCs w:val="24"/>
-        </w:rPr>
-        <w:t>IV. Diseño de soluciones algorítmicas, preprocesamiento y validación (F2)</w:t>
+      <w:bookmarkStart w:id="9" w:name="_Toc240406539"/>
+      <w:r>
+        <w:rPr>
+          <w:rFonts w:ascii="Arial" w:hAnsi="Arial" w:cs="Arial"/>
+          <w:color w:val="auto"/>
+          <w:sz w:val="24"/>
+          <w:szCs w:val="24"/>
+        </w:rPr>
+        <w:t xml:space="preserve">IV. </w:t>
+      </w:r>
+      <w:proofErr w:type="spellStart"/>
+      <w:r>
+        <w:rPr>
+          <w:rFonts w:ascii="Arial" w:hAnsi="Arial" w:cs="Arial"/>
+          <w:color w:val="auto"/>
+          <w:sz w:val="24"/>
+          <w:szCs w:val="24"/>
+        </w:rPr>
+        <w:t>Diseño</w:t>
+      </w:r>
+      <w:proofErr w:type="spellEnd"/>
+      <w:r>
+        <w:rPr>
+          <w:rFonts w:ascii="Arial" w:hAnsi="Arial" w:cs="Arial"/>
+          <w:color w:val="auto"/>
+          <w:sz w:val="24"/>
+          <w:szCs w:val="24"/>
+        </w:rPr>
+        <w:t xml:space="preserve"> de </w:t>
+      </w:r>
+      <w:proofErr w:type="spellStart"/>
+      <w:r>
+        <w:rPr>
+          <w:rFonts w:ascii="Arial" w:hAnsi="Arial" w:cs="Arial"/>
+          <w:color w:val="auto"/>
+          <w:sz w:val="24"/>
+          <w:szCs w:val="24"/>
+        </w:rPr>
+        <w:t>soluciones</w:t>
+      </w:r>
+      <w:proofErr w:type="spellEnd"/>
+      <w:r>
+        <w:rPr>
+          <w:rFonts w:ascii="Arial" w:hAnsi="Arial" w:cs="Arial"/>
+          <w:color w:val="auto"/>
+          <w:sz w:val="24"/>
+          <w:szCs w:val="24"/>
+        </w:rPr>
+        <w:t xml:space="preserve"> </w:t>
+      </w:r>
+      <w:proofErr w:type="spellStart"/>
+      <w:r>
+        <w:rPr>
+          <w:rFonts w:ascii="Arial" w:hAnsi="Arial" w:cs="Arial"/>
+          <w:color w:val="auto"/>
+          <w:sz w:val="24"/>
+          <w:szCs w:val="24"/>
+        </w:rPr>
+        <w:t>algorítmicas</w:t>
+      </w:r>
+      <w:proofErr w:type="spellEnd"/>
+      <w:r>
+        <w:rPr>
+          <w:rFonts w:ascii="Arial" w:hAnsi="Arial" w:cs="Arial"/>
+          <w:color w:val="auto"/>
+          <w:sz w:val="24"/>
+          <w:szCs w:val="24"/>
+        </w:rPr>
+        <w:t xml:space="preserve">, </w:t>
+      </w:r>
+      <w:proofErr w:type="spellStart"/>
+      <w:r>
+        <w:rPr>
+          <w:rFonts w:ascii="Arial" w:hAnsi="Arial" w:cs="Arial"/>
+          <w:color w:val="auto"/>
+          <w:sz w:val="24"/>
+          <w:szCs w:val="24"/>
+        </w:rPr>
+        <w:t>preprocesamiento</w:t>
+      </w:r>
+      <w:proofErr w:type="spellEnd"/>
+      <w:r>
+        <w:rPr>
+          <w:rFonts w:ascii="Arial" w:hAnsi="Arial" w:cs="Arial"/>
+          <w:color w:val="auto"/>
+          <w:sz w:val="24"/>
+          <w:szCs w:val="24"/>
+        </w:rPr>
+        <w:t xml:space="preserve"> y </w:t>
+      </w:r>
+      <w:proofErr w:type="spellStart"/>
+      <w:r>
+        <w:rPr>
+          <w:rFonts w:ascii="Arial" w:hAnsi="Arial" w:cs="Arial"/>
+          <w:color w:val="auto"/>
+          <w:sz w:val="24"/>
+          <w:szCs w:val="24"/>
+        </w:rPr>
+        <w:t>validación</w:t>
+      </w:r>
+      <w:proofErr w:type="spellEnd"/>
+      <w:r>
+        <w:rPr>
+          <w:rFonts w:ascii="Arial" w:hAnsi="Arial" w:cs="Arial"/>
+          <w:color w:val="auto"/>
+          <w:sz w:val="24"/>
+          <w:szCs w:val="24"/>
+        </w:rPr>
+        <w:t xml:space="preserve"> (F2)</w:t>
       </w:r>
       <w:bookmarkEnd w:id="9"/>
     </w:p>
@@ -6138,7 +7637,7 @@
           <w:lang w:val="es-CL"/>
         </w:rPr>
       </w:pPr>
-      <w:bookmarkStart w:id="10" w:name="_Toc240405099"/>
+      <w:bookmarkStart w:id="10" w:name="_Toc240406540"/>
       <w:r>
         <w:rPr>
           <w:rFonts w:ascii="Arial" w:hAnsi="Arial" w:cs="Arial"/>
@@ -6184,6 +7683,7 @@
           <w:lang w:val="es-CL"/>
         </w:rPr>
       </w:pPr>
+      <w:proofErr w:type="spellStart"/>
       <w:r>
         <w:rPr>
           <w:rFonts w:ascii="Arial" w:hAnsi="Arial" w:cs="Arial"/>
@@ -6191,7 +7691,37 @@
           <w:szCs w:val="24"/>
           <w:lang w:val="es-CL"/>
         </w:rPr>
-        <w:t>resumen_exploracion(df): Computa el inventario de filas, columnas, variables sin nulos, columnas con nulos parciales, columnas 100% vacías y campos constantes.</w:t>
+        <w:t>resumen_exploracion</w:t>
+      </w:r>
+      <w:proofErr w:type="spellEnd"/>
+      <w:r>
+        <w:rPr>
+          <w:rFonts w:ascii="Arial" w:hAnsi="Arial" w:cs="Arial"/>
+          <w:sz w:val="24"/>
+          <w:szCs w:val="24"/>
+          <w:lang w:val="es-CL"/>
+        </w:rPr>
+        <w:t>(</w:t>
+      </w:r>
+      <w:proofErr w:type="spellStart"/>
+      <w:r>
+        <w:rPr>
+          <w:rFonts w:ascii="Arial" w:hAnsi="Arial" w:cs="Arial"/>
+          <w:sz w:val="24"/>
+          <w:szCs w:val="24"/>
+          <w:lang w:val="es-CL"/>
+        </w:rPr>
+        <w:t>df</w:t>
+      </w:r>
+      <w:proofErr w:type="spellEnd"/>
+      <w:r>
+        <w:rPr>
+          <w:rFonts w:ascii="Arial" w:hAnsi="Arial" w:cs="Arial"/>
+          <w:sz w:val="24"/>
+          <w:szCs w:val="24"/>
+          <w:lang w:val="es-CL"/>
+        </w:rPr>
+        <w:t>): Computa el inventario de filas, columnas, variables sin nulos, columnas con nulos parciales, columnas 100% vacías y campos constantes.</w:t>
       </w:r>
     </w:p>
     <w:p>
@@ -6213,7 +7743,87 @@
           <w:szCs w:val="24"/>
           <w:lang w:val="es-CL"/>
         </w:rPr>
-        <w:t>limpiar_datos_f2(df, excluir_vacias=True, normalizar_texto=True): Ejecuta las transformaciones de limpieza sobre una copia profunda del DataFrame, asegurando la inmutabilidad de la entrada.</w:t>
+        <w:t>limpiar_datos_f2(</w:t>
+      </w:r>
+      <w:proofErr w:type="spellStart"/>
+      <w:r>
+        <w:rPr>
+          <w:rFonts w:ascii="Arial" w:hAnsi="Arial" w:cs="Arial"/>
+          <w:sz w:val="24"/>
+          <w:szCs w:val="24"/>
+          <w:lang w:val="es-CL"/>
+        </w:rPr>
+        <w:t>df</w:t>
+      </w:r>
+      <w:proofErr w:type="spellEnd"/>
+      <w:r>
+        <w:rPr>
+          <w:rFonts w:ascii="Arial" w:hAnsi="Arial" w:cs="Arial"/>
+          <w:sz w:val="24"/>
+          <w:szCs w:val="24"/>
+          <w:lang w:val="es-CL"/>
+        </w:rPr>
+        <w:t xml:space="preserve">, </w:t>
+      </w:r>
+      <w:proofErr w:type="spellStart"/>
+      <w:r>
+        <w:rPr>
+          <w:rFonts w:ascii="Arial" w:hAnsi="Arial" w:cs="Arial"/>
+          <w:sz w:val="24"/>
+          <w:szCs w:val="24"/>
+          <w:lang w:val="es-CL"/>
+        </w:rPr>
+        <w:t>excluir_vacias</w:t>
+      </w:r>
+      <w:proofErr w:type="spellEnd"/>
+      <w:r>
+        <w:rPr>
+          <w:rFonts w:ascii="Arial" w:hAnsi="Arial" w:cs="Arial"/>
+          <w:sz w:val="24"/>
+          <w:szCs w:val="24"/>
+          <w:lang w:val="es-CL"/>
+        </w:rPr>
+        <w:t xml:space="preserve">=True, </w:t>
+      </w:r>
+      <w:proofErr w:type="spellStart"/>
+      <w:r>
+        <w:rPr>
+          <w:rFonts w:ascii="Arial" w:hAnsi="Arial" w:cs="Arial"/>
+          <w:sz w:val="24"/>
+          <w:szCs w:val="24"/>
+          <w:lang w:val="es-CL"/>
+        </w:rPr>
+        <w:t>normalizar_texto</w:t>
+      </w:r>
+      <w:proofErr w:type="spellEnd"/>
+      <w:r>
+        <w:rPr>
+          <w:rFonts w:ascii="Arial" w:hAnsi="Arial" w:cs="Arial"/>
+          <w:sz w:val="24"/>
+          <w:szCs w:val="24"/>
+          <w:lang w:val="es-CL"/>
+        </w:rPr>
+        <w:t xml:space="preserve">=True): Ejecuta las transformaciones de limpieza sobre una copia profunda del </w:t>
+      </w:r>
+      <w:proofErr w:type="spellStart"/>
+      <w:r>
+        <w:rPr>
+          <w:rFonts w:ascii="Arial" w:hAnsi="Arial" w:cs="Arial"/>
+          <w:sz w:val="24"/>
+          <w:szCs w:val="24"/>
+          <w:lang w:val="es-CL"/>
+        </w:rPr>
+        <w:t>DataFrame</w:t>
+      </w:r>
+      <w:proofErr w:type="spellEnd"/>
+      <w:r>
+        <w:rPr>
+          <w:rFonts w:ascii="Arial" w:hAnsi="Arial" w:cs="Arial"/>
+          <w:sz w:val="24"/>
+          <w:szCs w:val="24"/>
+          <w:lang w:val="es-CL"/>
+        </w:rPr>
+        <w:t>, asegurando la inmutabilidad de la entrada.</w:t>
       </w:r>
     </w:p>
     <w:p>
@@ -6228,8 +7838,138 @@
           <w:lang w:val="es-CL"/>
         </w:rPr>
       </w:pPr>
-      <w:r>
-        <w:t>validar_dataset_procesado(df, filas_esperadas): Ejecuta seis grupos de comprobaciones sobre columnas vacías, cantidad de filas, variables obligatorias, resultados válidos, fechas anómalas y columnas derivadas.</w:t>
+      <w:proofErr w:type="spellStart"/>
+      <w:r>
+        <w:t>validar_dataset_</w:t>
+      </w:r>
+      <w:proofErr w:type="gramStart"/>
+      <w:r>
+        <w:t>procesado</w:t>
+      </w:r>
+      <w:proofErr w:type="spellEnd"/>
+      <w:r>
+        <w:t>(</w:t>
+      </w:r>
+      <w:proofErr w:type="spellStart"/>
+      <w:proofErr w:type="gramEnd"/>
+      <w:r>
+        <w:t>df</w:t>
+      </w:r>
+      <w:proofErr w:type="spellEnd"/>
+      <w:r>
+        <w:t xml:space="preserve">, </w:t>
+      </w:r>
+      <w:proofErr w:type="spellStart"/>
+      <w:r>
+        <w:t>filas_esperadas</w:t>
+      </w:r>
+      <w:proofErr w:type="spellEnd"/>
+      <w:r>
+        <w:t xml:space="preserve">): </w:t>
+      </w:r>
+      <w:proofErr w:type="spellStart"/>
+      <w:r>
+        <w:t>Ejecuta</w:t>
+      </w:r>
+      <w:proofErr w:type="spellEnd"/>
+      <w:r>
+        <w:t xml:space="preserve"> seis </w:t>
+      </w:r>
+      <w:proofErr w:type="spellStart"/>
+      <w:r>
+        <w:t>grupos</w:t>
+      </w:r>
+      <w:proofErr w:type="spellEnd"/>
+      <w:r>
+        <w:t xml:space="preserve"> de </w:t>
+      </w:r>
+      <w:proofErr w:type="spellStart"/>
+      <w:r>
+        <w:t>comprobaciones</w:t>
+      </w:r>
+      <w:proofErr w:type="spellEnd"/>
+      <w:r>
+        <w:t xml:space="preserve"> </w:t>
+      </w:r>
+      <w:proofErr w:type="spellStart"/>
+      <w:r>
+        <w:t>sobre</w:t>
+      </w:r>
+      <w:proofErr w:type="spellEnd"/>
+      <w:r>
+        <w:t xml:space="preserve"> columnas </w:t>
+      </w:r>
+      <w:proofErr w:type="spellStart"/>
+      <w:r>
+        <w:t>vacías</w:t>
+      </w:r>
+      <w:proofErr w:type="spellEnd"/>
+      <w:r>
+        <w:t xml:space="preserve">, </w:t>
+      </w:r>
+      <w:proofErr w:type="spellStart"/>
+      <w:r>
+        <w:t>cantidad</w:t>
+      </w:r>
+      <w:proofErr w:type="spellEnd"/>
+      <w:r>
+        <w:t xml:space="preserve"> de </w:t>
+      </w:r>
+      <w:proofErr w:type="spellStart"/>
+      <w:r>
+        <w:t>filas</w:t>
+      </w:r>
+      <w:proofErr w:type="spellEnd"/>
+      <w:r>
+        <w:t xml:space="preserve">, variables </w:t>
+      </w:r>
+      <w:proofErr w:type="spellStart"/>
+      <w:r>
+        <w:t>obligatorias</w:t>
+      </w:r>
+      <w:proofErr w:type="spellEnd"/>
+      <w:r>
+        <w:t xml:space="preserve">, </w:t>
+      </w:r>
+      <w:proofErr w:type="spellStart"/>
+      <w:r>
+        <w:t>resultados</w:t>
+      </w:r>
+      <w:proofErr w:type="spellEnd"/>
+      <w:r>
+        <w:t xml:space="preserve"> </w:t>
+      </w:r>
+      <w:proofErr w:type="spellStart"/>
+      <w:r>
+        <w:t>válidos</w:t>
+      </w:r>
+      <w:proofErr w:type="spellEnd"/>
+      <w:r>
+        <w:t xml:space="preserve">, </w:t>
+      </w:r>
+      <w:proofErr w:type="spellStart"/>
+      <w:r>
+        <w:t>fechas</w:t>
+      </w:r>
+      <w:proofErr w:type="spellEnd"/>
+      <w:r>
+        <w:t xml:space="preserve"> </w:t>
+      </w:r>
+      <w:proofErr w:type="spellStart"/>
+      <w:r>
+        <w:t>anómalas</w:t>
+      </w:r>
+      <w:proofErr w:type="spellEnd"/>
+      <w:r>
+        <w:t xml:space="preserve"> y columnas </w:t>
+      </w:r>
+      <w:proofErr w:type="spellStart"/>
+      <w:r>
+        <w:t>derivadas</w:t>
+      </w:r>
+      <w:proofErr w:type="spellEnd"/>
+      <w:r>
+        <w:t>.</w:t>
       </w:r>
     </w:p>
     <w:p>
@@ -6244,6 +7984,7 @@
           <w:lang w:val="es-CL"/>
         </w:rPr>
       </w:pPr>
+      <w:proofErr w:type="spellStart"/>
       <w:r>
         <w:rPr>
           <w:rFonts w:ascii="Arial" w:hAnsi="Arial" w:cs="Arial"/>
@@ -6251,15 +7992,210 @@
           <w:szCs w:val="24"/>
           <w:lang w:val="es-CL"/>
         </w:rPr>
-        <w:t>exportar_datos_procesados(df, ruta_salida): Serializa el dataset limpio a CSV e informa su peso en MB y su huella criptográfica SHA-256.</w:t>
+        <w:t>exportar_datos_</w:t>
+      </w:r>
+      <w:proofErr w:type="gramStart"/>
+      <w:r>
+        <w:rPr>
+          <w:rFonts w:ascii="Arial" w:hAnsi="Arial" w:cs="Arial"/>
+          <w:sz w:val="24"/>
+          <w:szCs w:val="24"/>
+          <w:lang w:val="es-CL"/>
+        </w:rPr>
+        <w:t>procesados</w:t>
+      </w:r>
+      <w:proofErr w:type="spellEnd"/>
+      <w:r>
+        <w:rPr>
+          <w:rFonts w:ascii="Arial" w:hAnsi="Arial" w:cs="Arial"/>
+          <w:sz w:val="24"/>
+          <w:szCs w:val="24"/>
+          <w:lang w:val="es-CL"/>
+        </w:rPr>
+        <w:t>(</w:t>
+      </w:r>
+      <w:proofErr w:type="spellStart"/>
+      <w:proofErr w:type="gramEnd"/>
+      <w:r>
+        <w:rPr>
+          <w:rFonts w:ascii="Arial" w:hAnsi="Arial" w:cs="Arial"/>
+          <w:sz w:val="24"/>
+          <w:szCs w:val="24"/>
+          <w:lang w:val="es-CL"/>
+        </w:rPr>
+        <w:t>df</w:t>
+      </w:r>
+      <w:proofErr w:type="spellEnd"/>
+      <w:r>
+        <w:rPr>
+          <w:rFonts w:ascii="Arial" w:hAnsi="Arial" w:cs="Arial"/>
+          <w:sz w:val="24"/>
+          <w:szCs w:val="24"/>
+          <w:lang w:val="es-CL"/>
+        </w:rPr>
+        <w:t xml:space="preserve">, </w:t>
+      </w:r>
+      <w:proofErr w:type="spellStart"/>
+      <w:r>
+        <w:rPr>
+          <w:rFonts w:ascii="Arial" w:hAnsi="Arial" w:cs="Arial"/>
+          <w:sz w:val="24"/>
+          <w:szCs w:val="24"/>
+          <w:lang w:val="es-CL"/>
+        </w:rPr>
+        <w:t>ruta_salida</w:t>
+      </w:r>
+      <w:proofErr w:type="spellEnd"/>
+      <w:r>
+        <w:rPr>
+          <w:rFonts w:ascii="Arial" w:hAnsi="Arial" w:cs="Arial"/>
+          <w:sz w:val="24"/>
+          <w:szCs w:val="24"/>
+          <w:lang w:val="es-CL"/>
+        </w:rPr>
+        <w:t xml:space="preserve">): Serializa el </w:t>
+      </w:r>
+      <w:proofErr w:type="spellStart"/>
+      <w:r>
+        <w:rPr>
+          <w:rFonts w:ascii="Arial" w:hAnsi="Arial" w:cs="Arial"/>
+          <w:sz w:val="24"/>
+          <w:szCs w:val="24"/>
+          <w:lang w:val="es-CL"/>
+        </w:rPr>
+        <w:t>dataset</w:t>
+      </w:r>
+      <w:proofErr w:type="spellEnd"/>
+      <w:r>
+        <w:rPr>
+          <w:rFonts w:ascii="Arial" w:hAnsi="Arial" w:cs="Arial"/>
+          <w:sz w:val="24"/>
+          <w:szCs w:val="24"/>
+          <w:lang w:val="es-CL"/>
+        </w:rPr>
+        <w:t xml:space="preserve"> limpio a CSV e informa su peso en MB y su huella criptográfica SHA-256.</w:t>
       </w:r>
     </w:p>
     <w:p>
       <w:pPr>
         <w:pStyle w:val="Listaconvietas1"/>
       </w:pPr>
-      <w:r>
-        <w:t>codificar_nominales(df, columnas) y validar_codificacion(original, codificado, columnas): Generan indicadores binarios para las variables nominales y comprueban la correspondencia entre categorías, filas y columnas resultantes.</w:t>
+      <w:proofErr w:type="spellStart"/>
+      <w:r>
+        <w:t>codificar_</w:t>
+      </w:r>
+      <w:proofErr w:type="gramStart"/>
+      <w:r>
+        <w:t>nominales</w:t>
+      </w:r>
+      <w:proofErr w:type="spellEnd"/>
+      <w:r>
+        <w:t>(</w:t>
+      </w:r>
+      <w:proofErr w:type="spellStart"/>
+      <w:proofErr w:type="gramEnd"/>
+      <w:r>
+        <w:t>df</w:t>
+      </w:r>
+      <w:proofErr w:type="spellEnd"/>
+      <w:r>
+        <w:t xml:space="preserve">, columnas) y </w:t>
+      </w:r>
+      <w:proofErr w:type="spellStart"/>
+      <w:r>
+        <w:t>validar_</w:t>
+      </w:r>
+      <w:proofErr w:type="gramStart"/>
+      <w:r>
+        <w:t>codificacion</w:t>
+      </w:r>
+      <w:proofErr w:type="spellEnd"/>
+      <w:r>
+        <w:t>(</w:t>
+      </w:r>
+      <w:proofErr w:type="gramEnd"/>
+      <w:r>
+        <w:t xml:space="preserve">original, </w:t>
+      </w:r>
+      <w:proofErr w:type="spellStart"/>
+      <w:r>
+        <w:t>codificado</w:t>
+      </w:r>
+      <w:proofErr w:type="spellEnd"/>
+      <w:r>
+        <w:t xml:space="preserve">, columnas): </w:t>
+      </w:r>
+      <w:proofErr w:type="spellStart"/>
+      <w:r>
+        <w:t>Generan</w:t>
+      </w:r>
+      <w:proofErr w:type="spellEnd"/>
+      <w:r>
+        <w:t xml:space="preserve"> </w:t>
+      </w:r>
+      <w:proofErr w:type="spellStart"/>
+      <w:r>
+        <w:t>indicadores</w:t>
+      </w:r>
+      <w:proofErr w:type="spellEnd"/>
+      <w:r>
+        <w:t xml:space="preserve"> </w:t>
+      </w:r>
+      <w:proofErr w:type="spellStart"/>
+      <w:r>
+        <w:t>binarios</w:t>
+      </w:r>
+      <w:proofErr w:type="spellEnd"/>
+      <w:r>
+        <w:t xml:space="preserve"> para las variables </w:t>
+      </w:r>
+      <w:proofErr w:type="spellStart"/>
+      <w:r>
+        <w:t>nominales</w:t>
+      </w:r>
+      <w:proofErr w:type="spellEnd"/>
+      <w:r>
+        <w:t xml:space="preserve"> y </w:t>
+      </w:r>
+      <w:proofErr w:type="spellStart"/>
+      <w:r>
+        <w:t>comprueban</w:t>
+      </w:r>
+      <w:proofErr w:type="spellEnd"/>
+      <w:r>
+        <w:t xml:space="preserve"> la </w:t>
+      </w:r>
+      <w:proofErr w:type="spellStart"/>
+      <w:r>
+        <w:t>correspondencia</w:t>
+      </w:r>
+      <w:proofErr w:type="spellEnd"/>
+      <w:r>
+        <w:t xml:space="preserve"> entre </w:t>
+      </w:r>
+      <w:proofErr w:type="spellStart"/>
+      <w:r>
+        <w:t>categorías</w:t>
+      </w:r>
+      <w:proofErr w:type="spellEnd"/>
+      <w:r>
+        <w:t xml:space="preserve">, </w:t>
+      </w:r>
+      <w:proofErr w:type="spellStart"/>
+      <w:r>
+        <w:t>filas</w:t>
+      </w:r>
+      <w:proofErr w:type="spellEnd"/>
+      <w:r>
+        <w:t xml:space="preserve"> y columnas </w:t>
+      </w:r>
+      <w:proofErr w:type="spellStart"/>
+      <w:r>
+        <w:t>resultantes</w:t>
+      </w:r>
+      <w:proofErr w:type="spellEnd"/>
+      <w:r>
+        <w:t>.</w:t>
       </w:r>
     </w:p>
     <w:p>
@@ -6286,7 +8222,7 @@
           <w:lang w:val="es-CL"/>
         </w:rPr>
       </w:pPr>
-      <w:bookmarkStart w:id="11" w:name="_Toc240405100"/>
+      <w:bookmarkStart w:id="11" w:name="_Toc240406541"/>
       <w:r>
         <w:rPr>
           <w:rFonts w:ascii="Arial" w:hAnsi="Arial" w:cs="Arial"/>
@@ -6528,15 +8464,57 @@
                 <w:szCs w:val="24"/>
               </w:rPr>
             </w:pPr>
-            <w:r>
-              <w:rPr>
-                <w:rFonts w:ascii="Arial" w:hAnsi="Arial"/>
-                <w:color w:val="auto"/>
-                <w:sz w:val="24"/>
-                <w:szCs w:val="24"/>
-              </w:rPr>
-              <w:t>LicitacionBaseTipo, ContratoRenovable, UnidadTiempoRenovacion</w:t>
-            </w:r>
+            <w:proofErr w:type="spellStart"/>
+            <w:r>
+              <w:rPr>
+                <w:rFonts w:ascii="Arial" w:hAnsi="Arial"/>
+                <w:color w:val="auto"/>
+                <w:sz w:val="24"/>
+                <w:szCs w:val="24"/>
+              </w:rPr>
+              <w:t>LicitacionBaseTipo</w:t>
+            </w:r>
+            <w:proofErr w:type="spellEnd"/>
+            <w:r>
+              <w:rPr>
+                <w:rFonts w:ascii="Arial" w:hAnsi="Arial"/>
+                <w:color w:val="auto"/>
+                <w:sz w:val="24"/>
+                <w:szCs w:val="24"/>
+              </w:rPr>
+              <w:t xml:space="preserve">, </w:t>
+            </w:r>
+            <w:proofErr w:type="spellStart"/>
+            <w:r>
+              <w:rPr>
+                <w:rFonts w:ascii="Arial" w:hAnsi="Arial"/>
+                <w:color w:val="auto"/>
+                <w:sz w:val="24"/>
+                <w:szCs w:val="24"/>
+              </w:rPr>
+              <w:t>ContratoRenovable</w:t>
+            </w:r>
+            <w:proofErr w:type="spellEnd"/>
+            <w:r>
+              <w:rPr>
+                <w:rFonts w:ascii="Arial" w:hAnsi="Arial"/>
+                <w:color w:val="auto"/>
+                <w:sz w:val="24"/>
+                <w:szCs w:val="24"/>
+              </w:rPr>
+              <w:t xml:space="preserve">, </w:t>
+            </w:r>
+            <w:proofErr w:type="spellStart"/>
+            <w:r>
+              <w:rPr>
+                <w:rFonts w:ascii="Arial" w:hAnsi="Arial"/>
+                <w:color w:val="auto"/>
+                <w:sz w:val="24"/>
+                <w:szCs w:val="24"/>
+              </w:rPr>
+              <w:t>UnidadTiempoRenovacion</w:t>
+            </w:r>
+            <w:proofErr w:type="spellEnd"/>
           </w:p>
         </w:tc>
         <w:tc>
@@ -6670,15 +8648,18 @@
                 <w:szCs w:val="24"/>
               </w:rPr>
             </w:pPr>
-            <w:r>
-              <w:rPr>
-                <w:rFonts w:ascii="Arial" w:hAnsi="Arial"/>
-                <w:color w:val="auto"/>
-                <w:sz w:val="24"/>
-                <w:szCs w:val="24"/>
-              </w:rPr>
+            <w:proofErr w:type="spellStart"/>
+            <w:r>
+              <w:rPr>
+                <w:rFonts w:ascii="Arial" w:hAnsi="Arial"/>
+                <w:color w:val="auto"/>
+                <w:sz w:val="24"/>
+                <w:szCs w:val="24"/>
+              </w:rPr>
+              <w:lastRenderedPageBreak/>
               <w:t>FechaEstimadaEvaluacionOfertas</w:t>
             </w:r>
+            <w:proofErr w:type="spellEnd"/>
           </w:p>
         </w:tc>
         <w:tc>
@@ -6796,15 +8777,57 @@
                 <w:szCs w:val="24"/>
               </w:rPr>
             </w:pPr>
-            <w:r>
-              <w:rPr>
-                <w:rFonts w:ascii="Arial" w:hAnsi="Arial"/>
-                <w:color w:val="auto"/>
-                <w:sz w:val="24"/>
-                <w:szCs w:val="24"/>
-              </w:rPr>
-              <w:t>FechaPublicacion, FechaCierre, FechaAdjudicacion</w:t>
-            </w:r>
+            <w:proofErr w:type="spellStart"/>
+            <w:r>
+              <w:rPr>
+                <w:rFonts w:ascii="Arial" w:hAnsi="Arial"/>
+                <w:color w:val="auto"/>
+                <w:sz w:val="24"/>
+                <w:szCs w:val="24"/>
+              </w:rPr>
+              <w:t>FechaPublicacion</w:t>
+            </w:r>
+            <w:proofErr w:type="spellEnd"/>
+            <w:r>
+              <w:rPr>
+                <w:rFonts w:ascii="Arial" w:hAnsi="Arial"/>
+                <w:color w:val="auto"/>
+                <w:sz w:val="24"/>
+                <w:szCs w:val="24"/>
+              </w:rPr>
+              <w:t xml:space="preserve">, </w:t>
+            </w:r>
+            <w:proofErr w:type="spellStart"/>
+            <w:r>
+              <w:rPr>
+                <w:rFonts w:ascii="Arial" w:hAnsi="Arial"/>
+                <w:color w:val="auto"/>
+                <w:sz w:val="24"/>
+                <w:szCs w:val="24"/>
+              </w:rPr>
+              <w:t>FechaCierre</w:t>
+            </w:r>
+            <w:proofErr w:type="spellEnd"/>
+            <w:r>
+              <w:rPr>
+                <w:rFonts w:ascii="Arial" w:hAnsi="Arial"/>
+                <w:color w:val="auto"/>
+                <w:sz w:val="24"/>
+                <w:szCs w:val="24"/>
+              </w:rPr>
+              <w:t xml:space="preserve">, </w:t>
+            </w:r>
+            <w:proofErr w:type="spellStart"/>
+            <w:r>
+              <w:rPr>
+                <w:rFonts w:ascii="Arial" w:hAnsi="Arial"/>
+                <w:color w:val="auto"/>
+                <w:sz w:val="24"/>
+                <w:szCs w:val="24"/>
+              </w:rPr>
+              <w:t>FechaAdjudicacion</w:t>
+            </w:r>
+            <w:proofErr w:type="spellEnd"/>
           </w:p>
         </w:tc>
         <w:tc>
@@ -6837,7 +8860,27 @@
                 <w:sz w:val="24"/>
                 <w:szCs w:val="24"/>
               </w:rPr>
-              <w:t>Almacenadas como cadenas de texto (str).</w:t>
+              <w:t>Almacenadas como cadenas de texto (</w:t>
+            </w:r>
+            <w:proofErr w:type="spellStart"/>
+            <w:r>
+              <w:rPr>
+                <w:rFonts w:ascii="Arial" w:hAnsi="Arial"/>
+                <w:color w:val="auto"/>
+                <w:sz w:val="24"/>
+                <w:szCs w:val="24"/>
+              </w:rPr>
+              <w:t>str</w:t>
+            </w:r>
+            <w:proofErr w:type="spellEnd"/>
+            <w:r>
+              <w:rPr>
+                <w:rFonts w:ascii="Arial" w:hAnsi="Arial"/>
+                <w:color w:val="auto"/>
+                <w:sz w:val="24"/>
+                <w:szCs w:val="24"/>
+              </w:rPr>
+              <w:t>).</w:t>
             </w:r>
           </w:p>
         </w:tc>
@@ -6871,7 +8914,47 @@
                 <w:sz w:val="24"/>
                 <w:szCs w:val="24"/>
               </w:rPr>
-              <w:t>Casting a datetime64[ns] mediante pd.to_datetime.</w:t>
+              <w:t>Casting a datetime64[</w:t>
+            </w:r>
+            <w:proofErr w:type="spellStart"/>
+            <w:r>
+              <w:rPr>
+                <w:rFonts w:ascii="Arial" w:hAnsi="Arial"/>
+                <w:color w:val="auto"/>
+                <w:sz w:val="24"/>
+                <w:szCs w:val="24"/>
+              </w:rPr>
+              <w:t>ns</w:t>
+            </w:r>
+            <w:proofErr w:type="spellEnd"/>
+            <w:r>
+              <w:rPr>
+                <w:rFonts w:ascii="Arial" w:hAnsi="Arial"/>
+                <w:color w:val="auto"/>
+                <w:sz w:val="24"/>
+                <w:szCs w:val="24"/>
+              </w:rPr>
+              <w:t xml:space="preserve">] mediante </w:t>
+            </w:r>
+            <w:proofErr w:type="spellStart"/>
+            <w:r>
+              <w:rPr>
+                <w:rFonts w:ascii="Arial" w:hAnsi="Arial"/>
+                <w:color w:val="auto"/>
+                <w:sz w:val="24"/>
+                <w:szCs w:val="24"/>
+              </w:rPr>
+              <w:t>pd.to_datetime</w:t>
+            </w:r>
+            <w:proofErr w:type="spellEnd"/>
+            <w:r>
+              <w:rPr>
+                <w:rFonts w:ascii="Arial" w:hAnsi="Arial"/>
+                <w:color w:val="auto"/>
+                <w:sz w:val="24"/>
+                <w:szCs w:val="24"/>
+              </w:rPr>
+              <w:t>.</w:t>
             </w:r>
           </w:p>
         </w:tc>
@@ -6938,6 +9021,7 @@
                 <w:szCs w:val="24"/>
               </w:rPr>
             </w:pPr>
+            <w:proofErr w:type="spellStart"/>
             <w:r>
               <w:rPr>
                 <w:rFonts w:ascii="Arial" w:hAnsi="Arial"/>
@@ -6947,6 +9031,7 @@
               </w:rPr>
               <w:t>TamanoProveedor</w:t>
             </w:r>
+            <w:proofErr w:type="spellEnd"/>
           </w:p>
         </w:tc>
         <w:tc>
@@ -6979,7 +9064,27 @@
                 <w:sz w:val="24"/>
                 <w:szCs w:val="24"/>
               </w:rPr>
-              <w:t>3.410 ofertas registran la etiqueta NoClasificado.</w:t>
+              <w:t xml:space="preserve">3.410 ofertas registran la etiqueta </w:t>
+            </w:r>
+            <w:proofErr w:type="spellStart"/>
+            <w:r>
+              <w:rPr>
+                <w:rFonts w:ascii="Arial" w:hAnsi="Arial"/>
+                <w:color w:val="auto"/>
+                <w:sz w:val="24"/>
+                <w:szCs w:val="24"/>
+              </w:rPr>
+              <w:t>NoClasificado</w:t>
+            </w:r>
+            <w:proofErr w:type="spellEnd"/>
+            <w:r>
+              <w:rPr>
+                <w:rFonts w:ascii="Arial" w:hAnsi="Arial"/>
+                <w:color w:val="auto"/>
+                <w:sz w:val="24"/>
+                <w:szCs w:val="24"/>
+              </w:rPr>
+              <w:t>.</w:t>
             </w:r>
           </w:p>
         </w:tc>
@@ -7080,15 +9185,37 @@
                 <w:szCs w:val="24"/>
               </w:rPr>
             </w:pPr>
-            <w:r>
-              <w:rPr>
-                <w:rFonts w:ascii="Arial" w:hAnsi="Arial"/>
-                <w:color w:val="auto"/>
-                <w:sz w:val="24"/>
-                <w:szCs w:val="24"/>
-              </w:rPr>
-              <w:t>ResultadoOferta vs. EstadoLicitacion</w:t>
-            </w:r>
+            <w:proofErr w:type="spellStart"/>
+            <w:r>
+              <w:rPr>
+                <w:rFonts w:ascii="Arial" w:hAnsi="Arial"/>
+                <w:color w:val="auto"/>
+                <w:sz w:val="24"/>
+                <w:szCs w:val="24"/>
+              </w:rPr>
+              <w:t>ResultadoOferta</w:t>
+            </w:r>
+            <w:proofErr w:type="spellEnd"/>
+            <w:r>
+              <w:rPr>
+                <w:rFonts w:ascii="Arial" w:hAnsi="Arial"/>
+                <w:color w:val="auto"/>
+                <w:sz w:val="24"/>
+                <w:szCs w:val="24"/>
+              </w:rPr>
+              <w:t xml:space="preserve"> vs. </w:t>
+            </w:r>
+            <w:proofErr w:type="spellStart"/>
+            <w:r>
+              <w:rPr>
+                <w:rFonts w:ascii="Arial" w:hAnsi="Arial"/>
+                <w:color w:val="auto"/>
+                <w:sz w:val="24"/>
+                <w:szCs w:val="24"/>
+              </w:rPr>
+              <w:t>EstadoLicitacion</w:t>
+            </w:r>
+            <w:proofErr w:type="spellEnd"/>
           </w:p>
         </w:tc>
         <w:tc>
@@ -7155,7 +9282,67 @@
                 <w:sz w:val="24"/>
                 <w:szCs w:val="24"/>
               </w:rPr>
-              <w:t>Creación de flags licitacion_adjudicada y oferta_ganadora.</w:t>
+              <w:t xml:space="preserve">Creación de </w:t>
+            </w:r>
+            <w:proofErr w:type="spellStart"/>
+            <w:r>
+              <w:rPr>
+                <w:rFonts w:ascii="Arial" w:hAnsi="Arial"/>
+                <w:color w:val="auto"/>
+                <w:sz w:val="24"/>
+                <w:szCs w:val="24"/>
+              </w:rPr>
+              <w:t>flags</w:t>
+            </w:r>
+            <w:proofErr w:type="spellEnd"/>
+            <w:r>
+              <w:rPr>
+                <w:rFonts w:ascii="Arial" w:hAnsi="Arial"/>
+                <w:color w:val="auto"/>
+                <w:sz w:val="24"/>
+                <w:szCs w:val="24"/>
+              </w:rPr>
+              <w:t xml:space="preserve"> </w:t>
+            </w:r>
+            <w:proofErr w:type="spellStart"/>
+            <w:r>
+              <w:rPr>
+                <w:rFonts w:ascii="Arial" w:hAnsi="Arial"/>
+                <w:color w:val="auto"/>
+                <w:sz w:val="24"/>
+                <w:szCs w:val="24"/>
+              </w:rPr>
+              <w:t>licitacion_adjudicada</w:t>
+            </w:r>
+            <w:proofErr w:type="spellEnd"/>
+            <w:r>
+              <w:rPr>
+                <w:rFonts w:ascii="Arial" w:hAnsi="Arial"/>
+                <w:color w:val="auto"/>
+                <w:sz w:val="24"/>
+                <w:szCs w:val="24"/>
+              </w:rPr>
+              <w:t xml:space="preserve"> y </w:t>
+            </w:r>
+            <w:proofErr w:type="spellStart"/>
+            <w:r>
+              <w:rPr>
+                <w:rFonts w:ascii="Arial" w:hAnsi="Arial"/>
+                <w:color w:val="auto"/>
+                <w:sz w:val="24"/>
+                <w:szCs w:val="24"/>
+              </w:rPr>
+              <w:t>oferta_ganadora</w:t>
+            </w:r>
+            <w:proofErr w:type="spellEnd"/>
+            <w:r>
+              <w:rPr>
+                <w:rFonts w:ascii="Arial" w:hAnsi="Arial"/>
+                <w:color w:val="auto"/>
+                <w:sz w:val="24"/>
+                <w:szCs w:val="24"/>
+              </w:rPr>
+              <w:t>.</w:t>
             </w:r>
           </w:p>
         </w:tc>
@@ -7206,6 +9393,7 @@
                 <w:szCs w:val="24"/>
               </w:rPr>
             </w:pPr>
+            <w:proofErr w:type="spellStart"/>
             <w:r>
               <w:rPr>
                 <w:rFonts w:ascii="Arial" w:hAnsi="Arial"/>
@@ -7215,6 +9403,7 @@
               </w:rPr>
               <w:t>plazo_cierre_dias</w:t>
             </w:r>
+            <w:proofErr w:type="spellEnd"/>
           </w:p>
         </w:tc>
         <w:tc>
@@ -7281,7 +9470,47 @@
                 <w:sz w:val="24"/>
                 <w:szCs w:val="24"/>
               </w:rPr>
-              <w:t>Cálculo de (FechaCierre - FechaPublicacion) en días.</w:t>
+              <w:t>Cálculo de (</w:t>
+            </w:r>
+            <w:proofErr w:type="spellStart"/>
+            <w:r>
+              <w:rPr>
+                <w:rFonts w:ascii="Arial" w:hAnsi="Arial"/>
+                <w:color w:val="auto"/>
+                <w:sz w:val="24"/>
+                <w:szCs w:val="24"/>
+              </w:rPr>
+              <w:t>FechaCierre</w:t>
+            </w:r>
+            <w:proofErr w:type="spellEnd"/>
+            <w:r>
+              <w:rPr>
+                <w:rFonts w:ascii="Arial" w:hAnsi="Arial"/>
+                <w:color w:val="auto"/>
+                <w:sz w:val="24"/>
+                <w:szCs w:val="24"/>
+              </w:rPr>
+              <w:t xml:space="preserve"> - </w:t>
+            </w:r>
+            <w:proofErr w:type="spellStart"/>
+            <w:r>
+              <w:rPr>
+                <w:rFonts w:ascii="Arial" w:hAnsi="Arial"/>
+                <w:color w:val="auto"/>
+                <w:sz w:val="24"/>
+                <w:szCs w:val="24"/>
+              </w:rPr>
+              <w:t>FechaPublicacion</w:t>
+            </w:r>
+            <w:proofErr w:type="spellEnd"/>
+            <w:r>
+              <w:rPr>
+                <w:rFonts w:ascii="Arial" w:hAnsi="Arial"/>
+                <w:color w:val="auto"/>
+                <w:sz w:val="24"/>
+                <w:szCs w:val="24"/>
+              </w:rPr>
+              <w:t>) en días.</w:t>
             </w:r>
           </w:p>
         </w:tc>
@@ -7313,9 +9542,19 @@
             <w:tcW w:w="2263" w:type="dxa"/>
           </w:tcPr>
           <w:p>
-            <w:r>
-              <w:t>TipoLicitacion y TamanoProveedor</w:t>
-            </w:r>
+            <w:proofErr w:type="spellStart"/>
+            <w:r>
+              <w:t>TipoLicitacion</w:t>
+            </w:r>
+            <w:proofErr w:type="spellEnd"/>
+            <w:r>
+              <w:t xml:space="preserve"> y </w:t>
+            </w:r>
+            <w:proofErr w:type="spellStart"/>
+            <w:r>
+              <w:t>TamanoProveedor</w:t>
+            </w:r>
+            <w:proofErr w:type="spellEnd"/>
           </w:p>
         </w:tc>
         <w:tc>
@@ -7334,7 +9573,23 @@
           </w:tcPr>
           <w:p>
             <w:r>
-              <w:t>Codificación one-hot en un dataset adicional, conservando las variables originales.</w:t>
+              <w:t>Codificación one-</w:t>
+            </w:r>
+            <w:proofErr w:type="spellStart"/>
+            <w:r>
+              <w:t>hot</w:t>
+            </w:r>
+            <w:proofErr w:type="spellEnd"/>
+            <w:r>
+              <w:t xml:space="preserve"> en un </w:t>
+            </w:r>
+            <w:proofErr w:type="spellStart"/>
+            <w:r>
+              <w:t>dataset</w:t>
+            </w:r>
+            <w:proofErr w:type="spellEnd"/>
+            <w:r>
+              <w:t xml:space="preserve"> adicional, conservando las variables originales.</w:t>
             </w:r>
           </w:p>
         </w:tc>
@@ -7352,10 +9607,39 @@
     </w:tbl>
     <w:p>
       <w:r>
-        <w:t>No se aplicó imputación estadística a los valores faltantes. Las columnas completamente vacías fueron excluidas, mientras que los valores faltantes parciales se conservaron para evitar introducir información artificial. La categoría NoClasificado se mantuvo como una categoría explícita. Para preparar las variables nominales se aplicó codificación one-hot a TipoLicitacion y TamanoProveedor, generando indicadores binarios sin asignar un orden numérico artificial a sus categorías. Las variables originales se c</w:t>
-      </w:r>
-      <w:r>
-        <w:t>onservaron y el resultado codificado se exportó en un archivo separado.</w:t>
+        <w:t xml:space="preserve">No se aplicó imputación estadística a los valores faltantes. Las columnas completamente vacías fueron excluidas, mientras que los valores faltantes parciales se conservaron para evitar introducir información artificial. La categoría </w:t>
+      </w:r>
+      <w:proofErr w:type="spellStart"/>
+      <w:r>
+        <w:t>NoClasificado</w:t>
+      </w:r>
+      <w:proofErr w:type="spellEnd"/>
+      <w:r>
+        <w:t xml:space="preserve"> se mantuvo como una categoría explícita. Para preparar las variables nominales se aplicó codificación one-</w:t>
+      </w:r>
+      <w:proofErr w:type="spellStart"/>
+      <w:r>
+        <w:t>hot</w:t>
+      </w:r>
+      <w:proofErr w:type="spellEnd"/>
+      <w:r>
+        <w:t xml:space="preserve"> a </w:t>
+      </w:r>
+      <w:proofErr w:type="spellStart"/>
+      <w:r>
+        <w:t>TipoLicitacion</w:t>
+      </w:r>
+      <w:proofErr w:type="spellEnd"/>
+      <w:r>
+        <w:t xml:space="preserve"> y </w:t>
+      </w:r>
+      <w:proofErr w:type="spellStart"/>
+      <w:r>
+        <w:t>TamanoProveedor</w:t>
+      </w:r>
+      <w:proofErr w:type="spellEnd"/>
+      <w:r>
+        <w:t>, generando indicadores binarios sin asignar un orden numérico artificial a sus categorías. Las variables originales se conservaron y el resultado codificado se exportó en un archivo separado.</w:t>
       </w:r>
     </w:p>
     <w:p>
@@ -7379,11 +9663,41 @@
           <w:szCs w:val="24"/>
         </w:rPr>
       </w:pPr>
-      <w:bookmarkStart w:id="12" w:name="_Toc240405101"/>
-      <w:r>
-        <w:t>C. Validación técnica y verificación del código</w:t>
+      <w:bookmarkStart w:id="12" w:name="_Toc240406542"/>
+      <w:r>
+        <w:lastRenderedPageBreak/>
+        <w:t xml:space="preserve">C. </w:t>
+      </w:r>
+      <w:proofErr w:type="spellStart"/>
+      <w:r>
+        <w:t>Validación</w:t>
+      </w:r>
+      <w:proofErr w:type="spellEnd"/>
+      <w:r>
+        <w:t xml:space="preserve"> </w:t>
+      </w:r>
+      <w:proofErr w:type="spellStart"/>
+      <w:r>
+        <w:t>técnica</w:t>
+      </w:r>
+      <w:proofErr w:type="spellEnd"/>
+      <w:r>
+        <w:t xml:space="preserve"> y </w:t>
+      </w:r>
+      <w:proofErr w:type="spellStart"/>
+      <w:r>
+        <w:t>verificación</w:t>
+      </w:r>
+      <w:proofErr w:type="spellEnd"/>
+      <w:r>
+        <w:t xml:space="preserve"> del </w:t>
+      </w:r>
+      <w:proofErr w:type="spellStart"/>
+      <w:r>
+        <w:t>código</w:t>
       </w:r>
       <w:bookmarkEnd w:id="12"/>
+      <w:proofErr w:type="spellEnd"/>
     </w:p>
     <w:p>
       <w:pPr>
@@ -7398,11 +9712,8 @@
       <w:r>
         <w:rPr>
           <w:rFonts w:ascii="Arial" w:hAnsi="Arial"/>
-          <w:color w:val="auto"/>
-          <w:sz w:val="24"/>
-          <w:szCs w:val="24"/>
-        </w:rPr>
-        <w:t>Para garantizar que el pipeline funcione correctamente bajo diversos escenarios, se diseñó una batería automatizada de pruebas ejecutada en el notebook F2_Preprocesamiento.ipynb:</w:t>
+        </w:rPr>
+        <w:t>El notebook F2_Preprocesamiento.ipynb ejecuta pruebas automáticas sobre los siguientes escenarios:</w:t>
       </w:r>
     </w:p>
     <w:tbl>
@@ -7580,14 +9891,25 @@
                 <w:szCs w:val="24"/>
               </w:rPr>
             </w:pPr>
-            <w:r>
-              <w:rPr>
-                <w:rFonts w:ascii="Arial" w:hAnsi="Arial"/>
-                <w:color w:val="auto"/>
-                <w:sz w:val="24"/>
-                <w:szCs w:val="24"/>
-              </w:rPr>
-              <w:t>Dataset real de 44.226 filas preprocesado.</w:t>
+            <w:proofErr w:type="spellStart"/>
+            <w:r>
+              <w:rPr>
+                <w:rFonts w:ascii="Arial" w:hAnsi="Arial"/>
+                <w:color w:val="auto"/>
+                <w:sz w:val="24"/>
+                <w:szCs w:val="24"/>
+              </w:rPr>
+              <w:t>Dataset</w:t>
+            </w:r>
+            <w:proofErr w:type="spellEnd"/>
+            <w:r>
+              <w:rPr>
+                <w:rFonts w:ascii="Arial" w:hAnsi="Arial"/>
+                <w:color w:val="auto"/>
+                <w:sz w:val="24"/>
+                <w:szCs w:val="24"/>
+              </w:rPr>
+              <w:t xml:space="preserve"> real de 44.226 filas preprocesado.</w:t>
             </w:r>
           </w:p>
         </w:tc>
@@ -7681,7 +10003,27 @@
                 <w:sz w:val="24"/>
                 <w:szCs w:val="24"/>
               </w:rPr>
-              <w:t>Registros con fechas año 1900 y categoría NoClasificado.</w:t>
+              <w:t xml:space="preserve">Registros con fechas año 1900 y categoría </w:t>
+            </w:r>
+            <w:proofErr w:type="spellStart"/>
+            <w:r>
+              <w:rPr>
+                <w:rFonts w:ascii="Arial" w:hAnsi="Arial"/>
+                <w:color w:val="auto"/>
+                <w:sz w:val="24"/>
+                <w:szCs w:val="24"/>
+              </w:rPr>
+              <w:t>NoClasificado</w:t>
+            </w:r>
+            <w:proofErr w:type="spellEnd"/>
+            <w:r>
+              <w:rPr>
+                <w:rFonts w:ascii="Arial" w:hAnsi="Arial"/>
+                <w:color w:val="auto"/>
+                <w:sz w:val="24"/>
+                <w:szCs w:val="24"/>
+              </w:rPr>
+              <w:t>.</w:t>
             </w:r>
           </w:p>
         </w:tc>
@@ -7784,14 +10126,45 @@
                 <w:szCs w:val="24"/>
               </w:rPr>
             </w:pPr>
-            <w:r>
-              <w:rPr>
-                <w:rFonts w:ascii="Arial" w:hAnsi="Arial"/>
-                <w:color w:val="auto"/>
-                <w:sz w:val="24"/>
-                <w:szCs w:val="24"/>
-              </w:rPr>
-              <w:t>DataFrame sin la columna obligatoria ResultadoOferta.</w:t>
+            <w:proofErr w:type="spellStart"/>
+            <w:r>
+              <w:rPr>
+                <w:rFonts w:ascii="Arial" w:hAnsi="Arial"/>
+                <w:color w:val="auto"/>
+                <w:sz w:val="24"/>
+                <w:szCs w:val="24"/>
+              </w:rPr>
+              <w:t>DataFrame</w:t>
+            </w:r>
+            <w:proofErr w:type="spellEnd"/>
+            <w:r>
+              <w:rPr>
+                <w:rFonts w:ascii="Arial" w:hAnsi="Arial"/>
+                <w:color w:val="auto"/>
+                <w:sz w:val="24"/>
+                <w:szCs w:val="24"/>
+              </w:rPr>
+              <w:t xml:space="preserve"> sin la columna obligatoria </w:t>
+            </w:r>
+            <w:proofErr w:type="spellStart"/>
+            <w:r>
+              <w:rPr>
+                <w:rFonts w:ascii="Arial" w:hAnsi="Arial"/>
+                <w:color w:val="auto"/>
+                <w:sz w:val="24"/>
+                <w:szCs w:val="24"/>
+              </w:rPr>
+              <w:t>ResultadoOferta</w:t>
+            </w:r>
+            <w:proofErr w:type="spellEnd"/>
+            <w:r>
+              <w:rPr>
+                <w:rFonts w:ascii="Arial" w:hAnsi="Arial"/>
+                <w:color w:val="auto"/>
+                <w:sz w:val="24"/>
+                <w:szCs w:val="24"/>
+              </w:rPr>
+              <w:t>.</w:t>
             </w:r>
           </w:p>
         </w:tc>
@@ -7818,7 +10191,27 @@
                 <w:sz w:val="24"/>
                 <w:szCs w:val="24"/>
               </w:rPr>
-              <w:t>Captura controlada de excepción KeyError.</w:t>
+              <w:t xml:space="preserve">Captura controlada de excepción </w:t>
+            </w:r>
+            <w:proofErr w:type="spellStart"/>
+            <w:r>
+              <w:rPr>
+                <w:rFonts w:ascii="Arial" w:hAnsi="Arial"/>
+                <w:color w:val="auto"/>
+                <w:sz w:val="24"/>
+                <w:szCs w:val="24"/>
+              </w:rPr>
+              <w:t>KeyError</w:t>
+            </w:r>
+            <w:proofErr w:type="spellEnd"/>
+            <w:r>
+              <w:rPr>
+                <w:rFonts w:ascii="Arial" w:hAnsi="Arial"/>
+                <w:color w:val="auto"/>
+                <w:sz w:val="24"/>
+                <w:szCs w:val="24"/>
+              </w:rPr>
+              <w:t>.</w:t>
             </w:r>
           </w:p>
         </w:tc>
@@ -7845,7 +10238,27 @@
                 <w:sz w:val="24"/>
                 <w:szCs w:val="24"/>
               </w:rPr>
-              <w:t>OK (KeyError capturado)</w:t>
+              <w:t>OK (</w:t>
+            </w:r>
+            <w:proofErr w:type="spellStart"/>
+            <w:r>
+              <w:rPr>
+                <w:rFonts w:ascii="Arial" w:hAnsi="Arial"/>
+                <w:color w:val="auto"/>
+                <w:sz w:val="24"/>
+                <w:szCs w:val="24"/>
+              </w:rPr>
+              <w:t>KeyError</w:t>
+            </w:r>
+            <w:proofErr w:type="spellEnd"/>
+            <w:r>
+              <w:rPr>
+                <w:rFonts w:ascii="Arial" w:hAnsi="Arial"/>
+                <w:color w:val="auto"/>
+                <w:sz w:val="24"/>
+                <w:szCs w:val="24"/>
+              </w:rPr>
+              <w:t xml:space="preserve"> capturado)</w:t>
             </w:r>
           </w:p>
         </w:tc>
@@ -7894,14 +10307,25 @@
                 <w:szCs w:val="24"/>
               </w:rPr>
             </w:pPr>
-            <w:r>
-              <w:rPr>
-                <w:rFonts w:ascii="Arial" w:hAnsi="Arial"/>
-                <w:color w:val="auto"/>
-                <w:sz w:val="24"/>
-                <w:szCs w:val="24"/>
-              </w:rPr>
-              <w:t>DataFrame vacío (0 registros).</w:t>
+            <w:proofErr w:type="spellStart"/>
+            <w:r>
+              <w:rPr>
+                <w:rFonts w:ascii="Arial" w:hAnsi="Arial"/>
+                <w:color w:val="auto"/>
+                <w:sz w:val="24"/>
+                <w:szCs w:val="24"/>
+              </w:rPr>
+              <w:t>DataFrame</w:t>
+            </w:r>
+            <w:proofErr w:type="spellEnd"/>
+            <w:r>
+              <w:rPr>
+                <w:rFonts w:ascii="Arial" w:hAnsi="Arial"/>
+                <w:color w:val="auto"/>
+                <w:sz w:val="24"/>
+                <w:szCs w:val="24"/>
+              </w:rPr>
+              <w:t xml:space="preserve"> vacío (0 registros).</w:t>
             </w:r>
           </w:p>
         </w:tc>
@@ -7928,7 +10352,27 @@
                 <w:sz w:val="24"/>
                 <w:szCs w:val="24"/>
               </w:rPr>
-              <w:t>Captura controlada de excepción ValueError.</w:t>
+              <w:t xml:space="preserve">Captura controlada de excepción </w:t>
+            </w:r>
+            <w:proofErr w:type="spellStart"/>
+            <w:r>
+              <w:rPr>
+                <w:rFonts w:ascii="Arial" w:hAnsi="Arial"/>
+                <w:color w:val="auto"/>
+                <w:sz w:val="24"/>
+                <w:szCs w:val="24"/>
+              </w:rPr>
+              <w:t>ValueError</w:t>
+            </w:r>
+            <w:proofErr w:type="spellEnd"/>
+            <w:r>
+              <w:rPr>
+                <w:rFonts w:ascii="Arial" w:hAnsi="Arial"/>
+                <w:color w:val="auto"/>
+                <w:sz w:val="24"/>
+                <w:szCs w:val="24"/>
+              </w:rPr>
+              <w:t>.</w:t>
             </w:r>
           </w:p>
         </w:tc>
@@ -7955,7 +10399,27 @@
                 <w:sz w:val="24"/>
                 <w:szCs w:val="24"/>
               </w:rPr>
-              <w:t>OK (ValueError capturado)</w:t>
+              <w:t>OK (</w:t>
+            </w:r>
+            <w:proofErr w:type="spellStart"/>
+            <w:r>
+              <w:rPr>
+                <w:rFonts w:ascii="Arial" w:hAnsi="Arial"/>
+                <w:color w:val="auto"/>
+                <w:sz w:val="24"/>
+                <w:szCs w:val="24"/>
+              </w:rPr>
+              <w:t>ValueError</w:t>
+            </w:r>
+            <w:proofErr w:type="spellEnd"/>
+            <w:r>
+              <w:rPr>
+                <w:rFonts w:ascii="Arial" w:hAnsi="Arial"/>
+                <w:color w:val="auto"/>
+                <w:sz w:val="24"/>
+                <w:szCs w:val="24"/>
+              </w:rPr>
+              <w:t xml:space="preserve"> capturado)</w:t>
             </w:r>
           </w:p>
         </w:tc>
@@ -7983,15 +10447,95 @@
           <w:szCs w:val="24"/>
         </w:rPr>
       </w:pPr>
-      <w:bookmarkStart w:id="13" w:name="_Toc240405102"/>
-      <w:r>
-        <w:rPr>
-          <w:rFonts w:ascii="Arial" w:hAnsi="Arial" w:cs="Arial"/>
-          <w:color w:val="auto"/>
-          <w:sz w:val="24"/>
-          <w:szCs w:val="24"/>
-        </w:rPr>
-        <w:t>V. Resultados preliminares de la preparación de datos (F1 y F2)</w:t>
+      <w:bookmarkStart w:id="13" w:name="_Toc240406543"/>
+      <w:r>
+        <w:rPr>
+          <w:rFonts w:ascii="Arial" w:hAnsi="Arial" w:cs="Arial"/>
+          <w:color w:val="auto"/>
+          <w:sz w:val="24"/>
+          <w:szCs w:val="24"/>
+        </w:rPr>
+        <w:t xml:space="preserve">V. </w:t>
+      </w:r>
+      <w:proofErr w:type="spellStart"/>
+      <w:r>
+        <w:rPr>
+          <w:rFonts w:ascii="Arial" w:hAnsi="Arial" w:cs="Arial"/>
+          <w:color w:val="auto"/>
+          <w:sz w:val="24"/>
+          <w:szCs w:val="24"/>
+        </w:rPr>
+        <w:t>Resultados</w:t>
+      </w:r>
+      <w:proofErr w:type="spellEnd"/>
+      <w:r>
+        <w:rPr>
+          <w:rFonts w:ascii="Arial" w:hAnsi="Arial" w:cs="Arial"/>
+          <w:color w:val="auto"/>
+          <w:sz w:val="24"/>
+          <w:szCs w:val="24"/>
+        </w:rPr>
+        <w:t xml:space="preserve"> </w:t>
+      </w:r>
+      <w:proofErr w:type="spellStart"/>
+      <w:r>
+        <w:rPr>
+          <w:rFonts w:ascii="Arial" w:hAnsi="Arial" w:cs="Arial"/>
+          <w:color w:val="auto"/>
+          <w:sz w:val="24"/>
+          <w:szCs w:val="24"/>
+        </w:rPr>
+        <w:t>preliminares</w:t>
+      </w:r>
+      <w:proofErr w:type="spellEnd"/>
+      <w:r>
+        <w:rPr>
+          <w:rFonts w:ascii="Arial" w:hAnsi="Arial" w:cs="Arial"/>
+          <w:color w:val="auto"/>
+          <w:sz w:val="24"/>
+          <w:szCs w:val="24"/>
+        </w:rPr>
+        <w:t xml:space="preserve"> de la </w:t>
+      </w:r>
+      <w:proofErr w:type="spellStart"/>
+      <w:r>
+        <w:rPr>
+          <w:rFonts w:ascii="Arial" w:hAnsi="Arial" w:cs="Arial"/>
+          <w:color w:val="auto"/>
+          <w:sz w:val="24"/>
+          <w:szCs w:val="24"/>
+        </w:rPr>
+        <w:t>preparación</w:t>
+      </w:r>
+      <w:proofErr w:type="spellEnd"/>
+      <w:r>
+        <w:rPr>
+          <w:rFonts w:ascii="Arial" w:hAnsi="Arial" w:cs="Arial"/>
+          <w:color w:val="auto"/>
+          <w:sz w:val="24"/>
+          <w:szCs w:val="24"/>
+        </w:rPr>
+        <w:t xml:space="preserve"> de </w:t>
+      </w:r>
+      <w:proofErr w:type="spellStart"/>
+      <w:r>
+        <w:rPr>
+          <w:rFonts w:ascii="Arial" w:hAnsi="Arial" w:cs="Arial"/>
+          <w:color w:val="auto"/>
+          <w:sz w:val="24"/>
+          <w:szCs w:val="24"/>
+        </w:rPr>
+        <w:t>datos</w:t>
+      </w:r>
+      <w:proofErr w:type="spellEnd"/>
+      <w:r>
+        <w:rPr>
+          <w:rFonts w:ascii="Arial" w:hAnsi="Arial" w:cs="Arial"/>
+          <w:color w:val="auto"/>
+          <w:sz w:val="24"/>
+          <w:szCs w:val="24"/>
+        </w:rPr>
+        <w:t xml:space="preserve"> (F1 y F2)</w:t>
       </w:r>
       <w:bookmarkEnd w:id="13"/>
     </w:p>
@@ -8018,7 +10562,15 @@
         </w:rPr>
       </w:pPr>
       <w:r>
-        <w:t>Tras ejecutar el pipeline sobre el conjunto completo de licitaciones del sector Salud, se obtuvieron resultados descriptivos que permiten comprobar la preparación del dataset y orientar los análisis de las fases posteriores.</w:t>
+        <w:t xml:space="preserve">Tras ejecutar el pipeline sobre el conjunto completo de licitaciones del sector Salud, se obtuvieron resultados descriptivos que permiten comprobar la preparación del </w:t>
+      </w:r>
+      <w:proofErr w:type="spellStart"/>
+      <w:r>
+        <w:t>dataset</w:t>
+      </w:r>
+      <w:proofErr w:type="spellEnd"/>
+      <w:r>
+        <w:t xml:space="preserve"> y orientar los análisis de las fases posteriores.</w:t>
       </w:r>
     </w:p>
     <w:p>
@@ -8042,16 +10594,97 @@
           <w:szCs w:val="24"/>
         </w:rPr>
       </w:pPr>
-      <w:bookmarkStart w:id="14" w:name="_Toc240405103"/>
-      <w:r>
-        <w:rPr>
-          <w:rFonts w:ascii="Arial" w:hAnsi="Arial" w:cs="Arial"/>
-          <w:color w:val="auto"/>
-          <w:szCs w:val="24"/>
-        </w:rPr>
-        <w:t>Tasa de adjudicación según tamaño de proveedor</w:t>
+      <w:bookmarkStart w:id="14" w:name="_Toc240406544"/>
+      <w:proofErr w:type="spellStart"/>
+      <w:r>
+        <w:rPr>
+          <w:rFonts w:ascii="Arial" w:hAnsi="Arial"/>
+          <w:sz w:val="22"/>
+        </w:rPr>
+        <w:t>Proporción</w:t>
+      </w:r>
+      <w:proofErr w:type="spellEnd"/>
+      <w:r>
+        <w:rPr>
+          <w:rFonts w:ascii="Arial" w:hAnsi="Arial"/>
+          <w:sz w:val="22"/>
+        </w:rPr>
+        <w:t xml:space="preserve"> de </w:t>
+      </w:r>
+      <w:proofErr w:type="spellStart"/>
+      <w:r>
+        <w:rPr>
+          <w:rFonts w:ascii="Arial" w:hAnsi="Arial"/>
+          <w:sz w:val="22"/>
+        </w:rPr>
+        <w:t>ofertas</w:t>
+      </w:r>
+      <w:proofErr w:type="spellEnd"/>
+      <w:r>
+        <w:rPr>
+          <w:rFonts w:ascii="Arial" w:hAnsi="Arial"/>
+          <w:sz w:val="22"/>
+        </w:rPr>
+        <w:t xml:space="preserve"> </w:t>
+      </w:r>
+      <w:proofErr w:type="spellStart"/>
+      <w:r>
+        <w:rPr>
+          <w:rFonts w:ascii="Arial" w:hAnsi="Arial"/>
+          <w:sz w:val="22"/>
+        </w:rPr>
+        <w:t>ganadoras</w:t>
+      </w:r>
+      <w:proofErr w:type="spellEnd"/>
+      <w:r>
+        <w:rPr>
+          <w:rFonts w:ascii="Arial" w:hAnsi="Arial"/>
+          <w:sz w:val="22"/>
+        </w:rPr>
+        <w:t xml:space="preserve"> </w:t>
+      </w:r>
+      <w:proofErr w:type="spellStart"/>
+      <w:r>
+        <w:rPr>
+          <w:rFonts w:ascii="Arial" w:hAnsi="Arial"/>
+          <w:sz w:val="22"/>
+        </w:rPr>
+        <w:t>según</w:t>
+      </w:r>
+      <w:proofErr w:type="spellEnd"/>
+      <w:r>
+        <w:rPr>
+          <w:rFonts w:ascii="Arial" w:hAnsi="Arial"/>
+          <w:sz w:val="22"/>
+        </w:rPr>
+        <w:t xml:space="preserve"> </w:t>
+      </w:r>
+      <w:proofErr w:type="spellStart"/>
+      <w:r>
+        <w:rPr>
+          <w:rFonts w:ascii="Arial" w:hAnsi="Arial"/>
+          <w:sz w:val="22"/>
+        </w:rPr>
+        <w:t>tamaño</w:t>
+      </w:r>
+      <w:proofErr w:type="spellEnd"/>
+      <w:r>
+        <w:rPr>
+          <w:rFonts w:ascii="Arial" w:hAnsi="Arial"/>
+          <w:sz w:val="22"/>
+        </w:rPr>
+        <w:t xml:space="preserve"> de </w:t>
+      </w:r>
+      <w:proofErr w:type="spellStart"/>
+      <w:r>
+        <w:rPr>
+          <w:rFonts w:ascii="Arial" w:hAnsi="Arial"/>
+          <w:sz w:val="22"/>
+        </w:rPr>
+        <w:t>proveedor</w:t>
       </w:r>
       <w:bookmarkEnd w:id="14"/>
+      <w:proofErr w:type="spellEnd"/>
     </w:p>
     <w:p>
       <w:pPr>
@@ -8064,7 +10697,10 @@
         </w:rPr>
       </w:pPr>
       <w:r>
-        <w:t>Al restringir el análisis a licitaciones adjudicadas (44.025 ofertas), se observan diferencias descriptivas en la proporción de ofertas ganadoras según el tamaño del proveedor:</w:t>
+        <w:rPr>
+          <w:rFonts w:ascii="Arial" w:hAnsi="Arial"/>
+        </w:rPr>
+        <w:t>Al restringir el análisis a procesos adjudicados (44.025 ofertas), se observan diferencias descriptivas entre los tamaños de proveedor:</w:t>
       </w:r>
     </w:p>
     <w:p>
@@ -8104,24 +10740,12 @@
             <w:shd w:val="clear" w:color="auto" w:fill="1F497D" w:themeFill="text2"/>
           </w:tcPr>
           <w:p>
-            <w:pPr>
-              <w:spacing w:after="40"/>
-              <w:jc w:val="both"/>
-              <w:rPr>
-                <w:rFonts w:ascii="Arial" w:hAnsi="Arial"/>
-                <w:color w:val="auto"/>
-                <w:sz w:val="24"/>
-                <w:szCs w:val="24"/>
-              </w:rPr>
-            </w:pPr>
-            <w:r>
-              <w:rPr>
-                <w:rFonts w:ascii="Arial" w:hAnsi="Arial"/>
-                <w:color w:val="auto"/>
-                <w:sz w:val="24"/>
-                <w:szCs w:val="24"/>
-              </w:rPr>
-              <w:t>Tamaño del Proveedor</w:t>
+            <w:r>
+              <w:rPr>
+                <w:rFonts w:ascii="Arial" w:hAnsi="Arial"/>
+                <w:sz w:val="20"/>
+              </w:rPr>
+              <w:t>Tamaño del proveedor</w:t>
             </w:r>
           </w:p>
         </w:tc>
@@ -8132,24 +10756,14 @@
           </w:tcPr>
           <w:p>
             <w:pPr>
-              <w:spacing w:after="40"/>
-              <w:jc w:val="both"/>
               <w:cnfStyle w:val="100000000000" w:firstRow="1" w:lastRow="0" w:firstColumn="0" w:lastColumn="0" w:oddVBand="0" w:evenVBand="0" w:oddHBand="0" w:evenHBand="0" w:firstRowFirstColumn="0" w:firstRowLastColumn="0" w:lastRowFirstColumn="0" w:lastRowLastColumn="0"/>
-              <w:rPr>
-                <w:rFonts w:ascii="Arial" w:hAnsi="Arial"/>
-                <w:color w:val="auto"/>
-                <w:sz w:val="24"/>
-                <w:szCs w:val="24"/>
-              </w:rPr>
-            </w:pPr>
-            <w:r>
-              <w:rPr>
-                <w:rFonts w:ascii="Arial" w:hAnsi="Arial"/>
-                <w:color w:val="auto"/>
-                <w:sz w:val="24"/>
-                <w:szCs w:val="24"/>
-              </w:rPr>
-              <w:t>Ofertas Ganadoras</w:t>
+            </w:pPr>
+            <w:r>
+              <w:rPr>
+                <w:rFonts w:ascii="Arial" w:hAnsi="Arial"/>
+                <w:sz w:val="20"/>
+              </w:rPr>
+              <w:t>Ofertas ganadoras</w:t>
             </w:r>
           </w:p>
         </w:tc>
@@ -8160,24 +10774,14 @@
           </w:tcPr>
           <w:p>
             <w:pPr>
-              <w:spacing w:after="40"/>
-              <w:jc w:val="both"/>
               <w:cnfStyle w:val="100000000000" w:firstRow="1" w:lastRow="0" w:firstColumn="0" w:lastColumn="0" w:oddVBand="0" w:evenVBand="0" w:oddHBand="0" w:evenHBand="0" w:firstRowFirstColumn="0" w:firstRowLastColumn="0" w:lastRowFirstColumn="0" w:lastRowLastColumn="0"/>
-              <w:rPr>
-                <w:rFonts w:ascii="Arial" w:hAnsi="Arial"/>
-                <w:color w:val="auto"/>
-                <w:sz w:val="24"/>
-                <w:szCs w:val="24"/>
-              </w:rPr>
-            </w:pPr>
-            <w:r>
-              <w:rPr>
-                <w:rFonts w:ascii="Arial" w:hAnsi="Arial"/>
-                <w:color w:val="auto"/>
-                <w:sz w:val="24"/>
-                <w:szCs w:val="24"/>
-              </w:rPr>
-              <w:t>Ofertas Perdedoras</w:t>
+            </w:pPr>
+            <w:r>
+              <w:rPr>
+                <w:rFonts w:ascii="Arial" w:hAnsi="Arial"/>
+                <w:sz w:val="20"/>
+              </w:rPr>
+              <w:t>Ofertas perdedoras</w:t>
             </w:r>
           </w:p>
         </w:tc>
@@ -8188,24 +10792,23 @@
           </w:tcPr>
           <w:p>
             <w:pPr>
-              <w:spacing w:after="40"/>
-              <w:jc w:val="both"/>
               <w:cnfStyle w:val="100000000000" w:firstRow="1" w:lastRow="0" w:firstColumn="0" w:lastColumn="0" w:oddVBand="0" w:evenVBand="0" w:oddHBand="0" w:evenHBand="0" w:firstRowFirstColumn="0" w:firstRowLastColumn="0" w:lastRowFirstColumn="0" w:lastRowLastColumn="0"/>
-              <w:rPr>
-                <w:rFonts w:ascii="Arial" w:hAnsi="Arial"/>
-                <w:color w:val="auto"/>
-                <w:sz w:val="24"/>
-                <w:szCs w:val="24"/>
-              </w:rPr>
-            </w:pPr>
-            <w:r>
-              <w:rPr>
-                <w:rFonts w:ascii="Arial" w:hAnsi="Arial"/>
-                <w:color w:val="auto"/>
-                <w:sz w:val="24"/>
-                <w:szCs w:val="24"/>
-              </w:rPr>
-              <w:t>Total Ofertas</w:t>
+            </w:pPr>
+            <w:proofErr w:type="gramStart"/>
+            <w:r>
+              <w:rPr>
+                <w:rFonts w:ascii="Arial" w:hAnsi="Arial"/>
+                <w:sz w:val="20"/>
+              </w:rPr>
+              <w:t>Total</w:t>
+            </w:r>
+            <w:proofErr w:type="gramEnd"/>
+            <w:r>
+              <w:rPr>
+                <w:rFonts w:ascii="Arial" w:hAnsi="Arial"/>
+                <w:sz w:val="20"/>
+              </w:rPr>
+              <w:t xml:space="preserve"> de ofertas</w:t>
             </w:r>
           </w:p>
         </w:tc>
@@ -8216,24 +10819,14 @@
           </w:tcPr>
           <w:p>
             <w:pPr>
-              <w:spacing w:after="40"/>
-              <w:jc w:val="both"/>
               <w:cnfStyle w:val="100000000000" w:firstRow="1" w:lastRow="0" w:firstColumn="0" w:lastColumn="0" w:oddVBand="0" w:evenVBand="0" w:oddHBand="0" w:evenHBand="0" w:firstRowFirstColumn="0" w:firstRowLastColumn="0" w:lastRowFirstColumn="0" w:lastRowLastColumn="0"/>
-              <w:rPr>
-                <w:rFonts w:ascii="Arial" w:hAnsi="Arial"/>
-                <w:color w:val="auto"/>
-                <w:sz w:val="24"/>
-                <w:szCs w:val="24"/>
-              </w:rPr>
-            </w:pPr>
-            <w:r>
-              <w:rPr>
-                <w:rFonts w:ascii="Arial" w:hAnsi="Arial"/>
-                <w:color w:val="auto"/>
-                <w:sz w:val="24"/>
-                <w:szCs w:val="24"/>
-              </w:rPr>
-              <w:t>% Ganadoras</w:t>
+            </w:pPr>
+            <w:r>
+              <w:rPr>
+                <w:rFonts w:ascii="Arial" w:hAnsi="Arial"/>
+                <w:sz w:val="20"/>
+              </w:rPr>
+              <w:t>% de ofertas ganadoras dentro del tamaño</w:t>
             </w:r>
           </w:p>
         </w:tc>
@@ -8529,6 +11122,7 @@
                 <w:szCs w:val="24"/>
               </w:rPr>
             </w:pPr>
+            <w:proofErr w:type="spellStart"/>
             <w:r>
               <w:rPr>
                 <w:rFonts w:ascii="Arial" w:hAnsi="Arial"/>
@@ -8538,6 +11132,7 @@
               </w:rPr>
               <w:t>NoClasificado</w:t>
             </w:r>
+            <w:proofErr w:type="spellEnd"/>
           </w:p>
         </w:tc>
         <w:tc>
@@ -8930,24 +11525,12 @@
             <w:tcW w:w="2448" w:type="dxa"/>
           </w:tcPr>
           <w:p>
-            <w:pPr>
-              <w:spacing w:after="40"/>
-              <w:jc w:val="both"/>
-              <w:rPr>
-                <w:rFonts w:ascii="Arial" w:hAnsi="Arial"/>
-                <w:color w:val="auto"/>
-                <w:sz w:val="24"/>
-                <w:szCs w:val="24"/>
-              </w:rPr>
-            </w:pPr>
-            <w:r>
-              <w:rPr>
-                <w:rFonts w:ascii="Arial" w:hAnsi="Arial"/>
-                <w:color w:val="auto"/>
-                <w:sz w:val="24"/>
-                <w:szCs w:val="24"/>
-              </w:rPr>
-              <w:t>Total Adjudicadas</w:t>
+            <w:r>
+              <w:rPr>
+                <w:rFonts w:ascii="Arial" w:hAnsi="Arial"/>
+                <w:sz w:val="20"/>
+              </w:rPr>
+              <w:t>Total (procesos adjudicados)</w:t>
             </w:r>
           </w:p>
         </w:tc>
@@ -9071,6 +11654,22 @@
           <w:szCs w:val="24"/>
         </w:rPr>
       </w:pPr>
+      <w:r>
+        <w:rPr>
+          <w:rFonts w:ascii="Arial" w:hAnsi="Arial"/>
+          <w:i/>
+          <w:sz w:val="20"/>
+        </w:rPr>
+        <w:t xml:space="preserve">Nota. </w:t>
+      </w:r>
+      <w:r>
+        <w:rPr>
+          <w:rFonts w:ascii="Arial" w:hAnsi="Arial"/>
+          <w:i/>
+          <w:sz w:val="20"/>
+        </w:rPr>
+        <w:t>Cada porcentaje se calcula de manera independiente dentro de cada categoría de tamaño del proveedor. En consecuencia, estos valores no representan partes de una misma distribución y su suma no corresponde al 100 %.</w:t>
+      </w:r>
     </w:p>
     <w:p>
       <w:pPr>
@@ -9083,6 +11682,7 @@
         </w:rPr>
       </w:pPr>
       <w:r>
+        <w:lastRenderedPageBreak/>
         <w:t>Las empresas de tamaño Grande presentan una proporción de ofertas ganadoras de 66,78 %, superior en 14,83 puntos porcentuales a las Microempresas (51,95 %) y en 14,46 puntos porcentuales a las Pequeñas empresas (52,32 %). Estas diferencias describen los registros del período y no establecen causalidad. Su interpretación se profundizará en las fases posteriores.</w:t>
       </w:r>
     </w:p>
@@ -9096,16 +11696,108 @@
           <w:szCs w:val="24"/>
         </w:rPr>
       </w:pPr>
-      <w:bookmarkStart w:id="15" w:name="_Toc240405104"/>
-      <w:r>
-        <w:rPr>
-          <w:rFonts w:ascii="Arial" w:hAnsi="Arial" w:cs="Arial"/>
-          <w:color w:val="auto"/>
-          <w:szCs w:val="24"/>
-        </w:rPr>
-        <w:t>Distribución por tipo de licitación y plazos administrativos</w:t>
+      <w:bookmarkStart w:id="15" w:name="_Toc240406545"/>
+      <w:proofErr w:type="spellStart"/>
+      <w:r>
+        <w:rPr>
+          <w:rFonts w:ascii="Arial" w:hAnsi="Arial" w:cs="Arial"/>
+          <w:color w:val="auto"/>
+          <w:szCs w:val="24"/>
+        </w:rPr>
+        <w:t>Distribución</w:t>
+      </w:r>
+      <w:proofErr w:type="spellEnd"/>
+      <w:r>
+        <w:rPr>
+          <w:rFonts w:ascii="Arial" w:hAnsi="Arial" w:cs="Arial"/>
+          <w:color w:val="auto"/>
+          <w:szCs w:val="24"/>
+        </w:rPr>
+        <w:t xml:space="preserve"> </w:t>
+      </w:r>
+      <w:proofErr w:type="spellStart"/>
+      <w:r>
+        <w:rPr>
+          <w:rFonts w:ascii="Arial" w:hAnsi="Arial" w:cs="Arial"/>
+          <w:color w:val="auto"/>
+          <w:szCs w:val="24"/>
+        </w:rPr>
+        <w:t>por</w:t>
+      </w:r>
+      <w:proofErr w:type="spellEnd"/>
+      <w:r>
+        <w:rPr>
+          <w:rFonts w:ascii="Arial" w:hAnsi="Arial" w:cs="Arial"/>
+          <w:color w:val="auto"/>
+          <w:szCs w:val="24"/>
+        </w:rPr>
+        <w:t xml:space="preserve"> </w:t>
+      </w:r>
+      <w:proofErr w:type="spellStart"/>
+      <w:r>
+        <w:rPr>
+          <w:rFonts w:ascii="Arial" w:hAnsi="Arial" w:cs="Arial"/>
+          <w:color w:val="auto"/>
+          <w:szCs w:val="24"/>
+        </w:rPr>
+        <w:t>tipo</w:t>
+      </w:r>
+      <w:proofErr w:type="spellEnd"/>
+      <w:r>
+        <w:rPr>
+          <w:rFonts w:ascii="Arial" w:hAnsi="Arial" w:cs="Arial"/>
+          <w:color w:val="auto"/>
+          <w:szCs w:val="24"/>
+        </w:rPr>
+        <w:t xml:space="preserve"> de </w:t>
+      </w:r>
+      <w:proofErr w:type="spellStart"/>
+      <w:r>
+        <w:rPr>
+          <w:rFonts w:ascii="Arial" w:hAnsi="Arial" w:cs="Arial"/>
+          <w:color w:val="auto"/>
+          <w:szCs w:val="24"/>
+        </w:rPr>
+        <w:t>licitación</w:t>
+      </w:r>
+      <w:proofErr w:type="spellEnd"/>
+      <w:r>
+        <w:rPr>
+          <w:rFonts w:ascii="Arial" w:hAnsi="Arial" w:cs="Arial"/>
+          <w:color w:val="auto"/>
+          <w:szCs w:val="24"/>
+        </w:rPr>
+        <w:t xml:space="preserve"> y </w:t>
+      </w:r>
+      <w:proofErr w:type="spellStart"/>
+      <w:r>
+        <w:rPr>
+          <w:rFonts w:ascii="Arial" w:hAnsi="Arial" w:cs="Arial"/>
+          <w:color w:val="auto"/>
+          <w:szCs w:val="24"/>
+        </w:rPr>
+        <w:t>plazos</w:t>
+      </w:r>
+      <w:proofErr w:type="spellEnd"/>
+      <w:r>
+        <w:rPr>
+          <w:rFonts w:ascii="Arial" w:hAnsi="Arial" w:cs="Arial"/>
+          <w:color w:val="auto"/>
+          <w:szCs w:val="24"/>
+        </w:rPr>
+        <w:t xml:space="preserve"> </w:t>
+      </w:r>
+      <w:proofErr w:type="spellStart"/>
+      <w:r>
+        <w:rPr>
+          <w:rFonts w:ascii="Arial" w:hAnsi="Arial" w:cs="Arial"/>
+          <w:color w:val="auto"/>
+          <w:szCs w:val="24"/>
+        </w:rPr>
+        <w:t>administrativos</w:t>
       </w:r>
       <w:bookmarkEnd w:id="15"/>
+      <w:proofErr w:type="spellEnd"/>
     </w:p>
     <w:p>
       <w:pPr>
@@ -9175,7 +11867,7 @@
           <w:szCs w:val="24"/>
         </w:rPr>
       </w:pPr>
-      <w:bookmarkStart w:id="16" w:name="_Toc240405105"/>
+      <w:bookmarkStart w:id="16" w:name="_Toc240406546"/>
       <w:r>
         <w:rPr>
           <w:rFonts w:ascii="Arial" w:hAnsi="Arial" w:cs="Arial"/>
@@ -9206,7 +11898,7 @@
           <w:szCs w:val="24"/>
         </w:rPr>
       </w:pPr>
-      <w:bookmarkStart w:id="17" w:name="_Toc240405106"/>
+      <w:bookmarkStart w:id="17" w:name="_Toc240406547"/>
       <w:r>
         <w:rPr>
           <w:rFonts w:ascii="Arial" w:hAnsi="Arial" w:cs="Arial"/>
@@ -9269,6 +11961,7 @@
           <w:sz w:val="24"/>
           <w:szCs w:val="24"/>
         </w:rPr>
+        <w:lastRenderedPageBreak/>
         <w:drawing>
           <wp:inline distT="0" distB="0" distL="0" distR="0" wp14:anchorId="0869EFEF" wp14:editId="5D874346">
             <wp:extent cx="6309360" cy="2696210"/>
@@ -9439,7 +12132,7 @@
           <w:lang w:val="es-CL"/>
         </w:rPr>
       </w:pPr>
-      <w:bookmarkStart w:id="18" w:name="_Toc240405107"/>
+      <w:bookmarkStart w:id="18" w:name="_Toc240406548"/>
       <w:r>
         <w:rPr>
           <w:rFonts w:ascii="Arial" w:hAnsi="Arial" w:cs="Arial"/>
@@ -9448,6 +12141,7 @@
           <w:szCs w:val="24"/>
           <w:lang w:val="es-CL"/>
         </w:rPr>
+        <w:lastRenderedPageBreak/>
         <w:t>Evidencia del Notebook F2_Preprocesamiento.ipynb</w:t>
       </w:r>
       <w:bookmarkEnd w:id="18"/>
@@ -9472,7 +12166,23 @@
         </w:rPr>
       </w:pPr>
       <w:r>
-        <w:t>El notebook F2/F2_Preprocesamiento.ipynb implementa el flujo técnico correspondiente a la Fase 2, incluyendo exploración inicial, diagnóstico de calidad, limpieza, tratamiento de valores nulos, transformación de variables, generación de atributos derivados y validación del dataset resultante. Cada etapa se encuentra documentada mediante celdas narrativas y resultados verificables, manteniendo trazabilidad con las funciones implementadas en src/proyecto.py y con el conjunto de datos procesado generado en data/processed/. Su ejecución fue verificada bajo Python 3.12, registrándose 10 celdas ejecutadas y 0 errores, de acuerdo con evidencias/F2_ejecucion.json.</w:t>
+        <w:t xml:space="preserve">El notebook F2/F2_Preprocesamiento.ipynb implementa el flujo técnico correspondiente a la Fase 2, incluyendo exploración inicial, diagnóstico de calidad, limpieza, tratamiento de valores nulos, transformación de variables, generación de atributos derivados y validación del </w:t>
+      </w:r>
+      <w:proofErr w:type="spellStart"/>
+      <w:r>
+        <w:t>dataset</w:t>
+      </w:r>
+      <w:proofErr w:type="spellEnd"/>
+      <w:r>
+        <w:t xml:space="preserve"> resultante. Cada etapa se encuentra documentada mediante celdas narrativas y resultados verificables, manteniendo trazabilidad con las funciones implementadas en src/proyecto.py y con el conjunto de datos procesado generado en data/</w:t>
+      </w:r>
+      <w:proofErr w:type="spellStart"/>
+      <w:r>
+        <w:t>processed</w:t>
+      </w:r>
+      <w:proofErr w:type="spellEnd"/>
+      <w:r>
+        <w:t>/. Su ejecución fue verificada bajo Python 3.12, registrándose 10 celdas ejecutadas y 0 errores, de acuerdo con evidencias/F2_ejecucion.json.</w:t>
       </w:r>
     </w:p>
     <w:p>
@@ -9594,6 +12304,7 @@
           <w:sz w:val="24"/>
           <w:szCs w:val="24"/>
         </w:rPr>
+        <w:lastRenderedPageBreak/>
         <w:drawing>
           <wp:inline distT="0" distB="0" distL="0" distR="0" wp14:anchorId="4B98867A" wp14:editId="5FB4A300">
             <wp:extent cx="6309360" cy="2735580"/>
@@ -9750,6 +12461,7 @@
           <w:sz w:val="24"/>
           <w:szCs w:val="24"/>
         </w:rPr>
+        <w:lastRenderedPageBreak/>
         <w:drawing>
           <wp:inline distT="0" distB="0" distL="0" distR="0" wp14:anchorId="1227C221" wp14:editId="1C5F40E6">
             <wp:extent cx="6309360" cy="3020695"/>
@@ -9802,6 +12514,7 @@
           <w:sz w:val="24"/>
           <w:szCs w:val="24"/>
         </w:rPr>
+        <w:lastRenderedPageBreak/>
         <w:drawing>
           <wp:inline distT="0" distB="0" distL="0" distR="0" wp14:anchorId="74D7C827" wp14:editId="4C299B76">
             <wp:extent cx="6309360" cy="5414010"/>
@@ -9940,11 +12653,41 @@
           <w:szCs w:val="24"/>
         </w:rPr>
       </w:pPr>
-      <w:bookmarkStart w:id="19" w:name="_Toc240405108"/>
-      <w:r>
-        <w:t>VII. Vinculación del mapa conceptual con el avance del proyecto</w:t>
+      <w:bookmarkStart w:id="19" w:name="_Toc240406549"/>
+      <w:r>
+        <w:lastRenderedPageBreak/>
+        <w:t xml:space="preserve">VII. </w:t>
+      </w:r>
+      <w:proofErr w:type="spellStart"/>
+      <w:r>
+        <w:t>Vinculación</w:t>
+      </w:r>
+      <w:proofErr w:type="spellEnd"/>
+      <w:r>
+        <w:t xml:space="preserve"> del </w:t>
+      </w:r>
+      <w:proofErr w:type="spellStart"/>
+      <w:r>
+        <w:t>mapa</w:t>
+      </w:r>
+      <w:proofErr w:type="spellEnd"/>
+      <w:r>
+        <w:t xml:space="preserve"> conceptual con el </w:t>
+      </w:r>
+      <w:proofErr w:type="spellStart"/>
+      <w:r>
+        <w:t>avance</w:t>
+      </w:r>
+      <w:proofErr w:type="spellEnd"/>
+      <w:r>
+        <w:t xml:space="preserve"> del </w:t>
+      </w:r>
+      <w:proofErr w:type="spellStart"/>
+      <w:r>
+        <w:t>proyecto</w:t>
       </w:r>
       <w:bookmarkEnd w:id="19"/>
+      <w:proofErr w:type="spellEnd"/>
     </w:p>
     <w:p>
       <w:pPr>
@@ -9984,7 +12727,27 @@
           <w:sz w:val="24"/>
           <w:szCs w:val="24"/>
         </w:rPr>
-        <w:t>. A partir del problema y del conjunto de datos se definieron tres componentes principales: el entorno reproducible, el uso de Jupyter Notebook y el trabajo colaborativo mediante Git y GitHub. Estos componentes orientaron la estructura del repositorio, la documentación del proceso y la coordinación de los cambios realizados por el equipo. En esta entrega se implementaron las actividades correspondientes a F1 y F2, mientras que el análisis, las visualizaciones y las conclusiones generales continuarán en F3 y F4.</w:t>
+        <w:t xml:space="preserve">. A partir del problema y del conjunto de datos se definieron tres componentes principales: el entorno reproducible, el uso de </w:t>
+      </w:r>
+      <w:proofErr w:type="spellStart"/>
+      <w:r>
+        <w:rPr>
+          <w:rFonts w:ascii="Arial" w:hAnsi="Arial"/>
+          <w:color w:val="auto"/>
+          <w:sz w:val="24"/>
+          <w:szCs w:val="24"/>
+        </w:rPr>
+        <w:t>Jupyter</w:t>
+      </w:r>
+      <w:proofErr w:type="spellEnd"/>
+      <w:r>
+        <w:rPr>
+          <w:rFonts w:ascii="Arial" w:hAnsi="Arial"/>
+          <w:color w:val="auto"/>
+          <w:sz w:val="24"/>
+          <w:szCs w:val="24"/>
+        </w:rPr>
+        <w:t xml:space="preserve"> Notebook y el trabajo colaborativo mediante Git y GitHub. Estos componentes orientaron la estructura del repositorio, la documentación del proceso y la coordinación de los cambios realizados por el equipo. En esta entrega se implementaron las actividades correspondientes a F1 y F2, mientras que el análisis, las visualizaciones y las conclusiones generales continuarán en F3 y F4.</w:t>
       </w:r>
     </w:p>
     <w:p>
@@ -10137,6 +12900,7 @@
           <w:sz w:val="24"/>
           <w:szCs w:val="24"/>
         </w:rPr>
+        <w:lastRenderedPageBreak/>
         <w:t>Nota</w:t>
       </w:r>
       <w:r>
@@ -10146,7 +12910,147 @@
           <w:sz w:val="24"/>
           <w:szCs w:val="24"/>
         </w:rPr>
-        <w:t>. Elaboración propia. La versión editable se encuentra en docs/mcdi500_s1_grupo5.drawio y la versión final en docs/mcdi500_s1_grupo5.pdf.</w:t>
+        <w:t xml:space="preserve">. </w:t>
+      </w:r>
+      <w:proofErr w:type="spellStart"/>
+      <w:r>
+        <w:rPr>
+          <w:rFonts w:ascii="Arial" w:hAnsi="Arial" w:cs="Arial"/>
+          <w:color w:val="auto"/>
+          <w:sz w:val="24"/>
+          <w:szCs w:val="24"/>
+        </w:rPr>
+        <w:t>Elaboración</w:t>
+      </w:r>
+      <w:proofErr w:type="spellEnd"/>
+      <w:r>
+        <w:rPr>
+          <w:rFonts w:ascii="Arial" w:hAnsi="Arial" w:cs="Arial"/>
+          <w:color w:val="auto"/>
+          <w:sz w:val="24"/>
+          <w:szCs w:val="24"/>
+        </w:rPr>
+        <w:t xml:space="preserve"> </w:t>
+      </w:r>
+      <w:proofErr w:type="spellStart"/>
+      <w:r>
+        <w:rPr>
+          <w:rFonts w:ascii="Arial" w:hAnsi="Arial" w:cs="Arial"/>
+          <w:color w:val="auto"/>
+          <w:sz w:val="24"/>
+          <w:szCs w:val="24"/>
+        </w:rPr>
+        <w:t>propia</w:t>
+      </w:r>
+      <w:proofErr w:type="spellEnd"/>
+      <w:r>
+        <w:rPr>
+          <w:rFonts w:ascii="Arial" w:hAnsi="Arial" w:cs="Arial"/>
+          <w:color w:val="auto"/>
+          <w:sz w:val="24"/>
+          <w:szCs w:val="24"/>
+        </w:rPr>
+        <w:t xml:space="preserve">. La </w:t>
+      </w:r>
+      <w:proofErr w:type="spellStart"/>
+      <w:r>
+        <w:rPr>
+          <w:rFonts w:ascii="Arial" w:hAnsi="Arial" w:cs="Arial"/>
+          <w:color w:val="auto"/>
+          <w:sz w:val="24"/>
+          <w:szCs w:val="24"/>
+        </w:rPr>
+        <w:t>versión</w:t>
+      </w:r>
+      <w:proofErr w:type="spellEnd"/>
+      <w:r>
+        <w:rPr>
+          <w:rFonts w:ascii="Arial" w:hAnsi="Arial" w:cs="Arial"/>
+          <w:color w:val="auto"/>
+          <w:sz w:val="24"/>
+          <w:szCs w:val="24"/>
+        </w:rPr>
+        <w:t xml:space="preserve"> editable se </w:t>
+      </w:r>
+      <w:proofErr w:type="spellStart"/>
+      <w:r>
+        <w:rPr>
+          <w:rFonts w:ascii="Arial" w:hAnsi="Arial" w:cs="Arial"/>
+          <w:color w:val="auto"/>
+          <w:sz w:val="24"/>
+          <w:szCs w:val="24"/>
+        </w:rPr>
+        <w:t>encuentra</w:t>
+      </w:r>
+      <w:proofErr w:type="spellEnd"/>
+      <w:r>
+        <w:rPr>
+          <w:rFonts w:ascii="Arial" w:hAnsi="Arial" w:cs="Arial"/>
+          <w:color w:val="auto"/>
+          <w:sz w:val="24"/>
+          <w:szCs w:val="24"/>
+        </w:rPr>
+        <w:t xml:space="preserve"> </w:t>
+      </w:r>
+      <w:proofErr w:type="spellStart"/>
+      <w:r>
+        <w:rPr>
+          <w:rFonts w:ascii="Arial" w:hAnsi="Arial" w:cs="Arial"/>
+          <w:color w:val="auto"/>
+          <w:sz w:val="24"/>
+          <w:szCs w:val="24"/>
+        </w:rPr>
+        <w:t>en</w:t>
+      </w:r>
+      <w:proofErr w:type="spellEnd"/>
+      <w:r>
+        <w:rPr>
+          <w:rFonts w:ascii="Arial" w:hAnsi="Arial" w:cs="Arial"/>
+          <w:color w:val="auto"/>
+          <w:sz w:val="24"/>
+          <w:szCs w:val="24"/>
+        </w:rPr>
+        <w:t xml:space="preserve"> docs/mcdi500_s1_grupo5.drawio y la </w:t>
+      </w:r>
+      <w:proofErr w:type="spellStart"/>
+      <w:r>
+        <w:rPr>
+          <w:rFonts w:ascii="Arial" w:hAnsi="Arial" w:cs="Arial"/>
+          <w:color w:val="auto"/>
+          <w:sz w:val="24"/>
+          <w:szCs w:val="24"/>
+        </w:rPr>
+        <w:t>versión</w:t>
+      </w:r>
+      <w:proofErr w:type="spellEnd"/>
+      <w:r>
+        <w:rPr>
+          <w:rFonts w:ascii="Arial" w:hAnsi="Arial" w:cs="Arial"/>
+          <w:color w:val="auto"/>
+          <w:sz w:val="24"/>
+          <w:szCs w:val="24"/>
+        </w:rPr>
+        <w:t xml:space="preserve"> final </w:t>
+      </w:r>
+      <w:proofErr w:type="spellStart"/>
+      <w:r>
+        <w:rPr>
+          <w:rFonts w:ascii="Arial" w:hAnsi="Arial" w:cs="Arial"/>
+          <w:color w:val="auto"/>
+          <w:sz w:val="24"/>
+          <w:szCs w:val="24"/>
+        </w:rPr>
+        <w:t>en</w:t>
+      </w:r>
+      <w:proofErr w:type="spellEnd"/>
+      <w:r>
+        <w:rPr>
+          <w:rFonts w:ascii="Arial" w:hAnsi="Arial" w:cs="Arial"/>
+          <w:color w:val="auto"/>
+          <w:sz w:val="24"/>
+          <w:szCs w:val="24"/>
+        </w:rPr>
+        <w:t xml:space="preserve"> docs/mcdi500_s1_grupo5.pdf.</w:t>
       </w:r>
     </w:p>
     <w:p>
@@ -10162,6 +13066,7 @@
           <w:szCs w:val="24"/>
         </w:rPr>
       </w:pPr>
+      <w:proofErr w:type="spellStart"/>
       <w:r>
         <w:rPr>
           <w:rFonts w:ascii="Arial" w:hAnsi="Arial" w:cs="Arial"/>
@@ -10171,7 +13076,19 @@
           <w:sz w:val="24"/>
           <w:szCs w:val="24"/>
         </w:rPr>
-        <w:t>Tabla 6</w:t>
+        <w:t>Tabla</w:t>
+      </w:r>
+      <w:proofErr w:type="spellEnd"/>
+      <w:r>
+        <w:rPr>
+          <w:rFonts w:ascii="Arial" w:hAnsi="Arial" w:cs="Arial"/>
+          <w:b/>
+          <w:bCs/>
+          <w:color w:val="auto"/>
+          <w:sz w:val="24"/>
+          <w:szCs w:val="24"/>
+        </w:rPr>
+        <w:t xml:space="preserve"> 6</w:t>
       </w:r>
     </w:p>
     <w:p>
@@ -10507,6 +13424,7 @@
                 <w:lang w:val="es-CL"/>
               </w:rPr>
             </w:pPr>
+            <w:proofErr w:type="spellStart"/>
             <w:r>
               <w:rPr>
                 <w:rFonts w:ascii="Arial" w:hAnsi="Arial"/>
@@ -10515,7 +13433,18 @@
                 <w:szCs w:val="24"/>
                 <w:lang w:val="es-CL"/>
               </w:rPr>
-              <w:t>Jupyter Notebook</w:t>
+              <w:t>Jupyter</w:t>
+            </w:r>
+            <w:proofErr w:type="spellEnd"/>
+            <w:r>
+              <w:rPr>
+                <w:rFonts w:ascii="Arial" w:hAnsi="Arial"/>
+                <w:color w:val="auto"/>
+                <w:sz w:val="24"/>
+                <w:szCs w:val="24"/>
+                <w:lang w:val="es-CL"/>
+              </w:rPr>
+              <w:t xml:space="preserve"> Notebook</w:t>
             </w:r>
           </w:p>
         </w:tc>
@@ -10751,7 +13680,51 @@
                 <w:szCs w:val="24"/>
                 <w:lang w:val="es-CL"/>
               </w:rPr>
-              <w:t>data/, src/, docs/ y evidencias/</w:t>
+              <w:t xml:space="preserve">data/, </w:t>
+            </w:r>
+            <w:proofErr w:type="spellStart"/>
+            <w:r>
+              <w:rPr>
+                <w:rFonts w:ascii="Arial" w:hAnsi="Arial"/>
+                <w:color w:val="auto"/>
+                <w:sz w:val="24"/>
+                <w:szCs w:val="24"/>
+                <w:lang w:val="es-CL"/>
+              </w:rPr>
+              <w:t>src</w:t>
+            </w:r>
+            <w:proofErr w:type="spellEnd"/>
+            <w:r>
+              <w:rPr>
+                <w:rFonts w:ascii="Arial" w:hAnsi="Arial"/>
+                <w:color w:val="auto"/>
+                <w:sz w:val="24"/>
+                <w:szCs w:val="24"/>
+                <w:lang w:val="es-CL"/>
+              </w:rPr>
+              <w:t xml:space="preserve">/, </w:t>
+            </w:r>
+            <w:proofErr w:type="spellStart"/>
+            <w:r>
+              <w:rPr>
+                <w:rFonts w:ascii="Arial" w:hAnsi="Arial"/>
+                <w:color w:val="auto"/>
+                <w:sz w:val="24"/>
+                <w:szCs w:val="24"/>
+                <w:lang w:val="es-CL"/>
+              </w:rPr>
+              <w:t>docs</w:t>
+            </w:r>
+            <w:proofErr w:type="spellEnd"/>
+            <w:r>
+              <w:rPr>
+                <w:rFonts w:ascii="Arial" w:hAnsi="Arial"/>
+                <w:color w:val="auto"/>
+                <w:sz w:val="24"/>
+                <w:szCs w:val="24"/>
+                <w:lang w:val="es-CL"/>
+              </w:rPr>
+              <w:t>/ y evidencias/</w:t>
             </w:r>
           </w:p>
         </w:tc>
@@ -10840,7 +13813,29 @@
                 <w:szCs w:val="24"/>
                 <w:lang w:val="es-CL"/>
               </w:rPr>
-              <w:t>Celdas Markdown, README e informe</w:t>
+              <w:t xml:space="preserve">Celdas </w:t>
+            </w:r>
+            <w:proofErr w:type="spellStart"/>
+            <w:r>
+              <w:rPr>
+                <w:rFonts w:ascii="Arial" w:hAnsi="Arial"/>
+                <w:color w:val="auto"/>
+                <w:sz w:val="24"/>
+                <w:szCs w:val="24"/>
+                <w:lang w:val="es-CL"/>
+              </w:rPr>
+              <w:t>Markdown</w:t>
+            </w:r>
+            <w:proofErr w:type="spellEnd"/>
+            <w:r>
+              <w:rPr>
+                <w:rFonts w:ascii="Arial" w:hAnsi="Arial"/>
+                <w:color w:val="auto"/>
+                <w:sz w:val="24"/>
+                <w:szCs w:val="24"/>
+                <w:lang w:val="es-CL"/>
+              </w:rPr>
+              <w:t>, README e informe</w:t>
             </w:r>
           </w:p>
         </w:tc>
@@ -10900,8 +13895,20 @@
                 <w:szCs w:val="24"/>
                 <w:lang w:val="es-CL"/>
               </w:rPr>
-              <w:t>Se definió el flujo rama individual → desarrollo → main</w:t>
-            </w:r>
+              <w:t xml:space="preserve">Se definió el flujo rama individual → desarrollo → </w:t>
+            </w:r>
+            <w:proofErr w:type="spellStart"/>
+            <w:r>
+              <w:rPr>
+                <w:rFonts w:ascii="Arial" w:hAnsi="Arial"/>
+                <w:color w:val="auto"/>
+                <w:sz w:val="24"/>
+                <w:szCs w:val="24"/>
+                <w:lang w:val="es-CL"/>
+              </w:rPr>
+              <w:t>main</w:t>
+            </w:r>
+            <w:proofErr w:type="spellEnd"/>
           </w:p>
         </w:tc>
         <w:tc>
@@ -10929,8 +13936,42 @@
                 <w:szCs w:val="24"/>
                 <w:lang w:val="es-CL"/>
               </w:rPr>
-              <w:t>Políticas de ramas y pull requests</w:t>
-            </w:r>
+              <w:t xml:space="preserve">Políticas de ramas y </w:t>
+            </w:r>
+            <w:proofErr w:type="spellStart"/>
+            <w:r>
+              <w:rPr>
+                <w:rFonts w:ascii="Arial" w:hAnsi="Arial"/>
+                <w:color w:val="auto"/>
+                <w:sz w:val="24"/>
+                <w:szCs w:val="24"/>
+                <w:lang w:val="es-CL"/>
+              </w:rPr>
+              <w:t>pull</w:t>
+            </w:r>
+            <w:proofErr w:type="spellEnd"/>
+            <w:r>
+              <w:rPr>
+                <w:rFonts w:ascii="Arial" w:hAnsi="Arial"/>
+                <w:color w:val="auto"/>
+                <w:sz w:val="24"/>
+                <w:szCs w:val="24"/>
+                <w:lang w:val="es-CL"/>
+              </w:rPr>
+              <w:t xml:space="preserve"> </w:t>
+            </w:r>
+            <w:proofErr w:type="spellStart"/>
+            <w:r>
+              <w:rPr>
+                <w:rFonts w:ascii="Arial" w:hAnsi="Arial"/>
+                <w:color w:val="auto"/>
+                <w:sz w:val="24"/>
+                <w:szCs w:val="24"/>
+                <w:lang w:val="es-CL"/>
+              </w:rPr>
+              <w:t>requests</w:t>
+            </w:r>
+            <w:proofErr w:type="spellEnd"/>
           </w:p>
         </w:tc>
       </w:tr>
@@ -11066,14 +14107,15 @@
           <w:szCs w:val="24"/>
         </w:rPr>
       </w:pPr>
-      <w:bookmarkStart w:id="20" w:name="_Toc240405109"/>
-      <w:r>
-        <w:rPr>
-          <w:rFonts w:ascii="Arial" w:hAnsi="Arial" w:cs="Arial"/>
-          <w:color w:val="auto"/>
-          <w:sz w:val="24"/>
-          <w:szCs w:val="24"/>
-        </w:rPr>
+      <w:bookmarkStart w:id="20" w:name="_Toc240406550"/>
+      <w:r>
+        <w:rPr>
+          <w:rFonts w:ascii="Arial" w:hAnsi="Arial" w:cs="Arial"/>
+          <w:color w:val="auto"/>
+          <w:sz w:val="24"/>
+          <w:szCs w:val="24"/>
+        </w:rPr>
+        <w:lastRenderedPageBreak/>
         <w:t>VII</w:t>
       </w:r>
       <w:r>
@@ -11092,7 +14134,67 @@
           <w:sz w:val="24"/>
           <w:szCs w:val="24"/>
         </w:rPr>
-        <w:t>. Referencias bibliográficas (Normas APA 7.ª edición)</w:t>
+        <w:t xml:space="preserve">. </w:t>
+      </w:r>
+      <w:proofErr w:type="spellStart"/>
+      <w:r>
+        <w:rPr>
+          <w:rFonts w:ascii="Arial" w:hAnsi="Arial" w:cs="Arial"/>
+          <w:color w:val="auto"/>
+          <w:sz w:val="24"/>
+          <w:szCs w:val="24"/>
+        </w:rPr>
+        <w:t>Referencias</w:t>
+      </w:r>
+      <w:proofErr w:type="spellEnd"/>
+      <w:r>
+        <w:rPr>
+          <w:rFonts w:ascii="Arial" w:hAnsi="Arial" w:cs="Arial"/>
+          <w:color w:val="auto"/>
+          <w:sz w:val="24"/>
+          <w:szCs w:val="24"/>
+        </w:rPr>
+        <w:t xml:space="preserve"> </w:t>
+      </w:r>
+      <w:proofErr w:type="spellStart"/>
+      <w:r>
+        <w:rPr>
+          <w:rFonts w:ascii="Arial" w:hAnsi="Arial" w:cs="Arial"/>
+          <w:color w:val="auto"/>
+          <w:sz w:val="24"/>
+          <w:szCs w:val="24"/>
+        </w:rPr>
+        <w:t>bibliográficas</w:t>
+      </w:r>
+      <w:proofErr w:type="spellEnd"/>
+      <w:r>
+        <w:rPr>
+          <w:rFonts w:ascii="Arial" w:hAnsi="Arial" w:cs="Arial"/>
+          <w:color w:val="auto"/>
+          <w:sz w:val="24"/>
+          <w:szCs w:val="24"/>
+        </w:rPr>
+        <w:t xml:space="preserve"> (Normas APA 7.ª </w:t>
+      </w:r>
+      <w:proofErr w:type="spellStart"/>
+      <w:r>
+        <w:rPr>
+          <w:rFonts w:ascii="Arial" w:hAnsi="Arial" w:cs="Arial"/>
+          <w:color w:val="auto"/>
+          <w:sz w:val="24"/>
+          <w:szCs w:val="24"/>
+        </w:rPr>
+        <w:t>edición</w:t>
+      </w:r>
+      <w:proofErr w:type="spellEnd"/>
+      <w:r>
+        <w:rPr>
+          <w:rFonts w:ascii="Arial" w:hAnsi="Arial" w:cs="Arial"/>
+          <w:color w:val="auto"/>
+          <w:sz w:val="24"/>
+          <w:szCs w:val="24"/>
+        </w:rPr>
+        <w:t>)</w:t>
       </w:r>
       <w:bookmarkEnd w:id="20"/>
     </w:p>
@@ -11122,8 +14224,13 @@
           <w:szCs w:val="24"/>
         </w:rPr>
       </w:pPr>
-      <w:r>
-        <w:t xml:space="preserve">ChileCompra. (s. f.-a). </w:t>
+      <w:proofErr w:type="spellStart"/>
+      <w:r>
+        <w:t>ChileCompra</w:t>
+      </w:r>
+      <w:proofErr w:type="spellEnd"/>
+      <w:r>
+        <w:t xml:space="preserve">. (s. f.-a). </w:t>
       </w:r>
       <w:r>
         <w:rPr>
@@ -11147,8 +14254,13 @@
           <w:szCs w:val="24"/>
         </w:rPr>
       </w:pPr>
-      <w:r>
-        <w:t xml:space="preserve">ChileCompra. (s. f.-b). </w:t>
+      <w:proofErr w:type="spellStart"/>
+      <w:r>
+        <w:t>ChileCompra</w:t>
+      </w:r>
+      <w:proofErr w:type="spellEnd"/>
+      <w:r>
+        <w:t xml:space="preserve">. (s. f.-b). </w:t>
       </w:r>
       <w:r>
         <w:rPr>
@@ -11172,8 +14284,13 @@
           <w:szCs w:val="24"/>
         </w:rPr>
       </w:pPr>
-      <w:r>
-        <w:t xml:space="preserve">ChileCompra. (s. f.-c). </w:t>
+      <w:proofErr w:type="spellStart"/>
+      <w:r>
+        <w:t>ChileCompra</w:t>
+      </w:r>
+      <w:proofErr w:type="spellEnd"/>
+      <w:r>
+        <w:t xml:space="preserve">. (s. f.-c). </w:t>
       </w:r>
       <w:r>
         <w:rPr>
@@ -11204,8 +14321,86 @@
         <w:rPr>
           <w:i/>
         </w:rPr>
-        <w:t>Python for data analysis: Data wrangling with pandas, NumPy, and Jupyter</w:t>
-      </w:r>
+        <w:t xml:space="preserve">Python </w:t>
+      </w:r>
+      <w:proofErr w:type="spellStart"/>
+      <w:r>
+        <w:rPr>
+          <w:i/>
+        </w:rPr>
+        <w:t>for</w:t>
+      </w:r>
+      <w:proofErr w:type="spellEnd"/>
+      <w:r>
+        <w:rPr>
+          <w:i/>
+        </w:rPr>
+        <w:t xml:space="preserve"> data </w:t>
+      </w:r>
+      <w:proofErr w:type="spellStart"/>
+      <w:r>
+        <w:rPr>
+          <w:i/>
+        </w:rPr>
+        <w:t>analysis</w:t>
+      </w:r>
+      <w:proofErr w:type="spellEnd"/>
+      <w:r>
+        <w:rPr>
+          <w:i/>
+        </w:rPr>
+        <w:t xml:space="preserve">: Data </w:t>
+      </w:r>
+      <w:proofErr w:type="spellStart"/>
+      <w:r>
+        <w:rPr>
+          <w:i/>
+        </w:rPr>
+        <w:t>wrangling</w:t>
+      </w:r>
+      <w:proofErr w:type="spellEnd"/>
+      <w:r>
+        <w:rPr>
+          <w:i/>
+        </w:rPr>
+        <w:t xml:space="preserve"> </w:t>
+      </w:r>
+      <w:proofErr w:type="spellStart"/>
+      <w:r>
+        <w:rPr>
+          <w:i/>
+        </w:rPr>
+        <w:t>with</w:t>
+      </w:r>
+      <w:proofErr w:type="spellEnd"/>
+      <w:r>
+        <w:rPr>
+          <w:i/>
+        </w:rPr>
+        <w:t xml:space="preserve"> pandas, </w:t>
+      </w:r>
+      <w:proofErr w:type="spellStart"/>
+      <w:r>
+        <w:rPr>
+          <w:i/>
+        </w:rPr>
+        <w:t>NumPy</w:t>
+      </w:r>
+      <w:proofErr w:type="spellEnd"/>
+      <w:r>
+        <w:rPr>
+          <w:i/>
+        </w:rPr>
+        <w:t xml:space="preserve">, and </w:t>
+      </w:r>
+      <w:proofErr w:type="spellStart"/>
+      <w:r>
+        <w:rPr>
+          <w:i/>
+        </w:rPr>
+        <w:t>Jupyter</w:t>
+      </w:r>
+      <w:proofErr w:type="spellEnd"/>
       <w:r>
         <w:t xml:space="preserve"> (3.ª ed.). O'Reilly Media.</w:t>
       </w:r>
@@ -11222,15 +14417,72 @@
           <w:szCs w:val="24"/>
         </w:rPr>
       </w:pPr>
-      <w:r>
-        <w:t xml:space="preserve">NumPy Developers. (s. f.). </w:t>
-      </w:r>
+      <w:proofErr w:type="spellStart"/>
+      <w:r>
+        <w:t>NumPy</w:t>
+      </w:r>
+      <w:proofErr w:type="spellEnd"/>
+      <w:r>
+        <w:t xml:space="preserve"> </w:t>
+      </w:r>
+      <w:proofErr w:type="spellStart"/>
+      <w:r>
+        <w:t>Developers</w:t>
+      </w:r>
+      <w:proofErr w:type="spellEnd"/>
+      <w:r>
+        <w:t xml:space="preserve">. (s. f.). </w:t>
+      </w:r>
+      <w:proofErr w:type="spellStart"/>
       <w:r>
         <w:rPr>
           <w:i/>
         </w:rPr>
-        <w:t>NumPy user guide and reference documentation</w:t>
-      </w:r>
+        <w:t>NumPy</w:t>
+      </w:r>
+      <w:proofErr w:type="spellEnd"/>
+      <w:r>
+        <w:rPr>
+          <w:i/>
+        </w:rPr>
+        <w:t xml:space="preserve"> </w:t>
+      </w:r>
+      <w:proofErr w:type="spellStart"/>
+      <w:r>
+        <w:rPr>
+          <w:i/>
+        </w:rPr>
+        <w:t>user</w:t>
+      </w:r>
+      <w:proofErr w:type="spellEnd"/>
+      <w:r>
+        <w:rPr>
+          <w:i/>
+        </w:rPr>
+        <w:t xml:space="preserve"> guide and </w:t>
+      </w:r>
+      <w:proofErr w:type="spellStart"/>
+      <w:r>
+        <w:rPr>
+          <w:i/>
+        </w:rPr>
+        <w:t>reference</w:t>
+      </w:r>
+      <w:proofErr w:type="spellEnd"/>
+      <w:r>
+        <w:rPr>
+          <w:i/>
+        </w:rPr>
+        <w:t xml:space="preserve"> </w:t>
+      </w:r>
+      <w:proofErr w:type="spellStart"/>
+      <w:r>
+        <w:rPr>
+          <w:i/>
+        </w:rPr>
+        <w:t>documentation</w:t>
+      </w:r>
+      <w:proofErr w:type="spellEnd"/>
       <w:r>
         <w:t xml:space="preserve"> (Versión 2.3). https://numpy.org/doc/stable/</w:t>
       </w:r>
@@ -11248,13 +14500,85 @@
         </w:rPr>
       </w:pPr>
       <w:r>
-        <w:t xml:space="preserve">Samuel, S., &amp; Mietchen, D. (2024). Computational reproducibility of Jupyter notebooks from biomedical publications. </w:t>
-      </w:r>
+        <w:t xml:space="preserve">Samuel, S., &amp; </w:t>
+      </w:r>
+      <w:proofErr w:type="spellStart"/>
+      <w:r>
+        <w:t>Mietchen</w:t>
+      </w:r>
+      <w:proofErr w:type="spellEnd"/>
+      <w:r>
+        <w:t xml:space="preserve">, D. (2024). </w:t>
+      </w:r>
+      <w:proofErr w:type="spellStart"/>
+      <w:r>
+        <w:t>Computational</w:t>
+      </w:r>
+      <w:proofErr w:type="spellEnd"/>
+      <w:r>
+        <w:t xml:space="preserve"> </w:t>
+      </w:r>
+      <w:proofErr w:type="spellStart"/>
+      <w:r>
+        <w:t>reproducibility</w:t>
+      </w:r>
+      <w:proofErr w:type="spellEnd"/>
+      <w:r>
+        <w:t xml:space="preserve"> </w:t>
+      </w:r>
+      <w:proofErr w:type="spellStart"/>
+      <w:r>
+        <w:t>of</w:t>
+      </w:r>
+      <w:proofErr w:type="spellEnd"/>
+      <w:r>
+        <w:t xml:space="preserve"> </w:t>
+      </w:r>
+      <w:proofErr w:type="spellStart"/>
+      <w:r>
+        <w:t>Jupyter</w:t>
+      </w:r>
+      <w:proofErr w:type="spellEnd"/>
+      <w:r>
+        <w:t xml:space="preserve"> notebooks </w:t>
+      </w:r>
+      <w:proofErr w:type="spellStart"/>
+      <w:r>
+        <w:t>from</w:t>
+      </w:r>
+      <w:proofErr w:type="spellEnd"/>
+      <w:r>
+        <w:t xml:space="preserve"> </w:t>
+      </w:r>
+      <w:proofErr w:type="spellStart"/>
+      <w:r>
+        <w:t>biomedical</w:t>
+      </w:r>
+      <w:proofErr w:type="spellEnd"/>
+      <w:r>
+        <w:t xml:space="preserve"> </w:t>
+      </w:r>
+      <w:proofErr w:type="spellStart"/>
+      <w:r>
+        <w:t>publications</w:t>
+      </w:r>
+      <w:proofErr w:type="spellEnd"/>
+      <w:r>
+        <w:t xml:space="preserve">. </w:t>
+      </w:r>
+      <w:proofErr w:type="spellStart"/>
       <w:r>
         <w:rPr>
           <w:i/>
         </w:rPr>
-        <w:t>GigaScience, 13</w:t>
+        <w:t>GigaScience</w:t>
+      </w:r>
+      <w:proofErr w:type="spellEnd"/>
+      <w:r>
+        <w:rPr>
+          <w:i/>
+        </w:rPr>
+        <w:t>, 13</w:t>
       </w:r>
       <w:r>
         <w:t>, giad113. https://doi.org/10.1093/gigascience/giad113</w:t>
@@ -11273,14 +14597,38 @@
         </w:rPr>
       </w:pPr>
       <w:r>
-        <w:t xml:space="preserve">The pandas development team. (s. f.). </w:t>
+        <w:t xml:space="preserve">The pandas </w:t>
+      </w:r>
+      <w:proofErr w:type="spellStart"/>
+      <w:r>
+        <w:t>development</w:t>
+      </w:r>
+      <w:proofErr w:type="spellEnd"/>
+      <w:r>
+        <w:t xml:space="preserve"> </w:t>
+      </w:r>
+      <w:proofErr w:type="spellStart"/>
+      <w:r>
+        <w:t>team</w:t>
+      </w:r>
+      <w:proofErr w:type="spellEnd"/>
+      <w:r>
+        <w:t xml:space="preserve">. (s. f.). </w:t>
       </w:r>
       <w:r>
         <w:rPr>
           <w:i/>
         </w:rPr>
-        <w:t>pandas documentation</w:t>
-      </w:r>
+        <w:t xml:space="preserve">pandas </w:t>
+      </w:r>
+      <w:proofErr w:type="spellStart"/>
+      <w:r>
+        <w:rPr>
+          <w:i/>
+        </w:rPr>
+        <w:t>documentation</w:t>
+      </w:r>
+      <w:proofErr w:type="spellEnd"/>
       <w:r>
         <w:t xml:space="preserve"> (Versión 3.0). https://pandas.pydata.org/docs/</w:t>
       </w:r>
@@ -11388,11 +14736,33 @@
           <w:szCs w:val="24"/>
         </w:rPr>
       </w:pPr>
-      <w:bookmarkStart w:id="21" w:name="_Toc240405110"/>
-      <w:r>
-        <w:t>IX. Anexos técnicos y trazabilidad</w:t>
+      <w:bookmarkStart w:id="21" w:name="_Toc240406551"/>
+      <w:r>
+        <w:lastRenderedPageBreak/>
+        <w:t xml:space="preserve">IX. </w:t>
+      </w:r>
+      <w:proofErr w:type="spellStart"/>
+      <w:r>
+        <w:t>Anexos</w:t>
+      </w:r>
+      <w:proofErr w:type="spellEnd"/>
+      <w:r>
+        <w:t xml:space="preserve"> </w:t>
+      </w:r>
+      <w:proofErr w:type="spellStart"/>
+      <w:r>
+        <w:t>técnicos</w:t>
+      </w:r>
+      <w:proofErr w:type="spellEnd"/>
+      <w:r>
+        <w:t xml:space="preserve"> y </w:t>
+      </w:r>
+      <w:proofErr w:type="spellStart"/>
+      <w:r>
+        <w:t>trazabilidad</w:t>
       </w:r>
       <w:bookmarkEnd w:id="21"/>
+      <w:proofErr w:type="spellEnd"/>
     </w:p>
     <w:p>
       <w:pPr>
@@ -11405,7 +14775,15 @@
         </w:rPr>
       </w:pPr>
       <w:r>
-        <w:t>A continuación se resumen los artefactos principales del repositorio que respaldan la reproducibilidad de la entrega:</w:t>
+        <w:t xml:space="preserve">A </w:t>
+      </w:r>
+      <w:proofErr w:type="gramStart"/>
+      <w:r>
+        <w:t>continuación</w:t>
+      </w:r>
+      <w:proofErr w:type="gramEnd"/>
+      <w:r>
+        <w:t xml:space="preserve"> se resumen los artefactos principales del repositorio que respaldan la reproducibilidad de la entrega:</w:t>
       </w:r>
     </w:p>
     <w:tbl>
@@ -11488,8 +14866,13 @@
             <w:tcW w:w="2160" w:type="dxa"/>
           </w:tcPr>
           <w:p>
-            <w:r>
-              <w:t>Dataset crudo original</w:t>
+            <w:proofErr w:type="spellStart"/>
+            <w:r>
+              <w:t>Dataset</w:t>
+            </w:r>
+            <w:proofErr w:type="spellEnd"/>
+            <w:r>
+              <w:t xml:space="preserve"> crudo original</w:t>
             </w:r>
           </w:p>
         </w:tc>
@@ -11540,8 +14923,13 @@
             <w:tcW w:w="2160" w:type="dxa"/>
           </w:tcPr>
           <w:p>
-            <w:r>
-              <w:t>Dataset preprocesado F2</w:t>
+            <w:proofErr w:type="spellStart"/>
+            <w:r>
+              <w:t>Dataset</w:t>
+            </w:r>
+            <w:proofErr w:type="spellEnd"/>
+            <w:r>
+              <w:t xml:space="preserve"> preprocesado F2</w:t>
             </w:r>
           </w:p>
         </w:tc>
@@ -11554,7 +14942,15 @@
               <w:cnfStyle w:val="000000000000" w:firstRow="0" w:lastRow="0" w:firstColumn="0" w:lastColumn="0" w:oddVBand="0" w:evenVBand="0" w:oddHBand="0" w:evenHBand="0" w:firstRowFirstColumn="0" w:firstRowLastColumn="0" w:lastRowFirstColumn="0" w:lastRowLastColumn="0"/>
             </w:pPr>
             <w:r>
-              <w:t>data/processed/licitaciones_salud_marzo_2026_procesado.csv</w:t>
+              <w:t>data/</w:t>
+            </w:r>
+            <w:proofErr w:type="spellStart"/>
+            <w:r>
+              <w:t>processed</w:t>
+            </w:r>
+            <w:proofErr w:type="spellEnd"/>
+            <w:r>
+              <w:t>/licitaciones_salud_marzo_2026_procesado.csv</w:t>
             </w:r>
           </w:p>
         </w:tc>
@@ -11592,8 +14988,13 @@
             <w:tcW w:w="2160" w:type="dxa"/>
           </w:tcPr>
           <w:p>
-            <w:r>
-              <w:t>Dataset codificado F2</w:t>
+            <w:proofErr w:type="spellStart"/>
+            <w:r>
+              <w:t>Dataset</w:t>
+            </w:r>
+            <w:proofErr w:type="spellEnd"/>
+            <w:r>
+              <w:t xml:space="preserve"> codificado F2</w:t>
             </w:r>
           </w:p>
         </w:tc>
@@ -11606,7 +15007,15 @@
               <w:cnfStyle w:val="000000000000" w:firstRow="0" w:lastRow="0" w:firstColumn="0" w:lastColumn="0" w:oddVBand="0" w:evenVBand="0" w:oddHBand="0" w:evenHBand="0" w:firstRowFirstColumn="0" w:firstRowLastColumn="0" w:lastRowFirstColumn="0" w:lastRowLastColumn="0"/>
             </w:pPr>
             <w:r>
-              <w:t>data/processed/licitaciones_salud_marzo_2026_codificado.csv</w:t>
+              <w:t>data/</w:t>
+            </w:r>
+            <w:proofErr w:type="spellStart"/>
+            <w:r>
+              <w:t>processed</w:t>
+            </w:r>
+            <w:proofErr w:type="spellEnd"/>
+            <w:r>
+              <w:t>/licitaciones_salud_marzo_2026_codificado.csv</w:t>
             </w:r>
           </w:p>
         </w:tc>
@@ -11671,7 +15080,7 @@
               <w:cnfStyle w:val="000000000000" w:firstRow="0" w:lastRow="0" w:firstColumn="0" w:lastColumn="0" w:oddVBand="0" w:evenVBand="0" w:oddHBand="0" w:evenHBand="0" w:firstRowFirstColumn="0" w:firstRowLastColumn="0" w:lastRowFirstColumn="0" w:lastRowLastColumn="0"/>
             </w:pPr>
             <w:r>
-              <w:t>26,4 KB</w:t>
+              <w:t>26,6 KB</w:t>
             </w:r>
           </w:p>
         </w:tc>
@@ -11723,7 +15132,7 @@
               <w:cnfStyle w:val="000000000000" w:firstRow="0" w:lastRow="0" w:firstColumn="0" w:lastColumn="0" w:oddVBand="0" w:evenVBand="0" w:oddHBand="0" w:evenHBand="0" w:firstRowFirstColumn="0" w:firstRowLastColumn="0" w:lastRowFirstColumn="0" w:lastRowLastColumn="0"/>
             </w:pPr>
             <w:r>
-              <w:t>83,1 KB</w:t>
+              <w:t>85,3 KB</w:t>
             </w:r>
           </w:p>
         </w:tc>
@@ -11840,7 +15249,15 @@
               <w:cnfStyle w:val="000000000000" w:firstRow="0" w:lastRow="0" w:firstColumn="0" w:lastColumn="0" w:oddVBand="0" w:evenVBand="0" w:oddHBand="0" w:evenHBand="0" w:firstRowFirstColumn="0" w:firstRowLastColumn="0" w:lastRowFirstColumn="0" w:lastRowLastColumn="0"/>
             </w:pPr>
             <w:r>
-              <w:t>4 celdas ejecutadas, 0 errores, kernel Python 3.12.</w:t>
+              <w:t xml:space="preserve">4 celdas ejecutadas, 0 errores, </w:t>
+            </w:r>
+            <w:proofErr w:type="spellStart"/>
+            <w:r>
+              <w:t>kernel</w:t>
+            </w:r>
+            <w:proofErr w:type="spellEnd"/>
+            <w:r>
+              <w:t xml:space="preserve"> Python 3.12.</w:t>
             </w:r>
           </w:p>
         </w:tc>
@@ -11892,7 +15309,15 @@
               <w:cnfStyle w:val="000000000000" w:firstRow="0" w:lastRow="0" w:firstColumn="0" w:lastColumn="0" w:oddVBand="0" w:evenVBand="0" w:oddHBand="0" w:evenHBand="0" w:firstRowFirstColumn="0" w:firstRowLastColumn="0" w:lastRowFirstColumn="0" w:lastRowLastColumn="0"/>
             </w:pPr>
             <w:r>
-              <w:t>10 celdas ejecutadas, 0 errores, kernel Python 3.12.</w:t>
+              <w:t xml:space="preserve">10 celdas ejecutadas, 0 errores, </w:t>
+            </w:r>
+            <w:proofErr w:type="spellStart"/>
+            <w:r>
+              <w:t>kernel</w:t>
+            </w:r>
+            <w:proofErr w:type="spellEnd"/>
+            <w:r>
+              <w:t xml:space="preserve"> Python 3.12.</w:t>
             </w:r>
           </w:p>
         </w:tc>
@@ -13820,7 +17245,6 @@
   <w:style w:type="character" w:default="1" w:styleId="Fuentedeprrafopredeter">
     <w:name w:val="Default Paragraph Font"/>
     <w:uiPriority w:val="1"/>
-    <w:semiHidden/>
     <w:unhideWhenUsed/>
   </w:style>
   <w:style w:type="table" w:default="1" w:styleId="Tablanormal">
@@ -14480,10 +17904,6 @@
 </file>
 
 <file path=customXml/item1.xml><?xml version="1.0" encoding="utf-8"?>
-<b:Sources xmlns:b="http://schemas.openxmlformats.org/officeDocument/2006/bibliography" xmlns="http://schemas.openxmlformats.org/officeDocument/2006/bibliography" SelectedStyle="\APASixthEditionOfficeOnline.xsl" StyleName="APA" Version="6"/>
-</file>
-
-<file path=customXml/item2.xml><?xml version="1.0" encoding="utf-8"?>
 <p:properties xmlns:p="http://schemas.microsoft.com/office/2006/metadata/properties" xmlns:xsi="http://www.w3.org/2001/XMLSchema-instance" xmlns:pc="http://schemas.microsoft.com/office/infopath/2007/PartnerControls">
   <documentManagement>
     <_ApprovalAssignedTo xmlns="0a2fff00-f002-44e7-b50c-b90cb65110b9">
@@ -14512,7 +17932,20 @@
 </p:properties>
 </file>
 
+<file path=customXml/item2.xml><?xml version="1.0" encoding="utf-8"?>
+<b:Sources xmlns:b="http://schemas.openxmlformats.org/officeDocument/2006/bibliography" xmlns="http://schemas.openxmlformats.org/officeDocument/2006/bibliography" SelectedStyle="\APASixthEditionOfficeOnline.xsl" StyleName="APA" Version="6"/>
+</file>
+
 <file path=customXml/item3.xml><?xml version="1.0" encoding="utf-8"?>
+<?mso-contentType ?>
+<FormTemplates xmlns="http://schemas.microsoft.com/sharepoint/v3/contenttype/forms">
+  <Display>DocumentLibraryForm</Display>
+  <Edit>DocumentLibraryForm</Edit>
+  <New>DocumentLibraryForm</New>
+</FormTemplates>
+</file>
+
+<file path=customXml/item4.xml><?xml version="1.0" encoding="utf-8"?>
 <ct:contentTypeSchema xmlns:ct="http://schemas.microsoft.com/office/2006/metadata/contentType" xmlns:ma="http://schemas.microsoft.com/office/2006/metadata/properties/metaAttributes" ct:_="" ma:_="" ma:contentTypeName="Documento" ma:contentTypeID="0x010100E4D0EA28D091FE4192BEFA8519B37564" ma:contentTypeVersion="7" ma:contentTypeDescription="Crear nuevo documento." ma:contentTypeScope="" ma:versionID="8260c90b1ed25191c73397d710d0b300">
   <xsd:schema xmlns:xsd="http://www.w3.org/2001/XMLSchema" xmlns:xs="http://www.w3.org/2001/XMLSchema" xmlns:p="http://schemas.microsoft.com/office/2006/metadata/properties" xmlns:ns2="0a2fff00-f002-44e7-b50c-b90cb65110b9" targetNamespace="http://schemas.microsoft.com/office/2006/metadata/properties" ma:root="true" ma:fieldsID="0fcc4b40ac5a1efab0a1fc825461417d" ns2:_="">
     <xsd:import namespace="0a2fff00-f002-44e7-b50c-b90cb65110b9"/>
@@ -14716,24 +18149,7 @@
 </ct:contentTypeSchema>
 </file>
 
-<file path=customXml/item4.xml><?xml version="1.0" encoding="utf-8"?>
-<?mso-contentType ?>
-<FormTemplates xmlns="http://schemas.microsoft.com/sharepoint/v3/contenttype/forms">
-  <Display>DocumentLibraryForm</Display>
-  <Edit>DocumentLibraryForm</Edit>
-  <New>DocumentLibraryForm</New>
-</FormTemplates>
-</file>
-
 <file path=customXml/itemProps1.xml><?xml version="1.0" encoding="utf-8"?>
-<ds:datastoreItem xmlns:ds="http://schemas.openxmlformats.org/officeDocument/2006/customXml" ds:itemID="{FACB83BB-458E-4CCB-91D7-35CFBA93934D}">
-  <ds:schemaRefs>
-    <ds:schemaRef ds:uri="http://schemas.openxmlformats.org/officeDocument/2006/bibliography"/>
-  </ds:schemaRefs>
-</ds:datastoreItem>
-</file>
-
-<file path=customXml/itemProps2.xml><?xml version="1.0" encoding="utf-8"?>
 <ds:datastoreItem xmlns:ds="http://schemas.openxmlformats.org/officeDocument/2006/customXml" ds:itemID="{662F60C8-4BC5-4139-BE63-6954D22D77BD}">
   <ds:schemaRefs>
     <ds:schemaRef ds:uri="http://schemas.microsoft.com/office/2006/metadata/properties"/>
@@ -14743,7 +18159,23 @@
 </ds:datastoreItem>
 </file>
 
+<file path=customXml/itemProps2.xml><?xml version="1.0" encoding="utf-8"?>
+<ds:datastoreItem xmlns:ds="http://schemas.openxmlformats.org/officeDocument/2006/customXml" ds:itemID="{FACB83BB-458E-4CCB-91D7-35CFBA93934D}">
+  <ds:schemaRefs>
+    <ds:schemaRef ds:uri="http://schemas.openxmlformats.org/officeDocument/2006/bibliography"/>
+  </ds:schemaRefs>
+</ds:datastoreItem>
+</file>
+
 <file path=customXml/itemProps3.xml><?xml version="1.0" encoding="utf-8"?>
+<ds:datastoreItem xmlns:ds="http://schemas.openxmlformats.org/officeDocument/2006/customXml" ds:itemID="{084C26D9-49C9-4ADB-A387-DA6079798921}">
+  <ds:schemaRefs>
+    <ds:schemaRef ds:uri="http://schemas.microsoft.com/sharepoint/v3/contenttype/forms"/>
+  </ds:schemaRefs>
+</ds:datastoreItem>
+</file>
+
+<file path=customXml/itemProps4.xml><?xml version="1.0" encoding="utf-8"?>
 <ds:datastoreItem xmlns:ds="http://schemas.openxmlformats.org/officeDocument/2006/customXml" ds:itemID="{CE4EBACF-5594-46F9-A2CF-C5555F399E1E}">
   <ds:schemaRefs>
     <ds:schemaRef ds:uri="http://schemas.microsoft.com/office/2006/metadata/contentType"/>
@@ -14759,12 +18191,4 @@
     <ds:schemaRef ds:uri="http://schemas.microsoft.com/internal/obd"/>
   </ds:schemaRefs>
 </ds:datastoreItem>
-</file>
-
-<file path=customXml/itemProps4.xml><?xml version="1.0" encoding="utf-8"?>
-<ds:datastoreItem xmlns:ds="http://schemas.openxmlformats.org/officeDocument/2006/customXml" ds:itemID="{084C26D9-49C9-4ADB-A387-DA6079798921}">
-  <ds:schemaRefs>
-    <ds:schemaRef ds:uri="http://schemas.microsoft.com/sharepoint/v3/contenttype/forms"/>
-  </ds:schemaRefs>
-</ds:datastoreItem>
 </file>
--- a/docs/informe_f1_f2_grupo_5.docx
+++ b/docs/informe_f1_f2_grupo_5.docx
@@ -991,6 +991,8 @@
           <w:noProof/>
           <w:color w:val="auto"/>
           <w:kern w:val="2"/>
+          <w:sz w:val="24"/>
+          <w:szCs w:val="24"/>
           <w:lang w:eastAsia="es-CL"/>
           <w14:ligatures w14:val="standardContextual"/>
         </w:rPr>
@@ -1004,7 +1006,7 @@
       <w:r>
         <w:fldChar w:fldCharType="separate"/>
       </w:r>
-      <w:hyperlink w:anchor="_Toc240483532" w:history="1">
+      <w:hyperlink w:anchor="_Toc240485053" w:history="1">
         <w:r>
           <w:rPr>
             <w:rStyle w:val="Hipervnculo"/>
@@ -1031,7 +1033,7 @@
             <w:noProof/>
             <w:webHidden/>
           </w:rPr>
-          <w:instrText xml:space="preserve"> PAGEREF _Toc240483532 \h </w:instrText>
+          <w:instrText xml:space="preserve"> PAGEREF _Toc240485053 \h </w:instrText>
         </w:r>
         <w:r>
           <w:rPr>
@@ -1073,11 +1075,13 @@
           <w:noProof/>
           <w:color w:val="auto"/>
           <w:kern w:val="2"/>
+          <w:sz w:val="24"/>
+          <w:szCs w:val="24"/>
           <w:lang w:eastAsia="es-CL"/>
           <w14:ligatures w14:val="standardContextual"/>
         </w:rPr>
       </w:pPr>
-      <w:hyperlink w:anchor="_Toc240483533" w:history="1">
+      <w:hyperlink w:anchor="_Toc240485054" w:history="1">
         <w:r>
           <w:rPr>
             <w:rStyle w:val="Hipervnculo"/>
@@ -1104,7 +1108,7 @@
             <w:noProof/>
             <w:webHidden/>
           </w:rPr>
-          <w:instrText xml:space="preserve"> PAGEREF _Toc240483533 \h </w:instrText>
+          <w:instrText xml:space="preserve"> PAGEREF _Toc240485054 \h </w:instrText>
         </w:r>
         <w:r>
           <w:rPr>
@@ -1146,11 +1150,13 @@
           <w:noProof/>
           <w:color w:val="auto"/>
           <w:kern w:val="2"/>
+          <w:sz w:val="24"/>
+          <w:szCs w:val="24"/>
           <w:lang w:eastAsia="es-CL"/>
           <w14:ligatures w14:val="standardContextual"/>
         </w:rPr>
       </w:pPr>
-      <w:hyperlink w:anchor="_Toc240483534" w:history="1">
+      <w:hyperlink w:anchor="_Toc240485055" w:history="1">
         <w:r>
           <w:rPr>
             <w:rStyle w:val="Hipervnculo"/>
@@ -1177,7 +1183,7 @@
             <w:noProof/>
             <w:webHidden/>
           </w:rPr>
-          <w:instrText xml:space="preserve"> PAGEREF _Toc240483534 \h </w:instrText>
+          <w:instrText xml:space="preserve"> PAGEREF _Toc240485055 \h </w:instrText>
         </w:r>
         <w:r>
           <w:rPr>
@@ -1219,11 +1225,13 @@
           <w:noProof/>
           <w:color w:val="auto"/>
           <w:kern w:val="2"/>
+          <w:sz w:val="24"/>
+          <w:szCs w:val="24"/>
           <w:lang w:eastAsia="es-CL"/>
           <w14:ligatures w14:val="standardContextual"/>
         </w:rPr>
       </w:pPr>
-      <w:hyperlink w:anchor="_Toc240483535" w:history="1">
+      <w:hyperlink w:anchor="_Toc240485056" w:history="1">
         <w:r>
           <w:rPr>
             <w:rStyle w:val="Hipervnculo"/>
@@ -1251,7 +1259,7 @@
             <w:noProof/>
             <w:webHidden/>
           </w:rPr>
-          <w:instrText xml:space="preserve"> PAGEREF _Toc240483535 \h </w:instrText>
+          <w:instrText xml:space="preserve"> PAGEREF _Toc240485056 \h </w:instrText>
         </w:r>
         <w:r>
           <w:rPr>
@@ -1293,11 +1301,13 @@
           <w:noProof/>
           <w:color w:val="auto"/>
           <w:kern w:val="2"/>
+          <w:sz w:val="24"/>
+          <w:szCs w:val="24"/>
           <w:lang w:eastAsia="es-CL"/>
           <w14:ligatures w14:val="standardContextual"/>
         </w:rPr>
       </w:pPr>
-      <w:hyperlink w:anchor="_Toc240483536" w:history="1">
+      <w:hyperlink w:anchor="_Toc240485057" w:history="1">
         <w:r>
           <w:rPr>
             <w:rStyle w:val="Hipervnculo"/>
@@ -1324,7 +1334,7 @@
             <w:noProof/>
             <w:webHidden/>
           </w:rPr>
-          <w:instrText xml:space="preserve"> PAGEREF _Toc240483536 \h </w:instrText>
+          <w:instrText xml:space="preserve"> PAGEREF _Toc240485057 \h </w:instrText>
         </w:r>
         <w:r>
           <w:rPr>
@@ -1366,11 +1376,13 @@
           <w:noProof/>
           <w:color w:val="auto"/>
           <w:kern w:val="2"/>
+          <w:sz w:val="24"/>
+          <w:szCs w:val="24"/>
           <w:lang w:eastAsia="es-CL"/>
           <w14:ligatures w14:val="standardContextual"/>
         </w:rPr>
       </w:pPr>
-      <w:hyperlink w:anchor="_Toc240483537" w:history="1">
+      <w:hyperlink w:anchor="_Toc240485058" w:history="1">
         <w:r>
           <w:rPr>
             <w:rStyle w:val="Hipervnculo"/>
@@ -1397,7 +1409,7 @@
             <w:noProof/>
             <w:webHidden/>
           </w:rPr>
-          <w:instrText xml:space="preserve"> PAGEREF _Toc240483537 \h </w:instrText>
+          <w:instrText xml:space="preserve"> PAGEREF _Toc240485058 \h </w:instrText>
         </w:r>
         <w:r>
           <w:rPr>
@@ -1417,7 +1429,7 @@
             <w:noProof/>
             <w:webHidden/>
           </w:rPr>
-          <w:t>5</w:t>
+          <w:t>4</w:t>
         </w:r>
         <w:r>
           <w:rPr>
@@ -1439,11 +1451,13 @@
           <w:noProof/>
           <w:color w:val="auto"/>
           <w:kern w:val="2"/>
+          <w:sz w:val="24"/>
+          <w:szCs w:val="24"/>
           <w:lang w:eastAsia="es-CL"/>
           <w14:ligatures w14:val="standardContextual"/>
         </w:rPr>
       </w:pPr>
-      <w:hyperlink w:anchor="_Toc240483538" w:history="1">
+      <w:hyperlink w:anchor="_Toc240485059" w:history="1">
         <w:r>
           <w:rPr>
             <w:rStyle w:val="Hipervnculo"/>
@@ -1470,7 +1484,7 @@
             <w:noProof/>
             <w:webHidden/>
           </w:rPr>
-          <w:instrText xml:space="preserve"> PAGEREF _Toc240483538 \h </w:instrText>
+          <w:instrText xml:space="preserve"> PAGEREF _Toc240485059 \h </w:instrText>
         </w:r>
         <w:r>
           <w:rPr>
@@ -1512,11 +1526,13 @@
           <w:noProof/>
           <w:color w:val="auto"/>
           <w:kern w:val="2"/>
+          <w:sz w:val="24"/>
+          <w:szCs w:val="24"/>
           <w:lang w:eastAsia="es-CL"/>
           <w14:ligatures w14:val="standardContextual"/>
         </w:rPr>
       </w:pPr>
-      <w:hyperlink w:anchor="_Toc240483539" w:history="1">
+      <w:hyperlink w:anchor="_Toc240485060" w:history="1">
         <w:r>
           <w:rPr>
             <w:rStyle w:val="Hipervnculo"/>
@@ -1543,7 +1559,7 @@
             <w:noProof/>
             <w:webHidden/>
           </w:rPr>
-          <w:instrText xml:space="preserve"> PAGEREF _Toc240483539 \h </w:instrText>
+          <w:instrText xml:space="preserve"> PAGEREF _Toc240485060 \h </w:instrText>
         </w:r>
         <w:r>
           <w:rPr>
@@ -1563,7 +1579,7 @@
             <w:noProof/>
             <w:webHidden/>
           </w:rPr>
-          <w:t>6</w:t>
+          <w:t>5</w:t>
         </w:r>
         <w:r>
           <w:rPr>
@@ -1585,11 +1601,13 @@
           <w:noProof/>
           <w:color w:val="auto"/>
           <w:kern w:val="2"/>
+          <w:sz w:val="24"/>
+          <w:szCs w:val="24"/>
           <w:lang w:eastAsia="es-CL"/>
           <w14:ligatures w14:val="standardContextual"/>
         </w:rPr>
       </w:pPr>
-      <w:hyperlink w:anchor="_Toc240483540" w:history="1">
+      <w:hyperlink w:anchor="_Toc240485061" w:history="1">
         <w:r>
           <w:rPr>
             <w:rStyle w:val="Hipervnculo"/>
@@ -1616,7 +1634,7 @@
             <w:noProof/>
             <w:webHidden/>
           </w:rPr>
-          <w:instrText xml:space="preserve"> PAGEREF _Toc240483540 \h </w:instrText>
+          <w:instrText xml:space="preserve"> PAGEREF _Toc240485061 \h </w:instrText>
         </w:r>
         <w:r>
           <w:rPr>
@@ -1658,11 +1676,13 @@
           <w:noProof/>
           <w:color w:val="auto"/>
           <w:kern w:val="2"/>
+          <w:sz w:val="24"/>
+          <w:szCs w:val="24"/>
           <w:lang w:eastAsia="es-CL"/>
           <w14:ligatures w14:val="standardContextual"/>
         </w:rPr>
       </w:pPr>
-      <w:hyperlink w:anchor="_Toc240483541" w:history="1">
+      <w:hyperlink w:anchor="_Toc240485062" w:history="1">
         <w:r>
           <w:rPr>
             <w:rStyle w:val="Hipervnculo"/>
@@ -1689,7 +1709,7 @@
             <w:noProof/>
             <w:webHidden/>
           </w:rPr>
-          <w:instrText xml:space="preserve"> PAGEREF _Toc240483541 \h </w:instrText>
+          <w:instrText xml:space="preserve"> PAGEREF _Toc240485062 \h </w:instrText>
         </w:r>
         <w:r>
           <w:rPr>
@@ -1731,11 +1751,13 @@
           <w:noProof/>
           <w:color w:val="auto"/>
           <w:kern w:val="2"/>
+          <w:sz w:val="24"/>
+          <w:szCs w:val="24"/>
           <w:lang w:eastAsia="es-CL"/>
           <w14:ligatures w14:val="standardContextual"/>
         </w:rPr>
       </w:pPr>
-      <w:hyperlink w:anchor="_Toc240483542" w:history="1">
+      <w:hyperlink w:anchor="_Toc240485063" w:history="1">
         <w:r>
           <w:rPr>
             <w:rStyle w:val="Hipervnculo"/>
@@ -1762,7 +1784,7 @@
             <w:noProof/>
             <w:webHidden/>
           </w:rPr>
-          <w:instrText xml:space="preserve"> PAGEREF _Toc240483542 \h </w:instrText>
+          <w:instrText xml:space="preserve"> PAGEREF _Toc240485063 \h </w:instrText>
         </w:r>
         <w:r>
           <w:rPr>
@@ -1804,11 +1826,13 @@
           <w:noProof/>
           <w:color w:val="auto"/>
           <w:kern w:val="2"/>
+          <w:sz w:val="24"/>
+          <w:szCs w:val="24"/>
           <w:lang w:eastAsia="es-CL"/>
           <w14:ligatures w14:val="standardContextual"/>
         </w:rPr>
       </w:pPr>
-      <w:hyperlink w:anchor="_Toc240483543" w:history="1">
+      <w:hyperlink w:anchor="_Toc240485064" w:history="1">
         <w:r>
           <w:rPr>
             <w:rStyle w:val="Hipervnculo"/>
@@ -1835,7 +1859,7 @@
             <w:noProof/>
             <w:webHidden/>
           </w:rPr>
-          <w:instrText xml:space="preserve"> PAGEREF _Toc240483543 \h </w:instrText>
+          <w:instrText xml:space="preserve"> PAGEREF _Toc240485064 \h </w:instrText>
         </w:r>
         <w:r>
           <w:rPr>
@@ -1855,7 +1879,7 @@
             <w:noProof/>
             <w:webHidden/>
           </w:rPr>
-          <w:t>8</w:t>
+          <w:t>7</w:t>
         </w:r>
         <w:r>
           <w:rPr>
@@ -1877,11 +1901,13 @@
           <w:noProof/>
           <w:color w:val="auto"/>
           <w:kern w:val="2"/>
+          <w:sz w:val="24"/>
+          <w:szCs w:val="24"/>
           <w:lang w:eastAsia="es-CL"/>
           <w14:ligatures w14:val="standardContextual"/>
         </w:rPr>
       </w:pPr>
-      <w:hyperlink w:anchor="_Toc240483544" w:history="1">
+      <w:hyperlink w:anchor="_Toc240485065" w:history="1">
         <w:r>
           <w:rPr>
             <w:rStyle w:val="Hipervnculo"/>
@@ -1908,7 +1934,7 @@
             <w:noProof/>
             <w:webHidden/>
           </w:rPr>
-          <w:instrText xml:space="preserve"> PAGEREF _Toc240483544 \h </w:instrText>
+          <w:instrText xml:space="preserve"> PAGEREF _Toc240485065 \h </w:instrText>
         </w:r>
         <w:r>
           <w:rPr>
@@ -1928,7 +1954,7 @@
             <w:noProof/>
             <w:webHidden/>
           </w:rPr>
-          <w:t>9</w:t>
+          <w:t>8</w:t>
         </w:r>
         <w:r>
           <w:rPr>
@@ -1950,11 +1976,13 @@
           <w:noProof/>
           <w:color w:val="auto"/>
           <w:kern w:val="2"/>
+          <w:sz w:val="24"/>
+          <w:szCs w:val="24"/>
           <w:lang w:eastAsia="es-CL"/>
           <w14:ligatures w14:val="standardContextual"/>
         </w:rPr>
       </w:pPr>
-      <w:hyperlink w:anchor="_Toc240483545" w:history="1">
+      <w:hyperlink w:anchor="_Toc240485066" w:history="1">
         <w:r>
           <w:rPr>
             <w:rStyle w:val="Hipervnculo"/>
@@ -1981,7 +2009,7 @@
             <w:noProof/>
             <w:webHidden/>
           </w:rPr>
-          <w:instrText xml:space="preserve"> PAGEREF _Toc240483545 \h </w:instrText>
+          <w:instrText xml:space="preserve"> PAGEREF _Toc240485066 \h </w:instrText>
         </w:r>
         <w:r>
           <w:rPr>
@@ -2001,7 +2029,7 @@
             <w:noProof/>
             <w:webHidden/>
           </w:rPr>
-          <w:t>10</w:t>
+          <w:t>9</w:t>
         </w:r>
         <w:r>
           <w:rPr>
@@ -2023,11 +2051,13 @@
           <w:noProof/>
           <w:color w:val="auto"/>
           <w:kern w:val="2"/>
+          <w:sz w:val="24"/>
+          <w:szCs w:val="24"/>
           <w:lang w:eastAsia="es-CL"/>
           <w14:ligatures w14:val="standardContextual"/>
         </w:rPr>
       </w:pPr>
-      <w:hyperlink w:anchor="_Toc240483546" w:history="1">
+      <w:hyperlink w:anchor="_Toc240485067" w:history="1">
         <w:r>
           <w:rPr>
             <w:rStyle w:val="Hipervnculo"/>
@@ -2054,7 +2084,7 @@
             <w:noProof/>
             <w:webHidden/>
           </w:rPr>
-          <w:instrText xml:space="preserve"> PAGEREF _Toc240483546 \h </w:instrText>
+          <w:instrText xml:space="preserve"> PAGEREF _Toc240485067 \h </w:instrText>
         </w:r>
         <w:r>
           <w:rPr>
@@ -2074,7 +2104,7 @@
             <w:noProof/>
             <w:webHidden/>
           </w:rPr>
-          <w:t>10</w:t>
+          <w:t>9</w:t>
         </w:r>
         <w:r>
           <w:rPr>
@@ -2096,11 +2126,13 @@
           <w:noProof/>
           <w:color w:val="auto"/>
           <w:kern w:val="2"/>
+          <w:sz w:val="24"/>
+          <w:szCs w:val="24"/>
           <w:lang w:eastAsia="es-CL"/>
           <w14:ligatures w14:val="standardContextual"/>
         </w:rPr>
       </w:pPr>
-      <w:hyperlink w:anchor="_Toc240483547" w:history="1">
+      <w:hyperlink w:anchor="_Toc240485068" w:history="1">
         <w:r>
           <w:rPr>
             <w:rStyle w:val="Hipervnculo"/>
@@ -2127,7 +2159,7 @@
             <w:noProof/>
             <w:webHidden/>
           </w:rPr>
-          <w:instrText xml:space="preserve"> PAGEREF _Toc240483547 \h </w:instrText>
+          <w:instrText xml:space="preserve"> PAGEREF _Toc240485068 \h </w:instrText>
         </w:r>
         <w:r>
           <w:rPr>
@@ -2147,7 +2179,7 @@
             <w:noProof/>
             <w:webHidden/>
           </w:rPr>
-          <w:t>11</w:t>
+          <w:t>9</w:t>
         </w:r>
         <w:r>
           <w:rPr>
@@ -2169,11 +2201,13 @@
           <w:noProof/>
           <w:color w:val="auto"/>
           <w:kern w:val="2"/>
+          <w:sz w:val="24"/>
+          <w:szCs w:val="24"/>
           <w:lang w:eastAsia="es-CL"/>
           <w14:ligatures w14:val="standardContextual"/>
         </w:rPr>
       </w:pPr>
-      <w:hyperlink w:anchor="_Toc240483548" w:history="1">
+      <w:hyperlink w:anchor="_Toc240485069" w:history="1">
         <w:r>
           <w:rPr>
             <w:rStyle w:val="Hipervnculo"/>
@@ -2200,7 +2234,7 @@
             <w:noProof/>
             <w:webHidden/>
           </w:rPr>
-          <w:instrText xml:space="preserve"> PAGEREF _Toc240483548 \h </w:instrText>
+          <w:instrText xml:space="preserve"> PAGEREF _Toc240485069 \h </w:instrText>
         </w:r>
         <w:r>
           <w:rPr>
@@ -2220,7 +2254,7 @@
             <w:noProof/>
             <w:webHidden/>
           </w:rPr>
-          <w:t>11</w:t>
+          <w:t>10</w:t>
         </w:r>
         <w:r>
           <w:rPr>
@@ -2242,11 +2276,13 @@
           <w:noProof/>
           <w:color w:val="auto"/>
           <w:kern w:val="2"/>
+          <w:sz w:val="24"/>
+          <w:szCs w:val="24"/>
           <w:lang w:eastAsia="es-CL"/>
           <w14:ligatures w14:val="standardContextual"/>
         </w:rPr>
       </w:pPr>
-      <w:hyperlink w:anchor="_Toc240483549" w:history="1">
+      <w:hyperlink w:anchor="_Toc240485070" w:history="1">
         <w:r>
           <w:rPr>
             <w:rStyle w:val="Hipervnculo"/>
@@ -2273,7 +2309,7 @@
             <w:noProof/>
             <w:webHidden/>
           </w:rPr>
-          <w:instrText xml:space="preserve"> PAGEREF _Toc240483549 \h </w:instrText>
+          <w:instrText xml:space="preserve"> PAGEREF _Toc240485070 \h </w:instrText>
         </w:r>
         <w:r>
           <w:rPr>
@@ -2293,7 +2329,7 @@
             <w:noProof/>
             <w:webHidden/>
           </w:rPr>
-          <w:t>11</w:t>
+          <w:t>10</w:t>
         </w:r>
         <w:r>
           <w:rPr>
@@ -2315,11 +2351,13 @@
           <w:noProof/>
           <w:color w:val="auto"/>
           <w:kern w:val="2"/>
+          <w:sz w:val="24"/>
+          <w:szCs w:val="24"/>
           <w:lang w:eastAsia="es-CL"/>
           <w14:ligatures w14:val="standardContextual"/>
         </w:rPr>
       </w:pPr>
-      <w:hyperlink w:anchor="_Toc240483550" w:history="1">
+      <w:hyperlink w:anchor="_Toc240485071" w:history="1">
         <w:r>
           <w:rPr>
             <w:rStyle w:val="Hipervnculo"/>
@@ -2346,7 +2384,7 @@
             <w:noProof/>
             <w:webHidden/>
           </w:rPr>
-          <w:instrText xml:space="preserve"> PAGEREF _Toc240483550 \h </w:instrText>
+          <w:instrText xml:space="preserve"> PAGEREF _Toc240485071 \h </w:instrText>
         </w:r>
         <w:r>
           <w:rPr>
@@ -2366,7 +2404,7 @@
             <w:noProof/>
             <w:webHidden/>
           </w:rPr>
-          <w:t>12</w:t>
+          <w:t>11</w:t>
         </w:r>
         <w:r>
           <w:rPr>
@@ -2388,11 +2426,13 @@
           <w:noProof/>
           <w:color w:val="auto"/>
           <w:kern w:val="2"/>
+          <w:sz w:val="24"/>
+          <w:szCs w:val="24"/>
           <w:lang w:eastAsia="es-CL"/>
           <w14:ligatures w14:val="standardContextual"/>
         </w:rPr>
       </w:pPr>
-      <w:hyperlink w:anchor="_Toc240483551" w:history="1">
+      <w:hyperlink w:anchor="_Toc240485072" w:history="1">
         <w:r>
           <w:rPr>
             <w:rStyle w:val="Hipervnculo"/>
@@ -2419,7 +2459,7 @@
             <w:noProof/>
             <w:webHidden/>
           </w:rPr>
-          <w:instrText xml:space="preserve"> PAGEREF _Toc240483551 \h </w:instrText>
+          <w:instrText xml:space="preserve"> PAGEREF _Toc240485072 \h </w:instrText>
         </w:r>
         <w:r>
           <w:rPr>
@@ -2439,7 +2479,7 @@
             <w:noProof/>
             <w:webHidden/>
           </w:rPr>
-          <w:t>16</w:t>
+          <w:t>15</w:t>
         </w:r>
         <w:r>
           <w:rPr>
@@ -2461,11 +2501,13 @@
           <w:noProof/>
           <w:color w:val="auto"/>
           <w:kern w:val="2"/>
+          <w:sz w:val="24"/>
+          <w:szCs w:val="24"/>
           <w:lang w:eastAsia="es-CL"/>
           <w14:ligatures w14:val="standardContextual"/>
         </w:rPr>
       </w:pPr>
-      <w:hyperlink w:anchor="_Toc240483552" w:history="1">
+      <w:hyperlink w:anchor="_Toc240485073" w:history="1">
         <w:r>
           <w:rPr>
             <w:rStyle w:val="Hipervnculo"/>
@@ -2492,7 +2534,7 @@
             <w:noProof/>
             <w:webHidden/>
           </w:rPr>
-          <w:instrText xml:space="preserve"> PAGEREF _Toc240483552 \h </w:instrText>
+          <w:instrText xml:space="preserve"> PAGEREF _Toc240485073 \h </w:instrText>
         </w:r>
         <w:r>
           <w:rPr>
@@ -2512,7 +2554,7 @@
             <w:noProof/>
             <w:webHidden/>
           </w:rPr>
-          <w:t>18</w:t>
+          <w:t>17</w:t>
         </w:r>
         <w:r>
           <w:rPr>
@@ -2534,11 +2576,13 @@
           <w:noProof/>
           <w:color w:val="auto"/>
           <w:kern w:val="2"/>
+          <w:sz w:val="24"/>
+          <w:szCs w:val="24"/>
           <w:lang w:eastAsia="es-CL"/>
           <w14:ligatures w14:val="standardContextual"/>
         </w:rPr>
       </w:pPr>
-      <w:hyperlink w:anchor="_Toc240483553" w:history="1">
+      <w:hyperlink w:anchor="_Toc240485074" w:history="1">
         <w:r>
           <w:rPr>
             <w:rStyle w:val="Hipervnculo"/>
@@ -2565,7 +2609,7 @@
             <w:noProof/>
             <w:webHidden/>
           </w:rPr>
-          <w:instrText xml:space="preserve"> PAGEREF _Toc240483553 \h </w:instrText>
+          <w:instrText xml:space="preserve"> PAGEREF _Toc240485074 \h </w:instrText>
         </w:r>
         <w:r>
           <w:rPr>
@@ -2585,7 +2629,7 @@
             <w:noProof/>
             <w:webHidden/>
           </w:rPr>
-          <w:t>19</w:t>
+          <w:t>18</w:t>
         </w:r>
         <w:r>
           <w:rPr>
@@ -2673,11 +2717,12 @@
           <w:lang w:val="es-CL"/>
         </w:rPr>
       </w:pPr>
-      <w:bookmarkStart w:id="0" w:name="_Toc240483532"/>
+      <w:bookmarkStart w:id="0" w:name="_Toc240485053"/>
       <w:r>
         <w:rPr>
           <w:lang w:val="es-CL"/>
         </w:rPr>
+        <w:lastRenderedPageBreak/>
         <w:t>I. Introducción y contextualización</w:t>
       </w:r>
       <w:bookmarkEnd w:id="0"/>
@@ -2785,7 +2830,7 @@
           <w:lang w:val="es-CL"/>
         </w:rPr>
       </w:pPr>
-      <w:bookmarkStart w:id="1" w:name="_Toc240483533"/>
+      <w:bookmarkStart w:id="1" w:name="_Toc240485054"/>
       <w:r>
         <w:rPr>
           <w:lang w:val="es-CL"/>
@@ -2837,7 +2882,6 @@
         <w:rPr>
           <w:lang w:val="es-CL"/>
         </w:rPr>
-        <w:lastRenderedPageBreak/>
         <w:t>Fase 2 (Implementada): Diagnóstico exploratorio de calidad de datos, desarrollo del pipeline modular de limpieza (exclusión de columnas nulas y neutralización de fechas anómalas año 1900), transformaciones de tipos, validación técnica automatizada y exportación del dataset preprocesado a data/processed/.</w:t>
       </w:r>
     </w:p>
@@ -2888,11 +2932,12 @@
           <w:lang w:val="es-CL"/>
         </w:rPr>
       </w:pPr>
-      <w:bookmarkStart w:id="2" w:name="_Toc240483534"/>
+      <w:bookmarkStart w:id="2" w:name="_Toc240485055"/>
       <w:r>
         <w:rPr>
           <w:lang w:val="es-CL"/>
         </w:rPr>
+        <w:lastRenderedPageBreak/>
         <w:t>II. Definición de la problemática y objetivos del proyecto</w:t>
       </w:r>
       <w:bookmarkEnd w:id="2"/>
@@ -2939,7 +2984,7 @@
           <w:lang w:val="es-CL"/>
         </w:rPr>
       </w:pPr>
-      <w:bookmarkStart w:id="3" w:name="_Toc240483535"/>
+      <w:bookmarkStart w:id="3" w:name="_Toc240485056"/>
       <w:r>
         <w:rPr>
           <w:b w:val="0"/>
@@ -3023,7 +3068,7 @@
           <w:lang w:val="es-CL"/>
         </w:rPr>
       </w:pPr>
-      <w:bookmarkStart w:id="4" w:name="_Toc240483536"/>
+      <w:bookmarkStart w:id="4" w:name="_Toc240485057"/>
       <w:r>
         <w:rPr>
           <w:lang w:val="es-CL"/>
@@ -3112,7 +3157,6 @@
         <w:rPr>
           <w:lang w:val="es-CL"/>
         </w:rPr>
-        <w:lastRenderedPageBreak/>
         <w:t>3. Construir distribuciones, cruces de contingencia y visualizaciones efectivas que revelen la brecha de éxito entre micro, pequeñas, medianas y grandes empresas (F3).</w:t>
       </w:r>
     </w:p>
@@ -3145,7 +3189,7 @@
           <w:lang w:val="es-CL"/>
         </w:rPr>
       </w:pPr>
-      <w:bookmarkStart w:id="5" w:name="_Toc240483537"/>
+      <w:bookmarkStart w:id="5" w:name="_Toc240485058"/>
       <w:r>
         <w:rPr>
           <w:lang w:val="es-CL"/>
@@ -3239,6 +3283,7 @@
         <w:rPr>
           <w:lang w:val="es-CL"/>
         </w:rPr>
+        <w:lastRenderedPageBreak/>
         <w:t>Proporción de ofertas ganadoras: se calcula como el número de ofertas ganadoras dividido por el total de ofertas con resultado válido en procesos adjudicados. El denominador se informa en cada comparación.</w:t>
       </w:r>
     </w:p>
@@ -3253,7 +3298,7 @@
           <w:lang w:val="es-CL"/>
         </w:rPr>
       </w:pPr>
-      <w:bookmarkStart w:id="6" w:name="_Toc240483538"/>
+      <w:bookmarkStart w:id="6" w:name="_Toc240485059"/>
       <w:r>
         <w:rPr>
           <w:lang w:val="es-CL"/>
@@ -3783,12 +3828,11 @@
           <w:lang w:val="es-CL"/>
         </w:rPr>
       </w:pPr>
-      <w:bookmarkStart w:id="7" w:name="_Toc240483539"/>
+      <w:bookmarkStart w:id="7" w:name="_Toc240485060"/>
       <w:r>
         <w:rPr>
           <w:lang w:val="es-CL"/>
         </w:rPr>
-        <w:lastRenderedPageBreak/>
         <w:t>Arquitectura modular y estructura del repositorio</w:t>
       </w:r>
       <w:bookmarkEnd w:id="7"/>
@@ -3910,11 +3954,12 @@
           <w:lang w:val="es-CL"/>
         </w:rPr>
       </w:pPr>
-      <w:bookmarkStart w:id="8" w:name="_Toc240483540"/>
+      <w:bookmarkStart w:id="8" w:name="_Toc240485061"/>
       <w:r>
         <w:rPr>
           <w:lang w:val="es-CL"/>
         </w:rPr>
+        <w:lastRenderedPageBreak/>
         <w:t>Gestión colaborativa y control de versiones</w:t>
       </w:r>
       <w:bookmarkEnd w:id="8"/>
@@ -4492,7 +4537,6 @@
                 <w:bCs w:val="0"/>
                 <w:color w:val="auto"/>
               </w:rPr>
-              <w:lastRenderedPageBreak/>
               <w:t>eeed767</w:t>
             </w:r>
           </w:p>
@@ -5238,11 +5282,12 @@
           <w:lang w:val="es-CL"/>
         </w:rPr>
       </w:pPr>
-      <w:bookmarkStart w:id="9" w:name="_Toc240483541"/>
+      <w:bookmarkStart w:id="9" w:name="_Toc240485062"/>
       <w:r>
         <w:rPr>
           <w:lang w:val="es-CL"/>
         </w:rPr>
+        <w:lastRenderedPageBreak/>
         <w:t>IV. Diseño de soluciones algorítmicas, preprocesamiento y validación (F2)</w:t>
       </w:r>
       <w:bookmarkEnd w:id="9"/>
@@ -5274,7 +5319,7 @@
           <w:lang w:val="es-CL"/>
         </w:rPr>
       </w:pPr>
-      <w:bookmarkStart w:id="10" w:name="_Toc240483542"/>
+      <w:bookmarkStart w:id="10" w:name="_Toc240485063"/>
       <w:r>
         <w:rPr>
           <w:lang w:val="es-CL"/>
@@ -5332,7 +5377,6 @@
         <w:rPr>
           <w:lang w:val="es-CL"/>
         </w:rPr>
-        <w:lastRenderedPageBreak/>
         <w:t>limpiar_datos_f2(df, excluir_vacias=True, normalizar_texto=True): Ejecuta las transformaciones de limpieza sobre una copia profunda del DataFrame, asegurando la inmutabilidad de la entrada.</w:t>
       </w:r>
     </w:p>
@@ -5399,7 +5443,7 @@
           <w:lang w:val="es-CL"/>
         </w:rPr>
       </w:pPr>
-      <w:bookmarkStart w:id="11" w:name="_Toc240483543"/>
+      <w:bookmarkStart w:id="11" w:name="_Toc240485064"/>
       <w:r>
         <w:rPr>
           <w:lang w:val="es-CL"/>
@@ -6342,7 +6386,7 @@
           <w:lang w:val="es-CL"/>
         </w:rPr>
       </w:pPr>
-      <w:bookmarkStart w:id="12" w:name="_Toc240483544"/>
+      <w:bookmarkStart w:id="12" w:name="_Toc240485065"/>
       <w:r>
         <w:rPr>
           <w:lang w:val="es-CL"/>
@@ -6576,7 +6620,6 @@
               <w:spacing w:before="40" w:after="40"/>
             </w:pPr>
             <w:r>
-              <w:lastRenderedPageBreak/>
               <w:t>Caso límite</w:t>
             </w:r>
           </w:p>
@@ -6755,6 +6798,7 @@
               <w:rPr>
                 <w:color w:val="auto"/>
               </w:rPr>
+              <w:lastRenderedPageBreak/>
               <w:t>Caso Excepción 2</w:t>
             </w:r>
           </w:p>
@@ -6835,7 +6879,7 @@
           <w:lang w:val="es-CL"/>
         </w:rPr>
       </w:pPr>
-      <w:bookmarkStart w:id="13" w:name="_Toc240483545"/>
+      <w:bookmarkStart w:id="13" w:name="_Toc240485066"/>
       <w:r>
         <w:rPr>
           <w:lang w:val="es-CL"/>
@@ -6868,7 +6912,7 @@
           <w:lang w:val="es-CL"/>
         </w:rPr>
       </w:pPr>
-      <w:bookmarkStart w:id="14" w:name="_Toc240483546"/>
+      <w:bookmarkStart w:id="14" w:name="_Toc240485067"/>
       <w:r>
         <w:rPr>
           <w:lang w:val="es-CL"/>
@@ -7707,12 +7751,11 @@
           <w:lang w:val="es-CL"/>
         </w:rPr>
       </w:pPr>
-      <w:bookmarkStart w:id="15" w:name="_Toc240483547"/>
+      <w:bookmarkStart w:id="15" w:name="_Toc240485068"/>
       <w:r>
         <w:rPr>
           <w:lang w:val="es-CL"/>
         </w:rPr>
-        <w:lastRenderedPageBreak/>
         <w:t>Distribución por tipo de licitación y plazos administrativos</w:t>
       </w:r>
       <w:bookmarkEnd w:id="15"/>
@@ -7739,8 +7782,9 @@
           <w:color w:val="auto"/>
         </w:rPr>
       </w:pPr>
-      <w:bookmarkStart w:id="16" w:name="_Toc240483548"/>
-      <w:r>
+      <w:bookmarkStart w:id="16" w:name="_Toc240485069"/>
+      <w:r>
+        <w:lastRenderedPageBreak/>
         <w:t>VI. Evidencias de ejecución de las Fases 1 y 2</w:t>
       </w:r>
       <w:bookmarkEnd w:id="16"/>
@@ -7754,7 +7798,7 @@
           <w:color w:val="auto"/>
         </w:rPr>
       </w:pPr>
-      <w:bookmarkStart w:id="17" w:name="_Toc240483549"/>
+      <w:bookmarkStart w:id="17" w:name="_Toc240485070"/>
       <w:r>
         <w:t>Evidencia del Notebook F1_Definición.ipynb</w:t>
       </w:r>
@@ -7823,7 +7867,6 @@
         <w:rPr>
           <w:noProof/>
         </w:rPr>
-        <w:lastRenderedPageBreak/>
         <w:drawing>
           <wp:inline distT="0" distB="0" distL="0" distR="0" wp14:anchorId="0E89A5DC" wp14:editId="3993AAFD">
             <wp:extent cx="6309360" cy="2588895"/>
@@ -7869,6 +7912,7 @@
         <w:rPr>
           <w:noProof/>
         </w:rPr>
+        <w:lastRenderedPageBreak/>
         <w:drawing>
           <wp:inline distT="0" distB="0" distL="0" distR="0" wp14:anchorId="18A27287" wp14:editId="6D77F462">
             <wp:extent cx="6309360" cy="2339340"/>
@@ -7915,7 +7959,7 @@
           <w:color w:val="auto"/>
         </w:rPr>
       </w:pPr>
-      <w:bookmarkStart w:id="18" w:name="_Toc240483550"/>
+      <w:bookmarkStart w:id="18" w:name="_Toc240485071"/>
       <w:r>
         <w:t>Evidencia del Notebook F2_Preprocesamiento.ipynb</w:t>
       </w:r>
@@ -7938,7 +7982,6 @@
         <w:rPr>
           <w:noProof/>
         </w:rPr>
-        <w:lastRenderedPageBreak/>
         <w:drawing>
           <wp:inline distT="0" distB="0" distL="0" distR="0" wp14:anchorId="4A0CC96F" wp14:editId="466DBFEC">
             <wp:extent cx="6309360" cy="2024380"/>
@@ -7984,6 +8027,7 @@
         <w:rPr>
           <w:noProof/>
         </w:rPr>
+        <w:lastRenderedPageBreak/>
         <w:drawing>
           <wp:inline distT="0" distB="0" distL="0" distR="0" wp14:anchorId="15F6FF1B" wp14:editId="1B1ADAD9">
             <wp:extent cx="6309360" cy="2760980"/>
@@ -8074,7 +8118,6 @@
         <w:rPr>
           <w:noProof/>
         </w:rPr>
-        <w:lastRenderedPageBreak/>
         <w:drawing>
           <wp:inline distT="0" distB="0" distL="0" distR="0" wp14:anchorId="1CAB12DD" wp14:editId="690A3979">
             <wp:extent cx="6309360" cy="2755265"/>
@@ -8120,6 +8163,7 @@
         <w:rPr>
           <w:noProof/>
         </w:rPr>
+        <w:lastRenderedPageBreak/>
         <w:drawing>
           <wp:inline distT="0" distB="0" distL="0" distR="0" wp14:anchorId="679D6332" wp14:editId="6B36F531">
             <wp:extent cx="6309360" cy="2324100"/>
@@ -8260,7 +8304,7 @@
           <w:lang w:val="es-CL"/>
         </w:rPr>
       </w:pPr>
-      <w:bookmarkStart w:id="19" w:name="_Toc240483551"/>
+      <w:bookmarkStart w:id="19" w:name="_Toc240485072"/>
       <w:r>
         <w:rPr>
           <w:lang w:val="es-CL"/>
@@ -8464,9 +8508,9 @@
         <w:tblLook w:val="04A0" w:firstRow="1" w:lastRow="0" w:firstColumn="1" w:lastColumn="0" w:noHBand="0" w:noVBand="1"/>
       </w:tblPr>
       <w:tblGrid>
-        <w:gridCol w:w="2569"/>
-        <w:gridCol w:w="3991"/>
-        <w:gridCol w:w="3366"/>
+        <w:gridCol w:w="2501"/>
+        <w:gridCol w:w="4160"/>
+        <w:gridCol w:w="3265"/>
       </w:tblGrid>
       <w:tr>
         <w:trPr>
@@ -9145,7 +9189,7 @@
           <w:lang w:val="es-CL"/>
         </w:rPr>
       </w:pPr>
-      <w:bookmarkStart w:id="20" w:name="_Toc240483552"/>
+      <w:bookmarkStart w:id="20" w:name="_Toc240485073"/>
       <w:r>
         <w:rPr>
           <w:lang w:val="es-CL"/>
@@ -9462,7 +9506,7 @@
           <w:lang w:val="es-CL"/>
         </w:rPr>
       </w:pPr>
-      <w:bookmarkStart w:id="21" w:name="_Toc240483553"/>
+      <w:bookmarkStart w:id="21" w:name="_Toc240485074"/>
       <w:r>
         <w:rPr>
           <w:lang w:val="es-CL"/>
@@ -10723,8 +10767,8 @@
         <w:color w:val="231F20"/>
         <w:spacing w:val="0"/>
         <w:w w:val="100"/>
-        <w:sz w:val="24"/>
-        <w:szCs w:val="24"/>
+        <w:sz w:val="22"/>
+        <w:szCs w:val="22"/>
         <w:lang w:val="es-ES" w:eastAsia="en-US" w:bidi="ar-SA"/>
       </w:rPr>
     </w:lvl>
@@ -10745,8 +10789,8 @@
         <w:color w:val="231F20"/>
         <w:spacing w:val="0"/>
         <w:w w:val="96"/>
-        <w:sz w:val="24"/>
-        <w:szCs w:val="24"/>
+        <w:sz w:val="22"/>
+        <w:szCs w:val="22"/>
         <w:lang w:val="es-ES" w:eastAsia="en-US" w:bidi="ar-SA"/>
       </w:rPr>
     </w:lvl>
@@ -10781,8 +10825,8 @@
         <w:color w:val="231F20"/>
         <w:spacing w:val="0"/>
         <w:w w:val="100"/>
-        <w:sz w:val="24"/>
-        <w:szCs w:val="24"/>
+        <w:sz w:val="22"/>
+        <w:szCs w:val="22"/>
         <w:lang w:val="es-ES" w:eastAsia="en-US" w:bidi="ar-SA"/>
       </w:rPr>
     </w:lvl>
@@ -10863,7 +10907,7 @@
         <w:rFonts w:ascii="Arial" w:eastAsia="Arial" w:hAnsi="Arial" w:cs="Arial" w:hint="default"/>
         <w:b/>
         <w:bCs/>
-        <w:sz w:val="24"/>
+        <w:sz w:val="22"/>
       </w:rPr>
     </w:lvl>
     <w:lvl w:ilvl="1" w:tplc="340A0019" w:tentative="1">
@@ -10960,8 +11004,8 @@
         <w:color w:val="231F20"/>
         <w:spacing w:val="0"/>
         <w:w w:val="100"/>
-        <w:sz w:val="24"/>
-        <w:szCs w:val="24"/>
+        <w:sz w:val="22"/>
+        <w:szCs w:val="22"/>
         <w:lang w:val="es-ES" w:eastAsia="en-US" w:bidi="ar-SA"/>
       </w:rPr>
     </w:lvl>
@@ -11568,8 +11612,8 @@
     <w:rPrDefault>
       <w:rPr>
         <w:rFonts w:ascii="Arial" w:eastAsia="Arial" w:hAnsi="Arial" w:cs="Arial"/>
-        <w:sz w:val="24"/>
-        <w:szCs w:val="24"/>
+        <w:sz w:val="22"/>
+        <w:szCs w:val="22"/>
         <w:lang w:val="en-US" w:eastAsia="en-US" w:bidi="ar-SA"/>
       </w:rPr>
     </w:rPrDefault>
@@ -12098,8 +12142,8 @@
     <w:rsid w:val="00E02CCA"/>
     <w:rPr>
       <w:rFonts w:ascii="Arial" w:eastAsia="Arial" w:hAnsi="Arial" w:cs="Arial"/>
-      <w:sz w:val="24"/>
-      <w:szCs w:val="24"/>
+      <w:sz w:val="22"/>
+      <w:szCs w:val="22"/>
     </w:rPr>
   </w:style>
   <w:style w:type="character" w:customStyle="1" w:styleId="eop">
@@ -12108,8 +12152,8 @@
     <w:rsid w:val="00464217"/>
     <w:rPr>
       <w:rFonts w:ascii="Arial" w:eastAsia="Arial" w:hAnsi="Arial" w:cs="Arial"/>
-      <w:sz w:val="24"/>
-      <w:szCs w:val="24"/>
+      <w:sz w:val="22"/>
+      <w:szCs w:val="22"/>
     </w:rPr>
   </w:style>
   <w:style w:type="character" w:customStyle="1" w:styleId="PrrafodelistaCar">
@@ -12120,8 +12164,8 @@
     <w:rsid w:val="005F5AD8"/>
     <w:rPr>
       <w:rFonts w:ascii="Arial" w:eastAsia="Arial" w:hAnsi="Arial" w:cs="Arial"/>
-      <w:sz w:val="24"/>
-      <w:szCs w:val="24"/>
+      <w:sz w:val="22"/>
+      <w:szCs w:val="22"/>
       <w:lang w:val="es-ES"/>
     </w:rPr>
   </w:style>
@@ -12157,8 +12201,8 @@
     <w:semiHidden/>
     <w:rPr>
       <w:rFonts w:ascii="Arial" w:eastAsia="Arial" w:hAnsi="Arial" w:cs="Arial"/>
-      <w:sz w:val="24"/>
-      <w:szCs w:val="24"/>
+      <w:sz w:val="22"/>
+      <w:szCs w:val="22"/>
       <w:lang w:val="es-ES"/>
     </w:rPr>
   </w:style>
@@ -12170,8 +12214,8 @@
     <w:unhideWhenUsed/>
     <w:rPr>
       <w:rFonts w:ascii="Arial" w:eastAsia="Arial" w:hAnsi="Arial" w:cs="Arial"/>
-      <w:sz w:val="24"/>
-      <w:szCs w:val="24"/>
+      <w:sz w:val="22"/>
+      <w:szCs w:val="22"/>
     </w:rPr>
   </w:style>
   <w:style w:type="paragraph" w:customStyle="1" w:styleId="Ttulo11">
@@ -12250,8 +12294,8 @@
     <w:rPr>
       <w:rFonts w:ascii="Arial" w:eastAsia="Arial" w:hAnsi="Arial" w:cs="Arial"/>
       <w:color w:val="0000FF" w:themeColor="hyperlink"/>
-      <w:sz w:val="24"/>
-      <w:szCs w:val="24"/>
+      <w:sz w:val="22"/>
+      <w:szCs w:val="22"/>
       <w:u w:val="single"/>
     </w:rPr>
   </w:style>
@@ -12264,8 +12308,8 @@
     <w:rPr>
       <w:rFonts w:ascii="Arial" w:eastAsia="Arial" w:hAnsi="Arial" w:cs="Arial"/>
       <w:color w:val="000000"/>
-      <w:sz w:val="24"/>
-      <w:szCs w:val="24"/>
+      <w:sz w:val="22"/>
+      <w:szCs w:val="22"/>
       <w:lang w:val="es-ES"/>
     </w:rPr>
   </w:style>
@@ -12279,8 +12323,8 @@
     <w:rPr>
       <w:rFonts w:ascii="Arial" w:eastAsia="Arial" w:hAnsi="Arial" w:cs="Arial"/>
       <w:color w:val="000000"/>
-      <w:sz w:val="24"/>
-      <w:szCs w:val="24"/>
+      <w:sz w:val="22"/>
+      <w:szCs w:val="22"/>
       <w:lang w:val="es-ES"/>
     </w:rPr>
   </w:style>
@@ -12681,6 +12725,10 @@
 </file>
 
 <file path=customXml/item1.xml><?xml version="1.0" encoding="utf-8"?>
+<b:Sources xmlns:b="http://schemas.openxmlformats.org/officeDocument/2006/bibliography" xmlns="http://schemas.openxmlformats.org/officeDocument/2006/bibliography" SelectedStyle="\APASixthEditionOfficeOnline.xsl" StyleName="APA" Version="6"/>
+</file>
+
+<file path=customXml/item2.xml><?xml version="1.0" encoding="utf-8"?>
 <p:properties xmlns:p="http://schemas.microsoft.com/office/2006/metadata/properties" xmlns:xsi="http://www.w3.org/2001/XMLSchema-instance" xmlns:pc="http://schemas.microsoft.com/office/infopath/2007/PartnerControls">
   <documentManagement>
     <_ApprovalAssignedTo xmlns="0a2fff00-f002-44e7-b50c-b90cb65110b9">
@@ -12709,20 +12757,7 @@
 </p:properties>
 </file>
 
-<file path=customXml/item2.xml><?xml version="1.0" encoding="utf-8"?>
-<b:Sources xmlns:b="http://schemas.openxmlformats.org/officeDocument/2006/bibliography" xmlns="http://schemas.openxmlformats.org/officeDocument/2006/bibliography" SelectedStyle="\APASixthEditionOfficeOnline.xsl" StyleName="APA" Version="6"/>
-</file>
-
 <file path=customXml/item3.xml><?xml version="1.0" encoding="utf-8"?>
-<?mso-contentType ?>
-<FormTemplates xmlns="http://schemas.microsoft.com/sharepoint/v3/contenttype/forms">
-  <Display>DocumentLibraryForm</Display>
-  <Edit>DocumentLibraryForm</Edit>
-  <New>DocumentLibraryForm</New>
-</FormTemplates>
-</file>
-
-<file path=customXml/item4.xml><?xml version="1.0" encoding="utf-8"?>
 <ct:contentTypeSchema xmlns:ct="http://schemas.microsoft.com/office/2006/metadata/contentType" xmlns:ma="http://schemas.microsoft.com/office/2006/metadata/properties/metaAttributes" ct:_="" ma:_="" ma:contentTypeName="Documento" ma:contentTypeID="0x010100E4D0EA28D091FE4192BEFA8519B37564" ma:contentTypeVersion="7" ma:contentTypeDescription="Crear nuevo documento." ma:contentTypeScope="" ma:versionID="8260c90b1ed25191c73397d710d0b300">
   <xsd:schema xmlns:xsd="http://www.w3.org/2001/XMLSchema" xmlns:xs="http://www.w3.org/2001/XMLSchema" xmlns:p="http://schemas.microsoft.com/office/2006/metadata/properties" xmlns:ns2="0a2fff00-f002-44e7-b50c-b90cb65110b9" targetNamespace="http://schemas.microsoft.com/office/2006/metadata/properties" ma:root="true" ma:fieldsID="0fcc4b40ac5a1efab0a1fc825461417d" ns2:_="">
     <xsd:import namespace="0a2fff00-f002-44e7-b50c-b90cb65110b9"/>
@@ -12926,7 +12961,24 @@
 </ct:contentTypeSchema>
 </file>
 
+<file path=customXml/item4.xml><?xml version="1.0" encoding="utf-8"?>
+<?mso-contentType ?>
+<FormTemplates xmlns="http://schemas.microsoft.com/sharepoint/v3/contenttype/forms">
+  <Display>DocumentLibraryForm</Display>
+  <Edit>DocumentLibraryForm</Edit>
+  <New>DocumentLibraryForm</New>
+</FormTemplates>
+</file>
+
 <file path=customXml/itemProps1.xml><?xml version="1.0" encoding="utf-8"?>
+<ds:datastoreItem xmlns:ds="http://schemas.openxmlformats.org/officeDocument/2006/customXml" ds:itemID="{FACB83BB-458E-4CCB-91D7-35CFBA93934D}">
+  <ds:schemaRefs>
+    <ds:schemaRef ds:uri="http://schemas.openxmlformats.org/officeDocument/2006/bibliography"/>
+  </ds:schemaRefs>
+</ds:datastoreItem>
+</file>
+
+<file path=customXml/itemProps2.xml><?xml version="1.0" encoding="utf-8"?>
 <ds:datastoreItem xmlns:ds="http://schemas.openxmlformats.org/officeDocument/2006/customXml" ds:itemID="{662F60C8-4BC5-4139-BE63-6954D22D77BD}">
   <ds:schemaRefs>
     <ds:schemaRef ds:uri="http://schemas.microsoft.com/office/2006/metadata/properties"/>
@@ -12936,23 +12988,7 @@
 </ds:datastoreItem>
 </file>
 
-<file path=customXml/itemProps2.xml><?xml version="1.0" encoding="utf-8"?>
-<ds:datastoreItem xmlns:ds="http://schemas.openxmlformats.org/officeDocument/2006/customXml" ds:itemID="{FACB83BB-458E-4CCB-91D7-35CFBA93934D}">
-  <ds:schemaRefs>
-    <ds:schemaRef ds:uri="http://schemas.openxmlformats.org/officeDocument/2006/bibliography"/>
-  </ds:schemaRefs>
-</ds:datastoreItem>
-</file>
-
 <file path=customXml/itemProps3.xml><?xml version="1.0" encoding="utf-8"?>
-<ds:datastoreItem xmlns:ds="http://schemas.openxmlformats.org/officeDocument/2006/customXml" ds:itemID="{084C26D9-49C9-4ADB-A387-DA6079798921}">
-  <ds:schemaRefs>
-    <ds:schemaRef ds:uri="http://schemas.microsoft.com/sharepoint/v3/contenttype/forms"/>
-  </ds:schemaRefs>
-</ds:datastoreItem>
-</file>
-
-<file path=customXml/itemProps4.xml><?xml version="1.0" encoding="utf-8"?>
 <ds:datastoreItem xmlns:ds="http://schemas.openxmlformats.org/officeDocument/2006/customXml" ds:itemID="{CE4EBACF-5594-46F9-A2CF-C5555F399E1E}">
   <ds:schemaRefs>
     <ds:schemaRef ds:uri="http://schemas.microsoft.com/office/2006/metadata/contentType"/>
@@ -12968,4 +13004,12 @@
     <ds:schemaRef ds:uri="http://schemas.microsoft.com/internal/obd"/>
   </ds:schemaRefs>
 </ds:datastoreItem>
+</file>
+
+<file path=customXml/itemProps4.xml><?xml version="1.0" encoding="utf-8"?>
+<ds:datastoreItem xmlns:ds="http://schemas.openxmlformats.org/officeDocument/2006/customXml" ds:itemID="{084C26D9-49C9-4ADB-A387-DA6079798921}">
+  <ds:schemaRefs>
+    <ds:schemaRef ds:uri="http://schemas.microsoft.com/sharepoint/v3/contenttype/forms"/>
+  </ds:schemaRefs>
+</ds:datastoreItem>
 </file>